--- a/manuscript/manuscript.docx
+++ b/manuscript/manuscript.docx
@@ -150,1897 +150,7 @@
     </w:sdt>
     <w:p>
       <w:pPr>
-        <w:pStyle w:val="SourceCode"/>
-      </w:pPr>
-      <w:r>
-        <w:br/>
-      </w:r>
-      <w:r>
-        <w:rPr>
-          <w:rStyle w:val="VerbatimChar"/>
-        </w:rPr>
-        <w:t xml:space="preserve">SAMPLING FOR MODEL 'anon_model' NOW (CHAIN 1).</w:t>
-      </w:r>
-      <w:r>
-        <w:br/>
-      </w:r>
-      <w:r>
-        <w:rPr>
-          <w:rStyle w:val="VerbatimChar"/>
-        </w:rPr>
-        <w:t xml:space="preserve">Chain 1: </w:t>
-      </w:r>
-      <w:r>
-        <w:br/>
-      </w:r>
-      <w:r>
-        <w:rPr>
-          <w:rStyle w:val="VerbatimChar"/>
-        </w:rPr>
-        <w:t xml:space="preserve">Chain 1: Gradient evaluation took 3.8e-05 seconds</w:t>
-      </w:r>
-      <w:r>
-        <w:br/>
-      </w:r>
-      <w:r>
-        <w:rPr>
-          <w:rStyle w:val="VerbatimChar"/>
-        </w:rPr>
-        <w:t xml:space="preserve">Chain 1: 1000 transitions using 10 leapfrog steps per transition would take 0.38 seconds.</w:t>
-      </w:r>
-      <w:r>
-        <w:br/>
-      </w:r>
-      <w:r>
-        <w:rPr>
-          <w:rStyle w:val="VerbatimChar"/>
-        </w:rPr>
-        <w:t xml:space="preserve">Chain 1: Adjust your expectations accordingly!</w:t>
-      </w:r>
-      <w:r>
-        <w:br/>
-      </w:r>
-      <w:r>
-        <w:rPr>
-          <w:rStyle w:val="VerbatimChar"/>
-        </w:rPr>
-        <w:t xml:space="preserve">Chain 1: </w:t>
-      </w:r>
-      <w:r>
-        <w:br/>
-      </w:r>
-      <w:r>
-        <w:rPr>
-          <w:rStyle w:val="VerbatimChar"/>
-        </w:rPr>
-        <w:t xml:space="preserve">Chain 1: </w:t>
-      </w:r>
-      <w:r>
-        <w:br/>
-      </w:r>
-      <w:r>
-        <w:rPr>
-          <w:rStyle w:val="VerbatimChar"/>
-        </w:rPr>
-        <w:t xml:space="preserve">Chain 1: Iteration:    1 / 4000 [  0%]  (Warmup)</w:t>
-      </w:r>
-      <w:r>
-        <w:br/>
-      </w:r>
-      <w:r>
-        <w:rPr>
-          <w:rStyle w:val="VerbatimChar"/>
-        </w:rPr>
-        <w:t xml:space="preserve">Chain 1: Iteration:  400 / 4000 [ 10%]  (Warmup)</w:t>
-      </w:r>
-      <w:r>
-        <w:br/>
-      </w:r>
-      <w:r>
-        <w:rPr>
-          <w:rStyle w:val="VerbatimChar"/>
-        </w:rPr>
-        <w:t xml:space="preserve">Chain 1: Iteration:  800 / 4000 [ 20%]  (Warmup)</w:t>
-      </w:r>
-      <w:r>
-        <w:br/>
-      </w:r>
-      <w:r>
-        <w:rPr>
-          <w:rStyle w:val="VerbatimChar"/>
-        </w:rPr>
-        <w:t xml:space="preserve">Chain 1: Iteration: 1200 / 4000 [ 30%]  (Warmup)</w:t>
-      </w:r>
-      <w:r>
-        <w:br/>
-      </w:r>
-      <w:r>
-        <w:rPr>
-          <w:rStyle w:val="VerbatimChar"/>
-        </w:rPr>
-        <w:t xml:space="preserve">Chain 1: Iteration: 1600 / 4000 [ 40%]  (Warmup)</w:t>
-      </w:r>
-      <w:r>
-        <w:br/>
-      </w:r>
-      <w:r>
-        <w:rPr>
-          <w:rStyle w:val="VerbatimChar"/>
-        </w:rPr>
-        <w:t xml:space="preserve">Chain 1: Iteration: 2000 / 4000 [ 50%]  (Warmup)</w:t>
-      </w:r>
-      <w:r>
-        <w:br/>
-      </w:r>
-      <w:r>
-        <w:rPr>
-          <w:rStyle w:val="VerbatimChar"/>
-        </w:rPr>
-        <w:t xml:space="preserve">Chain 1: Iteration: 2001 / 4000 [ 50%]  (Sampling)</w:t>
-      </w:r>
-      <w:r>
-        <w:br/>
-      </w:r>
-      <w:r>
-        <w:rPr>
-          <w:rStyle w:val="VerbatimChar"/>
-        </w:rPr>
-        <w:t xml:space="preserve">Chain 1: Iteration: 2400 / 4000 [ 60%]  (Sampling)</w:t>
-      </w:r>
-      <w:r>
-        <w:br/>
-      </w:r>
-      <w:r>
-        <w:rPr>
-          <w:rStyle w:val="VerbatimChar"/>
-        </w:rPr>
-        <w:t xml:space="preserve">Chain 1: Iteration: 2800 / 4000 [ 70%]  (Sampling)</w:t>
-      </w:r>
-      <w:r>
-        <w:br/>
-      </w:r>
-      <w:r>
-        <w:rPr>
-          <w:rStyle w:val="VerbatimChar"/>
-        </w:rPr>
-        <w:t xml:space="preserve">Chain 1: Iteration: 3200 / 4000 [ 80%]  (Sampling)</w:t>
-      </w:r>
-      <w:r>
-        <w:br/>
-      </w:r>
-      <w:r>
-        <w:rPr>
-          <w:rStyle w:val="VerbatimChar"/>
-        </w:rPr>
-        <w:t xml:space="preserve">Chain 1: Iteration: 3600 / 4000 [ 90%]  (Sampling)</w:t>
-      </w:r>
-      <w:r>
-        <w:br/>
-      </w:r>
-      <w:r>
-        <w:rPr>
-          <w:rStyle w:val="VerbatimChar"/>
-        </w:rPr>
-        <w:t xml:space="preserve">Chain 1: Iteration: 4000 / 4000 [100%]  (Sampling)</w:t>
-      </w:r>
-      <w:r>
-        <w:br/>
-      </w:r>
-      <w:r>
-        <w:rPr>
-          <w:rStyle w:val="VerbatimChar"/>
-        </w:rPr>
-        <w:t xml:space="preserve">Chain 1: </w:t>
-      </w:r>
-      <w:r>
-        <w:br/>
-      </w:r>
-      <w:r>
-        <w:rPr>
-          <w:rStyle w:val="VerbatimChar"/>
-        </w:rPr>
-        <w:t xml:space="preserve">Chain 1:  Elapsed Time: 0.341 seconds (Warm-up)</w:t>
-      </w:r>
-      <w:r>
-        <w:br/>
-      </w:r>
-      <w:r>
-        <w:rPr>
-          <w:rStyle w:val="VerbatimChar"/>
-        </w:rPr>
-        <w:t xml:space="preserve">Chain 1:                0.365 seconds (Sampling)</w:t>
-      </w:r>
-      <w:r>
-        <w:br/>
-      </w:r>
-      <w:r>
-        <w:rPr>
-          <w:rStyle w:val="VerbatimChar"/>
-        </w:rPr>
-        <w:t xml:space="preserve">Chain 1:                0.706 seconds (Total)</w:t>
-      </w:r>
-      <w:r>
-        <w:br/>
-      </w:r>
-      <w:r>
-        <w:rPr>
-          <w:rStyle w:val="VerbatimChar"/>
-        </w:rPr>
-        <w:t xml:space="preserve">Chain 1: </w:t>
-      </w:r>
-      <w:r>
-        <w:br/>
-      </w:r>
-      <w:r>
-        <w:br/>
-      </w:r>
-      <w:r>
-        <w:rPr>
-          <w:rStyle w:val="VerbatimChar"/>
-        </w:rPr>
-        <w:t xml:space="preserve">SAMPLING FOR MODEL 'anon_model' NOW (CHAIN 2).</w:t>
-      </w:r>
-      <w:r>
-        <w:br/>
-      </w:r>
-      <w:r>
-        <w:rPr>
-          <w:rStyle w:val="VerbatimChar"/>
-        </w:rPr>
-        <w:t xml:space="preserve">Chain 2: </w:t>
-      </w:r>
-      <w:r>
-        <w:br/>
-      </w:r>
-      <w:r>
-        <w:rPr>
-          <w:rStyle w:val="VerbatimChar"/>
-        </w:rPr>
-        <w:t xml:space="preserve">Chain 2: Gradient evaluation took 3e-06 seconds</w:t>
-      </w:r>
-      <w:r>
-        <w:br/>
-      </w:r>
-      <w:r>
-        <w:rPr>
-          <w:rStyle w:val="VerbatimChar"/>
-        </w:rPr>
-        <w:t xml:space="preserve">Chain 2: 1000 transitions using 10 leapfrog steps per transition would take 0.03 seconds.</w:t>
-      </w:r>
-      <w:r>
-        <w:br/>
-      </w:r>
-      <w:r>
-        <w:rPr>
-          <w:rStyle w:val="VerbatimChar"/>
-        </w:rPr>
-        <w:t xml:space="preserve">Chain 2: Adjust your expectations accordingly!</w:t>
-      </w:r>
-      <w:r>
-        <w:br/>
-      </w:r>
-      <w:r>
-        <w:rPr>
-          <w:rStyle w:val="VerbatimChar"/>
-        </w:rPr>
-        <w:t xml:space="preserve">Chain 2: </w:t>
-      </w:r>
-      <w:r>
-        <w:br/>
-      </w:r>
-      <w:r>
-        <w:rPr>
-          <w:rStyle w:val="VerbatimChar"/>
-        </w:rPr>
-        <w:t xml:space="preserve">Chain 2: </w:t>
-      </w:r>
-      <w:r>
-        <w:br/>
-      </w:r>
-      <w:r>
-        <w:rPr>
-          <w:rStyle w:val="VerbatimChar"/>
-        </w:rPr>
-        <w:t xml:space="preserve">Chain 2: Iteration:    1 / 4000 [  0%]  (Warmup)</w:t>
-      </w:r>
-      <w:r>
-        <w:br/>
-      </w:r>
-      <w:r>
-        <w:rPr>
-          <w:rStyle w:val="VerbatimChar"/>
-        </w:rPr>
-        <w:t xml:space="preserve">Chain 2: Iteration:  400 / 4000 [ 10%]  (Warmup)</w:t>
-      </w:r>
-      <w:r>
-        <w:br/>
-      </w:r>
-      <w:r>
-        <w:rPr>
-          <w:rStyle w:val="VerbatimChar"/>
-        </w:rPr>
-        <w:t xml:space="preserve">Chain 2: Iteration:  800 / 4000 [ 20%]  (Warmup)</w:t>
-      </w:r>
-      <w:r>
-        <w:br/>
-      </w:r>
-      <w:r>
-        <w:rPr>
-          <w:rStyle w:val="VerbatimChar"/>
-        </w:rPr>
-        <w:t xml:space="preserve">Chain 2: Iteration: 1200 / 4000 [ 30%]  (Warmup)</w:t>
-      </w:r>
-      <w:r>
-        <w:br/>
-      </w:r>
-      <w:r>
-        <w:rPr>
-          <w:rStyle w:val="VerbatimChar"/>
-        </w:rPr>
-        <w:t xml:space="preserve">Chain 2: Iteration: 1600 / 4000 [ 40%]  (Warmup)</w:t>
-      </w:r>
-      <w:r>
-        <w:br/>
-      </w:r>
-      <w:r>
-        <w:rPr>
-          <w:rStyle w:val="VerbatimChar"/>
-        </w:rPr>
-        <w:t xml:space="preserve">Chain 2: Iteration: 2000 / 4000 [ 50%]  (Warmup)</w:t>
-      </w:r>
-      <w:r>
-        <w:br/>
-      </w:r>
-      <w:r>
-        <w:rPr>
-          <w:rStyle w:val="VerbatimChar"/>
-        </w:rPr>
-        <w:t xml:space="preserve">Chain 2: Iteration: 2001 / 4000 [ 50%]  (Sampling)</w:t>
-      </w:r>
-      <w:r>
-        <w:br/>
-      </w:r>
-      <w:r>
-        <w:rPr>
-          <w:rStyle w:val="VerbatimChar"/>
-        </w:rPr>
-        <w:t xml:space="preserve">Chain 2: Iteration: 2400 / 4000 [ 60%]  (Sampling)</w:t>
-      </w:r>
-      <w:r>
-        <w:br/>
-      </w:r>
-      <w:r>
-        <w:rPr>
-          <w:rStyle w:val="VerbatimChar"/>
-        </w:rPr>
-        <w:t xml:space="preserve">Chain 2: Iteration: 2800 / 4000 [ 70%]  (Sampling)</w:t>
-      </w:r>
-      <w:r>
-        <w:br/>
-      </w:r>
-      <w:r>
-        <w:rPr>
-          <w:rStyle w:val="VerbatimChar"/>
-        </w:rPr>
-        <w:t xml:space="preserve">Chain 2: Iteration: 3200 / 4000 [ 80%]  (Sampling)</w:t>
-      </w:r>
-      <w:r>
-        <w:br/>
-      </w:r>
-      <w:r>
-        <w:rPr>
-          <w:rStyle w:val="VerbatimChar"/>
-        </w:rPr>
-        <w:t xml:space="preserve">Chain 2: Iteration: 3600 / 4000 [ 90%]  (Sampling)</w:t>
-      </w:r>
-      <w:r>
-        <w:br/>
-      </w:r>
-      <w:r>
-        <w:rPr>
-          <w:rStyle w:val="VerbatimChar"/>
-        </w:rPr>
-        <w:t xml:space="preserve">Chain 2: Iteration: 4000 / 4000 [100%]  (Sampling)</w:t>
-      </w:r>
-      <w:r>
-        <w:br/>
-      </w:r>
-      <w:r>
-        <w:rPr>
-          <w:rStyle w:val="VerbatimChar"/>
-        </w:rPr>
-        <w:t xml:space="preserve">Chain 2: </w:t>
-      </w:r>
-      <w:r>
-        <w:br/>
-      </w:r>
-      <w:r>
-        <w:rPr>
-          <w:rStyle w:val="VerbatimChar"/>
-        </w:rPr>
-        <w:t xml:space="preserve">Chain 2:  Elapsed Time: 0.32 seconds (Warm-up)</w:t>
-      </w:r>
-      <w:r>
-        <w:br/>
-      </w:r>
-      <w:r>
-        <w:rPr>
-          <w:rStyle w:val="VerbatimChar"/>
-        </w:rPr>
-        <w:t xml:space="preserve">Chain 2:                0.335 seconds (Sampling)</w:t>
-      </w:r>
-      <w:r>
-        <w:br/>
-      </w:r>
-      <w:r>
-        <w:rPr>
-          <w:rStyle w:val="VerbatimChar"/>
-        </w:rPr>
-        <w:t xml:space="preserve">Chain 2:                0.655 seconds (Total)</w:t>
-      </w:r>
-      <w:r>
-        <w:br/>
-      </w:r>
-      <w:r>
-        <w:rPr>
-          <w:rStyle w:val="VerbatimChar"/>
-        </w:rPr>
-        <w:t xml:space="preserve">Chain 2: </w:t>
-      </w:r>
-      <w:r>
-        <w:br/>
-      </w:r>
-      <w:r>
-        <w:br/>
-      </w:r>
-      <w:r>
-        <w:rPr>
-          <w:rStyle w:val="VerbatimChar"/>
-        </w:rPr>
-        <w:t xml:space="preserve">SAMPLING FOR MODEL 'anon_model' NOW (CHAIN 3).</w:t>
-      </w:r>
-      <w:r>
-        <w:br/>
-      </w:r>
-      <w:r>
-        <w:rPr>
-          <w:rStyle w:val="VerbatimChar"/>
-        </w:rPr>
-        <w:t xml:space="preserve">Chain 3: </w:t>
-      </w:r>
-      <w:r>
-        <w:br/>
-      </w:r>
-      <w:r>
-        <w:rPr>
-          <w:rStyle w:val="VerbatimChar"/>
-        </w:rPr>
-        <w:t xml:space="preserve">Chain 3: Gradient evaluation took 3e-06 seconds</w:t>
-      </w:r>
-      <w:r>
-        <w:br/>
-      </w:r>
-      <w:r>
-        <w:rPr>
-          <w:rStyle w:val="VerbatimChar"/>
-        </w:rPr>
-        <w:t xml:space="preserve">Chain 3: 1000 transitions using 10 leapfrog steps per transition would take 0.03 seconds.</w:t>
-      </w:r>
-      <w:r>
-        <w:br/>
-      </w:r>
-      <w:r>
-        <w:rPr>
-          <w:rStyle w:val="VerbatimChar"/>
-        </w:rPr>
-        <w:t xml:space="preserve">Chain 3: Adjust your expectations accordingly!</w:t>
-      </w:r>
-      <w:r>
-        <w:br/>
-      </w:r>
-      <w:r>
-        <w:rPr>
-          <w:rStyle w:val="VerbatimChar"/>
-        </w:rPr>
-        <w:t xml:space="preserve">Chain 3: </w:t>
-      </w:r>
-      <w:r>
-        <w:br/>
-      </w:r>
-      <w:r>
-        <w:rPr>
-          <w:rStyle w:val="VerbatimChar"/>
-        </w:rPr>
-        <w:t xml:space="preserve">Chain 3: </w:t>
-      </w:r>
-      <w:r>
-        <w:br/>
-      </w:r>
-      <w:r>
-        <w:rPr>
-          <w:rStyle w:val="VerbatimChar"/>
-        </w:rPr>
-        <w:t xml:space="preserve">Chain 3: Iteration:    1 / 4000 [  0%]  (Warmup)</w:t>
-      </w:r>
-      <w:r>
-        <w:br/>
-      </w:r>
-      <w:r>
-        <w:rPr>
-          <w:rStyle w:val="VerbatimChar"/>
-        </w:rPr>
-        <w:t xml:space="preserve">Chain 3: Iteration:  400 / 4000 [ 10%]  (Warmup)</w:t>
-      </w:r>
-      <w:r>
-        <w:br/>
-      </w:r>
-      <w:r>
-        <w:rPr>
-          <w:rStyle w:val="VerbatimChar"/>
-        </w:rPr>
-        <w:t xml:space="preserve">Chain 3: Iteration:  800 / 4000 [ 20%]  (Warmup)</w:t>
-      </w:r>
-      <w:r>
-        <w:br/>
-      </w:r>
-      <w:r>
-        <w:rPr>
-          <w:rStyle w:val="VerbatimChar"/>
-        </w:rPr>
-        <w:t xml:space="preserve">Chain 3: Iteration: 1200 / 4000 [ 30%]  (Warmup)</w:t>
-      </w:r>
-      <w:r>
-        <w:br/>
-      </w:r>
-      <w:r>
-        <w:rPr>
-          <w:rStyle w:val="VerbatimChar"/>
-        </w:rPr>
-        <w:t xml:space="preserve">Chain 3: Iteration: 1600 / 4000 [ 40%]  (Warmup)</w:t>
-      </w:r>
-      <w:r>
-        <w:br/>
-      </w:r>
-      <w:r>
-        <w:rPr>
-          <w:rStyle w:val="VerbatimChar"/>
-        </w:rPr>
-        <w:t xml:space="preserve">Chain 3: Iteration: 2000 / 4000 [ 50%]  (Warmup)</w:t>
-      </w:r>
-      <w:r>
-        <w:br/>
-      </w:r>
-      <w:r>
-        <w:rPr>
-          <w:rStyle w:val="VerbatimChar"/>
-        </w:rPr>
-        <w:t xml:space="preserve">Chain 3: Iteration: 2001 / 4000 [ 50%]  (Sampling)</w:t>
-      </w:r>
-      <w:r>
-        <w:br/>
-      </w:r>
-      <w:r>
-        <w:rPr>
-          <w:rStyle w:val="VerbatimChar"/>
-        </w:rPr>
-        <w:t xml:space="preserve">Chain 3: Iteration: 2400 / 4000 [ 60%]  (Sampling)</w:t>
-      </w:r>
-      <w:r>
-        <w:br/>
-      </w:r>
-      <w:r>
-        <w:rPr>
-          <w:rStyle w:val="VerbatimChar"/>
-        </w:rPr>
-        <w:t xml:space="preserve">Chain 3: Iteration: 2800 / 4000 [ 70%]  (Sampling)</w:t>
-      </w:r>
-      <w:r>
-        <w:br/>
-      </w:r>
-      <w:r>
-        <w:rPr>
-          <w:rStyle w:val="VerbatimChar"/>
-        </w:rPr>
-        <w:t xml:space="preserve">Chain 3: Iteration: 3200 / 4000 [ 80%]  (Sampling)</w:t>
-      </w:r>
-      <w:r>
-        <w:br/>
-      </w:r>
-      <w:r>
-        <w:rPr>
-          <w:rStyle w:val="VerbatimChar"/>
-        </w:rPr>
-        <w:t xml:space="preserve">Chain 3: Iteration: 3600 / 4000 [ 90%]  (Sampling)</w:t>
-      </w:r>
-      <w:r>
-        <w:br/>
-      </w:r>
-      <w:r>
-        <w:rPr>
-          <w:rStyle w:val="VerbatimChar"/>
-        </w:rPr>
-        <w:t xml:space="preserve">Chain 3: Iteration: 4000 / 4000 [100%]  (Sampling)</w:t>
-      </w:r>
-      <w:r>
-        <w:br/>
-      </w:r>
-      <w:r>
-        <w:rPr>
-          <w:rStyle w:val="VerbatimChar"/>
-        </w:rPr>
-        <w:t xml:space="preserve">Chain 3: </w:t>
-      </w:r>
-      <w:r>
-        <w:br/>
-      </w:r>
-      <w:r>
-        <w:rPr>
-          <w:rStyle w:val="VerbatimChar"/>
-        </w:rPr>
-        <w:t xml:space="preserve">Chain 3:  Elapsed Time: 0.35 seconds (Warm-up)</w:t>
-      </w:r>
-      <w:r>
-        <w:br/>
-      </w:r>
-      <w:r>
-        <w:rPr>
-          <w:rStyle w:val="VerbatimChar"/>
-        </w:rPr>
-        <w:t xml:space="preserve">Chain 3:                0.365 seconds (Sampling)</w:t>
-      </w:r>
-      <w:r>
-        <w:br/>
-      </w:r>
-      <w:r>
-        <w:rPr>
-          <w:rStyle w:val="VerbatimChar"/>
-        </w:rPr>
-        <w:t xml:space="preserve">Chain 3:                0.715 seconds (Total)</w:t>
-      </w:r>
-      <w:r>
-        <w:br/>
-      </w:r>
-      <w:r>
-        <w:rPr>
-          <w:rStyle w:val="VerbatimChar"/>
-        </w:rPr>
-        <w:t xml:space="preserve">Chain 3: </w:t>
-      </w:r>
-      <w:r>
-        <w:br/>
-      </w:r>
-      <w:r>
-        <w:br/>
-      </w:r>
-      <w:r>
-        <w:rPr>
-          <w:rStyle w:val="VerbatimChar"/>
-        </w:rPr>
-        <w:t xml:space="preserve">SAMPLING FOR MODEL 'anon_model' NOW (CHAIN 4).</w:t>
-      </w:r>
-      <w:r>
-        <w:br/>
-      </w:r>
-      <w:r>
-        <w:rPr>
-          <w:rStyle w:val="VerbatimChar"/>
-        </w:rPr>
-        <w:t xml:space="preserve">Chain 4: </w:t>
-      </w:r>
-      <w:r>
-        <w:br/>
-      </w:r>
-      <w:r>
-        <w:rPr>
-          <w:rStyle w:val="VerbatimChar"/>
-        </w:rPr>
-        <w:t xml:space="preserve">Chain 4: Gradient evaluation took 3e-06 seconds</w:t>
-      </w:r>
-      <w:r>
-        <w:br/>
-      </w:r>
-      <w:r>
-        <w:rPr>
-          <w:rStyle w:val="VerbatimChar"/>
-        </w:rPr>
-        <w:t xml:space="preserve">Chain 4: 1000 transitions using 10 leapfrog steps per transition would take 0.03 seconds.</w:t>
-      </w:r>
-      <w:r>
-        <w:br/>
-      </w:r>
-      <w:r>
-        <w:rPr>
-          <w:rStyle w:val="VerbatimChar"/>
-        </w:rPr>
-        <w:t xml:space="preserve">Chain 4: Adjust your expectations accordingly!</w:t>
-      </w:r>
-      <w:r>
-        <w:br/>
-      </w:r>
-      <w:r>
-        <w:rPr>
-          <w:rStyle w:val="VerbatimChar"/>
-        </w:rPr>
-        <w:t xml:space="preserve">Chain 4: </w:t>
-      </w:r>
-      <w:r>
-        <w:br/>
-      </w:r>
-      <w:r>
-        <w:rPr>
-          <w:rStyle w:val="VerbatimChar"/>
-        </w:rPr>
-        <w:t xml:space="preserve">Chain 4: </w:t>
-      </w:r>
-      <w:r>
-        <w:br/>
-      </w:r>
-      <w:r>
-        <w:rPr>
-          <w:rStyle w:val="VerbatimChar"/>
-        </w:rPr>
-        <w:t xml:space="preserve">Chain 4: Iteration:    1 / 4000 [  0%]  (Warmup)</w:t>
-      </w:r>
-      <w:r>
-        <w:br/>
-      </w:r>
-      <w:r>
-        <w:rPr>
-          <w:rStyle w:val="VerbatimChar"/>
-        </w:rPr>
-        <w:t xml:space="preserve">Chain 4: Iteration:  400 / 4000 [ 10%]  (Warmup)</w:t>
-      </w:r>
-      <w:r>
-        <w:br/>
-      </w:r>
-      <w:r>
-        <w:rPr>
-          <w:rStyle w:val="VerbatimChar"/>
-        </w:rPr>
-        <w:t xml:space="preserve">Chain 4: Iteration:  800 / 4000 [ 20%]  (Warmup)</w:t>
-      </w:r>
-      <w:r>
-        <w:br/>
-      </w:r>
-      <w:r>
-        <w:rPr>
-          <w:rStyle w:val="VerbatimChar"/>
-        </w:rPr>
-        <w:t xml:space="preserve">Chain 4: Iteration: 1200 / 4000 [ 30%]  (Warmup)</w:t>
-      </w:r>
-      <w:r>
-        <w:br/>
-      </w:r>
-      <w:r>
-        <w:rPr>
-          <w:rStyle w:val="VerbatimChar"/>
-        </w:rPr>
-        <w:t xml:space="preserve">Chain 4: Iteration: 1600 / 4000 [ 40%]  (Warmup)</w:t>
-      </w:r>
-      <w:r>
-        <w:br/>
-      </w:r>
-      <w:r>
-        <w:rPr>
-          <w:rStyle w:val="VerbatimChar"/>
-        </w:rPr>
-        <w:t xml:space="preserve">Chain 4: Iteration: 2000 / 4000 [ 50%]  (Warmup)</w:t>
-      </w:r>
-      <w:r>
-        <w:br/>
-      </w:r>
-      <w:r>
-        <w:rPr>
-          <w:rStyle w:val="VerbatimChar"/>
-        </w:rPr>
-        <w:t xml:space="preserve">Chain 4: Iteration: 2001 / 4000 [ 50%]  (Sampling)</w:t>
-      </w:r>
-      <w:r>
-        <w:br/>
-      </w:r>
-      <w:r>
-        <w:rPr>
-          <w:rStyle w:val="VerbatimChar"/>
-        </w:rPr>
-        <w:t xml:space="preserve">Chain 4: Iteration: 2400 / 4000 [ 60%]  (Sampling)</w:t>
-      </w:r>
-      <w:r>
-        <w:br/>
-      </w:r>
-      <w:r>
-        <w:rPr>
-          <w:rStyle w:val="VerbatimChar"/>
-        </w:rPr>
-        <w:t xml:space="preserve">Chain 4: Iteration: 2800 / 4000 [ 70%]  (Sampling)</w:t>
-      </w:r>
-      <w:r>
-        <w:br/>
-      </w:r>
-      <w:r>
-        <w:rPr>
-          <w:rStyle w:val="VerbatimChar"/>
-        </w:rPr>
-        <w:t xml:space="preserve">Chain 4: Iteration: 3200 / 4000 [ 80%]  (Sampling)</w:t>
-      </w:r>
-      <w:r>
-        <w:br/>
-      </w:r>
-      <w:r>
-        <w:rPr>
-          <w:rStyle w:val="VerbatimChar"/>
-        </w:rPr>
-        <w:t xml:space="preserve">Chain 4: Iteration: 3600 / 4000 [ 90%]  (Sampling)</w:t>
-      </w:r>
-      <w:r>
-        <w:br/>
-      </w:r>
-      <w:r>
-        <w:rPr>
-          <w:rStyle w:val="VerbatimChar"/>
-        </w:rPr>
-        <w:t xml:space="preserve">Chain 4: Iteration: 4000 / 4000 [100%]  (Sampling)</w:t>
-      </w:r>
-      <w:r>
-        <w:br/>
-      </w:r>
-      <w:r>
-        <w:rPr>
-          <w:rStyle w:val="VerbatimChar"/>
-        </w:rPr>
-        <w:t xml:space="preserve">Chain 4: </w:t>
-      </w:r>
-      <w:r>
-        <w:br/>
-      </w:r>
-      <w:r>
-        <w:rPr>
-          <w:rStyle w:val="VerbatimChar"/>
-        </w:rPr>
-        <w:t xml:space="preserve">Chain 4:  Elapsed Time: 0.361 seconds (Warm-up)</w:t>
-      </w:r>
-      <w:r>
-        <w:br/>
-      </w:r>
-      <w:r>
-        <w:rPr>
-          <w:rStyle w:val="VerbatimChar"/>
-        </w:rPr>
-        <w:t xml:space="preserve">Chain 4:                0.327 seconds (Sampling)</w:t>
-      </w:r>
-      <w:r>
-        <w:br/>
-      </w:r>
-      <w:r>
-        <w:rPr>
-          <w:rStyle w:val="VerbatimChar"/>
-        </w:rPr>
-        <w:t xml:space="preserve">Chain 4:                0.688 seconds (Total)</w:t>
-      </w:r>
-      <w:r>
-        <w:br/>
-      </w:r>
-      <w:r>
-        <w:rPr>
-          <w:rStyle w:val="VerbatimChar"/>
-        </w:rPr>
-        <w:t xml:space="preserve">Chain 4: </w:t>
-      </w:r>
-    </w:p>
-    <w:p>
-      <w:pPr>
-        <w:pStyle w:val="FirstParagraph"/>
-      </w:pPr>
-      <w:r>
-        <w:drawing>
-          <wp:inline>
-            <wp:extent cx="5943600" cy="3200400"/>
-            <wp:effectExtent b="0" l="0" r="0" t="0"/>
-            <wp:docPr descr="" title="" id="21" name="Picture"/>
-            <a:graphic>
-              <a:graphicData uri="http://schemas.openxmlformats.org/drawingml/2006/picture">
-                <pic:pic>
-                  <pic:nvPicPr>
-                    <pic:cNvPr descr="manuscript_files/figure-docx/test_ref-1.png" id="22" name="Picture"/>
-                    <pic:cNvPicPr>
-                      <a:picLocks noChangeArrowheads="1" noChangeAspect="1"/>
-                    </pic:cNvPicPr>
-                  </pic:nvPicPr>
-                  <pic:blipFill>
-                    <a:blip r:embed="rId20"/>
-                    <a:stretch>
-                      <a:fillRect/>
-                    </a:stretch>
-                  </pic:blipFill>
-                  <pic:spPr bwMode="auto">
-                    <a:xfrm>
-                      <a:off x="0" y="0"/>
-                      <a:ext cx="5943600" cy="3200400"/>
-                    </a:xfrm>
-                    <a:prstGeom prst="rect">
-                      <a:avLst/>
-                    </a:prstGeom>
-                    <a:noFill/>
-                    <a:ln w="9525">
-                      <a:noFill/>
-                      <a:headEnd/>
-                      <a:tailEnd/>
-                    </a:ln>
-                  </pic:spPr>
-                </pic:pic>
-              </a:graphicData>
-            </a:graphic>
-          </wp:inline>
-        </w:drawing>
-      </w:r>
-    </w:p>
-    <w:p>
-      <w:pPr>
-        <w:pStyle w:val="SourceCode"/>
-      </w:pPr>
-      <w:r>
-        <w:br/>
-      </w:r>
-      <w:r>
-        <w:rPr>
-          <w:rStyle w:val="VerbatimChar"/>
-        </w:rPr>
-        <w:t xml:space="preserve">SAMPLING FOR MODEL 'anon_model' NOW (CHAIN 1).</w:t>
-      </w:r>
-      <w:r>
-        <w:br/>
-      </w:r>
-      <w:r>
-        <w:rPr>
-          <w:rStyle w:val="VerbatimChar"/>
-        </w:rPr>
-        <w:t xml:space="preserve">Chain 1: </w:t>
-      </w:r>
-      <w:r>
-        <w:br/>
-      </w:r>
-      <w:r>
-        <w:rPr>
-          <w:rStyle w:val="VerbatimChar"/>
-        </w:rPr>
-        <w:t xml:space="preserve">Chain 1: Gradient evaluation took 3.7e-05 seconds</w:t>
-      </w:r>
-      <w:r>
-        <w:br/>
-      </w:r>
-      <w:r>
-        <w:rPr>
-          <w:rStyle w:val="VerbatimChar"/>
-        </w:rPr>
-        <w:t xml:space="preserve">Chain 1: 1000 transitions using 10 leapfrog steps per transition would take 0.37 seconds.</w:t>
-      </w:r>
-      <w:r>
-        <w:br/>
-      </w:r>
-      <w:r>
-        <w:rPr>
-          <w:rStyle w:val="VerbatimChar"/>
-        </w:rPr>
-        <w:t xml:space="preserve">Chain 1: Adjust your expectations accordingly!</w:t>
-      </w:r>
-      <w:r>
-        <w:br/>
-      </w:r>
-      <w:r>
-        <w:rPr>
-          <w:rStyle w:val="VerbatimChar"/>
-        </w:rPr>
-        <w:t xml:space="preserve">Chain 1: </w:t>
-      </w:r>
-      <w:r>
-        <w:br/>
-      </w:r>
-      <w:r>
-        <w:rPr>
-          <w:rStyle w:val="VerbatimChar"/>
-        </w:rPr>
-        <w:t xml:space="preserve">Chain 1: </w:t>
-      </w:r>
-      <w:r>
-        <w:br/>
-      </w:r>
-      <w:r>
-        <w:rPr>
-          <w:rStyle w:val="VerbatimChar"/>
-        </w:rPr>
-        <w:t xml:space="preserve">Chain 1: Iteration:    1 / 4000 [  0%]  (Warmup)</w:t>
-      </w:r>
-      <w:r>
-        <w:br/>
-      </w:r>
-      <w:r>
-        <w:rPr>
-          <w:rStyle w:val="VerbatimChar"/>
-        </w:rPr>
-        <w:t xml:space="preserve">Chain 1: Iteration:  400 / 4000 [ 10%]  (Warmup)</w:t>
-      </w:r>
-      <w:r>
-        <w:br/>
-      </w:r>
-      <w:r>
-        <w:rPr>
-          <w:rStyle w:val="VerbatimChar"/>
-        </w:rPr>
-        <w:t xml:space="preserve">Chain 1: Iteration:  800 / 4000 [ 20%]  (Warmup)</w:t>
-      </w:r>
-      <w:r>
-        <w:br/>
-      </w:r>
-      <w:r>
-        <w:rPr>
-          <w:rStyle w:val="VerbatimChar"/>
-        </w:rPr>
-        <w:t xml:space="preserve">Chain 1: Iteration: 1200 / 4000 [ 30%]  (Warmup)</w:t>
-      </w:r>
-      <w:r>
-        <w:br/>
-      </w:r>
-      <w:r>
-        <w:rPr>
-          <w:rStyle w:val="VerbatimChar"/>
-        </w:rPr>
-        <w:t xml:space="preserve">Chain 1: Iteration: 1600 / 4000 [ 40%]  (Warmup)</w:t>
-      </w:r>
-      <w:r>
-        <w:br/>
-      </w:r>
-      <w:r>
-        <w:rPr>
-          <w:rStyle w:val="VerbatimChar"/>
-        </w:rPr>
-        <w:t xml:space="preserve">Chain 1: Iteration: 2000 / 4000 [ 50%]  (Warmup)</w:t>
-      </w:r>
-      <w:r>
-        <w:br/>
-      </w:r>
-      <w:r>
-        <w:rPr>
-          <w:rStyle w:val="VerbatimChar"/>
-        </w:rPr>
-        <w:t xml:space="preserve">Chain 1: Iteration: 2001 / 4000 [ 50%]  (Sampling)</w:t>
-      </w:r>
-      <w:r>
-        <w:br/>
-      </w:r>
-      <w:r>
-        <w:rPr>
-          <w:rStyle w:val="VerbatimChar"/>
-        </w:rPr>
-        <w:t xml:space="preserve">Chain 1: Iteration: 2400 / 4000 [ 60%]  (Sampling)</w:t>
-      </w:r>
-      <w:r>
-        <w:br/>
-      </w:r>
-      <w:r>
-        <w:rPr>
-          <w:rStyle w:val="VerbatimChar"/>
-        </w:rPr>
-        <w:t xml:space="preserve">Chain 1: Iteration: 2800 / 4000 [ 70%]  (Sampling)</w:t>
-      </w:r>
-      <w:r>
-        <w:br/>
-      </w:r>
-      <w:r>
-        <w:rPr>
-          <w:rStyle w:val="VerbatimChar"/>
-        </w:rPr>
-        <w:t xml:space="preserve">Chain 1: Iteration: 3200 / 4000 [ 80%]  (Sampling)</w:t>
-      </w:r>
-      <w:r>
-        <w:br/>
-      </w:r>
-      <w:r>
-        <w:rPr>
-          <w:rStyle w:val="VerbatimChar"/>
-        </w:rPr>
-        <w:t xml:space="preserve">Chain 1: Iteration: 3600 / 4000 [ 90%]  (Sampling)</w:t>
-      </w:r>
-      <w:r>
-        <w:br/>
-      </w:r>
-      <w:r>
-        <w:rPr>
-          <w:rStyle w:val="VerbatimChar"/>
-        </w:rPr>
-        <w:t xml:space="preserve">Chain 1: Iteration: 4000 / 4000 [100%]  (Sampling)</w:t>
-      </w:r>
-      <w:r>
-        <w:br/>
-      </w:r>
-      <w:r>
-        <w:rPr>
-          <w:rStyle w:val="VerbatimChar"/>
-        </w:rPr>
-        <w:t xml:space="preserve">Chain 1: </w:t>
-      </w:r>
-      <w:r>
-        <w:br/>
-      </w:r>
-      <w:r>
-        <w:rPr>
-          <w:rStyle w:val="VerbatimChar"/>
-        </w:rPr>
-        <w:t xml:space="preserve">Chain 1:  Elapsed Time: 0.034 seconds (Warm-up)</w:t>
-      </w:r>
-      <w:r>
-        <w:br/>
-      </w:r>
-      <w:r>
-        <w:rPr>
-          <w:rStyle w:val="VerbatimChar"/>
-        </w:rPr>
-        <w:t xml:space="preserve">Chain 1:                0.028 seconds (Sampling)</w:t>
-      </w:r>
-      <w:r>
-        <w:br/>
-      </w:r>
-      <w:r>
-        <w:rPr>
-          <w:rStyle w:val="VerbatimChar"/>
-        </w:rPr>
-        <w:t xml:space="preserve">Chain 1:                0.062 seconds (Total)</w:t>
-      </w:r>
-      <w:r>
-        <w:br/>
-      </w:r>
-      <w:r>
-        <w:rPr>
-          <w:rStyle w:val="VerbatimChar"/>
-        </w:rPr>
-        <w:t xml:space="preserve">Chain 1: </w:t>
-      </w:r>
-      <w:r>
-        <w:br/>
-      </w:r>
-      <w:r>
-        <w:br/>
-      </w:r>
-      <w:r>
-        <w:rPr>
-          <w:rStyle w:val="VerbatimChar"/>
-        </w:rPr>
-        <w:t xml:space="preserve">SAMPLING FOR MODEL 'anon_model' NOW (CHAIN 2).</w:t>
-      </w:r>
-      <w:r>
-        <w:br/>
-      </w:r>
-      <w:r>
-        <w:rPr>
-          <w:rStyle w:val="VerbatimChar"/>
-        </w:rPr>
-        <w:t xml:space="preserve">Chain 2: </w:t>
-      </w:r>
-      <w:r>
-        <w:br/>
-      </w:r>
-      <w:r>
-        <w:rPr>
-          <w:rStyle w:val="VerbatimChar"/>
-        </w:rPr>
-        <w:t xml:space="preserve">Chain 2: Gradient evaluation took 2e-06 seconds</w:t>
-      </w:r>
-      <w:r>
-        <w:br/>
-      </w:r>
-      <w:r>
-        <w:rPr>
-          <w:rStyle w:val="VerbatimChar"/>
-        </w:rPr>
-        <w:t xml:space="preserve">Chain 2: 1000 transitions using 10 leapfrog steps per transition would take 0.02 seconds.</w:t>
-      </w:r>
-      <w:r>
-        <w:br/>
-      </w:r>
-      <w:r>
-        <w:rPr>
-          <w:rStyle w:val="VerbatimChar"/>
-        </w:rPr>
-        <w:t xml:space="preserve">Chain 2: Adjust your expectations accordingly!</w:t>
-      </w:r>
-      <w:r>
-        <w:br/>
-      </w:r>
-      <w:r>
-        <w:rPr>
-          <w:rStyle w:val="VerbatimChar"/>
-        </w:rPr>
-        <w:t xml:space="preserve">Chain 2: </w:t>
-      </w:r>
-      <w:r>
-        <w:br/>
-      </w:r>
-      <w:r>
-        <w:rPr>
-          <w:rStyle w:val="VerbatimChar"/>
-        </w:rPr>
-        <w:t xml:space="preserve">Chain 2: </w:t>
-      </w:r>
-      <w:r>
-        <w:br/>
-      </w:r>
-      <w:r>
-        <w:rPr>
-          <w:rStyle w:val="VerbatimChar"/>
-        </w:rPr>
-        <w:t xml:space="preserve">Chain 2: Iteration:    1 / 4000 [  0%]  (Warmup)</w:t>
-      </w:r>
-      <w:r>
-        <w:br/>
-      </w:r>
-      <w:r>
-        <w:rPr>
-          <w:rStyle w:val="VerbatimChar"/>
-        </w:rPr>
-        <w:t xml:space="preserve">Chain 2: Iteration:  400 / 4000 [ 10%]  (Warmup)</w:t>
-      </w:r>
-      <w:r>
-        <w:br/>
-      </w:r>
-      <w:r>
-        <w:rPr>
-          <w:rStyle w:val="VerbatimChar"/>
-        </w:rPr>
-        <w:t xml:space="preserve">Chain 2: Iteration:  800 / 4000 [ 20%]  (Warmup)</w:t>
-      </w:r>
-      <w:r>
-        <w:br/>
-      </w:r>
-      <w:r>
-        <w:rPr>
-          <w:rStyle w:val="VerbatimChar"/>
-        </w:rPr>
-        <w:t xml:space="preserve">Chain 2: Iteration: 1200 / 4000 [ 30%]  (Warmup)</w:t>
-      </w:r>
-      <w:r>
-        <w:br/>
-      </w:r>
-      <w:r>
-        <w:rPr>
-          <w:rStyle w:val="VerbatimChar"/>
-        </w:rPr>
-        <w:t xml:space="preserve">Chain 2: Iteration: 1600 / 4000 [ 40%]  (Warmup)</w:t>
-      </w:r>
-      <w:r>
-        <w:br/>
-      </w:r>
-      <w:r>
-        <w:rPr>
-          <w:rStyle w:val="VerbatimChar"/>
-        </w:rPr>
-        <w:t xml:space="preserve">Chain 2: Iteration: 2000 / 4000 [ 50%]  (Warmup)</w:t>
-      </w:r>
-      <w:r>
-        <w:br/>
-      </w:r>
-      <w:r>
-        <w:rPr>
-          <w:rStyle w:val="VerbatimChar"/>
-        </w:rPr>
-        <w:t xml:space="preserve">Chain 2: Iteration: 2001 / 4000 [ 50%]  (Sampling)</w:t>
-      </w:r>
-      <w:r>
-        <w:br/>
-      </w:r>
-      <w:r>
-        <w:rPr>
-          <w:rStyle w:val="VerbatimChar"/>
-        </w:rPr>
-        <w:t xml:space="preserve">Chain 2: Iteration: 2400 / 4000 [ 60%]  (Sampling)</w:t>
-      </w:r>
-      <w:r>
-        <w:br/>
-      </w:r>
-      <w:r>
-        <w:rPr>
-          <w:rStyle w:val="VerbatimChar"/>
-        </w:rPr>
-        <w:t xml:space="preserve">Chain 2: Iteration: 2800 / 4000 [ 70%]  (Sampling)</w:t>
-      </w:r>
-      <w:r>
-        <w:br/>
-      </w:r>
-      <w:r>
-        <w:rPr>
-          <w:rStyle w:val="VerbatimChar"/>
-        </w:rPr>
-        <w:t xml:space="preserve">Chain 2: Iteration: 3200 / 4000 [ 80%]  (Sampling)</w:t>
-      </w:r>
-      <w:r>
-        <w:br/>
-      </w:r>
-      <w:r>
-        <w:rPr>
-          <w:rStyle w:val="VerbatimChar"/>
-        </w:rPr>
-        <w:t xml:space="preserve">Chain 2: Iteration: 3600 / 4000 [ 90%]  (Sampling)</w:t>
-      </w:r>
-      <w:r>
-        <w:br/>
-      </w:r>
-      <w:r>
-        <w:rPr>
-          <w:rStyle w:val="VerbatimChar"/>
-        </w:rPr>
-        <w:t xml:space="preserve">Chain 2: Iteration: 4000 / 4000 [100%]  (Sampling)</w:t>
-      </w:r>
-      <w:r>
-        <w:br/>
-      </w:r>
-      <w:r>
-        <w:rPr>
-          <w:rStyle w:val="VerbatimChar"/>
-        </w:rPr>
-        <w:t xml:space="preserve">Chain 2: </w:t>
-      </w:r>
-      <w:r>
-        <w:br/>
-      </w:r>
-      <w:r>
-        <w:rPr>
-          <w:rStyle w:val="VerbatimChar"/>
-        </w:rPr>
-        <w:t xml:space="preserve">Chain 2:  Elapsed Time: 0.038 seconds (Warm-up)</w:t>
-      </w:r>
-      <w:r>
-        <w:br/>
-      </w:r>
-      <w:r>
-        <w:rPr>
-          <w:rStyle w:val="VerbatimChar"/>
-        </w:rPr>
-        <w:t xml:space="preserve">Chain 2:                0.03 seconds (Sampling)</w:t>
-      </w:r>
-      <w:r>
-        <w:br/>
-      </w:r>
-      <w:r>
-        <w:rPr>
-          <w:rStyle w:val="VerbatimChar"/>
-        </w:rPr>
-        <w:t xml:space="preserve">Chain 2:                0.068 seconds (Total)</w:t>
-      </w:r>
-      <w:r>
-        <w:br/>
-      </w:r>
-      <w:r>
-        <w:rPr>
-          <w:rStyle w:val="VerbatimChar"/>
-        </w:rPr>
-        <w:t xml:space="preserve">Chain 2: </w:t>
-      </w:r>
-      <w:r>
-        <w:br/>
-      </w:r>
-      <w:r>
-        <w:br/>
-      </w:r>
-      <w:r>
-        <w:rPr>
-          <w:rStyle w:val="VerbatimChar"/>
-        </w:rPr>
-        <w:t xml:space="preserve">SAMPLING FOR MODEL 'anon_model' NOW (CHAIN 3).</w:t>
-      </w:r>
-      <w:r>
-        <w:br/>
-      </w:r>
-      <w:r>
-        <w:rPr>
-          <w:rStyle w:val="VerbatimChar"/>
-        </w:rPr>
-        <w:t xml:space="preserve">Chain 3: </w:t>
-      </w:r>
-      <w:r>
-        <w:br/>
-      </w:r>
-      <w:r>
-        <w:rPr>
-          <w:rStyle w:val="VerbatimChar"/>
-        </w:rPr>
-        <w:t xml:space="preserve">Chain 3: Gradient evaluation took 1e-06 seconds</w:t>
-      </w:r>
-      <w:r>
-        <w:br/>
-      </w:r>
-      <w:r>
-        <w:rPr>
-          <w:rStyle w:val="VerbatimChar"/>
-        </w:rPr>
-        <w:t xml:space="preserve">Chain 3: 1000 transitions using 10 leapfrog steps per transition would take 0.01 seconds.</w:t>
-      </w:r>
-      <w:r>
-        <w:br/>
-      </w:r>
-      <w:r>
-        <w:rPr>
-          <w:rStyle w:val="VerbatimChar"/>
-        </w:rPr>
-        <w:t xml:space="preserve">Chain 3: Adjust your expectations accordingly!</w:t>
-      </w:r>
-      <w:r>
-        <w:br/>
-      </w:r>
-      <w:r>
-        <w:rPr>
-          <w:rStyle w:val="VerbatimChar"/>
-        </w:rPr>
-        <w:t xml:space="preserve">Chain 3: </w:t>
-      </w:r>
-      <w:r>
-        <w:br/>
-      </w:r>
-      <w:r>
-        <w:rPr>
-          <w:rStyle w:val="VerbatimChar"/>
-        </w:rPr>
-        <w:t xml:space="preserve">Chain 3: </w:t>
-      </w:r>
-      <w:r>
-        <w:br/>
-      </w:r>
-      <w:r>
-        <w:rPr>
-          <w:rStyle w:val="VerbatimChar"/>
-        </w:rPr>
-        <w:t xml:space="preserve">Chain 3: Iteration:    1 / 4000 [  0%]  (Warmup)</w:t>
-      </w:r>
-      <w:r>
-        <w:br/>
-      </w:r>
-      <w:r>
-        <w:rPr>
-          <w:rStyle w:val="VerbatimChar"/>
-        </w:rPr>
-        <w:t xml:space="preserve">Chain 3: Iteration:  400 / 4000 [ 10%]  (Warmup)</w:t>
-      </w:r>
-      <w:r>
-        <w:br/>
-      </w:r>
-      <w:r>
-        <w:rPr>
-          <w:rStyle w:val="VerbatimChar"/>
-        </w:rPr>
-        <w:t xml:space="preserve">Chain 3: Iteration:  800 / 4000 [ 20%]  (Warmup)</w:t>
-      </w:r>
-      <w:r>
-        <w:br/>
-      </w:r>
-      <w:r>
-        <w:rPr>
-          <w:rStyle w:val="VerbatimChar"/>
-        </w:rPr>
-        <w:t xml:space="preserve">Chain 3: Iteration: 1200 / 4000 [ 30%]  (Warmup)</w:t>
-      </w:r>
-      <w:r>
-        <w:br/>
-      </w:r>
-      <w:r>
-        <w:rPr>
-          <w:rStyle w:val="VerbatimChar"/>
-        </w:rPr>
-        <w:t xml:space="preserve">Chain 3: Iteration: 1600 / 4000 [ 40%]  (Warmup)</w:t>
-      </w:r>
-      <w:r>
-        <w:br/>
-      </w:r>
-      <w:r>
-        <w:rPr>
-          <w:rStyle w:val="VerbatimChar"/>
-        </w:rPr>
-        <w:t xml:space="preserve">Chain 3: Iteration: 2000 / 4000 [ 50%]  (Warmup)</w:t>
-      </w:r>
-      <w:r>
-        <w:br/>
-      </w:r>
-      <w:r>
-        <w:rPr>
-          <w:rStyle w:val="VerbatimChar"/>
-        </w:rPr>
-        <w:t xml:space="preserve">Chain 3: Iteration: 2001 / 4000 [ 50%]  (Sampling)</w:t>
-      </w:r>
-      <w:r>
-        <w:br/>
-      </w:r>
-      <w:r>
-        <w:rPr>
-          <w:rStyle w:val="VerbatimChar"/>
-        </w:rPr>
-        <w:t xml:space="preserve">Chain 3: Iteration: 2400 / 4000 [ 60%]  (Sampling)</w:t>
-      </w:r>
-      <w:r>
-        <w:br/>
-      </w:r>
-      <w:r>
-        <w:rPr>
-          <w:rStyle w:val="VerbatimChar"/>
-        </w:rPr>
-        <w:t xml:space="preserve">Chain 3: Iteration: 2800 / 4000 [ 70%]  (Sampling)</w:t>
-      </w:r>
-      <w:r>
-        <w:br/>
-      </w:r>
-      <w:r>
-        <w:rPr>
-          <w:rStyle w:val="VerbatimChar"/>
-        </w:rPr>
-        <w:t xml:space="preserve">Chain 3: Iteration: 3200 / 4000 [ 80%]  (Sampling)</w:t>
-      </w:r>
-      <w:r>
-        <w:br/>
-      </w:r>
-      <w:r>
-        <w:rPr>
-          <w:rStyle w:val="VerbatimChar"/>
-        </w:rPr>
-        <w:t xml:space="preserve">Chain 3: Iteration: 3600 / 4000 [ 90%]  (Sampling)</w:t>
-      </w:r>
-      <w:r>
-        <w:br/>
-      </w:r>
-      <w:r>
-        <w:rPr>
-          <w:rStyle w:val="VerbatimChar"/>
-        </w:rPr>
-        <w:t xml:space="preserve">Chain 3: Iteration: 4000 / 4000 [100%]  (Sampling)</w:t>
-      </w:r>
-      <w:r>
-        <w:br/>
-      </w:r>
-      <w:r>
-        <w:rPr>
-          <w:rStyle w:val="VerbatimChar"/>
-        </w:rPr>
-        <w:t xml:space="preserve">Chain 3: </w:t>
-      </w:r>
-      <w:r>
-        <w:br/>
-      </w:r>
-      <w:r>
-        <w:rPr>
-          <w:rStyle w:val="VerbatimChar"/>
-        </w:rPr>
-        <w:t xml:space="preserve">Chain 3:  Elapsed Time: 0.036 seconds (Warm-up)</w:t>
-      </w:r>
-      <w:r>
-        <w:br/>
-      </w:r>
-      <w:r>
-        <w:rPr>
-          <w:rStyle w:val="VerbatimChar"/>
-        </w:rPr>
-        <w:t xml:space="preserve">Chain 3:                0.03 seconds (Sampling)</w:t>
-      </w:r>
-      <w:r>
-        <w:br/>
-      </w:r>
-      <w:r>
-        <w:rPr>
-          <w:rStyle w:val="VerbatimChar"/>
-        </w:rPr>
-        <w:t xml:space="preserve">Chain 3:                0.066 seconds (Total)</w:t>
-      </w:r>
-      <w:r>
-        <w:br/>
-      </w:r>
-      <w:r>
-        <w:rPr>
-          <w:rStyle w:val="VerbatimChar"/>
-        </w:rPr>
-        <w:t xml:space="preserve">Chain 3: </w:t>
-      </w:r>
-      <w:r>
-        <w:br/>
-      </w:r>
-      <w:r>
-        <w:br/>
-      </w:r>
-      <w:r>
-        <w:rPr>
-          <w:rStyle w:val="VerbatimChar"/>
-        </w:rPr>
-        <w:t xml:space="preserve">SAMPLING FOR MODEL 'anon_model' NOW (CHAIN 4).</w:t>
-      </w:r>
-      <w:r>
-        <w:br/>
-      </w:r>
-      <w:r>
-        <w:rPr>
-          <w:rStyle w:val="VerbatimChar"/>
-        </w:rPr>
-        <w:t xml:space="preserve">Chain 4: </w:t>
-      </w:r>
-      <w:r>
-        <w:br/>
-      </w:r>
-      <w:r>
-        <w:rPr>
-          <w:rStyle w:val="VerbatimChar"/>
-        </w:rPr>
-        <w:t xml:space="preserve">Chain 4: Gradient evaluation took 1e-06 seconds</w:t>
-      </w:r>
-      <w:r>
-        <w:br/>
-      </w:r>
-      <w:r>
-        <w:rPr>
-          <w:rStyle w:val="VerbatimChar"/>
-        </w:rPr>
-        <w:t xml:space="preserve">Chain 4: 1000 transitions using 10 leapfrog steps per transition would take 0.01 seconds.</w:t>
-      </w:r>
-      <w:r>
-        <w:br/>
-      </w:r>
-      <w:r>
-        <w:rPr>
-          <w:rStyle w:val="VerbatimChar"/>
-        </w:rPr>
-        <w:t xml:space="preserve">Chain 4: Adjust your expectations accordingly!</w:t>
-      </w:r>
-      <w:r>
-        <w:br/>
-      </w:r>
-      <w:r>
-        <w:rPr>
-          <w:rStyle w:val="VerbatimChar"/>
-        </w:rPr>
-        <w:t xml:space="preserve">Chain 4: </w:t>
-      </w:r>
-      <w:r>
-        <w:br/>
-      </w:r>
-      <w:r>
-        <w:rPr>
-          <w:rStyle w:val="VerbatimChar"/>
-        </w:rPr>
-        <w:t xml:space="preserve">Chain 4: </w:t>
-      </w:r>
-      <w:r>
-        <w:br/>
-      </w:r>
-      <w:r>
-        <w:rPr>
-          <w:rStyle w:val="VerbatimChar"/>
-        </w:rPr>
-        <w:t xml:space="preserve">Chain 4: Iteration:    1 / 4000 [  0%]  (Warmup)</w:t>
-      </w:r>
-      <w:r>
-        <w:br/>
-      </w:r>
-      <w:r>
-        <w:rPr>
-          <w:rStyle w:val="VerbatimChar"/>
-        </w:rPr>
-        <w:t xml:space="preserve">Chain 4: Iteration:  400 / 4000 [ 10%]  (Warmup)</w:t>
-      </w:r>
-      <w:r>
-        <w:br/>
-      </w:r>
-      <w:r>
-        <w:rPr>
-          <w:rStyle w:val="VerbatimChar"/>
-        </w:rPr>
-        <w:t xml:space="preserve">Chain 4: Iteration:  800 / 4000 [ 20%]  (Warmup)</w:t>
-      </w:r>
-      <w:r>
-        <w:br/>
-      </w:r>
-      <w:r>
-        <w:rPr>
-          <w:rStyle w:val="VerbatimChar"/>
-        </w:rPr>
-        <w:t xml:space="preserve">Chain 4: Iteration: 1200 / 4000 [ 30%]  (Warmup)</w:t>
-      </w:r>
-      <w:r>
-        <w:br/>
-      </w:r>
-      <w:r>
-        <w:rPr>
-          <w:rStyle w:val="VerbatimChar"/>
-        </w:rPr>
-        <w:t xml:space="preserve">Chain 4: Iteration: 1600 / 4000 [ 40%]  (Warmup)</w:t>
-      </w:r>
-      <w:r>
-        <w:br/>
-      </w:r>
-      <w:r>
-        <w:rPr>
-          <w:rStyle w:val="VerbatimChar"/>
-        </w:rPr>
-        <w:t xml:space="preserve">Chain 4: Iteration: 2000 / 4000 [ 50%]  (Warmup)</w:t>
-      </w:r>
-      <w:r>
-        <w:br/>
-      </w:r>
-      <w:r>
-        <w:rPr>
-          <w:rStyle w:val="VerbatimChar"/>
-        </w:rPr>
-        <w:t xml:space="preserve">Chain 4: Iteration: 2001 / 4000 [ 50%]  (Sampling)</w:t>
-      </w:r>
-      <w:r>
-        <w:br/>
-      </w:r>
-      <w:r>
-        <w:rPr>
-          <w:rStyle w:val="VerbatimChar"/>
-        </w:rPr>
-        <w:t xml:space="preserve">Chain 4: Iteration: 2400 / 4000 [ 60%]  (Sampling)</w:t>
-      </w:r>
-      <w:r>
-        <w:br/>
-      </w:r>
-      <w:r>
-        <w:rPr>
-          <w:rStyle w:val="VerbatimChar"/>
-        </w:rPr>
-        <w:t xml:space="preserve">Chain 4: Iteration: 2800 / 4000 [ 70%]  (Sampling)</w:t>
-      </w:r>
-      <w:r>
-        <w:br/>
-      </w:r>
-      <w:r>
-        <w:rPr>
-          <w:rStyle w:val="VerbatimChar"/>
-        </w:rPr>
-        <w:t xml:space="preserve">Chain 4: Iteration: 3200 / 4000 [ 80%]  (Sampling)</w:t>
-      </w:r>
-      <w:r>
-        <w:br/>
-      </w:r>
-      <w:r>
-        <w:rPr>
-          <w:rStyle w:val="VerbatimChar"/>
-        </w:rPr>
-        <w:t xml:space="preserve">Chain 4: Iteration: 3600 / 4000 [ 90%]  (Sampling)</w:t>
-      </w:r>
-      <w:r>
-        <w:br/>
-      </w:r>
-      <w:r>
-        <w:rPr>
-          <w:rStyle w:val="VerbatimChar"/>
-        </w:rPr>
-        <w:t xml:space="preserve">Chain 4: Iteration: 4000 / 4000 [100%]  (Sampling)</w:t>
-      </w:r>
-      <w:r>
-        <w:br/>
-      </w:r>
-      <w:r>
-        <w:rPr>
-          <w:rStyle w:val="VerbatimChar"/>
-        </w:rPr>
-        <w:t xml:space="preserve">Chain 4: </w:t>
-      </w:r>
-      <w:r>
-        <w:br/>
-      </w:r>
-      <w:r>
-        <w:rPr>
-          <w:rStyle w:val="VerbatimChar"/>
-        </w:rPr>
-        <w:t xml:space="preserve">Chain 4:  Elapsed Time: 0.036 seconds (Warm-up)</w:t>
-      </w:r>
-      <w:r>
-        <w:br/>
-      </w:r>
-      <w:r>
-        <w:rPr>
-          <w:rStyle w:val="VerbatimChar"/>
-        </w:rPr>
-        <w:t xml:space="preserve">Chain 4:                0.029 seconds (Sampling)</w:t>
-      </w:r>
-      <w:r>
-        <w:br/>
-      </w:r>
-      <w:r>
-        <w:rPr>
-          <w:rStyle w:val="VerbatimChar"/>
-        </w:rPr>
-        <w:t xml:space="preserve">Chain 4:                0.065 seconds (Total)</w:t>
-      </w:r>
-      <w:r>
-        <w:br/>
-      </w:r>
-      <w:r>
-        <w:rPr>
-          <w:rStyle w:val="VerbatimChar"/>
-        </w:rPr>
-        <w:t xml:space="preserve">Chain 4: </w:t>
-      </w:r>
-    </w:p>
-    <w:p>
-      <w:pPr>
-        <w:pStyle w:val="SourceCode"/>
-      </w:pPr>
-      <w:r>
-        <w:rPr>
-          <w:rStyle w:val="VerbatimChar"/>
-        </w:rPr>
-        <w:t xml:space="preserve">Warning: There were 2 divergent transitions after warmup. See</w:t>
-      </w:r>
-      <w:r>
-        <w:br/>
-      </w:r>
-      <w:r>
-        <w:rPr>
-          <w:rStyle w:val="VerbatimChar"/>
-        </w:rPr>
-        <w:t xml:space="preserve">https://mc-stan.org/misc/warnings.html#divergent-transitions-after-warmup</w:t>
-      </w:r>
-      <w:r>
-        <w:br/>
-      </w:r>
-      <w:r>
-        <w:rPr>
-          <w:rStyle w:val="VerbatimChar"/>
-        </w:rPr>
-        <w:t xml:space="preserve">to find out why this is a problem and how to eliminate them.</w:t>
-      </w:r>
-    </w:p>
-    <w:p>
-      <w:pPr>
-        <w:pStyle w:val="SourceCode"/>
-      </w:pPr>
-      <w:r>
-        <w:rPr>
-          <w:rStyle w:val="VerbatimChar"/>
-        </w:rPr>
-        <w:t xml:space="preserve">Warning: Examine the pairs() plot to diagnose sampling problems</w:t>
-      </w:r>
-    </w:p>
-    <w:p>
-      <w:pPr>
-        <w:pStyle w:val="FirstParagraph"/>
-      </w:pPr>
-      <w:r>
-        <w:drawing>
-          <wp:inline>
-            <wp:extent cx="5943600" cy="3200400"/>
-            <wp:effectExtent b="0" l="0" r="0" t="0"/>
-            <wp:docPr descr="" title="" id="24" name="Picture"/>
-            <a:graphic>
-              <a:graphicData uri="http://schemas.openxmlformats.org/drawingml/2006/picture">
-                <pic:pic>
-                  <pic:nvPicPr>
-                    <pic:cNvPr descr="manuscript_files/figure-docx/test_ref-2.png" id="25" name="Picture"/>
-                    <pic:cNvPicPr>
-                      <a:picLocks noChangeArrowheads="1" noChangeAspect="1"/>
-                    </pic:cNvPicPr>
-                  </pic:nvPicPr>
-                  <pic:blipFill>
-                    <a:blip r:embed="rId23"/>
-                    <a:stretch>
-                      <a:fillRect/>
-                    </a:stretch>
-                  </pic:blipFill>
-                  <pic:spPr bwMode="auto">
-                    <a:xfrm>
-                      <a:off x="0" y="0"/>
-                      <a:ext cx="5943600" cy="3200400"/>
-                    </a:xfrm>
-                    <a:prstGeom prst="rect">
-                      <a:avLst/>
-                    </a:prstGeom>
-                    <a:noFill/>
-                    <a:ln w="9525">
-                      <a:noFill/>
-                      <a:headEnd/>
-                      <a:tailEnd/>
-                    </a:ln>
-                  </pic:spPr>
-                </pic:pic>
-              </a:graphicData>
-            </a:graphic>
-          </wp:inline>
-        </w:drawing>
-      </w:r>
-    </w:p>
-    <w:p>
-      <w:pPr>
-        <w:pStyle w:val="SourceCode"/>
+        <w:pStyle w:val="Source Code"/>
       </w:pPr>
       <w:r>
         <w:rPr>
@@ -2130,7 +240,7 @@
         <w:rPr>
           <w:rStyle w:val="VerbatimChar"/>
         </w:rPr>
-        <w:t xml:space="preserve">sd(Intercept)     1.92      0.55     1.04     3.20 1.00     1903     3364</w:t>
+        <w:t xml:space="preserve">sd(Intercept)     1.94      0.55     1.05     3.19 1.00     1796     3188</w:t>
       </w:r>
       <w:r>
         <w:br/>
@@ -2160,7 +270,7 @@
         <w:rPr>
           <w:rStyle w:val="VerbatimChar"/>
         </w:rPr>
-        <w:t xml:space="preserve">Intercept    -2.08      0.63    -3.39    -0.91 1.00     1890     2727</w:t>
+        <w:t xml:space="preserve">Intercept    -2.10      0.65    -3.44    -0.87 1.00     1843     3230</w:t>
       </w:r>
       <w:r>
         <w:br/>
@@ -2223,7 +333,7 @@
         <w:t xml:space="preserve">scale reduction factor on split chains (at convergence, Rhat = 1).</w:t>
       </w:r>
     </w:p>
-    <w:bookmarkStart w:id="28" w:name="notes"/>
+    <w:bookmarkStart w:id="22" w:name="notes"/>
     <w:p>
       <w:pPr>
         <w:pStyle w:val="Heading 1"/>
@@ -2246,7 +356,7 @@
       <w:r>
         <w:t xml:space="preserve"> </w:t>
       </w:r>
-      <w:hyperlink r:id="rId26">
+      <w:hyperlink r:id="rId20">
         <w:r>
           <w:rPr>
             <w:rStyle w:val="Hyperlink"/>
@@ -2269,7 +379,7 @@
       <w:r>
         <w:t xml:space="preserve"> </w:t>
       </w:r>
-      <w:hyperlink r:id="rId27">
+      <w:hyperlink r:id="rId21">
         <w:r>
           <w:rPr>
             <w:rStyle w:val="Hyperlink"/>
@@ -2284,8 +394,8 @@
         <w:t xml:space="preserve">for structure</w:t>
       </w:r>
     </w:p>
-    <w:bookmarkEnd w:id="28"/>
-    <w:bookmarkStart w:id="29" w:name="abstract"/>
+    <w:bookmarkEnd w:id="22"/>
+    <w:bookmarkStart w:id="23" w:name="abstract"/>
     <w:p>
       <w:pPr>
         <w:pStyle w:val="Heading 1"/>
@@ -2294,8 +404,8 @@
         <w:t xml:space="preserve">Abstract</w:t>
       </w:r>
     </w:p>
-    <w:bookmarkEnd w:id="29"/>
-    <w:bookmarkStart w:id="30" w:name="background"/>
+    <w:bookmarkEnd w:id="23"/>
+    <w:bookmarkStart w:id="24" w:name="background"/>
     <w:p>
       <w:pPr>
         <w:pStyle w:val="Heading 1"/>
@@ -2328,8 +438,8 @@
         <w:t xml:space="preserve">☐ Aim of this study</w:t>
       </w:r>
     </w:p>
-    <w:bookmarkEnd w:id="30"/>
-    <w:bookmarkStart w:id="31" w:name="methods"/>
+    <w:bookmarkEnd w:id="24"/>
+    <w:bookmarkStart w:id="25" w:name="methods"/>
     <w:p>
       <w:pPr>
         <w:pStyle w:val="Heading 1"/>
@@ -2410,8 +520,8 @@
         <w:t xml:space="preserve">☐ Method to assess robustness of synthesized results</w:t>
       </w:r>
     </w:p>
-    <w:bookmarkEnd w:id="31"/>
-    <w:bookmarkStart w:id="32" w:name="results"/>
+    <w:bookmarkEnd w:id="25"/>
+    <w:bookmarkStart w:id="26" w:name="results"/>
     <w:p>
       <w:pPr>
         <w:pStyle w:val="Heading 1"/>
@@ -2480,8 +590,8 @@
         <w:t xml:space="preserve">☐ Forest plots</w:t>
       </w:r>
     </w:p>
-    <w:bookmarkEnd w:id="32"/>
-    <w:bookmarkStart w:id="33" w:name="discussion"/>
+    <w:bookmarkEnd w:id="26"/>
+    <w:bookmarkStart w:id="27" w:name="discussion"/>
     <w:p>
       <w:pPr>
         <w:pStyle w:val="Heading 1"/>
@@ -2526,8 +636,8 @@
         <w:t xml:space="preserve">☐ Study limitations &amp; strengths</w:t>
       </w:r>
     </w:p>
-    <w:bookmarkEnd w:id="33"/>
-    <w:bookmarkStart w:id="34" w:name="conclusions"/>
+    <w:bookmarkEnd w:id="27"/>
+    <w:bookmarkStart w:id="28" w:name="conclusions"/>
     <w:p>
       <w:pPr>
         <w:pStyle w:val="Heading 1"/>
@@ -2560,8 +670,8 @@
         <w:t xml:space="preserve">☐ Implications of results: policy, (scientific?) practice, future research needs</w:t>
       </w:r>
     </w:p>
-    <w:bookmarkEnd w:id="34"/>
-    <w:bookmarkStart w:id="35" w:name="list-of-abbreviations"/>
+    <w:bookmarkEnd w:id="28"/>
+    <w:bookmarkStart w:id="31" w:name="list-of-abbreviations"/>
     <w:p>
       <w:pPr>
         <w:pStyle w:val="Heading 1"/>
@@ -2575,10 +685,69 @@
         <w:pStyle w:val="FirstParagraph"/>
       </w:pPr>
       <w:r>
-        <w:t xml:space="preserve">Normal text example</w:t>
-      </w:r>
-    </w:p>
-    <w:bookmarkEnd w:id="35"/>
+        <w:t xml:space="preserve">Normal text example exapsi</w:t>
+      </w:r>
+    </w:p>
+    <w:bookmarkStart w:id="30" w:name="setting-priors"/>
+    <w:p>
+      <w:pPr>
+        <w:pStyle w:val="Heading2"/>
+      </w:pPr>
+      <w:r>
+        <w:t xml:space="preserve">Setting Priors</w:t>
+      </w:r>
+    </w:p>
+    <w:p>
+      <w:pPr>
+        <w:pStyle w:val="FirstParagraph"/>
+      </w:pPr>
+      <w:r>
+        <w:t xml:space="preserve">First, we need to define the priors.</w:t>
+      </w:r>
+      <w:r>
+        <w:t xml:space="preserve"> </w:t>
+      </w:r>
+      <w:r>
+        <w:t xml:space="preserve">In Bayesian statistics, a prior distribution represents our initial belief about an unknown parameter before observing any data.</w:t>
+      </w:r>
+      <w:r>
+        <w:t xml:space="preserve"> </w:t>
+      </w:r>
+      <w:r>
+        <w:t xml:space="preserve">It’s a probability distribution reflecting our knowledge or assumptions about the parameter’s possible values.</w:t>
+      </w:r>
+      <w:r>
+        <w:t xml:space="preserve"> </w:t>
+      </w:r>
+      <w:r>
+        <w:t xml:space="preserve">This prior distribution is then combined with the likelihood function (based on observed data) to produce a posterior distribution, which represents our updated belief after considering the data.</w:t>
+      </w:r>
+      <w:r>
+        <w:t xml:space="preserve"> </w:t>
+      </w:r>
+      <w:r>
+        <w:t xml:space="preserve">You can read more about choosing prior distributions in Bayesian statistics in this</w:t>
+      </w:r>
+      <w:r>
+        <w:t xml:space="preserve"> </w:t>
+      </w:r>
+      <w:hyperlink r:id="rId29">
+        <w:r>
+          <w:rPr>
+            <w:rStyle w:val="Hyperlink"/>
+          </w:rPr>
+          <w:t xml:space="preserve">book chapter</w:t>
+        </w:r>
+      </w:hyperlink>
+      <w:r>
+        <w:t xml:space="preserve">.</w:t>
+      </w:r>
+      <w:r>
+        <w:br/>
+      </w:r>
+    </w:p>
+    <w:bookmarkEnd w:id="30"/>
+    <w:bookmarkEnd w:id="31"/>
     <w:sectPr>
       <w:headerReference r:id="rId9" w:type="default"/>
       <w:footerReference r:id="rId10" w:type="default"/>
@@ -3648,60 +1817,24 @@
       </w14:textFill>
     </w:rPr>
   </w:style>
-  <w:style w:styleId="Imported Style 1" w:type="numbering">
-    <w:name w:val="Imported Style 1"/>
-    <w:pPr>
-      <w:numPr>
-        <w:numId w:val="1"/>
-      </w:numPr>
-    </w:pPr>
-  </w:style>
-  <w:style w:styleId="Link" w:type="character">
-    <w:name w:val="Link"/>
-    <w:rPr>
-      <w:outline w:val="0"/>
-      <w:color w:val="0000ff"/>
-      <w:u w:color="0000ff" w:val="single"/>
-      <w14:textFill>
-        <w14:solidFill>
-          <w14:srgbClr w14:val="0000FF"/>
-        </w14:solidFill>
-      </w14:textFill>
-    </w:rPr>
-  </w:style>
-  <w:style w:styleId="Hyperlink.0" w:type="character">
-    <w:name w:val="Hyperlink.0"/>
-    <w:basedOn w:val="Link"/>
-    <w:next w:val="Hyperlink.0"/>
-    <w:rPr>
-      <w:outline w:val="0"/>
-      <w:color w:val="000000"/>
-      <w:u w:color="000000"/>
-      <w14:textFill>
-        <w14:solidFill>
-          <w14:srgbClr w14:val="000000"/>
-        </w14:solidFill>
-      </w14:textFill>
-    </w:rPr>
-  </w:style>
-  <w:style w:styleId="Word Default Style" w:type="paragraph">
-    <w:name w:val="Word Default Style"/>
-    <w:next w:val="Word Default Style"/>
+  <w:style w:styleId="Source Code" w:type="paragraph">
+    <w:name w:val="Source Code"/>
+    <w:next w:val="Source Code"/>
     <w:pPr>
       <w:keepNext w:val="0"/>
       <w:keepLines w:val="0"/>
       <w:pageBreakBefore w:val="0"/>
       <w:widowControl w:val="1"/>
-      <w:shd w:color="auto" w:fill="auto" w:val="clear"/>
+      <w:shd w:color="auto" w:fill="f1f3f5" w:val="clear"/>
       <w:suppressAutoHyphens w:val="0"/>
       <w:bidi w:val="0"/>
-      <w:spacing w:after="0" w:before="0" w:line="240" w:lineRule="auto"/>
+      <w:spacing w:after="200" w:before="200" w:line="240" w:lineRule="auto"/>
       <w:ind w:firstLine="0" w:left="0" w:right="0"/>
       <w:jc w:val="left"/>
       <w:outlineLvl w:val="9"/>
     </w:pPr>
     <w:rPr>
-      <w:rFonts w:ascii="Helvetica Neue" w:cs="Arial Unicode MS" w:eastAsia="Arial Unicode MS" w:hAnsi="Helvetica Neue"/>
+      <w:rFonts w:ascii="Courier New" w:cs="Arial Unicode MS" w:eastAsia="Arial Unicode MS" w:hAnsi="Courier New"/>
       <w:b w:val="0"/>
       <w:bCs w:val="0"/>
       <w:i w:val="0"/>
@@ -3717,10 +1850,10 @@
       <w:position w:val="0"/>
       <w:sz w:val="24"/>
       <w:szCs w:val="24"/>
-      <w:u w:val="none"/>
+      <w:u w:color="000000" w:val="none"/>
       <w:shd w:color="auto" w:fill="auto" w:val="nil"/>
       <w:vertAlign w:val="baseline"/>
-      <w:lang w:val="de-DE"/>
+      <w:lang w:val="en-US"/>
       <w14:textFill>
         <w14:solidFill>
           <w14:srgbClr w14:val="000000"/>
@@ -3728,14 +1861,52 @@
       </w14:textFill>
     </w:rPr>
   </w:style>
-  <w:style w:type="paragraph" w:customStyle="1" w:styleId="SourceCode">
-    <w:name w:val="Source Code"/>
-    <w:basedOn w:val="Normal"/>
-    <w:link w:val="VerbatimChar"/>
+  <w:style w:styleId="Imported Style 1" w:type="numbering">
+    <w:name w:val="Imported Style 1"/>
     <w:pPr>
-      <w:wordWrap w:val="off"/>
-      <w:shd w:val="clear" w:fill="f1f3f5"/>
+      <w:numPr>
+        <w:numId w:val="1"/>
+      </w:numPr>
     </w:pPr>
+  </w:style>
+  <w:style w:styleId="Link" w:type="character">
+    <w:name w:val="Link"/>
+    <w:rPr>
+      <w:outline w:val="0"/>
+      <w:color w:val="0000ff"/>
+      <w:u w:color="0000ff" w:val="single"/>
+      <w14:textFill>
+        <w14:solidFill>
+          <w14:srgbClr w14:val="0000FF"/>
+        </w14:solidFill>
+      </w14:textFill>
+    </w:rPr>
+  </w:style>
+  <w:style w:styleId="Hyperlink.0" w:type="character">
+    <w:name w:val="Hyperlink.0"/>
+    <w:basedOn w:val="Link"/>
+    <w:next w:val="Hyperlink.0"/>
+    <w:rPr>
+      <w:outline w:val="0"/>
+      <w:color w:val="000000"/>
+      <w:u w:color="000000"/>
+      <w14:textFill>
+        <w14:solidFill>
+          <w14:srgbClr w14:val="000000"/>
+        </w14:solidFill>
+      </w14:textFill>
+    </w:rPr>
+  </w:style>
+  <w:style w:styleId="None" w:type="character">
+    <w:name w:val="None"/>
+  </w:style>
+  <w:style w:styleId="Hyperlink.1" w:type="character">
+    <w:name w:val="Hyperlink.1"/>
+    <w:basedOn w:val="None"/>
+    <w:next w:val="Hyperlink.1"/>
+    <w:rPr>
+      <w:rFonts w:ascii="Helvetica Neue" w:cs="Helvetica Neue" w:eastAsia="Helvetica Neue" w:hAnsi="Helvetica Neue"/>
+    </w:rPr>
   </w:style>
   <w:style w:type="character" w:customStyle="1" w:styleId="KeywordTok">
     <w:name w:val="KeywordTok"/>

--- a/manuscript/manuscript.docx
+++ b/manuscript/manuscript.docx
@@ -94,6 +94,34 @@
       </w:r>
       <w:r>
         <w:t xml:space="preserve">Sell</w:t>
+      </w:r>
+    </w:p>
+    <w:p>
+      <w:pPr>
+        <w:pStyle w:val="Author"/>
+      </w:pPr>
+      <w:r>
+        <w:t xml:space="preserve">Margaux</w:t>
+      </w:r>
+      <w:r>
+        <w:t xml:space="preserve"> </w:t>
+      </w:r>
+      <w:r>
+        <w:t xml:space="preserve">Sanchez</w:t>
+      </w:r>
+    </w:p>
+    <w:p>
+      <w:pPr>
+        <w:pStyle w:val="Author"/>
+      </w:pPr>
+      <w:r>
+        <w:t xml:space="preserve">Philippe</w:t>
+      </w:r>
+      <w:r>
+        <w:t xml:space="preserve"> </w:t>
+      </w:r>
+      <w:r>
+        <w:t xml:space="preserve">Palmont</w:t>
       </w:r>
     </w:p>
     <w:p>
@@ -148,192 +176,7 @@
         </w:p>
       </w:sdtContent>
     </w:sdt>
-    <w:p>
-      <w:pPr>
-        <w:pStyle w:val="SourceCode"/>
-      </w:pPr>
-      <w:r>
-        <w:rPr>
-          <w:rStyle w:val="VerbatimChar"/>
-        </w:rPr>
-        <w:t xml:space="preserve"> Family: gaussian </w:t>
-      </w:r>
-      <w:r>
-        <w:br/>
-      </w:r>
-      <w:r>
-        <w:rPr>
-          <w:rStyle w:val="VerbatimChar"/>
-        </w:rPr>
-        <w:t xml:space="preserve">  Links: mu = identity; sigma = identity </w:t>
-      </w:r>
-      <w:r>
-        <w:br/>
-      </w:r>
-      <w:r>
-        <w:rPr>
-          <w:rStyle w:val="VerbatimChar"/>
-        </w:rPr>
-        <w:t xml:space="preserve">Formula: beta_ln | se(se_beta_ln) ~ 1 + (1 | author_year) </w:t>
-      </w:r>
-      <w:r>
-        <w:br/>
-      </w:r>
-      <w:r>
-        <w:rPr>
-          <w:rStyle w:val="VerbatimChar"/>
-        </w:rPr>
-        <w:t xml:space="preserve">   Data: data (Number of observations: 12) </w:t>
-      </w:r>
-      <w:r>
-        <w:br/>
-      </w:r>
-      <w:r>
-        <w:rPr>
-          <w:rStyle w:val="VerbatimChar"/>
-        </w:rPr>
-        <w:t xml:space="preserve">  Draws: 4 chains, each with iter = 4000; warmup = 2000; thin = 1;</w:t>
-      </w:r>
-      <w:r>
-        <w:br/>
-      </w:r>
-      <w:r>
-        <w:rPr>
-          <w:rStyle w:val="VerbatimChar"/>
-        </w:rPr>
-        <w:t xml:space="preserve">         total post-warmup draws = 8000</w:t>
-      </w:r>
-      <w:r>
-        <w:br/>
-      </w:r>
-      <w:r>
-        <w:br/>
-      </w:r>
-      <w:r>
-        <w:rPr>
-          <w:rStyle w:val="VerbatimChar"/>
-        </w:rPr>
-        <w:t xml:space="preserve">Multilevel Hyperparameters:</w:t>
-      </w:r>
-      <w:r>
-        <w:br/>
-      </w:r>
-      <w:r>
-        <w:rPr>
-          <w:rStyle w:val="VerbatimChar"/>
-        </w:rPr>
-        <w:t xml:space="preserve">~author_year (Number of levels: 12) </w:t>
-      </w:r>
-      <w:r>
-        <w:br/>
-      </w:r>
-      <w:r>
-        <w:rPr>
-          <w:rStyle w:val="VerbatimChar"/>
-        </w:rPr>
-        <w:t xml:space="preserve">              Estimate Est.Error l-95% CI u-95% CI Rhat Bulk_ESS Tail_ESS</w:t>
-      </w:r>
-      <w:r>
-        <w:br/>
-      </w:r>
-      <w:r>
-        <w:rPr>
-          <w:rStyle w:val="VerbatimChar"/>
-        </w:rPr>
-        <w:t xml:space="preserve">sd(Intercept)     1.94      0.55     1.05     3.19 1.00     1796     3188</w:t>
-      </w:r>
-      <w:r>
-        <w:br/>
-      </w:r>
-      <w:r>
-        <w:br/>
-      </w:r>
-      <w:r>
-        <w:rPr>
-          <w:rStyle w:val="VerbatimChar"/>
-        </w:rPr>
-        <w:t xml:space="preserve">Regression Coefficients:</w:t>
-      </w:r>
-      <w:r>
-        <w:br/>
-      </w:r>
-      <w:r>
-        <w:rPr>
-          <w:rStyle w:val="VerbatimChar"/>
-        </w:rPr>
-        <w:t xml:space="preserve">          Estimate Est.Error l-95% CI u-95% CI Rhat Bulk_ESS Tail_ESS</w:t>
-      </w:r>
-      <w:r>
-        <w:br/>
-      </w:r>
-      <w:r>
-        <w:rPr>
-          <w:rStyle w:val="VerbatimChar"/>
-        </w:rPr>
-        <w:t xml:space="preserve">Intercept    -2.10      0.65    -3.44    -0.87 1.00     1843     3230</w:t>
-      </w:r>
-      <w:r>
-        <w:br/>
-      </w:r>
-      <w:r>
-        <w:br/>
-      </w:r>
-      <w:r>
-        <w:rPr>
-          <w:rStyle w:val="VerbatimChar"/>
-        </w:rPr>
-        <w:t xml:space="preserve">Further Distributional Parameters:</w:t>
-      </w:r>
-      <w:r>
-        <w:br/>
-      </w:r>
-      <w:r>
-        <w:rPr>
-          <w:rStyle w:val="VerbatimChar"/>
-        </w:rPr>
-        <w:t xml:space="preserve">      Estimate Est.Error l-95% CI u-95% CI Rhat Bulk_ESS Tail_ESS</w:t>
-      </w:r>
-      <w:r>
-        <w:br/>
-      </w:r>
-      <w:r>
-        <w:rPr>
-          <w:rStyle w:val="VerbatimChar"/>
-        </w:rPr>
-        <w:t xml:space="preserve">sigma     0.00      0.00     0.00     0.00   NA       NA       NA</w:t>
-      </w:r>
-      <w:r>
-        <w:br/>
-      </w:r>
-      <w:r>
-        <w:br/>
-      </w:r>
-      <w:r>
-        <w:rPr>
-          <w:rStyle w:val="VerbatimChar"/>
-        </w:rPr>
-        <w:t xml:space="preserve">Draws were sampled using sampling(NUTS). For each parameter, Bulk_ESS</w:t>
-      </w:r>
-      <w:r>
-        <w:br/>
-      </w:r>
-      <w:r>
-        <w:rPr>
-          <w:rStyle w:val="VerbatimChar"/>
-        </w:rPr>
-        <w:t xml:space="preserve">and Tail_ESS are effective sample size measures, and Rhat is the potential</w:t>
-      </w:r>
-      <w:r>
-        <w:br/>
-      </w:r>
-      <w:r>
-        <w:rPr>
-          <w:rStyle w:val="VerbatimChar"/>
-        </w:rPr>
-        <w:t xml:space="preserve">scale reduction factor on split chains (at convergence, Rhat = 1).</w:t>
-      </w:r>
-    </w:p>
-    <w:bookmarkStart w:id="22" w:name="notes"/>
+    <w:bookmarkStart w:id="23" w:name="notes"/>
     <w:p>
       <w:pPr>
         <w:pStyle w:val="Heading1"/>
@@ -403,13 +246,24 @@
         </w:numPr>
       </w:pPr>
       <w:r>
-        <w:t xml:space="preserve">Reference</w:t>
+        <w:t xml:space="preserve">Using</w:t>
       </w:r>
       <w:r>
         <w:t xml:space="preserve"> </w:t>
       </w:r>
-      <w:r>
-        <w:t xml:space="preserve">(1)</w:t>
+      <w:hyperlink r:id="rId22">
+        <w:r>
+          <w:rPr>
+            <w:rStyle w:val="Hyperlink"/>
+          </w:rPr>
+          <w:t xml:space="preserve">raRoB tool</w:t>
+        </w:r>
+      </w:hyperlink>
+      <w:r>
+        <w:t xml:space="preserve"> </w:t>
+      </w:r>
+      <w:r>
+        <w:t xml:space="preserve">for Risk of Bias Assessment</w:t>
       </w:r>
     </w:p>
     <w:p>
@@ -421,11 +275,17 @@
         </w:numPr>
       </w:pPr>
       <w:r>
-        <w:t xml:space="preserve">testtest?</w:t>
-      </w:r>
-    </w:p>
-    <w:bookmarkEnd w:id="22"/>
-    <w:bookmarkStart w:id="23" w:name="abstract"/>
+        <w:t xml:space="preserve">Test reference</w:t>
+      </w:r>
+      <w:r>
+        <w:t xml:space="preserve"> </w:t>
+      </w:r>
+      <w:r>
+        <w:t xml:space="preserve">(1)</w:t>
+      </w:r>
+    </w:p>
+    <w:bookmarkEnd w:id="23"/>
+    <w:bookmarkStart w:id="24" w:name="abstract"/>
     <w:p>
       <w:pPr>
         <w:pStyle w:val="Heading1"/>
@@ -434,8 +294,8 @@
         <w:t xml:space="preserve">Abstract</w:t>
       </w:r>
     </w:p>
-    <w:bookmarkEnd w:id="23"/>
-    <w:bookmarkStart w:id="24" w:name="background"/>
+    <w:bookmarkEnd w:id="24"/>
+    <w:bookmarkStart w:id="25" w:name="background"/>
     <w:p>
       <w:pPr>
         <w:pStyle w:val="Heading1"/>
@@ -468,8 +328,8 @@
         <w:t xml:space="preserve">☐ Aim of this study</w:t>
       </w:r>
     </w:p>
-    <w:bookmarkEnd w:id="24"/>
-    <w:bookmarkStart w:id="25" w:name="methods"/>
+    <w:bookmarkEnd w:id="25"/>
+    <w:bookmarkStart w:id="26" w:name="methods"/>
     <w:p>
       <w:pPr>
         <w:pStyle w:val="Heading1"/>
@@ -550,8 +410,8 @@
         <w:t xml:space="preserve">☐ Method to assess robustness of synthesized results</w:t>
       </w:r>
     </w:p>
-    <w:bookmarkEnd w:id="25"/>
-    <w:bookmarkStart w:id="26" w:name="results"/>
+    <w:bookmarkEnd w:id="26"/>
+    <w:bookmarkStart w:id="27" w:name="results"/>
     <w:p>
       <w:pPr>
         <w:pStyle w:val="Heading1"/>
@@ -620,8 +480,8 @@
         <w:t xml:space="preserve">☐ Forest plots</w:t>
       </w:r>
     </w:p>
-    <w:bookmarkEnd w:id="26"/>
-    <w:bookmarkStart w:id="27" w:name="discussion"/>
+    <w:bookmarkEnd w:id="27"/>
+    <w:bookmarkStart w:id="28" w:name="discussion"/>
     <w:p>
       <w:pPr>
         <w:pStyle w:val="Heading1"/>
@@ -666,8 +526,8 @@
         <w:t xml:space="preserve">☐ Study limitations &amp; strengths</w:t>
       </w:r>
     </w:p>
-    <w:bookmarkEnd w:id="27"/>
-    <w:bookmarkStart w:id="28" w:name="conclusions"/>
+    <w:bookmarkEnd w:id="28"/>
+    <w:bookmarkStart w:id="29" w:name="conclusions"/>
     <w:p>
       <w:pPr>
         <w:pStyle w:val="Heading1"/>
@@ -700,84 +560,162 @@
         <w:t xml:space="preserve">☐ Implications of results: policy, (scientific?) practice, future research needs</w:t>
       </w:r>
     </w:p>
-    <w:bookmarkEnd w:id="28"/>
-    <w:bookmarkStart w:id="32" w:name="list-of-abbreviations"/>
+    <w:bookmarkEnd w:id="29"/>
+    <w:bookmarkStart w:id="30" w:name="list-of-abbreviations"/>
     <w:p>
       <w:pPr>
         <w:pStyle w:val="Heading1"/>
       </w:pPr>
       <w:r>
-        <w:t xml:space="preserve">List of abbreviations</w:t>
-      </w:r>
-    </w:p>
-    <w:p>
-      <w:pPr>
-        <w:pStyle w:val="Compact"/>
-        <w:numPr>
-          <w:ilvl w:val="0"/>
-          <w:numId w:val="1007"/>
-        </w:numPr>
-      </w:pPr>
-      <w:r>
-        <w:t xml:space="preserve">Text example</w:t>
-      </w:r>
-    </w:p>
-    <w:bookmarkStart w:id="31" w:name="title-2"/>
-    <w:p>
-      <w:pPr>
-        <w:pStyle w:val="Heading2"/>
-      </w:pPr>
-      <w:r>
-        <w:t xml:space="preserve">5.1 Title 2</w:t>
-      </w:r>
-    </w:p>
-    <w:p>
-      <w:pPr>
-        <w:pStyle w:val="FirstParagraph"/>
-      </w:pPr>
-      <w:r>
-        <w:t xml:space="preserve">Text example</w:t>
-      </w:r>
-    </w:p>
-    <w:bookmarkStart w:id="30" w:name="title-3"/>
-    <w:p>
-      <w:pPr>
-        <w:pStyle w:val="Heading3"/>
-      </w:pPr>
-      <w:r>
-        <w:t xml:space="preserve">5.1.1 Title 3</w:t>
-      </w:r>
-    </w:p>
-    <w:p>
-      <w:pPr>
-        <w:pStyle w:val="FirstParagraph"/>
-      </w:pPr>
-      <w:r>
-        <w:t xml:space="preserve">Text example</w:t>
-      </w:r>
-    </w:p>
-    <w:bookmarkStart w:id="29" w:name="title-4"/>
-    <w:p>
-      <w:pPr>
-        <w:pStyle w:val="Heading4"/>
-      </w:pPr>
-      <w:r>
-        <w:t xml:space="preserve">5.1.1.1 Title 4</w:t>
-      </w:r>
-    </w:p>
-    <w:p>
-      <w:pPr>
-        <w:pStyle w:val="FirstParagraph"/>
-      </w:pPr>
-      <w:r>
-        <w:t xml:space="preserve">Text example</w:t>
-      </w:r>
-    </w:p>
-    <w:bookmarkEnd w:id="29"/>
+        <w:t xml:space="preserve">List of Abbreviations</w:t>
+      </w:r>
+    </w:p>
+    <w:tbl>
+      <w:tblPr>
+        <w:tblStyle w:val="Table"/>
+        <w:tblW w:type="auto" w:w="0"/>
+        <w:tblLook w:firstRow="1" w:lastRow="0" w:firstColumn="0" w:lastColumn="0" w:noHBand="0" w:noVBand="0" w:val="0020"/>
+      </w:tblPr>
+      <w:tblGrid>
+        <w:gridCol w:w="3960"/>
+        <w:gridCol w:w="3960"/>
+      </w:tblGrid>
+      <w:tr>
+        <w:trPr>
+          <w:tblHeader w:val="on"/>
+        </w:trPr>
+        <w:tc>
+          <w:tcPr/>
+          <w:p>
+            <w:pPr>
+              <w:pStyle w:val="Compact"/>
+              <w:jc w:val="left"/>
+            </w:pPr>
+            <w:r>
+              <w:t xml:space="preserve">Abbreviation</w:t>
+            </w:r>
+          </w:p>
+        </w:tc>
+        <w:tc>
+          <w:tcPr/>
+          <w:p>
+            <w:pPr>
+              <w:pStyle w:val="Compact"/>
+              <w:jc w:val="left"/>
+            </w:pPr>
+            <w:r>
+              <w:t xml:space="preserve">Meaning</w:t>
+            </w:r>
+          </w:p>
+        </w:tc>
+      </w:tr>
+      <w:tr>
+        <w:tc>
+          <w:tcPr/>
+          <w:p>
+            <w:pPr>
+              <w:pStyle w:val="Compact"/>
+              <w:jc w:val="left"/>
+            </w:pPr>
+            <w:r>
+              <w:t xml:space="preserve">EBD</w:t>
+            </w:r>
+          </w:p>
+        </w:tc>
+        <w:tc>
+          <w:tcPr/>
+          <w:p>
+            <w:pPr>
+              <w:pStyle w:val="Compact"/>
+              <w:jc w:val="left"/>
+            </w:pPr>
+            <w:r>
+              <w:t xml:space="preserve">Environmental Burden of Disease</w:t>
+            </w:r>
+          </w:p>
+        </w:tc>
+      </w:tr>
+      <w:tr>
+        <w:tc>
+          <w:tcPr/>
+          <w:p>
+            <w:pPr>
+              <w:pStyle w:val="Compact"/>
+              <w:jc w:val="left"/>
+            </w:pPr>
+            <w:r>
+              <w:t xml:space="preserve">YLL</w:t>
+            </w:r>
+          </w:p>
+        </w:tc>
+        <w:tc>
+          <w:tcPr/>
+          <w:p>
+            <w:pPr>
+              <w:pStyle w:val="Compact"/>
+              <w:jc w:val="left"/>
+            </w:pPr>
+            <w:r>
+              <w:t xml:space="preserve">Years of Life Lost</w:t>
+            </w:r>
+          </w:p>
+        </w:tc>
+      </w:tr>
+      <w:tr>
+        <w:tc>
+          <w:tcPr/>
+          <w:p>
+            <w:pPr>
+              <w:pStyle w:val="Compact"/>
+              <w:jc w:val="left"/>
+            </w:pPr>
+            <w:r>
+              <w:t xml:space="preserve">YLD</w:t>
+            </w:r>
+          </w:p>
+        </w:tc>
+        <w:tc>
+          <w:tcPr/>
+          <w:p>
+            <w:pPr>
+              <w:pStyle w:val="Compact"/>
+              <w:jc w:val="left"/>
+            </w:pPr>
+            <w:r>
+              <w:t xml:space="preserve">Years Lived with Disability</w:t>
+            </w:r>
+          </w:p>
+        </w:tc>
+      </w:tr>
+      <w:tr>
+        <w:tc>
+          <w:tcPr/>
+          <w:p>
+            <w:pPr>
+              <w:pStyle w:val="Compact"/>
+              <w:jc w:val="left"/>
+            </w:pPr>
+            <w:r>
+              <w:t xml:space="preserve">DALY</w:t>
+            </w:r>
+          </w:p>
+        </w:tc>
+        <w:tc>
+          <w:tcPr/>
+          <w:p>
+            <w:pPr>
+              <w:pStyle w:val="Compact"/>
+              <w:jc w:val="left"/>
+            </w:pPr>
+            <w:r>
+              <w:t xml:space="preserve">Disability-adjusted Life Year</w:t>
+            </w:r>
+          </w:p>
+        </w:tc>
+      </w:tr>
+    </w:tbl>
     <w:bookmarkEnd w:id="30"/>
-    <w:bookmarkEnd w:id="31"/>
-    <w:bookmarkEnd w:id="32"/>
-    <w:bookmarkStart w:id="36" w:name="bibliography"/>
+    <w:bookmarkStart w:id="34" w:name="bibliography"/>
     <w:p>
       <w:pPr>
         <w:pStyle w:val="Heading1"/>
@@ -786,8 +724,8 @@
         <w:t xml:space="preserve">References</w:t>
       </w:r>
     </w:p>
-    <w:bookmarkStart w:id="35" w:name="refs"/>
-    <w:bookmarkStart w:id="34" w:name="ref-cao2010DoesBackgroundPostnatal"/>
+    <w:bookmarkStart w:id="33" w:name="refs"/>
+    <w:bookmarkStart w:id="32" w:name="ref-cao2010DoesBackgroundPostnatal"/>
     <w:p>
       <w:pPr>
         <w:pStyle w:val="Bibliography"/>
@@ -807,7 +745,7 @@
       <w:r>
         <w:t xml:space="preserve"> </w:t>
       </w:r>
-      <w:hyperlink r:id="rId33">
+      <w:hyperlink r:id="rId31">
         <w:r>
           <w:rPr>
             <w:rStyle w:val="Hyperlink"/>
@@ -822,9 +760,9 @@
         <w:t xml:space="preserve"> </w:t>
       </w:r>
     </w:p>
+    <w:bookmarkEnd w:id="32"/>
+    <w:bookmarkEnd w:id="33"/>
     <w:bookmarkEnd w:id="34"/>
-    <w:bookmarkEnd w:id="35"/>
-    <w:bookmarkEnd w:id="36"/>
     <w:sectPr>
       <w:headerReference r:id="rId9" w:type="default"/>
       <w:footerReference r:id="rId10" w:type="default"/>
@@ -1524,9 +1462,6 @@
     <w:abstractNumId w:val="991"/>
   </w:num>
   <w:num w:numId="1006">
-    <w:abstractNumId w:val="991"/>
-  </w:num>
-  <w:num w:numId="1007">
     <w:abstractNumId w:val="991"/>
   </w:num>
 </w:numbering>

--- a/manuscript/manuscript.docx
+++ b/manuscript/manuscript.docx
@@ -7,103 +7,7 @@
         <w:pStyle w:val="Title"/>
       </w:pPr>
       <w:r>
-        <w:t xml:space="preserve">Lead</w:t>
-      </w:r>
-      <w:r>
-        <w:t xml:space="preserve"> </w:t>
-      </w:r>
-      <w:r>
-        <w:t xml:space="preserve">Exposure</w:t>
-      </w:r>
-      <w:r>
-        <w:t xml:space="preserve"> </w:t>
-      </w:r>
-      <w:r>
-        <w:t xml:space="preserve">and</w:t>
-      </w:r>
-      <w:r>
-        <w:t xml:space="preserve"> </w:t>
-      </w:r>
-      <w:r>
-        <w:t xml:space="preserve">IQ</w:t>
-      </w:r>
-      <w:r>
-        <w:t xml:space="preserve"> </w:t>
-      </w:r>
-      <w:r>
-        <w:t xml:space="preserve">Loss</w:t>
-      </w:r>
-      <w:r>
-        <w:t xml:space="preserve"> </w:t>
-      </w:r>
-      <w:r>
-        <w:t xml:space="preserve">in</w:t>
-      </w:r>
-      <w:r>
-        <w:t xml:space="preserve"> </w:t>
-      </w:r>
-      <w:r>
-        <w:t xml:space="preserve">Children:</w:t>
-      </w:r>
-      <w:r>
-        <w:t xml:space="preserve"> </w:t>
-      </w:r>
-      <w:r>
-        <w:t xml:space="preserve">a</w:t>
-      </w:r>
-      <w:r>
-        <w:t xml:space="preserve"> </w:t>
-      </w:r>
-      <w:r>
-        <w:t xml:space="preserve">Bayesian</w:t>
-      </w:r>
-      <w:r>
-        <w:t xml:space="preserve"> </w:t>
-      </w:r>
-      <w:r>
-        <w:t xml:space="preserve">and</w:t>
-      </w:r>
-      <w:r>
-        <w:t xml:space="preserve"> </w:t>
-      </w:r>
-      <w:r>
-        <w:t xml:space="preserve">Frequentist</w:t>
-      </w:r>
-      <w:r>
-        <w:t xml:space="preserve"> </w:t>
-      </w:r>
-      <w:r>
-        <w:t xml:space="preserve">Meta</w:t>
-      </w:r>
-      <w:r>
-        <w:t xml:space="preserve"> </w:t>
-      </w:r>
-      <w:r>
-        <w:t xml:space="preserve">Analysis</w:t>
-      </w:r>
-      <w:r>
-        <w:t xml:space="preserve"> </w:t>
-      </w:r>
-      <w:r>
-        <w:t xml:space="preserve">of</w:t>
-      </w:r>
-      <w:r>
-        <w:t xml:space="preserve"> </w:t>
-      </w:r>
-      <w:r>
-        <w:t xml:space="preserve">Recent</w:t>
-      </w:r>
-      <w:r>
-        <w:t xml:space="preserve"> </w:t>
-      </w:r>
-      <w:r>
-        <w:t xml:space="preserve">Epidemiological</w:t>
-      </w:r>
-      <w:r>
-        <w:t xml:space="preserve"> </w:t>
-      </w:r>
-      <w:r>
-        <w:t xml:space="preserve">Studies</w:t>
+        <w:t xml:space="preserve">Lead Exposure and IQ Loss in Children: a Bayesian and Frequentist Meta Analysis of Recent Epidemiological Studies</w:t>
       </w:r>
     </w:p>
     <w:p>
@@ -111,13 +15,7 @@
         <w:pStyle w:val="Author"/>
       </w:pPr>
       <w:r>
-        <w:t xml:space="preserve">Paulina</w:t>
-      </w:r>
-      <w:r>
-        <w:t xml:space="preserve"> </w:t>
-      </w:r>
-      <w:r>
-        <w:t xml:space="preserve">Sell</w:t>
+        <w:t xml:space="preserve">Paulina Sell</w:t>
       </w:r>
     </w:p>
     <w:p>
@@ -125,13 +23,7 @@
         <w:pStyle w:val="Author"/>
       </w:pPr>
       <w:r>
-        <w:t xml:space="preserve">Margaux</w:t>
-      </w:r>
-      <w:r>
-        <w:t xml:space="preserve"> </w:t>
-      </w:r>
-      <w:r>
-        <w:t xml:space="preserve">Sanchez</w:t>
+        <w:t xml:space="preserve">Margaux Sanchez</w:t>
       </w:r>
     </w:p>
     <w:p>
@@ -139,13 +31,7 @@
         <w:pStyle w:val="Author"/>
       </w:pPr>
       <w:r>
-        <w:t xml:space="preserve">Philippe</w:t>
-      </w:r>
-      <w:r>
-        <w:t xml:space="preserve"> </w:t>
-      </w:r>
-      <w:r>
-        <w:t xml:space="preserve">Palmont</w:t>
+        <w:t xml:space="preserve">Philippe Palmont</w:t>
       </w:r>
     </w:p>
     <w:p>
@@ -153,13 +39,7 @@
         <w:pStyle w:val="Author"/>
       </w:pPr>
       <w:r>
-        <w:t xml:space="preserve">Dietrich</w:t>
-      </w:r>
-      <w:r>
-        <w:t xml:space="preserve"> </w:t>
-      </w:r>
-      <w:r>
-        <w:t xml:space="preserve">Plass</w:t>
+        <w:t xml:space="preserve">Dietrich Plass</w:t>
       </w:r>
     </w:p>
     <w:bookmarkStart w:id="23" w:name="notes"/>
@@ -286,416 +166,7 @@
         </w:numPr>
       </w:pPr>
       <w:r>
-        <w:t xml:space="preserve">☒ Intro: Lead, health effects, burden of disease</w:t>
-      </w:r>
-    </w:p>
-    <w:p>
-      <w:pPr>
-        <w:pStyle w:val="Compact"/>
-        <w:numPr>
-          <w:ilvl w:val="0"/>
-          <w:numId w:val="1002"/>
-        </w:numPr>
-      </w:pPr>
-      <w:r>
-        <w:t xml:space="preserve">☒ Currently used ERFs</w:t>
-      </w:r>
-    </w:p>
-    <w:p>
-      <w:pPr>
-        <w:pStyle w:val="Compact"/>
-        <w:numPr>
-          <w:ilvl w:val="0"/>
-          <w:numId w:val="1002"/>
-        </w:numPr>
-      </w:pPr>
-      <w:r>
-        <w:t xml:space="preserve">☒ Rationale for methodological comparison (BMA - FMA)</w:t>
-      </w:r>
-    </w:p>
-    <w:p>
-      <w:pPr>
-        <w:pStyle w:val="Compact"/>
-        <w:numPr>
-          <w:ilvl w:val="0"/>
-          <w:numId w:val="1002"/>
-        </w:numPr>
-      </w:pPr>
-      <w:r>
-        <w:t xml:space="preserve">☒ Aim of this study</w:t>
-      </w:r>
-      <w:r>
-        <w:br/>
-      </w:r>
-    </w:p>
-    <w:p>
-      <w:pPr>
-        <w:pStyle w:val="FirstParagraph"/>
-      </w:pPr>
-      <w:r>
-        <w:t xml:space="preserve">Lead (Pb) is a pervasive environmental pollutant originating from anthropogenic and natural sources.</w:t>
-      </w:r>
-      <w:r>
-        <w:t xml:space="preserve"> </w:t>
-      </w:r>
-      <w:r>
-        <w:t xml:space="preserve">Although concentrations have declined in past decades following the phase-out of leaded gasoline, lead remains present in the environment and human blood</w:t>
-      </w:r>
-      <w:r>
-        <w:t xml:space="preserve"> </w:t>
-      </w:r>
-      <w:r>
-        <w:t xml:space="preserve">(1,2)</w:t>
-      </w:r>
-      <w:r>
-        <w:t xml:space="preserve">.</w:t>
-      </w:r>
-      <w:r>
-        <w:t xml:space="preserve"> </w:t>
-      </w:r>
-      <w:r>
-        <w:t xml:space="preserve">The main exposure pathways in Europe are dietary products, drinking water, and indoor dust</w:t>
-      </w:r>
-      <w:r>
-        <w:t xml:space="preserve"> </w:t>
-      </w:r>
-      <w:r>
-        <w:t xml:space="preserve">(3,4)</w:t>
-      </w:r>
-      <w:r>
-        <w:t xml:space="preserve">.</w:t>
-      </w:r>
-      <w:r>
-        <w:t xml:space="preserve"> </w:t>
-      </w:r>
-      <w:r>
-        <w:t xml:space="preserve">The Global Burden of Disease Study 2023 estimated that 3.4 Million (95% Confidence Interval (CI): 2.7; 4.0 Million) Disability-Adjusted Life Years (DALYs) were attributable to lead exposure in 2023 in the European Union (EU)</w:t>
-      </w:r>
-      <w:r>
-        <w:t xml:space="preserve"> </w:t>
-      </w:r>
-      <w:r>
-        <w:t xml:space="preserve">(5)</w:t>
-      </w:r>
-      <w:r>
-        <w:t xml:space="preserve">.</w:t>
-      </w:r>
-    </w:p>
-    <w:p>
-      <w:pPr>
-        <w:pStyle w:val="BodyText"/>
-      </w:pPr>
-      <w:r>
-        <w:t xml:space="preserve">Among the various adverse health outcomes associated with low lead exposure, including</w:t>
-      </w:r>
-      <w:r>
-        <w:t xml:space="preserve"> </w:t>
-      </w:r>
-      <w:r>
-        <w:t xml:space="preserve">infertility in women</w:t>
-      </w:r>
-      <w:r>
-        <w:t xml:space="preserve"> </w:t>
-      </w:r>
-      <w:r>
-        <w:t xml:space="preserve">(6)</w:t>
-      </w:r>
-      <w:r>
-        <w:t xml:space="preserve">,</w:t>
-      </w:r>
-      <w:r>
-        <w:t xml:space="preserve"> </w:t>
-      </w:r>
-      <w:r>
-        <w:t xml:space="preserve">attention-deficit/hyperactivity disorder in children</w:t>
-      </w:r>
-      <w:r>
-        <w:t xml:space="preserve"> </w:t>
-      </w:r>
-      <w:r>
-        <w:t xml:space="preserve">(7)</w:t>
-      </w:r>
-      <w:r>
-        <w:t xml:space="preserve"> </w:t>
-      </w:r>
-      <w:r>
-        <w:t xml:space="preserve">,</w:t>
-      </w:r>
-      <w:r>
-        <w:t xml:space="preserve"> </w:t>
-      </w:r>
-      <w:r>
-        <w:t xml:space="preserve">antisocial behavior</w:t>
-      </w:r>
-      <w:r>
-        <w:t xml:space="preserve"> </w:t>
-      </w:r>
-      <w:r>
-        <w:t xml:space="preserve">(8)</w:t>
-      </w:r>
-      <w:r>
-        <w:t xml:space="preserve">,</w:t>
-      </w:r>
-      <w:r>
-        <w:t xml:space="preserve"> </w:t>
-      </w:r>
-      <w:r>
-        <w:t xml:space="preserve">decreased kidney function</w:t>
-      </w:r>
-      <w:r>
-        <w:t xml:space="preserve"> </w:t>
-      </w:r>
-      <w:r>
-        <w:t xml:space="preserve">(9)</w:t>
-      </w:r>
-      <w:r>
-        <w:t xml:space="preserve">,</w:t>
-      </w:r>
-      <w:r>
-        <w:t xml:space="preserve"> </w:t>
-      </w:r>
-      <w:r>
-        <w:t xml:space="preserve">liver disease</w:t>
-      </w:r>
-      <w:r>
-        <w:t xml:space="preserve"> </w:t>
-      </w:r>
-      <w:r>
-        <w:t xml:space="preserve">(10)</w:t>
-      </w:r>
-      <w:r>
-        <w:t xml:space="preserve">,</w:t>
-      </w:r>
-      <w:r>
-        <w:t xml:space="preserve"> </w:t>
-      </w:r>
-      <w:r>
-        <w:t xml:space="preserve">coronary artery atherosclerosis</w:t>
-      </w:r>
-      <w:r>
-        <w:t xml:space="preserve"> </w:t>
-      </w:r>
-      <w:r>
-        <w:t xml:space="preserve">(11)</w:t>
-      </w:r>
-      <w:r>
-        <w:t xml:space="preserve"> </w:t>
-      </w:r>
-      <w:r>
-        <w:t xml:space="preserve">and</w:t>
-      </w:r>
-      <w:r>
-        <w:t xml:space="preserve"> </w:t>
-      </w:r>
-      <w:r>
-        <w:t xml:space="preserve">cardiovascular mortality</w:t>
-      </w:r>
-      <w:r>
-        <w:t xml:space="preserve"> </w:t>
-      </w:r>
-      <w:r>
-        <w:t xml:space="preserve">(12)</w:t>
-      </w:r>
-      <w:r>
-        <w:t xml:space="preserve">,</w:t>
-      </w:r>
-      <w:r>
-        <w:t xml:space="preserve"> </w:t>
-      </w:r>
-      <w:r>
-        <w:t xml:space="preserve">impaired intellectual development in children represents a particularly critical endpoint for public health policy</w:t>
-      </w:r>
-      <w:r>
-        <w:t xml:space="preserve"> </w:t>
-      </w:r>
-      <w:r>
-        <w:t xml:space="preserve">(13)</w:t>
-      </w:r>
-      <w:r>
-        <w:t xml:space="preserve">.</w:t>
-      </w:r>
-      <w:r>
-        <w:t xml:space="preserve"> </w:t>
-      </w:r>
-      <w:r>
-        <w:t xml:space="preserve">The effects of lead on the IQ score (intelligence quotient) are lifelong and therefore lead to substantial societal costs</w:t>
-      </w:r>
-      <w:r>
-        <w:t xml:space="preserve"> </w:t>
-      </w:r>
-      <w:r>
-        <w:t xml:space="preserve">(14)</w:t>
-      </w:r>
-      <w:r>
-        <w:t xml:space="preserve">.</w:t>
-      </w:r>
-      <w:r>
-        <w:t xml:space="preserve"> </w:t>
-      </w:r>
-      <w:r>
-        <w:t xml:space="preserve">Children are especially vulnerable to lead neurotoxicity due to their developing nervous systems and relatively high exposure per body mass.</w:t>
-      </w:r>
-      <w:r>
-        <w:t xml:space="preserve"> </w:t>
-      </w:r>
-      <w:r>
-        <w:t xml:space="preserve">Importantly, there is no evidence for a threshold concentration below which lead’s detrimental effects on the intellectual development can be assumed to be negligible</w:t>
-      </w:r>
-      <w:r>
-        <w:t xml:space="preserve"> </w:t>
-      </w:r>
-      <w:r>
-        <w:t xml:space="preserve">(15)</w:t>
-      </w:r>
-      <w:r>
-        <w:t xml:space="preserve">.</w:t>
-      </w:r>
-    </w:p>
-    <w:p>
-      <w:pPr>
-        <w:pStyle w:val="BodyText"/>
-      </w:pPr>
-      <w:r>
-        <w:t xml:space="preserve">It is essential to continue to accurately characterize the exposure-response relationship of lead exposure and IQ loss not only because lead concentrations today are lower than at the time when previous studies were conducted, but also because of substantive criticism concerning the existing evidence base.</w:t>
-      </w:r>
-      <w:r>
-        <w:br/>
-      </w:r>
-      <w:r>
-        <w:t xml:space="preserve">Current burden of disease assessments on lead-related IQ loss at national and global scales</w:t>
-      </w:r>
-      <w:r>
-        <w:t xml:space="preserve"> </w:t>
-      </w:r>
-      <w:r>
-        <w:t xml:space="preserve">(5,14,16–18)</w:t>
-      </w:r>
-      <w:r>
-        <w:t xml:space="preserve"> </w:t>
-      </w:r>
-      <w:r>
-        <w:t xml:space="preserve">predominantly rely on exposure-response functions (ERFs) from two studies: the pooled analysis by Lanphear et al. (2005) or its subsequent re-analysis by Crump et al. (2013)</w:t>
-      </w:r>
-      <w:r>
-        <w:t xml:space="preserve"> </w:t>
-      </w:r>
-      <w:r>
-        <w:t xml:space="preserve">(13,19)</w:t>
-      </w:r>
-      <w:r>
-        <w:t xml:space="preserve">.</w:t>
-      </w:r>
-      <w:r>
-        <w:t xml:space="preserve"> </w:t>
-      </w:r>
-      <w:r>
-        <w:t xml:space="preserve">While these are important landmark studies shaping the course of research on health effects of lead exposure in children, methodological issues and errors in the Lanphear et al. 2005 article have been raised</w:t>
-      </w:r>
-      <w:r>
-        <w:t xml:space="preserve"> </w:t>
-      </w:r>
-      <w:r>
-        <w:t xml:space="preserve">(13,20)</w:t>
-      </w:r>
-      <w:r>
-        <w:t xml:space="preserve"> </w:t>
-      </w:r>
-      <w:r>
-        <w:t xml:space="preserve">and the stepwise backward-elimination covariate selection approach employed by Crump et al. (2013), which is central to their findings, has received substantial criticism</w:t>
-      </w:r>
-      <w:r>
-        <w:t xml:space="preserve"> </w:t>
-      </w:r>
-      <w:r>
-        <w:t xml:space="preserve">(21–23)</w:t>
-      </w:r>
-      <w:r>
-        <w:t xml:space="preserve">.</w:t>
-      </w:r>
-      <w:r>
-        <w:t xml:space="preserve"> </w:t>
-      </w:r>
-      <w:r>
-        <w:t xml:space="preserve">These limitations warrant reconsideration of their continued use as evidence base.</w:t>
-      </w:r>
-    </w:p>
-    <w:p>
-      <w:pPr>
-        <w:pStyle w:val="BodyText"/>
-      </w:pPr>
-      <w:r>
-        <w:t xml:space="preserve">Another motivation to conduct an updated meta analysis today, is that while Lanphear et al. investigated low BLL (&lt;10 µg/dL) exposures in their study, BLL in the EU have decreased even further and now mostly lie below 5 µg/dL (</w:t>
-      </w:r>
-      <w:hyperlink r:id="rId25">
-        <w:r>
-          <w:rPr>
-            <w:rStyle w:val="Hyperlink"/>
-          </w:rPr>
-          <w:t xml:space="preserve">HBM4EU Dashboard</w:t>
-        </w:r>
-      </w:hyperlink>
-      <w:r>
-        <w:t xml:space="preserve">).</w:t>
-      </w:r>
-      <w:r>
-        <w:t xml:space="preserve"> </w:t>
-      </w:r>
-      <w:r>
-        <w:t xml:space="preserve">In order to provide more relevant risk estimates, a synthesis of new epidemiological studies is needed.</w:t>
-      </w:r>
-      <w:r>
-        <w:t xml:space="preserve"> </w:t>
-      </w:r>
-      <w:r>
-        <w:t xml:space="preserve">The pooled exposure-response relationship can then be applied to risk assessments and used by policymakers.</w:t>
-      </w:r>
-      <w:r>
-        <w:br/>
-      </w:r>
-      <w:r>
-        <w:t xml:space="preserve">Beyond updating the evidence base, there is also a methodological opportunity to enhance the utility of meta-analytic findings.</w:t>
-      </w:r>
-      <w:r>
-        <w:t xml:space="preserve"> </w:t>
-      </w:r>
-      <w:r>
-        <w:t xml:space="preserve">While frequentist meta-analysis has been a conventional approach in environmental epidemiology, Bayesian meta-analysis offers distinct advantages.</w:t>
-      </w:r>
-      <w:r>
-        <w:t xml:space="preserve"> </w:t>
-      </w:r>
-      <w:r>
-        <w:t xml:space="preserve">Specifically, the posterior distributions generated by Bayesian approaches offer consistent and holistic (?) quantification of uncertainty that can be directly incorporated into probabilistic Burden of Disease studies.</w:t>
-      </w:r>
-      <w:r>
-        <w:t xml:space="preserve"> </w:t>
-      </w:r>
-      <w:r>
-        <w:t xml:space="preserve">As probabilistic methods become increasingly adopted in contemporary risk assessment and policy evaluation, having exposure-response estimates in a format that integrates seamlessly with these frameworks represents a practical advancement beyond purely methodological considerations.</w:t>
-      </w:r>
-    </w:p>
-    <w:p>
-      <w:pPr>
-        <w:pStyle w:val="BodyText"/>
-      </w:pPr>
-      <w:r>
-        <w:t xml:space="preserve">The aim of this study is to summarize and quantitatively pool the available epidemiological literature on childrens blood lead levels and neurodevelopment (operationalized as IQ score).</w:t>
-      </w:r>
-      <w:r>
-        <w:t xml:space="preserve"> </w:t>
-      </w:r>
-      <w:r>
-        <w:t xml:space="preserve">We conduct both a frequentist meta-analysis—representing the established approach widely used in epidemiology—and compare it to a Bayesian meta-analysis, evaluating how methodological choices influence risk estimates and their applicability to probabilistic burden of disease assessment.</w:t>
-      </w:r>
-    </w:p>
-    <w:bookmarkEnd w:id="26"/>
-    <w:bookmarkStart w:id="27" w:name="methods"/>
-    <w:p>
-      <w:pPr>
-        <w:pStyle w:val="Heading1"/>
-      </w:pPr>
-      <w:r>
-        <w:t xml:space="preserve">2. Methods</w:t>
+        <w:t xml:space="preserve">Intro: Lead, health effects, burden of disease</w:t>
       </w:r>
     </w:p>
     <w:p>
@@ -707,145 +178,7 @@
         </w:numPr>
       </w:pPr>
       <w:r>
-        <w:t xml:space="preserve">☐ Overview: systematic review and meta analysis, comparing a frequentist to a Bayesian approach</w:t>
-      </w:r>
-    </w:p>
-    <w:p>
-      <w:pPr>
-        <w:pStyle w:val="Compact"/>
-        <w:numPr>
-          <w:ilvl w:val="0"/>
-          <w:numId w:val="1003"/>
-        </w:numPr>
-      </w:pPr>
-      <w:r>
-        <w:t xml:space="preserve">☐ Inclusion &amp; exclusion criteria, databases, search strategy, screening process</w:t>
-      </w:r>
-    </w:p>
-    <w:p>
-      <w:pPr>
-        <w:pStyle w:val="Compact"/>
-        <w:numPr>
-          <w:ilvl w:val="0"/>
-          <w:numId w:val="1003"/>
-        </w:numPr>
-      </w:pPr>
-      <w:r>
-        <w:t xml:space="preserve">☐ Risk of bias analysis method</w:t>
-      </w:r>
-    </w:p>
-    <w:p>
-      <w:pPr>
-        <w:pStyle w:val="Compact"/>
-        <w:numPr>
-          <w:ilvl w:val="0"/>
-          <w:numId w:val="1003"/>
-        </w:numPr>
-      </w:pPr>
-      <w:r>
-        <w:t xml:space="preserve">☐ Description &amp; rationale of harmonization of reported effect measures</w:t>
-      </w:r>
-    </w:p>
-    <w:p>
-      <w:pPr>
-        <w:pStyle w:val="Compact"/>
-        <w:numPr>
-          <w:ilvl w:val="0"/>
-          <w:numId w:val="1003"/>
-        </w:numPr>
-      </w:pPr>
-      <w:r>
-        <w:t xml:space="preserve">☐ Description of meta analysis methodology (frequentist &amp; Bayesian), models and software used, heterogeneity identification</w:t>
-      </w:r>
-    </w:p>
-    <w:p>
-      <w:pPr>
-        <w:pStyle w:val="Compact"/>
-        <w:numPr>
-          <w:ilvl w:val="0"/>
-          <w:numId w:val="1003"/>
-        </w:numPr>
-      </w:pPr>
-      <w:r>
-        <w:t xml:space="preserve">☐ Sensitivity analysis</w:t>
-      </w:r>
-      <w:r>
-        <w:br/>
-      </w:r>
-    </w:p>
-    <w:p>
-      <w:pPr>
-        <w:pStyle w:val="FirstParagraph"/>
-      </w:pPr>
-      <w:r>
-        <w:t xml:space="preserve">In order to quantitatively synthesize the available epidemiological literature on the association of childrens blood lead levels and their IQ, we conducted a systematic review and meta analysis.</w:t>
-      </w:r>
-      <w:r>
-        <w:t xml:space="preserve"> </w:t>
-      </w:r>
-      <w:r>
-        <w:t xml:space="preserve">We compare a frequentist meta analysis approach to a Bayesian approach that has specific advantages and has gained popularity in recent years but is still not widely used in the field of epidemiology.</w:t>
-      </w:r>
-      <w:r>
-        <w:br/>
-      </w:r>
-      <w:r>
-        <w:t xml:space="preserve">(Information on literature review)</w:t>
-      </w:r>
-      <w:r>
-        <w:br/>
-      </w:r>
-      <w:r>
-        <w:t xml:space="preserve">We conducted a Risk of Bias assessment using a rapid Risk of Bias (raROB) tool with a specific focus on human observational epidemiological studies</w:t>
-      </w:r>
-      <w:r>
-        <w:t xml:space="preserve"> </w:t>
-      </w:r>
-      <w:r>
-        <w:t xml:space="preserve">(24)</w:t>
-      </w:r>
-      <w:r>
-        <w:t xml:space="preserve">.</w:t>
-      </w:r>
-      <w:r>
-        <w:t xml:space="preserve"> </w:t>
-      </w:r>
-      <w:r>
-        <w:t xml:space="preserve">Each included publications risk of bias was appraised by answering 15 items in the domains selection, exposure, outcome, confounding, follow-up, analysis, and selective reporting.</w:t>
-      </w:r>
-      <w:r>
-        <w:t xml:space="preserve"> </w:t>
-      </w:r>
-      <w:r>
-        <w:t xml:space="preserve">The overall risk of bias for each individual study is then categorized as either low, moderate or high.</w:t>
-      </w:r>
-      <w:r>
-        <w:t xml:space="preserve"> </w:t>
-      </w:r>
-      <w:r>
-        <w:t xml:space="preserve">Each publication was first assessed by one researcher and then consensus with a large language model (LLM) was sought.</w:t>
-      </w:r>
-      <w:r>
-        <w:t xml:space="preserve"> </w:t>
-      </w:r>
-      <w:r>
-        <w:t xml:space="preserve">This was done by uploading the publications and the list of all raRoB items.</w:t>
-      </w:r>
-      <w:r>
-        <w:t xml:space="preserve"> </w:t>
-      </w:r>
-      <w:r>
-        <w:t xml:space="preserve">If there were any deviations in the judgement of the researcher and the LLM, the corresponding item was revisited by the researcher and they made the final decision on each item.</w:t>
-      </w:r>
-    </w:p>
-    <w:bookmarkEnd w:id="27"/>
-    <w:bookmarkStart w:id="28" w:name="results"/>
-    <w:p>
-      <w:pPr>
-        <w:pStyle w:val="Heading1"/>
-      </w:pPr>
-      <w:r>
-        <w:t xml:space="preserve">3. Results</w:t>
+        <w:t xml:space="preserve">Currently used ERFs</w:t>
       </w:r>
     </w:p>
     <w:p>
@@ -857,77 +190,7 @@
         </w:numPr>
       </w:pPr>
       <w:r>
-        <w:t xml:space="preserve">☐ Cite studies that might appear to meet inclusion criteria, but were excluded &amp; explain why</w:t>
-      </w:r>
-    </w:p>
-    <w:p>
-      <w:pPr>
-        <w:pStyle w:val="Compact"/>
-        <w:numPr>
-          <w:ilvl w:val="0"/>
-          <w:numId w:val="1004"/>
-        </w:numPr>
-      </w:pPr>
-      <w:r>
-        <w:t xml:space="preserve">☐ Study characteristics (table), including original and harmonized effect measures</w:t>
-      </w:r>
-    </w:p>
-    <w:p>
-      <w:pPr>
-        <w:pStyle w:val="Compact"/>
-        <w:numPr>
-          <w:ilvl w:val="0"/>
-          <w:numId w:val="1004"/>
-        </w:numPr>
-      </w:pPr>
-      <w:r>
-        <w:t xml:space="preserve">☐ Flow diagram, description of (fulltext) screening results</w:t>
-      </w:r>
-    </w:p>
-    <w:p>
-      <w:pPr>
-        <w:pStyle w:val="Compact"/>
-        <w:numPr>
-          <w:ilvl w:val="0"/>
-          <w:numId w:val="1004"/>
-        </w:numPr>
-      </w:pPr>
-      <w:r>
-        <w:t xml:space="preserve">☐ RoB results for each included study</w:t>
-      </w:r>
-    </w:p>
-    <w:p>
-      <w:pPr>
-        <w:pStyle w:val="Compact"/>
-        <w:numPr>
-          <w:ilvl w:val="0"/>
-          <w:numId w:val="1004"/>
-        </w:numPr>
-      </w:pPr>
-      <w:r>
-        <w:t xml:space="preserve">☐ Forest plots</w:t>
-      </w:r>
-    </w:p>
-    <w:p>
-      <w:pPr>
-        <w:pStyle w:val="Compact"/>
-        <w:numPr>
-          <w:ilvl w:val="0"/>
-          <w:numId w:val="1004"/>
-        </w:numPr>
-      </w:pPr>
-      <w:r>
-        <w:t xml:space="preserve">☐ Sensitivity analysis results</w:t>
-      </w:r>
-    </w:p>
-    <w:bookmarkEnd w:id="28"/>
-    <w:bookmarkStart w:id="29" w:name="discussion"/>
-    <w:p>
-      <w:pPr>
-        <w:pStyle w:val="Heading1"/>
-      </w:pPr>
-      <w:r>
-        <w:t xml:space="preserve">4. Discussion</w:t>
+        <w:t xml:space="preserve">Rationale for methodological comparison (BMA - FMA)</w:t>
       </w:r>
     </w:p>
     <w:p>
@@ -939,41 +202,388 @@
         </w:numPr>
       </w:pPr>
       <w:r>
-        <w:t xml:space="preserve">☐ General interpretation of results in light of evidence in literature</w:t>
-      </w:r>
-    </w:p>
-    <w:p>
-      <w:pPr>
-        <w:pStyle w:val="Compact"/>
-        <w:numPr>
-          <w:ilvl w:val="0"/>
-          <w:numId w:val="1005"/>
-        </w:numPr>
-      </w:pPr>
-      <w:r>
-        <w:t xml:space="preserve">☐ Discuss differences, similarities, strenghts and weaknesses of freq vs. Bayesian approach</w:t>
-      </w:r>
-    </w:p>
-    <w:p>
-      <w:pPr>
-        <w:pStyle w:val="Compact"/>
-        <w:numPr>
-          <w:ilvl w:val="0"/>
-          <w:numId w:val="1005"/>
-        </w:numPr>
-      </w:pPr>
-      <w:r>
-        <w:t xml:space="preserve">☐ Study limitations &amp; strengths</w:t>
-      </w:r>
-    </w:p>
-    <w:bookmarkEnd w:id="29"/>
-    <w:bookmarkStart w:id="30" w:name="conclusions"/>
+        <w:t xml:space="preserve">Aim of this study</w:t>
+      </w:r>
+      <w:r>
+        <w:br/>
+      </w:r>
+    </w:p>
+    <w:p>
+      <w:pPr>
+        <w:pStyle w:val="FirstParagraph"/>
+      </w:pPr>
+      <w:r>
+        <w:t xml:space="preserve">Lead (Pb) is a pervasive environmental pollutant originating from anthropogenic and natural sources.</w:t>
+      </w:r>
+      <w:r>
+        <w:t xml:space="preserve"> </w:t>
+      </w:r>
+      <w:r>
+        <w:t xml:space="preserve">Although concentrations have declined in past decades following the phase-out of leaded gasoline, lead remains present in the environment and human blood</w:t>
+      </w:r>
+      <w:r>
+        <w:t xml:space="preserve"> </w:t>
+      </w:r>
+      <w:r>
+        <w:t xml:space="preserve">(1,2)</w:t>
+      </w:r>
+      <w:r>
+        <w:t xml:space="preserve">.</w:t>
+      </w:r>
+      <w:r>
+        <w:t xml:space="preserve"> </w:t>
+      </w:r>
+      <w:r>
+        <w:t xml:space="preserve">In Europe, primary exposure pathways include dietary products, drinking water, and indoor dust</w:t>
+      </w:r>
+      <w:r>
+        <w:t xml:space="preserve"> </w:t>
+      </w:r>
+      <w:r>
+        <w:t xml:space="preserve">(3,4)</w:t>
+      </w:r>
+      <w:r>
+        <w:t xml:space="preserve">.</w:t>
+      </w:r>
+      <w:r>
+        <w:t xml:space="preserve"> </w:t>
+      </w:r>
+      <w:r>
+        <w:t xml:space="preserve">The Global Burden of Disease Study 2023 estimated that 3.4 million (95% Confidence Interval (CI): 2.7; 4.0 million) Disability-Adjusted Life Years (DALYs) were attributable to lead exposure in 2023 in the European Union (EU)</w:t>
+      </w:r>
+      <w:r>
+        <w:t xml:space="preserve"> </w:t>
+      </w:r>
+      <w:r>
+        <w:t xml:space="preserve">(5)</w:t>
+      </w:r>
+      <w:r>
+        <w:t xml:space="preserve">, underscoring the continued public health significance even of low-level exposure.</w:t>
+      </w:r>
+    </w:p>
+    <w:p>
+      <w:pPr>
+        <w:pStyle w:val="BodyText"/>
+      </w:pPr>
+      <w:r>
+        <w:t xml:space="preserve">Lead exposure is associated with multiple adverse health outcomes across the lifespan, including</w:t>
+      </w:r>
+      <w:r>
+        <w:t xml:space="preserve"> </w:t>
+      </w:r>
+      <w:r>
+        <w:t xml:space="preserve">decreased kidney function</w:t>
+      </w:r>
+      <w:r>
+        <w:t xml:space="preserve"> </w:t>
+      </w:r>
+      <w:r>
+        <w:t xml:space="preserve">(6)</w:t>
+      </w:r>
+      <w:r>
+        <w:t xml:space="preserve">,</w:t>
+      </w:r>
+      <w:r>
+        <w:t xml:space="preserve"> </w:t>
+      </w:r>
+      <w:r>
+        <w:t xml:space="preserve">liver disease</w:t>
+      </w:r>
+      <w:r>
+        <w:t xml:space="preserve"> </w:t>
+      </w:r>
+      <w:r>
+        <w:t xml:space="preserve">(7)</w:t>
+      </w:r>
+      <w:r>
+        <w:t xml:space="preserve">,</w:t>
+      </w:r>
+      <w:r>
+        <w:t xml:space="preserve"> </w:t>
+      </w:r>
+      <w:r>
+        <w:t xml:space="preserve">coronary artery atherosclerosis</w:t>
+      </w:r>
+      <w:r>
+        <w:t xml:space="preserve"> </w:t>
+      </w:r>
+      <w:r>
+        <w:t xml:space="preserve">(8)</w:t>
+      </w:r>
+      <w:r>
+        <w:t xml:space="preserve">,</w:t>
+      </w:r>
+      <w:r>
+        <w:t xml:space="preserve"> </w:t>
+      </w:r>
+      <w:r>
+        <w:t xml:space="preserve">cardiovascular mortality</w:t>
+      </w:r>
+      <w:r>
+        <w:t xml:space="preserve"> </w:t>
+      </w:r>
+      <w:r>
+        <w:t xml:space="preserve">(9)</w:t>
+      </w:r>
+      <w:r>
+        <w:t xml:space="preserve">,</w:t>
+      </w:r>
+      <w:r>
+        <w:t xml:space="preserve"> </w:t>
+      </w:r>
+      <w:r>
+        <w:t xml:space="preserve">infertility in women</w:t>
+      </w:r>
+      <w:r>
+        <w:t xml:space="preserve"> </w:t>
+      </w:r>
+      <w:r>
+        <w:t xml:space="preserve">(10)</w:t>
+      </w:r>
+      <w:r>
+        <w:t xml:space="preserve">,</w:t>
+      </w:r>
+      <w:r>
+        <w:t xml:space="preserve"> </w:t>
+      </w:r>
+      <w:r>
+        <w:t xml:space="preserve">attention-deficit/hyperactivity disorder in children</w:t>
+      </w:r>
+      <w:r>
+        <w:t xml:space="preserve"> </w:t>
+      </w:r>
+      <w:r>
+        <w:t xml:space="preserve">(11)</w:t>
+      </w:r>
+      <w:r>
+        <w:t xml:space="preserve">, and</w:t>
+      </w:r>
+      <w:r>
+        <w:t xml:space="preserve"> </w:t>
+      </w:r>
+      <w:r>
+        <w:t xml:space="preserve">antisocial behavior</w:t>
+      </w:r>
+      <w:r>
+        <w:t xml:space="preserve"> </w:t>
+      </w:r>
+      <w:r>
+        <w:t xml:space="preserve">(12)</w:t>
+      </w:r>
+      <w:r>
+        <w:t xml:space="preserve">.</w:t>
+      </w:r>
+      <w:r>
+        <w:t xml:space="preserve"> </w:t>
+      </w:r>
+      <w:r>
+        <w:t xml:space="preserve">Among these endpoints, impaired cognitive development in children — manifested as reduced IQ scores —</w:t>
+      </w:r>
+      <w:r>
+        <w:t xml:space="preserve"> </w:t>
+      </w:r>
+      <w:r>
+        <w:t xml:space="preserve">(13)</w:t>
+      </w:r>
+      <w:r>
+        <w:t xml:space="preserve"> </w:t>
+      </w:r>
+      <w:r>
+        <w:t xml:space="preserve">represents a particularly critical endpoint for public health policy.</w:t>
+      </w:r>
+      <w:r>
+        <w:t xml:space="preserve"> </w:t>
+      </w:r>
+      <w:r>
+        <w:t xml:space="preserve">Children are especially vulnerable to lead’s neurotoxicity due to their developing nervous systems and relatively high exposure per body mass.</w:t>
+      </w:r>
+      <w:r>
+        <w:t xml:space="preserve"> </w:t>
+      </w:r>
+      <w:r>
+        <w:t xml:space="preserve">Because lead-associated IQ decrements are irreversible and persist throughout life, they lead to substantial and enduring societal costs</w:t>
+      </w:r>
+      <w:r>
+        <w:t xml:space="preserve"> </w:t>
+      </w:r>
+      <w:r>
+        <w:t xml:space="preserve">(14)</w:t>
+      </w:r>
+      <w:r>
+        <w:t xml:space="preserve">, making continued efforts to accurately characterize the exposure-response relationship important for evidence-based policy.</w:t>
+      </w:r>
+    </w:p>
+    <w:p>
+      <w:pPr>
+        <w:pStyle w:val="BodyText"/>
+      </w:pPr>
+      <w:r>
+        <w:t xml:space="preserve">Contemporary blood lead levels (BLL) in the EU have declined markedly and now predominantly fall below 5 µg/dL (</w:t>
+      </w:r>
+      <w:hyperlink r:id="rId25">
+        <w:r>
+          <w:rPr>
+            <w:rStyle w:val="Hyperlink"/>
+          </w:rPr>
+          <w:t xml:space="preserve">HBM4EU Dashboard</w:t>
+        </w:r>
+      </w:hyperlink>
+      <w:r>
+        <w:t xml:space="preserve">), well below the concentrations examined in many earlier studies (&lt;10 µg/dL).</w:t>
+      </w:r>
+      <w:r>
+        <w:t xml:space="preserve"> </w:t>
+      </w:r>
+      <w:r>
+        <w:t xml:space="preserve">Importantly, there is no evidence for a threshold concentration below which the effects of lead on the IQ can be assumed to be negligible</w:t>
+      </w:r>
+      <w:r>
+        <w:t xml:space="preserve"> </w:t>
+      </w:r>
+      <w:r>
+        <w:t xml:space="preserve">(15)</w:t>
+      </w:r>
+      <w:r>
+        <w:t xml:space="preserve"> </w:t>
+      </w:r>
+      <w:r>
+        <w:t xml:space="preserve">There is evidence for a supralinear exposure-response relationship with steeper IQ decrements per unit increase in BLL at low concentrations compared to higher concentration ranges</w:t>
+      </w:r>
+      <w:r>
+        <w:t xml:space="preserve"> </w:t>
+      </w:r>
+      <w:r>
+        <w:t xml:space="preserve">(16,17)</w:t>
+      </w:r>
+      <w:r>
+        <w:t xml:space="preserve">.</w:t>
+      </w:r>
+      <w:r>
+        <w:t xml:space="preserve"> </w:t>
+      </w:r>
+      <w:r>
+        <w:t xml:space="preserve">These findings highlight the need for an updated quantitative synthesis that reflects both recent epidemiological evidence and the lower exposure range now predominant in European populations, incorporating contemporary data to inform risk assessment at currently relevant exposure levels.</w:t>
+      </w:r>
+    </w:p>
+    <w:p>
+      <w:pPr>
+        <w:pStyle w:val="BodyText"/>
+      </w:pPr>
+      <w:r>
+        <w:t xml:space="preserve">Existing burden of disease assessments at national and global scales</w:t>
+      </w:r>
+      <w:r>
+        <w:t xml:space="preserve"> </w:t>
+      </w:r>
+      <w:r>
+        <w:t xml:space="preserve">(5,14,18–20)</w:t>
+      </w:r>
+      <w:r>
+        <w:t xml:space="preserve"> </w:t>
+      </w:r>
+      <w:r>
+        <w:t xml:space="preserve">rely predominantly on two foundational studies: a pooled analysis of seven cohort-studies by Lanphear et al. (2005) or its subsequent re-analysis by Crump et al. (2013)</w:t>
+      </w:r>
+      <w:r>
+        <w:t xml:space="preserve"> </w:t>
+      </w:r>
+      <w:r>
+        <w:t xml:space="preserve">(13,17)</w:t>
+      </w:r>
+      <w:r>
+        <w:t xml:space="preserve">.</w:t>
+      </w:r>
+      <w:r>
+        <w:t xml:space="preserve"> </w:t>
+      </w:r>
+      <w:r>
+        <w:t xml:space="preserve">While these landmark studies have substantially shaped research and policy on childhood lead exposure, methodological issues and errors in the Lanphear et al. 2005 article have been raised</w:t>
+      </w:r>
+      <w:r>
+        <w:t xml:space="preserve"> </w:t>
+      </w:r>
+      <w:r>
+        <w:t xml:space="preserve">(13,21)</w:t>
+      </w:r>
+      <w:r>
+        <w:t xml:space="preserve"> </w:t>
+      </w:r>
+      <w:r>
+        <w:t xml:space="preserve">and the stepwise backward-elimination regression approach used by Crump et al. (2013), which is central to their findings, has received substantial criticism</w:t>
+      </w:r>
+      <w:r>
+        <w:t xml:space="preserve"> </w:t>
+      </w:r>
+      <w:r>
+        <w:t xml:space="preserve">(22–24)</w:t>
+      </w:r>
+      <w:r>
+        <w:t xml:space="preserve">.</w:t>
+      </w:r>
+      <w:r>
+        <w:t xml:space="preserve"> </w:t>
+      </w:r>
+      <w:r>
+        <w:t xml:space="preserve">These limitations, combined with the availability of more recent epidemiological data, underscore the need not only for updated evidence synthesis but also for (methodologically) robust approaches that can provide reliable exposure-response estimates for burden of disease and risk assessments.</w:t>
+      </w:r>
+    </w:p>
+    <w:p>
+      <w:pPr>
+        <w:pStyle w:val="BodyText"/>
+      </w:pPr>
+      <w:r>
+        <w:t xml:space="preserve">Methodological advances in meta-analysis offer an opportunity to enhance the utility of synthesized estimates for burden of disease and risk assessment applications.</w:t>
+      </w:r>
+      <w:r>
+        <w:t xml:space="preserve"> </w:t>
+      </w:r>
+      <w:r>
+        <w:t xml:space="preserve">While frequentist meta-analysis has been a conventional approach in environmental epidemiology, Bayesian meta-analysis provides a coherent framework for uncertainty quantification through posterior distributions that inherently incorporate both within-study and between-study variability</w:t>
+      </w:r>
+      <w:r>
+        <w:t xml:space="preserve"> </w:t>
+      </w:r>
+      <w:r>
+        <w:t xml:space="preserve">(25)</w:t>
+      </w:r>
+      <w:r>
+        <w:t xml:space="preserve">.</w:t>
+      </w:r>
+      <w:r>
+        <w:t xml:space="preserve"> </w:t>
+      </w:r>
+      <w:r>
+        <w:t xml:space="preserve">Unlike frequentist confidence intervals, which are often misinterpreted in probabilistic terms, Bayesian credible intervals directly represent the probability distribution of the parameter of interest, facilitating transparent communication of uncertainty.</w:t>
+      </w:r>
+      <w:r>
+        <w:t xml:space="preserve"> </w:t>
+      </w:r>
+      <w:r>
+        <w:t xml:space="preserve">Furthermore, Bayesian posterior distributions can be directly propagated into probabilistic burden of disease studies and risk assessments, providing seamless integration with the probabilistic frameworks increasingly adopted in public health decision-making.</w:t>
+      </w:r>
+      <w:r>
+        <w:t xml:space="preserve"> </w:t>
+      </w:r>
+      <w:r>
+        <w:t xml:space="preserve">By comparing frequentist and Bayesian approaches, we will explore how inferential framework and uncertainty quantification influence exposure-response estimates and their application.</w:t>
+      </w:r>
+    </w:p>
+    <w:p>
+      <w:pPr>
+        <w:pStyle w:val="BodyText"/>
+      </w:pPr>
+      <w:r>
+        <w:t xml:space="preserve">The aim of this study is twofold: first, to synthesize and quantitatively pool available epidemiological findings on the association between blood lead levels and IQ scores in children; and second, to conduct both a frequentist and Bayesian meta-analyses, comparing how these analytical frameworks influence exposure-response estimates, uncertainty characterization, and applicability to burden of disease and risk assessment.</w:t>
+      </w:r>
+    </w:p>
+    <w:bookmarkEnd w:id="26"/>
+    <w:bookmarkStart w:id="27" w:name="methods"/>
     <w:p>
       <w:pPr>
         <w:pStyle w:val="Heading1"/>
       </w:pPr>
       <w:r>
-        <w:t xml:space="preserve">5. Conclusions</w:t>
+        <w:t xml:space="preserve">2. Methods</w:t>
       </w:r>
     </w:p>
     <w:p>
@@ -985,7 +595,7 @@
         </w:numPr>
       </w:pPr>
       <w:r>
-        <w:t xml:space="preserve">☐ Conclusion, with reference to aim of study</w:t>
+        <w:t xml:space="preserve">Overview: systematic review and meta analysis, comparing a frequentist to a Bayesian approach</w:t>
       </w:r>
     </w:p>
     <w:p>
@@ -993,11 +603,289 @@
         <w:pStyle w:val="Compact"/>
         <w:numPr>
           <w:ilvl w:val="0"/>
-          <w:numId w:val="1006"/>
+          <w:numId w:val="1007"/>
         </w:numPr>
       </w:pPr>
       <w:r>
-        <w:t xml:space="preserve">☐ Implications of results: policy, (scientific?) practice, future research needs</w:t>
+        <w:t xml:space="preserve">Inclusion &amp; exclusion criteria, databases, search strategy, screening process</w:t>
+      </w:r>
+    </w:p>
+    <w:p>
+      <w:pPr>
+        <w:pStyle w:val="Compact"/>
+        <w:numPr>
+          <w:ilvl w:val="0"/>
+          <w:numId w:val="1008"/>
+        </w:numPr>
+      </w:pPr>
+      <w:r>
+        <w:t xml:space="preserve">Risk of bias analysis method</w:t>
+      </w:r>
+    </w:p>
+    <w:p>
+      <w:pPr>
+        <w:pStyle w:val="Compact"/>
+        <w:numPr>
+          <w:ilvl w:val="0"/>
+          <w:numId w:val="1009"/>
+        </w:numPr>
+      </w:pPr>
+      <w:r>
+        <w:t xml:space="preserve">Description &amp; rationale of harmonization of reported effect measures</w:t>
+      </w:r>
+    </w:p>
+    <w:p>
+      <w:pPr>
+        <w:pStyle w:val="Compact"/>
+        <w:numPr>
+          <w:ilvl w:val="0"/>
+          <w:numId w:val="1010"/>
+        </w:numPr>
+      </w:pPr>
+      <w:r>
+        <w:t xml:space="preserve">Description of meta analysis methodology (frequentist &amp; Bayesian), models and software used, heterogeneity identification</w:t>
+      </w:r>
+    </w:p>
+    <w:p>
+      <w:pPr>
+        <w:pStyle w:val="Compact"/>
+        <w:numPr>
+          <w:ilvl w:val="0"/>
+          <w:numId w:val="1011"/>
+        </w:numPr>
+      </w:pPr>
+      <w:r>
+        <w:t xml:space="preserve">Sensitivity analysis</w:t>
+      </w:r>
+      <w:r>
+        <w:br/>
+      </w:r>
+    </w:p>
+    <w:p>
+      <w:pPr>
+        <w:pStyle w:val="FirstParagraph"/>
+      </w:pPr>
+      <w:r>
+        <w:t xml:space="preserve">In order to quantitatively synthesize the available epidemiological literature on the association of children’s blood lead levels and their IQ, we conducted a systematic review and meta analysis.</w:t>
+      </w:r>
+      <w:r>
+        <w:t xml:space="preserve"> </w:t>
+      </w:r>
+      <w:r>
+        <w:t xml:space="preserve">We compare a frequentist meta analysis approach to a Bayesian approach that has specific advantages and has gained popularity in recent years but is still not widely used in the field of epidemiology.</w:t>
+      </w:r>
+      <w:r>
+        <w:br/>
+      </w:r>
+      <w:r>
+        <w:t xml:space="preserve">(Section on literature review)</w:t>
+      </w:r>
+      <w:r>
+        <w:br/>
+      </w:r>
+      <w:r>
+        <w:t xml:space="preserve">We conducted a Risk of Bias assessment using a rapid Risk of Bias (raROB) tool with a specific focus on human observational epidemiological studies</w:t>
+      </w:r>
+      <w:r>
+        <w:t xml:space="preserve"> </w:t>
+      </w:r>
+      <w:r>
+        <w:t xml:space="preserve">(26)</w:t>
+      </w:r>
+      <w:r>
+        <w:t xml:space="preserve">.</w:t>
+      </w:r>
+      <w:r>
+        <w:t xml:space="preserve"> </w:t>
+      </w:r>
+      <w:r>
+        <w:t xml:space="preserve">Each included publications risk of bias was appraised by answering 15 items in the domains selection, exposure, outcome, confounding, follow-up, analysis, and selective reporting.</w:t>
+      </w:r>
+      <w:r>
+        <w:t xml:space="preserve"> </w:t>
+      </w:r>
+      <w:r>
+        <w:t xml:space="preserve">The overall risk of bias for each individual study was then categorized as either low, moderate or high.</w:t>
+      </w:r>
+      <w:r>
+        <w:t xml:space="preserve"> </w:t>
+      </w:r>
+      <w:r>
+        <w:t xml:space="preserve">Each publication was first assessed by one researcher and then consensus with a large language model (LLM) was sought.</w:t>
+      </w:r>
+      <w:r>
+        <w:t xml:space="preserve"> </w:t>
+      </w:r>
+      <w:r>
+        <w:t xml:space="preserve">This was done by uploading the publications and the list of all raRoB items.</w:t>
+      </w:r>
+      <w:r>
+        <w:t xml:space="preserve"> </w:t>
+      </w:r>
+      <w:r>
+        <w:t xml:space="preserve">If there were any deviations in the judgement of the researcher and the LLM, the corresponding item was revisited by the researcher and they made the final decision on the respective item.</w:t>
+      </w:r>
+    </w:p>
+    <w:bookmarkEnd w:id="27"/>
+    <w:bookmarkStart w:id="28" w:name="results"/>
+    <w:p>
+      <w:pPr>
+        <w:pStyle w:val="Heading1"/>
+      </w:pPr>
+      <w:r>
+        <w:t xml:space="preserve">3. Results</w:t>
+      </w:r>
+    </w:p>
+    <w:p>
+      <w:pPr>
+        <w:pStyle w:val="Compact"/>
+        <w:numPr>
+          <w:ilvl w:val="0"/>
+          <w:numId w:val="1012"/>
+        </w:numPr>
+      </w:pPr>
+      <w:r>
+        <w:t xml:space="preserve">Cite studies that might appear to meet inclusion criteria, but were excluded &amp; explain why</w:t>
+      </w:r>
+    </w:p>
+    <w:p>
+      <w:pPr>
+        <w:pStyle w:val="Compact"/>
+        <w:numPr>
+          <w:ilvl w:val="0"/>
+          <w:numId w:val="1013"/>
+        </w:numPr>
+      </w:pPr>
+      <w:r>
+        <w:t xml:space="preserve">Study characteristics (table), including original and harmonized effect measures</w:t>
+      </w:r>
+    </w:p>
+    <w:p>
+      <w:pPr>
+        <w:pStyle w:val="Compact"/>
+        <w:numPr>
+          <w:ilvl w:val="0"/>
+          <w:numId w:val="1014"/>
+        </w:numPr>
+      </w:pPr>
+      <w:r>
+        <w:t xml:space="preserve">Flow diagram, description of (full text) screening results</w:t>
+      </w:r>
+    </w:p>
+    <w:p>
+      <w:pPr>
+        <w:pStyle w:val="Compact"/>
+        <w:numPr>
+          <w:ilvl w:val="0"/>
+          <w:numId w:val="1015"/>
+        </w:numPr>
+      </w:pPr>
+      <w:r>
+        <w:t xml:space="preserve">RoB results for each included study</w:t>
+      </w:r>
+    </w:p>
+    <w:p>
+      <w:pPr>
+        <w:pStyle w:val="Compact"/>
+        <w:numPr>
+          <w:ilvl w:val="0"/>
+          <w:numId w:val="1016"/>
+        </w:numPr>
+      </w:pPr>
+      <w:r>
+        <w:t xml:space="preserve">Forest plots</w:t>
+      </w:r>
+    </w:p>
+    <w:p>
+      <w:pPr>
+        <w:pStyle w:val="Compact"/>
+        <w:numPr>
+          <w:ilvl w:val="0"/>
+          <w:numId w:val="1017"/>
+        </w:numPr>
+      </w:pPr>
+      <w:r>
+        <w:t xml:space="preserve">Sensitivity analysis results</w:t>
+      </w:r>
+    </w:p>
+    <w:bookmarkEnd w:id="28"/>
+    <w:bookmarkStart w:id="29" w:name="discussion"/>
+    <w:p>
+      <w:pPr>
+        <w:pStyle w:val="Heading1"/>
+      </w:pPr>
+      <w:r>
+        <w:t xml:space="preserve">4. Discussion</w:t>
+      </w:r>
+    </w:p>
+    <w:p>
+      <w:pPr>
+        <w:pStyle w:val="Compact"/>
+        <w:numPr>
+          <w:ilvl w:val="0"/>
+          <w:numId w:val="1018"/>
+        </w:numPr>
+      </w:pPr>
+      <w:r>
+        <w:t xml:space="preserve">General interpretation of results in light of evidence in literature</w:t>
+      </w:r>
+    </w:p>
+    <w:p>
+      <w:pPr>
+        <w:pStyle w:val="Compact"/>
+        <w:numPr>
+          <w:ilvl w:val="0"/>
+          <w:numId w:val="1019"/>
+        </w:numPr>
+      </w:pPr>
+      <w:r>
+        <w:t xml:space="preserve">Discuss differences, similarities, strengths and weaknesses of freq vs. Bayesian approach</w:t>
+      </w:r>
+    </w:p>
+    <w:p>
+      <w:pPr>
+        <w:pStyle w:val="Compact"/>
+        <w:numPr>
+          <w:ilvl w:val="0"/>
+          <w:numId w:val="1020"/>
+        </w:numPr>
+      </w:pPr>
+      <w:r>
+        <w:t xml:space="preserve">Study limitations &amp; strengths</w:t>
+      </w:r>
+    </w:p>
+    <w:bookmarkEnd w:id="29"/>
+    <w:bookmarkStart w:id="30" w:name="conclusions"/>
+    <w:p>
+      <w:pPr>
+        <w:pStyle w:val="Heading1"/>
+      </w:pPr>
+      <w:r>
+        <w:t xml:space="preserve">5. Conclusions</w:t>
+      </w:r>
+    </w:p>
+    <w:p>
+      <w:pPr>
+        <w:pStyle w:val="Compact"/>
+        <w:numPr>
+          <w:ilvl w:val="0"/>
+          <w:numId w:val="1021"/>
+        </w:numPr>
+      </w:pPr>
+      <w:r>
+        <w:t xml:space="preserve">Conclusion, with reference to aim of study</w:t>
+      </w:r>
+    </w:p>
+    <w:p>
+      <w:pPr>
+        <w:pStyle w:val="Compact"/>
+        <w:numPr>
+          <w:ilvl w:val="0"/>
+          <w:numId w:val="1022"/>
+        </w:numPr>
+      </w:pPr>
+      <w:r>
+        <w:t xml:space="preserve">Implications of results: policy, (scientific?) practice, future research needs</w:t>
       </w:r>
     </w:p>
     <w:bookmarkEnd w:id="30"/>
@@ -1058,6 +946,58 @@
               <w:jc w:val="left"/>
             </w:pPr>
             <w:r>
+              <w:t xml:space="preserve">BLL</w:t>
+            </w:r>
+          </w:p>
+        </w:tc>
+        <w:tc>
+          <w:tcPr/>
+          <w:p>
+            <w:pPr>
+              <w:pStyle w:val="Compact"/>
+              <w:jc w:val="left"/>
+            </w:pPr>
+            <w:r>
+              <w:t xml:space="preserve">Blood lead levels</w:t>
+            </w:r>
+          </w:p>
+        </w:tc>
+      </w:tr>
+      <w:tr>
+        <w:tc>
+          <w:tcPr/>
+          <w:p>
+            <w:pPr>
+              <w:pStyle w:val="Compact"/>
+              <w:jc w:val="left"/>
+            </w:pPr>
+            <w:r>
+              <w:t xml:space="preserve">CI</w:t>
+            </w:r>
+          </w:p>
+        </w:tc>
+        <w:tc>
+          <w:tcPr/>
+          <w:p>
+            <w:pPr>
+              <w:pStyle w:val="Compact"/>
+              <w:jc w:val="left"/>
+            </w:pPr>
+            <w:r>
+              <w:t xml:space="preserve">Confidence interval</w:t>
+            </w:r>
+          </w:p>
+        </w:tc>
+      </w:tr>
+      <w:tr>
+        <w:tc>
+          <w:tcPr/>
+          <w:p>
+            <w:pPr>
+              <w:pStyle w:val="Compact"/>
+              <w:jc w:val="left"/>
+            </w:pPr>
+            <w:r>
               <w:t xml:space="preserve">EBD</w:t>
             </w:r>
           </w:p>
@@ -1071,6 +1011,58 @@
             </w:pPr>
             <w:r>
               <w:t xml:space="preserve">Environmental Burden of Disease</w:t>
+            </w:r>
+          </w:p>
+        </w:tc>
+      </w:tr>
+      <w:tr>
+        <w:tc>
+          <w:tcPr/>
+          <w:p>
+            <w:pPr>
+              <w:pStyle w:val="Compact"/>
+              <w:jc w:val="left"/>
+            </w:pPr>
+            <w:r>
+              <w:t xml:space="preserve">EU</w:t>
+            </w:r>
+          </w:p>
+        </w:tc>
+        <w:tc>
+          <w:tcPr/>
+          <w:p>
+            <w:pPr>
+              <w:pStyle w:val="Compact"/>
+              <w:jc w:val="left"/>
+            </w:pPr>
+            <w:r>
+              <w:t xml:space="preserve">European Union</w:t>
+            </w:r>
+          </w:p>
+        </w:tc>
+      </w:tr>
+      <w:tr>
+        <w:tc>
+          <w:tcPr/>
+          <w:p>
+            <w:pPr>
+              <w:pStyle w:val="Compact"/>
+              <w:jc w:val="left"/>
+            </w:pPr>
+            <w:r>
+              <w:t xml:space="preserve">IQ</w:t>
+            </w:r>
+          </w:p>
+        </w:tc>
+        <w:tc>
+          <w:tcPr/>
+          <w:p>
+            <w:pPr>
+              <w:pStyle w:val="Compact"/>
+              <w:jc w:val="left"/>
+            </w:pPr>
+            <w:r>
+              <w:t xml:space="preserve">Intelligence quotient</w:t>
             </w:r>
           </w:p>
         </w:tc>
@@ -1185,7 +1177,7 @@
       </w:r>
     </w:p>
     <w:bookmarkEnd w:id="32"/>
-    <w:bookmarkStart w:id="82" w:name="bibliography"/>
+    <w:bookmarkStart w:id="86" w:name="bibliography"/>
     <w:p>
       <w:pPr>
         <w:pStyle w:val="Heading1"/>
@@ -1194,7 +1186,7 @@
         <w:t xml:space="preserve">References</w:t>
       </w:r>
     </w:p>
-    <w:bookmarkStart w:id="81" w:name="refs"/>
+    <w:bookmarkStart w:id="85" w:name="refs"/>
     <w:bookmarkStart w:id="34" w:name="Xe38019c88c6d2792bb296bad7dc0a4dd55f1319"/>
     <w:p>
       <w:pPr>
@@ -1531,7 +1523,7 @@
       </w:r>
     </w:p>
     <w:bookmarkEnd w:id="42"/>
-    <w:bookmarkStart w:id="44" w:name="ref-chang2006LowBloodLead"/>
+    <w:bookmarkStart w:id="44" w:name="ref-harari2018BloodLeadLevels"/>
     <w:p>
       <w:pPr>
         <w:pStyle w:val="Bibliography"/>
@@ -1546,12 +1538,318 @@
         <w:t xml:space="preserve">	</w:t>
       </w:r>
       <w:r>
+        <w:t xml:space="preserve">Harari F, Sallsten G, Christensson A, Petkovic M, Hedblad B, Forsgard N, et al.</w:t>
+      </w:r>
+      <w:r>
+        <w:t xml:space="preserve"> </w:t>
+      </w:r>
+      <w:hyperlink r:id="rId43">
+        <w:r>
+          <w:rPr>
+            <w:rStyle w:val="Hyperlink"/>
+          </w:rPr>
+          <w:t xml:space="preserve">Blood</w:t>
+        </w:r>
+        <w:r>
+          <w:rPr>
+            <w:rStyle w:val="Hyperlink"/>
+          </w:rPr>
+          <w:t xml:space="preserve"> </w:t>
+        </w:r>
+        <w:r>
+          <w:rPr>
+            <w:rStyle w:val="Hyperlink"/>
+          </w:rPr>
+          <w:t xml:space="preserve">Lead Levels</w:t>
+        </w:r>
+        <w:r>
+          <w:rPr>
+            <w:rStyle w:val="Hyperlink"/>
+          </w:rPr>
+          <w:t xml:space="preserve"> </w:t>
+        </w:r>
+        <w:r>
+          <w:rPr>
+            <w:rStyle w:val="Hyperlink"/>
+          </w:rPr>
+          <w:t xml:space="preserve">and</w:t>
+        </w:r>
+        <w:r>
+          <w:rPr>
+            <w:rStyle w:val="Hyperlink"/>
+          </w:rPr>
+          <w:t xml:space="preserve"> </w:t>
+        </w:r>
+        <w:r>
+          <w:rPr>
+            <w:rStyle w:val="Hyperlink"/>
+          </w:rPr>
+          <w:t xml:space="preserve">Decreased Kidney Function</w:t>
+        </w:r>
+        <w:r>
+          <w:rPr>
+            <w:rStyle w:val="Hyperlink"/>
+          </w:rPr>
+          <w:t xml:space="preserve"> </w:t>
+        </w:r>
+        <w:r>
+          <w:rPr>
+            <w:rStyle w:val="Hyperlink"/>
+          </w:rPr>
+          <w:t xml:space="preserve">in a</w:t>
+        </w:r>
+        <w:r>
+          <w:rPr>
+            <w:rStyle w:val="Hyperlink"/>
+          </w:rPr>
+          <w:t xml:space="preserve"> </w:t>
+        </w:r>
+        <w:r>
+          <w:rPr>
+            <w:rStyle w:val="Hyperlink"/>
+          </w:rPr>
+          <w:t xml:space="preserve">Population-Based Cohort</w:t>
+        </w:r>
+      </w:hyperlink>
+      <w:r>
+        <w:t xml:space="preserve">. American Journal of Kidney Diseases. 2018 Sep;72(3):381–9.</w:t>
+      </w:r>
+      <w:r>
+        <w:t xml:space="preserve"> </w:t>
+      </w:r>
+    </w:p>
+    <w:bookmarkEnd w:id="44"/>
+    <w:bookmarkStart w:id="46" w:name="ref-wan2022ChronicLeadExposure"/>
+    <w:p>
+      <w:pPr>
+        <w:pStyle w:val="Bibliography"/>
+      </w:pPr>
+      <w:r>
+        <w:t xml:space="preserve">7.</w:t>
+      </w:r>
+      <w:r>
+        <w:t xml:space="preserve"> </w:t>
+      </w:r>
+      <w:r>
+        <w:t xml:space="preserve">	</w:t>
+      </w:r>
+      <w:r>
+        <w:t xml:space="preserve">Wan H, Wang Y, Zhang H, Zhang K, Chen Y, Chen C, et al.</w:t>
+      </w:r>
+      <w:r>
+        <w:t xml:space="preserve"> </w:t>
+      </w:r>
+      <w:hyperlink r:id="rId45">
+        <w:r>
+          <w:rPr>
+            <w:rStyle w:val="Hyperlink"/>
+          </w:rPr>
+          <w:t xml:space="preserve">Chronic lead exposure induces fatty liver disease associated with the variations of gut microbiota</w:t>
+        </w:r>
+      </w:hyperlink>
+      <w:r>
+        <w:t xml:space="preserve">. Ecotoxicology and Environmental Safety. 2022 Mar;232:113257.</w:t>
+      </w:r>
+      <w:r>
+        <w:t xml:space="preserve"> </w:t>
+      </w:r>
+    </w:p>
+    <w:bookmarkEnd w:id="46"/>
+    <w:bookmarkStart w:id="48" w:name="ref-rosengren2025ExposureLeadCoronary"/>
+    <w:p>
+      <w:pPr>
+        <w:pStyle w:val="Bibliography"/>
+      </w:pPr>
+      <w:r>
+        <w:t xml:space="preserve">8.</w:t>
+      </w:r>
+      <w:r>
+        <w:t xml:space="preserve"> </w:t>
+      </w:r>
+      <w:r>
+        <w:t xml:space="preserve">	</w:t>
+      </w:r>
+      <w:r>
+        <w:t xml:space="preserve">Rosengren E, Barregard L, Sallsten G, Fagerberg B, Engström G, Fagman E, et al.</w:t>
+      </w:r>
+      <w:r>
+        <w:t xml:space="preserve"> </w:t>
+      </w:r>
+      <w:hyperlink r:id="rId47">
+        <w:r>
+          <w:rPr>
+            <w:rStyle w:val="Hyperlink"/>
+          </w:rPr>
+          <w:t xml:space="preserve">Exposure to</w:t>
+        </w:r>
+        <w:r>
+          <w:rPr>
+            <w:rStyle w:val="Hyperlink"/>
+          </w:rPr>
+          <w:t xml:space="preserve"> </w:t>
+        </w:r>
+        <w:r>
+          <w:rPr>
+            <w:rStyle w:val="Hyperlink"/>
+          </w:rPr>
+          <w:t xml:space="preserve">Lead</w:t>
+        </w:r>
+        <w:r>
+          <w:rPr>
+            <w:rStyle w:val="Hyperlink"/>
+          </w:rPr>
+          <w:t xml:space="preserve"> </w:t>
+        </w:r>
+        <w:r>
+          <w:rPr>
+            <w:rStyle w:val="Hyperlink"/>
+          </w:rPr>
+          <w:t xml:space="preserve">and</w:t>
+        </w:r>
+        <w:r>
+          <w:rPr>
+            <w:rStyle w:val="Hyperlink"/>
+          </w:rPr>
+          <w:t xml:space="preserve"> </w:t>
+        </w:r>
+        <w:r>
+          <w:rPr>
+            <w:rStyle w:val="Hyperlink"/>
+          </w:rPr>
+          <w:t xml:space="preserve">Coronary Artery Atherosclerosis</w:t>
+        </w:r>
+        <w:r>
+          <w:rPr>
+            <w:rStyle w:val="Hyperlink"/>
+          </w:rPr>
+          <w:t xml:space="preserve">:</w:t>
+        </w:r>
+        <w:r>
+          <w:rPr>
+            <w:rStyle w:val="Hyperlink"/>
+          </w:rPr>
+          <w:t xml:space="preserve"> </w:t>
+        </w:r>
+        <w:r>
+          <w:rPr>
+            <w:rStyle w:val="Hyperlink"/>
+          </w:rPr>
+          <w:t xml:space="preserve">A Swedish Cross</w:t>
+        </w:r>
+        <w:r>
+          <w:rPr>
+            <w:rStyle w:val="Hyperlink"/>
+          </w:rPr>
+          <w:t xml:space="preserve">-</w:t>
+        </w:r>
+        <w:r>
+          <w:rPr>
+            <w:rStyle w:val="Hyperlink"/>
+          </w:rPr>
+          <w:t xml:space="preserve">Sectional Population</w:t>
+        </w:r>
+        <w:r>
+          <w:rPr>
+            <w:rStyle w:val="Hyperlink"/>
+          </w:rPr>
+          <w:t xml:space="preserve">-</w:t>
+        </w:r>
+        <w:r>
+          <w:rPr>
+            <w:rStyle w:val="Hyperlink"/>
+          </w:rPr>
+          <w:t xml:space="preserve">Based Study</w:t>
+        </w:r>
+      </w:hyperlink>
+      <w:r>
+        <w:t xml:space="preserve">. JAHA. 2025 Mar;14(5):e037633.</w:t>
+      </w:r>
+      <w:r>
+        <w:t xml:space="preserve"> </w:t>
+      </w:r>
+    </w:p>
+    <w:bookmarkEnd w:id="48"/>
+    <w:bookmarkStart w:id="50" w:name="ref-lanphear2018LowlevelLeadExposure"/>
+    <w:p>
+      <w:pPr>
+        <w:pStyle w:val="Bibliography"/>
+      </w:pPr>
+      <w:r>
+        <w:t xml:space="preserve">9.</w:t>
+      </w:r>
+      <w:r>
+        <w:t xml:space="preserve"> </w:t>
+      </w:r>
+      <w:r>
+        <w:t xml:space="preserve">	</w:t>
+      </w:r>
+      <w:r>
+        <w:t xml:space="preserve">Lanphear BP, Rauch S, Auinger P, Allen RW, Hornung RW.</w:t>
+      </w:r>
+      <w:r>
+        <w:t xml:space="preserve"> </w:t>
+      </w:r>
+      <w:hyperlink r:id="rId49">
+        <w:r>
+          <w:rPr>
+            <w:rStyle w:val="Hyperlink"/>
+          </w:rPr>
+          <w:t xml:space="preserve">Low-level lead exposure and mortality in</w:t>
+        </w:r>
+        <w:r>
+          <w:rPr>
+            <w:rStyle w:val="Hyperlink"/>
+          </w:rPr>
+          <w:t xml:space="preserve"> </w:t>
+        </w:r>
+        <w:r>
+          <w:rPr>
+            <w:rStyle w:val="Hyperlink"/>
+          </w:rPr>
+          <w:t xml:space="preserve">US</w:t>
+        </w:r>
+        <w:r>
+          <w:rPr>
+            <w:rStyle w:val="Hyperlink"/>
+          </w:rPr>
+          <w:t xml:space="preserve"> </w:t>
+        </w:r>
+        <w:r>
+          <w:rPr>
+            <w:rStyle w:val="Hyperlink"/>
+          </w:rPr>
+          <w:t xml:space="preserve">adults: A population-based cohort study</w:t>
+        </w:r>
+      </w:hyperlink>
+      <w:r>
+        <w:t xml:space="preserve">. The Lancet Public Health. 2018 Apr;3(4):e177–84.</w:t>
+      </w:r>
+      <w:r>
+        <w:t xml:space="preserve"> </w:t>
+      </w:r>
+    </w:p>
+    <w:bookmarkEnd w:id="50"/>
+    <w:bookmarkStart w:id="52" w:name="ref-chang2006LowBloodLead"/>
+    <w:p>
+      <w:pPr>
+        <w:pStyle w:val="Bibliography"/>
+      </w:pPr>
+      <w:r>
+        <w:t xml:space="preserve">10.</w:t>
+      </w:r>
+      <w:r>
+        <w:t xml:space="preserve"> </w:t>
+      </w:r>
+      <w:r>
+        <w:t xml:space="preserve">	</w:t>
+      </w:r>
+      <w:r>
         <w:t xml:space="preserve">Chang SH, Cheng BH, Lee SL, Chuang HY, Yang CY, Sung FC, et al.</w:t>
       </w:r>
       <w:r>
         <w:t xml:space="preserve"> </w:t>
       </w:r>
-      <w:hyperlink r:id="rId43">
+      <w:hyperlink r:id="rId51">
         <w:r>
           <w:rPr>
             <w:rStyle w:val="Hyperlink"/>
@@ -1566,14 +1864,14 @@
         <w:t xml:space="preserve"> </w:t>
       </w:r>
     </w:p>
-    <w:bookmarkEnd w:id="44"/>
-    <w:bookmarkStart w:id="46" w:name="Xadfdab0209e4a364d9fdcffecfddb00700d2db9"/>
+    <w:bookmarkEnd w:id="52"/>
+    <w:bookmarkStart w:id="54" w:name="Xadfdab0209e4a364d9fdcffecfddb00700d2db9"/>
     <w:p>
       <w:pPr>
         <w:pStyle w:val="Bibliography"/>
       </w:pPr>
       <w:r>
-        <w:t xml:space="preserve">7.</w:t>
+        <w:t xml:space="preserve">11.</w:t>
       </w:r>
       <w:r>
         <w:t xml:space="preserve"> </w:t>
@@ -1587,7 +1885,7 @@
       <w:r>
         <w:t xml:space="preserve"> </w:t>
       </w:r>
-      <w:hyperlink r:id="rId45">
+      <w:hyperlink r:id="rId53">
         <w:r>
           <w:rPr>
             <w:rStyle w:val="Hyperlink"/>
@@ -1722,14 +2020,14 @@
         <w:t xml:space="preserve"> </w:t>
       </w:r>
     </w:p>
-    <w:bookmarkEnd w:id="46"/>
-    <w:bookmarkStart w:id="48" w:name="ref-shaffer2025LeadExposureAntisocial"/>
+    <w:bookmarkEnd w:id="54"/>
+    <w:bookmarkStart w:id="56" w:name="ref-shaffer2025LeadExposureAntisocial"/>
     <w:p>
       <w:pPr>
         <w:pStyle w:val="Bibliography"/>
       </w:pPr>
       <w:r>
-        <w:t xml:space="preserve">8.</w:t>
+        <w:t xml:space="preserve">12.</w:t>
       </w:r>
       <w:r>
         <w:t xml:space="preserve"> </w:t>
@@ -1743,7 +2041,7 @@
       <w:r>
         <w:t xml:space="preserve"> </w:t>
       </w:r>
-      <w:hyperlink r:id="rId47">
+      <w:hyperlink r:id="rId55">
         <w:r>
           <w:rPr>
             <w:rStyle w:val="Hyperlink"/>
@@ -1777,312 +2075,6 @@
       </w:hyperlink>
       <w:r>
         <w:t xml:space="preserve">. Environment International. 2025;109786.</w:t>
-      </w:r>
-      <w:r>
-        <w:t xml:space="preserve"> </w:t>
-      </w:r>
-    </w:p>
-    <w:bookmarkEnd w:id="48"/>
-    <w:bookmarkStart w:id="50" w:name="ref-harari2018BloodLeadLevels"/>
-    <w:p>
-      <w:pPr>
-        <w:pStyle w:val="Bibliography"/>
-      </w:pPr>
-      <w:r>
-        <w:t xml:space="preserve">9.</w:t>
-      </w:r>
-      <w:r>
-        <w:t xml:space="preserve"> </w:t>
-      </w:r>
-      <w:r>
-        <w:t xml:space="preserve">	</w:t>
-      </w:r>
-      <w:r>
-        <w:t xml:space="preserve">Harari F, Sallsten G, Christensson A, Petkovic M, Hedblad B, Forsgard N, et al.</w:t>
-      </w:r>
-      <w:r>
-        <w:t xml:space="preserve"> </w:t>
-      </w:r>
-      <w:hyperlink r:id="rId49">
-        <w:r>
-          <w:rPr>
-            <w:rStyle w:val="Hyperlink"/>
-          </w:rPr>
-          <w:t xml:space="preserve">Blood</w:t>
-        </w:r>
-        <w:r>
-          <w:rPr>
-            <w:rStyle w:val="Hyperlink"/>
-          </w:rPr>
-          <w:t xml:space="preserve"> </w:t>
-        </w:r>
-        <w:r>
-          <w:rPr>
-            <w:rStyle w:val="Hyperlink"/>
-          </w:rPr>
-          <w:t xml:space="preserve">Lead Levels</w:t>
-        </w:r>
-        <w:r>
-          <w:rPr>
-            <w:rStyle w:val="Hyperlink"/>
-          </w:rPr>
-          <w:t xml:space="preserve"> </w:t>
-        </w:r>
-        <w:r>
-          <w:rPr>
-            <w:rStyle w:val="Hyperlink"/>
-          </w:rPr>
-          <w:t xml:space="preserve">and</w:t>
-        </w:r>
-        <w:r>
-          <w:rPr>
-            <w:rStyle w:val="Hyperlink"/>
-          </w:rPr>
-          <w:t xml:space="preserve"> </w:t>
-        </w:r>
-        <w:r>
-          <w:rPr>
-            <w:rStyle w:val="Hyperlink"/>
-          </w:rPr>
-          <w:t xml:space="preserve">Decreased Kidney Function</w:t>
-        </w:r>
-        <w:r>
-          <w:rPr>
-            <w:rStyle w:val="Hyperlink"/>
-          </w:rPr>
-          <w:t xml:space="preserve"> </w:t>
-        </w:r>
-        <w:r>
-          <w:rPr>
-            <w:rStyle w:val="Hyperlink"/>
-          </w:rPr>
-          <w:t xml:space="preserve">in a</w:t>
-        </w:r>
-        <w:r>
-          <w:rPr>
-            <w:rStyle w:val="Hyperlink"/>
-          </w:rPr>
-          <w:t xml:space="preserve"> </w:t>
-        </w:r>
-        <w:r>
-          <w:rPr>
-            <w:rStyle w:val="Hyperlink"/>
-          </w:rPr>
-          <w:t xml:space="preserve">Population-Based Cohort</w:t>
-        </w:r>
-      </w:hyperlink>
-      <w:r>
-        <w:t xml:space="preserve">. American Journal of Kidney Diseases. 2018 Sep;72(3):381–9.</w:t>
-      </w:r>
-      <w:r>
-        <w:t xml:space="preserve"> </w:t>
-      </w:r>
-    </w:p>
-    <w:bookmarkEnd w:id="50"/>
-    <w:bookmarkStart w:id="52" w:name="ref-wan2022ChronicLeadExposure"/>
-    <w:p>
-      <w:pPr>
-        <w:pStyle w:val="Bibliography"/>
-      </w:pPr>
-      <w:r>
-        <w:t xml:space="preserve">10.</w:t>
-      </w:r>
-      <w:r>
-        <w:t xml:space="preserve"> </w:t>
-      </w:r>
-      <w:r>
-        <w:t xml:space="preserve">	</w:t>
-      </w:r>
-      <w:r>
-        <w:t xml:space="preserve">Wan H, Wang Y, Zhang H, Zhang K, Chen Y, Chen C, et al.</w:t>
-      </w:r>
-      <w:r>
-        <w:t xml:space="preserve"> </w:t>
-      </w:r>
-      <w:hyperlink r:id="rId51">
-        <w:r>
-          <w:rPr>
-            <w:rStyle w:val="Hyperlink"/>
-          </w:rPr>
-          <w:t xml:space="preserve">Chronic lead exposure induces fatty liver disease associated with the variations of gut microbiota</w:t>
-        </w:r>
-      </w:hyperlink>
-      <w:r>
-        <w:t xml:space="preserve">. Ecotoxicology and Environmental Safety. 2022 Mar;232:113257.</w:t>
-      </w:r>
-      <w:r>
-        <w:t xml:space="preserve"> </w:t>
-      </w:r>
-    </w:p>
-    <w:bookmarkEnd w:id="52"/>
-    <w:bookmarkStart w:id="54" w:name="ref-rosengren2025ExposureLeadCoronary"/>
-    <w:p>
-      <w:pPr>
-        <w:pStyle w:val="Bibliography"/>
-      </w:pPr>
-      <w:r>
-        <w:t xml:space="preserve">11.</w:t>
-      </w:r>
-      <w:r>
-        <w:t xml:space="preserve"> </w:t>
-      </w:r>
-      <w:r>
-        <w:t xml:space="preserve">	</w:t>
-      </w:r>
-      <w:r>
-        <w:t xml:space="preserve">Rosengren E, Barregard L, Sallsten G, Fagerberg B, Engström G, Fagman E, et al.</w:t>
-      </w:r>
-      <w:r>
-        <w:t xml:space="preserve"> </w:t>
-      </w:r>
-      <w:hyperlink r:id="rId53">
-        <w:r>
-          <w:rPr>
-            <w:rStyle w:val="Hyperlink"/>
-          </w:rPr>
-          <w:t xml:space="preserve">Exposure to</w:t>
-        </w:r>
-        <w:r>
-          <w:rPr>
-            <w:rStyle w:val="Hyperlink"/>
-          </w:rPr>
-          <w:t xml:space="preserve"> </w:t>
-        </w:r>
-        <w:r>
-          <w:rPr>
-            <w:rStyle w:val="Hyperlink"/>
-          </w:rPr>
-          <w:t xml:space="preserve">Lead</w:t>
-        </w:r>
-        <w:r>
-          <w:rPr>
-            <w:rStyle w:val="Hyperlink"/>
-          </w:rPr>
-          <w:t xml:space="preserve"> </w:t>
-        </w:r>
-        <w:r>
-          <w:rPr>
-            <w:rStyle w:val="Hyperlink"/>
-          </w:rPr>
-          <w:t xml:space="preserve">and</w:t>
-        </w:r>
-        <w:r>
-          <w:rPr>
-            <w:rStyle w:val="Hyperlink"/>
-          </w:rPr>
-          <w:t xml:space="preserve"> </w:t>
-        </w:r>
-        <w:r>
-          <w:rPr>
-            <w:rStyle w:val="Hyperlink"/>
-          </w:rPr>
-          <w:t xml:space="preserve">Coronary Artery Atherosclerosis</w:t>
-        </w:r>
-        <w:r>
-          <w:rPr>
-            <w:rStyle w:val="Hyperlink"/>
-          </w:rPr>
-          <w:t xml:space="preserve">:</w:t>
-        </w:r>
-        <w:r>
-          <w:rPr>
-            <w:rStyle w:val="Hyperlink"/>
-          </w:rPr>
-          <w:t xml:space="preserve"> </w:t>
-        </w:r>
-        <w:r>
-          <w:rPr>
-            <w:rStyle w:val="Hyperlink"/>
-          </w:rPr>
-          <w:t xml:space="preserve">A Swedish Cross</w:t>
-        </w:r>
-        <w:r>
-          <w:rPr>
-            <w:rStyle w:val="Hyperlink"/>
-          </w:rPr>
-          <w:t xml:space="preserve">-</w:t>
-        </w:r>
-        <w:r>
-          <w:rPr>
-            <w:rStyle w:val="Hyperlink"/>
-          </w:rPr>
-          <w:t xml:space="preserve">Sectional Population</w:t>
-        </w:r>
-        <w:r>
-          <w:rPr>
-            <w:rStyle w:val="Hyperlink"/>
-          </w:rPr>
-          <w:t xml:space="preserve">-</w:t>
-        </w:r>
-        <w:r>
-          <w:rPr>
-            <w:rStyle w:val="Hyperlink"/>
-          </w:rPr>
-          <w:t xml:space="preserve">Based Study</w:t>
-        </w:r>
-      </w:hyperlink>
-      <w:r>
-        <w:t xml:space="preserve">. JAHA. 2025 Mar;14(5):e037633.</w:t>
-      </w:r>
-      <w:r>
-        <w:t xml:space="preserve"> </w:t>
-      </w:r>
-    </w:p>
-    <w:bookmarkEnd w:id="54"/>
-    <w:bookmarkStart w:id="56" w:name="ref-lanphear2018LowlevelLeadExposure"/>
-    <w:p>
-      <w:pPr>
-        <w:pStyle w:val="Bibliography"/>
-      </w:pPr>
-      <w:r>
-        <w:t xml:space="preserve">12.</w:t>
-      </w:r>
-      <w:r>
-        <w:t xml:space="preserve"> </w:t>
-      </w:r>
-      <w:r>
-        <w:t xml:space="preserve">	</w:t>
-      </w:r>
-      <w:r>
-        <w:t xml:space="preserve">Lanphear BP, Rauch S, Auinger P, Allen RW, Hornung RW.</w:t>
-      </w:r>
-      <w:r>
-        <w:t xml:space="preserve"> </w:t>
-      </w:r>
-      <w:hyperlink r:id="rId55">
-        <w:r>
-          <w:rPr>
-            <w:rStyle w:val="Hyperlink"/>
-          </w:rPr>
-          <w:t xml:space="preserve">Low-level lead exposure and mortality in</w:t>
-        </w:r>
-        <w:r>
-          <w:rPr>
-            <w:rStyle w:val="Hyperlink"/>
-          </w:rPr>
-          <w:t xml:space="preserve"> </w:t>
-        </w:r>
-        <w:r>
-          <w:rPr>
-            <w:rStyle w:val="Hyperlink"/>
-          </w:rPr>
-          <w:t xml:space="preserve">US</w:t>
-        </w:r>
-        <w:r>
-          <w:rPr>
-            <w:rStyle w:val="Hyperlink"/>
-          </w:rPr>
-          <w:t xml:space="preserve"> </w:t>
-        </w:r>
-        <w:r>
-          <w:rPr>
-            <w:rStyle w:val="Hyperlink"/>
-          </w:rPr>
-          <w:t xml:space="preserve">adults: A population-based cohort study</w:t>
-        </w:r>
-      </w:hyperlink>
-      <w:r>
-        <w:t xml:space="preserve">. The Lancet Public Health. 2018 Apr;3(4):e177–84.</w:t>
       </w:r>
       <w:r>
         <w:t xml:space="preserve"> </w:t>
@@ -2281,7 +2273,7 @@
       </w:r>
     </w:p>
     <w:bookmarkEnd w:id="62"/>
-    <w:bookmarkStart w:id="64" w:name="X93c1fc7f8e1220d02cbab90c02ac44248f2b23e"/>
+    <w:bookmarkStart w:id="64" w:name="Xa2086c2c3f6a9ac4b676f66b1cdbbd5efdb3b23"/>
     <w:p>
       <w:pPr>
         <w:pStyle w:val="Bibliography"/>
@@ -2296,12 +2288,251 @@
         <w:t xml:space="preserve">	</w:t>
       </w:r>
       <w:r>
+        <w:t xml:space="preserve">Canfield RL, Henderson CR, Cory-Slechta DA, Cox C, Jusko TA, Lanphear BP.</w:t>
+      </w:r>
+      <w:r>
+        <w:t xml:space="preserve"> </w:t>
+      </w:r>
+      <w:hyperlink r:id="rId63">
+        <w:r>
+          <w:rPr>
+            <w:rStyle w:val="Hyperlink"/>
+          </w:rPr>
+          <w:t xml:space="preserve">Intellectual</w:t>
+        </w:r>
+        <w:r>
+          <w:rPr>
+            <w:rStyle w:val="Hyperlink"/>
+          </w:rPr>
+          <w:t xml:space="preserve"> </w:t>
+        </w:r>
+        <w:r>
+          <w:rPr>
+            <w:rStyle w:val="Hyperlink"/>
+          </w:rPr>
+          <w:t xml:space="preserve">Impairment</w:t>
+        </w:r>
+        <w:r>
+          <w:rPr>
+            <w:rStyle w:val="Hyperlink"/>
+          </w:rPr>
+          <w:t xml:space="preserve"> </w:t>
+        </w:r>
+        <w:r>
+          <w:rPr>
+            <w:rStyle w:val="Hyperlink"/>
+          </w:rPr>
+          <w:t xml:space="preserve">in</w:t>
+        </w:r>
+        <w:r>
+          <w:rPr>
+            <w:rStyle w:val="Hyperlink"/>
+          </w:rPr>
+          <w:t xml:space="preserve"> </w:t>
+        </w:r>
+        <w:r>
+          <w:rPr>
+            <w:rStyle w:val="Hyperlink"/>
+          </w:rPr>
+          <w:t xml:space="preserve">Children</w:t>
+        </w:r>
+        <w:r>
+          <w:rPr>
+            <w:rStyle w:val="Hyperlink"/>
+          </w:rPr>
+          <w:t xml:space="preserve"> </w:t>
+        </w:r>
+        <w:r>
+          <w:rPr>
+            <w:rStyle w:val="Hyperlink"/>
+          </w:rPr>
+          <w:t xml:space="preserve">with</w:t>
+        </w:r>
+        <w:r>
+          <w:rPr>
+            <w:rStyle w:val="Hyperlink"/>
+          </w:rPr>
+          <w:t xml:space="preserve"> </w:t>
+        </w:r>
+        <w:r>
+          <w:rPr>
+            <w:rStyle w:val="Hyperlink"/>
+          </w:rPr>
+          <w:t xml:space="preserve">Blood Lead Concentrations</w:t>
+        </w:r>
+        <w:r>
+          <w:rPr>
+            <w:rStyle w:val="Hyperlink"/>
+          </w:rPr>
+          <w:t xml:space="preserve"> </w:t>
+        </w:r>
+        <w:r>
+          <w:rPr>
+            <w:rStyle w:val="Hyperlink"/>
+          </w:rPr>
+          <w:t xml:space="preserve">below 10</w:t>
+        </w:r>
+        <w:r>
+          <w:rPr>
+            <w:rStyle w:val="Hyperlink"/>
+          </w:rPr>
+          <w:t xml:space="preserve"> </w:t>
+        </w:r>
+        <m:oMath>
+          <m:r>
+            <m:t>μ</m:t>
+          </m:r>
+        </m:oMath>
+        <w:r>
+          <w:rPr>
+            <w:rStyle w:val="Hyperlink"/>
+          </w:rPr>
+          <w:t xml:space="preserve">g per</w:t>
+        </w:r>
+        <w:r>
+          <w:rPr>
+            <w:rStyle w:val="Hyperlink"/>
+          </w:rPr>
+          <w:t xml:space="preserve"> </w:t>
+        </w:r>
+        <w:r>
+          <w:rPr>
+            <w:rStyle w:val="Hyperlink"/>
+          </w:rPr>
+          <w:t xml:space="preserve">Deciliter</w:t>
+        </w:r>
+      </w:hyperlink>
+      <w:r>
+        <w:t xml:space="preserve">. N Engl J Med. 2003 Apr;348(16):1517–26.</w:t>
+      </w:r>
+      <w:r>
+        <w:t xml:space="preserve"> </w:t>
+      </w:r>
+    </w:p>
+    <w:bookmarkEnd w:id="64"/>
+    <w:bookmarkStart w:id="66" w:name="X9a8bad0b78f43066cb333fdedcdcad5d7017900"/>
+    <w:p>
+      <w:pPr>
+        <w:pStyle w:val="Bibliography"/>
+      </w:pPr>
+      <w:r>
+        <w:t xml:space="preserve">17.</w:t>
+      </w:r>
+      <w:r>
+        <w:t xml:space="preserve"> </w:t>
+      </w:r>
+      <w:r>
+        <w:t xml:space="preserve">	</w:t>
+      </w:r>
+      <w:r>
+        <w:t xml:space="preserve">Lanphear BP, Hornung R, Khoury J, Yolton K, Baghurst P, Bellinger DC, et al.</w:t>
+      </w:r>
+      <w:r>
+        <w:t xml:space="preserve"> </w:t>
+      </w:r>
+      <w:hyperlink r:id="rId65">
+        <w:r>
+          <w:rPr>
+            <w:rStyle w:val="Hyperlink"/>
+          </w:rPr>
+          <w:t xml:space="preserve">Low-</w:t>
+        </w:r>
+        <w:r>
+          <w:rPr>
+            <w:rStyle w:val="Hyperlink"/>
+          </w:rPr>
+          <w:t xml:space="preserve">Level Environmental Lead Exposure</w:t>
+        </w:r>
+        <w:r>
+          <w:rPr>
+            <w:rStyle w:val="Hyperlink"/>
+          </w:rPr>
+          <w:t xml:space="preserve"> </w:t>
+        </w:r>
+        <w:r>
+          <w:rPr>
+            <w:rStyle w:val="Hyperlink"/>
+          </w:rPr>
+          <w:t xml:space="preserve">and</w:t>
+        </w:r>
+        <w:r>
+          <w:rPr>
+            <w:rStyle w:val="Hyperlink"/>
+          </w:rPr>
+          <w:t xml:space="preserve"> </w:t>
+        </w:r>
+        <w:r>
+          <w:rPr>
+            <w:rStyle w:val="Hyperlink"/>
+          </w:rPr>
+          <w:t xml:space="preserve">Children</w:t>
+        </w:r>
+        <w:r>
+          <w:rPr>
+            <w:rStyle w:val="Hyperlink"/>
+          </w:rPr>
+          <w:t xml:space="preserve">’s</w:t>
+        </w:r>
+        <w:r>
+          <w:rPr>
+            <w:rStyle w:val="Hyperlink"/>
+          </w:rPr>
+          <w:t xml:space="preserve"> </w:t>
+        </w:r>
+        <w:r>
+          <w:rPr>
+            <w:rStyle w:val="Hyperlink"/>
+          </w:rPr>
+          <w:t xml:space="preserve">Intellectual Function</w:t>
+        </w:r>
+        <w:r>
+          <w:rPr>
+            <w:rStyle w:val="Hyperlink"/>
+          </w:rPr>
+          <w:t xml:space="preserve">:</w:t>
+        </w:r>
+        <w:r>
+          <w:rPr>
+            <w:rStyle w:val="Hyperlink"/>
+          </w:rPr>
+          <w:t xml:space="preserve"> </w:t>
+        </w:r>
+        <w:r>
+          <w:rPr>
+            <w:rStyle w:val="Hyperlink"/>
+          </w:rPr>
+          <w:t xml:space="preserve">An International Pooled Analysis</w:t>
+        </w:r>
+      </w:hyperlink>
+      <w:r>
+        <w:t xml:space="preserve">. Environmental Health Perspectives. 2005;113(7):894–9.</w:t>
+      </w:r>
+      <w:r>
+        <w:t xml:space="preserve"> </w:t>
+      </w:r>
+    </w:p>
+    <w:bookmarkEnd w:id="66"/>
+    <w:bookmarkStart w:id="68" w:name="X93c1fc7f8e1220d02cbab90c02ac44248f2b23e"/>
+    <w:p>
+      <w:pPr>
+        <w:pStyle w:val="Bibliography"/>
+      </w:pPr>
+      <w:r>
+        <w:t xml:space="preserve">18.</w:t>
+      </w:r>
+      <w:r>
+        <w:t xml:space="preserve"> </w:t>
+      </w:r>
+      <w:r>
+        <w:t xml:space="preserve">	</w:t>
+      </w:r>
+      <w:r>
         <w:t xml:space="preserve">Carrington C, Devleesschauwer B, Gibb HJ, Bolger PM.</w:t>
       </w:r>
       <w:r>
         <w:t xml:space="preserve"> </w:t>
       </w:r>
-      <w:hyperlink r:id="rId63">
+      <w:hyperlink r:id="rId67">
         <w:r>
           <w:rPr>
             <w:rStyle w:val="Hyperlink"/>
@@ -2316,14 +2547,14 @@
         <w:t xml:space="preserve"> </w:t>
       </w:r>
     </w:p>
-    <w:bookmarkEnd w:id="64"/>
-    <w:bookmarkStart w:id="66" w:name="ref-figueroa2024LossCognitiveFunction"/>
+    <w:bookmarkEnd w:id="68"/>
+    <w:bookmarkStart w:id="70" w:name="ref-figueroa2024LossCognitiveFunction"/>
     <w:p>
       <w:pPr>
         <w:pStyle w:val="Bibliography"/>
       </w:pPr>
       <w:r>
-        <w:t xml:space="preserve">17.</w:t>
+        <w:t xml:space="preserve">19.</w:t>
       </w:r>
       <w:r>
         <w:t xml:space="preserve"> </w:t>
@@ -2337,7 +2568,7 @@
       <w:r>
         <w:t xml:space="preserve"> </w:t>
       </w:r>
-      <w:hyperlink r:id="rId65">
+      <w:hyperlink r:id="rId69">
         <w:r>
           <w:rPr>
             <w:rStyle w:val="Hyperlink"/>
@@ -2376,14 +2607,14 @@
         <w:t xml:space="preserve"> </w:t>
       </w:r>
     </w:p>
-    <w:bookmarkEnd w:id="66"/>
-    <w:bookmarkStart w:id="68" w:name="ref-mcfarland2022HalfUSPopulation"/>
+    <w:bookmarkEnd w:id="70"/>
+    <w:bookmarkStart w:id="72" w:name="ref-mcfarland2022HalfUSPopulation"/>
     <w:p>
       <w:pPr>
         <w:pStyle w:val="Bibliography"/>
       </w:pPr>
       <w:r>
-        <w:t xml:space="preserve">18.</w:t>
+        <w:t xml:space="preserve">20.</w:t>
       </w:r>
       <w:r>
         <w:t xml:space="preserve"> </w:t>
@@ -2397,7 +2628,7 @@
       <w:r>
         <w:t xml:space="preserve"> </w:t>
       </w:r>
-      <w:hyperlink r:id="rId67">
+      <w:hyperlink r:id="rId71">
         <w:r>
           <w:rPr>
             <w:rStyle w:val="Hyperlink"/>
@@ -2436,14 +2667,14 @@
         <w:t xml:space="preserve"> </w:t>
       </w:r>
     </w:p>
-    <w:bookmarkEnd w:id="68"/>
-    <w:bookmarkStart w:id="70" w:name="X9a8bad0b78f43066cb333fdedcdcad5d7017900"/>
+    <w:bookmarkEnd w:id="72"/>
+    <w:bookmarkStart w:id="74" w:name="X33f03e29791f20cdbbbbf0729c723b16e55ed16"/>
     <w:p>
       <w:pPr>
         <w:pStyle w:val="Bibliography"/>
       </w:pPr>
       <w:r>
-        <w:t xml:space="preserve">19.</w:t>
+        <w:t xml:space="preserve">21.</w:t>
       </w:r>
       <w:r>
         <w:t xml:space="preserve"> </w:t>
@@ -2457,18 +2688,30 @@
       <w:r>
         <w:t xml:space="preserve"> </w:t>
       </w:r>
-      <w:hyperlink r:id="rId69">
-        <w:r>
-          <w:rPr>
-            <w:rStyle w:val="Hyperlink"/>
-          </w:rPr>
-          <w:t xml:space="preserve">Low-</w:t>
-        </w:r>
-        <w:r>
-          <w:rPr>
-            <w:rStyle w:val="Hyperlink"/>
-          </w:rPr>
-          <w:t xml:space="preserve">Level Environmental Lead Exposure</w:t>
+      <w:hyperlink r:id="rId73">
+        <w:r>
+          <w:rPr>
+            <w:rStyle w:val="Hyperlink"/>
+          </w:rPr>
+          <w:t xml:space="preserve">Erratum:</w:t>
+        </w:r>
+        <w:r>
+          <w:rPr>
+            <w:rStyle w:val="Hyperlink"/>
+          </w:rPr>
+          <w:t xml:space="preserve"> </w:t>
+        </w:r>
+        <w:r>
+          <w:rPr>
+            <w:rStyle w:val="Hyperlink"/>
+          </w:rPr>
+          <w:t xml:space="preserve">“</w:t>
+        </w:r>
+        <w:r>
+          <w:rPr>
+            <w:rStyle w:val="Hyperlink"/>
+          </w:rPr>
+          <w:t xml:space="preserve">Low-Level Environmental Lead Exposure</w:t>
         </w:r>
         <w:r>
           <w:rPr>
@@ -2530,22 +2773,28 @@
           </w:rPr>
           <w:t xml:space="preserve">An International Pooled Analysis</w:t>
         </w:r>
+        <w:r>
+          <w:rPr>
+            <w:rStyle w:val="Hyperlink"/>
+          </w:rPr>
+          <w:t xml:space="preserve">”</w:t>
+        </w:r>
       </w:hyperlink>
       <w:r>
-        <w:t xml:space="preserve">. Environmental Health Perspectives. 2005;113(7):894–9.</w:t>
-      </w:r>
-      <w:r>
-        <w:t xml:space="preserve"> </w:t>
-      </w:r>
-    </w:p>
-    <w:bookmarkEnd w:id="70"/>
-    <w:bookmarkStart w:id="72" w:name="X33f03e29791f20cdbbbbf0729c723b16e55ed16"/>
+        <w:t xml:space="preserve">. Environ Health Perspect. 2019 Sep;127(9):099001.</w:t>
+      </w:r>
+      <w:r>
+        <w:t xml:space="preserve"> </w:t>
+      </w:r>
+    </w:p>
+    <w:bookmarkEnd w:id="74"/>
+    <w:bookmarkStart w:id="76" w:name="X99fa6bd9cd2521340285769f289a6c9d4bfe17b"/>
     <w:p>
       <w:pPr>
         <w:pStyle w:val="Bibliography"/>
       </w:pPr>
       <w:r>
-        <w:t xml:space="preserve">20.</w:t>
+        <w:t xml:space="preserve">22.</w:t>
       </w:r>
       <w:r>
         <w:t xml:space="preserve"> </w:t>
@@ -2554,35 +2803,29 @@
         <w:t xml:space="preserve">	</w:t>
       </w:r>
       <w:r>
-        <w:t xml:space="preserve">Lanphear BP, Hornung R, Khoury J, Yolton K, Baghurst P, Bellinger DC, et al.</w:t>
-      </w:r>
-      <w:r>
-        <w:t xml:space="preserve"> </w:t>
-      </w:r>
-      <w:hyperlink r:id="rId71">
-        <w:r>
-          <w:rPr>
-            <w:rStyle w:val="Hyperlink"/>
-          </w:rPr>
-          <w:t xml:space="preserve">Erratum:</w:t>
-        </w:r>
-        <w:r>
-          <w:rPr>
-            <w:rStyle w:val="Hyperlink"/>
-          </w:rPr>
-          <w:t xml:space="preserve"> </w:t>
-        </w:r>
-        <w:r>
-          <w:rPr>
-            <w:rStyle w:val="Hyperlink"/>
-          </w:rPr>
-          <w:t xml:space="preserve">“</w:t>
-        </w:r>
-        <w:r>
-          <w:rPr>
-            <w:rStyle w:val="Hyperlink"/>
-          </w:rPr>
-          <w:t xml:space="preserve">Low-Level Environmental Lead Exposure</w:t>
+        <w:t xml:space="preserve">Thompson B.</w:t>
+      </w:r>
+      <w:r>
+        <w:t xml:space="preserve"> </w:t>
+      </w:r>
+      <w:hyperlink r:id="rId75">
+        <w:r>
+          <w:rPr>
+            <w:rStyle w:val="Hyperlink"/>
+          </w:rPr>
+          <w:t xml:space="preserve">Stepwise</w:t>
+        </w:r>
+        <w:r>
+          <w:rPr>
+            <w:rStyle w:val="Hyperlink"/>
+          </w:rPr>
+          <w:t xml:space="preserve"> </w:t>
+        </w:r>
+        <w:r>
+          <w:rPr>
+            <w:rStyle w:val="Hyperlink"/>
+          </w:rPr>
+          <w:t xml:space="preserve">Regression</w:t>
         </w:r>
         <w:r>
           <w:rPr>
@@ -2606,25 +2849,79 @@
           <w:rPr>
             <w:rStyle w:val="Hyperlink"/>
           </w:rPr>
-          <w:t xml:space="preserve">Children</w:t>
-        </w:r>
-        <w:r>
-          <w:rPr>
-            <w:rStyle w:val="Hyperlink"/>
-          </w:rPr>
-          <w:t xml:space="preserve">’s</w:t>
-        </w:r>
-        <w:r>
-          <w:rPr>
-            <w:rStyle w:val="Hyperlink"/>
-          </w:rPr>
-          <w:t xml:space="preserve"> </w:t>
-        </w:r>
-        <w:r>
-          <w:rPr>
-            <w:rStyle w:val="Hyperlink"/>
-          </w:rPr>
-          <w:t xml:space="preserve">Intellectual Function</w:t>
+          <w:t xml:space="preserve">Stepwise Discriminant Analysis Need Not Apply</w:t>
+        </w:r>
+        <w:r>
+          <w:rPr>
+            <w:rStyle w:val="Hyperlink"/>
+          </w:rPr>
+          <w:t xml:space="preserve"> </w:t>
+        </w:r>
+        <w:r>
+          <w:rPr>
+            <w:rStyle w:val="Hyperlink"/>
+          </w:rPr>
+          <w:t xml:space="preserve">here:</w:t>
+        </w:r>
+        <w:r>
+          <w:rPr>
+            <w:rStyle w:val="Hyperlink"/>
+          </w:rPr>
+          <w:t xml:space="preserve"> </w:t>
+        </w:r>
+        <w:r>
+          <w:rPr>
+            <w:rStyle w:val="Hyperlink"/>
+          </w:rPr>
+          <w:t xml:space="preserve">A Guidelines Editorial</w:t>
+        </w:r>
+      </w:hyperlink>
+      <w:r>
+        <w:t xml:space="preserve">. Educational and Psychological Measurement. 1995 Aug;55(4):525–34.</w:t>
+      </w:r>
+      <w:r>
+        <w:t xml:space="preserve"> </w:t>
+      </w:r>
+    </w:p>
+    <w:bookmarkEnd w:id="76"/>
+    <w:bookmarkStart w:id="78" w:name="Xec30ec7c912152a14c0f622040312567154bf15"/>
+    <w:p>
+      <w:pPr>
+        <w:pStyle w:val="Bibliography"/>
+      </w:pPr>
+      <w:r>
+        <w:t xml:space="preserve">23.</w:t>
+      </w:r>
+      <w:r>
+        <w:t xml:space="preserve"> </w:t>
+      </w:r>
+      <w:r>
+        <w:t xml:space="preserve">	</w:t>
+      </w:r>
+      <w:r>
+        <w:t xml:space="preserve">Harrell FE.</w:t>
+      </w:r>
+      <w:r>
+        <w:t xml:space="preserve"> </w:t>
+      </w:r>
+      <w:hyperlink r:id="rId77">
+        <w:r>
+          <w:rPr>
+            <w:rStyle w:val="Hyperlink"/>
+          </w:rPr>
+          <w:t xml:space="preserve">Regression</w:t>
+        </w:r>
+        <w:r>
+          <w:rPr>
+            <w:rStyle w:val="Hyperlink"/>
+          </w:rPr>
+          <w:t xml:space="preserve"> </w:t>
+        </w:r>
+        <w:r>
+          <w:rPr>
+            <w:rStyle w:val="Hyperlink"/>
+          </w:rPr>
+          <w:t xml:space="preserve">Modeling Strategies</w:t>
         </w:r>
         <w:r>
           <w:rPr>
@@ -2642,30 +2939,129 @@
           <w:rPr>
             <w:rStyle w:val="Hyperlink"/>
           </w:rPr>
-          <w:t xml:space="preserve">An International Pooled Analysis</w:t>
-        </w:r>
-        <w:r>
-          <w:rPr>
-            <w:rStyle w:val="Hyperlink"/>
-          </w:rPr>
-          <w:t xml:space="preserve">”</w:t>
+          <w:t xml:space="preserve">With Applications</w:t>
+        </w:r>
+        <w:r>
+          <w:rPr>
+            <w:rStyle w:val="Hyperlink"/>
+          </w:rPr>
+          <w:t xml:space="preserve"> </w:t>
+        </w:r>
+        <w:r>
+          <w:rPr>
+            <w:rStyle w:val="Hyperlink"/>
+          </w:rPr>
+          <w:t xml:space="preserve">to</w:t>
+        </w:r>
+        <w:r>
+          <w:rPr>
+            <w:rStyle w:val="Hyperlink"/>
+          </w:rPr>
+          <w:t xml:space="preserve"> </w:t>
+        </w:r>
+        <w:r>
+          <w:rPr>
+            <w:rStyle w:val="Hyperlink"/>
+          </w:rPr>
+          <w:t xml:space="preserve">Linear Models</w:t>
+        </w:r>
+        <w:r>
+          <w:rPr>
+            <w:rStyle w:val="Hyperlink"/>
+          </w:rPr>
+          <w:t xml:space="preserve">,</w:t>
+        </w:r>
+        <w:r>
+          <w:rPr>
+            <w:rStyle w:val="Hyperlink"/>
+          </w:rPr>
+          <w:t xml:space="preserve"> </w:t>
+        </w:r>
+        <w:r>
+          <w:rPr>
+            <w:rStyle w:val="Hyperlink"/>
+          </w:rPr>
+          <w:t xml:space="preserve">Logistic</w:t>
+        </w:r>
+        <w:r>
+          <w:rPr>
+            <w:rStyle w:val="Hyperlink"/>
+          </w:rPr>
+          <w:t xml:space="preserve"> </w:t>
+        </w:r>
+        <w:r>
+          <w:rPr>
+            <w:rStyle w:val="Hyperlink"/>
+          </w:rPr>
+          <w:t xml:space="preserve">and</w:t>
+        </w:r>
+        <w:r>
+          <w:rPr>
+            <w:rStyle w:val="Hyperlink"/>
+          </w:rPr>
+          <w:t xml:space="preserve"> </w:t>
+        </w:r>
+        <w:r>
+          <w:rPr>
+            <w:rStyle w:val="Hyperlink"/>
+          </w:rPr>
+          <w:t xml:space="preserve">Ordinal Regression</w:t>
+        </w:r>
+        <w:r>
+          <w:rPr>
+            <w:rStyle w:val="Hyperlink"/>
+          </w:rPr>
+          <w:t xml:space="preserve">, and</w:t>
+        </w:r>
+        <w:r>
+          <w:rPr>
+            <w:rStyle w:val="Hyperlink"/>
+          </w:rPr>
+          <w:t xml:space="preserve"> </w:t>
+        </w:r>
+        <w:r>
+          <w:rPr>
+            <w:rStyle w:val="Hyperlink"/>
+          </w:rPr>
+          <w:t xml:space="preserve">Survival Analysis</w:t>
         </w:r>
       </w:hyperlink>
       <w:r>
-        <w:t xml:space="preserve">. Environ Health Perspect. 2019 Sep;127(9):099001.</w:t>
-      </w:r>
-      <w:r>
-        <w:t xml:space="preserve"> </w:t>
-      </w:r>
-    </w:p>
-    <w:bookmarkEnd w:id="72"/>
-    <w:bookmarkStart w:id="74" w:name="X99fa6bd9cd2521340285769f289a6c9d4bfe17b"/>
+        <w:t xml:space="preserve">. Cham: Springer International Publishing; 2015. (Springer</w:t>
+      </w:r>
+      <w:r>
+        <w:t xml:space="preserve"> </w:t>
+      </w:r>
+      <w:r>
+        <w:t xml:space="preserve">Series</w:t>
+      </w:r>
+      <w:r>
+        <w:t xml:space="preserve"> </w:t>
+      </w:r>
+      <w:r>
+        <w:t xml:space="preserve">in</w:t>
+      </w:r>
+      <w:r>
+        <w:t xml:space="preserve"> </w:t>
+      </w:r>
+      <w:r>
+        <w:t xml:space="preserve">Statistics</w:t>
+      </w:r>
+      <w:r>
+        <w:t xml:space="preserve">).</w:t>
+      </w:r>
+      <w:r>
+        <w:t xml:space="preserve"> </w:t>
+      </w:r>
+    </w:p>
+    <w:bookmarkEnd w:id="78"/>
+    <w:bookmarkStart w:id="80" w:name="ref-smith2018StepAwayStepwise"/>
     <w:p>
       <w:pPr>
         <w:pStyle w:val="Bibliography"/>
       </w:pPr>
       <w:r>
-        <w:t xml:space="preserve">21.</w:t>
+        <w:t xml:space="preserve">24.</w:t>
       </w:r>
       <w:r>
         <w:t xml:space="preserve"> </w:t>
@@ -2674,94 +3070,34 @@
         <w:t xml:space="preserve">	</w:t>
       </w:r>
       <w:r>
-        <w:t xml:space="preserve">Thompson B.</w:t>
-      </w:r>
-      <w:r>
-        <w:t xml:space="preserve"> </w:t>
-      </w:r>
-      <w:hyperlink r:id="rId73">
-        <w:r>
-          <w:rPr>
-            <w:rStyle w:val="Hyperlink"/>
-          </w:rPr>
-          <w:t xml:space="preserve">Stepwise</w:t>
-        </w:r>
-        <w:r>
-          <w:rPr>
-            <w:rStyle w:val="Hyperlink"/>
-          </w:rPr>
-          <w:t xml:space="preserve"> </w:t>
-        </w:r>
-        <w:r>
-          <w:rPr>
-            <w:rStyle w:val="Hyperlink"/>
-          </w:rPr>
-          <w:t xml:space="preserve">Regression</w:t>
-        </w:r>
-        <w:r>
-          <w:rPr>
-            <w:rStyle w:val="Hyperlink"/>
-          </w:rPr>
-          <w:t xml:space="preserve"> </w:t>
-        </w:r>
-        <w:r>
-          <w:rPr>
-            <w:rStyle w:val="Hyperlink"/>
-          </w:rPr>
-          <w:t xml:space="preserve">and</w:t>
-        </w:r>
-        <w:r>
-          <w:rPr>
-            <w:rStyle w:val="Hyperlink"/>
-          </w:rPr>
-          <w:t xml:space="preserve"> </w:t>
-        </w:r>
-        <w:r>
-          <w:rPr>
-            <w:rStyle w:val="Hyperlink"/>
-          </w:rPr>
-          <w:t xml:space="preserve">Stepwise Discriminant Analysis Need Not Apply</w:t>
-        </w:r>
-        <w:r>
-          <w:rPr>
-            <w:rStyle w:val="Hyperlink"/>
-          </w:rPr>
-          <w:t xml:space="preserve"> </w:t>
-        </w:r>
-        <w:r>
-          <w:rPr>
-            <w:rStyle w:val="Hyperlink"/>
-          </w:rPr>
-          <w:t xml:space="preserve">here:</w:t>
-        </w:r>
-        <w:r>
-          <w:rPr>
-            <w:rStyle w:val="Hyperlink"/>
-          </w:rPr>
-          <w:t xml:space="preserve"> </w:t>
-        </w:r>
-        <w:r>
-          <w:rPr>
-            <w:rStyle w:val="Hyperlink"/>
-          </w:rPr>
-          <w:t xml:space="preserve">A Guidelines Editorial</w:t>
+        <w:t xml:space="preserve">Smith G.</w:t>
+      </w:r>
+      <w:r>
+        <w:t xml:space="preserve"> </w:t>
+      </w:r>
+      <w:hyperlink r:id="rId79">
+        <w:r>
+          <w:rPr>
+            <w:rStyle w:val="Hyperlink"/>
+          </w:rPr>
+          <w:t xml:space="preserve">Step away from stepwise</w:t>
         </w:r>
       </w:hyperlink>
       <w:r>
-        <w:t xml:space="preserve">. Educational and Psychological Measurement. 1995 Aug;55(4):525–34.</w:t>
-      </w:r>
-      <w:r>
-        <w:t xml:space="preserve"> </w:t>
-      </w:r>
-    </w:p>
-    <w:bookmarkEnd w:id="74"/>
-    <w:bookmarkStart w:id="76" w:name="Xec30ec7c912152a14c0f622040312567154bf15"/>
+        <w:t xml:space="preserve">. J Big Data. 2018 Dec;5(1):32.</w:t>
+      </w:r>
+      <w:r>
+        <w:t xml:space="preserve"> </w:t>
+      </w:r>
+    </w:p>
+    <w:bookmarkEnd w:id="80"/>
+    <w:bookmarkStart w:id="82" w:name="X035620408d1fb22c7ed381e74f0468c30df4612"/>
     <w:p>
       <w:pPr>
         <w:pStyle w:val="Bibliography"/>
       </w:pPr>
       <w:r>
-        <w:t xml:space="preserve">22.</w:t>
+        <w:t xml:space="preserve">25.</w:t>
       </w:r>
       <w:r>
         <w:t xml:space="preserve"> </w:t>
@@ -2770,29 +3106,29 @@
         <w:t xml:space="preserve">	</w:t>
       </w:r>
       <w:r>
-        <w:t xml:space="preserve">Harrell FE.</w:t>
-      </w:r>
-      <w:r>
-        <w:t xml:space="preserve"> </w:t>
-      </w:r>
-      <w:hyperlink r:id="rId75">
-        <w:r>
-          <w:rPr>
-            <w:rStyle w:val="Hyperlink"/>
-          </w:rPr>
-          <w:t xml:space="preserve">Regression</w:t>
-        </w:r>
-        <w:r>
-          <w:rPr>
-            <w:rStyle w:val="Hyperlink"/>
-          </w:rPr>
-          <w:t xml:space="preserve"> </w:t>
-        </w:r>
-        <w:r>
-          <w:rPr>
-            <w:rStyle w:val="Hyperlink"/>
-          </w:rPr>
-          <w:t xml:space="preserve">Modeling Strategies</w:t>
+        <w:t xml:space="preserve">Grant R, Di Tanna GL.</w:t>
+      </w:r>
+      <w:r>
+        <w:t xml:space="preserve"> </w:t>
+      </w:r>
+      <w:hyperlink r:id="rId81">
+        <w:r>
+          <w:rPr>
+            <w:rStyle w:val="Hyperlink"/>
+          </w:rPr>
+          <w:t xml:space="preserve">Bayesian</w:t>
+        </w:r>
+        <w:r>
+          <w:rPr>
+            <w:rStyle w:val="Hyperlink"/>
+          </w:rPr>
+          <w:t xml:space="preserve"> </w:t>
+        </w:r>
+        <w:r>
+          <w:rPr>
+            <w:rStyle w:val="Hyperlink"/>
+          </w:rPr>
+          <w:t xml:space="preserve">Meta-Analysis</w:t>
         </w:r>
         <w:r>
           <w:rPr>
@@ -2810,129 +3146,33 @@
           <w:rPr>
             <w:rStyle w:val="Hyperlink"/>
           </w:rPr>
-          <w:t xml:space="preserve">With Applications</w:t>
-        </w:r>
-        <w:r>
-          <w:rPr>
-            <w:rStyle w:val="Hyperlink"/>
-          </w:rPr>
-          <w:t xml:space="preserve"> </w:t>
-        </w:r>
-        <w:r>
-          <w:rPr>
-            <w:rStyle w:val="Hyperlink"/>
-          </w:rPr>
-          <w:t xml:space="preserve">to</w:t>
-        </w:r>
-        <w:r>
-          <w:rPr>
-            <w:rStyle w:val="Hyperlink"/>
-          </w:rPr>
-          <w:t xml:space="preserve"> </w:t>
-        </w:r>
-        <w:r>
-          <w:rPr>
-            <w:rStyle w:val="Hyperlink"/>
-          </w:rPr>
-          <w:t xml:space="preserve">Linear Models</w:t>
-        </w:r>
-        <w:r>
-          <w:rPr>
-            <w:rStyle w:val="Hyperlink"/>
-          </w:rPr>
-          <w:t xml:space="preserve">,</w:t>
-        </w:r>
-        <w:r>
-          <w:rPr>
-            <w:rStyle w:val="Hyperlink"/>
-          </w:rPr>
-          <w:t xml:space="preserve"> </w:t>
-        </w:r>
-        <w:r>
-          <w:rPr>
-            <w:rStyle w:val="Hyperlink"/>
-          </w:rPr>
-          <w:t xml:space="preserve">Logistic</w:t>
-        </w:r>
-        <w:r>
-          <w:rPr>
-            <w:rStyle w:val="Hyperlink"/>
-          </w:rPr>
-          <w:t xml:space="preserve"> </w:t>
-        </w:r>
-        <w:r>
-          <w:rPr>
-            <w:rStyle w:val="Hyperlink"/>
-          </w:rPr>
-          <w:t xml:space="preserve">and</w:t>
-        </w:r>
-        <w:r>
-          <w:rPr>
-            <w:rStyle w:val="Hyperlink"/>
-          </w:rPr>
-          <w:t xml:space="preserve"> </w:t>
-        </w:r>
-        <w:r>
-          <w:rPr>
-            <w:rStyle w:val="Hyperlink"/>
-          </w:rPr>
-          <w:t xml:space="preserve">Ordinal Regression</w:t>
-        </w:r>
-        <w:r>
-          <w:rPr>
-            <w:rStyle w:val="Hyperlink"/>
-          </w:rPr>
-          <w:t xml:space="preserve">, and</w:t>
-        </w:r>
-        <w:r>
-          <w:rPr>
-            <w:rStyle w:val="Hyperlink"/>
-          </w:rPr>
-          <w:t xml:space="preserve"> </w:t>
-        </w:r>
-        <w:r>
-          <w:rPr>
-            <w:rStyle w:val="Hyperlink"/>
-          </w:rPr>
-          <w:t xml:space="preserve">Survival Analysis</w:t>
+          <w:t xml:space="preserve">A Practical Introduction</w:t>
         </w:r>
       </w:hyperlink>
       <w:r>
-        <w:t xml:space="preserve">. Cham: Springer International Publishing; 2015. (Springer</w:t>
-      </w:r>
-      <w:r>
-        <w:t xml:space="preserve"> </w:t>
-      </w:r>
-      <w:r>
-        <w:t xml:space="preserve">Series</w:t>
-      </w:r>
-      <w:r>
-        <w:t xml:space="preserve"> </w:t>
-      </w:r>
-      <w:r>
-        <w:t xml:space="preserve">in</w:t>
-      </w:r>
-      <w:r>
-        <w:t xml:space="preserve"> </w:t>
-      </w:r>
-      <w:r>
-        <w:t xml:space="preserve">Statistics</w:t>
-      </w:r>
-      <w:r>
-        <w:t xml:space="preserve">).</w:t>
-      </w:r>
-      <w:r>
-        <w:t xml:space="preserve"> </w:t>
-      </w:r>
-    </w:p>
-    <w:bookmarkEnd w:id="76"/>
-    <w:bookmarkStart w:id="78" w:name="ref-smith2018StepAwayStepwise"/>
+        <w:t xml:space="preserve">. 1st ed. Boca Raton:</w:t>
+      </w:r>
+      <w:r>
+        <w:t xml:space="preserve"> </w:t>
+      </w:r>
+      <w:r>
+        <w:t xml:space="preserve">Chapman and Hall/CRC</w:t>
+      </w:r>
+      <w:r>
+        <w:t xml:space="preserve">; 2025.</w:t>
+      </w:r>
+      <w:r>
+        <w:t xml:space="preserve"> </w:t>
+      </w:r>
+    </w:p>
+    <w:bookmarkEnd w:id="82"/>
+    <w:bookmarkStart w:id="84" w:name="ref-plate2024DevelopmentToolRapid"/>
     <w:p>
       <w:pPr>
         <w:pStyle w:val="Bibliography"/>
       </w:pPr>
       <w:r>
-        <w:t xml:space="preserve">23.</w:t>
+        <w:t xml:space="preserve">26.</w:t>
       </w:r>
       <w:r>
         <w:t xml:space="preserve"> </w:t>
@@ -2941,65 +3181,29 @@
         <w:t xml:space="preserve">	</w:t>
       </w:r>
       <w:r>
-        <w:t xml:space="preserve">Smith G.</w:t>
-      </w:r>
-      <w:r>
-        <w:t xml:space="preserve"> </w:t>
-      </w:r>
-      <w:hyperlink r:id="rId77">
-        <w:r>
-          <w:rPr>
-            <w:rStyle w:val="Hyperlink"/>
-          </w:rPr>
-          <w:t xml:space="preserve">Step away from stepwise</w:t>
+        <w:t xml:space="preserve">Plate K, Knüppel S, Hornbacher A, Greiner M, Müller-Graf C.</w:t>
+      </w:r>
+      <w:r>
+        <w:t xml:space="preserve"> </w:t>
+      </w:r>
+      <w:hyperlink r:id="rId83">
+        <w:r>
+          <w:rPr>
+            <w:rStyle w:val="Hyperlink"/>
+          </w:rPr>
+          <w:t xml:space="preserve">Development of a tool for rapid assessment of the evidence of human observational epidemiological studies with focus on risk of bias in the context of public health and risk assessment</w:t>
         </w:r>
       </w:hyperlink>
       <w:r>
-        <w:t xml:space="preserve">. J Big Data. 2018 Dec;5(1):32.</w:t>
-      </w:r>
-      <w:r>
-        <w:t xml:space="preserve"> </w:t>
-      </w:r>
-    </w:p>
-    <w:bookmarkEnd w:id="78"/>
-    <w:bookmarkStart w:id="80" w:name="ref-plate2024DevelopmentToolRapid"/>
-    <w:p>
-      <w:pPr>
-        <w:pStyle w:val="Bibliography"/>
-      </w:pPr>
-      <w:r>
-        <w:t xml:space="preserve">24.</w:t>
-      </w:r>
-      <w:r>
-        <w:t xml:space="preserve"> </w:t>
-      </w:r>
-      <w:r>
-        <w:t xml:space="preserve">	</w:t>
-      </w:r>
-      <w:r>
-        <w:t xml:space="preserve">Plate K, Knüppel S, Hornbacher A, Greiner M, Müller-Graf C.</w:t>
-      </w:r>
-      <w:r>
-        <w:t xml:space="preserve"> </w:t>
-      </w:r>
-      <w:hyperlink r:id="rId79">
-        <w:r>
-          <w:rPr>
-            <w:rStyle w:val="Hyperlink"/>
-          </w:rPr>
-          <w:t xml:space="preserve">Development of a tool for rapid assessment of the evidence of human observational epidemiological studies with focus on risk of bias in the context of public health and risk assessment</w:t>
-        </w:r>
-      </w:hyperlink>
-      <w:r>
         <w:t xml:space="preserve">. EFS3. 2024 Jul;21(7).</w:t>
       </w:r>
       <w:r>
         <w:t xml:space="preserve"> </w:t>
       </w:r>
     </w:p>
-    <w:bookmarkEnd w:id="80"/>
-    <w:bookmarkEnd w:id="81"/>
-    <w:bookmarkEnd w:id="82"/>
+    <w:bookmarkEnd w:id="84"/>
+    <w:bookmarkEnd w:id="85"/>
+    <w:bookmarkEnd w:id="86"/>
     <w:sectPr>
       <w:footerReference r:id="rId9" w:type="default"/>
       <w:footnotePr>
@@ -3255,6 +3459,158 @@
       </w:rPr>
     </w:lvl>
   </w:abstractNum>
+  <w:abstractNum w:abstractNumId="993">
+    <w:nsid w:val="0000A993"/>
+    <w:multiLevelType w:val="multilevel"/>
+    <w:lvl w:ilvl="0">
+      <w:numFmt w:val="bullet"/>
+      <w:lvlText w:val="☒"/>
+      <w:lvlJc w:val="left"/>
+      <w:pPr>
+        <w:ind w:left="720" w:hanging="360"/>
+      </w:pPr>
+    </w:lvl>
+    <w:lvl w:ilvl="1">
+      <w:numFmt w:val="bullet"/>
+      <w:lvlText w:val="☒"/>
+      <w:lvlJc w:val="left"/>
+      <w:pPr>
+        <w:ind w:left="1440" w:hanging="360"/>
+      </w:pPr>
+    </w:lvl>
+    <w:lvl w:ilvl="2">
+      <w:numFmt w:val="bullet"/>
+      <w:lvlText w:val="☒"/>
+      <w:lvlJc w:val="left"/>
+      <w:pPr>
+        <w:ind w:left="2160" w:hanging="360"/>
+      </w:pPr>
+    </w:lvl>
+    <w:lvl w:ilvl="3">
+      <w:numFmt w:val="bullet"/>
+      <w:lvlText w:val="☒"/>
+      <w:lvlJc w:val="left"/>
+      <w:pPr>
+        <w:ind w:left="2880" w:hanging="360"/>
+      </w:pPr>
+    </w:lvl>
+    <w:lvl w:ilvl="4">
+      <w:numFmt w:val="bullet"/>
+      <w:lvlText w:val="☒"/>
+      <w:lvlJc w:val="left"/>
+      <w:pPr>
+        <w:ind w:left="3600" w:hanging="360"/>
+      </w:pPr>
+    </w:lvl>
+    <w:lvl w:ilvl="5">
+      <w:numFmt w:val="bullet"/>
+      <w:lvlText w:val="☒"/>
+      <w:lvlJc w:val="left"/>
+      <w:pPr>
+        <w:ind w:left="4320" w:hanging="360"/>
+      </w:pPr>
+    </w:lvl>
+    <w:lvl w:ilvl="6">
+      <w:numFmt w:val="bullet"/>
+      <w:lvlText w:val="☒"/>
+      <w:lvlJc w:val="left"/>
+      <w:pPr>
+        <w:ind w:left="5040" w:hanging="360"/>
+      </w:pPr>
+    </w:lvl>
+    <w:lvl w:ilvl="7">
+      <w:numFmt w:val="bullet"/>
+      <w:lvlText w:val="☒"/>
+      <w:lvlJc w:val="left"/>
+      <w:pPr>
+        <w:ind w:left="5760" w:hanging="360"/>
+      </w:pPr>
+    </w:lvl>
+    <w:lvl w:ilvl="8">
+      <w:numFmt w:val="bullet"/>
+      <w:lvlText w:val="☒"/>
+      <w:lvlJc w:val="left"/>
+      <w:pPr>
+        <w:ind w:left="6480" w:hanging="360"/>
+      </w:pPr>
+    </w:lvl>
+  </w:abstractNum>
+  <w:abstractNum w:abstractNumId="992">
+    <w:nsid w:val="0000A992"/>
+    <w:multiLevelType w:val="multilevel"/>
+    <w:lvl w:ilvl="0">
+      <w:numFmt w:val="bullet"/>
+      <w:lvlText w:val="☐"/>
+      <w:lvlJc w:val="left"/>
+      <w:pPr>
+        <w:ind w:left="720" w:hanging="360"/>
+      </w:pPr>
+    </w:lvl>
+    <w:lvl w:ilvl="1">
+      <w:numFmt w:val="bullet"/>
+      <w:lvlText w:val="☐"/>
+      <w:lvlJc w:val="left"/>
+      <w:pPr>
+        <w:ind w:left="1440" w:hanging="360"/>
+      </w:pPr>
+    </w:lvl>
+    <w:lvl w:ilvl="2">
+      <w:numFmt w:val="bullet"/>
+      <w:lvlText w:val="☐"/>
+      <w:lvlJc w:val="left"/>
+      <w:pPr>
+        <w:ind w:left="2160" w:hanging="360"/>
+      </w:pPr>
+    </w:lvl>
+    <w:lvl w:ilvl="3">
+      <w:numFmt w:val="bullet"/>
+      <w:lvlText w:val="☐"/>
+      <w:lvlJc w:val="left"/>
+      <w:pPr>
+        <w:ind w:left="2880" w:hanging="360"/>
+      </w:pPr>
+    </w:lvl>
+    <w:lvl w:ilvl="4">
+      <w:numFmt w:val="bullet"/>
+      <w:lvlText w:val="☐"/>
+      <w:lvlJc w:val="left"/>
+      <w:pPr>
+        <w:ind w:left="3600" w:hanging="360"/>
+      </w:pPr>
+    </w:lvl>
+    <w:lvl w:ilvl="5">
+      <w:numFmt w:val="bullet"/>
+      <w:lvlText w:val="☐"/>
+      <w:lvlJc w:val="left"/>
+      <w:pPr>
+        <w:ind w:left="4320" w:hanging="360"/>
+      </w:pPr>
+    </w:lvl>
+    <w:lvl w:ilvl="6">
+      <w:numFmt w:val="bullet"/>
+      <w:lvlText w:val="☐"/>
+      <w:lvlJc w:val="left"/>
+      <w:pPr>
+        <w:ind w:left="5040" w:hanging="360"/>
+      </w:pPr>
+    </w:lvl>
+    <w:lvl w:ilvl="7">
+      <w:numFmt w:val="bullet"/>
+      <w:lvlText w:val="☐"/>
+      <w:lvlJc w:val="left"/>
+      <w:pPr>
+        <w:ind w:left="5760" w:hanging="360"/>
+      </w:pPr>
+    </w:lvl>
+    <w:lvl w:ilvl="8">
+      <w:numFmt w:val="bullet"/>
+      <w:lvlText w:val="☐"/>
+      <w:lvlJc w:val="left"/>
+      <w:pPr>
+        <w:ind w:left="6480" w:hanging="360"/>
+      </w:pPr>
+    </w:lvl>
+  </w:abstractNum>
   <w:num w:numId="1000">
     <w:abstractNumId w:val="990"/>
   </w:num>
@@ -3262,19 +3618,67 @@
     <w:abstractNumId w:val="991"/>
   </w:num>
   <w:num w:numId="1002">
-    <w:abstractNumId w:val="991"/>
+    <w:abstractNumId w:val="993"/>
   </w:num>
   <w:num w:numId="1003">
-    <w:abstractNumId w:val="991"/>
+    <w:abstractNumId w:val="993"/>
   </w:num>
   <w:num w:numId="1004">
-    <w:abstractNumId w:val="991"/>
+    <w:abstractNumId w:val="993"/>
   </w:num>
   <w:num w:numId="1005">
-    <w:abstractNumId w:val="991"/>
+    <w:abstractNumId w:val="993"/>
   </w:num>
   <w:num w:numId="1006">
-    <w:abstractNumId w:val="991"/>
+    <w:abstractNumId w:val="992"/>
+  </w:num>
+  <w:num w:numId="1007">
+    <w:abstractNumId w:val="992"/>
+  </w:num>
+  <w:num w:numId="1008">
+    <w:abstractNumId w:val="992"/>
+  </w:num>
+  <w:num w:numId="1009">
+    <w:abstractNumId w:val="992"/>
+  </w:num>
+  <w:num w:numId="1010">
+    <w:abstractNumId w:val="992"/>
+  </w:num>
+  <w:num w:numId="1011">
+    <w:abstractNumId w:val="992"/>
+  </w:num>
+  <w:num w:numId="1012">
+    <w:abstractNumId w:val="992"/>
+  </w:num>
+  <w:num w:numId="1013">
+    <w:abstractNumId w:val="992"/>
+  </w:num>
+  <w:num w:numId="1014">
+    <w:abstractNumId w:val="992"/>
+  </w:num>
+  <w:num w:numId="1015">
+    <w:abstractNumId w:val="992"/>
+  </w:num>
+  <w:num w:numId="1016">
+    <w:abstractNumId w:val="992"/>
+  </w:num>
+  <w:num w:numId="1017">
+    <w:abstractNumId w:val="992"/>
+  </w:num>
+  <w:num w:numId="1018">
+    <w:abstractNumId w:val="992"/>
+  </w:num>
+  <w:num w:numId="1019">
+    <w:abstractNumId w:val="992"/>
+  </w:num>
+  <w:num w:numId="1020">
+    <w:abstractNumId w:val="992"/>
+  </w:num>
+  <w:num w:numId="1021">
+    <w:abstractNumId w:val="992"/>
+  </w:num>
+  <w:num w:numId="1022">
+    <w:abstractNumId w:val="992"/>
   </w:num>
 </w:numbering>
 </file>

--- a/manuscript/manuscript.docx
+++ b/manuscript/manuscript.docx
@@ -7,7 +7,7 @@
         <w:pStyle w:val="Title"/>
       </w:pPr>
       <w:r>
-        <w:t xml:space="preserve">Lead Exposure and IQ Loss in Children: a Bayesian and Frequentist Meta Analysis of Recent Epidemiological Studies</w:t>
+        <w:t xml:space="preserve">Lead Exposure and IQ Loss in Children: a Bayesian and Frequentist Meta-Analysis of Recent Epidemiological Studies</w:t>
       </w:r>
     </w:p>
     <w:p>
@@ -577,7 +577,7 @@
       </w:r>
     </w:p>
     <w:bookmarkEnd w:id="26"/>
-    <w:bookmarkStart w:id="27" w:name="methods"/>
+    <w:bookmarkStart w:id="30" w:name="methods"/>
     <w:p>
       <w:pPr>
         <w:pStyle w:val="Heading1"/>
@@ -595,7 +595,7 @@
         </w:numPr>
       </w:pPr>
       <w:r>
-        <w:t xml:space="preserve">Overview: systematic review and meta analysis, comparing a frequentist to a Bayesian approach</w:t>
+        <w:t xml:space="preserve">Overview: systematic review and meta-analysis, comparing a frequentist to a Bayesian approach</w:t>
       </w:r>
     </w:p>
     <w:p>
@@ -643,7 +643,7 @@
         </w:numPr>
       </w:pPr>
       <w:r>
-        <w:t xml:space="preserve">Description of meta analysis methodology (frequentist &amp; Bayesian), models and software used, heterogeneity identification</w:t>
+        <w:t xml:space="preserve">Description of meta-analysis methodology (frequentist &amp; Bayesian), models and software used, heterogeneity identification</w:t>
       </w:r>
     </w:p>
     <w:p>
@@ -666,25 +666,48 @@
         <w:pStyle w:val="FirstParagraph"/>
       </w:pPr>
       <w:r>
-        <w:t xml:space="preserve">In order to quantitatively synthesize the available epidemiological literature on the association of children’s blood lead levels and their IQ, we conducted a systematic review and meta analysis.</w:t>
-      </w:r>
-      <w:r>
-        <w:t xml:space="preserve"> </w:t>
-      </w:r>
-      <w:r>
-        <w:t xml:space="preserve">We compare a frequentist meta analysis approach to a Bayesian approach that has specific advantages and has gained popularity in recent years but is still not widely used in the field of epidemiology.</w:t>
+        <w:t xml:space="preserve">In order to quantitatively synthesize the available epidemiological literature on the association of children’s blood lead levels and their IQ, we first conducted a systematic review and then a meta-analysis of the results, comparing a Bayesian to a frequentist approach.</w:t>
       </w:r>
       <w:r>
         <w:br/>
       </w:r>
+    </w:p>
+    <w:bookmarkStart w:id="27" w:name="literature-review"/>
+    <w:p>
+      <w:pPr>
+        <w:pStyle w:val="Heading2"/>
+      </w:pPr>
+      <w:r>
+        <w:t xml:space="preserve">2.1 Literature Review</w:t>
+      </w:r>
+    </w:p>
+    <w:p>
+      <w:pPr>
+        <w:pStyle w:val="FirstParagraph"/>
+      </w:pPr>
       <w:r>
         <w:t xml:space="preserve">(Section on literature review)</w:t>
       </w:r>
       <w:r>
         <w:br/>
       </w:r>
-      <w:r>
-        <w:t xml:space="preserve">We conducted a Risk of Bias assessment using a rapid Risk of Bias (raROB) tool with a specific focus on human observational epidemiological studies</w:t>
+    </w:p>
+    <w:bookmarkEnd w:id="27"/>
+    <w:bookmarkStart w:id="28" w:name="risk-of-bias-assessment"/>
+    <w:p>
+      <w:pPr>
+        <w:pStyle w:val="Heading2"/>
+      </w:pPr>
+      <w:r>
+        <w:t xml:space="preserve">2.2 Risk of Bias Assessment</w:t>
+      </w:r>
+    </w:p>
+    <w:p>
+      <w:pPr>
+        <w:pStyle w:val="FirstParagraph"/>
+      </w:pPr>
+      <w:r>
+        <w:t xml:space="preserve">To assess study quality, we conducted a Risk of Bias assessment using a rapid Risk of Bias (RoB) tool with a specific focus on human observational epidemiological studies</w:t>
       </w:r>
       <w:r>
         <w:t xml:space="preserve"> </w:t>
@@ -699,35 +722,440 @@
         <w:t xml:space="preserve"> </w:t>
       </w:r>
       <w:r>
-        <w:t xml:space="preserve">Each included publications risk of bias was appraised by answering 15 items in the domains selection, exposure, outcome, confounding, follow-up, analysis, and selective reporting.</w:t>
-      </w:r>
-      <w:r>
-        <w:t xml:space="preserve"> </w:t>
-      </w:r>
-      <w:r>
-        <w:t xml:space="preserve">The overall risk of bias for each individual study was then categorized as either low, moderate or high.</w:t>
-      </w:r>
-      <w:r>
-        <w:t xml:space="preserve"> </w:t>
-      </w:r>
-      <w:r>
-        <w:t xml:space="preserve">Each publication was first assessed by one researcher and then consensus with a large language model (LLM) was sought.</w:t>
-      </w:r>
-      <w:r>
-        <w:t xml:space="preserve"> </w:t>
-      </w:r>
-      <w:r>
-        <w:t xml:space="preserve">This was done by uploading the publications and the list of all raRoB items.</w:t>
-      </w:r>
-      <w:r>
-        <w:t xml:space="preserve"> </w:t>
-      </w:r>
-      <w:r>
-        <w:t xml:space="preserve">If there were any deviations in the judgement of the researcher and the LLM, the corresponding item was revisited by the researcher and they made the final decision on the respective item.</w:t>
-      </w:r>
-    </w:p>
-    <w:bookmarkEnd w:id="27"/>
-    <w:bookmarkStart w:id="28" w:name="results"/>
+        <w:t xml:space="preserve">Each included publication was assessed for RoB in the domains selection, exposure, outcome, confounding, follow-up, analysis, and selective reporting.</w:t>
+      </w:r>
+      <w:r>
+        <w:t xml:space="preserve"> </w:t>
+      </w:r>
+      <w:r>
+        <w:t xml:space="preserve">In total, 15 items were evaluated for each study.</w:t>
+      </w:r>
+      <w:r>
+        <w:t xml:space="preserve"> </w:t>
+      </w:r>
+      <w:r>
+        <w:t xml:space="preserve">The overall RoB for each individual study was then categorized by one researcher as either low, moderate or high, following two different summary metrics of the RoB tool (for more information, see</w:t>
+      </w:r>
+      <w:r>
+        <w:t xml:space="preserve"> </w:t>
+      </w:r>
+      <w:r>
+        <w:t xml:space="preserve">(26)</w:t>
+      </w:r>
+      <w:r>
+        <w:t xml:space="preserve">).</w:t>
+      </w:r>
+      <w:r>
+        <w:t xml:space="preserve"> </w:t>
+      </w:r>
+      <w:r>
+        <w:t xml:space="preserve">Each publication was first assessed by one researcher.</w:t>
+      </w:r>
+      <w:r>
+        <w:t xml:space="preserve"> </w:t>
+      </w:r>
+      <w:r>
+        <w:t xml:space="preserve">Subsequently, consensus with a large language model (LLM) was sought.</w:t>
+      </w:r>
+      <w:r>
+        <w:t xml:space="preserve"> </w:t>
+      </w:r>
+      <w:r>
+        <w:t xml:space="preserve">This was done by uploading the list of all raRoB items along with the respective publication.</w:t>
+      </w:r>
+      <w:r>
+        <w:t xml:space="preserve"> </w:t>
+      </w:r>
+      <w:r>
+        <w:t xml:space="preserve">Then, the LLm was promted to assess the study, using the raRoB items and possible answer categories.</w:t>
+      </w:r>
+      <w:r>
+        <w:t xml:space="preserve"> </w:t>
+      </w:r>
+      <w:r>
+        <w:t xml:space="preserve">If there were any deviations in the judgement of the researcher and the LLM, the respective item was revisited by the researcher and they made the final decision.</w:t>
+      </w:r>
+    </w:p>
+    <w:bookmarkEnd w:id="28"/>
+    <w:bookmarkStart w:id="29" w:name="harmonization-of-effect-estimates"/>
+    <w:p>
+      <w:pPr>
+        <w:pStyle w:val="Heading2"/>
+      </w:pPr>
+      <w:r>
+        <w:t xml:space="preserve">2.3 Harmonization of Effect Estimates</w:t>
+      </w:r>
+    </w:p>
+    <w:p>
+      <w:pPr>
+        <w:pStyle w:val="FirstParagraph"/>
+      </w:pPr>
+      <w:r>
+        <w:t xml:space="preserve">Within the literature on the health effects of lead exposure on the IQ, different assumptions were made on the shape of the association.</w:t>
+      </w:r>
+      <w:r>
+        <w:t xml:space="preserve"> </w:t>
+      </w:r>
+      <w:r>
+        <w:t xml:space="preserve">Some assumed a linear relationship</w:t>
+      </w:r>
+      <w:r>
+        <w:t xml:space="preserve"> </w:t>
+      </w:r>
+      <w:r>
+        <w:t xml:space="preserve">(27,28)</w:t>
+      </w:r>
+      <w:r>
+        <w:t xml:space="preserve">, but this shape has been suggested to be only valid in very low concentration ranges</w:t>
+      </w:r>
+      <w:r>
+        <w:t xml:space="preserve"> </w:t>
+      </w:r>
+      <w:r>
+        <w:t xml:space="preserve">(13)</w:t>
+      </w:r>
+      <w:r>
+        <w:t xml:space="preserve">.</w:t>
+      </w:r>
+      <w:r>
+        <w:t xml:space="preserve"> </w:t>
+      </w:r>
+      <w:r>
+        <w:t xml:space="preserve">Studies that tested different shapes of the exposure-response function found that a log-linear relationship (where BLL are transformed to a logarithmic scale) is a valid assumption</w:t>
+      </w:r>
+      <w:r>
+        <w:t xml:space="preserve"> </w:t>
+      </w:r>
+      <w:r>
+        <w:t xml:space="preserve">(13,29)</w:t>
+      </w:r>
+      <w:r>
+        <w:t xml:space="preserve">.</w:t>
+      </w:r>
+      <w:r>
+        <w:t xml:space="preserve"> </w:t>
+      </w:r>
+      <w:r>
+        <w:t xml:space="preserve">The general type of regression model used for a log-linear association is:</w:t>
+      </w:r>
+    </w:p>
+    <w:p>
+      <w:pPr>
+        <w:pStyle w:val="BodyText"/>
+      </w:pPr>
+      <m:oMathPara>
+        <m:oMathParaPr>
+          <m:jc m:val="center"/>
+        </m:oMathParaPr>
+        <m:oMath>
+          <m:r>
+            <m:t>y</m:t>
+          </m:r>
+          <m:r>
+            <m:rPr>
+              <m:sty m:val="p"/>
+            </m:rPr>
+            <m:t>=</m:t>
+          </m:r>
+          <m:r>
+            <m:t>α</m:t>
+          </m:r>
+          <m:r>
+            <m:rPr>
+              <m:sty m:val="p"/>
+            </m:rPr>
+            <m:t>+</m:t>
+          </m:r>
+          <m:r>
+            <m:t>β</m:t>
+          </m:r>
+          <m:r>
+            <m:rPr>
+              <m:sty m:val="p"/>
+            </m:rPr>
+            <m:t>*</m:t>
+          </m:r>
+          <m:r>
+            <m:t>l</m:t>
+          </m:r>
+          <m:r>
+            <m:t>o</m:t>
+          </m:r>
+          <m:sSub>
+            <m:e>
+              <m:r>
+                <m:t>g</m:t>
+              </m:r>
+            </m:e>
+            <m:sub>
+              <m:r>
+                <m:t>b</m:t>
+              </m:r>
+            </m:sub>
+          </m:sSub>
+          <m:d>
+            <m:dPr>
+              <m:begChr m:val="("/>
+              <m:sepChr m:val=""/>
+              <m:endChr m:val=")"/>
+              <m:grow/>
+            </m:dPr>
+            <m:e>
+              <m:r>
+                <m:t>X</m:t>
+              </m:r>
+            </m:e>
+          </m:d>
+          <m:r>
+            <m:rPr>
+              <m:sty m:val="p"/>
+            </m:rPr>
+            <m:t>+</m:t>
+          </m:r>
+          <m:r>
+            <m:t>ε</m:t>
+          </m:r>
+        </m:oMath>
+      </m:oMathPara>
+    </w:p>
+    <w:p>
+      <w:pPr>
+        <w:pStyle w:val="FirstParagraph"/>
+      </w:pPr>
+      <w:r>
+        <w:t xml:space="preserve">Where</w:t>
+      </w:r>
+      <w:r>
+        <w:t xml:space="preserve"> </w:t>
+      </w:r>
+      <m:oMath>
+        <m:r>
+          <m:t>y</m:t>
+        </m:r>
+      </m:oMath>
+      <w:r>
+        <w:t xml:space="preserve"> </w:t>
+      </w:r>
+      <w:r>
+        <w:t xml:space="preserve">is the IQ score,</w:t>
+      </w:r>
+      <w:r>
+        <w:t xml:space="preserve"> </w:t>
+      </w:r>
+      <m:oMath>
+        <m:r>
+          <m:t>α</m:t>
+        </m:r>
+      </m:oMath>
+      <w:r>
+        <w:t xml:space="preserve"> </w:t>
+      </w:r>
+      <w:r>
+        <w:t xml:space="preserve">is the</w:t>
+      </w:r>
+      <w:r>
+        <w:t xml:space="preserve"> </w:t>
+      </w:r>
+      <m:oMath>
+        <m:r>
+          <m:t>y</m:t>
+        </m:r>
+      </m:oMath>
+      <w:r>
+        <w:t xml:space="preserve">-intercept,</w:t>
+      </w:r>
+      <w:r>
+        <w:t xml:space="preserve"> </w:t>
+      </w:r>
+      <m:oMath>
+        <m:r>
+          <m:t>β</m:t>
+        </m:r>
+      </m:oMath>
+      <w:r>
+        <w:t xml:space="preserve"> </w:t>
+      </w:r>
+      <w:r>
+        <w:t xml:space="preserve">is the slope, and</w:t>
+      </w:r>
+      <w:r>
+        <w:t xml:space="preserve"> </w:t>
+      </w:r>
+      <m:oMath>
+        <m:r>
+          <m:t>l</m:t>
+        </m:r>
+        <m:r>
+          <m:t>o</m:t>
+        </m:r>
+        <m:sSub>
+          <m:e>
+            <m:r>
+              <m:t>g</m:t>
+            </m:r>
+          </m:e>
+          <m:sub>
+            <m:r>
+              <m:t>b</m:t>
+            </m:r>
+          </m:sub>
+        </m:sSub>
+        <m:d>
+          <m:dPr>
+            <m:begChr m:val="("/>
+            <m:sepChr m:val=""/>
+            <m:endChr m:val=")"/>
+            <m:grow/>
+          </m:dPr>
+          <m:e>
+            <m:r>
+              <m:t>X</m:t>
+            </m:r>
+          </m:e>
+        </m:d>
+      </m:oMath>
+      <w:r>
+        <w:t xml:space="preserve"> </w:t>
+      </w:r>
+      <w:r>
+        <w:t xml:space="preserve">is the log-transformed</w:t>
+      </w:r>
+      <w:r>
+        <w:t xml:space="preserve"> </w:t>
+      </w:r>
+      <m:oMath>
+        <m:r>
+          <m:t>B</m:t>
+        </m:r>
+        <m:r>
+          <m:t>L</m:t>
+        </m:r>
+        <m:r>
+          <m:t>L</m:t>
+        </m:r>
+        <m:d>
+          <m:dPr>
+            <m:begChr m:val="("/>
+            <m:sepChr m:val=""/>
+            <m:endChr m:val=")"/>
+            <m:grow/>
+          </m:dPr>
+          <m:e>
+            <m:r>
+              <m:t>X</m:t>
+            </m:r>
+          </m:e>
+        </m:d>
+      </m:oMath>
+      <w:r>
+        <w:t xml:space="preserve">, with the basis</w:t>
+      </w:r>
+      <w:r>
+        <w:t xml:space="preserve"> </w:t>
+      </w:r>
+      <m:oMath>
+        <m:r>
+          <m:t>b</m:t>
+        </m:r>
+      </m:oMath>
+      <w:r>
+        <w:t xml:space="preserve">.</w:t>
+      </w:r>
+    </w:p>
+    <w:p>
+      <w:pPr>
+        <w:pStyle w:val="BodyText"/>
+      </w:pPr>
+      <w:r>
+        <w:t xml:space="preserve">Since the logarithmic base used in the literature sometiemes varies between</w:t>
+      </w:r>
+      <w:r>
+        <w:t xml:space="preserve"> </w:t>
+      </w:r>
+      <m:oMath>
+        <m:r>
+          <m:t>e</m:t>
+        </m:r>
+      </m:oMath>
+      <w:r>
+        <w:t xml:space="preserve"> </w:t>
+      </w:r>
+      <w:r>
+        <w:t xml:space="preserve">(Euler’s number, approximately equal to 2.71828), 2 and 10, all identified effect measures will be harmonized to</w:t>
+      </w:r>
+      <w:r>
+        <w:t xml:space="preserve"> </w:t>
+      </w:r>
+      <m:oMath>
+        <m:r>
+          <m:t>l</m:t>
+        </m:r>
+        <m:r>
+          <m:t>o</m:t>
+        </m:r>
+        <m:sSub>
+          <m:e>
+            <m:r>
+              <m:t>g</m:t>
+            </m:r>
+          </m:e>
+          <m:sub>
+            <m:r>
+              <m:t>e</m:t>
+            </m:r>
+          </m:sub>
+        </m:sSub>
+        <m:d>
+          <m:dPr>
+            <m:begChr m:val="("/>
+            <m:sepChr m:val=""/>
+            <m:endChr m:val=")"/>
+            <m:grow/>
+          </m:dPr>
+          <m:e>
+            <m:r>
+              <m:t>B</m:t>
+            </m:r>
+            <m:r>
+              <m:t>L</m:t>
+            </m:r>
+            <m:r>
+              <m:t>L</m:t>
+            </m:r>
+          </m:e>
+        </m:d>
+      </m:oMath>
+      <w:r>
+        <w:t xml:space="preserve">, also called natural logarithm (ln).</w:t>
+      </w:r>
+      <w:r>
+        <w:t xml:space="preserve"> </w:t>
+      </w:r>
+      <w:r>
+        <w:t xml:space="preserve">When BLL untransformed -&gt; excluded because not a good approximation</w:t>
+      </w:r>
+      <w:r>
+        <w:t xml:space="preserve"> </w:t>
+      </w:r>
+      <w:r>
+        <w:t xml:space="preserve">In order to harmonize all estimates and their 95% CI, the template proposed by Rodriguez Barranco et al. (2017)</w:t>
+      </w:r>
+      <w:r>
+        <w:t xml:space="preserve"> </w:t>
+      </w:r>
+      <w:r>
+        <w:t xml:space="preserve">(30)</w:t>
+      </w:r>
+      <w:r>
+        <w:t xml:space="preserve"> </w:t>
+      </w:r>
+      <w:r>
+        <w:t xml:space="preserve">was used (link to suppl).</w:t>
+      </w:r>
+    </w:p>
+    <w:bookmarkEnd w:id="29"/>
+    <w:bookmarkEnd w:id="30"/>
+    <w:bookmarkStart w:id="31" w:name="results"/>
     <w:p>
       <w:pPr>
         <w:pStyle w:val="Heading1"/>
@@ -808,8 +1236,8 @@
         <w:t xml:space="preserve">Sensitivity analysis results</w:t>
       </w:r>
     </w:p>
-    <w:bookmarkEnd w:id="28"/>
-    <w:bookmarkStart w:id="29" w:name="discussion"/>
+    <w:bookmarkEnd w:id="31"/>
+    <w:bookmarkStart w:id="32" w:name="discussion"/>
     <w:p>
       <w:pPr>
         <w:pStyle w:val="Heading1"/>
@@ -854,8 +1282,8 @@
         <w:t xml:space="preserve">Study limitations &amp; strengths</w:t>
       </w:r>
     </w:p>
-    <w:bookmarkEnd w:id="29"/>
-    <w:bookmarkStart w:id="30" w:name="conclusions"/>
+    <w:bookmarkEnd w:id="32"/>
+    <w:bookmarkStart w:id="33" w:name="conclusions"/>
     <w:p>
       <w:pPr>
         <w:pStyle w:val="Heading1"/>
@@ -888,8 +1316,8 @@
         <w:t xml:space="preserve">Implications of results: policy, (scientific?) practice, future research needs</w:t>
       </w:r>
     </w:p>
-    <w:bookmarkEnd w:id="30"/>
-    <w:bookmarkStart w:id="31" w:name="list-of-abbreviations"/>
+    <w:bookmarkEnd w:id="33"/>
+    <w:bookmarkStart w:id="34" w:name="list-of-abbreviations"/>
     <w:p>
       <w:pPr>
         <w:pStyle w:val="Heading1"/>
@@ -1076,7 +1504,7 @@
               <w:jc w:val="left"/>
             </w:pPr>
             <w:r>
-              <w:t xml:space="preserve">YLL</w:t>
+              <w:t xml:space="preserve">LLM</w:t>
             </w:r>
           </w:p>
         </w:tc>
@@ -1088,7 +1516,7 @@
               <w:jc w:val="left"/>
             </w:pPr>
             <w:r>
-              <w:t xml:space="preserve">Years of Life Lost</w:t>
+              <w:t xml:space="preserve">Large language model</w:t>
             </w:r>
           </w:p>
         </w:tc>
@@ -1102,7 +1530,7 @@
               <w:jc w:val="left"/>
             </w:pPr>
             <w:r>
-              <w:t xml:space="preserve">YLD</w:t>
+              <w:t xml:space="preserve">RoB</w:t>
             </w:r>
           </w:p>
         </w:tc>
@@ -1114,7 +1542,7 @@
               <w:jc w:val="left"/>
             </w:pPr>
             <w:r>
-              <w:t xml:space="preserve">Years Lived with Disability</w:t>
+              <w:t xml:space="preserve">Risk of Bias</w:t>
             </w:r>
           </w:p>
         </w:tc>
@@ -1146,8 +1574,8 @@
         </w:tc>
       </w:tr>
     </w:tbl>
-    <w:bookmarkEnd w:id="31"/>
-    <w:bookmarkStart w:id="32" w:name="funding"/>
+    <w:bookmarkEnd w:id="34"/>
+    <w:bookmarkStart w:id="35" w:name="funding"/>
     <w:p>
       <w:pPr>
         <w:pStyle w:val="Heading1"/>
@@ -1176,8 +1604,8 @@
         <w:t xml:space="preserve">Neither the European Union nor the granting authority can be held responsible for them.</w:t>
       </w:r>
     </w:p>
-    <w:bookmarkEnd w:id="32"/>
-    <w:bookmarkStart w:id="86" w:name="bibliography"/>
+    <w:bookmarkEnd w:id="35"/>
+    <w:bookmarkStart w:id="97" w:name="bibliography"/>
     <w:p>
       <w:pPr>
         <w:pStyle w:val="Heading1"/>
@@ -1186,8 +1614,8 @@
         <w:t xml:space="preserve">References</w:t>
       </w:r>
     </w:p>
-    <w:bookmarkStart w:id="85" w:name="refs"/>
-    <w:bookmarkStart w:id="34" w:name="Xe38019c88c6d2792bb296bad7dc0a4dd55f1319"/>
+    <w:bookmarkStart w:id="96" w:name="refs"/>
+    <w:bookmarkStart w:id="37" w:name="Xe38019c88c6d2792bb296bad7dc0a4dd55f1319"/>
     <w:p>
       <w:pPr>
         <w:pStyle w:val="Bibliography"/>
@@ -1207,7 +1635,7 @@
       <w:r>
         <w:t xml:space="preserve"> </w:t>
       </w:r>
-      <w:hyperlink r:id="rId33">
+      <w:hyperlink r:id="rId36">
         <w:r>
           <w:rPr>
             <w:rStyle w:val="Hyperlink"/>
@@ -1246,8 +1674,8 @@
         <w:t xml:space="preserve"> </w:t>
       </w:r>
     </w:p>
-    <w:bookmarkEnd w:id="34"/>
-    <w:bookmarkStart w:id="36" w:name="ref-lacerda2023GlobalDecreaseBlood"/>
+    <w:bookmarkEnd w:id="37"/>
+    <w:bookmarkStart w:id="39" w:name="ref-lacerda2023GlobalDecreaseBlood"/>
     <w:p>
       <w:pPr>
         <w:pStyle w:val="Bibliography"/>
@@ -1267,7 +1695,7 @@
       <w:r>
         <w:t xml:space="preserve"> </w:t>
       </w:r>
-      <w:hyperlink r:id="rId35">
+      <w:hyperlink r:id="rId38">
         <w:r>
           <w:rPr>
             <w:rStyle w:val="Hyperlink"/>
@@ -1282,8 +1710,8 @@
         <w:t xml:space="preserve"> </w:t>
       </w:r>
     </w:p>
-    <w:bookmarkEnd w:id="36"/>
-    <w:bookmarkStart w:id="38" w:name="X4707f3a4b72a0982487545f9dc3d674642af108"/>
+    <w:bookmarkEnd w:id="39"/>
+    <w:bookmarkStart w:id="41" w:name="X4707f3a4b72a0982487545f9dc3d674642af108"/>
     <w:p>
       <w:pPr>
         <w:pStyle w:val="Bibliography"/>
@@ -1303,7 +1731,7 @@
       <w:r>
         <w:t xml:space="preserve"> </w:t>
       </w:r>
-      <w:hyperlink r:id="rId37">
+      <w:hyperlink r:id="rId40">
         <w:r>
           <w:rPr>
             <w:rStyle w:val="Hyperlink"/>
@@ -1342,8 +1770,8 @@
         <w:t xml:space="preserve"> </w:t>
       </w:r>
     </w:p>
-    <w:bookmarkEnd w:id="38"/>
-    <w:bookmarkStart w:id="40" w:name="ref-sy2024AssessmentLongTermExposure"/>
+    <w:bookmarkEnd w:id="41"/>
+    <w:bookmarkStart w:id="43" w:name="ref-sy2024AssessmentLongTermExposure"/>
     <w:p>
       <w:pPr>
         <w:pStyle w:val="Bibliography"/>
@@ -1363,7 +1791,7 @@
       <w:r>
         <w:t xml:space="preserve"> </w:t>
       </w:r>
-      <w:hyperlink r:id="rId39">
+      <w:hyperlink r:id="rId42">
         <w:r>
           <w:rPr>
             <w:rStyle w:val="Hyperlink"/>
@@ -1438,8 +1866,8 @@
         <w:t xml:space="preserve"> </w:t>
       </w:r>
     </w:p>
-    <w:bookmarkEnd w:id="40"/>
-    <w:bookmarkStart w:id="42" w:name="ref-brauer2024GlobalBurdenStrength"/>
+    <w:bookmarkEnd w:id="43"/>
+    <w:bookmarkStart w:id="45" w:name="ref-brauer2024GlobalBurdenStrength"/>
     <w:p>
       <w:pPr>
         <w:pStyle w:val="Bibliography"/>
@@ -1459,7 +1887,7 @@
       <w:r>
         <w:t xml:space="preserve"> </w:t>
       </w:r>
-      <w:hyperlink r:id="rId41">
+      <w:hyperlink r:id="rId44">
         <w:r>
           <w:rPr>
             <w:rStyle w:val="Hyperlink"/>
@@ -1522,8 +1950,8 @@
         <w:t xml:space="preserve"> </w:t>
       </w:r>
     </w:p>
-    <w:bookmarkEnd w:id="42"/>
-    <w:bookmarkStart w:id="44" w:name="ref-harari2018BloodLeadLevels"/>
+    <w:bookmarkEnd w:id="45"/>
+    <w:bookmarkStart w:id="47" w:name="ref-harari2018BloodLeadLevels"/>
     <w:p>
       <w:pPr>
         <w:pStyle w:val="Bibliography"/>
@@ -1543,7 +1971,7 @@
       <w:r>
         <w:t xml:space="preserve"> </w:t>
       </w:r>
-      <w:hyperlink r:id="rId43">
+      <w:hyperlink r:id="rId46">
         <w:r>
           <w:rPr>
             <w:rStyle w:val="Hyperlink"/>
@@ -1618,8 +2046,8 @@
         <w:t xml:space="preserve"> </w:t>
       </w:r>
     </w:p>
-    <w:bookmarkEnd w:id="44"/>
-    <w:bookmarkStart w:id="46" w:name="ref-wan2022ChronicLeadExposure"/>
+    <w:bookmarkEnd w:id="47"/>
+    <w:bookmarkStart w:id="49" w:name="ref-wan2022ChronicLeadExposure"/>
     <w:p>
       <w:pPr>
         <w:pStyle w:val="Bibliography"/>
@@ -1639,7 +2067,7 @@
       <w:r>
         <w:t xml:space="preserve"> </w:t>
       </w:r>
-      <w:hyperlink r:id="rId45">
+      <w:hyperlink r:id="rId48">
         <w:r>
           <w:rPr>
             <w:rStyle w:val="Hyperlink"/>
@@ -1654,8 +2082,8 @@
         <w:t xml:space="preserve"> </w:t>
       </w:r>
     </w:p>
-    <w:bookmarkEnd w:id="46"/>
-    <w:bookmarkStart w:id="48" w:name="ref-rosengren2025ExposureLeadCoronary"/>
+    <w:bookmarkEnd w:id="49"/>
+    <w:bookmarkStart w:id="51" w:name="ref-rosengren2025ExposureLeadCoronary"/>
     <w:p>
       <w:pPr>
         <w:pStyle w:val="Bibliography"/>
@@ -1675,7 +2103,7 @@
       <w:r>
         <w:t xml:space="preserve"> </w:t>
       </w:r>
-      <w:hyperlink r:id="rId47">
+      <w:hyperlink r:id="rId50">
         <w:r>
           <w:rPr>
             <w:rStyle w:val="Hyperlink"/>
@@ -1768,8 +2196,8 @@
         <w:t xml:space="preserve"> </w:t>
       </w:r>
     </w:p>
-    <w:bookmarkEnd w:id="48"/>
-    <w:bookmarkStart w:id="50" w:name="ref-lanphear2018LowlevelLeadExposure"/>
+    <w:bookmarkEnd w:id="51"/>
+    <w:bookmarkStart w:id="53" w:name="ref-lanphear2018LowlevelLeadExposure"/>
     <w:p>
       <w:pPr>
         <w:pStyle w:val="Bibliography"/>
@@ -1789,7 +2217,7 @@
       <w:r>
         <w:t xml:space="preserve"> </w:t>
       </w:r>
-      <w:hyperlink r:id="rId49">
+      <w:hyperlink r:id="rId52">
         <w:r>
           <w:rPr>
             <w:rStyle w:val="Hyperlink"/>
@@ -1828,8 +2256,8 @@
         <w:t xml:space="preserve"> </w:t>
       </w:r>
     </w:p>
-    <w:bookmarkEnd w:id="50"/>
-    <w:bookmarkStart w:id="52" w:name="ref-chang2006LowBloodLead"/>
+    <w:bookmarkEnd w:id="53"/>
+    <w:bookmarkStart w:id="55" w:name="ref-chang2006LowBloodLead"/>
     <w:p>
       <w:pPr>
         <w:pStyle w:val="Bibliography"/>
@@ -1849,7 +2277,7 @@
       <w:r>
         <w:t xml:space="preserve"> </w:t>
       </w:r>
-      <w:hyperlink r:id="rId51">
+      <w:hyperlink r:id="rId54">
         <w:r>
           <w:rPr>
             <w:rStyle w:val="Hyperlink"/>
@@ -1864,8 +2292,8 @@
         <w:t xml:space="preserve"> </w:t>
       </w:r>
     </w:p>
-    <w:bookmarkEnd w:id="52"/>
-    <w:bookmarkStart w:id="54" w:name="Xadfdab0209e4a364d9fdcffecfddb00700d2db9"/>
+    <w:bookmarkEnd w:id="55"/>
+    <w:bookmarkStart w:id="57" w:name="Xadfdab0209e4a364d9fdcffecfddb00700d2db9"/>
     <w:p>
       <w:pPr>
         <w:pStyle w:val="Bibliography"/>
@@ -1885,7 +2313,7 @@
       <w:r>
         <w:t xml:space="preserve"> </w:t>
       </w:r>
-      <w:hyperlink r:id="rId53">
+      <w:hyperlink r:id="rId56">
         <w:r>
           <w:rPr>
             <w:rStyle w:val="Hyperlink"/>
@@ -2020,8 +2448,8 @@
         <w:t xml:space="preserve"> </w:t>
       </w:r>
     </w:p>
-    <w:bookmarkEnd w:id="54"/>
-    <w:bookmarkStart w:id="56" w:name="ref-shaffer2025LeadExposureAntisocial"/>
+    <w:bookmarkEnd w:id="57"/>
+    <w:bookmarkStart w:id="59" w:name="ref-shaffer2025LeadExposureAntisocial"/>
     <w:p>
       <w:pPr>
         <w:pStyle w:val="Bibliography"/>
@@ -2041,7 +2469,7 @@
       <w:r>
         <w:t xml:space="preserve"> </w:t>
       </w:r>
-      <w:hyperlink r:id="rId55">
+      <w:hyperlink r:id="rId58">
         <w:r>
           <w:rPr>
             <w:rStyle w:val="Hyperlink"/>
@@ -2080,8 +2508,8 @@
         <w:t xml:space="preserve"> </w:t>
       </w:r>
     </w:p>
-    <w:bookmarkEnd w:id="56"/>
-    <w:bookmarkStart w:id="58" w:name="ref-crump2013StatisticalReevaluationData"/>
+    <w:bookmarkEnd w:id="59"/>
+    <w:bookmarkStart w:id="61" w:name="ref-crump2013StatisticalReevaluationData"/>
     <w:p>
       <w:pPr>
         <w:pStyle w:val="Bibliography"/>
@@ -2101,7 +2529,7 @@
       <w:r>
         <w:t xml:space="preserve"> </w:t>
       </w:r>
-      <w:hyperlink r:id="rId57">
+      <w:hyperlink r:id="rId60">
         <w:r>
           <w:rPr>
             <w:rStyle w:val="Hyperlink"/>
@@ -2140,8 +2568,8 @@
         <w:t xml:space="preserve"> </w:t>
       </w:r>
     </w:p>
-    <w:bookmarkEnd w:id="58"/>
-    <w:bookmarkStart w:id="60" w:name="ref-larsen2023GlobalHealthBurden"/>
+    <w:bookmarkEnd w:id="61"/>
+    <w:bookmarkStart w:id="63" w:name="ref-larsen2023GlobalHealthBurden"/>
     <w:p>
       <w:pPr>
         <w:pStyle w:val="Bibliography"/>
@@ -2161,7 +2589,7 @@
       <w:r>
         <w:t xml:space="preserve"> </w:t>
       </w:r>
-      <w:hyperlink r:id="rId59">
+      <w:hyperlink r:id="rId62">
         <w:r>
           <w:rPr>
             <w:rStyle w:val="Hyperlink"/>
@@ -2176,8 +2604,8 @@
         <w:t xml:space="preserve"> </w:t>
       </w:r>
     </w:p>
-    <w:bookmarkEnd w:id="60"/>
-    <w:bookmarkStart w:id="62" w:name="X5615fc1cb9c455a90da75660348bda09fd0f967"/>
+    <w:bookmarkEnd w:id="63"/>
+    <w:bookmarkStart w:id="65" w:name="X5615fc1cb9c455a90da75660348bda09fd0f967"/>
     <w:p>
       <w:pPr>
         <w:pStyle w:val="Bibliography"/>
@@ -2197,7 +2625,7 @@
       <w:r>
         <w:t xml:space="preserve"> </w:t>
       </w:r>
-      <w:hyperlink r:id="rId61">
+      <w:hyperlink r:id="rId64">
         <w:r>
           <w:rPr>
             <w:rStyle w:val="Hyperlink"/>
@@ -2272,8 +2700,8 @@
         <w:t xml:space="preserve"> </w:t>
       </w:r>
     </w:p>
-    <w:bookmarkEnd w:id="62"/>
-    <w:bookmarkStart w:id="64" w:name="Xa2086c2c3f6a9ac4b676f66b1cdbbd5efdb3b23"/>
+    <w:bookmarkEnd w:id="65"/>
+    <w:bookmarkStart w:id="67" w:name="Xa2086c2c3f6a9ac4b676f66b1cdbbd5efdb3b23"/>
     <w:p>
       <w:pPr>
         <w:pStyle w:val="Bibliography"/>
@@ -2293,7 +2721,7 @@
       <w:r>
         <w:t xml:space="preserve"> </w:t>
       </w:r>
-      <w:hyperlink r:id="rId63">
+      <w:hyperlink r:id="rId66">
         <w:r>
           <w:rPr>
             <w:rStyle w:val="Hyperlink"/>
@@ -2409,8 +2837,8 @@
         <w:t xml:space="preserve"> </w:t>
       </w:r>
     </w:p>
-    <w:bookmarkEnd w:id="64"/>
-    <w:bookmarkStart w:id="66" w:name="X9a8bad0b78f43066cb333fdedcdcad5d7017900"/>
+    <w:bookmarkEnd w:id="67"/>
+    <w:bookmarkStart w:id="69" w:name="X9a8bad0b78f43066cb333fdedcdcad5d7017900"/>
     <w:p>
       <w:pPr>
         <w:pStyle w:val="Bibliography"/>
@@ -2430,7 +2858,7 @@
       <w:r>
         <w:t xml:space="preserve"> </w:t>
       </w:r>
-      <w:hyperlink r:id="rId65">
+      <w:hyperlink r:id="rId68">
         <w:r>
           <w:rPr>
             <w:rStyle w:val="Hyperlink"/>
@@ -2511,8 +2939,8 @@
         <w:t xml:space="preserve"> </w:t>
       </w:r>
     </w:p>
-    <w:bookmarkEnd w:id="66"/>
-    <w:bookmarkStart w:id="68" w:name="X93c1fc7f8e1220d02cbab90c02ac44248f2b23e"/>
+    <w:bookmarkEnd w:id="69"/>
+    <w:bookmarkStart w:id="71" w:name="X93c1fc7f8e1220d02cbab90c02ac44248f2b23e"/>
     <w:p>
       <w:pPr>
         <w:pStyle w:val="Bibliography"/>
@@ -2532,7 +2960,7 @@
       <w:r>
         <w:t xml:space="preserve"> </w:t>
       </w:r>
-      <w:hyperlink r:id="rId67">
+      <w:hyperlink r:id="rId70">
         <w:r>
           <w:rPr>
             <w:rStyle w:val="Hyperlink"/>
@@ -2547,8 +2975,8 @@
         <w:t xml:space="preserve"> </w:t>
       </w:r>
     </w:p>
-    <w:bookmarkEnd w:id="68"/>
-    <w:bookmarkStart w:id="70" w:name="ref-figueroa2024LossCognitiveFunction"/>
+    <w:bookmarkEnd w:id="71"/>
+    <w:bookmarkStart w:id="73" w:name="ref-figueroa2024LossCognitiveFunction"/>
     <w:p>
       <w:pPr>
         <w:pStyle w:val="Bibliography"/>
@@ -2568,7 +2996,7 @@
       <w:r>
         <w:t xml:space="preserve"> </w:t>
       </w:r>
-      <w:hyperlink r:id="rId69">
+      <w:hyperlink r:id="rId72">
         <w:r>
           <w:rPr>
             <w:rStyle w:val="Hyperlink"/>
@@ -2607,8 +3035,8 @@
         <w:t xml:space="preserve"> </w:t>
       </w:r>
     </w:p>
-    <w:bookmarkEnd w:id="70"/>
-    <w:bookmarkStart w:id="72" w:name="ref-mcfarland2022HalfUSPopulation"/>
+    <w:bookmarkEnd w:id="73"/>
+    <w:bookmarkStart w:id="75" w:name="ref-mcfarland2022HalfUSPopulation"/>
     <w:p>
       <w:pPr>
         <w:pStyle w:val="Bibliography"/>
@@ -2628,7 +3056,7 @@
       <w:r>
         <w:t xml:space="preserve"> </w:t>
       </w:r>
-      <w:hyperlink r:id="rId71">
+      <w:hyperlink r:id="rId74">
         <w:r>
           <w:rPr>
             <w:rStyle w:val="Hyperlink"/>
@@ -2667,8 +3095,8 @@
         <w:t xml:space="preserve"> </w:t>
       </w:r>
     </w:p>
-    <w:bookmarkEnd w:id="72"/>
-    <w:bookmarkStart w:id="74" w:name="X33f03e29791f20cdbbbbf0729c723b16e55ed16"/>
+    <w:bookmarkEnd w:id="75"/>
+    <w:bookmarkStart w:id="77" w:name="X33f03e29791f20cdbbbbf0729c723b16e55ed16"/>
     <w:p>
       <w:pPr>
         <w:pStyle w:val="Bibliography"/>
@@ -2688,7 +3116,7 @@
       <w:r>
         <w:t xml:space="preserve"> </w:t>
       </w:r>
-      <w:hyperlink r:id="rId73">
+      <w:hyperlink r:id="rId76">
         <w:r>
           <w:rPr>
             <w:rStyle w:val="Hyperlink"/>
@@ -2787,8 +3215,8 @@
         <w:t xml:space="preserve"> </w:t>
       </w:r>
     </w:p>
-    <w:bookmarkEnd w:id="74"/>
-    <w:bookmarkStart w:id="76" w:name="X99fa6bd9cd2521340285769f289a6c9d4bfe17b"/>
+    <w:bookmarkEnd w:id="77"/>
+    <w:bookmarkStart w:id="79" w:name="X99fa6bd9cd2521340285769f289a6c9d4bfe17b"/>
     <w:p>
       <w:pPr>
         <w:pStyle w:val="Bibliography"/>
@@ -2808,7 +3236,7 @@
       <w:r>
         <w:t xml:space="preserve"> </w:t>
       </w:r>
-      <w:hyperlink r:id="rId75">
+      <w:hyperlink r:id="rId78">
         <w:r>
           <w:rPr>
             <w:rStyle w:val="Hyperlink"/>
@@ -2883,8 +3311,8 @@
         <w:t xml:space="preserve"> </w:t>
       </w:r>
     </w:p>
-    <w:bookmarkEnd w:id="76"/>
-    <w:bookmarkStart w:id="78" w:name="Xec30ec7c912152a14c0f622040312567154bf15"/>
+    <w:bookmarkEnd w:id="79"/>
+    <w:bookmarkStart w:id="81" w:name="Xec30ec7c912152a14c0f622040312567154bf15"/>
     <w:p>
       <w:pPr>
         <w:pStyle w:val="Bibliography"/>
@@ -2904,7 +3332,7 @@
       <w:r>
         <w:t xml:space="preserve"> </w:t>
       </w:r>
-      <w:hyperlink r:id="rId77">
+      <w:hyperlink r:id="rId80">
         <w:r>
           <w:rPr>
             <w:rStyle w:val="Hyperlink"/>
@@ -3054,8 +3482,8 @@
         <w:t xml:space="preserve"> </w:t>
       </w:r>
     </w:p>
-    <w:bookmarkEnd w:id="78"/>
-    <w:bookmarkStart w:id="80" w:name="ref-smith2018StepAwayStepwise"/>
+    <w:bookmarkEnd w:id="81"/>
+    <w:bookmarkStart w:id="83" w:name="ref-smith2018StepAwayStepwise"/>
     <w:p>
       <w:pPr>
         <w:pStyle w:val="Bibliography"/>
@@ -3075,7 +3503,7 @@
       <w:r>
         <w:t xml:space="preserve"> </w:t>
       </w:r>
-      <w:hyperlink r:id="rId79">
+      <w:hyperlink r:id="rId82">
         <w:r>
           <w:rPr>
             <w:rStyle w:val="Hyperlink"/>
@@ -3090,8 +3518,8 @@
         <w:t xml:space="preserve"> </w:t>
       </w:r>
     </w:p>
-    <w:bookmarkEnd w:id="80"/>
-    <w:bookmarkStart w:id="82" w:name="X035620408d1fb22c7ed381e74f0468c30df4612"/>
+    <w:bookmarkEnd w:id="83"/>
+    <w:bookmarkStart w:id="85" w:name="X035620408d1fb22c7ed381e74f0468c30df4612"/>
     <w:p>
       <w:pPr>
         <w:pStyle w:val="Bibliography"/>
@@ -3111,7 +3539,7 @@
       <w:r>
         <w:t xml:space="preserve"> </w:t>
       </w:r>
-      <w:hyperlink r:id="rId81">
+      <w:hyperlink r:id="rId84">
         <w:r>
           <w:rPr>
             <w:rStyle w:val="Hyperlink"/>
@@ -3165,8 +3593,8 @@
         <w:t xml:space="preserve"> </w:t>
       </w:r>
     </w:p>
-    <w:bookmarkEnd w:id="82"/>
-    <w:bookmarkStart w:id="84" w:name="ref-plate2024DevelopmentToolRapid"/>
+    <w:bookmarkEnd w:id="85"/>
+    <w:bookmarkStart w:id="87" w:name="ref-plate2024DevelopmentToolRapid"/>
     <w:p>
       <w:pPr>
         <w:pStyle w:val="Bibliography"/>
@@ -3186,7 +3614,7 @@
       <w:r>
         <w:t xml:space="preserve"> </w:t>
       </w:r>
-      <w:hyperlink r:id="rId83">
+      <w:hyperlink r:id="rId86">
         <w:r>
           <w:rPr>
             <w:rStyle w:val="Hyperlink"/>
@@ -3201,9 +3629,447 @@
         <w:t xml:space="preserve"> </w:t>
       </w:r>
     </w:p>
-    <w:bookmarkEnd w:id="84"/>
-    <w:bookmarkEnd w:id="85"/>
-    <w:bookmarkEnd w:id="86"/>
+    <w:bookmarkEnd w:id="87"/>
+    <w:bookmarkStart w:id="89" w:name="ref-halabicky2023LowLevelLead"/>
+    <w:p>
+      <w:pPr>
+        <w:pStyle w:val="Bibliography"/>
+      </w:pPr>
+      <w:r>
+        <w:t xml:space="preserve">27.</w:t>
+      </w:r>
+      <w:r>
+        <w:t xml:space="preserve"> </w:t>
+      </w:r>
+      <w:r>
+        <w:t xml:space="preserve">	</w:t>
+      </w:r>
+      <w:r>
+        <w:t xml:space="preserve">Halabicky OM, Pinto-Martin JA, Compton P, Liu J.</w:t>
+      </w:r>
+      <w:r>
+        <w:t xml:space="preserve"> </w:t>
+      </w:r>
+      <w:hyperlink r:id="rId88">
+        <w:r>
+          <w:rPr>
+            <w:rStyle w:val="Hyperlink"/>
+          </w:rPr>
+          <w:t xml:space="preserve">Low level lead exposure in early childhood and parental education on adolescent</w:t>
+        </w:r>
+        <w:r>
+          <w:rPr>
+            <w:rStyle w:val="Hyperlink"/>
+          </w:rPr>
+          <w:t xml:space="preserve"> </w:t>
+        </w:r>
+        <w:r>
+          <w:rPr>
+            <w:rStyle w:val="Hyperlink"/>
+          </w:rPr>
+          <w:t xml:space="preserve">IQ</w:t>
+        </w:r>
+        <w:r>
+          <w:rPr>
+            <w:rStyle w:val="Hyperlink"/>
+          </w:rPr>
+          <w:t xml:space="preserve"> </w:t>
+        </w:r>
+        <w:r>
+          <w:rPr>
+            <w:rStyle w:val="Hyperlink"/>
+          </w:rPr>
+          <w:t xml:space="preserve">and working memory: A cohort study</w:t>
+        </w:r>
+      </w:hyperlink>
+      <w:r>
+        <w:t xml:space="preserve">. Journal of Exposure Science &amp; Environmental Epidemiology. 2023;33(2):168–76.</w:t>
+      </w:r>
+      <w:r>
+        <w:t xml:space="preserve"> </w:t>
+      </w:r>
+    </w:p>
+    <w:bookmarkEnd w:id="89"/>
+    <w:bookmarkStart w:id="91" w:name="ref-chen2005IQBloodLead"/>
+    <w:p>
+      <w:pPr>
+        <w:pStyle w:val="Bibliography"/>
+      </w:pPr>
+      <w:r>
+        <w:t xml:space="preserve">28.</w:t>
+      </w:r>
+      <w:r>
+        <w:t xml:space="preserve"> </w:t>
+      </w:r>
+      <w:r>
+        <w:t xml:space="preserve">	</w:t>
+      </w:r>
+      <w:r>
+        <w:t xml:space="preserve">Chen A, Dietrich KN, Ware JH, Radcliffe J, Rogan WJ.</w:t>
+      </w:r>
+      <w:r>
+        <w:t xml:space="preserve"> </w:t>
+      </w:r>
+      <w:hyperlink r:id="rId90">
+        <w:r>
+          <w:rPr>
+            <w:rStyle w:val="Hyperlink"/>
+          </w:rPr>
+          <w:t xml:space="preserve">IQ</w:t>
+        </w:r>
+        <w:r>
+          <w:rPr>
+            <w:rStyle w:val="Hyperlink"/>
+          </w:rPr>
+          <w:t xml:space="preserve"> </w:t>
+        </w:r>
+        <w:r>
+          <w:rPr>
+            <w:rStyle w:val="Hyperlink"/>
+          </w:rPr>
+          <w:t xml:space="preserve">and</w:t>
+        </w:r>
+        <w:r>
+          <w:rPr>
+            <w:rStyle w:val="Hyperlink"/>
+          </w:rPr>
+          <w:t xml:space="preserve"> </w:t>
+        </w:r>
+        <w:r>
+          <w:rPr>
+            <w:rStyle w:val="Hyperlink"/>
+          </w:rPr>
+          <w:t xml:space="preserve">Blood Lead</w:t>
+        </w:r>
+        <w:r>
+          <w:rPr>
+            <w:rStyle w:val="Hyperlink"/>
+          </w:rPr>
+          <w:t xml:space="preserve"> </w:t>
+        </w:r>
+        <w:r>
+          <w:rPr>
+            <w:rStyle w:val="Hyperlink"/>
+          </w:rPr>
+          <w:t xml:space="preserve">from 2 to 7</w:t>
+        </w:r>
+        <w:r>
+          <w:rPr>
+            <w:rStyle w:val="Hyperlink"/>
+          </w:rPr>
+          <w:t xml:space="preserve"> </w:t>
+        </w:r>
+        <w:r>
+          <w:rPr>
+            <w:rStyle w:val="Hyperlink"/>
+          </w:rPr>
+          <w:t xml:space="preserve">Years</w:t>
+        </w:r>
+        <w:r>
+          <w:rPr>
+            <w:rStyle w:val="Hyperlink"/>
+          </w:rPr>
+          <w:t xml:space="preserve"> </w:t>
+        </w:r>
+        <w:r>
+          <w:rPr>
+            <w:rStyle w:val="Hyperlink"/>
+          </w:rPr>
+          <w:t xml:space="preserve">of</w:t>
+        </w:r>
+        <w:r>
+          <w:rPr>
+            <w:rStyle w:val="Hyperlink"/>
+          </w:rPr>
+          <w:t xml:space="preserve"> </w:t>
+        </w:r>
+        <w:r>
+          <w:rPr>
+            <w:rStyle w:val="Hyperlink"/>
+          </w:rPr>
+          <w:t xml:space="preserve">Age</w:t>
+        </w:r>
+        <w:r>
+          <w:rPr>
+            <w:rStyle w:val="Hyperlink"/>
+          </w:rPr>
+          <w:t xml:space="preserve">:</w:t>
+        </w:r>
+        <w:r>
+          <w:rPr>
+            <w:rStyle w:val="Hyperlink"/>
+          </w:rPr>
+          <w:t xml:space="preserve"> </w:t>
+        </w:r>
+        <w:r>
+          <w:rPr>
+            <w:rStyle w:val="Hyperlink"/>
+          </w:rPr>
+          <w:t xml:space="preserve">Are</w:t>
+        </w:r>
+        <w:r>
+          <w:rPr>
+            <w:rStyle w:val="Hyperlink"/>
+          </w:rPr>
+          <w:t xml:space="preserve"> </w:t>
+        </w:r>
+        <w:r>
+          <w:rPr>
+            <w:rStyle w:val="Hyperlink"/>
+          </w:rPr>
+          <w:t xml:space="preserve">the</w:t>
+        </w:r>
+        <w:r>
+          <w:rPr>
+            <w:rStyle w:val="Hyperlink"/>
+          </w:rPr>
+          <w:t xml:space="preserve"> </w:t>
+        </w:r>
+        <w:r>
+          <w:rPr>
+            <w:rStyle w:val="Hyperlink"/>
+          </w:rPr>
+          <w:t xml:space="preserve">Effects</w:t>
+        </w:r>
+        <w:r>
+          <w:rPr>
+            <w:rStyle w:val="Hyperlink"/>
+          </w:rPr>
+          <w:t xml:space="preserve"> </w:t>
+        </w:r>
+        <w:r>
+          <w:rPr>
+            <w:rStyle w:val="Hyperlink"/>
+          </w:rPr>
+          <w:t xml:space="preserve">in</w:t>
+        </w:r>
+        <w:r>
+          <w:rPr>
+            <w:rStyle w:val="Hyperlink"/>
+          </w:rPr>
+          <w:t xml:space="preserve"> </w:t>
+        </w:r>
+        <w:r>
+          <w:rPr>
+            <w:rStyle w:val="Hyperlink"/>
+          </w:rPr>
+          <w:t xml:space="preserve">Older Children</w:t>
+        </w:r>
+        <w:r>
+          <w:rPr>
+            <w:rStyle w:val="Hyperlink"/>
+          </w:rPr>
+          <w:t xml:space="preserve"> </w:t>
+        </w:r>
+        <w:r>
+          <w:rPr>
+            <w:rStyle w:val="Hyperlink"/>
+          </w:rPr>
+          <w:t xml:space="preserve">the</w:t>
+        </w:r>
+        <w:r>
+          <w:rPr>
+            <w:rStyle w:val="Hyperlink"/>
+          </w:rPr>
+          <w:t xml:space="preserve"> </w:t>
+        </w:r>
+        <w:r>
+          <w:rPr>
+            <w:rStyle w:val="Hyperlink"/>
+          </w:rPr>
+          <w:t xml:space="preserve">Residual</w:t>
+        </w:r>
+        <w:r>
+          <w:rPr>
+            <w:rStyle w:val="Hyperlink"/>
+          </w:rPr>
+          <w:t xml:space="preserve"> </w:t>
+        </w:r>
+        <w:r>
+          <w:rPr>
+            <w:rStyle w:val="Hyperlink"/>
+          </w:rPr>
+          <w:t xml:space="preserve">of</w:t>
+        </w:r>
+        <w:r>
+          <w:rPr>
+            <w:rStyle w:val="Hyperlink"/>
+          </w:rPr>
+          <w:t xml:space="preserve"> </w:t>
+        </w:r>
+        <w:r>
+          <w:rPr>
+            <w:rStyle w:val="Hyperlink"/>
+          </w:rPr>
+          <w:t xml:space="preserve">High Blood Lead Concentrations</w:t>
+        </w:r>
+        <w:r>
+          <w:rPr>
+            <w:rStyle w:val="Hyperlink"/>
+          </w:rPr>
+          <w:t xml:space="preserve"> </w:t>
+        </w:r>
+        <w:r>
+          <w:rPr>
+            <w:rStyle w:val="Hyperlink"/>
+          </w:rPr>
+          <w:t xml:space="preserve">in 2-</w:t>
+        </w:r>
+        <w:r>
+          <w:rPr>
+            <w:rStyle w:val="Hyperlink"/>
+          </w:rPr>
+          <w:t xml:space="preserve">Year-Olds</w:t>
+        </w:r>
+        <w:r>
+          <w:rPr>
+            <w:rStyle w:val="Hyperlink"/>
+          </w:rPr>
+          <w:t xml:space="preserve">?</w:t>
+        </w:r>
+      </w:hyperlink>
+      <w:r>
+        <w:t xml:space="preserve"> Environmental Health Perspectives. 2005;113(5):597–601.</w:t>
+      </w:r>
+      <w:r>
+        <w:t xml:space="preserve"> </w:t>
+      </w:r>
+    </w:p>
+    <w:bookmarkEnd w:id="91"/>
+    <w:bookmarkStart w:id="93" w:name="Xcf7993c3f58afaabaf73be6238c67f4f63053d9"/>
+    <w:p>
+      <w:pPr>
+        <w:pStyle w:val="Bibliography"/>
+      </w:pPr>
+      <w:r>
+        <w:t xml:space="preserve">29.</w:t>
+      </w:r>
+      <w:r>
+        <w:t xml:space="preserve"> </w:t>
+      </w:r>
+      <w:r>
+        <w:t xml:space="preserve">	</w:t>
+      </w:r>
+      <w:r>
+        <w:t xml:space="preserve">Schnaas L, Rothenberg Stephen J, Flores MF, Martinez S, Hernandez C, Osorio E, et al.</w:t>
+      </w:r>
+      <w:r>
+        <w:t xml:space="preserve"> </w:t>
+      </w:r>
+      <w:hyperlink r:id="rId92">
+        <w:r>
+          <w:rPr>
+            <w:rStyle w:val="Hyperlink"/>
+          </w:rPr>
+          <w:t xml:space="preserve">Reduced</w:t>
+        </w:r>
+        <w:r>
+          <w:rPr>
+            <w:rStyle w:val="Hyperlink"/>
+          </w:rPr>
+          <w:t xml:space="preserve"> </w:t>
+        </w:r>
+        <w:r>
+          <w:rPr>
+            <w:rStyle w:val="Hyperlink"/>
+          </w:rPr>
+          <w:t xml:space="preserve">Intellectual Development</w:t>
+        </w:r>
+        <w:r>
+          <w:rPr>
+            <w:rStyle w:val="Hyperlink"/>
+          </w:rPr>
+          <w:t xml:space="preserve"> </w:t>
+        </w:r>
+        <w:r>
+          <w:rPr>
+            <w:rStyle w:val="Hyperlink"/>
+          </w:rPr>
+          <w:t xml:space="preserve">in</w:t>
+        </w:r>
+        <w:r>
+          <w:rPr>
+            <w:rStyle w:val="Hyperlink"/>
+          </w:rPr>
+          <w:t xml:space="preserve"> </w:t>
+        </w:r>
+        <w:r>
+          <w:rPr>
+            <w:rStyle w:val="Hyperlink"/>
+          </w:rPr>
+          <w:t xml:space="preserve">Children</w:t>
+        </w:r>
+        <w:r>
+          <w:rPr>
+            <w:rStyle w:val="Hyperlink"/>
+          </w:rPr>
+          <w:t xml:space="preserve"> </w:t>
+        </w:r>
+        <w:r>
+          <w:rPr>
+            <w:rStyle w:val="Hyperlink"/>
+          </w:rPr>
+          <w:t xml:space="preserve">with</w:t>
+        </w:r>
+        <w:r>
+          <w:rPr>
+            <w:rStyle w:val="Hyperlink"/>
+          </w:rPr>
+          <w:t xml:space="preserve"> </w:t>
+        </w:r>
+        <w:r>
+          <w:rPr>
+            <w:rStyle w:val="Hyperlink"/>
+          </w:rPr>
+          <w:t xml:space="preserve">Prenatal Lead Exposure</w:t>
+        </w:r>
+      </w:hyperlink>
+      <w:r>
+        <w:t xml:space="preserve">. Environmental Health Perspectives. 2006;114(5):791–7.</w:t>
+      </w:r>
+      <w:r>
+        <w:t xml:space="preserve"> </w:t>
+      </w:r>
+    </w:p>
+    <w:bookmarkEnd w:id="93"/>
+    <w:bookmarkStart w:id="95" w:name="X8e5230fc5b64bf627de98b910f1e221b6fea14c"/>
+    <w:p>
+      <w:pPr>
+        <w:pStyle w:val="Bibliography"/>
+      </w:pPr>
+      <w:r>
+        <w:t xml:space="preserve">30.</w:t>
+      </w:r>
+      <w:r>
+        <w:t xml:space="preserve"> </w:t>
+      </w:r>
+      <w:r>
+        <w:t xml:space="preserve">	</w:t>
+      </w:r>
+      <w:r>
+        <w:t xml:space="preserve">Rodríguez-Barranco M, Tobías A, Redondo D, Molina-Portillo E, Sánchez MJ.</w:t>
+      </w:r>
+      <w:r>
+        <w:t xml:space="preserve"> </w:t>
+      </w:r>
+      <w:hyperlink r:id="rId94">
+        <w:r>
+          <w:rPr>
+            <w:rStyle w:val="Hyperlink"/>
+          </w:rPr>
+          <w:t xml:space="preserve">Standardizing effect size from linear regression models with log-transformed variables for meta-analysis</w:t>
+        </w:r>
+      </w:hyperlink>
+      <w:r>
+        <w:t xml:space="preserve">. BMC Med Res Methodol. 2017 Dec;17(1):44.</w:t>
+      </w:r>
+      <w:r>
+        <w:t xml:space="preserve"> </w:t>
+      </w:r>
+    </w:p>
+    <w:bookmarkEnd w:id="95"/>
+    <w:bookmarkEnd w:id="96"/>
+    <w:bookmarkEnd w:id="97"/>
     <w:sectPr>
       <w:footerReference r:id="rId9" w:type="default"/>
       <w:footnotePr>
@@ -3630,16 +4496,16 @@
     <w:abstractNumId w:val="993"/>
   </w:num>
   <w:num w:numId="1006">
-    <w:abstractNumId w:val="992"/>
+    <w:abstractNumId w:val="993"/>
   </w:num>
   <w:num w:numId="1007">
     <w:abstractNumId w:val="992"/>
   </w:num>
   <w:num w:numId="1008">
-    <w:abstractNumId w:val="992"/>
+    <w:abstractNumId w:val="993"/>
   </w:num>
   <w:num w:numId="1009">
-    <w:abstractNumId w:val="992"/>
+    <w:abstractNumId w:val="993"/>
   </w:num>
   <w:num w:numId="1010">
     <w:abstractNumId w:val="992"/>

--- a/manuscript/manuscript.docx
+++ b/manuscript/manuscript.docx
@@ -7,7 +7,7 @@
         <w:pStyle w:val="Title"/>
       </w:pPr>
       <w:r>
-        <w:t xml:space="preserve">Lead Exposure and IQ Loss in Children: a Bayesian and Frequentist Meta-Analysis of Recent Epidemiological Studies</w:t>
+        <w:t xml:space="preserve">Lead exposure and IQ loss in children: a Bayesian and frequentist meta-analysis of recent epidemiological studies</w:t>
       </w:r>
     </w:p>
     <w:p>
@@ -219,7 +219,7 @@
         <w:t xml:space="preserve"> </w:t>
       </w:r>
       <w:r>
-        <w:t xml:space="preserve">Although concentrations have declined in past decades following the phase-out of leaded gasoline, lead remains present in the environment and human blood</w:t>
+        <w:t xml:space="preserve">Although concentrations have declined globally in past decades following the phase-out of leaded gasoline, lead remains present in the environment and human blood</w:t>
       </w:r>
       <w:r>
         <w:t xml:space="preserve"> </w:t>
@@ -234,7 +234,7 @@
         <w:t xml:space="preserve"> </w:t>
       </w:r>
       <w:r>
-        <w:t xml:space="preserve">In Europe, primary exposure pathways include dietary products, drinking water, and indoor dust</w:t>
+        <w:t xml:space="preserve">In Europe, primary exposure sources include dietary products, drinking water, and indoor dust</w:t>
       </w:r>
       <w:r>
         <w:t xml:space="preserve"> </w:t>
@@ -249,7 +249,7 @@
         <w:t xml:space="preserve"> </w:t>
       </w:r>
       <w:r>
-        <w:t xml:space="preserve">The Global Burden of Disease Study 2023 estimated that 3.4 million (95% Confidence Interval (CI): 2.7; 4.0 million) Disability-Adjusted Life Years (DALYs) were attributable to lead exposure in 2023 in the European Union (EU)</w:t>
+        <w:t xml:space="preserve">The most recent Global Burden of Disease Study estimated that in 2023, 3.4 million (95% Uncertainty Interval (UI): 2.7; 4.0 million) Disability-Adjusted Life Years (DALYs) were attributable to lead exposure in the European Union (EU)</w:t>
       </w:r>
       <w:r>
         <w:t xml:space="preserve"> </w:t>
@@ -258,7 +258,13 @@
         <w:t xml:space="preserve">(5)</w:t>
       </w:r>
       <w:r>
-        <w:t xml:space="preserve">, underscoring the continued public health significance even of low-level exposure.</w:t>
+        <w:t xml:space="preserve">.</w:t>
+      </w:r>
+      <w:r>
+        <w:t xml:space="preserve"> </w:t>
+      </w:r>
+      <w:r>
+        <w:t xml:space="preserve">This highlights the continued public health significance even of low-level exposure.</w:t>
       </w:r>
     </w:p>
     <w:p>
@@ -266,7 +272,7 @@
         <w:pStyle w:val="BodyText"/>
       </w:pPr>
       <w:r>
-        <w:t xml:space="preserve">Lead exposure is associated with multiple adverse health outcomes across the lifespan, including</w:t>
+        <w:t xml:space="preserve">Lead exposure is associated with multiple adverse health outcomes across the human life course, including</w:t>
       </w:r>
       <w:r>
         <w:t xml:space="preserve"> </w:t>
@@ -383,7 +389,7 @@
         <w:t xml:space="preserve"> </w:t>
       </w:r>
       <w:r>
-        <w:t xml:space="preserve">(13)</w:t>
+        <w:t xml:space="preserve">(13–16)</w:t>
       </w:r>
       <w:r>
         <w:t xml:space="preserve"> </w:t>
@@ -395,7 +401,7 @@
         <w:t xml:space="preserve"> </w:t>
       </w:r>
       <w:r>
-        <w:t xml:space="preserve">Children are especially vulnerable to lead’s neurotoxicity due to their developing nervous systems and relatively high exposure per body mass.</w:t>
+        <w:t xml:space="preserve">Children are especially vulnerable to lead’s neurotoxic effects due to their developing nervous systems and relatively high exposure per body mass.</w:t>
       </w:r>
       <w:r>
         <w:t xml:space="preserve"> </w:t>
@@ -407,7 +413,7 @@
         <w:t xml:space="preserve"> </w:t>
       </w:r>
       <w:r>
-        <w:t xml:space="preserve">(14)</w:t>
+        <w:t xml:space="preserve">(17)</w:t>
       </w:r>
       <w:r>
         <w:t xml:space="preserve">, making continued efforts to accurately characterize the exposure-response relationship important for evidence-based policy.</w:t>
@@ -441,7 +447,10 @@
         <w:t xml:space="preserve"> </w:t>
       </w:r>
       <w:r>
-        <w:t xml:space="preserve">(15)</w:t>
+        <w:t xml:space="preserve">(18,19)</w:t>
+      </w:r>
+      <w:r>
+        <w:t xml:space="preserve">.</w:t>
       </w:r>
       <w:r>
         <w:t xml:space="preserve"> </w:t>
@@ -453,7 +462,7 @@
         <w:t xml:space="preserve"> </w:t>
       </w:r>
       <w:r>
-        <w:t xml:space="preserve">(16,17)</w:t>
+        <w:t xml:space="preserve">(16,20)</w:t>
       </w:r>
       <w:r>
         <w:t xml:space="preserve">.</w:t>
@@ -462,7 +471,7 @@
         <w:t xml:space="preserve"> </w:t>
       </w:r>
       <w:r>
-        <w:t xml:space="preserve">These findings highlight the need for an updated quantitative synthesis that reflects both recent epidemiological evidence and the lower exposure range now predominant in European populations, incorporating contemporary data to inform risk assessment at currently relevant exposure levels.</w:t>
+        <w:t xml:space="preserve">These findings highlight the need for an updated quantitative synthesis that reflects both recent epidemiological evidence and the lower exposure range now predominant in European populations, incorporating recent data to inform risk assessment at currently relevant exposure levels.</w:t>
       </w:r>
     </w:p>
     <w:p>
@@ -476,19 +485,19 @@
         <w:t xml:space="preserve"> </w:t>
       </w:r>
       <w:r>
-        <w:t xml:space="preserve">(5,14,18–20)</w:t>
-      </w:r>
-      <w:r>
-        <w:t xml:space="preserve"> </w:t>
-      </w:r>
-      <w:r>
-        <w:t xml:space="preserve">rely predominantly on two foundational studies: a pooled analysis of seven cohort-studies by Lanphear et al. (2005) or its subsequent re-analysis by Crump et al. (2013)</w:t>
-      </w:r>
-      <w:r>
-        <w:t xml:space="preserve"> </w:t>
-      </w:r>
-      <w:r>
-        <w:t xml:space="preserve">(13,17)</w:t>
+        <w:t xml:space="preserve">(5,17,21–23)</w:t>
+      </w:r>
+      <w:r>
+        <w:t xml:space="preserve"> </w:t>
+      </w:r>
+      <w:r>
+        <w:t xml:space="preserve">rely predominantly on two foundational studies: a pooled analysis of seven cohort-studies by Lanphear et al. (2005) or the subsequent re-analysis by Crump et al. (2013)</w:t>
+      </w:r>
+      <w:r>
+        <w:t xml:space="preserve"> </w:t>
+      </w:r>
+      <w:r>
+        <w:t xml:space="preserve">(16,24)</w:t>
       </w:r>
       <w:r>
         <w:t xml:space="preserve">.</w:t>
@@ -503,7 +512,7 @@
         <w:t xml:space="preserve"> </w:t>
       </w:r>
       <w:r>
-        <w:t xml:space="preserve">(13,21)</w:t>
+        <w:t xml:space="preserve">(24,25)</w:t>
       </w:r>
       <w:r>
         <w:t xml:space="preserve"> </w:t>
@@ -515,7 +524,7 @@
         <w:t xml:space="preserve"> </w:t>
       </w:r>
       <w:r>
-        <w:t xml:space="preserve">(22–24)</w:t>
+        <w:t xml:space="preserve">(26–28)</w:t>
       </w:r>
       <w:r>
         <w:t xml:space="preserve">.</w:t>
@@ -524,7 +533,7 @@
         <w:t xml:space="preserve"> </w:t>
       </w:r>
       <w:r>
-        <w:t xml:space="preserve">These limitations, combined with the availability of more recent epidemiological data, underscore the need not only for updated evidence synthesis but also for (methodologically) robust approaches that can provide reliable exposure-response estimates for burden of disease and risk assessments.</w:t>
+        <w:t xml:space="preserve">These limitations, combined with the availability of more recent epidemiological data, underscore the need not only for an updated evidence synthesis but also for methodologically robust approaches that can provide reliable exposure-response estimates for burden of disease and risk assessments.</w:t>
       </w:r>
     </w:p>
     <w:p>
@@ -544,7 +553,7 @@
         <w:t xml:space="preserve"> </w:t>
       </w:r>
       <w:r>
-        <w:t xml:space="preserve">(25)</w:t>
+        <w:t xml:space="preserve">(29)</w:t>
       </w:r>
       <w:r>
         <w:t xml:space="preserve">.</w:t>
@@ -553,13 +562,22 @@
         <w:t xml:space="preserve"> </w:t>
       </w:r>
       <w:r>
-        <w:t xml:space="preserve">Unlike frequentist confidence intervals, which are often misinterpreted in probabilistic terms, Bayesian credible intervals directly represent the probability distribution of the parameter of interest, facilitating transparent communication of uncertainty.</w:t>
-      </w:r>
-      <w:r>
-        <w:t xml:space="preserve"> </w:t>
-      </w:r>
-      <w:r>
-        <w:t xml:space="preserve">Furthermore, Bayesian posterior distributions can be directly propagated into probabilistic burden of disease studies and risk assessments, providing seamless integration with the probabilistic frameworks increasingly adopted in public health decision-making.</w:t>
+        <w:t xml:space="preserve">Unlike frequentist confidence intervals, which are often misinterpreted as probabilistic</w:t>
+      </w:r>
+      <w:r>
+        <w:t xml:space="preserve"> </w:t>
+      </w:r>
+      <w:r>
+        <w:t xml:space="preserve">(30)</w:t>
+      </w:r>
+      <w:r>
+        <w:t xml:space="preserve">, Bayesian credible intervals directly represent the probability distribution of the parameter of interest, facilitating transparent communication of uncertainty.</w:t>
+      </w:r>
+      <w:r>
+        <w:t xml:space="preserve"> </w:t>
+      </w:r>
+      <w:r>
+        <w:t xml:space="preserve">Furthermore, Bayesian posterior distributions can be directly propagated into probabilistic burden of disease and risk assessments, providing seamless integration with probabilistic frameworks in public health decision-making.</w:t>
       </w:r>
       <w:r>
         <w:t xml:space="preserve"> </w:t>
@@ -577,7 +595,7 @@
       </w:r>
     </w:p>
     <w:bookmarkEnd w:id="26"/>
-    <w:bookmarkStart w:id="30" w:name="methods"/>
+    <w:bookmarkStart w:id="41" w:name="methods"/>
     <w:p>
       <w:pPr>
         <w:pStyle w:val="Heading1"/>
@@ -661,24 +679,177 @@
         <w:br/>
       </w:r>
     </w:p>
+    <w:bookmarkStart w:id="27" w:name="literature-review"/>
+    <w:p>
+      <w:pPr>
+        <w:pStyle w:val="Heading2"/>
+      </w:pPr>
+      <w:r>
+        <w:t xml:space="preserve">2.1 Literature Review</w:t>
+      </w:r>
+    </w:p>
     <w:p>
       <w:pPr>
         <w:pStyle w:val="FirstParagraph"/>
       </w:pPr>
       <w:r>
-        <w:t xml:space="preserve">In order to quantitatively synthesize the available epidemiological literature on the association of children’s blood lead levels and their IQ, we first conducted a systematic review and then a meta-analysis of the results, comparing a Bayesian to a frequentist approach.</w:t>
+        <w:t xml:space="preserve">This review adheres to the Preferred Reporting Items for Systematic reviews and Meta-Analyses (PRISMA) guidelines</w:t>
+      </w:r>
+      <w:r>
+        <w:t xml:space="preserve"> </w:t>
+      </w:r>
+      <w:r>
+        <w:t xml:space="preserve">(31)</w:t>
+      </w:r>
+      <w:r>
+        <w:t xml:space="preserve">.</w:t>
+      </w:r>
+      <w:r>
+        <w:t xml:space="preserve"> </w:t>
+      </w:r>
+      <w:r>
+        <w:t xml:space="preserve">The checklist can be found in the supplementary files.</w:t>
+      </w:r>
+      <w:r>
+        <w:t xml:space="preserve"> </w:t>
+      </w:r>
+      <w:r>
+        <w:t xml:space="preserve">The reporting of the Bayesian methods and their results was guided by the Bayesian Analysis Reporting Guidelines (BARG)</w:t>
+      </w:r>
+      <w:r>
+        <w:t xml:space="preserve"> </w:t>
+      </w:r>
+      <w:r>
+        <w:t xml:space="preserve">(32)</w:t>
+      </w:r>
+      <w:r>
+        <w:t xml:space="preserve">.</w:t>
       </w:r>
       <w:r>
         <w:br/>
       </w:r>
     </w:p>
-    <w:bookmarkStart w:id="27" w:name="literature-review"/>
+    <w:p>
+      <w:pPr>
+        <w:pStyle w:val="BodyText"/>
+      </w:pPr>
+      <w:r>
+        <w:t xml:space="preserve">We conducted a literature review to identify recent studies investigating associations between prenatal or postnatal exposure to Pb and IQ loss in children.</w:t>
+      </w:r>
+      <w:r>
+        <w:t xml:space="preserve"> </w:t>
+      </w:r>
+      <w:r>
+        <w:t xml:space="preserve">Within the larger project that this study was conducted in, there was another study done on the association of (methyl)mercury and lead on IQ loss for different exposure timeframes.</w:t>
+      </w:r>
+      <w:r>
+        <w:t xml:space="preserve"> </w:t>
+      </w:r>
+      <w:r>
+        <w:t xml:space="preserve">Therefore, one joint literature review was conducted for both of these associations.</w:t>
+      </w:r>
+      <w:r>
+        <w:t xml:space="preserve"> </w:t>
+      </w:r>
+      <w:r>
+        <w:t xml:space="preserve">Here, we will only report results for the literature on concurrent lead exposure and IQ loss, but the flowcharts and supplementary material does contain parts of the serach for the other associations and exposure timeframes.</w:t>
+      </w:r>
+      <w:r>
+        <w:br/>
+      </w:r>
+      <w:r>
+        <w:t xml:space="preserve">We searched for articles published between January 2005 and July 2023.</w:t>
+      </w:r>
+      <w:r>
+        <w:t xml:space="preserve"> </w:t>
+      </w:r>
+      <w:r>
+        <w:t xml:space="preserve">We only considered studies published after 2005, given the previously-used ERFs in the literature were published before 2005. (source!)</w:t>
+      </w:r>
+      <w:r>
+        <w:t xml:space="preserve"> </w:t>
+      </w:r>
+      <w:r>
+        <w:t xml:space="preserve">Search queries in Pubmed and Scopus included the following terms:</w:t>
+      </w:r>
+      <w:r>
+        <w:t xml:space="preserve"> </w:t>
+      </w:r>
+      <w:r>
+        <w:t xml:space="preserve">substance (Pb - including Mesh terms), outcome (IQ and neurodevelopment), population (children) and results (association, ERF) (Table 1).</w:t>
+      </w:r>
+      <w:r>
+        <w:t xml:space="preserve"> </w:t>
+      </w:r>
+      <w:r>
+        <w:t xml:space="preserve">We prioritized references naming substance (the word</w:t>
+      </w:r>
+      <w:r>
+        <w:t xml:space="preserve"> </w:t>
+      </w:r>
+      <w:r>
+        <w:t xml:space="preserve">“substance”</w:t>
+      </w:r>
+      <w:r>
+        <w:t xml:space="preserve">? - to be confirmed) in the title in order to decrease the volume of results.</w:t>
+      </w:r>
+      <w:r>
+        <w:br/>
+      </w:r>
+      <w:r>
+        <w:t xml:space="preserve">All titles and abstracts were screened by two reviewers.</w:t>
+      </w:r>
+      <w:r>
+        <w:t xml:space="preserve"> </w:t>
+      </w:r>
+      <w:r>
+        <w:t xml:space="preserve">Any conflicts were resolved by a third person.</w:t>
+      </w:r>
+      <w:r>
+        <w:t xml:space="preserve"> </w:t>
+      </w:r>
+      <w:r>
+        <w:t xml:space="preserve">Full text was then assessed by one reviewer.</w:t>
+      </w:r>
+      <w:r>
+        <w:t xml:space="preserve"> </w:t>
+      </w:r>
+      <w:r>
+        <w:t xml:space="preserve">Papers were considered relevant according to predefined PECOTS – Population (children aged 0 to 11 and , pregnant women and women of childbearing age), Exposure (biological measures of Pb, MeHg or Hg from all matrices), Comparator (no exposure or lower levels of exposure), Outcome (IQ or similar indicator), Timing of exposure (no restriction) and Setting (no restriction) (Table 2).</w:t>
+      </w:r>
+      <w:r>
+        <w:t xml:space="preserve"> </w:t>
+      </w:r>
+      <w:r>
+        <w:t xml:space="preserve">We excluded reviews and background articles that inventoried the literature with no new results.</w:t>
+      </w:r>
+      <w:r>
+        <w:t xml:space="preserve"> </w:t>
+      </w:r>
+      <w:r>
+        <w:t xml:space="preserve">We also excluded references written in languages other than English.</w:t>
+      </w:r>
+      <w:r>
+        <w:br/>
+      </w:r>
+      <w:r>
+        <w:t xml:space="preserve">From the papers considered relevant after the two-round screening, we collected several descriptive key data from these papers using a grid based on the one proposed by NTP OHAT (2015).</w:t>
+      </w:r>
+      <w:r>
+        <w:t xml:space="preserve"> </w:t>
+      </w:r>
+      <w:r>
+        <w:t xml:space="preserve">When mercury speciation was not clearly stated, we considered total mercury to be methylmercury (Berglund et al. 2005).</w:t>
+      </w:r>
+    </w:p>
+    <w:bookmarkEnd w:id="27"/>
+    <w:bookmarkStart w:id="28" w:name="data-extraction"/>
     <w:p>
       <w:pPr>
         <w:pStyle w:val="Heading2"/>
       </w:pPr>
       <w:r>
-        <w:t xml:space="preserve">2.1 Literature Review</w:t>
+        <w:t xml:space="preserve">2.2 Data Extraction</w:t>
       </w:r>
     </w:p>
     <w:p>
@@ -686,20 +857,17 @@
         <w:pStyle w:val="FirstParagraph"/>
       </w:pPr>
       <w:r>
-        <w:t xml:space="preserve">(Section on literature review)</w:t>
-      </w:r>
-      <w:r>
-        <w:br/>
-      </w:r>
-    </w:p>
-    <w:bookmarkEnd w:id="27"/>
-    <w:bookmarkStart w:id="28" w:name="risk-of-bias-assessment"/>
+        <w:t xml:space="preserve">For all studies, adjusted effect estimates were extracted and the set of confounders adjused for recorded.</w:t>
+      </w:r>
+    </w:p>
+    <w:bookmarkEnd w:id="28"/>
+    <w:bookmarkStart w:id="29" w:name="risk-of-bias-assessment"/>
     <w:p>
       <w:pPr>
         <w:pStyle w:val="Heading2"/>
       </w:pPr>
       <w:r>
-        <w:t xml:space="preserve">2.2 Risk of Bias Assessment</w:t>
+        <w:t xml:space="preserve">2.3 Risk of Bias Assessment</w:t>
       </w:r>
     </w:p>
     <w:p>
@@ -707,13 +875,13 @@
         <w:pStyle w:val="FirstParagraph"/>
       </w:pPr>
       <w:r>
-        <w:t xml:space="preserve">To assess study quality, we conducted a Risk of Bias assessment using a rapid Risk of Bias (RoB) tool with a specific focus on human observational epidemiological studies</w:t>
-      </w:r>
-      <w:r>
-        <w:t xml:space="preserve"> </w:t>
-      </w:r>
-      <w:r>
-        <w:t xml:space="preserve">(26)</w:t>
+        <w:t xml:space="preserve">To assess study quality, we conducted a Risk of Bias assessment using the rapid Risk of Bias (RoB) tool with a specific focus on human observational epidemiological studies</w:t>
+      </w:r>
+      <w:r>
+        <w:t xml:space="preserve"> </w:t>
+      </w:r>
+      <w:r>
+        <w:t xml:space="preserve">(33)</w:t>
       </w:r>
       <w:r>
         <w:t xml:space="preserve">.</w:t>
@@ -728,7 +896,7 @@
         <w:t xml:space="preserve"> </w:t>
       </w:r>
       <w:r>
-        <w:t xml:space="preserve">In total, 15 items were evaluated for each study.</w:t>
+        <w:t xml:space="preserve">In total, 15 items were evaluated for each study.‚</w:t>
       </w:r>
       <w:r>
         <w:t xml:space="preserve"> </w:t>
@@ -740,7 +908,7 @@
         <w:t xml:space="preserve"> </w:t>
       </w:r>
       <w:r>
-        <w:t xml:space="preserve">(26)</w:t>
+        <w:t xml:space="preserve">(33)</w:t>
       </w:r>
       <w:r>
         <w:t xml:space="preserve">).</w:t>
@@ -767,7 +935,7 @@
         <w:t xml:space="preserve"> </w:t>
       </w:r>
       <w:r>
-        <w:t xml:space="preserve">Then, the LLm was promted to assess the study, using the raRoB items and possible answer categories.</w:t>
+        <w:t xml:space="preserve">Then, the LLM was promted to assess the study, using the raRoB items and possible answer categories.</w:t>
       </w:r>
       <w:r>
         <w:t xml:space="preserve"> </w:t>
@@ -776,14 +944,14 @@
         <w:t xml:space="preserve">If there were any deviations in the judgement of the researcher and the LLM, the respective item was revisited by the researcher and they made the final decision.</w:t>
       </w:r>
     </w:p>
-    <w:bookmarkEnd w:id="28"/>
-    <w:bookmarkStart w:id="29" w:name="harmonization-of-effect-estimates"/>
+    <w:bookmarkEnd w:id="29"/>
+    <w:bookmarkStart w:id="31" w:name="harmonization-of-effect-estimates"/>
     <w:p>
       <w:pPr>
         <w:pStyle w:val="Heading2"/>
       </w:pPr>
       <w:r>
-        <w:t xml:space="preserve">2.3 Harmonization of Effect Estimates</w:t>
+        <w:t xml:space="preserve">2.4 Harmonization of Effect Estimates</w:t>
       </w:r>
     </w:p>
     <w:p>
@@ -791,28 +959,28 @@
         <w:pStyle w:val="FirstParagraph"/>
       </w:pPr>
       <w:r>
-        <w:t xml:space="preserve">Within the literature on the health effects of lead exposure on the IQ, different assumptions were made on the shape of the association.</w:t>
-      </w:r>
-      <w:r>
-        <w:t xml:space="preserve"> </w:t>
-      </w:r>
-      <w:r>
-        <w:t xml:space="preserve">Some assumed a linear relationship</w:t>
-      </w:r>
-      <w:r>
-        <w:t xml:space="preserve"> </w:t>
-      </w:r>
-      <w:r>
-        <w:t xml:space="preserve">(27,28)</w:t>
-      </w:r>
-      <w:r>
-        <w:t xml:space="preserve">, but this shape has been suggested to be only valid in very low concentration ranges</w:t>
-      </w:r>
-      <w:r>
-        <w:t xml:space="preserve"> </w:t>
-      </w:r>
-      <w:r>
-        <w:t xml:space="preserve">(13)</w:t>
+        <w:t xml:space="preserve">Studies investigating the association between lead exposure and childhood IQ have made different assumptions regarding the shape of the exposure-response relationship.</w:t>
+      </w:r>
+      <w:r>
+        <w:t xml:space="preserve"> </w:t>
+      </w:r>
+      <w:r>
+        <w:t xml:space="preserve">While some studies assume a linear relationship</w:t>
+      </w:r>
+      <w:r>
+        <w:t xml:space="preserve"> </w:t>
+      </w:r>
+      <w:r>
+        <w:t xml:space="preserve">(34,35)</w:t>
+      </w:r>
+      <w:r>
+        <w:t xml:space="preserve">, this assumption may only be valid at very low concentration ranges</w:t>
+      </w:r>
+      <w:r>
+        <w:t xml:space="preserve"> </w:t>
+      </w:r>
+      <w:r>
+        <w:t xml:space="preserve">(24)</w:t>
       </w:r>
       <w:r>
         <w:t xml:space="preserve">.</w:t>
@@ -821,28 +989,31 @@
         <w:t xml:space="preserve"> </w:t>
       </w:r>
       <w:r>
-        <w:t xml:space="preserve">Studies that tested different shapes of the exposure-response function found that a log-linear relationship (where BLL are transformed to a logarithmic scale) is a valid assumption</w:t>
-      </w:r>
-      <w:r>
-        <w:t xml:space="preserve"> </w:t>
-      </w:r>
-      <w:r>
-        <w:t xml:space="preserve">(13,29)</w:t>
+        <w:t xml:space="preserve">Studies that tested multiple shapes of the exposure-response function have concluded that a log-linear relationship, where BLL are logarithmically transformed, provides a more appropriate model</w:t>
+      </w:r>
+      <w:r>
+        <w:t xml:space="preserve"> </w:t>
+      </w:r>
+      <w:r>
+        <w:t xml:space="preserve">(24,36)</w:t>
       </w:r>
       <w:r>
         <w:t xml:space="preserve">.</w:t>
       </w:r>
-      <w:r>
-        <w:t xml:space="preserve"> </w:t>
-      </w:r>
-      <w:r>
-        <w:t xml:space="preserve">The general type of regression model used for a log-linear association is:</w:t>
-      </w:r>
     </w:p>
     <w:p>
       <w:pPr>
         <w:pStyle w:val="BodyText"/>
       </w:pPr>
+      <w:r>
+        <w:t xml:space="preserve">The general form of regression model used for a log-linear association is:</w:t>
+      </w:r>
+    </w:p>
+    <w:p>
+      <w:pPr>
+        <w:pStyle w:val="BodyText"/>
+      </w:pPr>
+      <w:bookmarkStart w:id="30" w:name="eq-regression-model"/>
       <m:oMathPara>
         <m:oMathParaPr>
           <m:jc m:val="center"/>
@@ -873,7 +1044,7 @@
             <m:rPr>
               <m:sty m:val="p"/>
             </m:rPr>
-            <m:t>*</m:t>
+            <m:t>⋅</m:t>
           </m:r>
           <m:r>
             <m:t>l</m:t>
@@ -915,8 +1086,25 @@
           <m:r>
             <m:t>ε</m:t>
           </m:r>
+          <m:r>
+            <m:t>  </m:t>
+          </m:r>
+          <m:d>
+            <m:dPr>
+              <m:begChr m:val="("/>
+              <m:sepChr m:val=""/>
+              <m:endChr m:val=")"/>
+              <m:grow/>
+            </m:dPr>
+            <m:e>
+              <m:r>
+                <m:t>1</m:t>
+              </m:r>
+            </m:e>
+          </m:d>
         </m:oMath>
       </m:oMathPara>
+      <w:bookmarkEnd w:id="30"/>
     </w:p>
     <w:p>
       <w:pPr>
@@ -937,7 +1125,7 @@
         <w:t xml:space="preserve"> </w:t>
       </w:r>
       <w:r>
-        <w:t xml:space="preserve">is the IQ score,</w:t>
+        <w:t xml:space="preserve">represents the IQ score,</w:t>
       </w:r>
       <w:r>
         <w:t xml:space="preserve"> </w:t>
@@ -951,18 +1139,7 @@
         <w:t xml:space="preserve"> </w:t>
       </w:r>
       <w:r>
-        <w:t xml:space="preserve">is the</w:t>
-      </w:r>
-      <w:r>
-        <w:t xml:space="preserve"> </w:t>
-      </w:r>
-      <m:oMath>
-        <m:r>
-          <m:t>y</m:t>
-        </m:r>
-      </m:oMath>
-      <w:r>
-        <w:t xml:space="preserve">-intercept,</w:t>
+        <w:t xml:space="preserve">is the intercept,</w:t>
       </w:r>
       <w:r>
         <w:t xml:space="preserve"> </w:t>
@@ -976,62 +1153,1004 @@
         <w:t xml:space="preserve"> </w:t>
       </w:r>
       <w:r>
-        <w:t xml:space="preserve">is the slope, and</w:t>
+        <w:t xml:space="preserve">is the regression coefficient (slope),</w:t>
       </w:r>
       <w:r>
         <w:t xml:space="preserve"> </w:t>
       </w:r>
       <m:oMath>
         <m:r>
-          <m:t>l</m:t>
+          <m:t>X</m:t>
         </m:r>
+      </m:oMath>
+      <w:r>
+        <w:t xml:space="preserve"> </w:t>
+      </w:r>
+      <w:r>
+        <w:t xml:space="preserve">denotes BLL,</w:t>
+      </w:r>
+      <w:r>
+        <w:t xml:space="preserve"> </w:t>
+      </w:r>
+      <m:oMath>
         <m:r>
-          <m:t>o</m:t>
+          <m:t>b</m:t>
         </m:r>
+      </m:oMath>
+      <w:r>
+        <w:t xml:space="preserve"> </w:t>
+      </w:r>
+      <w:r>
+        <w:t xml:space="preserve">is the logarithmic base, and</w:t>
+      </w:r>
+      <w:r>
+        <w:t xml:space="preserve"> </w:t>
+      </w:r>
+      <m:oMath>
+        <m:r>
+          <m:t>ε</m:t>
+        </m:r>
+      </m:oMath>
+      <w:r>
+        <w:t xml:space="preserve"> </w:t>
+      </w:r>
+      <w:r>
+        <w:t xml:space="preserve">is the error term.</w:t>
+      </w:r>
+    </w:p>
+    <w:p>
+      <w:pPr>
+        <w:pStyle w:val="BodyText"/>
+      </w:pPr>
+      <w:r>
+        <w:t xml:space="preserve">Studies have used different logarithmic bases: the natural logarithm (</w:t>
+      </w:r>
+      <m:oMath>
         <m:sSub>
           <m:e>
             <m:r>
-              <m:t>g</m:t>
+              <m:rPr>
+                <m:sty m:val="p"/>
+              </m:rPr>
+              <m:t>log</m:t>
             </m:r>
           </m:e>
           <m:sub>
             <m:r>
-              <m:t>b</m:t>
+              <m:t>e</m:t>
             </m:r>
           </m:sub>
         </m:sSub>
-        <m:d>
-          <m:dPr>
-            <m:begChr m:val="("/>
-            <m:sepChr m:val=""/>
-            <m:endChr m:val=")"/>
-            <m:grow/>
-          </m:dPr>
+      </m:oMath>
+      <w:r>
+        <w:t xml:space="preserve">​ where</w:t>
+      </w:r>
+      <w:r>
+        <w:t xml:space="preserve"> </w:t>
+      </w:r>
+      <m:oMath>
+        <m:r>
+          <m:t>e</m:t>
+        </m:r>
+        <m:r>
+          <m:rPr>
+            <m:sty m:val="p"/>
+          </m:rPr>
+          <m:t>≈</m:t>
+        </m:r>
+        <m:r>
+          <m:t>2.71828</m:t>
+        </m:r>
+      </m:oMath>
+      <w:r>
+        <w:t xml:space="preserve">), base 2, and base 10.</w:t>
+      </w:r>
+      <w:r>
+        <w:t xml:space="preserve"> </w:t>
+      </w:r>
+      <w:r>
+        <w:t xml:space="preserve">To enable pooling of the effect estimates, we harmonized all regression coefficients and their standard error (SE) to the natural logarithm scale (</w:t>
+      </w:r>
+      <m:oMath>
+        <m:sSub>
           <m:e>
             <m:r>
-              <m:t>X</m:t>
+              <m:rPr>
+                <m:sty m:val="p"/>
+              </m:rPr>
+              <m:t>log</m:t>
             </m:r>
           </m:e>
-        </m:d>
+          <m:sub>
+            <m:r>
+              <m:t>e</m:t>
+            </m:r>
+          </m:sub>
+        </m:sSub>
       </m:oMath>
       <w:r>
-        <w:t xml:space="preserve"> </w:t>
-      </w:r>
-      <w:r>
-        <w:t xml:space="preserve">is the log-transformed</w:t>
+        <w:t xml:space="preserve">) using the standardization framework proposed by Rodríguez-Barranco et al. (2017)</w:t>
+      </w:r>
+      <w:r>
+        <w:t xml:space="preserve"> </w:t>
+      </w:r>
+      <w:r>
+        <w:t xml:space="preserve">(37)</w:t>
+      </w:r>
+      <w:r>
+        <w:t xml:space="preserve">.</w:t>
+      </w:r>
+      <w:r>
+        <w:t xml:space="preserve"> </w:t>
+      </w:r>
+      <w:r>
+        <w:t xml:space="preserve">The transformations are fully documented in suppl. file x</w:t>
+      </w:r>
+      <w:r>
+        <w:br/>
+      </w:r>
+      <w:r>
+        <w:t xml:space="preserve">Studies that left BLL on the original (untransformed) linear scale were excluded from the meta-analysis, as transformation from linear to log-linear effect estimates could not be justified based on visual inspection (supplement: plots?).</w:t>
+      </w:r>
+    </w:p>
+    <w:bookmarkEnd w:id="31"/>
+    <w:bookmarkStart w:id="37" w:name="meta-analysis-methodology"/>
+    <w:p>
+      <w:pPr>
+        <w:pStyle w:val="Heading2"/>
+      </w:pPr>
+      <w:r>
+        <w:t xml:space="preserve">2.5 Meta-Analysis Methodology</w:t>
+      </w:r>
+    </w:p>
+    <w:p>
+      <w:pPr>
+        <w:pStyle w:val="FirstParagraph"/>
+      </w:pPr>
+      <w:r>
+        <w:t xml:space="preserve">In order to quantitatively synthesize the available epidemiological literature on the association of children’s blood lead levels and their IQ, we conducted a meta-analysis of the results, comparing a Bayesian to a frequentist approach.</w:t>
+      </w:r>
+      <w:r>
+        <w:br/>
+      </w:r>
+      <w:r>
+        <w:t xml:space="preserve">In both approaches, the same studies and effect estimates were included and analogous models were chosen to enable comparison betwen the results.</w:t>
+      </w:r>
+      <w:r>
+        <w:t xml:space="preserve"> </w:t>
+      </w:r>
+      <w:r>
+        <w:t xml:space="preserve">We estimated pooled beta estimates for the absolute loss of IQ points per unit increase in</w:t>
+      </w:r>
+      <w:r>
+        <w:t xml:space="preserve"> </w:t>
+      </w:r>
+      <m:oMath>
+        <m:sSub>
+          <m:e>
+            <m:r>
+              <m:rPr>
+                <m:sty m:val="p"/>
+              </m:rPr>
+              <m:t>log</m:t>
+            </m:r>
+          </m:e>
+          <m:sub>
+            <m:r>
+              <m:t>e</m:t>
+            </m:r>
+          </m:sub>
+        </m:sSub>
+      </m:oMath>
+      <w:r>
+        <w:t xml:space="preserve">-transformed blood lead concentration (µg/dL).</w:t>
+      </w:r>
+      <w:r>
+        <w:br/>
+      </w:r>
+      <w:r>
+        <w:t xml:space="preserve">Within studies, results from the most-adjusted models were chosen to enter the meta-analysis; unadjusted results were not considered.</w:t>
+      </w:r>
+      <w:r>
+        <w:br/>
+      </w:r>
+      <w:r>
+        <w:t xml:space="preserve">R version 4.4.2 (2024-10-31)</w:t>
+      </w:r>
+      <w:r>
+        <w:t xml:space="preserve"> </w:t>
+      </w:r>
+      <w:r>
+        <w:t xml:space="preserve">(38)</w:t>
+      </w:r>
+      <w:r>
+        <w:t xml:space="preserve"> </w:t>
+      </w:r>
+      <w:r>
+        <w:t xml:space="preserve">and Positron version 2026.01.0-147 were used for all computations.</w:t>
+      </w:r>
+      <w:r>
+        <w:t xml:space="preserve"> </w:t>
+      </w:r>
+      <w:r>
+        <w:t xml:space="preserve">All of the computational code for this study is publicly available on</w:t>
+      </w:r>
+      <w:r>
+        <w:t xml:space="preserve"> </w:t>
+      </w:r>
+      <w:hyperlink r:id="rId32">
+        <w:r>
+          <w:rPr>
+            <w:rStyle w:val="Hyperlink"/>
+          </w:rPr>
+          <w:t xml:space="preserve">GitHub</w:t>
+        </w:r>
+      </w:hyperlink>
+      <w:r>
+        <w:t xml:space="preserve">.</w:t>
+      </w:r>
+    </w:p>
+    <w:bookmarkStart w:id="33" w:name="frequentist-meta-analysis"/>
+    <w:p>
+      <w:pPr>
+        <w:pStyle w:val="Heading3"/>
+      </w:pPr>
+      <w:r>
+        <w:t xml:space="preserve">2.5.1 Frequentist Meta-Analysis</w:t>
+      </w:r>
+    </w:p>
+    <w:p>
+      <w:pPr>
+        <w:pStyle w:val="FirstParagraph"/>
+      </w:pPr>
+      <w:r>
+        <w:t xml:space="preserve">For the frequentist meta-analysis, we employed a random-effects model using the restricted maximum-likelihood estimation from the R package</w:t>
+      </w:r>
+      <w:r>
+        <w:t xml:space="preserve"> </w:t>
+      </w:r>
+      <w:r>
+        <w:rPr>
+          <w:rStyle w:val="VerbatimChar"/>
+        </w:rPr>
+        <w:t xml:space="preserve">metafor</w:t>
+      </w:r>
+      <w:r>
+        <w:t xml:space="preserve"> </w:t>
+      </w:r>
+      <w:r>
+        <w:t xml:space="preserve">version 4.8-0</w:t>
+      </w:r>
+      <w:r>
+        <w:t xml:space="preserve"> </w:t>
+      </w:r>
+      <w:r>
+        <w:t xml:space="preserve">(39)</w:t>
+      </w:r>
+      <w:r>
+        <w:t xml:space="preserve">.</w:t>
+      </w:r>
+      <w:r>
+        <w:t xml:space="preserve"> </w:t>
+      </w:r>
+      <w:r>
+        <w:t xml:space="preserve">The I² statistic was used as a quantitative indication of heterogeneity.</w:t>
+      </w:r>
+    </w:p>
+    <w:bookmarkEnd w:id="33"/>
+    <w:bookmarkStart w:id="35" w:name="bayesian-meta-analysis"/>
+    <w:p>
+      <w:pPr>
+        <w:pStyle w:val="Heading3"/>
+      </w:pPr>
+      <w:r>
+        <w:t xml:space="preserve">2.5.2 Bayesian Meta-Analysis</w:t>
+      </w:r>
+    </w:p>
+    <w:p>
+      <w:pPr>
+        <w:pStyle w:val="FirstParagraph"/>
+      </w:pPr>
+      <w:r>
+        <w:t xml:space="preserve">To synthesize results across studies, we employed a Bayesian random-effects meta-analysis model with two hierarchical levels.</w:t>
+      </w:r>
+      <w:r>
+        <w:t xml:space="preserve"> </w:t>
+      </w:r>
+      <w:r>
+        <w:t xml:space="preserve">At the first level, the observed effect size from each study</w:t>
+      </w:r>
+      <w:r>
+        <w:t xml:space="preserve"> </w:t>
+      </w:r>
+      <m:oMath>
+        <m:sSub>
+          <m:e>
+            <m:acc>
+              <m:accPr>
+                <m:chr m:val="̂"/>
+              </m:accPr>
+              <m:e>
+                <m:r>
+                  <m:t>θ</m:t>
+                </m:r>
+              </m:e>
+            </m:acc>
+          </m:e>
+          <m:sub>
+            <m:r>
+              <m:t>k</m:t>
+            </m:r>
+          </m:sub>
+        </m:sSub>
+      </m:oMath>
+      <w:r>
+        <w:t xml:space="preserve"> </w:t>
+      </w:r>
+      <w:r>
+        <w:t xml:space="preserve">is modeled as an estimate of that study’s true underlying effect</w:t>
+      </w:r>
+      <w:r>
+        <w:t xml:space="preserve"> </w:t>
+      </w:r>
+      <m:oMath>
+        <m:sSub>
+          <m:e>
+            <m:r>
+              <m:t>θ</m:t>
+            </m:r>
+          </m:e>
+          <m:sub>
+            <m:r>
+              <m:t>k</m:t>
+            </m:r>
+          </m:sub>
+        </m:sSub>
+      </m:oMath>
+      <w:r>
+        <w:t xml:space="preserve">, with deviation from the true effect determined by the within-study sampling error</w:t>
+      </w:r>
+      <w:r>
+        <w:t xml:space="preserve"> </w:t>
+      </w:r>
+      <m:oMath>
+        <m:sSub>
+          <m:e>
+            <m:r>
+              <m:t>σ</m:t>
+            </m:r>
+          </m:e>
+          <m:sub>
+            <m:r>
+              <m:t>k</m:t>
+            </m:r>
+          </m:sub>
+        </m:sSub>
+      </m:oMath>
+      <w:r>
+        <w:t xml:space="preserve"> </w:t>
+      </w:r>
+      <w:r>
+        <w:t xml:space="preserve">​(treated as known based on reported study statistics).</w:t>
+      </w:r>
+      <w:r>
+        <w:t xml:space="preserve"> </w:t>
+      </w:r>
+      <w:r>
+        <w:t xml:space="preserve">At the second level, these study-specific true effects are themselves assumed to vary across studies following a normal distribution, characterized by an overall pooled effect</w:t>
       </w:r>
       <w:r>
         <w:t xml:space="preserve"> </w:t>
       </w:r>
       <m:oMath>
         <m:r>
-          <m:t>B</m:t>
+          <m:t>μ</m:t>
+        </m:r>
+      </m:oMath>
+      <w:r>
+        <w:t xml:space="preserve"> </w:t>
+      </w:r>
+      <w:r>
+        <w:t xml:space="preserve">and between-study heterogeneity</w:t>
+      </w:r>
+      <w:r>
+        <w:t xml:space="preserve"> </w:t>
+      </w:r>
+      <m:oMath>
+        <m:r>
+          <m:t>τ</m:t>
+        </m:r>
+      </m:oMath>
+      <w:r>
+        <w:t xml:space="preserve">.</w:t>
+      </w:r>
+    </w:p>
+    <w:p>
+      <w:pPr>
+        <w:pStyle w:val="BodyText"/>
+      </w:pPr>
+      <w:bookmarkStart w:id="34" w:name="eq-model"/>
+      <m:oMathPara>
+        <m:oMathParaPr>
+          <m:jc m:val="center"/>
+        </m:oMathParaPr>
+        <m:oMath>
+          <m:m>
+            <m:mPr>
+              <m:baseJc m:val="center"/>
+              <m:plcHide m:val="on"/>
+              <m:mcs>
+                <m:mc>
+                  <m:mcPr>
+                    <m:mcJc m:val="right"/>
+                    <m:count m:val="1"/>
+                  </m:mcPr>
+                </m:mc>
+                <m:mc>
+                  <m:mcPr>
+                    <m:mcJc m:val="left"/>
+                    <m:count m:val="1"/>
+                  </m:mcPr>
+                </m:mc>
+              </m:mcs>
+            </m:mPr>
+            <m:mr>
+              <m:e>
+                <m:sSub>
+                  <m:e>
+                    <m:acc>
+                      <m:accPr>
+                        <m:chr m:val="̂"/>
+                      </m:accPr>
+                      <m:e>
+                        <m:r>
+                          <m:t>θ</m:t>
+                        </m:r>
+                      </m:e>
+                    </m:acc>
+                  </m:e>
+                  <m:sub>
+                    <m:r>
+                      <m:t>k</m:t>
+                    </m:r>
+                  </m:sub>
+                </m:sSub>
+              </m:e>
+              <m:e>
+                <m:r>
+                  <m:rPr>
+                    <m:sty m:val="p"/>
+                  </m:rPr>
+                  <m:t>∼</m:t>
+                </m:r>
+                <m:r>
+                  <m:rPr>
+                    <m:sty m:val="p"/>
+                    <m:scr m:val="script"/>
+                  </m:rPr>
+                  <m:t>N</m:t>
+                </m:r>
+                <m:d>
+                  <m:dPr>
+                    <m:begChr m:val="("/>
+                    <m:sepChr m:val=""/>
+                    <m:endChr m:val=")"/>
+                    <m:grow/>
+                  </m:dPr>
+                  <m:e>
+                    <m:sSub>
+                      <m:e>
+                        <m:r>
+                          <m:t>θ</m:t>
+                        </m:r>
+                      </m:e>
+                      <m:sub>
+                        <m:r>
+                          <m:t>k</m:t>
+                        </m:r>
+                      </m:sub>
+                    </m:sSub>
+                    <m:r>
+                      <m:rPr>
+                        <m:sty m:val="p"/>
+                      </m:rPr>
+                      <m:t>,</m:t>
+                    </m:r>
+                    <m:sSub>
+                      <m:e>
+                        <m:r>
+                          <m:t>σ</m:t>
+                        </m:r>
+                      </m:e>
+                      <m:sub>
+                        <m:r>
+                          <m:t>k</m:t>
+                        </m:r>
+                      </m:sub>
+                    </m:sSub>
+                  </m:e>
+                </m:d>
+              </m:e>
+            </m:mr>
+            <m:mr>
+              <m:e>
+                <m:sSub>
+                  <m:e>
+                    <m:r>
+                      <m:t>θ</m:t>
+                    </m:r>
+                  </m:e>
+                  <m:sub>
+                    <m:r>
+                      <m:t>k</m:t>
+                    </m:r>
+                  </m:sub>
+                </m:sSub>
+              </m:e>
+              <m:e>
+                <m:r>
+                  <m:rPr>
+                    <m:sty m:val="p"/>
+                  </m:rPr>
+                  <m:t>∼</m:t>
+                </m:r>
+                <m:r>
+                  <m:rPr>
+                    <m:sty m:val="p"/>
+                    <m:scr m:val="script"/>
+                  </m:rPr>
+                  <m:t>N</m:t>
+                </m:r>
+                <m:d>
+                  <m:dPr>
+                    <m:begChr m:val="("/>
+                    <m:sepChr m:val=""/>
+                    <m:endChr m:val=")"/>
+                    <m:grow/>
+                  </m:dPr>
+                  <m:e>
+                    <m:r>
+                      <m:t>μ</m:t>
+                    </m:r>
+                    <m:r>
+                      <m:rPr>
+                        <m:sty m:val="p"/>
+                      </m:rPr>
+                      <m:t>,</m:t>
+                    </m:r>
+                    <m:r>
+                      <m:t>τ</m:t>
+                    </m:r>
+                  </m:e>
+                </m:d>
+              </m:e>
+            </m:mr>
+            <m:mr>
+              <m:e/>
+            </m:mr>
+          </m:m>
+          <m:r>
+            <m:t>  </m:t>
+          </m:r>
+          <m:d>
+            <m:dPr>
+              <m:begChr m:val="("/>
+              <m:sepChr m:val=""/>
+              <m:endChr m:val=")"/>
+              <m:grow/>
+            </m:dPr>
+            <m:e>
+              <m:r>
+                <m:t>2</m:t>
+              </m:r>
+            </m:e>
+          </m:d>
+        </m:oMath>
+      </m:oMathPara>
+      <w:bookmarkEnd w:id="34"/>
+    </w:p>
+    <w:p>
+      <w:pPr>
+        <w:pStyle w:val="FirstParagraph"/>
+      </w:pPr>
+      <w:r>
+        <w:t xml:space="preserve">Where:</w:t>
+      </w:r>
+      <w:r>
+        <w:br/>
+      </w:r>
+      <m:oMath>
+        <m:sSub>
+          <m:e>
+            <m:acc>
+              <m:accPr>
+                <m:chr m:val="̂"/>
+              </m:accPr>
+              <m:e>
+                <m:r>
+                  <m:t>θ</m:t>
+                </m:r>
+              </m:e>
+            </m:acc>
+          </m:e>
+          <m:sub>
+            <m:r>
+              <m:t>k</m:t>
+            </m:r>
+          </m:sub>
+        </m:sSub>
+      </m:oMath>
+      <w:r>
+        <w:t xml:space="preserve"> </w:t>
+      </w:r>
+      <w:r>
+        <w:t xml:space="preserve">= Observed effect size for study</w:t>
+      </w:r>
+      <w:r>
+        <w:t xml:space="preserve"> </w:t>
+      </w:r>
+      <m:oMath>
+        <m:r>
+          <m:t>k</m:t>
+        </m:r>
+      </m:oMath>
+      <w:r>
+        <w:br/>
+      </w:r>
+      <m:oMath>
+        <m:sSub>
+          <m:e>
+            <m:r>
+              <m:t>σ</m:t>
+            </m:r>
+          </m:e>
+          <m:sub>
+            <m:r>
+              <m:t>k</m:t>
+            </m:r>
+          </m:sub>
+        </m:sSub>
+      </m:oMath>
+      <w:r>
+        <w:t xml:space="preserve"> </w:t>
+      </w:r>
+      <w:r>
+        <w:t xml:space="preserve">= Within-study sampling standard deviation for study</w:t>
+      </w:r>
+      <w:r>
+        <w:t xml:space="preserve"> </w:t>
+      </w:r>
+      <m:oMath>
+        <m:r>
+          <m:t>k</m:t>
+        </m:r>
+      </m:oMath>
+      <w:r>
+        <w:br/>
+      </w:r>
+      <m:oMath>
+        <m:sSub>
+          <m:e>
+            <m:r>
+              <m:t>θ</m:t>
+            </m:r>
+          </m:e>
+          <m:sub>
+            <m:r>
+              <m:t>k</m:t>
+            </m:r>
+          </m:sub>
+        </m:sSub>
+      </m:oMath>
+      <w:r>
+        <w:t xml:space="preserve"> </w:t>
+      </w:r>
+      <w:r>
+        <w:t xml:space="preserve">= True underlying effect for study</w:t>
+      </w:r>
+      <w:r>
+        <w:t xml:space="preserve"> </w:t>
+      </w:r>
+      <m:oMath>
+        <m:r>
+          <m:t>k</m:t>
+        </m:r>
+      </m:oMath>
+      <w:r>
+        <w:br/>
+      </w:r>
+      <m:oMath>
+        <m:r>
+          <m:t>μ</m:t>
+        </m:r>
+      </m:oMath>
+      <w:r>
+        <w:t xml:space="preserve"> </w:t>
+      </w:r>
+      <w:r>
+        <w:t xml:space="preserve">= Overall pooled effect</w:t>
+      </w:r>
+      <w:r>
+        <w:br/>
+      </w:r>
+      <m:oMath>
+        <m:r>
+          <m:t>τ</m:t>
+        </m:r>
+      </m:oMath>
+      <w:r>
+        <w:t xml:space="preserve"> </w:t>
+      </w:r>
+      <w:r>
+        <w:t xml:space="preserve">= Between-study standard deviation (heterogeneity)</w:t>
+      </w:r>
+      <w:r>
+        <w:br/>
+      </w:r>
+    </w:p>
+    <w:bookmarkEnd w:id="35"/>
+    <w:bookmarkStart w:id="36" w:name="priors"/>
+    <w:p>
+      <w:pPr>
+        <w:pStyle w:val="Heading3"/>
+      </w:pPr>
+      <w:r>
+        <w:t xml:space="preserve">2.5.3 Priors</w:t>
+      </w:r>
+    </w:p>
+    <w:p>
+      <w:pPr>
+        <w:pStyle w:val="Compact"/>
+        <w:numPr>
+          <w:ilvl w:val="0"/>
+          <w:numId w:val="1012"/>
+        </w:numPr>
+      </w:pPr>
+      <w:r>
+        <w:t xml:space="preserve">Parameters to be estimated: mu and tau (mu later called beta?)</w:t>
+      </w:r>
+    </w:p>
+    <w:p>
+      <w:pPr>
+        <w:pStyle w:val="Compact"/>
+        <w:numPr>
+          <w:ilvl w:val="0"/>
+          <w:numId w:val="1012"/>
+        </w:numPr>
+      </w:pPr>
+      <w:r>
+        <w:t xml:space="preserve">choice based on previous evidence, e.g.</w:t>
+      </w:r>
+      <w:r>
+        <w:t xml:space="preserve"> </w:t>
+      </w:r>
+      <w:r>
+        <w:t xml:space="preserve">(14)</w:t>
+      </w:r>
+    </w:p>
+    <w:p>
+      <w:pPr>
+        <w:pStyle w:val="Compact"/>
+        <w:numPr>
+          <w:ilvl w:val="0"/>
+          <w:numId w:val="1012"/>
+        </w:numPr>
+      </w:pPr>
+      <w:r>
+        <w:t xml:space="preserve">explain scale (log, µg/dL)</w:t>
+      </w:r>
+    </w:p>
+    <w:p>
+      <w:pPr>
+        <w:pStyle w:val="FirstParagraph"/>
+      </w:pPr>
+      <m:oMathPara>
+        <m:oMathParaPr>
+          <m:jc m:val="center"/>
+        </m:oMathParaPr>
+        <m:oMath>
+          <m:m>
+            <m:mPr>
+              <m:baseJc m:val="center"/>
+              <m:plcHide m:val="on"/>
+              <m:mcs>
+                <m:mc>
+                  <m:mcPr>
+                    <m:mcJc m:val="right"/>
+                    <m:count m:val="1"/>
+                  </m:mcPr>
+                </m:mc>
+                <m:mc>
+                  <m:mcPr>
+                    <m:mcJc m:val="left"/>
+                    <m:count m:val="1"/>
+                  </m:mcPr>
+                </m:mc>
+              </m:mcs>
+            </m:mPr>
+            <m:mr>
+              <m:e>
+                <m:r>
+                  <m:t>μ</m:t>
+                </m:r>
+              </m:e>
+              <m:e>
+                <m:r>
+                  <m:rPr>
+                    <m:sty m:val="p"/>
+                  </m:rPr>
+                  <m:t>∼</m:t>
+                </m:r>
+                <m:r>
+                  <m:rPr>
+                    <m:sty m:val="p"/>
+                    <m:scr m:val="script"/>
+                  </m:rPr>
+                  <m:t>N</m:t>
+                </m:r>
+                <m:d>
+                  <m:dPr>
+                    <m:begChr m:val="("/>
+                    <m:sepChr m:val=""/>
+                    <m:endChr m:val=")"/>
+                    <m:grow/>
+                  </m:dPr>
+                  <m:e>
+                    <m:r>
+                      <m:rPr>
+                        <m:sty m:val="p"/>
+                      </m:rPr>
+                      <m:t>−</m:t>
+                    </m:r>
+                    <m:r>
+                      <m:t>1</m:t>
+                    </m:r>
+                    <m:r>
+                      <m:rPr>
+                        <m:sty m:val="p"/>
+                      </m:rPr>
+                      <m:t>,</m:t>
+                    </m:r>
+                    <m:r>
+                      <m:t>2</m:t>
+                    </m:r>
+                  </m:e>
+                </m:d>
+              </m:e>
+            </m:mr>
+            <m:mr>
+              <m:e>
+                <m:r>
+                  <m:t>τ</m:t>
+                </m:r>
+              </m:e>
+              <m:e>
+                <m:r>
+                  <m:rPr>
+                    <m:sty m:val="p"/>
+                  </m:rPr>
+                  <m:t>∼</m:t>
+                </m:r>
+                <m:sSup>
+                  <m:e>
+                    <m:r>
+                      <m:rPr>
+                        <m:sty m:val="p"/>
+                        <m:scr m:val="script"/>
+                      </m:rPr>
+                      <m:t>N</m:t>
+                    </m:r>
+                  </m:e>
+                  <m:sup>
+                    <m:r>
+                      <m:rPr>
+                        <m:sty m:val="p"/>
+                      </m:rPr>
+                      <m:t>+</m:t>
+                    </m:r>
+                  </m:sup>
+                </m:sSup>
+                <m:d>
+                  <m:dPr>
+                    <m:begChr m:val="("/>
+                    <m:sepChr m:val=""/>
+                    <m:endChr m:val=")"/>
+                    <m:grow/>
+                  </m:dPr>
+                  <m:e>
+                    <m:r>
+                      <m:t>0</m:t>
+                    </m:r>
+                    <m:r>
+                      <m:rPr>
+                        <m:sty m:val="p"/>
+                      </m:rPr>
+                      <m:t>,</m:t>
+                    </m:r>
+                    <m:r>
+                      <m:t>2</m:t>
+                    </m:r>
+                  </m:e>
+                </m:d>
+              </m:e>
+            </m:mr>
+          </m:m>
+        </m:oMath>
+      </m:oMathPara>
+    </w:p>
+    <w:bookmarkEnd w:id="36"/>
+    <w:bookmarkEnd w:id="37"/>
+    <w:bookmarkStart w:id="40" w:name="sensitivity-analysis"/>
+    <w:p>
+      <w:pPr>
+        <w:pStyle w:val="Heading2"/>
+      </w:pPr>
+      <w:r>
+        <w:t xml:space="preserve">2.6 Sensitivity Analysis</w:t>
+      </w:r>
+    </w:p>
+    <w:p>
+      <w:pPr>
+        <w:pStyle w:val="FirstParagraph"/>
+      </w:pPr>
+      <w:r>
+        <w:t xml:space="preserve">We conducted two sets of sensitivity analyses.</w:t>
+      </w:r>
+      <w:r>
+        <w:t xml:space="preserve"> </w:t>
+      </w:r>
+      <w:r>
+        <w:t xml:space="preserve">To examine the sensitivity of the results to possibly biased study results, we ran both the frequentist and Bayesian models again, excluding (1) studies with a high RoB and (2) with a high or medium RoB.</w:t>
+      </w:r>
+    </w:p>
+    <w:p>
+      <w:pPr>
+        <w:pStyle w:val="BodyText"/>
+      </w:pPr>
+      <w:r>
+        <w:t xml:space="preserve">To examine the sensitivity of the results to the choice of prior distributions, we fit the Bayesian model again twice, with alternative priors for both the main effect (</w:t>
+      </w:r>
+      <m:oMath>
+        <m:r>
+          <m:t>μ</m:t>
+        </m:r>
+      </m:oMath>
+      <w:r>
+        <w:t xml:space="preserve">) and heterogeneity (</w:t>
+      </w:r>
+      <m:oMath>
+        <m:r>
+          <m:t>τ</m:t>
+        </m:r>
+      </m:oMath>
+      <w:r>
+        <w:t xml:space="preserve">).</w:t>
+      </w:r>
+      <w:r>
+        <w:t xml:space="preserve"> </w:t>
+      </w:r>
+      <w:r>
+        <w:t xml:space="preserve">The first set of priors was more informative (more narrow) than the main priors, with</w:t>
+      </w:r>
+      <w:r>
+        <w:t xml:space="preserve"> </w:t>
+      </w:r>
+      <m:oMath>
+        <m:r>
+          <m:t>μ</m:t>
         </m:r>
         <m:r>
-          <m:t>L</m:t>
+          <m:rPr>
+            <m:sty m:val="p"/>
+          </m:rPr>
+          <m:t>∼</m:t>
         </m:r>
         <m:r>
-          <m:t>L</m:t>
+          <m:rPr>
+            <m:sty m:val="p"/>
+            <m:scr m:val="script"/>
+          </m:rPr>
+          <m:t>N</m:t>
         </m:r>
         <m:d>
           <m:dPr>
@@ -1042,69 +2161,64 @@
           </m:dPr>
           <m:e>
             <m:r>
-              <m:t>X</m:t>
+              <m:rPr>
+                <m:sty m:val="p"/>
+              </m:rPr>
+              <m:t>−</m:t>
+            </m:r>
+            <m:r>
+              <m:t>1</m:t>
+            </m:r>
+            <m:r>
+              <m:rPr>
+                <m:sty m:val="p"/>
+              </m:rPr>
+              <m:t>,</m:t>
+            </m:r>
+            <m:r>
+              <m:t>1</m:t>
             </m:r>
           </m:e>
         </m:d>
       </m:oMath>
       <w:r>
-        <w:t xml:space="preserve">, with the basis</w:t>
+        <w:t xml:space="preserve"> </w:t>
+      </w:r>
+      <w:r>
+        <w:t xml:space="preserve">and</w:t>
       </w:r>
       <w:r>
         <w:t xml:space="preserve"> </w:t>
       </w:r>
       <m:oMath>
         <m:r>
-          <m:t>b</m:t>
-        </m:r>
-      </m:oMath>
-      <w:r>
-        <w:t xml:space="preserve">.</w:t>
-      </w:r>
-    </w:p>
-    <w:p>
-      <w:pPr>
-        <w:pStyle w:val="BodyText"/>
-      </w:pPr>
-      <w:r>
-        <w:t xml:space="preserve">Since the logarithmic base used in the literature sometiemes varies between</w:t>
-      </w:r>
-      <w:r>
-        <w:t xml:space="preserve"> </w:t>
-      </w:r>
-      <m:oMath>
-        <m:r>
-          <m:t>e</m:t>
-        </m:r>
-      </m:oMath>
-      <w:r>
-        <w:t xml:space="preserve"> </w:t>
-      </w:r>
-      <w:r>
-        <w:t xml:space="preserve">(Euler’s number, approximately equal to 2.71828), 2 and 10, all identified effect measures will be harmonized to</w:t>
-      </w:r>
-      <w:r>
-        <w:t xml:space="preserve"> </w:t>
-      </w:r>
-      <m:oMath>
-        <m:r>
-          <m:t>l</m:t>
+          <m:t>τ</m:t>
         </m:r>
         <m:r>
-          <m:t>o</m:t>
+          <m:rPr>
+            <m:sty m:val="p"/>
+          </m:rPr>
+          <m:t>∼</m:t>
         </m:r>
-        <m:sSub>
+        <m:sSup>
           <m:e>
             <m:r>
-              <m:t>g</m:t>
+              <m:rPr>
+                <m:sty m:val="p"/>
+                <m:scr m:val="script"/>
+              </m:rPr>
+              <m:t>N</m:t>
             </m:r>
           </m:e>
-          <m:sub>
+          <m:sup>
             <m:r>
-              <m:t>e</m:t>
+              <m:rPr>
+                <m:sty m:val="p"/>
+              </m:rPr>
+              <m:t>+</m:t>
             </m:r>
-          </m:sub>
-        </m:sSub>
+          </m:sup>
+        </m:sSup>
         <m:d>
           <m:dPr>
             <m:begChr m:val="("/>
@@ -1114,66 +2228,474 @@
           </m:dPr>
           <m:e>
             <m:r>
-              <m:t>B</m:t>
+              <m:t>0</m:t>
             </m:r>
             <m:r>
-              <m:t>L</m:t>
+              <m:rPr>
+                <m:sty m:val="p"/>
+              </m:rPr>
+              <m:t>,</m:t>
             </m:r>
             <m:r>
-              <m:t>L</m:t>
+              <m:t>1</m:t>
             </m:r>
           </m:e>
         </m:d>
       </m:oMath>
       <w:r>
-        <w:t xml:space="preserve">, also called natural logarithm (ln).</w:t>
-      </w:r>
-      <w:r>
-        <w:t xml:space="preserve"> </w:t>
-      </w:r>
-      <w:r>
-        <w:t xml:space="preserve">When BLL untransformed -&gt; excluded because not a good approximation</w:t>
-      </w:r>
-      <w:r>
-        <w:t xml:space="preserve"> </w:t>
-      </w:r>
-      <w:r>
-        <w:t xml:space="preserve">In order to harmonize all estimates and their 95% CI, the template proposed by Rodriguez Barranco et al. (2017)</w:t>
-      </w:r>
-      <w:r>
-        <w:t xml:space="preserve"> </w:t>
-      </w:r>
-      <w:r>
-        <w:t xml:space="preserve">(30)</w:t>
-      </w:r>
-      <w:r>
-        <w:t xml:space="preserve"> </w:t>
-      </w:r>
-      <w:r>
-        <w:t xml:space="preserve">was used (link to suppl).</w:t>
-      </w:r>
-    </w:p>
-    <w:bookmarkEnd w:id="29"/>
-    <w:bookmarkEnd w:id="30"/>
-    <w:bookmarkStart w:id="31" w:name="results"/>
+        <w:t xml:space="preserve">.</w:t>
+      </w:r>
+      <w:r>
+        <w:t xml:space="preserve"> </w:t>
+      </w:r>
+      <w:r>
+        <w:t xml:space="preserve">The second set of priors was less informative (or broader) with</w:t>
+      </w:r>
+      <w:r>
+        <w:t xml:space="preserve"> </w:t>
+      </w:r>
+      <m:oMath>
+        <m:r>
+          <m:t>μ</m:t>
+        </m:r>
+        <m:r>
+          <m:rPr>
+            <m:sty m:val="p"/>
+          </m:rPr>
+          <m:t>∼</m:t>
+        </m:r>
+        <m:r>
+          <m:rPr>
+            <m:sty m:val="p"/>
+            <m:scr m:val="script"/>
+          </m:rPr>
+          <m:t>N</m:t>
+        </m:r>
+        <m:d>
+          <m:dPr>
+            <m:begChr m:val="("/>
+            <m:sepChr m:val=""/>
+            <m:endChr m:val=")"/>
+            <m:grow/>
+          </m:dPr>
+          <m:e>
+            <m:r>
+              <m:t>0</m:t>
+            </m:r>
+            <m:r>
+              <m:rPr>
+                <m:sty m:val="p"/>
+              </m:rPr>
+              <m:t>,</m:t>
+            </m:r>
+            <m:r>
+              <m:t>6</m:t>
+            </m:r>
+          </m:e>
+        </m:d>
+      </m:oMath>
+      <w:r>
+        <w:t xml:space="preserve"> </w:t>
+      </w:r>
+      <w:r>
+        <w:t xml:space="preserve">and</w:t>
+      </w:r>
+      <w:r>
+        <w:t xml:space="preserve"> </w:t>
+      </w:r>
+      <m:oMath>
+        <m:r>
+          <m:t>τ</m:t>
+        </m:r>
+        <m:r>
+          <m:rPr>
+            <m:sty m:val="p"/>
+          </m:rPr>
+          <m:t>∼</m:t>
+        </m:r>
+        <m:sSup>
+          <m:e>
+            <m:r>
+              <m:rPr>
+                <m:sty m:val="p"/>
+                <m:scr m:val="script"/>
+              </m:rPr>
+              <m:t>N</m:t>
+            </m:r>
+          </m:e>
+          <m:sup>
+            <m:r>
+              <m:rPr>
+                <m:sty m:val="p"/>
+              </m:rPr>
+              <m:t>+</m:t>
+            </m:r>
+          </m:sup>
+        </m:sSup>
+        <m:d>
+          <m:dPr>
+            <m:begChr m:val="("/>
+            <m:sepChr m:val=""/>
+            <m:endChr m:val=")"/>
+            <m:grow/>
+          </m:dPr>
+          <m:e>
+            <m:r>
+              <m:t>0</m:t>
+            </m:r>
+            <m:r>
+              <m:rPr>
+                <m:sty m:val="p"/>
+              </m:rPr>
+              <m:t>,</m:t>
+            </m:r>
+            <m:r>
+              <m:t>6</m:t>
+            </m:r>
+          </m:e>
+        </m:d>
+      </m:oMath>
+      <w:r>
+        <w:t xml:space="preserve">.</w:t>
+      </w:r>
+      <w:r>
+        <w:t xml:space="preserve"> </w:t>
+      </w:r>
+      <w:r>
+        <w:t xml:space="preserve">Notice that for the main effect, we centered the broader prior around 0, giving equal weight to the probability of a protective and detrimental effect of lead.</w:t>
+      </w:r>
+    </w:p>
+    <w:p>
+      <w:pPr>
+        <w:pStyle w:val="BodyText"/>
+      </w:pPr>
+      <w:r>
+        <w:t xml:space="preserve">More informative priors (more narrow):</w:t>
+      </w:r>
+    </w:p>
+    <w:p>
+      <w:pPr>
+        <w:pStyle w:val="BodyText"/>
+      </w:pPr>
+      <w:bookmarkStart w:id="38" w:name="eq-prior-sensitivity1"/>
+      <m:oMathPara>
+        <m:oMathParaPr>
+          <m:jc m:val="center"/>
+        </m:oMathParaPr>
+        <m:oMath>
+          <m:m>
+            <m:mPr>
+              <m:baseJc m:val="center"/>
+              <m:plcHide m:val="on"/>
+              <m:mcs>
+                <m:mc>
+                  <m:mcPr>
+                    <m:mcJc m:val="right"/>
+                    <m:count m:val="1"/>
+                  </m:mcPr>
+                </m:mc>
+                <m:mc>
+                  <m:mcPr>
+                    <m:mcJc m:val="left"/>
+                    <m:count m:val="1"/>
+                  </m:mcPr>
+                </m:mc>
+              </m:mcs>
+            </m:mPr>
+            <m:mr>
+              <m:e>
+                <m:r>
+                  <m:t>μ</m:t>
+                </m:r>
+              </m:e>
+              <m:e>
+                <m:r>
+                  <m:rPr>
+                    <m:sty m:val="p"/>
+                  </m:rPr>
+                  <m:t>∼</m:t>
+                </m:r>
+                <m:r>
+                  <m:rPr>
+                    <m:sty m:val="p"/>
+                    <m:scr m:val="script"/>
+                  </m:rPr>
+                  <m:t>N</m:t>
+                </m:r>
+                <m:d>
+                  <m:dPr>
+                    <m:begChr m:val="("/>
+                    <m:sepChr m:val=""/>
+                    <m:endChr m:val=")"/>
+                    <m:grow/>
+                  </m:dPr>
+                  <m:e>
+                    <m:r>
+                      <m:rPr>
+                        <m:sty m:val="p"/>
+                      </m:rPr>
+                      <m:t>−</m:t>
+                    </m:r>
+                    <m:r>
+                      <m:t>1</m:t>
+                    </m:r>
+                    <m:r>
+                      <m:rPr>
+                        <m:sty m:val="p"/>
+                      </m:rPr>
+                      <m:t>,</m:t>
+                    </m:r>
+                    <m:r>
+                      <m:t>1</m:t>
+                    </m:r>
+                  </m:e>
+                </m:d>
+              </m:e>
+            </m:mr>
+            <m:mr>
+              <m:e>
+                <m:r>
+                  <m:t>τ</m:t>
+                </m:r>
+              </m:e>
+              <m:e>
+                <m:r>
+                  <m:rPr>
+                    <m:sty m:val="p"/>
+                  </m:rPr>
+                  <m:t>∼</m:t>
+                </m:r>
+                <m:sSup>
+                  <m:e>
+                    <m:r>
+                      <m:rPr>
+                        <m:sty m:val="p"/>
+                        <m:scr m:val="script"/>
+                      </m:rPr>
+                      <m:t>N</m:t>
+                    </m:r>
+                  </m:e>
+                  <m:sup>
+                    <m:r>
+                      <m:rPr>
+                        <m:sty m:val="p"/>
+                      </m:rPr>
+                      <m:t>+</m:t>
+                    </m:r>
+                  </m:sup>
+                </m:sSup>
+                <m:d>
+                  <m:dPr>
+                    <m:begChr m:val="("/>
+                    <m:sepChr m:val=""/>
+                    <m:endChr m:val=")"/>
+                    <m:grow/>
+                  </m:dPr>
+                  <m:e>
+                    <m:r>
+                      <m:t>0</m:t>
+                    </m:r>
+                    <m:r>
+                      <m:rPr>
+                        <m:sty m:val="p"/>
+                      </m:rPr>
+                      <m:t>,</m:t>
+                    </m:r>
+                    <m:r>
+                      <m:t>1</m:t>
+                    </m:r>
+                  </m:e>
+                </m:d>
+              </m:e>
+            </m:mr>
+          </m:m>
+          <m:r>
+            <m:t>  </m:t>
+          </m:r>
+          <m:d>
+            <m:dPr>
+              <m:begChr m:val="("/>
+              <m:sepChr m:val=""/>
+              <m:endChr m:val=")"/>
+              <m:grow/>
+            </m:dPr>
+            <m:e>
+              <m:r>
+                <m:t>3</m:t>
+              </m:r>
+            </m:e>
+          </m:d>
+        </m:oMath>
+      </m:oMathPara>
+      <w:bookmarkEnd w:id="38"/>
+    </w:p>
+    <w:p>
+      <w:pPr>
+        <w:pStyle w:val="FirstParagraph"/>
+      </w:pPr>
+      <w:r>
+        <w:t xml:space="preserve">Less informative priors (more broad):</w:t>
+      </w:r>
+    </w:p>
+    <w:p>
+      <w:pPr>
+        <w:pStyle w:val="BodyText"/>
+      </w:pPr>
+      <w:bookmarkStart w:id="39" w:name="eq-prior-sensitivity2"/>
+      <m:oMathPara>
+        <m:oMathParaPr>
+          <m:jc m:val="center"/>
+        </m:oMathParaPr>
+        <m:oMath>
+          <m:m>
+            <m:mPr>
+              <m:baseJc m:val="center"/>
+              <m:plcHide m:val="on"/>
+              <m:mcs>
+                <m:mc>
+                  <m:mcPr>
+                    <m:mcJc m:val="right"/>
+                    <m:count m:val="1"/>
+                  </m:mcPr>
+                </m:mc>
+                <m:mc>
+                  <m:mcPr>
+                    <m:mcJc m:val="left"/>
+                    <m:count m:val="1"/>
+                  </m:mcPr>
+                </m:mc>
+              </m:mcs>
+            </m:mPr>
+            <m:mr>
+              <m:e>
+                <m:r>
+                  <m:t>μ</m:t>
+                </m:r>
+              </m:e>
+              <m:e>
+                <m:r>
+                  <m:rPr>
+                    <m:sty m:val="p"/>
+                  </m:rPr>
+                  <m:t>∼</m:t>
+                </m:r>
+                <m:r>
+                  <m:rPr>
+                    <m:sty m:val="p"/>
+                    <m:scr m:val="script"/>
+                  </m:rPr>
+                  <m:t>N</m:t>
+                </m:r>
+                <m:d>
+                  <m:dPr>
+                    <m:begChr m:val="("/>
+                    <m:sepChr m:val=""/>
+                    <m:endChr m:val=")"/>
+                    <m:grow/>
+                  </m:dPr>
+                  <m:e>
+                    <m:r>
+                      <m:t>0</m:t>
+                    </m:r>
+                    <m:r>
+                      <m:rPr>
+                        <m:sty m:val="p"/>
+                      </m:rPr>
+                      <m:t>,</m:t>
+                    </m:r>
+                    <m:r>
+                      <m:t>6</m:t>
+                    </m:r>
+                  </m:e>
+                </m:d>
+              </m:e>
+            </m:mr>
+            <m:mr>
+              <m:e>
+                <m:r>
+                  <m:t>τ</m:t>
+                </m:r>
+              </m:e>
+              <m:e>
+                <m:r>
+                  <m:rPr>
+                    <m:sty m:val="p"/>
+                  </m:rPr>
+                  <m:t>∼</m:t>
+                </m:r>
+                <m:sSup>
+                  <m:e>
+                    <m:r>
+                      <m:rPr>
+                        <m:sty m:val="p"/>
+                        <m:scr m:val="script"/>
+                      </m:rPr>
+                      <m:t>N</m:t>
+                    </m:r>
+                  </m:e>
+                  <m:sup>
+                    <m:r>
+                      <m:rPr>
+                        <m:sty m:val="p"/>
+                      </m:rPr>
+                      <m:t>+</m:t>
+                    </m:r>
+                  </m:sup>
+                </m:sSup>
+                <m:d>
+                  <m:dPr>
+                    <m:begChr m:val="("/>
+                    <m:sepChr m:val=""/>
+                    <m:endChr m:val=")"/>
+                    <m:grow/>
+                  </m:dPr>
+                  <m:e>
+                    <m:r>
+                      <m:t>0</m:t>
+                    </m:r>
+                    <m:r>
+                      <m:rPr>
+                        <m:sty m:val="p"/>
+                      </m:rPr>
+                      <m:t>,</m:t>
+                    </m:r>
+                    <m:r>
+                      <m:t>6</m:t>
+                    </m:r>
+                  </m:e>
+                </m:d>
+              </m:e>
+            </m:mr>
+          </m:m>
+          <m:r>
+            <m:t>  </m:t>
+          </m:r>
+          <m:d>
+            <m:dPr>
+              <m:begChr m:val="("/>
+              <m:sepChr m:val=""/>
+              <m:endChr m:val=")"/>
+              <m:grow/>
+            </m:dPr>
+            <m:e>
+              <m:r>
+                <m:t>4</m:t>
+              </m:r>
+            </m:e>
+          </m:d>
+        </m:oMath>
+      </m:oMathPara>
+      <w:bookmarkEnd w:id="39"/>
+    </w:p>
+    <w:bookmarkEnd w:id="40"/>
+    <w:bookmarkEnd w:id="41"/>
+    <w:bookmarkStart w:id="42" w:name="results"/>
     <w:p>
       <w:pPr>
         <w:pStyle w:val="Heading1"/>
       </w:pPr>
       <w:r>
         <w:t xml:space="preserve">3. Results</w:t>
-      </w:r>
-    </w:p>
-    <w:p>
-      <w:pPr>
-        <w:pStyle w:val="Compact"/>
-        <w:numPr>
-          <w:ilvl w:val="0"/>
-          <w:numId w:val="1012"/>
-        </w:numPr>
-      </w:pPr>
-      <w:r>
-        <w:t xml:space="preserve">Cite studies that might appear to meet inclusion criteria, but were excluded &amp; explain why</w:t>
       </w:r>
     </w:p>
     <w:p>
@@ -1185,7 +2707,7 @@
         </w:numPr>
       </w:pPr>
       <w:r>
-        <w:t xml:space="preserve">Study characteristics (table), including original and harmonized effect measures</w:t>
+        <w:t xml:space="preserve">Cite studies that might appear to meet inclusion criteria, but were excluded &amp; explain why</w:t>
       </w:r>
     </w:p>
     <w:p>
@@ -1197,7 +2719,7 @@
         </w:numPr>
       </w:pPr>
       <w:r>
-        <w:t xml:space="preserve">Flow diagram, description of (full text) screening results</w:t>
+        <w:t xml:space="preserve">Study characteristics (table), including original and harmonized effect measures</w:t>
       </w:r>
     </w:p>
     <w:p>
@@ -1209,7 +2731,7 @@
         </w:numPr>
       </w:pPr>
       <w:r>
-        <w:t xml:space="preserve">RoB results for each included study</w:t>
+        <w:t xml:space="preserve">Flow diagram, description of (full text) screening results</w:t>
       </w:r>
     </w:p>
     <w:p>
@@ -1221,7 +2743,7 @@
         </w:numPr>
       </w:pPr>
       <w:r>
-        <w:t xml:space="preserve">Forest plots</w:t>
+        <w:t xml:space="preserve">RoB results for each included study</w:t>
       </w:r>
     </w:p>
     <w:p>
@@ -1233,17 +2755,7 @@
         </w:numPr>
       </w:pPr>
       <w:r>
-        <w:t xml:space="preserve">Sensitivity analysis results</w:t>
-      </w:r>
-    </w:p>
-    <w:bookmarkEnd w:id="31"/>
-    <w:bookmarkStart w:id="32" w:name="discussion"/>
-    <w:p>
-      <w:pPr>
-        <w:pStyle w:val="Heading1"/>
-      </w:pPr>
-      <w:r>
-        <w:t xml:space="preserve">4. Discussion</w:t>
+        <w:t xml:space="preserve">Forest plots</w:t>
       </w:r>
     </w:p>
     <w:p>
@@ -1255,7 +2767,17 @@
         </w:numPr>
       </w:pPr>
       <w:r>
-        <w:t xml:space="preserve">General interpretation of results in light of evidence in literature</w:t>
+        <w:t xml:space="preserve">Sensitivity analysis results</w:t>
+      </w:r>
+    </w:p>
+    <w:bookmarkEnd w:id="42"/>
+    <w:bookmarkStart w:id="43" w:name="discussion"/>
+    <w:p>
+      <w:pPr>
+        <w:pStyle w:val="Heading1"/>
+      </w:pPr>
+      <w:r>
+        <w:t xml:space="preserve">4. Discussion</w:t>
       </w:r>
     </w:p>
     <w:p>
@@ -1267,7 +2789,7 @@
         </w:numPr>
       </w:pPr>
       <w:r>
-        <w:t xml:space="preserve">Discuss differences, similarities, strengths and weaknesses of freq vs. Bayesian approach</w:t>
+        <w:t xml:space="preserve">General interpretation of results in light of evidence in literature</w:t>
       </w:r>
     </w:p>
     <w:p>
@@ -1279,17 +2801,7 @@
         </w:numPr>
       </w:pPr>
       <w:r>
-        <w:t xml:space="preserve">Study limitations &amp; strengths</w:t>
-      </w:r>
-    </w:p>
-    <w:bookmarkEnd w:id="32"/>
-    <w:bookmarkStart w:id="33" w:name="conclusions"/>
-    <w:p>
-      <w:pPr>
-        <w:pStyle w:val="Heading1"/>
-      </w:pPr>
-      <w:r>
-        <w:t xml:space="preserve">5. Conclusions</w:t>
+        <w:t xml:space="preserve">Discuss differences, similarities, strengths and weaknesses of freq vs. Bayesian approach</w:t>
       </w:r>
     </w:p>
     <w:p>
@@ -1301,7 +2813,17 @@
         </w:numPr>
       </w:pPr>
       <w:r>
-        <w:t xml:space="preserve">Conclusion, with reference to aim of study</w:t>
+        <w:t xml:space="preserve">Study limitations &amp; strengths</w:t>
+      </w:r>
+    </w:p>
+    <w:bookmarkEnd w:id="43"/>
+    <w:bookmarkStart w:id="44" w:name="conclusions"/>
+    <w:p>
+      <w:pPr>
+        <w:pStyle w:val="Heading1"/>
+      </w:pPr>
+      <w:r>
+        <w:t xml:space="preserve">5. Conclusions</w:t>
       </w:r>
     </w:p>
     <w:p>
@@ -1313,11 +2835,23 @@
         </w:numPr>
       </w:pPr>
       <w:r>
+        <w:t xml:space="preserve">Conclusion, with reference to aim of study</w:t>
+      </w:r>
+    </w:p>
+    <w:p>
+      <w:pPr>
+        <w:pStyle w:val="Compact"/>
+        <w:numPr>
+          <w:ilvl w:val="0"/>
+          <w:numId w:val="1023"/>
+        </w:numPr>
+      </w:pPr>
+      <w:r>
         <w:t xml:space="preserve">Implications of results: policy, (scientific?) practice, future research needs</w:t>
       </w:r>
     </w:p>
-    <w:bookmarkEnd w:id="33"/>
-    <w:bookmarkStart w:id="34" w:name="list-of-abbreviations"/>
+    <w:bookmarkEnd w:id="44"/>
+    <w:bookmarkStart w:id="45" w:name="list-of-abbreviations"/>
     <w:p>
       <w:pPr>
         <w:pStyle w:val="Heading1"/>
@@ -1556,6 +3090,58 @@
               <w:jc w:val="left"/>
             </w:pPr>
             <w:r>
+              <w:t xml:space="preserve">SE</w:t>
+            </w:r>
+          </w:p>
+        </w:tc>
+        <w:tc>
+          <w:tcPr/>
+          <w:p>
+            <w:pPr>
+              <w:pStyle w:val="Compact"/>
+              <w:jc w:val="left"/>
+            </w:pPr>
+            <w:r>
+              <w:t xml:space="preserve">Standard error</w:t>
+            </w:r>
+          </w:p>
+        </w:tc>
+      </w:tr>
+      <w:tr>
+        <w:tc>
+          <w:tcPr/>
+          <w:p>
+            <w:pPr>
+              <w:pStyle w:val="Compact"/>
+              <w:jc w:val="left"/>
+            </w:pPr>
+            <w:r>
+              <w:t xml:space="preserve">UI</w:t>
+            </w:r>
+          </w:p>
+        </w:tc>
+        <w:tc>
+          <w:tcPr/>
+          <w:p>
+            <w:pPr>
+              <w:pStyle w:val="Compact"/>
+              <w:jc w:val="left"/>
+            </w:pPr>
+            <w:r>
+              <w:t xml:space="preserve">Uncertainty Interval</w:t>
+            </w:r>
+          </w:p>
+        </w:tc>
+      </w:tr>
+      <w:tr>
+        <w:tc>
+          <w:tcPr/>
+          <w:p>
+            <w:pPr>
+              <w:pStyle w:val="Compact"/>
+              <w:jc w:val="left"/>
+            </w:pPr>
+            <w:r>
               <w:t xml:space="preserve">DALY</w:t>
             </w:r>
           </w:p>
@@ -1574,8 +3160,8 @@
         </w:tc>
       </w:tr>
     </w:tbl>
-    <w:bookmarkEnd w:id="34"/>
-    <w:bookmarkStart w:id="35" w:name="funding"/>
+    <w:bookmarkEnd w:id="45"/>
+    <w:bookmarkStart w:id="46" w:name="funding"/>
     <w:p>
       <w:pPr>
         <w:pStyle w:val="Heading1"/>
@@ -1604,8 +3190,8 @@
         <w:t xml:space="preserve">Neither the European Union nor the granting authority can be held responsible for them.</w:t>
       </w:r>
     </w:p>
-    <w:bookmarkEnd w:id="35"/>
-    <w:bookmarkStart w:id="97" w:name="bibliography"/>
+    <w:bookmarkEnd w:id="46"/>
+    <w:bookmarkStart w:id="125" w:name="bibliography"/>
     <w:p>
       <w:pPr>
         <w:pStyle w:val="Heading1"/>
@@ -1614,8 +3200,8 @@
         <w:t xml:space="preserve">References</w:t>
       </w:r>
     </w:p>
-    <w:bookmarkStart w:id="96" w:name="refs"/>
-    <w:bookmarkStart w:id="37" w:name="Xe38019c88c6d2792bb296bad7dc0a4dd55f1319"/>
+    <w:bookmarkStart w:id="124" w:name="refs"/>
+    <w:bookmarkStart w:id="48" w:name="Xe38019c88c6d2792bb296bad7dc0a4dd55f1319"/>
     <w:p>
       <w:pPr>
         <w:pStyle w:val="Bibliography"/>
@@ -1635,7 +3221,7 @@
       <w:r>
         <w:t xml:space="preserve"> </w:t>
       </w:r>
-      <w:hyperlink r:id="rId36">
+      <w:hyperlink r:id="rId47">
         <w:r>
           <w:rPr>
             <w:rStyle w:val="Hyperlink"/>
@@ -1674,8 +3260,8 @@
         <w:t xml:space="preserve"> </w:t>
       </w:r>
     </w:p>
-    <w:bookmarkEnd w:id="37"/>
-    <w:bookmarkStart w:id="39" w:name="ref-lacerda2023GlobalDecreaseBlood"/>
+    <w:bookmarkEnd w:id="48"/>
+    <w:bookmarkStart w:id="50" w:name="ref-lacerda2023GlobalDecreaseBlood"/>
     <w:p>
       <w:pPr>
         <w:pStyle w:val="Bibliography"/>
@@ -1695,7 +3281,7 @@
       <w:r>
         <w:t xml:space="preserve"> </w:t>
       </w:r>
-      <w:hyperlink r:id="rId38">
+      <w:hyperlink r:id="rId49">
         <w:r>
           <w:rPr>
             <w:rStyle w:val="Hyperlink"/>
@@ -1710,8 +3296,8 @@
         <w:t xml:space="preserve"> </w:t>
       </w:r>
     </w:p>
-    <w:bookmarkEnd w:id="39"/>
-    <w:bookmarkStart w:id="41" w:name="X4707f3a4b72a0982487545f9dc3d674642af108"/>
+    <w:bookmarkEnd w:id="50"/>
+    <w:bookmarkStart w:id="52" w:name="X4707f3a4b72a0982487545f9dc3d674642af108"/>
     <w:p>
       <w:pPr>
         <w:pStyle w:val="Bibliography"/>
@@ -1731,7 +3317,7 @@
       <w:r>
         <w:t xml:space="preserve"> </w:t>
       </w:r>
-      <w:hyperlink r:id="rId40">
+      <w:hyperlink r:id="rId51">
         <w:r>
           <w:rPr>
             <w:rStyle w:val="Hyperlink"/>
@@ -1770,8 +3356,8 @@
         <w:t xml:space="preserve"> </w:t>
       </w:r>
     </w:p>
-    <w:bookmarkEnd w:id="41"/>
-    <w:bookmarkStart w:id="43" w:name="ref-sy2024AssessmentLongTermExposure"/>
+    <w:bookmarkEnd w:id="52"/>
+    <w:bookmarkStart w:id="54" w:name="ref-sy2024AssessmentLongTermExposure"/>
     <w:p>
       <w:pPr>
         <w:pStyle w:val="Bibliography"/>
@@ -1791,7 +3377,7 @@
       <w:r>
         <w:t xml:space="preserve"> </w:t>
       </w:r>
-      <w:hyperlink r:id="rId42">
+      <w:hyperlink r:id="rId53">
         <w:r>
           <w:rPr>
             <w:rStyle w:val="Hyperlink"/>
@@ -1866,8 +3452,8 @@
         <w:t xml:space="preserve"> </w:t>
       </w:r>
     </w:p>
-    <w:bookmarkEnd w:id="43"/>
-    <w:bookmarkStart w:id="45" w:name="ref-brauer2024GlobalBurdenStrength"/>
+    <w:bookmarkEnd w:id="54"/>
+    <w:bookmarkStart w:id="56" w:name="ref-brauer2024GlobalBurdenStrength"/>
     <w:p>
       <w:pPr>
         <w:pStyle w:val="Bibliography"/>
@@ -1887,7 +3473,7 @@
       <w:r>
         <w:t xml:space="preserve"> </w:t>
       </w:r>
-      <w:hyperlink r:id="rId44">
+      <w:hyperlink r:id="rId55">
         <w:r>
           <w:rPr>
             <w:rStyle w:val="Hyperlink"/>
@@ -1950,8 +3536,8 @@
         <w:t xml:space="preserve"> </w:t>
       </w:r>
     </w:p>
-    <w:bookmarkEnd w:id="45"/>
-    <w:bookmarkStart w:id="47" w:name="ref-harari2018BloodLeadLevels"/>
+    <w:bookmarkEnd w:id="56"/>
+    <w:bookmarkStart w:id="58" w:name="ref-harari2018BloodLeadLevels"/>
     <w:p>
       <w:pPr>
         <w:pStyle w:val="Bibliography"/>
@@ -1971,7 +3557,7 @@
       <w:r>
         <w:t xml:space="preserve"> </w:t>
       </w:r>
-      <w:hyperlink r:id="rId46">
+      <w:hyperlink r:id="rId57">
         <w:r>
           <w:rPr>
             <w:rStyle w:val="Hyperlink"/>
@@ -2046,8 +3632,8 @@
         <w:t xml:space="preserve"> </w:t>
       </w:r>
     </w:p>
-    <w:bookmarkEnd w:id="47"/>
-    <w:bookmarkStart w:id="49" w:name="ref-wan2022ChronicLeadExposure"/>
+    <w:bookmarkEnd w:id="58"/>
+    <w:bookmarkStart w:id="60" w:name="ref-wan2022ChronicLeadExposure"/>
     <w:p>
       <w:pPr>
         <w:pStyle w:val="Bibliography"/>
@@ -2067,7 +3653,7 @@
       <w:r>
         <w:t xml:space="preserve"> </w:t>
       </w:r>
-      <w:hyperlink r:id="rId48">
+      <w:hyperlink r:id="rId59">
         <w:r>
           <w:rPr>
             <w:rStyle w:val="Hyperlink"/>
@@ -2082,8 +3668,8 @@
         <w:t xml:space="preserve"> </w:t>
       </w:r>
     </w:p>
-    <w:bookmarkEnd w:id="49"/>
-    <w:bookmarkStart w:id="51" w:name="ref-rosengren2025ExposureLeadCoronary"/>
+    <w:bookmarkEnd w:id="60"/>
+    <w:bookmarkStart w:id="62" w:name="ref-rosengren2025ExposureLeadCoronary"/>
     <w:p>
       <w:pPr>
         <w:pStyle w:val="Bibliography"/>
@@ -2103,7 +3689,7 @@
       <w:r>
         <w:t xml:space="preserve"> </w:t>
       </w:r>
-      <w:hyperlink r:id="rId50">
+      <w:hyperlink r:id="rId61">
         <w:r>
           <w:rPr>
             <w:rStyle w:val="Hyperlink"/>
@@ -2196,8 +3782,8 @@
         <w:t xml:space="preserve"> </w:t>
       </w:r>
     </w:p>
-    <w:bookmarkEnd w:id="51"/>
-    <w:bookmarkStart w:id="53" w:name="ref-lanphear2018LowlevelLeadExposure"/>
+    <w:bookmarkEnd w:id="62"/>
+    <w:bookmarkStart w:id="64" w:name="ref-lanphear2018LowlevelLeadExposure"/>
     <w:p>
       <w:pPr>
         <w:pStyle w:val="Bibliography"/>
@@ -2217,7 +3803,7 @@
       <w:r>
         <w:t xml:space="preserve"> </w:t>
       </w:r>
-      <w:hyperlink r:id="rId52">
+      <w:hyperlink r:id="rId63">
         <w:r>
           <w:rPr>
             <w:rStyle w:val="Hyperlink"/>
@@ -2256,8 +3842,8 @@
         <w:t xml:space="preserve"> </w:t>
       </w:r>
     </w:p>
-    <w:bookmarkEnd w:id="53"/>
-    <w:bookmarkStart w:id="55" w:name="ref-chang2006LowBloodLead"/>
+    <w:bookmarkEnd w:id="64"/>
+    <w:bookmarkStart w:id="66" w:name="ref-chang2006LowBloodLead"/>
     <w:p>
       <w:pPr>
         <w:pStyle w:val="Bibliography"/>
@@ -2277,7 +3863,7 @@
       <w:r>
         <w:t xml:space="preserve"> </w:t>
       </w:r>
-      <w:hyperlink r:id="rId54">
+      <w:hyperlink r:id="rId65">
         <w:r>
           <w:rPr>
             <w:rStyle w:val="Hyperlink"/>
@@ -2292,8 +3878,8 @@
         <w:t xml:space="preserve"> </w:t>
       </w:r>
     </w:p>
-    <w:bookmarkEnd w:id="55"/>
-    <w:bookmarkStart w:id="57" w:name="Xadfdab0209e4a364d9fdcffecfddb00700d2db9"/>
+    <w:bookmarkEnd w:id="66"/>
+    <w:bookmarkStart w:id="68" w:name="Xadfdab0209e4a364d9fdcffecfddb00700d2db9"/>
     <w:p>
       <w:pPr>
         <w:pStyle w:val="Bibliography"/>
@@ -2313,7 +3899,7 @@
       <w:r>
         <w:t xml:space="preserve"> </w:t>
       </w:r>
-      <w:hyperlink r:id="rId56">
+      <w:hyperlink r:id="rId67">
         <w:r>
           <w:rPr>
             <w:rStyle w:val="Hyperlink"/>
@@ -2448,8 +4034,8 @@
         <w:t xml:space="preserve"> </w:t>
       </w:r>
     </w:p>
-    <w:bookmarkEnd w:id="57"/>
-    <w:bookmarkStart w:id="59" w:name="ref-shaffer2025LeadExposureAntisocial"/>
+    <w:bookmarkEnd w:id="68"/>
+    <w:bookmarkStart w:id="70" w:name="ref-shaffer2025LeadExposureAntisocial"/>
     <w:p>
       <w:pPr>
         <w:pStyle w:val="Bibliography"/>
@@ -2469,7 +4055,7 @@
       <w:r>
         <w:t xml:space="preserve"> </w:t>
       </w:r>
-      <w:hyperlink r:id="rId58">
+      <w:hyperlink r:id="rId69">
         <w:r>
           <w:rPr>
             <w:rStyle w:val="Hyperlink"/>
@@ -2508,8 +4094,8 @@
         <w:t xml:space="preserve"> </w:t>
       </w:r>
     </w:p>
-    <w:bookmarkEnd w:id="59"/>
-    <w:bookmarkStart w:id="61" w:name="ref-crump2013StatisticalReevaluationData"/>
+    <w:bookmarkEnd w:id="70"/>
+    <w:bookmarkStart w:id="72" w:name="X06097e4c5e52362623b7f1c040457eb7d553acc"/>
     <w:p>
       <w:pPr>
         <w:pStyle w:val="Bibliography"/>
@@ -2524,52 +4110,172 @@
         <w:t xml:space="preserve">	</w:t>
       </w:r>
       <w:r>
-        <w:t xml:space="preserve">Crump KS, Van Landingham C, Bowers TS, Cahoy D, Chandalia JK.</w:t>
-      </w:r>
-      <w:r>
-        <w:t xml:space="preserve"> </w:t>
-      </w:r>
-      <w:hyperlink r:id="rId60">
-        <w:r>
-          <w:rPr>
-            <w:rStyle w:val="Hyperlink"/>
-          </w:rPr>
-          <w:t xml:space="preserve">A statistical reevaluation of the data used in the</w:t>
-        </w:r>
-        <w:r>
-          <w:rPr>
-            <w:rStyle w:val="Hyperlink"/>
-          </w:rPr>
-          <w:t xml:space="preserve"> </w:t>
-        </w:r>
-        <w:r>
-          <w:rPr>
-            <w:rStyle w:val="Hyperlink"/>
-          </w:rPr>
-          <w:t xml:space="preserve">Lanphear</w:t>
-        </w:r>
-        <w:r>
-          <w:rPr>
-            <w:rStyle w:val="Hyperlink"/>
-          </w:rPr>
-          <w:t xml:space="preserve"> </w:t>
-        </w:r>
-        <w:r>
-          <w:rPr>
-            <w:rStyle w:val="Hyperlink"/>
-          </w:rPr>
-          <w:t xml:space="preserve">et al. ( 2005 ) pooled-analysis that related low levels of blood lead to intellectual deficits in children</w:t>
+        <w:t xml:space="preserve">Baghurst PA, McMichael AJ, Wigg NR, Vimpani GV, Robertson EF, Roberts RJ, et al.</w:t>
+      </w:r>
+      <w:r>
+        <w:t xml:space="preserve"> </w:t>
+      </w:r>
+      <w:hyperlink r:id="rId71">
+        <w:r>
+          <w:rPr>
+            <w:rStyle w:val="Hyperlink"/>
+          </w:rPr>
+          <w:t xml:space="preserve">Environmental</w:t>
+        </w:r>
+        <w:r>
+          <w:rPr>
+            <w:rStyle w:val="Hyperlink"/>
+          </w:rPr>
+          <w:t xml:space="preserve"> </w:t>
+        </w:r>
+        <w:r>
+          <w:rPr>
+            <w:rStyle w:val="Hyperlink"/>
+          </w:rPr>
+          <w:t xml:space="preserve">Exposure</w:t>
+        </w:r>
+        <w:r>
+          <w:rPr>
+            <w:rStyle w:val="Hyperlink"/>
+          </w:rPr>
+          <w:t xml:space="preserve"> </w:t>
+        </w:r>
+        <w:r>
+          <w:rPr>
+            <w:rStyle w:val="Hyperlink"/>
+          </w:rPr>
+          <w:t xml:space="preserve">to</w:t>
+        </w:r>
+        <w:r>
+          <w:rPr>
+            <w:rStyle w:val="Hyperlink"/>
+          </w:rPr>
+          <w:t xml:space="preserve"> </w:t>
+        </w:r>
+        <w:r>
+          <w:rPr>
+            <w:rStyle w:val="Hyperlink"/>
+          </w:rPr>
+          <w:t xml:space="preserve">Lead</w:t>
+        </w:r>
+        <w:r>
+          <w:rPr>
+            <w:rStyle w:val="Hyperlink"/>
+          </w:rPr>
+          <w:t xml:space="preserve"> </w:t>
+        </w:r>
+        <w:r>
+          <w:rPr>
+            <w:rStyle w:val="Hyperlink"/>
+          </w:rPr>
+          <w:t xml:space="preserve">and</w:t>
+        </w:r>
+        <w:r>
+          <w:rPr>
+            <w:rStyle w:val="Hyperlink"/>
+          </w:rPr>
+          <w:t xml:space="preserve"> </w:t>
+        </w:r>
+        <w:r>
+          <w:rPr>
+            <w:rStyle w:val="Hyperlink"/>
+          </w:rPr>
+          <w:t xml:space="preserve">Children</w:t>
+        </w:r>
+        <w:r>
+          <w:rPr>
+            <w:rStyle w:val="Hyperlink"/>
+          </w:rPr>
+          <w:t xml:space="preserve">’s</w:t>
+        </w:r>
+        <w:r>
+          <w:rPr>
+            <w:rStyle w:val="Hyperlink"/>
+          </w:rPr>
+          <w:t xml:space="preserve"> </w:t>
+        </w:r>
+        <w:r>
+          <w:rPr>
+            <w:rStyle w:val="Hyperlink"/>
+          </w:rPr>
+          <w:t xml:space="preserve">Intelligence</w:t>
+        </w:r>
+        <w:r>
+          <w:rPr>
+            <w:rStyle w:val="Hyperlink"/>
+          </w:rPr>
+          <w:t xml:space="preserve"> </w:t>
+        </w:r>
+        <w:r>
+          <w:rPr>
+            <w:rStyle w:val="Hyperlink"/>
+          </w:rPr>
+          <w:t xml:space="preserve">at the</w:t>
+        </w:r>
+        <w:r>
+          <w:rPr>
+            <w:rStyle w:val="Hyperlink"/>
+          </w:rPr>
+          <w:t xml:space="preserve"> </w:t>
+        </w:r>
+        <w:r>
+          <w:rPr>
+            <w:rStyle w:val="Hyperlink"/>
+          </w:rPr>
+          <w:t xml:space="preserve">Age</w:t>
+        </w:r>
+        <w:r>
+          <w:rPr>
+            <w:rStyle w:val="Hyperlink"/>
+          </w:rPr>
+          <w:t xml:space="preserve"> </w:t>
+        </w:r>
+        <w:r>
+          <w:rPr>
+            <w:rStyle w:val="Hyperlink"/>
+          </w:rPr>
+          <w:t xml:space="preserve">of</w:t>
+        </w:r>
+        <w:r>
+          <w:rPr>
+            <w:rStyle w:val="Hyperlink"/>
+          </w:rPr>
+          <w:t xml:space="preserve"> </w:t>
+        </w:r>
+        <w:r>
+          <w:rPr>
+            <w:rStyle w:val="Hyperlink"/>
+          </w:rPr>
+          <w:t xml:space="preserve">Seven Years</w:t>
+        </w:r>
+        <w:r>
+          <w:rPr>
+            <w:rStyle w:val="Hyperlink"/>
+          </w:rPr>
+          <w:t xml:space="preserve">:</w:t>
+        </w:r>
+        <w:r>
+          <w:rPr>
+            <w:rStyle w:val="Hyperlink"/>
+          </w:rPr>
+          <w:t xml:space="preserve"> </w:t>
+        </w:r>
+        <w:r>
+          <w:rPr>
+            <w:rStyle w:val="Hyperlink"/>
+          </w:rPr>
+          <w:t xml:space="preserve">The Port Pirie Cohort Study</w:t>
         </w:r>
       </w:hyperlink>
       <w:r>
-        <w:t xml:space="preserve">. Crit Rev Toxicol. 2013;43(9):785–99.</w:t>
-      </w:r>
-      <w:r>
-        <w:t xml:space="preserve"> </w:t>
-      </w:r>
-    </w:p>
-    <w:bookmarkEnd w:id="61"/>
-    <w:bookmarkStart w:id="63" w:name="ref-larsen2023GlobalHealthBurden"/>
+        <w:t xml:space="preserve">. N Engl J Med. 1992 Oct;327(18):1279–84.</w:t>
+      </w:r>
+      <w:r>
+        <w:t xml:space="preserve"> </w:t>
+      </w:r>
+    </w:p>
+    <w:bookmarkEnd w:id="72"/>
+    <w:bookmarkStart w:id="74" w:name="ref-needleman1990LowLevelLeadExposure"/>
     <w:p>
       <w:pPr>
         <w:pStyle w:val="Bibliography"/>
@@ -2584,12 +4290,348 @@
         <w:t xml:space="preserve">	</w:t>
       </w:r>
       <w:r>
+        <w:t xml:space="preserve">Needleman HL.</w:t>
+      </w:r>
+      <w:r>
+        <w:t xml:space="preserve"> </w:t>
+      </w:r>
+      <w:hyperlink r:id="rId73">
+        <w:r>
+          <w:rPr>
+            <w:rStyle w:val="Hyperlink"/>
+          </w:rPr>
+          <w:t xml:space="preserve">Low-</w:t>
+        </w:r>
+        <w:r>
+          <w:rPr>
+            <w:rStyle w:val="Hyperlink"/>
+          </w:rPr>
+          <w:t xml:space="preserve">Level Lead Exposure</w:t>
+        </w:r>
+        <w:r>
+          <w:rPr>
+            <w:rStyle w:val="Hyperlink"/>
+          </w:rPr>
+          <w:t xml:space="preserve"> </w:t>
+        </w:r>
+        <w:r>
+          <w:rPr>
+            <w:rStyle w:val="Hyperlink"/>
+          </w:rPr>
+          <w:t xml:space="preserve">and the</w:t>
+        </w:r>
+        <w:r>
+          <w:rPr>
+            <w:rStyle w:val="Hyperlink"/>
+          </w:rPr>
+          <w:t xml:space="preserve"> </w:t>
+        </w:r>
+        <w:r>
+          <w:rPr>
+            <w:rStyle w:val="Hyperlink"/>
+          </w:rPr>
+          <w:t xml:space="preserve">IQ</w:t>
+        </w:r>
+        <w:r>
+          <w:rPr>
+            <w:rStyle w:val="Hyperlink"/>
+          </w:rPr>
+          <w:t xml:space="preserve"> </w:t>
+        </w:r>
+        <w:r>
+          <w:rPr>
+            <w:rStyle w:val="Hyperlink"/>
+          </w:rPr>
+          <w:t xml:space="preserve">of</w:t>
+        </w:r>
+        <w:r>
+          <w:rPr>
+            <w:rStyle w:val="Hyperlink"/>
+          </w:rPr>
+          <w:t xml:space="preserve"> </w:t>
+        </w:r>
+        <w:r>
+          <w:rPr>
+            <w:rStyle w:val="Hyperlink"/>
+          </w:rPr>
+          <w:t xml:space="preserve">Children</w:t>
+        </w:r>
+        <w:r>
+          <w:rPr>
+            <w:rStyle w:val="Hyperlink"/>
+          </w:rPr>
+          <w:t xml:space="preserve">:</w:t>
+        </w:r>
+        <w:r>
+          <w:rPr>
+            <w:rStyle w:val="Hyperlink"/>
+          </w:rPr>
+          <w:t xml:space="preserve"> </w:t>
+        </w:r>
+        <w:r>
+          <w:rPr>
+            <w:rStyle w:val="Hyperlink"/>
+          </w:rPr>
+          <w:t xml:space="preserve">A Meta-analysis</w:t>
+        </w:r>
+        <w:r>
+          <w:rPr>
+            <w:rStyle w:val="Hyperlink"/>
+          </w:rPr>
+          <w:t xml:space="preserve"> </w:t>
+        </w:r>
+        <w:r>
+          <w:rPr>
+            <w:rStyle w:val="Hyperlink"/>
+          </w:rPr>
+          <w:t xml:space="preserve">of</w:t>
+        </w:r>
+        <w:r>
+          <w:rPr>
+            <w:rStyle w:val="Hyperlink"/>
+          </w:rPr>
+          <w:t xml:space="preserve"> </w:t>
+        </w:r>
+        <w:r>
+          <w:rPr>
+            <w:rStyle w:val="Hyperlink"/>
+          </w:rPr>
+          <w:t xml:space="preserve">Modern Studies</w:t>
+        </w:r>
+      </w:hyperlink>
+      <w:r>
+        <w:t xml:space="preserve">. JAMA. 1990 Feb;263(5):673.</w:t>
+      </w:r>
+      <w:r>
+        <w:t xml:space="preserve"> </w:t>
+      </w:r>
+    </w:p>
+    <w:bookmarkEnd w:id="74"/>
+    <w:bookmarkStart w:id="76" w:name="ref-bellinger1992LowLevelLeadExposure"/>
+    <w:p>
+      <w:pPr>
+        <w:pStyle w:val="Bibliography"/>
+      </w:pPr>
+      <w:r>
+        <w:t xml:space="preserve">15.</w:t>
+      </w:r>
+      <w:r>
+        <w:t xml:space="preserve"> </w:t>
+      </w:r>
+      <w:r>
+        <w:t xml:space="preserve">	</w:t>
+      </w:r>
+      <w:r>
+        <w:t xml:space="preserve">Bellinger DC, Stiles KM, Needleman HL.</w:t>
+      </w:r>
+      <w:r>
+        <w:t xml:space="preserve"> </w:t>
+      </w:r>
+      <w:hyperlink r:id="rId75">
+        <w:r>
+          <w:rPr>
+            <w:rStyle w:val="Hyperlink"/>
+          </w:rPr>
+          <w:t xml:space="preserve">Low-</w:t>
+        </w:r>
+        <w:r>
+          <w:rPr>
+            <w:rStyle w:val="Hyperlink"/>
+          </w:rPr>
+          <w:t xml:space="preserve">Level Lead Exposure</w:t>
+        </w:r>
+        <w:r>
+          <w:rPr>
+            <w:rStyle w:val="Hyperlink"/>
+          </w:rPr>
+          <w:t xml:space="preserve">,</w:t>
+        </w:r>
+        <w:r>
+          <w:rPr>
+            <w:rStyle w:val="Hyperlink"/>
+          </w:rPr>
+          <w:t xml:space="preserve"> </w:t>
+        </w:r>
+        <w:r>
+          <w:rPr>
+            <w:rStyle w:val="Hyperlink"/>
+          </w:rPr>
+          <w:t xml:space="preserve">Intelligence</w:t>
+        </w:r>
+        <w:r>
+          <w:rPr>
+            <w:rStyle w:val="Hyperlink"/>
+          </w:rPr>
+          <w:t xml:space="preserve"> </w:t>
+        </w:r>
+        <w:r>
+          <w:rPr>
+            <w:rStyle w:val="Hyperlink"/>
+          </w:rPr>
+          <w:t xml:space="preserve">and</w:t>
+        </w:r>
+        <w:r>
+          <w:rPr>
+            <w:rStyle w:val="Hyperlink"/>
+          </w:rPr>
+          <w:t xml:space="preserve"> </w:t>
+        </w:r>
+        <w:r>
+          <w:rPr>
+            <w:rStyle w:val="Hyperlink"/>
+          </w:rPr>
+          <w:t xml:space="preserve">Academic Achievement</w:t>
+        </w:r>
+        <w:r>
+          <w:rPr>
+            <w:rStyle w:val="Hyperlink"/>
+          </w:rPr>
+          <w:t xml:space="preserve">:</w:t>
+        </w:r>
+        <w:r>
+          <w:rPr>
+            <w:rStyle w:val="Hyperlink"/>
+          </w:rPr>
+          <w:t xml:space="preserve"> </w:t>
+        </w:r>
+        <w:r>
+          <w:rPr>
+            <w:rStyle w:val="Hyperlink"/>
+          </w:rPr>
+          <w:t xml:space="preserve">A Long-term Follow-up Study</w:t>
+        </w:r>
+      </w:hyperlink>
+      <w:r>
+        <w:t xml:space="preserve">. Pediatrics. 1992 Dec;90(6):855–61.</w:t>
+      </w:r>
+      <w:r>
+        <w:t xml:space="preserve"> </w:t>
+      </w:r>
+    </w:p>
+    <w:bookmarkEnd w:id="76"/>
+    <w:bookmarkStart w:id="78" w:name="X9a8bad0b78f43066cb333fdedcdcad5d7017900"/>
+    <w:p>
+      <w:pPr>
+        <w:pStyle w:val="Bibliography"/>
+      </w:pPr>
+      <w:r>
+        <w:t xml:space="preserve">16.</w:t>
+      </w:r>
+      <w:r>
+        <w:t xml:space="preserve"> </w:t>
+      </w:r>
+      <w:r>
+        <w:t xml:space="preserve">	</w:t>
+      </w:r>
+      <w:r>
+        <w:t xml:space="preserve">Lanphear BP, Hornung R, Khoury J, Yolton K, Baghurst P, Bellinger DC, et al.</w:t>
+      </w:r>
+      <w:r>
+        <w:t xml:space="preserve"> </w:t>
+      </w:r>
+      <w:hyperlink r:id="rId77">
+        <w:r>
+          <w:rPr>
+            <w:rStyle w:val="Hyperlink"/>
+          </w:rPr>
+          <w:t xml:space="preserve">Low-</w:t>
+        </w:r>
+        <w:r>
+          <w:rPr>
+            <w:rStyle w:val="Hyperlink"/>
+          </w:rPr>
+          <w:t xml:space="preserve">Level Environmental Lead Exposure</w:t>
+        </w:r>
+        <w:r>
+          <w:rPr>
+            <w:rStyle w:val="Hyperlink"/>
+          </w:rPr>
+          <w:t xml:space="preserve"> </w:t>
+        </w:r>
+        <w:r>
+          <w:rPr>
+            <w:rStyle w:val="Hyperlink"/>
+          </w:rPr>
+          <w:t xml:space="preserve">and</w:t>
+        </w:r>
+        <w:r>
+          <w:rPr>
+            <w:rStyle w:val="Hyperlink"/>
+          </w:rPr>
+          <w:t xml:space="preserve"> </w:t>
+        </w:r>
+        <w:r>
+          <w:rPr>
+            <w:rStyle w:val="Hyperlink"/>
+          </w:rPr>
+          <w:t xml:space="preserve">Children</w:t>
+        </w:r>
+        <w:r>
+          <w:rPr>
+            <w:rStyle w:val="Hyperlink"/>
+          </w:rPr>
+          <w:t xml:space="preserve">’s</w:t>
+        </w:r>
+        <w:r>
+          <w:rPr>
+            <w:rStyle w:val="Hyperlink"/>
+          </w:rPr>
+          <w:t xml:space="preserve"> </w:t>
+        </w:r>
+        <w:r>
+          <w:rPr>
+            <w:rStyle w:val="Hyperlink"/>
+          </w:rPr>
+          <w:t xml:space="preserve">Intellectual Function</w:t>
+        </w:r>
+        <w:r>
+          <w:rPr>
+            <w:rStyle w:val="Hyperlink"/>
+          </w:rPr>
+          <w:t xml:space="preserve">:</w:t>
+        </w:r>
+        <w:r>
+          <w:rPr>
+            <w:rStyle w:val="Hyperlink"/>
+          </w:rPr>
+          <w:t xml:space="preserve"> </w:t>
+        </w:r>
+        <w:r>
+          <w:rPr>
+            <w:rStyle w:val="Hyperlink"/>
+          </w:rPr>
+          <w:t xml:space="preserve">An International Pooled Analysis</w:t>
+        </w:r>
+      </w:hyperlink>
+      <w:r>
+        <w:t xml:space="preserve">. Environmental Health Perspectives. 2005;113(7):894–9.</w:t>
+      </w:r>
+      <w:r>
+        <w:t xml:space="preserve"> </w:t>
+      </w:r>
+    </w:p>
+    <w:bookmarkEnd w:id="78"/>
+    <w:bookmarkStart w:id="80" w:name="ref-larsen2023GlobalHealthBurden"/>
+    <w:p>
+      <w:pPr>
+        <w:pStyle w:val="Bibliography"/>
+      </w:pPr>
+      <w:r>
+        <w:t xml:space="preserve">17.</w:t>
+      </w:r>
+      <w:r>
+        <w:t xml:space="preserve"> </w:t>
+      </w:r>
+      <w:r>
+        <w:t xml:space="preserve">	</w:t>
+      </w:r>
+      <w:r>
         <w:t xml:space="preserve">Larsen B, Sánchez-Triana E.</w:t>
       </w:r>
       <w:r>
         <w:t xml:space="preserve"> </w:t>
       </w:r>
-      <w:hyperlink r:id="rId62">
+      <w:hyperlink r:id="rId79">
         <w:r>
           <w:rPr>
             <w:rStyle w:val="Hyperlink"/>
@@ -2604,14 +4646,14 @@
         <w:t xml:space="preserve"> </w:t>
       </w:r>
     </w:p>
-    <w:bookmarkEnd w:id="63"/>
-    <w:bookmarkStart w:id="65" w:name="X5615fc1cb9c455a90da75660348bda09fd0f967"/>
+    <w:bookmarkEnd w:id="80"/>
+    <w:bookmarkStart w:id="82" w:name="X5615fc1cb9c455a90da75660348bda09fd0f967"/>
     <w:p>
       <w:pPr>
         <w:pStyle w:val="Bibliography"/>
       </w:pPr>
       <w:r>
-        <w:t xml:space="preserve">15.</w:t>
+        <w:t xml:space="preserve">18.</w:t>
       </w:r>
       <w:r>
         <w:t xml:space="preserve"> </w:t>
@@ -2625,7 +4667,7 @@
       <w:r>
         <w:t xml:space="preserve"> </w:t>
       </w:r>
-      <w:hyperlink r:id="rId64">
+      <w:hyperlink r:id="rId81">
         <w:r>
           <w:rPr>
             <w:rStyle w:val="Hyperlink"/>
@@ -2700,14 +4742,14 @@
         <w:t xml:space="preserve"> </w:t>
       </w:r>
     </w:p>
-    <w:bookmarkEnd w:id="65"/>
-    <w:bookmarkStart w:id="67" w:name="Xa2086c2c3f6a9ac4b676f66b1cdbbd5efdb3b23"/>
+    <w:bookmarkEnd w:id="82"/>
+    <w:bookmarkStart w:id="84" w:name="ref-schwartz1994LowLevelLeadExposurea"/>
     <w:p>
       <w:pPr>
         <w:pStyle w:val="Bibliography"/>
       </w:pPr>
       <w:r>
-        <w:t xml:space="preserve">16.</w:t>
+        <w:t xml:space="preserve">19.</w:t>
       </w:r>
       <w:r>
         <w:t xml:space="preserve"> </w:t>
@@ -2716,12 +4758,170 @@
         <w:t xml:space="preserve">	</w:t>
       </w:r>
       <w:r>
+        <w:t xml:space="preserve">Schwartz J.</w:t>
+      </w:r>
+      <w:r>
+        <w:t xml:space="preserve"> </w:t>
+      </w:r>
+      <w:hyperlink r:id="rId83">
+        <w:r>
+          <w:rPr>
+            <w:rStyle w:val="Hyperlink"/>
+          </w:rPr>
+          <w:t xml:space="preserve">Low-</w:t>
+        </w:r>
+        <w:r>
+          <w:rPr>
+            <w:rStyle w:val="Hyperlink"/>
+          </w:rPr>
+          <w:t xml:space="preserve">Level Lead Exposure</w:t>
+        </w:r>
+        <w:r>
+          <w:rPr>
+            <w:rStyle w:val="Hyperlink"/>
+          </w:rPr>
+          <w:t xml:space="preserve"> </w:t>
+        </w:r>
+        <w:r>
+          <w:rPr>
+            <w:rStyle w:val="Hyperlink"/>
+          </w:rPr>
+          <w:t xml:space="preserve">and</w:t>
+        </w:r>
+        <w:r>
+          <w:rPr>
+            <w:rStyle w:val="Hyperlink"/>
+          </w:rPr>
+          <w:t xml:space="preserve"> </w:t>
+        </w:r>
+        <w:r>
+          <w:rPr>
+            <w:rStyle w:val="Hyperlink"/>
+          </w:rPr>
+          <w:t xml:space="preserve">Children</w:t>
+        </w:r>
+        <m:oMath>
+          <m:r>
+            <m:rPr>
+              <m:sty m:val="p"/>
+            </m:rPr>
+            <m:t>′</m:t>
+          </m:r>
+        </m:oMath>
+        <w:r>
+          <w:rPr>
+            <w:rStyle w:val="Hyperlink"/>
+          </w:rPr>
+          <w:t xml:space="preserve">s</w:t>
+        </w:r>
+        <w:r>
+          <w:rPr>
+            <w:rStyle w:val="Hyperlink"/>
+          </w:rPr>
+          <w:t xml:space="preserve"> </w:t>
+        </w:r>
+        <w:r>
+          <w:rPr>
+            <w:rStyle w:val="Hyperlink"/>
+          </w:rPr>
+          <w:t xml:space="preserve">IQ</w:t>
+        </w:r>
+        <w:r>
+          <w:rPr>
+            <w:rStyle w:val="Hyperlink"/>
+          </w:rPr>
+          <w:t xml:space="preserve">:</w:t>
+        </w:r>
+        <w:r>
+          <w:rPr>
+            <w:rStyle w:val="Hyperlink"/>
+          </w:rPr>
+          <w:t xml:space="preserve"> </w:t>
+        </w:r>
+        <w:r>
+          <w:rPr>
+            <w:rStyle w:val="Hyperlink"/>
+          </w:rPr>
+          <w:t xml:space="preserve">A Metaanalysis</w:t>
+        </w:r>
+        <w:r>
+          <w:rPr>
+            <w:rStyle w:val="Hyperlink"/>
+          </w:rPr>
+          <w:t xml:space="preserve"> </w:t>
+        </w:r>
+        <w:r>
+          <w:rPr>
+            <w:rStyle w:val="Hyperlink"/>
+          </w:rPr>
+          <w:t xml:space="preserve">and</w:t>
+        </w:r>
+        <w:r>
+          <w:rPr>
+            <w:rStyle w:val="Hyperlink"/>
+          </w:rPr>
+          <w:t xml:space="preserve"> </w:t>
+        </w:r>
+        <w:r>
+          <w:rPr>
+            <w:rStyle w:val="Hyperlink"/>
+          </w:rPr>
+          <w:t xml:space="preserve">Search</w:t>
+        </w:r>
+        <w:r>
+          <w:rPr>
+            <w:rStyle w:val="Hyperlink"/>
+          </w:rPr>
+          <w:t xml:space="preserve"> </w:t>
+        </w:r>
+        <w:r>
+          <w:rPr>
+            <w:rStyle w:val="Hyperlink"/>
+          </w:rPr>
+          <w:t xml:space="preserve">for a</w:t>
+        </w:r>
+        <w:r>
+          <w:rPr>
+            <w:rStyle w:val="Hyperlink"/>
+          </w:rPr>
+          <w:t xml:space="preserve"> </w:t>
+        </w:r>
+        <w:r>
+          <w:rPr>
+            <w:rStyle w:val="Hyperlink"/>
+          </w:rPr>
+          <w:t xml:space="preserve">Threshold</w:t>
+        </w:r>
+      </w:hyperlink>
+      <w:r>
+        <w:t xml:space="preserve">. Environmental Research. 1994 Apr;65(1):42–55.</w:t>
+      </w:r>
+      <w:r>
+        <w:t xml:space="preserve"> </w:t>
+      </w:r>
+    </w:p>
+    <w:bookmarkEnd w:id="84"/>
+    <w:bookmarkStart w:id="86" w:name="Xa2086c2c3f6a9ac4b676f66b1cdbbd5efdb3b23"/>
+    <w:p>
+      <w:pPr>
+        <w:pStyle w:val="Bibliography"/>
+      </w:pPr>
+      <w:r>
+        <w:t xml:space="preserve">20.</w:t>
+      </w:r>
+      <w:r>
+        <w:t xml:space="preserve"> </w:t>
+      </w:r>
+      <w:r>
+        <w:t xml:space="preserve">	</w:t>
+      </w:r>
+      <w:r>
         <w:t xml:space="preserve">Canfield RL, Henderson CR, Cory-Slechta DA, Cox C, Jusko TA, Lanphear BP.</w:t>
       </w:r>
       <w:r>
         <w:t xml:space="preserve"> </w:t>
       </w:r>
-      <w:hyperlink r:id="rId66">
+      <w:hyperlink r:id="rId85">
         <w:r>
           <w:rPr>
             <w:rStyle w:val="Hyperlink"/>
@@ -2837,14 +5037,14 @@
         <w:t xml:space="preserve"> </w:t>
       </w:r>
     </w:p>
-    <w:bookmarkEnd w:id="67"/>
-    <w:bookmarkStart w:id="69" w:name="X9a8bad0b78f43066cb333fdedcdcad5d7017900"/>
+    <w:bookmarkEnd w:id="86"/>
+    <w:bookmarkStart w:id="88" w:name="X93c1fc7f8e1220d02cbab90c02ac44248f2b23e"/>
     <w:p>
       <w:pPr>
         <w:pStyle w:val="Bibliography"/>
       </w:pPr>
       <w:r>
-        <w:t xml:space="preserve">17.</w:t>
+        <w:t xml:space="preserve">21.</w:t>
       </w:r>
       <w:r>
         <w:t xml:space="preserve"> </w:t>
@@ -2853,23 +5053,251 @@
         <w:t xml:space="preserve">	</w:t>
       </w:r>
       <w:r>
+        <w:t xml:space="preserve">Carrington C, Devleesschauwer B, Gibb HJ, Bolger PM.</w:t>
+      </w:r>
+      <w:r>
+        <w:t xml:space="preserve"> </w:t>
+      </w:r>
+      <w:hyperlink r:id="rId87">
+        <w:r>
+          <w:rPr>
+            <w:rStyle w:val="Hyperlink"/>
+          </w:rPr>
+          <w:t xml:space="preserve">Global burden of intellectual disability resulting from dietary exposure to lead, 2015</w:t>
+        </w:r>
+      </w:hyperlink>
+      <w:r>
+        <w:t xml:space="preserve">. Environmental Research. 2019;172:420–9.</w:t>
+      </w:r>
+      <w:r>
+        <w:t xml:space="preserve"> </w:t>
+      </w:r>
+    </w:p>
+    <w:bookmarkEnd w:id="88"/>
+    <w:bookmarkStart w:id="90" w:name="ref-figueroa2024LossCognitiveFunction"/>
+    <w:p>
+      <w:pPr>
+        <w:pStyle w:val="Bibliography"/>
+      </w:pPr>
+      <w:r>
+        <w:t xml:space="preserve">22.</w:t>
+      </w:r>
+      <w:r>
+        <w:t xml:space="preserve"> </w:t>
+      </w:r>
+      <w:r>
+        <w:t xml:space="preserve">	</w:t>
+      </w:r>
+      <w:r>
+        <w:t xml:space="preserve">Figueroa JL, Rodríguez-Atristain A, Bautista-Arredondo LF, Treviño CL, Martínez MR, Valdivia BT, et al.</w:t>
+      </w:r>
+      <w:r>
+        <w:t xml:space="preserve"> </w:t>
+      </w:r>
+      <w:hyperlink r:id="rId89">
+        <w:r>
+          <w:rPr>
+            <w:rStyle w:val="Hyperlink"/>
+          </w:rPr>
+          <w:t xml:space="preserve">Loss of cognitive function in</w:t>
+        </w:r>
+        <w:r>
+          <w:rPr>
+            <w:rStyle w:val="Hyperlink"/>
+          </w:rPr>
+          <w:t xml:space="preserve"> </w:t>
+        </w:r>
+        <w:r>
+          <w:rPr>
+            <w:rStyle w:val="Hyperlink"/>
+          </w:rPr>
+          <w:t xml:space="preserve">Mexican</w:t>
+        </w:r>
+        <w:r>
+          <w:rPr>
+            <w:rStyle w:val="Hyperlink"/>
+          </w:rPr>
+          <w:t xml:space="preserve"> </w:t>
+        </w:r>
+        <w:r>
+          <w:rPr>
+            <w:rStyle w:val="Hyperlink"/>
+          </w:rPr>
+          <w:t xml:space="preserve">children due to lead exposure and the associated economic costs</w:t>
+        </w:r>
+      </w:hyperlink>
+      <w:r>
+        <w:t xml:space="preserve">. Environmental Research. 2024 Dec;263:120013.</w:t>
+      </w:r>
+      <w:r>
+        <w:t xml:space="preserve"> </w:t>
+      </w:r>
+    </w:p>
+    <w:bookmarkEnd w:id="90"/>
+    <w:bookmarkStart w:id="92" w:name="ref-mcfarland2022HalfUSPopulation"/>
+    <w:p>
+      <w:pPr>
+        <w:pStyle w:val="Bibliography"/>
+      </w:pPr>
+      <w:r>
+        <w:t xml:space="preserve">23.</w:t>
+      </w:r>
+      <w:r>
+        <w:t xml:space="preserve"> </w:t>
+      </w:r>
+      <w:r>
+        <w:t xml:space="preserve">	</w:t>
+      </w:r>
+      <w:r>
+        <w:t xml:space="preserve">McFarland MJ, Hauer ME, Reuben A.</w:t>
+      </w:r>
+      <w:r>
+        <w:t xml:space="preserve"> </w:t>
+      </w:r>
+      <w:hyperlink r:id="rId91">
+        <w:r>
+          <w:rPr>
+            <w:rStyle w:val="Hyperlink"/>
+          </w:rPr>
+          <w:t xml:space="preserve">Half of</w:t>
+        </w:r>
+        <w:r>
+          <w:rPr>
+            <w:rStyle w:val="Hyperlink"/>
+          </w:rPr>
+          <w:t xml:space="preserve"> </w:t>
+        </w:r>
+        <w:r>
+          <w:rPr>
+            <w:rStyle w:val="Hyperlink"/>
+          </w:rPr>
+          <w:t xml:space="preserve">US</w:t>
+        </w:r>
+        <w:r>
+          <w:rPr>
+            <w:rStyle w:val="Hyperlink"/>
+          </w:rPr>
+          <w:t xml:space="preserve"> </w:t>
+        </w:r>
+        <w:r>
+          <w:rPr>
+            <w:rStyle w:val="Hyperlink"/>
+          </w:rPr>
+          <w:t xml:space="preserve">population exposed to adverse lead levels in early childhood</w:t>
+        </w:r>
+      </w:hyperlink>
+      <w:r>
+        <w:t xml:space="preserve">. Proc Natl Acad Sci USA. 2022 Mar;119(11):e2118631119.</w:t>
+      </w:r>
+      <w:r>
+        <w:t xml:space="preserve"> </w:t>
+      </w:r>
+    </w:p>
+    <w:bookmarkEnd w:id="92"/>
+    <w:bookmarkStart w:id="94" w:name="ref-crump2013StatisticalReevaluationData"/>
+    <w:p>
+      <w:pPr>
+        <w:pStyle w:val="Bibliography"/>
+      </w:pPr>
+      <w:r>
+        <w:t xml:space="preserve">24.</w:t>
+      </w:r>
+      <w:r>
+        <w:t xml:space="preserve"> </w:t>
+      </w:r>
+      <w:r>
+        <w:t xml:space="preserve">	</w:t>
+      </w:r>
+      <w:r>
+        <w:t xml:space="preserve">Crump KS, Van Landingham C, Bowers TS, Cahoy D, Chandalia JK.</w:t>
+      </w:r>
+      <w:r>
+        <w:t xml:space="preserve"> </w:t>
+      </w:r>
+      <w:hyperlink r:id="rId93">
+        <w:r>
+          <w:rPr>
+            <w:rStyle w:val="Hyperlink"/>
+          </w:rPr>
+          <w:t xml:space="preserve">A statistical reevaluation of the data used in the</w:t>
+        </w:r>
+        <w:r>
+          <w:rPr>
+            <w:rStyle w:val="Hyperlink"/>
+          </w:rPr>
+          <w:t xml:space="preserve"> </w:t>
+        </w:r>
+        <w:r>
+          <w:rPr>
+            <w:rStyle w:val="Hyperlink"/>
+          </w:rPr>
+          <w:t xml:space="preserve">Lanphear</w:t>
+        </w:r>
+        <w:r>
+          <w:rPr>
+            <w:rStyle w:val="Hyperlink"/>
+          </w:rPr>
+          <w:t xml:space="preserve"> </w:t>
+        </w:r>
+        <w:r>
+          <w:rPr>
+            <w:rStyle w:val="Hyperlink"/>
+          </w:rPr>
+          <w:t xml:space="preserve">et al. ( 2005 ) pooled-analysis that related low levels of blood lead to intellectual deficits in children</w:t>
+        </w:r>
+      </w:hyperlink>
+      <w:r>
+        <w:t xml:space="preserve">. Crit Rev Toxicol. 2013;43(9):785–99.</w:t>
+      </w:r>
+      <w:r>
+        <w:t xml:space="preserve"> </w:t>
+      </w:r>
+    </w:p>
+    <w:bookmarkEnd w:id="94"/>
+    <w:bookmarkStart w:id="96" w:name="X33f03e29791f20cdbbbbf0729c723b16e55ed16"/>
+    <w:p>
+      <w:pPr>
+        <w:pStyle w:val="Bibliography"/>
+      </w:pPr>
+      <w:r>
+        <w:t xml:space="preserve">25.</w:t>
+      </w:r>
+      <w:r>
+        <w:t xml:space="preserve"> </w:t>
+      </w:r>
+      <w:r>
+        <w:t xml:space="preserve">	</w:t>
+      </w:r>
+      <w:r>
         <w:t xml:space="preserve">Lanphear BP, Hornung R, Khoury J, Yolton K, Baghurst P, Bellinger DC, et al.</w:t>
       </w:r>
       <w:r>
         <w:t xml:space="preserve"> </w:t>
       </w:r>
-      <w:hyperlink r:id="rId68">
-        <w:r>
-          <w:rPr>
-            <w:rStyle w:val="Hyperlink"/>
-          </w:rPr>
-          <w:t xml:space="preserve">Low-</w:t>
-        </w:r>
-        <w:r>
-          <w:rPr>
-            <w:rStyle w:val="Hyperlink"/>
-          </w:rPr>
-          <w:t xml:space="preserve">Level Environmental Lead Exposure</w:t>
+      <w:hyperlink r:id="rId95">
+        <w:r>
+          <w:rPr>
+            <w:rStyle w:val="Hyperlink"/>
+          </w:rPr>
+          <w:t xml:space="preserve">Erratum:</w:t>
+        </w:r>
+        <w:r>
+          <w:rPr>
+            <w:rStyle w:val="Hyperlink"/>
+          </w:rPr>
+          <w:t xml:space="preserve"> </w:t>
+        </w:r>
+        <w:r>
+          <w:rPr>
+            <w:rStyle w:val="Hyperlink"/>
+          </w:rPr>
+          <w:t xml:space="preserve">“</w:t>
+        </w:r>
+        <w:r>
+          <w:rPr>
+            <w:rStyle w:val="Hyperlink"/>
+          </w:rPr>
+          <w:t xml:space="preserve">Low-Level Environmental Lead Exposure</w:t>
         </w:r>
         <w:r>
           <w:rPr>
@@ -2931,22 +5359,28 @@
           </w:rPr>
           <w:t xml:space="preserve">An International Pooled Analysis</w:t>
         </w:r>
+        <w:r>
+          <w:rPr>
+            <w:rStyle w:val="Hyperlink"/>
+          </w:rPr>
+          <w:t xml:space="preserve">”</w:t>
+        </w:r>
       </w:hyperlink>
       <w:r>
-        <w:t xml:space="preserve">. Environmental Health Perspectives. 2005;113(7):894–9.</w:t>
-      </w:r>
-      <w:r>
-        <w:t xml:space="preserve"> </w:t>
-      </w:r>
-    </w:p>
-    <w:bookmarkEnd w:id="69"/>
-    <w:bookmarkStart w:id="71" w:name="X93c1fc7f8e1220d02cbab90c02ac44248f2b23e"/>
+        <w:t xml:space="preserve">. Environ Health Perspect. 2019 Sep;127(9):099001.</w:t>
+      </w:r>
+      <w:r>
+        <w:t xml:space="preserve"> </w:t>
+      </w:r>
+    </w:p>
+    <w:bookmarkEnd w:id="96"/>
+    <w:bookmarkStart w:id="98" w:name="X99fa6bd9cd2521340285769f289a6c9d4bfe17b"/>
     <w:p>
       <w:pPr>
         <w:pStyle w:val="Bibliography"/>
       </w:pPr>
       <w:r>
-        <w:t xml:space="preserve">18.</w:t>
+        <w:t xml:space="preserve">26.</w:t>
       </w:r>
       <w:r>
         <w:t xml:space="preserve"> </w:t>
@@ -2955,34 +5389,94 @@
         <w:t xml:space="preserve">	</w:t>
       </w:r>
       <w:r>
-        <w:t xml:space="preserve">Carrington C, Devleesschauwer B, Gibb HJ, Bolger PM.</w:t>
-      </w:r>
-      <w:r>
-        <w:t xml:space="preserve"> </w:t>
-      </w:r>
-      <w:hyperlink r:id="rId70">
-        <w:r>
-          <w:rPr>
-            <w:rStyle w:val="Hyperlink"/>
-          </w:rPr>
-          <w:t xml:space="preserve">Global burden of intellectual disability resulting from dietary exposure to lead, 2015</w:t>
+        <w:t xml:space="preserve">Thompson B.</w:t>
+      </w:r>
+      <w:r>
+        <w:t xml:space="preserve"> </w:t>
+      </w:r>
+      <w:hyperlink r:id="rId97">
+        <w:r>
+          <w:rPr>
+            <w:rStyle w:val="Hyperlink"/>
+          </w:rPr>
+          <w:t xml:space="preserve">Stepwise</w:t>
+        </w:r>
+        <w:r>
+          <w:rPr>
+            <w:rStyle w:val="Hyperlink"/>
+          </w:rPr>
+          <w:t xml:space="preserve"> </w:t>
+        </w:r>
+        <w:r>
+          <w:rPr>
+            <w:rStyle w:val="Hyperlink"/>
+          </w:rPr>
+          <w:t xml:space="preserve">Regression</w:t>
+        </w:r>
+        <w:r>
+          <w:rPr>
+            <w:rStyle w:val="Hyperlink"/>
+          </w:rPr>
+          <w:t xml:space="preserve"> </w:t>
+        </w:r>
+        <w:r>
+          <w:rPr>
+            <w:rStyle w:val="Hyperlink"/>
+          </w:rPr>
+          <w:t xml:space="preserve">and</w:t>
+        </w:r>
+        <w:r>
+          <w:rPr>
+            <w:rStyle w:val="Hyperlink"/>
+          </w:rPr>
+          <w:t xml:space="preserve"> </w:t>
+        </w:r>
+        <w:r>
+          <w:rPr>
+            <w:rStyle w:val="Hyperlink"/>
+          </w:rPr>
+          <w:t xml:space="preserve">Stepwise Discriminant Analysis Need Not Apply</w:t>
+        </w:r>
+        <w:r>
+          <w:rPr>
+            <w:rStyle w:val="Hyperlink"/>
+          </w:rPr>
+          <w:t xml:space="preserve"> </w:t>
+        </w:r>
+        <w:r>
+          <w:rPr>
+            <w:rStyle w:val="Hyperlink"/>
+          </w:rPr>
+          <w:t xml:space="preserve">here:</w:t>
+        </w:r>
+        <w:r>
+          <w:rPr>
+            <w:rStyle w:val="Hyperlink"/>
+          </w:rPr>
+          <w:t xml:space="preserve"> </w:t>
+        </w:r>
+        <w:r>
+          <w:rPr>
+            <w:rStyle w:val="Hyperlink"/>
+          </w:rPr>
+          <w:t xml:space="preserve">A Guidelines Editorial</w:t>
         </w:r>
       </w:hyperlink>
       <w:r>
-        <w:t xml:space="preserve">. Environmental Research. 2019;172:420–9.</w:t>
-      </w:r>
-      <w:r>
-        <w:t xml:space="preserve"> </w:t>
-      </w:r>
-    </w:p>
-    <w:bookmarkEnd w:id="71"/>
-    <w:bookmarkStart w:id="73" w:name="ref-figueroa2024LossCognitiveFunction"/>
+        <w:t xml:space="preserve">. Educational and Psychological Measurement. 1995 Aug;55(4):525–34.</w:t>
+      </w:r>
+      <w:r>
+        <w:t xml:space="preserve"> </w:t>
+      </w:r>
+    </w:p>
+    <w:bookmarkEnd w:id="98"/>
+    <w:bookmarkStart w:id="100" w:name="Xec30ec7c912152a14c0f622040312567154bf15"/>
     <w:p>
       <w:pPr>
         <w:pStyle w:val="Bibliography"/>
       </w:pPr>
       <w:r>
-        <w:t xml:space="preserve">19.</w:t>
+        <w:t xml:space="preserve">27.</w:t>
       </w:r>
       <w:r>
         <w:t xml:space="preserve"> </w:t>
@@ -2991,58 +5485,169 @@
         <w:t xml:space="preserve">	</w:t>
       </w:r>
       <w:r>
-        <w:t xml:space="preserve">Figueroa JL, Rodríguez-Atristain A, Bautista-Arredondo LF, Treviño CL, Martínez MR, Valdivia BT, et al.</w:t>
-      </w:r>
-      <w:r>
-        <w:t xml:space="preserve"> </w:t>
-      </w:r>
-      <w:hyperlink r:id="rId72">
-        <w:r>
-          <w:rPr>
-            <w:rStyle w:val="Hyperlink"/>
-          </w:rPr>
-          <w:t xml:space="preserve">Loss of cognitive function in</w:t>
-        </w:r>
-        <w:r>
-          <w:rPr>
-            <w:rStyle w:val="Hyperlink"/>
-          </w:rPr>
-          <w:t xml:space="preserve"> </w:t>
-        </w:r>
-        <w:r>
-          <w:rPr>
-            <w:rStyle w:val="Hyperlink"/>
-          </w:rPr>
-          <w:t xml:space="preserve">Mexican</w:t>
-        </w:r>
-        <w:r>
-          <w:rPr>
-            <w:rStyle w:val="Hyperlink"/>
-          </w:rPr>
-          <w:t xml:space="preserve"> </w:t>
-        </w:r>
-        <w:r>
-          <w:rPr>
-            <w:rStyle w:val="Hyperlink"/>
-          </w:rPr>
-          <w:t xml:space="preserve">children due to lead exposure and the associated economic costs</w:t>
+        <w:t xml:space="preserve">Harrell FE.</w:t>
+      </w:r>
+      <w:r>
+        <w:t xml:space="preserve"> </w:t>
+      </w:r>
+      <w:hyperlink r:id="rId99">
+        <w:r>
+          <w:rPr>
+            <w:rStyle w:val="Hyperlink"/>
+          </w:rPr>
+          <w:t xml:space="preserve">Regression</w:t>
+        </w:r>
+        <w:r>
+          <w:rPr>
+            <w:rStyle w:val="Hyperlink"/>
+          </w:rPr>
+          <w:t xml:space="preserve"> </w:t>
+        </w:r>
+        <w:r>
+          <w:rPr>
+            <w:rStyle w:val="Hyperlink"/>
+          </w:rPr>
+          <w:t xml:space="preserve">Modeling Strategies</w:t>
+        </w:r>
+        <w:r>
+          <w:rPr>
+            <w:rStyle w:val="Hyperlink"/>
+          </w:rPr>
+          <w:t xml:space="preserve">:</w:t>
+        </w:r>
+        <w:r>
+          <w:rPr>
+            <w:rStyle w:val="Hyperlink"/>
+          </w:rPr>
+          <w:t xml:space="preserve"> </w:t>
+        </w:r>
+        <w:r>
+          <w:rPr>
+            <w:rStyle w:val="Hyperlink"/>
+          </w:rPr>
+          <w:t xml:space="preserve">With Applications</w:t>
+        </w:r>
+        <w:r>
+          <w:rPr>
+            <w:rStyle w:val="Hyperlink"/>
+          </w:rPr>
+          <w:t xml:space="preserve"> </w:t>
+        </w:r>
+        <w:r>
+          <w:rPr>
+            <w:rStyle w:val="Hyperlink"/>
+          </w:rPr>
+          <w:t xml:space="preserve">to</w:t>
+        </w:r>
+        <w:r>
+          <w:rPr>
+            <w:rStyle w:val="Hyperlink"/>
+          </w:rPr>
+          <w:t xml:space="preserve"> </w:t>
+        </w:r>
+        <w:r>
+          <w:rPr>
+            <w:rStyle w:val="Hyperlink"/>
+          </w:rPr>
+          <w:t xml:space="preserve">Linear Models</w:t>
+        </w:r>
+        <w:r>
+          <w:rPr>
+            <w:rStyle w:val="Hyperlink"/>
+          </w:rPr>
+          <w:t xml:space="preserve">,</w:t>
+        </w:r>
+        <w:r>
+          <w:rPr>
+            <w:rStyle w:val="Hyperlink"/>
+          </w:rPr>
+          <w:t xml:space="preserve"> </w:t>
+        </w:r>
+        <w:r>
+          <w:rPr>
+            <w:rStyle w:val="Hyperlink"/>
+          </w:rPr>
+          <w:t xml:space="preserve">Logistic</w:t>
+        </w:r>
+        <w:r>
+          <w:rPr>
+            <w:rStyle w:val="Hyperlink"/>
+          </w:rPr>
+          <w:t xml:space="preserve"> </w:t>
+        </w:r>
+        <w:r>
+          <w:rPr>
+            <w:rStyle w:val="Hyperlink"/>
+          </w:rPr>
+          <w:t xml:space="preserve">and</w:t>
+        </w:r>
+        <w:r>
+          <w:rPr>
+            <w:rStyle w:val="Hyperlink"/>
+          </w:rPr>
+          <w:t xml:space="preserve"> </w:t>
+        </w:r>
+        <w:r>
+          <w:rPr>
+            <w:rStyle w:val="Hyperlink"/>
+          </w:rPr>
+          <w:t xml:space="preserve">Ordinal Regression</w:t>
+        </w:r>
+        <w:r>
+          <w:rPr>
+            <w:rStyle w:val="Hyperlink"/>
+          </w:rPr>
+          <w:t xml:space="preserve">, and</w:t>
+        </w:r>
+        <w:r>
+          <w:rPr>
+            <w:rStyle w:val="Hyperlink"/>
+          </w:rPr>
+          <w:t xml:space="preserve"> </w:t>
+        </w:r>
+        <w:r>
+          <w:rPr>
+            <w:rStyle w:val="Hyperlink"/>
+          </w:rPr>
+          <w:t xml:space="preserve">Survival Analysis</w:t>
         </w:r>
       </w:hyperlink>
       <w:r>
-        <w:t xml:space="preserve">. Environmental Research. 2024 Dec;263:120013.</w:t>
-      </w:r>
-      <w:r>
-        <w:t xml:space="preserve"> </w:t>
-      </w:r>
-    </w:p>
-    <w:bookmarkEnd w:id="73"/>
-    <w:bookmarkStart w:id="75" w:name="ref-mcfarland2022HalfUSPopulation"/>
+        <w:t xml:space="preserve">. Cham: Springer International Publishing; 2015. (Springer</w:t>
+      </w:r>
+      <w:r>
+        <w:t xml:space="preserve"> </w:t>
+      </w:r>
+      <w:r>
+        <w:t xml:space="preserve">Series</w:t>
+      </w:r>
+      <w:r>
+        <w:t xml:space="preserve"> </w:t>
+      </w:r>
+      <w:r>
+        <w:t xml:space="preserve">in</w:t>
+      </w:r>
+      <w:r>
+        <w:t xml:space="preserve"> </w:t>
+      </w:r>
+      <w:r>
+        <w:t xml:space="preserve">Statistics</w:t>
+      </w:r>
+      <w:r>
+        <w:t xml:space="preserve">).</w:t>
+      </w:r>
+      <w:r>
+        <w:t xml:space="preserve"> </w:t>
+      </w:r>
+    </w:p>
+    <w:bookmarkEnd w:id="100"/>
+    <w:bookmarkStart w:id="102" w:name="ref-smith2018StepAwayStepwise"/>
     <w:p>
       <w:pPr>
         <w:pStyle w:val="Bibliography"/>
       </w:pPr>
       <w:r>
-        <w:t xml:space="preserve">20.</w:t>
+        <w:t xml:space="preserve">28.</w:t>
       </w:r>
       <w:r>
         <w:t xml:space="preserve"> </w:t>
@@ -3051,58 +5656,34 @@
         <w:t xml:space="preserve">	</w:t>
       </w:r>
       <w:r>
-        <w:t xml:space="preserve">McFarland MJ, Hauer ME, Reuben A.</w:t>
-      </w:r>
-      <w:r>
-        <w:t xml:space="preserve"> </w:t>
-      </w:r>
-      <w:hyperlink r:id="rId74">
-        <w:r>
-          <w:rPr>
-            <w:rStyle w:val="Hyperlink"/>
-          </w:rPr>
-          <w:t xml:space="preserve">Half of</w:t>
-        </w:r>
-        <w:r>
-          <w:rPr>
-            <w:rStyle w:val="Hyperlink"/>
-          </w:rPr>
-          <w:t xml:space="preserve"> </w:t>
-        </w:r>
-        <w:r>
-          <w:rPr>
-            <w:rStyle w:val="Hyperlink"/>
-          </w:rPr>
-          <w:t xml:space="preserve">US</w:t>
-        </w:r>
-        <w:r>
-          <w:rPr>
-            <w:rStyle w:val="Hyperlink"/>
-          </w:rPr>
-          <w:t xml:space="preserve"> </w:t>
-        </w:r>
-        <w:r>
-          <w:rPr>
-            <w:rStyle w:val="Hyperlink"/>
-          </w:rPr>
-          <w:t xml:space="preserve">population exposed to adverse lead levels in early childhood</w:t>
+        <w:t xml:space="preserve">Smith G.</w:t>
+      </w:r>
+      <w:r>
+        <w:t xml:space="preserve"> </w:t>
+      </w:r>
+      <w:hyperlink r:id="rId101">
+        <w:r>
+          <w:rPr>
+            <w:rStyle w:val="Hyperlink"/>
+          </w:rPr>
+          <w:t xml:space="preserve">Step away from stepwise</w:t>
         </w:r>
       </w:hyperlink>
       <w:r>
-        <w:t xml:space="preserve">. Proc Natl Acad Sci USA. 2022 Mar;119(11):e2118631119.</w:t>
-      </w:r>
-      <w:r>
-        <w:t xml:space="preserve"> </w:t>
-      </w:r>
-    </w:p>
-    <w:bookmarkEnd w:id="75"/>
-    <w:bookmarkStart w:id="77" w:name="X33f03e29791f20cdbbbbf0729c723b16e55ed16"/>
+        <w:t xml:space="preserve">. J Big Data. 2018 Dec;5(1):32.</w:t>
+      </w:r>
+      <w:r>
+        <w:t xml:space="preserve"> </w:t>
+      </w:r>
+    </w:p>
+    <w:bookmarkEnd w:id="102"/>
+    <w:bookmarkStart w:id="104" w:name="X035620408d1fb22c7ed381e74f0468c30df4612"/>
     <w:p>
       <w:pPr>
         <w:pStyle w:val="Bibliography"/>
       </w:pPr>
       <w:r>
-        <w:t xml:space="preserve">21.</w:t>
+        <w:t xml:space="preserve">29.</w:t>
       </w:r>
       <w:r>
         <w:t xml:space="preserve"> </w:t>
@@ -3111,35 +5692,332 @@
         <w:t xml:space="preserve">	</w:t>
       </w:r>
       <w:r>
-        <w:t xml:space="preserve">Lanphear BP, Hornung R, Khoury J, Yolton K, Baghurst P, Bellinger DC, et al.</w:t>
-      </w:r>
-      <w:r>
-        <w:t xml:space="preserve"> </w:t>
-      </w:r>
-      <w:hyperlink r:id="rId76">
-        <w:r>
-          <w:rPr>
-            <w:rStyle w:val="Hyperlink"/>
-          </w:rPr>
-          <w:t xml:space="preserve">Erratum:</w:t>
-        </w:r>
-        <w:r>
-          <w:rPr>
-            <w:rStyle w:val="Hyperlink"/>
-          </w:rPr>
-          <w:t xml:space="preserve"> </w:t>
-        </w:r>
-        <w:r>
-          <w:rPr>
-            <w:rStyle w:val="Hyperlink"/>
-          </w:rPr>
-          <w:t xml:space="preserve">“</w:t>
-        </w:r>
-        <w:r>
-          <w:rPr>
-            <w:rStyle w:val="Hyperlink"/>
-          </w:rPr>
-          <w:t xml:space="preserve">Low-Level Environmental Lead Exposure</w:t>
+        <w:t xml:space="preserve">Grant R, Di Tanna GL.</w:t>
+      </w:r>
+      <w:r>
+        <w:t xml:space="preserve"> </w:t>
+      </w:r>
+      <w:hyperlink r:id="rId103">
+        <w:r>
+          <w:rPr>
+            <w:rStyle w:val="Hyperlink"/>
+          </w:rPr>
+          <w:t xml:space="preserve">Bayesian</w:t>
+        </w:r>
+        <w:r>
+          <w:rPr>
+            <w:rStyle w:val="Hyperlink"/>
+          </w:rPr>
+          <w:t xml:space="preserve"> </w:t>
+        </w:r>
+        <w:r>
+          <w:rPr>
+            <w:rStyle w:val="Hyperlink"/>
+          </w:rPr>
+          <w:t xml:space="preserve">Meta-Analysis</w:t>
+        </w:r>
+        <w:r>
+          <w:rPr>
+            <w:rStyle w:val="Hyperlink"/>
+          </w:rPr>
+          <w:t xml:space="preserve">:</w:t>
+        </w:r>
+        <w:r>
+          <w:rPr>
+            <w:rStyle w:val="Hyperlink"/>
+          </w:rPr>
+          <w:t xml:space="preserve"> </w:t>
+        </w:r>
+        <w:r>
+          <w:rPr>
+            <w:rStyle w:val="Hyperlink"/>
+          </w:rPr>
+          <w:t xml:space="preserve">A Practical Introduction</w:t>
+        </w:r>
+      </w:hyperlink>
+      <w:r>
+        <w:t xml:space="preserve">. 1st ed. Boca Raton:</w:t>
+      </w:r>
+      <w:r>
+        <w:t xml:space="preserve"> </w:t>
+      </w:r>
+      <w:r>
+        <w:t xml:space="preserve">Chapman and Hall/CRC</w:t>
+      </w:r>
+      <w:r>
+        <w:t xml:space="preserve">; 2025.</w:t>
+      </w:r>
+      <w:r>
+        <w:t xml:space="preserve"> </w:t>
+      </w:r>
+    </w:p>
+    <w:bookmarkEnd w:id="104"/>
+    <w:bookmarkStart w:id="106" w:name="X837f91f784566061977da85c17a5755a81dedde"/>
+    <w:p>
+      <w:pPr>
+        <w:pStyle w:val="Bibliography"/>
+      </w:pPr>
+      <w:r>
+        <w:t xml:space="preserve">30.</w:t>
+      </w:r>
+      <w:r>
+        <w:t xml:space="preserve"> </w:t>
+      </w:r>
+      <w:r>
+        <w:t xml:space="preserve">	</w:t>
+      </w:r>
+      <w:r>
+        <w:t xml:space="preserve">Hoekstra R, Morey RD, Rouder JN, Wagenmakers EJ.</w:t>
+      </w:r>
+      <w:r>
+        <w:t xml:space="preserve"> </w:t>
+      </w:r>
+      <w:hyperlink r:id="rId105">
+        <w:r>
+          <w:rPr>
+            <w:rStyle w:val="Hyperlink"/>
+          </w:rPr>
+          <w:t xml:space="preserve">Robust misinterpretation of confidence intervals</w:t>
+        </w:r>
+      </w:hyperlink>
+      <w:r>
+        <w:t xml:space="preserve">. Psychon Bull Rev. 2014 Oct;21(5):1157–64.</w:t>
+      </w:r>
+      <w:r>
+        <w:t xml:space="preserve"> </w:t>
+      </w:r>
+    </w:p>
+    <w:bookmarkEnd w:id="106"/>
+    <w:bookmarkStart w:id="108" w:name="ref-page2021PRISMA2020Statement"/>
+    <w:p>
+      <w:pPr>
+        <w:pStyle w:val="Bibliography"/>
+      </w:pPr>
+      <w:r>
+        <w:t xml:space="preserve">31.</w:t>
+      </w:r>
+      <w:r>
+        <w:t xml:space="preserve"> </w:t>
+      </w:r>
+      <w:r>
+        <w:t xml:space="preserve">	</w:t>
+      </w:r>
+      <w:r>
+        <w:t xml:space="preserve">Page MJ, McKenzie JE, Bossuyt PM, Boutron I, Hoffmann TC, Mulrow CD, et al.</w:t>
+      </w:r>
+      <w:r>
+        <w:t xml:space="preserve"> </w:t>
+      </w:r>
+      <w:hyperlink r:id="rId107">
+        <w:r>
+          <w:rPr>
+            <w:rStyle w:val="Hyperlink"/>
+          </w:rPr>
+          <w:t xml:space="preserve">The</w:t>
+        </w:r>
+        <w:r>
+          <w:rPr>
+            <w:rStyle w:val="Hyperlink"/>
+          </w:rPr>
+          <w:t xml:space="preserve"> </w:t>
+        </w:r>
+        <w:r>
+          <w:rPr>
+            <w:rStyle w:val="Hyperlink"/>
+          </w:rPr>
+          <w:t xml:space="preserve">PRISMA</w:t>
+        </w:r>
+        <w:r>
+          <w:rPr>
+            <w:rStyle w:val="Hyperlink"/>
+          </w:rPr>
+          <w:t xml:space="preserve"> </w:t>
+        </w:r>
+        <w:r>
+          <w:rPr>
+            <w:rStyle w:val="Hyperlink"/>
+          </w:rPr>
+          <w:t xml:space="preserve">2020 statement: An updated guideline for reporting systematic reviews</w:t>
+        </w:r>
+      </w:hyperlink>
+      <w:r>
+        <w:t xml:space="preserve">. BMJ. 2021 Mar;n71.</w:t>
+      </w:r>
+      <w:r>
+        <w:t xml:space="preserve"> </w:t>
+      </w:r>
+    </w:p>
+    <w:bookmarkEnd w:id="108"/>
+    <w:bookmarkStart w:id="110" w:name="X5cae6442bbe0e1f5d8df6cd5008aab2dbfb65a6"/>
+    <w:p>
+      <w:pPr>
+        <w:pStyle w:val="Bibliography"/>
+      </w:pPr>
+      <w:r>
+        <w:t xml:space="preserve">32.</w:t>
+      </w:r>
+      <w:r>
+        <w:t xml:space="preserve"> </w:t>
+      </w:r>
+      <w:r>
+        <w:t xml:space="preserve">	</w:t>
+      </w:r>
+      <w:r>
+        <w:t xml:space="preserve">Kruschke JK.</w:t>
+      </w:r>
+      <w:r>
+        <w:t xml:space="preserve"> </w:t>
+      </w:r>
+      <w:hyperlink r:id="rId109">
+        <w:r>
+          <w:rPr>
+            <w:rStyle w:val="Hyperlink"/>
+          </w:rPr>
+          <w:t xml:space="preserve">Bayesian</w:t>
+        </w:r>
+        <w:r>
+          <w:rPr>
+            <w:rStyle w:val="Hyperlink"/>
+          </w:rPr>
+          <w:t xml:space="preserve"> </w:t>
+        </w:r>
+        <w:r>
+          <w:rPr>
+            <w:rStyle w:val="Hyperlink"/>
+          </w:rPr>
+          <w:t xml:space="preserve">Analysis Reporting Guidelines</w:t>
+        </w:r>
+      </w:hyperlink>
+      <w:r>
+        <w:t xml:space="preserve">. Nat Hum Behav. 2021 Aug;5(10):1282–91.</w:t>
+      </w:r>
+      <w:r>
+        <w:t xml:space="preserve"> </w:t>
+      </w:r>
+    </w:p>
+    <w:bookmarkEnd w:id="110"/>
+    <w:bookmarkStart w:id="112" w:name="ref-plate2024DevelopmentToolRapid"/>
+    <w:p>
+      <w:pPr>
+        <w:pStyle w:val="Bibliography"/>
+      </w:pPr>
+      <w:r>
+        <w:t xml:space="preserve">33.</w:t>
+      </w:r>
+      <w:r>
+        <w:t xml:space="preserve"> </w:t>
+      </w:r>
+      <w:r>
+        <w:t xml:space="preserve">	</w:t>
+      </w:r>
+      <w:r>
+        <w:t xml:space="preserve">Plate K, Knüppel S, Hornbacher A, Greiner M, Müller-Graf C.</w:t>
+      </w:r>
+      <w:r>
+        <w:t xml:space="preserve"> </w:t>
+      </w:r>
+      <w:hyperlink r:id="rId111">
+        <w:r>
+          <w:rPr>
+            <w:rStyle w:val="Hyperlink"/>
+          </w:rPr>
+          <w:t xml:space="preserve">Development of a tool for rapid assessment of the evidence of human observational epidemiological studies with focus on risk of bias in the context of public health and risk assessment</w:t>
+        </w:r>
+      </w:hyperlink>
+      <w:r>
+        <w:t xml:space="preserve">. EFS3. 2024 Jul;21(7).</w:t>
+      </w:r>
+      <w:r>
+        <w:t xml:space="preserve"> </w:t>
+      </w:r>
+    </w:p>
+    <w:bookmarkEnd w:id="112"/>
+    <w:bookmarkStart w:id="114" w:name="ref-halabicky2023LowLevelLead"/>
+    <w:p>
+      <w:pPr>
+        <w:pStyle w:val="Bibliography"/>
+      </w:pPr>
+      <w:r>
+        <w:t xml:space="preserve">34.</w:t>
+      </w:r>
+      <w:r>
+        <w:t xml:space="preserve"> </w:t>
+      </w:r>
+      <w:r>
+        <w:t xml:space="preserve">	</w:t>
+      </w:r>
+      <w:r>
+        <w:t xml:space="preserve">Halabicky OM, Pinto-Martin JA, Compton P, Liu J.</w:t>
+      </w:r>
+      <w:r>
+        <w:t xml:space="preserve"> </w:t>
+      </w:r>
+      <w:hyperlink r:id="rId113">
+        <w:r>
+          <w:rPr>
+            <w:rStyle w:val="Hyperlink"/>
+          </w:rPr>
+          <w:t xml:space="preserve">Low level lead exposure in early childhood and parental education on adolescent</w:t>
+        </w:r>
+        <w:r>
+          <w:rPr>
+            <w:rStyle w:val="Hyperlink"/>
+          </w:rPr>
+          <w:t xml:space="preserve"> </w:t>
+        </w:r>
+        <w:r>
+          <w:rPr>
+            <w:rStyle w:val="Hyperlink"/>
+          </w:rPr>
+          <w:t xml:space="preserve">IQ</w:t>
+        </w:r>
+        <w:r>
+          <w:rPr>
+            <w:rStyle w:val="Hyperlink"/>
+          </w:rPr>
+          <w:t xml:space="preserve"> </w:t>
+        </w:r>
+        <w:r>
+          <w:rPr>
+            <w:rStyle w:val="Hyperlink"/>
+          </w:rPr>
+          <w:t xml:space="preserve">and working memory: A cohort study</w:t>
+        </w:r>
+      </w:hyperlink>
+      <w:r>
+        <w:t xml:space="preserve">. Journal of Exposure Science &amp; Environmental Epidemiology. 2023;33(2):168–76.</w:t>
+      </w:r>
+      <w:r>
+        <w:t xml:space="preserve"> </w:t>
+      </w:r>
+    </w:p>
+    <w:bookmarkEnd w:id="114"/>
+    <w:bookmarkStart w:id="116" w:name="ref-chen2005IQBloodLead"/>
+    <w:p>
+      <w:pPr>
+        <w:pStyle w:val="Bibliography"/>
+      </w:pPr>
+      <w:r>
+        <w:t xml:space="preserve">35.</w:t>
+      </w:r>
+      <w:r>
+        <w:t xml:space="preserve"> </w:t>
+      </w:r>
+      <w:r>
+        <w:t xml:space="preserve">	</w:t>
+      </w:r>
+      <w:r>
+        <w:t xml:space="preserve">Chen A, Dietrich KN, Ware JH, Radcliffe J, Rogan WJ.</w:t>
+      </w:r>
+      <w:r>
+        <w:t xml:space="preserve"> </w:t>
+      </w:r>
+      <w:hyperlink r:id="rId115">
+        <w:r>
+          <w:rPr>
+            <w:rStyle w:val="Hyperlink"/>
+          </w:rPr>
+          <w:t xml:space="preserve">IQ</w:t>
         </w:r>
         <w:r>
           <w:rPr>
@@ -3163,66 +6041,306 @@
           <w:rPr>
             <w:rStyle w:val="Hyperlink"/>
           </w:rPr>
+          <w:t xml:space="preserve">Blood Lead</w:t>
+        </w:r>
+        <w:r>
+          <w:rPr>
+            <w:rStyle w:val="Hyperlink"/>
+          </w:rPr>
+          <w:t xml:space="preserve"> </w:t>
+        </w:r>
+        <w:r>
+          <w:rPr>
+            <w:rStyle w:val="Hyperlink"/>
+          </w:rPr>
+          <w:t xml:space="preserve">from 2 to 7</w:t>
+        </w:r>
+        <w:r>
+          <w:rPr>
+            <w:rStyle w:val="Hyperlink"/>
+          </w:rPr>
+          <w:t xml:space="preserve"> </w:t>
+        </w:r>
+        <w:r>
+          <w:rPr>
+            <w:rStyle w:val="Hyperlink"/>
+          </w:rPr>
+          <w:t xml:space="preserve">Years</w:t>
+        </w:r>
+        <w:r>
+          <w:rPr>
+            <w:rStyle w:val="Hyperlink"/>
+          </w:rPr>
+          <w:t xml:space="preserve"> </w:t>
+        </w:r>
+        <w:r>
+          <w:rPr>
+            <w:rStyle w:val="Hyperlink"/>
+          </w:rPr>
+          <w:t xml:space="preserve">of</w:t>
+        </w:r>
+        <w:r>
+          <w:rPr>
+            <w:rStyle w:val="Hyperlink"/>
+          </w:rPr>
+          <w:t xml:space="preserve"> </w:t>
+        </w:r>
+        <w:r>
+          <w:rPr>
+            <w:rStyle w:val="Hyperlink"/>
+          </w:rPr>
+          <w:t xml:space="preserve">Age</w:t>
+        </w:r>
+        <w:r>
+          <w:rPr>
+            <w:rStyle w:val="Hyperlink"/>
+          </w:rPr>
+          <w:t xml:space="preserve">:</w:t>
+        </w:r>
+        <w:r>
+          <w:rPr>
+            <w:rStyle w:val="Hyperlink"/>
+          </w:rPr>
+          <w:t xml:space="preserve"> </w:t>
+        </w:r>
+        <w:r>
+          <w:rPr>
+            <w:rStyle w:val="Hyperlink"/>
+          </w:rPr>
+          <w:t xml:space="preserve">Are</w:t>
+        </w:r>
+        <w:r>
+          <w:rPr>
+            <w:rStyle w:val="Hyperlink"/>
+          </w:rPr>
+          <w:t xml:space="preserve"> </w:t>
+        </w:r>
+        <w:r>
+          <w:rPr>
+            <w:rStyle w:val="Hyperlink"/>
+          </w:rPr>
+          <w:t xml:space="preserve">the</w:t>
+        </w:r>
+        <w:r>
+          <w:rPr>
+            <w:rStyle w:val="Hyperlink"/>
+          </w:rPr>
+          <w:t xml:space="preserve"> </w:t>
+        </w:r>
+        <w:r>
+          <w:rPr>
+            <w:rStyle w:val="Hyperlink"/>
+          </w:rPr>
+          <w:t xml:space="preserve">Effects</w:t>
+        </w:r>
+        <w:r>
+          <w:rPr>
+            <w:rStyle w:val="Hyperlink"/>
+          </w:rPr>
+          <w:t xml:space="preserve"> </w:t>
+        </w:r>
+        <w:r>
+          <w:rPr>
+            <w:rStyle w:val="Hyperlink"/>
+          </w:rPr>
+          <w:t xml:space="preserve">in</w:t>
+        </w:r>
+        <w:r>
+          <w:rPr>
+            <w:rStyle w:val="Hyperlink"/>
+          </w:rPr>
+          <w:t xml:space="preserve"> </w:t>
+        </w:r>
+        <w:r>
+          <w:rPr>
+            <w:rStyle w:val="Hyperlink"/>
+          </w:rPr>
+          <w:t xml:space="preserve">Older Children</w:t>
+        </w:r>
+        <w:r>
+          <w:rPr>
+            <w:rStyle w:val="Hyperlink"/>
+          </w:rPr>
+          <w:t xml:space="preserve"> </w:t>
+        </w:r>
+        <w:r>
+          <w:rPr>
+            <w:rStyle w:val="Hyperlink"/>
+          </w:rPr>
+          <w:t xml:space="preserve">the</w:t>
+        </w:r>
+        <w:r>
+          <w:rPr>
+            <w:rStyle w:val="Hyperlink"/>
+          </w:rPr>
+          <w:t xml:space="preserve"> </w:t>
+        </w:r>
+        <w:r>
+          <w:rPr>
+            <w:rStyle w:val="Hyperlink"/>
+          </w:rPr>
+          <w:t xml:space="preserve">Residual</w:t>
+        </w:r>
+        <w:r>
+          <w:rPr>
+            <w:rStyle w:val="Hyperlink"/>
+          </w:rPr>
+          <w:t xml:space="preserve"> </w:t>
+        </w:r>
+        <w:r>
+          <w:rPr>
+            <w:rStyle w:val="Hyperlink"/>
+          </w:rPr>
+          <w:t xml:space="preserve">of</w:t>
+        </w:r>
+        <w:r>
+          <w:rPr>
+            <w:rStyle w:val="Hyperlink"/>
+          </w:rPr>
+          <w:t xml:space="preserve"> </w:t>
+        </w:r>
+        <w:r>
+          <w:rPr>
+            <w:rStyle w:val="Hyperlink"/>
+          </w:rPr>
+          <w:t xml:space="preserve">High Blood Lead Concentrations</w:t>
+        </w:r>
+        <w:r>
+          <w:rPr>
+            <w:rStyle w:val="Hyperlink"/>
+          </w:rPr>
+          <w:t xml:space="preserve"> </w:t>
+        </w:r>
+        <w:r>
+          <w:rPr>
+            <w:rStyle w:val="Hyperlink"/>
+          </w:rPr>
+          <w:t xml:space="preserve">in 2-</w:t>
+        </w:r>
+        <w:r>
+          <w:rPr>
+            <w:rStyle w:val="Hyperlink"/>
+          </w:rPr>
+          <w:t xml:space="preserve">Year-Olds</w:t>
+        </w:r>
+        <w:r>
+          <w:rPr>
+            <w:rStyle w:val="Hyperlink"/>
+          </w:rPr>
+          <w:t xml:space="preserve">?</w:t>
+        </w:r>
+      </w:hyperlink>
+      <w:r>
+        <w:t xml:space="preserve"> Environmental Health Perspectives. 2005;113(5):597–601.</w:t>
+      </w:r>
+      <w:r>
+        <w:t xml:space="preserve"> </w:t>
+      </w:r>
+    </w:p>
+    <w:bookmarkEnd w:id="116"/>
+    <w:bookmarkStart w:id="118" w:name="Xcf7993c3f58afaabaf73be6238c67f4f63053d9"/>
+    <w:p>
+      <w:pPr>
+        <w:pStyle w:val="Bibliography"/>
+      </w:pPr>
+      <w:r>
+        <w:t xml:space="preserve">36.</w:t>
+      </w:r>
+      <w:r>
+        <w:t xml:space="preserve"> </w:t>
+      </w:r>
+      <w:r>
+        <w:t xml:space="preserve">	</w:t>
+      </w:r>
+      <w:r>
+        <w:t xml:space="preserve">Schnaas L, Rothenberg Stephen J, Flores MF, Martinez S, Hernandez C, Osorio E, et al.</w:t>
+      </w:r>
+      <w:r>
+        <w:t xml:space="preserve"> </w:t>
+      </w:r>
+      <w:hyperlink r:id="rId117">
+        <w:r>
+          <w:rPr>
+            <w:rStyle w:val="Hyperlink"/>
+          </w:rPr>
+          <w:t xml:space="preserve">Reduced</w:t>
+        </w:r>
+        <w:r>
+          <w:rPr>
+            <w:rStyle w:val="Hyperlink"/>
+          </w:rPr>
+          <w:t xml:space="preserve"> </w:t>
+        </w:r>
+        <w:r>
+          <w:rPr>
+            <w:rStyle w:val="Hyperlink"/>
+          </w:rPr>
+          <w:t xml:space="preserve">Intellectual Development</w:t>
+        </w:r>
+        <w:r>
+          <w:rPr>
+            <w:rStyle w:val="Hyperlink"/>
+          </w:rPr>
+          <w:t xml:space="preserve"> </w:t>
+        </w:r>
+        <w:r>
+          <w:rPr>
+            <w:rStyle w:val="Hyperlink"/>
+          </w:rPr>
+          <w:t xml:space="preserve">in</w:t>
+        </w:r>
+        <w:r>
+          <w:rPr>
+            <w:rStyle w:val="Hyperlink"/>
+          </w:rPr>
+          <w:t xml:space="preserve"> </w:t>
+        </w:r>
+        <w:r>
+          <w:rPr>
+            <w:rStyle w:val="Hyperlink"/>
+          </w:rPr>
           <w:t xml:space="preserve">Children</w:t>
         </w:r>
         <w:r>
           <w:rPr>
             <w:rStyle w:val="Hyperlink"/>
           </w:rPr>
-          <w:t xml:space="preserve">’s</w:t>
-        </w:r>
-        <w:r>
-          <w:rPr>
-            <w:rStyle w:val="Hyperlink"/>
-          </w:rPr>
-          <w:t xml:space="preserve"> </w:t>
-        </w:r>
-        <w:r>
-          <w:rPr>
-            <w:rStyle w:val="Hyperlink"/>
-          </w:rPr>
-          <w:t xml:space="preserve">Intellectual Function</w:t>
-        </w:r>
-        <w:r>
-          <w:rPr>
-            <w:rStyle w:val="Hyperlink"/>
-          </w:rPr>
-          <w:t xml:space="preserve">:</w:t>
-        </w:r>
-        <w:r>
-          <w:rPr>
-            <w:rStyle w:val="Hyperlink"/>
-          </w:rPr>
-          <w:t xml:space="preserve"> </w:t>
-        </w:r>
-        <w:r>
-          <w:rPr>
-            <w:rStyle w:val="Hyperlink"/>
-          </w:rPr>
-          <w:t xml:space="preserve">An International Pooled Analysis</w:t>
-        </w:r>
-        <w:r>
-          <w:rPr>
-            <w:rStyle w:val="Hyperlink"/>
-          </w:rPr>
-          <w:t xml:space="preserve">”</w:t>
+          <w:t xml:space="preserve"> </w:t>
+        </w:r>
+        <w:r>
+          <w:rPr>
+            <w:rStyle w:val="Hyperlink"/>
+          </w:rPr>
+          <w:t xml:space="preserve">with</w:t>
+        </w:r>
+        <w:r>
+          <w:rPr>
+            <w:rStyle w:val="Hyperlink"/>
+          </w:rPr>
+          <w:t xml:space="preserve"> </w:t>
+        </w:r>
+        <w:r>
+          <w:rPr>
+            <w:rStyle w:val="Hyperlink"/>
+          </w:rPr>
+          <w:t xml:space="preserve">Prenatal Lead Exposure</w:t>
         </w:r>
       </w:hyperlink>
       <w:r>
-        <w:t xml:space="preserve">. Environ Health Perspect. 2019 Sep;127(9):099001.</w:t>
-      </w:r>
-      <w:r>
-        <w:t xml:space="preserve"> </w:t>
-      </w:r>
-    </w:p>
-    <w:bookmarkEnd w:id="77"/>
-    <w:bookmarkStart w:id="79" w:name="X99fa6bd9cd2521340285769f289a6c9d4bfe17b"/>
+        <w:t xml:space="preserve">. Environmental Health Perspectives. 2006;114(5):791–7.</w:t>
+      </w:r>
+      <w:r>
+        <w:t xml:space="preserve"> </w:t>
+      </w:r>
+    </w:p>
+    <w:bookmarkEnd w:id="118"/>
+    <w:bookmarkStart w:id="120" w:name="X8e5230fc5b64bf627de98b910f1e221b6fea14c"/>
     <w:p>
       <w:pPr>
         <w:pStyle w:val="Bibliography"/>
       </w:pPr>
       <w:r>
-        <w:t xml:space="preserve">22.</w:t>
+        <w:t xml:space="preserve">37.</w:t>
       </w:r>
       <w:r>
         <w:t xml:space="preserve"> </w:t>
@@ -3231,94 +6349,34 @@
         <w:t xml:space="preserve">	</w:t>
       </w:r>
       <w:r>
-        <w:t xml:space="preserve">Thompson B.</w:t>
-      </w:r>
-      <w:r>
-        <w:t xml:space="preserve"> </w:t>
-      </w:r>
-      <w:hyperlink r:id="rId78">
-        <w:r>
-          <w:rPr>
-            <w:rStyle w:val="Hyperlink"/>
-          </w:rPr>
-          <w:t xml:space="preserve">Stepwise</w:t>
-        </w:r>
-        <w:r>
-          <w:rPr>
-            <w:rStyle w:val="Hyperlink"/>
-          </w:rPr>
-          <w:t xml:space="preserve"> </w:t>
-        </w:r>
-        <w:r>
-          <w:rPr>
-            <w:rStyle w:val="Hyperlink"/>
-          </w:rPr>
-          <w:t xml:space="preserve">Regression</w:t>
-        </w:r>
-        <w:r>
-          <w:rPr>
-            <w:rStyle w:val="Hyperlink"/>
-          </w:rPr>
-          <w:t xml:space="preserve"> </w:t>
-        </w:r>
-        <w:r>
-          <w:rPr>
-            <w:rStyle w:val="Hyperlink"/>
-          </w:rPr>
-          <w:t xml:space="preserve">and</w:t>
-        </w:r>
-        <w:r>
-          <w:rPr>
-            <w:rStyle w:val="Hyperlink"/>
-          </w:rPr>
-          <w:t xml:space="preserve"> </w:t>
-        </w:r>
-        <w:r>
-          <w:rPr>
-            <w:rStyle w:val="Hyperlink"/>
-          </w:rPr>
-          <w:t xml:space="preserve">Stepwise Discriminant Analysis Need Not Apply</w:t>
-        </w:r>
-        <w:r>
-          <w:rPr>
-            <w:rStyle w:val="Hyperlink"/>
-          </w:rPr>
-          <w:t xml:space="preserve"> </w:t>
-        </w:r>
-        <w:r>
-          <w:rPr>
-            <w:rStyle w:val="Hyperlink"/>
-          </w:rPr>
-          <w:t xml:space="preserve">here:</w:t>
-        </w:r>
-        <w:r>
-          <w:rPr>
-            <w:rStyle w:val="Hyperlink"/>
-          </w:rPr>
-          <w:t xml:space="preserve"> </w:t>
-        </w:r>
-        <w:r>
-          <w:rPr>
-            <w:rStyle w:val="Hyperlink"/>
-          </w:rPr>
-          <w:t xml:space="preserve">A Guidelines Editorial</w:t>
+        <w:t xml:space="preserve">Rodríguez-Barranco M, Tobías A, Redondo D, Molina-Portillo E, Sánchez MJ.</w:t>
+      </w:r>
+      <w:r>
+        <w:t xml:space="preserve"> </w:t>
+      </w:r>
+      <w:hyperlink r:id="rId119">
+        <w:r>
+          <w:rPr>
+            <w:rStyle w:val="Hyperlink"/>
+          </w:rPr>
+          <w:t xml:space="preserve">Standardizing effect size from linear regression models with log-transformed variables for meta-analysis</w:t>
         </w:r>
       </w:hyperlink>
       <w:r>
-        <w:t xml:space="preserve">. Educational and Psychological Measurement. 1995 Aug;55(4):525–34.</w:t>
-      </w:r>
-      <w:r>
-        <w:t xml:space="preserve"> </w:t>
-      </w:r>
-    </w:p>
-    <w:bookmarkEnd w:id="79"/>
-    <w:bookmarkStart w:id="81" w:name="Xec30ec7c912152a14c0f622040312567154bf15"/>
+        <w:t xml:space="preserve">. BMC Med Res Methodol. 2017 Dec;17(1):44.</w:t>
+      </w:r>
+      <w:r>
+        <w:t xml:space="preserve"> </w:t>
+      </w:r>
+    </w:p>
+    <w:bookmarkEnd w:id="120"/>
+    <w:bookmarkStart w:id="121" w:name="X4bd034c52731e178b4de125c2c778bdc533803c"/>
     <w:p>
       <w:pPr>
         <w:pStyle w:val="Bibliography"/>
       </w:pPr>
       <w:r>
-        <w:t xml:space="preserve">23.</w:t>
+        <w:t xml:space="preserve">38.</w:t>
       </w:r>
       <w:r>
         <w:t xml:space="preserve"> </w:t>
@@ -3327,749 +6385,126 @@
         <w:t xml:space="preserve">	</w:t>
       </w:r>
       <w:r>
-        <w:t xml:space="preserve">Harrell FE.</w:t>
-      </w:r>
-      <w:r>
-        <w:t xml:space="preserve"> </w:t>
-      </w:r>
-      <w:hyperlink r:id="rId80">
-        <w:r>
-          <w:rPr>
-            <w:rStyle w:val="Hyperlink"/>
-          </w:rPr>
-          <w:t xml:space="preserve">Regression</w:t>
-        </w:r>
-        <w:r>
-          <w:rPr>
-            <w:rStyle w:val="Hyperlink"/>
-          </w:rPr>
-          <w:t xml:space="preserve"> </w:t>
-        </w:r>
-        <w:r>
-          <w:rPr>
-            <w:rStyle w:val="Hyperlink"/>
-          </w:rPr>
-          <w:t xml:space="preserve">Modeling Strategies</w:t>
-        </w:r>
-        <w:r>
-          <w:rPr>
-            <w:rStyle w:val="Hyperlink"/>
-          </w:rPr>
-          <w:t xml:space="preserve">:</w:t>
-        </w:r>
-        <w:r>
-          <w:rPr>
-            <w:rStyle w:val="Hyperlink"/>
-          </w:rPr>
-          <w:t xml:space="preserve"> </w:t>
-        </w:r>
-        <w:r>
-          <w:rPr>
-            <w:rStyle w:val="Hyperlink"/>
-          </w:rPr>
-          <w:t xml:space="preserve">With Applications</w:t>
-        </w:r>
-        <w:r>
-          <w:rPr>
-            <w:rStyle w:val="Hyperlink"/>
-          </w:rPr>
-          <w:t xml:space="preserve"> </w:t>
-        </w:r>
-        <w:r>
-          <w:rPr>
-            <w:rStyle w:val="Hyperlink"/>
-          </w:rPr>
-          <w:t xml:space="preserve">to</w:t>
-        </w:r>
-        <w:r>
-          <w:rPr>
-            <w:rStyle w:val="Hyperlink"/>
-          </w:rPr>
-          <w:t xml:space="preserve"> </w:t>
-        </w:r>
-        <w:r>
-          <w:rPr>
-            <w:rStyle w:val="Hyperlink"/>
-          </w:rPr>
-          <w:t xml:space="preserve">Linear Models</w:t>
-        </w:r>
-        <w:r>
-          <w:rPr>
-            <w:rStyle w:val="Hyperlink"/>
-          </w:rPr>
-          <w:t xml:space="preserve">,</w:t>
-        </w:r>
-        <w:r>
-          <w:rPr>
-            <w:rStyle w:val="Hyperlink"/>
-          </w:rPr>
-          <w:t xml:space="preserve"> </w:t>
-        </w:r>
-        <w:r>
-          <w:rPr>
-            <w:rStyle w:val="Hyperlink"/>
-          </w:rPr>
-          <w:t xml:space="preserve">Logistic</w:t>
-        </w:r>
-        <w:r>
-          <w:rPr>
-            <w:rStyle w:val="Hyperlink"/>
-          </w:rPr>
-          <w:t xml:space="preserve"> </w:t>
-        </w:r>
-        <w:r>
-          <w:rPr>
-            <w:rStyle w:val="Hyperlink"/>
-          </w:rPr>
-          <w:t xml:space="preserve">and</w:t>
-        </w:r>
-        <w:r>
-          <w:rPr>
-            <w:rStyle w:val="Hyperlink"/>
-          </w:rPr>
-          <w:t xml:space="preserve"> </w:t>
-        </w:r>
-        <w:r>
-          <w:rPr>
-            <w:rStyle w:val="Hyperlink"/>
-          </w:rPr>
-          <w:t xml:space="preserve">Ordinal Regression</w:t>
-        </w:r>
-        <w:r>
-          <w:rPr>
-            <w:rStyle w:val="Hyperlink"/>
-          </w:rPr>
-          <w:t xml:space="preserve">, and</w:t>
-        </w:r>
-        <w:r>
-          <w:rPr>
-            <w:rStyle w:val="Hyperlink"/>
-          </w:rPr>
-          <w:t xml:space="preserve"> </w:t>
-        </w:r>
-        <w:r>
-          <w:rPr>
-            <w:rStyle w:val="Hyperlink"/>
-          </w:rPr>
-          <w:t xml:space="preserve">Survival Analysis</w:t>
+        <w:t xml:space="preserve">R Core Team. R:</w:t>
+      </w:r>
+      <w:r>
+        <w:t xml:space="preserve"> </w:t>
+      </w:r>
+      <w:r>
+        <w:t xml:space="preserve">A Language</w:t>
+      </w:r>
+      <w:r>
+        <w:t xml:space="preserve"> </w:t>
+      </w:r>
+      <w:r>
+        <w:t xml:space="preserve">and</w:t>
+      </w:r>
+      <w:r>
+        <w:t xml:space="preserve"> </w:t>
+      </w:r>
+      <w:r>
+        <w:t xml:space="preserve">Environment</w:t>
+      </w:r>
+      <w:r>
+        <w:t xml:space="preserve"> </w:t>
+      </w:r>
+      <w:r>
+        <w:t xml:space="preserve">for</w:t>
+      </w:r>
+      <w:r>
+        <w:t xml:space="preserve"> </w:t>
+      </w:r>
+      <w:r>
+        <w:t xml:space="preserve">Statistical Computing</w:t>
+      </w:r>
+      <w:r>
+        <w:t xml:space="preserve">. Vienna, Austria: R Foundation for Statistical Computing; 2024.</w:t>
+      </w:r>
+      <w:r>
+        <w:t xml:space="preserve"> </w:t>
+      </w:r>
+    </w:p>
+    <w:bookmarkEnd w:id="121"/>
+    <w:bookmarkStart w:id="123" w:name="X111bb06244f8f2a1a6d0d2f1f41c24b71f248e6"/>
+    <w:p>
+      <w:pPr>
+        <w:pStyle w:val="Bibliography"/>
+      </w:pPr>
+      <w:r>
+        <w:t xml:space="preserve">39.</w:t>
+      </w:r>
+      <w:r>
+        <w:t xml:space="preserve"> </w:t>
+      </w:r>
+      <w:r>
+        <w:t xml:space="preserve">	</w:t>
+      </w:r>
+      <w:r>
+        <w:t xml:space="preserve">Wolfgang Viechtbauer.</w:t>
+      </w:r>
+      <w:r>
+        <w:t xml:space="preserve"> </w:t>
+      </w:r>
+      <w:hyperlink r:id="rId122">
+        <w:r>
+          <w:rPr>
+            <w:rStyle w:val="Hyperlink"/>
+          </w:rPr>
+          <w:t xml:space="preserve">Conducting meta-analyses in</w:t>
+        </w:r>
+        <w:r>
+          <w:rPr>
+            <w:rStyle w:val="Hyperlink"/>
+          </w:rPr>
+          <w:t xml:space="preserve"> </w:t>
+        </w:r>
+        <w:r>
+          <w:rPr>
+            <w:rStyle w:val="Hyperlink"/>
+          </w:rPr>
+          <w:t xml:space="preserve"> </w:t>
+        </w:r>
+        <w:r>
+          <w:rPr>
+            <w:rStyle w:val="Hyperlink"/>
+          </w:rPr>
+          <w:t xml:space="preserve">with the</w:t>
+        </w:r>
+        <w:r>
+          <w:rPr>
+            <w:rStyle w:val="Hyperlink"/>
+          </w:rPr>
+          <w:t xml:space="preserve"> </w:t>
+        </w:r>
+        <w:r>
+          <w:rPr>
+            <w:rStyle w:val="Hyperlink"/>
+          </w:rPr>
+          <w:t xml:space="preserve">metafor</w:t>
+        </w:r>
+        <w:r>
+          <w:rPr>
+            <w:rStyle w:val="Hyperlink"/>
+          </w:rPr>
+          <w:t xml:space="preserve"> </w:t>
+        </w:r>
+        <w:r>
+          <w:rPr>
+            <w:rStyle w:val="Hyperlink"/>
+          </w:rPr>
+          <w:t xml:space="preserve">package</w:t>
         </w:r>
       </w:hyperlink>
       <w:r>
-        <w:t xml:space="preserve">. Cham: Springer International Publishing; 2015. (Springer</w:t>
-      </w:r>
-      <w:r>
-        <w:t xml:space="preserve"> </w:t>
-      </w:r>
-      <w:r>
-        <w:t xml:space="preserve">Series</w:t>
-      </w:r>
-      <w:r>
-        <w:t xml:space="preserve"> </w:t>
-      </w:r>
-      <w:r>
-        <w:t xml:space="preserve">in</w:t>
-      </w:r>
-      <w:r>
-        <w:t xml:space="preserve"> </w:t>
-      </w:r>
-      <w:r>
-        <w:t xml:space="preserve">Statistics</w:t>
-      </w:r>
-      <w:r>
-        <w:t xml:space="preserve">).</w:t>
-      </w:r>
-      <w:r>
-        <w:t xml:space="preserve"> </w:t>
-      </w:r>
-    </w:p>
-    <w:bookmarkEnd w:id="81"/>
-    <w:bookmarkStart w:id="83" w:name="ref-smith2018StepAwayStepwise"/>
-    <w:p>
-      <w:pPr>
-        <w:pStyle w:val="Bibliography"/>
-      </w:pPr>
-      <w:r>
-        <w:t xml:space="preserve">24.</w:t>
-      </w:r>
-      <w:r>
-        <w:t xml:space="preserve"> </w:t>
-      </w:r>
-      <w:r>
-        <w:t xml:space="preserve">	</w:t>
-      </w:r>
-      <w:r>
-        <w:t xml:space="preserve">Smith G.</w:t>
-      </w:r>
-      <w:r>
-        <w:t xml:space="preserve"> </w:t>
-      </w:r>
-      <w:hyperlink r:id="rId82">
-        <w:r>
-          <w:rPr>
-            <w:rStyle w:val="Hyperlink"/>
-          </w:rPr>
-          <w:t xml:space="preserve">Step away from stepwise</w:t>
-        </w:r>
-      </w:hyperlink>
-      <w:r>
-        <w:t xml:space="preserve">. J Big Data. 2018 Dec;5(1):32.</w:t>
-      </w:r>
-      <w:r>
-        <w:t xml:space="preserve"> </w:t>
-      </w:r>
-    </w:p>
-    <w:bookmarkEnd w:id="83"/>
-    <w:bookmarkStart w:id="85" w:name="X035620408d1fb22c7ed381e74f0468c30df4612"/>
-    <w:p>
-      <w:pPr>
-        <w:pStyle w:val="Bibliography"/>
-      </w:pPr>
-      <w:r>
-        <w:t xml:space="preserve">25.</w:t>
-      </w:r>
-      <w:r>
-        <w:t xml:space="preserve"> </w:t>
-      </w:r>
-      <w:r>
-        <w:t xml:space="preserve">	</w:t>
-      </w:r>
-      <w:r>
-        <w:t xml:space="preserve">Grant R, Di Tanna GL.</w:t>
-      </w:r>
-      <w:r>
-        <w:t xml:space="preserve"> </w:t>
-      </w:r>
-      <w:hyperlink r:id="rId84">
-        <w:r>
-          <w:rPr>
-            <w:rStyle w:val="Hyperlink"/>
-          </w:rPr>
-          <w:t xml:space="preserve">Bayesian</w:t>
-        </w:r>
-        <w:r>
-          <w:rPr>
-            <w:rStyle w:val="Hyperlink"/>
-          </w:rPr>
-          <w:t xml:space="preserve"> </w:t>
-        </w:r>
-        <w:r>
-          <w:rPr>
-            <w:rStyle w:val="Hyperlink"/>
-          </w:rPr>
-          <w:t xml:space="preserve">Meta-Analysis</w:t>
-        </w:r>
-        <w:r>
-          <w:rPr>
-            <w:rStyle w:val="Hyperlink"/>
-          </w:rPr>
-          <w:t xml:space="preserve">:</w:t>
-        </w:r>
-        <w:r>
-          <w:rPr>
-            <w:rStyle w:val="Hyperlink"/>
-          </w:rPr>
-          <w:t xml:space="preserve"> </w:t>
-        </w:r>
-        <w:r>
-          <w:rPr>
-            <w:rStyle w:val="Hyperlink"/>
-          </w:rPr>
-          <w:t xml:space="preserve">A Practical Introduction</w:t>
-        </w:r>
-      </w:hyperlink>
-      <w:r>
-        <w:t xml:space="preserve">. 1st ed. Boca Raton:</w:t>
-      </w:r>
-      <w:r>
-        <w:t xml:space="preserve"> </w:t>
-      </w:r>
-      <w:r>
-        <w:t xml:space="preserve">Chapman and Hall/CRC</w:t>
-      </w:r>
-      <w:r>
-        <w:t xml:space="preserve">; 2025.</w:t>
-      </w:r>
-      <w:r>
-        <w:t xml:space="preserve"> </w:t>
-      </w:r>
-    </w:p>
-    <w:bookmarkEnd w:id="85"/>
-    <w:bookmarkStart w:id="87" w:name="ref-plate2024DevelopmentToolRapid"/>
-    <w:p>
-      <w:pPr>
-        <w:pStyle w:val="Bibliography"/>
-      </w:pPr>
-      <w:r>
-        <w:t xml:space="preserve">26.</w:t>
-      </w:r>
-      <w:r>
-        <w:t xml:space="preserve"> </w:t>
-      </w:r>
-      <w:r>
-        <w:t xml:space="preserve">	</w:t>
-      </w:r>
-      <w:r>
-        <w:t xml:space="preserve">Plate K, Knüppel S, Hornbacher A, Greiner M, Müller-Graf C.</w:t>
-      </w:r>
-      <w:r>
-        <w:t xml:space="preserve"> </w:t>
-      </w:r>
-      <w:hyperlink r:id="rId86">
-        <w:r>
-          <w:rPr>
-            <w:rStyle w:val="Hyperlink"/>
-          </w:rPr>
-          <w:t xml:space="preserve">Development of a tool for rapid assessment of the evidence of human observational epidemiological studies with focus on risk of bias in the context of public health and risk assessment</w:t>
-        </w:r>
-      </w:hyperlink>
-      <w:r>
-        <w:t xml:space="preserve">. EFS3. 2024 Jul;21(7).</w:t>
-      </w:r>
-      <w:r>
-        <w:t xml:space="preserve"> </w:t>
-      </w:r>
-    </w:p>
-    <w:bookmarkEnd w:id="87"/>
-    <w:bookmarkStart w:id="89" w:name="ref-halabicky2023LowLevelLead"/>
-    <w:p>
-      <w:pPr>
-        <w:pStyle w:val="Bibliography"/>
-      </w:pPr>
-      <w:r>
-        <w:t xml:space="preserve">27.</w:t>
-      </w:r>
-      <w:r>
-        <w:t xml:space="preserve"> </w:t>
-      </w:r>
-      <w:r>
-        <w:t xml:space="preserve">	</w:t>
-      </w:r>
-      <w:r>
-        <w:t xml:space="preserve">Halabicky OM, Pinto-Martin JA, Compton P, Liu J.</w:t>
-      </w:r>
-      <w:r>
-        <w:t xml:space="preserve"> </w:t>
-      </w:r>
-      <w:hyperlink r:id="rId88">
-        <w:r>
-          <w:rPr>
-            <w:rStyle w:val="Hyperlink"/>
-          </w:rPr>
-          <w:t xml:space="preserve">Low level lead exposure in early childhood and parental education on adolescent</w:t>
-        </w:r>
-        <w:r>
-          <w:rPr>
-            <w:rStyle w:val="Hyperlink"/>
-          </w:rPr>
-          <w:t xml:space="preserve"> </w:t>
-        </w:r>
-        <w:r>
-          <w:rPr>
-            <w:rStyle w:val="Hyperlink"/>
-          </w:rPr>
-          <w:t xml:space="preserve">IQ</w:t>
-        </w:r>
-        <w:r>
-          <w:rPr>
-            <w:rStyle w:val="Hyperlink"/>
-          </w:rPr>
-          <w:t xml:space="preserve"> </w:t>
-        </w:r>
-        <w:r>
-          <w:rPr>
-            <w:rStyle w:val="Hyperlink"/>
-          </w:rPr>
-          <w:t xml:space="preserve">and working memory: A cohort study</w:t>
-        </w:r>
-      </w:hyperlink>
-      <w:r>
-        <w:t xml:space="preserve">. Journal of Exposure Science &amp; Environmental Epidemiology. 2023;33(2):168–76.</w:t>
-      </w:r>
-      <w:r>
-        <w:t xml:space="preserve"> </w:t>
-      </w:r>
-    </w:p>
-    <w:bookmarkEnd w:id="89"/>
-    <w:bookmarkStart w:id="91" w:name="ref-chen2005IQBloodLead"/>
-    <w:p>
-      <w:pPr>
-        <w:pStyle w:val="Bibliography"/>
-      </w:pPr>
-      <w:r>
-        <w:t xml:space="preserve">28.</w:t>
-      </w:r>
-      <w:r>
-        <w:t xml:space="preserve"> </w:t>
-      </w:r>
-      <w:r>
-        <w:t xml:space="preserve">	</w:t>
-      </w:r>
-      <w:r>
-        <w:t xml:space="preserve">Chen A, Dietrich KN, Ware JH, Radcliffe J, Rogan WJ.</w:t>
-      </w:r>
-      <w:r>
-        <w:t xml:space="preserve"> </w:t>
-      </w:r>
-      <w:hyperlink r:id="rId90">
-        <w:r>
-          <w:rPr>
-            <w:rStyle w:val="Hyperlink"/>
-          </w:rPr>
-          <w:t xml:space="preserve">IQ</w:t>
-        </w:r>
-        <w:r>
-          <w:rPr>
-            <w:rStyle w:val="Hyperlink"/>
-          </w:rPr>
-          <w:t xml:space="preserve"> </w:t>
-        </w:r>
-        <w:r>
-          <w:rPr>
-            <w:rStyle w:val="Hyperlink"/>
-          </w:rPr>
-          <w:t xml:space="preserve">and</w:t>
-        </w:r>
-        <w:r>
-          <w:rPr>
-            <w:rStyle w:val="Hyperlink"/>
-          </w:rPr>
-          <w:t xml:space="preserve"> </w:t>
-        </w:r>
-        <w:r>
-          <w:rPr>
-            <w:rStyle w:val="Hyperlink"/>
-          </w:rPr>
-          <w:t xml:space="preserve">Blood Lead</w:t>
-        </w:r>
-        <w:r>
-          <w:rPr>
-            <w:rStyle w:val="Hyperlink"/>
-          </w:rPr>
-          <w:t xml:space="preserve"> </w:t>
-        </w:r>
-        <w:r>
-          <w:rPr>
-            <w:rStyle w:val="Hyperlink"/>
-          </w:rPr>
-          <w:t xml:space="preserve">from 2 to 7</w:t>
-        </w:r>
-        <w:r>
-          <w:rPr>
-            <w:rStyle w:val="Hyperlink"/>
-          </w:rPr>
-          <w:t xml:space="preserve"> </w:t>
-        </w:r>
-        <w:r>
-          <w:rPr>
-            <w:rStyle w:val="Hyperlink"/>
-          </w:rPr>
-          <w:t xml:space="preserve">Years</w:t>
-        </w:r>
-        <w:r>
-          <w:rPr>
-            <w:rStyle w:val="Hyperlink"/>
-          </w:rPr>
-          <w:t xml:space="preserve"> </w:t>
-        </w:r>
-        <w:r>
-          <w:rPr>
-            <w:rStyle w:val="Hyperlink"/>
-          </w:rPr>
-          <w:t xml:space="preserve">of</w:t>
-        </w:r>
-        <w:r>
-          <w:rPr>
-            <w:rStyle w:val="Hyperlink"/>
-          </w:rPr>
-          <w:t xml:space="preserve"> </w:t>
-        </w:r>
-        <w:r>
-          <w:rPr>
-            <w:rStyle w:val="Hyperlink"/>
-          </w:rPr>
-          <w:t xml:space="preserve">Age</w:t>
-        </w:r>
-        <w:r>
-          <w:rPr>
-            <w:rStyle w:val="Hyperlink"/>
-          </w:rPr>
-          <w:t xml:space="preserve">:</w:t>
-        </w:r>
-        <w:r>
-          <w:rPr>
-            <w:rStyle w:val="Hyperlink"/>
-          </w:rPr>
-          <w:t xml:space="preserve"> </w:t>
-        </w:r>
-        <w:r>
-          <w:rPr>
-            <w:rStyle w:val="Hyperlink"/>
-          </w:rPr>
-          <w:t xml:space="preserve">Are</w:t>
-        </w:r>
-        <w:r>
-          <w:rPr>
-            <w:rStyle w:val="Hyperlink"/>
-          </w:rPr>
-          <w:t xml:space="preserve"> </w:t>
-        </w:r>
-        <w:r>
-          <w:rPr>
-            <w:rStyle w:val="Hyperlink"/>
-          </w:rPr>
-          <w:t xml:space="preserve">the</w:t>
-        </w:r>
-        <w:r>
-          <w:rPr>
-            <w:rStyle w:val="Hyperlink"/>
-          </w:rPr>
-          <w:t xml:space="preserve"> </w:t>
-        </w:r>
-        <w:r>
-          <w:rPr>
-            <w:rStyle w:val="Hyperlink"/>
-          </w:rPr>
-          <w:t xml:space="preserve">Effects</w:t>
-        </w:r>
-        <w:r>
-          <w:rPr>
-            <w:rStyle w:val="Hyperlink"/>
-          </w:rPr>
-          <w:t xml:space="preserve"> </w:t>
-        </w:r>
-        <w:r>
-          <w:rPr>
-            <w:rStyle w:val="Hyperlink"/>
-          </w:rPr>
-          <w:t xml:space="preserve">in</w:t>
-        </w:r>
-        <w:r>
-          <w:rPr>
-            <w:rStyle w:val="Hyperlink"/>
-          </w:rPr>
-          <w:t xml:space="preserve"> </w:t>
-        </w:r>
-        <w:r>
-          <w:rPr>
-            <w:rStyle w:val="Hyperlink"/>
-          </w:rPr>
-          <w:t xml:space="preserve">Older Children</w:t>
-        </w:r>
-        <w:r>
-          <w:rPr>
-            <w:rStyle w:val="Hyperlink"/>
-          </w:rPr>
-          <w:t xml:space="preserve"> </w:t>
-        </w:r>
-        <w:r>
-          <w:rPr>
-            <w:rStyle w:val="Hyperlink"/>
-          </w:rPr>
-          <w:t xml:space="preserve">the</w:t>
-        </w:r>
-        <w:r>
-          <w:rPr>
-            <w:rStyle w:val="Hyperlink"/>
-          </w:rPr>
-          <w:t xml:space="preserve"> </w:t>
-        </w:r>
-        <w:r>
-          <w:rPr>
-            <w:rStyle w:val="Hyperlink"/>
-          </w:rPr>
-          <w:t xml:space="preserve">Residual</w:t>
-        </w:r>
-        <w:r>
-          <w:rPr>
-            <w:rStyle w:val="Hyperlink"/>
-          </w:rPr>
-          <w:t xml:space="preserve"> </w:t>
-        </w:r>
-        <w:r>
-          <w:rPr>
-            <w:rStyle w:val="Hyperlink"/>
-          </w:rPr>
-          <w:t xml:space="preserve">of</w:t>
-        </w:r>
-        <w:r>
-          <w:rPr>
-            <w:rStyle w:val="Hyperlink"/>
-          </w:rPr>
-          <w:t xml:space="preserve"> </w:t>
-        </w:r>
-        <w:r>
-          <w:rPr>
-            <w:rStyle w:val="Hyperlink"/>
-          </w:rPr>
-          <w:t xml:space="preserve">High Blood Lead Concentrations</w:t>
-        </w:r>
-        <w:r>
-          <w:rPr>
-            <w:rStyle w:val="Hyperlink"/>
-          </w:rPr>
-          <w:t xml:space="preserve"> </w:t>
-        </w:r>
-        <w:r>
-          <w:rPr>
-            <w:rStyle w:val="Hyperlink"/>
-          </w:rPr>
-          <w:t xml:space="preserve">in 2-</w:t>
-        </w:r>
-        <w:r>
-          <w:rPr>
-            <w:rStyle w:val="Hyperlink"/>
-          </w:rPr>
-          <w:t xml:space="preserve">Year-Olds</w:t>
-        </w:r>
-        <w:r>
-          <w:rPr>
-            <w:rStyle w:val="Hyperlink"/>
-          </w:rPr>
-          <w:t xml:space="preserve">?</w:t>
-        </w:r>
-      </w:hyperlink>
-      <w:r>
-        <w:t xml:space="preserve"> Environmental Health Perspectives. 2005;113(5):597–601.</w:t>
-      </w:r>
-      <w:r>
-        <w:t xml:space="preserve"> </w:t>
-      </w:r>
-    </w:p>
-    <w:bookmarkEnd w:id="91"/>
-    <w:bookmarkStart w:id="93" w:name="Xcf7993c3f58afaabaf73be6238c67f4f63053d9"/>
-    <w:p>
-      <w:pPr>
-        <w:pStyle w:val="Bibliography"/>
-      </w:pPr>
-      <w:r>
-        <w:t xml:space="preserve">29.</w:t>
-      </w:r>
-      <w:r>
-        <w:t xml:space="preserve"> </w:t>
-      </w:r>
-      <w:r>
-        <w:t xml:space="preserve">	</w:t>
-      </w:r>
-      <w:r>
-        <w:t xml:space="preserve">Schnaas L, Rothenberg Stephen J, Flores MF, Martinez S, Hernandez C, Osorio E, et al.</w:t>
-      </w:r>
-      <w:r>
-        <w:t xml:space="preserve"> </w:t>
-      </w:r>
-      <w:hyperlink r:id="rId92">
-        <w:r>
-          <w:rPr>
-            <w:rStyle w:val="Hyperlink"/>
-          </w:rPr>
-          <w:t xml:space="preserve">Reduced</w:t>
-        </w:r>
-        <w:r>
-          <w:rPr>
-            <w:rStyle w:val="Hyperlink"/>
-          </w:rPr>
-          <w:t xml:space="preserve"> </w:t>
-        </w:r>
-        <w:r>
-          <w:rPr>
-            <w:rStyle w:val="Hyperlink"/>
-          </w:rPr>
-          <w:t xml:space="preserve">Intellectual Development</w:t>
-        </w:r>
-        <w:r>
-          <w:rPr>
-            <w:rStyle w:val="Hyperlink"/>
-          </w:rPr>
-          <w:t xml:space="preserve"> </w:t>
-        </w:r>
-        <w:r>
-          <w:rPr>
-            <w:rStyle w:val="Hyperlink"/>
-          </w:rPr>
-          <w:t xml:space="preserve">in</w:t>
-        </w:r>
-        <w:r>
-          <w:rPr>
-            <w:rStyle w:val="Hyperlink"/>
-          </w:rPr>
-          <w:t xml:space="preserve"> </w:t>
-        </w:r>
-        <w:r>
-          <w:rPr>
-            <w:rStyle w:val="Hyperlink"/>
-          </w:rPr>
-          <w:t xml:space="preserve">Children</w:t>
-        </w:r>
-        <w:r>
-          <w:rPr>
-            <w:rStyle w:val="Hyperlink"/>
-          </w:rPr>
-          <w:t xml:space="preserve"> </w:t>
-        </w:r>
-        <w:r>
-          <w:rPr>
-            <w:rStyle w:val="Hyperlink"/>
-          </w:rPr>
-          <w:t xml:space="preserve">with</w:t>
-        </w:r>
-        <w:r>
-          <w:rPr>
-            <w:rStyle w:val="Hyperlink"/>
-          </w:rPr>
-          <w:t xml:space="preserve"> </w:t>
-        </w:r>
-        <w:r>
-          <w:rPr>
-            <w:rStyle w:val="Hyperlink"/>
-          </w:rPr>
-          <w:t xml:space="preserve">Prenatal Lead Exposure</w:t>
-        </w:r>
-      </w:hyperlink>
-      <w:r>
-        <w:t xml:space="preserve">. Environmental Health Perspectives. 2006;114(5):791–7.</w:t>
-      </w:r>
-      <w:r>
-        <w:t xml:space="preserve"> </w:t>
-      </w:r>
-    </w:p>
-    <w:bookmarkEnd w:id="93"/>
-    <w:bookmarkStart w:id="95" w:name="X8e5230fc5b64bf627de98b910f1e221b6fea14c"/>
-    <w:p>
-      <w:pPr>
-        <w:pStyle w:val="Bibliography"/>
-      </w:pPr>
-      <w:r>
-        <w:t xml:space="preserve">30.</w:t>
-      </w:r>
-      <w:r>
-        <w:t xml:space="preserve"> </w:t>
-      </w:r>
-      <w:r>
-        <w:t xml:space="preserve">	</w:t>
-      </w:r>
-      <w:r>
-        <w:t xml:space="preserve">Rodríguez-Barranco M, Tobías A, Redondo D, Molina-Portillo E, Sánchez MJ.</w:t>
-      </w:r>
-      <w:r>
-        <w:t xml:space="preserve"> </w:t>
-      </w:r>
-      <w:hyperlink r:id="rId94">
-        <w:r>
-          <w:rPr>
-            <w:rStyle w:val="Hyperlink"/>
-          </w:rPr>
-          <w:t xml:space="preserve">Standardizing effect size from linear regression models with log-transformed variables for meta-analysis</w:t>
-        </w:r>
-      </w:hyperlink>
-      <w:r>
-        <w:t xml:space="preserve">. BMC Med Res Methodol. 2017 Dec;17(1):44.</w:t>
-      </w:r>
-      <w:r>
-        <w:t xml:space="preserve"> </w:t>
-      </w:r>
-    </w:p>
-    <w:bookmarkEnd w:id="95"/>
-    <w:bookmarkEnd w:id="96"/>
-    <w:bookmarkEnd w:id="97"/>
+        <w:t xml:space="preserve">. Journal of Statistical Software. 2010;36(3):1–48.</w:t>
+      </w:r>
+      <w:r>
+        <w:t xml:space="preserve"> </w:t>
+      </w:r>
+    </w:p>
+    <w:bookmarkEnd w:id="123"/>
+    <w:bookmarkEnd w:id="124"/>
+    <w:bookmarkEnd w:id="125"/>
     <w:sectPr>
       <w:footerReference r:id="rId9" w:type="default"/>
       <w:footnotePr>
@@ -4514,7 +6949,7 @@
     <w:abstractNumId w:val="992"/>
   </w:num>
   <w:num w:numId="1012">
-    <w:abstractNumId w:val="992"/>
+    <w:abstractNumId w:val="991"/>
   </w:num>
   <w:num w:numId="1013">
     <w:abstractNumId w:val="992"/>
@@ -4544,6 +6979,9 @@
     <w:abstractNumId w:val="992"/>
   </w:num>
   <w:num w:numId="1022">
+    <w:abstractNumId w:val="992"/>
+  </w:num>
+  <w:num w:numId="1023">
     <w:abstractNumId w:val="992"/>
   </w:num>
 </w:numbering>

--- a/manuscript/manuscript.docx
+++ b/manuscript/manuscript.docx
@@ -595,7 +595,7 @@
       </w:r>
     </w:p>
     <w:bookmarkEnd w:id="26"/>
-    <w:bookmarkStart w:id="41" w:name="methods"/>
+    <w:bookmarkStart w:id="42" w:name="methods"/>
     <w:p>
       <w:pPr>
         <w:pStyle w:val="Heading1"/>
@@ -679,7 +679,7 @@
         <w:br/>
       </w:r>
     </w:p>
-    <w:bookmarkStart w:id="27" w:name="literature-review"/>
+    <w:bookmarkStart w:id="28" w:name="literature-review"/>
     <w:p>
       <w:pPr>
         <w:pStyle w:val="Heading2"/>
@@ -740,19 +740,24 @@
         <w:t xml:space="preserve"> </w:t>
       </w:r>
       <w:r>
-        <w:t xml:space="preserve">Within the larger project that this study was conducted in, there was another study done on the association of (methyl)mercury and lead on IQ loss for different exposure timeframes.</w:t>
-      </w:r>
-      <w:r>
-        <w:t xml:space="preserve"> </w:t>
-      </w:r>
-      <w:r>
-        <w:t xml:space="preserve">Therefore, one joint literature review was conducted for both of these associations.</w:t>
-      </w:r>
-      <w:r>
-        <w:t xml:space="preserve"> </w:t>
-      </w:r>
-      <w:r>
-        <w:t xml:space="preserve">Here, we will only report results for the literature on concurrent lead exposure and IQ loss, but the flowcharts and supplementary material does contain parts of the serach for the other associations and exposure timeframes.</w:t>
+        <w:t xml:space="preserve">This study was conducted wothin the EU-funded project Partnership for the Assessment of Risks from Chemicals (</w:t>
+      </w:r>
+      <w:hyperlink r:id="rId27">
+        <w:r>
+          <w:rPr>
+            <w:rStyle w:val="Hyperlink"/>
+          </w:rPr>
+          <w:t xml:space="preserve">PARC</w:t>
+        </w:r>
+      </w:hyperlink>
+      <w:r>
+        <w:t xml:space="preserve">), and the literature review was conducted as the basis for multiple studies, including one on the association of (methyl)mercury and lead on IQ loss for different exposure timeframes.</w:t>
+      </w:r>
+      <w:r>
+        <w:t xml:space="preserve"> </w:t>
+      </w:r>
+      <w:r>
+        <w:t xml:space="preserve">Here, we will only report results for the literature we identified on concurrent lead exposure and IQ loss, but the flowcharts and supplementary material documenting the literature review does contain parts of the search for other associations and exposure timeframes.</w:t>
       </w:r>
       <w:r>
         <w:br/>
@@ -764,10 +769,28 @@
         <w:t xml:space="preserve"> </w:t>
       </w:r>
       <w:r>
-        <w:t xml:space="preserve">We only considered studies published after 2005, given the previously-used ERFs in the literature were published before 2005. (source!)</w:t>
-      </w:r>
-      <w:r>
-        <w:t xml:space="preserve"> </w:t>
+        <w:t xml:space="preserve">We only considered studies published after 2005, as the previously-used ERFs in the literature were published before 2005</w:t>
+      </w:r>
+      <w:r>
+        <w:t xml:space="preserve"> </w:t>
+      </w:r>
+      <w:r>
+        <w:t xml:space="preserve">(16)</w:t>
+      </w:r>
+      <w:r>
+        <w:t xml:space="preserve"> </w:t>
+      </w:r>
+      <w:r>
+        <w:t xml:space="preserve">and we aimed at finding updated studies on the association.</w:t>
+      </w:r>
+      <w:r>
+        <w:t xml:space="preserve"> </w:t>
+      </w:r>
+      <w:r>
+        <w:t xml:space="preserve">Also, as described in the backround section, lead concentrations have decreased significantly in the past decades and we aimed at identifying epidemiological studies conducted in populations with currently relevant exposure levels.</w:t>
+      </w:r>
+      <w:r>
+        <w:br/>
       </w:r>
       <w:r>
         <w:t xml:space="preserve">Search queries in Pubmed and Scopus included the following terms:</w:t>
@@ -782,16 +805,7 @@
         <w:t xml:space="preserve"> </w:t>
       </w:r>
       <w:r>
-        <w:t xml:space="preserve">We prioritized references naming substance (the word</w:t>
-      </w:r>
-      <w:r>
-        <w:t xml:space="preserve"> </w:t>
-      </w:r>
-      <w:r>
-        <w:t xml:space="preserve">“substance”</w:t>
-      </w:r>
-      <w:r>
-        <w:t xml:space="preserve">? - to be confirmed) in the title in order to decrease the volume of results.</w:t>
+        <w:t xml:space="preserve">We prioritized references naming the substance in the title in order to decrease the volume of results.</w:t>
       </w:r>
       <w:r>
         <w:br/>
@@ -815,7 +829,7 @@
         <w:t xml:space="preserve"> </w:t>
       </w:r>
       <w:r>
-        <w:t xml:space="preserve">Papers were considered relevant according to predefined PECOTS – Population (children aged 0 to 11 and , pregnant women and women of childbearing age), Exposure (biological measures of Pb, MeHg or Hg from all matrices), Comparator (no exposure or lower levels of exposure), Outcome (IQ or similar indicator), Timing of exposure (no restriction) and Setting (no restriction) (Table 2).</w:t>
+        <w:t xml:space="preserve">Publications were considered relevant according to predefined PECOTS – Population (children aged 0 to 11 and , pregnant women and women of childbearing age), Exposure (biological measures of Pb, MeHg or Hg from all matrices), Comparator (no exposure or lower levels of exposure), Outcome (IQ or similar indicator), Timing of exposure (no restriction) and Setting (no restriction) (Table 2).</w:t>
       </w:r>
       <w:r>
         <w:t xml:space="preserve"> </w:t>
@@ -833,17 +847,11 @@
         <w:br/>
       </w:r>
       <w:r>
-        <w:t xml:space="preserve">From the papers considered relevant after the two-round screening, we collected several descriptive key data from these papers using a grid based on the one proposed by NTP OHAT (2015).</w:t>
-      </w:r>
-      <w:r>
-        <w:t xml:space="preserve"> </w:t>
-      </w:r>
-      <w:r>
-        <w:t xml:space="preserve">When mercury speciation was not clearly stated, we considered total mercury to be methylmercury (Berglund et al. 2005).</w:t>
-      </w:r>
-    </w:p>
-    <w:bookmarkEnd w:id="27"/>
-    <w:bookmarkStart w:id="28" w:name="data-extraction"/>
+        <w:t xml:space="preserve">From the publications considered relevant after the two-round screening, we collected several descriptive key data from these papers using a grid based on the one proposed by NTP OHAT (2015).</w:t>
+      </w:r>
+    </w:p>
+    <w:bookmarkEnd w:id="28"/>
+    <w:bookmarkStart w:id="29" w:name="data-extraction"/>
     <w:p>
       <w:pPr>
         <w:pStyle w:val="Heading2"/>
@@ -860,8 +868,8 @@
         <w:t xml:space="preserve">For all studies, adjusted effect estimates were extracted and the set of confounders adjused for recorded.</w:t>
       </w:r>
     </w:p>
-    <w:bookmarkEnd w:id="28"/>
-    <w:bookmarkStart w:id="29" w:name="risk-of-bias-assessment"/>
+    <w:bookmarkEnd w:id="29"/>
+    <w:bookmarkStart w:id="30" w:name="risk-of-bias-assessment"/>
     <w:p>
       <w:pPr>
         <w:pStyle w:val="Heading2"/>
@@ -944,8 +952,8 @@
         <w:t xml:space="preserve">If there were any deviations in the judgement of the researcher and the LLM, the respective item was revisited by the researcher and they made the final decision.</w:t>
       </w:r>
     </w:p>
-    <w:bookmarkEnd w:id="29"/>
-    <w:bookmarkStart w:id="31" w:name="harmonization-of-effect-estimates"/>
+    <w:bookmarkEnd w:id="30"/>
+    <w:bookmarkStart w:id="32" w:name="harmonization-of-effect-estimates"/>
     <w:p>
       <w:pPr>
         <w:pStyle w:val="Heading2"/>
@@ -1013,7 +1021,7 @@
       <w:pPr>
         <w:pStyle w:val="BodyText"/>
       </w:pPr>
-      <w:bookmarkStart w:id="30" w:name="eq-regression-model"/>
+      <w:bookmarkStart w:id="31" w:name="eq-regression-model"/>
       <m:oMathPara>
         <m:oMathParaPr>
           <m:jc m:val="center"/>
@@ -1104,7 +1112,7 @@
           </m:d>
         </m:oMath>
       </m:oMathPara>
-      <w:bookmarkEnd w:id="30"/>
+      <w:bookmarkEnd w:id="31"/>
     </w:p>
     <w:p>
       <w:pPr>
@@ -1293,8 +1301,8 @@
         <w:t xml:space="preserve">Studies that left BLL on the original (untransformed) linear scale were excluded from the meta-analysis, as transformation from linear to log-linear effect estimates could not be justified based on visual inspection (supplement: plots?).</w:t>
       </w:r>
     </w:p>
-    <w:bookmarkEnd w:id="31"/>
-    <w:bookmarkStart w:id="37" w:name="meta-analysis-methodology"/>
+    <w:bookmarkEnd w:id="32"/>
+    <w:bookmarkStart w:id="38" w:name="meta-analysis-methodology"/>
     <w:p>
       <w:pPr>
         <w:pStyle w:val="Heading2"/>
@@ -1378,7 +1386,7 @@
       <w:r>
         <w:t xml:space="preserve"> </w:t>
       </w:r>
-      <w:hyperlink r:id="rId32">
+      <w:hyperlink r:id="rId33">
         <w:r>
           <w:rPr>
             <w:rStyle w:val="Hyperlink"/>
@@ -1390,7 +1398,7 @@
         <w:t xml:space="preserve">.</w:t>
       </w:r>
     </w:p>
-    <w:bookmarkStart w:id="33" w:name="frequentist-meta-analysis"/>
+    <w:bookmarkStart w:id="34" w:name="frequentist-meta-analysis"/>
     <w:p>
       <w:pPr>
         <w:pStyle w:val="Heading3"/>
@@ -1437,8 +1445,8 @@
         <w:t xml:space="preserve">The I² statistic was used as a quantitative indication of heterogeneity.</w:t>
       </w:r>
     </w:p>
-    <w:bookmarkEnd w:id="33"/>
-    <w:bookmarkStart w:id="35" w:name="bayesian-meta-analysis"/>
+    <w:bookmarkEnd w:id="34"/>
+    <w:bookmarkStart w:id="36" w:name="bayesian-meta-analysis"/>
     <w:p>
       <w:pPr>
         <w:pStyle w:val="Heading3"/>
@@ -1569,7 +1577,7 @@
       <w:pPr>
         <w:pStyle w:val="BodyText"/>
       </w:pPr>
-      <w:bookmarkStart w:id="34" w:name="eq-model"/>
+      <w:bookmarkStart w:id="35" w:name="eq-model"/>
       <m:oMathPara>
         <m:oMathParaPr>
           <m:jc m:val="center"/>
@@ -1747,7 +1755,7 @@
           </m:d>
         </m:oMath>
       </m:oMathPara>
-      <w:bookmarkEnd w:id="34"/>
+      <w:bookmarkEnd w:id="35"/>
     </w:p>
     <w:p>
       <w:pPr>
@@ -1888,8 +1896,8 @@
         <w:br/>
       </w:r>
     </w:p>
-    <w:bookmarkEnd w:id="35"/>
-    <w:bookmarkStart w:id="36" w:name="priors"/>
+    <w:bookmarkEnd w:id="36"/>
+    <w:bookmarkStart w:id="37" w:name="priors"/>
     <w:p>
       <w:pPr>
         <w:pStyle w:val="Heading3"/>
@@ -2078,9 +2086,9 @@
         </m:oMath>
       </m:oMathPara>
     </w:p>
-    <w:bookmarkEnd w:id="36"/>
     <w:bookmarkEnd w:id="37"/>
-    <w:bookmarkStart w:id="40" w:name="sensitivity-analysis"/>
+    <w:bookmarkEnd w:id="38"/>
+    <w:bookmarkStart w:id="41" w:name="sensitivity-analysis"/>
     <w:p>
       <w:pPr>
         <w:pStyle w:val="Heading2"/>
@@ -2377,7 +2385,7 @@
       <w:pPr>
         <w:pStyle w:val="BodyText"/>
       </w:pPr>
-      <w:bookmarkStart w:id="38" w:name="eq-prior-sensitivity1"/>
+      <w:bookmarkStart w:id="39" w:name="eq-prior-sensitivity1"/>
       <m:oMathPara>
         <m:oMathParaPr>
           <m:jc m:val="center"/>
@@ -2527,7 +2535,7 @@
           </m:d>
         </m:oMath>
       </m:oMathPara>
-      <w:bookmarkEnd w:id="38"/>
+      <w:bookmarkEnd w:id="39"/>
     </w:p>
     <w:p>
       <w:pPr>
@@ -2541,7 +2549,7 @@
       <w:pPr>
         <w:pStyle w:val="BodyText"/>
       </w:pPr>
-      <w:bookmarkStart w:id="39" w:name="eq-prior-sensitivity2"/>
+      <w:bookmarkStart w:id="40" w:name="eq-prior-sensitivity2"/>
       <m:oMathPara>
         <m:oMathParaPr>
           <m:jc m:val="center"/>
@@ -2685,11 +2693,11 @@
           </m:d>
         </m:oMath>
       </m:oMathPara>
-      <w:bookmarkEnd w:id="39"/>
-    </w:p>
-    <w:bookmarkEnd w:id="40"/>
+      <w:bookmarkEnd w:id="40"/>
+    </w:p>
     <w:bookmarkEnd w:id="41"/>
-    <w:bookmarkStart w:id="42" w:name="results"/>
+    <w:bookmarkEnd w:id="42"/>
+    <w:bookmarkStart w:id="43" w:name="results"/>
     <w:p>
       <w:pPr>
         <w:pStyle w:val="Heading1"/>
@@ -2770,8 +2778,8 @@
         <w:t xml:space="preserve">Sensitivity analysis results</w:t>
       </w:r>
     </w:p>
-    <w:bookmarkEnd w:id="42"/>
-    <w:bookmarkStart w:id="43" w:name="discussion"/>
+    <w:bookmarkEnd w:id="43"/>
+    <w:bookmarkStart w:id="44" w:name="discussion"/>
     <w:p>
       <w:pPr>
         <w:pStyle w:val="Heading1"/>
@@ -2816,8 +2824,8 @@
         <w:t xml:space="preserve">Study limitations &amp; strengths</w:t>
       </w:r>
     </w:p>
-    <w:bookmarkEnd w:id="43"/>
-    <w:bookmarkStart w:id="44" w:name="conclusions"/>
+    <w:bookmarkEnd w:id="44"/>
+    <w:bookmarkStart w:id="45" w:name="conclusions"/>
     <w:p>
       <w:pPr>
         <w:pStyle w:val="Heading1"/>
@@ -2850,8 +2858,8 @@
         <w:t xml:space="preserve">Implications of results: policy, (scientific?) practice, future research needs</w:t>
       </w:r>
     </w:p>
-    <w:bookmarkEnd w:id="44"/>
-    <w:bookmarkStart w:id="45" w:name="list-of-abbreviations"/>
+    <w:bookmarkEnd w:id="45"/>
+    <w:bookmarkStart w:id="46" w:name="list-of-abbreviations"/>
     <w:p>
       <w:pPr>
         <w:pStyle w:val="Heading1"/>
@@ -3160,8 +3168,8 @@
         </w:tc>
       </w:tr>
     </w:tbl>
-    <w:bookmarkEnd w:id="45"/>
-    <w:bookmarkStart w:id="46" w:name="funding"/>
+    <w:bookmarkEnd w:id="46"/>
+    <w:bookmarkStart w:id="47" w:name="funding"/>
     <w:p>
       <w:pPr>
         <w:pStyle w:val="Heading1"/>
@@ -3190,8 +3198,8 @@
         <w:t xml:space="preserve">Neither the European Union nor the granting authority can be held responsible for them.</w:t>
       </w:r>
     </w:p>
-    <w:bookmarkEnd w:id="46"/>
-    <w:bookmarkStart w:id="125" w:name="bibliography"/>
+    <w:bookmarkEnd w:id="47"/>
+    <w:bookmarkStart w:id="126" w:name="bibliography"/>
     <w:p>
       <w:pPr>
         <w:pStyle w:val="Heading1"/>
@@ -3200,8 +3208,8 @@
         <w:t xml:space="preserve">References</w:t>
       </w:r>
     </w:p>
-    <w:bookmarkStart w:id="124" w:name="refs"/>
-    <w:bookmarkStart w:id="48" w:name="Xe38019c88c6d2792bb296bad7dc0a4dd55f1319"/>
+    <w:bookmarkStart w:id="125" w:name="refs"/>
+    <w:bookmarkStart w:id="49" w:name="Xe38019c88c6d2792bb296bad7dc0a4dd55f1319"/>
     <w:p>
       <w:pPr>
         <w:pStyle w:val="Bibliography"/>
@@ -3221,7 +3229,7 @@
       <w:r>
         <w:t xml:space="preserve"> </w:t>
       </w:r>
-      <w:hyperlink r:id="rId47">
+      <w:hyperlink r:id="rId48">
         <w:r>
           <w:rPr>
             <w:rStyle w:val="Hyperlink"/>
@@ -3260,8 +3268,8 @@
         <w:t xml:space="preserve"> </w:t>
       </w:r>
     </w:p>
-    <w:bookmarkEnd w:id="48"/>
-    <w:bookmarkStart w:id="50" w:name="ref-lacerda2023GlobalDecreaseBlood"/>
+    <w:bookmarkEnd w:id="49"/>
+    <w:bookmarkStart w:id="51" w:name="ref-lacerda2023GlobalDecreaseBlood"/>
     <w:p>
       <w:pPr>
         <w:pStyle w:val="Bibliography"/>
@@ -3281,7 +3289,7 @@
       <w:r>
         <w:t xml:space="preserve"> </w:t>
       </w:r>
-      <w:hyperlink r:id="rId49">
+      <w:hyperlink r:id="rId50">
         <w:r>
           <w:rPr>
             <w:rStyle w:val="Hyperlink"/>
@@ -3296,8 +3304,8 @@
         <w:t xml:space="preserve"> </w:t>
       </w:r>
     </w:p>
-    <w:bookmarkEnd w:id="50"/>
-    <w:bookmarkStart w:id="52" w:name="X4707f3a4b72a0982487545f9dc3d674642af108"/>
+    <w:bookmarkEnd w:id="51"/>
+    <w:bookmarkStart w:id="53" w:name="X4707f3a4b72a0982487545f9dc3d674642af108"/>
     <w:p>
       <w:pPr>
         <w:pStyle w:val="Bibliography"/>
@@ -3317,7 +3325,7 @@
       <w:r>
         <w:t xml:space="preserve"> </w:t>
       </w:r>
-      <w:hyperlink r:id="rId51">
+      <w:hyperlink r:id="rId52">
         <w:r>
           <w:rPr>
             <w:rStyle w:val="Hyperlink"/>
@@ -3356,8 +3364,8 @@
         <w:t xml:space="preserve"> </w:t>
       </w:r>
     </w:p>
-    <w:bookmarkEnd w:id="52"/>
-    <w:bookmarkStart w:id="54" w:name="ref-sy2024AssessmentLongTermExposure"/>
+    <w:bookmarkEnd w:id="53"/>
+    <w:bookmarkStart w:id="55" w:name="ref-sy2024AssessmentLongTermExposure"/>
     <w:p>
       <w:pPr>
         <w:pStyle w:val="Bibliography"/>
@@ -3377,7 +3385,7 @@
       <w:r>
         <w:t xml:space="preserve"> </w:t>
       </w:r>
-      <w:hyperlink r:id="rId53">
+      <w:hyperlink r:id="rId54">
         <w:r>
           <w:rPr>
             <w:rStyle w:val="Hyperlink"/>
@@ -3452,8 +3460,8 @@
         <w:t xml:space="preserve"> </w:t>
       </w:r>
     </w:p>
-    <w:bookmarkEnd w:id="54"/>
-    <w:bookmarkStart w:id="56" w:name="ref-brauer2024GlobalBurdenStrength"/>
+    <w:bookmarkEnd w:id="55"/>
+    <w:bookmarkStart w:id="57" w:name="ref-brauer2024GlobalBurdenStrength"/>
     <w:p>
       <w:pPr>
         <w:pStyle w:val="Bibliography"/>
@@ -3473,7 +3481,7 @@
       <w:r>
         <w:t xml:space="preserve"> </w:t>
       </w:r>
-      <w:hyperlink r:id="rId55">
+      <w:hyperlink r:id="rId56">
         <w:r>
           <w:rPr>
             <w:rStyle w:val="Hyperlink"/>
@@ -3536,8 +3544,8 @@
         <w:t xml:space="preserve"> </w:t>
       </w:r>
     </w:p>
-    <w:bookmarkEnd w:id="56"/>
-    <w:bookmarkStart w:id="58" w:name="ref-harari2018BloodLeadLevels"/>
+    <w:bookmarkEnd w:id="57"/>
+    <w:bookmarkStart w:id="59" w:name="ref-harari2018BloodLeadLevels"/>
     <w:p>
       <w:pPr>
         <w:pStyle w:val="Bibliography"/>
@@ -3557,7 +3565,7 @@
       <w:r>
         <w:t xml:space="preserve"> </w:t>
       </w:r>
-      <w:hyperlink r:id="rId57">
+      <w:hyperlink r:id="rId58">
         <w:r>
           <w:rPr>
             <w:rStyle w:val="Hyperlink"/>
@@ -3632,8 +3640,8 @@
         <w:t xml:space="preserve"> </w:t>
       </w:r>
     </w:p>
-    <w:bookmarkEnd w:id="58"/>
-    <w:bookmarkStart w:id="60" w:name="ref-wan2022ChronicLeadExposure"/>
+    <w:bookmarkEnd w:id="59"/>
+    <w:bookmarkStart w:id="61" w:name="ref-wan2022ChronicLeadExposure"/>
     <w:p>
       <w:pPr>
         <w:pStyle w:val="Bibliography"/>
@@ -3653,7 +3661,7 @@
       <w:r>
         <w:t xml:space="preserve"> </w:t>
       </w:r>
-      <w:hyperlink r:id="rId59">
+      <w:hyperlink r:id="rId60">
         <w:r>
           <w:rPr>
             <w:rStyle w:val="Hyperlink"/>
@@ -3668,8 +3676,8 @@
         <w:t xml:space="preserve"> </w:t>
       </w:r>
     </w:p>
-    <w:bookmarkEnd w:id="60"/>
-    <w:bookmarkStart w:id="62" w:name="ref-rosengren2025ExposureLeadCoronary"/>
+    <w:bookmarkEnd w:id="61"/>
+    <w:bookmarkStart w:id="63" w:name="ref-rosengren2025ExposureLeadCoronary"/>
     <w:p>
       <w:pPr>
         <w:pStyle w:val="Bibliography"/>
@@ -3689,7 +3697,7 @@
       <w:r>
         <w:t xml:space="preserve"> </w:t>
       </w:r>
-      <w:hyperlink r:id="rId61">
+      <w:hyperlink r:id="rId62">
         <w:r>
           <w:rPr>
             <w:rStyle w:val="Hyperlink"/>
@@ -3782,8 +3790,8 @@
         <w:t xml:space="preserve"> </w:t>
       </w:r>
     </w:p>
-    <w:bookmarkEnd w:id="62"/>
-    <w:bookmarkStart w:id="64" w:name="ref-lanphear2018LowlevelLeadExposure"/>
+    <w:bookmarkEnd w:id="63"/>
+    <w:bookmarkStart w:id="65" w:name="ref-lanphear2018LowlevelLeadExposure"/>
     <w:p>
       <w:pPr>
         <w:pStyle w:val="Bibliography"/>
@@ -3803,7 +3811,7 @@
       <w:r>
         <w:t xml:space="preserve"> </w:t>
       </w:r>
-      <w:hyperlink r:id="rId63">
+      <w:hyperlink r:id="rId64">
         <w:r>
           <w:rPr>
             <w:rStyle w:val="Hyperlink"/>
@@ -3842,8 +3850,8 @@
         <w:t xml:space="preserve"> </w:t>
       </w:r>
     </w:p>
-    <w:bookmarkEnd w:id="64"/>
-    <w:bookmarkStart w:id="66" w:name="ref-chang2006LowBloodLead"/>
+    <w:bookmarkEnd w:id="65"/>
+    <w:bookmarkStart w:id="67" w:name="ref-chang2006LowBloodLead"/>
     <w:p>
       <w:pPr>
         <w:pStyle w:val="Bibliography"/>
@@ -3863,7 +3871,7 @@
       <w:r>
         <w:t xml:space="preserve"> </w:t>
       </w:r>
-      <w:hyperlink r:id="rId65">
+      <w:hyperlink r:id="rId66">
         <w:r>
           <w:rPr>
             <w:rStyle w:val="Hyperlink"/>
@@ -3878,8 +3886,8 @@
         <w:t xml:space="preserve"> </w:t>
       </w:r>
     </w:p>
-    <w:bookmarkEnd w:id="66"/>
-    <w:bookmarkStart w:id="68" w:name="Xadfdab0209e4a364d9fdcffecfddb00700d2db9"/>
+    <w:bookmarkEnd w:id="67"/>
+    <w:bookmarkStart w:id="69" w:name="Xadfdab0209e4a364d9fdcffecfddb00700d2db9"/>
     <w:p>
       <w:pPr>
         <w:pStyle w:val="Bibliography"/>
@@ -3899,7 +3907,7 @@
       <w:r>
         <w:t xml:space="preserve"> </w:t>
       </w:r>
-      <w:hyperlink r:id="rId67">
+      <w:hyperlink r:id="rId68">
         <w:r>
           <w:rPr>
             <w:rStyle w:val="Hyperlink"/>
@@ -4034,8 +4042,8 @@
         <w:t xml:space="preserve"> </w:t>
       </w:r>
     </w:p>
-    <w:bookmarkEnd w:id="68"/>
-    <w:bookmarkStart w:id="70" w:name="ref-shaffer2025LeadExposureAntisocial"/>
+    <w:bookmarkEnd w:id="69"/>
+    <w:bookmarkStart w:id="71" w:name="ref-shaffer2025LeadExposureAntisocial"/>
     <w:p>
       <w:pPr>
         <w:pStyle w:val="Bibliography"/>
@@ -4055,7 +4063,7 @@
       <w:r>
         <w:t xml:space="preserve"> </w:t>
       </w:r>
-      <w:hyperlink r:id="rId69">
+      <w:hyperlink r:id="rId70">
         <w:r>
           <w:rPr>
             <w:rStyle w:val="Hyperlink"/>
@@ -4094,8 +4102,8 @@
         <w:t xml:space="preserve"> </w:t>
       </w:r>
     </w:p>
-    <w:bookmarkEnd w:id="70"/>
-    <w:bookmarkStart w:id="72" w:name="X06097e4c5e52362623b7f1c040457eb7d553acc"/>
+    <w:bookmarkEnd w:id="71"/>
+    <w:bookmarkStart w:id="73" w:name="X06097e4c5e52362623b7f1c040457eb7d553acc"/>
     <w:p>
       <w:pPr>
         <w:pStyle w:val="Bibliography"/>
@@ -4115,7 +4123,7 @@
       <w:r>
         <w:t xml:space="preserve"> </w:t>
       </w:r>
-      <w:hyperlink r:id="rId71">
+      <w:hyperlink r:id="rId72">
         <w:r>
           <w:rPr>
             <w:rStyle w:val="Hyperlink"/>
@@ -4274,8 +4282,8 @@
         <w:t xml:space="preserve"> </w:t>
       </w:r>
     </w:p>
-    <w:bookmarkEnd w:id="72"/>
-    <w:bookmarkStart w:id="74" w:name="ref-needleman1990LowLevelLeadExposure"/>
+    <w:bookmarkEnd w:id="73"/>
+    <w:bookmarkStart w:id="75" w:name="ref-needleman1990LowLevelLeadExposure"/>
     <w:p>
       <w:pPr>
         <w:pStyle w:val="Bibliography"/>
@@ -4295,7 +4303,7 @@
       <w:r>
         <w:t xml:space="preserve"> </w:t>
       </w:r>
-      <w:hyperlink r:id="rId73">
+      <w:hyperlink r:id="rId74">
         <w:r>
           <w:rPr>
             <w:rStyle w:val="Hyperlink"/>
@@ -4406,8 +4414,8 @@
         <w:t xml:space="preserve"> </w:t>
       </w:r>
     </w:p>
-    <w:bookmarkEnd w:id="74"/>
-    <w:bookmarkStart w:id="76" w:name="ref-bellinger1992LowLevelLeadExposure"/>
+    <w:bookmarkEnd w:id="75"/>
+    <w:bookmarkStart w:id="77" w:name="ref-bellinger1992LowLevelLeadExposure"/>
     <w:p>
       <w:pPr>
         <w:pStyle w:val="Bibliography"/>
@@ -4427,7 +4435,7 @@
       <w:r>
         <w:t xml:space="preserve"> </w:t>
       </w:r>
-      <w:hyperlink r:id="rId75">
+      <w:hyperlink r:id="rId76">
         <w:r>
           <w:rPr>
             <w:rStyle w:val="Hyperlink"/>
@@ -4508,8 +4516,8 @@
         <w:t xml:space="preserve"> </w:t>
       </w:r>
     </w:p>
-    <w:bookmarkEnd w:id="76"/>
-    <w:bookmarkStart w:id="78" w:name="X9a8bad0b78f43066cb333fdedcdcad5d7017900"/>
+    <w:bookmarkEnd w:id="77"/>
+    <w:bookmarkStart w:id="79" w:name="X9a8bad0b78f43066cb333fdedcdcad5d7017900"/>
     <w:p>
       <w:pPr>
         <w:pStyle w:val="Bibliography"/>
@@ -4529,7 +4537,7 @@
       <w:r>
         <w:t xml:space="preserve"> </w:t>
       </w:r>
-      <w:hyperlink r:id="rId77">
+      <w:hyperlink r:id="rId78">
         <w:r>
           <w:rPr>
             <w:rStyle w:val="Hyperlink"/>
@@ -4610,8 +4618,8 @@
         <w:t xml:space="preserve"> </w:t>
       </w:r>
     </w:p>
-    <w:bookmarkEnd w:id="78"/>
-    <w:bookmarkStart w:id="80" w:name="ref-larsen2023GlobalHealthBurden"/>
+    <w:bookmarkEnd w:id="79"/>
+    <w:bookmarkStart w:id="81" w:name="ref-larsen2023GlobalHealthBurden"/>
     <w:p>
       <w:pPr>
         <w:pStyle w:val="Bibliography"/>
@@ -4631,7 +4639,7 @@
       <w:r>
         <w:t xml:space="preserve"> </w:t>
       </w:r>
-      <w:hyperlink r:id="rId79">
+      <w:hyperlink r:id="rId80">
         <w:r>
           <w:rPr>
             <w:rStyle w:val="Hyperlink"/>
@@ -4646,8 +4654,8 @@
         <w:t xml:space="preserve"> </w:t>
       </w:r>
     </w:p>
-    <w:bookmarkEnd w:id="80"/>
-    <w:bookmarkStart w:id="82" w:name="X5615fc1cb9c455a90da75660348bda09fd0f967"/>
+    <w:bookmarkEnd w:id="81"/>
+    <w:bookmarkStart w:id="83" w:name="X5615fc1cb9c455a90da75660348bda09fd0f967"/>
     <w:p>
       <w:pPr>
         <w:pStyle w:val="Bibliography"/>
@@ -4667,7 +4675,7 @@
       <w:r>
         <w:t xml:space="preserve"> </w:t>
       </w:r>
-      <w:hyperlink r:id="rId81">
+      <w:hyperlink r:id="rId82">
         <w:r>
           <w:rPr>
             <w:rStyle w:val="Hyperlink"/>
@@ -4742,8 +4750,8 @@
         <w:t xml:space="preserve"> </w:t>
       </w:r>
     </w:p>
-    <w:bookmarkEnd w:id="82"/>
-    <w:bookmarkStart w:id="84" w:name="ref-schwartz1994LowLevelLeadExposurea"/>
+    <w:bookmarkEnd w:id="83"/>
+    <w:bookmarkStart w:id="85" w:name="ref-schwartz1994LowLevelLeadExposurea"/>
     <w:p>
       <w:pPr>
         <w:pStyle w:val="Bibliography"/>
@@ -4763,7 +4771,7 @@
       <w:r>
         <w:t xml:space="preserve"> </w:t>
       </w:r>
-      <w:hyperlink r:id="rId83">
+      <w:hyperlink r:id="rId84">
         <w:r>
           <w:rPr>
             <w:rStyle w:val="Hyperlink"/>
@@ -4900,8 +4908,8 @@
         <w:t xml:space="preserve"> </w:t>
       </w:r>
     </w:p>
-    <w:bookmarkEnd w:id="84"/>
-    <w:bookmarkStart w:id="86" w:name="Xa2086c2c3f6a9ac4b676f66b1cdbbd5efdb3b23"/>
+    <w:bookmarkEnd w:id="85"/>
+    <w:bookmarkStart w:id="87" w:name="Xa2086c2c3f6a9ac4b676f66b1cdbbd5efdb3b23"/>
     <w:p>
       <w:pPr>
         <w:pStyle w:val="Bibliography"/>
@@ -4921,7 +4929,7 @@
       <w:r>
         <w:t xml:space="preserve"> </w:t>
       </w:r>
-      <w:hyperlink r:id="rId85">
+      <w:hyperlink r:id="rId86">
         <w:r>
           <w:rPr>
             <w:rStyle w:val="Hyperlink"/>
@@ -5037,8 +5045,8 @@
         <w:t xml:space="preserve"> </w:t>
       </w:r>
     </w:p>
-    <w:bookmarkEnd w:id="86"/>
-    <w:bookmarkStart w:id="88" w:name="X93c1fc7f8e1220d02cbab90c02ac44248f2b23e"/>
+    <w:bookmarkEnd w:id="87"/>
+    <w:bookmarkStart w:id="89" w:name="X93c1fc7f8e1220d02cbab90c02ac44248f2b23e"/>
     <w:p>
       <w:pPr>
         <w:pStyle w:val="Bibliography"/>
@@ -5058,7 +5066,7 @@
       <w:r>
         <w:t xml:space="preserve"> </w:t>
       </w:r>
-      <w:hyperlink r:id="rId87">
+      <w:hyperlink r:id="rId88">
         <w:r>
           <w:rPr>
             <w:rStyle w:val="Hyperlink"/>
@@ -5073,8 +5081,8 @@
         <w:t xml:space="preserve"> </w:t>
       </w:r>
     </w:p>
-    <w:bookmarkEnd w:id="88"/>
-    <w:bookmarkStart w:id="90" w:name="ref-figueroa2024LossCognitiveFunction"/>
+    <w:bookmarkEnd w:id="89"/>
+    <w:bookmarkStart w:id="91" w:name="ref-figueroa2024LossCognitiveFunction"/>
     <w:p>
       <w:pPr>
         <w:pStyle w:val="Bibliography"/>
@@ -5094,7 +5102,7 @@
       <w:r>
         <w:t xml:space="preserve"> </w:t>
       </w:r>
-      <w:hyperlink r:id="rId89">
+      <w:hyperlink r:id="rId90">
         <w:r>
           <w:rPr>
             <w:rStyle w:val="Hyperlink"/>
@@ -5133,8 +5141,8 @@
         <w:t xml:space="preserve"> </w:t>
       </w:r>
     </w:p>
-    <w:bookmarkEnd w:id="90"/>
-    <w:bookmarkStart w:id="92" w:name="ref-mcfarland2022HalfUSPopulation"/>
+    <w:bookmarkEnd w:id="91"/>
+    <w:bookmarkStart w:id="93" w:name="ref-mcfarland2022HalfUSPopulation"/>
     <w:p>
       <w:pPr>
         <w:pStyle w:val="Bibliography"/>
@@ -5154,7 +5162,7 @@
       <w:r>
         <w:t xml:space="preserve"> </w:t>
       </w:r>
-      <w:hyperlink r:id="rId91">
+      <w:hyperlink r:id="rId92">
         <w:r>
           <w:rPr>
             <w:rStyle w:val="Hyperlink"/>
@@ -5193,8 +5201,8 @@
         <w:t xml:space="preserve"> </w:t>
       </w:r>
     </w:p>
-    <w:bookmarkEnd w:id="92"/>
-    <w:bookmarkStart w:id="94" w:name="ref-crump2013StatisticalReevaluationData"/>
+    <w:bookmarkEnd w:id="93"/>
+    <w:bookmarkStart w:id="95" w:name="ref-crump2013StatisticalReevaluationData"/>
     <w:p>
       <w:pPr>
         <w:pStyle w:val="Bibliography"/>
@@ -5214,7 +5222,7 @@
       <w:r>
         <w:t xml:space="preserve"> </w:t>
       </w:r>
-      <w:hyperlink r:id="rId93">
+      <w:hyperlink r:id="rId94">
         <w:r>
           <w:rPr>
             <w:rStyle w:val="Hyperlink"/>
@@ -5253,8 +5261,8 @@
         <w:t xml:space="preserve"> </w:t>
       </w:r>
     </w:p>
-    <w:bookmarkEnd w:id="94"/>
-    <w:bookmarkStart w:id="96" w:name="X33f03e29791f20cdbbbbf0729c723b16e55ed16"/>
+    <w:bookmarkEnd w:id="95"/>
+    <w:bookmarkStart w:id="97" w:name="X33f03e29791f20cdbbbbf0729c723b16e55ed16"/>
     <w:p>
       <w:pPr>
         <w:pStyle w:val="Bibliography"/>
@@ -5274,7 +5282,7 @@
       <w:r>
         <w:t xml:space="preserve"> </w:t>
       </w:r>
-      <w:hyperlink r:id="rId95">
+      <w:hyperlink r:id="rId96">
         <w:r>
           <w:rPr>
             <w:rStyle w:val="Hyperlink"/>
@@ -5373,8 +5381,8 @@
         <w:t xml:space="preserve"> </w:t>
       </w:r>
     </w:p>
-    <w:bookmarkEnd w:id="96"/>
-    <w:bookmarkStart w:id="98" w:name="X99fa6bd9cd2521340285769f289a6c9d4bfe17b"/>
+    <w:bookmarkEnd w:id="97"/>
+    <w:bookmarkStart w:id="99" w:name="X99fa6bd9cd2521340285769f289a6c9d4bfe17b"/>
     <w:p>
       <w:pPr>
         <w:pStyle w:val="Bibliography"/>
@@ -5394,7 +5402,7 @@
       <w:r>
         <w:t xml:space="preserve"> </w:t>
       </w:r>
-      <w:hyperlink r:id="rId97">
+      <w:hyperlink r:id="rId98">
         <w:r>
           <w:rPr>
             <w:rStyle w:val="Hyperlink"/>
@@ -5469,8 +5477,8 @@
         <w:t xml:space="preserve"> </w:t>
       </w:r>
     </w:p>
-    <w:bookmarkEnd w:id="98"/>
-    <w:bookmarkStart w:id="100" w:name="Xec30ec7c912152a14c0f622040312567154bf15"/>
+    <w:bookmarkEnd w:id="99"/>
+    <w:bookmarkStart w:id="101" w:name="Xec30ec7c912152a14c0f622040312567154bf15"/>
     <w:p>
       <w:pPr>
         <w:pStyle w:val="Bibliography"/>
@@ -5490,7 +5498,7 @@
       <w:r>
         <w:t xml:space="preserve"> </w:t>
       </w:r>
-      <w:hyperlink r:id="rId99">
+      <w:hyperlink r:id="rId100">
         <w:r>
           <w:rPr>
             <w:rStyle w:val="Hyperlink"/>
@@ -5640,8 +5648,8 @@
         <w:t xml:space="preserve"> </w:t>
       </w:r>
     </w:p>
-    <w:bookmarkEnd w:id="100"/>
-    <w:bookmarkStart w:id="102" w:name="ref-smith2018StepAwayStepwise"/>
+    <w:bookmarkEnd w:id="101"/>
+    <w:bookmarkStart w:id="103" w:name="ref-smith2018StepAwayStepwise"/>
     <w:p>
       <w:pPr>
         <w:pStyle w:val="Bibliography"/>
@@ -5661,7 +5669,7 @@
       <w:r>
         <w:t xml:space="preserve"> </w:t>
       </w:r>
-      <w:hyperlink r:id="rId101">
+      <w:hyperlink r:id="rId102">
         <w:r>
           <w:rPr>
             <w:rStyle w:val="Hyperlink"/>
@@ -5676,8 +5684,8 @@
         <w:t xml:space="preserve"> </w:t>
       </w:r>
     </w:p>
-    <w:bookmarkEnd w:id="102"/>
-    <w:bookmarkStart w:id="104" w:name="X035620408d1fb22c7ed381e74f0468c30df4612"/>
+    <w:bookmarkEnd w:id="103"/>
+    <w:bookmarkStart w:id="105" w:name="X035620408d1fb22c7ed381e74f0468c30df4612"/>
     <w:p>
       <w:pPr>
         <w:pStyle w:val="Bibliography"/>
@@ -5697,7 +5705,7 @@
       <w:r>
         <w:t xml:space="preserve"> </w:t>
       </w:r>
-      <w:hyperlink r:id="rId103">
+      <w:hyperlink r:id="rId104">
         <w:r>
           <w:rPr>
             <w:rStyle w:val="Hyperlink"/>
@@ -5751,8 +5759,8 @@
         <w:t xml:space="preserve"> </w:t>
       </w:r>
     </w:p>
-    <w:bookmarkEnd w:id="104"/>
-    <w:bookmarkStart w:id="106" w:name="X837f91f784566061977da85c17a5755a81dedde"/>
+    <w:bookmarkEnd w:id="105"/>
+    <w:bookmarkStart w:id="107" w:name="X837f91f784566061977da85c17a5755a81dedde"/>
     <w:p>
       <w:pPr>
         <w:pStyle w:val="Bibliography"/>
@@ -5772,7 +5780,7 @@
       <w:r>
         <w:t xml:space="preserve"> </w:t>
       </w:r>
-      <w:hyperlink r:id="rId105">
+      <w:hyperlink r:id="rId106">
         <w:r>
           <w:rPr>
             <w:rStyle w:val="Hyperlink"/>
@@ -5787,8 +5795,8 @@
         <w:t xml:space="preserve"> </w:t>
       </w:r>
     </w:p>
-    <w:bookmarkEnd w:id="106"/>
-    <w:bookmarkStart w:id="108" w:name="ref-page2021PRISMA2020Statement"/>
+    <w:bookmarkEnd w:id="107"/>
+    <w:bookmarkStart w:id="109" w:name="ref-page2021PRISMA2020Statement"/>
     <w:p>
       <w:pPr>
         <w:pStyle w:val="Bibliography"/>
@@ -5808,7 +5816,7 @@
       <w:r>
         <w:t xml:space="preserve"> </w:t>
       </w:r>
-      <w:hyperlink r:id="rId107">
+      <w:hyperlink r:id="rId108">
         <w:r>
           <w:rPr>
             <w:rStyle w:val="Hyperlink"/>
@@ -5847,8 +5855,8 @@
         <w:t xml:space="preserve"> </w:t>
       </w:r>
     </w:p>
-    <w:bookmarkEnd w:id="108"/>
-    <w:bookmarkStart w:id="110" w:name="X5cae6442bbe0e1f5d8df6cd5008aab2dbfb65a6"/>
+    <w:bookmarkEnd w:id="109"/>
+    <w:bookmarkStart w:id="111" w:name="X5cae6442bbe0e1f5d8df6cd5008aab2dbfb65a6"/>
     <w:p>
       <w:pPr>
         <w:pStyle w:val="Bibliography"/>
@@ -5868,7 +5876,7 @@
       <w:r>
         <w:t xml:space="preserve"> </w:t>
       </w:r>
-      <w:hyperlink r:id="rId109">
+      <w:hyperlink r:id="rId110">
         <w:r>
           <w:rPr>
             <w:rStyle w:val="Hyperlink"/>
@@ -5895,8 +5903,8 @@
         <w:t xml:space="preserve"> </w:t>
       </w:r>
     </w:p>
-    <w:bookmarkEnd w:id="110"/>
-    <w:bookmarkStart w:id="112" w:name="ref-plate2024DevelopmentToolRapid"/>
+    <w:bookmarkEnd w:id="111"/>
+    <w:bookmarkStart w:id="113" w:name="ref-plate2024DevelopmentToolRapid"/>
     <w:p>
       <w:pPr>
         <w:pStyle w:val="Bibliography"/>
@@ -5916,7 +5924,7 @@
       <w:r>
         <w:t xml:space="preserve"> </w:t>
       </w:r>
-      <w:hyperlink r:id="rId111">
+      <w:hyperlink r:id="rId112">
         <w:r>
           <w:rPr>
             <w:rStyle w:val="Hyperlink"/>
@@ -5931,8 +5939,8 @@
         <w:t xml:space="preserve"> </w:t>
       </w:r>
     </w:p>
-    <w:bookmarkEnd w:id="112"/>
-    <w:bookmarkStart w:id="114" w:name="ref-halabicky2023LowLevelLead"/>
+    <w:bookmarkEnd w:id="113"/>
+    <w:bookmarkStart w:id="115" w:name="ref-halabicky2023LowLevelLead"/>
     <w:p>
       <w:pPr>
         <w:pStyle w:val="Bibliography"/>
@@ -5952,7 +5960,7 @@
       <w:r>
         <w:t xml:space="preserve"> </w:t>
       </w:r>
-      <w:hyperlink r:id="rId113">
+      <w:hyperlink r:id="rId114">
         <w:r>
           <w:rPr>
             <w:rStyle w:val="Hyperlink"/>
@@ -5991,8 +5999,8 @@
         <w:t xml:space="preserve"> </w:t>
       </w:r>
     </w:p>
-    <w:bookmarkEnd w:id="114"/>
-    <w:bookmarkStart w:id="116" w:name="ref-chen2005IQBloodLead"/>
+    <w:bookmarkEnd w:id="115"/>
+    <w:bookmarkStart w:id="117" w:name="ref-chen2005IQBloodLead"/>
     <w:p>
       <w:pPr>
         <w:pStyle w:val="Bibliography"/>
@@ -6012,7 +6020,7 @@
       <w:r>
         <w:t xml:space="preserve"> </w:t>
       </w:r>
-      <w:hyperlink r:id="rId115">
+      <w:hyperlink r:id="rId116">
         <w:r>
           <w:rPr>
             <w:rStyle w:val="Hyperlink"/>
@@ -6237,8 +6245,8 @@
         <w:t xml:space="preserve"> </w:t>
       </w:r>
     </w:p>
-    <w:bookmarkEnd w:id="116"/>
-    <w:bookmarkStart w:id="118" w:name="Xcf7993c3f58afaabaf73be6238c67f4f63053d9"/>
+    <w:bookmarkEnd w:id="117"/>
+    <w:bookmarkStart w:id="119" w:name="Xcf7993c3f58afaabaf73be6238c67f4f63053d9"/>
     <w:p>
       <w:pPr>
         <w:pStyle w:val="Bibliography"/>
@@ -6258,7 +6266,7 @@
       <w:r>
         <w:t xml:space="preserve"> </w:t>
       </w:r>
-      <w:hyperlink r:id="rId117">
+      <w:hyperlink r:id="rId118">
         <w:r>
           <w:rPr>
             <w:rStyle w:val="Hyperlink"/>
@@ -6333,8 +6341,8 @@
         <w:t xml:space="preserve"> </w:t>
       </w:r>
     </w:p>
-    <w:bookmarkEnd w:id="118"/>
-    <w:bookmarkStart w:id="120" w:name="X8e5230fc5b64bf627de98b910f1e221b6fea14c"/>
+    <w:bookmarkEnd w:id="119"/>
+    <w:bookmarkStart w:id="121" w:name="X8e5230fc5b64bf627de98b910f1e221b6fea14c"/>
     <w:p>
       <w:pPr>
         <w:pStyle w:val="Bibliography"/>
@@ -6354,7 +6362,7 @@
       <w:r>
         <w:t xml:space="preserve"> </w:t>
       </w:r>
-      <w:hyperlink r:id="rId119">
+      <w:hyperlink r:id="rId120">
         <w:r>
           <w:rPr>
             <w:rStyle w:val="Hyperlink"/>
@@ -6369,8 +6377,8 @@
         <w:t xml:space="preserve"> </w:t>
       </w:r>
     </w:p>
-    <w:bookmarkEnd w:id="120"/>
-    <w:bookmarkStart w:id="121" w:name="X4bd034c52731e178b4de125c2c778bdc533803c"/>
+    <w:bookmarkEnd w:id="121"/>
+    <w:bookmarkStart w:id="122" w:name="X4bd034c52731e178b4de125c2c778bdc533803c"/>
     <w:p>
       <w:pPr>
         <w:pStyle w:val="Bibliography"/>
@@ -6424,8 +6432,8 @@
         <w:t xml:space="preserve"> </w:t>
       </w:r>
     </w:p>
-    <w:bookmarkEnd w:id="121"/>
-    <w:bookmarkStart w:id="123" w:name="X111bb06244f8f2a1a6d0d2f1f41c24b71f248e6"/>
+    <w:bookmarkEnd w:id="122"/>
+    <w:bookmarkStart w:id="124" w:name="X111bb06244f8f2a1a6d0d2f1f41c24b71f248e6"/>
     <w:p>
       <w:pPr>
         <w:pStyle w:val="Bibliography"/>
@@ -6445,7 +6453,7 @@
       <w:r>
         <w:t xml:space="preserve"> </w:t>
       </w:r>
-      <w:hyperlink r:id="rId122">
+      <w:hyperlink r:id="rId123">
         <w:r>
           <w:rPr>
             <w:rStyle w:val="Hyperlink"/>
@@ -6502,9 +6510,9 @@
         <w:t xml:space="preserve"> </w:t>
       </w:r>
     </w:p>
-    <w:bookmarkEnd w:id="123"/>
     <w:bookmarkEnd w:id="124"/>
     <w:bookmarkEnd w:id="125"/>
+    <w:bookmarkEnd w:id="126"/>
     <w:sectPr>
       <w:footerReference r:id="rId9" w:type="default"/>
       <w:footnotePr>

--- a/manuscript/manuscript.docx
+++ b/manuscript/manuscript.docx
@@ -17,32 +17,101 @@
       <w:r>
         <w:t xml:space="preserve">Paulina Sell</w:t>
       </w:r>
-    </w:p>
-    <w:p>
-      <w:pPr>
-        <w:pStyle w:val="Author"/>
-      </w:pPr>
-      <w:r>
-        <w:t xml:space="preserve">Margaux Sanchez</w:t>
-      </w:r>
-    </w:p>
-    <w:p>
-      <w:pPr>
-        <w:pStyle w:val="Author"/>
-      </w:pPr>
-      <w:r>
-        <w:t xml:space="preserve">Philippe Palmont</w:t>
-      </w:r>
-    </w:p>
-    <w:p>
-      <w:pPr>
-        <w:pStyle w:val="Author"/>
-      </w:pPr>
-      <w:r>
-        <w:t xml:space="preserve">Dietrich Plass</w:t>
-      </w:r>
-    </w:p>
-    <w:bookmarkStart w:id="23" w:name="notes"/>
+      <w:r>
+        <w:rPr>
+          <w:vertAlign w:val="superscript"/>
+        </w:rPr>
+        <w:t xml:space="preserve">1,✉</w:t>
+      </w:r>
+      <w:r>
+        <w:t xml:space="preserve">, Margaux Sanchez</w:t>
+      </w:r>
+      <w:r>
+        <w:rPr>
+          <w:vertAlign w:val="superscript"/>
+        </w:rPr>
+        <w:t xml:space="preserve">2</w:t>
+      </w:r>
+      <w:r>
+        <w:t xml:space="preserve">, Philippe Palmont</w:t>
+      </w:r>
+      <w:r>
+        <w:rPr>
+          <w:vertAlign w:val="superscript"/>
+        </w:rPr>
+        <w:t xml:space="preserve">2</w:t>
+      </w:r>
+      <w:r>
+        <w:t xml:space="preserve">, and Dietrich Plass</w:t>
+      </w:r>
+      <w:r>
+        <w:rPr>
+          <w:vertAlign w:val="superscript"/>
+        </w:rPr>
+        <w:t xml:space="preserve">1</w:t>
+      </w:r>
+    </w:p>
+    <w:p>
+      <w:pPr>
+        <w:pStyle w:val="FirstParagraph"/>
+      </w:pPr>
+      <w:r>
+        <w:rPr>
+          <w:vertAlign w:val="superscript"/>
+        </w:rPr>
+        <w:t xml:space="preserve">1</w:t>
+      </w:r>
+      <w:r>
+        <w:t xml:space="preserve"> </w:t>
+      </w:r>
+      <w:r>
+        <w:t xml:space="preserve">Environmental Hygiene, German Environment Agency, Berlin, Germany</w:t>
+      </w:r>
+      <w:r>
+        <w:br/>
+      </w:r>
+      <w:r>
+        <w:rPr>
+          <w:vertAlign w:val="superscript"/>
+        </w:rPr>
+        <w:t xml:space="preserve">2</w:t>
+      </w:r>
+      <w:r>
+        <w:t xml:space="preserve"> </w:t>
+      </w:r>
+      <w:r>
+        <w:t xml:space="preserve">Agence nationale de sécurité sanitaire, Maisons-Alfort, France</w:t>
+      </w:r>
+    </w:p>
+    <w:p>
+      <w:pPr>
+        <w:pStyle w:val="BodyText"/>
+      </w:pPr>
+      <w:r>
+        <w:rPr>
+          <w:vertAlign w:val="superscript"/>
+        </w:rPr>
+        <w:t xml:space="preserve">✉</w:t>
+      </w:r>
+      <w:r>
+        <w:t xml:space="preserve"> </w:t>
+      </w:r>
+      <w:r>
+        <w:t xml:space="preserve">Correspondence:</w:t>
+      </w:r>
+      <w:r>
+        <w:t xml:space="preserve"> </w:t>
+      </w:r>
+      <w:hyperlink r:id="rId20">
+        <w:r>
+          <w:rPr>
+            <w:rStyle w:val="Hyperlink"/>
+          </w:rPr>
+          <w:t xml:space="preserve">Paulina Sell &lt;paulina.sell@uba.de&gt;</w:t>
+        </w:r>
+      </w:hyperlink>
+    </w:p>
+    <w:bookmarkStart w:id="24" w:name="notes"/>
     <w:p>
       <w:pPr>
         <w:pStyle w:val="Heading1"/>
@@ -65,7 +134,7 @@
       <w:r>
         <w:t xml:space="preserve"> </w:t>
       </w:r>
-      <w:hyperlink r:id="rId20">
+      <w:hyperlink r:id="rId21">
         <w:r>
           <w:rPr>
             <w:rStyle w:val="Hyperlink"/>
@@ -88,7 +157,7 @@
       <w:r>
         <w:t xml:space="preserve"> </w:t>
       </w:r>
-      <w:hyperlink r:id="rId21">
+      <w:hyperlink r:id="rId22">
         <w:r>
           <w:rPr>
             <w:rStyle w:val="Hyperlink"/>
@@ -117,7 +186,7 @@
       <w:r>
         <w:t xml:space="preserve"> </w:t>
       </w:r>
-      <w:hyperlink r:id="rId22">
+      <w:hyperlink r:id="rId23">
         <w:r>
           <w:rPr>
             <w:rStyle w:val="Hyperlink"/>
@@ -132,8 +201,8 @@
         <w:t xml:space="preserve">for Risk of Bias Assessment</w:t>
       </w:r>
     </w:p>
-    <w:bookmarkEnd w:id="23"/>
-    <w:bookmarkStart w:id="24" w:name="abstract"/>
+    <w:bookmarkEnd w:id="24"/>
+    <w:bookmarkStart w:id="25" w:name="abstract"/>
     <w:p>
       <w:pPr>
         <w:pStyle w:val="Heading1"/>
@@ -147,14 +216,410 @@
         <w:br w:type="page"/>
       </w:r>
     </w:p>
-    <w:bookmarkEnd w:id="24"/>
-    <w:bookmarkStart w:id="26" w:name="background"/>
+    <w:bookmarkEnd w:id="25"/>
+    <w:bookmarkStart w:id="27" w:name="background"/>
     <w:p>
       <w:pPr>
         <w:pStyle w:val="Heading1"/>
       </w:pPr>
       <w:r>
         <w:t xml:space="preserve">1. Background</w:t>
+      </w:r>
+    </w:p>
+    <w:p>
+      <w:pPr>
+        <w:pStyle w:val="FirstParagraph"/>
+      </w:pPr>
+      <w:r>
+        <w:t xml:space="preserve">Lead (Pb) is a pervasive environmental pollutant originating from anthropogenic and natural sources.</w:t>
+      </w:r>
+      <w:r>
+        <w:t xml:space="preserve"> </w:t>
+      </w:r>
+      <w:r>
+        <w:t xml:space="preserve">Although concentrations have declined globally in past decades following the phase-out of leaded gasoline, lead remains present in the environment and human blood</w:t>
+      </w:r>
+      <w:r>
+        <w:t xml:space="preserve"> </w:t>
+      </w:r>
+      <w:r>
+        <w:t xml:space="preserve">(1,2)</w:t>
+      </w:r>
+      <w:r>
+        <w:t xml:space="preserve">.</w:t>
+      </w:r>
+      <w:r>
+        <w:t xml:space="preserve"> </w:t>
+      </w:r>
+      <w:r>
+        <w:t xml:space="preserve">In Europe, primary exposure sources include dietary products, drinking water, and indoor dust</w:t>
+      </w:r>
+      <w:r>
+        <w:t xml:space="preserve"> </w:t>
+      </w:r>
+      <w:r>
+        <w:t xml:space="preserve">(3,4)</w:t>
+      </w:r>
+      <w:r>
+        <w:t xml:space="preserve">.</w:t>
+      </w:r>
+      <w:r>
+        <w:t xml:space="preserve"> </w:t>
+      </w:r>
+      <w:r>
+        <w:t xml:space="preserve">The most recent Global Burden of Disease Study estimated that in 2023, 3.4 million (95% Uncertainty Interval (UI): 2.7; 4.0 million) Disability-Adjusted Life Years (DALYs) were attributable to lead exposure in the European Union (EU)</w:t>
+      </w:r>
+      <w:r>
+        <w:t xml:space="preserve"> </w:t>
+      </w:r>
+      <w:r>
+        <w:t xml:space="preserve">(5)</w:t>
+      </w:r>
+      <w:r>
+        <w:t xml:space="preserve">.</w:t>
+      </w:r>
+      <w:r>
+        <w:t xml:space="preserve"> </w:t>
+      </w:r>
+      <w:r>
+        <w:t xml:space="preserve">This highlights the continued public health significance even of low-level exposure.</w:t>
+      </w:r>
+    </w:p>
+    <w:p>
+      <w:pPr>
+        <w:pStyle w:val="BodyText"/>
+      </w:pPr>
+      <w:r>
+        <w:t xml:space="preserve">Exposure to lead is associated with multiple adverse health outcomes across the human life course, including</w:t>
+      </w:r>
+      <w:r>
+        <w:t xml:space="preserve"> </w:t>
+      </w:r>
+      <w:r>
+        <w:t xml:space="preserve">decreased kidney function</w:t>
+      </w:r>
+      <w:r>
+        <w:t xml:space="preserve"> </w:t>
+      </w:r>
+      <w:r>
+        <w:t xml:space="preserve">(6)</w:t>
+      </w:r>
+      <w:r>
+        <w:t xml:space="preserve">,</w:t>
+      </w:r>
+      <w:r>
+        <w:t xml:space="preserve"> </w:t>
+      </w:r>
+      <w:r>
+        <w:t xml:space="preserve">liver disease</w:t>
+      </w:r>
+      <w:r>
+        <w:t xml:space="preserve"> </w:t>
+      </w:r>
+      <w:r>
+        <w:t xml:space="preserve">(7)</w:t>
+      </w:r>
+      <w:r>
+        <w:t xml:space="preserve">,</w:t>
+      </w:r>
+      <w:r>
+        <w:t xml:space="preserve"> </w:t>
+      </w:r>
+      <w:r>
+        <w:t xml:space="preserve">coronary artery atherosclerosis</w:t>
+      </w:r>
+      <w:r>
+        <w:t xml:space="preserve"> </w:t>
+      </w:r>
+      <w:r>
+        <w:t xml:space="preserve">(8)</w:t>
+      </w:r>
+      <w:r>
+        <w:t xml:space="preserve">,</w:t>
+      </w:r>
+      <w:r>
+        <w:t xml:space="preserve"> </w:t>
+      </w:r>
+      <w:r>
+        <w:t xml:space="preserve">cardiovascular mortality</w:t>
+      </w:r>
+      <w:r>
+        <w:t xml:space="preserve"> </w:t>
+      </w:r>
+      <w:r>
+        <w:t xml:space="preserve">(9)</w:t>
+      </w:r>
+      <w:r>
+        <w:t xml:space="preserve">,</w:t>
+      </w:r>
+      <w:r>
+        <w:t xml:space="preserve"> </w:t>
+      </w:r>
+      <w:r>
+        <w:t xml:space="preserve">infertility in women</w:t>
+      </w:r>
+      <w:r>
+        <w:t xml:space="preserve"> </w:t>
+      </w:r>
+      <w:r>
+        <w:t xml:space="preserve">(10)</w:t>
+      </w:r>
+      <w:r>
+        <w:t xml:space="preserve">,</w:t>
+      </w:r>
+      <w:r>
+        <w:t xml:space="preserve"> </w:t>
+      </w:r>
+      <w:r>
+        <w:t xml:space="preserve">attention-deficit/hyperactivity disorder in children</w:t>
+      </w:r>
+      <w:r>
+        <w:t xml:space="preserve"> </w:t>
+      </w:r>
+      <w:r>
+        <w:t xml:space="preserve">(11)</w:t>
+      </w:r>
+      <w:r>
+        <w:t xml:space="preserve">, and</w:t>
+      </w:r>
+      <w:r>
+        <w:t xml:space="preserve"> </w:t>
+      </w:r>
+      <w:r>
+        <w:t xml:space="preserve">antisocial behavior</w:t>
+      </w:r>
+      <w:r>
+        <w:t xml:space="preserve"> </w:t>
+      </w:r>
+      <w:r>
+        <w:t xml:space="preserve">(12)</w:t>
+      </w:r>
+      <w:r>
+        <w:t xml:space="preserve">.</w:t>
+      </w:r>
+      <w:r>
+        <w:t xml:space="preserve"> </w:t>
+      </w:r>
+      <w:r>
+        <w:t xml:space="preserve">Among these endpoints, impaired cognitive development in children — manifested as reduced IQ scores —</w:t>
+      </w:r>
+      <w:r>
+        <w:t xml:space="preserve"> </w:t>
+      </w:r>
+      <w:r>
+        <w:t xml:space="preserve">(13–16)</w:t>
+      </w:r>
+      <w:r>
+        <w:t xml:space="preserve"> </w:t>
+      </w:r>
+      <w:r>
+        <w:t xml:space="preserve">represents a particularly critical endpoint for public health policy.</w:t>
+      </w:r>
+      <w:r>
+        <w:t xml:space="preserve"> </w:t>
+      </w:r>
+      <w:r>
+        <w:t xml:space="preserve">Children are especially vulnerable to lead’s neurotoxic effects due to their developing nervous systems and relatively high exposure per body mass.</w:t>
+      </w:r>
+      <w:r>
+        <w:t xml:space="preserve"> </w:t>
+      </w:r>
+      <w:r>
+        <w:t xml:space="preserve">Because lead-associated IQ decrements are irreversible and persist throughout life, they lead to substantial and enduring societal costs</w:t>
+      </w:r>
+      <w:r>
+        <w:t xml:space="preserve"> </w:t>
+      </w:r>
+      <w:r>
+        <w:t xml:space="preserve">(17)</w:t>
+      </w:r>
+      <w:r>
+        <w:t xml:space="preserve">, making continued efforts to accurately characterize the exposure-response relationship important for evidence-based policy.</w:t>
+      </w:r>
+    </w:p>
+    <w:p>
+      <w:pPr>
+        <w:pStyle w:val="BodyText"/>
+      </w:pPr>
+      <w:r>
+        <w:t xml:space="preserve">Contemporary blood lead levels (BLL) in the EU have declined markedly and now predominantly fall below 5 µg/dL (</w:t>
+      </w:r>
+      <w:hyperlink r:id="rId26">
+        <w:r>
+          <w:rPr>
+            <w:rStyle w:val="Hyperlink"/>
+          </w:rPr>
+          <w:t xml:space="preserve">HBM4EU Dashboard</w:t>
+        </w:r>
+      </w:hyperlink>
+      <w:r>
+        <w:t xml:space="preserve">), well below the concentrations examined in many earlier studies (&lt;10 µg/dL).</w:t>
+      </w:r>
+      <w:r>
+        <w:t xml:space="preserve"> </w:t>
+      </w:r>
+      <w:r>
+        <w:t xml:space="preserve">Importantly, there is no evidence for a threshold concentration below which the effects of lead on the IQ can be assumed to be negligible</w:t>
+      </w:r>
+      <w:r>
+        <w:t xml:space="preserve"> </w:t>
+      </w:r>
+      <w:r>
+        <w:t xml:space="preserve">(18,19)</w:t>
+      </w:r>
+      <w:r>
+        <w:t xml:space="preserve">.</w:t>
+      </w:r>
+      <w:r>
+        <w:t xml:space="preserve"> </w:t>
+      </w:r>
+      <w:r>
+        <w:t xml:space="preserve">There is evidence for a supralinear exposure-response relationship with steeper IQ decrements per unit increase in BLL at low concentrations compared to higher concentration ranges</w:t>
+      </w:r>
+      <w:r>
+        <w:t xml:space="preserve"> </w:t>
+      </w:r>
+      <w:r>
+        <w:t xml:space="preserve">(16,20)</w:t>
+      </w:r>
+      <w:r>
+        <w:t xml:space="preserve">.</w:t>
+      </w:r>
+      <w:r>
+        <w:t xml:space="preserve"> </w:t>
+      </w:r>
+      <w:r>
+        <w:t xml:space="preserve">These findings highlight the need for an updated quantitative synthesis that reflects both recent epidemiological evidence and the lower exposure range now predominant in European populations, incorporating recent data to inform risk assessment at currently relevant exposure levels.</w:t>
+      </w:r>
+    </w:p>
+    <w:p>
+      <w:pPr>
+        <w:pStyle w:val="BodyText"/>
+      </w:pPr>
+      <w:r>
+        <w:t xml:space="preserve">Existing burden of disease assessments at national and global scales</w:t>
+      </w:r>
+      <w:r>
+        <w:t xml:space="preserve"> </w:t>
+      </w:r>
+      <w:r>
+        <w:t xml:space="preserve">(5,17,21–23)</w:t>
+      </w:r>
+      <w:r>
+        <w:t xml:space="preserve"> </w:t>
+      </w:r>
+      <w:r>
+        <w:t xml:space="preserve">rely predominantly on two foundational studies: a pooled analysis of seven cohort-studies by Lanphear et al. (2005) or the subsequent re-analysis by Crump et al. (2013)</w:t>
+      </w:r>
+      <w:r>
+        <w:t xml:space="preserve"> </w:t>
+      </w:r>
+      <w:r>
+        <w:t xml:space="preserve">(16,24)</w:t>
+      </w:r>
+      <w:r>
+        <w:t xml:space="preserve">.</w:t>
+      </w:r>
+      <w:r>
+        <w:t xml:space="preserve"> </w:t>
+      </w:r>
+      <w:r>
+        <w:t xml:space="preserve">While these landmark studies have substantially shaped research and policy on childhood lead exposure, methodological issues and errors in the Lanphear et al. 2005 article have been raised</w:t>
+      </w:r>
+      <w:r>
+        <w:t xml:space="preserve"> </w:t>
+      </w:r>
+      <w:r>
+        <w:t xml:space="preserve">(24,25)</w:t>
+      </w:r>
+      <w:r>
+        <w:t xml:space="preserve"> </w:t>
+      </w:r>
+      <w:r>
+        <w:t xml:space="preserve">and the stepwise backward-elimination regression approach used by Crump et al. (2013), which is central to their findings, has received substantial criticism</w:t>
+      </w:r>
+      <w:r>
+        <w:t xml:space="preserve"> </w:t>
+      </w:r>
+      <w:r>
+        <w:t xml:space="preserve">(26–28)</w:t>
+      </w:r>
+      <w:r>
+        <w:t xml:space="preserve">.</w:t>
+      </w:r>
+      <w:r>
+        <w:t xml:space="preserve"> </w:t>
+      </w:r>
+      <w:r>
+        <w:t xml:space="preserve">These limitations, combined with the availability of more recent epidemiological data, underscore the need not only for an updated evidence synthesis but also for methodologically robust approaches that can provide reliable exposure-response estimates for burden of disease and risk assessments.</w:t>
+      </w:r>
+    </w:p>
+    <w:p>
+      <w:pPr>
+        <w:pStyle w:val="BodyText"/>
+      </w:pPr>
+      <w:r>
+        <w:t xml:space="preserve">Methodological advances in meta-analysis offer an opportunity to enhance the utility of synthesized estimates for burden of disease and risk assessment applications.</w:t>
+      </w:r>
+      <w:r>
+        <w:t xml:space="preserve"> </w:t>
+      </w:r>
+      <w:r>
+        <w:t xml:space="preserve">While frequentist meta-analysis has been a conventional approach in environmental epidemiology, Bayesian meta-analysis provides a coherent framework for uncertainty quantification through posterior distributions that inherently incorporate both within-study and between-study variability</w:t>
+      </w:r>
+      <w:r>
+        <w:t xml:space="preserve"> </w:t>
+      </w:r>
+      <w:r>
+        <w:t xml:space="preserve">(29)</w:t>
+      </w:r>
+      <w:r>
+        <w:t xml:space="preserve">.</w:t>
+      </w:r>
+      <w:r>
+        <w:t xml:space="preserve"> </w:t>
+      </w:r>
+      <w:r>
+        <w:t xml:space="preserve">Unlike frequentist confidence intervals, which are often misinterpreted as probabilistic</w:t>
+      </w:r>
+      <w:r>
+        <w:t xml:space="preserve"> </w:t>
+      </w:r>
+      <w:r>
+        <w:t xml:space="preserve">(30)</w:t>
+      </w:r>
+      <w:r>
+        <w:t xml:space="preserve">, Bayesian credible intervals directly represent the probability distribution of the parameter of interest, facilitating transparent communication of uncertainty.</w:t>
+      </w:r>
+      <w:r>
+        <w:t xml:space="preserve"> </w:t>
+      </w:r>
+      <w:r>
+        <w:t xml:space="preserve">Furthermore, Bayesian posterior distributions can be directly propagated into probabilistic burden of disease and risk assessments, providing seamless integration with probabilistic frameworks in public health decision-making.</w:t>
+      </w:r>
+      <w:r>
+        <w:t xml:space="preserve"> </w:t>
+      </w:r>
+      <w:r>
+        <w:t xml:space="preserve">By comparing frequentist and Bayesian approaches, we will explore how inferential framework and uncertainty quantification influence exposure-response estimates and their application.</w:t>
+      </w:r>
+    </w:p>
+    <w:p>
+      <w:pPr>
+        <w:pStyle w:val="BodyText"/>
+      </w:pPr>
+      <w:r>
+        <w:t xml:space="preserve">The aim of this study is twofold: first, to synthesize and quantitatively pool available epidemiological findings on the association between blood lead levels and IQ scores in children; and second, to conduct both a frequentist and Bayesian meta-analyses, comparing how these analytical frameworks influence exposure-response estimates, uncertainty characterization, and applicability to burden of disease and risk assessment.</w:t>
+      </w:r>
+    </w:p>
+    <w:bookmarkEnd w:id="27"/>
+    <w:bookmarkStart w:id="43" w:name="methods"/>
+    <w:p>
+      <w:pPr>
+        <w:pStyle w:val="Heading1"/>
+      </w:pPr>
+      <w:r>
+        <w:t xml:space="preserve">2. Methods</w:t>
       </w:r>
     </w:p>
     <w:p>
@@ -166,7 +631,7 @@
         </w:numPr>
       </w:pPr>
       <w:r>
-        <w:t xml:space="preserve">Intro: Lead, health effects, burden of disease</w:t>
+        <w:t xml:space="preserve">Overview: systematic review and meta-analysis, comparing a frequentist to a Bayesian approach</w:t>
       </w:r>
     </w:p>
     <w:p>
@@ -178,7 +643,7 @@
         </w:numPr>
       </w:pPr>
       <w:r>
-        <w:t xml:space="preserve">Currently used ERFs</w:t>
+        <w:t xml:space="preserve">Inclusion &amp; exclusion criteria, databases, search strategy, screening process</w:t>
       </w:r>
     </w:p>
     <w:p>
@@ -190,7 +655,7 @@
         </w:numPr>
       </w:pPr>
       <w:r>
-        <w:t xml:space="preserve">Rationale for methodological comparison (BMA - FMA)</w:t>
+        <w:t xml:space="preserve">Risk of bias analysis method</w:t>
       </w:r>
     </w:p>
     <w:p>
@@ -202,406 +667,7 @@
         </w:numPr>
       </w:pPr>
       <w:r>
-        <w:t xml:space="preserve">Aim of this study</w:t>
-      </w:r>
-      <w:r>
-        <w:br/>
-      </w:r>
-    </w:p>
-    <w:p>
-      <w:pPr>
-        <w:pStyle w:val="FirstParagraph"/>
-      </w:pPr>
-      <w:r>
-        <w:t xml:space="preserve">Lead (Pb) is a pervasive environmental pollutant originating from anthropogenic and natural sources.</w:t>
-      </w:r>
-      <w:r>
-        <w:t xml:space="preserve"> </w:t>
-      </w:r>
-      <w:r>
-        <w:t xml:space="preserve">Although concentrations have declined globally in past decades following the phase-out of leaded gasoline, lead remains present in the environment and human blood</w:t>
-      </w:r>
-      <w:r>
-        <w:t xml:space="preserve"> </w:t>
-      </w:r>
-      <w:r>
-        <w:t xml:space="preserve">(1,2)</w:t>
-      </w:r>
-      <w:r>
-        <w:t xml:space="preserve">.</w:t>
-      </w:r>
-      <w:r>
-        <w:t xml:space="preserve"> </w:t>
-      </w:r>
-      <w:r>
-        <w:t xml:space="preserve">In Europe, primary exposure sources include dietary products, drinking water, and indoor dust</w:t>
-      </w:r>
-      <w:r>
-        <w:t xml:space="preserve"> </w:t>
-      </w:r>
-      <w:r>
-        <w:t xml:space="preserve">(3,4)</w:t>
-      </w:r>
-      <w:r>
-        <w:t xml:space="preserve">.</w:t>
-      </w:r>
-      <w:r>
-        <w:t xml:space="preserve"> </w:t>
-      </w:r>
-      <w:r>
-        <w:t xml:space="preserve">The most recent Global Burden of Disease Study estimated that in 2023, 3.4 million (95% Uncertainty Interval (UI): 2.7; 4.0 million) Disability-Adjusted Life Years (DALYs) were attributable to lead exposure in the European Union (EU)</w:t>
-      </w:r>
-      <w:r>
-        <w:t xml:space="preserve"> </w:t>
-      </w:r>
-      <w:r>
-        <w:t xml:space="preserve">(5)</w:t>
-      </w:r>
-      <w:r>
-        <w:t xml:space="preserve">.</w:t>
-      </w:r>
-      <w:r>
-        <w:t xml:space="preserve"> </w:t>
-      </w:r>
-      <w:r>
-        <w:t xml:space="preserve">This highlights the continued public health significance even of low-level exposure.</w:t>
-      </w:r>
-    </w:p>
-    <w:p>
-      <w:pPr>
-        <w:pStyle w:val="BodyText"/>
-      </w:pPr>
-      <w:r>
-        <w:t xml:space="preserve">Lead exposure is associated with multiple adverse health outcomes across the human life course, including</w:t>
-      </w:r>
-      <w:r>
-        <w:t xml:space="preserve"> </w:t>
-      </w:r>
-      <w:r>
-        <w:t xml:space="preserve">decreased kidney function</w:t>
-      </w:r>
-      <w:r>
-        <w:t xml:space="preserve"> </w:t>
-      </w:r>
-      <w:r>
-        <w:t xml:space="preserve">(6)</w:t>
-      </w:r>
-      <w:r>
-        <w:t xml:space="preserve">,</w:t>
-      </w:r>
-      <w:r>
-        <w:t xml:space="preserve"> </w:t>
-      </w:r>
-      <w:r>
-        <w:t xml:space="preserve">liver disease</w:t>
-      </w:r>
-      <w:r>
-        <w:t xml:space="preserve"> </w:t>
-      </w:r>
-      <w:r>
-        <w:t xml:space="preserve">(7)</w:t>
-      </w:r>
-      <w:r>
-        <w:t xml:space="preserve">,</w:t>
-      </w:r>
-      <w:r>
-        <w:t xml:space="preserve"> </w:t>
-      </w:r>
-      <w:r>
-        <w:t xml:space="preserve">coronary artery atherosclerosis</w:t>
-      </w:r>
-      <w:r>
-        <w:t xml:space="preserve"> </w:t>
-      </w:r>
-      <w:r>
-        <w:t xml:space="preserve">(8)</w:t>
-      </w:r>
-      <w:r>
-        <w:t xml:space="preserve">,</w:t>
-      </w:r>
-      <w:r>
-        <w:t xml:space="preserve"> </w:t>
-      </w:r>
-      <w:r>
-        <w:t xml:space="preserve">cardiovascular mortality</w:t>
-      </w:r>
-      <w:r>
-        <w:t xml:space="preserve"> </w:t>
-      </w:r>
-      <w:r>
-        <w:t xml:space="preserve">(9)</w:t>
-      </w:r>
-      <w:r>
-        <w:t xml:space="preserve">,</w:t>
-      </w:r>
-      <w:r>
-        <w:t xml:space="preserve"> </w:t>
-      </w:r>
-      <w:r>
-        <w:t xml:space="preserve">infertility in women</w:t>
-      </w:r>
-      <w:r>
-        <w:t xml:space="preserve"> </w:t>
-      </w:r>
-      <w:r>
-        <w:t xml:space="preserve">(10)</w:t>
-      </w:r>
-      <w:r>
-        <w:t xml:space="preserve">,</w:t>
-      </w:r>
-      <w:r>
-        <w:t xml:space="preserve"> </w:t>
-      </w:r>
-      <w:r>
-        <w:t xml:space="preserve">attention-deficit/hyperactivity disorder in children</w:t>
-      </w:r>
-      <w:r>
-        <w:t xml:space="preserve"> </w:t>
-      </w:r>
-      <w:r>
-        <w:t xml:space="preserve">(11)</w:t>
-      </w:r>
-      <w:r>
-        <w:t xml:space="preserve">, and</w:t>
-      </w:r>
-      <w:r>
-        <w:t xml:space="preserve"> </w:t>
-      </w:r>
-      <w:r>
-        <w:t xml:space="preserve">antisocial behavior</w:t>
-      </w:r>
-      <w:r>
-        <w:t xml:space="preserve"> </w:t>
-      </w:r>
-      <w:r>
-        <w:t xml:space="preserve">(12)</w:t>
-      </w:r>
-      <w:r>
-        <w:t xml:space="preserve">.</w:t>
-      </w:r>
-      <w:r>
-        <w:t xml:space="preserve"> </w:t>
-      </w:r>
-      <w:r>
-        <w:t xml:space="preserve">Among these endpoints, impaired cognitive development in children — manifested as reduced IQ scores —</w:t>
-      </w:r>
-      <w:r>
-        <w:t xml:space="preserve"> </w:t>
-      </w:r>
-      <w:r>
-        <w:t xml:space="preserve">(13–16)</w:t>
-      </w:r>
-      <w:r>
-        <w:t xml:space="preserve"> </w:t>
-      </w:r>
-      <w:r>
-        <w:t xml:space="preserve">represents a particularly critical endpoint for public health policy.</w:t>
-      </w:r>
-      <w:r>
-        <w:t xml:space="preserve"> </w:t>
-      </w:r>
-      <w:r>
-        <w:t xml:space="preserve">Children are especially vulnerable to lead’s neurotoxic effects due to their developing nervous systems and relatively high exposure per body mass.</w:t>
-      </w:r>
-      <w:r>
-        <w:t xml:space="preserve"> </w:t>
-      </w:r>
-      <w:r>
-        <w:t xml:space="preserve">Because lead-associated IQ decrements are irreversible and persist throughout life, they lead to substantial and enduring societal costs</w:t>
-      </w:r>
-      <w:r>
-        <w:t xml:space="preserve"> </w:t>
-      </w:r>
-      <w:r>
-        <w:t xml:space="preserve">(17)</w:t>
-      </w:r>
-      <w:r>
-        <w:t xml:space="preserve">, making continued efforts to accurately characterize the exposure-response relationship important for evidence-based policy.</w:t>
-      </w:r>
-    </w:p>
-    <w:p>
-      <w:pPr>
-        <w:pStyle w:val="BodyText"/>
-      </w:pPr>
-      <w:r>
-        <w:t xml:space="preserve">Contemporary blood lead levels (BLL) in the EU have declined markedly and now predominantly fall below 5 µg/dL (</w:t>
-      </w:r>
-      <w:hyperlink r:id="rId25">
-        <w:r>
-          <w:rPr>
-            <w:rStyle w:val="Hyperlink"/>
-          </w:rPr>
-          <w:t xml:space="preserve">HBM4EU Dashboard</w:t>
-        </w:r>
-      </w:hyperlink>
-      <w:r>
-        <w:t xml:space="preserve">), well below the concentrations examined in many earlier studies (&lt;10 µg/dL).</w:t>
-      </w:r>
-      <w:r>
-        <w:t xml:space="preserve"> </w:t>
-      </w:r>
-      <w:r>
-        <w:t xml:space="preserve">Importantly, there is no evidence for a threshold concentration below which the effects of lead on the IQ can be assumed to be negligible</w:t>
-      </w:r>
-      <w:r>
-        <w:t xml:space="preserve"> </w:t>
-      </w:r>
-      <w:r>
-        <w:t xml:space="preserve">(18,19)</w:t>
-      </w:r>
-      <w:r>
-        <w:t xml:space="preserve">.</w:t>
-      </w:r>
-      <w:r>
-        <w:t xml:space="preserve"> </w:t>
-      </w:r>
-      <w:r>
-        <w:t xml:space="preserve">There is evidence for a supralinear exposure-response relationship with steeper IQ decrements per unit increase in BLL at low concentrations compared to higher concentration ranges</w:t>
-      </w:r>
-      <w:r>
-        <w:t xml:space="preserve"> </w:t>
-      </w:r>
-      <w:r>
-        <w:t xml:space="preserve">(16,20)</w:t>
-      </w:r>
-      <w:r>
-        <w:t xml:space="preserve">.</w:t>
-      </w:r>
-      <w:r>
-        <w:t xml:space="preserve"> </w:t>
-      </w:r>
-      <w:r>
-        <w:t xml:space="preserve">These findings highlight the need for an updated quantitative synthesis that reflects both recent epidemiological evidence and the lower exposure range now predominant in European populations, incorporating recent data to inform risk assessment at currently relevant exposure levels.</w:t>
-      </w:r>
-    </w:p>
-    <w:p>
-      <w:pPr>
-        <w:pStyle w:val="BodyText"/>
-      </w:pPr>
-      <w:r>
-        <w:t xml:space="preserve">Existing burden of disease assessments at national and global scales</w:t>
-      </w:r>
-      <w:r>
-        <w:t xml:space="preserve"> </w:t>
-      </w:r>
-      <w:r>
-        <w:t xml:space="preserve">(5,17,21–23)</w:t>
-      </w:r>
-      <w:r>
-        <w:t xml:space="preserve"> </w:t>
-      </w:r>
-      <w:r>
-        <w:t xml:space="preserve">rely predominantly on two foundational studies: a pooled analysis of seven cohort-studies by Lanphear et al. (2005) or the subsequent re-analysis by Crump et al. (2013)</w:t>
-      </w:r>
-      <w:r>
-        <w:t xml:space="preserve"> </w:t>
-      </w:r>
-      <w:r>
-        <w:t xml:space="preserve">(16,24)</w:t>
-      </w:r>
-      <w:r>
-        <w:t xml:space="preserve">.</w:t>
-      </w:r>
-      <w:r>
-        <w:t xml:space="preserve"> </w:t>
-      </w:r>
-      <w:r>
-        <w:t xml:space="preserve">While these landmark studies have substantially shaped research and policy on childhood lead exposure, methodological issues and errors in the Lanphear et al. 2005 article have been raised</w:t>
-      </w:r>
-      <w:r>
-        <w:t xml:space="preserve"> </w:t>
-      </w:r>
-      <w:r>
-        <w:t xml:space="preserve">(24,25)</w:t>
-      </w:r>
-      <w:r>
-        <w:t xml:space="preserve"> </w:t>
-      </w:r>
-      <w:r>
-        <w:t xml:space="preserve">and the stepwise backward-elimination regression approach used by Crump et al. (2013), which is central to their findings, has received substantial criticism</w:t>
-      </w:r>
-      <w:r>
-        <w:t xml:space="preserve"> </w:t>
-      </w:r>
-      <w:r>
-        <w:t xml:space="preserve">(26–28)</w:t>
-      </w:r>
-      <w:r>
-        <w:t xml:space="preserve">.</w:t>
-      </w:r>
-      <w:r>
-        <w:t xml:space="preserve"> </w:t>
-      </w:r>
-      <w:r>
-        <w:t xml:space="preserve">These limitations, combined with the availability of more recent epidemiological data, underscore the need not only for an updated evidence synthesis but also for methodologically robust approaches that can provide reliable exposure-response estimates for burden of disease and risk assessments.</w:t>
-      </w:r>
-    </w:p>
-    <w:p>
-      <w:pPr>
-        <w:pStyle w:val="BodyText"/>
-      </w:pPr>
-      <w:r>
-        <w:t xml:space="preserve">Methodological advances in meta-analysis offer an opportunity to enhance the utility of synthesized estimates for burden of disease and risk assessment applications.</w:t>
-      </w:r>
-      <w:r>
-        <w:t xml:space="preserve"> </w:t>
-      </w:r>
-      <w:r>
-        <w:t xml:space="preserve">While frequentist meta-analysis has been a conventional approach in environmental epidemiology, Bayesian meta-analysis provides a coherent framework for uncertainty quantification through posterior distributions that inherently incorporate both within-study and between-study variability</w:t>
-      </w:r>
-      <w:r>
-        <w:t xml:space="preserve"> </w:t>
-      </w:r>
-      <w:r>
-        <w:t xml:space="preserve">(29)</w:t>
-      </w:r>
-      <w:r>
-        <w:t xml:space="preserve">.</w:t>
-      </w:r>
-      <w:r>
-        <w:t xml:space="preserve"> </w:t>
-      </w:r>
-      <w:r>
-        <w:t xml:space="preserve">Unlike frequentist confidence intervals, which are often misinterpreted as probabilistic</w:t>
-      </w:r>
-      <w:r>
-        <w:t xml:space="preserve"> </w:t>
-      </w:r>
-      <w:r>
-        <w:t xml:space="preserve">(30)</w:t>
-      </w:r>
-      <w:r>
-        <w:t xml:space="preserve">, Bayesian credible intervals directly represent the probability distribution of the parameter of interest, facilitating transparent communication of uncertainty.</w:t>
-      </w:r>
-      <w:r>
-        <w:t xml:space="preserve"> </w:t>
-      </w:r>
-      <w:r>
-        <w:t xml:space="preserve">Furthermore, Bayesian posterior distributions can be directly propagated into probabilistic burden of disease and risk assessments, providing seamless integration with probabilistic frameworks in public health decision-making.</w:t>
-      </w:r>
-      <w:r>
-        <w:t xml:space="preserve"> </w:t>
-      </w:r>
-      <w:r>
-        <w:t xml:space="preserve">By comparing frequentist and Bayesian approaches, we will explore how inferential framework and uncertainty quantification influence exposure-response estimates and their application.</w:t>
-      </w:r>
-    </w:p>
-    <w:p>
-      <w:pPr>
-        <w:pStyle w:val="BodyText"/>
-      </w:pPr>
-      <w:r>
-        <w:t xml:space="preserve">The aim of this study is twofold: first, to synthesize and quantitatively pool available epidemiological findings on the association between blood lead levels and IQ scores in children; and second, to conduct both a frequentist and Bayesian meta-analyses, comparing how these analytical frameworks influence exposure-response estimates, uncertainty characterization, and applicability to burden of disease and risk assessment.</w:t>
-      </w:r>
-    </w:p>
-    <w:bookmarkEnd w:id="26"/>
-    <w:bookmarkStart w:id="42" w:name="methods"/>
-    <w:p>
-      <w:pPr>
-        <w:pStyle w:val="Heading1"/>
-      </w:pPr>
-      <w:r>
-        <w:t xml:space="preserve">2. Methods</w:t>
+        <w:t xml:space="preserve">Description &amp; rationale of harmonization of reported effect measures</w:t>
       </w:r>
     </w:p>
     <w:p>
@@ -613,7 +679,23 @@
         </w:numPr>
       </w:pPr>
       <w:r>
-        <w:t xml:space="preserve">Overview: systematic review and meta-analysis, comparing a frequentist to a Bayesian approach</w:t>
+        <w:t xml:space="preserve">Description of meta-analysis methodology (frequentist &amp; Bayesian), models and software used,</w:t>
+      </w:r>
+      <w:r>
+        <w:t xml:space="preserve"> </w:t>
+      </w:r>
+      <w:r>
+        <w:rPr>
+          <w:b/>
+          <w:bCs/>
+        </w:rPr>
+        <w:t xml:space="preserve">heterogeneity</w:t>
+      </w:r>
+      <w:r>
+        <w:t xml:space="preserve"> </w:t>
+      </w:r>
+      <w:r>
+        <w:t xml:space="preserve">identification, prior choice</w:t>
       </w:r>
     </w:p>
     <w:p>
@@ -625,61 +707,13 @@
         </w:numPr>
       </w:pPr>
       <w:r>
-        <w:t xml:space="preserve">Inclusion &amp; exclusion criteria, databases, search strategy, screening process</w:t>
-      </w:r>
-    </w:p>
-    <w:p>
-      <w:pPr>
-        <w:pStyle w:val="Compact"/>
-        <w:numPr>
-          <w:ilvl w:val="0"/>
-          <w:numId w:val="1008"/>
-        </w:numPr>
-      </w:pPr>
-      <w:r>
-        <w:t xml:space="preserve">Risk of bias analysis method</w:t>
-      </w:r>
-    </w:p>
-    <w:p>
-      <w:pPr>
-        <w:pStyle w:val="Compact"/>
-        <w:numPr>
-          <w:ilvl w:val="0"/>
-          <w:numId w:val="1009"/>
-        </w:numPr>
-      </w:pPr>
-      <w:r>
-        <w:t xml:space="preserve">Description &amp; rationale of harmonization of reported effect measures</w:t>
-      </w:r>
-    </w:p>
-    <w:p>
-      <w:pPr>
-        <w:pStyle w:val="Compact"/>
-        <w:numPr>
-          <w:ilvl w:val="0"/>
-          <w:numId w:val="1010"/>
-        </w:numPr>
-      </w:pPr>
-      <w:r>
-        <w:t xml:space="preserve">Description of meta-analysis methodology (frequentist &amp; Bayesian), models and software used, heterogeneity identification</w:t>
-      </w:r>
-    </w:p>
-    <w:p>
-      <w:pPr>
-        <w:pStyle w:val="Compact"/>
-        <w:numPr>
-          <w:ilvl w:val="0"/>
-          <w:numId w:val="1011"/>
-        </w:numPr>
-      </w:pPr>
-      <w:r>
         <w:t xml:space="preserve">Sensitivity analysis</w:t>
       </w:r>
       <w:r>
         <w:br/>
       </w:r>
     </w:p>
-    <w:bookmarkStart w:id="28" w:name="literature-review"/>
+    <w:bookmarkStart w:id="29" w:name="literature-review"/>
     <w:p>
       <w:pPr>
         <w:pStyle w:val="Heading2"/>
@@ -734,30 +768,55 @@
         <w:pStyle w:val="BodyText"/>
       </w:pPr>
       <w:r>
-        <w:t xml:space="preserve">We conducted a literature review to identify recent studies investigating associations between prenatal or postnatal exposure to Pb and IQ loss in children.</w:t>
-      </w:r>
-      <w:r>
-        <w:t xml:space="preserve"> </w:t>
-      </w:r>
-      <w:r>
-        <w:t xml:space="preserve">This study was conducted wothin the EU-funded project Partnership for the Assessment of Risks from Chemicals (</w:t>
-      </w:r>
-      <w:hyperlink r:id="rId27">
-        <w:r>
-          <w:rPr>
-            <w:rStyle w:val="Hyperlink"/>
+        <w:t xml:space="preserve">We conducted a literature review to identify published studies investigating the association between postnatal (concurrent) exposure to Pb and IQ loss in children.</w:t>
+      </w:r>
+      <w:r>
+        <w:t xml:space="preserve"> </w:t>
+      </w:r>
+      <w:r>
+        <w:t xml:space="preserve">This study was conducted within the EU-funded project</w:t>
+      </w:r>
+      <w:r>
+        <w:t xml:space="preserve"> </w:t>
+      </w:r>
+      <w:r>
+        <w:rPr>
+          <w:i/>
+          <w:iCs/>
+        </w:rPr>
+        <w:t xml:space="preserve">Partnership for the Assessment of Risks from Chemicals (</w:t>
+      </w:r>
+      <w:hyperlink r:id="rId28">
+        <w:r>
+          <w:rPr>
+            <w:rStyle w:val="Hyperlink"/>
+            <w:i/>
+            <w:iCs/>
           </w:rPr>
           <w:t xml:space="preserve">PARC</w:t>
         </w:r>
       </w:hyperlink>
       <w:r>
-        <w:t xml:space="preserve">), and the literature review was conducted as the basis for multiple studies, including one on the association of (methyl)mercury and lead on IQ loss for different exposure timeframes.</w:t>
-      </w:r>
-      <w:r>
-        <w:t xml:space="preserve"> </w:t>
-      </w:r>
-      <w:r>
-        <w:t xml:space="preserve">Here, we will only report results for the literature we identified on concurrent lead exposure and IQ loss, but the flowcharts and supplementary material documenting the literature review does contain parts of the search for other associations and exposure timeframes.</w:t>
+        <w:rPr>
+          <w:i/>
+          <w:iCs/>
+        </w:rPr>
+        <w:t xml:space="preserve">)</w:t>
+      </w:r>
+      <w:r>
+        <w:t xml:space="preserve">.</w:t>
+      </w:r>
+      <w:r>
+        <w:t xml:space="preserve"> </w:t>
+      </w:r>
+      <w:r>
+        <w:t xml:space="preserve">The literature review presented here was used in multiple studies within PARC, including one on the association of (methyl)mercury and lead on IQ loss for multiple exposure timeframes.</w:t>
+      </w:r>
+      <w:r>
+        <w:t xml:space="preserve"> </w:t>
+      </w:r>
+      <w:r>
+        <w:t xml:space="preserve">Here, we will only report results for concurrent lead exposure and IQ loss, but the figures and tables documenting the literature review do contain parts of the search for other associations and exposure timeframes.</w:t>
       </w:r>
       <w:r>
         <w:br/>
@@ -769,7 +828,7 @@
         <w:t xml:space="preserve"> </w:t>
       </w:r>
       <w:r>
-        <w:t xml:space="preserve">We only considered studies published after 2005, as the previously-used ERFs in the literature were published before 2005</w:t>
+        <w:t xml:space="preserve">The year 2005 was chosen because, as described in the background section, burden of disease studies predominantely used a study published in 2005</w:t>
       </w:r>
       <w:r>
         <w:t xml:space="preserve"> </w:t>
@@ -781,13 +840,13 @@
         <w:t xml:space="preserve"> </w:t>
       </w:r>
       <w:r>
-        <w:t xml:space="preserve">and we aimed at finding updated studies on the association.</w:t>
-      </w:r>
-      <w:r>
-        <w:t xml:space="preserve"> </w:t>
-      </w:r>
-      <w:r>
-        <w:t xml:space="preserve">Also, as described in the backround section, lead concentrations have decreased significantly in the past decades and we aimed at identifying epidemiological studies conducted in populations with currently relevant exposure levels.</w:t>
+        <w:t xml:space="preserve">and we aimed at updating the evidence base with recently published studies.</w:t>
+      </w:r>
+      <w:r>
+        <w:t xml:space="preserve"> </w:t>
+      </w:r>
+      <w:r>
+        <w:t xml:space="preserve">Also, lead concentrations have decreased significantly in the past decades and we aimed at identifying epidemiological studies conducted in populations with currently relevant exposure levels.</w:t>
       </w:r>
       <w:r>
         <w:br/>
@@ -805,67 +864,79 @@
         <w:t xml:space="preserve"> </w:t>
       </w:r>
       <w:r>
-        <w:t xml:space="preserve">We prioritized references naming the substance in the title in order to decrease the volume of results.</w:t>
+        <w:t xml:space="preserve"> </w:t>
+      </w:r>
+      <w:r>
+        <w:t xml:space="preserve">All titles and abstracts were screened by two reviewers.</w:t>
+      </w:r>
+      <w:r>
+        <w:t xml:space="preserve"> </w:t>
+      </w:r>
+      <w:r>
+        <w:t xml:space="preserve">Any conflicts were resolved by a third person.</w:t>
+      </w:r>
+      <w:r>
+        <w:t xml:space="preserve"> </w:t>
+      </w:r>
+      <w:r>
+        <w:t xml:space="preserve">Full text was then assessed by one reviewer.</w:t>
+      </w:r>
+      <w:r>
+        <w:t xml:space="preserve"> </w:t>
+      </w:r>
+      <w:r>
+        <w:t xml:space="preserve">Publications were considered relevant according to predefined PECOTS – Population (children aged 0 to 11), Exposure (biological measures of Pb from all matrices), Comparator (no exposure or lower levels of exposure), Outcome (IQ), Timing of exposure (no restriction) and Setting (no restriction) (Table 2).</w:t>
+      </w:r>
+      <w:r>
+        <w:t xml:space="preserve"> </w:t>
+      </w:r>
+      <w:r>
+        <w:t xml:space="preserve">We excluded reviews and background articles that inventoried the literature with no new results.</w:t>
+      </w:r>
+      <w:r>
+        <w:t xml:space="preserve"> </w:t>
+      </w:r>
+      <w:r>
+        <w:t xml:space="preserve">We also excluded references written in languages other than English.</w:t>
       </w:r>
       <w:r>
         <w:br/>
       </w:r>
       <w:r>
-        <w:t xml:space="preserve">All titles and abstracts were screened by two reviewers.</w:t>
-      </w:r>
-      <w:r>
-        <w:t xml:space="preserve"> </w:t>
-      </w:r>
-      <w:r>
-        <w:t xml:space="preserve">Any conflicts were resolved by a third person.</w:t>
-      </w:r>
-      <w:r>
-        <w:t xml:space="preserve"> </w:t>
-      </w:r>
-      <w:r>
-        <w:t xml:space="preserve">Full text was then assessed by one reviewer.</w:t>
-      </w:r>
-      <w:r>
-        <w:t xml:space="preserve"> </w:t>
-      </w:r>
-      <w:r>
-        <w:t xml:space="preserve">Publications were considered relevant according to predefined PECOTS – Population (children aged 0 to 11 and , pregnant women and women of childbearing age), Exposure (biological measures of Pb, MeHg or Hg from all matrices), Comparator (no exposure or lower levels of exposure), Outcome (IQ or similar indicator), Timing of exposure (no restriction) and Setting (no restriction) (Table 2).</w:t>
-      </w:r>
-      <w:r>
-        <w:t xml:space="preserve"> </w:t>
-      </w:r>
-      <w:r>
-        <w:t xml:space="preserve">We excluded reviews and background articles that inventoried the literature with no new results.</w:t>
-      </w:r>
-      <w:r>
-        <w:t xml:space="preserve"> </w:t>
-      </w:r>
-      <w:r>
-        <w:t xml:space="preserve">We also excluded references written in languages other than English.</w:t>
-      </w:r>
-      <w:r>
-        <w:br/>
-      </w:r>
-      <w:r>
-        <w:t xml:space="preserve">From the publications considered relevant after the two-round screening, we collected several descriptive key data from these papers using a grid based on the one proposed by NTP OHAT (2015).</w:t>
-      </w:r>
-    </w:p>
-    <w:bookmarkEnd w:id="28"/>
-    <w:bookmarkStart w:id="29" w:name="data-extraction"/>
-    <w:p>
-      <w:pPr>
-        <w:pStyle w:val="Heading2"/>
-      </w:pPr>
-      <w:r>
-        <w:t xml:space="preserve">2.2 Data Extraction</w:t>
-      </w:r>
-    </w:p>
-    <w:p>
-      <w:pPr>
-        <w:pStyle w:val="FirstParagraph"/>
-      </w:pPr>
-      <w:r>
-        <w:t xml:space="preserve">For all studies, adjusted effect estimates were extracted and the set of confounders adjused for recorded.</w:t>
+        <w:t xml:space="preserve">As described above, the literature review was conducted with as the basis for multiple studies and thus had a larger scope.</w:t>
+      </w:r>
+      <w:r>
+        <w:t xml:space="preserve"> </w:t>
+      </w:r>
+      <w:r>
+        <w:t xml:space="preserve">For this study, only studies that used a continuous, log-transformed BLL scale were included, so that effect estimates could be harmonized.</w:t>
+      </w:r>
+      <w:r>
+        <w:t xml:space="preserve"> </w:t>
+      </w:r>
+      <w:r>
+        <w:t xml:space="preserve">The exposure timeframe for this study was restricted to concurrent, meaning that IQ and BLL measurement must be conducted at the same time.</w:t>
+      </w:r>
+      <w:r>
+        <w:t xml:space="preserve"> </w:t>
+      </w:r>
+      <w:r>
+        <w:t xml:space="preserve">Descriptive study data was extracted using a grid based on the one proposed by NTP OHAT</w:t>
+      </w:r>
+      <w:r>
+        <w:t xml:space="preserve"> </w:t>
+      </w:r>
+      <w:r>
+        <w:t xml:space="preserve">(33)</w:t>
+      </w:r>
+      <w:r>
+        <w:t xml:space="preserve">.</w:t>
+      </w:r>
+      <w:r>
+        <w:t xml:space="preserve"> </w:t>
+      </w:r>
+      <w:r>
+        <w:t xml:space="preserve">For all included studies, effect estimates from the most-adjusted model were extracted and the set of confounders adjused for recorded.</w:t>
       </w:r>
     </w:p>
     <w:bookmarkEnd w:id="29"/>
@@ -875,7 +946,7 @@
         <w:pStyle w:val="Heading2"/>
       </w:pPr>
       <w:r>
-        <w:t xml:space="preserve">2.3 Risk of Bias Assessment</w:t>
+        <w:t xml:space="preserve">2.2 Risk of Bias Assessment</w:t>
       </w:r>
     </w:p>
     <w:p>
@@ -889,7 +960,7 @@
         <w:t xml:space="preserve"> </w:t>
       </w:r>
       <w:r>
-        <w:t xml:space="preserve">(33)</w:t>
+        <w:t xml:space="preserve">(34)</w:t>
       </w:r>
       <w:r>
         <w:t xml:space="preserve">.</w:t>
@@ -904,19 +975,19 @@
         <w:t xml:space="preserve"> </w:t>
       </w:r>
       <w:r>
-        <w:t xml:space="preserve">In total, 15 items were evaluated for each study.‚</w:t>
-      </w:r>
-      <w:r>
-        <w:t xml:space="preserve"> </w:t>
-      </w:r>
-      <w:r>
-        <w:t xml:space="preserve">The overall RoB for each individual study was then categorized by one researcher as either low, moderate or high, following two different summary metrics of the RoB tool (for more information, see</w:t>
-      </w:r>
-      <w:r>
-        <w:t xml:space="preserve"> </w:t>
-      </w:r>
-      <w:r>
-        <w:t xml:space="preserve">(33)</w:t>
+        <w:t xml:space="preserve">In total, 15 items were evaluated for each study.</w:t>
+      </w:r>
+      <w:r>
+        <w:t xml:space="preserve"> </w:t>
+      </w:r>
+      <w:r>
+        <w:t xml:space="preserve">The overall RoB for each individual study was then categorized by one researcher as either low, moderate or high, following two different summary metrics provided by the RoB tool (for more information, see</w:t>
+      </w:r>
+      <w:r>
+        <w:t xml:space="preserve"> </w:t>
+      </w:r>
+      <w:r>
+        <w:t xml:space="preserve">(34)</w:t>
       </w:r>
       <w:r>
         <w:t xml:space="preserve">).</w:t>
@@ -959,7 +1030,7 @@
         <w:pStyle w:val="Heading2"/>
       </w:pPr>
       <w:r>
-        <w:t xml:space="preserve">2.4 Harmonization of Effect Estimates</w:t>
+        <w:t xml:space="preserve">2.3 Harmonization of Effect Estimates</w:t>
       </w:r>
     </w:p>
     <w:p>
@@ -967,7 +1038,7 @@
         <w:pStyle w:val="FirstParagraph"/>
       </w:pPr>
       <w:r>
-        <w:t xml:space="preserve">Studies investigating the association between lead exposure and childhood IQ have made different assumptions regarding the shape of the exposure-response relationship.</w:t>
+        <w:t xml:space="preserve">Studies investigating the association between lead exposure and IQ in children have made different assumptions regarding the shape of the exposure-response relationship.</w:t>
       </w:r>
       <w:r>
         <w:t xml:space="preserve"> </w:t>
@@ -979,10 +1050,10 @@
         <w:t xml:space="preserve"> </w:t>
       </w:r>
       <w:r>
-        <w:t xml:space="preserve">(34,35)</w:t>
-      </w:r>
-      <w:r>
-        <w:t xml:space="preserve">, this assumption may only be valid at very low concentration ranges</w:t>
+        <w:t xml:space="preserve">(35,36)</w:t>
+      </w:r>
+      <w:r>
+        <w:t xml:space="preserve">, this assumption may only be valid at very low concentrations</w:t>
       </w:r>
       <w:r>
         <w:t xml:space="preserve"> </w:t>
@@ -1003,7 +1074,7 @@
         <w:t xml:space="preserve"> </w:t>
       </w:r>
       <w:r>
-        <w:t xml:space="preserve">(24,36)</w:t>
+        <w:t xml:space="preserve">(24,37)</w:t>
       </w:r>
       <w:r>
         <w:t xml:space="preserve">.</w:t>
@@ -1211,7 +1282,7 @@
         <w:pStyle w:val="BodyText"/>
       </w:pPr>
       <w:r>
-        <w:t xml:space="preserve">Studies have used different logarithmic bases: the natural logarithm (</w:t>
+        <w:t xml:space="preserve">In the literature, different logarithmic bases are used to transform BLL: the natural logarithm (</w:t>
       </w:r>
       <m:oMath>
         <m:sSub>
@@ -1277,38 +1348,35 @@
         </m:sSub>
       </m:oMath>
       <w:r>
-        <w:t xml:space="preserve">) using the standardization framework proposed by Rodríguez-Barranco et al. (2017)</w:t>
-      </w:r>
-      <w:r>
-        <w:t xml:space="preserve"> </w:t>
-      </w:r>
-      <w:r>
-        <w:t xml:space="preserve">(37)</w:t>
-      </w:r>
-      <w:r>
-        <w:t xml:space="preserve">.</w:t>
-      </w:r>
-      <w:r>
-        <w:t xml:space="preserve"> </w:t>
-      </w:r>
-      <w:r>
-        <w:t xml:space="preserve">The transformations are fully documented in suppl. file x</w:t>
+        <w:t xml:space="preserve">).</w:t>
+      </w:r>
+      <w:r>
+        <w:t xml:space="preserve"> </w:t>
+      </w:r>
+      <w:r>
+        <w:t xml:space="preserve">The calculations are documented in suppl. file 1 (Screening documentation excel)</w:t>
       </w:r>
       <w:r>
         <w:br/>
       </w:r>
       <w:r>
-        <w:t xml:space="preserve">Studies that left BLL on the original (untransformed) linear scale were excluded from the meta-analysis, as transformation from linear to log-linear effect estimates could not be justified based on visual inspection (supplement: plots?).</w:t>
+        <w:t xml:space="preserve">In some publications, the BLL scale was left untransformed, so on a linear scale.</w:t>
+      </w:r>
+      <w:r>
+        <w:t xml:space="preserve"> </w:t>
+      </w:r>
+      <w:r>
+        <w:t xml:space="preserve">These were excluded from the meta-analysis, as transformation of effect estimates for linear BLL to log-linear could not be justified based on visual inspection (supplement: plots?).</w:t>
       </w:r>
     </w:p>
     <w:bookmarkEnd w:id="32"/>
-    <w:bookmarkStart w:id="38" w:name="meta-analysis-methodology"/>
+    <w:bookmarkStart w:id="39" w:name="meta-analysis-methodology"/>
     <w:p>
       <w:pPr>
         <w:pStyle w:val="Heading2"/>
       </w:pPr>
       <w:r>
-        <w:t xml:space="preserve">2.5 Meta-Analysis Methodology</w:t>
+        <w:t xml:space="preserve">2.4 Meta-Analysis Methodology</w:t>
       </w:r>
     </w:p>
     <w:p>
@@ -1316,19 +1384,19 @@
         <w:pStyle w:val="FirstParagraph"/>
       </w:pPr>
       <w:r>
-        <w:t xml:space="preserve">In order to quantitatively synthesize the available epidemiological literature on the association of children’s blood lead levels and their IQ, we conducted a meta-analysis of the results, comparing a Bayesian to a frequentist approach.</w:t>
+        <w:t xml:space="preserve">In order to quantitatively synthesize the available epidemiological literature on the association of children’s blood lead levels and IQ, we conducted a meta-analysis of the results, comparing a Bayesian to a frequentist approach.</w:t>
       </w:r>
       <w:r>
         <w:br/>
       </w:r>
       <w:r>
-        <w:t xml:space="preserve">In both approaches, the same studies and effect estimates were included and analogous models were chosen to enable comparison betwen the results.</w:t>
-      </w:r>
-      <w:r>
-        <w:t xml:space="preserve"> </w:t>
-      </w:r>
-      <w:r>
-        <w:t xml:space="preserve">We estimated pooled beta estimates for the absolute loss of IQ points per unit increase in</w:t>
+        <w:t xml:space="preserve">In both approaches, the same effect estimates from the identified publications were included and analogous models were chosen to enable comparison between the results.</w:t>
+      </w:r>
+      <w:r>
+        <w:t xml:space="preserve"> </w:t>
+      </w:r>
+      <w:r>
+        <w:t xml:space="preserve">We estimated pooled effect estimates for the loss of IQ points per continuous unit increase in</w:t>
       </w:r>
       <w:r>
         <w:t xml:space="preserve"> </w:t>
@@ -1357,12 +1425,6 @@
         <w:br/>
       </w:r>
       <w:r>
-        <w:t xml:space="preserve">Within studies, results from the most-adjusted models were chosen to enter the meta-analysis; unadjusted results were not considered.</w:t>
-      </w:r>
-      <w:r>
-        <w:br/>
-      </w:r>
-      <w:r>
         <w:t xml:space="preserve">R version 4.4.2 (2024-10-31)</w:t>
       </w:r>
       <w:r>
@@ -1375,13 +1437,13 @@
         <w:t xml:space="preserve"> </w:t>
       </w:r>
       <w:r>
-        <w:t xml:space="preserve">and Positron version 2026.01.0-147 were used for all computations.</w:t>
-      </w:r>
-      <w:r>
-        <w:t xml:space="preserve"> </w:t>
-      </w:r>
-      <w:r>
-        <w:t xml:space="preserve">All of the computational code for this study is publicly available on</w:t>
+        <w:t xml:space="preserve">was used for all computations.</w:t>
+      </w:r>
+      <w:r>
+        <w:t xml:space="preserve"> </w:t>
+      </w:r>
+      <w:r>
+        <w:t xml:space="preserve">All computational code for this study is publicly available on</w:t>
       </w:r>
       <w:r>
         <w:t xml:space="preserve"> </w:t>
@@ -1398,13 +1460,13 @@
         <w:t xml:space="preserve">.</w:t>
       </w:r>
     </w:p>
-    <w:bookmarkStart w:id="34" w:name="frequentist-meta-analysis"/>
+    <w:bookmarkStart w:id="35" w:name="bayesian-meta-analysis"/>
     <w:p>
       <w:pPr>
         <w:pStyle w:val="Heading3"/>
       </w:pPr>
       <w:r>
-        <w:t xml:space="preserve">2.5.1 Frequentist Meta-Analysis</w:t>
+        <w:t xml:space="preserve">2.4.1 Bayesian Meta-Analysis</w:t>
       </w:r>
     </w:p>
     <w:p>
@@ -1412,55 +1474,7 @@
         <w:pStyle w:val="FirstParagraph"/>
       </w:pPr>
       <w:r>
-        <w:t xml:space="preserve">For the frequentist meta-analysis, we employed a random-effects model using the restricted maximum-likelihood estimation from the R package</w:t>
-      </w:r>
-      <w:r>
-        <w:t xml:space="preserve"> </w:t>
-      </w:r>
-      <w:r>
-        <w:rPr>
-          <w:rStyle w:val="VerbatimChar"/>
-        </w:rPr>
-        <w:t xml:space="preserve">metafor</w:t>
-      </w:r>
-      <w:r>
-        <w:t xml:space="preserve"> </w:t>
-      </w:r>
-      <w:r>
-        <w:t xml:space="preserve">version 4.8-0</w:t>
-      </w:r>
-      <w:r>
-        <w:t xml:space="preserve"> </w:t>
-      </w:r>
-      <w:r>
-        <w:t xml:space="preserve">(39)</w:t>
-      </w:r>
-      <w:r>
-        <w:t xml:space="preserve">.</w:t>
-      </w:r>
-      <w:r>
-        <w:t xml:space="preserve"> </w:t>
-      </w:r>
-      <w:r>
-        <w:t xml:space="preserve">The I² statistic was used as a quantitative indication of heterogeneity.</w:t>
-      </w:r>
-    </w:p>
-    <w:bookmarkEnd w:id="34"/>
-    <w:bookmarkStart w:id="36" w:name="bayesian-meta-analysis"/>
-    <w:p>
-      <w:pPr>
-        <w:pStyle w:val="Heading3"/>
-      </w:pPr>
-      <w:r>
-        <w:t xml:space="preserve">2.5.2 Bayesian Meta-Analysis</w:t>
-      </w:r>
-    </w:p>
-    <w:p>
-      <w:pPr>
-        <w:pStyle w:val="FirstParagraph"/>
-      </w:pPr>
-      <w:r>
-        <w:t xml:space="preserve">To synthesize results across studies, we employed a Bayesian random-effects meta-analysis model with two hierarchical levels.</w:t>
+        <w:t xml:space="preserve">For the Bayesian approach, we employed a random-effects meta-analysis model with two hierarchical levels.</w:t>
       </w:r>
       <w:r>
         <w:t xml:space="preserve"> </w:t>
@@ -1559,7 +1573,7 @@
         <w:t xml:space="preserve"> </w:t>
       </w:r>
       <w:r>
-        <w:t xml:space="preserve">and between-study heterogeneity</w:t>
+        <w:t xml:space="preserve">and between-study standard deviation (heterogeneity)</w:t>
       </w:r>
       <w:r>
         <w:t xml:space="preserve"> </w:t>
@@ -1577,7 +1591,7 @@
       <w:pPr>
         <w:pStyle w:val="BodyText"/>
       </w:pPr>
-      <w:bookmarkStart w:id="35" w:name="eq-model"/>
+      <w:bookmarkStart w:id="34" w:name="eq-model"/>
       <m:oMathPara>
         <m:oMathParaPr>
           <m:jc m:val="center"/>
@@ -1755,7 +1769,7 @@
           </m:d>
         </m:oMath>
       </m:oMathPara>
-      <w:bookmarkEnd w:id="35"/>
+      <w:bookmarkEnd w:id="34"/>
     </w:p>
     <w:p>
       <w:pPr>
@@ -1896,62 +1910,321 @@
         <w:br/>
       </w:r>
     </w:p>
-    <w:bookmarkEnd w:id="36"/>
+    <w:p>
+      <w:pPr>
+        <w:pStyle w:val="BodyText"/>
+      </w:pPr>
+      <w:r>
+        <w:t xml:space="preserve">The Bayesian model was fit using the R package</w:t>
+      </w:r>
+      <w:r>
+        <w:t xml:space="preserve"> </w:t>
+      </w:r>
+      <w:r>
+        <w:rPr>
+          <w:rStyle w:val="VerbatimChar"/>
+        </w:rPr>
+        <w:t xml:space="preserve">brms</w:t>
+      </w:r>
+      <w:r>
+        <w:t xml:space="preserve"> </w:t>
+      </w:r>
+      <w:r>
+        <w:t xml:space="preserve">(39)</w:t>
+      </w:r>
+      <w:r>
+        <w:t xml:space="preserve"> </w:t>
+      </w:r>
+      <w:r>
+        <w:t xml:space="preserve">version 2.22.0.</w:t>
+      </w:r>
+      <w:r>
+        <w:t xml:space="preserve"> </w:t>
+      </w:r>
+      <w:r>
+        <w:t xml:space="preserve">Posterior draws were sampled using the Hamiltonian Monte Carlo algorithm</w:t>
+      </w:r>
+      <w:r>
+        <w:t xml:space="preserve"> </w:t>
+      </w:r>
+      <w:r>
+        <w:t xml:space="preserve">(40)</w:t>
+      </w:r>
+      <w:r>
+        <w:t xml:space="preserve"> </w:t>
+      </w:r>
+      <w:r>
+        <w:t xml:space="preserve">and the No-U-Turn Sampler (NUTS)</w:t>
+      </w:r>
+      <w:r>
+        <w:t xml:space="preserve"> </w:t>
+      </w:r>
+      <w:r>
+        <w:t xml:space="preserve">(41)</w:t>
+      </w:r>
+      <w:r>
+        <w:t xml:space="preserve">.</w:t>
+      </w:r>
+      <w:r>
+        <w:t xml:space="preserve"> </w:t>
+      </w:r>
+      <w:r>
+        <w:t xml:space="preserve">We ran four chains with 4,000 iterations each, of which 2,000 iterations were discarded as warmup, resulting in 8,000 total post-warmup draws.</w:t>
+      </w:r>
+      <w:r>
+        <w:t xml:space="preserve"> </w:t>
+      </w:r>
+      <w:r>
+        <w:t xml:space="preserve">Convergence was assessed using the Gelman-Rubin statistic (</w:t>
+      </w:r>
+      <m:oMath>
+        <m:acc>
+          <m:accPr>
+            <m:chr m:val="̂"/>
+          </m:accPr>
+          <m:e>
+            <m:r>
+              <m:t>R</m:t>
+            </m:r>
+          </m:e>
+        </m:acc>
+      </m:oMath>
+      <w:r>
+        <w:t xml:space="preserve">) and effective sample size (ESS).</w:t>
+      </w:r>
+      <w:r>
+        <w:t xml:space="preserve"> </w:t>
+      </w:r>
+      <w:r>
+        <w:t xml:space="preserve">As shown in</w:t>
+      </w:r>
+      <w:r>
+        <w:t xml:space="preserve"> </w:t>
+      </w:r>
+      <w:hyperlink w:anchor="eq-model">
+        <w:r>
+          <w:rPr>
+            <w:rStyle w:val="Hyperlink"/>
+          </w:rPr>
+          <w:t xml:space="preserve">Equation 2</w:t>
+        </w:r>
+      </w:hyperlink>
+      <w:r>
+        <w:t xml:space="preserve">, heterogeneity</w:t>
+      </w:r>
+      <w:r>
+        <w:t xml:space="preserve"> </w:t>
+      </w:r>
+      <m:oMath>
+        <m:r>
+          <m:t>τ</m:t>
+        </m:r>
+      </m:oMath>
+      <w:r>
+        <w:t xml:space="preserve"> </w:t>
+      </w:r>
+      <w:r>
+        <w:t xml:space="preserve">was modelled as a parameter directly and</w:t>
+      </w:r>
+      <w:r>
+        <w:t xml:space="preserve"> </w:t>
+      </w:r>
+      <m:oMath>
+        <m:sSup>
+          <m:e>
+            <m:r>
+              <m:t>I</m:t>
+            </m:r>
+          </m:e>
+          <m:sup>
+            <m:r>
+              <m:t>2</m:t>
+            </m:r>
+          </m:sup>
+        </m:sSup>
+      </m:oMath>
+      <w:r>
+        <w:t xml:space="preserve"> </w:t>
+      </w:r>
+      <w:r>
+        <w:t xml:space="preserve">was calculated using the typical within-study variance that is used in the frequentist approach so that it is comparable.</w:t>
+      </w:r>
+    </w:p>
+    <w:bookmarkEnd w:id="35"/>
     <w:bookmarkStart w:id="37" w:name="priors"/>
     <w:p>
       <w:pPr>
         <w:pStyle w:val="Heading3"/>
       </w:pPr>
       <w:r>
-        <w:t xml:space="preserve">2.5.3 Priors</w:t>
-      </w:r>
-    </w:p>
-    <w:p>
-      <w:pPr>
-        <w:pStyle w:val="Compact"/>
-        <w:numPr>
-          <w:ilvl w:val="0"/>
-          <w:numId w:val="1012"/>
-        </w:numPr>
-      </w:pPr>
-      <w:r>
-        <w:t xml:space="preserve">Parameters to be estimated: mu and tau (mu later called beta?)</w:t>
-      </w:r>
-    </w:p>
-    <w:p>
-      <w:pPr>
-        <w:pStyle w:val="Compact"/>
-        <w:numPr>
-          <w:ilvl w:val="0"/>
-          <w:numId w:val="1012"/>
-        </w:numPr>
-      </w:pPr>
-      <w:r>
-        <w:t xml:space="preserve">choice based on previous evidence, e.g.</w:t>
-      </w:r>
-      <w:r>
-        <w:t xml:space="preserve"> </w:t>
-      </w:r>
-      <w:r>
-        <w:t xml:space="preserve">(14)</w:t>
-      </w:r>
-    </w:p>
-    <w:p>
-      <w:pPr>
-        <w:pStyle w:val="Compact"/>
-        <w:numPr>
-          <w:ilvl w:val="0"/>
-          <w:numId w:val="1012"/>
-        </w:numPr>
-      </w:pPr>
-      <w:r>
-        <w:t xml:space="preserve">explain scale (log, µg/dL)</w:t>
+        <w:t xml:space="preserve">2.4.2 Priors</w:t>
       </w:r>
     </w:p>
     <w:p>
       <w:pPr>
         <w:pStyle w:val="FirstParagraph"/>
       </w:pPr>
+      <w:r>
+        <w:t xml:space="preserve">In Bayesian statistics, prior knowledge or assumptions from previously published studies, domain knowledge or beliefs are updated by the newly observed data and together result in a posterior distrbution.</w:t>
+      </w:r>
+      <w:r>
+        <w:t xml:space="preserve"> </w:t>
+      </w:r>
+      <w:r>
+        <w:t xml:space="preserve">Prior distributions must be chosen for all parameters to be estimated in the analysis, which in this case are the overall pooled effect estimate</w:t>
+      </w:r>
+      <w:r>
+        <w:t xml:space="preserve"> </w:t>
+      </w:r>
+      <m:oMath>
+        <m:r>
+          <m:t>μ</m:t>
+        </m:r>
+      </m:oMath>
+      <w:r>
+        <w:t xml:space="preserve"> </w:t>
+      </w:r>
+      <w:r>
+        <w:t xml:space="preserve">and between-study standard deviation (heterogeneity)</w:t>
+      </w:r>
+      <w:r>
+        <w:t xml:space="preserve"> </w:t>
+      </w:r>
+      <m:oMath>
+        <m:r>
+          <m:t>τ</m:t>
+        </m:r>
+      </m:oMath>
+      <w:r>
+        <w:t xml:space="preserve">.</w:t>
+      </w:r>
+      <w:r>
+        <w:t xml:space="preserve"> </w:t>
+      </w:r>
+      <w:r>
+        <w:t xml:space="preserve">For both parameters, weakly-informative / conservative priors were chosen so that the posterior distributions are softly being bounded to a realistic range.</w:t>
+      </w:r>
+      <w:r>
+        <w:t xml:space="preserve"> </w:t>
+      </w:r>
+      <w:r>
+        <w:t xml:space="preserve">Because the unit scale of the included effect estimates was harmonized to IQ shift per unit increase in</w:t>
+      </w:r>
+      <w:r>
+        <w:t xml:space="preserve"> </w:t>
+      </w:r>
+      <m:oMath>
+        <m:sSub>
+          <m:e>
+            <m:r>
+              <m:rPr>
+                <m:sty m:val="p"/>
+              </m:rPr>
+              <m:t>log</m:t>
+            </m:r>
+          </m:e>
+          <m:sub>
+            <m:r>
+              <m:t>e</m:t>
+            </m:r>
+          </m:sub>
+        </m:sSub>
+      </m:oMath>
+      <w:r>
+        <w:t xml:space="preserve">-transformed blood lead concentration (µg/dL), the priors will be specified on the same scale.</w:t>
+      </w:r>
+    </w:p>
+    <w:p>
+      <w:pPr>
+        <w:pStyle w:val="BodyText"/>
+      </w:pPr>
+      <w:r>
+        <w:t xml:space="preserve">For the overall pooled effect</w:t>
+      </w:r>
+      <w:r>
+        <w:t xml:space="preserve"> </w:t>
+      </w:r>
+      <m:oMath>
+        <m:r>
+          <m:t>μ</m:t>
+        </m:r>
+      </m:oMath>
+      <w:r>
+        <w:t xml:space="preserve">, a normally distributed prior centered at -1 with a standard deviation (SD) of 2 was chosen.</w:t>
+      </w:r>
+      <w:r>
+        <w:t xml:space="preserve"> </w:t>
+      </w:r>
+      <w:r>
+        <w:t xml:space="preserve">This translates to the assumption that the overall pooled effect lies between -5 and 3 with about 95% probability.</w:t>
+      </w:r>
+      <w:r>
+        <w:t xml:space="preserve"> </w:t>
+      </w:r>
+      <w:r>
+        <w:t xml:space="preserve">The center point of the prior was chosen to be -1 because the negative effects of lead on the developing nervous system and its toxicological mechanisms of action are well established in the scientific literature</w:t>
+      </w:r>
+      <w:r>
+        <w:t xml:space="preserve"> </w:t>
+      </w:r>
+      <w:r>
+        <w:t xml:space="preserve">(18)</w:t>
+      </w:r>
+      <w:r>
+        <w:t xml:space="preserve">.</w:t>
+      </w:r>
+      <w:r>
+        <w:br/>
+      </w:r>
+      <w:r>
+        <w:t xml:space="preserve">Since between-study standard deviation (heterogeneity)</w:t>
+      </w:r>
+      <w:r>
+        <w:t xml:space="preserve"> </w:t>
+      </w:r>
+      <m:oMath>
+        <m:r>
+          <m:t>τ</m:t>
+        </m:r>
+      </m:oMath>
+      <w:r>
+        <w:t xml:space="preserve"> </w:t>
+      </w:r>
+      <w:r>
+        <w:t xml:space="preserve">must by definition be positive, a truncated normal distribution centered at 0 with a SD of 2 was specified.</w:t>
+      </w:r>
+      <w:r>
+        <w:t xml:space="preserve"> </w:t>
+      </w:r>
+      <w:r>
+        <w:t xml:space="preserve">This translates to the assumption that</w:t>
+      </w:r>
+      <w:r>
+        <w:t xml:space="preserve"> </w:t>
+      </w:r>
+      <m:oMath>
+        <m:r>
+          <m:t>τ</m:t>
+        </m:r>
+      </m:oMath>
+      <w:r>
+        <w:t xml:space="preserve"> </w:t>
+      </w:r>
+      <w:r>
+        <w:t xml:space="preserve">is small, but due to its wide SD, the prior is still vague and thus weakly-informative.</w:t>
+      </w:r>
+      <w:r>
+        <w:t xml:space="preserve"> </w:t>
+      </w:r>
+      <w:r>
+        <w:t xml:space="preserve">In summary, the following priors were specified for the Bayesian model:</w:t>
+      </w:r>
+    </w:p>
+    <w:p>
+      <w:pPr>
+        <w:pStyle w:val="BodyText"/>
+      </w:pPr>
+      <w:bookmarkStart w:id="36" w:name="eq-priors"/>
       <m:oMathPara>
         <m:oMathParaPr>
           <m:jc m:val="center"/>
@@ -2053,6 +2326,7 @@
                     <m:r>
                       <m:rPr>
                         <m:sty m:val="p"/>
+                        <m:scr m:val="script"/>
                       </m:rPr>
                       <m:t>+</m:t>
                     </m:r>
@@ -2083,18 +2357,178 @@
               </m:e>
             </m:mr>
           </m:m>
+          <m:r>
+            <m:t>  </m:t>
+          </m:r>
+          <m:d>
+            <m:dPr>
+              <m:begChr m:val="("/>
+              <m:sepChr m:val=""/>
+              <m:endChr m:val=")"/>
+              <m:grow/>
+            </m:dPr>
+            <m:e>
+              <m:r>
+                <m:t>3</m:t>
+              </m:r>
+            </m:e>
+          </m:d>
         </m:oMath>
       </m:oMathPara>
+      <w:bookmarkEnd w:id="36"/>
+    </w:p>
+    <w:p>
+      <w:pPr>
+        <w:pStyle w:val="FirstParagraph"/>
+      </w:pPr>
+      <w:r>
+        <w:t xml:space="preserve">Prior and posterior predictive simulations were conducted using the</w:t>
+      </w:r>
+      <w:r>
+        <w:t xml:space="preserve"> </w:t>
+      </w:r>
+      <w:r>
+        <w:rPr>
+          <w:rStyle w:val="VerbatimChar"/>
+        </w:rPr>
+        <w:t xml:space="preserve">bayesplot</w:t>
+      </w:r>
+      <w:r>
+        <w:t xml:space="preserve"> </w:t>
+      </w:r>
+      <w:r>
+        <w:t xml:space="preserve">package</w:t>
+      </w:r>
+      <w:r>
+        <w:t xml:space="preserve"> </w:t>
+      </w:r>
+      <w:r>
+        <w:t xml:space="preserve">(42)</w:t>
+      </w:r>
+      <w:r>
+        <w:t xml:space="preserve">.</w:t>
+      </w:r>
     </w:p>
     <w:bookmarkEnd w:id="37"/>
+    <w:bookmarkStart w:id="38" w:name="frequentist-meta-analysis"/>
+    <w:p>
+      <w:pPr>
+        <w:pStyle w:val="Heading3"/>
+      </w:pPr>
+      <w:r>
+        <w:t xml:space="preserve">2.4.3 Frequentist Meta-Analysis</w:t>
+      </w:r>
+    </w:p>
+    <w:p>
+      <w:pPr>
+        <w:pStyle w:val="FirstParagraph"/>
+      </w:pPr>
+      <w:r>
+        <w:t xml:space="preserve">For the frequentist meta-analysis we employed a random-effects model, assuming the same multilevel structure as for the Bayesian model</w:t>
+      </w:r>
+      <w:r>
+        <w:t xml:space="preserve"> </w:t>
+      </w:r>
+      <w:hyperlink w:anchor="eq-model">
+        <w:r>
+          <w:rPr>
+            <w:rStyle w:val="Hyperlink"/>
+          </w:rPr>
+          <w:t xml:space="preserve">Equation 2</w:t>
+        </w:r>
+      </w:hyperlink>
+      <w:r>
+        <w:t xml:space="preserve">.</w:t>
+      </w:r>
+      <w:r>
+        <w:t xml:space="preserve"> </w:t>
+      </w:r>
+      <w:r>
+        <w:t xml:space="preserve">Parameters were estimated via the restricted maximum-likelihood (REML) estimation from the R package</w:t>
+      </w:r>
+      <w:r>
+        <w:t xml:space="preserve"> </w:t>
+      </w:r>
+      <w:r>
+        <w:rPr>
+          <w:rStyle w:val="VerbatimChar"/>
+        </w:rPr>
+        <w:t xml:space="preserve">metafor</w:t>
+      </w:r>
+      <w:r>
+        <w:t xml:space="preserve"> </w:t>
+      </w:r>
+      <w:r>
+        <w:t xml:space="preserve">version 4.8-0</w:t>
+      </w:r>
+      <w:r>
+        <w:t xml:space="preserve"> </w:t>
+      </w:r>
+      <w:r>
+        <w:t xml:space="preserve">(43)</w:t>
+      </w:r>
+      <w:r>
+        <w:t xml:space="preserve">.</w:t>
+      </w:r>
+      <w:r>
+        <w:t xml:space="preserve"> </w:t>
+      </w:r>
+      <w:r>
+        <w:t xml:space="preserve">The</w:t>
+      </w:r>
+      <w:r>
+        <w:t xml:space="preserve"> </w:t>
+      </w:r>
+      <m:oMath>
+        <m:sSup>
+          <m:e>
+            <m:r>
+              <m:t>I</m:t>
+            </m:r>
+          </m:e>
+          <m:sup>
+            <m:r>
+              <m:t>2</m:t>
+            </m:r>
+          </m:sup>
+        </m:sSup>
+      </m:oMath>
+      <w:r>
+        <w:t xml:space="preserve"> </w:t>
+      </w:r>
+      <w:r>
+        <w:t xml:space="preserve">statistic was calculated as a measure of heterogeneity, representing the proportion of total variation attributable to between-study heterogeneity</w:t>
+      </w:r>
+      <w:r>
+        <w:t xml:space="preserve"> </w:t>
+      </w:r>
+      <m:oMath>
+        <m:sSup>
+          <m:e>
+            <m:r>
+              <m:t>τ</m:t>
+            </m:r>
+          </m:e>
+          <m:sup>
+            <m:r>
+              <m:t>2</m:t>
+            </m:r>
+          </m:sup>
+        </m:sSup>
+      </m:oMath>
+      <w:r>
+        <w:t xml:space="preserve">.</w:t>
+      </w:r>
+    </w:p>
     <w:bookmarkEnd w:id="38"/>
-    <w:bookmarkStart w:id="41" w:name="sensitivity-analysis"/>
+    <w:bookmarkEnd w:id="39"/>
+    <w:bookmarkStart w:id="42" w:name="sensitivity-analysis"/>
     <w:p>
       <w:pPr>
         <w:pStyle w:val="Heading2"/>
       </w:pPr>
       <w:r>
-        <w:t xml:space="preserve">2.6 Sensitivity Analysis</w:t>
+        <w:t xml:space="preserve">2.5 Sensitivity Analysis</w:t>
       </w:r>
     </w:p>
     <w:p>
@@ -2108,7 +2542,7 @@
         <w:t xml:space="preserve"> </w:t>
       </w:r>
       <w:r>
-        <w:t xml:space="preserve">To examine the sensitivity of the results to possibly biased study results, we ran both the frequentist and Bayesian models again, excluding (1) studies with a high RoB and (2) with a high or medium RoB.</w:t>
+        <w:t xml:space="preserve">To examine the sensitivity of the results to possibly biased study estimates, we ran both the frequentist and Bayesian models again twice, excluding (1) studies with a high RoB and (2) with a high or medium RoB.</w:t>
       </w:r>
     </w:p>
     <w:p>
@@ -2378,14 +2812,14 @@
         <w:pStyle w:val="BodyText"/>
       </w:pPr>
       <w:r>
-        <w:t xml:space="preserve">More informative priors (more narrow):</w:t>
+        <w:t xml:space="preserve">More informative priors (less conservative):</w:t>
       </w:r>
     </w:p>
     <w:p>
       <w:pPr>
         <w:pStyle w:val="BodyText"/>
       </w:pPr>
-      <w:bookmarkStart w:id="39" w:name="eq-prior-sensitivity1"/>
+      <w:bookmarkStart w:id="40" w:name="eq-prior-sensitivity1"/>
       <m:oMathPara>
         <m:oMathParaPr>
           <m:jc m:val="center"/>
@@ -2529,27 +2963,27 @@
             </m:dPr>
             <m:e>
               <m:r>
-                <m:t>3</m:t>
+                <m:t>4</m:t>
               </m:r>
             </m:e>
           </m:d>
         </m:oMath>
       </m:oMathPara>
-      <w:bookmarkEnd w:id="39"/>
+      <w:bookmarkEnd w:id="40"/>
     </w:p>
     <w:p>
       <w:pPr>
         <w:pStyle w:val="FirstParagraph"/>
       </w:pPr>
       <w:r>
-        <w:t xml:space="preserve">Less informative priors (more broad):</w:t>
+        <w:t xml:space="preserve">Less informative priors (more conservative):</w:t>
       </w:r>
     </w:p>
     <w:p>
       <w:pPr>
         <w:pStyle w:val="BodyText"/>
       </w:pPr>
-      <w:bookmarkStart w:id="40" w:name="eq-prior-sensitivity2"/>
+      <w:bookmarkStart w:id="41" w:name="eq-prior-sensitivity2"/>
       <m:oMathPara>
         <m:oMathParaPr>
           <m:jc m:val="center"/>
@@ -2687,23 +3121,196 @@
             </m:dPr>
             <m:e>
               <m:r>
-                <m:t>4</m:t>
+                <m:t>5</m:t>
               </m:r>
             </m:e>
           </m:d>
         </m:oMath>
       </m:oMathPara>
-      <w:bookmarkEnd w:id="40"/>
-    </w:p>
-    <w:bookmarkEnd w:id="41"/>
+      <w:bookmarkEnd w:id="41"/>
+    </w:p>
     <w:bookmarkEnd w:id="42"/>
-    <w:bookmarkStart w:id="43" w:name="results"/>
+    <w:bookmarkEnd w:id="43"/>
+    <w:bookmarkStart w:id="48" w:name="results"/>
     <w:p>
       <w:pPr>
         <w:pStyle w:val="Heading1"/>
       </w:pPr>
       <w:r>
         <w:t xml:space="preserve">3. Results</w:t>
+      </w:r>
+    </w:p>
+    <w:bookmarkStart w:id="44" w:name="literature-review-1"/>
+    <w:p>
+      <w:pPr>
+        <w:pStyle w:val="Heading2"/>
+      </w:pPr>
+      <w:r>
+        <w:t xml:space="preserve">3.1 Literature Review</w:t>
+      </w:r>
+    </w:p>
+    <w:p>
+      <w:pPr>
+        <w:pStyle w:val="FirstParagraph"/>
+      </w:pPr>
+      <w:r>
+        <w:t xml:space="preserve">As described in the methods section, the systematic review was conducted with a larger scope, because it was used as a basis for multiple studies which is why it includes another substance (mercury, Hg).</w:t>
+      </w:r>
+      <w:r>
+        <w:t xml:space="preserve"> </w:t>
+      </w:r>
+      <w:r>
+        <w:t xml:space="preserve">The systematic search in PubMed and Scopus yielded 1,073 records for lead.</w:t>
+      </w:r>
+      <w:r>
+        <w:t xml:space="preserve"> </w:t>
+      </w:r>
+      <w:r>
+        <w:t xml:space="preserve">After duplicate removal, 974 records were abstract and title-screened (Pb &amp; Hg), which lead to 149 records to be screened in fulltext (Pb &amp; Hg).</w:t>
+      </w:r>
+      <w:r>
+        <w:t xml:space="preserve"> </w:t>
+      </w:r>
+      <w:r>
+        <w:t xml:space="preserve">After full text screening, 36 records remained for Pb.</w:t>
+      </w:r>
+      <w:r>
+        <w:t xml:space="preserve"> </w:t>
+      </w:r>
+      <w:r>
+        <w:t xml:space="preserve">These were then assessed for their eligibility for this study.</w:t>
+      </w:r>
+      <w:r>
+        <w:t xml:space="preserve"> </w:t>
+      </w:r>
+      <w:r>
+        <w:t xml:space="preserve">Twelve studies were excluded because they either transformed the BLL variable into categories or left it on a linear (untransformed) scale.</w:t>
+      </w:r>
+      <w:r>
+        <w:t xml:space="preserve"> </w:t>
+      </w:r>
+      <w:r>
+        <w:t xml:space="preserve">Four studies were excluded because they exclusively assessed the effects of prenatal lead exposure.</w:t>
+      </w:r>
+      <w:r>
+        <w:t xml:space="preserve"> </w:t>
+      </w:r>
+      <w:r>
+        <w:t xml:space="preserve">Four studies were excluded because the cohorts included in the study were already included in another study and would have been duplicate.</w:t>
+      </w:r>
+      <w:r>
+        <w:t xml:space="preserve"> </w:t>
+      </w:r>
+      <w:r>
+        <w:t xml:space="preserve">Four additional studies were excluded because they either solely reported effects of chemical mixtures, because they used non-linear models or failed to report essential statistics.</w:t>
+      </w:r>
+      <w:r>
+        <w:t xml:space="preserve"> </w:t>
+      </w:r>
+      <w:r>
+        <w:t xml:space="preserve">Finally, twelve studies were included in the meta-analysis.</w:t>
+      </w:r>
+      <w:r>
+        <w:t xml:space="preserve"> </w:t>
+      </w:r>
+      <w:r>
+        <w:t xml:space="preserve">In Figure X (PRISMA), the full screenind process is shown.</w:t>
+      </w:r>
+      <w:r>
+        <w:t xml:space="preserve"> </w:t>
+      </w:r>
+      <w:r>
+        <w:t xml:space="preserve">A file containing all extracted study data as well as detailed exclusion reasons can be found in suppl. file X (systeamtic review process excel).</w:t>
+      </w:r>
+    </w:p>
+    <w:bookmarkEnd w:id="44"/>
+    <w:bookmarkStart w:id="45" w:name="risk-of-bias"/>
+    <w:p>
+      <w:pPr>
+        <w:pStyle w:val="Heading2"/>
+      </w:pPr>
+      <w:r>
+        <w:t xml:space="preserve">3.2 Risk of Bias</w:t>
+      </w:r>
+    </w:p>
+    <w:bookmarkEnd w:id="45"/>
+    <w:bookmarkStart w:id="46" w:name="meta-analysis-results"/>
+    <w:p>
+      <w:pPr>
+        <w:pStyle w:val="Heading2"/>
+      </w:pPr>
+      <w:r>
+        <w:t xml:space="preserve">3.3 Meta Analysis Results</w:t>
+      </w:r>
+    </w:p>
+    <w:bookmarkEnd w:id="46"/>
+    <w:bookmarkStart w:id="47" w:name="sensitivity-analysis-results"/>
+    <w:p>
+      <w:pPr>
+        <w:pStyle w:val="Heading2"/>
+      </w:pPr>
+      <w:r>
+        <w:t xml:space="preserve">3.4 Sensitivity Analysis Results</w:t>
+      </w:r>
+    </w:p>
+    <w:p>
+      <w:pPr>
+        <w:pStyle w:val="Compact"/>
+        <w:numPr>
+          <w:ilvl w:val="0"/>
+          <w:numId w:val="1008"/>
+        </w:numPr>
+      </w:pPr>
+      <w:r>
+        <w:t xml:space="preserve">Cite studies that might appear to meet inclusion criteria, but were excluded &amp; explain why (no citation)</w:t>
+      </w:r>
+    </w:p>
+    <w:p>
+      <w:pPr>
+        <w:pStyle w:val="Compact"/>
+        <w:numPr>
+          <w:ilvl w:val="0"/>
+          <w:numId w:val="1009"/>
+        </w:numPr>
+      </w:pPr>
+      <w:r>
+        <w:t xml:space="preserve">Study characteristics (table), including original and harmonized effect measures</w:t>
+      </w:r>
+    </w:p>
+    <w:p>
+      <w:pPr>
+        <w:pStyle w:val="Compact"/>
+        <w:numPr>
+          <w:ilvl w:val="0"/>
+          <w:numId w:val="1010"/>
+        </w:numPr>
+      </w:pPr>
+      <w:r>
+        <w:t xml:space="preserve">Flow diagram, description of (full text) screening results</w:t>
+      </w:r>
+    </w:p>
+    <w:p>
+      <w:pPr>
+        <w:pStyle w:val="Compact"/>
+        <w:numPr>
+          <w:ilvl w:val="0"/>
+          <w:numId w:val="1011"/>
+        </w:numPr>
+      </w:pPr>
+      <w:r>
+        <w:t xml:space="preserve">RoB results for each included study</w:t>
+      </w:r>
+    </w:p>
+    <w:p>
+      <w:pPr>
+        <w:pStyle w:val="Compact"/>
+        <w:numPr>
+          <w:ilvl w:val="0"/>
+          <w:numId w:val="1012"/>
+        </w:numPr>
+      </w:pPr>
+      <w:r>
+        <w:t xml:space="preserve">Forest plots</w:t>
       </w:r>
     </w:p>
     <w:p>
@@ -2715,7 +3322,18 @@
         </w:numPr>
       </w:pPr>
       <w:r>
-        <w:t xml:space="preserve">Cite studies that might appear to meet inclusion criteria, but were excluded &amp; explain why</w:t>
+        <w:t xml:space="preserve">Sensitivity analysis results</w:t>
+      </w:r>
+    </w:p>
+    <w:bookmarkEnd w:id="47"/>
+    <w:bookmarkEnd w:id="48"/>
+    <w:bookmarkStart w:id="49" w:name="discussion"/>
+    <w:p>
+      <w:pPr>
+        <w:pStyle w:val="Heading1"/>
+      </w:pPr>
+      <w:r>
+        <w:t xml:space="preserve">4. Discussion</w:t>
       </w:r>
     </w:p>
     <w:p>
@@ -2727,7 +3345,7 @@
         </w:numPr>
       </w:pPr>
       <w:r>
-        <w:t xml:space="preserve">Study characteristics (table), including original and harmonized effect measures</w:t>
+        <w:t xml:space="preserve">General interpretation of results in light of evidence in literature</w:t>
       </w:r>
     </w:p>
     <w:p>
@@ -2739,7 +3357,7 @@
         </w:numPr>
       </w:pPr>
       <w:r>
-        <w:t xml:space="preserve">Flow diagram, description of (full text) screening results</w:t>
+        <w:t xml:space="preserve">Discuss differences, similarities, strengths and weaknesses of freq vs. Bayesian approach</w:t>
       </w:r>
     </w:p>
     <w:p>
@@ -2751,7 +3369,17 @@
         </w:numPr>
       </w:pPr>
       <w:r>
-        <w:t xml:space="preserve">RoB results for each included study</w:t>
+        <w:t xml:space="preserve">Study limitations &amp; strengths</w:t>
+      </w:r>
+    </w:p>
+    <w:bookmarkEnd w:id="49"/>
+    <w:bookmarkStart w:id="50" w:name="conclusions"/>
+    <w:p>
+      <w:pPr>
+        <w:pStyle w:val="Heading1"/>
+      </w:pPr>
+      <w:r>
+        <w:t xml:space="preserve">5. Conclusions</w:t>
       </w:r>
     </w:p>
     <w:p>
@@ -2763,7 +3391,7 @@
         </w:numPr>
       </w:pPr>
       <w:r>
-        <w:t xml:space="preserve">Forest plots</w:t>
+        <w:t xml:space="preserve">Conclusion, with reference to aim of study</w:t>
       </w:r>
     </w:p>
     <w:p>
@@ -2775,91 +3403,11 @@
         </w:numPr>
       </w:pPr>
       <w:r>
-        <w:t xml:space="preserve">Sensitivity analysis results</w:t>
-      </w:r>
-    </w:p>
-    <w:bookmarkEnd w:id="43"/>
-    <w:bookmarkStart w:id="44" w:name="discussion"/>
-    <w:p>
-      <w:pPr>
-        <w:pStyle w:val="Heading1"/>
-      </w:pPr>
-      <w:r>
-        <w:t xml:space="preserve">4. Discussion</w:t>
-      </w:r>
-    </w:p>
-    <w:p>
-      <w:pPr>
-        <w:pStyle w:val="Compact"/>
-        <w:numPr>
-          <w:ilvl w:val="0"/>
-          <w:numId w:val="1019"/>
-        </w:numPr>
-      </w:pPr>
-      <w:r>
-        <w:t xml:space="preserve">General interpretation of results in light of evidence in literature</w:t>
-      </w:r>
-    </w:p>
-    <w:p>
-      <w:pPr>
-        <w:pStyle w:val="Compact"/>
-        <w:numPr>
-          <w:ilvl w:val="0"/>
-          <w:numId w:val="1020"/>
-        </w:numPr>
-      </w:pPr>
-      <w:r>
-        <w:t xml:space="preserve">Discuss differences, similarities, strengths and weaknesses of freq vs. Bayesian approach</w:t>
-      </w:r>
-    </w:p>
-    <w:p>
-      <w:pPr>
-        <w:pStyle w:val="Compact"/>
-        <w:numPr>
-          <w:ilvl w:val="0"/>
-          <w:numId w:val="1021"/>
-        </w:numPr>
-      </w:pPr>
-      <w:r>
-        <w:t xml:space="preserve">Study limitations &amp; strengths</w:t>
-      </w:r>
-    </w:p>
-    <w:bookmarkEnd w:id="44"/>
-    <w:bookmarkStart w:id="45" w:name="conclusions"/>
-    <w:p>
-      <w:pPr>
-        <w:pStyle w:val="Heading1"/>
-      </w:pPr>
-      <w:r>
-        <w:t xml:space="preserve">5. Conclusions</w:t>
-      </w:r>
-    </w:p>
-    <w:p>
-      <w:pPr>
-        <w:pStyle w:val="Compact"/>
-        <w:numPr>
-          <w:ilvl w:val="0"/>
-          <w:numId w:val="1022"/>
-        </w:numPr>
-      </w:pPr>
-      <w:r>
-        <w:t xml:space="preserve">Conclusion, with reference to aim of study</w:t>
-      </w:r>
-    </w:p>
-    <w:p>
-      <w:pPr>
-        <w:pStyle w:val="Compact"/>
-        <w:numPr>
-          <w:ilvl w:val="0"/>
-          <w:numId w:val="1023"/>
-        </w:numPr>
-      </w:pPr>
-      <w:r>
         <w:t xml:space="preserve">Implications of results: policy, (scientific?) practice, future research needs</w:t>
       </w:r>
     </w:p>
-    <w:bookmarkEnd w:id="45"/>
-    <w:bookmarkStart w:id="46" w:name="list-of-abbreviations"/>
+    <w:bookmarkEnd w:id="50"/>
+    <w:bookmarkStart w:id="51" w:name="list-of-abbreviations"/>
     <w:p>
       <w:pPr>
         <w:pStyle w:val="Heading1"/>
@@ -3072,6 +3620,32 @@
               <w:jc w:val="left"/>
             </w:pPr>
             <w:r>
+              <w:t xml:space="preserve">REML</w:t>
+            </w:r>
+          </w:p>
+        </w:tc>
+        <w:tc>
+          <w:tcPr/>
+          <w:p>
+            <w:pPr>
+              <w:pStyle w:val="Compact"/>
+              <w:jc w:val="left"/>
+            </w:pPr>
+            <w:r>
+              <w:t xml:space="preserve">Restricted maximum-likelihood</w:t>
+            </w:r>
+          </w:p>
+        </w:tc>
+      </w:tr>
+      <w:tr>
+        <w:tc>
+          <w:tcPr/>
+          <w:p>
+            <w:pPr>
+              <w:pStyle w:val="Compact"/>
+              <w:jc w:val="left"/>
+            </w:pPr>
+            <w:r>
               <w:t xml:space="preserve">RoB</w:t>
             </w:r>
           </w:p>
@@ -3085,6 +3659,32 @@
             </w:pPr>
             <w:r>
               <w:t xml:space="preserve">Risk of Bias</w:t>
+            </w:r>
+          </w:p>
+        </w:tc>
+      </w:tr>
+      <w:tr>
+        <w:tc>
+          <w:tcPr/>
+          <w:p>
+            <w:pPr>
+              <w:pStyle w:val="Compact"/>
+              <w:jc w:val="left"/>
+            </w:pPr>
+            <w:r>
+              <w:t xml:space="preserve">SD</w:t>
+            </w:r>
+          </w:p>
+        </w:tc>
+        <w:tc>
+          <w:tcPr/>
+          <w:p>
+            <w:pPr>
+              <w:pStyle w:val="Compact"/>
+              <w:jc w:val="left"/>
+            </w:pPr>
+            <w:r>
+              <w:t xml:space="preserve">Standard deviation</w:t>
             </w:r>
           </w:p>
         </w:tc>
@@ -3168,13 +3768,73 @@
         </w:tc>
       </w:tr>
     </w:tbl>
-    <w:bookmarkEnd w:id="46"/>
-    <w:bookmarkStart w:id="47" w:name="funding"/>
+    <w:bookmarkEnd w:id="51"/>
+    <w:bookmarkStart w:id="52" w:name="acknowledgements"/>
     <w:p>
       <w:pPr>
         <w:pStyle w:val="Heading1"/>
       </w:pPr>
       <w:r>
+        <w:t xml:space="preserve">Acknowledgements</w:t>
+      </w:r>
+    </w:p>
+    <w:p>
+      <w:pPr>
+        <w:pStyle w:val="FirstParagraph"/>
+      </w:pPr>
+      <w:r>
+        <w:t xml:space="preserve">The authors thank</w:t>
+      </w:r>
+      <w:r>
+        <w:t xml:space="preserve"> </w:t>
+      </w:r>
+      <w:r>
+        <w:t xml:space="preserve">Rafiqa Benchrih (Department of Epidemiology and Public Health, Sciensano, Belgium),</w:t>
+      </w:r>
+      <w:r>
+        <w:t xml:space="preserve"> </w:t>
+      </w:r>
+      <w:r>
+        <w:t xml:space="preserve">Jurgen Buekers (Flemish Institute for Technological Research, VITO, Belgium),</w:t>
+      </w:r>
+      <w:r>
+        <w:t xml:space="preserve"> </w:t>
+      </w:r>
+      <w:r>
+        <w:t xml:space="preserve">Carla Martins (National School of Public Health, NOVA University of Lisbon, Portugal),</w:t>
+      </w:r>
+      <w:r>
+        <w:t xml:space="preserve"> </w:t>
+      </w:r>
+      <w:r>
+        <w:t xml:space="preserve">Emily Mc Vey (Institute for Public Health and the Environment, RIVM, The Netherlands),</w:t>
+      </w:r>
+      <w:r>
+        <w:t xml:space="preserve"> </w:t>
+      </w:r>
+      <w:r>
+        <w:t xml:space="preserve">Anthony Purece (Flemish Institute for Technological Research, VITO, Belgium) and</w:t>
+      </w:r>
+      <w:r>
+        <w:t xml:space="preserve"> </w:t>
+      </w:r>
+      <w:r>
+        <w:t xml:space="preserve">Sofie Thomsen (Technical University of Denmark, DTU, Denmark)</w:t>
+      </w:r>
+      <w:r>
+        <w:t xml:space="preserve"> </w:t>
+      </w:r>
+      <w:r>
+        <w:t xml:space="preserve">for their help in the screening process.</w:t>
+      </w:r>
+    </w:p>
+    <w:bookmarkEnd w:id="52"/>
+    <w:bookmarkStart w:id="53" w:name="funding"/>
+    <w:p>
+      <w:pPr>
+        <w:pStyle w:val="Heading1"/>
+      </w:pPr>
+      <w:r>
         <w:t xml:space="preserve">Funding</w:t>
       </w:r>
     </w:p>
@@ -3198,8 +3858,8 @@
         <w:t xml:space="preserve">Neither the European Union nor the granting authority can be held responsible for them.</w:t>
       </w:r>
     </w:p>
-    <w:bookmarkEnd w:id="47"/>
-    <w:bookmarkStart w:id="126" w:name="bibliography"/>
+    <w:bookmarkEnd w:id="53"/>
+    <w:bookmarkStart w:id="138" w:name="bibliography"/>
     <w:p>
       <w:pPr>
         <w:pStyle w:val="Heading1"/>
@@ -3208,8 +3868,8 @@
         <w:t xml:space="preserve">References</w:t>
       </w:r>
     </w:p>
-    <w:bookmarkStart w:id="125" w:name="refs"/>
-    <w:bookmarkStart w:id="49" w:name="Xe38019c88c6d2792bb296bad7dc0a4dd55f1319"/>
+    <w:bookmarkStart w:id="137" w:name="refs"/>
+    <w:bookmarkStart w:id="55" w:name="Xe38019c88c6d2792bb296bad7dc0a4dd55f1319"/>
     <w:p>
       <w:pPr>
         <w:pStyle w:val="Bibliography"/>
@@ -3229,7 +3889,7 @@
       <w:r>
         <w:t xml:space="preserve"> </w:t>
       </w:r>
-      <w:hyperlink r:id="rId48">
+      <w:hyperlink r:id="rId54">
         <w:r>
           <w:rPr>
             <w:rStyle w:val="Hyperlink"/>
@@ -3268,8 +3928,8 @@
         <w:t xml:space="preserve"> </w:t>
       </w:r>
     </w:p>
-    <w:bookmarkEnd w:id="49"/>
-    <w:bookmarkStart w:id="51" w:name="ref-lacerda2023GlobalDecreaseBlood"/>
+    <w:bookmarkEnd w:id="55"/>
+    <w:bookmarkStart w:id="57" w:name="ref-lacerda2023GlobalDecreaseBlood"/>
     <w:p>
       <w:pPr>
         <w:pStyle w:val="Bibliography"/>
@@ -3289,7 +3949,7 @@
       <w:r>
         <w:t xml:space="preserve"> </w:t>
       </w:r>
-      <w:hyperlink r:id="rId50">
+      <w:hyperlink r:id="rId56">
         <w:r>
           <w:rPr>
             <w:rStyle w:val="Hyperlink"/>
@@ -3304,8 +3964,8 @@
         <w:t xml:space="preserve"> </w:t>
       </w:r>
     </w:p>
-    <w:bookmarkEnd w:id="51"/>
-    <w:bookmarkStart w:id="53" w:name="X4707f3a4b72a0982487545f9dc3d674642af108"/>
+    <w:bookmarkEnd w:id="57"/>
+    <w:bookmarkStart w:id="59" w:name="X4707f3a4b72a0982487545f9dc3d674642af108"/>
     <w:p>
       <w:pPr>
         <w:pStyle w:val="Bibliography"/>
@@ -3325,7 +3985,7 @@
       <w:r>
         <w:t xml:space="preserve"> </w:t>
       </w:r>
-      <w:hyperlink r:id="rId52">
+      <w:hyperlink r:id="rId58">
         <w:r>
           <w:rPr>
             <w:rStyle w:val="Hyperlink"/>
@@ -3364,8 +4024,8 @@
         <w:t xml:space="preserve"> </w:t>
       </w:r>
     </w:p>
-    <w:bookmarkEnd w:id="53"/>
-    <w:bookmarkStart w:id="55" w:name="ref-sy2024AssessmentLongTermExposure"/>
+    <w:bookmarkEnd w:id="59"/>
+    <w:bookmarkStart w:id="61" w:name="ref-sy2024AssessmentLongTermExposure"/>
     <w:p>
       <w:pPr>
         <w:pStyle w:val="Bibliography"/>
@@ -3385,7 +4045,7 @@
       <w:r>
         <w:t xml:space="preserve"> </w:t>
       </w:r>
-      <w:hyperlink r:id="rId54">
+      <w:hyperlink r:id="rId60">
         <w:r>
           <w:rPr>
             <w:rStyle w:val="Hyperlink"/>
@@ -3460,8 +4120,8 @@
         <w:t xml:space="preserve"> </w:t>
       </w:r>
     </w:p>
-    <w:bookmarkEnd w:id="55"/>
-    <w:bookmarkStart w:id="57" w:name="ref-brauer2024GlobalBurdenStrength"/>
+    <w:bookmarkEnd w:id="61"/>
+    <w:bookmarkStart w:id="63" w:name="ref-brauer2024GlobalBurdenStrength"/>
     <w:p>
       <w:pPr>
         <w:pStyle w:val="Bibliography"/>
@@ -3481,7 +4141,7 @@
       <w:r>
         <w:t xml:space="preserve"> </w:t>
       </w:r>
-      <w:hyperlink r:id="rId56">
+      <w:hyperlink r:id="rId62">
         <w:r>
           <w:rPr>
             <w:rStyle w:val="Hyperlink"/>
@@ -3544,8 +4204,8 @@
         <w:t xml:space="preserve"> </w:t>
       </w:r>
     </w:p>
-    <w:bookmarkEnd w:id="57"/>
-    <w:bookmarkStart w:id="59" w:name="ref-harari2018BloodLeadLevels"/>
+    <w:bookmarkEnd w:id="63"/>
+    <w:bookmarkStart w:id="65" w:name="ref-harari2018BloodLeadLevels"/>
     <w:p>
       <w:pPr>
         <w:pStyle w:val="Bibliography"/>
@@ -3565,7 +4225,7 @@
       <w:r>
         <w:t xml:space="preserve"> </w:t>
       </w:r>
-      <w:hyperlink r:id="rId58">
+      <w:hyperlink r:id="rId64">
         <w:r>
           <w:rPr>
             <w:rStyle w:val="Hyperlink"/>
@@ -3640,8 +4300,8 @@
         <w:t xml:space="preserve"> </w:t>
       </w:r>
     </w:p>
-    <w:bookmarkEnd w:id="59"/>
-    <w:bookmarkStart w:id="61" w:name="ref-wan2022ChronicLeadExposure"/>
+    <w:bookmarkEnd w:id="65"/>
+    <w:bookmarkStart w:id="67" w:name="ref-wan2022ChronicLeadExposure"/>
     <w:p>
       <w:pPr>
         <w:pStyle w:val="Bibliography"/>
@@ -3661,7 +4321,7 @@
       <w:r>
         <w:t xml:space="preserve"> </w:t>
       </w:r>
-      <w:hyperlink r:id="rId60">
+      <w:hyperlink r:id="rId66">
         <w:r>
           <w:rPr>
             <w:rStyle w:val="Hyperlink"/>
@@ -3676,8 +4336,8 @@
         <w:t xml:space="preserve"> </w:t>
       </w:r>
     </w:p>
-    <w:bookmarkEnd w:id="61"/>
-    <w:bookmarkStart w:id="63" w:name="ref-rosengren2025ExposureLeadCoronary"/>
+    <w:bookmarkEnd w:id="67"/>
+    <w:bookmarkStart w:id="69" w:name="ref-rosengren2025ExposureLeadCoronary"/>
     <w:p>
       <w:pPr>
         <w:pStyle w:val="Bibliography"/>
@@ -3697,7 +4357,7 @@
       <w:r>
         <w:t xml:space="preserve"> </w:t>
       </w:r>
-      <w:hyperlink r:id="rId62">
+      <w:hyperlink r:id="rId68">
         <w:r>
           <w:rPr>
             <w:rStyle w:val="Hyperlink"/>
@@ -3790,8 +4450,8 @@
         <w:t xml:space="preserve"> </w:t>
       </w:r>
     </w:p>
-    <w:bookmarkEnd w:id="63"/>
-    <w:bookmarkStart w:id="65" w:name="ref-lanphear2018LowlevelLeadExposure"/>
+    <w:bookmarkEnd w:id="69"/>
+    <w:bookmarkStart w:id="71" w:name="ref-lanphear2018LowlevelLeadExposure"/>
     <w:p>
       <w:pPr>
         <w:pStyle w:val="Bibliography"/>
@@ -3811,7 +4471,7 @@
       <w:r>
         <w:t xml:space="preserve"> </w:t>
       </w:r>
-      <w:hyperlink r:id="rId64">
+      <w:hyperlink r:id="rId70">
         <w:r>
           <w:rPr>
             <w:rStyle w:val="Hyperlink"/>
@@ -3850,8 +4510,8 @@
         <w:t xml:space="preserve"> </w:t>
       </w:r>
     </w:p>
-    <w:bookmarkEnd w:id="65"/>
-    <w:bookmarkStart w:id="67" w:name="ref-chang2006LowBloodLead"/>
+    <w:bookmarkEnd w:id="71"/>
+    <w:bookmarkStart w:id="73" w:name="ref-chang2006LowBloodLead"/>
     <w:p>
       <w:pPr>
         <w:pStyle w:val="Bibliography"/>
@@ -3871,7 +4531,7 @@
       <w:r>
         <w:t xml:space="preserve"> </w:t>
       </w:r>
-      <w:hyperlink r:id="rId66">
+      <w:hyperlink r:id="rId72">
         <w:r>
           <w:rPr>
             <w:rStyle w:val="Hyperlink"/>
@@ -3886,8 +4546,8 @@
         <w:t xml:space="preserve"> </w:t>
       </w:r>
     </w:p>
-    <w:bookmarkEnd w:id="67"/>
-    <w:bookmarkStart w:id="69" w:name="Xadfdab0209e4a364d9fdcffecfddb00700d2db9"/>
+    <w:bookmarkEnd w:id="73"/>
+    <w:bookmarkStart w:id="75" w:name="Xadfdab0209e4a364d9fdcffecfddb00700d2db9"/>
     <w:p>
       <w:pPr>
         <w:pStyle w:val="Bibliography"/>
@@ -3907,7 +4567,7 @@
       <w:r>
         <w:t xml:space="preserve"> </w:t>
       </w:r>
-      <w:hyperlink r:id="rId68">
+      <w:hyperlink r:id="rId74">
         <w:r>
           <w:rPr>
             <w:rStyle w:val="Hyperlink"/>
@@ -4042,8 +4702,8 @@
         <w:t xml:space="preserve"> </w:t>
       </w:r>
     </w:p>
-    <w:bookmarkEnd w:id="69"/>
-    <w:bookmarkStart w:id="71" w:name="ref-shaffer2025LeadExposureAntisocial"/>
+    <w:bookmarkEnd w:id="75"/>
+    <w:bookmarkStart w:id="77" w:name="ref-shaffer2025LeadExposureAntisocial"/>
     <w:p>
       <w:pPr>
         <w:pStyle w:val="Bibliography"/>
@@ -4063,7 +4723,7 @@
       <w:r>
         <w:t xml:space="preserve"> </w:t>
       </w:r>
-      <w:hyperlink r:id="rId70">
+      <w:hyperlink r:id="rId76">
         <w:r>
           <w:rPr>
             <w:rStyle w:val="Hyperlink"/>
@@ -4102,8 +4762,8 @@
         <w:t xml:space="preserve"> </w:t>
       </w:r>
     </w:p>
-    <w:bookmarkEnd w:id="71"/>
-    <w:bookmarkStart w:id="73" w:name="X06097e4c5e52362623b7f1c040457eb7d553acc"/>
+    <w:bookmarkEnd w:id="77"/>
+    <w:bookmarkStart w:id="79" w:name="X06097e4c5e52362623b7f1c040457eb7d553acc"/>
     <w:p>
       <w:pPr>
         <w:pStyle w:val="Bibliography"/>
@@ -4123,7 +4783,7 @@
       <w:r>
         <w:t xml:space="preserve"> </w:t>
       </w:r>
-      <w:hyperlink r:id="rId72">
+      <w:hyperlink r:id="rId78">
         <w:r>
           <w:rPr>
             <w:rStyle w:val="Hyperlink"/>
@@ -4282,8 +4942,8 @@
         <w:t xml:space="preserve"> </w:t>
       </w:r>
     </w:p>
-    <w:bookmarkEnd w:id="73"/>
-    <w:bookmarkStart w:id="75" w:name="ref-needleman1990LowLevelLeadExposure"/>
+    <w:bookmarkEnd w:id="79"/>
+    <w:bookmarkStart w:id="81" w:name="ref-needleman1990LowLevelLeadExposure"/>
     <w:p>
       <w:pPr>
         <w:pStyle w:val="Bibliography"/>
@@ -4303,7 +4963,7 @@
       <w:r>
         <w:t xml:space="preserve"> </w:t>
       </w:r>
-      <w:hyperlink r:id="rId74">
+      <w:hyperlink r:id="rId80">
         <w:r>
           <w:rPr>
             <w:rStyle w:val="Hyperlink"/>
@@ -4414,8 +5074,8 @@
         <w:t xml:space="preserve"> </w:t>
       </w:r>
     </w:p>
-    <w:bookmarkEnd w:id="75"/>
-    <w:bookmarkStart w:id="77" w:name="ref-bellinger1992LowLevelLeadExposure"/>
+    <w:bookmarkEnd w:id="81"/>
+    <w:bookmarkStart w:id="83" w:name="ref-bellinger1992LowLevelLeadExposure"/>
     <w:p>
       <w:pPr>
         <w:pStyle w:val="Bibliography"/>
@@ -4435,7 +5095,7 @@
       <w:r>
         <w:t xml:space="preserve"> </w:t>
       </w:r>
-      <w:hyperlink r:id="rId76">
+      <w:hyperlink r:id="rId82">
         <w:r>
           <w:rPr>
             <w:rStyle w:val="Hyperlink"/>
@@ -4516,8 +5176,8 @@
         <w:t xml:space="preserve"> </w:t>
       </w:r>
     </w:p>
-    <w:bookmarkEnd w:id="77"/>
-    <w:bookmarkStart w:id="79" w:name="X9a8bad0b78f43066cb333fdedcdcad5d7017900"/>
+    <w:bookmarkEnd w:id="83"/>
+    <w:bookmarkStart w:id="85" w:name="X9a8bad0b78f43066cb333fdedcdcad5d7017900"/>
     <w:p>
       <w:pPr>
         <w:pStyle w:val="Bibliography"/>
@@ -4537,7 +5197,7 @@
       <w:r>
         <w:t xml:space="preserve"> </w:t>
       </w:r>
-      <w:hyperlink r:id="rId78">
+      <w:hyperlink r:id="rId84">
         <w:r>
           <w:rPr>
             <w:rStyle w:val="Hyperlink"/>
@@ -4618,8 +5278,8 @@
         <w:t xml:space="preserve"> </w:t>
       </w:r>
     </w:p>
-    <w:bookmarkEnd w:id="79"/>
-    <w:bookmarkStart w:id="81" w:name="ref-larsen2023GlobalHealthBurden"/>
+    <w:bookmarkEnd w:id="85"/>
+    <w:bookmarkStart w:id="87" w:name="ref-larsen2023GlobalHealthBurden"/>
     <w:p>
       <w:pPr>
         <w:pStyle w:val="Bibliography"/>
@@ -4639,7 +5299,7 @@
       <w:r>
         <w:t xml:space="preserve"> </w:t>
       </w:r>
-      <w:hyperlink r:id="rId80">
+      <w:hyperlink r:id="rId86">
         <w:r>
           <w:rPr>
             <w:rStyle w:val="Hyperlink"/>
@@ -4654,8 +5314,8 @@
         <w:t xml:space="preserve"> </w:t>
       </w:r>
     </w:p>
-    <w:bookmarkEnd w:id="81"/>
-    <w:bookmarkStart w:id="83" w:name="X5615fc1cb9c455a90da75660348bda09fd0f967"/>
+    <w:bookmarkEnd w:id="87"/>
+    <w:bookmarkStart w:id="89" w:name="X5615fc1cb9c455a90da75660348bda09fd0f967"/>
     <w:p>
       <w:pPr>
         <w:pStyle w:val="Bibliography"/>
@@ -4675,7 +5335,7 @@
       <w:r>
         <w:t xml:space="preserve"> </w:t>
       </w:r>
-      <w:hyperlink r:id="rId82">
+      <w:hyperlink r:id="rId88">
         <w:r>
           <w:rPr>
             <w:rStyle w:val="Hyperlink"/>
@@ -4750,8 +5410,8 @@
         <w:t xml:space="preserve"> </w:t>
       </w:r>
     </w:p>
-    <w:bookmarkEnd w:id="83"/>
-    <w:bookmarkStart w:id="85" w:name="ref-schwartz1994LowLevelLeadExposurea"/>
+    <w:bookmarkEnd w:id="89"/>
+    <w:bookmarkStart w:id="91" w:name="ref-schwartz1994LowLevelLeadExposure"/>
     <w:p>
       <w:pPr>
         <w:pStyle w:val="Bibliography"/>
@@ -4771,7 +5431,7 @@
       <w:r>
         <w:t xml:space="preserve"> </w:t>
       </w:r>
-      <w:hyperlink r:id="rId84">
+      <w:hyperlink r:id="rId90">
         <w:r>
           <w:rPr>
             <w:rStyle w:val="Hyperlink"/>
@@ -4908,8 +5568,8 @@
         <w:t xml:space="preserve"> </w:t>
       </w:r>
     </w:p>
-    <w:bookmarkEnd w:id="85"/>
-    <w:bookmarkStart w:id="87" w:name="Xa2086c2c3f6a9ac4b676f66b1cdbbd5efdb3b23"/>
+    <w:bookmarkEnd w:id="91"/>
+    <w:bookmarkStart w:id="93" w:name="Xa2086c2c3f6a9ac4b676f66b1cdbbd5efdb3b23"/>
     <w:p>
       <w:pPr>
         <w:pStyle w:val="Bibliography"/>
@@ -4929,7 +5589,7 @@
       <w:r>
         <w:t xml:space="preserve"> </w:t>
       </w:r>
-      <w:hyperlink r:id="rId86">
+      <w:hyperlink r:id="rId92">
         <w:r>
           <w:rPr>
             <w:rStyle w:val="Hyperlink"/>
@@ -5045,8 +5705,8 @@
         <w:t xml:space="preserve"> </w:t>
       </w:r>
     </w:p>
-    <w:bookmarkEnd w:id="87"/>
-    <w:bookmarkStart w:id="89" w:name="X93c1fc7f8e1220d02cbab90c02ac44248f2b23e"/>
+    <w:bookmarkEnd w:id="93"/>
+    <w:bookmarkStart w:id="95" w:name="X93c1fc7f8e1220d02cbab90c02ac44248f2b23e"/>
     <w:p>
       <w:pPr>
         <w:pStyle w:val="Bibliography"/>
@@ -5066,7 +5726,7 @@
       <w:r>
         <w:t xml:space="preserve"> </w:t>
       </w:r>
-      <w:hyperlink r:id="rId88">
+      <w:hyperlink r:id="rId94">
         <w:r>
           <w:rPr>
             <w:rStyle w:val="Hyperlink"/>
@@ -5081,8 +5741,8 @@
         <w:t xml:space="preserve"> </w:t>
       </w:r>
     </w:p>
-    <w:bookmarkEnd w:id="89"/>
-    <w:bookmarkStart w:id="91" w:name="ref-figueroa2024LossCognitiveFunction"/>
+    <w:bookmarkEnd w:id="95"/>
+    <w:bookmarkStart w:id="97" w:name="ref-figueroa2024LossCognitiveFunction"/>
     <w:p>
       <w:pPr>
         <w:pStyle w:val="Bibliography"/>
@@ -5102,7 +5762,7 @@
       <w:r>
         <w:t xml:space="preserve"> </w:t>
       </w:r>
-      <w:hyperlink r:id="rId90">
+      <w:hyperlink r:id="rId96">
         <w:r>
           <w:rPr>
             <w:rStyle w:val="Hyperlink"/>
@@ -5141,8 +5801,8 @@
         <w:t xml:space="preserve"> </w:t>
       </w:r>
     </w:p>
-    <w:bookmarkEnd w:id="91"/>
-    <w:bookmarkStart w:id="93" w:name="ref-mcfarland2022HalfUSPopulation"/>
+    <w:bookmarkEnd w:id="97"/>
+    <w:bookmarkStart w:id="99" w:name="ref-mcfarland2022HalfUSPopulation"/>
     <w:p>
       <w:pPr>
         <w:pStyle w:val="Bibliography"/>
@@ -5162,7 +5822,7 @@
       <w:r>
         <w:t xml:space="preserve"> </w:t>
       </w:r>
-      <w:hyperlink r:id="rId92">
+      <w:hyperlink r:id="rId98">
         <w:r>
           <w:rPr>
             <w:rStyle w:val="Hyperlink"/>
@@ -5201,8 +5861,8 @@
         <w:t xml:space="preserve"> </w:t>
       </w:r>
     </w:p>
-    <w:bookmarkEnd w:id="93"/>
-    <w:bookmarkStart w:id="95" w:name="ref-crump2013StatisticalReevaluationData"/>
+    <w:bookmarkEnd w:id="99"/>
+    <w:bookmarkStart w:id="101" w:name="ref-crump2013StatisticalReevaluationData"/>
     <w:p>
       <w:pPr>
         <w:pStyle w:val="Bibliography"/>
@@ -5222,7 +5882,7 @@
       <w:r>
         <w:t xml:space="preserve"> </w:t>
       </w:r>
-      <w:hyperlink r:id="rId94">
+      <w:hyperlink r:id="rId100">
         <w:r>
           <w:rPr>
             <w:rStyle w:val="Hyperlink"/>
@@ -5261,8 +5921,8 @@
         <w:t xml:space="preserve"> </w:t>
       </w:r>
     </w:p>
-    <w:bookmarkEnd w:id="95"/>
-    <w:bookmarkStart w:id="97" w:name="X33f03e29791f20cdbbbbf0729c723b16e55ed16"/>
+    <w:bookmarkEnd w:id="101"/>
+    <w:bookmarkStart w:id="103" w:name="X33f03e29791f20cdbbbbf0729c723b16e55ed16"/>
     <w:p>
       <w:pPr>
         <w:pStyle w:val="Bibliography"/>
@@ -5282,7 +5942,7 @@
       <w:r>
         <w:t xml:space="preserve"> </w:t>
       </w:r>
-      <w:hyperlink r:id="rId96">
+      <w:hyperlink r:id="rId102">
         <w:r>
           <w:rPr>
             <w:rStyle w:val="Hyperlink"/>
@@ -5381,8 +6041,8 @@
         <w:t xml:space="preserve"> </w:t>
       </w:r>
     </w:p>
-    <w:bookmarkEnd w:id="97"/>
-    <w:bookmarkStart w:id="99" w:name="X99fa6bd9cd2521340285769f289a6c9d4bfe17b"/>
+    <w:bookmarkEnd w:id="103"/>
+    <w:bookmarkStart w:id="105" w:name="X99fa6bd9cd2521340285769f289a6c9d4bfe17b"/>
     <w:p>
       <w:pPr>
         <w:pStyle w:val="Bibliography"/>
@@ -5402,7 +6062,7 @@
       <w:r>
         <w:t xml:space="preserve"> </w:t>
       </w:r>
-      <w:hyperlink r:id="rId98">
+      <w:hyperlink r:id="rId104">
         <w:r>
           <w:rPr>
             <w:rStyle w:val="Hyperlink"/>
@@ -5477,8 +6137,8 @@
         <w:t xml:space="preserve"> </w:t>
       </w:r>
     </w:p>
-    <w:bookmarkEnd w:id="99"/>
-    <w:bookmarkStart w:id="101" w:name="Xec30ec7c912152a14c0f622040312567154bf15"/>
+    <w:bookmarkEnd w:id="105"/>
+    <w:bookmarkStart w:id="107" w:name="Xec30ec7c912152a14c0f622040312567154bf15"/>
     <w:p>
       <w:pPr>
         <w:pStyle w:val="Bibliography"/>
@@ -5498,7 +6158,7 @@
       <w:r>
         <w:t xml:space="preserve"> </w:t>
       </w:r>
-      <w:hyperlink r:id="rId100">
+      <w:hyperlink r:id="rId106">
         <w:r>
           <w:rPr>
             <w:rStyle w:val="Hyperlink"/>
@@ -5648,8 +6308,8 @@
         <w:t xml:space="preserve"> </w:t>
       </w:r>
     </w:p>
-    <w:bookmarkEnd w:id="101"/>
-    <w:bookmarkStart w:id="103" w:name="ref-smith2018StepAwayStepwise"/>
+    <w:bookmarkEnd w:id="107"/>
+    <w:bookmarkStart w:id="109" w:name="ref-smith2018StepAwayStepwise"/>
     <w:p>
       <w:pPr>
         <w:pStyle w:val="Bibliography"/>
@@ -5669,7 +6329,7 @@
       <w:r>
         <w:t xml:space="preserve"> </w:t>
       </w:r>
-      <w:hyperlink r:id="rId102">
+      <w:hyperlink r:id="rId108">
         <w:r>
           <w:rPr>
             <w:rStyle w:val="Hyperlink"/>
@@ -5684,8 +6344,8 @@
         <w:t xml:space="preserve"> </w:t>
       </w:r>
     </w:p>
-    <w:bookmarkEnd w:id="103"/>
-    <w:bookmarkStart w:id="105" w:name="X035620408d1fb22c7ed381e74f0468c30df4612"/>
+    <w:bookmarkEnd w:id="109"/>
+    <w:bookmarkStart w:id="111" w:name="X035620408d1fb22c7ed381e74f0468c30df4612"/>
     <w:p>
       <w:pPr>
         <w:pStyle w:val="Bibliography"/>
@@ -5705,7 +6365,7 @@
       <w:r>
         <w:t xml:space="preserve"> </w:t>
       </w:r>
-      <w:hyperlink r:id="rId104">
+      <w:hyperlink r:id="rId110">
         <w:r>
           <w:rPr>
             <w:rStyle w:val="Hyperlink"/>
@@ -5759,8 +6419,8 @@
         <w:t xml:space="preserve"> </w:t>
       </w:r>
     </w:p>
-    <w:bookmarkEnd w:id="105"/>
-    <w:bookmarkStart w:id="107" w:name="X837f91f784566061977da85c17a5755a81dedde"/>
+    <w:bookmarkEnd w:id="111"/>
+    <w:bookmarkStart w:id="113" w:name="X837f91f784566061977da85c17a5755a81dedde"/>
     <w:p>
       <w:pPr>
         <w:pStyle w:val="Bibliography"/>
@@ -5780,7 +6440,7 @@
       <w:r>
         <w:t xml:space="preserve"> </w:t>
       </w:r>
-      <w:hyperlink r:id="rId106">
+      <w:hyperlink r:id="rId112">
         <w:r>
           <w:rPr>
             <w:rStyle w:val="Hyperlink"/>
@@ -5795,8 +6455,8 @@
         <w:t xml:space="preserve"> </w:t>
       </w:r>
     </w:p>
-    <w:bookmarkEnd w:id="107"/>
-    <w:bookmarkStart w:id="109" w:name="ref-page2021PRISMA2020Statement"/>
+    <w:bookmarkEnd w:id="113"/>
+    <w:bookmarkStart w:id="115" w:name="ref-page2021PRISMA2020Statement"/>
     <w:p>
       <w:pPr>
         <w:pStyle w:val="Bibliography"/>
@@ -5816,7 +6476,7 @@
       <w:r>
         <w:t xml:space="preserve"> </w:t>
       </w:r>
-      <w:hyperlink r:id="rId108">
+      <w:hyperlink r:id="rId114">
         <w:r>
           <w:rPr>
             <w:rStyle w:val="Hyperlink"/>
@@ -5855,8 +6515,8 @@
         <w:t xml:space="preserve"> </w:t>
       </w:r>
     </w:p>
-    <w:bookmarkEnd w:id="109"/>
-    <w:bookmarkStart w:id="111" w:name="X5cae6442bbe0e1f5d8df6cd5008aab2dbfb65a6"/>
+    <w:bookmarkEnd w:id="115"/>
+    <w:bookmarkStart w:id="117" w:name="X5cae6442bbe0e1f5d8df6cd5008aab2dbfb65a6"/>
     <w:p>
       <w:pPr>
         <w:pStyle w:val="Bibliography"/>
@@ -5876,7 +6536,7 @@
       <w:r>
         <w:t xml:space="preserve"> </w:t>
       </w:r>
-      <w:hyperlink r:id="rId110">
+      <w:hyperlink r:id="rId116">
         <w:r>
           <w:rPr>
             <w:rStyle w:val="Hyperlink"/>
@@ -5903,8 +6563,8 @@
         <w:t xml:space="preserve"> </w:t>
       </w:r>
     </w:p>
-    <w:bookmarkEnd w:id="111"/>
-    <w:bookmarkStart w:id="113" w:name="ref-plate2024DevelopmentToolRapid"/>
+    <w:bookmarkEnd w:id="117"/>
+    <w:bookmarkStart w:id="118" w:name="Xf5486a80753c915bf34b5d8f3ad5e46aac479a7"/>
     <w:p>
       <w:pPr>
         <w:pStyle w:val="Bibliography"/>
@@ -5919,12 +6579,79 @@
         <w:t xml:space="preserve">	</w:t>
       </w:r>
       <w:r>
+        <w:t xml:space="preserve">NTP OHAT. Handbook for</w:t>
+      </w:r>
+      <w:r>
+        <w:t xml:space="preserve"> </w:t>
+      </w:r>
+      <w:r>
+        <w:t xml:space="preserve">Conducting</w:t>
+      </w:r>
+      <w:r>
+        <w:t xml:space="preserve"> </w:t>
+      </w:r>
+      <w:r>
+        <w:t xml:space="preserve">a</w:t>
+      </w:r>
+      <w:r>
+        <w:t xml:space="preserve"> </w:t>
+      </w:r>
+      <w:r>
+        <w:t xml:space="preserve">Literature-Based Health Assessment Using OHAT Approach</w:t>
+      </w:r>
+      <w:r>
+        <w:t xml:space="preserve"> </w:t>
+      </w:r>
+      <w:r>
+        <w:t xml:space="preserve">for</w:t>
+      </w:r>
+      <w:r>
+        <w:t xml:space="preserve"> </w:t>
+      </w:r>
+      <w:r>
+        <w:t xml:space="preserve">Systematic Review</w:t>
+      </w:r>
+      <w:r>
+        <w:t xml:space="preserve"> </w:t>
+      </w:r>
+      <w:r>
+        <w:t xml:space="preserve">and</w:t>
+      </w:r>
+      <w:r>
+        <w:t xml:space="preserve"> </w:t>
+      </w:r>
+      <w:r>
+        <w:t xml:space="preserve">Evidence Integration</w:t>
+      </w:r>
+      <w:r>
+        <w:t xml:space="preserve">. 2019;</w:t>
+      </w:r>
+      <w:r>
+        <w:t xml:space="preserve"> </w:t>
+      </w:r>
+    </w:p>
+    <w:bookmarkEnd w:id="118"/>
+    <w:bookmarkStart w:id="120" w:name="ref-plate2024DevelopmentToolRapid"/>
+    <w:p>
+      <w:pPr>
+        <w:pStyle w:val="Bibliography"/>
+      </w:pPr>
+      <w:r>
+        <w:t xml:space="preserve">34.</w:t>
+      </w:r>
+      <w:r>
+        <w:t xml:space="preserve"> </w:t>
+      </w:r>
+      <w:r>
+        <w:t xml:space="preserve">	</w:t>
+      </w:r>
+      <w:r>
         <w:t xml:space="preserve">Plate K, Knüppel S, Hornbacher A, Greiner M, Müller-Graf C.</w:t>
       </w:r>
       <w:r>
         <w:t xml:space="preserve"> </w:t>
       </w:r>
-      <w:hyperlink r:id="rId112">
+      <w:hyperlink r:id="rId119">
         <w:r>
           <w:rPr>
             <w:rStyle w:val="Hyperlink"/>
@@ -5939,14 +6666,14 @@
         <w:t xml:space="preserve"> </w:t>
       </w:r>
     </w:p>
-    <w:bookmarkEnd w:id="113"/>
-    <w:bookmarkStart w:id="115" w:name="ref-halabicky2023LowLevelLead"/>
+    <w:bookmarkEnd w:id="120"/>
+    <w:bookmarkStart w:id="122" w:name="ref-halabicky2023LowLevelLead"/>
     <w:p>
       <w:pPr>
         <w:pStyle w:val="Bibliography"/>
       </w:pPr>
       <w:r>
-        <w:t xml:space="preserve">34.</w:t>
+        <w:t xml:space="preserve">35.</w:t>
       </w:r>
       <w:r>
         <w:t xml:space="preserve"> </w:t>
@@ -5960,7 +6687,7 @@
       <w:r>
         <w:t xml:space="preserve"> </w:t>
       </w:r>
-      <w:hyperlink r:id="rId114">
+      <w:hyperlink r:id="rId121">
         <w:r>
           <w:rPr>
             <w:rStyle w:val="Hyperlink"/>
@@ -5999,14 +6726,14 @@
         <w:t xml:space="preserve"> </w:t>
       </w:r>
     </w:p>
-    <w:bookmarkEnd w:id="115"/>
-    <w:bookmarkStart w:id="117" w:name="ref-chen2005IQBloodLead"/>
+    <w:bookmarkEnd w:id="122"/>
+    <w:bookmarkStart w:id="124" w:name="ref-chen2005IQBloodLead"/>
     <w:p>
       <w:pPr>
         <w:pStyle w:val="Bibliography"/>
       </w:pPr>
       <w:r>
-        <w:t xml:space="preserve">35.</w:t>
+        <w:t xml:space="preserve">36.</w:t>
       </w:r>
       <w:r>
         <w:t xml:space="preserve"> </w:t>
@@ -6020,7 +6747,7 @@
       <w:r>
         <w:t xml:space="preserve"> </w:t>
       </w:r>
-      <w:hyperlink r:id="rId116">
+      <w:hyperlink r:id="rId123">
         <w:r>
           <w:rPr>
             <w:rStyle w:val="Hyperlink"/>
@@ -6245,14 +6972,14 @@
         <w:t xml:space="preserve"> </w:t>
       </w:r>
     </w:p>
-    <w:bookmarkEnd w:id="117"/>
-    <w:bookmarkStart w:id="119" w:name="Xcf7993c3f58afaabaf73be6238c67f4f63053d9"/>
+    <w:bookmarkEnd w:id="124"/>
+    <w:bookmarkStart w:id="126" w:name="Xcf7993c3f58afaabaf73be6238c67f4f63053d9"/>
     <w:p>
       <w:pPr>
         <w:pStyle w:val="Bibliography"/>
       </w:pPr>
       <w:r>
-        <w:t xml:space="preserve">36.</w:t>
+        <w:t xml:space="preserve">37.</w:t>
       </w:r>
       <w:r>
         <w:t xml:space="preserve"> </w:t>
@@ -6266,7 +6993,7 @@
       <w:r>
         <w:t xml:space="preserve"> </w:t>
       </w:r>
-      <w:hyperlink r:id="rId118">
+      <w:hyperlink r:id="rId125">
         <w:r>
           <w:rPr>
             <w:rStyle w:val="Hyperlink"/>
@@ -6341,14 +7068,14 @@
         <w:t xml:space="preserve"> </w:t>
       </w:r>
     </w:p>
-    <w:bookmarkEnd w:id="119"/>
-    <w:bookmarkStart w:id="121" w:name="X8e5230fc5b64bf627de98b910f1e221b6fea14c"/>
+    <w:bookmarkEnd w:id="126"/>
+    <w:bookmarkStart w:id="127" w:name="X4bd034c52731e178b4de125c2c778bdc533803c"/>
     <w:p>
       <w:pPr>
         <w:pStyle w:val="Bibliography"/>
       </w:pPr>
       <w:r>
-        <w:t xml:space="preserve">37.</w:t>
+        <w:t xml:space="preserve">38.</w:t>
       </w:r>
       <w:r>
         <w:t xml:space="preserve"> </w:t>
@@ -6357,34 +7084,179 @@
         <w:t xml:space="preserve">	</w:t>
       </w:r>
       <w:r>
-        <w:t xml:space="preserve">Rodríguez-Barranco M, Tobías A, Redondo D, Molina-Portillo E, Sánchez MJ.</w:t>
-      </w:r>
-      <w:r>
-        <w:t xml:space="preserve"> </w:t>
-      </w:r>
-      <w:hyperlink r:id="rId120">
-        <w:r>
-          <w:rPr>
-            <w:rStyle w:val="Hyperlink"/>
-          </w:rPr>
-          <w:t xml:space="preserve">Standardizing effect size from linear regression models with log-transformed variables for meta-analysis</w:t>
+        <w:t xml:space="preserve">R Core Team. R:</w:t>
+      </w:r>
+      <w:r>
+        <w:t xml:space="preserve"> </w:t>
+      </w:r>
+      <w:r>
+        <w:t xml:space="preserve">A Language</w:t>
+      </w:r>
+      <w:r>
+        <w:t xml:space="preserve"> </w:t>
+      </w:r>
+      <w:r>
+        <w:t xml:space="preserve">and</w:t>
+      </w:r>
+      <w:r>
+        <w:t xml:space="preserve"> </w:t>
+      </w:r>
+      <w:r>
+        <w:t xml:space="preserve">Environment</w:t>
+      </w:r>
+      <w:r>
+        <w:t xml:space="preserve"> </w:t>
+      </w:r>
+      <w:r>
+        <w:t xml:space="preserve">for</w:t>
+      </w:r>
+      <w:r>
+        <w:t xml:space="preserve"> </w:t>
+      </w:r>
+      <w:r>
+        <w:t xml:space="preserve">Statistical Computing</w:t>
+      </w:r>
+      <w:r>
+        <w:t xml:space="preserve">. Vienna, Austria: R Foundation for Statistical Computing; 2024.</w:t>
+      </w:r>
+      <w:r>
+        <w:t xml:space="preserve"> </w:t>
+      </w:r>
+    </w:p>
+    <w:bookmarkEnd w:id="127"/>
+    <w:bookmarkStart w:id="129" w:name="ref-burkner2017BrmsPackageBayesian"/>
+    <w:p>
+      <w:pPr>
+        <w:pStyle w:val="Bibliography"/>
+      </w:pPr>
+      <w:r>
+        <w:t xml:space="preserve">39.</w:t>
+      </w:r>
+      <w:r>
+        <w:t xml:space="preserve"> </w:t>
+      </w:r>
+      <w:r>
+        <w:t xml:space="preserve">	</w:t>
+      </w:r>
+      <w:r>
+        <w:t xml:space="preserve">Bürkner PC.</w:t>
+      </w:r>
+      <w:r>
+        <w:t xml:space="preserve"> </w:t>
+      </w:r>
+      <w:hyperlink r:id="rId128">
+        <w:r>
+          <w:rPr>
+            <w:rStyle w:val="Hyperlink"/>
+            <w:b/>
+            <w:bCs/>
+          </w:rPr>
+          <w:t xml:space="preserve">Brms</w:t>
+        </w:r>
+        <w:r>
+          <w:rPr>
+            <w:rStyle w:val="Hyperlink"/>
+          </w:rPr>
+          <w:t xml:space="preserve"> </w:t>
+        </w:r>
+        <w:r>
+          <w:rPr>
+            <w:rStyle w:val="Hyperlink"/>
+          </w:rPr>
+          <w:t xml:space="preserve">:</w:t>
+        </w:r>
+        <w:r>
+          <w:rPr>
+            <w:rStyle w:val="Hyperlink"/>
+          </w:rPr>
+          <w:t xml:space="preserve"> </w:t>
+        </w:r>
+        <w:r>
+          <w:rPr>
+            <w:rStyle w:val="Hyperlink"/>
+          </w:rPr>
+          <w:t xml:space="preserve">An</w:t>
+        </w:r>
+        <w:r>
+          <w:rPr>
+            <w:rStyle w:val="Hyperlink"/>
+          </w:rPr>
+          <w:t xml:space="preserve"> </w:t>
+        </w:r>
+        <w:r>
+          <w:rPr>
+            <w:rStyle w:val="Hyperlink"/>
+            <w:i/>
+            <w:iCs/>
+          </w:rPr>
+          <w:t xml:space="preserve">R</w:t>
+        </w:r>
+        <w:r>
+          <w:rPr>
+            <w:rStyle w:val="Hyperlink"/>
+          </w:rPr>
+          <w:t xml:space="preserve"> </w:t>
+        </w:r>
+        <w:r>
+          <w:rPr>
+            <w:rStyle w:val="Hyperlink"/>
+          </w:rPr>
+          <w:t xml:space="preserve">Package</w:t>
+        </w:r>
+        <w:r>
+          <w:rPr>
+            <w:rStyle w:val="Hyperlink"/>
+          </w:rPr>
+          <w:t xml:space="preserve"> </w:t>
+        </w:r>
+        <w:r>
+          <w:rPr>
+            <w:rStyle w:val="Hyperlink"/>
+          </w:rPr>
+          <w:t xml:space="preserve">for</w:t>
+        </w:r>
+        <w:r>
+          <w:rPr>
+            <w:rStyle w:val="Hyperlink"/>
+          </w:rPr>
+          <w:t xml:space="preserve"> </w:t>
+        </w:r>
+        <w:r>
+          <w:rPr>
+            <w:rStyle w:val="Hyperlink"/>
+          </w:rPr>
+          <w:t xml:space="preserve">Bayesian Multilevel Models Using</w:t>
+        </w:r>
+        <w:r>
+          <w:rPr>
+            <w:rStyle w:val="Hyperlink"/>
+          </w:rPr>
+          <w:t xml:space="preserve"> </w:t>
+        </w:r>
+        <w:r>
+          <w:rPr>
+            <w:rStyle w:val="Hyperlink"/>
+            <w:i/>
+            <w:iCs/>
+          </w:rPr>
+          <w:t xml:space="preserve">Stan</w:t>
         </w:r>
       </w:hyperlink>
       <w:r>
-        <w:t xml:space="preserve">. BMC Med Res Methodol. 2017 Dec;17(1):44.</w:t>
-      </w:r>
-      <w:r>
-        <w:t xml:space="preserve"> </w:t>
-      </w:r>
-    </w:p>
-    <w:bookmarkEnd w:id="121"/>
-    <w:bookmarkStart w:id="122" w:name="X4bd034c52731e178b4de125c2c778bdc533803c"/>
+        <w:t xml:space="preserve">. J Stat Soft. 2017;80(1).</w:t>
+      </w:r>
+      <w:r>
+        <w:t xml:space="preserve"> </w:t>
+      </w:r>
+    </w:p>
+    <w:bookmarkEnd w:id="129"/>
+    <w:bookmarkStart w:id="131" w:name="X7a078cdffdd6e8b0aafa2bdbd48e4ff223eee2f"/>
     <w:p>
       <w:pPr>
         <w:pStyle w:val="Bibliography"/>
       </w:pPr>
       <w:r>
-        <w:t xml:space="preserve">38.</w:t>
+        <w:t xml:space="preserve">40.</w:t>
       </w:r>
       <w:r>
         <w:t xml:space="preserve"> </w:t>
@@ -6393,25 +7265,175 @@
         <w:t xml:space="preserve">	</w:t>
       </w:r>
       <w:r>
-        <w:t xml:space="preserve">R Core Team. R:</w:t>
-      </w:r>
-      <w:r>
-        <w:t xml:space="preserve"> </w:t>
-      </w:r>
-      <w:r>
-        <w:t xml:space="preserve">A Language</w:t>
-      </w:r>
-      <w:r>
-        <w:t xml:space="preserve"> </w:t>
-      </w:r>
-      <w:r>
-        <w:t xml:space="preserve">and</w:t>
-      </w:r>
-      <w:r>
-        <w:t xml:space="preserve"> </w:t>
-      </w:r>
-      <w:r>
-        <w:t xml:space="preserve">Environment</w:t>
+        <w:t xml:space="preserve">Betancourt M.</w:t>
+      </w:r>
+      <w:r>
+        <w:t xml:space="preserve"> </w:t>
+      </w:r>
+      <w:hyperlink r:id="rId130">
+        <w:r>
+          <w:rPr>
+            <w:rStyle w:val="Hyperlink"/>
+          </w:rPr>
+          <w:t xml:space="preserve">A</w:t>
+        </w:r>
+        <w:r>
+          <w:rPr>
+            <w:rStyle w:val="Hyperlink"/>
+          </w:rPr>
+          <w:t xml:space="preserve"> </w:t>
+        </w:r>
+        <w:r>
+          <w:rPr>
+            <w:rStyle w:val="Hyperlink"/>
+          </w:rPr>
+          <w:t xml:space="preserve">Conceptual Introduction</w:t>
+        </w:r>
+        <w:r>
+          <w:rPr>
+            <w:rStyle w:val="Hyperlink"/>
+          </w:rPr>
+          <w:t xml:space="preserve"> </w:t>
+        </w:r>
+        <w:r>
+          <w:rPr>
+            <w:rStyle w:val="Hyperlink"/>
+          </w:rPr>
+          <w:t xml:space="preserve">to</w:t>
+        </w:r>
+        <w:r>
+          <w:rPr>
+            <w:rStyle w:val="Hyperlink"/>
+          </w:rPr>
+          <w:t xml:space="preserve"> </w:t>
+        </w:r>
+        <w:r>
+          <w:rPr>
+            <w:rStyle w:val="Hyperlink"/>
+          </w:rPr>
+          <w:t xml:space="preserve">Hamiltonian Monte Carlo</w:t>
+        </w:r>
+      </w:hyperlink>
+      <w:r>
+        <w:t xml:space="preserve">. arXiv; 2017.</w:t>
+      </w:r>
+      <w:r>
+        <w:t xml:space="preserve"> </w:t>
+      </w:r>
+    </w:p>
+    <w:bookmarkEnd w:id="131"/>
+    <w:bookmarkStart w:id="133" w:name="ref-hoffman2011NoUTurnSamplerAdaptively"/>
+    <w:p>
+      <w:pPr>
+        <w:pStyle w:val="Bibliography"/>
+      </w:pPr>
+      <w:r>
+        <w:t xml:space="preserve">41.</w:t>
+      </w:r>
+      <w:r>
+        <w:t xml:space="preserve"> </w:t>
+      </w:r>
+      <w:r>
+        <w:t xml:space="preserve">	</w:t>
+      </w:r>
+      <w:r>
+        <w:t xml:space="preserve">Hoffman MD, Gelman A.</w:t>
+      </w:r>
+      <w:r>
+        <w:t xml:space="preserve"> </w:t>
+      </w:r>
+      <w:hyperlink r:id="rId132">
+        <w:r>
+          <w:rPr>
+            <w:rStyle w:val="Hyperlink"/>
+          </w:rPr>
+          <w:t xml:space="preserve">The</w:t>
+        </w:r>
+        <w:r>
+          <w:rPr>
+            <w:rStyle w:val="Hyperlink"/>
+          </w:rPr>
+          <w:t xml:space="preserve"> </w:t>
+        </w:r>
+        <w:r>
+          <w:rPr>
+            <w:rStyle w:val="Hyperlink"/>
+          </w:rPr>
+          <w:t xml:space="preserve">No-U-Turn Sampler</w:t>
+        </w:r>
+        <w:r>
+          <w:rPr>
+            <w:rStyle w:val="Hyperlink"/>
+          </w:rPr>
+          <w:t xml:space="preserve">:</w:t>
+        </w:r>
+        <w:r>
+          <w:rPr>
+            <w:rStyle w:val="Hyperlink"/>
+          </w:rPr>
+          <w:t xml:space="preserve"> </w:t>
+        </w:r>
+        <w:r>
+          <w:rPr>
+            <w:rStyle w:val="Hyperlink"/>
+          </w:rPr>
+          <w:t xml:space="preserve">Adaptively Setting Path Lengths</w:t>
+        </w:r>
+        <w:r>
+          <w:rPr>
+            <w:rStyle w:val="Hyperlink"/>
+          </w:rPr>
+          <w:t xml:space="preserve"> </w:t>
+        </w:r>
+        <w:r>
+          <w:rPr>
+            <w:rStyle w:val="Hyperlink"/>
+          </w:rPr>
+          <w:t xml:space="preserve">in</w:t>
+        </w:r>
+        <w:r>
+          <w:rPr>
+            <w:rStyle w:val="Hyperlink"/>
+          </w:rPr>
+          <w:t xml:space="preserve"> </w:t>
+        </w:r>
+        <w:r>
+          <w:rPr>
+            <w:rStyle w:val="Hyperlink"/>
+          </w:rPr>
+          <w:t xml:space="preserve">Hamiltonian Monte Carlo</w:t>
+        </w:r>
+      </w:hyperlink>
+      <w:r>
+        <w:t xml:space="preserve">. arXiv; 2011.</w:t>
+      </w:r>
+      <w:r>
+        <w:t xml:space="preserve"> </w:t>
+      </w:r>
+    </w:p>
+    <w:bookmarkEnd w:id="133"/>
+    <w:bookmarkStart w:id="134" w:name="X21bf392f662dc1b38e9a7fa4b314fc7a471696b"/>
+    <w:p>
+      <w:pPr>
+        <w:pStyle w:val="Bibliography"/>
+      </w:pPr>
+      <w:r>
+        <w:t xml:space="preserve">42.</w:t>
+      </w:r>
+      <w:r>
+        <w:t xml:space="preserve"> </w:t>
+      </w:r>
+      <w:r>
+        <w:t xml:space="preserve">	</w:t>
+      </w:r>
+      <w:r>
+        <w:t xml:space="preserve">Gabry J, Mahr T. Bayesplot:</w:t>
+      </w:r>
+      <w:r>
+        <w:t xml:space="preserve"> </w:t>
+      </w:r>
+      <w:r>
+        <w:t xml:space="preserve">Plotting</w:t>
       </w:r>
       <w:r>
         <w:t xml:space="preserve"> </w:t>
@@ -6423,23 +7445,23 @@
         <w:t xml:space="preserve"> </w:t>
       </w:r>
       <w:r>
-        <w:t xml:space="preserve">Statistical Computing</w:t>
-      </w:r>
-      <w:r>
-        <w:t xml:space="preserve">. Vienna, Austria: R Foundation for Statistical Computing; 2024.</w:t>
-      </w:r>
-      <w:r>
-        <w:t xml:space="preserve"> </w:t>
-      </w:r>
-    </w:p>
-    <w:bookmarkEnd w:id="122"/>
-    <w:bookmarkStart w:id="124" w:name="X111bb06244f8f2a1a6d0d2f1f41c24b71f248e6"/>
+        <w:t xml:space="preserve">Bayesian Models</w:t>
+      </w:r>
+      <w:r>
+        <w:t xml:space="preserve">. 2025.</w:t>
+      </w:r>
+      <w:r>
+        <w:t xml:space="preserve"> </w:t>
+      </w:r>
+    </w:p>
+    <w:bookmarkEnd w:id="134"/>
+    <w:bookmarkStart w:id="136" w:name="X111bb06244f8f2a1a6d0d2f1f41c24b71f248e6"/>
     <w:p>
       <w:pPr>
         <w:pStyle w:val="Bibliography"/>
       </w:pPr>
       <w:r>
-        <w:t xml:space="preserve">39.</w:t>
+        <w:t xml:space="preserve">43.</w:t>
       </w:r>
       <w:r>
         <w:t xml:space="preserve"> </w:t>
@@ -6453,7 +7475,7 @@
       <w:r>
         <w:t xml:space="preserve"> </w:t>
       </w:r>
-      <w:hyperlink r:id="rId123">
+      <w:hyperlink r:id="rId135">
         <w:r>
           <w:rPr>
             <w:rStyle w:val="Hyperlink"/>
@@ -6510,9 +7532,9 @@
         <w:t xml:space="preserve"> </w:t>
       </w:r>
     </w:p>
-    <w:bookmarkEnd w:id="124"/>
-    <w:bookmarkEnd w:id="125"/>
-    <w:bookmarkEnd w:id="126"/>
+    <w:bookmarkEnd w:id="136"/>
+    <w:bookmarkEnd w:id="137"/>
+    <w:bookmarkEnd w:id="138"/>
     <w:sectPr>
       <w:footerReference r:id="rId9" w:type="default"/>
       <w:footnotePr>
@@ -6939,16 +7961,16 @@
     <w:abstractNumId w:val="993"/>
   </w:num>
   <w:num w:numId="1006">
-    <w:abstractNumId w:val="993"/>
+    <w:abstractNumId w:val="992"/>
   </w:num>
   <w:num w:numId="1007">
-    <w:abstractNumId w:val="992"/>
+    <w:abstractNumId w:val="993"/>
   </w:num>
   <w:num w:numId="1008">
     <w:abstractNumId w:val="993"/>
   </w:num>
   <w:num w:numId="1009">
-    <w:abstractNumId w:val="993"/>
+    <w:abstractNumId w:val="992"/>
   </w:num>
   <w:num w:numId="1010">
     <w:abstractNumId w:val="992"/>
@@ -6957,7 +7979,7 @@
     <w:abstractNumId w:val="992"/>
   </w:num>
   <w:num w:numId="1012">
-    <w:abstractNumId w:val="991"/>
+    <w:abstractNumId w:val="992"/>
   </w:num>
   <w:num w:numId="1013">
     <w:abstractNumId w:val="992"/>
@@ -6975,21 +7997,6 @@
     <w:abstractNumId w:val="992"/>
   </w:num>
   <w:num w:numId="1018">
-    <w:abstractNumId w:val="992"/>
-  </w:num>
-  <w:num w:numId="1019">
-    <w:abstractNumId w:val="992"/>
-  </w:num>
-  <w:num w:numId="1020">
-    <w:abstractNumId w:val="992"/>
-  </w:num>
-  <w:num w:numId="1021">
-    <w:abstractNumId w:val="992"/>
-  </w:num>
-  <w:num w:numId="1022">
-    <w:abstractNumId w:val="992"/>
-  </w:num>
-  <w:num w:numId="1023">
     <w:abstractNumId w:val="992"/>
   </w:num>
 </w:numbering>

--- a/manuscript/manuscript.docx
+++ b/manuscript/manuscript.docx
@@ -4244,6 +4244,372 @@
     </w:p>
     <w:p>
       <w:pPr>
+        <w:pStyle w:val="FirstParagraph"/>
+      </w:pPr>
+      <w:r>
+        <w:t xml:space="preserve">In this study, we provide updated pooled effect estimates for the association of children’s lead exposure on their IQ.</w:t>
+      </w:r>
+      <w:r>
+        <w:t xml:space="preserve"> </w:t>
+      </w:r>
+      <w:r>
+        <w:t xml:space="preserve">Our results are in line with previous toxicological and epidemiological studies</w:t>
+      </w:r>
+      <w:r>
+        <w:t xml:space="preserve"> </w:t>
+      </w:r>
+      <w:r>
+        <w:t xml:space="preserve">(13,15,16,18)</w:t>
+      </w:r>
+      <w:r>
+        <w:t xml:space="preserve"> </w:t>
+      </w:r>
+      <w:r>
+        <w:t xml:space="preserve">and previous meta-analyses.</w:t>
+      </w:r>
+      <w:r>
+        <w:t xml:space="preserve"> </w:t>
+      </w:r>
+      <w:r>
+        <w:t xml:space="preserve">However, because of methodological differences, the magnitude of the pooled effect cannot be directly compared to previous meta-analyses.</w:t>
+      </w:r>
+      <w:r>
+        <w:t xml:space="preserve"> </w:t>
+      </w:r>
+      <w:r>
+        <w:t xml:space="preserve">For example, in previous studies, the effect of lead has been estimated for increases in defined exposure categories</w:t>
+      </w:r>
+      <w:r>
+        <w:t xml:space="preserve"> </w:t>
+      </w:r>
+      <w:r>
+        <w:t xml:space="preserve">(19,51,52)</w:t>
+      </w:r>
+      <w:r>
+        <w:t xml:space="preserve">.</w:t>
+      </w:r>
+      <w:r>
+        <w:t xml:space="preserve"> </w:t>
+      </w:r>
+      <w:r>
+        <w:t xml:space="preserve">Also, different coefficients like partial r</w:t>
+      </w:r>
+      <w:r>
+        <w:t xml:space="preserve"> </w:t>
+      </w:r>
+      <w:r>
+        <w:t xml:space="preserve">(14)</w:t>
+      </w:r>
+      <w:r>
+        <w:t xml:space="preserve"> </w:t>
+      </w:r>
+      <w:r>
+        <w:t xml:space="preserve">or standardized differences in mean</w:t>
+      </w:r>
+      <w:r>
+        <w:t xml:space="preserve"> </w:t>
+      </w:r>
+      <w:r>
+        <w:t xml:space="preserve">(53)</w:t>
+      </w:r>
+      <w:r>
+        <w:t xml:space="preserve"> </w:t>
+      </w:r>
+      <w:r>
+        <w:t xml:space="preserve">have been estimated in previous meta-analyses.</w:t>
+      </w:r>
+    </w:p>
+    <w:p>
+      <w:pPr>
+        <w:pStyle w:val="BodyText"/>
+      </w:pPr>
+      <w:r>
+        <w:t xml:space="preserve">We observed substantial heterogeneity in the studies included in this meta-analysis.</w:t>
+      </w:r>
+      <w:r>
+        <w:t xml:space="preserve"> </w:t>
+      </w:r>
+      <w:r>
+        <w:t xml:space="preserve">We identified no single obvious source of heterogeneity.</w:t>
+      </w:r>
+      <w:r>
+        <w:t xml:space="preserve"> </w:t>
+      </w:r>
+      <w:r>
+        <w:t xml:space="preserve">Instead, multiple differences in study population (size, location, age, exposure range) and statistical methods, especially the covariates included in the statistical models (adjustment set) might have caused heterogeneity between the studies (see table 2).</w:t>
+      </w:r>
+      <w:r>
+        <w:t xml:space="preserve"> </w:t>
+      </w:r>
+      <w:r>
+        <w:t xml:space="preserve">For example, one of the included studies that reported a very low effect has been conducted within populations that lived in an exposure hotspot (highly industrial area)</w:t>
+      </w:r>
+      <w:r>
+        <w:t xml:space="preserve">(48)</w:t>
+      </w:r>
+      <w:r>
+        <w:t xml:space="preserve">.</w:t>
+      </w:r>
+      <w:r>
+        <w:t xml:space="preserve"> </w:t>
+      </w:r>
+      <w:r>
+        <w:t xml:space="preserve">If there is little variation in exposure in the sample, a strong effect cannot be detected.</w:t>
+      </w:r>
+      <w:r>
+        <w:br/>
+      </w:r>
+      <w:r>
+        <w:t xml:space="preserve">Using an IQ test that has not been culturally adapted to the population it is used in, the IQ score results may be an underestimate of the true IQ.</w:t>
+      </w:r>
+      <w:r>
+        <w:t xml:space="preserve"> </w:t>
+      </w:r>
+      <w:r>
+        <w:t xml:space="preserve">This might be the case in</w:t>
+      </w:r>
+      <w:r>
+        <w:t xml:space="preserve"> </w:t>
+      </w:r>
+      <w:r>
+        <w:t xml:space="preserve">(45)</w:t>
+      </w:r>
+      <w:r>
+        <w:t xml:space="preserve">.</w:t>
+      </w:r>
+      <w:r>
+        <w:t xml:space="preserve"> </w:t>
+      </w:r>
+      <w:r>
+        <w:t xml:space="preserve">Studies that reported a larger standard error of the regression coefficient also tended to reported larger effects.</w:t>
+      </w:r>
+      <w:r>
+        <w:t xml:space="preserve"> </w:t>
+      </w:r>
+      <w:r>
+        <w:t xml:space="preserve">This might indicate publication bias and is one explanation for the substantial heterogeneity in this meta-analysis.</w:t>
+      </w:r>
+      <w:r>
+        <w:br/>
+      </w:r>
+      <w:r>
+        <w:t xml:space="preserve">By incorporating prior knowledge and thus laying less</w:t>
+      </w:r>
+      <w:r>
+        <w:t xml:space="preserve"> </w:t>
+      </w:r>
+      <w:r>
+        <w:t xml:space="preserve">“trust”</w:t>
+      </w:r>
+      <w:r>
+        <w:t xml:space="preserve"> </w:t>
+      </w:r>
+      <w:r>
+        <w:t xml:space="preserve">on such studies, Bayesian models are less sensitive to such outliers, especially when pooling a small number of studies.</w:t>
+      </w:r>
+      <w:r>
+        <w:br/>
+      </w:r>
+      <w:r>
+        <w:t xml:space="preserve">As mentioned above, the included studies are based on population samples from multiple different regions (North America: 4, South America: 1, Europe: 3, Asia: 3, Australia: 1) and some populations have been sampled in hotspot regions with presumably higher lead concentrations</w:t>
+      </w:r>
+      <w:r>
+        <w:t xml:space="preserve"> </w:t>
+      </w:r>
+      <w:r>
+        <w:t xml:space="preserve">(40,45,49)</w:t>
+      </w:r>
+      <w:r>
+        <w:t xml:space="preserve">.</w:t>
+      </w:r>
+      <w:r>
+        <w:t xml:space="preserve"> </w:t>
+      </w:r>
+      <w:r>
+        <w:t xml:space="preserve">This limits the generalizability of our findings.</w:t>
+      </w:r>
+    </w:p>
+    <w:p>
+      <w:pPr>
+        <w:pStyle w:val="BodyText"/>
+      </w:pPr>
+      <w:r>
+        <w:t xml:space="preserve">The RoB sensitivity analysis suggested that the results are generally robust to possible individual-study bias.</w:t>
+      </w:r>
+      <w:r>
+        <w:t xml:space="preserve"> </w:t>
+      </w:r>
+      <w:r>
+        <w:t xml:space="preserve">Importantly, the study published by Crump et al. (2013)</w:t>
+      </w:r>
+      <w:r>
+        <w:t xml:space="preserve"> </w:t>
+      </w:r>
+      <w:r>
+        <w:t xml:space="preserve">(24)</w:t>
+      </w:r>
+      <w:r>
+        <w:t xml:space="preserve">, which is a re-analysis of the landmark study by Lanphear et al (2005)</w:t>
+      </w:r>
+      <w:r>
+        <w:t xml:space="preserve"> </w:t>
+      </w:r>
+      <w:r>
+        <w:t xml:space="preserve">(16)</w:t>
+      </w:r>
+      <w:r>
+        <w:t xml:space="preserve"> </w:t>
+      </w:r>
+      <w:r>
+        <w:t xml:space="preserve">received a high RoB rating in our assessment.</w:t>
+      </w:r>
+      <w:r>
+        <w:t xml:space="preserve"> </w:t>
+      </w:r>
+      <w:r>
+        <w:t xml:space="preserve">The results of this study have been used in multiple down-stream analyses, including in the most recent Global Burden of Disease study</w:t>
+      </w:r>
+      <w:r>
+        <w:t xml:space="preserve"> </w:t>
+      </w:r>
+      <w:r>
+        <w:t xml:space="preserve">(5)</w:t>
+      </w:r>
+      <w:r>
+        <w:t xml:space="preserve">.</w:t>
+      </w:r>
+      <w:r>
+        <w:t xml:space="preserve"> </w:t>
+      </w:r>
+      <w:r>
+        <w:t xml:space="preserve">In this study, the burden of disease in 204 countries and for several health risks, including lead exposure was estimated.</w:t>
+      </w:r>
+      <w:r>
+        <w:t xml:space="preserve"> </w:t>
+      </w:r>
+      <w:r>
+        <w:t xml:space="preserve">The main driver for the high RoB identified in the analysis of Crump et al. is the stepwise backward-elimination regression approach, which is central to their findings and has received substantial criticism</w:t>
+      </w:r>
+      <w:r>
+        <w:t xml:space="preserve"> </w:t>
+      </w:r>
+      <w:r>
+        <w:t xml:space="preserve">(50,54,55)</w:t>
+      </w:r>
+      <w:r>
+        <w:t xml:space="preserve">.</w:t>
+      </w:r>
+      <w:r>
+        <w:t xml:space="preserve"> </w:t>
+      </w:r>
+      <w:r>
+        <w:t xml:space="preserve">This highlights the need for an updated evidence synthesis which we provide in this study.</w:t>
+      </w:r>
+    </w:p>
+    <w:p>
+      <w:pPr>
+        <w:pStyle w:val="BodyText"/>
+      </w:pPr>
+      <w:r>
+        <w:t xml:space="preserve">This study does not only provide an updated effect measure for the association of lead and IQ, but additionally compares a more conventional, frequentist approach to meta-analysis to a Bayesian approach that is less used in environmental epidemiology to date.</w:t>
+      </w:r>
+    </w:p>
+    <w:bookmarkEnd w:id="58"/>
+    <w:bookmarkStart w:id="59" w:name="Xe5ac57d0eff2b1210c69c5d0ce3670b3d74f7a3"/>
+    <w:p>
+      <w:pPr>
+        <w:pStyle w:val="Heading2"/>
+      </w:pPr>
+      <w:r>
+        <w:t xml:space="preserve">4.2 Differences, similarities, strengths &amp; weaknesses of both approaches</w:t>
+      </w:r>
+    </w:p>
+    <w:p>
+      <w:pPr>
+        <w:pStyle w:val="FirstParagraph"/>
+      </w:pPr>
+      <w:r>
+        <w:t xml:space="preserve">Pooled effects and measures of heterogeneity were largely consistent in both approaches.</w:t>
+      </w:r>
+      <w:r>
+        <w:t xml:space="preserve"> </w:t>
+      </w:r>
+      <w:r>
+        <w:t xml:space="preserve">Slightly lower mean pooled effects were estimated by the Bayesian model.</w:t>
+      </w:r>
+      <w:r>
+        <w:t xml:space="preserve"> </w:t>
+      </w:r>
+      <w:r>
+        <w:t xml:space="preserve">The prior sensitivity analyses shows that this is caused by posterior shrinkage of the study-level estimates, comparable to inverse-variance weighting in frequentist meta-analysis, together with the regularizing effect of the specified priors.</w:t>
+      </w:r>
+      <w:r>
+        <w:t xml:space="preserve"> </w:t>
+      </w:r>
+      <w:r>
+        <w:t xml:space="preserve">Importantly, this difference does not materially affect the overall interpretation of the association between lead exposure and IQ.</w:t>
+      </w:r>
+      <w:r>
+        <w:t xml:space="preserve"> </w:t>
+      </w:r>
+      <w:r>
+        <w:t xml:space="preserve">However, it illustrates that Bayesian meta-analysis can be less sensitive to outlier studies reporting large effects with substantial uncertainty, if priors (more specifically the prior for heterogeneity) reflecting plausible domain knowledge or expectations are specified.</w:t>
+      </w:r>
+      <w:r>
+        <w:t xml:space="preserve"> </w:t>
+      </w:r>
+      <w:r>
+        <w:t xml:space="preserve">In contrast, frequentist meta-analytic models implicitly rely on flat or non-informative priors, which result in greater sensitivity to outliers</w:t>
+      </w:r>
+      <w:r>
+        <w:t xml:space="preserve"> </w:t>
+      </w:r>
+      <w:r>
+        <w:t xml:space="preserve">(56)</w:t>
+      </w:r>
+      <w:r>
+        <w:t xml:space="preserve">.</w:t>
+      </w:r>
+      <w:r>
+        <w:br/>
+      </w:r>
+      <w:r>
+        <w:t xml:space="preserve">Conducting a Bayesian meta-analysis can be laborious compared to frequentist approaches, as it requires more statistical knowledge, explicit consideration of modelling assumptions, and in practice often more programming effort</w:t>
+      </w:r>
+      <w:r>
+        <w:t xml:space="preserve"> </w:t>
+      </w:r>
+      <w:r>
+        <w:t xml:space="preserve">(57)</w:t>
+      </w:r>
+      <w:r>
+        <w:t xml:space="preserve">.</w:t>
+      </w:r>
+      <w:r>
+        <w:t xml:space="preserve"> </w:t>
+      </w:r>
+      <w:r>
+        <w:t xml:space="preserve">While these might initially appear as disadvantages, they can equally be understood as methodological safeguards:</w:t>
+      </w:r>
+      <w:r>
+        <w:t xml:space="preserve"> </w:t>
+      </w:r>
+      <w:r>
+        <w:t xml:space="preserve">by requiring researchers to state their assumptions explicitly rather than accepting defaults embedded in software, the Bayesian approach encourages engagement with the data and the modelling assumptions being made.</w:t>
+      </w:r>
+    </w:p>
+    <w:bookmarkEnd w:id="59"/>
+    <w:bookmarkStart w:id="60" w:name="outlook"/>
+    <w:p>
+      <w:pPr>
+        <w:pStyle w:val="Heading2"/>
+      </w:pPr>
+      <w:r>
+        <w:t xml:space="preserve">4.3 Outlook</w:t>
+      </w:r>
+    </w:p>
+    <w:p>
+      <w:pPr>
         <w:pStyle w:val="Compact"/>
         <w:numPr>
           <w:ilvl w:val="0"/>
@@ -4251,10 +4617,64 @@
         </w:numPr>
       </w:pPr>
       <w:r>
+        <w:t xml:space="preserve">full posterior distributions for mu and tau in Bayesian approach can be used for:</w:t>
+      </w:r>
+    </w:p>
+    <w:p>
+      <w:pPr>
+        <w:pStyle w:val="Compact"/>
+        <w:numPr>
+          <w:ilvl w:val="1"/>
+          <w:numId w:val="1015"/>
+        </w:numPr>
+      </w:pPr>
+      <w:r>
         <w:rPr>
           <w:strike/>
         </w:rPr>
-        <w:t xml:space="preserve">updated pooled estimate confirms negative effects of lead exposure on IQ -&gt; compare magnitude of effect to other studies mentioned in background / in literature</w:t>
+        <w:t xml:space="preserve">comparative risk assessment</w:t>
+      </w:r>
+    </w:p>
+    <w:p>
+      <w:pPr>
+        <w:pStyle w:val="Compact"/>
+        <w:numPr>
+          <w:ilvl w:val="1"/>
+          <w:numId w:val="1015"/>
+        </w:numPr>
+      </w:pPr>
+      <w:r>
+        <w:rPr>
+          <w:strike/>
+        </w:rPr>
+        <w:t xml:space="preserve">calculating exceedance probabilities of threshold values</w:t>
+      </w:r>
+    </w:p>
+    <w:p>
+      <w:pPr>
+        <w:pStyle w:val="Compact"/>
+        <w:numPr>
+          <w:ilvl w:val="1"/>
+          <w:numId w:val="1015"/>
+        </w:numPr>
+      </w:pPr>
+      <w:r>
+        <w:rPr>
+          <w:strike/>
+        </w:rPr>
+        <w:t xml:space="preserve">flexible credible intervals</w:t>
+      </w:r>
+    </w:p>
+    <w:p>
+      <w:pPr>
+        <w:pStyle w:val="Compact"/>
+        <w:numPr>
+          <w:ilvl w:val="1"/>
+          <w:numId w:val="1015"/>
+        </w:numPr>
+      </w:pPr>
+      <w:r>
+        <w:t xml:space="preserve">prediction of theoretical future studies (simulation)</w:t>
       </w:r>
     </w:p>
     <w:p>
@@ -4266,10 +4686,180 @@
         </w:numPr>
       </w:pPr>
       <w:r>
-        <w:rPr>
-          <w:strike/>
-        </w:rPr>
-        <w:t xml:space="preserve">heterogeneity in included studies: why? + priors can help to mitigate</w:t>
+        <w:t xml:space="preserve">possible use-cases of probabilistic meta-analysis (risk assessment, EBD)</w:t>
+      </w:r>
+    </w:p>
+    <w:p>
+      <w:pPr>
+        <w:pStyle w:val="Compact"/>
+        <w:numPr>
+          <w:ilvl w:val="1"/>
+          <w:numId w:val="1016"/>
+        </w:numPr>
+      </w:pPr>
+      <w:r>
+        <w:t xml:space="preserve">probabilistic EBD (give examples of deterministic approach?)</w:t>
+      </w:r>
+    </w:p>
+    <w:p>
+      <w:pPr>
+        <w:pStyle w:val="FirstParagraph"/>
+      </w:pPr>
+      <w:r>
+        <w:t xml:space="preserve">The results of Bayesian models always are distributional, which is a central difference to point estimates (central estimate, CI) produced by frequentist models.</w:t>
+      </w:r>
+      <w:r>
+        <w:t xml:space="preserve"> </w:t>
+      </w:r>
+      <w:r>
+        <w:t xml:space="preserve">Distributional results offer distinct advantages, especially for risk assessment and policy-making.</w:t>
+      </w:r>
+      <w:r>
+        <w:t xml:space="preserve"> </w:t>
+      </w:r>
+      <w:r>
+        <w:t xml:space="preserve">First, credible intervals are not limited to 95% and any interval can be estimated from the posterior distribution.</w:t>
+      </w:r>
+      <w:r>
+        <w:t xml:space="preserve"> </w:t>
+      </w:r>
+      <w:r>
+        <w:t xml:space="preserve">These can then be interpreted in terms of probability, which confidence intervals, even though often misinterpreted as that, can’t be.</w:t>
+      </w:r>
+      <w:r>
+        <w:t xml:space="preserve"> </w:t>
+      </w:r>
+      <w:r>
+        <w:t xml:space="preserve">Whenever multiple health risks are to be compared, probability distributions make it possible to calculate the probability of one health risk being greater than the other.</w:t>
+      </w:r>
+      <w:r>
+        <w:t xml:space="preserve"> </w:t>
+      </w:r>
+      <w:r>
+        <w:t xml:space="preserve">In case there are meaningful thresholds of effect strength / health risk to be evaluated, exceedance probabilities can be calculated from the posterior distribution.</w:t>
+      </w:r>
+      <w:r>
+        <w:br/>
+      </w:r>
+      <w:r>
+        <w:t xml:space="preserve">Posterior distributions of meta-analyses together with the specified statistical model can be used to either predict theoretical future epidemiological studies, which (why interesting?) or the theoretical population health impact of the exposure in another population.</w:t>
+      </w:r>
+      <w:r>
+        <w:t xml:space="preserve"> </w:t>
+      </w:r>
+      <w:r>
+        <w:t xml:space="preserve">This second approach is known as environmental Burden of Disease.</w:t>
+      </w:r>
+    </w:p>
+    <w:bookmarkEnd w:id="60"/>
+    <w:bookmarkStart w:id="61" w:name="study-limitations-strengths"/>
+    <w:p>
+      <w:pPr>
+        <w:pStyle w:val="Heading2"/>
+      </w:pPr>
+      <w:r>
+        <w:t xml:space="preserve">4.4 Study limitations &amp; strengths</w:t>
+      </w:r>
+    </w:p>
+    <w:p>
+      <w:pPr>
+        <w:pStyle w:val="FirstParagraph"/>
+      </w:pPr>
+      <w:r>
+        <w:t xml:space="preserve">This study has several limitations and strengths that should be taken into consideration when interpreting the results.</w:t>
+      </w:r>
+      <w:r>
+        <w:t xml:space="preserve"> </w:t>
+      </w:r>
+      <w:r>
+        <w:t xml:space="preserve">The included studies are heterogenous and have for example adjusted for varying sets of covariates.</w:t>
+      </w:r>
+      <w:r>
+        <w:t xml:space="preserve"> </w:t>
+      </w:r>
+      <w:r>
+        <w:t xml:space="preserve">Also, as mentioned above, the locations of cohorts in the included studies vary.</w:t>
+      </w:r>
+      <w:r>
+        <w:t xml:space="preserve"> </w:t>
+      </w:r>
+      <w:r>
+        <w:t xml:space="preserve">Both of these limit the generalizability of the results or their applicability to a specific population.</w:t>
+      </w:r>
+    </w:p>
+    <w:p>
+      <w:pPr>
+        <w:pStyle w:val="BodyText"/>
+      </w:pPr>
+      <w:r>
+        <w:t xml:space="preserve">While there are publications that compare Bayesian and frequentist approaches to meta-analysis, they either have a focus on evidence-based medicine</w:t>
+      </w:r>
+      <w:r>
+        <w:t xml:space="preserve"> </w:t>
+      </w:r>
+      <w:r>
+        <w:t xml:space="preserve">(58–61)</w:t>
+      </w:r>
+      <w:r>
+        <w:t xml:space="preserve"> </w:t>
+      </w:r>
+      <w:r>
+        <w:t xml:space="preserve">or network meta-analysis</w:t>
+      </w:r>
+      <w:r>
+        <w:t xml:space="preserve"> </w:t>
+      </w:r>
+      <w:r>
+        <w:t xml:space="preserve">(62,63)</w:t>
+      </w:r>
+      <w:r>
+        <w:t xml:space="preserve">.</w:t>
+      </w:r>
+      <w:r>
+        <w:t xml:space="preserve"> </w:t>
+      </w:r>
+      <w:r>
+        <w:t xml:space="preserve">While these publications certainly provide valuable insights into the choice of meta-analytic methods, they come with different methodological challenges than only partially overlap with those covered in this study.</w:t>
+      </w:r>
+      <w:r>
+        <w:t xml:space="preserve"> </w:t>
+      </w:r>
+      <w:r>
+        <w:t xml:space="preserve">To our knowledge, this is the first study to compare Bayesian and frequentist approaches to meta-analysis in the field of environmental epidemiology.</w:t>
+      </w:r>
+      <w:r>
+        <w:t xml:space="preserve"> </w:t>
+      </w:r>
+      <w:r>
+        <w:t xml:space="preserve">All of the data and computational code used in this study are available on</w:t>
+      </w:r>
+      <w:r>
+        <w:t xml:space="preserve"> </w:t>
+      </w:r>
+      <w:hyperlink r:id="rId33">
+        <w:r>
+          <w:rPr>
+            <w:rStyle w:val="Hyperlink"/>
+          </w:rPr>
+          <w:t xml:space="preserve">GitHub</w:t>
+        </w:r>
+      </w:hyperlink>
+      <w:r>
+        <w:t xml:space="preserve"> </w:t>
+      </w:r>
+      <w:r>
+        <w:t xml:space="preserve">which makes it fully reproducible.</w:t>
+      </w:r>
+    </w:p>
+    <w:bookmarkEnd w:id="61"/>
+    <w:bookmarkEnd w:id="62"/>
+    <w:bookmarkStart w:id="63" w:name="conclusions"/>
+    <w:p>
+      <w:pPr>
+        <w:pStyle w:val="Heading1"/>
+      </w:pPr>
+      <w:r>
+        <w:t xml:space="preserve">5. Conclusions</w:t>
       </w:r>
     </w:p>
     <w:p>
@@ -4277,429 +4867,11 @@
         <w:pStyle w:val="Compact"/>
         <w:numPr>
           <w:ilvl w:val="0"/>
-          <w:numId w:val="1014"/>
-        </w:numPr>
-      </w:pPr>
-      <w:r>
-        <w:rPr>
-          <w:strike/>
-        </w:rPr>
-        <w:t xml:space="preserve">are findings generalizeable? Populations in included studies</w:t>
-      </w:r>
-    </w:p>
-    <w:p>
-      <w:pPr>
-        <w:pStyle w:val="Compact"/>
-        <w:numPr>
-          <w:ilvl w:val="0"/>
-          <w:numId w:val="1014"/>
-        </w:numPr>
-      </w:pPr>
-      <w:r>
-        <w:rPr>
-          <w:strike/>
-        </w:rPr>
-        <w:t xml:space="preserve">RoB sensitivity analysis suggested robustness of findings to RoB</w:t>
-      </w:r>
-    </w:p>
-    <w:p>
-      <w:pPr>
-        <w:pStyle w:val="Compact"/>
-        <w:numPr>
-          <w:ilvl w:val="1"/>
-          <w:numId w:val="1015"/>
-        </w:numPr>
-      </w:pPr>
-      <w:r>
-        <w:rPr>
-          <w:strike/>
-        </w:rPr>
-        <w:t xml:space="preserve">RoB assessment suggests high RoB for study that is used / cited in multiple (EBD) studies</w:t>
-      </w:r>
-    </w:p>
-    <w:p>
-      <w:pPr>
-        <w:pStyle w:val="Compact"/>
-        <w:numPr>
-          <w:ilvl w:val="0"/>
-          <w:numId w:val="1014"/>
-        </w:numPr>
-      </w:pPr>
-      <w:r>
-        <w:rPr>
-          <w:strike/>
-        </w:rPr>
-        <w:t xml:space="preserve">lead - IQ loss good use-case to examine differences and similarities of both approaches</w:t>
-      </w:r>
-    </w:p>
-    <w:p>
-      <w:pPr>
-        <w:pStyle w:val="FirstParagraph"/>
-      </w:pPr>
-      <w:r>
-        <w:t xml:space="preserve">In this study, we provide updated pooled effect estimates for the association of children’s lead exposure on their IQ.</w:t>
-      </w:r>
-      <w:r>
-        <w:t xml:space="preserve"> </w:t>
-      </w:r>
-      <w:r>
-        <w:t xml:space="preserve">Our results are in line with previous toxicological and epidemiological studies</w:t>
-      </w:r>
-      <w:r>
-        <w:t xml:space="preserve"> </w:t>
-      </w:r>
-      <w:r>
-        <w:t xml:space="preserve">(13,15,16,18)</w:t>
-      </w:r>
-      <w:r>
-        <w:t xml:space="preserve"> </w:t>
-      </w:r>
-      <w:r>
-        <w:t xml:space="preserve">and previous meta-analyses.</w:t>
-      </w:r>
-      <w:r>
-        <w:t xml:space="preserve"> </w:t>
-      </w:r>
-      <w:r>
-        <w:t xml:space="preserve">However, because of methodological differences, the magnitude of the pooled effect cannot be directly compared to previous meta-analyses.</w:t>
-      </w:r>
-      <w:r>
-        <w:t xml:space="preserve"> </w:t>
-      </w:r>
-      <w:r>
-        <w:t xml:space="preserve">For example, in previous studies, the effect of lead has been estimated for increases in defined exposure categories</w:t>
-      </w:r>
-      <w:r>
-        <w:t xml:space="preserve"> </w:t>
-      </w:r>
-      <w:r>
-        <w:t xml:space="preserve">(19,51,52)</w:t>
-      </w:r>
-      <w:r>
-        <w:t xml:space="preserve">.</w:t>
-      </w:r>
-      <w:r>
-        <w:t xml:space="preserve"> </w:t>
-      </w:r>
-      <w:r>
-        <w:t xml:space="preserve">Also, different coefficients like partial r</w:t>
-      </w:r>
-      <w:r>
-        <w:t xml:space="preserve"> </w:t>
-      </w:r>
-      <w:r>
-        <w:t xml:space="preserve">(14)</w:t>
-      </w:r>
-      <w:r>
-        <w:t xml:space="preserve"> </w:t>
-      </w:r>
-      <w:r>
-        <w:t xml:space="preserve">or standardized differences in mean</w:t>
-      </w:r>
-      <w:r>
-        <w:t xml:space="preserve"> </w:t>
-      </w:r>
-      <w:r>
-        <w:t xml:space="preserve">(53)</w:t>
-      </w:r>
-      <w:r>
-        <w:t xml:space="preserve"> </w:t>
-      </w:r>
-      <w:r>
-        <w:t xml:space="preserve">have been estimated in previous meta-analyses.</w:t>
-      </w:r>
-    </w:p>
-    <w:p>
-      <w:pPr>
-        <w:pStyle w:val="BodyText"/>
-      </w:pPr>
-      <w:r>
-        <w:t xml:space="preserve">We observed substantial heterogeneity in the studies included in this meta-analysis.</w:t>
-      </w:r>
-      <w:r>
-        <w:t xml:space="preserve"> </w:t>
-      </w:r>
-      <w:r>
-        <w:t xml:space="preserve">We identified no single obvious source of heterogeneity.</w:t>
-      </w:r>
-      <w:r>
-        <w:t xml:space="preserve"> </w:t>
-      </w:r>
-      <w:r>
-        <w:t xml:space="preserve">Instead, multiple differences in study population (size, location, age, exposure range) and statistical methods, especially the covariates included in the statistical models (adjustment set) might have caused heterogeneity between the studies (see table 2).</w:t>
-      </w:r>
-      <w:r>
-        <w:t xml:space="preserve"> </w:t>
-      </w:r>
-      <w:r>
-        <w:t xml:space="preserve">Using an IQ test that has not been culturally adapted to the population it is used in, the IQ score results may be an underestimate of the true IQ.</w:t>
-      </w:r>
-      <w:r>
-        <w:t xml:space="preserve"> </w:t>
-      </w:r>
-      <w:r>
-        <w:t xml:space="preserve">This might be the case in</w:t>
-      </w:r>
-      <w:r>
-        <w:t xml:space="preserve"> </w:t>
-      </w:r>
-      <w:r>
-        <w:t xml:space="preserve">(45)</w:t>
-      </w:r>
-      <w:r>
-        <w:t xml:space="preserve">.</w:t>
-      </w:r>
-      <w:r>
-        <w:t xml:space="preserve"> </w:t>
-      </w:r>
-      <w:r>
-        <w:t xml:space="preserve">Studies that reported a larger standard error of the regression coefficient also tended to reported larger effects.</w:t>
-      </w:r>
-      <w:r>
-        <w:t xml:space="preserve"> </w:t>
-      </w:r>
-      <w:r>
-        <w:t xml:space="preserve">This might indicate publication bias and is one explanation for the substantial heterogeneity in this meta-analysis.</w:t>
-      </w:r>
-      <w:r>
-        <w:br/>
-      </w:r>
-      <w:r>
-        <w:t xml:space="preserve">By incorporating prior knowledge and thus laying less</w:t>
-      </w:r>
-      <w:r>
-        <w:t xml:space="preserve"> </w:t>
-      </w:r>
-      <w:r>
-        <w:t xml:space="preserve">“trust”</w:t>
-      </w:r>
-      <w:r>
-        <w:t xml:space="preserve"> </w:t>
-      </w:r>
-      <w:r>
-        <w:t xml:space="preserve">on such studies, Bayesian models are less sensitive to such outliers, especially when pooling a small number of studies.</w:t>
-      </w:r>
-      <w:r>
-        <w:br/>
-      </w:r>
-      <w:r>
-        <w:t xml:space="preserve">As mentioned above, the included studies are based on population samples from multiple different regions (North America: 4, South America: 1, Europe: 3, Asia: 3, Australia: 1) and some populations have been sampled in hotspot regions with presumably higher lead concentrations</w:t>
-      </w:r>
-      <w:r>
-        <w:t xml:space="preserve"> </w:t>
-      </w:r>
-      <w:r>
-        <w:t xml:space="preserve">(45)</w:t>
-      </w:r>
-      <w:r>
-        <w:t xml:space="preserve">.</w:t>
-      </w:r>
-      <w:r>
-        <w:t xml:space="preserve"> </w:t>
-      </w:r>
-      <w:r>
-        <w:t xml:space="preserve">This limits the generalizability of our findings to a specific population.</w:t>
-      </w:r>
-    </w:p>
-    <w:p>
-      <w:pPr>
-        <w:pStyle w:val="BodyText"/>
-      </w:pPr>
-      <w:r>
-        <w:t xml:space="preserve">The RoB sensitivity analysis suggested that the results are generally robust to possible individual-study bias.</w:t>
-      </w:r>
-      <w:r>
-        <w:t xml:space="preserve"> </w:t>
-      </w:r>
-      <w:r>
-        <w:t xml:space="preserve">Importantly, the study published by Crump et al. (2013)</w:t>
-      </w:r>
-      <w:r>
-        <w:t xml:space="preserve"> </w:t>
-      </w:r>
-      <w:r>
-        <w:t xml:space="preserve">(24)</w:t>
-      </w:r>
-      <w:r>
-        <w:t xml:space="preserve">, which is a re-analysis of the landmark study by Lanphear et al (2005)</w:t>
-      </w:r>
-      <w:r>
-        <w:t xml:space="preserve"> </w:t>
-      </w:r>
-      <w:r>
-        <w:t xml:space="preserve">(16)</w:t>
-      </w:r>
-      <w:r>
-        <w:t xml:space="preserve"> </w:t>
-      </w:r>
-      <w:r>
-        <w:t xml:space="preserve">received a high RoB rating in our assessment.</w:t>
-      </w:r>
-      <w:r>
-        <w:t xml:space="preserve"> </w:t>
-      </w:r>
-      <w:r>
-        <w:t xml:space="preserve">The results of this study have been used in multiple down-stream analyses, including in the most recent Global Burden of Disease study</w:t>
-      </w:r>
-      <w:r>
-        <w:t xml:space="preserve"> </w:t>
-      </w:r>
-      <w:r>
-        <w:t xml:space="preserve">(5)</w:t>
-      </w:r>
-      <w:r>
-        <w:t xml:space="preserve">.</w:t>
-      </w:r>
-      <w:r>
-        <w:t xml:space="preserve"> </w:t>
-      </w:r>
-      <w:r>
-        <w:t xml:space="preserve">In this study, the burden of disease in 204 countries and for several health risks, including lead exposure was estimated.</w:t>
-      </w:r>
-      <w:r>
-        <w:t xml:space="preserve"> </w:t>
-      </w:r>
-      <w:r>
-        <w:t xml:space="preserve">The main driver for the high RoB identified in the analysis of Crump et al. is the stepwise backward-elimination regression approach, which is central to their findings and has received substantial criticism</w:t>
-      </w:r>
-      <w:r>
-        <w:t xml:space="preserve"> </w:t>
-      </w:r>
-      <w:r>
-        <w:t xml:space="preserve">(50,54,55)</w:t>
-      </w:r>
-      <w:r>
-        <w:t xml:space="preserve">.</w:t>
-      </w:r>
-      <w:r>
-        <w:t xml:space="preserve"> </w:t>
-      </w:r>
-      <w:r>
-        <w:t xml:space="preserve">This highlights the need for an updated evidence synthesis which we provide in this study.</w:t>
-      </w:r>
-    </w:p>
-    <w:p>
-      <w:pPr>
-        <w:pStyle w:val="BodyText"/>
-      </w:pPr>
-      <w:r>
-        <w:t xml:space="preserve">This study does not only provide an updated effect measure for the association of lead and IQ, but additionally comapres a more conventional, frequentist approach to meta-analysis to a Bayesian approach that is less used in environmental epidemiology to date.</w:t>
-      </w:r>
-    </w:p>
-    <w:bookmarkEnd w:id="58"/>
-    <w:bookmarkStart w:id="59" w:name="Xe5ac57d0eff2b1210c69c5d0ce3670b3d74f7a3"/>
-    <w:p>
-      <w:pPr>
-        <w:pStyle w:val="Heading2"/>
-      </w:pPr>
-      <w:r>
-        <w:t xml:space="preserve">4.2 Differences, similarities, strengths &amp; weaknesses of both approaches</w:t>
-      </w:r>
-    </w:p>
-    <w:p>
-      <w:pPr>
-        <w:pStyle w:val="Compact"/>
-        <w:numPr>
-          <w:ilvl w:val="0"/>
-          <w:numId w:val="1016"/>
-        </w:numPr>
-      </w:pPr>
-      <w:r>
-        <w:t xml:space="preserve">similar pooled estimates (mu and tau / I2)</w:t>
-      </w:r>
-    </w:p>
-    <w:p>
-      <w:pPr>
-        <w:pStyle w:val="Compact"/>
-        <w:numPr>
-          <w:ilvl w:val="0"/>
-          <w:numId w:val="1016"/>
-        </w:numPr>
-      </w:pPr>
-      <w:r>
-        <w:t xml:space="preserve">shrinkage (vs. inverse-variance weighting) + incorporating prior knowledge causes difference in sensitivity to outliers (good for small number of studies) -&gt; link to beginning of section</w:t>
-      </w:r>
-    </w:p>
-    <w:p>
-      <w:pPr>
-        <w:pStyle w:val="Compact"/>
-        <w:numPr>
-          <w:ilvl w:val="0"/>
-          <w:numId w:val="1016"/>
-        </w:numPr>
-      </w:pPr>
-      <w:r>
-        <w:t xml:space="preserve">how to think about priors, their effect on the result &amp; how to set them</w:t>
-      </w:r>
-    </w:p>
-    <w:p>
-      <w:pPr>
-        <w:pStyle w:val="Compact"/>
-        <w:numPr>
-          <w:ilvl w:val="0"/>
-          <w:numId w:val="1016"/>
-        </w:numPr>
-      </w:pPr>
-      <w:r>
-        <w:t xml:space="preserve">freq: many</w:t>
-      </w:r>
-      <w:r>
-        <w:t xml:space="preserve"> </w:t>
-      </w:r>
-      <w:r>
-        <w:t xml:space="preserve">“out of the box”</w:t>
-      </w:r>
-      <w:r>
-        <w:t xml:space="preserve"> </w:t>
-      </w:r>
-      <w:r>
-        <w:t xml:space="preserve">software solutions, requires less programming skills</w:t>
-      </w:r>
-    </w:p>
-    <w:p>
-      <w:pPr>
-        <w:pStyle w:val="Compact"/>
-        <w:numPr>
-          <w:ilvl w:val="0"/>
-          <w:numId w:val="1016"/>
-        </w:numPr>
-      </w:pPr>
-      <w:r>
-        <w:t xml:space="preserve">Bayes: makes researchers consider choices / assumptions more consciously because explicit</w:t>
-      </w:r>
-    </w:p>
-    <w:p>
-      <w:pPr>
-        <w:pStyle w:val="Compact"/>
-        <w:numPr>
-          <w:ilvl w:val="1"/>
           <w:numId w:val="1017"/>
         </w:numPr>
       </w:pPr>
       <w:r>
-        <w:t xml:space="preserve">like multilevel structure (has to be specified in Bayes approach but is</w:t>
-      </w:r>
-      <w:r>
-        <w:t xml:space="preserve"> </w:t>
-      </w:r>
-      <w:r>
-        <w:t xml:space="preserve">“hidden”</w:t>
-      </w:r>
-      <w:r>
-        <w:t xml:space="preserve"> </w:t>
-      </w:r>
-      <w:r>
-        <w:t xml:space="preserve">in freq approach) or priors (are implicit in freq)</w:t>
-      </w:r>
-    </w:p>
-    <w:bookmarkEnd w:id="59"/>
-    <w:bookmarkStart w:id="60" w:name="study-limitations-strengths"/>
-    <w:p>
-      <w:pPr>
-        <w:pStyle w:val="Heading2"/>
-      </w:pPr>
-      <w:r>
-        <w:t xml:space="preserve">4.3 Study limitations &amp; strengths</w:t>
+        <w:t xml:space="preserve">Conclusion, with reference to aim of study</w:t>
       </w:r>
     </w:p>
     <w:p>
@@ -4708,183 +4880,6 @@
         <w:numPr>
           <w:ilvl w:val="0"/>
           <w:numId w:val="1018"/>
-        </w:numPr>
-      </w:pPr>
-      <w:r>
-        <w:t xml:space="preserve">limitations:</w:t>
-      </w:r>
-    </w:p>
-    <w:p>
-      <w:pPr>
-        <w:pStyle w:val="Compact"/>
-        <w:numPr>
-          <w:ilvl w:val="1"/>
-          <w:numId w:val="1019"/>
-        </w:numPr>
-      </w:pPr>
-      <w:r>
-        <w:t xml:space="preserve">included studies have adjusted for different sets of confounders</w:t>
-      </w:r>
-    </w:p>
-    <w:p>
-      <w:pPr>
-        <w:pStyle w:val="Compact"/>
-        <w:numPr>
-          <w:ilvl w:val="0"/>
-          <w:numId w:val="1018"/>
-        </w:numPr>
-      </w:pPr>
-      <w:r>
-        <w:t xml:space="preserve">strengths:</w:t>
-      </w:r>
-    </w:p>
-    <w:p>
-      <w:pPr>
-        <w:pStyle w:val="Compact"/>
-        <w:numPr>
-          <w:ilvl w:val="1"/>
-          <w:numId w:val="1020"/>
-        </w:numPr>
-      </w:pPr>
-      <w:r>
-        <w:t xml:space="preserve">to our knowledge first comparison of Bayesian &amp; frequentist meta-analysis in field environ epi</w:t>
-      </w:r>
-    </w:p>
-    <w:p>
-      <w:pPr>
-        <w:pStyle w:val="Compact"/>
-        <w:numPr>
-          <w:ilvl w:val="1"/>
-          <w:numId w:val="1020"/>
-        </w:numPr>
-      </w:pPr>
-      <w:r>
-        <w:t xml:space="preserve">all data &amp; code available to public</w:t>
-      </w:r>
-    </w:p>
-    <w:bookmarkEnd w:id="60"/>
-    <w:bookmarkStart w:id="61" w:name="outlook"/>
-    <w:p>
-      <w:pPr>
-        <w:pStyle w:val="Heading2"/>
-      </w:pPr>
-      <w:r>
-        <w:t xml:space="preserve">4.4 Outlook</w:t>
-      </w:r>
-    </w:p>
-    <w:p>
-      <w:pPr>
-        <w:pStyle w:val="Compact"/>
-        <w:numPr>
-          <w:ilvl w:val="0"/>
-          <w:numId w:val="1021"/>
-        </w:numPr>
-      </w:pPr>
-      <w:r>
-        <w:t xml:space="preserve">possible use-cases of probabilistic meta-analysis (risk assessment, EBD)</w:t>
-      </w:r>
-    </w:p>
-    <w:p>
-      <w:pPr>
-        <w:pStyle w:val="Compact"/>
-        <w:numPr>
-          <w:ilvl w:val="1"/>
-          <w:numId w:val="1022"/>
-        </w:numPr>
-      </w:pPr>
-      <w:r>
-        <w:t xml:space="preserve">probabilistic EBD (give examples of deterministic approach?)</w:t>
-      </w:r>
-    </w:p>
-    <w:p>
-      <w:pPr>
-        <w:pStyle w:val="Compact"/>
-        <w:numPr>
-          <w:ilvl w:val="0"/>
-          <w:numId w:val="1021"/>
-        </w:numPr>
-      </w:pPr>
-      <w:r>
-        <w:t xml:space="preserve">full posterior distributions for mu and tau in Bayesian approach can be used for:</w:t>
-      </w:r>
-    </w:p>
-    <w:p>
-      <w:pPr>
-        <w:pStyle w:val="Compact"/>
-        <w:numPr>
-          <w:ilvl w:val="1"/>
-          <w:numId w:val="1023"/>
-        </w:numPr>
-      </w:pPr>
-      <w:r>
-        <w:t xml:space="preserve">flexible credible intervals</w:t>
-      </w:r>
-    </w:p>
-    <w:p>
-      <w:pPr>
-        <w:pStyle w:val="Compact"/>
-        <w:numPr>
-          <w:ilvl w:val="1"/>
-          <w:numId w:val="1023"/>
-        </w:numPr>
-      </w:pPr>
-      <w:r>
-        <w:t xml:space="preserve">calculating exceedance probabilities of threshold values</w:t>
-      </w:r>
-    </w:p>
-    <w:p>
-      <w:pPr>
-        <w:pStyle w:val="Compact"/>
-        <w:numPr>
-          <w:ilvl w:val="1"/>
-          <w:numId w:val="1023"/>
-        </w:numPr>
-      </w:pPr>
-      <w:r>
-        <w:t xml:space="preserve">comparative risk assessment</w:t>
-      </w:r>
-    </w:p>
-    <w:p>
-      <w:pPr>
-        <w:pStyle w:val="Compact"/>
-        <w:numPr>
-          <w:ilvl w:val="1"/>
-          <w:numId w:val="1023"/>
-        </w:numPr>
-      </w:pPr>
-      <w:r>
-        <w:t xml:space="preserve">prediction of theoretical future studies (simulation)</w:t>
-      </w:r>
-    </w:p>
-    <w:bookmarkEnd w:id="61"/>
-    <w:bookmarkEnd w:id="62"/>
-    <w:bookmarkStart w:id="63" w:name="conclusions"/>
-    <w:p>
-      <w:pPr>
-        <w:pStyle w:val="Heading1"/>
-      </w:pPr>
-      <w:r>
-        <w:t xml:space="preserve">5. Conclusions</w:t>
-      </w:r>
-    </w:p>
-    <w:p>
-      <w:pPr>
-        <w:pStyle w:val="Compact"/>
-        <w:numPr>
-          <w:ilvl w:val="0"/>
-          <w:numId w:val="1024"/>
-        </w:numPr>
-      </w:pPr>
-      <w:r>
-        <w:t xml:space="preserve">Conclusion, with reference to aim of study</w:t>
-      </w:r>
-    </w:p>
-    <w:p>
-      <w:pPr>
-        <w:pStyle w:val="Compact"/>
-        <w:numPr>
-          <w:ilvl w:val="0"/>
-          <w:numId w:val="1025"/>
         </w:numPr>
       </w:pPr>
       <w:r>
@@ -5370,7 +5365,7 @@
       </w:r>
     </w:p>
     <w:bookmarkEnd w:id="66"/>
-    <w:bookmarkStart w:id="174" w:name="bibliography"/>
+    <w:bookmarkStart w:id="190" w:name="bibliography"/>
     <w:p>
       <w:pPr>
         <w:pStyle w:val="Heading1"/>
@@ -5379,7 +5374,7 @@
         <w:t xml:space="preserve">References</w:t>
       </w:r>
     </w:p>
-    <w:bookmarkStart w:id="173" w:name="refs"/>
+    <w:bookmarkStart w:id="189" w:name="refs"/>
     <w:bookmarkStart w:id="68" w:name="Xe38019c88c6d2792bb296bad7dc0a4dd55f1319"/>
     <w:p>
       <w:pPr>
@@ -9927,8 +9922,515 @@
       </w:r>
     </w:p>
     <w:bookmarkEnd w:id="172"/>
-    <w:bookmarkEnd w:id="173"/>
+    <w:bookmarkStart w:id="174" w:name="ref-gelman2013BayesianDataAnalysis"/>
+    <w:p>
+      <w:pPr>
+        <w:pStyle w:val="Bibliography"/>
+      </w:pPr>
+      <w:r>
+        <w:t xml:space="preserve">56.</w:t>
+      </w:r>
+      <w:r>
+        <w:t xml:space="preserve"> </w:t>
+      </w:r>
+      <w:r>
+        <w:t xml:space="preserve">	</w:t>
+      </w:r>
+      <w:r>
+        <w:t xml:space="preserve">Gelman A, Carlin JB, Stern HS, Dunson DB, Vehtari A, Rubin DB.</w:t>
+      </w:r>
+      <w:r>
+        <w:t xml:space="preserve"> </w:t>
+      </w:r>
+      <w:hyperlink r:id="rId173">
+        <w:r>
+          <w:rPr>
+            <w:rStyle w:val="Hyperlink"/>
+          </w:rPr>
+          <w:t xml:space="preserve">Bayesian</w:t>
+        </w:r>
+        <w:r>
+          <w:rPr>
+            <w:rStyle w:val="Hyperlink"/>
+          </w:rPr>
+          <w:t xml:space="preserve"> </w:t>
+        </w:r>
+        <w:r>
+          <w:rPr>
+            <w:rStyle w:val="Hyperlink"/>
+          </w:rPr>
+          <w:t xml:space="preserve">Data Analysis</w:t>
+        </w:r>
+      </w:hyperlink>
+      <w:r>
+        <w:t xml:space="preserve">. 0th ed.</w:t>
+      </w:r>
+      <w:r>
+        <w:t xml:space="preserve"> </w:t>
+      </w:r>
+      <w:r>
+        <w:t xml:space="preserve">Chapman and Hall/CRC</w:t>
+      </w:r>
+      <w:r>
+        <w:t xml:space="preserve">; 2013.</w:t>
+      </w:r>
+      <w:r>
+        <w:t xml:space="preserve"> </w:t>
+      </w:r>
+    </w:p>
     <w:bookmarkEnd w:id="174"/>
+    <w:bookmarkStart w:id="176" w:name="ref-gelman2020BayesianWorkflow"/>
+    <w:p>
+      <w:pPr>
+        <w:pStyle w:val="Bibliography"/>
+      </w:pPr>
+      <w:r>
+        <w:t xml:space="preserve">57.</w:t>
+      </w:r>
+      <w:r>
+        <w:t xml:space="preserve"> </w:t>
+      </w:r>
+      <w:r>
+        <w:t xml:space="preserve">	</w:t>
+      </w:r>
+      <w:r>
+        <w:t xml:space="preserve">Gelman A, Vehtari A, Simpson D, Margossian CC, Carpenter B, Yao Y, et al.</w:t>
+      </w:r>
+      <w:r>
+        <w:t xml:space="preserve"> </w:t>
+      </w:r>
+      <w:hyperlink r:id="rId175">
+        <w:r>
+          <w:rPr>
+            <w:rStyle w:val="Hyperlink"/>
+          </w:rPr>
+          <w:t xml:space="preserve">Bayesian</w:t>
+        </w:r>
+        <w:r>
+          <w:rPr>
+            <w:rStyle w:val="Hyperlink"/>
+          </w:rPr>
+          <w:t xml:space="preserve"> </w:t>
+        </w:r>
+        <w:r>
+          <w:rPr>
+            <w:rStyle w:val="Hyperlink"/>
+          </w:rPr>
+          <w:t xml:space="preserve">Workflow</w:t>
+        </w:r>
+      </w:hyperlink>
+      <w:r>
+        <w:t xml:space="preserve">. arXiv; 2020.</w:t>
+      </w:r>
+      <w:r>
+        <w:t xml:space="preserve"> </w:t>
+      </w:r>
+    </w:p>
+    <w:bookmarkEnd w:id="176"/>
+    <w:bookmarkStart w:id="178" w:name="ref-kazi2026PvaluesBayesFactor"/>
+    <w:p>
+      <w:pPr>
+        <w:pStyle w:val="Bibliography"/>
+      </w:pPr>
+      <w:r>
+        <w:t xml:space="preserve">58.</w:t>
+      </w:r>
+      <w:r>
+        <w:t xml:space="preserve"> </w:t>
+      </w:r>
+      <w:r>
+        <w:t xml:space="preserve">	</w:t>
+      </w:r>
+      <w:r>
+        <w:t xml:space="preserve">Kazi M.</w:t>
+      </w:r>
+      <w:r>
+        <w:t xml:space="preserve"> </w:t>
+      </w:r>
+      <w:hyperlink r:id="rId177">
+        <w:r>
+          <w:rPr>
+            <w:rStyle w:val="Hyperlink"/>
+          </w:rPr>
+          <w:t xml:space="preserve">From p-values to</w:t>
+        </w:r>
+        <w:r>
+          <w:rPr>
+            <w:rStyle w:val="Hyperlink"/>
+          </w:rPr>
+          <w:t xml:space="preserve"> </w:t>
+        </w:r>
+        <w:r>
+          <w:rPr>
+            <w:rStyle w:val="Hyperlink"/>
+          </w:rPr>
+          <w:t xml:space="preserve">Bayes Factor</w:t>
+        </w:r>
+        <w:r>
+          <w:rPr>
+            <w:rStyle w:val="Hyperlink"/>
+          </w:rPr>
+          <w:t xml:space="preserve">:</w:t>
+        </w:r>
+        <w:r>
+          <w:rPr>
+            <w:rStyle w:val="Hyperlink"/>
+          </w:rPr>
+          <w:t xml:space="preserve"> </w:t>
+        </w:r>
+        <w:r>
+          <w:rPr>
+            <w:rStyle w:val="Hyperlink"/>
+          </w:rPr>
+          <w:t xml:space="preserve">A Meta-Analytic Comparison</w:t>
+        </w:r>
+        <w:r>
+          <w:rPr>
+            <w:rStyle w:val="Hyperlink"/>
+          </w:rPr>
+          <w:t xml:space="preserve"> </w:t>
+        </w:r>
+        <w:r>
+          <w:rPr>
+            <w:rStyle w:val="Hyperlink"/>
+          </w:rPr>
+          <w:t xml:space="preserve">in</w:t>
+        </w:r>
+        <w:r>
+          <w:rPr>
+            <w:rStyle w:val="Hyperlink"/>
+          </w:rPr>
+          <w:t xml:space="preserve"> </w:t>
+        </w:r>
+        <w:r>
+          <w:rPr>
+            <w:rStyle w:val="Hyperlink"/>
+          </w:rPr>
+          <w:t xml:space="preserve">Colorectal Research</w:t>
+        </w:r>
+      </w:hyperlink>
+      <w:r>
+        <w:t xml:space="preserve">. Indian J Surg Oncol. 2026 Jan;17(1):241–8.</w:t>
+      </w:r>
+      <w:r>
+        <w:t xml:space="preserve"> </w:t>
+      </w:r>
+    </w:p>
+    <w:bookmarkEnd w:id="178"/>
+    <w:bookmarkStart w:id="180" w:name="X946754e67e3c74fad7a8806aa9d2819ed4ec186"/>
+    <w:p>
+      <w:pPr>
+        <w:pStyle w:val="Bibliography"/>
+      </w:pPr>
+      <w:r>
+        <w:t xml:space="preserve">59.</w:t>
+      </w:r>
+      <w:r>
+        <w:t xml:space="preserve"> </w:t>
+      </w:r>
+      <w:r>
+        <w:t xml:space="preserve">	</w:t>
+      </w:r>
+      <w:r>
+        <w:t xml:space="preserve">Yao M, Deng K, Wang Y, Mei F, Zou K, Li L, et al.</w:t>
+      </w:r>
+      <w:r>
+        <w:t xml:space="preserve"> </w:t>
+      </w:r>
+      <w:hyperlink r:id="rId179">
+        <w:r>
+          <w:rPr>
+            <w:rStyle w:val="Hyperlink"/>
+          </w:rPr>
+          <w:t xml:space="preserve">Random-effects meta-analysis models for pooling rare events data: A comparison between frequentist and bayesian methods</w:t>
+        </w:r>
+      </w:hyperlink>
+      <w:r>
+        <w:t xml:space="preserve">. BMC Med Res Methodol. 2025 Oct;25(1):228.</w:t>
+      </w:r>
+      <w:r>
+        <w:t xml:space="preserve"> </w:t>
+      </w:r>
+    </w:p>
+    <w:bookmarkEnd w:id="180"/>
+    <w:bookmarkStart w:id="182" w:name="ref-ciyer2025BayesianMetaanalysis21st"/>
+    <w:p>
+      <w:pPr>
+        <w:pStyle w:val="Bibliography"/>
+      </w:pPr>
+      <w:r>
+        <w:t xml:space="preserve">60.</w:t>
+      </w:r>
+      <w:r>
+        <w:t xml:space="preserve"> </w:t>
+      </w:r>
+      <w:r>
+        <w:t xml:space="preserve">	</w:t>
+      </w:r>
+      <w:r>
+        <w:t xml:space="preserve">C Iyer S, Yap QV, Soong J, Cove M.</w:t>
+      </w:r>
+      <w:r>
+        <w:t xml:space="preserve"> </w:t>
+      </w:r>
+      <w:hyperlink r:id="rId181">
+        <w:r>
+          <w:rPr>
+            <w:rStyle w:val="Hyperlink"/>
+          </w:rPr>
+          <w:t xml:space="preserve">Bayesian meta-analysis in the 21st century:</w:t>
+        </w:r>
+        <w:r>
+          <w:rPr>
+            <w:rStyle w:val="Hyperlink"/>
+          </w:rPr>
+          <w:t xml:space="preserve"> </w:t>
+        </w:r>
+        <w:r>
+          <w:rPr>
+            <w:rStyle w:val="Hyperlink"/>
+          </w:rPr>
+          <w:t xml:space="preserve">Fad</w:t>
+        </w:r>
+        <w:r>
+          <w:rPr>
+            <w:rStyle w:val="Hyperlink"/>
+          </w:rPr>
+          <w:t xml:space="preserve"> </w:t>
+        </w:r>
+        <w:r>
+          <w:rPr>
+            <w:rStyle w:val="Hyperlink"/>
+          </w:rPr>
+          <w:t xml:space="preserve">or future of evidence synthesis?</w:t>
+        </w:r>
+      </w:hyperlink>
+      <w:r>
+        <w:t xml:space="preserve"> Ann Acad Med Singap. 2025 Jul;54(7):437.</w:t>
+      </w:r>
+      <w:r>
+        <w:t xml:space="preserve"> </w:t>
+      </w:r>
+    </w:p>
+    <w:bookmarkEnd w:id="182"/>
+    <w:bookmarkStart w:id="184" w:name="ref-hong2013ComparingBayesianFrequentist"/>
+    <w:p>
+      <w:pPr>
+        <w:pStyle w:val="Bibliography"/>
+      </w:pPr>
+      <w:r>
+        <w:t xml:space="preserve">61.</w:t>
+      </w:r>
+      <w:r>
+        <w:t xml:space="preserve"> </w:t>
+      </w:r>
+      <w:r>
+        <w:t xml:space="preserve">	</w:t>
+      </w:r>
+      <w:r>
+        <w:t xml:space="preserve">Hong H, Carlin BP, Shamliyan TA, Wyman JF, Ramakrishnan R, Sainfort F, et al.</w:t>
+      </w:r>
+      <w:r>
+        <w:t xml:space="preserve"> </w:t>
+      </w:r>
+      <w:hyperlink r:id="rId183">
+        <w:r>
+          <w:rPr>
+            <w:rStyle w:val="Hyperlink"/>
+          </w:rPr>
+          <w:t xml:space="preserve">Comparing</w:t>
+        </w:r>
+        <w:r>
+          <w:rPr>
+            <w:rStyle w:val="Hyperlink"/>
+          </w:rPr>
+          <w:t xml:space="preserve"> </w:t>
+        </w:r>
+        <w:r>
+          <w:rPr>
+            <w:rStyle w:val="Hyperlink"/>
+          </w:rPr>
+          <w:t xml:space="preserve">Bayesian</w:t>
+        </w:r>
+        <w:r>
+          <w:rPr>
+            <w:rStyle w:val="Hyperlink"/>
+          </w:rPr>
+          <w:t xml:space="preserve"> </w:t>
+        </w:r>
+        <w:r>
+          <w:rPr>
+            <w:rStyle w:val="Hyperlink"/>
+          </w:rPr>
+          <w:t xml:space="preserve">and</w:t>
+        </w:r>
+        <w:r>
+          <w:rPr>
+            <w:rStyle w:val="Hyperlink"/>
+          </w:rPr>
+          <w:t xml:space="preserve"> </w:t>
+        </w:r>
+        <w:r>
+          <w:rPr>
+            <w:rStyle w:val="Hyperlink"/>
+          </w:rPr>
+          <w:t xml:space="preserve">Frequentist Approaches</w:t>
+        </w:r>
+        <w:r>
+          <w:rPr>
+            <w:rStyle w:val="Hyperlink"/>
+          </w:rPr>
+          <w:t xml:space="preserve"> </w:t>
+        </w:r>
+        <w:r>
+          <w:rPr>
+            <w:rStyle w:val="Hyperlink"/>
+          </w:rPr>
+          <w:t xml:space="preserve">for</w:t>
+        </w:r>
+        <w:r>
+          <w:rPr>
+            <w:rStyle w:val="Hyperlink"/>
+          </w:rPr>
+          <w:t xml:space="preserve"> </w:t>
+        </w:r>
+        <w:r>
+          <w:rPr>
+            <w:rStyle w:val="Hyperlink"/>
+          </w:rPr>
+          <w:t xml:space="preserve">Multiple Outcome Mixed Treatment Comparisons</w:t>
+        </w:r>
+      </w:hyperlink>
+      <w:r>
+        <w:t xml:space="preserve">. Med Decis Making. 2013 Jul;33(5):702–14.</w:t>
+      </w:r>
+      <w:r>
+        <w:t xml:space="preserve"> </w:t>
+      </w:r>
+    </w:p>
+    <w:bookmarkEnd w:id="184"/>
+    <w:bookmarkStart w:id="186" w:name="ref-sadeghirad2023TheoryPracticeBayesian"/>
+    <w:p>
+      <w:pPr>
+        <w:pStyle w:val="Bibliography"/>
+      </w:pPr>
+      <w:r>
+        <w:t xml:space="preserve">62.</w:t>
+      </w:r>
+      <w:r>
+        <w:t xml:space="preserve"> </w:t>
+      </w:r>
+      <w:r>
+        <w:t xml:space="preserve">	</w:t>
+      </w:r>
+      <w:r>
+        <w:t xml:space="preserve">Sadeghirad B, Foroutan F, Zoratti MJ, Busse JW, Brignardello-Petersen R, Guyatt G, et al.</w:t>
+      </w:r>
+      <w:r>
+        <w:t xml:space="preserve"> </w:t>
+      </w:r>
+      <w:hyperlink r:id="rId185">
+        <w:r>
+          <w:rPr>
+            <w:rStyle w:val="Hyperlink"/>
+          </w:rPr>
+          <w:t xml:space="preserve">Theory and practice of</w:t>
+        </w:r>
+        <w:r>
+          <w:rPr>
+            <w:rStyle w:val="Hyperlink"/>
+          </w:rPr>
+          <w:t xml:space="preserve"> </w:t>
+        </w:r>
+        <w:r>
+          <w:rPr>
+            <w:rStyle w:val="Hyperlink"/>
+          </w:rPr>
+          <w:t xml:space="preserve">Bayesian</w:t>
+        </w:r>
+        <w:r>
+          <w:rPr>
+            <w:rStyle w:val="Hyperlink"/>
+          </w:rPr>
+          <w:t xml:space="preserve"> </w:t>
+        </w:r>
+        <w:r>
+          <w:rPr>
+            <w:rStyle w:val="Hyperlink"/>
+          </w:rPr>
+          <w:t xml:space="preserve">and frequentist frameworks for network meta-analysis</w:t>
+        </w:r>
+      </w:hyperlink>
+      <w:r>
+        <w:t xml:space="preserve">. BMJ EBM. 2023 Jun;28(3):204–9.</w:t>
+      </w:r>
+      <w:r>
+        <w:t xml:space="preserve"> </w:t>
+      </w:r>
+    </w:p>
+    <w:bookmarkEnd w:id="186"/>
+    <w:bookmarkStart w:id="188" w:name="X55ae1a8b757df519e0a47e2002b3acc0b2e73ec"/>
+    <w:p>
+      <w:pPr>
+        <w:pStyle w:val="Bibliography"/>
+      </w:pPr>
+      <w:r>
+        <w:t xml:space="preserve">63.</w:t>
+      </w:r>
+      <w:r>
+        <w:t xml:space="preserve"> </w:t>
+      </w:r>
+      <w:r>
+        <w:t xml:space="preserve">	</w:t>
+      </w:r>
+      <w:r>
+        <w:t xml:space="preserve">Seide SE, Jensen K, Kieser M.</w:t>
+      </w:r>
+      <w:r>
+        <w:t xml:space="preserve"> </w:t>
+      </w:r>
+      <w:hyperlink r:id="rId187">
+        <w:r>
+          <w:rPr>
+            <w:rStyle w:val="Hyperlink"/>
+          </w:rPr>
+          <w:t xml:space="preserve">A comparison of</w:t>
+        </w:r>
+        <w:r>
+          <w:rPr>
+            <w:rStyle w:val="Hyperlink"/>
+          </w:rPr>
+          <w:t xml:space="preserve"> </w:t>
+        </w:r>
+        <w:r>
+          <w:rPr>
+            <w:rStyle w:val="Hyperlink"/>
+          </w:rPr>
+          <w:t xml:space="preserve">Bayesian</w:t>
+        </w:r>
+        <w:r>
+          <w:rPr>
+            <w:rStyle w:val="Hyperlink"/>
+          </w:rPr>
+          <w:t xml:space="preserve"> </w:t>
+        </w:r>
+        <w:r>
+          <w:rPr>
+            <w:rStyle w:val="Hyperlink"/>
+          </w:rPr>
+          <w:t xml:space="preserve">and frequentist methods in random-effects network meta-analysis of binary data</w:t>
+        </w:r>
+      </w:hyperlink>
+      <w:r>
+        <w:t xml:space="preserve">. Research Synthesis Methods. 2020 May;11(3):363–78.</w:t>
+      </w:r>
+      <w:r>
+        <w:t xml:space="preserve"> </w:t>
+      </w:r>
+    </w:p>
+    <w:bookmarkEnd w:id="188"/>
+    <w:bookmarkEnd w:id="189"/>
+    <w:bookmarkEnd w:id="190"/>
     <w:sectPr>
       <w:footerReference r:id="rId9" w:type="default"/>
       <w:footnotePr>
@@ -10388,30 +10890,9 @@
     <w:abstractNumId w:val="991"/>
   </w:num>
   <w:num w:numId="1017">
-    <w:abstractNumId w:val="991"/>
+    <w:abstractNumId w:val="992"/>
   </w:num>
   <w:num w:numId="1018">
-    <w:abstractNumId w:val="991"/>
-  </w:num>
-  <w:num w:numId="1019">
-    <w:abstractNumId w:val="991"/>
-  </w:num>
-  <w:num w:numId="1020">
-    <w:abstractNumId w:val="991"/>
-  </w:num>
-  <w:num w:numId="1021">
-    <w:abstractNumId w:val="991"/>
-  </w:num>
-  <w:num w:numId="1022">
-    <w:abstractNumId w:val="991"/>
-  </w:num>
-  <w:num w:numId="1023">
-    <w:abstractNumId w:val="991"/>
-  </w:num>
-  <w:num w:numId="1024">
-    <w:abstractNumId w:val="992"/>
-  </w:num>
-  <w:num w:numId="1025">
     <w:abstractNumId w:val="992"/>
   </w:num>
 </w:numbering>

--- a/manuscript/manuscript.docx
+++ b/manuscript/manuscript.docx
@@ -4342,10 +4342,13 @@
         <w:t xml:space="preserve"> </w:t>
       </w:r>
       <w:r>
-        <w:t xml:space="preserve">For example, one of the included studies that reported a very low effect has been conducted within populations that lived in an exposure hotspot (highly industrial area)</w:t>
-      </w:r>
-      <w:r>
-        <w:t xml:space="preserve">(48)</w:t>
+        <w:t xml:space="preserve">For example, one of the included studies that reported a very low effect has been conducted within a relatively low-exposed population</w:t>
+      </w:r>
+      <w:r>
+        <w:t xml:space="preserve"> </w:t>
+      </w:r>
+      <w:r>
+        <w:t xml:space="preserve">(42)</w:t>
       </w:r>
       <w:r>
         <w:t xml:space="preserve">.</w:t>
@@ -4354,7 +4357,7 @@
         <w:t xml:space="preserve"> </w:t>
       </w:r>
       <w:r>
-        <w:t xml:space="preserve">If there is little variation in exposure in the sample, a strong effect cannot be detected.</w:t>
+        <w:t xml:space="preserve">Missing variation in exposure in the sample limits the detectability of an effect.</w:t>
       </w:r>
       <w:r>
         <w:br/>

--- a/manuscript/manuscript.docx
+++ b/manuscript/manuscript.docx
@@ -7,7 +7,7 @@
         <w:pStyle w:val="Title"/>
       </w:pPr>
       <w:r>
-        <w:t xml:space="preserve">Lead exposure and IQ loss in children: a Bayesian and frequentist meta-analysis of recent epidemiological studies</w:t>
+        <w:t xml:space="preserve">A methodological comparison of Bayesian and frequentist meta-analyses of epidemiological studies on lead exposure and children’s intelligence quotient</w:t>
       </w:r>
     </w:p>
     <w:p>
@@ -111,7 +111,7 @@
         </w:r>
       </w:hyperlink>
     </w:p>
-    <w:bookmarkStart w:id="24" w:name="notes"/>
+    <w:bookmarkStart w:id="25" w:name="notes"/>
     <w:p>
       <w:pPr>
         <w:pStyle w:val="Heading1"/>
@@ -151,12 +151,6 @@
           <w:numId w:val="1001"/>
         </w:numPr>
       </w:pPr>
-      <w:r>
-        <w:t xml:space="preserve">Using</w:t>
-      </w:r>
-      <w:r>
-        <w:t xml:space="preserve"> </w:t>
-      </w:r>
       <w:hyperlink r:id="rId22">
         <w:r>
           <w:rPr>
@@ -180,17 +174,28 @@
           <w:numId w:val="1001"/>
         </w:numPr>
       </w:pPr>
-      <w:r>
-        <w:t xml:space="preserve">Using</w:t>
-      </w:r>
-      <w:r>
-        <w:t xml:space="preserve"> </w:t>
-      </w:r>
       <w:hyperlink r:id="rId23">
         <w:r>
           <w:rPr>
             <w:rStyle w:val="Hyperlink"/>
           </w:rPr>
+          <w:t xml:space="preserve">Bayesian Analysis Reporting Guidelines, BARG</w:t>
+        </w:r>
+      </w:hyperlink>
+    </w:p>
+    <w:p>
+      <w:pPr>
+        <w:pStyle w:val="Compact"/>
+        <w:numPr>
+          <w:ilvl w:val="0"/>
+          <w:numId w:val="1001"/>
+        </w:numPr>
+      </w:pPr>
+      <w:hyperlink r:id="rId24">
+        <w:r>
+          <w:rPr>
+            <w:rStyle w:val="Hyperlink"/>
+          </w:rPr>
           <w:t xml:space="preserve">raRoB tool</w:t>
         </w:r>
       </w:hyperlink>
@@ -201,8 +206,8 @@
         <w:t xml:space="preserve">for Risk of Bias Assessment</w:t>
       </w:r>
     </w:p>
-    <w:bookmarkEnd w:id="24"/>
-    <w:bookmarkStart w:id="25" w:name="abstract"/>
+    <w:bookmarkEnd w:id="25"/>
+    <w:bookmarkStart w:id="26" w:name="abstract"/>
     <w:p>
       <w:pPr>
         <w:pStyle w:val="Heading1"/>
@@ -212,12 +217,354 @@
       </w:r>
     </w:p>
     <w:p>
+      <w:pPr>
+        <w:pStyle w:val="FirstParagraph"/>
+      </w:pPr>
+      <w:r>
+        <w:rPr>
+          <w:b/>
+          <w:bCs/>
+        </w:rPr>
+        <w:t xml:space="preserve">Objective</w:t>
+      </w:r>
+      <w:r>
+        <w:t xml:space="preserve">: Quantifying uncertainty is crucial for risk assessment and policy-making but current meta-analytic approaches fall short in this regard.</w:t>
+      </w:r>
+      <w:r>
+        <w:t xml:space="preserve"> </w:t>
+      </w:r>
+      <w:r>
+        <w:t xml:space="preserve">Bayesian meta-analysis provides probabilistic uncertainty quantification.</w:t>
+      </w:r>
+      <w:r>
+        <w:t xml:space="preserve"> </w:t>
+      </w:r>
+      <w:r>
+        <w:t xml:space="preserve">To evaluate differences in uncertainty quantification and applicability for risk assessment, we compared frequentist and Bayesian frameworks, using lead exposure and children’s intelligence quotient (IQ) as a case study.</w:t>
+      </w:r>
+    </w:p>
+    <w:p>
+      <w:pPr>
+        <w:pStyle w:val="BodyText"/>
+      </w:pPr>
+      <w:r>
+        <w:rPr>
+          <w:b/>
+          <w:bCs/>
+        </w:rPr>
+        <w:t xml:space="preserve">Material and Methods</w:t>
+      </w:r>
+      <w:r>
+        <w:t xml:space="preserve">: We systematically searched PubMed and Scopus for epidemiological studies on blood lead level (BLL) and IQ score in children.</w:t>
+      </w:r>
+      <w:r>
+        <w:t xml:space="preserve"> </w:t>
+      </w:r>
+      <w:r>
+        <w:t xml:space="preserve">Risk of bias (RoB) was assessed and regression coefficients were harmonized to the</w:t>
+      </w:r>
+      <w:r>
+        <w:t xml:space="preserve"> </w:t>
+      </w:r>
+      <m:oMath>
+        <m:sSub>
+          <m:e>
+            <m:r>
+              <m:rPr>
+                <m:sty m:val="p"/>
+              </m:rPr>
+              <m:t>log</m:t>
+            </m:r>
+          </m:e>
+          <m:sub>
+            <m:r>
+              <m:t>e</m:t>
+            </m:r>
+          </m:sub>
+        </m:sSub>
+      </m:oMath>
+      <w:r>
+        <w:t xml:space="preserve">​ scale.</w:t>
+      </w:r>
+      <w:r>
+        <w:t xml:space="preserve"> </w:t>
+      </w:r>
+      <w:r>
+        <w:t xml:space="preserve">In both meta-analyses, we assumed a multilevel structure, used random-effects models and included the same effect estimates.</w:t>
+      </w:r>
+      <w:r>
+        <w:t xml:space="preserve"> </w:t>
+      </w:r>
+      <w:r>
+        <w:t xml:space="preserve">The frequentist approach used restricted maximum-likelihood estimation.</w:t>
+      </w:r>
+      <w:r>
+        <w:t xml:space="preserve"> </w:t>
+      </w:r>
+      <w:r>
+        <w:t xml:space="preserve">The Bayesian meta-analysis employed a hierarchical model with weakly-informative priors.</w:t>
+      </w:r>
+      <w:r>
+        <w:t xml:space="preserve"> </w:t>
+      </w:r>
+      <w:r>
+        <w:t xml:space="preserve">Sensitivity analyses examined robustness to RoB and prior specification.</w:t>
+      </w:r>
+      <w:r>
+        <w:t xml:space="preserve"> </w:t>
+      </w:r>
+      <m:oMath>
+        <m:sSup>
+          <m:e>
+            <m:r>
+              <m:t>τ</m:t>
+            </m:r>
+          </m:e>
+          <m:sup>
+            <m:r>
+              <m:t>2</m:t>
+            </m:r>
+          </m:sup>
+        </m:sSup>
+      </m:oMath>
+      <w:r>
+        <w:t xml:space="preserve"> </w:t>
+      </w:r>
+      <w:r>
+        <w:t xml:space="preserve">and</w:t>
+      </w:r>
+      <w:r>
+        <w:t xml:space="preserve"> </w:t>
+      </w:r>
+      <m:oMath>
+        <m:sSup>
+          <m:e>
+            <m:r>
+              <m:t>I</m:t>
+            </m:r>
+          </m:e>
+          <m:sup>
+            <m:r>
+              <m:t>2</m:t>
+            </m:r>
+          </m:sup>
+        </m:sSup>
+      </m:oMath>
+      <w:r>
+        <w:t xml:space="preserve"> </w:t>
+      </w:r>
+      <w:r>
+        <w:t xml:space="preserve">were estimated as measures of between-study heterogeneity.</w:t>
+      </w:r>
+    </w:p>
+    <w:p>
+      <w:pPr>
+        <w:pStyle w:val="BodyText"/>
+      </w:pPr>
+      <w:r>
+        <w:rPr>
+          <w:b/>
+          <w:bCs/>
+        </w:rPr>
+        <w:t xml:space="preserve">Results</w:t>
+      </w:r>
+      <w:r>
+        <w:t xml:space="preserve">: Twelve studies were included after screening.</w:t>
+      </w:r>
+      <w:r>
+        <w:t xml:space="preserve"> </w:t>
+      </w:r>
+      <w:r>
+        <w:t xml:space="preserve">The frequentist approach yielded a pooled estimate of -2.45 (95% confidence interval (CI): -3.7; -1.2) IQ points per unit increase in</w:t>
+      </w:r>
+      <w:r>
+        <w:t xml:space="preserve"> </w:t>
+      </w:r>
+      <m:oMath>
+        <m:sSub>
+          <m:e>
+            <m:r>
+              <m:rPr>
+                <m:sty m:val="p"/>
+              </m:rPr>
+              <m:t>log</m:t>
+            </m:r>
+          </m:e>
+          <m:sub>
+            <m:r>
+              <m:t>e</m:t>
+            </m:r>
+          </m:sub>
+        </m:sSub>
+      </m:oMath>
+      <w:r>
+        <w:t xml:space="preserve">-transformed BLL (µg/dL).</w:t>
+      </w:r>
+      <w:r>
+        <w:t xml:space="preserve"> </w:t>
+      </w:r>
+      <w:r>
+        <w:t xml:space="preserve">The Bayesian model yielded a mean pooled estimate of -2.28 (95% credible interval (CrI): -3.56; -1.06).</w:t>
+      </w:r>
+      <w:r>
+        <w:t xml:space="preserve"> </w:t>
+      </w:r>
+      <w:r>
+        <w:t xml:space="preserve">Between-study heterogeneity was substantial (frequentist:</w:t>
+      </w:r>
+      <w:r>
+        <w:t xml:space="preserve"> </w:t>
+      </w:r>
+      <m:oMath>
+        <m:sSup>
+          <m:e>
+            <m:r>
+              <m:t>τ</m:t>
+            </m:r>
+          </m:e>
+          <m:sup>
+            <m:r>
+              <m:t>2</m:t>
+            </m:r>
+          </m:sup>
+        </m:sSup>
+      </m:oMath>
+      <w:r>
+        <w:t xml:space="preserve"> </w:t>
+      </w:r>
+      <w:r>
+        <w:t xml:space="preserve">= 3.3,</w:t>
+      </w:r>
+      <w:r>
+        <w:t xml:space="preserve"> </w:t>
+      </w:r>
+      <m:oMath>
+        <m:sSup>
+          <m:e>
+            <m:r>
+              <m:rPr>
+                <m:nor/>
+                <m:sty m:val="p"/>
+              </m:rPr>
+              <m:t>I</m:t>
+            </m:r>
+          </m:e>
+          <m:sup>
+            <m:r>
+              <m:t>2</m:t>
+            </m:r>
+          </m:sup>
+        </m:sSup>
+      </m:oMath>
+      <w:r>
+        <w:t xml:space="preserve"> </w:t>
+      </w:r>
+      <w:r>
+        <w:t xml:space="preserve">= 85%; Bayesian:</w:t>
+      </w:r>
+      <w:r>
+        <w:t xml:space="preserve"> </w:t>
+      </w:r>
+      <m:oMath>
+        <m:sSup>
+          <m:e>
+            <m:r>
+              <m:t>τ</m:t>
+            </m:r>
+          </m:e>
+          <m:sup>
+            <m:r>
+              <m:t>2</m:t>
+            </m:r>
+          </m:sup>
+        </m:sSup>
+      </m:oMath>
+      <w:r>
+        <w:t xml:space="preserve"> </w:t>
+      </w:r>
+      <w:r>
+        <w:t xml:space="preserve">= 3.8,</w:t>
+      </w:r>
+      <w:r>
+        <w:t xml:space="preserve"> </w:t>
+      </w:r>
+      <m:oMath>
+        <m:sSup>
+          <m:e>
+            <m:r>
+              <m:rPr>
+                <m:nor/>
+                <m:sty m:val="p"/>
+              </m:rPr>
+              <m:t>I</m:t>
+            </m:r>
+          </m:e>
+          <m:sup>
+            <m:r>
+              <m:t>2</m:t>
+            </m:r>
+          </m:sup>
+        </m:sSup>
+      </m:oMath>
+      <w:r>
+        <w:t xml:space="preserve"> </w:t>
+      </w:r>
+      <w:r>
+        <w:t xml:space="preserve">= 83.3%).</w:t>
+      </w:r>
+      <w:r>
+        <w:t xml:space="preserve"> </w:t>
+      </w:r>
+      <w:r>
+        <w:t xml:space="preserve">The Bayesian approach provided a posterior distribution for heterogeneity, quantifying uncertainty from between-study variation.</w:t>
+      </w:r>
+      <w:r>
+        <w:t xml:space="preserve"> </w:t>
+      </w:r>
+      <w:r>
+        <w:t xml:space="preserve">Sensitivity analyses showed robustness to RoB and prior specification.</w:t>
+      </w:r>
+      <w:r>
+        <w:t xml:space="preserve"> </w:t>
+      </w:r>
+      <w:r>
+        <w:t xml:space="preserve">The Bayesian approach was less sensitive to outlier studies, resulting in a lower pooled effect.</w:t>
+      </w:r>
+    </w:p>
+    <w:p>
+      <w:pPr>
+        <w:pStyle w:val="BodyText"/>
+      </w:pPr>
+      <w:r>
+        <w:rPr>
+          <w:b/>
+          <w:bCs/>
+        </w:rPr>
+        <w:t xml:space="preserve">Conclusion</w:t>
+      </w:r>
+      <w:r>
+        <w:t xml:space="preserve">: We provide updated pooled estimates for the effect of lead exposure on children’s IQ.</w:t>
+      </w:r>
+      <w:r>
+        <w:t xml:space="preserve"> </w:t>
+      </w:r>
+      <w:r>
+        <w:t xml:space="preserve">The Bayesian approach provides posterior distributions, enabling direct probability statements, for example about exceeding risk thresholds, and comparative assessments across pollutants.</w:t>
+      </w:r>
+      <w:r>
+        <w:t xml:space="preserve"> </w:t>
+      </w:r>
+      <w:r>
+        <w:t xml:space="preserve">These features are of particular value regarding risk assessment and policy-making.</w:t>
+      </w:r>
+    </w:p>
+    <w:p>
       <w:r>
         <w:br w:type="page"/>
       </w:r>
     </w:p>
-    <w:bookmarkEnd w:id="25"/>
-    <w:bookmarkStart w:id="27" w:name="background"/>
+    <w:bookmarkEnd w:id="26"/>
+    <w:bookmarkStart w:id="28" w:name="background"/>
     <w:p>
       <w:pPr>
         <w:pStyle w:val="Heading1"/>
@@ -444,7 +791,7 @@
       <w:r>
         <w:t xml:space="preserve">Contemporary blood lead levels (BLL) in the EU have declined markedly and now predominantly fall below 5 µg/dL (</w:t>
       </w:r>
-      <w:hyperlink r:id="rId26">
+      <w:hyperlink r:id="rId27">
         <w:r>
           <w:rPr>
             <w:rStyle w:val="Hyperlink"/>
@@ -600,8 +947,8 @@
         <w:t xml:space="preserve">The aim of this study is twofold: first, to synthesize and quantitatively pool available epidemiological findings on the association between blood lead levels and IQ scores in children; and second, to conduct both a frequentist and Bayesian meta-analyses, comparing how these analytical frameworks influence exposure-response estimates, uncertainty characterization, and applicability to burden of disease and risk assessment.</w:t>
       </w:r>
     </w:p>
-    <w:bookmarkEnd w:id="27"/>
-    <w:bookmarkStart w:id="43" w:name="methods"/>
+    <w:bookmarkEnd w:id="28"/>
+    <w:bookmarkStart w:id="44" w:name="methods"/>
     <w:p>
       <w:pPr>
         <w:pStyle w:val="Heading1"/>
@@ -685,7 +1032,7 @@
         <w:br/>
       </w:r>
     </w:p>
-    <w:bookmarkStart w:id="29" w:name="literature-review"/>
+    <w:bookmarkStart w:id="30" w:name="literature-review"/>
     <w:p>
       <w:pPr>
         <w:pStyle w:val="Heading2"/>
@@ -758,7 +1105,7 @@
         </w:rPr>
         <w:t xml:space="preserve">Partnership for the Assessment of Risks from Chemicals (</w:t>
       </w:r>
-      <w:hyperlink r:id="rId28">
+      <w:hyperlink r:id="rId29">
         <w:r>
           <w:rPr>
             <w:rStyle w:val="Hyperlink"/>
@@ -910,8 +1257,8 @@
         <w:t xml:space="preserve">For all included studies, effect estimates from the most-adjusted model were extracted and the set of confounders adjused for recorded.</w:t>
       </w:r>
     </w:p>
-    <w:bookmarkEnd w:id="29"/>
-    <w:bookmarkStart w:id="30" w:name="risk-of-bias-assessment"/>
+    <w:bookmarkEnd w:id="30"/>
+    <w:bookmarkStart w:id="31" w:name="risk-of-bias-assessment"/>
     <w:p>
       <w:pPr>
         <w:pStyle w:val="Heading2"/>
@@ -994,8 +1341,8 @@
         <w:t xml:space="preserve">If there were any deviations in the judgement of the researcher and the LLM, the respective item was revisited by the researcher and they made the final decision.</w:t>
       </w:r>
     </w:p>
-    <w:bookmarkEnd w:id="30"/>
-    <w:bookmarkStart w:id="32" w:name="harmonization-of-effect-estimates"/>
+    <w:bookmarkEnd w:id="31"/>
+    <w:bookmarkStart w:id="33" w:name="harmonization-of-effect-estimates"/>
     <w:p>
       <w:pPr>
         <w:pStyle w:val="Heading2"/>
@@ -1063,7 +1410,7 @@
       <w:pPr>
         <w:pStyle w:val="BodyText"/>
       </w:pPr>
-      <w:bookmarkStart w:id="31" w:name="eq-regression-model"/>
+      <w:bookmarkStart w:id="32" w:name="eq-regression-model"/>
       <m:oMathPara>
         <m:oMathParaPr>
           <m:jc m:val="center"/>
@@ -1154,7 +1501,7 @@
           </m:d>
         </m:oMath>
       </m:oMathPara>
-      <w:bookmarkEnd w:id="31"/>
+      <w:bookmarkEnd w:id="32"/>
     </w:p>
     <w:p>
       <w:pPr>
@@ -1340,8 +1687,8 @@
         <w:t xml:space="preserve">These were excluded from the meta-analysis, as transformation of effect estimates for linear BLL to log-linear could not be justified based on visual inspection (supplement: plots?).</w:t>
       </w:r>
     </w:p>
-    <w:bookmarkEnd w:id="32"/>
-    <w:bookmarkStart w:id="39" w:name="meta-analysis-methodology"/>
+    <w:bookmarkEnd w:id="33"/>
+    <w:bookmarkStart w:id="40" w:name="meta-analysis-methodology"/>
     <w:p>
       <w:pPr>
         <w:pStyle w:val="Heading2"/>
@@ -1419,7 +1766,7 @@
       <w:r>
         <w:t xml:space="preserve"> </w:t>
       </w:r>
-      <w:hyperlink r:id="rId33">
+      <w:hyperlink r:id="rId34">
         <w:r>
           <w:rPr>
             <w:rStyle w:val="Hyperlink"/>
@@ -1431,7 +1778,7 @@
         <w:t xml:space="preserve">.</w:t>
       </w:r>
     </w:p>
-    <w:bookmarkStart w:id="35" w:name="bayesian-meta-analysis"/>
+    <w:bookmarkStart w:id="36" w:name="bayesian-meta-analysis"/>
     <w:p>
       <w:pPr>
         <w:pStyle w:val="Heading3"/>
@@ -1562,7 +1909,7 @@
       <w:pPr>
         <w:pStyle w:val="BodyText"/>
       </w:pPr>
-      <w:bookmarkStart w:id="34" w:name="eq-model"/>
+      <w:bookmarkStart w:id="35" w:name="eq-model"/>
       <m:oMathPara>
         <m:oMathParaPr>
           <m:jc m:val="center"/>
@@ -1740,7 +2087,7 @@
           </m:d>
         </m:oMath>
       </m:oMathPara>
-      <w:bookmarkEnd w:id="34"/>
+      <w:bookmarkEnd w:id="35"/>
     </w:p>
     <w:p>
       <w:pPr>
@@ -2009,8 +2356,8 @@
         <w:t xml:space="preserve">was calculated using the typical within-study variance that is used in the frequentist approach so that it is comparable.</w:t>
       </w:r>
     </w:p>
-    <w:bookmarkEnd w:id="35"/>
-    <w:bookmarkStart w:id="37" w:name="priors"/>
+    <w:bookmarkEnd w:id="36"/>
+    <w:bookmarkStart w:id="38" w:name="priors"/>
     <w:p>
       <w:pPr>
         <w:pStyle w:val="Heading3"/>
@@ -2183,7 +2530,7 @@
       <w:pPr>
         <w:pStyle w:val="BodyText"/>
       </w:pPr>
-      <w:bookmarkStart w:id="36" w:name="eq-priors"/>
+      <w:bookmarkStart w:id="37" w:name="eq-priors"/>
       <m:oMathPara>
         <m:oMathParaPr>
           <m:jc m:val="center"/>
@@ -2334,7 +2681,7 @@
           </m:d>
         </m:oMath>
       </m:oMathPara>
-      <w:bookmarkEnd w:id="36"/>
+      <w:bookmarkEnd w:id="37"/>
     </w:p>
     <w:p>
       <w:pPr>
@@ -2377,8 +2724,8 @@
         <w:t xml:space="preserve">Additionally, a sensitivity analysis with alternatice priors was conduced, as described below.</w:t>
       </w:r>
     </w:p>
-    <w:bookmarkEnd w:id="37"/>
-    <w:bookmarkStart w:id="38" w:name="frequentist-meta-analysis"/>
+    <w:bookmarkEnd w:id="38"/>
+    <w:bookmarkStart w:id="39" w:name="frequentist-meta-analysis"/>
     <w:p>
       <w:pPr>
         <w:pStyle w:val="Heading3"/>
@@ -2488,9 +2835,9 @@
         <w:t xml:space="preserve">.</w:t>
       </w:r>
     </w:p>
-    <w:bookmarkEnd w:id="38"/>
     <w:bookmarkEnd w:id="39"/>
-    <w:bookmarkStart w:id="42" w:name="sensitivity-analysis"/>
+    <w:bookmarkEnd w:id="40"/>
+    <w:bookmarkStart w:id="43" w:name="sensitivity-analysis"/>
     <w:p>
       <w:pPr>
         <w:pStyle w:val="Heading2"/>
@@ -2787,7 +3134,7 @@
       <w:pPr>
         <w:pStyle w:val="BodyText"/>
       </w:pPr>
-      <w:bookmarkStart w:id="40" w:name="eq-prior-sensitivity1"/>
+      <w:bookmarkStart w:id="41" w:name="eq-prior-sensitivity1"/>
       <m:oMathPara>
         <m:oMathParaPr>
           <m:jc m:val="center"/>
@@ -2937,7 +3284,7 @@
           </m:d>
         </m:oMath>
       </m:oMathPara>
-      <w:bookmarkEnd w:id="40"/>
+      <w:bookmarkEnd w:id="41"/>
     </w:p>
     <w:p>
       <w:pPr>
@@ -2951,7 +3298,7 @@
       <w:pPr>
         <w:pStyle w:val="BodyText"/>
       </w:pPr>
-      <w:bookmarkStart w:id="41" w:name="eq-prior-sensitivity2"/>
+      <w:bookmarkStart w:id="42" w:name="eq-prior-sensitivity2"/>
       <m:oMathPara>
         <m:oMathParaPr>
           <m:jc m:val="center"/>
@@ -3095,11 +3442,11 @@
           </m:d>
         </m:oMath>
       </m:oMathPara>
-      <w:bookmarkEnd w:id="41"/>
-    </w:p>
-    <w:bookmarkEnd w:id="42"/>
+      <w:bookmarkEnd w:id="42"/>
+    </w:p>
     <w:bookmarkEnd w:id="43"/>
-    <w:bookmarkStart w:id="57" w:name="results"/>
+    <w:bookmarkEnd w:id="44"/>
+    <w:bookmarkStart w:id="58" w:name="results"/>
     <w:p>
       <w:pPr>
         <w:pStyle w:val="Heading1"/>
@@ -3180,7 +3527,7 @@
         <w:t xml:space="preserve">Sensitivity analysis results</w:t>
       </w:r>
     </w:p>
-    <w:bookmarkStart w:id="47" w:name="literature-review-1"/>
+    <w:bookmarkStart w:id="48" w:name="literature-review-1"/>
     <w:p>
       <w:pPr>
         <w:pStyle w:val="Heading2"/>
@@ -3289,18 +3636,18 @@
           <wp:inline>
             <wp:extent cx="2971800" cy="4205471"/>
             <wp:effectExtent b="0" l="0" r="0" t="0"/>
-            <wp:docPr descr="Figure 1: PRISMA flow diagram" title="" id="45" name="Picture"/>
+            <wp:docPr descr="Figure 1: PRISMA flow diagram" title="" id="46" name="Picture"/>
             <a:graphic>
               <a:graphicData uri="http://schemas.openxmlformats.org/drawingml/2006/picture">
                 <pic:pic>
                   <pic:nvPicPr>
-                    <pic:cNvPr descr="tables_figures/main/figure1.png" id="46" name="Picture"/>
+                    <pic:cNvPr descr="tables_figures/main/figure1.png" id="47" name="Picture"/>
                     <pic:cNvPicPr>
                       <a:picLocks noChangeArrowheads="1" noChangeAspect="1"/>
                     </pic:cNvPicPr>
                   </pic:nvPicPr>
                   <pic:blipFill>
-                    <a:blip r:embed="rId44"/>
+                    <a:blip r:embed="rId45"/>
                     <a:stretch>
                       <a:fillRect/>
                     </a:stretch>
@@ -3335,8 +3682,8 @@
         <w:t xml:space="preserve">Figure 1: PRISMA flow diagram</w:t>
       </w:r>
     </w:p>
-    <w:bookmarkEnd w:id="47"/>
-    <w:bookmarkStart w:id="48" w:name="risk-of-bias"/>
+    <w:bookmarkEnd w:id="48"/>
+    <w:bookmarkStart w:id="49" w:name="risk-of-bias"/>
     <w:p>
       <w:pPr>
         <w:pStyle w:val="Heading2"/>
@@ -3470,8 +3817,8 @@
         <w:t xml:space="preserve">Results from the RoB assessment is presented in table 3.</w:t>
       </w:r>
     </w:p>
-    <w:bookmarkEnd w:id="48"/>
-    <w:bookmarkStart w:id="55" w:name="meta-analysis-results"/>
+    <w:bookmarkEnd w:id="49"/>
+    <w:bookmarkStart w:id="56" w:name="meta-analysis-results"/>
     <w:p>
       <w:pPr>
         <w:pStyle w:val="Heading2"/>
@@ -3557,7 +3904,7 @@
         <w:t xml:space="preserve"> </w:t>
       </w:r>
       <w:r>
-        <w:t xml:space="preserve">is 1,872 and 3,179 for the tails of the distribution.</w:t>
+        <w:t xml:space="preserve">is 1,796 and 2,504 for the tails of the distribution.</w:t>
       </w:r>
       <w:r>
         <w:t xml:space="preserve"> </w:t>
@@ -3588,7 +3935,7 @@
         <w:pStyle w:val="BodyText"/>
       </w:pPr>
       <w:r>
-        <w:t xml:space="preserve">The Bayesian random-effects meta-analysis yielded a posterior mean pooled estimate of -2.15 (95% credible interval (CrI): -3.48; -0.92) IQ points per unit increase in</w:t>
+        <w:t xml:space="preserve">The Bayesian random-effects meta-analysis yielded a posterior mean pooled estimate of -2.28 (95% credible interval (CrI): -3.56; -1.06) IQ points per unit increase in</w:t>
       </w:r>
       <w:r>
         <w:t xml:space="preserve"> </w:t>
@@ -3617,7 +3964,7 @@
         <w:t xml:space="preserve"> </w:t>
       </w:r>
       <w:r>
-        <w:t xml:space="preserve">The frequentist approach produced a comparable pooled estimate of -2.35 (95% confidence interval (CI): -3.65; -1.05).</w:t>
+        <w:t xml:space="preserve">The frequentist approach produced a comparable pooled estimate of -2.45 (95% confidence interval (CI): -3.7; -1.2).</w:t>
       </w:r>
       <w:r>
         <w:t xml:space="preserve"> </w:t>
@@ -3652,7 +3999,7 @@
         <w:t xml:space="preserve"> </w:t>
       </w:r>
       <w:r>
-        <w:t xml:space="preserve">= 4.32 [95% CrI: 1.28; 10.6], corresponding to an</w:t>
+        <w:t xml:space="preserve">= 3.8 [95% CrI: 1.04; 9.5], corresponding to an</w:t>
       </w:r>
       <w:r>
         <w:t xml:space="preserve"> </w:t>
@@ -3679,7 +4026,7 @@
         <w:t xml:space="preserve"> </w:t>
       </w:r>
       <w:r>
-        <w:t xml:space="preserve">of 98.3% [95% CrI: 95.8%; 99.5%].</w:t>
+        <w:t xml:space="preserve">of 83.3% [95% CrI: 63.9%; 94.2%].</w:t>
       </w:r>
       <w:r>
         <w:t xml:space="preserve"> </w:t>
@@ -3708,7 +4055,7 @@
         <w:t xml:space="preserve"> </w:t>
       </w:r>
       <w:r>
-        <w:t xml:space="preserve">= 3.79 (95% CI: 1.24; 3.79), with</w:t>
+        <w:t xml:space="preserve">= 3.32 (95% CI: 0.99; 3.32), with</w:t>
       </w:r>
       <w:r>
         <w:t xml:space="preserve"> </w:t>
@@ -3735,7 +4082,7 @@
         <w:t xml:space="preserve"> </w:t>
       </w:r>
       <w:r>
-        <w:t xml:space="preserve">= 98.5% (95% CI: 95.65; 99.57%).</w:t>
+        <w:t xml:space="preserve">= 85% (95% CI: 62.75; 95.2%).</w:t>
       </w:r>
     </w:p>
     <w:p>
@@ -3770,18 +4117,18 @@
                 <wp:inline>
                   <wp:extent cx="5943600" cy="6400800"/>
                   <wp:effectExtent b="0" l="0" r="0" t="0"/>
-                  <wp:docPr descr="Figure 2: forest plots" title="" id="50" name="Picture"/>
+                  <wp:docPr descr="Figure 2: forest plots" title="" id="51" name="Picture"/>
                   <a:graphic>
                     <a:graphicData uri="http://schemas.openxmlformats.org/drawingml/2006/picture">
                       <pic:pic>
                         <pic:nvPicPr>
-                          <pic:cNvPr descr="manuscript_files/figure-docx/figure_2_forestplots-1.png" id="51" name="Picture"/>
+                          <pic:cNvPr descr="manuscript_files/figure-docx/figure_2_forestplots-1.png" id="52" name="Picture"/>
                           <pic:cNvPicPr>
                             <a:picLocks noChangeArrowheads="1" noChangeAspect="1"/>
                           </pic:cNvPicPr>
                         </pic:nvPicPr>
                         <pic:blipFill>
-                          <a:blip r:embed="rId49"/>
+                          <a:blip r:embed="rId50"/>
                           <a:stretch>
                             <a:fillRect/>
                           </a:stretch>
@@ -3830,18 +4177,18 @@
                 <wp:inline>
                   <wp:extent cx="5943600" cy="6400800"/>
                   <wp:effectExtent b="0" l="0" r="0" t="0"/>
-                  <wp:docPr descr="Figure 2: forest plots" title="" id="53" name="Picture"/>
+                  <wp:docPr descr="Figure 2: forest plots" title="" id="54" name="Picture"/>
                   <a:graphic>
                     <a:graphicData uri="http://schemas.openxmlformats.org/drawingml/2006/picture">
                       <pic:pic>
                         <pic:nvPicPr>
-                          <pic:cNvPr descr="manuscript_files/figure-docx/figure_2_forestplots-2.png" id="54" name="Picture"/>
+                          <pic:cNvPr descr="manuscript_files/figure-docx/figure_2_forestplots-2.png" id="55" name="Picture"/>
                           <pic:cNvPicPr>
                             <a:picLocks noChangeArrowheads="1" noChangeAspect="1"/>
                           </pic:cNvPicPr>
                         </pic:nvPicPr>
                         <pic:blipFill>
-                          <a:blip r:embed="rId52"/>
+                          <a:blip r:embed="rId53"/>
                           <a:stretch>
                             <a:fillRect/>
                           </a:stretch>
@@ -3894,8 +4241,8 @@
         <w:t xml:space="preserve">This leads to a shrinkage of the mean coefficients towards the pooled effect and is comparable to the inverse-variance weighting in frequentist meta-analyses.</w:t>
       </w:r>
     </w:p>
-    <w:bookmarkEnd w:id="55"/>
-    <w:bookmarkStart w:id="56" w:name="sensitivity-analysis-results"/>
+    <w:bookmarkEnd w:id="56"/>
+    <w:bookmarkStart w:id="57" w:name="sensitivity-analysis-results"/>
     <w:p>
       <w:pPr>
         <w:pStyle w:val="Heading2"/>
@@ -4222,9 +4569,9 @@
         <w:t xml:space="preserve">Suppl. file 5 shows prior, observed data and posterior distributions of all three prior specifications.</w:t>
       </w:r>
     </w:p>
-    <w:bookmarkEnd w:id="56"/>
     <w:bookmarkEnd w:id="57"/>
-    <w:bookmarkStart w:id="62" w:name="discussion"/>
+    <w:bookmarkEnd w:id="58"/>
+    <w:bookmarkStart w:id="63" w:name="discussion"/>
     <w:p>
       <w:pPr>
         <w:pStyle w:val="Heading1"/>
@@ -4233,7 +4580,7 @@
         <w:t xml:space="preserve">4. Discussion</w:t>
       </w:r>
     </w:p>
-    <w:bookmarkStart w:id="58" w:name="Xe4fd33c14a4d85ff45876f16d4ff6029ee422c4"/>
+    <w:bookmarkStart w:id="59" w:name="Xe4fd33c14a4d85ff45876f16d4ff6029ee422c4"/>
     <w:p>
       <w:pPr>
         <w:pStyle w:val="Heading2"/>
@@ -4330,25 +4677,19 @@
         <w:t xml:space="preserve"> </w:t>
       </w:r>
       <w:r>
-        <w:t xml:space="preserve">We identified no single obvious source of heterogeneity.</w:t>
-      </w:r>
-      <w:r>
-        <w:t xml:space="preserve"> </w:t>
-      </w:r>
-      <w:r>
-        <w:t xml:space="preserve">Instead, multiple differences in study population (size, location, age, exposure range) and statistical methods, especially the covariates included in the statistical models (adjustment set) might have caused heterogeneity between the studies (see table 2).</w:t>
-      </w:r>
-      <w:r>
-        <w:t xml:space="preserve"> </w:t>
-      </w:r>
-      <w:r>
-        <w:t xml:space="preserve">For example, one of the included studies that reported a very low effect has been conducted within a relatively low-exposed population</w:t>
-      </w:r>
-      <w:r>
-        <w:t xml:space="preserve"> </w:t>
-      </w:r>
-      <w:r>
-        <w:t xml:space="preserve">(42)</w:t>
+        <w:t xml:space="preserve">Multiple differences in study population (size, location, age, exposure range) and statistical methods, especially the covariates included in the statistical models (adjustment set) might have caused heterogeneity between the studies (see table 2).</w:t>
+      </w:r>
+      <w:r>
+        <w:t xml:space="preserve"> </w:t>
+      </w:r>
+      <w:r>
+        <w:t xml:space="preserve">For example, two of the studies that reported a very low effect has been conducted within a relatively low-exposed population</w:t>
+      </w:r>
+      <w:r>
+        <w:t xml:space="preserve"> </w:t>
+      </w:r>
+      <w:r>
+        <w:t xml:space="preserve">(40,42)</w:t>
       </w:r>
       <w:r>
         <w:t xml:space="preserve">.</w:t>
@@ -4357,12 +4698,33 @@
         <w:t xml:space="preserve"> </w:t>
       </w:r>
       <w:r>
-        <w:t xml:space="preserve">Missing variation in exposure in the sample limits the detectability of an effect.</w:t>
+        <w:t xml:space="preserve">Missing variation in exposure variable limits the detectability of an effect and might result in a very low reported effect.</w:t>
       </w:r>
       <w:r>
         <w:br/>
       </w:r>
       <w:r>
+        <w:t xml:space="preserve">The included studies are based on population samples from multiple different regions (North America: 4, South America: 1, Europe: 3, Asia: 3, Australia: 1) and some populations have been sampled in hotspot regions with presumably higher lead concentrations</w:t>
+      </w:r>
+      <w:r>
+        <w:t xml:space="preserve"> </w:t>
+      </w:r>
+      <w:r>
+        <w:t xml:space="preserve">(40,45,49)</w:t>
+      </w:r>
+      <w:r>
+        <w:t xml:space="preserve">.</w:t>
+      </w:r>
+      <w:r>
+        <w:t xml:space="preserve"> </w:t>
+      </w:r>
+      <w:r>
+        <w:t xml:space="preserve">This limits the generalizability of our findings and may be another explanation for the observed heterogeneity.</w:t>
+      </w:r>
+      <w:r>
+        <w:br/>
+      </w:r>
+      <w:r>
         <w:t xml:space="preserve">Using an IQ test that has not been culturally adapted to the population it is used in, the IQ score results may be an underestimate of the true IQ.</w:t>
       </w:r>
       <w:r>
@@ -4381,10 +4743,10 @@
         <w:t xml:space="preserve">.</w:t>
       </w:r>
       <w:r>
-        <w:t xml:space="preserve"> </w:t>
-      </w:r>
-      <w:r>
-        <w:t xml:space="preserve">Studies that reported a larger standard error of the regression coefficient also tended to reported larger effects.</w:t>
+        <w:br/>
+      </w:r>
+      <w:r>
+        <w:t xml:space="preserve">Furthermore, studies that reported a larger standard error of the regression coefficient also tended to reported larger effects.</w:t>
       </w:r>
       <w:r>
         <w:t xml:space="preserve"> </w:t>
@@ -4396,31 +4758,57 @@
         <w:br/>
       </w:r>
       <w:r>
-        <w:t xml:space="preserve">By incorporating prior knowledge and thus laying less</w:t>
-      </w:r>
-      <w:r>
-        <w:t xml:space="preserve"> </w:t>
-      </w:r>
-      <w:r>
-        <w:t xml:space="preserve">“trust”</w:t>
-      </w:r>
-      <w:r>
-        <w:t xml:space="preserve"> </w:t>
-      </w:r>
-      <w:r>
-        <w:t xml:space="preserve">on such studies, Bayesian models are less sensitive to such outliers, especially when pooling a small number of studies.</w:t>
+        <w:t xml:space="preserve">By specifying conservative priors and thus weighing such studies down, Bayesian models are less sensitive to such outliers, especially when pooling a small number of studies.</w:t>
       </w:r>
       <w:r>
         <w:br/>
       </w:r>
-      <w:r>
-        <w:t xml:space="preserve">As mentioned above, the included studies are based on population samples from multiple different regions (North America: 4, South America: 1, Europe: 3, Asia: 3, Australia: 1) and some populations have been sampled in hotspot regions with presumably higher lead concentrations</w:t>
-      </w:r>
-      <w:r>
-        <w:t xml:space="preserve"> </w:t>
-      </w:r>
-      <w:r>
-        <w:t xml:space="preserve">(40,45,49)</w:t>
+    </w:p>
+    <w:p>
+      <w:pPr>
+        <w:pStyle w:val="BodyText"/>
+      </w:pPr>
+      <w:r>
+        <w:t xml:space="preserve">The RoB sensitivity analysis suggested that the results are generally robust to possible individual-study bias.</w:t>
+      </w:r>
+      <w:r>
+        <w:t xml:space="preserve"> </w:t>
+      </w:r>
+      <w:r>
+        <w:t xml:space="preserve">Importantly, the study published by Crump et al. (2013)</w:t>
+      </w:r>
+      <w:r>
+        <w:t xml:space="preserve"> </w:t>
+      </w:r>
+      <w:r>
+        <w:t xml:space="preserve">(24)</w:t>
+      </w:r>
+      <w:r>
+        <w:t xml:space="preserve">, which is a re-analysis of the landmark study by Lanphear et al (2005)</w:t>
+      </w:r>
+      <w:r>
+        <w:t xml:space="preserve"> </w:t>
+      </w:r>
+      <w:r>
+        <w:t xml:space="preserve">(16)</w:t>
+      </w:r>
+      <w:r>
+        <w:t xml:space="preserve"> </w:t>
+      </w:r>
+      <w:r>
+        <w:t xml:space="preserve">received a high RoB rating in our assessment.</w:t>
+      </w:r>
+      <w:r>
+        <w:t xml:space="preserve"> </w:t>
+      </w:r>
+      <w:r>
+        <w:t xml:space="preserve">The results of this study have been used in multiple down-stream analyses, including in the most recent Global Burden of Disease study</w:t>
+      </w:r>
+      <w:r>
+        <w:t xml:space="preserve"> </w:t>
+      </w:r>
+      <w:r>
+        <w:t xml:space="preserve">(5)</w:t>
       </w:r>
       <w:r>
         <w:t xml:space="preserve">.</w:t>
@@ -4429,7 +4817,28 @@
         <w:t xml:space="preserve"> </w:t>
       </w:r>
       <w:r>
-        <w:t xml:space="preserve">This limits the generalizability of our findings.</w:t>
+        <w:t xml:space="preserve">In this study, the burden of disease in 204 countries and for several health risks, including lead exposure was estimated.</w:t>
+      </w:r>
+      <w:r>
+        <w:t xml:space="preserve"> </w:t>
+      </w:r>
+      <w:r>
+        <w:t xml:space="preserve">The main driver for the high RoB identified in the analysis of Crump et al. is the stepwise backward-elimination regression approach, which is central to their findings and has received substantial criticism</w:t>
+      </w:r>
+      <w:r>
+        <w:t xml:space="preserve"> </w:t>
+      </w:r>
+      <w:r>
+        <w:t xml:space="preserve">(50,54,55)</w:t>
+      </w:r>
+      <w:r>
+        <w:t xml:space="preserve">.</w:t>
+      </w:r>
+      <w:r>
+        <w:t xml:space="preserve"> </w:t>
+      </w:r>
+      <w:r>
+        <w:t xml:space="preserve">This highlights the need for an updated evidence synthesis which we provide in this study.</w:t>
       </w:r>
     </w:p>
     <w:p>
@@ -4437,67 +4846,76 @@
         <w:pStyle w:val="BodyText"/>
       </w:pPr>
       <w:r>
-        <w:t xml:space="preserve">The RoB sensitivity analysis suggested that the results are generally robust to possible individual-study bias.</w:t>
-      </w:r>
-      <w:r>
-        <w:t xml:space="preserve"> </w:t>
-      </w:r>
-      <w:r>
-        <w:t xml:space="preserve">Importantly, the study published by Crump et al. (2013)</w:t>
-      </w:r>
-      <w:r>
-        <w:t xml:space="preserve"> </w:t>
-      </w:r>
-      <w:r>
-        <w:t xml:space="preserve">(24)</w:t>
-      </w:r>
-      <w:r>
-        <w:t xml:space="preserve">, which is a re-analysis of the landmark study by Lanphear et al (2005)</w:t>
-      </w:r>
-      <w:r>
-        <w:t xml:space="preserve"> </w:t>
-      </w:r>
-      <w:r>
-        <w:t xml:space="preserve">(16)</w:t>
-      </w:r>
-      <w:r>
-        <w:t xml:space="preserve"> </w:t>
-      </w:r>
-      <w:r>
-        <w:t xml:space="preserve">received a high RoB rating in our assessment.</w:t>
-      </w:r>
-      <w:r>
-        <w:t xml:space="preserve"> </w:t>
-      </w:r>
-      <w:r>
-        <w:t xml:space="preserve">The results of this study have been used in multiple down-stream analyses, including in the most recent Global Burden of Disease study</w:t>
-      </w:r>
-      <w:r>
-        <w:t xml:space="preserve"> </w:t>
-      </w:r>
-      <w:r>
-        <w:t xml:space="preserve">(5)</w:t>
+        <w:t xml:space="preserve">This study does not only provide an updated effect measure for the association of lead and IQ, but additionally compares a more conventional, frequentist approach to meta-analysis to a Bayesian approach that is less used in environmental epidemiology to date.</w:t>
+      </w:r>
+    </w:p>
+    <w:bookmarkEnd w:id="59"/>
+    <w:bookmarkStart w:id="60" w:name="Xe5ac57d0eff2b1210c69c5d0ce3670b3d74f7a3"/>
+    <w:p>
+      <w:pPr>
+        <w:pStyle w:val="Heading2"/>
+      </w:pPr>
+      <w:r>
+        <w:t xml:space="preserve">4.2 Differences, similarities, strengths &amp; weaknesses of both approaches</w:t>
+      </w:r>
+    </w:p>
+    <w:p>
+      <w:pPr>
+        <w:pStyle w:val="FirstParagraph"/>
+      </w:pPr>
+      <w:r>
+        <w:t xml:space="preserve">Pooled effects and measures of heterogeneity were largely consistent in both approaches.</w:t>
+      </w:r>
+      <w:r>
+        <w:t xml:space="preserve"> </w:t>
+      </w:r>
+      <w:r>
+        <w:t xml:space="preserve">Slightly lower mean pooled effects were estimated by the Bayesian model.</w:t>
+      </w:r>
+      <w:r>
+        <w:t xml:space="preserve"> </w:t>
+      </w:r>
+      <w:r>
+        <w:t xml:space="preserve">The prior sensitivity analyses shows that this is caused by posterior shrinkage of the study-level estimates, comparable to inverse-variance weighting in frequentist meta-analysis, together with the regularizing effect of the specified priors.</w:t>
+      </w:r>
+      <w:r>
+        <w:t xml:space="preserve"> </w:t>
+      </w:r>
+      <w:r>
+        <w:t xml:space="preserve">Importantly, this difference does not materially affect the overall interpretation of the association between lead exposure and IQ.</w:t>
+      </w:r>
+      <w:r>
+        <w:t xml:space="preserve"> </w:t>
+      </w:r>
+      <w:r>
+        <w:t xml:space="preserve">However, it illustrates that Bayesian meta-analysis can be less sensitive to outlier studies reporting large effects with substantial uncertainty, if priors (more specifically the prior for heterogeneity) reflecting plausible domain knowledge or expectations are specified.</w:t>
+      </w:r>
+      <w:r>
+        <w:t xml:space="preserve"> </w:t>
+      </w:r>
+      <w:r>
+        <w:t xml:space="preserve">In contrast, frequentist meta-analytic models implicitly rely on flat or non-informative priors, which result in greater sensitivity to outliers</w:t>
+      </w:r>
+      <w:r>
+        <w:t xml:space="preserve"> </w:t>
+      </w:r>
+      <w:r>
+        <w:t xml:space="preserve">(56)</w:t>
       </w:r>
       <w:r>
         <w:t xml:space="preserve">.</w:t>
       </w:r>
       <w:r>
-        <w:t xml:space="preserve"> </w:t>
-      </w:r>
-      <w:r>
-        <w:t xml:space="preserve">In this study, the burden of disease in 204 countries and for several health risks, including lead exposure was estimated.</w:t>
-      </w:r>
-      <w:r>
-        <w:t xml:space="preserve"> </w:t>
-      </w:r>
-      <w:r>
-        <w:t xml:space="preserve">The main driver for the high RoB identified in the analysis of Crump et al. is the stepwise backward-elimination regression approach, which is central to their findings and has received substantial criticism</w:t>
-      </w:r>
-      <w:r>
-        <w:t xml:space="preserve"> </w:t>
-      </w:r>
-      <w:r>
-        <w:t xml:space="preserve">(50,54,55)</w:t>
+        <w:br/>
+      </w:r>
+      <w:r>
+        <w:t xml:space="preserve">Conducting a Bayesian meta-analysis can be laborious compared to frequentist approaches, as it requires more statistical knowledge, explicit consideration of modelling assumptions, and in practice often more programming effort</w:t>
+      </w:r>
+      <w:r>
+        <w:t xml:space="preserve"> </w:t>
+      </w:r>
+      <w:r>
+        <w:t xml:space="preserve">(57)</w:t>
       </w:r>
       <w:r>
         <w:t xml:space="preserve">.</w:t>
@@ -4506,92 +4924,6 @@
         <w:t xml:space="preserve"> </w:t>
       </w:r>
       <w:r>
-        <w:t xml:space="preserve">This highlights the need for an updated evidence synthesis which we provide in this study.</w:t>
-      </w:r>
-    </w:p>
-    <w:p>
-      <w:pPr>
-        <w:pStyle w:val="BodyText"/>
-      </w:pPr>
-      <w:r>
-        <w:t xml:space="preserve">This study does not only provide an updated effect measure for the association of lead and IQ, but additionally compares a more conventional, frequentist approach to meta-analysis to a Bayesian approach that is less used in environmental epidemiology to date.</w:t>
-      </w:r>
-    </w:p>
-    <w:bookmarkEnd w:id="58"/>
-    <w:bookmarkStart w:id="59" w:name="Xe5ac57d0eff2b1210c69c5d0ce3670b3d74f7a3"/>
-    <w:p>
-      <w:pPr>
-        <w:pStyle w:val="Heading2"/>
-      </w:pPr>
-      <w:r>
-        <w:t xml:space="preserve">4.2 Differences, similarities, strengths &amp; weaknesses of both approaches</w:t>
-      </w:r>
-    </w:p>
-    <w:p>
-      <w:pPr>
-        <w:pStyle w:val="FirstParagraph"/>
-      </w:pPr>
-      <w:r>
-        <w:t xml:space="preserve">Pooled effects and measures of heterogeneity were largely consistent in both approaches.</w:t>
-      </w:r>
-      <w:r>
-        <w:t xml:space="preserve"> </w:t>
-      </w:r>
-      <w:r>
-        <w:t xml:space="preserve">Slightly lower mean pooled effects were estimated by the Bayesian model.</w:t>
-      </w:r>
-      <w:r>
-        <w:t xml:space="preserve"> </w:t>
-      </w:r>
-      <w:r>
-        <w:t xml:space="preserve">The prior sensitivity analyses shows that this is caused by posterior shrinkage of the study-level estimates, comparable to inverse-variance weighting in frequentist meta-analysis, together with the regularizing effect of the specified priors.</w:t>
-      </w:r>
-      <w:r>
-        <w:t xml:space="preserve"> </w:t>
-      </w:r>
-      <w:r>
-        <w:t xml:space="preserve">Importantly, this difference does not materially affect the overall interpretation of the association between lead exposure and IQ.</w:t>
-      </w:r>
-      <w:r>
-        <w:t xml:space="preserve"> </w:t>
-      </w:r>
-      <w:r>
-        <w:t xml:space="preserve">However, it illustrates that Bayesian meta-analysis can be less sensitive to outlier studies reporting large effects with substantial uncertainty, if priors (more specifically the prior for heterogeneity) reflecting plausible domain knowledge or expectations are specified.</w:t>
-      </w:r>
-      <w:r>
-        <w:t xml:space="preserve"> </w:t>
-      </w:r>
-      <w:r>
-        <w:t xml:space="preserve">In contrast, frequentist meta-analytic models implicitly rely on flat or non-informative priors, which result in greater sensitivity to outliers</w:t>
-      </w:r>
-      <w:r>
-        <w:t xml:space="preserve"> </w:t>
-      </w:r>
-      <w:r>
-        <w:t xml:space="preserve">(56)</w:t>
-      </w:r>
-      <w:r>
-        <w:t xml:space="preserve">.</w:t>
-      </w:r>
-      <w:r>
-        <w:br/>
-      </w:r>
-      <w:r>
-        <w:t xml:space="preserve">Conducting a Bayesian meta-analysis can be laborious compared to frequentist approaches, as it requires more statistical knowledge, explicit consideration of modelling assumptions, and in practice often more programming effort</w:t>
-      </w:r>
-      <w:r>
-        <w:t xml:space="preserve"> </w:t>
-      </w:r>
-      <w:r>
-        <w:t xml:space="preserve">(57)</w:t>
-      </w:r>
-      <w:r>
-        <w:t xml:space="preserve">.</w:t>
-      </w:r>
-      <w:r>
-        <w:t xml:space="preserve"> </w:t>
-      </w:r>
-      <w:r>
         <w:t xml:space="preserve">While these might initially appear as disadvantages, they can equally be understood as methodological safeguards:</w:t>
       </w:r>
       <w:r>
@@ -4601,8 +4933,8 @@
         <w:t xml:space="preserve">by requiring researchers to state their assumptions explicitly rather than accepting defaults embedded in software, the Bayesian approach encourages engagement with the data and the modelling assumptions being made.</w:t>
       </w:r>
     </w:p>
-    <w:bookmarkEnd w:id="59"/>
-    <w:bookmarkStart w:id="60" w:name="outlook"/>
+    <w:bookmarkEnd w:id="60"/>
+    <w:bookmarkStart w:id="61" w:name="outlook"/>
     <w:p>
       <w:pPr>
         <w:pStyle w:val="Heading2"/>
@@ -4677,7 +5009,7 @@
         </w:numPr>
       </w:pPr>
       <w:r>
-        <w:t xml:space="preserve">prediction of theoretical future studies (simulation)</w:t>
+        <w:t xml:space="preserve">(prediction of theoretical future studies (simulation))</w:t>
       </w:r>
     </w:p>
     <w:p>
@@ -4689,6 +5021,9 @@
         </w:numPr>
       </w:pPr>
       <w:r>
+        <w:rPr>
+          <w:strike/>
+        </w:rPr>
         <w:t xml:space="preserve">possible use-cases of probabilistic meta-analysis (risk assessment, EBD)</w:t>
       </w:r>
     </w:p>
@@ -4701,6 +5036,9 @@
         </w:numPr>
       </w:pPr>
       <w:r>
+        <w:rPr>
+          <w:strike/>
+        </w:rPr>
         <w:t xml:space="preserve">probabilistic EBD (give examples of deterministic approach?)</w:t>
       </w:r>
     </w:p>
@@ -4709,53 +5047,98 @@
         <w:pStyle w:val="FirstParagraph"/>
       </w:pPr>
       <w:r>
-        <w:t xml:space="preserve">The results of Bayesian models always are distributional, which is a central difference to point estimates (central estimate, CI) produced by frequentist models.</w:t>
-      </w:r>
-      <w:r>
-        <w:t xml:space="preserve"> </w:t>
-      </w:r>
-      <w:r>
-        <w:t xml:space="preserve">Distributional results offer distinct advantages, especially for risk assessment and policy-making.</w:t>
-      </w:r>
-      <w:r>
-        <w:t xml:space="preserve"> </w:t>
-      </w:r>
-      <w:r>
-        <w:t xml:space="preserve">First, credible intervals are not limited to 95% and any interval can be estimated from the posterior distribution.</w:t>
-      </w:r>
-      <w:r>
-        <w:t xml:space="preserve"> </w:t>
-      </w:r>
-      <w:r>
-        <w:t xml:space="preserve">These can then be interpreted in terms of probability, which confidence intervals, even though often misinterpreted as that, can’t be.</w:t>
-      </w:r>
-      <w:r>
-        <w:t xml:space="preserve"> </w:t>
-      </w:r>
-      <w:r>
-        <w:t xml:space="preserve">Whenever multiple health risks are to be compared, probability distributions make it possible to calculate the probability of one health risk being greater than the other.</w:t>
-      </w:r>
-      <w:r>
-        <w:t xml:space="preserve"> </w:t>
-      </w:r>
-      <w:r>
-        <w:t xml:space="preserve">In case there are meaningful thresholds of effect strength / health risk to be evaluated, exceedance probabilities can be calculated from the posterior distribution.</w:t>
+        <w:t xml:space="preserve">The results of Bayesian models are inherently distributional, which is an important difference to point estimates (central estimate, CI) produced by frequentist models.</w:t>
+      </w:r>
+      <w:r>
+        <w:t xml:space="preserve"> </w:t>
+      </w:r>
+      <w:r>
+        <w:t xml:space="preserve">These distributional results offer distinct advantages, particularly for risk assessment and policy-making.</w:t>
+      </w:r>
+      <w:r>
+        <w:t xml:space="preserve"> </w:t>
+      </w:r>
+      <w:r>
+        <w:t xml:space="preserve">First, any credible interval can be derived from the posterior distribution according to the needs of researchers, decision-makers, or other stakeholders.</w:t>
+      </w:r>
+      <w:r>
+        <w:t xml:space="preserve"> </w:t>
+      </w:r>
+      <w:r>
+        <w:t xml:space="preserve">These allow direct probability statements about parameter values, unlike confidence intervals which are frequently but incorrectly interpreted probabilistically.</w:t>
       </w:r>
       <w:r>
         <w:br/>
       </w:r>
       <w:r>
-        <w:t xml:space="preserve">Posterior distributions of meta-analyses together with the specified statistical model can be used to either predict theoretical future epidemiological studies, which (why interesting?) or the theoretical population health impact of the exposure in another population.</w:t>
-      </w:r>
-      <w:r>
-        <w:t xml:space="preserve"> </w:t>
-      </w:r>
-      <w:r>
-        <w:t xml:space="preserve">This second approach is known as environmental Burden of Disease.</w:t>
-      </w:r>
-    </w:p>
-    <w:bookmarkEnd w:id="60"/>
-    <w:bookmarkStart w:id="61" w:name="study-limitations-strengths"/>
+        <w:t xml:space="preserve">Second, posterior distributions enable probabilistic comparisons across multiple health risks, such as calculating the probability that one risk exceeds another.</w:t>
+      </w:r>
+      <w:r>
+        <w:t xml:space="preserve"> </w:t>
+      </w:r>
+      <w:r>
+        <w:t xml:space="preserve">When meaningful thresholds of effect size or health risk are defined, exceedance probabilities can be directly obtained from the posterior distribution, providing an intuitive and policy-relevant summary of uncertainty.</w:t>
+      </w:r>
+      <w:r>
+        <w:br/>
+      </w:r>
+      <w:r>
+        <w:t xml:space="preserve">Posterior distributions of meta-analyses together with the specified statistical model can be used to predict theoretical future epidemiological studies.</w:t>
+      </w:r>
+      <w:r>
+        <w:t xml:space="preserve"> </w:t>
+      </w:r>
+      <w:r>
+        <w:t xml:space="preserve">This offers an additional way of representing between-study heterogeneity.</w:t>
+      </w:r>
+      <w:r>
+        <w:t xml:space="preserve"> </w:t>
+      </w:r>
+      <w:r>
+        <w:t xml:space="preserve">Also, the population-level health impact of an exposure under specified conditions can be estimated using the posterior distribution.</w:t>
+      </w:r>
+      <w:r>
+        <w:t xml:space="preserve"> </w:t>
+      </w:r>
+      <w:r>
+        <w:t xml:space="preserve">The latter application is known as Environmental Burden of Disease (EBD).</w:t>
+      </w:r>
+      <w:r>
+        <w:br/>
+      </w:r>
+      <w:r>
+        <w:t xml:space="preserve">In EBD studies, the health impacts of an exposure on a defined population are quantified and summarized using metrics such as disability-adjusted life years (DALYs).</w:t>
+      </w:r>
+      <w:r>
+        <w:t xml:space="preserve"> </w:t>
+      </w:r>
+      <w:r>
+        <w:t xml:space="preserve">These estimates enable comparisons of the impact of multiple health determinants within a population, as well as comparisons of the same determinant across populations or countries.</w:t>
+      </w:r>
+      <w:r>
+        <w:t xml:space="preserve"> </w:t>
+      </w:r>
+      <w:r>
+        <w:t xml:space="preserve">EBD integrates both population exposure and the associated exposure–response relationship (e.g. relative risk, beta coefficient etc.)</w:t>
+      </w:r>
+      <w:r>
+        <w:t xml:space="preserve"> </w:t>
+      </w:r>
+      <w:r>
+        <w:t xml:space="preserve">(58)</w:t>
+      </w:r>
+      <w:r>
+        <w:t xml:space="preserve">.</w:t>
+      </w:r>
+      <w:r>
+        <w:t xml:space="preserve"> </w:t>
+      </w:r>
+      <w:r>
+        <w:t xml:space="preserve">The distributional results of this study enable probabilistic EBD assessments using Monte Carlo simulations without additional assumptions on uncertainty distributions on the exposure-response function.</w:t>
+      </w:r>
+    </w:p>
+    <w:bookmarkEnd w:id="61"/>
+    <w:bookmarkStart w:id="62" w:name="study-limitations-strengths"/>
     <w:p>
       <w:pPr>
         <w:pStyle w:val="Heading2"/>
@@ -4789,6 +5172,12 @@
       <w:r>
         <w:t xml:space="preserve">Both of these limit the generalizability of the results or their applicability to a specific population.</w:t>
       </w:r>
+      <w:r>
+        <w:t xml:space="preserve"> </w:t>
+      </w:r>
+      <w:r>
+        <w:t xml:space="preserve">Also, there may be publication bias present that could lead to an overestimation of the pooled effect.</w:t>
+      </w:r>
     </w:p>
     <w:p>
       <w:pPr>
@@ -4801,7 +5190,7 @@
         <w:t xml:space="preserve"> </w:t>
       </w:r>
       <w:r>
-        <w:t xml:space="preserve">(58–61)</w:t>
+        <w:t xml:space="preserve">(59–62)</w:t>
       </w:r>
       <w:r>
         <w:t xml:space="preserve"> </w:t>
@@ -4813,7 +5202,7 @@
         <w:t xml:space="preserve"> </w:t>
       </w:r>
       <w:r>
-        <w:t xml:space="preserve">(62,63)</w:t>
+        <w:t xml:space="preserve">(63,64)</w:t>
       </w:r>
       <w:r>
         <w:t xml:space="preserve">.</w:t>
@@ -4839,7 +5228,7 @@
       <w:r>
         <w:t xml:space="preserve"> </w:t>
       </w:r>
-      <w:hyperlink r:id="rId33">
+      <w:hyperlink r:id="rId34">
         <w:r>
           <w:rPr>
             <w:rStyle w:val="Hyperlink"/>
@@ -4854,9 +5243,9 @@
         <w:t xml:space="preserve">which makes it fully reproducible.</w:t>
       </w:r>
     </w:p>
-    <w:bookmarkEnd w:id="61"/>
     <w:bookmarkEnd w:id="62"/>
-    <w:bookmarkStart w:id="63" w:name="conclusions"/>
+    <w:bookmarkEnd w:id="63"/>
+    <w:bookmarkStart w:id="64" w:name="conclusions"/>
     <w:p>
       <w:pPr>
         <w:pStyle w:val="Heading1"/>
@@ -4889,8 +5278,8 @@
         <w:t xml:space="preserve">Implications of results: policy, (scientific?) practice, future research needs</w:t>
       </w:r>
     </w:p>
-    <w:bookmarkEnd w:id="63"/>
-    <w:bookmarkStart w:id="64" w:name="list-of-abbreviations"/>
+    <w:bookmarkEnd w:id="64"/>
+    <w:bookmarkStart w:id="65" w:name="list-of-abbreviations"/>
     <w:p>
       <w:pPr>
         <w:pStyle w:val="Heading1"/>
@@ -5012,6 +5401,32 @@
             </w:pPr>
             <w:r>
               <w:t xml:space="preserve">Credible interval</w:t>
+            </w:r>
+          </w:p>
+        </w:tc>
+      </w:tr>
+      <w:tr>
+        <w:tc>
+          <w:tcPr/>
+          <w:p>
+            <w:pPr>
+              <w:pStyle w:val="Compact"/>
+              <w:jc w:val="left"/>
+            </w:pPr>
+            <w:r>
+              <w:t xml:space="preserve">DALY</w:t>
+            </w:r>
+          </w:p>
+        </w:tc>
+        <w:tc>
+          <w:tcPr/>
+          <w:p>
+            <w:pPr>
+              <w:pStyle w:val="Compact"/>
+              <w:jc w:val="left"/>
+            </w:pPr>
+            <w:r>
+              <w:t xml:space="preserve">Disability-adjusted life years</w:t>
             </w:r>
           </w:p>
         </w:tc>
@@ -5277,8 +5692,8 @@
         </w:tc>
       </w:tr>
     </w:tbl>
-    <w:bookmarkEnd w:id="64"/>
-    <w:bookmarkStart w:id="65" w:name="acknowledgements"/>
+    <w:bookmarkEnd w:id="65"/>
+    <w:bookmarkStart w:id="66" w:name="acknowledgements"/>
     <w:p>
       <w:pPr>
         <w:pStyle w:val="Heading1"/>
@@ -5337,8 +5752,8 @@
         <w:t xml:space="preserve">for their help in the screening process.</w:t>
       </w:r>
     </w:p>
-    <w:bookmarkEnd w:id="65"/>
-    <w:bookmarkStart w:id="66" w:name="funding"/>
+    <w:bookmarkEnd w:id="66"/>
+    <w:bookmarkStart w:id="67" w:name="funding"/>
     <w:p>
       <w:pPr>
         <w:pStyle w:val="Heading1"/>
@@ -5367,8 +5782,8 @@
         <w:t xml:space="preserve">Neither the European Union nor the granting authority can be held responsible for them.</w:t>
       </w:r>
     </w:p>
-    <w:bookmarkEnd w:id="66"/>
-    <w:bookmarkStart w:id="190" w:name="bibliography"/>
+    <w:bookmarkEnd w:id="67"/>
+    <w:bookmarkStart w:id="191" w:name="bibliography"/>
     <w:p>
       <w:pPr>
         <w:pStyle w:val="Heading1"/>
@@ -5377,8 +5792,8 @@
         <w:t xml:space="preserve">References</w:t>
       </w:r>
     </w:p>
-    <w:bookmarkStart w:id="189" w:name="refs"/>
-    <w:bookmarkStart w:id="68" w:name="Xe38019c88c6d2792bb296bad7dc0a4dd55f1319"/>
+    <w:bookmarkStart w:id="190" w:name="refs"/>
+    <w:bookmarkStart w:id="69" w:name="Xe38019c88c6d2792bb296bad7dc0a4dd55f1319"/>
     <w:p>
       <w:pPr>
         <w:pStyle w:val="Bibliography"/>
@@ -5398,7 +5813,7 @@
       <w:r>
         <w:t xml:space="preserve"> </w:t>
       </w:r>
-      <w:hyperlink r:id="rId67">
+      <w:hyperlink r:id="rId68">
         <w:r>
           <w:rPr>
             <w:rStyle w:val="Hyperlink"/>
@@ -5437,8 +5852,8 @@
         <w:t xml:space="preserve"> </w:t>
       </w:r>
     </w:p>
-    <w:bookmarkEnd w:id="68"/>
-    <w:bookmarkStart w:id="70" w:name="ref-lacerda2023GlobalDecreaseBlood"/>
+    <w:bookmarkEnd w:id="69"/>
+    <w:bookmarkStart w:id="71" w:name="ref-lacerda2023GlobalDecreaseBlood"/>
     <w:p>
       <w:pPr>
         <w:pStyle w:val="Bibliography"/>
@@ -5458,7 +5873,7 @@
       <w:r>
         <w:t xml:space="preserve"> </w:t>
       </w:r>
-      <w:hyperlink r:id="rId69">
+      <w:hyperlink r:id="rId70">
         <w:r>
           <w:rPr>
             <w:rStyle w:val="Hyperlink"/>
@@ -5473,8 +5888,8 @@
         <w:t xml:space="preserve"> </w:t>
       </w:r>
     </w:p>
-    <w:bookmarkEnd w:id="70"/>
-    <w:bookmarkStart w:id="72" w:name="X4707f3a4b72a0982487545f9dc3d674642af108"/>
+    <w:bookmarkEnd w:id="71"/>
+    <w:bookmarkStart w:id="73" w:name="X4707f3a4b72a0982487545f9dc3d674642af108"/>
     <w:p>
       <w:pPr>
         <w:pStyle w:val="Bibliography"/>
@@ -5494,7 +5909,7 @@
       <w:r>
         <w:t xml:space="preserve"> </w:t>
       </w:r>
-      <w:hyperlink r:id="rId71">
+      <w:hyperlink r:id="rId72">
         <w:r>
           <w:rPr>
             <w:rStyle w:val="Hyperlink"/>
@@ -5533,8 +5948,8 @@
         <w:t xml:space="preserve"> </w:t>
       </w:r>
     </w:p>
-    <w:bookmarkEnd w:id="72"/>
-    <w:bookmarkStart w:id="74" w:name="ref-sy2024AssessmentLongTermExposure"/>
+    <w:bookmarkEnd w:id="73"/>
+    <w:bookmarkStart w:id="75" w:name="ref-sy2024AssessmentLongTermExposure"/>
     <w:p>
       <w:pPr>
         <w:pStyle w:val="Bibliography"/>
@@ -5554,7 +5969,7 @@
       <w:r>
         <w:t xml:space="preserve"> </w:t>
       </w:r>
-      <w:hyperlink r:id="rId73">
+      <w:hyperlink r:id="rId74">
         <w:r>
           <w:rPr>
             <w:rStyle w:val="Hyperlink"/>
@@ -5629,8 +6044,8 @@
         <w:t xml:space="preserve"> </w:t>
       </w:r>
     </w:p>
-    <w:bookmarkEnd w:id="74"/>
-    <w:bookmarkStart w:id="76" w:name="ref-brauer2024GlobalBurdenStrength"/>
+    <w:bookmarkEnd w:id="75"/>
+    <w:bookmarkStart w:id="77" w:name="ref-brauer2024GlobalBurdenStrength"/>
     <w:p>
       <w:pPr>
         <w:pStyle w:val="Bibliography"/>
@@ -5650,7 +6065,7 @@
       <w:r>
         <w:t xml:space="preserve"> </w:t>
       </w:r>
-      <w:hyperlink r:id="rId75">
+      <w:hyperlink r:id="rId76">
         <w:r>
           <w:rPr>
             <w:rStyle w:val="Hyperlink"/>
@@ -5713,8 +6128,8 @@
         <w:t xml:space="preserve"> </w:t>
       </w:r>
     </w:p>
-    <w:bookmarkEnd w:id="76"/>
-    <w:bookmarkStart w:id="78" w:name="ref-harari2018BloodLeadLevels"/>
+    <w:bookmarkEnd w:id="77"/>
+    <w:bookmarkStart w:id="79" w:name="ref-harari2018BloodLeadLevels"/>
     <w:p>
       <w:pPr>
         <w:pStyle w:val="Bibliography"/>
@@ -5734,7 +6149,7 @@
       <w:r>
         <w:t xml:space="preserve"> </w:t>
       </w:r>
-      <w:hyperlink r:id="rId77">
+      <w:hyperlink r:id="rId78">
         <w:r>
           <w:rPr>
             <w:rStyle w:val="Hyperlink"/>
@@ -5809,8 +6224,8 @@
         <w:t xml:space="preserve"> </w:t>
       </w:r>
     </w:p>
-    <w:bookmarkEnd w:id="78"/>
-    <w:bookmarkStart w:id="80" w:name="ref-wan2022ChronicLeadExposure"/>
+    <w:bookmarkEnd w:id="79"/>
+    <w:bookmarkStart w:id="81" w:name="ref-wan2022ChronicLeadExposure"/>
     <w:p>
       <w:pPr>
         <w:pStyle w:val="Bibliography"/>
@@ -5830,7 +6245,7 @@
       <w:r>
         <w:t xml:space="preserve"> </w:t>
       </w:r>
-      <w:hyperlink r:id="rId79">
+      <w:hyperlink r:id="rId80">
         <w:r>
           <w:rPr>
             <w:rStyle w:val="Hyperlink"/>
@@ -5845,8 +6260,8 @@
         <w:t xml:space="preserve"> </w:t>
       </w:r>
     </w:p>
-    <w:bookmarkEnd w:id="80"/>
-    <w:bookmarkStart w:id="82" w:name="ref-rosengren2025ExposureLeadCoronary"/>
+    <w:bookmarkEnd w:id="81"/>
+    <w:bookmarkStart w:id="83" w:name="ref-rosengren2025ExposureLeadCoronary"/>
     <w:p>
       <w:pPr>
         <w:pStyle w:val="Bibliography"/>
@@ -5866,7 +6281,7 @@
       <w:r>
         <w:t xml:space="preserve"> </w:t>
       </w:r>
-      <w:hyperlink r:id="rId81">
+      <w:hyperlink r:id="rId82">
         <w:r>
           <w:rPr>
             <w:rStyle w:val="Hyperlink"/>
@@ -5959,8 +6374,8 @@
         <w:t xml:space="preserve"> </w:t>
       </w:r>
     </w:p>
-    <w:bookmarkEnd w:id="82"/>
-    <w:bookmarkStart w:id="84" w:name="ref-lanphear2018LowlevelLeadExposure"/>
+    <w:bookmarkEnd w:id="83"/>
+    <w:bookmarkStart w:id="85" w:name="ref-lanphear2018LowlevelLeadExposure"/>
     <w:p>
       <w:pPr>
         <w:pStyle w:val="Bibliography"/>
@@ -5980,7 +6395,7 @@
       <w:r>
         <w:t xml:space="preserve"> </w:t>
       </w:r>
-      <w:hyperlink r:id="rId83">
+      <w:hyperlink r:id="rId84">
         <w:r>
           <w:rPr>
             <w:rStyle w:val="Hyperlink"/>
@@ -6019,8 +6434,8 @@
         <w:t xml:space="preserve"> </w:t>
       </w:r>
     </w:p>
-    <w:bookmarkEnd w:id="84"/>
-    <w:bookmarkStart w:id="86" w:name="ref-chang2006LowBloodLead"/>
+    <w:bookmarkEnd w:id="85"/>
+    <w:bookmarkStart w:id="87" w:name="ref-chang2006LowBloodLead"/>
     <w:p>
       <w:pPr>
         <w:pStyle w:val="Bibliography"/>
@@ -6040,7 +6455,7 @@
       <w:r>
         <w:t xml:space="preserve"> </w:t>
       </w:r>
-      <w:hyperlink r:id="rId85">
+      <w:hyperlink r:id="rId86">
         <w:r>
           <w:rPr>
             <w:rStyle w:val="Hyperlink"/>
@@ -6055,8 +6470,8 @@
         <w:t xml:space="preserve"> </w:t>
       </w:r>
     </w:p>
-    <w:bookmarkEnd w:id="86"/>
-    <w:bookmarkStart w:id="88" w:name="Xadfdab0209e4a364d9fdcffecfddb00700d2db9"/>
+    <w:bookmarkEnd w:id="87"/>
+    <w:bookmarkStart w:id="89" w:name="Xadfdab0209e4a364d9fdcffecfddb00700d2db9"/>
     <w:p>
       <w:pPr>
         <w:pStyle w:val="Bibliography"/>
@@ -6076,7 +6491,7 @@
       <w:r>
         <w:t xml:space="preserve"> </w:t>
       </w:r>
-      <w:hyperlink r:id="rId87">
+      <w:hyperlink r:id="rId88">
         <w:r>
           <w:rPr>
             <w:rStyle w:val="Hyperlink"/>
@@ -6211,8 +6626,8 @@
         <w:t xml:space="preserve"> </w:t>
       </w:r>
     </w:p>
-    <w:bookmarkEnd w:id="88"/>
-    <w:bookmarkStart w:id="90" w:name="ref-shaffer2025LeadExposureAntisocial"/>
+    <w:bookmarkEnd w:id="89"/>
+    <w:bookmarkStart w:id="91" w:name="ref-shaffer2025LeadExposureAntisocial"/>
     <w:p>
       <w:pPr>
         <w:pStyle w:val="Bibliography"/>
@@ -6232,7 +6647,7 @@
       <w:r>
         <w:t xml:space="preserve"> </w:t>
       </w:r>
-      <w:hyperlink r:id="rId89">
+      <w:hyperlink r:id="rId90">
         <w:r>
           <w:rPr>
             <w:rStyle w:val="Hyperlink"/>
@@ -6271,8 +6686,8 @@
         <w:t xml:space="preserve"> </w:t>
       </w:r>
     </w:p>
-    <w:bookmarkEnd w:id="90"/>
-    <w:bookmarkStart w:id="92" w:name="X06097e4c5e52362623b7f1c040457eb7d553acc"/>
+    <w:bookmarkEnd w:id="91"/>
+    <w:bookmarkStart w:id="93" w:name="X06097e4c5e52362623b7f1c040457eb7d553acc"/>
     <w:p>
       <w:pPr>
         <w:pStyle w:val="Bibliography"/>
@@ -6292,7 +6707,7 @@
       <w:r>
         <w:t xml:space="preserve"> </w:t>
       </w:r>
-      <w:hyperlink r:id="rId91">
+      <w:hyperlink r:id="rId92">
         <w:r>
           <w:rPr>
             <w:rStyle w:val="Hyperlink"/>
@@ -6451,8 +6866,8 @@
         <w:t xml:space="preserve"> </w:t>
       </w:r>
     </w:p>
-    <w:bookmarkEnd w:id="92"/>
-    <w:bookmarkStart w:id="94" w:name="ref-needleman1990LowLevelLeadExposure"/>
+    <w:bookmarkEnd w:id="93"/>
+    <w:bookmarkStart w:id="95" w:name="ref-needleman1990LowLevelLeadExposure"/>
     <w:p>
       <w:pPr>
         <w:pStyle w:val="Bibliography"/>
@@ -6472,7 +6887,7 @@
       <w:r>
         <w:t xml:space="preserve"> </w:t>
       </w:r>
-      <w:hyperlink r:id="rId93">
+      <w:hyperlink r:id="rId94">
         <w:r>
           <w:rPr>
             <w:rStyle w:val="Hyperlink"/>
@@ -6583,8 +6998,8 @@
         <w:t xml:space="preserve"> </w:t>
       </w:r>
     </w:p>
-    <w:bookmarkEnd w:id="94"/>
-    <w:bookmarkStart w:id="96" w:name="ref-bellinger1992LowLevelLeadExposure"/>
+    <w:bookmarkEnd w:id="95"/>
+    <w:bookmarkStart w:id="97" w:name="ref-bellinger1992LowLevelLeadExposure"/>
     <w:p>
       <w:pPr>
         <w:pStyle w:val="Bibliography"/>
@@ -6604,7 +7019,7 @@
       <w:r>
         <w:t xml:space="preserve"> </w:t>
       </w:r>
-      <w:hyperlink r:id="rId95">
+      <w:hyperlink r:id="rId96">
         <w:r>
           <w:rPr>
             <w:rStyle w:val="Hyperlink"/>
@@ -6685,8 +7100,8 @@
         <w:t xml:space="preserve"> </w:t>
       </w:r>
     </w:p>
-    <w:bookmarkEnd w:id="96"/>
-    <w:bookmarkStart w:id="98" w:name="X9a8bad0b78f43066cb333fdedcdcad5d7017900"/>
+    <w:bookmarkEnd w:id="97"/>
+    <w:bookmarkStart w:id="99" w:name="X9a8bad0b78f43066cb333fdedcdcad5d7017900"/>
     <w:p>
       <w:pPr>
         <w:pStyle w:val="Bibliography"/>
@@ -6706,7 +7121,7 @@
       <w:r>
         <w:t xml:space="preserve"> </w:t>
       </w:r>
-      <w:hyperlink r:id="rId97">
+      <w:hyperlink r:id="rId98">
         <w:r>
           <w:rPr>
             <w:rStyle w:val="Hyperlink"/>
@@ -6787,8 +7202,8 @@
         <w:t xml:space="preserve"> </w:t>
       </w:r>
     </w:p>
-    <w:bookmarkEnd w:id="98"/>
-    <w:bookmarkStart w:id="100" w:name="ref-larsen2023GlobalHealthBurden"/>
+    <w:bookmarkEnd w:id="99"/>
+    <w:bookmarkStart w:id="101" w:name="ref-larsen2023GlobalHealthBurden"/>
     <w:p>
       <w:pPr>
         <w:pStyle w:val="Bibliography"/>
@@ -6808,7 +7223,7 @@
       <w:r>
         <w:t xml:space="preserve"> </w:t>
       </w:r>
-      <w:hyperlink r:id="rId99">
+      <w:hyperlink r:id="rId100">
         <w:r>
           <w:rPr>
             <w:rStyle w:val="Hyperlink"/>
@@ -6823,8 +7238,8 @@
         <w:t xml:space="preserve"> </w:t>
       </w:r>
     </w:p>
-    <w:bookmarkEnd w:id="100"/>
-    <w:bookmarkStart w:id="102" w:name="X5615fc1cb9c455a90da75660348bda09fd0f967"/>
+    <w:bookmarkEnd w:id="101"/>
+    <w:bookmarkStart w:id="103" w:name="X5615fc1cb9c455a90da75660348bda09fd0f967"/>
     <w:p>
       <w:pPr>
         <w:pStyle w:val="Bibliography"/>
@@ -6844,7 +7259,7 @@
       <w:r>
         <w:t xml:space="preserve"> </w:t>
       </w:r>
-      <w:hyperlink r:id="rId101">
+      <w:hyperlink r:id="rId102">
         <w:r>
           <w:rPr>
             <w:rStyle w:val="Hyperlink"/>
@@ -6919,8 +7334,8 @@
         <w:t xml:space="preserve"> </w:t>
       </w:r>
     </w:p>
-    <w:bookmarkEnd w:id="102"/>
-    <w:bookmarkStart w:id="104" w:name="ref-schwartz1994LowLevelLeadExposure"/>
+    <w:bookmarkEnd w:id="103"/>
+    <w:bookmarkStart w:id="105" w:name="ref-schwartz1994LowLevelLeadExposure"/>
     <w:p>
       <w:pPr>
         <w:pStyle w:val="Bibliography"/>
@@ -6940,7 +7355,7 @@
       <w:r>
         <w:t xml:space="preserve"> </w:t>
       </w:r>
-      <w:hyperlink r:id="rId103">
+      <w:hyperlink r:id="rId104">
         <w:r>
           <w:rPr>
             <w:rStyle w:val="Hyperlink"/>
@@ -7077,8 +7492,8 @@
         <w:t xml:space="preserve"> </w:t>
       </w:r>
     </w:p>
-    <w:bookmarkEnd w:id="104"/>
-    <w:bookmarkStart w:id="106" w:name="Xa2086c2c3f6a9ac4b676f66b1cdbbd5efdb3b23"/>
+    <w:bookmarkEnd w:id="105"/>
+    <w:bookmarkStart w:id="107" w:name="Xa2086c2c3f6a9ac4b676f66b1cdbbd5efdb3b23"/>
     <w:p>
       <w:pPr>
         <w:pStyle w:val="Bibliography"/>
@@ -7098,7 +7513,7 @@
       <w:r>
         <w:t xml:space="preserve"> </w:t>
       </w:r>
-      <w:hyperlink r:id="rId105">
+      <w:hyperlink r:id="rId106">
         <w:r>
           <w:rPr>
             <w:rStyle w:val="Hyperlink"/>
@@ -7214,8 +7629,8 @@
         <w:t xml:space="preserve"> </w:t>
       </w:r>
     </w:p>
-    <w:bookmarkEnd w:id="106"/>
-    <w:bookmarkStart w:id="108" w:name="X93c1fc7f8e1220d02cbab90c02ac44248f2b23e"/>
+    <w:bookmarkEnd w:id="107"/>
+    <w:bookmarkStart w:id="109" w:name="X93c1fc7f8e1220d02cbab90c02ac44248f2b23e"/>
     <w:p>
       <w:pPr>
         <w:pStyle w:val="Bibliography"/>
@@ -7235,7 +7650,7 @@
       <w:r>
         <w:t xml:space="preserve"> </w:t>
       </w:r>
-      <w:hyperlink r:id="rId107">
+      <w:hyperlink r:id="rId108">
         <w:r>
           <w:rPr>
             <w:rStyle w:val="Hyperlink"/>
@@ -7250,8 +7665,8 @@
         <w:t xml:space="preserve"> </w:t>
       </w:r>
     </w:p>
-    <w:bookmarkEnd w:id="108"/>
-    <w:bookmarkStart w:id="110" w:name="ref-figueroa2024LossCognitiveFunction"/>
+    <w:bookmarkEnd w:id="109"/>
+    <w:bookmarkStart w:id="111" w:name="ref-figueroa2024LossCognitiveFunction"/>
     <w:p>
       <w:pPr>
         <w:pStyle w:val="Bibliography"/>
@@ -7271,7 +7686,7 @@
       <w:r>
         <w:t xml:space="preserve"> </w:t>
       </w:r>
-      <w:hyperlink r:id="rId109">
+      <w:hyperlink r:id="rId110">
         <w:r>
           <w:rPr>
             <w:rStyle w:val="Hyperlink"/>
@@ -7310,8 +7725,8 @@
         <w:t xml:space="preserve"> </w:t>
       </w:r>
     </w:p>
-    <w:bookmarkEnd w:id="110"/>
-    <w:bookmarkStart w:id="112" w:name="ref-mcfarland2022HalfUSPopulation"/>
+    <w:bookmarkEnd w:id="111"/>
+    <w:bookmarkStart w:id="113" w:name="ref-mcfarland2022HalfUSPopulation"/>
     <w:p>
       <w:pPr>
         <w:pStyle w:val="Bibliography"/>
@@ -7331,7 +7746,7 @@
       <w:r>
         <w:t xml:space="preserve"> </w:t>
       </w:r>
-      <w:hyperlink r:id="rId111">
+      <w:hyperlink r:id="rId112">
         <w:r>
           <w:rPr>
             <w:rStyle w:val="Hyperlink"/>
@@ -7370,8 +7785,8 @@
         <w:t xml:space="preserve"> </w:t>
       </w:r>
     </w:p>
-    <w:bookmarkEnd w:id="112"/>
-    <w:bookmarkStart w:id="114" w:name="ref-crump2013StatisticalReevaluationData"/>
+    <w:bookmarkEnd w:id="113"/>
+    <w:bookmarkStart w:id="115" w:name="ref-crump2013StatisticalReevaluationData"/>
     <w:p>
       <w:pPr>
         <w:pStyle w:val="Bibliography"/>
@@ -7391,7 +7806,7 @@
       <w:r>
         <w:t xml:space="preserve"> </w:t>
       </w:r>
-      <w:hyperlink r:id="rId113">
+      <w:hyperlink r:id="rId114">
         <w:r>
           <w:rPr>
             <w:rStyle w:val="Hyperlink"/>
@@ -7430,8 +7845,8 @@
         <w:t xml:space="preserve"> </w:t>
       </w:r>
     </w:p>
-    <w:bookmarkEnd w:id="114"/>
-    <w:bookmarkStart w:id="116" w:name="X33f03e29791f20cdbbbbf0729c723b16e55ed16"/>
+    <w:bookmarkEnd w:id="115"/>
+    <w:bookmarkStart w:id="117" w:name="X33f03e29791f20cdbbbbf0729c723b16e55ed16"/>
     <w:p>
       <w:pPr>
         <w:pStyle w:val="Bibliography"/>
@@ -7451,7 +7866,7 @@
       <w:r>
         <w:t xml:space="preserve"> </w:t>
       </w:r>
-      <w:hyperlink r:id="rId115">
+      <w:hyperlink r:id="rId116">
         <w:r>
           <w:rPr>
             <w:rStyle w:val="Hyperlink"/>
@@ -7550,8 +7965,8 @@
         <w:t xml:space="preserve"> </w:t>
       </w:r>
     </w:p>
-    <w:bookmarkEnd w:id="116"/>
-    <w:bookmarkStart w:id="118" w:name="X035620408d1fb22c7ed381e74f0468c30df4612"/>
+    <w:bookmarkEnd w:id="117"/>
+    <w:bookmarkStart w:id="119" w:name="X035620408d1fb22c7ed381e74f0468c30df4612"/>
     <w:p>
       <w:pPr>
         <w:pStyle w:val="Bibliography"/>
@@ -7571,7 +7986,7 @@
       <w:r>
         <w:t xml:space="preserve"> </w:t>
       </w:r>
-      <w:hyperlink r:id="rId117">
+      <w:hyperlink r:id="rId118">
         <w:r>
           <w:rPr>
             <w:rStyle w:val="Hyperlink"/>
@@ -7625,8 +8040,8 @@
         <w:t xml:space="preserve"> </w:t>
       </w:r>
     </w:p>
-    <w:bookmarkEnd w:id="118"/>
-    <w:bookmarkStart w:id="120" w:name="X837f91f784566061977da85c17a5755a81dedde"/>
+    <w:bookmarkEnd w:id="119"/>
+    <w:bookmarkStart w:id="121" w:name="X837f91f784566061977da85c17a5755a81dedde"/>
     <w:p>
       <w:pPr>
         <w:pStyle w:val="Bibliography"/>
@@ -7646,7 +8061,7 @@
       <w:r>
         <w:t xml:space="preserve"> </w:t>
       </w:r>
-      <w:hyperlink r:id="rId119">
+      <w:hyperlink r:id="rId120">
         <w:r>
           <w:rPr>
             <w:rStyle w:val="Hyperlink"/>
@@ -7661,8 +8076,8 @@
         <w:t xml:space="preserve"> </w:t>
       </w:r>
     </w:p>
-    <w:bookmarkEnd w:id="120"/>
-    <w:bookmarkStart w:id="122" w:name="ref-page2021PRISMA2020Statement"/>
+    <w:bookmarkEnd w:id="121"/>
+    <w:bookmarkStart w:id="123" w:name="ref-page2021PRISMA2020Statement"/>
     <w:p>
       <w:pPr>
         <w:pStyle w:val="Bibliography"/>
@@ -7682,7 +8097,7 @@
       <w:r>
         <w:t xml:space="preserve"> </w:t>
       </w:r>
-      <w:hyperlink r:id="rId121">
+      <w:hyperlink r:id="rId122">
         <w:r>
           <w:rPr>
             <w:rStyle w:val="Hyperlink"/>
@@ -7721,7 +8136,7 @@
         <w:t xml:space="preserve"> </w:t>
       </w:r>
     </w:p>
-    <w:bookmarkEnd w:id="122"/>
+    <w:bookmarkEnd w:id="123"/>
     <w:bookmarkStart w:id="124" w:name="X5cae6442bbe0e1f5d8df6cd5008aab2dbfb65a6"/>
     <w:p>
       <w:pPr>
@@ -7742,7 +8157,7 @@
       <w:r>
         <w:t xml:space="preserve"> </w:t>
       </w:r>
-      <w:hyperlink r:id="rId123">
+      <w:hyperlink r:id="rId23">
         <w:r>
           <w:rPr>
             <w:rStyle w:val="Hyperlink"/>
@@ -10030,7 +10445,7 @@
       </w:r>
     </w:p>
     <w:bookmarkEnd w:id="176"/>
-    <w:bookmarkStart w:id="178" w:name="ref-kazi2026PvaluesBayesFactor"/>
+    <w:bookmarkStart w:id="177" w:name="Xd915bcb040430c17655975a5ceb4d7b4bdd04ac"/>
     <w:p>
       <w:pPr>
         <w:pStyle w:val="Bibliography"/>
@@ -10045,12 +10460,34 @@
         <w:t xml:space="preserve">	</w:t>
       </w:r>
       <w:r>
+        <w:t xml:space="preserve">Prüss-Üstün A, Mathers C, Corvalán C, Woodward A. Assessing the environmental burden of disease at national and local levels: Introduction and methods. Environmental burden of disease series. 2003;(1).</w:t>
+      </w:r>
+      <w:r>
+        <w:t xml:space="preserve"> </w:t>
+      </w:r>
+    </w:p>
+    <w:bookmarkEnd w:id="177"/>
+    <w:bookmarkStart w:id="179" w:name="ref-kazi2026PvaluesBayesFactor"/>
+    <w:p>
+      <w:pPr>
+        <w:pStyle w:val="Bibliography"/>
+      </w:pPr>
+      <w:r>
+        <w:t xml:space="preserve">59.</w:t>
+      </w:r>
+      <w:r>
+        <w:t xml:space="preserve"> </w:t>
+      </w:r>
+      <w:r>
+        <w:t xml:space="preserve">	</w:t>
+      </w:r>
+      <w:r>
         <w:t xml:space="preserve">Kazi M.</w:t>
       </w:r>
       <w:r>
         <w:t xml:space="preserve"> </w:t>
       </w:r>
-      <w:hyperlink r:id="rId177">
+      <w:hyperlink r:id="rId178">
         <w:r>
           <w:rPr>
             <w:rStyle w:val="Hyperlink"/>
@@ -10119,14 +10556,14 @@
         <w:t xml:space="preserve"> </w:t>
       </w:r>
     </w:p>
-    <w:bookmarkEnd w:id="178"/>
-    <w:bookmarkStart w:id="180" w:name="X946754e67e3c74fad7a8806aa9d2819ed4ec186"/>
+    <w:bookmarkEnd w:id="179"/>
+    <w:bookmarkStart w:id="181" w:name="X946754e67e3c74fad7a8806aa9d2819ed4ec186"/>
     <w:p>
       <w:pPr>
         <w:pStyle w:val="Bibliography"/>
       </w:pPr>
       <w:r>
-        <w:t xml:space="preserve">59.</w:t>
+        <w:t xml:space="preserve">60.</w:t>
       </w:r>
       <w:r>
         <w:t xml:space="preserve"> </w:t>
@@ -10140,7 +10577,7 @@
       <w:r>
         <w:t xml:space="preserve"> </w:t>
       </w:r>
-      <w:hyperlink r:id="rId179">
+      <w:hyperlink r:id="rId180">
         <w:r>
           <w:rPr>
             <w:rStyle w:val="Hyperlink"/>
@@ -10155,14 +10592,14 @@
         <w:t xml:space="preserve"> </w:t>
       </w:r>
     </w:p>
-    <w:bookmarkEnd w:id="180"/>
-    <w:bookmarkStart w:id="182" w:name="ref-ciyer2025BayesianMetaanalysis21st"/>
+    <w:bookmarkEnd w:id="181"/>
+    <w:bookmarkStart w:id="183" w:name="ref-ciyer2025BayesianMetaanalysis21st"/>
     <w:p>
       <w:pPr>
         <w:pStyle w:val="Bibliography"/>
       </w:pPr>
       <w:r>
-        <w:t xml:space="preserve">60.</w:t>
+        <w:t xml:space="preserve">61.</w:t>
       </w:r>
       <w:r>
         <w:t xml:space="preserve"> </w:t>
@@ -10176,7 +10613,7 @@
       <w:r>
         <w:t xml:space="preserve"> </w:t>
       </w:r>
-      <w:hyperlink r:id="rId181">
+      <w:hyperlink r:id="rId182">
         <w:r>
           <w:rPr>
             <w:rStyle w:val="Hyperlink"/>
@@ -10215,14 +10652,14 @@
         <w:t xml:space="preserve"> </w:t>
       </w:r>
     </w:p>
-    <w:bookmarkEnd w:id="182"/>
-    <w:bookmarkStart w:id="184" w:name="ref-hong2013ComparingBayesianFrequentist"/>
+    <w:bookmarkEnd w:id="183"/>
+    <w:bookmarkStart w:id="185" w:name="ref-hong2013ComparingBayesianFrequentist"/>
     <w:p>
       <w:pPr>
         <w:pStyle w:val="Bibliography"/>
       </w:pPr>
       <w:r>
-        <w:t xml:space="preserve">61.</w:t>
+        <w:t xml:space="preserve">62.</w:t>
       </w:r>
       <w:r>
         <w:t xml:space="preserve"> </w:t>
@@ -10236,7 +10673,7 @@
       <w:r>
         <w:t xml:space="preserve"> </w:t>
       </w:r>
-      <w:hyperlink r:id="rId183">
+      <w:hyperlink r:id="rId184">
         <w:r>
           <w:rPr>
             <w:rStyle w:val="Hyperlink"/>
@@ -10311,14 +10748,14 @@
         <w:t xml:space="preserve"> </w:t>
       </w:r>
     </w:p>
-    <w:bookmarkEnd w:id="184"/>
-    <w:bookmarkStart w:id="186" w:name="ref-sadeghirad2023TheoryPracticeBayesian"/>
+    <w:bookmarkEnd w:id="185"/>
+    <w:bookmarkStart w:id="187" w:name="ref-sadeghirad2023TheoryPracticeBayesian"/>
     <w:p>
       <w:pPr>
         <w:pStyle w:val="Bibliography"/>
       </w:pPr>
       <w:r>
-        <w:t xml:space="preserve">62.</w:t>
+        <w:t xml:space="preserve">63.</w:t>
       </w:r>
       <w:r>
         <w:t xml:space="preserve"> </w:t>
@@ -10332,7 +10769,7 @@
       <w:r>
         <w:t xml:space="preserve"> </w:t>
       </w:r>
-      <w:hyperlink r:id="rId185">
+      <w:hyperlink r:id="rId186">
         <w:r>
           <w:rPr>
             <w:rStyle w:val="Hyperlink"/>
@@ -10371,14 +10808,14 @@
         <w:t xml:space="preserve"> </w:t>
       </w:r>
     </w:p>
-    <w:bookmarkEnd w:id="186"/>
-    <w:bookmarkStart w:id="188" w:name="X55ae1a8b757df519e0a47e2002b3acc0b2e73ec"/>
+    <w:bookmarkEnd w:id="187"/>
+    <w:bookmarkStart w:id="189" w:name="X55ae1a8b757df519e0a47e2002b3acc0b2e73ec"/>
     <w:p>
       <w:pPr>
         <w:pStyle w:val="Bibliography"/>
       </w:pPr>
       <w:r>
-        <w:t xml:space="preserve">63.</w:t>
+        <w:t xml:space="preserve">64.</w:t>
       </w:r>
       <w:r>
         <w:t xml:space="preserve"> </w:t>
@@ -10392,7 +10829,7 @@
       <w:r>
         <w:t xml:space="preserve"> </w:t>
       </w:r>
-      <w:hyperlink r:id="rId187">
+      <w:hyperlink r:id="rId188">
         <w:r>
           <w:rPr>
             <w:rStyle w:val="Hyperlink"/>
@@ -10431,9 +10868,9 @@
         <w:t xml:space="preserve"> </w:t>
       </w:r>
     </w:p>
-    <w:bookmarkEnd w:id="188"/>
     <w:bookmarkEnd w:id="189"/>
     <w:bookmarkEnd w:id="190"/>
+    <w:bookmarkEnd w:id="191"/>
     <w:sectPr>
       <w:footerReference r:id="rId9" w:type="default"/>
       <w:footnotePr>

--- a/manuscript/manuscript.docx
+++ b/manuscript/manuscript.docx
@@ -1001,7 +1001,7 @@
         <w:t xml:space="preserve"> </w:t>
       </w:r>
       <w:r>
-        <w:t xml:space="preserve">substance (Pb - including Mesh terms), outcome (IQ and neurodevelopment), population (children) and results (association, ERF) (Table 1).</w:t>
+        <w:t xml:space="preserve">substance (Pb - including Mesh terms), outcome (IQ and neurodevelopment), population (children) and results (association, ERF) (Tab. 1).</w:t>
       </w:r>
     </w:p>
     <w:p>
@@ -3057,7 +3057,7 @@
         <w:t xml:space="preserve"> </w:t>
       </w:r>
       <w:r>
-        <w:t xml:space="preserve">Study characteristics and regression coefficients are shown in table 2.</w:t>
+        <w:t xml:space="preserve">Study characteristics and regression coefficients are shown in Tab. 2.</w:t>
       </w:r>
     </w:p>
     <w:p>
@@ -3406,7 +3406,7 @@
         <w:t xml:space="preserve">The frequentist approach produced a comparable pooled estimate of -2.45 (95% confidence interval (CI): -3.7; -1.2).</w:t>
       </w:r>
       <w:r>
-        <w:t xml:space="preserve"> </w:t>
+        <w:br/>
       </w:r>
       <w:r>
         <w:t xml:space="preserve">Substantial between-study heterogeneity was observed under both frameworks.</w:t>
@@ -3663,13 +3663,19 @@
         <w:pStyle w:val="BodyText"/>
       </w:pPr>
       <w:r>
-        <w:t xml:space="preserve">The study estimates depicted in Fig. 2 are not the same in both approaches because the Bayesian model estimates a posterior distribution for every individual study that is influenced by all of the included studies as well as the priors.</w:t>
-      </w:r>
-      <w:r>
-        <w:t xml:space="preserve"> </w:t>
-      </w:r>
-      <w:r>
-        <w:t xml:space="preserve">This leads to a shrinkage of the mean coefficients towards the pooled effect and is comparable to the inverse-variance weighting in frequentist meta-analyses.</w:t>
+        <w:t xml:space="preserve">The single study estimates depicted in Fig. 2 are not the same in both approaches because the Bayesian model estimates a posterior distribution for every individual study, which is displayed in the forest plot.</w:t>
+      </w:r>
+      <w:r>
+        <w:t xml:space="preserve"> </w:t>
+      </w:r>
+      <w:r>
+        <w:t xml:space="preserve">The posterior distributions are influenced by all other included studies as well as the specified priors.</w:t>
+      </w:r>
+      <w:r>
+        <w:t xml:space="preserve"> </w:t>
+      </w:r>
+      <w:r>
+        <w:t xml:space="preserve">This leads to a shrinkage of the posterior means towards the pooled effect and is comparable to the inverse-variance weighting in frequentist meta-analyses.</w:t>
       </w:r>
     </w:p>
     <w:bookmarkEnd w:id="48"/>
@@ -3687,7 +3693,7 @@
         <w:pStyle w:val="FirstParagraph"/>
       </w:pPr>
       <w:r>
-        <w:t xml:space="preserve">We conducted two sets of sensitivity analyses, the results are shown in table 4.</w:t>
+        <w:t xml:space="preserve">We conducted two sets of sensitivity analyses, which the results are shown for in Tab. 4.</w:t>
       </w:r>
       <w:r>
         <w:t xml:space="preserve"> </w:t>
@@ -3826,7 +3832,7 @@
         </m:d>
       </m:oMath>
       <w:r>
-        <w:t xml:space="preserve">),the posterior mean</w:t>
+        <w:t xml:space="preserve">), the posterior mean of</w:t>
       </w:r>
       <w:r>
         <w:t xml:space="preserve"> </w:t>
@@ -3953,7 +3959,7 @@
         </m:d>
       </m:oMath>
       <w:r>
-        <w:t xml:space="preserve">), the posterior mean</w:t>
+        <w:t xml:space="preserve">), the posterior mean of</w:t>
       </w:r>
       <w:r>
         <w:t xml:space="preserve"> </w:t>
@@ -3967,31 +3973,19 @@
         <w:t xml:space="preserve"> </w:t>
       </w:r>
       <w:r>
-        <w:t xml:space="preserve">increases slightly.</w:t>
-      </w:r>
-      <w:r>
-        <w:t xml:space="preserve"> </w:t>
-      </w:r>
-      <w:r>
-        <w:t xml:space="preserve">In this case, more</w:t>
-      </w:r>
-      <w:r>
-        <w:t xml:space="preserve"> </w:t>
-      </w:r>
-      <w:r>
-        <w:t xml:space="preserve">“trust”</w:t>
-      </w:r>
-      <w:r>
-        <w:t xml:space="preserve"> </w:t>
-      </w:r>
-      <w:r>
-        <w:t xml:space="preserve">is given to studies reporting high effects with large uncertainty ranges.</w:t>
-      </w:r>
-      <w:r>
-        <w:t xml:space="preserve"> </w:t>
-      </w:r>
-      <w:r>
-        <w:t xml:space="preserve">The results of the prior sensitivity analysis strengthens the priors specified for the main analysis.</w:t>
+        <w:t xml:space="preserve">increases slightly compared to the main model.</w:t>
+      </w:r>
+      <w:r>
+        <w:t xml:space="preserve"> </w:t>
+      </w:r>
+      <w:r>
+        <w:t xml:space="preserve">Using this set of priors, more weight is given to studies reporting high effects with large uncertainty ranges.</w:t>
+      </w:r>
+      <w:r>
+        <w:t xml:space="preserve"> </w:t>
+      </w:r>
+      <w:r>
+        <w:t xml:space="preserve">The results of the prior sensitivity analysis support the specified set of priors in the main analysis.</w:t>
       </w:r>
       <w:r>
         <w:t xml:space="preserve"> </w:t>
@@ -4046,7 +4040,7 @@
         <w:t xml:space="preserve"> </w:t>
       </w:r>
       <w:r>
-        <w:t xml:space="preserve">For example, in previous studies, the effect of lead has been estimated for increases in defined exposure categories</w:t>
+        <w:t xml:space="preserve">For example, in previous studies, the effect of lead has been estimated for increases in exposure categories</w:t>
       </w:r>
       <w:r>
         <w:t xml:space="preserve"> </w:t>
@@ -4061,8 +4055,20 @@
         <w:t xml:space="preserve"> </w:t>
       </w:r>
       <w:r>
-        <w:t xml:space="preserve">Also, different coefficients like partial r</w:t>
-      </w:r>
+        <w:t xml:space="preserve">Also, different coefficients like partial</w:t>
+      </w:r>
+      <w:r>
+        <w:t xml:space="preserve"> </w:t>
+      </w:r>
+      <m:oMath>
+        <m:r>
+          <m:rPr>
+            <m:nor/>
+            <m:sty m:val="p"/>
+          </m:rPr>
+          <m:t>r</m:t>
+        </m:r>
+      </m:oMath>
       <w:r>
         <w:t xml:space="preserve"> </w:t>
       </w:r>
@@ -4085,7 +4091,7 @@
         <w:t xml:space="preserve"> </w:t>
       </w:r>
       <w:r>
-        <w:t xml:space="preserve">have been estimated in previous meta-analyses.</w:t>
+        <w:t xml:space="preserve">have been estimated in previous meta-analyses on the association of lead exposure on children’s IQ.</w:t>
       </w:r>
     </w:p>
     <w:p>
@@ -4093,19 +4099,19 @@
         <w:pStyle w:val="BodyText"/>
       </w:pPr>
       <w:r>
-        <w:t xml:space="preserve">We observed substantial heterogeneity in the studies included in this meta-analysis.</w:t>
-      </w:r>
-      <w:r>
-        <w:t xml:space="preserve"> </w:t>
-      </w:r>
-      <w:r>
-        <w:t xml:space="preserve">Multiple differences in study population (size, location, age, exposure range) and statistical methods, especially the covariates included in the statistical models (adjustment set) might have caused heterogeneity between the studies (see table 2).</w:t>
-      </w:r>
-      <w:r>
-        <w:t xml:space="preserve"> </w:t>
-      </w:r>
-      <w:r>
-        <w:t xml:space="preserve">For example, two of the studies that reported a very low effect has been conducted within a relatively low-exposed population</w:t>
+        <w:t xml:space="preserve">We estimated substantial heterogeneity in this meta-analysis.</w:t>
+      </w:r>
+      <w:r>
+        <w:t xml:space="preserve"> </w:t>
+      </w:r>
+      <w:r>
+        <w:t xml:space="preserve">Differences in study population (size, location, age, exposure range) and statistical methods, especially the covariates included in the statistical models (adjustment set) might explain the estimated between-study heterogeneity (see Tab. 2).</w:t>
+      </w:r>
+      <w:r>
+        <w:t xml:space="preserve"> </w:t>
+      </w:r>
+      <w:r>
+        <w:t xml:space="preserve">For example, two of the studies reporting very low effects have been conducted in a relatively low-exposed population</w:t>
       </w:r>
       <w:r>
         <w:t xml:space="preserve"> </w:t>
@@ -4120,13 +4126,13 @@
         <w:t xml:space="preserve"> </w:t>
       </w:r>
       <w:r>
-        <w:t xml:space="preserve">Missing variation in exposure variable limits the detectability of an effect and might result in a very low reported effect.</w:t>
+        <w:t xml:space="preserve">Missing variation in the exposure variable limits the detectability of an effect and might result in very low reported effects.</w:t>
       </w:r>
       <w:r>
         <w:br/>
       </w:r>
       <w:r>
-        <w:t xml:space="preserve">The included studies are based on population samples from multiple different regions (North America: 4, South America: 1, Europe: 3, Asia: 3, Australia: 1) and some populations have been sampled in hotspot regions with presumably higher lead concentrations</w:t>
+        <w:t xml:space="preserve">The included studies have been conducted in multiple different regions of the world (North America: 4, South America: 1, Europe: 3, Asia: 3, Australia: 1) and some populations have been sampled in hotspot regions with presumably higher lead concentrations</w:t>
       </w:r>
       <w:r>
         <w:t xml:space="preserve"> </w:t>
@@ -4147,7 +4153,7 @@
         <w:br/>
       </w:r>
       <w:r>
-        <w:t xml:space="preserve">Using an IQ test that has not been culturally adapted to the population it is used in, the IQ score results may be an underestimate of the true IQ.</w:t>
+        <w:t xml:space="preserve">Using an IQ test that has not been adapted to the population it is used for may result in underestimated IQ scores.</w:t>
       </w:r>
       <w:r>
         <w:t xml:space="preserve"> </w:t>
@@ -4233,40 +4239,108 @@
         <w:t xml:space="preserve">(5)</w:t>
       </w:r>
       <w:r>
+        <w:t xml:space="preserve">, that estimated the burden of disease in 204 countries and for several health risks, including lead exposure.</w:t>
+      </w:r>
+      <w:r>
+        <w:t xml:space="preserve"> </w:t>
+      </w:r>
+      <w:r>
+        <w:t xml:space="preserve">The main driver for the high RoB identified in the analysis of Crump et al. is the stepwise backward-elimination regression approach, which is central to their findings and has received substantial criticism</w:t>
+      </w:r>
+      <w:r>
+        <w:t xml:space="preserve"> </w:t>
+      </w:r>
+      <w:r>
+        <w:t xml:space="preserve">(51,55,56)</w:t>
+      </w:r>
+      <w:r>
         <w:t xml:space="preserve">.</w:t>
       </w:r>
       <w:r>
         <w:t xml:space="preserve"> </w:t>
       </w:r>
       <w:r>
-        <w:t xml:space="preserve">In this study, the burden of disease in 204 countries and for several health risks, including lead exposure was estimated.</w:t>
-      </w:r>
-      <w:r>
-        <w:t xml:space="preserve"> </w:t>
-      </w:r>
-      <w:r>
-        <w:t xml:space="preserve">The main driver for the high RoB identified in the analysis of Crump et al. is the stepwise backward-elimination regression approach, which is central to their findings and has received substantial criticism</w:t>
-      </w:r>
-      <w:r>
-        <w:t xml:space="preserve"> </w:t>
-      </w:r>
-      <w:r>
-        <w:t xml:space="preserve">(51,55,56)</w:t>
+        <w:t xml:space="preserve">This highlights the need for an updated evidence synthesis which we provide in this study.</w:t>
+      </w:r>
+    </w:p>
+    <w:p>
+      <w:pPr>
+        <w:pStyle w:val="BodyText"/>
+      </w:pPr>
+      <w:r>
+        <w:t xml:space="preserve">We do not only provide an updated effect measure for the association of lead and IQ, but additionally compare a more conventional, frequentist approach to meta-analysis to a Bayesian approach that is less used in the field of environmental epidemiology to date.</w:t>
+      </w:r>
+      <w:r>
+        <w:t xml:space="preserve"> </w:t>
+      </w:r>
+      <w:r>
+        <w:t xml:space="preserve">Pooled effects and measures of heterogeneity were largely consistent in both approaches.</w:t>
+      </w:r>
+      <w:r>
+        <w:t xml:space="preserve"> </w:t>
+      </w:r>
+      <w:r>
+        <w:t xml:space="preserve">Slightly lower mean pooled effects were estimated by the Bayesian model.</w:t>
+      </w:r>
+      <w:r>
+        <w:t xml:space="preserve"> </w:t>
+      </w:r>
+      <w:r>
+        <w:t xml:space="preserve">The prior sensitivity analyses shows that this is caused by posterior shrinkage of the study-level estimates, comparable to inverse-variance weighting in frequentist meta-analysis, together with the regularizing effect of the specified priors.</w:t>
+      </w:r>
+      <w:r>
+        <w:t xml:space="preserve"> </w:t>
+      </w:r>
+      <w:r>
+        <w:t xml:space="preserve">Importantly, this difference does not materially affect the overall interpretation of the association between lead exposure and IQ.</w:t>
+      </w:r>
+      <w:r>
+        <w:t xml:space="preserve"> </w:t>
+      </w:r>
+      <w:r>
+        <w:t xml:space="preserve">However, it illustrates that Bayesian meta-analysis can be less sensitive to outlier studies reporting large effects with substantial uncertainty, if priors (more specifically the prior for heterogeneity) reflecting plausible domain knowledge or expectations are specified.</w:t>
+      </w:r>
+      <w:r>
+        <w:t xml:space="preserve"> </w:t>
+      </w:r>
+      <w:r>
+        <w:t xml:space="preserve">In contrast, frequentist meta-analytic models implicitly rely on flat or non-informative priors, which result in greater sensitivity to outliers</w:t>
+      </w:r>
+      <w:r>
+        <w:t xml:space="preserve"> </w:t>
+      </w:r>
+      <w:r>
+        <w:t xml:space="preserve">(57)</w:t>
       </w:r>
       <w:r>
         <w:t xml:space="preserve">.</w:t>
       </w:r>
       <w:r>
-        <w:t xml:space="preserve"> </w:t>
-      </w:r>
-      <w:r>
-        <w:t xml:space="preserve">This highlights the need for an updated evidence synthesis which we provide in this study.</w:t>
-      </w:r>
-      <w:r>
         <w:br/>
       </w:r>
       <w:r>
-        <w:t xml:space="preserve">This study does not only provide an updated effect measure for the association of lead and IQ, but additionally compares a more conventional, frequentist approach to meta-analysis to a Bayesian approach that is less used in environmental epidemiology to date.</w:t>
+        <w:t xml:space="preserve">Conducting a Bayesian meta-analysis can be laborious compared to frequentist approaches, as it requires more statistical knowledge, explicit consideration of modelling assumptions, and in practice often more programming effort</w:t>
+      </w:r>
+      <w:r>
+        <w:t xml:space="preserve"> </w:t>
+      </w:r>
+      <w:r>
+        <w:t xml:space="preserve">(58)</w:t>
+      </w:r>
+      <w:r>
+        <w:t xml:space="preserve">.</w:t>
+      </w:r>
+      <w:r>
+        <w:t xml:space="preserve"> </w:t>
+      </w:r>
+      <w:r>
+        <w:t xml:space="preserve">While these might initially appear as disadvantages, they can equally be understood as methodological safeguards:</w:t>
+      </w:r>
+      <w:r>
+        <w:t xml:space="preserve"> </w:t>
+      </w:r>
+      <w:r>
+        <w:t xml:space="preserve">by requiring researchers to state their assumptions explicitly rather than accepting defaults embedded in software, the Bayesian approach encourages engagement with the data and the modelling assumptions being made.</w:t>
       </w:r>
     </w:p>
     <w:p>
@@ -4274,73 +4348,94 @@
         <w:pStyle w:val="BodyText"/>
       </w:pPr>
       <w:r>
-        <w:t xml:space="preserve">Pooled effects and measures of heterogeneity were largely consistent in both approaches.</w:t>
-      </w:r>
-      <w:r>
-        <w:t xml:space="preserve"> </w:t>
-      </w:r>
-      <w:r>
-        <w:t xml:space="preserve">Slightly lower mean pooled effects were estimated by the Bayesian model.</w:t>
-      </w:r>
-      <w:r>
-        <w:t xml:space="preserve"> </w:t>
-      </w:r>
-      <w:r>
-        <w:t xml:space="preserve">The prior sensitivity analyses shows that this is caused by posterior shrinkage of the study-level estimates, comparable to inverse-variance weighting in frequentist meta-analysis, together with the regularizing effect of the specified priors.</w:t>
-      </w:r>
-      <w:r>
-        <w:t xml:space="preserve"> </w:t>
-      </w:r>
-      <w:r>
-        <w:t xml:space="preserve">Importantly, this difference does not materially affect the overall interpretation of the association between lead exposure and IQ.</w:t>
-      </w:r>
-      <w:r>
-        <w:t xml:space="preserve"> </w:t>
-      </w:r>
-      <w:r>
-        <w:t xml:space="preserve">However, it illustrates that Bayesian meta-analysis can be less sensitive to outlier studies reporting large effects with substantial uncertainty, if priors (more specifically the prior for heterogeneity) reflecting plausible domain knowledge or expectations are specified.</w:t>
-      </w:r>
-      <w:r>
-        <w:t xml:space="preserve"> </w:t>
-      </w:r>
-      <w:r>
-        <w:t xml:space="preserve">In contrast, frequentist meta-analytic models implicitly rely on flat or non-informative priors, which result in greater sensitivity to outliers</w:t>
-      </w:r>
-      <w:r>
-        <w:t xml:space="preserve"> </w:t>
-      </w:r>
-      <w:r>
-        <w:t xml:space="preserve">(57)</w:t>
+        <w:t xml:space="preserve">The results of Bayesian models are inherently distributional, which is an important difference to point estimates (central estimate, CI) produced by frequentist models.</w:t>
+      </w:r>
+      <w:r>
+        <w:t xml:space="preserve"> </w:t>
+      </w:r>
+      <w:r>
+        <w:t xml:space="preserve">These distributional results offer distinct advantages, particularly for risk assessment and policy-making.</w:t>
+      </w:r>
+      <w:r>
+        <w:t xml:space="preserve"> </w:t>
+      </w:r>
+      <w:r>
+        <w:t xml:space="preserve">First, any credible interval can be derived from the posterior distribution according to the needs of researchers, decision-makers, or other stakeholders.</w:t>
+      </w:r>
+      <w:r>
+        <w:t xml:space="preserve"> </w:t>
+      </w:r>
+      <w:r>
+        <w:t xml:space="preserve">These allow direct probability statements about parameter values, unlike confidence intervals which are frequently but incorrectly interpreted probabilistically.</w:t>
+      </w:r>
+      <w:r>
+        <w:br/>
+      </w:r>
+      <w:r>
+        <w:t xml:space="preserve">Second, posterior distributions enable probabilistic comparisons across multiple health risks, such as calculating the probability that one risk exceeds another.</w:t>
+      </w:r>
+      <w:r>
+        <w:t xml:space="preserve"> </w:t>
+      </w:r>
+      <w:r>
+        <w:t xml:space="preserve">When meaningful thresholds of effect size or health risk are defined, exceedance probabilities can be directly obtained from the posterior distribution, providing an intuitive and policy-relevant summary of uncertainty.</w:t>
+      </w:r>
+      <w:r>
+        <w:br/>
+      </w:r>
+      <w:r>
+        <w:t xml:space="preserve">Posterior distributions of meta-analyses together with the specified statistical model can be used to predict theoretical future epidemiological studies.</w:t>
+      </w:r>
+      <w:r>
+        <w:t xml:space="preserve"> </w:t>
+      </w:r>
+      <w:r>
+        <w:t xml:space="preserve">This offers an additional way of representing between-study heterogeneity.</w:t>
+      </w:r>
+      <w:r>
+        <w:t xml:space="preserve"> </w:t>
+      </w:r>
+      <w:r>
+        <w:t xml:space="preserve">Also, the population-level health impact of an exposure under specified conditions can be estimated using the posterior distribution.</w:t>
+      </w:r>
+      <w:r>
+        <w:t xml:space="preserve"> </w:t>
+      </w:r>
+      <w:r>
+        <w:t xml:space="preserve">The latter application is known as Environmental Burden of Disease (EBD).</w:t>
+      </w:r>
+      <w:r>
+        <w:br/>
+      </w:r>
+      <w:r>
+        <w:t xml:space="preserve">In EBD studies, the health impacts of an exposure on a defined population are quantified and summarized using metrics such as disability-adjusted life years (DALYs).</w:t>
+      </w:r>
+      <w:r>
+        <w:t xml:space="preserve"> </w:t>
+      </w:r>
+      <w:r>
+        <w:t xml:space="preserve">These estimates enable comparisons of the impact of multiple health determinants within a population, as well as comparisons of the same determinant across populations or countries.</w:t>
+      </w:r>
+      <w:r>
+        <w:t xml:space="preserve"> </w:t>
+      </w:r>
+      <w:r>
+        <w:t xml:space="preserve">EBD integrates both population exposure and the associated exposure–response relationship (e.g. relative risk / beta coefficient)</w:t>
+      </w:r>
+      <w:r>
+        <w:t xml:space="preserve"> </w:t>
+      </w:r>
+      <w:r>
+        <w:t xml:space="preserve">(59)</w:t>
       </w:r>
       <w:r>
         <w:t xml:space="preserve">.</w:t>
       </w:r>
       <w:r>
-        <w:br/>
-      </w:r>
-      <w:r>
-        <w:t xml:space="preserve">Conducting a Bayesian meta-analysis can be laborious compared to frequentist approaches, as it requires more statistical knowledge, explicit consideration of modelling assumptions, and in practice often more programming effort</w:t>
-      </w:r>
-      <w:r>
-        <w:t xml:space="preserve"> </w:t>
-      </w:r>
-      <w:r>
-        <w:t xml:space="preserve">(58)</w:t>
-      </w:r>
-      <w:r>
-        <w:t xml:space="preserve">.</w:t>
-      </w:r>
-      <w:r>
-        <w:t xml:space="preserve"> </w:t>
-      </w:r>
-      <w:r>
-        <w:t xml:space="preserve">While these might initially appear as disadvantages, they can equally be understood as methodological safeguards:</w:t>
-      </w:r>
-      <w:r>
-        <w:t xml:space="preserve"> </w:t>
-      </w:r>
-      <w:r>
-        <w:t xml:space="preserve">by requiring researchers to state their assumptions explicitly rather than accepting defaults embedded in software, the Bayesian approach encourages engagement with the data and the modelling assumptions being made.</w:t>
+        <w:t xml:space="preserve"> </w:t>
+      </w:r>
+      <w:r>
+        <w:t xml:space="preserve">The distributional results of this study enable probabilistic EBD assessments using Monte Carlo simulations without additional assumptions on uncertainty distributions on the exposure-response function.</w:t>
       </w:r>
     </w:p>
     <w:p>
@@ -4348,94 +4443,55 @@
         <w:pStyle w:val="BodyText"/>
       </w:pPr>
       <w:r>
-        <w:t xml:space="preserve">The results of Bayesian models are inherently distributional, which is an important difference to point estimates (central estimate, CI) produced by frequentist models.</w:t>
-      </w:r>
-      <w:r>
-        <w:t xml:space="preserve"> </w:t>
-      </w:r>
-      <w:r>
-        <w:t xml:space="preserve">These distributional results offer distinct advantages, particularly for risk assessment and policy-making.</w:t>
-      </w:r>
-      <w:r>
-        <w:t xml:space="preserve"> </w:t>
-      </w:r>
-      <w:r>
-        <w:t xml:space="preserve">First, any credible interval can be derived from the posterior distribution according to the needs of researchers, decision-makers, or other stakeholders.</w:t>
-      </w:r>
-      <w:r>
-        <w:t xml:space="preserve"> </w:t>
-      </w:r>
-      <w:r>
-        <w:t xml:space="preserve">These allow direct probability statements about parameter values, unlike confidence intervals which are frequently but incorrectly interpreted probabilistically.</w:t>
-      </w:r>
-      <w:r>
-        <w:br/>
-      </w:r>
-      <w:r>
-        <w:t xml:space="preserve">Second, posterior distributions enable probabilistic comparisons across multiple health risks, such as calculating the probability that one risk exceeds another.</w:t>
-      </w:r>
-      <w:r>
-        <w:t xml:space="preserve"> </w:t>
-      </w:r>
-      <w:r>
-        <w:t xml:space="preserve">When meaningful thresholds of effect size or health risk are defined, exceedance probabilities can be directly obtained from the posterior distribution, providing an intuitive and policy-relevant summary of uncertainty.</w:t>
-      </w:r>
-      <w:r>
-        <w:br/>
-      </w:r>
-      <w:r>
-        <w:t xml:space="preserve">Posterior distributions of meta-analyses together with the specified statistical model can be used to predict theoretical future epidemiological studies.</w:t>
-      </w:r>
-      <w:r>
-        <w:t xml:space="preserve"> </w:t>
-      </w:r>
-      <w:r>
-        <w:t xml:space="preserve">This offers an additional way of representing between-study heterogeneity.</w:t>
-      </w:r>
-      <w:r>
-        <w:t xml:space="preserve"> </w:t>
-      </w:r>
-      <w:r>
-        <w:t xml:space="preserve">Also, the population-level health impact of an exposure under specified conditions can be estimated using the posterior distribution.</w:t>
-      </w:r>
-      <w:r>
-        <w:t xml:space="preserve"> </w:t>
-      </w:r>
-      <w:r>
-        <w:t xml:space="preserve">The latter application is known as Environmental Burden of Disease (EBD).</w:t>
-      </w:r>
-      <w:r>
-        <w:br/>
-      </w:r>
-      <w:r>
-        <w:t xml:space="preserve">In EBD studies, the health impacts of an exposure on a defined population are quantified and summarized using metrics such as disability-adjusted life years (DALYs).</w:t>
-      </w:r>
-      <w:r>
-        <w:t xml:space="preserve"> </w:t>
-      </w:r>
-      <w:r>
-        <w:t xml:space="preserve">These estimates enable comparisons of the impact of multiple health determinants within a population, as well as comparisons of the same determinant across populations or countries.</w:t>
-      </w:r>
-      <w:r>
-        <w:t xml:space="preserve"> </w:t>
-      </w:r>
-      <w:r>
-        <w:t xml:space="preserve">EBD integrates both population exposure and the associated exposure–response relationship (e.g. relative risk, beta coefficient etc.)</w:t>
-      </w:r>
-      <w:r>
-        <w:t xml:space="preserve"> </w:t>
-      </w:r>
-      <w:r>
-        <w:t xml:space="preserve">(59)</w:t>
-      </w:r>
-      <w:r>
-        <w:t xml:space="preserve">.</w:t>
-      </w:r>
-      <w:r>
-        <w:t xml:space="preserve"> </w:t>
-      </w:r>
-      <w:r>
-        <w:t xml:space="preserve">The distributional results of this study enable probabilistic EBD assessments using Monte Carlo simulations without additional assumptions on uncertainty distributions on the exposure-response function.</w:t>
+        <w:t xml:space="preserve">This study has several limitations and strengths that should be taken into consideration when interpreting the results.</w:t>
+      </w:r>
+      <w:r>
+        <w:t xml:space="preserve"> </w:t>
+      </w:r>
+      <w:r>
+        <w:t xml:space="preserve">The included studies are heterogenous and have for example adjusted for varying sets of covariates.</w:t>
+      </w:r>
+      <w:r>
+        <w:t xml:space="preserve"> </w:t>
+      </w:r>
+      <w:r>
+        <w:t xml:space="preserve">Also, as mentioned above, the locations of cohorts in the included studies vary.</w:t>
+      </w:r>
+      <w:r>
+        <w:t xml:space="preserve"> </w:t>
+      </w:r>
+      <w:r>
+        <w:t xml:space="preserve">Both of these limit the generalizability of the results or their applicability to a specific population.</w:t>
+      </w:r>
+      <w:r>
+        <w:t xml:space="preserve"> </w:t>
+      </w:r>
+      <w:r>
+        <w:t xml:space="preserve">In this study, the publication bias was only assessed via visual inspection.</w:t>
+      </w:r>
+      <w:r>
+        <w:t xml:space="preserve"> </w:t>
+      </w:r>
+      <w:r>
+        <w:t xml:space="preserve">To further investigate this, statistical tests like the Egger’s test would be appropriate.</w:t>
+      </w:r>
+      <w:r>
+        <w:t xml:space="preserve"> </w:t>
+      </w:r>
+      <w:r>
+        <w:t xml:space="preserve">The visual test suggested the presence of publication bias which leads to possible overestimation of the pooled effect and adds another limitation to this study.</w:t>
+      </w:r>
+      <w:r>
+        <w:t xml:space="preserve"> </w:t>
+      </w:r>
+      <w:r>
+        <w:t xml:space="preserve">We excluded any effect estimates of studies that left the BLL variable untransformed and thus on a linear scale, because the transformation to the logarithmic scale could not be justified based on visual inspection.</w:t>
+      </w:r>
+      <w:r>
+        <w:t xml:space="preserve"> </w:t>
+      </w:r>
+      <w:r>
+        <w:t xml:space="preserve">This resulted in a smaller number of studies included in the meta-analysis which is another limitation.</w:t>
       </w:r>
     </w:p>
     <w:p>
@@ -4443,63 +4499,7 @@
         <w:pStyle w:val="BodyText"/>
       </w:pPr>
       <w:r>
-        <w:t xml:space="preserve">This study has several limitations and strengths that should be taken into consideration when interpreting the results.</w:t>
-      </w:r>
-      <w:r>
-        <w:t xml:space="preserve"> </w:t>
-      </w:r>
-      <w:r>
-        <w:t xml:space="preserve">The included studies are heterogenous and have for example adjusted for varying sets of covariates.</w:t>
-      </w:r>
-      <w:r>
-        <w:t xml:space="preserve"> </w:t>
-      </w:r>
-      <w:r>
-        <w:t xml:space="preserve">Also, as mentioned above, the locations of cohorts in the included studies vary.</w:t>
-      </w:r>
-      <w:r>
-        <w:t xml:space="preserve"> </w:t>
-      </w:r>
-      <w:r>
-        <w:t xml:space="preserve">Both of these limit the generalizability of the results or their applicability to a specific population.</w:t>
-      </w:r>
-      <w:r>
-        <w:t xml:space="preserve"> </w:t>
-      </w:r>
-      <w:r>
-        <w:t xml:space="preserve">In this study, the publication bias was only assessed via visual inspection.</w:t>
-      </w:r>
-      <w:r>
-        <w:t xml:space="preserve"> </w:t>
-      </w:r>
-      <w:r>
-        <w:t xml:space="preserve">To further investigate this, statistical tests like the Egger’s test would be appropriate.</w:t>
-      </w:r>
-      <w:r>
-        <w:t xml:space="preserve"> </w:t>
-      </w:r>
-      <w:r>
-        <w:t xml:space="preserve">The visual test suggested the presence of publication bias which leads to possible overestimation of the pooled effect and adds a limitation to this study.</w:t>
-      </w:r>
-      <w:r>
-        <w:br/>
-      </w:r>
-      <w:r>
-        <w:t xml:space="preserve">In this study, we excluded any effect estimates of studies that left the BLL variable untransformed and thus on a linear scale, because the transformation to the logarithmic scale could not be justified based on visual inspection.</w:t>
-      </w:r>
-      <w:r>
-        <w:t xml:space="preserve"> </w:t>
-      </w:r>
-      <w:r>
-        <w:t xml:space="preserve">This resulted in a smaller number of studies included in the meta-analysis and adds another limitation.</w:t>
-      </w:r>
-    </w:p>
-    <w:p>
-      <w:pPr>
-        <w:pStyle w:val="BodyText"/>
-      </w:pPr>
-      <w:r>
-        <w:t xml:space="preserve">While there are publications that compare Bayesian and frequentist approaches to meta-analysis, they either have a focus on evidence-based medicine</w:t>
+        <w:t xml:space="preserve">While there are publications that compare Bayesian and frequentist approaches to meta-analysis, they either focus on evidence-based medicine</w:t>
       </w:r>
       <w:r>
         <w:t xml:space="preserve"> </w:t>

--- a/manuscript/manuscript.docx
+++ b/manuscript/manuscript.docx
@@ -111,18 +111,309 @@
         </w:r>
       </w:hyperlink>
     </w:p>
-    <w:bookmarkStart w:id="21" w:name="abstract"/>
+    <w:bookmarkStart w:id="27" w:name="notes"/>
     <w:p>
       <w:pPr>
         <w:pStyle w:val="Heading1"/>
       </w:pPr>
       <w:r>
+        <w:t xml:space="preserve">Notes</w:t>
+      </w:r>
+    </w:p>
+    <w:p>
+      <w:pPr>
+        <w:pStyle w:val="Compact"/>
+        <w:numPr>
+          <w:ilvl w:val="0"/>
+          <w:numId w:val="1001"/>
+        </w:numPr>
+      </w:pPr>
+      <w:r>
+        <w:t xml:space="preserve">Journal:</w:t>
+      </w:r>
+    </w:p>
+    <w:p>
+      <w:pPr>
+        <w:pStyle w:val="Compact"/>
+        <w:numPr>
+          <w:ilvl w:val="0"/>
+          <w:numId w:val="1002"/>
+        </w:numPr>
+      </w:pPr>
+      <w:hyperlink r:id="rId21">
+        <w:r>
+          <w:rPr>
+            <w:rStyle w:val="Hyperlink"/>
+          </w:rPr>
+          <w:t xml:space="preserve">Environment International, Elsevir</w:t>
+        </w:r>
+      </w:hyperlink>
+    </w:p>
+    <w:p>
+      <w:pPr>
+        <w:pStyle w:val="Compact"/>
+        <w:numPr>
+          <w:ilvl w:val="0"/>
+          <w:numId w:val="1003"/>
+        </w:numPr>
+      </w:pPr>
+      <w:r>
+        <w:t xml:space="preserve">“Method papers should be concise presentations of an advancement in methodology applied to the type of evidence syntheses Environment International publishes.</w:t>
+      </w:r>
+    </w:p>
+    <w:p>
+      <w:pPr>
+        <w:pStyle w:val="Compact"/>
+        <w:numPr>
+          <w:ilvl w:val="0"/>
+          <w:numId w:val="1003"/>
+        </w:numPr>
+      </w:pPr>
+      <w:r>
+        <w:t xml:space="preserve">These include tools for assessing the validity of research, surveys and</w:t>
+      </w:r>
+      <w:r>
+        <w:t xml:space="preserve"> </w:t>
+      </w:r>
+      <w:r>
+        <w:rPr>
+          <w:b/>
+          <w:bCs/>
+        </w:rPr>
+        <w:t xml:space="preserve">analyses of current research practices</w:t>
+      </w:r>
+      <w:r>
+        <w:t xml:space="preserve">, methods for locating literature, support for conduct of individual steps of the</w:t>
+      </w:r>
+      <w:r>
+        <w:t xml:space="preserve"> </w:t>
+      </w:r>
+      <w:r>
+        <w:rPr>
+          <w:b/>
+          <w:bCs/>
+        </w:rPr>
+        <w:t xml:space="preserve">evidence synthesis process</w:t>
+      </w:r>
+      <w:r>
+        <w:t xml:space="preserve">,</w:t>
+      </w:r>
+      <w:r>
+        <w:t xml:space="preserve"> </w:t>
+      </w:r>
+      <w:r>
+        <w:rPr>
+          <w:b/>
+          <w:bCs/>
+        </w:rPr>
+        <w:t xml:space="preserve">statistical methods</w:t>
+      </w:r>
+      <w:r>
+        <w:t xml:space="preserve">,</w:t>
+      </w:r>
+      <w:r>
+        <w:t xml:space="preserve"> </w:t>
+      </w:r>
+      <w:r>
+        <w:rPr>
+          <w:b/>
+          <w:bCs/>
+        </w:rPr>
+        <w:t xml:space="preserve">computational approaches to evidence synthesis</w:t>
+      </w:r>
+      <w:r>
+        <w:t xml:space="preserve">, etc. While there is no formal word limit, most manuscripts would be expected to be</w:t>
+      </w:r>
+      <w:r>
+        <w:t xml:space="preserve"> </w:t>
+      </w:r>
+      <w:r>
+        <w:rPr>
+          <w:b/>
+          <w:bCs/>
+        </w:rPr>
+        <w:t xml:space="preserve">2500-4000 words</w:t>
+      </w:r>
+      <w:r>
+        <w:t xml:space="preserve"> </w:t>
+      </w:r>
+      <w:r>
+        <w:t xml:space="preserve">in length depending on the methodology and its validation, with</w:t>
+      </w:r>
+      <w:r>
+        <w:t xml:space="preserve"> </w:t>
+      </w:r>
+      <w:r>
+        <w:rPr>
+          <w:b/>
+          <w:bCs/>
+        </w:rPr>
+        <w:t xml:space="preserve">2-5 figures</w:t>
+      </w:r>
+      <w:r>
+        <w:t xml:space="preserve"> </w:t>
+      </w:r>
+      <w:r>
+        <w:t xml:space="preserve">and an appropriate number of citations. In case of doubts, prospective authors are invited to contact the Editors.”</w:t>
+      </w:r>
+      <w:r>
+        <w:br/>
+      </w:r>
+    </w:p>
+    <w:p>
+      <w:pPr>
+        <w:pStyle w:val="Compact"/>
+        <w:numPr>
+          <w:ilvl w:val="0"/>
+          <w:numId w:val="1003"/>
+        </w:numPr>
+      </w:pPr>
+      <w:r>
+        <w:t xml:space="preserve">“The corresponding author of a review article must list, in the cover letter, at least 5 relevant research papers on which they also served as the corresponding author.”</w:t>
+      </w:r>
+      <w:r>
+        <w:t xml:space="preserve"> </w:t>
+      </w:r>
+      <w:r>
+        <w:t xml:space="preserve">(https://www.sciencedirect.com/journal/environment-international/publish/guide-for-authors)</w:t>
+      </w:r>
+    </w:p>
+    <w:p>
+      <w:pPr>
+        <w:pStyle w:val="Compact"/>
+        <w:numPr>
+          <w:ilvl w:val="0"/>
+          <w:numId w:val="1003"/>
+        </w:numPr>
+      </w:pPr>
+      <w:r>
+        <w:t xml:space="preserve">2,500 - 4,000 words approximately. 4,500 words atm</w:t>
+      </w:r>
+    </w:p>
+    <w:p>
+      <w:pPr>
+        <w:pStyle w:val="Compact"/>
+        <w:numPr>
+          <w:ilvl w:val="0"/>
+          <w:numId w:val="1004"/>
+        </w:numPr>
+      </w:pPr>
+      <w:hyperlink r:id="rId22">
+        <w:r>
+          <w:rPr>
+            <w:rStyle w:val="Hyperlink"/>
+          </w:rPr>
+          <w:t xml:space="preserve">International Journal of Hygiene and Environmental Health, Elsevir</w:t>
+        </w:r>
+      </w:hyperlink>
+    </w:p>
+    <w:p>
+      <w:pPr>
+        <w:pStyle w:val="Compact"/>
+        <w:numPr>
+          <w:ilvl w:val="0"/>
+          <w:numId w:val="1004"/>
+        </w:numPr>
+      </w:pPr>
+      <w:hyperlink r:id="rId23">
+        <w:r>
+          <w:rPr>
+            <w:rStyle w:val="Hyperlink"/>
+          </w:rPr>
+          <w:t xml:space="preserve">Environmental Research, Elsevir</w:t>
+        </w:r>
+      </w:hyperlink>
+    </w:p>
+    <w:p>
+      <w:pPr>
+        <w:pStyle w:val="Compact"/>
+        <w:numPr>
+          <w:ilvl w:val="0"/>
+          <w:numId w:val="1005"/>
+        </w:numPr>
+      </w:pPr>
+      <w:hyperlink r:id="rId24">
+        <w:r>
+          <w:rPr>
+            <w:rStyle w:val="Hyperlink"/>
+          </w:rPr>
+          <w:t xml:space="preserve">PRISMA 2020 checklist</w:t>
+        </w:r>
+      </w:hyperlink>
+      <w:r>
+        <w:t xml:space="preserve"> </w:t>
+      </w:r>
+      <w:r>
+        <w:t xml:space="preserve">for structure</w:t>
+      </w:r>
+    </w:p>
+    <w:p>
+      <w:pPr>
+        <w:pStyle w:val="Compact"/>
+        <w:numPr>
+          <w:ilvl w:val="0"/>
+          <w:numId w:val="1005"/>
+        </w:numPr>
+      </w:pPr>
+      <w:hyperlink r:id="rId25">
+        <w:r>
+          <w:rPr>
+            <w:rStyle w:val="Hyperlink"/>
+          </w:rPr>
+          <w:t xml:space="preserve">Bayesian Analysis Reporting Guidelines, BARG</w:t>
+        </w:r>
+      </w:hyperlink>
+      <w:r>
+        <w:t xml:space="preserve"> </w:t>
+      </w:r>
+      <w:r>
+        <w:t xml:space="preserve">for reporting Bayesian model</w:t>
+      </w:r>
+    </w:p>
+    <w:p>
+      <w:pPr>
+        <w:pStyle w:val="Compact"/>
+        <w:numPr>
+          <w:ilvl w:val="0"/>
+          <w:numId w:val="1005"/>
+        </w:numPr>
+      </w:pPr>
+      <w:hyperlink r:id="rId26">
+        <w:r>
+          <w:rPr>
+            <w:rStyle w:val="Hyperlink"/>
+          </w:rPr>
+          <w:t xml:space="preserve">raRoB tool</w:t>
+        </w:r>
+      </w:hyperlink>
+      <w:r>
+        <w:t xml:space="preserve"> </w:t>
+      </w:r>
+      <w:r>
+        <w:t xml:space="preserve">for Risk of Bias Assessment</w:t>
+      </w:r>
+    </w:p>
+    <w:bookmarkEnd w:id="27"/>
+    <w:bookmarkStart w:id="28" w:name="abstract"/>
+    <w:p>
+      <w:pPr>
+        <w:pStyle w:val="Heading1"/>
+      </w:pPr>
+      <w:r>
         <w:t xml:space="preserve">Abstract</w:t>
       </w:r>
     </w:p>
     <w:p>
       <w:pPr>
         <w:pStyle w:val="FirstParagraph"/>
+      </w:pPr>
+      <w:r>
+        <w:t xml:space="preserve">(250 words limit in Environment International)</w:t>
+      </w:r>
+    </w:p>
+    <w:p>
+      <w:pPr>
+        <w:pStyle w:val="BodyText"/>
       </w:pPr>
       <w:r>
         <w:rPr>
@@ -467,8 +758,8 @@
         <w:br w:type="page"/>
       </w:r>
     </w:p>
-    <w:bookmarkEnd w:id="21"/>
-    <w:bookmarkStart w:id="22" w:name="background"/>
+    <w:bookmarkEnd w:id="28"/>
+    <w:bookmarkStart w:id="29" w:name="background"/>
     <w:p>
       <w:pPr>
         <w:pStyle w:val="Heading1"/>
@@ -849,8 +1140,8 @@
         <w:t xml:space="preserve">The aim of this study is twofold: first, to synthesize and quantitatively pool available epidemiological findings on the association between blood lead levels and IQ scores in children; and second, to conduct both a frequentist and Bayesian meta-analyses, comparing how these analytical frameworks influence exposure-response estimates, uncertainty characterization, and applicability to burden of disease and risk assessment.</w:t>
       </w:r>
     </w:p>
-    <w:bookmarkEnd w:id="22"/>
-    <w:bookmarkStart w:id="36" w:name="methods"/>
+    <w:bookmarkEnd w:id="29"/>
+    <w:bookmarkStart w:id="43" w:name="methods"/>
     <w:p>
       <w:pPr>
         <w:pStyle w:val="Heading1"/>
@@ -859,7 +1150,7 @@
         <w:t xml:space="preserve">2. Methods</w:t>
       </w:r>
     </w:p>
-    <w:bookmarkStart w:id="24" w:name="literature-review"/>
+    <w:bookmarkStart w:id="31" w:name="literature-review"/>
     <w:p>
       <w:pPr>
         <w:pStyle w:val="Heading2"/>
@@ -929,7 +1220,7 @@
         </w:rPr>
         <w:t xml:space="preserve">Partnership for the Assessment of Risks from Chemicals (</w:t>
       </w:r>
-      <w:hyperlink r:id="rId23">
+      <w:hyperlink r:id="rId30">
         <w:r>
           <w:rPr>
             <w:rStyle w:val="Hyperlink"/>
@@ -1081,8 +1372,8 @@
         <w:t xml:space="preserve">For all included studies, effect estimates from the most-adjusted model were extracted and the adjustment set was recorded.</w:t>
       </w:r>
     </w:p>
-    <w:bookmarkEnd w:id="24"/>
-    <w:bookmarkStart w:id="25" w:name="risk-of-bias-assessment"/>
+    <w:bookmarkEnd w:id="31"/>
+    <w:bookmarkStart w:id="32" w:name="risk-of-bias-assessment"/>
     <w:p>
       <w:pPr>
         <w:pStyle w:val="Heading2"/>
@@ -1156,8 +1447,8 @@
         <w:t xml:space="preserve">If there were any deviations in the judgement of the researcher and the LLM, the respective item was revisited by the researcher and they made the final decision.</w:t>
       </w:r>
     </w:p>
-    <w:bookmarkEnd w:id="25"/>
-    <w:bookmarkStart w:id="27" w:name="harmonization-of-effect-estimates"/>
+    <w:bookmarkEnd w:id="32"/>
+    <w:bookmarkStart w:id="34" w:name="harmonization-of-effect-estimates"/>
     <w:p>
       <w:pPr>
         <w:pStyle w:val="Heading2"/>
@@ -1225,7 +1516,7 @@
       <w:pPr>
         <w:pStyle w:val="BodyText"/>
       </w:pPr>
-      <w:bookmarkStart w:id="26" w:name="eq-regression-model"/>
+      <w:bookmarkStart w:id="33" w:name="eq-regression-model"/>
       <m:oMathPara>
         <m:oMathParaPr>
           <m:jc m:val="center"/>
@@ -1316,7 +1607,7 @@
           </m:d>
         </m:oMath>
       </m:oMathPara>
-      <w:bookmarkEnd w:id="26"/>
+      <w:bookmarkEnd w:id="33"/>
     </w:p>
     <w:p>
       <w:pPr>
@@ -1502,8 +1793,8 @@
         <w:t xml:space="preserve">These were excluded from the meta-analysis, as transformation of effect estimates for linear BLL to log-linear could not be justified based on visual inspection (include plots in supplement?).</w:t>
       </w:r>
     </w:p>
-    <w:bookmarkEnd w:id="27"/>
-    <w:bookmarkStart w:id="34" w:name="meta-analysis-methodology"/>
+    <w:bookmarkEnd w:id="34"/>
+    <w:bookmarkStart w:id="41" w:name="meta-analysis-methodology"/>
     <w:p>
       <w:pPr>
         <w:pStyle w:val="Heading2"/>
@@ -1581,7 +1872,7 @@
       <w:r>
         <w:t xml:space="preserve"> </w:t>
       </w:r>
-      <w:hyperlink r:id="rId28">
+      <w:hyperlink r:id="rId35">
         <w:r>
           <w:rPr>
             <w:rStyle w:val="Hyperlink"/>
@@ -1593,7 +1884,7 @@
         <w:t xml:space="preserve">.</w:t>
       </w:r>
     </w:p>
-    <w:bookmarkStart w:id="30" w:name="bayesian-meta-analysis"/>
+    <w:bookmarkStart w:id="37" w:name="bayesian-meta-analysis"/>
     <w:p>
       <w:pPr>
         <w:pStyle w:val="Heading3"/>
@@ -1724,7 +2015,7 @@
       <w:pPr>
         <w:pStyle w:val="BodyText"/>
       </w:pPr>
-      <w:bookmarkStart w:id="29" w:name="eq-model"/>
+      <w:bookmarkStart w:id="36" w:name="eq-model"/>
       <m:oMathPara>
         <m:oMathParaPr>
           <m:jc m:val="center"/>
@@ -1902,7 +2193,7 @@
           </m:d>
         </m:oMath>
       </m:oMathPara>
-      <w:bookmarkEnd w:id="29"/>
+      <w:bookmarkEnd w:id="36"/>
     </w:p>
     <w:p>
       <w:pPr>
@@ -2206,8 +2497,8 @@
         <w:t xml:space="preserve">results are comparable.</w:t>
       </w:r>
     </w:p>
-    <w:bookmarkEnd w:id="30"/>
-    <w:bookmarkStart w:id="32" w:name="priors"/>
+    <w:bookmarkEnd w:id="37"/>
+    <w:bookmarkStart w:id="39" w:name="priors"/>
     <w:p>
       <w:pPr>
         <w:pStyle w:val="Heading3"/>
@@ -2383,7 +2674,7 @@
       <w:pPr>
         <w:pStyle w:val="BodyText"/>
       </w:pPr>
-      <w:bookmarkStart w:id="31" w:name="eq-priors"/>
+      <w:bookmarkStart w:id="38" w:name="eq-priors"/>
       <m:oMathPara>
         <m:oMathParaPr>
           <m:jc m:val="center"/>
@@ -2534,7 +2825,7 @@
           </m:d>
         </m:oMath>
       </m:oMathPara>
-      <w:bookmarkEnd w:id="31"/>
+      <w:bookmarkEnd w:id="38"/>
     </w:p>
     <w:p>
       <w:pPr>
@@ -2577,8 +2868,8 @@
         <w:t xml:space="preserve">Additionally, a sensitivity analysis with alternative priors was conduced, as described below.</w:t>
       </w:r>
     </w:p>
-    <w:bookmarkEnd w:id="32"/>
-    <w:bookmarkStart w:id="33" w:name="frequentist-meta-analysis"/>
+    <w:bookmarkEnd w:id="39"/>
+    <w:bookmarkStart w:id="40" w:name="frequentist-meta-analysis"/>
     <w:p>
       <w:pPr>
         <w:pStyle w:val="Heading3"/>
@@ -2685,9 +2976,9 @@
         <w:t xml:space="preserve">.</w:t>
       </w:r>
     </w:p>
-    <w:bookmarkEnd w:id="33"/>
-    <w:bookmarkEnd w:id="34"/>
-    <w:bookmarkStart w:id="35" w:name="sensitivity-analysis"/>
+    <w:bookmarkEnd w:id="40"/>
+    <w:bookmarkEnd w:id="41"/>
+    <w:bookmarkStart w:id="42" w:name="sensitivity-analysis"/>
     <w:p>
       <w:pPr>
         <w:pStyle w:val="Heading2"/>
@@ -2972,9 +3263,9 @@
         <w:t xml:space="preserve">Notice that for the main effect, we centered the broader prior around 0, giving equal weight to the probability of a protective and detrimental effect of lead.</w:t>
       </w:r>
     </w:p>
-    <w:bookmarkEnd w:id="35"/>
-    <w:bookmarkEnd w:id="36"/>
-    <w:bookmarkStart w:id="50" w:name="results"/>
+    <w:bookmarkEnd w:id="42"/>
+    <w:bookmarkEnd w:id="43"/>
+    <w:bookmarkStart w:id="54" w:name="results"/>
     <w:p>
       <w:pPr>
         <w:pStyle w:val="Heading1"/>
@@ -2983,7 +3274,7 @@
         <w:t xml:space="preserve">3. Results</w:t>
       </w:r>
     </w:p>
-    <w:bookmarkStart w:id="40" w:name="literature-review-1"/>
+    <w:bookmarkStart w:id="47" w:name="literature-review-1"/>
     <w:p>
       <w:pPr>
         <w:pStyle w:val="Heading2"/>
@@ -3095,18 +3386,18 @@
           <wp:inline>
             <wp:extent cx="3566160" cy="4059018"/>
             <wp:effectExtent b="0" l="0" r="0" t="0"/>
-            <wp:docPr descr="Fig. 1: PRISMA flow diagram" title="" id="38" name="Picture"/>
+            <wp:docPr descr="Fig. 1: PRISMA flow diagram" title="" id="45" name="Picture"/>
             <a:graphic>
               <a:graphicData uri="http://schemas.openxmlformats.org/drawingml/2006/picture">
                 <pic:pic>
                   <pic:nvPicPr>
-                    <pic:cNvPr descr="tables_figures/main/figure1.png" id="39" name="Picture"/>
+                    <pic:cNvPr descr="tables_figures/main/figure1.png" id="46" name="Picture"/>
                     <pic:cNvPicPr>
                       <a:picLocks noChangeArrowheads="1" noChangeAspect="1"/>
                     </pic:cNvPicPr>
                   </pic:nvPicPr>
                   <pic:blipFill>
-                    <a:blip r:embed="rId37"/>
+                    <a:blip r:embed="rId44"/>
                     <a:stretch>
                       <a:fillRect/>
                     </a:stretch>
@@ -3141,8 +3432,8 @@
         <w:t xml:space="preserve">Fig. 1: PRISMA flow diagram</w:t>
       </w:r>
     </w:p>
-    <w:bookmarkEnd w:id="40"/>
-    <w:bookmarkStart w:id="41" w:name="risk-of-bias"/>
+    <w:bookmarkEnd w:id="47"/>
+    <w:bookmarkStart w:id="48" w:name="risk-of-bias"/>
     <w:p>
       <w:pPr>
         <w:pStyle w:val="Heading2"/>
@@ -3276,8 +3567,8 @@
         <w:t xml:space="preserve">Results from the RoB assessment is presented in Tab. 3.</w:t>
       </w:r>
     </w:p>
-    <w:bookmarkEnd w:id="41"/>
-    <w:bookmarkStart w:id="48" w:name="meta-analysis-results"/>
+    <w:bookmarkEnd w:id="48"/>
+    <w:bookmarkStart w:id="52" w:name="meta-analysis-results"/>
     <w:p>
       <w:pPr>
         <w:pStyle w:val="Heading2"/>
@@ -3532,129 +3823,58 @@
         <w:t xml:space="preserve">Forest plots of both approaches are shown in Fig. 2:</w:t>
       </w:r>
     </w:p>
-    <w:tbl>
-      <w:tblPr>
-        <w:tblStyle w:val="Table"/>
-        <w:tblW w:type="pct" w:w="5000"/>
-        <w:tblLayout w:type="fixed"/>
-        <w:tblLook w:firstRow="0" w:lastRow="0" w:firstColumn="0" w:lastColumn="0" w:noHBand="0" w:noVBand="0" w:val="0000"/>
-      </w:tblPr>
-      <w:tblGrid>
-        <w:gridCol w:w="3960"/>
-        <w:gridCol w:w="3960"/>
-      </w:tblGrid>
-      <w:tr>
-        <w:tc>
-          <w:tcPr/>
-          <w:p>
-            <w:pPr>
-              <w:jc w:val="center"/>
-            </w:pPr>
-            <w:r>
-              <w:drawing>
-                <wp:inline>
-                  <wp:extent cx="2971800" cy="3657600"/>
-                  <wp:effectExtent b="0" l="0" r="0" t="0"/>
-                  <wp:docPr descr="" title="" id="43" name="Picture"/>
-                  <a:graphic>
-                    <a:graphicData uri="http://schemas.openxmlformats.org/drawingml/2006/picture">
-                      <pic:pic>
-                        <pic:nvPicPr>
-                          <pic:cNvPr descr="manuscript_files/figure-docx/figure2_forest-1.png" id="44" name="Picture"/>
-                          <pic:cNvPicPr>
-                            <a:picLocks noChangeArrowheads="1" noChangeAspect="1"/>
-                          </pic:cNvPicPr>
-                        </pic:nvPicPr>
-                        <pic:blipFill>
-                          <a:blip r:embed="rId42"/>
-                          <a:stretch>
-                            <a:fillRect/>
-                          </a:stretch>
-                        </pic:blipFill>
-                        <pic:spPr bwMode="auto">
-                          <a:xfrm>
-                            <a:off x="0" y="0"/>
-                            <a:ext cx="2971800" cy="3657600"/>
-                          </a:xfrm>
-                          <a:prstGeom prst="rect">
-                            <a:avLst/>
-                          </a:prstGeom>
-                          <a:noFill/>
-                          <a:ln w="9525">
-                            <a:noFill/>
-                            <a:headEnd/>
-                            <a:tailEnd/>
-                          </a:ln>
-                        </pic:spPr>
-                      </pic:pic>
-                    </a:graphicData>
-                  </a:graphic>
-                </wp:inline>
-              </w:drawing>
-            </w:r>
-          </w:p>
-        </w:tc>
-        <w:tc>
-          <w:tcPr/>
-          <w:p>
-            <w:pPr>
-              <w:jc w:val="center"/>
-            </w:pPr>
-            <w:r>
-              <w:drawing>
-                <wp:inline>
-                  <wp:extent cx="2971800" cy="3657600"/>
-                  <wp:effectExtent b="0" l="0" r="0" t="0"/>
-                  <wp:docPr descr="" title="" id="46" name="Picture"/>
-                  <a:graphic>
-                    <a:graphicData uri="http://schemas.openxmlformats.org/drawingml/2006/picture">
-                      <pic:pic>
-                        <pic:nvPicPr>
-                          <pic:cNvPr descr="manuscript_files/figure-docx/figure2_forest-2.png" id="47" name="Picture"/>
-                          <pic:cNvPicPr>
-                            <a:picLocks noChangeArrowheads="1" noChangeAspect="1"/>
-                          </pic:cNvPicPr>
-                        </pic:nvPicPr>
-                        <pic:blipFill>
-                          <a:blip r:embed="rId45"/>
-                          <a:stretch>
-                            <a:fillRect/>
-                          </a:stretch>
-                        </pic:blipFill>
-                        <pic:spPr bwMode="auto">
-                          <a:xfrm>
-                            <a:off x="0" y="0"/>
-                            <a:ext cx="2971800" cy="3657600"/>
-                          </a:xfrm>
-                          <a:prstGeom prst="rect">
-                            <a:avLst/>
-                          </a:prstGeom>
-                          <a:noFill/>
-                          <a:ln w="9525">
-                            <a:noFill/>
-                            <a:headEnd/>
-                            <a:tailEnd/>
-                          </a:ln>
-                        </pic:spPr>
-                      </pic:pic>
-                    </a:graphicData>
-                  </a:graphic>
-                </wp:inline>
-              </w:drawing>
-            </w:r>
-          </w:p>
-        </w:tc>
-      </w:tr>
-    </w:tbl>
+    <w:p>
+      <w:pPr>
+        <w:pStyle w:val="CaptionedFigure"/>
+      </w:pPr>
+      <w:r>
+        <w:drawing>
+          <wp:inline>
+            <wp:extent cx="5943600" cy="2228220"/>
+            <wp:effectExtent b="0" l="0" r="0" t="0"/>
+            <wp:docPr descr="Fig. 2: Forest plots" title="" id="50" name="Picture"/>
+            <a:graphic>
+              <a:graphicData uri="http://schemas.openxmlformats.org/drawingml/2006/picture">
+                <pic:pic>
+                  <pic:nvPicPr>
+                    <pic:cNvPr descr="./tables_figures/main/combined_forest_plots.png" id="51" name="Picture"/>
+                    <pic:cNvPicPr>
+                      <a:picLocks noChangeArrowheads="1" noChangeAspect="1"/>
+                    </pic:cNvPicPr>
+                  </pic:nvPicPr>
+                  <pic:blipFill>
+                    <a:blip r:embed="rId49"/>
+                    <a:stretch>
+                      <a:fillRect/>
+                    </a:stretch>
+                  </pic:blipFill>
+                  <pic:spPr bwMode="auto">
+                    <a:xfrm>
+                      <a:off x="0" y="0"/>
+                      <a:ext cx="5943600" cy="2228220"/>
+                    </a:xfrm>
+                    <a:prstGeom prst="rect">
+                      <a:avLst/>
+                    </a:prstGeom>
+                    <a:noFill/>
+                    <a:ln w="9525">
+                      <a:noFill/>
+                      <a:headEnd/>
+                      <a:tailEnd/>
+                    </a:ln>
+                  </pic:spPr>
+                </pic:pic>
+              </a:graphicData>
+            </a:graphic>
+          </wp:inline>
+        </w:drawing>
+      </w:r>
+    </w:p>
     <w:p>
       <w:pPr>
         <w:pStyle w:val="ImageCaption"/>
       </w:pPr>
       <w:r>
-        <w:rPr>
-          <w:i/>
-          <w:iCs/>
-        </w:rPr>
         <w:t xml:space="preserve">Fig. 2: Forest plots</w:t>
       </w:r>
     </w:p>
@@ -3678,8 +3898,8 @@
         <w:t xml:space="preserve">This leads to a shrinkage of the posterior means towards the pooled effect and is comparable to the inverse-variance weighting in frequentist meta-analyses.</w:t>
       </w:r>
     </w:p>
-    <w:bookmarkEnd w:id="48"/>
-    <w:bookmarkStart w:id="49" w:name="sensitivity-analysis-results"/>
+    <w:bookmarkEnd w:id="52"/>
+    <w:bookmarkStart w:id="53" w:name="sensitivity-analysis-results"/>
     <w:p>
       <w:pPr>
         <w:pStyle w:val="Heading2"/>
@@ -3994,9 +4214,9 @@
         <w:t xml:space="preserve">Suppl. file 6 shows prior, observed data and posterior distributions of all three prior specifications.</w:t>
       </w:r>
     </w:p>
-    <w:bookmarkEnd w:id="49"/>
-    <w:bookmarkEnd w:id="50"/>
-    <w:bookmarkStart w:id="51" w:name="discussion"/>
+    <w:bookmarkEnd w:id="53"/>
+    <w:bookmarkEnd w:id="54"/>
+    <w:bookmarkStart w:id="55" w:name="discussion"/>
     <w:p>
       <w:pPr>
         <w:pStyle w:val="Heading1"/>
@@ -4543,7 +4763,7 @@
       <w:r>
         <w:t xml:space="preserve"> </w:t>
       </w:r>
-      <w:hyperlink r:id="rId28">
+      <w:hyperlink r:id="rId35">
         <w:r>
           <w:rPr>
             <w:rStyle w:val="Hyperlink"/>
@@ -4558,8 +4778,8 @@
         <w:t xml:space="preserve">which makes it fully reproducible.</w:t>
       </w:r>
     </w:p>
-    <w:bookmarkEnd w:id="51"/>
-    <w:bookmarkStart w:id="52" w:name="conclusions"/>
+    <w:bookmarkEnd w:id="55"/>
+    <w:bookmarkStart w:id="56" w:name="conclusions"/>
     <w:p>
       <w:pPr>
         <w:pStyle w:val="Heading1"/>
@@ -4606,8 +4826,8 @@
         <w:t xml:space="preserve">We therefore want to encourage researchers to consider Bayesian methods where capacity allows.</w:t>
       </w:r>
     </w:p>
-    <w:bookmarkEnd w:id="52"/>
-    <w:bookmarkStart w:id="53" w:name="list-of-abbreviations"/>
+    <w:bookmarkEnd w:id="56"/>
+    <w:bookmarkStart w:id="57" w:name="list-of-abbreviations"/>
     <w:p>
       <w:pPr>
         <w:pStyle w:val="Heading1"/>
@@ -5020,8 +5240,8 @@
         </w:tc>
       </w:tr>
     </w:tbl>
-    <w:bookmarkEnd w:id="53"/>
-    <w:bookmarkStart w:id="54" w:name="acknowledgements"/>
+    <w:bookmarkEnd w:id="57"/>
+    <w:bookmarkStart w:id="58" w:name="acknowledgements"/>
     <w:p>
       <w:pPr>
         <w:pStyle w:val="Heading1"/>
@@ -5080,8 +5300,8 @@
         <w:t xml:space="preserve">for their help in the screening process.</w:t>
       </w:r>
     </w:p>
-    <w:bookmarkEnd w:id="54"/>
-    <w:bookmarkStart w:id="55" w:name="funding"/>
+    <w:bookmarkEnd w:id="58"/>
+    <w:bookmarkStart w:id="59" w:name="funding"/>
     <w:p>
       <w:pPr>
         <w:pStyle w:val="Heading1"/>
@@ -5110,8 +5330,8 @@
         <w:t xml:space="preserve">Neither the European Union nor the granting authority can be held responsible for them.</w:t>
       </w:r>
     </w:p>
-    <w:bookmarkEnd w:id="55"/>
-    <w:bookmarkStart w:id="181" w:name="bibliography"/>
+    <w:bookmarkEnd w:id="59"/>
+    <w:bookmarkStart w:id="184" w:name="bibliography"/>
     <w:p>
       <w:pPr>
         <w:pStyle w:val="Heading1"/>
@@ -5120,8 +5340,8 @@
         <w:t xml:space="preserve">References</w:t>
       </w:r>
     </w:p>
-    <w:bookmarkStart w:id="180" w:name="refs"/>
-    <w:bookmarkStart w:id="57" w:name="Xe38019c88c6d2792bb296bad7dc0a4dd55f1319"/>
+    <w:bookmarkStart w:id="183" w:name="refs"/>
+    <w:bookmarkStart w:id="61" w:name="Xe38019c88c6d2792bb296bad7dc0a4dd55f1319"/>
     <w:p>
       <w:pPr>
         <w:pStyle w:val="Bibliography"/>
@@ -5141,7 +5361,7 @@
       <w:r>
         <w:t xml:space="preserve"> </w:t>
       </w:r>
-      <w:hyperlink r:id="rId56">
+      <w:hyperlink r:id="rId60">
         <w:r>
           <w:rPr>
             <w:rStyle w:val="Hyperlink"/>
@@ -5180,8 +5400,8 @@
         <w:t xml:space="preserve"> </w:t>
       </w:r>
     </w:p>
-    <w:bookmarkEnd w:id="57"/>
-    <w:bookmarkStart w:id="59" w:name="ref-lacerda2023GlobalDecreaseBlood"/>
+    <w:bookmarkEnd w:id="61"/>
+    <w:bookmarkStart w:id="63" w:name="ref-lacerda2023GlobalDecreaseBlood"/>
     <w:p>
       <w:pPr>
         <w:pStyle w:val="Bibliography"/>
@@ -5201,7 +5421,7 @@
       <w:r>
         <w:t xml:space="preserve"> </w:t>
       </w:r>
-      <w:hyperlink r:id="rId58">
+      <w:hyperlink r:id="rId62">
         <w:r>
           <w:rPr>
             <w:rStyle w:val="Hyperlink"/>
@@ -5216,8 +5436,8 @@
         <w:t xml:space="preserve"> </w:t>
       </w:r>
     </w:p>
-    <w:bookmarkEnd w:id="59"/>
-    <w:bookmarkStart w:id="61" w:name="X4707f3a4b72a0982487545f9dc3d674642af108"/>
+    <w:bookmarkEnd w:id="63"/>
+    <w:bookmarkStart w:id="65" w:name="X4707f3a4b72a0982487545f9dc3d674642af108"/>
     <w:p>
       <w:pPr>
         <w:pStyle w:val="Bibliography"/>
@@ -5237,7 +5457,7 @@
       <w:r>
         <w:t xml:space="preserve"> </w:t>
       </w:r>
-      <w:hyperlink r:id="rId60">
+      <w:hyperlink r:id="rId64">
         <w:r>
           <w:rPr>
             <w:rStyle w:val="Hyperlink"/>
@@ -5276,8 +5496,8 @@
         <w:t xml:space="preserve"> </w:t>
       </w:r>
     </w:p>
-    <w:bookmarkEnd w:id="61"/>
-    <w:bookmarkStart w:id="63" w:name="ref-sy2024AssessmentLongTermExposure"/>
+    <w:bookmarkEnd w:id="65"/>
+    <w:bookmarkStart w:id="67" w:name="ref-sy2024AssessmentLongTermExposure"/>
     <w:p>
       <w:pPr>
         <w:pStyle w:val="Bibliography"/>
@@ -5297,7 +5517,7 @@
       <w:r>
         <w:t xml:space="preserve"> </w:t>
       </w:r>
-      <w:hyperlink r:id="rId62">
+      <w:hyperlink r:id="rId66">
         <w:r>
           <w:rPr>
             <w:rStyle w:val="Hyperlink"/>
@@ -5372,8 +5592,8 @@
         <w:t xml:space="preserve"> </w:t>
       </w:r>
     </w:p>
-    <w:bookmarkEnd w:id="63"/>
-    <w:bookmarkStart w:id="65" w:name="ref-brauer2024GlobalBurdenStrength"/>
+    <w:bookmarkEnd w:id="67"/>
+    <w:bookmarkStart w:id="69" w:name="ref-brauer2024GlobalBurdenStrength"/>
     <w:p>
       <w:pPr>
         <w:pStyle w:val="Bibliography"/>
@@ -5393,7 +5613,7 @@
       <w:r>
         <w:t xml:space="preserve"> </w:t>
       </w:r>
-      <w:hyperlink r:id="rId64">
+      <w:hyperlink r:id="rId68">
         <w:r>
           <w:rPr>
             <w:rStyle w:val="Hyperlink"/>
@@ -5456,8 +5676,8 @@
         <w:t xml:space="preserve"> </w:t>
       </w:r>
     </w:p>
-    <w:bookmarkEnd w:id="65"/>
-    <w:bookmarkStart w:id="67" w:name="ref-harari2018BloodLeadLevels"/>
+    <w:bookmarkEnd w:id="69"/>
+    <w:bookmarkStart w:id="71" w:name="ref-harari2018BloodLeadLevels"/>
     <w:p>
       <w:pPr>
         <w:pStyle w:val="Bibliography"/>
@@ -5477,7 +5697,7 @@
       <w:r>
         <w:t xml:space="preserve"> </w:t>
       </w:r>
-      <w:hyperlink r:id="rId66">
+      <w:hyperlink r:id="rId70">
         <w:r>
           <w:rPr>
             <w:rStyle w:val="Hyperlink"/>
@@ -5552,8 +5772,8 @@
         <w:t xml:space="preserve"> </w:t>
       </w:r>
     </w:p>
-    <w:bookmarkEnd w:id="67"/>
-    <w:bookmarkStart w:id="69" w:name="ref-wan2022ChronicLeadExposure"/>
+    <w:bookmarkEnd w:id="71"/>
+    <w:bookmarkStart w:id="73" w:name="ref-wan2022ChronicLeadExposure"/>
     <w:p>
       <w:pPr>
         <w:pStyle w:val="Bibliography"/>
@@ -5573,7 +5793,7 @@
       <w:r>
         <w:t xml:space="preserve"> </w:t>
       </w:r>
-      <w:hyperlink r:id="rId68">
+      <w:hyperlink r:id="rId72">
         <w:r>
           <w:rPr>
             <w:rStyle w:val="Hyperlink"/>
@@ -5588,8 +5808,8 @@
         <w:t xml:space="preserve"> </w:t>
       </w:r>
     </w:p>
-    <w:bookmarkEnd w:id="69"/>
-    <w:bookmarkStart w:id="71" w:name="ref-rosengren2025ExposureLeadCoronary"/>
+    <w:bookmarkEnd w:id="73"/>
+    <w:bookmarkStart w:id="75" w:name="ref-rosengren2025ExposureLeadCoronary"/>
     <w:p>
       <w:pPr>
         <w:pStyle w:val="Bibliography"/>
@@ -5609,7 +5829,7 @@
       <w:r>
         <w:t xml:space="preserve"> </w:t>
       </w:r>
-      <w:hyperlink r:id="rId70">
+      <w:hyperlink r:id="rId74">
         <w:r>
           <w:rPr>
             <w:rStyle w:val="Hyperlink"/>
@@ -5702,8 +5922,8 @@
         <w:t xml:space="preserve"> </w:t>
       </w:r>
     </w:p>
-    <w:bookmarkEnd w:id="71"/>
-    <w:bookmarkStart w:id="73" w:name="ref-lanphear2018LowlevelLeadExposure"/>
+    <w:bookmarkEnd w:id="75"/>
+    <w:bookmarkStart w:id="77" w:name="ref-lanphear2018LowlevelLeadExposure"/>
     <w:p>
       <w:pPr>
         <w:pStyle w:val="Bibliography"/>
@@ -5723,7 +5943,7 @@
       <w:r>
         <w:t xml:space="preserve"> </w:t>
       </w:r>
-      <w:hyperlink r:id="rId72">
+      <w:hyperlink r:id="rId76">
         <w:r>
           <w:rPr>
             <w:rStyle w:val="Hyperlink"/>
@@ -5762,8 +5982,8 @@
         <w:t xml:space="preserve"> </w:t>
       </w:r>
     </w:p>
-    <w:bookmarkEnd w:id="73"/>
-    <w:bookmarkStart w:id="75" w:name="ref-chang2006LowBloodLead"/>
+    <w:bookmarkEnd w:id="77"/>
+    <w:bookmarkStart w:id="79" w:name="ref-chang2006LowBloodLead"/>
     <w:p>
       <w:pPr>
         <w:pStyle w:val="Bibliography"/>
@@ -5783,7 +6003,7 @@
       <w:r>
         <w:t xml:space="preserve"> </w:t>
       </w:r>
-      <w:hyperlink r:id="rId74">
+      <w:hyperlink r:id="rId78">
         <w:r>
           <w:rPr>
             <w:rStyle w:val="Hyperlink"/>
@@ -5798,8 +6018,8 @@
         <w:t xml:space="preserve"> </w:t>
       </w:r>
     </w:p>
-    <w:bookmarkEnd w:id="75"/>
-    <w:bookmarkStart w:id="77" w:name="Xadfdab0209e4a364d9fdcffecfddb00700d2db9"/>
+    <w:bookmarkEnd w:id="79"/>
+    <w:bookmarkStart w:id="81" w:name="Xadfdab0209e4a364d9fdcffecfddb00700d2db9"/>
     <w:p>
       <w:pPr>
         <w:pStyle w:val="Bibliography"/>
@@ -5819,7 +6039,7 @@
       <w:r>
         <w:t xml:space="preserve"> </w:t>
       </w:r>
-      <w:hyperlink r:id="rId76">
+      <w:hyperlink r:id="rId80">
         <w:r>
           <w:rPr>
             <w:rStyle w:val="Hyperlink"/>
@@ -5954,8 +6174,8 @@
         <w:t xml:space="preserve"> </w:t>
       </w:r>
     </w:p>
-    <w:bookmarkEnd w:id="77"/>
-    <w:bookmarkStart w:id="79" w:name="ref-shaffer2025LeadExposureAntisocial"/>
+    <w:bookmarkEnd w:id="81"/>
+    <w:bookmarkStart w:id="83" w:name="ref-shaffer2025LeadExposureAntisocial"/>
     <w:p>
       <w:pPr>
         <w:pStyle w:val="Bibliography"/>
@@ -5975,7 +6195,7 @@
       <w:r>
         <w:t xml:space="preserve"> </w:t>
       </w:r>
-      <w:hyperlink r:id="rId78">
+      <w:hyperlink r:id="rId82">
         <w:r>
           <w:rPr>
             <w:rStyle w:val="Hyperlink"/>
@@ -6014,8 +6234,8 @@
         <w:t xml:space="preserve"> </w:t>
       </w:r>
     </w:p>
-    <w:bookmarkEnd w:id="79"/>
-    <w:bookmarkStart w:id="81" w:name="X06097e4c5e52362623b7f1c040457eb7d553acc"/>
+    <w:bookmarkEnd w:id="83"/>
+    <w:bookmarkStart w:id="85" w:name="X06097e4c5e52362623b7f1c040457eb7d553acc"/>
     <w:p>
       <w:pPr>
         <w:pStyle w:val="Bibliography"/>
@@ -6035,7 +6255,7 @@
       <w:r>
         <w:t xml:space="preserve"> </w:t>
       </w:r>
-      <w:hyperlink r:id="rId80">
+      <w:hyperlink r:id="rId84">
         <w:r>
           <w:rPr>
             <w:rStyle w:val="Hyperlink"/>
@@ -6194,8 +6414,8 @@
         <w:t xml:space="preserve"> </w:t>
       </w:r>
     </w:p>
-    <w:bookmarkEnd w:id="81"/>
-    <w:bookmarkStart w:id="83" w:name="ref-needleman1990LowLevelLeadExposure"/>
+    <w:bookmarkEnd w:id="85"/>
+    <w:bookmarkStart w:id="87" w:name="ref-needleman1990LowLevelLeadExposure"/>
     <w:p>
       <w:pPr>
         <w:pStyle w:val="Bibliography"/>
@@ -6215,7 +6435,7 @@
       <w:r>
         <w:t xml:space="preserve"> </w:t>
       </w:r>
-      <w:hyperlink r:id="rId82">
+      <w:hyperlink r:id="rId86">
         <w:r>
           <w:rPr>
             <w:rStyle w:val="Hyperlink"/>
@@ -6326,8 +6546,8 @@
         <w:t xml:space="preserve"> </w:t>
       </w:r>
     </w:p>
-    <w:bookmarkEnd w:id="83"/>
-    <w:bookmarkStart w:id="85" w:name="ref-bellinger1992LowLevelLeadExposure"/>
+    <w:bookmarkEnd w:id="87"/>
+    <w:bookmarkStart w:id="89" w:name="ref-bellinger1992LowLevelLeadExposure"/>
     <w:p>
       <w:pPr>
         <w:pStyle w:val="Bibliography"/>
@@ -6347,7 +6567,7 @@
       <w:r>
         <w:t xml:space="preserve"> </w:t>
       </w:r>
-      <w:hyperlink r:id="rId84">
+      <w:hyperlink r:id="rId88">
         <w:r>
           <w:rPr>
             <w:rStyle w:val="Hyperlink"/>
@@ -6428,8 +6648,8 @@
         <w:t xml:space="preserve"> </w:t>
       </w:r>
     </w:p>
-    <w:bookmarkEnd w:id="85"/>
-    <w:bookmarkStart w:id="87" w:name="X9a8bad0b78f43066cb333fdedcdcad5d7017900"/>
+    <w:bookmarkEnd w:id="89"/>
+    <w:bookmarkStart w:id="91" w:name="X9a8bad0b78f43066cb333fdedcdcad5d7017900"/>
     <w:p>
       <w:pPr>
         <w:pStyle w:val="Bibliography"/>
@@ -6449,7 +6669,7 @@
       <w:r>
         <w:t xml:space="preserve"> </w:t>
       </w:r>
-      <w:hyperlink r:id="rId86">
+      <w:hyperlink r:id="rId90">
         <w:r>
           <w:rPr>
             <w:rStyle w:val="Hyperlink"/>
@@ -6530,8 +6750,8 @@
         <w:t xml:space="preserve"> </w:t>
       </w:r>
     </w:p>
-    <w:bookmarkEnd w:id="87"/>
-    <w:bookmarkStart w:id="89" w:name="ref-larsen2023GlobalHealthBurden"/>
+    <w:bookmarkEnd w:id="91"/>
+    <w:bookmarkStart w:id="93" w:name="ref-larsen2023GlobalHealthBurden"/>
     <w:p>
       <w:pPr>
         <w:pStyle w:val="Bibliography"/>
@@ -6551,7 +6771,7 @@
       <w:r>
         <w:t xml:space="preserve"> </w:t>
       </w:r>
-      <w:hyperlink r:id="rId88">
+      <w:hyperlink r:id="rId92">
         <w:r>
           <w:rPr>
             <w:rStyle w:val="Hyperlink"/>
@@ -6566,8 +6786,8 @@
         <w:t xml:space="preserve"> </w:t>
       </w:r>
     </w:p>
-    <w:bookmarkEnd w:id="89"/>
-    <w:bookmarkStart w:id="90" w:name="Xccae642063400a60b450e4ce6d84827fa125294"/>
+    <w:bookmarkEnd w:id="93"/>
+    <w:bookmarkStart w:id="94" w:name="Xccae642063400a60b450e4ce6d84827fa125294"/>
     <w:p>
       <w:pPr>
         <w:pStyle w:val="Bibliography"/>
@@ -6588,8 +6808,8 @@
         <w:t xml:space="preserve"> </w:t>
       </w:r>
     </w:p>
-    <w:bookmarkEnd w:id="90"/>
-    <w:bookmarkStart w:id="92" w:name="X5615fc1cb9c455a90da75660348bda09fd0f967"/>
+    <w:bookmarkEnd w:id="94"/>
+    <w:bookmarkStart w:id="96" w:name="X5615fc1cb9c455a90da75660348bda09fd0f967"/>
     <w:p>
       <w:pPr>
         <w:pStyle w:val="Bibliography"/>
@@ -6609,7 +6829,7 @@
       <w:r>
         <w:t xml:space="preserve"> </w:t>
       </w:r>
-      <w:hyperlink r:id="rId91">
+      <w:hyperlink r:id="rId95">
         <w:r>
           <w:rPr>
             <w:rStyle w:val="Hyperlink"/>
@@ -6684,8 +6904,8 @@
         <w:t xml:space="preserve"> </w:t>
       </w:r>
     </w:p>
-    <w:bookmarkEnd w:id="92"/>
-    <w:bookmarkStart w:id="94" w:name="ref-schwartz1994LowLevelLeadExposure"/>
+    <w:bookmarkEnd w:id="96"/>
+    <w:bookmarkStart w:id="98" w:name="ref-schwartz1994LowLevelLeadExposure"/>
     <w:p>
       <w:pPr>
         <w:pStyle w:val="Bibliography"/>
@@ -6705,7 +6925,7 @@
       <w:r>
         <w:t xml:space="preserve"> </w:t>
       </w:r>
-      <w:hyperlink r:id="rId93">
+      <w:hyperlink r:id="rId97">
         <w:r>
           <w:rPr>
             <w:rStyle w:val="Hyperlink"/>
@@ -6842,8 +7062,8 @@
         <w:t xml:space="preserve"> </w:t>
       </w:r>
     </w:p>
-    <w:bookmarkEnd w:id="94"/>
-    <w:bookmarkStart w:id="96" w:name="Xa2086c2c3f6a9ac4b676f66b1cdbbd5efdb3b23"/>
+    <w:bookmarkEnd w:id="98"/>
+    <w:bookmarkStart w:id="100" w:name="Xa2086c2c3f6a9ac4b676f66b1cdbbd5efdb3b23"/>
     <w:p>
       <w:pPr>
         <w:pStyle w:val="Bibliography"/>
@@ -6863,7 +7083,7 @@
       <w:r>
         <w:t xml:space="preserve"> </w:t>
       </w:r>
-      <w:hyperlink r:id="rId95">
+      <w:hyperlink r:id="rId99">
         <w:r>
           <w:rPr>
             <w:rStyle w:val="Hyperlink"/>
@@ -6979,8 +7199,8 @@
         <w:t xml:space="preserve"> </w:t>
       </w:r>
     </w:p>
-    <w:bookmarkEnd w:id="96"/>
-    <w:bookmarkStart w:id="98" w:name="X93c1fc7f8e1220d02cbab90c02ac44248f2b23e"/>
+    <w:bookmarkEnd w:id="100"/>
+    <w:bookmarkStart w:id="102" w:name="X93c1fc7f8e1220d02cbab90c02ac44248f2b23e"/>
     <w:p>
       <w:pPr>
         <w:pStyle w:val="Bibliography"/>
@@ -7000,7 +7220,7 @@
       <w:r>
         <w:t xml:space="preserve"> </w:t>
       </w:r>
-      <w:hyperlink r:id="rId97">
+      <w:hyperlink r:id="rId101">
         <w:r>
           <w:rPr>
             <w:rStyle w:val="Hyperlink"/>
@@ -7015,8 +7235,8 @@
         <w:t xml:space="preserve"> </w:t>
       </w:r>
     </w:p>
-    <w:bookmarkEnd w:id="98"/>
-    <w:bookmarkStart w:id="100" w:name="ref-figueroa2024LossCognitiveFunction"/>
+    <w:bookmarkEnd w:id="102"/>
+    <w:bookmarkStart w:id="104" w:name="ref-figueroa2024LossCognitiveFunction"/>
     <w:p>
       <w:pPr>
         <w:pStyle w:val="Bibliography"/>
@@ -7036,7 +7256,7 @@
       <w:r>
         <w:t xml:space="preserve"> </w:t>
       </w:r>
-      <w:hyperlink r:id="rId99">
+      <w:hyperlink r:id="rId103">
         <w:r>
           <w:rPr>
             <w:rStyle w:val="Hyperlink"/>
@@ -7075,8 +7295,8 @@
         <w:t xml:space="preserve"> </w:t>
       </w:r>
     </w:p>
-    <w:bookmarkEnd w:id="100"/>
-    <w:bookmarkStart w:id="102" w:name="ref-mcfarland2022HalfUSPopulation"/>
+    <w:bookmarkEnd w:id="104"/>
+    <w:bookmarkStart w:id="106" w:name="ref-mcfarland2022HalfUSPopulation"/>
     <w:p>
       <w:pPr>
         <w:pStyle w:val="Bibliography"/>
@@ -7096,7 +7316,7 @@
       <w:r>
         <w:t xml:space="preserve"> </w:t>
       </w:r>
-      <w:hyperlink r:id="rId101">
+      <w:hyperlink r:id="rId105">
         <w:r>
           <w:rPr>
             <w:rStyle w:val="Hyperlink"/>
@@ -7135,8 +7355,8 @@
         <w:t xml:space="preserve"> </w:t>
       </w:r>
     </w:p>
-    <w:bookmarkEnd w:id="102"/>
-    <w:bookmarkStart w:id="104" w:name="ref-crump2013StatisticalReevaluationData"/>
+    <w:bookmarkEnd w:id="106"/>
+    <w:bookmarkStart w:id="108" w:name="ref-crump2013StatisticalReevaluationData"/>
     <w:p>
       <w:pPr>
         <w:pStyle w:val="Bibliography"/>
@@ -7156,7 +7376,7 @@
       <w:r>
         <w:t xml:space="preserve"> </w:t>
       </w:r>
-      <w:hyperlink r:id="rId103">
+      <w:hyperlink r:id="rId107">
         <w:r>
           <w:rPr>
             <w:rStyle w:val="Hyperlink"/>
@@ -7195,8 +7415,8 @@
         <w:t xml:space="preserve"> </w:t>
       </w:r>
     </w:p>
-    <w:bookmarkEnd w:id="104"/>
-    <w:bookmarkStart w:id="106" w:name="X33f03e29791f20cdbbbbf0729c723b16e55ed16"/>
+    <w:bookmarkEnd w:id="108"/>
+    <w:bookmarkStart w:id="110" w:name="X33f03e29791f20cdbbbbf0729c723b16e55ed16"/>
     <w:p>
       <w:pPr>
         <w:pStyle w:val="Bibliography"/>
@@ -7216,7 +7436,7 @@
       <w:r>
         <w:t xml:space="preserve"> </w:t>
       </w:r>
-      <w:hyperlink r:id="rId105">
+      <w:hyperlink r:id="rId109">
         <w:r>
           <w:rPr>
             <w:rStyle w:val="Hyperlink"/>
@@ -7315,8 +7535,8 @@
         <w:t xml:space="preserve"> </w:t>
       </w:r>
     </w:p>
-    <w:bookmarkEnd w:id="106"/>
-    <w:bookmarkStart w:id="108" w:name="X035620408d1fb22c7ed381e74f0468c30df4612"/>
+    <w:bookmarkEnd w:id="110"/>
+    <w:bookmarkStart w:id="112" w:name="X035620408d1fb22c7ed381e74f0468c30df4612"/>
     <w:p>
       <w:pPr>
         <w:pStyle w:val="Bibliography"/>
@@ -7336,7 +7556,7 @@
       <w:r>
         <w:t xml:space="preserve"> </w:t>
       </w:r>
-      <w:hyperlink r:id="rId107">
+      <w:hyperlink r:id="rId111">
         <w:r>
           <w:rPr>
             <w:rStyle w:val="Hyperlink"/>
@@ -7390,8 +7610,8 @@
         <w:t xml:space="preserve"> </w:t>
       </w:r>
     </w:p>
-    <w:bookmarkEnd w:id="108"/>
-    <w:bookmarkStart w:id="110" w:name="X837f91f784566061977da85c17a5755a81dedde"/>
+    <w:bookmarkEnd w:id="112"/>
+    <w:bookmarkStart w:id="114" w:name="X837f91f784566061977da85c17a5755a81dedde"/>
     <w:p>
       <w:pPr>
         <w:pStyle w:val="Bibliography"/>
@@ -7411,7 +7631,7 @@
       <w:r>
         <w:t xml:space="preserve"> </w:t>
       </w:r>
-      <w:hyperlink r:id="rId109">
+      <w:hyperlink r:id="rId113">
         <w:r>
           <w:rPr>
             <w:rStyle w:val="Hyperlink"/>
@@ -7426,8 +7646,8 @@
         <w:t xml:space="preserve"> </w:t>
       </w:r>
     </w:p>
-    <w:bookmarkEnd w:id="110"/>
-    <w:bookmarkStart w:id="112" w:name="ref-page2021PRISMA2020Statement"/>
+    <w:bookmarkEnd w:id="114"/>
+    <w:bookmarkStart w:id="116" w:name="ref-page2021PRISMA2020Statement"/>
     <w:p>
       <w:pPr>
         <w:pStyle w:val="Bibliography"/>
@@ -7447,7 +7667,7 @@
       <w:r>
         <w:t xml:space="preserve"> </w:t>
       </w:r>
-      <w:hyperlink r:id="rId111">
+      <w:hyperlink r:id="rId115">
         <w:r>
           <w:rPr>
             <w:rStyle w:val="Hyperlink"/>
@@ -7486,8 +7706,8 @@
         <w:t xml:space="preserve"> </w:t>
       </w:r>
     </w:p>
-    <w:bookmarkEnd w:id="112"/>
-    <w:bookmarkStart w:id="114" w:name="X5cae6442bbe0e1f5d8df6cd5008aab2dbfb65a6"/>
+    <w:bookmarkEnd w:id="116"/>
+    <w:bookmarkStart w:id="117" w:name="X5cae6442bbe0e1f5d8df6cd5008aab2dbfb65a6"/>
     <w:p>
       <w:pPr>
         <w:pStyle w:val="Bibliography"/>
@@ -7507,7 +7727,7 @@
       <w:r>
         <w:t xml:space="preserve"> </w:t>
       </w:r>
-      <w:hyperlink r:id="rId113">
+      <w:hyperlink r:id="rId25">
         <w:r>
           <w:rPr>
             <w:rStyle w:val="Hyperlink"/>
@@ -7534,8 +7754,8 @@
         <w:t xml:space="preserve"> </w:t>
       </w:r>
     </w:p>
-    <w:bookmarkEnd w:id="114"/>
-    <w:bookmarkStart w:id="115" w:name="Xf5486a80753c915bf34b5d8f3ad5e46aac479a7"/>
+    <w:bookmarkEnd w:id="117"/>
+    <w:bookmarkStart w:id="118" w:name="Xf5486a80753c915bf34b5d8f3ad5e46aac479a7"/>
     <w:p>
       <w:pPr>
         <w:pStyle w:val="Bibliography"/>
@@ -7601,8 +7821,8 @@
         <w:t xml:space="preserve"> </w:t>
       </w:r>
     </w:p>
-    <w:bookmarkEnd w:id="115"/>
-    <w:bookmarkStart w:id="117" w:name="ref-plate2024DevelopmentToolRapid"/>
+    <w:bookmarkEnd w:id="118"/>
+    <w:bookmarkStart w:id="120" w:name="ref-plate2024DevelopmentToolRapid"/>
     <w:p>
       <w:pPr>
         <w:pStyle w:val="Bibliography"/>
@@ -7622,7 +7842,7 @@
       <w:r>
         <w:t xml:space="preserve"> </w:t>
       </w:r>
-      <w:hyperlink r:id="rId116">
+      <w:hyperlink r:id="rId119">
         <w:r>
           <w:rPr>
             <w:rStyle w:val="Hyperlink"/>
@@ -7637,8 +7857,8 @@
         <w:t xml:space="preserve"> </w:t>
       </w:r>
     </w:p>
-    <w:bookmarkEnd w:id="117"/>
-    <w:bookmarkStart w:id="119" w:name="ref-halabicky2023LowLevelLead"/>
+    <w:bookmarkEnd w:id="120"/>
+    <w:bookmarkStart w:id="122" w:name="ref-halabicky2023LowLevelLead"/>
     <w:p>
       <w:pPr>
         <w:pStyle w:val="Bibliography"/>
@@ -7658,7 +7878,7 @@
       <w:r>
         <w:t xml:space="preserve"> </w:t>
       </w:r>
-      <w:hyperlink r:id="rId118">
+      <w:hyperlink r:id="rId121">
         <w:r>
           <w:rPr>
             <w:rStyle w:val="Hyperlink"/>
@@ -7697,8 +7917,8 @@
         <w:t xml:space="preserve"> </w:t>
       </w:r>
     </w:p>
-    <w:bookmarkEnd w:id="119"/>
-    <w:bookmarkStart w:id="121" w:name="ref-chen2005IQBloodLead"/>
+    <w:bookmarkEnd w:id="122"/>
+    <w:bookmarkStart w:id="124" w:name="ref-chen2005IQBloodLead"/>
     <w:p>
       <w:pPr>
         <w:pStyle w:val="Bibliography"/>
@@ -7718,7 +7938,7 @@
       <w:r>
         <w:t xml:space="preserve"> </w:t>
       </w:r>
-      <w:hyperlink r:id="rId120">
+      <w:hyperlink r:id="rId123">
         <w:r>
           <w:rPr>
             <w:rStyle w:val="Hyperlink"/>
@@ -7943,8 +8163,8 @@
         <w:t xml:space="preserve"> </w:t>
       </w:r>
     </w:p>
-    <w:bookmarkEnd w:id="121"/>
-    <w:bookmarkStart w:id="123" w:name="Xcf7993c3f58afaabaf73be6238c67f4f63053d9"/>
+    <w:bookmarkEnd w:id="124"/>
+    <w:bookmarkStart w:id="126" w:name="Xcf7993c3f58afaabaf73be6238c67f4f63053d9"/>
     <w:p>
       <w:pPr>
         <w:pStyle w:val="Bibliography"/>
@@ -7964,7 +8184,7 @@
       <w:r>
         <w:t xml:space="preserve"> </w:t>
       </w:r>
-      <w:hyperlink r:id="rId122">
+      <w:hyperlink r:id="rId125">
         <w:r>
           <w:rPr>
             <w:rStyle w:val="Hyperlink"/>
@@ -8039,8 +8259,8 @@
         <w:t xml:space="preserve"> </w:t>
       </w:r>
     </w:p>
-    <w:bookmarkEnd w:id="123"/>
-    <w:bookmarkStart w:id="124" w:name="X4bd034c52731e178b4de125c2c778bdc533803c"/>
+    <w:bookmarkEnd w:id="126"/>
+    <w:bookmarkStart w:id="127" w:name="X4bd034c52731e178b4de125c2c778bdc533803c"/>
     <w:p>
       <w:pPr>
         <w:pStyle w:val="Bibliography"/>
@@ -8094,8 +8314,8 @@
         <w:t xml:space="preserve"> </w:t>
       </w:r>
     </w:p>
-    <w:bookmarkEnd w:id="124"/>
-    <w:bookmarkStart w:id="126" w:name="ref-burkner2017BrmsPackageBayesian"/>
+    <w:bookmarkEnd w:id="127"/>
+    <w:bookmarkStart w:id="129" w:name="ref-burkner2017BrmsPackageBayesian"/>
     <w:p>
       <w:pPr>
         <w:pStyle w:val="Bibliography"/>
@@ -8115,7 +8335,7 @@
       <w:r>
         <w:t xml:space="preserve"> </w:t>
       </w:r>
-      <w:hyperlink r:id="rId125">
+      <w:hyperlink r:id="rId128">
         <w:r>
           <w:rPr>
             <w:rStyle w:val="Hyperlink"/>
@@ -8220,8 +8440,8 @@
         <w:t xml:space="preserve"> </w:t>
       </w:r>
     </w:p>
-    <w:bookmarkEnd w:id="126"/>
-    <w:bookmarkStart w:id="128" w:name="ref-hoffman2011NoUTurnSamplerAdaptively"/>
+    <w:bookmarkEnd w:id="129"/>
+    <w:bookmarkStart w:id="131" w:name="ref-hoffman2011NoUTurnSamplerAdaptively"/>
     <w:p>
       <w:pPr>
         <w:pStyle w:val="Bibliography"/>
@@ -8241,7 +8461,7 @@
       <w:r>
         <w:t xml:space="preserve"> </w:t>
       </w:r>
-      <w:hyperlink r:id="rId127">
+      <w:hyperlink r:id="rId130">
         <w:r>
           <w:rPr>
             <w:rStyle w:val="Hyperlink"/>
@@ -8310,8 +8530,8 @@
         <w:t xml:space="preserve"> </w:t>
       </w:r>
     </w:p>
-    <w:bookmarkEnd w:id="128"/>
-    <w:bookmarkStart w:id="129" w:name="X21bf392f662dc1b38e9a7fa4b314fc7a471696b"/>
+    <w:bookmarkEnd w:id="131"/>
+    <w:bookmarkStart w:id="132" w:name="X21bf392f662dc1b38e9a7fa4b314fc7a471696b"/>
     <w:p>
       <w:pPr>
         <w:pStyle w:val="Bibliography"/>
@@ -8353,8 +8573,8 @@
         <w:t xml:space="preserve"> </w:t>
       </w:r>
     </w:p>
-    <w:bookmarkEnd w:id="129"/>
-    <w:bookmarkStart w:id="131" w:name="X111bb06244f8f2a1a6d0d2f1f41c24b71f248e6"/>
+    <w:bookmarkEnd w:id="132"/>
+    <w:bookmarkStart w:id="134" w:name="X111bb06244f8f2a1a6d0d2f1f41c24b71f248e6"/>
     <w:p>
       <w:pPr>
         <w:pStyle w:val="Bibliography"/>
@@ -8374,7 +8594,7 @@
       <w:r>
         <w:t xml:space="preserve"> </w:t>
       </w:r>
-      <w:hyperlink r:id="rId130">
+      <w:hyperlink r:id="rId133">
         <w:r>
           <w:rPr>
             <w:rStyle w:val="Hyperlink"/>
@@ -8431,8 +8651,8 @@
         <w:t xml:space="preserve"> </w:t>
       </w:r>
     </w:p>
-    <w:bookmarkEnd w:id="131"/>
-    <w:bookmarkStart w:id="133" w:name="ref-bauer2020AssociationsMetalMixture"/>
+    <w:bookmarkEnd w:id="134"/>
+    <w:bookmarkStart w:id="136" w:name="ref-bauer2020AssociationsMetalMixture"/>
     <w:p>
       <w:pPr>
         <w:pStyle w:val="Bibliography"/>
@@ -8452,7 +8672,7 @@
       <w:r>
         <w:t xml:space="preserve"> </w:t>
       </w:r>
-      <w:hyperlink r:id="rId132">
+      <w:hyperlink r:id="rId135">
         <w:r>
           <w:rPr>
             <w:rStyle w:val="Hyperlink"/>
@@ -8593,8 +8813,8 @@
         <w:t xml:space="preserve"> </w:t>
       </w:r>
     </w:p>
-    <w:bookmarkEnd w:id="133"/>
-    <w:bookmarkStart w:id="135" w:name="ref-dantzer2020ComparisonBloodToenails"/>
+    <w:bookmarkEnd w:id="136"/>
+    <w:bookmarkStart w:id="138" w:name="ref-dantzer2020ComparisonBloodToenails"/>
     <w:p>
       <w:pPr>
         <w:pStyle w:val="Bibliography"/>
@@ -8614,7 +8834,7 @@
       <w:r>
         <w:t xml:space="preserve"> </w:t>
       </w:r>
-      <w:hyperlink r:id="rId134">
+      <w:hyperlink r:id="rId137">
         <w:r>
           <w:rPr>
             <w:rStyle w:val="Hyperlink"/>
@@ -8629,8 +8849,8 @@
         <w:t xml:space="preserve"> </w:t>
       </w:r>
     </w:p>
-    <w:bookmarkEnd w:id="135"/>
-    <w:bookmarkStart w:id="137" w:name="X6bc65313eadd1b86059eb4ba10c8cf9d91be17d"/>
+    <w:bookmarkEnd w:id="138"/>
+    <w:bookmarkStart w:id="140" w:name="X6bc65313eadd1b86059eb4ba10c8cf9d91be17d"/>
     <w:p>
       <w:pPr>
         <w:pStyle w:val="Bibliography"/>
@@ -8650,7 +8870,7 @@
       <w:r>
         <w:t xml:space="preserve"> </w:t>
       </w:r>
-      <w:hyperlink r:id="rId136">
+      <w:hyperlink r:id="rId139">
         <w:r>
           <w:rPr>
             <w:rStyle w:val="Hyperlink"/>
@@ -8713,8 +8933,8 @@
         <w:t xml:space="preserve"> </w:t>
       </w:r>
     </w:p>
-    <w:bookmarkEnd w:id="137"/>
-    <w:bookmarkStart w:id="139" w:name="ref-hong2015EnvironmentalLeadExposure"/>
+    <w:bookmarkEnd w:id="140"/>
+    <w:bookmarkStart w:id="142" w:name="ref-hong2015EnvironmentalLeadExposure"/>
     <w:p>
       <w:pPr>
         <w:pStyle w:val="Bibliography"/>
@@ -8734,7 +8954,7 @@
       <w:r>
         <w:t xml:space="preserve"> </w:t>
       </w:r>
-      <w:hyperlink r:id="rId138">
+      <w:hyperlink r:id="rId141">
         <w:r>
           <w:rPr>
             <w:rStyle w:val="Hyperlink"/>
@@ -8845,8 +9065,8 @@
         <w:t xml:space="preserve"> </w:t>
       </w:r>
     </w:p>
-    <w:bookmarkEnd w:id="139"/>
-    <w:bookmarkStart w:id="141" w:name="ref-lee2021PrenatalPostnatalExposures"/>
+    <w:bookmarkEnd w:id="142"/>
+    <w:bookmarkStart w:id="144" w:name="ref-lee2021PrenatalPostnatalExposures"/>
     <w:p>
       <w:pPr>
         <w:pStyle w:val="Bibliography"/>
@@ -8866,7 +9086,7 @@
       <w:r>
         <w:t xml:space="preserve"> </w:t>
       </w:r>
-      <w:hyperlink r:id="rId140">
+      <w:hyperlink r:id="rId143">
         <w:r>
           <w:rPr>
             <w:rStyle w:val="Hyperlink"/>
@@ -8941,8 +9161,8 @@
         <w:t xml:space="preserve"> </w:t>
       </w:r>
     </w:p>
-    <w:bookmarkEnd w:id="141"/>
-    <w:bookmarkStart w:id="142" w:name="X33fe7de6e8b65c86af337dbdb8d7cc8651c48a8"/>
+    <w:bookmarkEnd w:id="144"/>
+    <w:bookmarkStart w:id="145" w:name="X33fe7de6e8b65c86af337dbdb8d7cc8651c48a8"/>
     <w:p>
       <w:pPr>
         <w:pStyle w:val="Bibliography"/>
@@ -9020,8 +9240,8 @@
         <w:t xml:space="preserve"> </w:t>
       </w:r>
     </w:p>
-    <w:bookmarkEnd w:id="142"/>
-    <w:bookmarkStart w:id="144" w:name="ref-roy2013EffectModificationTransferrin"/>
+    <w:bookmarkEnd w:id="145"/>
+    <w:bookmarkStart w:id="147" w:name="ref-roy2013EffectModificationTransferrin"/>
     <w:p>
       <w:pPr>
         <w:pStyle w:val="Bibliography"/>
@@ -9041,7 +9261,7 @@
       <w:r>
         <w:t xml:space="preserve"> </w:t>
       </w:r>
-      <w:hyperlink r:id="rId143">
+      <w:hyperlink r:id="rId146">
         <w:r>
           <w:rPr>
             <w:rStyle w:val="Hyperlink"/>
@@ -9092,8 +9312,8 @@
         <w:t xml:space="preserve"> </w:t>
       </w:r>
     </w:p>
-    <w:bookmarkEnd w:id="144"/>
-    <w:bookmarkStart w:id="146" w:name="Xb0421be95a139ca5af39ce6040517bf1be79427"/>
+    <w:bookmarkEnd w:id="147"/>
+    <w:bookmarkStart w:id="149" w:name="Xb0421be95a139ca5af39ce6040517bf1be79427"/>
     <w:p>
       <w:pPr>
         <w:pStyle w:val="Bibliography"/>
@@ -9113,7 +9333,7 @@
       <w:r>
         <w:t xml:space="preserve"> </w:t>
       </w:r>
-      <w:hyperlink r:id="rId145">
+      <w:hyperlink r:id="rId148">
         <w:r>
           <w:rPr>
             <w:rStyle w:val="Hyperlink"/>
@@ -9152,8 +9372,8 @@
         <w:t xml:space="preserve"> </w:t>
       </w:r>
     </w:p>
-    <w:bookmarkEnd w:id="146"/>
-    <w:bookmarkStart w:id="148" w:name="X716dc31ca13dac7355fea3a0f7dea95779ecabb"/>
+    <w:bookmarkEnd w:id="149"/>
+    <w:bookmarkStart w:id="151" w:name="X716dc31ca13dac7355fea3a0f7dea95779ecabb"/>
     <w:p>
       <w:pPr>
         <w:pStyle w:val="Bibliography"/>
@@ -9173,7 +9393,7 @@
       <w:r>
         <w:t xml:space="preserve"> </w:t>
       </w:r>
-      <w:hyperlink r:id="rId147">
+      <w:hyperlink r:id="rId150">
         <w:r>
           <w:rPr>
             <w:rStyle w:val="Hyperlink"/>
@@ -9218,8 +9438,8 @@
         <w:t xml:space="preserve"> </w:t>
       </w:r>
     </w:p>
-    <w:bookmarkEnd w:id="148"/>
-    <w:bookmarkStart w:id="150" w:name="ref-earl2016LowlevelEnvironmentalLead"/>
+    <w:bookmarkEnd w:id="151"/>
+    <w:bookmarkStart w:id="153" w:name="ref-earl2016LowlevelEnvironmentalLead"/>
     <w:p>
       <w:pPr>
         <w:pStyle w:val="Bibliography"/>
@@ -9239,7 +9459,7 @@
       <w:r>
         <w:t xml:space="preserve"> </w:t>
       </w:r>
-      <w:hyperlink r:id="rId149">
+      <w:hyperlink r:id="rId152">
         <w:r>
           <w:rPr>
             <w:rStyle w:val="Hyperlink"/>
@@ -9254,8 +9474,8 @@
         <w:t xml:space="preserve"> </w:t>
       </w:r>
     </w:p>
-    <w:bookmarkEnd w:id="150"/>
-    <w:bookmarkStart w:id="152" w:name="ref-smith2018StepAwayStepwise"/>
+    <w:bookmarkEnd w:id="153"/>
+    <w:bookmarkStart w:id="155" w:name="ref-smith2018StepAwayStepwise"/>
     <w:p>
       <w:pPr>
         <w:pStyle w:val="Bibliography"/>
@@ -9275,7 +9495,7 @@
       <w:r>
         <w:t xml:space="preserve"> </w:t>
       </w:r>
-      <w:hyperlink r:id="rId151">
+      <w:hyperlink r:id="rId154">
         <w:r>
           <w:rPr>
             <w:rStyle w:val="Hyperlink"/>
@@ -9290,8 +9510,8 @@
         <w:t xml:space="preserve"> </w:t>
       </w:r>
     </w:p>
-    <w:bookmarkEnd w:id="152"/>
-    <w:bookmarkStart w:id="154" w:name="ref-goodman2023SexDifferencePre"/>
+    <w:bookmarkEnd w:id="155"/>
+    <w:bookmarkStart w:id="157" w:name="ref-goodman2023SexDifferencePre"/>
     <w:p>
       <w:pPr>
         <w:pStyle w:val="Bibliography"/>
@@ -9311,7 +9531,7 @@
       <w:r>
         <w:t xml:space="preserve"> </w:t>
       </w:r>
-      <w:hyperlink r:id="rId153">
+      <w:hyperlink r:id="rId156">
         <w:r>
           <w:rPr>
             <w:rStyle w:val="Hyperlink"/>
@@ -9326,8 +9546,8 @@
         <w:t xml:space="preserve"> </w:t>
       </w:r>
     </w:p>
-    <w:bookmarkEnd w:id="154"/>
-    <w:bookmarkStart w:id="156" w:name="ref-pocock1994EnvironmentalLeadChildrens"/>
+    <w:bookmarkEnd w:id="157"/>
+    <w:bookmarkStart w:id="159" w:name="ref-pocock1994EnvironmentalLeadChildrens"/>
     <w:p>
       <w:pPr>
         <w:pStyle w:val="Bibliography"/>
@@ -9347,7 +9567,7 @@
       <w:r>
         <w:t xml:space="preserve"> </w:t>
       </w:r>
-      <w:hyperlink r:id="rId155">
+      <w:hyperlink r:id="rId158">
         <w:r>
           <w:rPr>
             <w:rStyle w:val="Hyperlink"/>
@@ -9362,8 +9582,8 @@
         <w:t xml:space="preserve"> </w:t>
       </w:r>
     </w:p>
-    <w:bookmarkEnd w:id="156"/>
-    <w:bookmarkStart w:id="158" w:name="ref-heidari2022EffectLeadExposurea"/>
+    <w:bookmarkEnd w:id="159"/>
+    <w:bookmarkStart w:id="161" w:name="ref-heidari2022EffectLeadExposurea"/>
     <w:p>
       <w:pPr>
         <w:pStyle w:val="Bibliography"/>
@@ -9383,7 +9603,7 @@
       <w:r>
         <w:t xml:space="preserve"> </w:t>
       </w:r>
-      <w:hyperlink r:id="rId157">
+      <w:hyperlink r:id="rId160">
         <w:r>
           <w:rPr>
             <w:rStyle w:val="Hyperlink"/>
@@ -9422,8 +9642,8 @@
         <w:t xml:space="preserve"> </w:t>
       </w:r>
     </w:p>
-    <w:bookmarkEnd w:id="158"/>
-    <w:bookmarkStart w:id="160" w:name="X99fa6bd9cd2521340285769f289a6c9d4bfe17b"/>
+    <w:bookmarkEnd w:id="161"/>
+    <w:bookmarkStart w:id="163" w:name="X99fa6bd9cd2521340285769f289a6c9d4bfe17b"/>
     <w:p>
       <w:pPr>
         <w:pStyle w:val="Bibliography"/>
@@ -9443,7 +9663,7 @@
       <w:r>
         <w:t xml:space="preserve"> </w:t>
       </w:r>
-      <w:hyperlink r:id="rId159">
+      <w:hyperlink r:id="rId162">
         <w:r>
           <w:rPr>
             <w:rStyle w:val="Hyperlink"/>
@@ -9518,8 +9738,8 @@
         <w:t xml:space="preserve"> </w:t>
       </w:r>
     </w:p>
-    <w:bookmarkEnd w:id="160"/>
-    <w:bookmarkStart w:id="162" w:name="Xec30ec7c912152a14c0f622040312567154bf15"/>
+    <w:bookmarkEnd w:id="163"/>
+    <w:bookmarkStart w:id="165" w:name="Xec30ec7c912152a14c0f622040312567154bf15"/>
     <w:p>
       <w:pPr>
         <w:pStyle w:val="Bibliography"/>
@@ -9539,7 +9759,7 @@
       <w:r>
         <w:t xml:space="preserve"> </w:t>
       </w:r>
-      <w:hyperlink r:id="rId161">
+      <w:hyperlink r:id="rId164">
         <w:r>
           <w:rPr>
             <w:rStyle w:val="Hyperlink"/>
@@ -9689,8 +9909,8 @@
         <w:t xml:space="preserve"> </w:t>
       </w:r>
     </w:p>
-    <w:bookmarkEnd w:id="162"/>
-    <w:bookmarkStart w:id="164" w:name="ref-gelman2013BayesianDataAnalysis"/>
+    <w:bookmarkEnd w:id="165"/>
+    <w:bookmarkStart w:id="167" w:name="ref-gelman2013BayesianDataAnalysis"/>
     <w:p>
       <w:pPr>
         <w:pStyle w:val="Bibliography"/>
@@ -9710,7 +9930,7 @@
       <w:r>
         <w:t xml:space="preserve"> </w:t>
       </w:r>
-      <w:hyperlink r:id="rId163">
+      <w:hyperlink r:id="rId166">
         <w:r>
           <w:rPr>
             <w:rStyle w:val="Hyperlink"/>
@@ -9746,8 +9966,8 @@
         <w:t xml:space="preserve"> </w:t>
       </w:r>
     </w:p>
-    <w:bookmarkEnd w:id="164"/>
-    <w:bookmarkStart w:id="166" w:name="ref-gelman2020BayesianWorkflow"/>
+    <w:bookmarkEnd w:id="167"/>
+    <w:bookmarkStart w:id="169" w:name="ref-gelman2020BayesianWorkflow"/>
     <w:p>
       <w:pPr>
         <w:pStyle w:val="Bibliography"/>
@@ -9767,7 +9987,7 @@
       <w:r>
         <w:t xml:space="preserve"> </w:t>
       </w:r>
-      <w:hyperlink r:id="rId165">
+      <w:hyperlink r:id="rId168">
         <w:r>
           <w:rPr>
             <w:rStyle w:val="Hyperlink"/>
@@ -9794,8 +10014,8 @@
         <w:t xml:space="preserve"> </w:t>
       </w:r>
     </w:p>
-    <w:bookmarkEnd w:id="166"/>
-    <w:bookmarkStart w:id="167" w:name="Xd915bcb040430c17655975a5ceb4d7b4bdd04ac"/>
+    <w:bookmarkEnd w:id="169"/>
+    <w:bookmarkStart w:id="170" w:name="Xd915bcb040430c17655975a5ceb4d7b4bdd04ac"/>
     <w:p>
       <w:pPr>
         <w:pStyle w:val="Bibliography"/>
@@ -9816,8 +10036,8 @@
         <w:t xml:space="preserve"> </w:t>
       </w:r>
     </w:p>
-    <w:bookmarkEnd w:id="167"/>
-    <w:bookmarkStart w:id="169" w:name="ref-kazi2026PvaluesBayesFactor"/>
+    <w:bookmarkEnd w:id="170"/>
+    <w:bookmarkStart w:id="172" w:name="ref-kazi2026PvaluesBayesFactor"/>
     <w:p>
       <w:pPr>
         <w:pStyle w:val="Bibliography"/>
@@ -9837,7 +10057,7 @@
       <w:r>
         <w:t xml:space="preserve"> </w:t>
       </w:r>
-      <w:hyperlink r:id="rId168">
+      <w:hyperlink r:id="rId171">
         <w:r>
           <w:rPr>
             <w:rStyle w:val="Hyperlink"/>
@@ -9906,8 +10126,8 @@
         <w:t xml:space="preserve"> </w:t>
       </w:r>
     </w:p>
-    <w:bookmarkEnd w:id="169"/>
-    <w:bookmarkStart w:id="171" w:name="X946754e67e3c74fad7a8806aa9d2819ed4ec186"/>
+    <w:bookmarkEnd w:id="172"/>
+    <w:bookmarkStart w:id="174" w:name="X946754e67e3c74fad7a8806aa9d2819ed4ec186"/>
     <w:p>
       <w:pPr>
         <w:pStyle w:val="Bibliography"/>
@@ -9927,7 +10147,7 @@
       <w:r>
         <w:t xml:space="preserve"> </w:t>
       </w:r>
-      <w:hyperlink r:id="rId170">
+      <w:hyperlink r:id="rId173">
         <w:r>
           <w:rPr>
             <w:rStyle w:val="Hyperlink"/>
@@ -9942,8 +10162,8 @@
         <w:t xml:space="preserve"> </w:t>
       </w:r>
     </w:p>
-    <w:bookmarkEnd w:id="171"/>
-    <w:bookmarkStart w:id="173" w:name="ref-ciyer2025BayesianMetaanalysis21st"/>
+    <w:bookmarkEnd w:id="174"/>
+    <w:bookmarkStart w:id="176" w:name="ref-ciyer2025BayesianMetaanalysis21st"/>
     <w:p>
       <w:pPr>
         <w:pStyle w:val="Bibliography"/>
@@ -9963,7 +10183,7 @@
       <w:r>
         <w:t xml:space="preserve"> </w:t>
       </w:r>
-      <w:hyperlink r:id="rId172">
+      <w:hyperlink r:id="rId175">
         <w:r>
           <w:rPr>
             <w:rStyle w:val="Hyperlink"/>
@@ -10002,8 +10222,8 @@
         <w:t xml:space="preserve"> </w:t>
       </w:r>
     </w:p>
-    <w:bookmarkEnd w:id="173"/>
-    <w:bookmarkStart w:id="175" w:name="ref-hong2013ComparingBayesianFrequentist"/>
+    <w:bookmarkEnd w:id="176"/>
+    <w:bookmarkStart w:id="178" w:name="ref-hong2013ComparingBayesianFrequentist"/>
     <w:p>
       <w:pPr>
         <w:pStyle w:val="Bibliography"/>
@@ -10023,7 +10243,7 @@
       <w:r>
         <w:t xml:space="preserve"> </w:t>
       </w:r>
-      <w:hyperlink r:id="rId174">
+      <w:hyperlink r:id="rId177">
         <w:r>
           <w:rPr>
             <w:rStyle w:val="Hyperlink"/>
@@ -10098,8 +10318,8 @@
         <w:t xml:space="preserve"> </w:t>
       </w:r>
     </w:p>
-    <w:bookmarkEnd w:id="175"/>
-    <w:bookmarkStart w:id="177" w:name="ref-sadeghirad2023TheoryPracticeBayesian"/>
+    <w:bookmarkEnd w:id="178"/>
+    <w:bookmarkStart w:id="180" w:name="ref-sadeghirad2023TheoryPracticeBayesian"/>
     <w:p>
       <w:pPr>
         <w:pStyle w:val="Bibliography"/>
@@ -10119,7 +10339,7 @@
       <w:r>
         <w:t xml:space="preserve"> </w:t>
       </w:r>
-      <w:hyperlink r:id="rId176">
+      <w:hyperlink r:id="rId179">
         <w:r>
           <w:rPr>
             <w:rStyle w:val="Hyperlink"/>
@@ -10158,8 +10378,8 @@
         <w:t xml:space="preserve"> </w:t>
       </w:r>
     </w:p>
-    <w:bookmarkEnd w:id="177"/>
-    <w:bookmarkStart w:id="179" w:name="X55ae1a8b757df519e0a47e2002b3acc0b2e73ec"/>
+    <w:bookmarkEnd w:id="180"/>
+    <w:bookmarkStart w:id="182" w:name="X55ae1a8b757df519e0a47e2002b3acc0b2e73ec"/>
     <w:p>
       <w:pPr>
         <w:pStyle w:val="Bibliography"/>
@@ -10179,7 +10399,7 @@
       <w:r>
         <w:t xml:space="preserve"> </w:t>
       </w:r>
-      <w:hyperlink r:id="rId178">
+      <w:hyperlink r:id="rId181">
         <w:r>
           <w:rPr>
             <w:rStyle w:val="Hyperlink"/>
@@ -10218,9 +10438,9 @@
         <w:t xml:space="preserve"> </w:t>
       </w:r>
     </w:p>
-    <w:bookmarkEnd w:id="179"/>
-    <w:bookmarkEnd w:id="180"/>
-    <w:bookmarkEnd w:id="181"/>
+    <w:bookmarkEnd w:id="182"/>
+    <w:bookmarkEnd w:id="183"/>
+    <w:bookmarkEnd w:id="184"/>
     <w:sectPr>
       <w:footerReference r:id="rId9" w:type="default"/>
       <w:footnotePr>
@@ -10373,8 +10593,350 @@
       </w:pPr>
     </w:lvl>
   </w:abstractNum>
+  <w:abstractNum w:abstractNumId="991">
+    <w:nsid w:val="0000A991"/>
+    <w:multiLevelType w:val="multilevel"/>
+    <w:lvl w:ilvl="0">
+      <w:numFmt w:val="bullet"/>
+      <w:lvlText w:val=""/>
+      <w:lvlJc w:val="left"/>
+      <w:pPr>
+        <w:ind w:left="720" w:hanging="360"/>
+      </w:pPr>
+      <w:rPr>
+        <w:rFonts w:ascii="Symbol" w:hAnsi="Symbol" w:cs="Symbol" w:hint="default"/>
+      </w:rPr>
+    </w:lvl>
+    <w:lvl w:ilvl="1">
+      <w:numFmt w:val="bullet"/>
+      <w:lvlText w:val="o"/>
+      <w:lvlJc w:val="left"/>
+      <w:pPr>
+        <w:ind w:left="1440" w:hanging="360"/>
+      </w:pPr>
+      <w:rPr>
+        <w:rFonts w:ascii="Courier New" w:hAnsi="Courier New" w:cs="Courier New" w:hint="default"/>
+      </w:rPr>
+    </w:lvl>
+    <w:lvl w:ilvl="2">
+      <w:numFmt w:val="bullet"/>
+      <w:lvlText w:val=""/>
+      <w:lvlJc w:val="left"/>
+      <w:pPr>
+        <w:ind w:left="2160" w:hanging="360"/>
+      </w:pPr>
+      <w:rPr>
+        <w:rFonts w:ascii="Wingdings" w:hAnsi="Wingdings" w:cs="Wingdings" w:hint="default"/>
+      </w:rPr>
+    </w:lvl>
+    <w:lvl w:ilvl="3">
+      <w:numFmt w:val="bullet"/>
+      <w:lvlText w:val=""/>
+      <w:lvlJc w:val="left"/>
+      <w:pPr>
+        <w:ind w:left="2880" w:hanging="360"/>
+      </w:pPr>
+      <w:rPr>
+        <w:rFonts w:ascii="Symbol" w:hAnsi="Symbol" w:cs="Symbol" w:hint="default"/>
+      </w:rPr>
+    </w:lvl>
+    <w:lvl w:ilvl="4">
+      <w:numFmt w:val="bullet"/>
+      <w:lvlText w:val="o"/>
+      <w:lvlJc w:val="left"/>
+      <w:pPr>
+        <w:ind w:left="3600" w:hanging="360"/>
+      </w:pPr>
+      <w:rPr>
+        <w:rFonts w:ascii="Courier New" w:hAnsi="Courier New" w:cs="Courier New" w:hint="default"/>
+      </w:rPr>
+    </w:lvl>
+    <w:lvl w:ilvl="5">
+      <w:numFmt w:val="bullet"/>
+      <w:lvlText w:val=""/>
+      <w:lvlJc w:val="left"/>
+      <w:pPr>
+        <w:ind w:left="4320" w:hanging="360"/>
+      </w:pPr>
+      <w:rPr>
+        <w:rFonts w:ascii="Wingdings" w:hAnsi="Wingdings" w:cs="Wingdings" w:hint="default"/>
+      </w:rPr>
+    </w:lvl>
+    <w:lvl w:ilvl="6">
+      <w:numFmt w:val="bullet"/>
+      <w:lvlText w:val=""/>
+      <w:lvlJc w:val="left"/>
+      <w:pPr>
+        <w:ind w:left="5040" w:hanging="360"/>
+      </w:pPr>
+      <w:rPr>
+        <w:rFonts w:ascii="Symbol" w:hAnsi="Symbol" w:cs="Symbol" w:hint="default"/>
+      </w:rPr>
+    </w:lvl>
+    <w:lvl w:ilvl="7">
+      <w:numFmt w:val="bullet"/>
+      <w:lvlText w:val="o"/>
+      <w:lvlJc w:val="left"/>
+      <w:pPr>
+        <w:ind w:left="5760" w:hanging="360"/>
+      </w:pPr>
+      <w:rPr>
+        <w:rFonts w:ascii="Courier New" w:hAnsi="Courier New" w:cs="Courier New" w:hint="default"/>
+      </w:rPr>
+    </w:lvl>
+    <w:lvl w:ilvl="8">
+      <w:numFmt w:val="bullet"/>
+      <w:lvlText w:val=""/>
+      <w:lvlJc w:val="left"/>
+      <w:pPr>
+        <w:ind w:left="6480" w:hanging="360"/>
+      </w:pPr>
+      <w:rPr>
+        <w:rFonts w:ascii="Wingdings" w:hAnsi="Wingdings" w:cs="Wingdings" w:hint="default"/>
+      </w:rPr>
+    </w:lvl>
+  </w:abstractNum>
+  <w:abstractNum w:abstractNumId="99411">
+    <w:nsid w:val="00A99411"/>
+    <w:multiLevelType w:val="multilevel"/>
+    <w:lvl w:ilvl="0">
+      <w:start w:val="1"/>
+      <w:numFmt w:val="decimal"/>
+      <w:lvlText w:val="%1."/>
+      <w:lvlJc w:val="left"/>
+      <w:pPr>
+        <w:ind w:left="720" w:hanging="360"/>
+      </w:pPr>
+    </w:lvl>
+    <w:lvl w:ilvl="1">
+      <w:start w:val="1"/>
+      <w:numFmt w:val="decimal"/>
+      <w:lvlText w:val="%2."/>
+      <w:lvlJc w:val="left"/>
+      <w:pPr>
+        <w:ind w:left="1440" w:hanging="360"/>
+      </w:pPr>
+    </w:lvl>
+    <w:lvl w:ilvl="2">
+      <w:start w:val="1"/>
+      <w:numFmt w:val="decimal"/>
+      <w:lvlText w:val="%3."/>
+      <w:lvlJc w:val="left"/>
+      <w:pPr>
+        <w:ind w:left="2160" w:hanging="360"/>
+      </w:pPr>
+    </w:lvl>
+    <w:lvl w:ilvl="3">
+      <w:start w:val="1"/>
+      <w:numFmt w:val="decimal"/>
+      <w:lvlText w:val="%4."/>
+      <w:lvlJc w:val="left"/>
+      <w:pPr>
+        <w:ind w:left="2880" w:hanging="360"/>
+      </w:pPr>
+    </w:lvl>
+    <w:lvl w:ilvl="4">
+      <w:start w:val="1"/>
+      <w:numFmt w:val="decimal"/>
+      <w:lvlText w:val="%5."/>
+      <w:lvlJc w:val="left"/>
+      <w:pPr>
+        <w:ind w:left="3600" w:hanging="360"/>
+      </w:pPr>
+    </w:lvl>
+    <w:lvl w:ilvl="5">
+      <w:start w:val="1"/>
+      <w:numFmt w:val="decimal"/>
+      <w:lvlText w:val="%6."/>
+      <w:lvlJc w:val="left"/>
+      <w:pPr>
+        <w:ind w:left="4320" w:hanging="360"/>
+      </w:pPr>
+    </w:lvl>
+    <w:lvl w:ilvl="6">
+      <w:start w:val="1"/>
+      <w:numFmt w:val="decimal"/>
+      <w:lvlText w:val="%7."/>
+      <w:lvlJc w:val="left"/>
+      <w:pPr>
+        <w:ind w:left="5040" w:hanging="360"/>
+      </w:pPr>
+    </w:lvl>
+    <w:lvl w:ilvl="7">
+      <w:start w:val="1"/>
+      <w:numFmt w:val="decimal"/>
+      <w:lvlText w:val="%8."/>
+      <w:lvlJc w:val="left"/>
+      <w:pPr>
+        <w:ind w:left="5760" w:hanging="360"/>
+      </w:pPr>
+    </w:lvl>
+    <w:lvl w:ilvl="8">
+      <w:start w:val="1"/>
+      <w:numFmt w:val="decimal"/>
+      <w:lvlText w:val="%9."/>
+      <w:lvlJc w:val="left"/>
+      <w:pPr>
+        <w:ind w:left="6480" w:hanging="360"/>
+      </w:pPr>
+    </w:lvl>
+  </w:abstractNum>
+  <w:abstractNum w:abstractNumId="99412">
+    <w:nsid w:val="00A99412"/>
+    <w:multiLevelType w:val="multilevel"/>
+    <w:lvl w:ilvl="0">
+      <w:start w:val="2"/>
+      <w:numFmt w:val="decimal"/>
+      <w:lvlText w:val="%1."/>
+      <w:lvlJc w:val="left"/>
+      <w:pPr>
+        <w:ind w:left="720" w:hanging="360"/>
+      </w:pPr>
+    </w:lvl>
+    <w:lvl w:ilvl="1">
+      <w:start w:val="2"/>
+      <w:numFmt w:val="decimal"/>
+      <w:lvlText w:val="%2."/>
+      <w:lvlJc w:val="left"/>
+      <w:pPr>
+        <w:ind w:left="1440" w:hanging="360"/>
+      </w:pPr>
+    </w:lvl>
+    <w:lvl w:ilvl="2">
+      <w:start w:val="2"/>
+      <w:numFmt w:val="decimal"/>
+      <w:lvlText w:val="%3."/>
+      <w:lvlJc w:val="left"/>
+      <w:pPr>
+        <w:ind w:left="2160" w:hanging="360"/>
+      </w:pPr>
+    </w:lvl>
+    <w:lvl w:ilvl="3">
+      <w:start w:val="2"/>
+      <w:numFmt w:val="decimal"/>
+      <w:lvlText w:val="%4."/>
+      <w:lvlJc w:val="left"/>
+      <w:pPr>
+        <w:ind w:left="2880" w:hanging="360"/>
+      </w:pPr>
+    </w:lvl>
+    <w:lvl w:ilvl="4">
+      <w:start w:val="2"/>
+      <w:numFmt w:val="decimal"/>
+      <w:lvlText w:val="%5."/>
+      <w:lvlJc w:val="left"/>
+      <w:pPr>
+        <w:ind w:left="3600" w:hanging="360"/>
+      </w:pPr>
+    </w:lvl>
+    <w:lvl w:ilvl="5">
+      <w:start w:val="2"/>
+      <w:numFmt w:val="decimal"/>
+      <w:lvlText w:val="%6."/>
+      <w:lvlJc w:val="left"/>
+      <w:pPr>
+        <w:ind w:left="4320" w:hanging="360"/>
+      </w:pPr>
+    </w:lvl>
+    <w:lvl w:ilvl="6">
+      <w:start w:val="2"/>
+      <w:numFmt w:val="decimal"/>
+      <w:lvlText w:val="%7."/>
+      <w:lvlJc w:val="left"/>
+      <w:pPr>
+        <w:ind w:left="5040" w:hanging="360"/>
+      </w:pPr>
+    </w:lvl>
+    <w:lvl w:ilvl="7">
+      <w:start w:val="2"/>
+      <w:numFmt w:val="decimal"/>
+      <w:lvlText w:val="%8."/>
+      <w:lvlJc w:val="left"/>
+      <w:pPr>
+        <w:ind w:left="5760" w:hanging="360"/>
+      </w:pPr>
+    </w:lvl>
+    <w:lvl w:ilvl="8">
+      <w:start w:val="2"/>
+      <w:numFmt w:val="decimal"/>
+      <w:lvlText w:val="%9."/>
+      <w:lvlJc w:val="left"/>
+      <w:pPr>
+        <w:ind w:left="6480" w:hanging="360"/>
+      </w:pPr>
+    </w:lvl>
+  </w:abstractNum>
   <w:num w:numId="1000">
     <w:abstractNumId w:val="990"/>
+  </w:num>
+  <w:num w:numId="1001">
+    <w:abstractNumId w:val="991"/>
+  </w:num>
+  <w:num w:numId="1002">
+    <w:abstractNumId w:val="99411"/>
+    <w:lvlOverride w:ilvl="0">
+      <w:startOverride w:val="1"/>
+    </w:lvlOverride>
+    <w:lvlOverride w:ilvl="1">
+      <w:startOverride w:val="1"/>
+    </w:lvlOverride>
+    <w:lvlOverride w:ilvl="2">
+      <w:startOverride w:val="1"/>
+    </w:lvlOverride>
+    <w:lvlOverride w:ilvl="3">
+      <w:startOverride w:val="1"/>
+    </w:lvlOverride>
+    <w:lvlOverride w:ilvl="4">
+      <w:startOverride w:val="1"/>
+    </w:lvlOverride>
+    <w:lvlOverride w:ilvl="5">
+      <w:startOverride w:val="1"/>
+    </w:lvlOverride>
+    <w:lvlOverride w:ilvl="6">
+      <w:startOverride w:val="1"/>
+    </w:lvlOverride>
+    <w:lvlOverride w:ilvl="7">
+      <w:startOverride w:val="1"/>
+    </w:lvlOverride>
+    <w:lvlOverride w:ilvl="8">
+      <w:startOverride w:val="1"/>
+    </w:lvlOverride>
+  </w:num>
+  <w:num w:numId="1003">
+    <w:abstractNumId w:val="991"/>
+  </w:num>
+  <w:num w:numId="1004">
+    <w:abstractNumId w:val="99412"/>
+    <w:lvlOverride w:ilvl="0">
+      <w:startOverride w:val="2"/>
+    </w:lvlOverride>
+    <w:lvlOverride w:ilvl="1">
+      <w:startOverride w:val="2"/>
+    </w:lvlOverride>
+    <w:lvlOverride w:ilvl="2">
+      <w:startOverride w:val="2"/>
+    </w:lvlOverride>
+    <w:lvlOverride w:ilvl="3">
+      <w:startOverride w:val="2"/>
+    </w:lvlOverride>
+    <w:lvlOverride w:ilvl="4">
+      <w:startOverride w:val="2"/>
+    </w:lvlOverride>
+    <w:lvlOverride w:ilvl="5">
+      <w:startOverride w:val="2"/>
+    </w:lvlOverride>
+    <w:lvlOverride w:ilvl="6">
+      <w:startOverride w:val="2"/>
+    </w:lvlOverride>
+    <w:lvlOverride w:ilvl="7">
+      <w:startOverride w:val="2"/>
+    </w:lvlOverride>
+    <w:lvlOverride w:ilvl="8">
+      <w:startOverride w:val="2"/>
+    </w:lvlOverride>
+  </w:num>
+  <w:num w:numId="1005">
+    <w:abstractNumId w:val="991"/>
   </w:num>
 </w:numbering>
 </file>

--- a/manuscript/manuscript.docx
+++ b/manuscript/manuscript.docx
@@ -111,7 +111,7 @@
         </w:r>
       </w:hyperlink>
     </w:p>
-    <w:bookmarkStart w:id="27" w:name="notes"/>
+    <w:bookmarkStart w:id="29" w:name="notes"/>
     <w:p>
       <w:pPr>
         <w:pStyle w:val="Heading1"/>
@@ -303,24 +303,7 @@
           <w:rPr>
             <w:rStyle w:val="Hyperlink"/>
           </w:rPr>
-          <w:t xml:space="preserve">International Journal of Hygiene and Environmental Health, Elsevir</w:t>
-        </w:r>
-      </w:hyperlink>
-    </w:p>
-    <w:p>
-      <w:pPr>
-        <w:pStyle w:val="Compact"/>
-        <w:numPr>
-          <w:ilvl w:val="0"/>
-          <w:numId w:val="1004"/>
-        </w:numPr>
-      </w:pPr>
-      <w:hyperlink r:id="rId23">
-        <w:r>
-          <w:rPr>
-            <w:rStyle w:val="Hyperlink"/>
-          </w:rPr>
-          <w:t xml:space="preserve">Environmental Research, Elsevir</w:t>
+          <w:t xml:space="preserve">Environmental Health, BMC</w:t>
         </w:r>
       </w:hyperlink>
     </w:p>
@@ -332,19 +315,24 @@
           <w:numId w:val="1005"/>
         </w:numPr>
       </w:pPr>
-      <w:hyperlink r:id="rId24">
-        <w:r>
-          <w:rPr>
-            <w:rStyle w:val="Hyperlink"/>
-          </w:rPr>
-          <w:t xml:space="preserve">PRISMA 2020 checklist</w:t>
-        </w:r>
-      </w:hyperlink>
-      <w:r>
-        <w:t xml:space="preserve"> </w:t>
-      </w:r>
-      <w:r>
-        <w:t xml:space="preserve">for structure</w:t>
+      <w:r>
+        <w:t xml:space="preserve">Has Review, Methodology (only accepts</w:t>
+      </w:r>
+      <w:r>
+        <w:t xml:space="preserve"> </w:t>
+      </w:r>
+      <w:r>
+        <w:rPr>
+          <w:i/>
+          <w:iCs/>
+        </w:rPr>
+        <w:t xml:space="preserve">new</w:t>
+      </w:r>
+      <w:r>
+        <w:t xml:space="preserve"> </w:t>
+      </w:r>
+      <w:r>
+        <w:t xml:space="preserve">methodology) and original Research article types</w:t>
       </w:r>
     </w:p>
     <w:p>
@@ -352,22 +340,22 @@
         <w:pStyle w:val="Compact"/>
         <w:numPr>
           <w:ilvl w:val="0"/>
-          <w:numId w:val="1005"/>
+          <w:numId w:val="1006"/>
         </w:numPr>
       </w:pPr>
-      <w:hyperlink r:id="rId25">
-        <w:r>
-          <w:rPr>
-            <w:rStyle w:val="Hyperlink"/>
-          </w:rPr>
-          <w:t xml:space="preserve">Bayesian Analysis Reporting Guidelines, BARG</w:t>
+      <w:hyperlink r:id="rId23">
+        <w:r>
+          <w:rPr>
+            <w:rStyle w:val="Hyperlink"/>
+          </w:rPr>
+          <w:t xml:space="preserve">Environmental Epidemiology, ISEE</w:t>
         </w:r>
       </w:hyperlink>
       <w:r>
         <w:t xml:space="preserve"> </w:t>
       </w:r>
       <w:r>
-        <w:t xml:space="preserve">for reporting Bayesian model</w:t>
+        <w:t xml:space="preserve">lower IF (3.3) but open to methodological papers</w:t>
       </w:r>
     </w:p>
     <w:p>
@@ -375,14 +363,118 @@
         <w:pStyle w:val="Compact"/>
         <w:numPr>
           <w:ilvl w:val="0"/>
-          <w:numId w:val="1005"/>
+          <w:numId w:val="1006"/>
         </w:numPr>
       </w:pPr>
+      <w:hyperlink r:id="rId24">
+        <w:r>
+          <w:rPr>
+            <w:rStyle w:val="Hyperlink"/>
+          </w:rPr>
+          <w:t xml:space="preserve">International Journal of Hygiene and Environmental Health, Elsevir</w:t>
+        </w:r>
+      </w:hyperlink>
+      <w:r>
+        <w:t xml:space="preserve"> </w:t>
+      </w:r>
+      <w:r>
+        <w:t xml:space="preserve">scope doesn’t fit methods character</w:t>
+      </w:r>
+    </w:p>
+    <w:p>
+      <w:pPr>
+        <w:pStyle w:val="Compact"/>
+        <w:numPr>
+          <w:ilvl w:val="0"/>
+          <w:numId w:val="1006"/>
+        </w:numPr>
+      </w:pPr>
+      <w:hyperlink r:id="rId25">
+        <w:r>
+          <w:rPr>
+            <w:rStyle w:val="Hyperlink"/>
+          </w:rPr>
+          <w:t xml:space="preserve">Environmental Research, Elsevir</w:t>
+        </w:r>
+      </w:hyperlink>
+      <w:r>
+        <w:t xml:space="preserve"> </w:t>
+      </w:r>
+      <w:r>
+        <w:t xml:space="preserve">scope doesn’t fit methods character</w:t>
+      </w:r>
+    </w:p>
+    <w:p>
+      <w:pPr>
+        <w:pStyle w:val="Compact"/>
+        <w:numPr>
+          <w:ilvl w:val="0"/>
+          <w:numId w:val="1007"/>
+        </w:numPr>
+      </w:pPr>
+      <w:r>
+        <w:t xml:space="preserve">Environmental Health Perspectives is not open-access (Horizon funding requires this)</w:t>
+      </w:r>
+    </w:p>
+    <w:p>
+      <w:pPr>
+        <w:pStyle w:val="Compact"/>
+        <w:numPr>
+          <w:ilvl w:val="0"/>
+          <w:numId w:val="1007"/>
+        </w:numPr>
+      </w:pPr>
       <w:hyperlink r:id="rId26">
         <w:r>
           <w:rPr>
             <w:rStyle w:val="Hyperlink"/>
           </w:rPr>
+          <w:t xml:space="preserve">PRISMA 2020 checklist</w:t>
+        </w:r>
+      </w:hyperlink>
+      <w:r>
+        <w:t xml:space="preserve"> </w:t>
+      </w:r>
+      <w:r>
+        <w:t xml:space="preserve">for structure</w:t>
+      </w:r>
+    </w:p>
+    <w:p>
+      <w:pPr>
+        <w:pStyle w:val="Compact"/>
+        <w:numPr>
+          <w:ilvl w:val="0"/>
+          <w:numId w:val="1007"/>
+        </w:numPr>
+      </w:pPr>
+      <w:hyperlink r:id="rId27">
+        <w:r>
+          <w:rPr>
+            <w:rStyle w:val="Hyperlink"/>
+          </w:rPr>
+          <w:t xml:space="preserve">Bayesian Analysis Reporting Guidelines, BARG</w:t>
+        </w:r>
+      </w:hyperlink>
+      <w:r>
+        <w:t xml:space="preserve"> </w:t>
+      </w:r>
+      <w:r>
+        <w:t xml:space="preserve">for reporting Bayesian model</w:t>
+      </w:r>
+    </w:p>
+    <w:p>
+      <w:pPr>
+        <w:pStyle w:val="Compact"/>
+        <w:numPr>
+          <w:ilvl w:val="0"/>
+          <w:numId w:val="1007"/>
+        </w:numPr>
+      </w:pPr>
+      <w:hyperlink r:id="rId28">
+        <w:r>
+          <w:rPr>
+            <w:rStyle w:val="Hyperlink"/>
+          </w:rPr>
           <w:t xml:space="preserve">raRoB tool</w:t>
         </w:r>
       </w:hyperlink>
@@ -393,8 +485,8 @@
         <w:t xml:space="preserve">for Risk of Bias Assessment</w:t>
       </w:r>
     </w:p>
-    <w:bookmarkEnd w:id="27"/>
-    <w:bookmarkStart w:id="28" w:name="abstract"/>
+    <w:bookmarkEnd w:id="29"/>
+    <w:bookmarkStart w:id="30" w:name="abstract"/>
     <w:p>
       <w:pPr>
         <w:pStyle w:val="Heading1"/>
@@ -758,8 +850,8 @@
         <w:br w:type="page"/>
       </w:r>
     </w:p>
-    <w:bookmarkEnd w:id="28"/>
-    <w:bookmarkStart w:id="29" w:name="background"/>
+    <w:bookmarkEnd w:id="30"/>
+    <w:bookmarkStart w:id="31" w:name="background"/>
     <w:p>
       <w:pPr>
         <w:pStyle w:val="Heading1"/>
@@ -1140,8 +1232,8 @@
         <w:t xml:space="preserve">The aim of this study is twofold: first, to synthesize and quantitatively pool available epidemiological findings on the association between blood lead levels and IQ scores in children; and second, to conduct both a frequentist and Bayesian meta-analyses, comparing how these analytical frameworks influence exposure-response estimates, uncertainty characterization, and applicability to burden of disease and risk assessment.</w:t>
       </w:r>
     </w:p>
-    <w:bookmarkEnd w:id="29"/>
-    <w:bookmarkStart w:id="43" w:name="methods"/>
+    <w:bookmarkEnd w:id="31"/>
+    <w:bookmarkStart w:id="45" w:name="methods"/>
     <w:p>
       <w:pPr>
         <w:pStyle w:val="Heading1"/>
@@ -1150,7 +1242,7 @@
         <w:t xml:space="preserve">2. Methods</w:t>
       </w:r>
     </w:p>
-    <w:bookmarkStart w:id="31" w:name="literature-review"/>
+    <w:bookmarkStart w:id="33" w:name="literature-review"/>
     <w:p>
       <w:pPr>
         <w:pStyle w:val="Heading2"/>
@@ -1220,7 +1312,7 @@
         </w:rPr>
         <w:t xml:space="preserve">Partnership for the Assessment of Risks from Chemicals (</w:t>
       </w:r>
-      <w:hyperlink r:id="rId30">
+      <w:hyperlink r:id="rId32">
         <w:r>
           <w:rPr>
             <w:rStyle w:val="Hyperlink"/>
@@ -1372,8 +1464,8 @@
         <w:t xml:space="preserve">For all included studies, effect estimates from the most-adjusted model were extracted and the adjustment set was recorded.</w:t>
       </w:r>
     </w:p>
-    <w:bookmarkEnd w:id="31"/>
-    <w:bookmarkStart w:id="32" w:name="risk-of-bias-assessment"/>
+    <w:bookmarkEnd w:id="33"/>
+    <w:bookmarkStart w:id="34" w:name="risk-of-bias-assessment"/>
     <w:p>
       <w:pPr>
         <w:pStyle w:val="Heading2"/>
@@ -1447,8 +1539,8 @@
         <w:t xml:space="preserve">If there were any deviations in the judgement of the researcher and the LLM, the respective item was revisited by the researcher and they made the final decision.</w:t>
       </w:r>
     </w:p>
-    <w:bookmarkEnd w:id="32"/>
-    <w:bookmarkStart w:id="34" w:name="harmonization-of-effect-estimates"/>
+    <w:bookmarkEnd w:id="34"/>
+    <w:bookmarkStart w:id="36" w:name="harmonization-of-effect-estimates"/>
     <w:p>
       <w:pPr>
         <w:pStyle w:val="Heading2"/>
@@ -1516,7 +1608,7 @@
       <w:pPr>
         <w:pStyle w:val="BodyText"/>
       </w:pPr>
-      <w:bookmarkStart w:id="33" w:name="eq-regression-model"/>
+      <w:bookmarkStart w:id="35" w:name="eq-regression-model"/>
       <m:oMathPara>
         <m:oMathParaPr>
           <m:jc m:val="center"/>
@@ -1607,7 +1699,7 @@
           </m:d>
         </m:oMath>
       </m:oMathPara>
-      <w:bookmarkEnd w:id="33"/>
+      <w:bookmarkEnd w:id="35"/>
     </w:p>
     <w:p>
       <w:pPr>
@@ -1793,8 +1885,8 @@
         <w:t xml:space="preserve">These were excluded from the meta-analysis, as transformation of effect estimates for linear BLL to log-linear could not be justified based on visual inspection (include plots in supplement?).</w:t>
       </w:r>
     </w:p>
-    <w:bookmarkEnd w:id="34"/>
-    <w:bookmarkStart w:id="41" w:name="meta-analysis-methodology"/>
+    <w:bookmarkEnd w:id="36"/>
+    <w:bookmarkStart w:id="43" w:name="meta-analysis-methodology"/>
     <w:p>
       <w:pPr>
         <w:pStyle w:val="Heading2"/>
@@ -1872,7 +1964,7 @@
       <w:r>
         <w:t xml:space="preserve"> </w:t>
       </w:r>
-      <w:hyperlink r:id="rId35">
+      <w:hyperlink r:id="rId37">
         <w:r>
           <w:rPr>
             <w:rStyle w:val="Hyperlink"/>
@@ -1884,7 +1976,7 @@
         <w:t xml:space="preserve">.</w:t>
       </w:r>
     </w:p>
-    <w:bookmarkStart w:id="37" w:name="bayesian-meta-analysis"/>
+    <w:bookmarkStart w:id="39" w:name="bayesian-meta-analysis"/>
     <w:p>
       <w:pPr>
         <w:pStyle w:val="Heading3"/>
@@ -2015,7 +2107,7 @@
       <w:pPr>
         <w:pStyle w:val="BodyText"/>
       </w:pPr>
-      <w:bookmarkStart w:id="36" w:name="eq-model"/>
+      <w:bookmarkStart w:id="38" w:name="eq-model"/>
       <m:oMathPara>
         <m:oMathParaPr>
           <m:jc m:val="center"/>
@@ -2193,7 +2285,7 @@
           </m:d>
         </m:oMath>
       </m:oMathPara>
-      <w:bookmarkEnd w:id="36"/>
+      <w:bookmarkEnd w:id="38"/>
     </w:p>
     <w:p>
       <w:pPr>
@@ -2497,8 +2589,8 @@
         <w:t xml:space="preserve">results are comparable.</w:t>
       </w:r>
     </w:p>
-    <w:bookmarkEnd w:id="37"/>
-    <w:bookmarkStart w:id="39" w:name="priors"/>
+    <w:bookmarkEnd w:id="39"/>
+    <w:bookmarkStart w:id="41" w:name="priors"/>
     <w:p>
       <w:pPr>
         <w:pStyle w:val="Heading3"/>
@@ -2674,7 +2766,7 @@
       <w:pPr>
         <w:pStyle w:val="BodyText"/>
       </w:pPr>
-      <w:bookmarkStart w:id="38" w:name="eq-priors"/>
+      <w:bookmarkStart w:id="40" w:name="eq-priors"/>
       <m:oMathPara>
         <m:oMathParaPr>
           <m:jc m:val="center"/>
@@ -2825,7 +2917,7 @@
           </m:d>
         </m:oMath>
       </m:oMathPara>
-      <w:bookmarkEnd w:id="38"/>
+      <w:bookmarkEnd w:id="40"/>
     </w:p>
     <w:p>
       <w:pPr>
@@ -2868,8 +2960,8 @@
         <w:t xml:space="preserve">Additionally, a sensitivity analysis with alternative priors was conduced, as described below.</w:t>
       </w:r>
     </w:p>
-    <w:bookmarkEnd w:id="39"/>
-    <w:bookmarkStart w:id="40" w:name="frequentist-meta-analysis"/>
+    <w:bookmarkEnd w:id="41"/>
+    <w:bookmarkStart w:id="42" w:name="frequentist-meta-analysis"/>
     <w:p>
       <w:pPr>
         <w:pStyle w:val="Heading3"/>
@@ -2976,9 +3068,9 @@
         <w:t xml:space="preserve">.</w:t>
       </w:r>
     </w:p>
-    <w:bookmarkEnd w:id="40"/>
-    <w:bookmarkEnd w:id="41"/>
-    <w:bookmarkStart w:id="42" w:name="sensitivity-analysis"/>
+    <w:bookmarkEnd w:id="42"/>
+    <w:bookmarkEnd w:id="43"/>
+    <w:bookmarkStart w:id="44" w:name="sensitivity-analysis"/>
     <w:p>
       <w:pPr>
         <w:pStyle w:val="Heading2"/>
@@ -3263,9 +3355,9 @@
         <w:t xml:space="preserve">Notice that for the main effect, we centered the broader prior around 0, giving equal weight to the probability of a protective and detrimental effect of lead.</w:t>
       </w:r>
     </w:p>
-    <w:bookmarkEnd w:id="42"/>
-    <w:bookmarkEnd w:id="43"/>
-    <w:bookmarkStart w:id="54" w:name="results"/>
+    <w:bookmarkEnd w:id="44"/>
+    <w:bookmarkEnd w:id="45"/>
+    <w:bookmarkStart w:id="56" w:name="results"/>
     <w:p>
       <w:pPr>
         <w:pStyle w:val="Heading1"/>
@@ -3274,7 +3366,7 @@
         <w:t xml:space="preserve">3. Results</w:t>
       </w:r>
     </w:p>
-    <w:bookmarkStart w:id="47" w:name="literature-review-1"/>
+    <w:bookmarkStart w:id="49" w:name="literature-review-1"/>
     <w:p>
       <w:pPr>
         <w:pStyle w:val="Heading2"/>
@@ -3386,18 +3478,18 @@
           <wp:inline>
             <wp:extent cx="3566160" cy="4059018"/>
             <wp:effectExtent b="0" l="0" r="0" t="0"/>
-            <wp:docPr descr="Fig. 1: PRISMA flow diagram" title="" id="45" name="Picture"/>
+            <wp:docPr descr="Fig. 1: PRISMA flow diagram" title="" id="47" name="Picture"/>
             <a:graphic>
               <a:graphicData uri="http://schemas.openxmlformats.org/drawingml/2006/picture">
                 <pic:pic>
                   <pic:nvPicPr>
-                    <pic:cNvPr descr="tables_figures/main/figure1.png" id="46" name="Picture"/>
+                    <pic:cNvPr descr="tables_figures/main/figure1.png" id="48" name="Picture"/>
                     <pic:cNvPicPr>
                       <a:picLocks noChangeArrowheads="1" noChangeAspect="1"/>
                     </pic:cNvPicPr>
                   </pic:nvPicPr>
                   <pic:blipFill>
-                    <a:blip r:embed="rId44"/>
+                    <a:blip r:embed="rId46"/>
                     <a:stretch>
                       <a:fillRect/>
                     </a:stretch>
@@ -3432,8 +3524,8 @@
         <w:t xml:space="preserve">Fig. 1: PRISMA flow diagram</w:t>
       </w:r>
     </w:p>
-    <w:bookmarkEnd w:id="47"/>
-    <w:bookmarkStart w:id="48" w:name="risk-of-bias"/>
+    <w:bookmarkEnd w:id="49"/>
+    <w:bookmarkStart w:id="50" w:name="risk-of-bias"/>
     <w:p>
       <w:pPr>
         <w:pStyle w:val="Heading2"/>
@@ -3567,8 +3659,8 @@
         <w:t xml:space="preserve">Results from the RoB assessment is presented in Tab. 3.</w:t>
       </w:r>
     </w:p>
-    <w:bookmarkEnd w:id="48"/>
-    <w:bookmarkStart w:id="52" w:name="meta-analysis-results"/>
+    <w:bookmarkEnd w:id="50"/>
+    <w:bookmarkStart w:id="54" w:name="meta-analysis-results"/>
     <w:p>
       <w:pPr>
         <w:pStyle w:val="Heading2"/>
@@ -3832,18 +3924,18 @@
           <wp:inline>
             <wp:extent cx="5943600" cy="2228220"/>
             <wp:effectExtent b="0" l="0" r="0" t="0"/>
-            <wp:docPr descr="Fig. 2: Forest plots" title="" id="50" name="Picture"/>
+            <wp:docPr descr="Fig. 2: Forest plots" title="" id="52" name="Picture"/>
             <a:graphic>
               <a:graphicData uri="http://schemas.openxmlformats.org/drawingml/2006/picture">
                 <pic:pic>
                   <pic:nvPicPr>
-                    <pic:cNvPr descr="./tables_figures/main/combined_forest_plots.png" id="51" name="Picture"/>
+                    <pic:cNvPr descr="./tables_figures/main/combined_forest_plots.png" id="53" name="Picture"/>
                     <pic:cNvPicPr>
                       <a:picLocks noChangeArrowheads="1" noChangeAspect="1"/>
                     </pic:cNvPicPr>
                   </pic:nvPicPr>
                   <pic:blipFill>
-                    <a:blip r:embed="rId49"/>
+                    <a:blip r:embed="rId51"/>
                     <a:stretch>
                       <a:fillRect/>
                     </a:stretch>
@@ -3898,8 +3990,8 @@
         <w:t xml:space="preserve">This leads to a shrinkage of the posterior means towards the pooled effect and is comparable to the inverse-variance weighting in frequentist meta-analyses.</w:t>
       </w:r>
     </w:p>
-    <w:bookmarkEnd w:id="52"/>
-    <w:bookmarkStart w:id="53" w:name="sensitivity-analysis-results"/>
+    <w:bookmarkEnd w:id="54"/>
+    <w:bookmarkStart w:id="55" w:name="sensitivity-analysis-results"/>
     <w:p>
       <w:pPr>
         <w:pStyle w:val="Heading2"/>
@@ -4214,9 +4306,9 @@
         <w:t xml:space="preserve">Suppl. file 6 shows prior, observed data and posterior distributions of all three prior specifications.</w:t>
       </w:r>
     </w:p>
-    <w:bookmarkEnd w:id="53"/>
-    <w:bookmarkEnd w:id="54"/>
-    <w:bookmarkStart w:id="55" w:name="discussion"/>
+    <w:bookmarkEnd w:id="55"/>
+    <w:bookmarkEnd w:id="56"/>
+    <w:bookmarkStart w:id="57" w:name="discussion"/>
     <w:p>
       <w:pPr>
         <w:pStyle w:val="Heading1"/>
@@ -4763,7 +4855,7 @@
       <w:r>
         <w:t xml:space="preserve"> </w:t>
       </w:r>
-      <w:hyperlink r:id="rId35">
+      <w:hyperlink r:id="rId37">
         <w:r>
           <w:rPr>
             <w:rStyle w:val="Hyperlink"/>
@@ -4778,8 +4870,8 @@
         <w:t xml:space="preserve">which makes it fully reproducible.</w:t>
       </w:r>
     </w:p>
-    <w:bookmarkEnd w:id="55"/>
-    <w:bookmarkStart w:id="56" w:name="conclusions"/>
+    <w:bookmarkEnd w:id="57"/>
+    <w:bookmarkStart w:id="58" w:name="conclusions"/>
     <w:p>
       <w:pPr>
         <w:pStyle w:val="Heading1"/>
@@ -4826,8 +4918,8 @@
         <w:t xml:space="preserve">We therefore want to encourage researchers to consider Bayesian methods where capacity allows.</w:t>
       </w:r>
     </w:p>
-    <w:bookmarkEnd w:id="56"/>
-    <w:bookmarkStart w:id="57" w:name="list-of-abbreviations"/>
+    <w:bookmarkEnd w:id="58"/>
+    <w:bookmarkStart w:id="59" w:name="list-of-abbreviations"/>
     <w:p>
       <w:pPr>
         <w:pStyle w:val="Heading1"/>
@@ -5240,8 +5332,8 @@
         </w:tc>
       </w:tr>
     </w:tbl>
-    <w:bookmarkEnd w:id="57"/>
-    <w:bookmarkStart w:id="58" w:name="acknowledgements"/>
+    <w:bookmarkEnd w:id="59"/>
+    <w:bookmarkStart w:id="60" w:name="acknowledgements"/>
     <w:p>
       <w:pPr>
         <w:pStyle w:val="Heading1"/>
@@ -5300,8 +5392,8 @@
         <w:t xml:space="preserve">for their help in the screening process.</w:t>
       </w:r>
     </w:p>
-    <w:bookmarkEnd w:id="58"/>
-    <w:bookmarkStart w:id="59" w:name="funding"/>
+    <w:bookmarkEnd w:id="60"/>
+    <w:bookmarkStart w:id="61" w:name="funding"/>
     <w:p>
       <w:pPr>
         <w:pStyle w:val="Heading1"/>
@@ -5330,8 +5422,8 @@
         <w:t xml:space="preserve">Neither the European Union nor the granting authority can be held responsible for them.</w:t>
       </w:r>
     </w:p>
-    <w:bookmarkEnd w:id="59"/>
-    <w:bookmarkStart w:id="184" w:name="bibliography"/>
+    <w:bookmarkEnd w:id="61"/>
+    <w:bookmarkStart w:id="185" w:name="bibliography"/>
     <w:p>
       <w:pPr>
         <w:pStyle w:val="Heading1"/>
@@ -5340,8 +5432,8 @@
         <w:t xml:space="preserve">References</w:t>
       </w:r>
     </w:p>
-    <w:bookmarkStart w:id="183" w:name="refs"/>
-    <w:bookmarkStart w:id="61" w:name="Xe38019c88c6d2792bb296bad7dc0a4dd55f1319"/>
+    <w:bookmarkStart w:id="184" w:name="refs"/>
+    <w:bookmarkStart w:id="63" w:name="Xe38019c88c6d2792bb296bad7dc0a4dd55f1319"/>
     <w:p>
       <w:pPr>
         <w:pStyle w:val="Bibliography"/>
@@ -5361,7 +5453,7 @@
       <w:r>
         <w:t xml:space="preserve"> </w:t>
       </w:r>
-      <w:hyperlink r:id="rId60">
+      <w:hyperlink r:id="rId62">
         <w:r>
           <w:rPr>
             <w:rStyle w:val="Hyperlink"/>
@@ -5400,8 +5492,8 @@
         <w:t xml:space="preserve"> </w:t>
       </w:r>
     </w:p>
-    <w:bookmarkEnd w:id="61"/>
-    <w:bookmarkStart w:id="63" w:name="ref-lacerda2023GlobalDecreaseBlood"/>
+    <w:bookmarkEnd w:id="63"/>
+    <w:bookmarkStart w:id="65" w:name="ref-lacerda2023GlobalDecreaseBlood"/>
     <w:p>
       <w:pPr>
         <w:pStyle w:val="Bibliography"/>
@@ -5421,7 +5513,7 @@
       <w:r>
         <w:t xml:space="preserve"> </w:t>
       </w:r>
-      <w:hyperlink r:id="rId62">
+      <w:hyperlink r:id="rId64">
         <w:r>
           <w:rPr>
             <w:rStyle w:val="Hyperlink"/>
@@ -5436,8 +5528,8 @@
         <w:t xml:space="preserve"> </w:t>
       </w:r>
     </w:p>
-    <w:bookmarkEnd w:id="63"/>
-    <w:bookmarkStart w:id="65" w:name="X4707f3a4b72a0982487545f9dc3d674642af108"/>
+    <w:bookmarkEnd w:id="65"/>
+    <w:bookmarkStart w:id="67" w:name="X4707f3a4b72a0982487545f9dc3d674642af108"/>
     <w:p>
       <w:pPr>
         <w:pStyle w:val="Bibliography"/>
@@ -5457,7 +5549,7 @@
       <w:r>
         <w:t xml:space="preserve"> </w:t>
       </w:r>
-      <w:hyperlink r:id="rId64">
+      <w:hyperlink r:id="rId66">
         <w:r>
           <w:rPr>
             <w:rStyle w:val="Hyperlink"/>
@@ -5496,8 +5588,8 @@
         <w:t xml:space="preserve"> </w:t>
       </w:r>
     </w:p>
-    <w:bookmarkEnd w:id="65"/>
-    <w:bookmarkStart w:id="67" w:name="ref-sy2024AssessmentLongTermExposure"/>
+    <w:bookmarkEnd w:id="67"/>
+    <w:bookmarkStart w:id="69" w:name="ref-sy2024AssessmentLongTermExposure"/>
     <w:p>
       <w:pPr>
         <w:pStyle w:val="Bibliography"/>
@@ -5517,7 +5609,7 @@
       <w:r>
         <w:t xml:space="preserve"> </w:t>
       </w:r>
-      <w:hyperlink r:id="rId66">
+      <w:hyperlink r:id="rId68">
         <w:r>
           <w:rPr>
             <w:rStyle w:val="Hyperlink"/>
@@ -5592,8 +5684,8 @@
         <w:t xml:space="preserve"> </w:t>
       </w:r>
     </w:p>
-    <w:bookmarkEnd w:id="67"/>
-    <w:bookmarkStart w:id="69" w:name="ref-brauer2024GlobalBurdenStrength"/>
+    <w:bookmarkEnd w:id="69"/>
+    <w:bookmarkStart w:id="71" w:name="ref-brauer2024GlobalBurdenStrength"/>
     <w:p>
       <w:pPr>
         <w:pStyle w:val="Bibliography"/>
@@ -5613,7 +5705,7 @@
       <w:r>
         <w:t xml:space="preserve"> </w:t>
       </w:r>
-      <w:hyperlink r:id="rId68">
+      <w:hyperlink r:id="rId70">
         <w:r>
           <w:rPr>
             <w:rStyle w:val="Hyperlink"/>
@@ -5676,8 +5768,8 @@
         <w:t xml:space="preserve"> </w:t>
       </w:r>
     </w:p>
-    <w:bookmarkEnd w:id="69"/>
-    <w:bookmarkStart w:id="71" w:name="ref-harari2018BloodLeadLevels"/>
+    <w:bookmarkEnd w:id="71"/>
+    <w:bookmarkStart w:id="73" w:name="ref-harari2018BloodLeadLevels"/>
     <w:p>
       <w:pPr>
         <w:pStyle w:val="Bibliography"/>
@@ -5697,7 +5789,7 @@
       <w:r>
         <w:t xml:space="preserve"> </w:t>
       </w:r>
-      <w:hyperlink r:id="rId70">
+      <w:hyperlink r:id="rId72">
         <w:r>
           <w:rPr>
             <w:rStyle w:val="Hyperlink"/>
@@ -5772,8 +5864,8 @@
         <w:t xml:space="preserve"> </w:t>
       </w:r>
     </w:p>
-    <w:bookmarkEnd w:id="71"/>
-    <w:bookmarkStart w:id="73" w:name="ref-wan2022ChronicLeadExposure"/>
+    <w:bookmarkEnd w:id="73"/>
+    <w:bookmarkStart w:id="75" w:name="ref-wan2022ChronicLeadExposure"/>
     <w:p>
       <w:pPr>
         <w:pStyle w:val="Bibliography"/>
@@ -5793,7 +5885,7 @@
       <w:r>
         <w:t xml:space="preserve"> </w:t>
       </w:r>
-      <w:hyperlink r:id="rId72">
+      <w:hyperlink r:id="rId74">
         <w:r>
           <w:rPr>
             <w:rStyle w:val="Hyperlink"/>
@@ -5808,8 +5900,8 @@
         <w:t xml:space="preserve"> </w:t>
       </w:r>
     </w:p>
-    <w:bookmarkEnd w:id="73"/>
-    <w:bookmarkStart w:id="75" w:name="ref-rosengren2025ExposureLeadCoronary"/>
+    <w:bookmarkEnd w:id="75"/>
+    <w:bookmarkStart w:id="77" w:name="ref-rosengren2025ExposureLeadCoronary"/>
     <w:p>
       <w:pPr>
         <w:pStyle w:val="Bibliography"/>
@@ -5829,7 +5921,7 @@
       <w:r>
         <w:t xml:space="preserve"> </w:t>
       </w:r>
-      <w:hyperlink r:id="rId74">
+      <w:hyperlink r:id="rId76">
         <w:r>
           <w:rPr>
             <w:rStyle w:val="Hyperlink"/>
@@ -5922,8 +6014,8 @@
         <w:t xml:space="preserve"> </w:t>
       </w:r>
     </w:p>
-    <w:bookmarkEnd w:id="75"/>
-    <w:bookmarkStart w:id="77" w:name="ref-lanphear2018LowlevelLeadExposure"/>
+    <w:bookmarkEnd w:id="77"/>
+    <w:bookmarkStart w:id="79" w:name="ref-lanphear2018LowlevelLeadExposure"/>
     <w:p>
       <w:pPr>
         <w:pStyle w:val="Bibliography"/>
@@ -5943,7 +6035,7 @@
       <w:r>
         <w:t xml:space="preserve"> </w:t>
       </w:r>
-      <w:hyperlink r:id="rId76">
+      <w:hyperlink r:id="rId78">
         <w:r>
           <w:rPr>
             <w:rStyle w:val="Hyperlink"/>
@@ -5982,8 +6074,8 @@
         <w:t xml:space="preserve"> </w:t>
       </w:r>
     </w:p>
-    <w:bookmarkEnd w:id="77"/>
-    <w:bookmarkStart w:id="79" w:name="ref-chang2006LowBloodLead"/>
+    <w:bookmarkEnd w:id="79"/>
+    <w:bookmarkStart w:id="81" w:name="ref-chang2006LowBloodLead"/>
     <w:p>
       <w:pPr>
         <w:pStyle w:val="Bibliography"/>
@@ -6003,7 +6095,7 @@
       <w:r>
         <w:t xml:space="preserve"> </w:t>
       </w:r>
-      <w:hyperlink r:id="rId78">
+      <w:hyperlink r:id="rId80">
         <w:r>
           <w:rPr>
             <w:rStyle w:val="Hyperlink"/>
@@ -6018,8 +6110,8 @@
         <w:t xml:space="preserve"> </w:t>
       </w:r>
     </w:p>
-    <w:bookmarkEnd w:id="79"/>
-    <w:bookmarkStart w:id="81" w:name="Xadfdab0209e4a364d9fdcffecfddb00700d2db9"/>
+    <w:bookmarkEnd w:id="81"/>
+    <w:bookmarkStart w:id="83" w:name="Xadfdab0209e4a364d9fdcffecfddb00700d2db9"/>
     <w:p>
       <w:pPr>
         <w:pStyle w:val="Bibliography"/>
@@ -6039,7 +6131,7 @@
       <w:r>
         <w:t xml:space="preserve"> </w:t>
       </w:r>
-      <w:hyperlink r:id="rId80">
+      <w:hyperlink r:id="rId82">
         <w:r>
           <w:rPr>
             <w:rStyle w:val="Hyperlink"/>
@@ -6174,8 +6266,8 @@
         <w:t xml:space="preserve"> </w:t>
       </w:r>
     </w:p>
-    <w:bookmarkEnd w:id="81"/>
-    <w:bookmarkStart w:id="83" w:name="ref-shaffer2025LeadExposureAntisocial"/>
+    <w:bookmarkEnd w:id="83"/>
+    <w:bookmarkStart w:id="85" w:name="ref-shaffer2025LeadExposureAntisocial"/>
     <w:p>
       <w:pPr>
         <w:pStyle w:val="Bibliography"/>
@@ -6195,7 +6287,7 @@
       <w:r>
         <w:t xml:space="preserve"> </w:t>
       </w:r>
-      <w:hyperlink r:id="rId82">
+      <w:hyperlink r:id="rId84">
         <w:r>
           <w:rPr>
             <w:rStyle w:val="Hyperlink"/>
@@ -6234,8 +6326,8 @@
         <w:t xml:space="preserve"> </w:t>
       </w:r>
     </w:p>
-    <w:bookmarkEnd w:id="83"/>
-    <w:bookmarkStart w:id="85" w:name="X06097e4c5e52362623b7f1c040457eb7d553acc"/>
+    <w:bookmarkEnd w:id="85"/>
+    <w:bookmarkStart w:id="87" w:name="X06097e4c5e52362623b7f1c040457eb7d553acc"/>
     <w:p>
       <w:pPr>
         <w:pStyle w:val="Bibliography"/>
@@ -6255,7 +6347,7 @@
       <w:r>
         <w:t xml:space="preserve"> </w:t>
       </w:r>
-      <w:hyperlink r:id="rId84">
+      <w:hyperlink r:id="rId86">
         <w:r>
           <w:rPr>
             <w:rStyle w:val="Hyperlink"/>
@@ -6414,8 +6506,8 @@
         <w:t xml:space="preserve"> </w:t>
       </w:r>
     </w:p>
-    <w:bookmarkEnd w:id="85"/>
-    <w:bookmarkStart w:id="87" w:name="ref-needleman1990LowLevelLeadExposure"/>
+    <w:bookmarkEnd w:id="87"/>
+    <w:bookmarkStart w:id="89" w:name="ref-needleman1990LowLevelLeadExposure"/>
     <w:p>
       <w:pPr>
         <w:pStyle w:val="Bibliography"/>
@@ -6435,7 +6527,7 @@
       <w:r>
         <w:t xml:space="preserve"> </w:t>
       </w:r>
-      <w:hyperlink r:id="rId86">
+      <w:hyperlink r:id="rId88">
         <w:r>
           <w:rPr>
             <w:rStyle w:val="Hyperlink"/>
@@ -6546,8 +6638,8 @@
         <w:t xml:space="preserve"> </w:t>
       </w:r>
     </w:p>
-    <w:bookmarkEnd w:id="87"/>
-    <w:bookmarkStart w:id="89" w:name="ref-bellinger1992LowLevelLeadExposure"/>
+    <w:bookmarkEnd w:id="89"/>
+    <w:bookmarkStart w:id="91" w:name="ref-bellinger1992LowLevelLeadExposure"/>
     <w:p>
       <w:pPr>
         <w:pStyle w:val="Bibliography"/>
@@ -6567,7 +6659,7 @@
       <w:r>
         <w:t xml:space="preserve"> </w:t>
       </w:r>
-      <w:hyperlink r:id="rId88">
+      <w:hyperlink r:id="rId90">
         <w:r>
           <w:rPr>
             <w:rStyle w:val="Hyperlink"/>
@@ -6648,8 +6740,8 @@
         <w:t xml:space="preserve"> </w:t>
       </w:r>
     </w:p>
-    <w:bookmarkEnd w:id="89"/>
-    <w:bookmarkStart w:id="91" w:name="X9a8bad0b78f43066cb333fdedcdcad5d7017900"/>
+    <w:bookmarkEnd w:id="91"/>
+    <w:bookmarkStart w:id="93" w:name="X9a8bad0b78f43066cb333fdedcdcad5d7017900"/>
     <w:p>
       <w:pPr>
         <w:pStyle w:val="Bibliography"/>
@@ -6669,7 +6761,7 @@
       <w:r>
         <w:t xml:space="preserve"> </w:t>
       </w:r>
-      <w:hyperlink r:id="rId90">
+      <w:hyperlink r:id="rId92">
         <w:r>
           <w:rPr>
             <w:rStyle w:val="Hyperlink"/>
@@ -6750,8 +6842,8 @@
         <w:t xml:space="preserve"> </w:t>
       </w:r>
     </w:p>
-    <w:bookmarkEnd w:id="91"/>
-    <w:bookmarkStart w:id="93" w:name="ref-larsen2023GlobalHealthBurden"/>
+    <w:bookmarkEnd w:id="93"/>
+    <w:bookmarkStart w:id="95" w:name="ref-larsen2023GlobalHealthBurden"/>
     <w:p>
       <w:pPr>
         <w:pStyle w:val="Bibliography"/>
@@ -6771,7 +6863,7 @@
       <w:r>
         <w:t xml:space="preserve"> </w:t>
       </w:r>
-      <w:hyperlink r:id="rId92">
+      <w:hyperlink r:id="rId94">
         <w:r>
           <w:rPr>
             <w:rStyle w:val="Hyperlink"/>
@@ -6786,8 +6878,8 @@
         <w:t xml:space="preserve"> </w:t>
       </w:r>
     </w:p>
-    <w:bookmarkEnd w:id="93"/>
-    <w:bookmarkStart w:id="94" w:name="Xccae642063400a60b450e4ce6d84827fa125294"/>
+    <w:bookmarkEnd w:id="95"/>
+    <w:bookmarkStart w:id="96" w:name="Xccae642063400a60b450e4ce6d84827fa125294"/>
     <w:p>
       <w:pPr>
         <w:pStyle w:val="Bibliography"/>
@@ -6808,8 +6900,8 @@
         <w:t xml:space="preserve"> </w:t>
       </w:r>
     </w:p>
-    <w:bookmarkEnd w:id="94"/>
-    <w:bookmarkStart w:id="96" w:name="X5615fc1cb9c455a90da75660348bda09fd0f967"/>
+    <w:bookmarkEnd w:id="96"/>
+    <w:bookmarkStart w:id="98" w:name="X5615fc1cb9c455a90da75660348bda09fd0f967"/>
     <w:p>
       <w:pPr>
         <w:pStyle w:val="Bibliography"/>
@@ -6829,7 +6921,7 @@
       <w:r>
         <w:t xml:space="preserve"> </w:t>
       </w:r>
-      <w:hyperlink r:id="rId95">
+      <w:hyperlink r:id="rId97">
         <w:r>
           <w:rPr>
             <w:rStyle w:val="Hyperlink"/>
@@ -6904,8 +6996,8 @@
         <w:t xml:space="preserve"> </w:t>
       </w:r>
     </w:p>
-    <w:bookmarkEnd w:id="96"/>
-    <w:bookmarkStart w:id="98" w:name="ref-schwartz1994LowLevelLeadExposure"/>
+    <w:bookmarkEnd w:id="98"/>
+    <w:bookmarkStart w:id="100" w:name="ref-schwartz1994LowLevelLeadExposure"/>
     <w:p>
       <w:pPr>
         <w:pStyle w:val="Bibliography"/>
@@ -6925,7 +7017,7 @@
       <w:r>
         <w:t xml:space="preserve"> </w:t>
       </w:r>
-      <w:hyperlink r:id="rId97">
+      <w:hyperlink r:id="rId99">
         <w:r>
           <w:rPr>
             <w:rStyle w:val="Hyperlink"/>
@@ -7062,8 +7154,8 @@
         <w:t xml:space="preserve"> </w:t>
       </w:r>
     </w:p>
-    <w:bookmarkEnd w:id="98"/>
-    <w:bookmarkStart w:id="100" w:name="Xa2086c2c3f6a9ac4b676f66b1cdbbd5efdb3b23"/>
+    <w:bookmarkEnd w:id="100"/>
+    <w:bookmarkStart w:id="102" w:name="Xa2086c2c3f6a9ac4b676f66b1cdbbd5efdb3b23"/>
     <w:p>
       <w:pPr>
         <w:pStyle w:val="Bibliography"/>
@@ -7083,7 +7175,7 @@
       <w:r>
         <w:t xml:space="preserve"> </w:t>
       </w:r>
-      <w:hyperlink r:id="rId99">
+      <w:hyperlink r:id="rId101">
         <w:r>
           <w:rPr>
             <w:rStyle w:val="Hyperlink"/>
@@ -7199,8 +7291,8 @@
         <w:t xml:space="preserve"> </w:t>
       </w:r>
     </w:p>
-    <w:bookmarkEnd w:id="100"/>
-    <w:bookmarkStart w:id="102" w:name="X93c1fc7f8e1220d02cbab90c02ac44248f2b23e"/>
+    <w:bookmarkEnd w:id="102"/>
+    <w:bookmarkStart w:id="104" w:name="X93c1fc7f8e1220d02cbab90c02ac44248f2b23e"/>
     <w:p>
       <w:pPr>
         <w:pStyle w:val="Bibliography"/>
@@ -7220,7 +7312,7 @@
       <w:r>
         <w:t xml:space="preserve"> </w:t>
       </w:r>
-      <w:hyperlink r:id="rId101">
+      <w:hyperlink r:id="rId103">
         <w:r>
           <w:rPr>
             <w:rStyle w:val="Hyperlink"/>
@@ -7235,8 +7327,8 @@
         <w:t xml:space="preserve"> </w:t>
       </w:r>
     </w:p>
-    <w:bookmarkEnd w:id="102"/>
-    <w:bookmarkStart w:id="104" w:name="ref-figueroa2024LossCognitiveFunction"/>
+    <w:bookmarkEnd w:id="104"/>
+    <w:bookmarkStart w:id="106" w:name="ref-figueroa2024LossCognitiveFunction"/>
     <w:p>
       <w:pPr>
         <w:pStyle w:val="Bibliography"/>
@@ -7256,7 +7348,7 @@
       <w:r>
         <w:t xml:space="preserve"> </w:t>
       </w:r>
-      <w:hyperlink r:id="rId103">
+      <w:hyperlink r:id="rId105">
         <w:r>
           <w:rPr>
             <w:rStyle w:val="Hyperlink"/>
@@ -7295,8 +7387,8 @@
         <w:t xml:space="preserve"> </w:t>
       </w:r>
     </w:p>
-    <w:bookmarkEnd w:id="104"/>
-    <w:bookmarkStart w:id="106" w:name="ref-mcfarland2022HalfUSPopulation"/>
+    <w:bookmarkEnd w:id="106"/>
+    <w:bookmarkStart w:id="108" w:name="ref-mcfarland2022HalfUSPopulation"/>
     <w:p>
       <w:pPr>
         <w:pStyle w:val="Bibliography"/>
@@ -7316,7 +7408,7 @@
       <w:r>
         <w:t xml:space="preserve"> </w:t>
       </w:r>
-      <w:hyperlink r:id="rId105">
+      <w:hyperlink r:id="rId107">
         <w:r>
           <w:rPr>
             <w:rStyle w:val="Hyperlink"/>
@@ -7355,8 +7447,8 @@
         <w:t xml:space="preserve"> </w:t>
       </w:r>
     </w:p>
-    <w:bookmarkEnd w:id="106"/>
-    <w:bookmarkStart w:id="108" w:name="ref-crump2013StatisticalReevaluationData"/>
+    <w:bookmarkEnd w:id="108"/>
+    <w:bookmarkStart w:id="110" w:name="ref-crump2013StatisticalReevaluationData"/>
     <w:p>
       <w:pPr>
         <w:pStyle w:val="Bibliography"/>
@@ -7376,7 +7468,7 @@
       <w:r>
         <w:t xml:space="preserve"> </w:t>
       </w:r>
-      <w:hyperlink r:id="rId107">
+      <w:hyperlink r:id="rId109">
         <w:r>
           <w:rPr>
             <w:rStyle w:val="Hyperlink"/>
@@ -7415,8 +7507,8 @@
         <w:t xml:space="preserve"> </w:t>
       </w:r>
     </w:p>
-    <w:bookmarkEnd w:id="108"/>
-    <w:bookmarkStart w:id="110" w:name="X33f03e29791f20cdbbbbf0729c723b16e55ed16"/>
+    <w:bookmarkEnd w:id="110"/>
+    <w:bookmarkStart w:id="112" w:name="X33f03e29791f20cdbbbbf0729c723b16e55ed16"/>
     <w:p>
       <w:pPr>
         <w:pStyle w:val="Bibliography"/>
@@ -7436,7 +7528,7 @@
       <w:r>
         <w:t xml:space="preserve"> </w:t>
       </w:r>
-      <w:hyperlink r:id="rId109">
+      <w:hyperlink r:id="rId111">
         <w:r>
           <w:rPr>
             <w:rStyle w:val="Hyperlink"/>
@@ -7535,8 +7627,8 @@
         <w:t xml:space="preserve"> </w:t>
       </w:r>
     </w:p>
-    <w:bookmarkEnd w:id="110"/>
-    <w:bookmarkStart w:id="112" w:name="X035620408d1fb22c7ed381e74f0468c30df4612"/>
+    <w:bookmarkEnd w:id="112"/>
+    <w:bookmarkStart w:id="114" w:name="X035620408d1fb22c7ed381e74f0468c30df4612"/>
     <w:p>
       <w:pPr>
         <w:pStyle w:val="Bibliography"/>
@@ -7556,7 +7648,7 @@
       <w:r>
         <w:t xml:space="preserve"> </w:t>
       </w:r>
-      <w:hyperlink r:id="rId111">
+      <w:hyperlink r:id="rId113">
         <w:r>
           <w:rPr>
             <w:rStyle w:val="Hyperlink"/>
@@ -7610,8 +7702,8 @@
         <w:t xml:space="preserve"> </w:t>
       </w:r>
     </w:p>
-    <w:bookmarkEnd w:id="112"/>
-    <w:bookmarkStart w:id="114" w:name="X837f91f784566061977da85c17a5755a81dedde"/>
+    <w:bookmarkEnd w:id="114"/>
+    <w:bookmarkStart w:id="116" w:name="X837f91f784566061977da85c17a5755a81dedde"/>
     <w:p>
       <w:pPr>
         <w:pStyle w:val="Bibliography"/>
@@ -7631,7 +7723,7 @@
       <w:r>
         <w:t xml:space="preserve"> </w:t>
       </w:r>
-      <w:hyperlink r:id="rId113">
+      <w:hyperlink r:id="rId115">
         <w:r>
           <w:rPr>
             <w:rStyle w:val="Hyperlink"/>
@@ -7646,8 +7738,8 @@
         <w:t xml:space="preserve"> </w:t>
       </w:r>
     </w:p>
-    <w:bookmarkEnd w:id="114"/>
-    <w:bookmarkStart w:id="116" w:name="ref-page2021PRISMA2020Statement"/>
+    <w:bookmarkEnd w:id="116"/>
+    <w:bookmarkStart w:id="118" w:name="ref-page2021PRISMA2020Statement"/>
     <w:p>
       <w:pPr>
         <w:pStyle w:val="Bibliography"/>
@@ -7667,7 +7759,7 @@
       <w:r>
         <w:t xml:space="preserve"> </w:t>
       </w:r>
-      <w:hyperlink r:id="rId115">
+      <w:hyperlink r:id="rId117">
         <w:r>
           <w:rPr>
             <w:rStyle w:val="Hyperlink"/>
@@ -7706,8 +7798,8 @@
         <w:t xml:space="preserve"> </w:t>
       </w:r>
     </w:p>
-    <w:bookmarkEnd w:id="116"/>
-    <w:bookmarkStart w:id="117" w:name="X5cae6442bbe0e1f5d8df6cd5008aab2dbfb65a6"/>
+    <w:bookmarkEnd w:id="118"/>
+    <w:bookmarkStart w:id="119" w:name="X5cae6442bbe0e1f5d8df6cd5008aab2dbfb65a6"/>
     <w:p>
       <w:pPr>
         <w:pStyle w:val="Bibliography"/>
@@ -7727,7 +7819,7 @@
       <w:r>
         <w:t xml:space="preserve"> </w:t>
       </w:r>
-      <w:hyperlink r:id="rId25">
+      <w:hyperlink r:id="rId27">
         <w:r>
           <w:rPr>
             <w:rStyle w:val="Hyperlink"/>
@@ -7754,8 +7846,8 @@
         <w:t xml:space="preserve"> </w:t>
       </w:r>
     </w:p>
-    <w:bookmarkEnd w:id="117"/>
-    <w:bookmarkStart w:id="118" w:name="Xf5486a80753c915bf34b5d8f3ad5e46aac479a7"/>
+    <w:bookmarkEnd w:id="119"/>
+    <w:bookmarkStart w:id="120" w:name="Xf5486a80753c915bf34b5d8f3ad5e46aac479a7"/>
     <w:p>
       <w:pPr>
         <w:pStyle w:val="Bibliography"/>
@@ -7821,8 +7913,8 @@
         <w:t xml:space="preserve"> </w:t>
       </w:r>
     </w:p>
-    <w:bookmarkEnd w:id="118"/>
-    <w:bookmarkStart w:id="120" w:name="ref-plate2024DevelopmentToolRapid"/>
+    <w:bookmarkEnd w:id="120"/>
+    <w:bookmarkStart w:id="122" w:name="ref-plate2024DevelopmentToolRapid"/>
     <w:p>
       <w:pPr>
         <w:pStyle w:val="Bibliography"/>
@@ -7842,7 +7934,7 @@
       <w:r>
         <w:t xml:space="preserve"> </w:t>
       </w:r>
-      <w:hyperlink r:id="rId119">
+      <w:hyperlink r:id="rId121">
         <w:r>
           <w:rPr>
             <w:rStyle w:val="Hyperlink"/>
@@ -7857,8 +7949,8 @@
         <w:t xml:space="preserve"> </w:t>
       </w:r>
     </w:p>
-    <w:bookmarkEnd w:id="120"/>
-    <w:bookmarkStart w:id="122" w:name="ref-halabicky2023LowLevelLead"/>
+    <w:bookmarkEnd w:id="122"/>
+    <w:bookmarkStart w:id="124" w:name="ref-halabicky2023LowLevelLead"/>
     <w:p>
       <w:pPr>
         <w:pStyle w:val="Bibliography"/>
@@ -7878,7 +7970,7 @@
       <w:r>
         <w:t xml:space="preserve"> </w:t>
       </w:r>
-      <w:hyperlink r:id="rId121">
+      <w:hyperlink r:id="rId123">
         <w:r>
           <w:rPr>
             <w:rStyle w:val="Hyperlink"/>
@@ -7917,8 +8009,8 @@
         <w:t xml:space="preserve"> </w:t>
       </w:r>
     </w:p>
-    <w:bookmarkEnd w:id="122"/>
-    <w:bookmarkStart w:id="124" w:name="ref-chen2005IQBloodLead"/>
+    <w:bookmarkEnd w:id="124"/>
+    <w:bookmarkStart w:id="126" w:name="ref-chen2005IQBloodLead"/>
     <w:p>
       <w:pPr>
         <w:pStyle w:val="Bibliography"/>
@@ -7938,7 +8030,7 @@
       <w:r>
         <w:t xml:space="preserve"> </w:t>
       </w:r>
-      <w:hyperlink r:id="rId123">
+      <w:hyperlink r:id="rId125">
         <w:r>
           <w:rPr>
             <w:rStyle w:val="Hyperlink"/>
@@ -8163,8 +8255,8 @@
         <w:t xml:space="preserve"> </w:t>
       </w:r>
     </w:p>
-    <w:bookmarkEnd w:id="124"/>
-    <w:bookmarkStart w:id="126" w:name="Xcf7993c3f58afaabaf73be6238c67f4f63053d9"/>
+    <w:bookmarkEnd w:id="126"/>
+    <w:bookmarkStart w:id="128" w:name="Xcf7993c3f58afaabaf73be6238c67f4f63053d9"/>
     <w:p>
       <w:pPr>
         <w:pStyle w:val="Bibliography"/>
@@ -8184,7 +8276,7 @@
       <w:r>
         <w:t xml:space="preserve"> </w:t>
       </w:r>
-      <w:hyperlink r:id="rId125">
+      <w:hyperlink r:id="rId127">
         <w:r>
           <w:rPr>
             <w:rStyle w:val="Hyperlink"/>
@@ -8259,8 +8351,8 @@
         <w:t xml:space="preserve"> </w:t>
       </w:r>
     </w:p>
-    <w:bookmarkEnd w:id="126"/>
-    <w:bookmarkStart w:id="127" w:name="X4bd034c52731e178b4de125c2c778bdc533803c"/>
+    <w:bookmarkEnd w:id="128"/>
+    <w:bookmarkStart w:id="129" w:name="X4bd034c52731e178b4de125c2c778bdc533803c"/>
     <w:p>
       <w:pPr>
         <w:pStyle w:val="Bibliography"/>
@@ -8314,8 +8406,8 @@
         <w:t xml:space="preserve"> </w:t>
       </w:r>
     </w:p>
-    <w:bookmarkEnd w:id="127"/>
-    <w:bookmarkStart w:id="129" w:name="ref-burkner2017BrmsPackageBayesian"/>
+    <w:bookmarkEnd w:id="129"/>
+    <w:bookmarkStart w:id="131" w:name="ref-burkner2017BrmsPackageBayesian"/>
     <w:p>
       <w:pPr>
         <w:pStyle w:val="Bibliography"/>
@@ -8335,7 +8427,7 @@
       <w:r>
         <w:t xml:space="preserve"> </w:t>
       </w:r>
-      <w:hyperlink r:id="rId128">
+      <w:hyperlink r:id="rId130">
         <w:r>
           <w:rPr>
             <w:rStyle w:val="Hyperlink"/>
@@ -8440,8 +8532,8 @@
         <w:t xml:space="preserve"> </w:t>
       </w:r>
     </w:p>
-    <w:bookmarkEnd w:id="129"/>
-    <w:bookmarkStart w:id="131" w:name="ref-hoffman2011NoUTurnSamplerAdaptively"/>
+    <w:bookmarkEnd w:id="131"/>
+    <w:bookmarkStart w:id="133" w:name="ref-hoffman2011NoUTurnSamplerAdaptively"/>
     <w:p>
       <w:pPr>
         <w:pStyle w:val="Bibliography"/>
@@ -8461,7 +8553,7 @@
       <w:r>
         <w:t xml:space="preserve"> </w:t>
       </w:r>
-      <w:hyperlink r:id="rId130">
+      <w:hyperlink r:id="rId132">
         <w:r>
           <w:rPr>
             <w:rStyle w:val="Hyperlink"/>
@@ -8530,8 +8622,8 @@
         <w:t xml:space="preserve"> </w:t>
       </w:r>
     </w:p>
-    <w:bookmarkEnd w:id="131"/>
-    <w:bookmarkStart w:id="132" w:name="X21bf392f662dc1b38e9a7fa4b314fc7a471696b"/>
+    <w:bookmarkEnd w:id="133"/>
+    <w:bookmarkStart w:id="134" w:name="X21bf392f662dc1b38e9a7fa4b314fc7a471696b"/>
     <w:p>
       <w:pPr>
         <w:pStyle w:val="Bibliography"/>
@@ -8573,8 +8665,8 @@
         <w:t xml:space="preserve"> </w:t>
       </w:r>
     </w:p>
-    <w:bookmarkEnd w:id="132"/>
-    <w:bookmarkStart w:id="134" w:name="X111bb06244f8f2a1a6d0d2f1f41c24b71f248e6"/>
+    <w:bookmarkEnd w:id="134"/>
+    <w:bookmarkStart w:id="136" w:name="X111bb06244f8f2a1a6d0d2f1f41c24b71f248e6"/>
     <w:p>
       <w:pPr>
         <w:pStyle w:val="Bibliography"/>
@@ -8594,7 +8686,7 @@
       <w:r>
         <w:t xml:space="preserve"> </w:t>
       </w:r>
-      <w:hyperlink r:id="rId133">
+      <w:hyperlink r:id="rId135">
         <w:r>
           <w:rPr>
             <w:rStyle w:val="Hyperlink"/>
@@ -8651,8 +8743,8 @@
         <w:t xml:space="preserve"> </w:t>
       </w:r>
     </w:p>
-    <w:bookmarkEnd w:id="134"/>
-    <w:bookmarkStart w:id="136" w:name="ref-bauer2020AssociationsMetalMixture"/>
+    <w:bookmarkEnd w:id="136"/>
+    <w:bookmarkStart w:id="138" w:name="ref-bauer2020AssociationsMetalMixture"/>
     <w:p>
       <w:pPr>
         <w:pStyle w:val="Bibliography"/>
@@ -8672,7 +8764,7 @@
       <w:r>
         <w:t xml:space="preserve"> </w:t>
       </w:r>
-      <w:hyperlink r:id="rId135">
+      <w:hyperlink r:id="rId137">
         <w:r>
           <w:rPr>
             <w:rStyle w:val="Hyperlink"/>
@@ -8813,8 +8905,8 @@
         <w:t xml:space="preserve"> </w:t>
       </w:r>
     </w:p>
-    <w:bookmarkEnd w:id="136"/>
-    <w:bookmarkStart w:id="138" w:name="ref-dantzer2020ComparisonBloodToenails"/>
+    <w:bookmarkEnd w:id="138"/>
+    <w:bookmarkStart w:id="140" w:name="ref-dantzer2020ComparisonBloodToenails"/>
     <w:p>
       <w:pPr>
         <w:pStyle w:val="Bibliography"/>
@@ -8834,7 +8926,7 @@
       <w:r>
         <w:t xml:space="preserve"> </w:t>
       </w:r>
-      <w:hyperlink r:id="rId137">
+      <w:hyperlink r:id="rId139">
         <w:r>
           <w:rPr>
             <w:rStyle w:val="Hyperlink"/>
@@ -8849,8 +8941,8 @@
         <w:t xml:space="preserve"> </w:t>
       </w:r>
     </w:p>
-    <w:bookmarkEnd w:id="138"/>
-    <w:bookmarkStart w:id="140" w:name="X6bc65313eadd1b86059eb4ba10c8cf9d91be17d"/>
+    <w:bookmarkEnd w:id="140"/>
+    <w:bookmarkStart w:id="142" w:name="X6bc65313eadd1b86059eb4ba10c8cf9d91be17d"/>
     <w:p>
       <w:pPr>
         <w:pStyle w:val="Bibliography"/>
@@ -8870,7 +8962,7 @@
       <w:r>
         <w:t xml:space="preserve"> </w:t>
       </w:r>
-      <w:hyperlink r:id="rId139">
+      <w:hyperlink r:id="rId141">
         <w:r>
           <w:rPr>
             <w:rStyle w:val="Hyperlink"/>
@@ -8933,8 +9025,8 @@
         <w:t xml:space="preserve"> </w:t>
       </w:r>
     </w:p>
-    <w:bookmarkEnd w:id="140"/>
-    <w:bookmarkStart w:id="142" w:name="ref-hong2015EnvironmentalLeadExposure"/>
+    <w:bookmarkEnd w:id="142"/>
+    <w:bookmarkStart w:id="144" w:name="ref-hong2015EnvironmentalLeadExposure"/>
     <w:p>
       <w:pPr>
         <w:pStyle w:val="Bibliography"/>
@@ -8954,7 +9046,7 @@
       <w:r>
         <w:t xml:space="preserve"> </w:t>
       </w:r>
-      <w:hyperlink r:id="rId141">
+      <w:hyperlink r:id="rId143">
         <w:r>
           <w:rPr>
             <w:rStyle w:val="Hyperlink"/>
@@ -9065,8 +9157,8 @@
         <w:t xml:space="preserve"> </w:t>
       </w:r>
     </w:p>
-    <w:bookmarkEnd w:id="142"/>
-    <w:bookmarkStart w:id="144" w:name="ref-lee2021PrenatalPostnatalExposures"/>
+    <w:bookmarkEnd w:id="144"/>
+    <w:bookmarkStart w:id="146" w:name="ref-lee2021PrenatalPostnatalExposures"/>
     <w:p>
       <w:pPr>
         <w:pStyle w:val="Bibliography"/>
@@ -9086,7 +9178,7 @@
       <w:r>
         <w:t xml:space="preserve"> </w:t>
       </w:r>
-      <w:hyperlink r:id="rId143">
+      <w:hyperlink r:id="rId145">
         <w:r>
           <w:rPr>
             <w:rStyle w:val="Hyperlink"/>
@@ -9161,8 +9253,8 @@
         <w:t xml:space="preserve"> </w:t>
       </w:r>
     </w:p>
-    <w:bookmarkEnd w:id="144"/>
-    <w:bookmarkStart w:id="145" w:name="X33fe7de6e8b65c86af337dbdb8d7cc8651c48a8"/>
+    <w:bookmarkEnd w:id="146"/>
+    <w:bookmarkStart w:id="147" w:name="X33fe7de6e8b65c86af337dbdb8d7cc8651c48a8"/>
     <w:p>
       <w:pPr>
         <w:pStyle w:val="Bibliography"/>
@@ -9240,8 +9332,8 @@
         <w:t xml:space="preserve"> </w:t>
       </w:r>
     </w:p>
-    <w:bookmarkEnd w:id="145"/>
-    <w:bookmarkStart w:id="147" w:name="ref-roy2013EffectModificationTransferrin"/>
+    <w:bookmarkEnd w:id="147"/>
+    <w:bookmarkStart w:id="149" w:name="ref-roy2013EffectModificationTransferrin"/>
     <w:p>
       <w:pPr>
         <w:pStyle w:val="Bibliography"/>
@@ -9261,7 +9353,7 @@
       <w:r>
         <w:t xml:space="preserve"> </w:t>
       </w:r>
-      <w:hyperlink r:id="rId146">
+      <w:hyperlink r:id="rId148">
         <w:r>
           <w:rPr>
             <w:rStyle w:val="Hyperlink"/>
@@ -9312,8 +9404,8 @@
         <w:t xml:space="preserve"> </w:t>
       </w:r>
     </w:p>
-    <w:bookmarkEnd w:id="147"/>
-    <w:bookmarkStart w:id="149" w:name="Xb0421be95a139ca5af39ce6040517bf1be79427"/>
+    <w:bookmarkEnd w:id="149"/>
+    <w:bookmarkStart w:id="151" w:name="Xb0421be95a139ca5af39ce6040517bf1be79427"/>
     <w:p>
       <w:pPr>
         <w:pStyle w:val="Bibliography"/>
@@ -9333,7 +9425,7 @@
       <w:r>
         <w:t xml:space="preserve"> </w:t>
       </w:r>
-      <w:hyperlink r:id="rId148">
+      <w:hyperlink r:id="rId150">
         <w:r>
           <w:rPr>
             <w:rStyle w:val="Hyperlink"/>
@@ -9372,8 +9464,8 @@
         <w:t xml:space="preserve"> </w:t>
       </w:r>
     </w:p>
-    <w:bookmarkEnd w:id="149"/>
-    <w:bookmarkStart w:id="151" w:name="X716dc31ca13dac7355fea3a0f7dea95779ecabb"/>
+    <w:bookmarkEnd w:id="151"/>
+    <w:bookmarkStart w:id="153" w:name="X716dc31ca13dac7355fea3a0f7dea95779ecabb"/>
     <w:p>
       <w:pPr>
         <w:pStyle w:val="Bibliography"/>
@@ -9393,7 +9485,7 @@
       <w:r>
         <w:t xml:space="preserve"> </w:t>
       </w:r>
-      <w:hyperlink r:id="rId150">
+      <w:hyperlink r:id="rId152">
         <w:r>
           <w:rPr>
             <w:rStyle w:val="Hyperlink"/>
@@ -9438,8 +9530,8 @@
         <w:t xml:space="preserve"> </w:t>
       </w:r>
     </w:p>
-    <w:bookmarkEnd w:id="151"/>
-    <w:bookmarkStart w:id="153" w:name="ref-earl2016LowlevelEnvironmentalLead"/>
+    <w:bookmarkEnd w:id="153"/>
+    <w:bookmarkStart w:id="155" w:name="ref-earl2016LowlevelEnvironmentalLead"/>
     <w:p>
       <w:pPr>
         <w:pStyle w:val="Bibliography"/>
@@ -9459,7 +9551,7 @@
       <w:r>
         <w:t xml:space="preserve"> </w:t>
       </w:r>
-      <w:hyperlink r:id="rId152">
+      <w:hyperlink r:id="rId154">
         <w:r>
           <w:rPr>
             <w:rStyle w:val="Hyperlink"/>
@@ -9474,8 +9566,8 @@
         <w:t xml:space="preserve"> </w:t>
       </w:r>
     </w:p>
-    <w:bookmarkEnd w:id="153"/>
-    <w:bookmarkStart w:id="155" w:name="ref-smith2018StepAwayStepwise"/>
+    <w:bookmarkEnd w:id="155"/>
+    <w:bookmarkStart w:id="157" w:name="ref-smith2018StepAwayStepwise"/>
     <w:p>
       <w:pPr>
         <w:pStyle w:val="Bibliography"/>
@@ -9495,7 +9587,7 @@
       <w:r>
         <w:t xml:space="preserve"> </w:t>
       </w:r>
-      <w:hyperlink r:id="rId154">
+      <w:hyperlink r:id="rId156">
         <w:r>
           <w:rPr>
             <w:rStyle w:val="Hyperlink"/>
@@ -9510,8 +9602,8 @@
         <w:t xml:space="preserve"> </w:t>
       </w:r>
     </w:p>
-    <w:bookmarkEnd w:id="155"/>
-    <w:bookmarkStart w:id="157" w:name="ref-goodman2023SexDifferencePre"/>
+    <w:bookmarkEnd w:id="157"/>
+    <w:bookmarkStart w:id="159" w:name="ref-goodman2023SexDifferencePre"/>
     <w:p>
       <w:pPr>
         <w:pStyle w:val="Bibliography"/>
@@ -9531,7 +9623,7 @@
       <w:r>
         <w:t xml:space="preserve"> </w:t>
       </w:r>
-      <w:hyperlink r:id="rId156">
+      <w:hyperlink r:id="rId158">
         <w:r>
           <w:rPr>
             <w:rStyle w:val="Hyperlink"/>
@@ -9546,8 +9638,8 @@
         <w:t xml:space="preserve"> </w:t>
       </w:r>
     </w:p>
-    <w:bookmarkEnd w:id="157"/>
-    <w:bookmarkStart w:id="159" w:name="ref-pocock1994EnvironmentalLeadChildrens"/>
+    <w:bookmarkEnd w:id="159"/>
+    <w:bookmarkStart w:id="161" w:name="ref-pocock1994EnvironmentalLeadChildrens"/>
     <w:p>
       <w:pPr>
         <w:pStyle w:val="Bibliography"/>
@@ -9567,7 +9659,7 @@
       <w:r>
         <w:t xml:space="preserve"> </w:t>
       </w:r>
-      <w:hyperlink r:id="rId158">
+      <w:hyperlink r:id="rId160">
         <w:r>
           <w:rPr>
             <w:rStyle w:val="Hyperlink"/>
@@ -9582,8 +9674,8 @@
         <w:t xml:space="preserve"> </w:t>
       </w:r>
     </w:p>
-    <w:bookmarkEnd w:id="159"/>
-    <w:bookmarkStart w:id="161" w:name="ref-heidari2022EffectLeadExposurea"/>
+    <w:bookmarkEnd w:id="161"/>
+    <w:bookmarkStart w:id="163" w:name="ref-heidari2022EffectLeadExposurea"/>
     <w:p>
       <w:pPr>
         <w:pStyle w:val="Bibliography"/>
@@ -9603,7 +9695,7 @@
       <w:r>
         <w:t xml:space="preserve"> </w:t>
       </w:r>
-      <w:hyperlink r:id="rId160">
+      <w:hyperlink r:id="rId162">
         <w:r>
           <w:rPr>
             <w:rStyle w:val="Hyperlink"/>
@@ -9642,8 +9734,8 @@
         <w:t xml:space="preserve"> </w:t>
       </w:r>
     </w:p>
-    <w:bookmarkEnd w:id="161"/>
-    <w:bookmarkStart w:id="163" w:name="X99fa6bd9cd2521340285769f289a6c9d4bfe17b"/>
+    <w:bookmarkEnd w:id="163"/>
+    <w:bookmarkStart w:id="165" w:name="X99fa6bd9cd2521340285769f289a6c9d4bfe17b"/>
     <w:p>
       <w:pPr>
         <w:pStyle w:val="Bibliography"/>
@@ -9663,7 +9755,7 @@
       <w:r>
         <w:t xml:space="preserve"> </w:t>
       </w:r>
-      <w:hyperlink r:id="rId162">
+      <w:hyperlink r:id="rId164">
         <w:r>
           <w:rPr>
             <w:rStyle w:val="Hyperlink"/>
@@ -9738,8 +9830,8 @@
         <w:t xml:space="preserve"> </w:t>
       </w:r>
     </w:p>
-    <w:bookmarkEnd w:id="163"/>
-    <w:bookmarkStart w:id="165" w:name="Xec30ec7c912152a14c0f622040312567154bf15"/>
+    <w:bookmarkEnd w:id="165"/>
+    <w:bookmarkStart w:id="167" w:name="Xec30ec7c912152a14c0f622040312567154bf15"/>
     <w:p>
       <w:pPr>
         <w:pStyle w:val="Bibliography"/>
@@ -9759,7 +9851,7 @@
       <w:r>
         <w:t xml:space="preserve"> </w:t>
       </w:r>
-      <w:hyperlink r:id="rId164">
+      <w:hyperlink r:id="rId166">
         <w:r>
           <w:rPr>
             <w:rStyle w:val="Hyperlink"/>
@@ -9909,8 +10001,8 @@
         <w:t xml:space="preserve"> </w:t>
       </w:r>
     </w:p>
-    <w:bookmarkEnd w:id="165"/>
-    <w:bookmarkStart w:id="167" w:name="ref-gelman2013BayesianDataAnalysis"/>
+    <w:bookmarkEnd w:id="167"/>
+    <w:bookmarkStart w:id="168" w:name="ref-gelman2013Chapter4Asymptotics"/>
     <w:p>
       <w:pPr>
         <w:pStyle w:val="Bibliography"/>
@@ -9925,12 +10017,73 @@
         <w:t xml:space="preserve">	</w:t>
       </w:r>
       <w:r>
-        <w:t xml:space="preserve">Gelman A, Carlin JB, Stern HS, Dunson DB, Vehtari A, Rubin DB.</w:t>
-      </w:r>
-      <w:r>
-        <w:t xml:space="preserve"> </w:t>
-      </w:r>
-      <w:hyperlink r:id="rId166">
+        <w:t xml:space="preserve">Gelman A, Carlin JB, Stern HS, David B. Dunson, Vehtari A, Rubin DB. Chapter 4 -</w:t>
+      </w:r>
+      <w:r>
+        <w:t xml:space="preserve"> </w:t>
+      </w:r>
+      <w:r>
+        <w:t xml:space="preserve">Asymptotics</w:t>
+      </w:r>
+      <w:r>
+        <w:t xml:space="preserve"> </w:t>
+      </w:r>
+      <w:r>
+        <w:t xml:space="preserve">and connections to non-</w:t>
+      </w:r>
+      <w:r>
+        <w:t xml:space="preserve">Bayesian</w:t>
+      </w:r>
+      <w:r>
+        <w:t xml:space="preserve"> </w:t>
+      </w:r>
+      <w:r>
+        <w:t xml:space="preserve">approaches. In: Bayesian</w:t>
+      </w:r>
+      <w:r>
+        <w:t xml:space="preserve"> </w:t>
+      </w:r>
+      <w:r>
+        <w:t xml:space="preserve">Data Analysis</w:t>
+      </w:r>
+      <w:r>
+        <w:t xml:space="preserve">. 0th ed.</w:t>
+      </w:r>
+      <w:r>
+        <w:t xml:space="preserve"> </w:t>
+      </w:r>
+      <w:r>
+        <w:t xml:space="preserve">Chapman and Hall/CRC</w:t>
+      </w:r>
+      <w:r>
+        <w:t xml:space="preserve">; 2013.</w:t>
+      </w:r>
+      <w:r>
+        <w:t xml:space="preserve"> </w:t>
+      </w:r>
+    </w:p>
+    <w:bookmarkEnd w:id="168"/>
+    <w:bookmarkStart w:id="170" w:name="ref-gelman2020BayesianWorkflow"/>
+    <w:p>
+      <w:pPr>
+        <w:pStyle w:val="Bibliography"/>
+      </w:pPr>
+      <w:r>
+        <w:t xml:space="preserve">58.</w:t>
+      </w:r>
+      <w:r>
+        <w:t xml:space="preserve"> </w:t>
+      </w:r>
+      <w:r>
+        <w:t xml:space="preserve">	</w:t>
+      </w:r>
+      <w:r>
+        <w:t xml:space="preserve">Gelman A, Vehtari A, Simpson D, Margossian CC, Carpenter B, Yao Y, et al.</w:t>
+      </w:r>
+      <w:r>
+        <w:t xml:space="preserve"> </w:t>
+      </w:r>
+      <w:hyperlink r:id="rId169">
         <w:r>
           <w:rPr>
             <w:rStyle w:val="Hyperlink"/>
@@ -9947,33 +10100,24 @@
           <w:rPr>
             <w:rStyle w:val="Hyperlink"/>
           </w:rPr>
-          <w:t xml:space="preserve">Data Analysis</w:t>
+          <w:t xml:space="preserve">Workflow</w:t>
         </w:r>
       </w:hyperlink>
       <w:r>
-        <w:t xml:space="preserve">. 0th ed.</w:t>
-      </w:r>
-      <w:r>
-        <w:t xml:space="preserve"> </w:t>
-      </w:r>
-      <w:r>
-        <w:t xml:space="preserve">Chapman and Hall/CRC</w:t>
-      </w:r>
-      <w:r>
-        <w:t xml:space="preserve">; 2013.</w:t>
-      </w:r>
-      <w:r>
-        <w:t xml:space="preserve"> </w:t>
-      </w:r>
-    </w:p>
-    <w:bookmarkEnd w:id="167"/>
-    <w:bookmarkStart w:id="169" w:name="ref-gelman2020BayesianWorkflow"/>
+        <w:t xml:space="preserve">. arXiv; 2020.</w:t>
+      </w:r>
+      <w:r>
+        <w:t xml:space="preserve"> </w:t>
+      </w:r>
+    </w:p>
+    <w:bookmarkEnd w:id="170"/>
+    <w:bookmarkStart w:id="171" w:name="Xd915bcb040430c17655975a5ceb4d7b4bdd04ac"/>
     <w:p>
       <w:pPr>
         <w:pStyle w:val="Bibliography"/>
       </w:pPr>
       <w:r>
-        <w:t xml:space="preserve">58.</w:t>
+        <w:t xml:space="preserve">59.</w:t>
       </w:r>
       <w:r>
         <w:t xml:space="preserve"> </w:t>
@@ -9982,12 +10126,232 @@
         <w:t xml:space="preserve">	</w:t>
       </w:r>
       <w:r>
-        <w:t xml:space="preserve">Gelman A, Vehtari A, Simpson D, Margossian CC, Carpenter B, Yao Y, et al.</w:t>
-      </w:r>
-      <w:r>
-        <w:t xml:space="preserve"> </w:t>
-      </w:r>
-      <w:hyperlink r:id="rId168">
+        <w:t xml:space="preserve">Prüss-Üstün A, Mathers C, Corvalán C, Woodward A. Assessing the environmental burden of disease at national and local levels: Introduction and methods. Environmental burden of disease series. 2003;(1).</w:t>
+      </w:r>
+      <w:r>
+        <w:t xml:space="preserve"> </w:t>
+      </w:r>
+    </w:p>
+    <w:bookmarkEnd w:id="171"/>
+    <w:bookmarkStart w:id="173" w:name="ref-kazi2026PvaluesBayesFactor"/>
+    <w:p>
+      <w:pPr>
+        <w:pStyle w:val="Bibliography"/>
+      </w:pPr>
+      <w:r>
+        <w:t xml:space="preserve">60.</w:t>
+      </w:r>
+      <w:r>
+        <w:t xml:space="preserve"> </w:t>
+      </w:r>
+      <w:r>
+        <w:t xml:space="preserve">	</w:t>
+      </w:r>
+      <w:r>
+        <w:t xml:space="preserve">Kazi M.</w:t>
+      </w:r>
+      <w:r>
+        <w:t xml:space="preserve"> </w:t>
+      </w:r>
+      <w:hyperlink r:id="rId172">
+        <w:r>
+          <w:rPr>
+            <w:rStyle w:val="Hyperlink"/>
+          </w:rPr>
+          <w:t xml:space="preserve">From p-values to</w:t>
+        </w:r>
+        <w:r>
+          <w:rPr>
+            <w:rStyle w:val="Hyperlink"/>
+          </w:rPr>
+          <w:t xml:space="preserve"> </w:t>
+        </w:r>
+        <w:r>
+          <w:rPr>
+            <w:rStyle w:val="Hyperlink"/>
+          </w:rPr>
+          <w:t xml:space="preserve">Bayes Factor</w:t>
+        </w:r>
+        <w:r>
+          <w:rPr>
+            <w:rStyle w:val="Hyperlink"/>
+          </w:rPr>
+          <w:t xml:space="preserve">:</w:t>
+        </w:r>
+        <w:r>
+          <w:rPr>
+            <w:rStyle w:val="Hyperlink"/>
+          </w:rPr>
+          <w:t xml:space="preserve"> </w:t>
+        </w:r>
+        <w:r>
+          <w:rPr>
+            <w:rStyle w:val="Hyperlink"/>
+          </w:rPr>
+          <w:t xml:space="preserve">A Meta-Analytic Comparison</w:t>
+        </w:r>
+        <w:r>
+          <w:rPr>
+            <w:rStyle w:val="Hyperlink"/>
+          </w:rPr>
+          <w:t xml:space="preserve"> </w:t>
+        </w:r>
+        <w:r>
+          <w:rPr>
+            <w:rStyle w:val="Hyperlink"/>
+          </w:rPr>
+          <w:t xml:space="preserve">in</w:t>
+        </w:r>
+        <w:r>
+          <w:rPr>
+            <w:rStyle w:val="Hyperlink"/>
+          </w:rPr>
+          <w:t xml:space="preserve"> </w:t>
+        </w:r>
+        <w:r>
+          <w:rPr>
+            <w:rStyle w:val="Hyperlink"/>
+          </w:rPr>
+          <w:t xml:space="preserve">Colorectal Research</w:t>
+        </w:r>
+      </w:hyperlink>
+      <w:r>
+        <w:t xml:space="preserve">. Indian J Surg Oncol. 2026 Jan;17(1):241–8.</w:t>
+      </w:r>
+      <w:r>
+        <w:t xml:space="preserve"> </w:t>
+      </w:r>
+    </w:p>
+    <w:bookmarkEnd w:id="173"/>
+    <w:bookmarkStart w:id="175" w:name="X946754e67e3c74fad7a8806aa9d2819ed4ec186"/>
+    <w:p>
+      <w:pPr>
+        <w:pStyle w:val="Bibliography"/>
+      </w:pPr>
+      <w:r>
+        <w:t xml:space="preserve">61.</w:t>
+      </w:r>
+      <w:r>
+        <w:t xml:space="preserve"> </w:t>
+      </w:r>
+      <w:r>
+        <w:t xml:space="preserve">	</w:t>
+      </w:r>
+      <w:r>
+        <w:t xml:space="preserve">Yao M, Deng K, Wang Y, Mei F, Zou K, Li L, et al.</w:t>
+      </w:r>
+      <w:r>
+        <w:t xml:space="preserve"> </w:t>
+      </w:r>
+      <w:hyperlink r:id="rId174">
+        <w:r>
+          <w:rPr>
+            <w:rStyle w:val="Hyperlink"/>
+          </w:rPr>
+          <w:t xml:space="preserve">Random-effects meta-analysis models for pooling rare events data: A comparison between frequentist and bayesian methods</w:t>
+        </w:r>
+      </w:hyperlink>
+      <w:r>
+        <w:t xml:space="preserve">. BMC Med Res Methodol. 2025 Oct;25(1):228.</w:t>
+      </w:r>
+      <w:r>
+        <w:t xml:space="preserve"> </w:t>
+      </w:r>
+    </w:p>
+    <w:bookmarkEnd w:id="175"/>
+    <w:bookmarkStart w:id="177" w:name="ref-ciyer2025BayesianMetaanalysis21st"/>
+    <w:p>
+      <w:pPr>
+        <w:pStyle w:val="Bibliography"/>
+      </w:pPr>
+      <w:r>
+        <w:t xml:space="preserve">62.</w:t>
+      </w:r>
+      <w:r>
+        <w:t xml:space="preserve"> </w:t>
+      </w:r>
+      <w:r>
+        <w:t xml:space="preserve">	</w:t>
+      </w:r>
+      <w:r>
+        <w:t xml:space="preserve">C Iyer S, Yap QV, Soong J, Cove M.</w:t>
+      </w:r>
+      <w:r>
+        <w:t xml:space="preserve"> </w:t>
+      </w:r>
+      <w:hyperlink r:id="rId176">
+        <w:r>
+          <w:rPr>
+            <w:rStyle w:val="Hyperlink"/>
+          </w:rPr>
+          <w:t xml:space="preserve">Bayesian meta-analysis in the 21st century:</w:t>
+        </w:r>
+        <w:r>
+          <w:rPr>
+            <w:rStyle w:val="Hyperlink"/>
+          </w:rPr>
+          <w:t xml:space="preserve"> </w:t>
+        </w:r>
+        <w:r>
+          <w:rPr>
+            <w:rStyle w:val="Hyperlink"/>
+          </w:rPr>
+          <w:t xml:space="preserve">Fad</w:t>
+        </w:r>
+        <w:r>
+          <w:rPr>
+            <w:rStyle w:val="Hyperlink"/>
+          </w:rPr>
+          <w:t xml:space="preserve"> </w:t>
+        </w:r>
+        <w:r>
+          <w:rPr>
+            <w:rStyle w:val="Hyperlink"/>
+          </w:rPr>
+          <w:t xml:space="preserve">or future of evidence synthesis?</w:t>
+        </w:r>
+      </w:hyperlink>
+      <w:r>
+        <w:t xml:space="preserve"> Ann Acad Med Singap. 2025 Jul;54(7):437.</w:t>
+      </w:r>
+      <w:r>
+        <w:t xml:space="preserve"> </w:t>
+      </w:r>
+    </w:p>
+    <w:bookmarkEnd w:id="177"/>
+    <w:bookmarkStart w:id="179" w:name="ref-hong2013ComparingBayesianFrequentist"/>
+    <w:p>
+      <w:pPr>
+        <w:pStyle w:val="Bibliography"/>
+      </w:pPr>
+      <w:r>
+        <w:t xml:space="preserve">63.</w:t>
+      </w:r>
+      <w:r>
+        <w:t xml:space="preserve"> </w:t>
+      </w:r>
+      <w:r>
+        <w:t xml:space="preserve">	</w:t>
+      </w:r>
+      <w:r>
+        <w:t xml:space="preserve">Hong H, Carlin BP, Shamliyan TA, Wyman JF, Ramakrishnan R, Sainfort F, et al.</w:t>
+      </w:r>
+      <w:r>
+        <w:t xml:space="preserve"> </w:t>
+      </w:r>
+      <w:hyperlink r:id="rId178">
+        <w:r>
+          <w:rPr>
+            <w:rStyle w:val="Hyperlink"/>
+          </w:rPr>
+          <w:t xml:space="preserve">Comparing</w:t>
+        </w:r>
+        <w:r>
+          <w:rPr>
+            <w:rStyle w:val="Hyperlink"/>
+          </w:rPr>
+          <w:t xml:space="preserve"> </w:t>
+        </w:r>
         <w:r>
           <w:rPr>
             <w:rStyle w:val="Hyperlink"/>
@@ -10004,24 +10368,60 @@
           <w:rPr>
             <w:rStyle w:val="Hyperlink"/>
           </w:rPr>
-          <w:t xml:space="preserve">Workflow</w:t>
+          <w:t xml:space="preserve">and</w:t>
+        </w:r>
+        <w:r>
+          <w:rPr>
+            <w:rStyle w:val="Hyperlink"/>
+          </w:rPr>
+          <w:t xml:space="preserve"> </w:t>
+        </w:r>
+        <w:r>
+          <w:rPr>
+            <w:rStyle w:val="Hyperlink"/>
+          </w:rPr>
+          <w:t xml:space="preserve">Frequentist Approaches</w:t>
+        </w:r>
+        <w:r>
+          <w:rPr>
+            <w:rStyle w:val="Hyperlink"/>
+          </w:rPr>
+          <w:t xml:space="preserve"> </w:t>
+        </w:r>
+        <w:r>
+          <w:rPr>
+            <w:rStyle w:val="Hyperlink"/>
+          </w:rPr>
+          <w:t xml:space="preserve">for</w:t>
+        </w:r>
+        <w:r>
+          <w:rPr>
+            <w:rStyle w:val="Hyperlink"/>
+          </w:rPr>
+          <w:t xml:space="preserve"> </w:t>
+        </w:r>
+        <w:r>
+          <w:rPr>
+            <w:rStyle w:val="Hyperlink"/>
+          </w:rPr>
+          <w:t xml:space="preserve">Multiple Outcome Mixed Treatment Comparisons</w:t>
         </w:r>
       </w:hyperlink>
       <w:r>
-        <w:t xml:space="preserve">. arXiv; 2020.</w:t>
-      </w:r>
-      <w:r>
-        <w:t xml:space="preserve"> </w:t>
-      </w:r>
-    </w:p>
-    <w:bookmarkEnd w:id="169"/>
-    <w:bookmarkStart w:id="170" w:name="Xd915bcb040430c17655975a5ceb4d7b4bdd04ac"/>
+        <w:t xml:space="preserve">. Med Decis Making. 2013 Jul;33(5):702–14.</w:t>
+      </w:r>
+      <w:r>
+        <w:t xml:space="preserve"> </w:t>
+      </w:r>
+    </w:p>
+    <w:bookmarkEnd w:id="179"/>
+    <w:bookmarkStart w:id="181" w:name="ref-sadeghirad2023TheoryPracticeBayesian"/>
     <w:p>
       <w:pPr>
         <w:pStyle w:val="Bibliography"/>
       </w:pPr>
       <w:r>
-        <w:t xml:space="preserve">59.</w:t>
+        <w:t xml:space="preserve">64.</w:t>
       </w:r>
       <w:r>
         <w:t xml:space="preserve"> </w:t>
@@ -10030,20 +10430,58 @@
         <w:t xml:space="preserve">	</w:t>
       </w:r>
       <w:r>
-        <w:t xml:space="preserve">Prüss-Üstün A, Mathers C, Corvalán C, Woodward A. Assessing the environmental burden of disease at national and local levels: Introduction and methods. Environmental burden of disease series. 2003;(1).</w:t>
-      </w:r>
-      <w:r>
-        <w:t xml:space="preserve"> </w:t>
-      </w:r>
-    </w:p>
-    <w:bookmarkEnd w:id="170"/>
-    <w:bookmarkStart w:id="172" w:name="ref-kazi2026PvaluesBayesFactor"/>
+        <w:t xml:space="preserve">Sadeghirad B, Foroutan F, Zoratti MJ, Busse JW, Brignardello-Petersen R, Guyatt G, et al.</w:t>
+      </w:r>
+      <w:r>
+        <w:t xml:space="preserve"> </w:t>
+      </w:r>
+      <w:hyperlink r:id="rId180">
+        <w:r>
+          <w:rPr>
+            <w:rStyle w:val="Hyperlink"/>
+          </w:rPr>
+          <w:t xml:space="preserve">Theory and practice of</w:t>
+        </w:r>
+        <w:r>
+          <w:rPr>
+            <w:rStyle w:val="Hyperlink"/>
+          </w:rPr>
+          <w:t xml:space="preserve"> </w:t>
+        </w:r>
+        <w:r>
+          <w:rPr>
+            <w:rStyle w:val="Hyperlink"/>
+          </w:rPr>
+          <w:t xml:space="preserve">Bayesian</w:t>
+        </w:r>
+        <w:r>
+          <w:rPr>
+            <w:rStyle w:val="Hyperlink"/>
+          </w:rPr>
+          <w:t xml:space="preserve"> </w:t>
+        </w:r>
+        <w:r>
+          <w:rPr>
+            <w:rStyle w:val="Hyperlink"/>
+          </w:rPr>
+          <w:t xml:space="preserve">and frequentist frameworks for network meta-analysis</w:t>
+        </w:r>
+      </w:hyperlink>
+      <w:r>
+        <w:t xml:space="preserve">. BMJ EBM. 2023 Jun;28(3):204–9.</w:t>
+      </w:r>
+      <w:r>
+        <w:t xml:space="preserve"> </w:t>
+      </w:r>
+    </w:p>
+    <w:bookmarkEnd w:id="181"/>
+    <w:bookmarkStart w:id="183" w:name="X55ae1a8b757df519e0a47e2002b3acc0b2e73ec"/>
     <w:p>
       <w:pPr>
         <w:pStyle w:val="Bibliography"/>
       </w:pPr>
       <w:r>
-        <w:t xml:space="preserve">60.</w:t>
+        <w:t xml:space="preserve">65.</w:t>
       </w:r>
       <w:r>
         <w:t xml:space="preserve"> </w:t>
@@ -10052,395 +10490,53 @@
         <w:t xml:space="preserve">	</w:t>
       </w:r>
       <w:r>
-        <w:t xml:space="preserve">Kazi M.</w:t>
-      </w:r>
-      <w:r>
-        <w:t xml:space="preserve"> </w:t>
-      </w:r>
-      <w:hyperlink r:id="rId171">
-        <w:r>
-          <w:rPr>
-            <w:rStyle w:val="Hyperlink"/>
-          </w:rPr>
-          <w:t xml:space="preserve">From p-values to</w:t>
-        </w:r>
-        <w:r>
-          <w:rPr>
-            <w:rStyle w:val="Hyperlink"/>
-          </w:rPr>
-          <w:t xml:space="preserve"> </w:t>
-        </w:r>
-        <w:r>
-          <w:rPr>
-            <w:rStyle w:val="Hyperlink"/>
-          </w:rPr>
-          <w:t xml:space="preserve">Bayes Factor</w:t>
-        </w:r>
-        <w:r>
-          <w:rPr>
-            <w:rStyle w:val="Hyperlink"/>
-          </w:rPr>
-          <w:t xml:space="preserve">:</w:t>
-        </w:r>
-        <w:r>
-          <w:rPr>
-            <w:rStyle w:val="Hyperlink"/>
-          </w:rPr>
-          <w:t xml:space="preserve"> </w:t>
-        </w:r>
-        <w:r>
-          <w:rPr>
-            <w:rStyle w:val="Hyperlink"/>
-          </w:rPr>
-          <w:t xml:space="preserve">A Meta-Analytic Comparison</w:t>
-        </w:r>
-        <w:r>
-          <w:rPr>
-            <w:rStyle w:val="Hyperlink"/>
-          </w:rPr>
-          <w:t xml:space="preserve"> </w:t>
-        </w:r>
-        <w:r>
-          <w:rPr>
-            <w:rStyle w:val="Hyperlink"/>
-          </w:rPr>
-          <w:t xml:space="preserve">in</w:t>
-        </w:r>
-        <w:r>
-          <w:rPr>
-            <w:rStyle w:val="Hyperlink"/>
-          </w:rPr>
-          <w:t xml:space="preserve"> </w:t>
-        </w:r>
-        <w:r>
-          <w:rPr>
-            <w:rStyle w:val="Hyperlink"/>
-          </w:rPr>
-          <w:t xml:space="preserve">Colorectal Research</w:t>
+        <w:t xml:space="preserve">Seide SE, Jensen K, Kieser M.</w:t>
+      </w:r>
+      <w:r>
+        <w:t xml:space="preserve"> </w:t>
+      </w:r>
+      <w:hyperlink r:id="rId182">
+        <w:r>
+          <w:rPr>
+            <w:rStyle w:val="Hyperlink"/>
+          </w:rPr>
+          <w:t xml:space="preserve">A comparison of</w:t>
+        </w:r>
+        <w:r>
+          <w:rPr>
+            <w:rStyle w:val="Hyperlink"/>
+          </w:rPr>
+          <w:t xml:space="preserve"> </w:t>
+        </w:r>
+        <w:r>
+          <w:rPr>
+            <w:rStyle w:val="Hyperlink"/>
+          </w:rPr>
+          <w:t xml:space="preserve">Bayesian</w:t>
+        </w:r>
+        <w:r>
+          <w:rPr>
+            <w:rStyle w:val="Hyperlink"/>
+          </w:rPr>
+          <w:t xml:space="preserve"> </w:t>
+        </w:r>
+        <w:r>
+          <w:rPr>
+            <w:rStyle w:val="Hyperlink"/>
+          </w:rPr>
+          <w:t xml:space="preserve">and frequentist methods in random-effects network meta-analysis of binary data</w:t>
         </w:r>
       </w:hyperlink>
       <w:r>
-        <w:t xml:space="preserve">. Indian J Surg Oncol. 2026 Jan;17(1):241–8.</w:t>
-      </w:r>
-      <w:r>
-        <w:t xml:space="preserve"> </w:t>
-      </w:r>
-    </w:p>
-    <w:bookmarkEnd w:id="172"/>
-    <w:bookmarkStart w:id="174" w:name="X946754e67e3c74fad7a8806aa9d2819ed4ec186"/>
-    <w:p>
-      <w:pPr>
-        <w:pStyle w:val="Bibliography"/>
-      </w:pPr>
-      <w:r>
-        <w:t xml:space="preserve">61.</w:t>
-      </w:r>
-      <w:r>
-        <w:t xml:space="preserve"> </w:t>
-      </w:r>
-      <w:r>
-        <w:t xml:space="preserve">	</w:t>
-      </w:r>
-      <w:r>
-        <w:t xml:space="preserve">Yao M, Deng K, Wang Y, Mei F, Zou K, Li L, et al.</w:t>
-      </w:r>
-      <w:r>
-        <w:t xml:space="preserve"> </w:t>
-      </w:r>
-      <w:hyperlink r:id="rId173">
-        <w:r>
-          <w:rPr>
-            <w:rStyle w:val="Hyperlink"/>
-          </w:rPr>
-          <w:t xml:space="preserve">Random-effects meta-analysis models for pooling rare events data: A comparison between frequentist and bayesian methods</w:t>
-        </w:r>
-      </w:hyperlink>
-      <w:r>
-        <w:t xml:space="preserve">. BMC Med Res Methodol. 2025 Oct;25(1):228.</w:t>
-      </w:r>
-      <w:r>
-        <w:t xml:space="preserve"> </w:t>
-      </w:r>
-    </w:p>
-    <w:bookmarkEnd w:id="174"/>
-    <w:bookmarkStart w:id="176" w:name="ref-ciyer2025BayesianMetaanalysis21st"/>
-    <w:p>
-      <w:pPr>
-        <w:pStyle w:val="Bibliography"/>
-      </w:pPr>
-      <w:r>
-        <w:t xml:space="preserve">62.</w:t>
-      </w:r>
-      <w:r>
-        <w:t xml:space="preserve"> </w:t>
-      </w:r>
-      <w:r>
-        <w:t xml:space="preserve">	</w:t>
-      </w:r>
-      <w:r>
-        <w:t xml:space="preserve">C Iyer S, Yap QV, Soong J, Cove M.</w:t>
-      </w:r>
-      <w:r>
-        <w:t xml:space="preserve"> </w:t>
-      </w:r>
-      <w:hyperlink r:id="rId175">
-        <w:r>
-          <w:rPr>
-            <w:rStyle w:val="Hyperlink"/>
-          </w:rPr>
-          <w:t xml:space="preserve">Bayesian meta-analysis in the 21st century:</w:t>
-        </w:r>
-        <w:r>
-          <w:rPr>
-            <w:rStyle w:val="Hyperlink"/>
-          </w:rPr>
-          <w:t xml:space="preserve"> </w:t>
-        </w:r>
-        <w:r>
-          <w:rPr>
-            <w:rStyle w:val="Hyperlink"/>
-          </w:rPr>
-          <w:t xml:space="preserve">Fad</w:t>
-        </w:r>
-        <w:r>
-          <w:rPr>
-            <w:rStyle w:val="Hyperlink"/>
-          </w:rPr>
-          <w:t xml:space="preserve"> </w:t>
-        </w:r>
-        <w:r>
-          <w:rPr>
-            <w:rStyle w:val="Hyperlink"/>
-          </w:rPr>
-          <w:t xml:space="preserve">or future of evidence synthesis?</w:t>
-        </w:r>
-      </w:hyperlink>
-      <w:r>
-        <w:t xml:space="preserve"> Ann Acad Med Singap. 2025 Jul;54(7):437.</w:t>
-      </w:r>
-      <w:r>
-        <w:t xml:space="preserve"> </w:t>
-      </w:r>
-    </w:p>
-    <w:bookmarkEnd w:id="176"/>
-    <w:bookmarkStart w:id="178" w:name="ref-hong2013ComparingBayesianFrequentist"/>
-    <w:p>
-      <w:pPr>
-        <w:pStyle w:val="Bibliography"/>
-      </w:pPr>
-      <w:r>
-        <w:t xml:space="preserve">63.</w:t>
-      </w:r>
-      <w:r>
-        <w:t xml:space="preserve"> </w:t>
-      </w:r>
-      <w:r>
-        <w:t xml:space="preserve">	</w:t>
-      </w:r>
-      <w:r>
-        <w:t xml:space="preserve">Hong H, Carlin BP, Shamliyan TA, Wyman JF, Ramakrishnan R, Sainfort F, et al.</w:t>
-      </w:r>
-      <w:r>
-        <w:t xml:space="preserve"> </w:t>
-      </w:r>
-      <w:hyperlink r:id="rId177">
-        <w:r>
-          <w:rPr>
-            <w:rStyle w:val="Hyperlink"/>
-          </w:rPr>
-          <w:t xml:space="preserve">Comparing</w:t>
-        </w:r>
-        <w:r>
-          <w:rPr>
-            <w:rStyle w:val="Hyperlink"/>
-          </w:rPr>
-          <w:t xml:space="preserve"> </w:t>
-        </w:r>
-        <w:r>
-          <w:rPr>
-            <w:rStyle w:val="Hyperlink"/>
-          </w:rPr>
-          <w:t xml:space="preserve">Bayesian</w:t>
-        </w:r>
-        <w:r>
-          <w:rPr>
-            <w:rStyle w:val="Hyperlink"/>
-          </w:rPr>
-          <w:t xml:space="preserve"> </w:t>
-        </w:r>
-        <w:r>
-          <w:rPr>
-            <w:rStyle w:val="Hyperlink"/>
-          </w:rPr>
-          <w:t xml:space="preserve">and</w:t>
-        </w:r>
-        <w:r>
-          <w:rPr>
-            <w:rStyle w:val="Hyperlink"/>
-          </w:rPr>
-          <w:t xml:space="preserve"> </w:t>
-        </w:r>
-        <w:r>
-          <w:rPr>
-            <w:rStyle w:val="Hyperlink"/>
-          </w:rPr>
-          <w:t xml:space="preserve">Frequentist Approaches</w:t>
-        </w:r>
-        <w:r>
-          <w:rPr>
-            <w:rStyle w:val="Hyperlink"/>
-          </w:rPr>
-          <w:t xml:space="preserve"> </w:t>
-        </w:r>
-        <w:r>
-          <w:rPr>
-            <w:rStyle w:val="Hyperlink"/>
-          </w:rPr>
-          <w:t xml:space="preserve">for</w:t>
-        </w:r>
-        <w:r>
-          <w:rPr>
-            <w:rStyle w:val="Hyperlink"/>
-          </w:rPr>
-          <w:t xml:space="preserve"> </w:t>
-        </w:r>
-        <w:r>
-          <w:rPr>
-            <w:rStyle w:val="Hyperlink"/>
-          </w:rPr>
-          <w:t xml:space="preserve">Multiple Outcome Mixed Treatment Comparisons</w:t>
-        </w:r>
-      </w:hyperlink>
-      <w:r>
-        <w:t xml:space="preserve">. Med Decis Making. 2013 Jul;33(5):702–14.</w:t>
-      </w:r>
-      <w:r>
-        <w:t xml:space="preserve"> </w:t>
-      </w:r>
-    </w:p>
-    <w:bookmarkEnd w:id="178"/>
-    <w:bookmarkStart w:id="180" w:name="ref-sadeghirad2023TheoryPracticeBayesian"/>
-    <w:p>
-      <w:pPr>
-        <w:pStyle w:val="Bibliography"/>
-      </w:pPr>
-      <w:r>
-        <w:t xml:space="preserve">64.</w:t>
-      </w:r>
-      <w:r>
-        <w:t xml:space="preserve"> </w:t>
-      </w:r>
-      <w:r>
-        <w:t xml:space="preserve">	</w:t>
-      </w:r>
-      <w:r>
-        <w:t xml:space="preserve">Sadeghirad B, Foroutan F, Zoratti MJ, Busse JW, Brignardello-Petersen R, Guyatt G, et al.</w:t>
-      </w:r>
-      <w:r>
-        <w:t xml:space="preserve"> </w:t>
-      </w:r>
-      <w:hyperlink r:id="rId179">
-        <w:r>
-          <w:rPr>
-            <w:rStyle w:val="Hyperlink"/>
-          </w:rPr>
-          <w:t xml:space="preserve">Theory and practice of</w:t>
-        </w:r>
-        <w:r>
-          <w:rPr>
-            <w:rStyle w:val="Hyperlink"/>
-          </w:rPr>
-          <w:t xml:space="preserve"> </w:t>
-        </w:r>
-        <w:r>
-          <w:rPr>
-            <w:rStyle w:val="Hyperlink"/>
-          </w:rPr>
-          <w:t xml:space="preserve">Bayesian</w:t>
-        </w:r>
-        <w:r>
-          <w:rPr>
-            <w:rStyle w:val="Hyperlink"/>
-          </w:rPr>
-          <w:t xml:space="preserve"> </w:t>
-        </w:r>
-        <w:r>
-          <w:rPr>
-            <w:rStyle w:val="Hyperlink"/>
-          </w:rPr>
-          <w:t xml:space="preserve">and frequentist frameworks for network meta-analysis</w:t>
-        </w:r>
-      </w:hyperlink>
-      <w:r>
-        <w:t xml:space="preserve">. BMJ EBM. 2023 Jun;28(3):204–9.</w:t>
-      </w:r>
-      <w:r>
-        <w:t xml:space="preserve"> </w:t>
-      </w:r>
-    </w:p>
-    <w:bookmarkEnd w:id="180"/>
-    <w:bookmarkStart w:id="182" w:name="X55ae1a8b757df519e0a47e2002b3acc0b2e73ec"/>
-    <w:p>
-      <w:pPr>
-        <w:pStyle w:val="Bibliography"/>
-      </w:pPr>
-      <w:r>
-        <w:t xml:space="preserve">65.</w:t>
-      </w:r>
-      <w:r>
-        <w:t xml:space="preserve"> </w:t>
-      </w:r>
-      <w:r>
-        <w:t xml:space="preserve">	</w:t>
-      </w:r>
-      <w:r>
-        <w:t xml:space="preserve">Seide SE, Jensen K, Kieser M.</w:t>
-      </w:r>
-      <w:r>
-        <w:t xml:space="preserve"> </w:t>
-      </w:r>
-      <w:hyperlink r:id="rId181">
-        <w:r>
-          <w:rPr>
-            <w:rStyle w:val="Hyperlink"/>
-          </w:rPr>
-          <w:t xml:space="preserve">A comparison of</w:t>
-        </w:r>
-        <w:r>
-          <w:rPr>
-            <w:rStyle w:val="Hyperlink"/>
-          </w:rPr>
-          <w:t xml:space="preserve"> </w:t>
-        </w:r>
-        <w:r>
-          <w:rPr>
-            <w:rStyle w:val="Hyperlink"/>
-          </w:rPr>
-          <w:t xml:space="preserve">Bayesian</w:t>
-        </w:r>
-        <w:r>
-          <w:rPr>
-            <w:rStyle w:val="Hyperlink"/>
-          </w:rPr>
-          <w:t xml:space="preserve"> </w:t>
-        </w:r>
-        <w:r>
-          <w:rPr>
-            <w:rStyle w:val="Hyperlink"/>
-          </w:rPr>
-          <w:t xml:space="preserve">and frequentist methods in random-effects network meta-analysis of binary data</w:t>
-        </w:r>
-      </w:hyperlink>
-      <w:r>
         <w:t xml:space="preserve">. Research Synthesis Methods. 2020 May;11(3):363–78.</w:t>
       </w:r>
       <w:r>
         <w:t xml:space="preserve"> </w:t>
       </w:r>
     </w:p>
-    <w:bookmarkEnd w:id="182"/>
     <w:bookmarkEnd w:id="183"/>
     <w:bookmarkEnd w:id="184"/>
+    <w:bookmarkEnd w:id="185"/>
     <w:sectPr>
       <w:footerReference r:id="rId9" w:type="default"/>
       <w:footnotePr>
@@ -10858,6 +10954,91 @@
     </w:lvl>
     <w:lvl w:ilvl="8">
       <w:start w:val="2"/>
+      <w:numFmt w:val="decimal"/>
+      <w:lvlText w:val="%9."/>
+      <w:lvlJc w:val="left"/>
+      <w:pPr>
+        <w:ind w:left="6480" w:hanging="360"/>
+      </w:pPr>
+    </w:lvl>
+  </w:abstractNum>
+  <w:abstractNum w:abstractNumId="99413">
+    <w:nsid w:val="00A99413"/>
+    <w:multiLevelType w:val="multilevel"/>
+    <w:lvl w:ilvl="0">
+      <w:start w:val="3"/>
+      <w:numFmt w:val="decimal"/>
+      <w:lvlText w:val="%1."/>
+      <w:lvlJc w:val="left"/>
+      <w:pPr>
+        <w:ind w:left="720" w:hanging="360"/>
+      </w:pPr>
+    </w:lvl>
+    <w:lvl w:ilvl="1">
+      <w:start w:val="3"/>
+      <w:numFmt w:val="decimal"/>
+      <w:lvlText w:val="%2."/>
+      <w:lvlJc w:val="left"/>
+      <w:pPr>
+        <w:ind w:left="1440" w:hanging="360"/>
+      </w:pPr>
+    </w:lvl>
+    <w:lvl w:ilvl="2">
+      <w:start w:val="3"/>
+      <w:numFmt w:val="decimal"/>
+      <w:lvlText w:val="%3."/>
+      <w:lvlJc w:val="left"/>
+      <w:pPr>
+        <w:ind w:left="2160" w:hanging="360"/>
+      </w:pPr>
+    </w:lvl>
+    <w:lvl w:ilvl="3">
+      <w:start w:val="3"/>
+      <w:numFmt w:val="decimal"/>
+      <w:lvlText w:val="%4."/>
+      <w:lvlJc w:val="left"/>
+      <w:pPr>
+        <w:ind w:left="2880" w:hanging="360"/>
+      </w:pPr>
+    </w:lvl>
+    <w:lvl w:ilvl="4">
+      <w:start w:val="3"/>
+      <w:numFmt w:val="decimal"/>
+      <w:lvlText w:val="%5."/>
+      <w:lvlJc w:val="left"/>
+      <w:pPr>
+        <w:ind w:left="3600" w:hanging="360"/>
+      </w:pPr>
+    </w:lvl>
+    <w:lvl w:ilvl="5">
+      <w:start w:val="3"/>
+      <w:numFmt w:val="decimal"/>
+      <w:lvlText w:val="%6."/>
+      <w:lvlJc w:val="left"/>
+      <w:pPr>
+        <w:ind w:left="4320" w:hanging="360"/>
+      </w:pPr>
+    </w:lvl>
+    <w:lvl w:ilvl="6">
+      <w:start w:val="3"/>
+      <w:numFmt w:val="decimal"/>
+      <w:lvlText w:val="%7."/>
+      <w:lvlJc w:val="left"/>
+      <w:pPr>
+        <w:ind w:left="5040" w:hanging="360"/>
+      </w:pPr>
+    </w:lvl>
+    <w:lvl w:ilvl="7">
+      <w:start w:val="3"/>
+      <w:numFmt w:val="decimal"/>
+      <w:lvlText w:val="%8."/>
+      <w:lvlJc w:val="left"/>
+      <w:pPr>
+        <w:ind w:left="5760" w:hanging="360"/>
+      </w:pPr>
+    </w:lvl>
+    <w:lvl w:ilvl="8">
+      <w:start w:val="3"/>
       <w:numFmt w:val="decimal"/>
       <w:lvlText w:val="%9."/>
       <w:lvlJc w:val="left"/>
@@ -10936,6 +11117,39 @@
     </w:lvlOverride>
   </w:num>
   <w:num w:numId="1005">
+    <w:abstractNumId w:val="991"/>
+  </w:num>
+  <w:num w:numId="1006">
+    <w:abstractNumId w:val="99413"/>
+    <w:lvlOverride w:ilvl="0">
+      <w:startOverride w:val="3"/>
+    </w:lvlOverride>
+    <w:lvlOverride w:ilvl="1">
+      <w:startOverride w:val="3"/>
+    </w:lvlOverride>
+    <w:lvlOverride w:ilvl="2">
+      <w:startOverride w:val="3"/>
+    </w:lvlOverride>
+    <w:lvlOverride w:ilvl="3">
+      <w:startOverride w:val="3"/>
+    </w:lvlOverride>
+    <w:lvlOverride w:ilvl="4">
+      <w:startOverride w:val="3"/>
+    </w:lvlOverride>
+    <w:lvlOverride w:ilvl="5">
+      <w:startOverride w:val="3"/>
+    </w:lvlOverride>
+    <w:lvlOverride w:ilvl="6">
+      <w:startOverride w:val="3"/>
+    </w:lvlOverride>
+    <w:lvlOverride w:ilvl="7">
+      <w:startOverride w:val="3"/>
+    </w:lvlOverride>
+    <w:lvlOverride w:ilvl="8">
+      <w:startOverride w:val="3"/>
+    </w:lvlOverride>
+  </w:num>
+  <w:num w:numId="1007">
     <w:abstractNumId w:val="991"/>
   </w:num>
 </w:numbering>

--- a/manuscript/manuscript.docx
+++ b/manuscript/manuscript.docx
@@ -966,7 +966,7 @@
       </w:r>
     </w:p>
     <w:bookmarkEnd w:id="24"/>
-    <w:bookmarkStart w:id="38" w:name="methods"/>
+    <w:bookmarkStart w:id="37" w:name="methods"/>
     <w:p>
       <w:pPr>
         <w:pStyle w:val="Heading1"/>
@@ -1656,7 +1656,7 @@
       </w:r>
     </w:p>
     <w:bookmarkEnd w:id="29"/>
-    <w:bookmarkStart w:id="36" w:name="meta-analysis-methodology"/>
+    <w:bookmarkStart w:id="35" w:name="meta-analysis-methodology"/>
     <w:p>
       <w:pPr>
         <w:pStyle w:val="Heading2"/>
@@ -1746,7 +1746,7 @@
         <w:t xml:space="preserve">.</w:t>
       </w:r>
     </w:p>
-    <w:bookmarkStart w:id="32" w:name="bayesian-meta-analysis"/>
+    <w:bookmarkStart w:id="33" w:name="bayesian-meta-analysis"/>
     <w:p>
       <w:pPr>
         <w:pStyle w:val="Heading3"/>
@@ -2359,19 +2359,9 @@
         <w:t xml:space="preserve">results are comparable.</w:t>
       </w:r>
     </w:p>
-    <w:bookmarkEnd w:id="32"/>
-    <w:bookmarkStart w:id="34" w:name="priors"/>
-    <w:p>
-      <w:pPr>
-        <w:pStyle w:val="Heading3"/>
-      </w:pPr>
-      <w:r>
-        <w:t xml:space="preserve">2.4.2 Priors</w:t>
-      </w:r>
-    </w:p>
-    <w:p>
-      <w:pPr>
-        <w:pStyle w:val="FirstParagraph"/>
+    <w:p>
+      <w:pPr>
+        <w:pStyle w:val="BodyText"/>
       </w:pPr>
       <w:r>
         <w:t xml:space="preserve">In Bayesian statistics, prior knowledge or assumptions from previously published studies, domain knowledge or beliefs are updated by the newly observed data and together result in a posterior distribution.</w:t>
@@ -2536,7 +2526,7 @@
       <w:pPr>
         <w:pStyle w:val="BodyText"/>
       </w:pPr>
-      <w:bookmarkStart w:id="33" w:name="eq-priors"/>
+      <w:bookmarkStart w:id="32" w:name="eq-priors"/>
       <m:oMathPara>
         <m:oMathParaPr>
           <m:jc m:val="center"/>
@@ -2687,7 +2677,7 @@
           </m:d>
         </m:oMath>
       </m:oMathPara>
-      <w:bookmarkEnd w:id="33"/>
+      <w:bookmarkEnd w:id="32"/>
     </w:p>
     <w:p>
       <w:pPr>
@@ -2730,14 +2720,14 @@
         <w:t xml:space="preserve">Additionally, a sensitivity analysis with alternative priors was conducted, as described below.</w:t>
       </w:r>
     </w:p>
-    <w:bookmarkEnd w:id="34"/>
-    <w:bookmarkStart w:id="35" w:name="frequentist-meta-analysis"/>
+    <w:bookmarkEnd w:id="33"/>
+    <w:bookmarkStart w:id="34" w:name="frequentist-meta-analysis"/>
     <w:p>
       <w:pPr>
         <w:pStyle w:val="Heading3"/>
       </w:pPr>
       <w:r>
-        <w:t xml:space="preserve">2.4.3 Frequentist Meta-Analysis</w:t>
+        <w:t xml:space="preserve">2.4.2 Frequentist Meta-Analysis</w:t>
       </w:r>
     </w:p>
     <w:p>
@@ -2838,9 +2828,9 @@
         <w:t xml:space="preserve">.</w:t>
       </w:r>
     </w:p>
+    <w:bookmarkEnd w:id="34"/>
     <w:bookmarkEnd w:id="35"/>
-    <w:bookmarkEnd w:id="36"/>
-    <w:bookmarkStart w:id="37" w:name="sensitivity-analysis"/>
+    <w:bookmarkStart w:id="36" w:name="sensitivity-analysis"/>
     <w:p>
       <w:pPr>
         <w:pStyle w:val="Heading2"/>
@@ -3125,9 +3115,9 @@
         <w:t xml:space="preserve">Notice that for the main effect, the broader prior is centered around 0, giving equal weight to the probability of a protective and detrimental effect of lead.</w:t>
       </w:r>
     </w:p>
+    <w:bookmarkEnd w:id="36"/>
     <w:bookmarkEnd w:id="37"/>
-    <w:bookmarkEnd w:id="38"/>
-    <w:bookmarkStart w:id="49" w:name="results"/>
+    <w:bookmarkStart w:id="48" w:name="results"/>
     <w:p>
       <w:pPr>
         <w:pStyle w:val="Heading1"/>
@@ -3136,7 +3126,7 @@
         <w:t xml:space="preserve">3. Results</w:t>
       </w:r>
     </w:p>
-    <w:bookmarkStart w:id="42" w:name="literature-review-1"/>
+    <w:bookmarkStart w:id="41" w:name="literature-review-1"/>
     <w:p>
       <w:pPr>
         <w:pStyle w:val="Heading2"/>
@@ -3248,18 +3238,18 @@
           <wp:inline>
             <wp:extent cx="3566160" cy="4059018"/>
             <wp:effectExtent b="0" l="0" r="0" t="0"/>
-            <wp:docPr descr="Fig. 1: PRISMA flow diagram" title="" id="40" name="Picture"/>
+            <wp:docPr descr="Fig. 1: PRISMA flow diagram" title="" id="39" name="Picture"/>
             <a:graphic>
               <a:graphicData uri="http://schemas.openxmlformats.org/drawingml/2006/picture">
                 <pic:pic>
                   <pic:nvPicPr>
-                    <pic:cNvPr descr="tables_figures/main/figure1.png" id="41" name="Picture"/>
+                    <pic:cNvPr descr="tables_figures/main/figure1.png" id="40" name="Picture"/>
                     <pic:cNvPicPr>
                       <a:picLocks noChangeArrowheads="1" noChangeAspect="1"/>
                     </pic:cNvPicPr>
                   </pic:nvPicPr>
                   <pic:blipFill>
-                    <a:blip r:embed="rId39"/>
+                    <a:blip r:embed="rId38"/>
                     <a:stretch>
                       <a:fillRect/>
                     </a:stretch>
@@ -3389,8 +3379,8 @@
         <w:t xml:space="preserve">We contacted the corresponding author, who confirmed that decimal points were missing in the publication.</w:t>
       </w:r>
     </w:p>
-    <w:bookmarkEnd w:id="42"/>
-    <w:bookmarkStart w:id="43" w:name="risk-of-bias"/>
+    <w:bookmarkEnd w:id="41"/>
+    <w:bookmarkStart w:id="42" w:name="risk-of-bias"/>
     <w:p>
       <w:pPr>
         <w:pStyle w:val="Heading2"/>
@@ -3521,8 +3511,8 @@
         <w:t xml:space="preserve">Results from the RoB assessment are presented in Tab. 4.</w:t>
       </w:r>
     </w:p>
-    <w:bookmarkEnd w:id="43"/>
-    <w:bookmarkStart w:id="47" w:name="meta-analysis-results"/>
+    <w:bookmarkEnd w:id="42"/>
+    <w:bookmarkStart w:id="46" w:name="meta-analysis-results"/>
     <w:p>
       <w:pPr>
         <w:pStyle w:val="Heading2"/>
@@ -3786,18 +3776,18 @@
           <wp:inline>
             <wp:extent cx="5943600" cy="2228220"/>
             <wp:effectExtent b="0" l="0" r="0" t="0"/>
-            <wp:docPr descr="Fig. 2: Forest plots for Bayesian (left) and frequentist (right) meta-analyses. BLL, blood lead level; CI, confidence interval; CrI, credible interval" title="" id="45" name="Picture"/>
+            <wp:docPr descr="Fig. 2: Forest plots for Bayesian (left) and frequentist (right) meta-analyses. BLL, blood lead level; CI, confidence interval; CrI, credible interval" title="" id="44" name="Picture"/>
             <a:graphic>
               <a:graphicData uri="http://schemas.openxmlformats.org/drawingml/2006/picture">
                 <pic:pic>
                   <pic:nvPicPr>
-                    <pic:cNvPr descr="./tables_figures/main/combined_forest_plots.png" id="46" name="Picture"/>
+                    <pic:cNvPr descr="./tables_figures/main/combined_forest_plots.png" id="45" name="Picture"/>
                     <pic:cNvPicPr>
                       <a:picLocks noChangeArrowheads="1" noChangeAspect="1"/>
                     </pic:cNvPicPr>
                   </pic:nvPicPr>
                   <pic:blipFill>
-                    <a:blip r:embed="rId44"/>
+                    <a:blip r:embed="rId43"/>
                     <a:stretch>
                       <a:fillRect/>
                     </a:stretch>
@@ -3852,8 +3842,8 @@
         <w:t xml:space="preserve">This leads to a shrinkage of the posterior means towards the pooled effect and is comparable to the inverse-variance weighting in frequentist meta-analyses.</w:t>
       </w:r>
     </w:p>
-    <w:bookmarkEnd w:id="47"/>
-    <w:bookmarkStart w:id="48" w:name="sensitivity-analysis-results"/>
+    <w:bookmarkEnd w:id="46"/>
+    <w:bookmarkStart w:id="47" w:name="sensitivity-analysis-results"/>
     <w:p>
       <w:pPr>
         <w:pStyle w:val="Heading2"/>
@@ -3867,7 +3857,7 @@
         <w:pStyle w:val="FirstParagraph"/>
       </w:pPr>
       <w:r>
-        <w:t xml:space="preserve">We conducted two sets of sensitivity analyses, results are shown in Tab. 4.</w:t>
+        <w:t xml:space="preserve">We conducted two sets of sensitivity analyses, results are shown in Tab. 5.</w:t>
       </w:r>
       <w:r>
         <w:t xml:space="preserve"> </w:t>
@@ -4168,9 +4158,9 @@
         <w:t xml:space="preserve">Supplementary file 6 shows prior, observed data and posterior distributions of all three prior specifications.</w:t>
       </w:r>
     </w:p>
+    <w:bookmarkEnd w:id="47"/>
     <w:bookmarkEnd w:id="48"/>
-    <w:bookmarkEnd w:id="49"/>
-    <w:bookmarkStart w:id="50" w:name="discussion"/>
+    <w:bookmarkStart w:id="49" w:name="discussion"/>
     <w:p>
       <w:pPr>
         <w:pStyle w:val="Heading1"/>
@@ -4413,6 +4403,9 @@
       </w:pPr>
       <w:r>
         <w:t xml:space="preserve">Our results are consistent with previous toxicological and epidemiological evidence</w:t>
+      </w:r>
+      <w:r>
+        <w:t xml:space="preserve"> </w:t>
       </w:r>
       <w:r>
         <w:t xml:space="preserve">[13,15,16,19]</w:t>
@@ -4625,56 +4618,56 @@
         <w:t xml:space="preserve">This reduced the number of studies included in the meta-analysis and is an additional limitation.</w:t>
       </w:r>
     </w:p>
+    <w:bookmarkEnd w:id="49"/>
+    <w:bookmarkStart w:id="50" w:name="conclusions"/>
+    <w:p>
+      <w:pPr>
+        <w:pStyle w:val="Heading1"/>
+      </w:pPr>
+      <w:r>
+        <w:t xml:space="preserve">5. Conclusions</w:t>
+      </w:r>
+    </w:p>
+    <w:p>
+      <w:pPr>
+        <w:pStyle w:val="FirstParagraph"/>
+      </w:pPr>
+      <w:r>
+        <w:t xml:space="preserve">This study provides both an updated evidence synthesis of epidemiological studies examining the association between lead exposure and children’s IQ, and a methodological comparison of the Bayesian and more conventional frequentist frameworks for meta-analysis.</w:t>
+      </w:r>
+      <w:r>
+        <w:t xml:space="preserve"> </w:t>
+      </w:r>
+      <w:r>
+        <w:t xml:space="preserve">The resulting pooled effect estimates are consistent with previous evidence and once again emphasize the importance of reducing environmental lead contamination to reduce the public health burden this substance continues to impose.</w:t>
+      </w:r>
+      <w:r>
+        <w:br/>
+      </w:r>
+      <w:r>
+        <w:t xml:space="preserve">Comparing both frameworks showed that the Bayesian approach offers distinct advantages for risk assessment and policy-making.</w:t>
+      </w:r>
+      <w:r>
+        <w:t xml:space="preserve"> </w:t>
+      </w:r>
+      <w:r>
+        <w:t xml:space="preserve">Especially the ability to incorporate prior knowledge, comprehensively quantify uncertainty, and produce probabilistic outputs that are more directly useable for decision-makers.</w:t>
+      </w:r>
+      <w:r>
+        <w:t xml:space="preserve"> </w:t>
+      </w:r>
+      <w:r>
+        <w:t xml:space="preserve">While the Bayesian framework currently demands greater statistical knowledge and programming effort than the frequentist approach, these barriers are likely to diminish if the framework gains wider adoption and training becomes more accessible.</w:t>
+      </w:r>
+      <w:r>
+        <w:t xml:space="preserve"> </w:t>
+      </w:r>
+      <w:r>
+        <w:t xml:space="preserve">We therefore want to encourage researchers to consider Bayesian methods where capacity allows.</w:t>
+      </w:r>
+    </w:p>
     <w:bookmarkEnd w:id="50"/>
-    <w:bookmarkStart w:id="51" w:name="conclusions"/>
-    <w:p>
-      <w:pPr>
-        <w:pStyle w:val="Heading1"/>
-      </w:pPr>
-      <w:r>
-        <w:t xml:space="preserve">5. Conclusions</w:t>
-      </w:r>
-    </w:p>
-    <w:p>
-      <w:pPr>
-        <w:pStyle w:val="FirstParagraph"/>
-      </w:pPr>
-      <w:r>
-        <w:t xml:space="preserve">This study provides both an updated evidence synthesis of epidemiological studies examining the association between lead exposure and children’s IQ, and a methodological comparison of the Bayesian and more conventional frequentist frameworks for meta-analysis.</w:t>
-      </w:r>
-      <w:r>
-        <w:t xml:space="preserve"> </w:t>
-      </w:r>
-      <w:r>
-        <w:t xml:space="preserve">The resulting pooled effect estimates are consistent with previous evidence and once again emphasize the importance of reducing environmental lead contamination to reduce the public health burden this substance continues to impose.</w:t>
-      </w:r>
-      <w:r>
-        <w:br/>
-      </w:r>
-      <w:r>
-        <w:t xml:space="preserve">Comparing both frameworks showed that the Bayesian approach offers distinct advantages for risk assessment and policy-making.</w:t>
-      </w:r>
-      <w:r>
-        <w:t xml:space="preserve"> </w:t>
-      </w:r>
-      <w:r>
-        <w:t xml:space="preserve">Especially the ability to incorporate prior knowledge, comprehensively quantify uncertainty, and produce probabilistic outputs that are more directly useable for decision-makers.</w:t>
-      </w:r>
-      <w:r>
-        <w:t xml:space="preserve"> </w:t>
-      </w:r>
-      <w:r>
-        <w:t xml:space="preserve">While the Bayesian framework currently demands greater statistical knowledge and programming effort than the frequentist approach, these barriers are likely to diminish if the framework gains wider adoption and training becomes more accessible.</w:t>
-      </w:r>
-      <w:r>
-        <w:t xml:space="preserve"> </w:t>
-      </w:r>
-      <w:r>
-        <w:t xml:space="preserve">We therefore want to encourage researchers to consider Bayesian methods where capacity allows.</w:t>
-      </w:r>
-    </w:p>
-    <w:bookmarkEnd w:id="51"/>
-    <w:bookmarkStart w:id="52" w:name="list-of-abbreviations"/>
+    <w:bookmarkStart w:id="51" w:name="list-of-abbreviations"/>
     <w:p>
       <w:pPr>
         <w:pStyle w:val="Heading1"/>
@@ -5087,14 +5080,74 @@
         </w:tc>
       </w:tr>
     </w:tbl>
+    <w:bookmarkEnd w:id="51"/>
+    <w:bookmarkStart w:id="52" w:name="acknowledgements"/>
+    <w:p>
+      <w:pPr>
+        <w:pStyle w:val="Heading1"/>
+      </w:pPr>
+      <w:r>
+        <w:t xml:space="preserve">Acknowledgements</w:t>
+      </w:r>
+    </w:p>
+    <w:p>
+      <w:pPr>
+        <w:pStyle w:val="FirstParagraph"/>
+      </w:pPr>
+      <w:r>
+        <w:t xml:space="preserve">The authors thank</w:t>
+      </w:r>
+      <w:r>
+        <w:t xml:space="preserve"> </w:t>
+      </w:r>
+      <w:r>
+        <w:t xml:space="preserve">Rafiqa Benchrih (Department of Epidemiology and Public Health, Sciensano, Belgium),</w:t>
+      </w:r>
+      <w:r>
+        <w:t xml:space="preserve"> </w:t>
+      </w:r>
+      <w:r>
+        <w:t xml:space="preserve">Jurgen Buekers (Flemish Institute for Technological Research, VITO, Belgium),</w:t>
+      </w:r>
+      <w:r>
+        <w:t xml:space="preserve"> </w:t>
+      </w:r>
+      <w:r>
+        <w:t xml:space="preserve">Carla Martins (National School of Public Health, NOVA University of Lisbon, Portugal),</w:t>
+      </w:r>
+      <w:r>
+        <w:t xml:space="preserve"> </w:t>
+      </w:r>
+      <w:r>
+        <w:t xml:space="preserve">Emily Mc Vey (Institute for Public Health and the Environment, RIVM, The Netherlands),</w:t>
+      </w:r>
+      <w:r>
+        <w:t xml:space="preserve"> </w:t>
+      </w:r>
+      <w:r>
+        <w:t xml:space="preserve">Anthony Purece (Flemish Institute for Technological Research, VITO, Belgium) and</w:t>
+      </w:r>
+      <w:r>
+        <w:t xml:space="preserve"> </w:t>
+      </w:r>
+      <w:r>
+        <w:t xml:space="preserve">Sofie Thomsen (Technical University of Denmark, DTU, Denmark)</w:t>
+      </w:r>
+      <w:r>
+        <w:t xml:space="preserve"> </w:t>
+      </w:r>
+      <w:r>
+        <w:t xml:space="preserve">for their help in the literature screening process.</w:t>
+      </w:r>
+    </w:p>
     <w:bookmarkEnd w:id="52"/>
-    <w:bookmarkStart w:id="53" w:name="acknowledgements"/>
+    <w:bookmarkStart w:id="53" w:name="funding"/>
     <w:p>
       <w:pPr>
         <w:pStyle w:val="Heading1"/>
       </w:pPr>
       <w:r>
-        <w:t xml:space="preserve">Acknowledgements</w:t>
+        <w:t xml:space="preserve">Funding</w:t>
       </w:r>
     </w:p>
     <w:p>
@@ -5102,93 +5155,33 @@
         <w:pStyle w:val="FirstParagraph"/>
       </w:pPr>
       <w:r>
-        <w:t xml:space="preserve">The authors thank</w:t>
-      </w:r>
-      <w:r>
-        <w:t xml:space="preserve"> </w:t>
-      </w:r>
-      <w:r>
-        <w:t xml:space="preserve">Rafiqa Benchrih (Department of Epidemiology and Public Health, Sciensano, Belgium),</w:t>
-      </w:r>
-      <w:r>
-        <w:t xml:space="preserve"> </w:t>
-      </w:r>
-      <w:r>
-        <w:t xml:space="preserve">Jurgen Buekers (Flemish Institute for Technological Research, VITO, Belgium),</w:t>
-      </w:r>
-      <w:r>
-        <w:t xml:space="preserve"> </w:t>
-      </w:r>
-      <w:r>
-        <w:t xml:space="preserve">Carla Martins (National School of Public Health, NOVA University of Lisbon, Portugal),</w:t>
-      </w:r>
-      <w:r>
-        <w:t xml:space="preserve"> </w:t>
-      </w:r>
-      <w:r>
-        <w:t xml:space="preserve">Emily Mc Vey (Institute for Public Health and the Environment, RIVM, The Netherlands),</w:t>
-      </w:r>
-      <w:r>
-        <w:t xml:space="preserve"> </w:t>
-      </w:r>
-      <w:r>
-        <w:t xml:space="preserve">Anthony Purece (Flemish Institute for Technological Research, VITO, Belgium) and</w:t>
-      </w:r>
-      <w:r>
-        <w:t xml:space="preserve"> </w:t>
-      </w:r>
-      <w:r>
-        <w:t xml:space="preserve">Sofie Thomsen (Technical University of Denmark, DTU, Denmark)</w:t>
-      </w:r>
-      <w:r>
-        <w:t xml:space="preserve"> </w:t>
-      </w:r>
-      <w:r>
-        <w:t xml:space="preserve">for their help in the literature screening process.</w:t>
+        <w:t xml:space="preserve">This work was carried out in the framework of the European Partnership for the Assessment of Risks from Chemicals (PARC) and has received funding from the European Union’s Horizon Europe research and innovation programme under Grant Agreement No 101057014.</w:t>
+      </w:r>
+      <w:r>
+        <w:t xml:space="preserve"> </w:t>
+      </w:r>
+      <w:r>
+        <w:t xml:space="preserve">Views and opinions expressed are however those of the author(s) only and do not necessarily reflect those of the European Union or the Health and Digital Executive Agency.</w:t>
+      </w:r>
+      <w:r>
+        <w:t xml:space="preserve"> </w:t>
+      </w:r>
+      <w:r>
+        <w:t xml:space="preserve">Neither the European Union nor the granting authority can be held responsible for them.</w:t>
       </w:r>
     </w:p>
     <w:bookmarkEnd w:id="53"/>
-    <w:bookmarkStart w:id="54" w:name="funding"/>
+    <w:bookmarkStart w:id="179" w:name="bibliography"/>
     <w:p>
       <w:pPr>
         <w:pStyle w:val="Heading1"/>
       </w:pPr>
       <w:r>
-        <w:t xml:space="preserve">Funding</w:t>
-      </w:r>
-    </w:p>
-    <w:p>
-      <w:pPr>
-        <w:pStyle w:val="FirstParagraph"/>
-      </w:pPr>
-      <w:r>
-        <w:t xml:space="preserve">This work was carried out in the framework of the European Partnership for the Assessment of Risks from Chemicals (PARC) and has received funding from the European Union’s Horizon Europe research and innovation programme under Grant Agreement No 101057014.</w:t>
-      </w:r>
-      <w:r>
-        <w:t xml:space="preserve"> </w:t>
-      </w:r>
-      <w:r>
-        <w:t xml:space="preserve">Views and opinions expressed are however those of the author(s) only and do not necessarily reflect those of the European Union or the Health and Digital Executive Agency.</w:t>
-      </w:r>
-      <w:r>
-        <w:t xml:space="preserve"> </w:t>
-      </w:r>
-      <w:r>
-        <w:t xml:space="preserve">Neither the European Union nor the granting authority can be held responsible for them.</w:t>
-      </w:r>
-    </w:p>
-    <w:bookmarkEnd w:id="54"/>
-    <w:bookmarkStart w:id="180" w:name="bibliography"/>
-    <w:p>
-      <w:pPr>
-        <w:pStyle w:val="Heading1"/>
-      </w:pPr>
-      <w:r>
         <w:t xml:space="preserve">References</w:t>
       </w:r>
     </w:p>
-    <w:bookmarkStart w:id="179" w:name="refs"/>
-    <w:bookmarkStart w:id="56" w:name="Xe38019c88c6d2792bb296bad7dc0a4dd55f1319"/>
+    <w:bookmarkStart w:id="178" w:name="refs"/>
+    <w:bookmarkStart w:id="55" w:name="Xe38019c88c6d2792bb296bad7dc0a4dd55f1319"/>
     <w:p>
       <w:pPr>
         <w:pStyle w:val="Bibliography"/>
@@ -5220,7 +5213,7 @@
       <w:r>
         <w:t xml:space="preserve"> </w:t>
       </w:r>
-      <w:hyperlink r:id="rId55">
+      <w:hyperlink r:id="rId54">
         <w:r>
           <w:rPr>
             <w:rStyle w:val="Hyperlink"/>
@@ -5232,8 +5225,8 @@
         <w:t xml:space="preserve">.</w:t>
       </w:r>
     </w:p>
-    <w:bookmarkEnd w:id="56"/>
-    <w:bookmarkStart w:id="58" w:name="ref-lacerda2023GlobalDecreaseBlood"/>
+    <w:bookmarkEnd w:id="55"/>
+    <w:bookmarkStart w:id="57" w:name="ref-lacerda2023GlobalDecreaseBlood"/>
     <w:p>
       <w:pPr>
         <w:pStyle w:val="Bibliography"/>
@@ -5253,7 +5246,7 @@
       <w:r>
         <w:t xml:space="preserve"> </w:t>
       </w:r>
-      <w:hyperlink r:id="rId57">
+      <w:hyperlink r:id="rId56">
         <w:r>
           <w:rPr>
             <w:rStyle w:val="Hyperlink"/>
@@ -5265,8 +5258,8 @@
         <w:t xml:space="preserve">.</w:t>
       </w:r>
     </w:p>
-    <w:bookmarkEnd w:id="58"/>
-    <w:bookmarkStart w:id="60" w:name="X4707f3a4b72a0982487545f9dc3d674642af108"/>
+    <w:bookmarkEnd w:id="57"/>
+    <w:bookmarkStart w:id="59" w:name="X4707f3a4b72a0982487545f9dc3d674642af108"/>
     <w:p>
       <w:pPr>
         <w:pStyle w:val="Bibliography"/>
@@ -5298,7 +5291,7 @@
       <w:r>
         <w:t xml:space="preserve"> </w:t>
       </w:r>
-      <w:hyperlink r:id="rId59">
+      <w:hyperlink r:id="rId58">
         <w:r>
           <w:rPr>
             <w:rStyle w:val="Hyperlink"/>
@@ -5310,8 +5303,8 @@
         <w:t xml:space="preserve">.</w:t>
       </w:r>
     </w:p>
-    <w:bookmarkEnd w:id="60"/>
-    <w:bookmarkStart w:id="62" w:name="ref-sy2024AssessmentLongTermExposure"/>
+    <w:bookmarkEnd w:id="59"/>
+    <w:bookmarkStart w:id="61" w:name="ref-sy2024AssessmentLongTermExposure"/>
     <w:p>
       <w:pPr>
         <w:pStyle w:val="Bibliography"/>
@@ -5364,7 +5357,7 @@
       <w:r>
         <w:t xml:space="preserve"> </w:t>
       </w:r>
-      <w:hyperlink r:id="rId61">
+      <w:hyperlink r:id="rId60">
         <w:r>
           <w:rPr>
             <w:rStyle w:val="Hyperlink"/>
@@ -5376,8 +5369,8 @@
         <w:t xml:space="preserve">.</w:t>
       </w:r>
     </w:p>
-    <w:bookmarkEnd w:id="62"/>
-    <w:bookmarkStart w:id="64" w:name="ref-brauer2024GlobalBurdenStrength"/>
+    <w:bookmarkEnd w:id="61"/>
+    <w:bookmarkStart w:id="63" w:name="ref-brauer2024GlobalBurdenStrength"/>
     <w:p>
       <w:pPr>
         <w:pStyle w:val="Bibliography"/>
@@ -5421,7 +5414,7 @@
       <w:r>
         <w:t xml:space="preserve"> </w:t>
       </w:r>
-      <w:hyperlink r:id="rId63">
+      <w:hyperlink r:id="rId62">
         <w:r>
           <w:rPr>
             <w:rStyle w:val="Hyperlink"/>
@@ -5433,8 +5426,8 @@
         <w:t xml:space="preserve">.</w:t>
       </w:r>
     </w:p>
-    <w:bookmarkEnd w:id="64"/>
-    <w:bookmarkStart w:id="66" w:name="ref-harari2018BloodLeadLevels"/>
+    <w:bookmarkEnd w:id="63"/>
+    <w:bookmarkStart w:id="65" w:name="ref-harari2018BloodLeadLevels"/>
     <w:p>
       <w:pPr>
         <w:pStyle w:val="Bibliography"/>
@@ -5487,7 +5480,7 @@
       <w:r>
         <w:t xml:space="preserve"> </w:t>
       </w:r>
-      <w:hyperlink r:id="rId65">
+      <w:hyperlink r:id="rId64">
         <w:r>
           <w:rPr>
             <w:rStyle w:val="Hyperlink"/>
@@ -5499,8 +5492,8 @@
         <w:t xml:space="preserve">.</w:t>
       </w:r>
     </w:p>
-    <w:bookmarkEnd w:id="66"/>
-    <w:bookmarkStart w:id="68" w:name="ref-wan2022ChronicLeadExposure"/>
+    <w:bookmarkEnd w:id="65"/>
+    <w:bookmarkStart w:id="67" w:name="ref-wan2022ChronicLeadExposure"/>
     <w:p>
       <w:pPr>
         <w:pStyle w:val="Bibliography"/>
@@ -5520,7 +5513,7 @@
       <w:r>
         <w:t xml:space="preserve"> </w:t>
       </w:r>
-      <w:hyperlink r:id="rId67">
+      <w:hyperlink r:id="rId66">
         <w:r>
           <w:rPr>
             <w:rStyle w:val="Hyperlink"/>
@@ -5532,8 +5525,8 @@
         <w:t xml:space="preserve">.</w:t>
       </w:r>
     </w:p>
-    <w:bookmarkEnd w:id="68"/>
-    <w:bookmarkStart w:id="70" w:name="ref-rosengren2025ExposureLeadCoronary"/>
+    <w:bookmarkEnd w:id="67"/>
+    <w:bookmarkStart w:id="69" w:name="ref-rosengren2025ExposureLeadCoronary"/>
     <w:p>
       <w:pPr>
         <w:pStyle w:val="Bibliography"/>
@@ -5595,7 +5588,7 @@
       <w:r>
         <w:t xml:space="preserve"> </w:t>
       </w:r>
-      <w:hyperlink r:id="rId69">
+      <w:hyperlink r:id="rId68">
         <w:r>
           <w:rPr>
             <w:rStyle w:val="Hyperlink"/>
@@ -5607,8 +5600,8 @@
         <w:t xml:space="preserve">.</w:t>
       </w:r>
     </w:p>
-    <w:bookmarkEnd w:id="70"/>
-    <w:bookmarkStart w:id="72" w:name="ref-lanphear2018LowlevelLeadExposure"/>
+    <w:bookmarkEnd w:id="69"/>
+    <w:bookmarkStart w:id="71" w:name="ref-lanphear2018LowlevelLeadExposure"/>
     <w:p>
       <w:pPr>
         <w:pStyle w:val="Bibliography"/>
@@ -5640,7 +5633,7 @@
       <w:r>
         <w:t xml:space="preserve"> </w:t>
       </w:r>
-      <w:hyperlink r:id="rId71">
+      <w:hyperlink r:id="rId70">
         <w:r>
           <w:rPr>
             <w:rStyle w:val="Hyperlink"/>
@@ -5652,8 +5645,8 @@
         <w:t xml:space="preserve">.</w:t>
       </w:r>
     </w:p>
-    <w:bookmarkEnd w:id="72"/>
-    <w:bookmarkStart w:id="74" w:name="ref-chang2006LowBloodLead"/>
+    <w:bookmarkEnd w:id="71"/>
+    <w:bookmarkStart w:id="73" w:name="ref-chang2006LowBloodLead"/>
     <w:p>
       <w:pPr>
         <w:pStyle w:val="Bibliography"/>
@@ -5673,7 +5666,7 @@
       <w:r>
         <w:t xml:space="preserve"> </w:t>
       </w:r>
-      <w:hyperlink r:id="rId73">
+      <w:hyperlink r:id="rId72">
         <w:r>
           <w:rPr>
             <w:rStyle w:val="Hyperlink"/>
@@ -5685,8 +5678,8 @@
         <w:t xml:space="preserve">.</w:t>
       </w:r>
     </w:p>
-    <w:bookmarkEnd w:id="74"/>
-    <w:bookmarkStart w:id="76" w:name="Xadfdab0209e4a364d9fdcffecfddb00700d2db9"/>
+    <w:bookmarkEnd w:id="73"/>
+    <w:bookmarkStart w:id="75" w:name="Xadfdab0209e4a364d9fdcffecfddb00700d2db9"/>
     <w:p>
       <w:pPr>
         <w:pStyle w:val="Bibliography"/>
@@ -5769,7 +5762,7 @@
       <w:r>
         <w:t xml:space="preserve"> </w:t>
       </w:r>
-      <w:hyperlink r:id="rId75">
+      <w:hyperlink r:id="rId74">
         <w:r>
           <w:rPr>
             <w:rStyle w:val="Hyperlink"/>
@@ -5781,8 +5774,8 @@
         <w:t xml:space="preserve">.</w:t>
       </w:r>
     </w:p>
-    <w:bookmarkEnd w:id="76"/>
-    <w:bookmarkStart w:id="78" w:name="ref-shaffer2025LeadExposureAntisocial"/>
+    <w:bookmarkEnd w:id="75"/>
+    <w:bookmarkStart w:id="77" w:name="ref-shaffer2025LeadExposureAntisocial"/>
     <w:p>
       <w:pPr>
         <w:pStyle w:val="Bibliography"/>
@@ -5814,7 +5807,7 @@
       <w:r>
         <w:t xml:space="preserve"> </w:t>
       </w:r>
-      <w:hyperlink r:id="rId77">
+      <w:hyperlink r:id="rId76">
         <w:r>
           <w:rPr>
             <w:rStyle w:val="Hyperlink"/>
@@ -5826,8 +5819,8 @@
         <w:t xml:space="preserve">.</w:t>
       </w:r>
     </w:p>
-    <w:bookmarkEnd w:id="78"/>
-    <w:bookmarkStart w:id="80" w:name="X06097e4c5e52362623b7f1c040457eb7d553acc"/>
+    <w:bookmarkEnd w:id="77"/>
+    <w:bookmarkStart w:id="79" w:name="X06097e4c5e52362623b7f1c040457eb7d553acc"/>
     <w:p>
       <w:pPr>
         <w:pStyle w:val="Bibliography"/>
@@ -5922,7 +5915,7 @@
       <w:r>
         <w:t xml:space="preserve"> </w:t>
       </w:r>
-      <w:hyperlink r:id="rId79">
+      <w:hyperlink r:id="rId78">
         <w:r>
           <w:rPr>
             <w:rStyle w:val="Hyperlink"/>
@@ -5934,8 +5927,8 @@
         <w:t xml:space="preserve">.</w:t>
       </w:r>
     </w:p>
-    <w:bookmarkEnd w:id="80"/>
-    <w:bookmarkStart w:id="82" w:name="ref-needleman1990LowLevelLeadExposure"/>
+    <w:bookmarkEnd w:id="79"/>
+    <w:bookmarkStart w:id="81" w:name="ref-needleman1990LowLevelLeadExposure"/>
     <w:p>
       <w:pPr>
         <w:pStyle w:val="Bibliography"/>
@@ -6006,7 +5999,7 @@
       <w:r>
         <w:t xml:space="preserve"> </w:t>
       </w:r>
-      <w:hyperlink r:id="rId81">
+      <w:hyperlink r:id="rId80">
         <w:r>
           <w:rPr>
             <w:rStyle w:val="Hyperlink"/>
@@ -6018,8 +6011,8 @@
         <w:t xml:space="preserve">.</w:t>
       </w:r>
     </w:p>
-    <w:bookmarkEnd w:id="82"/>
-    <w:bookmarkStart w:id="84" w:name="ref-bellinger1992LowLevelLeadExposure"/>
+    <w:bookmarkEnd w:id="81"/>
+    <w:bookmarkStart w:id="83" w:name="ref-bellinger1992LowLevelLeadExposure"/>
     <w:p>
       <w:pPr>
         <w:pStyle w:val="Bibliography"/>
@@ -6075,7 +6068,7 @@
       <w:r>
         <w:t xml:space="preserve"> </w:t>
       </w:r>
-      <w:hyperlink r:id="rId83">
+      <w:hyperlink r:id="rId82">
         <w:r>
           <w:rPr>
             <w:rStyle w:val="Hyperlink"/>
@@ -6087,8 +6080,8 @@
         <w:t xml:space="preserve">.</w:t>
       </w:r>
     </w:p>
-    <w:bookmarkEnd w:id="84"/>
-    <w:bookmarkStart w:id="86" w:name="X9a8bad0b78f43066cb333fdedcdcad5d7017900"/>
+    <w:bookmarkEnd w:id="83"/>
+    <w:bookmarkStart w:id="85" w:name="X9a8bad0b78f43066cb333fdedcdcad5d7017900"/>
     <w:p>
       <w:pPr>
         <w:pStyle w:val="Bibliography"/>
@@ -6144,7 +6137,7 @@
       <w:r>
         <w:t xml:space="preserve"> </w:t>
       </w:r>
-      <w:hyperlink r:id="rId85">
+      <w:hyperlink r:id="rId84">
         <w:r>
           <w:rPr>
             <w:rStyle w:val="Hyperlink"/>
@@ -6156,8 +6149,8 @@
         <w:t xml:space="preserve">.</w:t>
       </w:r>
     </w:p>
-    <w:bookmarkEnd w:id="86"/>
-    <w:bookmarkStart w:id="88" w:name="ref-larsen2023GlobalHealthBurden"/>
+    <w:bookmarkEnd w:id="85"/>
+    <w:bookmarkStart w:id="87" w:name="ref-larsen2023GlobalHealthBurden"/>
     <w:p>
       <w:pPr>
         <w:pStyle w:val="Bibliography"/>
@@ -6177,7 +6170,7 @@
       <w:r>
         <w:t xml:space="preserve"> </w:t>
       </w:r>
-      <w:hyperlink r:id="rId87">
+      <w:hyperlink r:id="rId86">
         <w:r>
           <w:rPr>
             <w:rStyle w:val="Hyperlink"/>
@@ -6189,14 +6182,33 @@
         <w:t xml:space="preserve">.</w:t>
       </w:r>
     </w:p>
+    <w:bookmarkEnd w:id="87"/>
+    <w:bookmarkStart w:id="88" w:name="Xccae642063400a60b450e4ce6d84827fa125294"/>
+    <w:p>
+      <w:pPr>
+        <w:pStyle w:val="Bibliography"/>
+      </w:pPr>
+      <w:r>
+        <w:t xml:space="preserve">[18]</w:t>
+      </w:r>
+      <w:r>
+        <w:t xml:space="preserve"> </w:t>
+      </w:r>
+      <w:r>
+        <w:t xml:space="preserve">	</w:t>
+      </w:r>
+      <w:r>
+        <w:t xml:space="preserve">European Human Biomonitoring Initiative. Lead. 2026 n.d.</w:t>
+      </w:r>
+    </w:p>
     <w:bookmarkEnd w:id="88"/>
-    <w:bookmarkStart w:id="89" w:name="Xccae642063400a60b450e4ce6d84827fa125294"/>
+    <w:bookmarkStart w:id="90" w:name="X5615fc1cb9c455a90da75660348bda09fd0f967"/>
     <w:p>
       <w:pPr>
         <w:pStyle w:val="Bibliography"/>
       </w:pPr>
       <w:r>
-        <w:t xml:space="preserve">[18]</w:t>
+        <w:t xml:space="preserve">[19]</w:t>
       </w:r>
       <w:r>
         <w:t xml:space="preserve"> </w:t>
@@ -6205,25 +6217,6 @@
         <w:t xml:space="preserve">	</w:t>
       </w:r>
       <w:r>
-        <w:t xml:space="preserve">European Human Biomonitoring Initiative. Lead. 2026 n.d.</w:t>
-      </w:r>
-    </w:p>
-    <w:bookmarkEnd w:id="89"/>
-    <w:bookmarkStart w:id="91" w:name="X5615fc1cb9c455a90da75660348bda09fd0f967"/>
-    <w:p>
-      <w:pPr>
-        <w:pStyle w:val="Bibliography"/>
-      </w:pPr>
-      <w:r>
-        <w:t xml:space="preserve">[19]</w:t>
-      </w:r>
-      <w:r>
-        <w:t xml:space="preserve"> </w:t>
-      </w:r>
-      <w:r>
-        <w:t xml:space="preserve">	</w:t>
-      </w:r>
-      <w:r>
         <w:t xml:space="preserve">EFSA Panel on Contaminants in the Food Chain (CONTAM). Scientific</w:t>
       </w:r>
       <w:r>
@@ -6262,7 +6255,7 @@
       <w:r>
         <w:t xml:space="preserve"> </w:t>
       </w:r>
-      <w:hyperlink r:id="rId90">
+      <w:hyperlink r:id="rId89">
         <w:r>
           <w:rPr>
             <w:rStyle w:val="Hyperlink"/>
@@ -6274,8 +6267,8 @@
         <w:t xml:space="preserve">.</w:t>
       </w:r>
     </w:p>
-    <w:bookmarkEnd w:id="91"/>
-    <w:bookmarkStart w:id="93" w:name="ref-schwartz1994LowLevelLeadExposure"/>
+    <w:bookmarkEnd w:id="90"/>
+    <w:bookmarkStart w:id="92" w:name="ref-schwartz1994LowLevelLeadExposure"/>
     <w:p>
       <w:pPr>
         <w:pStyle w:val="Bibliography"/>
@@ -6363,7 +6356,7 @@
       <w:r>
         <w:t xml:space="preserve"> </w:t>
       </w:r>
-      <w:hyperlink r:id="rId92">
+      <w:hyperlink r:id="rId91">
         <w:r>
           <w:rPr>
             <w:rStyle w:val="Hyperlink"/>
@@ -6375,8 +6368,8 @@
         <w:t xml:space="preserve">.</w:t>
       </w:r>
     </w:p>
-    <w:bookmarkEnd w:id="93"/>
-    <w:bookmarkStart w:id="95" w:name="Xa2086c2c3f6a9ac4b676f66b1cdbbd5efdb3b23"/>
+    <w:bookmarkEnd w:id="92"/>
+    <w:bookmarkStart w:id="94" w:name="Xa2086c2c3f6a9ac4b676f66b1cdbbd5efdb3b23"/>
     <w:p>
       <w:pPr>
         <w:pStyle w:val="Bibliography"/>
@@ -6452,7 +6445,7 @@
       <w:r>
         <w:t xml:space="preserve"> </w:t>
       </w:r>
-      <w:hyperlink r:id="rId94">
+      <w:hyperlink r:id="rId93">
         <w:r>
           <w:rPr>
             <w:rStyle w:val="Hyperlink"/>
@@ -6464,8 +6457,8 @@
         <w:t xml:space="preserve">.</w:t>
       </w:r>
     </w:p>
-    <w:bookmarkEnd w:id="95"/>
-    <w:bookmarkStart w:id="97" w:name="X93c1fc7f8e1220d02cbab90c02ac44248f2b23e"/>
+    <w:bookmarkEnd w:id="94"/>
+    <w:bookmarkStart w:id="96" w:name="X93c1fc7f8e1220d02cbab90c02ac44248f2b23e"/>
     <w:p>
       <w:pPr>
         <w:pStyle w:val="Bibliography"/>
@@ -6485,7 +6478,7 @@
       <w:r>
         <w:t xml:space="preserve"> </w:t>
       </w:r>
-      <w:hyperlink r:id="rId96">
+      <w:hyperlink r:id="rId95">
         <w:r>
           <w:rPr>
             <w:rStyle w:val="Hyperlink"/>
@@ -6497,8 +6490,8 @@
         <w:t xml:space="preserve">.</w:t>
       </w:r>
     </w:p>
-    <w:bookmarkEnd w:id="97"/>
-    <w:bookmarkStart w:id="99" w:name="ref-figueroa2024LossCognitiveFunction"/>
+    <w:bookmarkEnd w:id="96"/>
+    <w:bookmarkStart w:id="98" w:name="ref-figueroa2024LossCognitiveFunction"/>
     <w:p>
       <w:pPr>
         <w:pStyle w:val="Bibliography"/>
@@ -6530,7 +6523,7 @@
       <w:r>
         <w:t xml:space="preserve"> </w:t>
       </w:r>
-      <w:hyperlink r:id="rId98">
+      <w:hyperlink r:id="rId97">
         <w:r>
           <w:rPr>
             <w:rStyle w:val="Hyperlink"/>
@@ -6542,8 +6535,8 @@
         <w:t xml:space="preserve">.</w:t>
       </w:r>
     </w:p>
-    <w:bookmarkEnd w:id="99"/>
-    <w:bookmarkStart w:id="101" w:name="ref-mcfarland2022HalfUSPopulation"/>
+    <w:bookmarkEnd w:id="98"/>
+    <w:bookmarkStart w:id="100" w:name="ref-mcfarland2022HalfUSPopulation"/>
     <w:p>
       <w:pPr>
         <w:pStyle w:val="Bibliography"/>
@@ -6575,7 +6568,7 @@
       <w:r>
         <w:t xml:space="preserve"> </w:t>
       </w:r>
-      <w:hyperlink r:id="rId100">
+      <w:hyperlink r:id="rId99">
         <w:r>
           <w:rPr>
             <w:rStyle w:val="Hyperlink"/>
@@ -6587,8 +6580,8 @@
         <w:t xml:space="preserve">.</w:t>
       </w:r>
     </w:p>
-    <w:bookmarkEnd w:id="101"/>
-    <w:bookmarkStart w:id="103" w:name="ref-crump2013StatisticalReevaluationData"/>
+    <w:bookmarkEnd w:id="100"/>
+    <w:bookmarkStart w:id="102" w:name="ref-crump2013StatisticalReevaluationData"/>
     <w:p>
       <w:pPr>
         <w:pStyle w:val="Bibliography"/>
@@ -6620,7 +6613,7 @@
       <w:r>
         <w:t xml:space="preserve"> </w:t>
       </w:r>
-      <w:hyperlink r:id="rId102">
+      <w:hyperlink r:id="rId101">
         <w:r>
           <w:rPr>
             <w:rStyle w:val="Hyperlink"/>
@@ -6632,8 +6625,8 @@
         <w:t xml:space="preserve">.</w:t>
       </w:r>
     </w:p>
-    <w:bookmarkEnd w:id="103"/>
-    <w:bookmarkStart w:id="105" w:name="X33f03e29791f20cdbbbbf0729c723b16e55ed16"/>
+    <w:bookmarkEnd w:id="102"/>
+    <w:bookmarkStart w:id="104" w:name="X33f03e29791f20cdbbbbf0729c723b16e55ed16"/>
     <w:p>
       <w:pPr>
         <w:pStyle w:val="Bibliography"/>
@@ -6701,7 +6694,7 @@
       <w:r>
         <w:t xml:space="preserve"> </w:t>
       </w:r>
-      <w:hyperlink r:id="rId104">
+      <w:hyperlink r:id="rId103">
         <w:r>
           <w:rPr>
             <w:rStyle w:val="Hyperlink"/>
@@ -6713,8 +6706,8 @@
         <w:t xml:space="preserve">.</w:t>
       </w:r>
     </w:p>
-    <w:bookmarkEnd w:id="105"/>
-    <w:bookmarkStart w:id="107" w:name="X035620408d1fb22c7ed381e74f0468c30df4612"/>
+    <w:bookmarkEnd w:id="104"/>
+    <w:bookmarkStart w:id="106" w:name="X035620408d1fb22c7ed381e74f0468c30df4612"/>
     <w:p>
       <w:pPr>
         <w:pStyle w:val="Bibliography"/>
@@ -6761,7 +6754,7 @@
       <w:r>
         <w:t xml:space="preserve"> </w:t>
       </w:r>
-      <w:hyperlink r:id="rId106">
+      <w:hyperlink r:id="rId105">
         <w:r>
           <w:rPr>
             <w:rStyle w:val="Hyperlink"/>
@@ -6773,8 +6766,8 @@
         <w:t xml:space="preserve">.</w:t>
       </w:r>
     </w:p>
-    <w:bookmarkEnd w:id="107"/>
-    <w:bookmarkStart w:id="109" w:name="X837f91f784566061977da85c17a5755a81dedde"/>
+    <w:bookmarkEnd w:id="106"/>
+    <w:bookmarkStart w:id="108" w:name="X837f91f784566061977da85c17a5755a81dedde"/>
     <w:p>
       <w:pPr>
         <w:pStyle w:val="Bibliography"/>
@@ -6794,7 +6787,7 @@
       <w:r>
         <w:t xml:space="preserve"> </w:t>
       </w:r>
-      <w:hyperlink r:id="rId108">
+      <w:hyperlink r:id="rId107">
         <w:r>
           <w:rPr>
             <w:rStyle w:val="Hyperlink"/>
@@ -6806,8 +6799,8 @@
         <w:t xml:space="preserve">.</w:t>
       </w:r>
     </w:p>
-    <w:bookmarkEnd w:id="109"/>
-    <w:bookmarkStart w:id="111" w:name="ref-page2021PRISMA2020Statement"/>
+    <w:bookmarkEnd w:id="108"/>
+    <w:bookmarkStart w:id="110" w:name="ref-page2021PRISMA2020Statement"/>
     <w:p>
       <w:pPr>
         <w:pStyle w:val="Bibliography"/>
@@ -6839,7 +6832,7 @@
       <w:r>
         <w:t xml:space="preserve"> </w:t>
       </w:r>
-      <w:hyperlink r:id="rId110">
+      <w:hyperlink r:id="rId109">
         <w:r>
           <w:rPr>
             <w:rStyle w:val="Hyperlink"/>
@@ -6851,8 +6844,8 @@
         <w:t xml:space="preserve">.</w:t>
       </w:r>
     </w:p>
-    <w:bookmarkEnd w:id="111"/>
-    <w:bookmarkStart w:id="113" w:name="X5cae6442bbe0e1f5d8df6cd5008aab2dbfb65a6"/>
+    <w:bookmarkEnd w:id="110"/>
+    <w:bookmarkStart w:id="112" w:name="X5cae6442bbe0e1f5d8df6cd5008aab2dbfb65a6"/>
     <w:p>
       <w:pPr>
         <w:pStyle w:val="Bibliography"/>
@@ -6881,7 +6874,7 @@
       <w:r>
         <w:t xml:space="preserve"> </w:t>
       </w:r>
-      <w:hyperlink r:id="rId112">
+      <w:hyperlink r:id="rId111">
         <w:r>
           <w:rPr>
             <w:rStyle w:val="Hyperlink"/>
@@ -6893,14 +6886,81 @@
         <w:t xml:space="preserve">.</w:t>
       </w:r>
     </w:p>
+    <w:bookmarkEnd w:id="112"/>
+    <w:bookmarkStart w:id="113" w:name="Xf5486a80753c915bf34b5d8f3ad5e46aac479a7"/>
+    <w:p>
+      <w:pPr>
+        <w:pStyle w:val="Bibliography"/>
+      </w:pPr>
+      <w:r>
+        <w:t xml:space="preserve">[31]</w:t>
+      </w:r>
+      <w:r>
+        <w:t xml:space="preserve"> </w:t>
+      </w:r>
+      <w:r>
+        <w:t xml:space="preserve">	</w:t>
+      </w:r>
+      <w:r>
+        <w:t xml:space="preserve">NTP OHAT. Handbook for</w:t>
+      </w:r>
+      <w:r>
+        <w:t xml:space="preserve"> </w:t>
+      </w:r>
+      <w:r>
+        <w:t xml:space="preserve">Conducting</w:t>
+      </w:r>
+      <w:r>
+        <w:t xml:space="preserve"> </w:t>
+      </w:r>
+      <w:r>
+        <w:t xml:space="preserve">a</w:t>
+      </w:r>
+      <w:r>
+        <w:t xml:space="preserve"> </w:t>
+      </w:r>
+      <w:r>
+        <w:t xml:space="preserve">Literature-Based Health Assessment Using OHAT Approach</w:t>
+      </w:r>
+      <w:r>
+        <w:t xml:space="preserve"> </w:t>
+      </w:r>
+      <w:r>
+        <w:t xml:space="preserve">for</w:t>
+      </w:r>
+      <w:r>
+        <w:t xml:space="preserve"> </w:t>
+      </w:r>
+      <w:r>
+        <w:t xml:space="preserve">Systematic Review</w:t>
+      </w:r>
+      <w:r>
+        <w:t xml:space="preserve"> </w:t>
+      </w:r>
+      <w:r>
+        <w:t xml:space="preserve">and</w:t>
+      </w:r>
+      <w:r>
+        <w:t xml:space="preserve"> </w:t>
+      </w:r>
+      <w:r>
+        <w:t xml:space="preserve">Evidence Integration</w:t>
+      </w:r>
+      <w:r>
+        <w:t xml:space="preserve"> </w:t>
+      </w:r>
+      <w:r>
+        <w:t xml:space="preserve">2019.</w:t>
+      </w:r>
+    </w:p>
     <w:bookmarkEnd w:id="113"/>
-    <w:bookmarkStart w:id="114" w:name="Xf5486a80753c915bf34b5d8f3ad5e46aac479a7"/>
+    <w:bookmarkStart w:id="115" w:name="ref-plate2024DevelopmentToolRapid"/>
     <w:p>
       <w:pPr>
         <w:pStyle w:val="Bibliography"/>
       </w:pPr>
       <w:r>
-        <w:t xml:space="preserve">[31]</w:t>
+        <w:t xml:space="preserve">[32]</w:t>
       </w:r>
       <w:r>
         <w:t xml:space="preserve"> </w:t>
@@ -6909,79 +6969,12 @@
         <w:t xml:space="preserve">	</w:t>
       </w:r>
       <w:r>
-        <w:t xml:space="preserve">NTP OHAT. Handbook for</w:t>
-      </w:r>
-      <w:r>
-        <w:t xml:space="preserve"> </w:t>
-      </w:r>
-      <w:r>
-        <w:t xml:space="preserve">Conducting</w:t>
-      </w:r>
-      <w:r>
-        <w:t xml:space="preserve"> </w:t>
-      </w:r>
-      <w:r>
-        <w:t xml:space="preserve">a</w:t>
-      </w:r>
-      <w:r>
-        <w:t xml:space="preserve"> </w:t>
-      </w:r>
-      <w:r>
-        <w:t xml:space="preserve">Literature-Based Health Assessment Using OHAT Approach</w:t>
-      </w:r>
-      <w:r>
-        <w:t xml:space="preserve"> </w:t>
-      </w:r>
-      <w:r>
-        <w:t xml:space="preserve">for</w:t>
-      </w:r>
-      <w:r>
-        <w:t xml:space="preserve"> </w:t>
-      </w:r>
-      <w:r>
-        <w:t xml:space="preserve">Systematic Review</w:t>
-      </w:r>
-      <w:r>
-        <w:t xml:space="preserve"> </w:t>
-      </w:r>
-      <w:r>
-        <w:t xml:space="preserve">and</w:t>
-      </w:r>
-      <w:r>
-        <w:t xml:space="preserve"> </w:t>
-      </w:r>
-      <w:r>
-        <w:t xml:space="preserve">Evidence Integration</w:t>
-      </w:r>
-      <w:r>
-        <w:t xml:space="preserve"> </w:t>
-      </w:r>
-      <w:r>
-        <w:t xml:space="preserve">2019.</w:t>
-      </w:r>
-    </w:p>
-    <w:bookmarkEnd w:id="114"/>
-    <w:bookmarkStart w:id="116" w:name="ref-plate2024DevelopmentToolRapid"/>
-    <w:p>
-      <w:pPr>
-        <w:pStyle w:val="Bibliography"/>
-      </w:pPr>
-      <w:r>
-        <w:t xml:space="preserve">[32]</w:t>
-      </w:r>
-      <w:r>
-        <w:t xml:space="preserve"> </w:t>
-      </w:r>
-      <w:r>
-        <w:t xml:space="preserve">	</w:t>
-      </w:r>
-      <w:r>
         <w:t xml:space="preserve">Plate K, Knüppel S, Hornbacher A, Greiner M, Müller-Graf C. Development of a tool for rapid assessment of the evidence of human observational epidemiological studies with focus on risk of bias in the context of public health and risk assessment. EFS3 2024;21.</w:t>
       </w:r>
       <w:r>
         <w:t xml:space="preserve"> </w:t>
       </w:r>
-      <w:hyperlink r:id="rId115">
+      <w:hyperlink r:id="rId114">
         <w:r>
           <w:rPr>
             <w:rStyle w:val="Hyperlink"/>
@@ -6993,8 +6986,8 @@
         <w:t xml:space="preserve">.</w:t>
       </w:r>
     </w:p>
-    <w:bookmarkEnd w:id="116"/>
-    <w:bookmarkStart w:id="118" w:name="ref-halabicky2023LowLevelLead"/>
+    <w:bookmarkEnd w:id="115"/>
+    <w:bookmarkStart w:id="117" w:name="ref-halabicky2023LowLevelLead"/>
     <w:p>
       <w:pPr>
         <w:pStyle w:val="Bibliography"/>
@@ -7026,7 +7019,7 @@
       <w:r>
         <w:t xml:space="preserve"> </w:t>
       </w:r>
-      <w:hyperlink r:id="rId117">
+      <w:hyperlink r:id="rId116">
         <w:r>
           <w:rPr>
             <w:rStyle w:val="Hyperlink"/>
@@ -7038,8 +7031,8 @@
         <w:t xml:space="preserve">.</w:t>
       </w:r>
     </w:p>
-    <w:bookmarkEnd w:id="118"/>
-    <w:bookmarkStart w:id="120" w:name="ref-chen2005IQBloodLead"/>
+    <w:bookmarkEnd w:id="117"/>
+    <w:bookmarkStart w:id="119" w:name="ref-chen2005IQBloodLead"/>
     <w:p>
       <w:pPr>
         <w:pStyle w:val="Bibliography"/>
@@ -7170,7 +7163,7 @@
       <w:r>
         <w:t xml:space="preserve"> </w:t>
       </w:r>
-      <w:hyperlink r:id="rId119">
+      <w:hyperlink r:id="rId118">
         <w:r>
           <w:rPr>
             <w:rStyle w:val="Hyperlink"/>
@@ -7182,8 +7175,8 @@
         <w:t xml:space="preserve">.</w:t>
       </w:r>
     </w:p>
-    <w:bookmarkEnd w:id="120"/>
-    <w:bookmarkStart w:id="122" w:name="Xcf7993c3f58afaabaf73be6238c67f4f63053d9"/>
+    <w:bookmarkEnd w:id="119"/>
+    <w:bookmarkStart w:id="121" w:name="Xcf7993c3f58afaabaf73be6238c67f4f63053d9"/>
     <w:p>
       <w:pPr>
         <w:pStyle w:val="Bibliography"/>
@@ -7236,7 +7229,7 @@
       <w:r>
         <w:t xml:space="preserve"> </w:t>
       </w:r>
-      <w:hyperlink r:id="rId121">
+      <w:hyperlink r:id="rId120">
         <w:r>
           <w:rPr>
             <w:rStyle w:val="Hyperlink"/>
@@ -7248,63 +7241,63 @@
         <w:t xml:space="preserve">.</w:t>
       </w:r>
     </w:p>
+    <w:bookmarkEnd w:id="121"/>
+    <w:bookmarkStart w:id="122" w:name="X4bd034c52731e178b4de125c2c778bdc533803c"/>
+    <w:p>
+      <w:pPr>
+        <w:pStyle w:val="Bibliography"/>
+      </w:pPr>
+      <w:r>
+        <w:t xml:space="preserve">[36]</w:t>
+      </w:r>
+      <w:r>
+        <w:t xml:space="preserve"> </w:t>
+      </w:r>
+      <w:r>
+        <w:t xml:space="preserve">	</w:t>
+      </w:r>
+      <w:r>
+        <w:t xml:space="preserve">R Core Team. R:</w:t>
+      </w:r>
+      <w:r>
+        <w:t xml:space="preserve"> </w:t>
+      </w:r>
+      <w:r>
+        <w:t xml:space="preserve">A Language</w:t>
+      </w:r>
+      <w:r>
+        <w:t xml:space="preserve"> </w:t>
+      </w:r>
+      <w:r>
+        <w:t xml:space="preserve">and</w:t>
+      </w:r>
+      <w:r>
+        <w:t xml:space="preserve"> </w:t>
+      </w:r>
+      <w:r>
+        <w:t xml:space="preserve">Environment</w:t>
+      </w:r>
+      <w:r>
+        <w:t xml:space="preserve"> </w:t>
+      </w:r>
+      <w:r>
+        <w:t xml:space="preserve">for</w:t>
+      </w:r>
+      <w:r>
+        <w:t xml:space="preserve"> </w:t>
+      </w:r>
+      <w:r>
+        <w:t xml:space="preserve">Statistical Computing</w:t>
+      </w:r>
+      <w:r>
+        <w:t xml:space="preserve"> </w:t>
+      </w:r>
+      <w:r>
+        <w:t xml:space="preserve">2024.</w:t>
+      </w:r>
+    </w:p>
     <w:bookmarkEnd w:id="122"/>
-    <w:bookmarkStart w:id="123" w:name="X4bd034c52731e178b4de125c2c778bdc533803c"/>
-    <w:p>
-      <w:pPr>
-        <w:pStyle w:val="Bibliography"/>
-      </w:pPr>
-      <w:r>
-        <w:t xml:space="preserve">[36]</w:t>
-      </w:r>
-      <w:r>
-        <w:t xml:space="preserve"> </w:t>
-      </w:r>
-      <w:r>
-        <w:t xml:space="preserve">	</w:t>
-      </w:r>
-      <w:r>
-        <w:t xml:space="preserve">R Core Team. R:</w:t>
-      </w:r>
-      <w:r>
-        <w:t xml:space="preserve"> </w:t>
-      </w:r>
-      <w:r>
-        <w:t xml:space="preserve">A Language</w:t>
-      </w:r>
-      <w:r>
-        <w:t xml:space="preserve"> </w:t>
-      </w:r>
-      <w:r>
-        <w:t xml:space="preserve">and</w:t>
-      </w:r>
-      <w:r>
-        <w:t xml:space="preserve"> </w:t>
-      </w:r>
-      <w:r>
-        <w:t xml:space="preserve">Environment</w:t>
-      </w:r>
-      <w:r>
-        <w:t xml:space="preserve"> </w:t>
-      </w:r>
-      <w:r>
-        <w:t xml:space="preserve">for</w:t>
-      </w:r>
-      <w:r>
-        <w:t xml:space="preserve"> </w:t>
-      </w:r>
-      <w:r>
-        <w:t xml:space="preserve">Statistical Computing</w:t>
-      </w:r>
-      <w:r>
-        <w:t xml:space="preserve"> </w:t>
-      </w:r>
-      <w:r>
-        <w:t xml:space="preserve">2024.</w:t>
-      </w:r>
-    </w:p>
-    <w:bookmarkEnd w:id="123"/>
-    <w:bookmarkStart w:id="125" w:name="ref-burkner2017BrmsPackageBayesian"/>
+    <w:bookmarkStart w:id="124" w:name="ref-burkner2017BrmsPackageBayesian"/>
     <w:p>
       <w:pPr>
         <w:pStyle w:val="Bibliography"/>
@@ -7387,7 +7380,7 @@
       <w:r>
         <w:t xml:space="preserve"> </w:t>
       </w:r>
-      <w:hyperlink r:id="rId124">
+      <w:hyperlink r:id="rId123">
         <w:r>
           <w:rPr>
             <w:rStyle w:val="Hyperlink"/>
@@ -7399,8 +7392,8 @@
         <w:t xml:space="preserve">.</w:t>
       </w:r>
     </w:p>
-    <w:bookmarkEnd w:id="125"/>
-    <w:bookmarkStart w:id="127" w:name="ref-hoffman2011NoUTurnSamplerAdaptively"/>
+    <w:bookmarkEnd w:id="124"/>
+    <w:bookmarkStart w:id="126" w:name="ref-hoffman2011NoUTurnSamplerAdaptively"/>
     <w:p>
       <w:pPr>
         <w:pStyle w:val="Bibliography"/>
@@ -7453,7 +7446,7 @@
       <w:r>
         <w:t xml:space="preserve"> </w:t>
       </w:r>
-      <w:hyperlink r:id="rId126">
+      <w:hyperlink r:id="rId125">
         <w:r>
           <w:rPr>
             <w:rStyle w:val="Hyperlink"/>
@@ -7465,14 +7458,57 @@
         <w:t xml:space="preserve">.</w:t>
       </w:r>
     </w:p>
+    <w:bookmarkEnd w:id="126"/>
+    <w:bookmarkStart w:id="127" w:name="X21bf392f662dc1b38e9a7fa4b314fc7a471696b"/>
+    <w:p>
+      <w:pPr>
+        <w:pStyle w:val="Bibliography"/>
+      </w:pPr>
+      <w:r>
+        <w:t xml:space="preserve">[39]</w:t>
+      </w:r>
+      <w:r>
+        <w:t xml:space="preserve"> </w:t>
+      </w:r>
+      <w:r>
+        <w:t xml:space="preserve">	</w:t>
+      </w:r>
+      <w:r>
+        <w:t xml:space="preserve">Gabry J, Mahr T. Bayesplot:</w:t>
+      </w:r>
+      <w:r>
+        <w:t xml:space="preserve"> </w:t>
+      </w:r>
+      <w:r>
+        <w:t xml:space="preserve">Plotting</w:t>
+      </w:r>
+      <w:r>
+        <w:t xml:space="preserve"> </w:t>
+      </w:r>
+      <w:r>
+        <w:t xml:space="preserve">for</w:t>
+      </w:r>
+      <w:r>
+        <w:t xml:space="preserve"> </w:t>
+      </w:r>
+      <w:r>
+        <w:t xml:space="preserve">Bayesian Models</w:t>
+      </w:r>
+      <w:r>
+        <w:t xml:space="preserve"> </w:t>
+      </w:r>
+      <w:r>
+        <w:t xml:space="preserve">2025.</w:t>
+      </w:r>
+    </w:p>
     <w:bookmarkEnd w:id="127"/>
-    <w:bookmarkStart w:id="128" w:name="X21bf392f662dc1b38e9a7fa4b314fc7a471696b"/>
+    <w:bookmarkStart w:id="129" w:name="X111bb06244f8f2a1a6d0d2f1f41c24b71f248e6"/>
     <w:p>
       <w:pPr>
         <w:pStyle w:val="Bibliography"/>
       </w:pPr>
       <w:r>
-        <w:t xml:space="preserve">[39]</w:t>
+        <w:t xml:space="preserve">[40]</w:t>
       </w:r>
       <w:r>
         <w:t xml:space="preserve"> </w:t>
@@ -7481,49 +7517,6 @@
         <w:t xml:space="preserve">	</w:t>
       </w:r>
       <w:r>
-        <w:t xml:space="preserve">Gabry J, Mahr T. Bayesplot:</w:t>
-      </w:r>
-      <w:r>
-        <w:t xml:space="preserve"> </w:t>
-      </w:r>
-      <w:r>
-        <w:t xml:space="preserve">Plotting</w:t>
-      </w:r>
-      <w:r>
-        <w:t xml:space="preserve"> </w:t>
-      </w:r>
-      <w:r>
-        <w:t xml:space="preserve">for</w:t>
-      </w:r>
-      <w:r>
-        <w:t xml:space="preserve"> </w:t>
-      </w:r>
-      <w:r>
-        <w:t xml:space="preserve">Bayesian Models</w:t>
-      </w:r>
-      <w:r>
-        <w:t xml:space="preserve"> </w:t>
-      </w:r>
-      <w:r>
-        <w:t xml:space="preserve">2025.</w:t>
-      </w:r>
-    </w:p>
-    <w:bookmarkEnd w:id="128"/>
-    <w:bookmarkStart w:id="130" w:name="X111bb06244f8f2a1a6d0d2f1f41c24b71f248e6"/>
-    <w:p>
-      <w:pPr>
-        <w:pStyle w:val="Bibliography"/>
-      </w:pPr>
-      <w:r>
-        <w:t xml:space="preserve">[40]</w:t>
-      </w:r>
-      <w:r>
-        <w:t xml:space="preserve"> </w:t>
-      </w:r>
-      <w:r>
-        <w:t xml:space="preserve">	</w:t>
-      </w:r>
-      <w:r>
         <w:t xml:space="preserve">Wolfgang Viechtbauer. Conducting meta-analyses in</w:t>
       </w:r>
       <w:r>
@@ -7550,7 +7543,7 @@
       <w:r>
         <w:t xml:space="preserve"> </w:t>
       </w:r>
-      <w:hyperlink r:id="rId129">
+      <w:hyperlink r:id="rId128">
         <w:r>
           <w:rPr>
             <w:rStyle w:val="Hyperlink"/>
@@ -7562,8 +7555,8 @@
         <w:t xml:space="preserve">.</w:t>
       </w:r>
     </w:p>
-    <w:bookmarkEnd w:id="130"/>
-    <w:bookmarkStart w:id="132" w:name="ref-earl2016LowlevelEnvironmentalLead"/>
+    <w:bookmarkEnd w:id="129"/>
+    <w:bookmarkStart w:id="131" w:name="ref-earl2016LowlevelEnvironmentalLead"/>
     <w:p>
       <w:pPr>
         <w:pStyle w:val="Bibliography"/>
@@ -7583,7 +7576,7 @@
       <w:r>
         <w:t xml:space="preserve"> </w:t>
       </w:r>
-      <w:hyperlink r:id="rId131">
+      <w:hyperlink r:id="rId130">
         <w:r>
           <w:rPr>
             <w:rStyle w:val="Hyperlink"/>
@@ -7595,8 +7588,8 @@
         <w:t xml:space="preserve">.</w:t>
       </w:r>
     </w:p>
-    <w:bookmarkEnd w:id="132"/>
-    <w:bookmarkStart w:id="134" w:name="ref-bauer2020AssociationsMetalMixture"/>
+    <w:bookmarkEnd w:id="131"/>
+    <w:bookmarkStart w:id="133" w:name="ref-bauer2020AssociationsMetalMixture"/>
     <w:p>
       <w:pPr>
         <w:pStyle w:val="Bibliography"/>
@@ -7682,7 +7675,7 @@
       <w:r>
         <w:t xml:space="preserve"> </w:t>
       </w:r>
-      <w:hyperlink r:id="rId133">
+      <w:hyperlink r:id="rId132">
         <w:r>
           <w:rPr>
             <w:rStyle w:val="Hyperlink"/>
@@ -7694,8 +7687,8 @@
         <w:t xml:space="preserve">.</w:t>
       </w:r>
     </w:p>
-    <w:bookmarkEnd w:id="134"/>
-    <w:bookmarkStart w:id="136" w:name="ref-hong2015EnvironmentalLeadExposure"/>
+    <w:bookmarkEnd w:id="133"/>
+    <w:bookmarkStart w:id="135" w:name="ref-hong2015EnvironmentalLeadExposure"/>
     <w:p>
       <w:pPr>
         <w:pStyle w:val="Bibliography"/>
@@ -7766,7 +7759,7 @@
       <w:r>
         <w:t xml:space="preserve"> </w:t>
       </w:r>
-      <w:hyperlink r:id="rId135">
+      <w:hyperlink r:id="rId134">
         <w:r>
           <w:rPr>
             <w:rStyle w:val="Hyperlink"/>
@@ -7778,8 +7771,8 @@
         <w:t xml:space="preserve">.</w:t>
       </w:r>
     </w:p>
-    <w:bookmarkEnd w:id="136"/>
-    <w:bookmarkStart w:id="138" w:name="Xb0421be95a139ca5af39ce6040517bf1be79427"/>
+    <w:bookmarkEnd w:id="135"/>
+    <w:bookmarkStart w:id="137" w:name="Xb0421be95a139ca5af39ce6040517bf1be79427"/>
     <w:p>
       <w:pPr>
         <w:pStyle w:val="Bibliography"/>
@@ -7811,7 +7804,7 @@
       <w:r>
         <w:t xml:space="preserve"> </w:t>
       </w:r>
-      <w:hyperlink r:id="rId137">
+      <w:hyperlink r:id="rId136">
         <w:r>
           <w:rPr>
             <w:rStyle w:val="Hyperlink"/>
@@ -7823,8 +7816,8 @@
         <w:t xml:space="preserve">.</w:t>
       </w:r>
     </w:p>
-    <w:bookmarkEnd w:id="138"/>
-    <w:bookmarkStart w:id="140" w:name="X716dc31ca13dac7355fea3a0f7dea95779ecabb"/>
+    <w:bookmarkEnd w:id="137"/>
+    <w:bookmarkStart w:id="139" w:name="X716dc31ca13dac7355fea3a0f7dea95779ecabb"/>
     <w:p>
       <w:pPr>
         <w:pStyle w:val="Bibliography"/>
@@ -7862,7 +7855,7 @@
       <w:r>
         <w:t xml:space="preserve"> </w:t>
       </w:r>
-      <w:hyperlink r:id="rId139">
+      <w:hyperlink r:id="rId138">
         <w:r>
           <w:rPr>
             <w:rStyle w:val="Hyperlink"/>
@@ -7874,8 +7867,8 @@
         <w:t xml:space="preserve">.</w:t>
       </w:r>
     </w:p>
-    <w:bookmarkEnd w:id="140"/>
-    <w:bookmarkStart w:id="142" w:name="ref-roy2013EffectModificationTransferrin"/>
+    <w:bookmarkEnd w:id="139"/>
+    <w:bookmarkStart w:id="141" w:name="ref-roy2013EffectModificationTransferrin"/>
     <w:p>
       <w:pPr>
         <w:pStyle w:val="Bibliography"/>
@@ -7916,7 +7909,7 @@
       <w:r>
         <w:t xml:space="preserve"> </w:t>
       </w:r>
-      <w:hyperlink r:id="rId141">
+      <w:hyperlink r:id="rId140">
         <w:r>
           <w:rPr>
             <w:rStyle w:val="Hyperlink"/>
@@ -7928,8 +7921,8 @@
         <w:t xml:space="preserve">.</w:t>
       </w:r>
     </w:p>
-    <w:bookmarkEnd w:id="142"/>
-    <w:bookmarkStart w:id="144" w:name="ref-dantzer2020ComparisonBloodToenails"/>
+    <w:bookmarkEnd w:id="141"/>
+    <w:bookmarkStart w:id="143" w:name="ref-dantzer2020ComparisonBloodToenails"/>
     <w:p>
       <w:pPr>
         <w:pStyle w:val="Bibliography"/>
@@ -7949,7 +7942,7 @@
       <w:r>
         <w:t xml:space="preserve"> </w:t>
       </w:r>
-      <w:hyperlink r:id="rId143">
+      <w:hyperlink r:id="rId142">
         <w:r>
           <w:rPr>
             <w:rStyle w:val="Hyperlink"/>
@@ -7961,8 +7954,8 @@
         <w:t xml:space="preserve">.</w:t>
       </w:r>
     </w:p>
-    <w:bookmarkEnd w:id="144"/>
-    <w:bookmarkStart w:id="146" w:name="X6bc65313eadd1b86059eb4ba10c8cf9d91be17d"/>
+    <w:bookmarkEnd w:id="143"/>
+    <w:bookmarkStart w:id="145" w:name="X6bc65313eadd1b86059eb4ba10c8cf9d91be17d"/>
     <w:p>
       <w:pPr>
         <w:pStyle w:val="Bibliography"/>
@@ -8006,7 +7999,7 @@
       <w:r>
         <w:t xml:space="preserve"> </w:t>
       </w:r>
-      <w:hyperlink r:id="rId145">
+      <w:hyperlink r:id="rId144">
         <w:r>
           <w:rPr>
             <w:rStyle w:val="Hyperlink"/>
@@ -8018,8 +8011,8 @@
         <w:t xml:space="preserve">.</w:t>
       </w:r>
     </w:p>
-    <w:bookmarkEnd w:id="146"/>
-    <w:bookmarkStart w:id="148" w:name="ref-lee2021PrenatalPostnatalExposures"/>
+    <w:bookmarkEnd w:id="145"/>
+    <w:bookmarkStart w:id="147" w:name="ref-lee2021PrenatalPostnatalExposures"/>
     <w:p>
       <w:pPr>
         <w:pStyle w:val="Bibliography"/>
@@ -8072,7 +8065,7 @@
       <w:r>
         <w:t xml:space="preserve"> </w:t>
       </w:r>
-      <w:hyperlink r:id="rId147">
+      <w:hyperlink r:id="rId146">
         <w:r>
           <w:rPr>
             <w:rStyle w:val="Hyperlink"/>
@@ -8084,14 +8077,90 @@
         <w:t xml:space="preserve">.</w:t>
       </w:r>
     </w:p>
+    <w:bookmarkEnd w:id="147"/>
+    <w:bookmarkStart w:id="148" w:name="X33fe7de6e8b65c86af337dbdb8d7cc8651c48a8"/>
+    <w:p>
+      <w:pPr>
+        <w:pStyle w:val="Bibliography"/>
+      </w:pPr>
+      <w:r>
+        <w:t xml:space="preserve">[50]</w:t>
+      </w:r>
+      <w:r>
+        <w:t xml:space="preserve"> </w:t>
+      </w:r>
+      <w:r>
+        <w:t xml:space="preserve">	</w:t>
+      </w:r>
+      <w:r>
+        <w:t xml:space="preserve">Menezes-Filho JA, Carvalho CF, Rodrigues JLG, Araújo CFS, Dos Santos NR, Lima CS, Bandeira MJ, Marques BL de S, Anjos ALS, Bah HAF, Abreu N, Philibert A, Mergler D. Environmental</w:t>
+      </w:r>
+      <w:r>
+        <w:t xml:space="preserve"> </w:t>
+      </w:r>
+      <w:r>
+        <w:t xml:space="preserve">Co-Exposure</w:t>
+      </w:r>
+      <w:r>
+        <w:t xml:space="preserve"> </w:t>
+      </w:r>
+      <w:r>
+        <w:t xml:space="preserve">to</w:t>
+      </w:r>
+      <w:r>
+        <w:t xml:space="preserve"> </w:t>
+      </w:r>
+      <w:r>
+        <w:t xml:space="preserve">Lead</w:t>
+      </w:r>
+      <w:r>
+        <w:t xml:space="preserve"> </w:t>
+      </w:r>
+      <w:r>
+        <w:t xml:space="preserve">and</w:t>
+      </w:r>
+      <w:r>
+        <w:t xml:space="preserve"> </w:t>
+      </w:r>
+      <w:r>
+        <w:t xml:space="preserve">Manganese</w:t>
+      </w:r>
+      <w:r>
+        <w:t xml:space="preserve"> </w:t>
+      </w:r>
+      <w:r>
+        <w:t xml:space="preserve">and</w:t>
+      </w:r>
+      <w:r>
+        <w:t xml:space="preserve"> </w:t>
+      </w:r>
+      <w:r>
+        <w:t xml:space="preserve">Intellectual Deficit</w:t>
+      </w:r>
+      <w:r>
+        <w:t xml:space="preserve"> </w:t>
+      </w:r>
+      <w:r>
+        <w:t xml:space="preserve">in</w:t>
+      </w:r>
+      <w:r>
+        <w:t xml:space="preserve"> </w:t>
+      </w:r>
+      <w:r>
+        <w:t xml:space="preserve">School-Aged Children</w:t>
+      </w:r>
+      <w:r>
+        <w:t xml:space="preserve">. International Journal of Environmental Research and Public Health 2018;15:2418.</w:t>
+      </w:r>
+    </w:p>
     <w:bookmarkEnd w:id="148"/>
-    <w:bookmarkStart w:id="149" w:name="X33fe7de6e8b65c86af337dbdb8d7cc8651c48a8"/>
+    <w:bookmarkStart w:id="150" w:name="ref-smith2018StepAwayStepwise"/>
     <w:p>
       <w:pPr>
         <w:pStyle w:val="Bibliography"/>
       </w:pPr>
       <w:r>
-        <w:t xml:space="preserve">[50]</w:t>
+        <w:t xml:space="preserve">[51]</w:t>
       </w:r>
       <w:r>
         <w:t xml:space="preserve"> </w:t>
@@ -8100,88 +8169,12 @@
         <w:t xml:space="preserve">	</w:t>
       </w:r>
       <w:r>
-        <w:t xml:space="preserve">Menezes-Filho JA, Carvalho CF, Rodrigues JLG, Araújo CFS, Dos Santos NR, Lima CS, Bandeira MJ, Marques BL de S, Anjos ALS, Bah HAF, Abreu N, Philibert A, Mergler D. Environmental</w:t>
-      </w:r>
-      <w:r>
-        <w:t xml:space="preserve"> </w:t>
-      </w:r>
-      <w:r>
-        <w:t xml:space="preserve">Co-Exposure</w:t>
-      </w:r>
-      <w:r>
-        <w:t xml:space="preserve"> </w:t>
-      </w:r>
-      <w:r>
-        <w:t xml:space="preserve">to</w:t>
-      </w:r>
-      <w:r>
-        <w:t xml:space="preserve"> </w:t>
-      </w:r>
-      <w:r>
-        <w:t xml:space="preserve">Lead</w:t>
-      </w:r>
-      <w:r>
-        <w:t xml:space="preserve"> </w:t>
-      </w:r>
-      <w:r>
-        <w:t xml:space="preserve">and</w:t>
-      </w:r>
-      <w:r>
-        <w:t xml:space="preserve"> </w:t>
-      </w:r>
-      <w:r>
-        <w:t xml:space="preserve">Manganese</w:t>
-      </w:r>
-      <w:r>
-        <w:t xml:space="preserve"> </w:t>
-      </w:r>
-      <w:r>
-        <w:t xml:space="preserve">and</w:t>
-      </w:r>
-      <w:r>
-        <w:t xml:space="preserve"> </w:t>
-      </w:r>
-      <w:r>
-        <w:t xml:space="preserve">Intellectual Deficit</w:t>
-      </w:r>
-      <w:r>
-        <w:t xml:space="preserve"> </w:t>
-      </w:r>
-      <w:r>
-        <w:t xml:space="preserve">in</w:t>
-      </w:r>
-      <w:r>
-        <w:t xml:space="preserve"> </w:t>
-      </w:r>
-      <w:r>
-        <w:t xml:space="preserve">School-Aged Children</w:t>
-      </w:r>
-      <w:r>
-        <w:t xml:space="preserve">. International Journal of Environmental Research and Public Health 2018;15:2418.</w:t>
-      </w:r>
-    </w:p>
-    <w:bookmarkEnd w:id="149"/>
-    <w:bookmarkStart w:id="151" w:name="ref-smith2018StepAwayStepwise"/>
-    <w:p>
-      <w:pPr>
-        <w:pStyle w:val="Bibliography"/>
-      </w:pPr>
-      <w:r>
-        <w:t xml:space="preserve">[51]</w:t>
-      </w:r>
-      <w:r>
-        <w:t xml:space="preserve"> </w:t>
-      </w:r>
-      <w:r>
-        <w:t xml:space="preserve">	</w:t>
-      </w:r>
-      <w:r>
         <w:t xml:space="preserve">Smith G. Step away from stepwise. J Big Data 2018;5:32.</w:t>
       </w:r>
       <w:r>
         <w:t xml:space="preserve"> </w:t>
       </w:r>
-      <w:hyperlink r:id="rId150">
+      <w:hyperlink r:id="rId149">
         <w:r>
           <w:rPr>
             <w:rStyle w:val="Hyperlink"/>
@@ -8193,8 +8186,8 @@
         <w:t xml:space="preserve">.</w:t>
       </w:r>
     </w:p>
-    <w:bookmarkEnd w:id="151"/>
-    <w:bookmarkStart w:id="153" w:name="ref-kazi2026PvaluesBayesFactor"/>
+    <w:bookmarkEnd w:id="150"/>
+    <w:bookmarkStart w:id="152" w:name="ref-kazi2026PvaluesBayesFactor"/>
     <w:p>
       <w:pPr>
         <w:pStyle w:val="Bibliography"/>
@@ -8244,7 +8237,7 @@
       <w:r>
         <w:t xml:space="preserve"> </w:t>
       </w:r>
-      <w:hyperlink r:id="rId152">
+      <w:hyperlink r:id="rId151">
         <w:r>
           <w:rPr>
             <w:rStyle w:val="Hyperlink"/>
@@ -8256,8 +8249,8 @@
         <w:t xml:space="preserve">.</w:t>
       </w:r>
     </w:p>
-    <w:bookmarkEnd w:id="153"/>
-    <w:bookmarkStart w:id="155" w:name="X946754e67e3c74fad7a8806aa9d2819ed4ec186"/>
+    <w:bookmarkEnd w:id="152"/>
+    <w:bookmarkStart w:id="154" w:name="X946754e67e3c74fad7a8806aa9d2819ed4ec186"/>
     <w:p>
       <w:pPr>
         <w:pStyle w:val="Bibliography"/>
@@ -8277,7 +8270,7 @@
       <w:r>
         <w:t xml:space="preserve"> </w:t>
       </w:r>
-      <w:hyperlink r:id="rId154">
+      <w:hyperlink r:id="rId153">
         <w:r>
           <w:rPr>
             <w:rStyle w:val="Hyperlink"/>
@@ -8289,8 +8282,8 @@
         <w:t xml:space="preserve">.</w:t>
       </w:r>
     </w:p>
-    <w:bookmarkEnd w:id="155"/>
-    <w:bookmarkStart w:id="157" w:name="ref-ciyer2025BayesianMetaanalysis21st"/>
+    <w:bookmarkEnd w:id="154"/>
+    <w:bookmarkStart w:id="156" w:name="ref-ciyer2025BayesianMetaanalysis21st"/>
     <w:p>
       <w:pPr>
         <w:pStyle w:val="Bibliography"/>
@@ -8322,7 +8315,7 @@
       <w:r>
         <w:t xml:space="preserve"> </w:t>
       </w:r>
-      <w:hyperlink r:id="rId156">
+      <w:hyperlink r:id="rId155">
         <w:r>
           <w:rPr>
             <w:rStyle w:val="Hyperlink"/>
@@ -8334,8 +8327,8 @@
         <w:t xml:space="preserve">.</w:t>
       </w:r>
     </w:p>
-    <w:bookmarkEnd w:id="157"/>
-    <w:bookmarkStart w:id="159" w:name="ref-hong2013ComparingBayesianFrequentist"/>
+    <w:bookmarkEnd w:id="156"/>
+    <w:bookmarkStart w:id="158" w:name="ref-hong2013ComparingBayesianFrequentist"/>
     <w:p>
       <w:pPr>
         <w:pStyle w:val="Bibliography"/>
@@ -8388,7 +8381,7 @@
       <w:r>
         <w:t xml:space="preserve"> </w:t>
       </w:r>
-      <w:hyperlink r:id="rId158">
+      <w:hyperlink r:id="rId157">
         <w:r>
           <w:rPr>
             <w:rStyle w:val="Hyperlink"/>
@@ -8400,8 +8393,8 @@
         <w:t xml:space="preserve">.</w:t>
       </w:r>
     </w:p>
-    <w:bookmarkEnd w:id="159"/>
-    <w:bookmarkStart w:id="161" w:name="ref-sadeghirad2023TheoryPracticeBayesian"/>
+    <w:bookmarkEnd w:id="158"/>
+    <w:bookmarkStart w:id="160" w:name="ref-sadeghirad2023TheoryPracticeBayesian"/>
     <w:p>
       <w:pPr>
         <w:pStyle w:val="Bibliography"/>
@@ -8433,7 +8426,7 @@
       <w:r>
         <w:t xml:space="preserve"> </w:t>
       </w:r>
-      <w:hyperlink r:id="rId160">
+      <w:hyperlink r:id="rId159">
         <w:r>
           <w:rPr>
             <w:rStyle w:val="Hyperlink"/>
@@ -8445,8 +8438,8 @@
         <w:t xml:space="preserve">.</w:t>
       </w:r>
     </w:p>
-    <w:bookmarkEnd w:id="161"/>
-    <w:bookmarkStart w:id="163" w:name="X55ae1a8b757df519e0a47e2002b3acc0b2e73ec"/>
+    <w:bookmarkEnd w:id="160"/>
+    <w:bookmarkStart w:id="162" w:name="X55ae1a8b757df519e0a47e2002b3acc0b2e73ec"/>
     <w:p>
       <w:pPr>
         <w:pStyle w:val="Bibliography"/>
@@ -8478,7 +8471,7 @@
       <w:r>
         <w:t xml:space="preserve"> </w:t>
       </w:r>
-      <w:hyperlink r:id="rId162">
+      <w:hyperlink r:id="rId161">
         <w:r>
           <w:rPr>
             <w:rStyle w:val="Hyperlink"/>
@@ -8490,8 +8483,8 @@
         <w:t xml:space="preserve">.</w:t>
       </w:r>
     </w:p>
-    <w:bookmarkEnd w:id="163"/>
-    <w:bookmarkStart w:id="165" w:name="ref-gelman2013Chapter4Asymptotics"/>
+    <w:bookmarkEnd w:id="162"/>
+    <w:bookmarkStart w:id="164" w:name="ref-gelman2013Chapter4Asymptotics"/>
     <w:p>
       <w:pPr>
         <w:pStyle w:val="Bibliography"/>
@@ -8550,7 +8543,7 @@
       <w:r>
         <w:t xml:space="preserve"> </w:t>
       </w:r>
-      <w:hyperlink r:id="rId164">
+      <w:hyperlink r:id="rId163">
         <w:r>
           <w:rPr>
             <w:rStyle w:val="Hyperlink"/>
@@ -8562,8 +8555,8 @@
         <w:t xml:space="preserve">.</w:t>
       </w:r>
     </w:p>
-    <w:bookmarkEnd w:id="165"/>
-    <w:bookmarkStart w:id="167" w:name="ref-gelman2020BayesianWorkflow"/>
+    <w:bookmarkEnd w:id="164"/>
+    <w:bookmarkStart w:id="166" w:name="ref-gelman2020BayesianWorkflow"/>
     <w:p>
       <w:pPr>
         <w:pStyle w:val="Bibliography"/>
@@ -8595,7 +8588,7 @@
       <w:r>
         <w:t xml:space="preserve"> </w:t>
       </w:r>
-      <w:hyperlink r:id="rId166">
+      <w:hyperlink r:id="rId165">
         <w:r>
           <w:rPr>
             <w:rStyle w:val="Hyperlink"/>
@@ -8607,14 +8600,33 @@
         <w:t xml:space="preserve">.</w:t>
       </w:r>
     </w:p>
+    <w:bookmarkEnd w:id="166"/>
+    <w:bookmarkStart w:id="167" w:name="Xd915bcb040430c17655975a5ceb4d7b4bdd04ac"/>
+    <w:p>
+      <w:pPr>
+        <w:pStyle w:val="Bibliography"/>
+      </w:pPr>
+      <w:r>
+        <w:t xml:space="preserve">[60]</w:t>
+      </w:r>
+      <w:r>
+        <w:t xml:space="preserve"> </w:t>
+      </w:r>
+      <w:r>
+        <w:t xml:space="preserve">	</w:t>
+      </w:r>
+      <w:r>
+        <w:t xml:space="preserve">Prüss-Üstün A, Mathers C, Corvalán C, Woodward A. Assessing the environmental burden of disease at national and local levels: Introduction and methods. Environmental Burden of Disease Series 2003.</w:t>
+      </w:r>
+    </w:p>
     <w:bookmarkEnd w:id="167"/>
-    <w:bookmarkStart w:id="168" w:name="Xd915bcb040430c17655975a5ceb4d7b4bdd04ac"/>
+    <w:bookmarkStart w:id="169" w:name="ref-goodman2023SexDifferencePre"/>
     <w:p>
       <w:pPr>
         <w:pStyle w:val="Bibliography"/>
       </w:pPr>
       <w:r>
-        <w:t xml:space="preserve">[60]</w:t>
+        <w:t xml:space="preserve">[61]</w:t>
       </w:r>
       <w:r>
         <w:t xml:space="preserve"> </w:t>
@@ -8623,31 +8635,12 @@
         <w:t xml:space="preserve">	</w:t>
       </w:r>
       <w:r>
-        <w:t xml:space="preserve">Prüss-Üstün A, Mathers C, Corvalán C, Woodward A. Assessing the environmental burden of disease at national and local levels: Introduction and methods. Environmental Burden of Disease Series 2003.</w:t>
-      </w:r>
-    </w:p>
-    <w:bookmarkEnd w:id="168"/>
-    <w:bookmarkStart w:id="170" w:name="ref-goodman2023SexDifferencePre"/>
-    <w:p>
-      <w:pPr>
-        <w:pStyle w:val="Bibliography"/>
-      </w:pPr>
-      <w:r>
-        <w:t xml:space="preserve">[61]</w:t>
-      </w:r>
-      <w:r>
-        <w:t xml:space="preserve"> </w:t>
-      </w:r>
-      <w:r>
-        <w:t xml:space="preserve">	</w:t>
-      </w:r>
-      <w:r>
         <w:t xml:space="preserve">Goodman CV, Green R, DaCosta A, Flora D, Lanphear B, Till C. Sex difference of pre- and post-natal exposure to six developmental neurotoxicants on intellectual abilities: A systematic review and meta-analysis of human studies. Environ Health 2023;22:80.</w:t>
       </w:r>
       <w:r>
         <w:t xml:space="preserve"> </w:t>
       </w:r>
-      <w:hyperlink r:id="rId169">
+      <w:hyperlink r:id="rId168">
         <w:r>
           <w:rPr>
             <w:rStyle w:val="Hyperlink"/>
@@ -8659,8 +8652,8 @@
         <w:t xml:space="preserve">.</w:t>
       </w:r>
     </w:p>
-    <w:bookmarkEnd w:id="170"/>
-    <w:bookmarkStart w:id="172" w:name="ref-pocock1994EnvironmentalLeadChildrens"/>
+    <w:bookmarkEnd w:id="169"/>
+    <w:bookmarkStart w:id="171" w:name="ref-pocock1994EnvironmentalLeadChildrens"/>
     <w:p>
       <w:pPr>
         <w:pStyle w:val="Bibliography"/>
@@ -8680,7 +8673,7 @@
       <w:r>
         <w:t xml:space="preserve"> </w:t>
       </w:r>
-      <w:hyperlink r:id="rId171">
+      <w:hyperlink r:id="rId170">
         <w:r>
           <w:rPr>
             <w:rStyle w:val="Hyperlink"/>
@@ -8692,8 +8685,8 @@
         <w:t xml:space="preserve">.</w:t>
       </w:r>
     </w:p>
-    <w:bookmarkEnd w:id="172"/>
-    <w:bookmarkStart w:id="174" w:name="ref-heidari2022EffectLeadExposurea"/>
+    <w:bookmarkEnd w:id="171"/>
+    <w:bookmarkStart w:id="173" w:name="ref-heidari2022EffectLeadExposurea"/>
     <w:p>
       <w:pPr>
         <w:pStyle w:val="Bibliography"/>
@@ -8725,7 +8718,7 @@
       <w:r>
         <w:t xml:space="preserve"> </w:t>
       </w:r>
-      <w:hyperlink r:id="rId173">
+      <w:hyperlink r:id="rId172">
         <w:r>
           <w:rPr>
             <w:rStyle w:val="Hyperlink"/>
@@ -8737,8 +8730,8 @@
         <w:t xml:space="preserve">.</w:t>
       </w:r>
     </w:p>
-    <w:bookmarkEnd w:id="174"/>
-    <w:bookmarkStart w:id="176" w:name="X99fa6bd9cd2521340285769f289a6c9d4bfe17b"/>
+    <w:bookmarkEnd w:id="173"/>
+    <w:bookmarkStart w:id="175" w:name="X99fa6bd9cd2521340285769f289a6c9d4bfe17b"/>
     <w:p>
       <w:pPr>
         <w:pStyle w:val="Bibliography"/>
@@ -8791,7 +8784,7 @@
       <w:r>
         <w:t xml:space="preserve"> </w:t>
       </w:r>
-      <w:hyperlink r:id="rId175">
+      <w:hyperlink r:id="rId174">
         <w:r>
           <w:rPr>
             <w:rStyle w:val="Hyperlink"/>
@@ -8803,8 +8796,8 @@
         <w:t xml:space="preserve">.</w:t>
       </w:r>
     </w:p>
-    <w:bookmarkEnd w:id="176"/>
-    <w:bookmarkStart w:id="178" w:name="Xec30ec7c912152a14c0f622040312567154bf15"/>
+    <w:bookmarkEnd w:id="175"/>
+    <w:bookmarkStart w:id="177" w:name="Xec30ec7c912152a14c0f622040312567154bf15"/>
     <w:p>
       <w:pPr>
         <w:pStyle w:val="Bibliography"/>
@@ -8884,7 +8877,7 @@
       <w:r>
         <w:t xml:space="preserve"> </w:t>
       </w:r>
-      <w:hyperlink r:id="rId177">
+      <w:hyperlink r:id="rId176">
         <w:r>
           <w:rPr>
             <w:rStyle w:val="Hyperlink"/>
@@ -8896,9 +8889,9 @@
         <w:t xml:space="preserve">.</w:t>
       </w:r>
     </w:p>
+    <w:bookmarkEnd w:id="177"/>
     <w:bookmarkEnd w:id="178"/>
     <w:bookmarkEnd w:id="179"/>
-    <w:bookmarkEnd w:id="180"/>
     <w:sectPr>
       <w:footerReference r:id="rId9" w:type="default"/>
       <w:footnotePr>

--- a/manuscript/manuscript.docx
+++ b/manuscript/manuscript.docx
@@ -104,7 +104,7 @@
         <w:t xml:space="preserve"> </w:t>
       </w:r>
       <w:r>
-        <w:t xml:space="preserve">Karolinska Institutet, Department of Medicine Solna, Stockholm, Sweden</w:t>
+        <w:t xml:space="preserve">Karolinska Institutet, Department of Medicine Solna, Division of Clinical Epidemiology, Stockholm, Sweden</w:t>
       </w:r>
     </w:p>
     <w:p>
@@ -135,13 +135,13 @@
         </w:r>
       </w:hyperlink>
     </w:p>
-    <w:bookmarkStart w:id="21" w:name="notes"/>
+    <w:bookmarkStart w:id="21" w:name="keywords"/>
     <w:p>
       <w:pPr>
         <w:pStyle w:val="Heading1"/>
       </w:pPr>
       <w:r>
-        <w:t xml:space="preserve">Notes</w:t>
+        <w:t xml:space="preserve">Keywords</w:t>
       </w:r>
     </w:p>
     <w:p>
@@ -149,31 +149,40 @@
         <w:pStyle w:val="FirstParagraph"/>
       </w:pPr>
       <w:r>
-        <w:t xml:space="preserve">Alternative titles:</w:t>
+        <w:t xml:space="preserve">Uncertainty quantification</w:t>
       </w:r>
       <w:r>
         <w:br/>
       </w:r>
       <w:r>
-        <w:t xml:space="preserve">A methodological comparison of Bayesian and frequentist meta-analyses of epidemiological studies on lead exposure and children’s intelligence quotient (title so far)</w:t>
+        <w:t xml:space="preserve">Bayesian meta-analysis</w:t>
       </w:r>
       <w:r>
         <w:br/>
       </w:r>
       <w:r>
-        <w:t xml:space="preserve">Quantifying uncertainty in the association between lead exposure and children’s IQ: a comparison of Bayesian and frequentist meta-analytic frameworks</w:t>
+        <w:t xml:space="preserve">Methods</w:t>
       </w:r>
       <w:r>
         <w:br/>
       </w:r>
       <w:r>
-        <w:t xml:space="preserve">Quantifying uncertainty: A methodological comparison of Bayesian and frequentist meta-analyses of studies on lead exposure and children’s IQ</w:t>
+        <w:t xml:space="preserve">Lead exposure</w:t>
       </w:r>
       <w:r>
         <w:br/>
       </w:r>
       <w:r>
-        <w:t xml:space="preserve">Quantifying uncertainty: A comparison of Bayesian and frequentist meta-analytic frameworks applied to lead exposure and children’s IQ</w:t>
+        <w:t xml:space="preserve">Children’s IQ</w:t>
+      </w:r>
+      <w:r>
+        <w:br/>
+      </w:r>
+      <w:r>
+        <w:t xml:space="preserve">Environmental epidemiology</w:t>
+      </w:r>
+      <w:r>
+        <w:br/>
       </w:r>
     </w:p>
     <w:bookmarkEnd w:id="21"/>
@@ -188,44 +197,76 @@
     </w:p>
     <w:p>
       <w:pPr>
-        <w:pStyle w:val="FirstParagraph"/>
-      </w:pPr>
-      <w:r>
-        <w:t xml:space="preserve">You are required to provide article highlights at submission.</w:t>
-      </w:r>
-      <w:r>
-        <w:t xml:space="preserve"> </w:t>
-      </w:r>
-      <w:r>
-        <w:t xml:space="preserve">Highlights are a short collection of bullet points that should capture the novel results of your research as well as any new methods used during your study. Highlights will help increase the discoverability of your article via search engines. Some guidelines:</w:t>
-      </w:r>
-      <w:r>
-        <w:t xml:space="preserve"> </w:t>
-      </w:r>
-      <w:r>
-        <w:t xml:space="preserve">- Submit highlights as a separate editable file in the online submission system with the word</w:t>
-      </w:r>
-      <w:r>
-        <w:t xml:space="preserve"> </w:t>
-      </w:r>
-      <w:r>
-        <w:t xml:space="preserve">“highlights”</w:t>
-      </w:r>
-      <w:r>
-        <w:t xml:space="preserve"> </w:t>
-      </w:r>
-      <w:r>
-        <w:t xml:space="preserve">included in the file name.</w:t>
-      </w:r>
-      <w:r>
-        <w:t xml:space="preserve"> </w:t>
-      </w:r>
-      <w:r>
-        <w:t xml:space="preserve">- Highlights should consist of 3 to 5 bullet points, each a maximum of 85 characters, including spaces.</w:t>
+        <w:pStyle w:val="Compact"/>
+        <w:numPr>
+          <w:ilvl w:val="0"/>
+          <w:numId w:val="1001"/>
+        </w:numPr>
+      </w:pPr>
+      <w:r>
+        <w:t xml:space="preserve">Bayesian and frequentist meta-analyses yield similar estimates for lead’s effect on IQ</w:t>
+      </w:r>
+    </w:p>
+    <w:p>
+      <w:pPr>
+        <w:pStyle w:val="Compact"/>
+        <w:numPr>
+          <w:ilvl w:val="0"/>
+          <w:numId w:val="1001"/>
+        </w:numPr>
+      </w:pPr>
+      <w:r>
+        <w:t xml:space="preserve">Parallel approach allows for direct comparison of both frameworks</w:t>
+      </w:r>
+    </w:p>
+    <w:p>
+      <w:pPr>
+        <w:pStyle w:val="Compact"/>
+        <w:numPr>
+          <w:ilvl w:val="0"/>
+          <w:numId w:val="1001"/>
+        </w:numPr>
+      </w:pPr>
+      <w:r>
+        <w:t xml:space="preserve">Bayesian model yields full probability distributions, not just point estimates</w:t>
+      </w:r>
+    </w:p>
+    <w:p>
+      <w:pPr>
+        <w:pStyle w:val="Compact"/>
+        <w:numPr>
+          <w:ilvl w:val="0"/>
+          <w:numId w:val="1001"/>
+        </w:numPr>
+      </w:pPr>
+      <w:r>
+        <w:t xml:space="preserve">Bayesian results support direct probability statements for risk assessment</w:t>
+      </w:r>
+    </w:p>
+    <w:p>
+      <w:pPr>
+        <w:pStyle w:val="Compact"/>
+        <w:numPr>
+          <w:ilvl w:val="0"/>
+          <w:numId w:val="1001"/>
+        </w:numPr>
+      </w:pPr>
+      <w:r>
+        <w:t xml:space="preserve">Results underscore health risk of lead exposure, even in low concentration</w:t>
       </w:r>
     </w:p>
     <w:bookmarkEnd w:id="22"/>
-    <w:bookmarkStart w:id="23" w:name="abstract"/>
+    <w:bookmarkStart w:id="23" w:name="graphical-abstract"/>
+    <w:p>
+      <w:pPr>
+        <w:pStyle w:val="Heading1"/>
+      </w:pPr>
+      <w:r>
+        <w:t xml:space="preserve">Graphical abstract</w:t>
+      </w:r>
+    </w:p>
+    <w:bookmarkEnd w:id="23"/>
+    <w:bookmarkStart w:id="24" w:name="abstract"/>
     <w:p>
       <w:pPr>
         <w:pStyle w:val="Heading1"/>
@@ -266,7 +307,10 @@
         <w:t xml:space="preserve"> </w:t>
       </w:r>
       <w:r>
-        <w:t xml:space="preserve">To evaluate differences in uncertainty quantification and applicability for risk assessment, we compared frequentist and Bayesian frameworks, using lead exposure and children’s intelligence quotient (IQ) as a case study.</w:t>
+        <w:t xml:space="preserve"> </w:t>
+      </w:r>
+      <w:r>
+        <w:t xml:space="preserve">We compared frequentist and Bayesian frameworks, using lead exposure and IQ as a case study.</w:t>
       </w:r>
     </w:p>
     <w:p>
@@ -281,13 +325,116 @@
         <w:t xml:space="preserve">Methods</w:t>
       </w:r>
       <w:r>
-        <w:t xml:space="preserve">: We systematically searched PubMed and Scopus for epidemiological studies on blood lead level (BLL) and IQ score in children.</w:t>
-      </w:r>
-      <w:r>
-        <w:t xml:space="preserve"> </w:t>
-      </w:r>
-      <w:r>
-        <w:t xml:space="preserve">Risk of bias (RoB) was assessed and regression coefficients were harmonized to the</w:t>
+        <w:t xml:space="preserve">: We systematically searched PubMed and Scopus for epidemiological studies on blood lead level (BLL) and children’s IQ score.</w:t>
+      </w:r>
+      <w:r>
+        <w:t xml:space="preserve"> </w:t>
+      </w:r>
+      <w:r>
+        <w:t xml:space="preserve">Risk of bias (RoB) was assessed and regression coefficients were harmonized.</w:t>
+      </w:r>
+      <w:r>
+        <w:t xml:space="preserve"> </w:t>
+      </w:r>
+      <w:r>
+        <w:t xml:space="preserve"> </w:t>
+      </w:r>
+      <w:r>
+        <w:t xml:space="preserve">In both meta-analyses, we</w:t>
+      </w:r>
+      <w:r>
+        <w:t xml:space="preserve"> </w:t>
+      </w:r>
+      <w:r>
+        <w:t xml:space="preserve"> </w:t>
+      </w:r>
+      <w:r>
+        <w:t xml:space="preserve">used random-effects models and included the same effect estimates.</w:t>
+      </w:r>
+      <w:r>
+        <w:t xml:space="preserve"> </w:t>
+      </w:r>
+      <w:r>
+        <w:t xml:space="preserve"> </w:t>
+      </w:r>
+      <w:r>
+        <w:t xml:space="preserve">The Bayesian meta-analysis employed a hierarchical model with weakly-informative priors.</w:t>
+      </w:r>
+      <w:r>
+        <w:t xml:space="preserve"> </w:t>
+      </w:r>
+      <w:r>
+        <w:t xml:space="preserve">Sensitivity analyses examined robustness to RoB and priors.</w:t>
+      </w:r>
+      <w:r>
+        <w:t xml:space="preserve"> </w:t>
+      </w:r>
+      <w:r>
+        <w:t xml:space="preserve"> </w:t>
+      </w:r>
+      <m:oMath>
+        <m:sSup>
+          <m:e>
+            <m:r>
+              <m:t>τ</m:t>
+            </m:r>
+          </m:e>
+          <m:sup>
+            <m:r>
+              <m:t>2</m:t>
+            </m:r>
+          </m:sup>
+        </m:sSup>
+      </m:oMath>
+      <w:r>
+        <w:t xml:space="preserve"> </w:t>
+      </w:r>
+      <w:r>
+        <w:t xml:space="preserve">and</w:t>
+      </w:r>
+      <w:r>
+        <w:t xml:space="preserve"> </w:t>
+      </w:r>
+      <m:oMath>
+        <m:sSup>
+          <m:e>
+            <m:r>
+              <m:t>I</m:t>
+            </m:r>
+          </m:e>
+          <m:sup>
+            <m:r>
+              <m:t>2</m:t>
+            </m:r>
+          </m:sup>
+        </m:sSup>
+      </m:oMath>
+      <w:r>
+        <w:t xml:space="preserve"> </w:t>
+      </w:r>
+      <w:r>
+        <w:t xml:space="preserve">were estimated as measures of between-study heterogeneity.</w:t>
+      </w:r>
+    </w:p>
+    <w:p>
+      <w:pPr>
+        <w:pStyle w:val="BodyText"/>
+      </w:pPr>
+      <w:r>
+        <w:rPr>
+          <w:b/>
+          <w:bCs/>
+        </w:rPr>
+        <w:t xml:space="preserve">Results</w:t>
+      </w:r>
+      <w:r>
+        <w:t xml:space="preserve">: Twelve studies were included.</w:t>
+      </w:r>
+      <w:r>
+        <w:t xml:space="preserve"> </w:t>
+      </w:r>
+      <w:r>
+        <w:t xml:space="preserve">The frequentist approach yielded a pooled estimate of -2.45 (95% confidence interval: -3.7 to -1.2) IQ points per unit increase in</w:t>
       </w:r>
       <w:r>
         <w:t xml:space="preserve"> </w:t>
@@ -310,127 +457,13 @@
         </m:sSub>
       </m:oMath>
       <w:r>
-        <w:t xml:space="preserve">​ scale.</w:t>
-      </w:r>
-      <w:r>
-        <w:t xml:space="preserve"> </w:t>
-      </w:r>
-      <w:r>
-        <w:t xml:space="preserve">In both meta-analyses, we assumed a multilevel structure, used random-effects models and included the same effect estimates.</w:t>
-      </w:r>
-      <w:r>
-        <w:t xml:space="preserve"> </w:t>
-      </w:r>
-      <w:r>
-        <w:t xml:space="preserve">The frequentist approach used restricted maximum-likelihood estimation.</w:t>
-      </w:r>
-      <w:r>
-        <w:t xml:space="preserve"> </w:t>
-      </w:r>
-      <w:r>
-        <w:t xml:space="preserve">The Bayesian meta-analysis employed a hierarchical model with weakly-informative priors.</w:t>
-      </w:r>
-      <w:r>
-        <w:t xml:space="preserve"> </w:t>
-      </w:r>
-      <w:r>
-        <w:t xml:space="preserve">Sensitivity analyses examined robustness to RoB and prior specification.</w:t>
-      </w:r>
-      <w:r>
-        <w:t xml:space="preserve"> </w:t>
-      </w:r>
-      <m:oMath>
-        <m:sSup>
-          <m:e>
-            <m:r>
-              <m:t>τ</m:t>
-            </m:r>
-          </m:e>
-          <m:sup>
-            <m:r>
-              <m:t>2</m:t>
-            </m:r>
-          </m:sup>
-        </m:sSup>
-      </m:oMath>
-      <w:r>
-        <w:t xml:space="preserve"> </w:t>
-      </w:r>
-      <w:r>
-        <w:t xml:space="preserve">and</w:t>
-      </w:r>
-      <w:r>
-        <w:t xml:space="preserve"> </w:t>
-      </w:r>
-      <m:oMath>
-        <m:sSup>
-          <m:e>
-            <m:r>
-              <m:t>I</m:t>
-            </m:r>
-          </m:e>
-          <m:sup>
-            <m:r>
-              <m:t>2</m:t>
-            </m:r>
-          </m:sup>
-        </m:sSup>
-      </m:oMath>
-      <w:r>
-        <w:t xml:space="preserve"> </w:t>
-      </w:r>
-      <w:r>
-        <w:t xml:space="preserve">were estimated as measures of between-study heterogeneity.</w:t>
-      </w:r>
-    </w:p>
-    <w:p>
-      <w:pPr>
-        <w:pStyle w:val="BodyText"/>
-      </w:pPr>
-      <w:r>
-        <w:rPr>
-          <w:b/>
-          <w:bCs/>
-        </w:rPr>
-        <w:t xml:space="preserve">Results</w:t>
-      </w:r>
-      <w:r>
-        <w:t xml:space="preserve">: Twelve studies were included after screening.</w:t>
-      </w:r>
-      <w:r>
-        <w:t xml:space="preserve"> </w:t>
-      </w:r>
-      <w:r>
-        <w:t xml:space="preserve">The frequentist approach yielded a pooled estimate of -2.45 (95% confidence interval (CI): -3.7; -1.2) IQ points per unit increase in</w:t>
-      </w:r>
-      <w:r>
-        <w:t xml:space="preserve"> </w:t>
-      </w:r>
-      <m:oMath>
-        <m:sSub>
-          <m:e>
-            <m:r>
-              <m:rPr>
-                <m:sty m:val="p"/>
-              </m:rPr>
-              <m:t>log</m:t>
-            </m:r>
-          </m:e>
-          <m:sub>
-            <m:r>
-              <m:t>e</m:t>
-            </m:r>
-          </m:sub>
-        </m:sSub>
-      </m:oMath>
-      <w:r>
         <w:t xml:space="preserve">-transformed BLL (µg/dL).</w:t>
       </w:r>
       <w:r>
         <w:t xml:space="preserve"> </w:t>
       </w:r>
       <w:r>
-        <w:t xml:space="preserve">The Bayesian model yielded a mean pooled estimate of -2.28 (95% credible interval (CrI): -3.56; -1.06).</w:t>
+        <w:t xml:space="preserve">The Bayesian model yielded a mean pooled estimate of -2.28 (95% credible interval: -3.56 to -1.06).</w:t>
       </w:r>
       <w:r>
         <w:t xml:space="preserve"> </w:t>
@@ -536,7 +569,7 @@
         <w:t xml:space="preserve"> </w:t>
       </w:r>
       <w:r>
-        <w:t xml:space="preserve">= 83.3%).</w:t>
+        <w:t xml:space="preserve">= 83%).</w:t>
       </w:r>
       <w:r>
         <w:t xml:space="preserve"> </w:t>
@@ -575,13 +608,13 @@
         <w:t xml:space="preserve"> </w:t>
       </w:r>
       <w:r>
-        <w:t xml:space="preserve">The Bayesian approach provides posterior distributions, enabling direct probability statements, for example about exceeding risk thresholds, and comparative assessments across pollutants.</w:t>
-      </w:r>
-      <w:r>
-        <w:t xml:space="preserve"> </w:t>
-      </w:r>
-      <w:r>
-        <w:t xml:space="preserve">These features are of particular value regarding risk assessment and policy-making.</w:t>
+        <w:t xml:space="preserve">The Bayesian approach provides posterior distributions, enabling direct probability statements, e.g. about exceeding risk thresholds, and comparative assessments across pollutants.</w:t>
+      </w:r>
+      <w:r>
+        <w:t xml:space="preserve"> </w:t>
+      </w:r>
+      <w:r>
+        <w:t xml:space="preserve">These features are particularly valueable regarding risk assessment and policy-making.</w:t>
       </w:r>
     </w:p>
     <w:p>
@@ -589,8 +622,8 @@
         <w:br w:type="page"/>
       </w:r>
     </w:p>
-    <w:bookmarkEnd w:id="23"/>
-    <w:bookmarkStart w:id="24" w:name="background"/>
+    <w:bookmarkEnd w:id="24"/>
+    <w:bookmarkStart w:id="25" w:name="background"/>
     <w:p>
       <w:pPr>
         <w:pStyle w:val="Heading1"/>
@@ -613,7 +646,10 @@
         <w:t xml:space="preserve">Although concentrations have declined globally in past decades following the phase-out of leaded gasoline, lead remains present in the environment and is detected in human blood samples</w:t>
       </w:r>
       <w:r>
-        <w:t xml:space="preserve">[1,2]</w:t>
+        <w:t xml:space="preserve"> </w:t>
+      </w:r>
+      <w:r>
+        <w:t xml:space="preserve">(Lacerda et al., 2023; Salamanca-Fernández et al., 2025)</w:t>
       </w:r>
       <w:r>
         <w:t xml:space="preserve">.</w:t>
@@ -628,7 +664,7 @@
         <w:t xml:space="preserve"> </w:t>
       </w:r>
       <w:r>
-        <w:t xml:space="preserve">[3,4]</w:t>
+        <w:t xml:space="preserve">(EFSA, 2012; Sy et al., 2024)</w:t>
       </w:r>
       <w:r>
         <w:t xml:space="preserve">.</w:t>
@@ -637,13 +673,13 @@
         <w:t xml:space="preserve"> </w:t>
       </w:r>
       <w:r>
-        <w:t xml:space="preserve">The most recent Global Burden of Disease study estimated that in 2023, 3.4 million (95% uncertainty interval (UI): 2.7; 4.0 million) Disability-Adjusted Life Years (DALYs) were attributable to lead exposure in the European Union (EU)</w:t>
-      </w:r>
-      <w:r>
-        <w:t xml:space="preserve"> </w:t>
-      </w:r>
-      <w:r>
-        <w:t xml:space="preserve">[5]</w:t>
+        <w:t xml:space="preserve">The most recent Global Burden of Disease study estimated that in 2023, 3.4 million Disability-Adjusted Life Years (DALYs, 95% uncertainty interval (UI): 2.7 to 4.0 million) were attributable to lead exposure in the European Union (EU)</w:t>
+      </w:r>
+      <w:r>
+        <w:t xml:space="preserve"> </w:t>
+      </w:r>
+      <w:r>
+        <w:t xml:space="preserve">(Brauer et al., 2024)</w:t>
       </w:r>
       <w:r>
         <w:t xml:space="preserve">.</w:t>
@@ -652,7 +688,7 @@
         <w:t xml:space="preserve"> </w:t>
       </w:r>
       <w:r>
-        <w:t xml:space="preserve">This highlights the continued public health significance even of low-level exposure.</w:t>
+        <w:t xml:space="preserve">This underscores the continued public health significance even of low-level exposure.</w:t>
       </w:r>
     </w:p>
     <w:p>
@@ -672,7 +708,7 @@
         <w:t xml:space="preserve"> </w:t>
       </w:r>
       <w:r>
-        <w:t xml:space="preserve">[6]</w:t>
+        <w:t xml:space="preserve">(Harari et al., 2018)</w:t>
       </w:r>
       <w:r>
         <w:t xml:space="preserve">,</w:t>
@@ -687,7 +723,7 @@
         <w:t xml:space="preserve"> </w:t>
       </w:r>
       <w:r>
-        <w:t xml:space="preserve">[7]</w:t>
+        <w:t xml:space="preserve">(Wan et al., 2022)</w:t>
       </w:r>
       <w:r>
         <w:t xml:space="preserve">,</w:t>
@@ -702,7 +738,7 @@
         <w:t xml:space="preserve"> </w:t>
       </w:r>
       <w:r>
-        <w:t xml:space="preserve">[8]</w:t>
+        <w:t xml:space="preserve">(Rosengren et al., 2025)</w:t>
       </w:r>
       <w:r>
         <w:t xml:space="preserve">,</w:t>
@@ -717,7 +753,7 @@
         <w:t xml:space="preserve"> </w:t>
       </w:r>
       <w:r>
-        <w:t xml:space="preserve">[9]</w:t>
+        <w:t xml:space="preserve">(Lanphear et al., 2018)</w:t>
       </w:r>
       <w:r>
         <w:t xml:space="preserve">,</w:t>
@@ -732,7 +768,7 @@
         <w:t xml:space="preserve"> </w:t>
       </w:r>
       <w:r>
-        <w:t xml:space="preserve">[10]</w:t>
+        <w:t xml:space="preserve">(Chang et al., 2006)</w:t>
       </w:r>
       <w:r>
         <w:t xml:space="preserve">,</w:t>
@@ -747,7 +783,7 @@
         <w:t xml:space="preserve"> </w:t>
       </w:r>
       <w:r>
-        <w:t xml:space="preserve">[11]</w:t>
+        <w:t xml:space="preserve">(Dimitrov et al., 2024)</w:t>
       </w:r>
       <w:r>
         <w:t xml:space="preserve">, and</w:t>
@@ -762,7 +798,7 @@
         <w:t xml:space="preserve"> </w:t>
       </w:r>
       <w:r>
-        <w:t xml:space="preserve">[12]</w:t>
+        <w:t xml:space="preserve">(Shaffer et al., 2025)</w:t>
       </w:r>
       <w:r>
         <w:t xml:space="preserve">.</w:t>
@@ -771,19 +807,16 @@
         <w:t xml:space="preserve"> </w:t>
       </w:r>
       <w:r>
-        <w:t xml:space="preserve">Among these endpoints, impaired cognitive development in children — manifested as reduced IQ scores —</w:t>
-      </w:r>
-      <w:r>
-        <w:t xml:space="preserve"> </w:t>
-      </w:r>
-      <w:r>
-        <w:t xml:space="preserve">[13–16]</w:t>
-      </w:r>
-      <w:r>
-        <w:t xml:space="preserve"> </w:t>
-      </w:r>
-      <w:r>
-        <w:t xml:space="preserve">represents a particularly critical endpoint with high public health relevance.</w:t>
+        <w:t xml:space="preserve">Among these endpoints, impaired cognitive development in children — observable as reduced IQ scores — represents a particularly critical endpoint with high public health relevance</w:t>
+      </w:r>
+      <w:r>
+        <w:t xml:space="preserve"> </w:t>
+      </w:r>
+      <w:r>
+        <w:t xml:space="preserve">(Baghurst et al., 1992; Bellinger et al., 1992; Lanphear et al., 2005; Needleman, 1990)</w:t>
+      </w:r>
+      <w:r>
+        <w:t xml:space="preserve">.</w:t>
       </w:r>
       <w:r>
         <w:t xml:space="preserve"> </w:t>
@@ -795,16 +828,16 @@
         <w:t xml:space="preserve"> </w:t>
       </w:r>
       <w:r>
-        <w:t xml:space="preserve">Because lead-associated IQ decrements are irreversible and persist throughout life, they lead to substantial and enduring societal costs</w:t>
-      </w:r>
-      <w:r>
-        <w:t xml:space="preserve"> </w:t>
-      </w:r>
-      <w:r>
-        <w:t xml:space="preserve">[17]</w:t>
-      </w:r>
-      <w:r>
-        <w:t xml:space="preserve">, making continued efforts to accurately characterize the exposure-response relationship important for evidence-based policy.</w:t>
+        <w:t xml:space="preserve">Because lead-associated IQ decrements are irreversible and persist throughout life, they lead to substantial and enduring societal costs, making continued efforts to accurately characterize the exposure-response relationship important for evidence-based policy</w:t>
+      </w:r>
+      <w:r>
+        <w:t xml:space="preserve"> </w:t>
+      </w:r>
+      <w:r>
+        <w:t xml:space="preserve">(Larsen and Sánchez-Triana, 2023)</w:t>
+      </w:r>
+      <w:r>
+        <w:t xml:space="preserve">.</w:t>
       </w:r>
     </w:p>
     <w:p>
@@ -812,16 +845,16 @@
         <w:pStyle w:val="BodyText"/>
       </w:pPr>
       <w:r>
-        <w:t xml:space="preserve">Blood lead levels (BLL) in the EU have declined markedly and now predominantly fall below 5 µg/dL</w:t>
-      </w:r>
-      <w:r>
-        <w:t xml:space="preserve"> </w:t>
-      </w:r>
-      <w:r>
-        <w:t xml:space="preserve">[18]</w:t>
-      </w:r>
-      <w:r>
-        <w:t xml:space="preserve">, well below the concentrations examined in many earlier studies (&lt;10 µg/dL).</w:t>
+        <w:t xml:space="preserve">Blood lead levels (BLL) in the EU have declined markedly and now predominantly fall below 5 µg/dL, well below the concentrations examined in many earlier studies (&lt;10 µg/dL)</w:t>
+      </w:r>
+      <w:r>
+        <w:t xml:space="preserve"> </w:t>
+      </w:r>
+      <w:r>
+        <w:t xml:space="preserve">(Szigeti et al., 2022)</w:t>
+      </w:r>
+      <w:r>
+        <w:t xml:space="preserve">.</w:t>
       </w:r>
       <w:r>
         <w:t xml:space="preserve"> </w:t>
@@ -833,7 +866,7 @@
         <w:t xml:space="preserve"> </w:t>
       </w:r>
       <w:r>
-        <w:t xml:space="preserve">[19,20]</w:t>
+        <w:t xml:space="preserve">(EFSA Panel on Contaminants in the Food Chain (CONTAM), 2010; Schwartz, 1994)</w:t>
       </w:r>
       <w:r>
         <w:t xml:space="preserve">.</w:t>
@@ -848,7 +881,7 @@
         <w:t xml:space="preserve"> </w:t>
       </w:r>
       <w:r>
-        <w:t xml:space="preserve">[16,21]</w:t>
+        <w:t xml:space="preserve">(Canfield et al., 2003; Lanphear et al., 2005)</w:t>
       </w:r>
       <w:r>
         <w:t xml:space="preserve">.</w:t>
@@ -871,7 +904,7 @@
         <w:t xml:space="preserve"> </w:t>
       </w:r>
       <w:r>
-        <w:t xml:space="preserve">[5,17,22–24]</w:t>
+        <w:t xml:space="preserve">(Brauer et al., 2024; Carrington et al., 2019; Figueroa et al., 2024; Larsen and Sánchez-Triana, 2023; McFarland et al., 2022)</w:t>
       </w:r>
       <w:r>
         <w:t xml:space="preserve"> </w:t>
@@ -883,7 +916,7 @@
         <w:t xml:space="preserve"> </w:t>
       </w:r>
       <w:r>
-        <w:t xml:space="preserve">[16,25]</w:t>
+        <w:t xml:space="preserve">(Crump et al., 2013; Lanphear et al., 2005)</w:t>
       </w:r>
       <w:r>
         <w:t xml:space="preserve">.</w:t>
@@ -892,10 +925,19 @@
         <w:t xml:space="preserve"> </w:t>
       </w:r>
       <w:r>
-        <w:t xml:space="preserve">While these landmark studies have substantially shaped research and policy on childhood lead exposure, methodological issues and errors have been raised (e.g. the use of performance IQ instead of full-scale IQ and an erroneous back-transformation of BLL in one cohort in the Lanphear et al. study)</w:t>
-      </w:r>
-      <w:r>
-        <w:t xml:space="preserve">[25,26]</w:t>
+        <w:t xml:space="preserve">While these landmark studies have substantially shaped research and policy on childhood lead exposure, methodological issues and errors have been raised.</w:t>
+      </w:r>
+      <w:r>
+        <w:t xml:space="preserve"> </w:t>
+      </w:r>
+      <w:r>
+        <w:t xml:space="preserve">These include the use of performance IQ instead of full-scale IQ and an erroneous back-transformation of BLL in one cohort in the Lanphear et al. study</w:t>
+      </w:r>
+      <w:r>
+        <w:t xml:space="preserve"> </w:t>
+      </w:r>
+      <w:r>
+        <w:t xml:space="preserve">(Crump et al., 2013; Lanphear et al., 2019)</w:t>
       </w:r>
       <w:r>
         <w:t xml:space="preserve">.</w:t>
@@ -924,7 +966,7 @@
         <w:t xml:space="preserve"> </w:t>
       </w:r>
       <w:r>
-        <w:t xml:space="preserve">[27]</w:t>
+        <w:t xml:space="preserve">(Grant and Di Tanna, 2025)</w:t>
       </w:r>
       <w:r>
         <w:t xml:space="preserve">.</w:t>
@@ -939,7 +981,7 @@
         <w:t xml:space="preserve"> </w:t>
       </w:r>
       <w:r>
-        <w:t xml:space="preserve">[28]</w:t>
+        <w:t xml:space="preserve">(Hoekstra et al., 2014)</w:t>
       </w:r>
       <w:r>
         <w:t xml:space="preserve">, Bayesian credible intervals directly represent the probability distribution of the parameter of interest, facilitating transparent communication of uncertainty.</w:t>
@@ -954,7 +996,7 @@
         <w:t xml:space="preserve"> </w:t>
       </w:r>
       <w:r>
-        <w:t xml:space="preserve">By comparing frequentist and Bayesian approaches, we explore how inferential framework and uncertainty quantification influence exposure-response estimates and their application.</w:t>
+        <w:t xml:space="preserve">By comparing frequentist and Bayesian approaches, we explore how the analytical framework and its approach to uncertainty quantification influence exposure-response estimates and their application.</w:t>
       </w:r>
     </w:p>
     <w:p>
@@ -962,11 +1004,11 @@
         <w:pStyle w:val="BodyText"/>
       </w:pPr>
       <w:r>
-        <w:t xml:space="preserve">The aim of this study is twofold: first, to synthesize and quantitatively pool available epidemiological findings on the association between BLL and IQ scores in children; and second, to conduct both frequentist and Bayesian meta-analyses, comparing how these analytical frameworks impact exposure-response estimates and uncertainty characterization.</w:t>
-      </w:r>
-    </w:p>
-    <w:bookmarkEnd w:id="24"/>
-    <w:bookmarkStart w:id="37" w:name="methods"/>
+        <w:t xml:space="preserve">The aim of this study is twofold: first, to synthesize and quantitatively pool available epidemiological findings on the association between BLL and IQ scores in children; and second, to conduct both frequentist and Bayesian meta-analyses, comparing how these analytical frameworks impact exposure-response estimates and uncertainty quantification.</w:t>
+      </w:r>
+    </w:p>
+    <w:bookmarkEnd w:id="25"/>
+    <w:bookmarkStart w:id="38" w:name="methods"/>
     <w:p>
       <w:pPr>
         <w:pStyle w:val="Heading1"/>
@@ -975,7 +1017,7 @@
         <w:t xml:space="preserve">2. Methods</w:t>
       </w:r>
     </w:p>
-    <w:bookmarkStart w:id="26" w:name="literature-review"/>
+    <w:bookmarkStart w:id="27" w:name="literature-review"/>
     <w:p>
       <w:pPr>
         <w:pStyle w:val="Heading2"/>
@@ -995,7 +1037,7 @@
         <w:t xml:space="preserve"> </w:t>
       </w:r>
       <w:r>
-        <w:t xml:space="preserve">[29]</w:t>
+        <w:t xml:space="preserve">(Page et al., 2021)</w:t>
       </w:r>
       <w:r>
         <w:t xml:space="preserve">.</w:t>
@@ -1016,7 +1058,7 @@
         <w:t xml:space="preserve"> </w:t>
       </w:r>
       <w:r>
-        <w:t xml:space="preserve">[30]</w:t>
+        <w:t xml:space="preserve">(Kruschke, 2021)</w:t>
       </w:r>
       <w:r>
         <w:t xml:space="preserve">.</w:t>
@@ -1059,7 +1101,7 @@
         </w:rPr>
         <w:t xml:space="preserve">(</w:t>
       </w:r>
-      <w:hyperlink r:id="rId25">
+      <w:hyperlink r:id="rId26">
         <w:r>
           <w:rPr>
             <w:rStyle w:val="Hyperlink"/>
@@ -1089,7 +1131,7 @@
         <w:t xml:space="preserve"> </w:t>
       </w:r>
       <w:r>
-        <w:t xml:space="preserve">Here, we will only report results for concurrent lead exposure and IQ loss, but the figures and tables documenting the literature review do contain parts of the search for other associations and exposure timeframes.</w:t>
+        <w:t xml:space="preserve">Here, we will only report results for concurrent lead exposure and IQ loss, but the figures and tables documenting the literature review contain parts of the search for other associations and exposure timeframes.</w:t>
       </w:r>
       <w:r>
         <w:br/>
@@ -1101,37 +1143,259 @@
         <w:t xml:space="preserve"> </w:t>
       </w:r>
       <w:r>
-        <w:t xml:space="preserve">The year 2005 was chosen because, as described in the background section, burden of disease studies predominantely used a study published in 2005</w:t>
-      </w:r>
-      <w:r>
-        <w:t xml:space="preserve"> </w:t>
-      </w:r>
-      <w:r>
-        <w:t xml:space="preserve">[16]</w:t>
-      </w:r>
-      <w:r>
-        <w:t xml:space="preserve"> </w:t>
-      </w:r>
-      <w:r>
-        <w:t xml:space="preserve">and we aimed at updating the evidence base with studies published after this landmark paper.</w:t>
-      </w:r>
-      <w:r>
-        <w:t xml:space="preserve"> </w:t>
-      </w:r>
-      <w:r>
-        <w:t xml:space="preserve">Also, lead concentrations have decreased significantly in the past decades, and we aimed at identifying epidemiological studies conducted in populations with currently relevant exposure levels.</w:t>
+        <w:t xml:space="preserve">The year 2005 was chosen because burden of disease studies have predominantly relied on a landmark paper published in that year</w:t>
+      </w:r>
+      <w:r>
+        <w:t xml:space="preserve"> </w:t>
+      </w:r>
+      <w:r>
+        <w:t xml:space="preserve">(Lanphear et al., 2005)</w:t>
+      </w:r>
+      <w:r>
+        <w:t xml:space="preserve"> </w:t>
+      </w:r>
+      <w:r>
+        <w:t xml:space="preserve">and an update of the evidence base is therefore warranted, particularly given that lead exposure concentrations have decreased substantially since then.</w:t>
+      </w:r>
+    </w:p>
+    <w:p>
+      <w:pPr>
+        <w:pStyle w:val="BodyText"/>
+      </w:pPr>
+      <w:r>
+        <w:t xml:space="preserve">Search queries in PubMed and Scopus included the following terms:</w:t>
+      </w:r>
+      <w:r>
+        <w:t xml:space="preserve"> </w:t>
+      </w:r>
+      <w:r>
+        <w:t xml:space="preserve">substance (Pb - including Mesh terms), outcome (IQ and neurodevelopment), population (children) and results (association, exposure-response function) (supplementary file 2).</w:t>
+      </w:r>
+    </w:p>
+    <w:p>
+      <w:pPr>
+        <w:pStyle w:val="BodyText"/>
+      </w:pPr>
+      <w:r>
+        <w:t xml:space="preserve">All titles and abstracts were screened by two reviewers.</w:t>
+      </w:r>
+      <w:r>
+        <w:t xml:space="preserve"> </w:t>
+      </w:r>
+      <w:r>
+        <w:t xml:space="preserve">Any conflicts were resolved by a third person.</w:t>
+      </w:r>
+      <w:r>
+        <w:t xml:space="preserve"> </w:t>
+      </w:r>
+      <w:r>
+        <w:t xml:space="preserve">Full texts were then assessed by one reviewer.</w:t>
+      </w:r>
+      <w:r>
+        <w:t xml:space="preserve"> </w:t>
+      </w:r>
+      <w:r>
+        <w:t xml:space="preserve">Publications were considered relevant according to predefined PECOTS – Population (children aged 0 to 11 years), Exposure (biological measures of Pb from all matrices), Comparator (no exposure or lower levels of exposure), Outcome (IQ shift), Timing of exposure (no restriction) and Setting (no restriction) (Tab. 1).</w:t>
+      </w:r>
+    </w:p>
+    <w:p>
+      <w:pPr>
+        <w:pStyle w:val="BodyText"/>
+      </w:pPr>
+      <w:r>
+        <w:t xml:space="preserve">We excluded reviews and background articles that inventoried the literature without quantitatively summarizing the results.</w:t>
+      </w:r>
+      <w:r>
+        <w:t xml:space="preserve"> </w:t>
+      </w:r>
+      <w:r>
+        <w:t xml:space="preserve">We also excluded references written in languages other than English.</w:t>
       </w:r>
       <w:r>
         <w:br/>
       </w:r>
       <w:r>
-        <w:t xml:space="preserve">Search queries in PubMed and Scopus included the following terms:</w:t>
-      </w:r>
-      <w:r>
-        <w:t xml:space="preserve"> </w:t>
-      </w:r>
-      <w:r>
-        <w:t xml:space="preserve">substance (Pb - including Mesh terms), outcome (IQ and neurodevelopment), population (children) and results (association, exposure-response function) (Tab. 1).</w:t>
+        <w:t xml:space="preserve">For this present study, only studies that used a continuous, log-transformed BLL scale were included, so that effect estimates could be harmonized</w:t>
+      </w:r>
+      <w:r>
+        <w:t xml:space="preserve"> </w:t>
+      </w:r>
+      <w:r>
+        <w:t xml:space="preserve">The exposure timeframe for this study was restricted to concurrent, i.e. IQ and BLL measurements must have been conducted at the same time.</w:t>
+      </w:r>
+      <w:r>
+        <w:t xml:space="preserve"> </w:t>
+      </w:r>
+      <w:r>
+        <w:t xml:space="preserve">Descriptive study data was extracted using a grid based on the one proposed by the Office of Health Assessment and Translation within the US National Toxicology Program (NTP OHAT)</w:t>
+      </w:r>
+      <w:r>
+        <w:t xml:space="preserve"> </w:t>
+      </w:r>
+      <w:r>
+        <w:t xml:space="preserve">(NTP OHAT, 2019.)</w:t>
+      </w:r>
+      <w:r>
+        <w:t xml:space="preserve"> </w:t>
+      </w:r>
+      <w:r>
+        <w:t xml:space="preserve">For all included studies, effect estimates from the most-adjusted model were extracted and the adjustment set was recorded.</w:t>
+      </w:r>
+    </w:p>
+    <w:bookmarkEnd w:id="27"/>
+    <w:bookmarkStart w:id="28" w:name="risk-of-bias-assessment"/>
+    <w:p>
+      <w:pPr>
+        <w:pStyle w:val="Heading2"/>
+      </w:pPr>
+      <w:r>
+        <w:t xml:space="preserve">2.2 Risk of Bias Assessment</w:t>
+      </w:r>
+    </w:p>
+    <w:p>
+      <w:pPr>
+        <w:pStyle w:val="FirstParagraph"/>
+      </w:pPr>
+      <w:r>
+        <w:t xml:space="preserve">To assess study quality, we conducted a risk of bias assessment using the rapid Risk of Bias (RoB) tool with a specific focus on human observational epidemiological studies</w:t>
+      </w:r>
+      <w:r>
+        <w:t xml:space="preserve"> </w:t>
+      </w:r>
+      <w:r>
+        <w:t xml:space="preserve">(Plate et al., 2024)</w:t>
+      </w:r>
+      <w:r>
+        <w:t xml:space="preserve">.</w:t>
+      </w:r>
+      <w:r>
+        <w:t xml:space="preserve"> </w:t>
+      </w:r>
+      <w:r>
+        <w:t xml:space="preserve">Each included publication was assessed for RoB in the following domains: selection, exposure, outcome, confounding, follow-up, analysis, and selective reporting.</w:t>
+      </w:r>
+      <w:r>
+        <w:t xml:space="preserve"> </w:t>
+      </w:r>
+      <w:r>
+        <w:t xml:space="preserve">In total, each study was evaluated using 15 items and scored as either high RoB (-), some concerns (+/-), low RoB (+) or no information(?).</w:t>
+      </w:r>
+      <w:r>
+        <w:t xml:space="preserve"> </w:t>
+      </w:r>
+      <w:r>
+        <w:t xml:space="preserve">If an item was not applicable to the study type (e.g. follow-up in cross-sectional studies), they were marked as</w:t>
+      </w:r>
+      <w:r>
+        <w:t xml:space="preserve"> </w:t>
+      </w:r>
+      <w:r>
+        <w:t xml:space="preserve">“n.a.”</w:t>
+      </w:r>
+      <w:r>
+        <w:t xml:space="preserve">.</w:t>
+      </w:r>
+      <w:r>
+        <w:t xml:space="preserve"> </w:t>
+      </w:r>
+      <w:r>
+        <w:t xml:space="preserve">The overall RoB for each individual study was then categorized as either low, moderate or high, following two different summary metrics provided by the RoB tool (for more details, please refer to</w:t>
+      </w:r>
+      <w:r>
+        <w:t xml:space="preserve"> </w:t>
+      </w:r>
+      <w:r>
+        <w:t xml:space="preserve">Plate et al. (2024)</w:t>
+      </w:r>
+      <w:r>
+        <w:t xml:space="preserve">).</w:t>
+      </w:r>
+      <w:r>
+        <w:t xml:space="preserve"> </w:t>
+      </w:r>
+      <w:r>
+        <w:t xml:space="preserve">Each publication was first assessed by one researcher.</w:t>
+      </w:r>
+      <w:r>
+        <w:t xml:space="preserve"> </w:t>
+      </w:r>
+      <w:r>
+        <w:t xml:space="preserve">Subsequently, consensus with the large language model (LLM) Claude Sonnet 4.6 (Anthropic) was sought.</w:t>
+      </w:r>
+      <w:r>
+        <w:t xml:space="preserve"> </w:t>
+      </w:r>
+      <w:r>
+        <w:t xml:space="preserve">This was done by uploading the list of all RoB items along with the respective publication.</w:t>
+      </w:r>
+      <w:r>
+        <w:t xml:space="preserve"> </w:t>
+      </w:r>
+      <w:r>
+        <w:t xml:space="preserve">Then, the LLM was prompted to assess the study, using the RoB items.</w:t>
+      </w:r>
+      <w:r>
+        <w:t xml:space="preserve"> </w:t>
+      </w:r>
+      <w:r>
+        <w:t xml:space="preserve">If there were any deviations in the judgement of the researcher and the LLM, the respective item was revisited by the researcher who made the final decision.</w:t>
+      </w:r>
+    </w:p>
+    <w:bookmarkEnd w:id="28"/>
+    <w:bookmarkStart w:id="30" w:name="harmonization-of-effect-estimates"/>
+    <w:p>
+      <w:pPr>
+        <w:pStyle w:val="Heading2"/>
+      </w:pPr>
+      <w:r>
+        <w:t xml:space="preserve">2.3 Harmonization of Effect Estimates</w:t>
+      </w:r>
+    </w:p>
+    <w:p>
+      <w:pPr>
+        <w:pStyle w:val="FirstParagraph"/>
+      </w:pPr>
+      <w:r>
+        <w:t xml:space="preserve">Studies investigating the association between lead exposure and IQ in children have made different assumptions regarding the shape of the exposure-response relationship.</w:t>
+      </w:r>
+      <w:r>
+        <w:t xml:space="preserve"> </w:t>
+      </w:r>
+      <w:r>
+        <w:t xml:space="preserve">While some studies assume a linear relationship</w:t>
+      </w:r>
+      <w:r>
+        <w:t xml:space="preserve"> </w:t>
+      </w:r>
+      <w:r>
+        <w:t xml:space="preserve">(Chen et al., 2005; Halabicky et al., 2023)</w:t>
+      </w:r>
+      <w:r>
+        <w:t xml:space="preserve">, this assumption may only be valid within very narrow concentration ranges</w:t>
+      </w:r>
+      <w:r>
+        <w:t xml:space="preserve"> </w:t>
+      </w:r>
+      <w:r>
+        <w:t xml:space="preserve">(Crump et al., 2013)</w:t>
+      </w:r>
+      <w:r>
+        <w:t xml:space="preserve">.</w:t>
+      </w:r>
+      <w:r>
+        <w:t xml:space="preserve"> </w:t>
+      </w:r>
+      <w:r>
+        <w:t xml:space="preserve">Studies that tested multiple shapes of the exposure-response function have concluded that a log-linear relationship, where BLL are logarithmically transformed, represents a more appropriate statistical model</w:t>
+      </w:r>
+      <w:r>
+        <w:t xml:space="preserve"> </w:t>
+      </w:r>
+      <w:r>
+        <w:t xml:space="preserve">(Crump et al., 2013; Schnaas et al., 2006)</w:t>
+      </w:r>
+      <w:r>
+        <w:t xml:space="preserve">.</w:t>
       </w:r>
     </w:p>
     <w:p>
@@ -1139,254 +1403,44 @@
         <w:pStyle w:val="BodyText"/>
       </w:pPr>
       <w:r>
-        <w:t xml:space="preserve">All titles and abstracts were screened by two reviewers.</w:t>
-      </w:r>
-      <w:r>
-        <w:t xml:space="preserve"> </w:t>
-      </w:r>
-      <w:r>
-        <w:t xml:space="preserve">Any conflicts were resolved by a third person.</w:t>
-      </w:r>
-      <w:r>
-        <w:t xml:space="preserve"> </w:t>
-      </w:r>
-      <w:r>
-        <w:t xml:space="preserve">Full texts were then assessed by one reviewer.</w:t>
-      </w:r>
-      <w:r>
-        <w:t xml:space="preserve"> </w:t>
-      </w:r>
-      <w:r>
-        <w:t xml:space="preserve">Publications were considered relevant according to predefined PECOTS – Population (children aged 0 to 11 years), Exposure (biological measures of Pb from all matrices), Comparator (no exposure or lower levels of exposure), Outcome (IQ shift), Timing of exposure (no restriction) and Setting (no restriction) (Tab. 2).</w:t>
+        <w:t xml:space="preserve">The general form of regression model used for a log-linear association is:</w:t>
       </w:r>
     </w:p>
     <w:p>
       <w:pPr>
         <w:pStyle w:val="BodyText"/>
       </w:pPr>
-      <w:r>
-        <w:t xml:space="preserve">We excluded reviews and background articles that inventoried the literature with no new results.</w:t>
-      </w:r>
-      <w:r>
-        <w:t xml:space="preserve"> </w:t>
-      </w:r>
-      <w:r>
-        <w:t xml:space="preserve">We also excluded references written in languages other than English.</w:t>
-      </w:r>
-      <w:r>
-        <w:br/>
-      </w:r>
-      <w:r>
-        <w:t xml:space="preserve">For this present study, only studies that used a continuous, log-transformed BLL scale were included, so that effect estimates could be harmonized</w:t>
-      </w:r>
-      <w:r>
-        <w:t xml:space="preserve"> </w:t>
-      </w:r>
-      <w:r>
-        <w:t xml:space="preserve">The exposure timeframe for this study was restricted to concurrent, meaning that IQ and BLL measurements must have been conducted at the same time.</w:t>
-      </w:r>
-      <w:r>
-        <w:t xml:space="preserve"> </w:t>
-      </w:r>
-      <w:r>
-        <w:t xml:space="preserve">Descriptive study data was extracted using a grid based on the one proposed by the Office of Health Assessment and Translation within the US National Toxicology Program (NTP OHAT)</w:t>
-      </w:r>
-      <w:r>
-        <w:t xml:space="preserve"> </w:t>
-      </w:r>
-      <w:r>
-        <w:t xml:space="preserve">[31]</w:t>
-      </w:r>
-      <w:r>
-        <w:t xml:space="preserve">.</w:t>
-      </w:r>
-      <w:r>
-        <w:t xml:space="preserve"> </w:t>
-      </w:r>
-      <w:r>
-        <w:t xml:space="preserve">For all included studies, effect estimates from the most-adjusted model were extracted and the adjustment set was recorded.</w:t>
-      </w:r>
-    </w:p>
-    <w:bookmarkEnd w:id="26"/>
-    <w:bookmarkStart w:id="27" w:name="risk-of-bias-assessment"/>
-    <w:p>
-      <w:pPr>
-        <w:pStyle w:val="Heading2"/>
-      </w:pPr>
-      <w:r>
-        <w:t xml:space="preserve">2.2 Risk of Bias Assessment</w:t>
-      </w:r>
-    </w:p>
-    <w:p>
-      <w:pPr>
-        <w:pStyle w:val="FirstParagraph"/>
-      </w:pPr>
-      <w:r>
-        <w:t xml:space="preserve">To assess study quality, we conducted a risk of bias assessment using the rapid Risk of Bias (RoB) tool with a specific focus on human observational epidemiological studies</w:t>
-      </w:r>
-      <w:r>
-        <w:t xml:space="preserve"> </w:t>
-      </w:r>
-      <w:r>
-        <w:t xml:space="preserve">[32]</w:t>
-      </w:r>
-      <w:r>
-        <w:t xml:space="preserve">.</w:t>
-      </w:r>
-      <w:r>
-        <w:t xml:space="preserve"> </w:t>
-      </w:r>
-      <w:r>
-        <w:t xml:space="preserve">Each included publication was assessed for RoB in the following domains: selection, exposure, outcome, confounding, follow-up, analysis, and selective reporting.</w:t>
-      </w:r>
-      <w:r>
-        <w:t xml:space="preserve"> </w:t>
-      </w:r>
-      <w:r>
-        <w:t xml:space="preserve">In total, each study was evaluated using 15 items and scored as either high RoB (-), some concerns (+/-), low RoB (+) or no information(?).</w:t>
-      </w:r>
-      <w:r>
-        <w:t xml:space="preserve"> </w:t>
-      </w:r>
-      <w:r>
-        <w:t xml:space="preserve">If an item was not applicable to the study type (e.g. follow-up in cross-sectional studies), they were marked as</w:t>
-      </w:r>
-      <w:r>
-        <w:t xml:space="preserve"> </w:t>
-      </w:r>
-      <w:r>
-        <w:t xml:space="preserve">“n.a.”</w:t>
-      </w:r>
-      <w:r>
-        <w:t xml:space="preserve">.</w:t>
-      </w:r>
-      <w:r>
-        <w:t xml:space="preserve"> </w:t>
-      </w:r>
-      <w:r>
-        <w:t xml:space="preserve">The overall RoB for each individual study was then categorized as either low, moderate or high, following two different summary metrics provided by the RoB tool (for more details, please refer to</w:t>
-      </w:r>
-      <w:r>
-        <w:t xml:space="preserve"> </w:t>
-      </w:r>
-      <w:r>
-        <w:t xml:space="preserve">[32]</w:t>
-      </w:r>
-      <w:r>
-        <w:t xml:space="preserve">).</w:t>
-      </w:r>
-      <w:r>
-        <w:t xml:space="preserve"> </w:t>
-      </w:r>
-      <w:r>
-        <w:t xml:space="preserve">Each publication was first assessed by one researcher.</w:t>
-      </w:r>
-      <w:r>
-        <w:t xml:space="preserve"> </w:t>
-      </w:r>
-      <w:r>
-        <w:t xml:space="preserve">Subsequently, consensus with the large language model (LLM) Claude Sonnet 4.6 (Anthropic) was sought.</w:t>
-      </w:r>
-      <w:r>
-        <w:t xml:space="preserve"> </w:t>
-      </w:r>
-      <w:r>
-        <w:t xml:space="preserve">This was done by uploading the list of all RoB items along with the respective publication.</w:t>
-      </w:r>
-      <w:r>
-        <w:t xml:space="preserve"> </w:t>
-      </w:r>
-      <w:r>
-        <w:t xml:space="preserve">Then, the LLM was prompted to assess the study, using the RoB items.</w:t>
-      </w:r>
-      <w:r>
-        <w:t xml:space="preserve"> </w:t>
-      </w:r>
-      <w:r>
-        <w:t xml:space="preserve">If there were any deviations in the judgement of the researcher and the LLM, the respective item was revisited by the researcher who made the final decision.</w:t>
-      </w:r>
-      <w:r>
-        <w:t xml:space="preserve"> </w:t>
-      </w:r>
-    </w:p>
-    <w:bookmarkEnd w:id="27"/>
-    <w:bookmarkStart w:id="29" w:name="harmonization-of-effect-estimates"/>
-    <w:p>
-      <w:pPr>
-        <w:pStyle w:val="Heading2"/>
-      </w:pPr>
-      <w:r>
-        <w:t xml:space="preserve">2.3 Harmonization of Effect Estimates</w:t>
-      </w:r>
-    </w:p>
-    <w:p>
-      <w:pPr>
-        <w:pStyle w:val="FirstParagraph"/>
-      </w:pPr>
-      <w:r>
-        <w:t xml:space="preserve">Studies investigating the association between lead exposure and IQ in children have made different assumptions regarding the shape of the exposure-response relationship.</w:t>
-      </w:r>
-      <w:r>
-        <w:t xml:space="preserve"> </w:t>
-      </w:r>
-      <w:r>
-        <w:t xml:space="preserve">While some studies assume a linear relationship</w:t>
-      </w:r>
-      <w:r>
-        <w:t xml:space="preserve"> </w:t>
-      </w:r>
-      <w:r>
-        <w:t xml:space="preserve">[33,34]</w:t>
-      </w:r>
-      <w:r>
-        <w:t xml:space="preserve">, this assumption may only be valid within very narrow concentration ranges</w:t>
-      </w:r>
-      <w:r>
-        <w:t xml:space="preserve"> </w:t>
-      </w:r>
-      <w:r>
-        <w:t xml:space="preserve">[25]</w:t>
-      </w:r>
-      <w:r>
-        <w:t xml:space="preserve">.</w:t>
-      </w:r>
-      <w:r>
-        <w:t xml:space="preserve"> </w:t>
-      </w:r>
-      <w:r>
-        <w:t xml:space="preserve">Studies that tested multiple shapes of the exposure-response function have concluded that a log-linear relationship, where BLL are logarithmically transformed, provides a more appropriate statistical model</w:t>
-      </w:r>
-      <w:r>
-        <w:t xml:space="preserve"> </w:t>
-      </w:r>
-      <w:r>
-        <w:t xml:space="preserve">[25,35]</w:t>
-      </w:r>
-      <w:r>
-        <w:t xml:space="preserve">.</w:t>
-      </w:r>
-    </w:p>
-    <w:p>
-      <w:pPr>
-        <w:pStyle w:val="BodyText"/>
-      </w:pPr>
-      <w:r>
-        <w:t xml:space="preserve">The general form of regression model used for a log-linear association is:</w:t>
-      </w:r>
-    </w:p>
-    <w:p>
-      <w:pPr>
-        <w:pStyle w:val="BodyText"/>
-      </w:pPr>
-      <w:bookmarkStart w:id="28" w:name="eq-regression-model"/>
+      <w:bookmarkStart w:id="29" w:name="eq-regression-model"/>
       <m:oMathPara>
         <m:oMathParaPr>
           <m:jc m:val="center"/>
         </m:oMathParaPr>
         <m:oMath>
-          <m:r>
-            <m:t>y</m:t>
-          </m:r>
+          <m:sSub>
+            <m:e>
+              <m:r>
+                <m:rPr>
+                  <m:nor/>
+                  <m:sty m:val="p"/>
+                </m:rPr>
+                <m:t>y</m:t>
+              </m:r>
+            </m:e>
+            <m:sub>
+              <m:r>
+                <m:t>p</m:t>
+              </m:r>
+              <m:r>
+                <m:t>r</m:t>
+              </m:r>
+              <m:r>
+                <m:t>e</m:t>
+              </m:r>
+              <m:r>
+                <m:t>d</m:t>
+              </m:r>
+            </m:sub>
+          </m:sSub>
           <m:r>
             <m:rPr>
               <m:sty m:val="p"/>
@@ -1409,7 +1463,7 @@
             <m:rPr>
               <m:sty m:val="p"/>
             </m:rPr>
-            <m:t>⋅</m:t>
+            <m:t>×</m:t>
           </m:r>
           <m:r>
             <m:t>l</m:t>
@@ -1469,7 +1523,7 @@
           </m:d>
         </m:oMath>
       </m:oMathPara>
-      <w:bookmarkEnd w:id="28"/>
+      <w:bookmarkEnd w:id="29"/>
     </w:p>
     <w:p>
       <w:pPr>
@@ -1482,9 +1536,31 @@
         <w:t xml:space="preserve"> </w:t>
       </w:r>
       <m:oMath>
-        <m:r>
-          <m:t>y</m:t>
-        </m:r>
+        <m:sSub>
+          <m:e>
+            <m:r>
+              <m:rPr>
+                <m:nor/>
+                <m:sty m:val="p"/>
+              </m:rPr>
+              <m:t>y</m:t>
+            </m:r>
+          </m:e>
+          <m:sub>
+            <m:r>
+              <m:t>p</m:t>
+            </m:r>
+            <m:r>
+              <m:t>r</m:t>
+            </m:r>
+            <m:r>
+              <m:t>e</m:t>
+            </m:r>
+            <m:r>
+              <m:t>d</m:t>
+            </m:r>
+          </m:sub>
+        </m:sSub>
       </m:oMath>
       <w:r>
         <w:t xml:space="preserve"> </w:t>
@@ -1640,13 +1716,13 @@
         <w:t xml:space="preserve"> </w:t>
       </w:r>
       <w:r>
-        <w:t xml:space="preserve">The calculations are documented in supplementary file 2.</w:t>
+        <w:t xml:space="preserve">The calculations are documented in supplementary file 3.</w:t>
       </w:r>
       <w:r>
         <w:br/>
       </w:r>
       <w:r>
-        <w:t xml:space="preserve">In some publications, the BLL scale was left untransformed, so on a linear scale.</w:t>
+        <w:t xml:space="preserve">In some publications, BLL was not on a logarithmic but on an untransformed, linear scale.</w:t>
       </w:r>
       <w:r>
         <w:t xml:space="preserve"> </w:t>
@@ -1655,14 +1731,14 @@
         <w:t xml:space="preserve">These were excluded from the meta-analysis, as transformation of effect estimates for linear BLL to log-linear could not be justified based on visual inspection (include plots in supplement?).</w:t>
       </w:r>
     </w:p>
-    <w:bookmarkEnd w:id="29"/>
-    <w:bookmarkStart w:id="35" w:name="meta-analysis-methodology"/>
+    <w:bookmarkEnd w:id="30"/>
+    <w:bookmarkStart w:id="36" w:name="meta-analysis"/>
     <w:p>
       <w:pPr>
         <w:pStyle w:val="Heading2"/>
       </w:pPr>
       <w:r>
-        <w:t xml:space="preserve">2.4 Meta-Analysis Methodology</w:t>
+        <w:t xml:space="preserve">2.4 Meta-Analysis</w:t>
       </w:r>
     </w:p>
     <w:p>
@@ -1670,13 +1746,13 @@
         <w:pStyle w:val="FirstParagraph"/>
       </w:pPr>
       <w:r>
-        <w:t xml:space="preserve">In order to quantitatively synthesize the available epidemiological literature on the association of children’s blood lead levels and IQ, we conducted a meta-analysis, comparing a Bayesian to a frequentist approach.</w:t>
+        <w:t xml:space="preserve">In order to quantitatively synthesize the available epidemiological literature on the association of children’s blood lead levels and IQ, we conducted separate meta-analyses in the Bayesian and frequentist analytical framework, and compared their results.</w:t>
       </w:r>
       <w:r>
         <w:br/>
       </w:r>
       <w:r>
-        <w:t xml:space="preserve">The same effect estimates from the identified publications were included in both approaches, and analogous models were chosen to enable comparison of the results.</w:t>
+        <w:t xml:space="preserve">To make the results of both approaches comparable, both included the same effect estimates from the identified publications, and featured analogous model structure.</w:t>
       </w:r>
       <w:r>
         <w:t xml:space="preserve"> </w:t>
@@ -1711,42 +1787,39 @@
         <w:br/>
       </w:r>
       <w:r>
-        <w:t xml:space="preserve">R version 4.4.2 (2024-10-31)</w:t>
-      </w:r>
-      <w:r>
-        <w:t xml:space="preserve"> </w:t>
-      </w:r>
-      <w:r>
-        <w:t xml:space="preserve">[36]</w:t>
-      </w:r>
-      <w:r>
-        <w:t xml:space="preserve"> </w:t>
-      </w:r>
-      <w:r>
-        <w:t xml:space="preserve">was used for all computations.</w:t>
-      </w:r>
-      <w:r>
-        <w:t xml:space="preserve"> </w:t>
-      </w:r>
-      <w:r>
-        <w:t xml:space="preserve">All computational code for this study is publicly available on</w:t>
-      </w:r>
-      <w:r>
-        <w:t xml:space="preserve"> </w:t>
-      </w:r>
-      <w:hyperlink r:id="rId30">
+        <w:t xml:space="preserve">R version 4.4.2 (2024-10-31) was used for all computations</w:t>
+      </w:r>
+      <w:r>
+        <w:t xml:space="preserve"> </w:t>
+      </w:r>
+      <w:r>
+        <w:t xml:space="preserve">(R Core Team, 2024)</w:t>
+      </w:r>
+      <w:r>
+        <w:t xml:space="preserve">.</w:t>
+      </w:r>
+      <w:r>
+        <w:t xml:space="preserve"> </w:t>
+      </w:r>
+      <w:r>
+        <w:t xml:space="preserve">All code for this study is publicly available on GitHub:</w:t>
+      </w:r>
+      <w:r>
+        <w:t xml:space="preserve"> </w:t>
+      </w:r>
+      <w:hyperlink r:id="rId31">
         <w:r>
           <w:rPr>
             <w:rStyle w:val="Hyperlink"/>
           </w:rPr>
-          <w:t xml:space="preserve">GitHub</w:t>
+          <w:t xml:space="preserve">github.com/PaulinaSell/lead-IQ_meta-analysis</w:t>
         </w:r>
       </w:hyperlink>
       <w:r>
         <w:t xml:space="preserve">.</w:t>
       </w:r>
     </w:p>
-    <w:bookmarkStart w:id="33" w:name="bayesian-meta-analysis"/>
+    <w:bookmarkStart w:id="34" w:name="bayesian-meta-analysis"/>
     <w:p>
       <w:pPr>
         <w:pStyle w:val="Heading3"/>
@@ -1760,13 +1833,13 @@
         <w:pStyle w:val="FirstParagraph"/>
       </w:pPr>
       <w:r>
-        <w:t xml:space="preserve">For the Bayesian approach, we employed a random-effects meta-analysis model with two hierarchical levels.</w:t>
-      </w:r>
-      <w:r>
-        <w:t xml:space="preserve"> </w:t>
-      </w:r>
-      <w:r>
-        <w:t xml:space="preserve">At the first level, the observed effect size from each study</w:t>
+        <w:t xml:space="preserve">In the Bayesian framework, we employed a random-effects meta-analysis model.</w:t>
+      </w:r>
+      <w:r>
+        <w:t xml:space="preserve"> </w:t>
+      </w:r>
+      <w:r>
+        <w:t xml:space="preserve">Each study’s observed effect size</w:t>
       </w:r>
       <w:r>
         <w:t xml:space="preserve"> </w:t>
@@ -1796,7 +1869,7 @@
         <w:t xml:space="preserve"> </w:t>
       </w:r>
       <w:r>
-        <w:t xml:space="preserve">is modeled as an estimate of that study’s true underlying effect</w:t>
+        <w:t xml:space="preserve">is modelled as a noisy reflection of the true underlying effect in that study’s sample</w:t>
       </w:r>
       <w:r>
         <w:t xml:space="preserve"> </w:t>
@@ -1816,7 +1889,7 @@
         </m:sSub>
       </m:oMath>
       <w:r>
-        <w:t xml:space="preserve">, with deviation from the true effect determined by the within-study sampling error</w:t>
+        <w:t xml:space="preserve">, with the noise represented by the within-study sampling error</w:t>
       </w:r>
       <w:r>
         <w:t xml:space="preserve"> </w:t>
@@ -1845,7 +1918,10 @@
         <w:t xml:space="preserve"> </w:t>
       </w:r>
       <w:r>
-        <w:t xml:space="preserve">At the second level, these study-specific true effects are themselves assumed to vary across studies following a normal distribution, characterized by an overall pooled effect</w:t>
+        <w:t xml:space="preserve"> </w:t>
+      </w:r>
+      <w:r>
+        <w:t xml:space="preserve">These study-specific true effects are themselves modelled as draws from an overarching normal distribution which describes the true average effect across studies</w:t>
       </w:r>
       <w:r>
         <w:t xml:space="preserve"> </w:t>
@@ -1859,7 +1935,7 @@
         <w:t xml:space="preserve"> </w:t>
       </w:r>
       <w:r>
-        <w:t xml:space="preserve">and between-study standard deviation (heterogeneity)</w:t>
+        <w:t xml:space="preserve">and the between-study heterogeneity</w:t>
       </w:r>
       <w:r>
         <w:t xml:space="preserve"> </w:t>
@@ -1872,12 +1948,15 @@
       <w:r>
         <w:t xml:space="preserve">.</w:t>
       </w:r>
+      <w:r>
+        <w:t xml:space="preserve"> </w:t>
+      </w:r>
     </w:p>
     <w:p>
       <w:pPr>
         <w:pStyle w:val="BodyText"/>
       </w:pPr>
-      <w:bookmarkStart w:id="31" w:name="eq-model"/>
+      <w:bookmarkStart w:id="32" w:name="eq-model"/>
       <m:oMathPara>
         <m:oMathParaPr>
           <m:jc m:val="center"/>
@@ -2055,17 +2134,17 @@
           </m:d>
         </m:oMath>
       </m:oMathPara>
-      <w:bookmarkEnd w:id="31"/>
+      <w:bookmarkEnd w:id="32"/>
     </w:p>
     <w:p>
       <w:pPr>
         <w:pStyle w:val="FirstParagraph"/>
       </w:pPr>
       <w:r>
-        <w:t xml:space="preserve">Where:</w:t>
-      </w:r>
-      <w:r>
-        <w:br/>
+        <w:t xml:space="preserve">Where</w:t>
+      </w:r>
+      <w:r>
+        <w:t xml:space="preserve"> </w:t>
       </w:r>
       <m:oMath>
         <m:sSub>
@@ -2092,7 +2171,7 @@
         <w:t xml:space="preserve"> </w:t>
       </w:r>
       <w:r>
-        <w:t xml:space="preserve">= Observed effect size for study</w:t>
+        <w:t xml:space="preserve">is the observed effect size for study</w:t>
       </w:r>
       <w:r>
         <w:t xml:space="preserve"> </w:t>
@@ -2103,7 +2182,10 @@
         </m:r>
       </m:oMath>
       <w:r>
-        <w:br/>
+        <w:t xml:space="preserve">,</w:t>
+      </w:r>
+      <w:r>
+        <w:t xml:space="preserve"> </w:t>
       </w:r>
       <m:oMath>
         <m:sSub>
@@ -2123,7 +2205,7 @@
         <w:t xml:space="preserve"> </w:t>
       </w:r>
       <w:r>
-        <w:t xml:space="preserve">= Within-study sampling standard deviation for study</w:t>
+        <w:t xml:space="preserve">is the within-study sampling standard deviation for study</w:t>
       </w:r>
       <w:r>
         <w:t xml:space="preserve"> </w:t>
@@ -2134,7 +2216,10 @@
         </m:r>
       </m:oMath>
       <w:r>
-        <w:br/>
+        <w:t xml:space="preserve">,</w:t>
+      </w:r>
+      <w:r>
+        <w:t xml:space="preserve"> </w:t>
       </w:r>
       <m:oMath>
         <m:sSub>
@@ -2154,7 +2239,7 @@
         <w:t xml:space="preserve"> </w:t>
       </w:r>
       <w:r>
-        <w:t xml:space="preserve">= True underlying effect for study</w:t>
+        <w:t xml:space="preserve">is the true underlying effect for study</w:t>
       </w:r>
       <w:r>
         <w:t xml:space="preserve"> </w:t>
@@ -2165,7 +2250,10 @@
         </m:r>
       </m:oMath>
       <w:r>
-        <w:br/>
+        <w:t xml:space="preserve">,</w:t>
+      </w:r>
+      <w:r>
+        <w:t xml:space="preserve"> </w:t>
       </w:r>
       <m:oMath>
         <m:r>
@@ -2176,10 +2264,10 @@
         <w:t xml:space="preserve"> </w:t>
       </w:r>
       <w:r>
-        <w:t xml:space="preserve">= Overall pooled effect</w:t>
-      </w:r>
-      <w:r>
-        <w:br/>
+        <w:t xml:space="preserve">is the overall pooled effect and</w:t>
+      </w:r>
+      <w:r>
+        <w:t xml:space="preserve"> </w:t>
       </w:r>
       <m:oMath>
         <m:r>
@@ -2190,16 +2278,11 @@
         <w:t xml:space="preserve"> </w:t>
       </w:r>
       <w:r>
-        <w:t xml:space="preserve">= Between-study standard deviation (heterogeneity)</w:t>
+        <w:t xml:space="preserve">is the between-study standard deviation (heterogeneity).</w:t>
       </w:r>
       <w:r>
         <w:br/>
       </w:r>
-    </w:p>
-    <w:p>
-      <w:pPr>
-        <w:pStyle w:val="BodyText"/>
-      </w:pPr>
       <w:r>
         <w:t xml:space="preserve">The Bayesian model was fit using the R package</w:t>
       </w:r>
@@ -2216,25 +2299,13 @@
         <w:t xml:space="preserve"> </w:t>
       </w:r>
       <w:r>
-        <w:t xml:space="preserve">[37]</w:t>
-      </w:r>
-      <w:r>
-        <w:t xml:space="preserve"> </w:t>
-      </w:r>
-      <w:r>
-        <w:t xml:space="preserve">version 2.22.0.</w:t>
-      </w:r>
-      <w:r>
-        <w:t xml:space="preserve"> </w:t>
-      </w:r>
-      <w:r>
-        <w:t xml:space="preserve">Posterior draws were sampled using Markov chain Monte Carlo (MCMC) and the No-U-Turn sampler (NUTS)</w:t>
-      </w:r>
-      <w:r>
-        <w:t xml:space="preserve"> </w:t>
-      </w:r>
-      <w:r>
-        <w:t xml:space="preserve">[38]</w:t>
+        <w:t xml:space="preserve">version 2.22.0</w:t>
+      </w:r>
+      <w:r>
+        <w:t xml:space="preserve"> </w:t>
+      </w:r>
+      <w:r>
+        <w:t xml:space="preserve">(Bürkner, 2017)</w:t>
       </w:r>
       <w:r>
         <w:t xml:space="preserve">.</w:t>
@@ -2243,13 +2314,19 @@
         <w:t xml:space="preserve"> </w:t>
       </w:r>
       <w:r>
+        <w:t xml:space="preserve">Sampling was done using Markov chain Monte Carlo (MCMC).</w:t>
+      </w:r>
+      <w:r>
+        <w:t xml:space="preserve"> </w:t>
+      </w:r>
+      <w:r>
         <w:t xml:space="preserve">We ran four chains with 4,000 iterations each, of which 2,000 iterations were discarded as warmup, resulting in 8,000 total post-warmup draws.</w:t>
       </w:r>
       <w:r>
         <w:t xml:space="preserve"> </w:t>
       </w:r>
       <w:r>
-        <w:t xml:space="preserve">MCMC convergence was assessed using the Gelman-Rubin statistic (</w:t>
+        <w:t xml:space="preserve">MCMC convergence was assessed using traceplots and the Gelman-Rubin statistic (</w:t>
       </w:r>
       <m:oMath>
         <m:acc>
@@ -2264,7 +2341,13 @@
         </m:acc>
       </m:oMath>
       <w:r>
-        <w:t xml:space="preserve">) and chain resolution was assessed using the effective sample size (ESS).</w:t>
+        <w:t xml:space="preserve">).</w:t>
+      </w:r>
+      <w:r>
+        <w:t xml:space="preserve"> </w:t>
+      </w:r>
+      <w:r>
+        <w:t xml:space="preserve">Chain resolution was assessed using the effective sample size (ESS).</w:t>
       </w:r>
       <w:r>
         <w:br/>
@@ -2333,7 +2416,7 @@
         <w:t xml:space="preserve"> </w:t>
       </w:r>
       <w:r>
-        <w:t xml:space="preserve">(frequentist approach) so that both</w:t>
+        <w:t xml:space="preserve">(frequentist framework) so that both</w:t>
       </w:r>
       <w:r>
         <w:t xml:space="preserve"> </w:t>
@@ -2356,7 +2439,7 @@
         <w:t xml:space="preserve"> </w:t>
       </w:r>
       <w:r>
-        <w:t xml:space="preserve">results are comparable.</w:t>
+        <w:t xml:space="preserve">results are comparable (supplementary file x).</w:t>
       </w:r>
     </w:p>
     <w:p>
@@ -2364,13 +2447,13 @@
         <w:pStyle w:val="BodyText"/>
       </w:pPr>
       <w:r>
-        <w:t xml:space="preserve">In Bayesian statistics, prior knowledge or assumptions from previously published studies, domain knowledge or beliefs are updated by the newly observed data and together result in a posterior distribution.</w:t>
-      </w:r>
-      <w:r>
-        <w:t xml:space="preserve"> </w:t>
-      </w:r>
-      <w:r>
-        <w:t xml:space="preserve">Prior distributions are specified for all parameters to be estimated, which in this study are the overall pooled effect estimate</w:t>
+        <w:t xml:space="preserve">In the Bayesian framework, domain knowledge is elicited and captured as probability distributions (priors) which are subsequently updated by the newly observed data, resulting in a posterior distribution.</w:t>
+      </w:r>
+      <w:r>
+        <w:t xml:space="preserve"> </w:t>
+      </w:r>
+      <w:r>
+        <w:t xml:space="preserve">Prior distributions are specified for all model parameters, i.e. the overall pooled effect estimate</w:t>
       </w:r>
       <w:r>
         <w:t xml:space="preserve"> </w:t>
@@ -2401,13 +2484,13 @@
         <w:t xml:space="preserve"> </w:t>
       </w:r>
       <w:r>
-        <w:t xml:space="preserve">For both parameters, weakly-informative (conservative) priors were chosen so that the posterior distributions are softly being bounded to realistic ranges of results.</w:t>
-      </w:r>
-      <w:r>
-        <w:t xml:space="preserve"> </w:t>
-      </w:r>
-      <w:r>
-        <w:t xml:space="preserve">Because the unit scale of the included effect estimates was harmonized to IQ shift per unit increase in</w:t>
+        <w:t xml:space="preserve">For both parameters, weakly-informative priors were chosen so that the posterior distributions are softly being bounded to realistic ranges of results.</w:t>
+      </w:r>
+      <w:r>
+        <w:t xml:space="preserve"> </w:t>
+      </w:r>
+      <w:r>
+        <w:t xml:space="preserve">The priors are specified on the same scale as the harmonized effect estimates (IQ shift per unit increase in</w:t>
       </w:r>
       <w:r>
         <w:t xml:space="preserve"> </w:t>
@@ -2430,7 +2513,7 @@
         </m:sSub>
       </m:oMath>
       <w:r>
-        <w:t xml:space="preserve">-transformed blood lead concentration (µg/dL), the priors will be specified on the same scale.</w:t>
+        <w:t xml:space="preserve">-transformed BLL).</w:t>
       </w:r>
     </w:p>
     <w:p>
@@ -2455,10 +2538,24 @@
         <w:t xml:space="preserve"> </w:t>
       </w:r>
       <w:r>
-        <w:t xml:space="preserve">This translates to the assumption that the overall pooled effect lies between -5 and 3 with $</w:t>
-      </w:r>
-      <w:r>
-        <w:t xml:space="preserve">$95% probability.</w:t>
+        <w:t xml:space="preserve">This reflects the prior belief that the overall pooled effect lies between -5 and 3 with</w:t>
+      </w:r>
+      <w:r>
+        <w:t xml:space="preserve"> </w:t>
+      </w:r>
+      <m:oMath>
+        <m:r>
+          <m:rPr>
+            <m:sty m:val="p"/>
+          </m:rPr>
+          <m:t>∼</m:t>
+        </m:r>
+      </m:oMath>
+      <w:r>
+        <w:t xml:space="preserve"> </w:t>
+      </w:r>
+      <w:r>
+        <w:t xml:space="preserve">95% probability.</w:t>
       </w:r>
       <w:r>
         <w:t xml:space="preserve"> </w:t>
@@ -2470,7 +2567,7 @@
         <w:t xml:space="preserve"> </w:t>
       </w:r>
       <w:r>
-        <w:t xml:space="preserve">[19]</w:t>
+        <w:t xml:space="preserve">(EFSA Panel on Contaminants in the Food Chain (CONTAM), 2010)</w:t>
       </w:r>
       <w:r>
         <w:t xml:space="preserve">.</w:t>
@@ -2479,7 +2576,7 @@
         <w:br/>
       </w:r>
       <w:r>
-        <w:t xml:space="preserve">Since between-study standard deviation (heterogeneity)</w:t>
+        <w:t xml:space="preserve">Since variance terms, such as the between study heterogeneity</w:t>
       </w:r>
       <w:r>
         <w:t xml:space="preserve"> </w:t>
@@ -2490,16 +2587,13 @@
         </m:r>
       </m:oMath>
       <w:r>
-        <w:t xml:space="preserve"> </w:t>
-      </w:r>
-      <w:r>
-        <w:t xml:space="preserve">must be positive, a truncated normal distribution centered at 0 with a SD of 2 was specified.</w:t>
-      </w:r>
-      <w:r>
-        <w:t xml:space="preserve"> </w:t>
-      </w:r>
-      <w:r>
-        <w:t xml:space="preserve">This translates to the assumption that</w:t>
+        <w:t xml:space="preserve">, must be positive, a truncated normal distribution centered at 0 with a SD of 2 was specified.</w:t>
+      </w:r>
+      <w:r>
+        <w:t xml:space="preserve"> </w:t>
+      </w:r>
+      <w:r>
+        <w:t xml:space="preserve">This reflects the prior belief that heterogeneity</w:t>
       </w:r>
       <w:r>
         <w:t xml:space="preserve"> </w:t>
@@ -2513,7 +2607,7 @@
         <w:t xml:space="preserve"> </w:t>
       </w:r>
       <w:r>
-        <w:t xml:space="preserve">is small, but due to its wide SD, the prior is still vague and thus weakly-informative.</w:t>
+        <w:t xml:space="preserve">is small to moderate, but does not exclude large heterogeneity if this is present in the included studies.</w:t>
       </w:r>
       <w:r>
         <w:t xml:space="preserve"> </w:t>
@@ -2526,7 +2620,7 @@
       <w:pPr>
         <w:pStyle w:val="BodyText"/>
       </w:pPr>
-      <w:bookmarkStart w:id="32" w:name="eq-priors"/>
+      <w:bookmarkStart w:id="33" w:name="eq-priors"/>
       <m:oMathPara>
         <m:oMathParaPr>
           <m:jc m:val="center"/>
@@ -2677,14 +2771,14 @@
           </m:d>
         </m:oMath>
       </m:oMathPara>
-      <w:bookmarkEnd w:id="32"/>
+      <w:bookmarkEnd w:id="33"/>
     </w:p>
     <w:p>
       <w:pPr>
         <w:pStyle w:val="FirstParagraph"/>
       </w:pPr>
       <w:r>
-        <w:t xml:space="preserve">Prior and posterior predictive checks were conducted using the</w:t>
+        <w:t xml:space="preserve">Prior predictive checks were conducted using the</w:t>
       </w:r>
       <w:r>
         <w:t xml:space="preserve"> </w:t>
@@ -2705,7 +2799,7 @@
         <w:t xml:space="preserve"> </w:t>
       </w:r>
       <w:r>
-        <w:t xml:space="preserve">[39]</w:t>
+        <w:t xml:space="preserve">(Gabry J, Mahr T, 2025)</w:t>
       </w:r>
       <w:r>
         <w:t xml:space="preserve"> </w:t>
@@ -2717,11 +2811,20 @@
         <w:t xml:space="preserve"> </w:t>
       </w:r>
       <w:r>
+        <w:t xml:space="preserve">Posterior predictive checks were carried out to assess if the model structure is able to capture the underlying data well.</w:t>
+      </w:r>
+      <w:r>
+        <w:t xml:space="preserve"> </w:t>
+      </w:r>
+      <w:r>
+        <w:t xml:space="preserve"> </w:t>
+      </w:r>
+      <w:r>
         <w:t xml:space="preserve">Additionally, a sensitivity analysis with alternative priors was conducted, as described below.</w:t>
       </w:r>
     </w:p>
-    <w:bookmarkEnd w:id="33"/>
-    <w:bookmarkStart w:id="34" w:name="frequentist-meta-analysis"/>
+    <w:bookmarkEnd w:id="34"/>
+    <w:bookmarkStart w:id="35" w:name="frequentist-meta-analysis"/>
     <w:p>
       <w:pPr>
         <w:pStyle w:val="Heading3"/>
@@ -2773,7 +2876,7 @@
         <w:t xml:space="preserve"> </w:t>
       </w:r>
       <w:r>
-        <w:t xml:space="preserve">[40]</w:t>
+        <w:t xml:space="preserve">(Wolfgang Viechtbauer, 2010)</w:t>
       </w:r>
       <w:r>
         <w:t xml:space="preserve">.</w:t>
@@ -2828,9 +2931,9 @@
         <w:t xml:space="preserve">.</w:t>
       </w:r>
     </w:p>
-    <w:bookmarkEnd w:id="34"/>
     <w:bookmarkEnd w:id="35"/>
-    <w:bookmarkStart w:id="36" w:name="sensitivity-analysis"/>
+    <w:bookmarkEnd w:id="36"/>
+    <w:bookmarkStart w:id="37" w:name="sensitivity-analysis"/>
     <w:p>
       <w:pPr>
         <w:pStyle w:val="Heading2"/>
@@ -2858,23 +2961,7 @@
         <w:pStyle w:val="BodyText"/>
       </w:pPr>
       <w:r>
-        <w:t xml:space="preserve">To examine the sensitivity of the results to the choice of prior distributions, we fit the Bayesian model again twice, with alternative priors for both the main effect (</w:t>
-      </w:r>
-      <m:oMath>
-        <m:r>
-          <m:t>μ</m:t>
-        </m:r>
-      </m:oMath>
-      <w:r>
-        <w:t xml:space="preserve">) and heterogeneity (</w:t>
-      </w:r>
-      <m:oMath>
-        <m:r>
-          <m:t>τ</m:t>
-        </m:r>
-      </m:oMath>
-      <w:r>
-        <w:t xml:space="preserve">).</w:t>
+        <w:t xml:space="preserve">To examine the sensitivity of the results to the choice of prior distributions, we fit the Bayesian model again for two alternative sets of priors.</w:t>
       </w:r>
       <w:r>
         <w:t xml:space="preserve"> </w:t>
@@ -3112,12 +3199,12 @@
         <w:t xml:space="preserve"> </w:t>
       </w:r>
       <w:r>
-        <w:t xml:space="preserve">Notice that for the main effect, the broader prior is centered around 0, giving equal weight to the probability of a protective and detrimental effect of lead.</w:t>
-      </w:r>
-    </w:p>
-    <w:bookmarkEnd w:id="36"/>
+        <w:t xml:space="preserve">Note that for the main effect, the broader prior is centered around 0, giving equal weight to the probability of a protective and detrimental effect of lead.</w:t>
+      </w:r>
+    </w:p>
     <w:bookmarkEnd w:id="37"/>
-    <w:bookmarkStart w:id="48" w:name="results"/>
+    <w:bookmarkEnd w:id="38"/>
+    <w:bookmarkStart w:id="49" w:name="results"/>
     <w:p>
       <w:pPr>
         <w:pStyle w:val="Heading1"/>
@@ -3126,7 +3213,7 @@
         <w:t xml:space="preserve">3. Results</w:t>
       </w:r>
     </w:p>
-    <w:bookmarkStart w:id="41" w:name="literature-review-1"/>
+    <w:bookmarkStart w:id="42" w:name="literature-review-1"/>
     <w:p>
       <w:pPr>
         <w:pStyle w:val="Heading2"/>
@@ -3140,7 +3227,7 @@
         <w:pStyle w:val="FirstParagraph"/>
       </w:pPr>
       <w:r>
-        <w:t xml:space="preserve">As described in the methods, the systematic review was conducted with a larger scope and was used as a basis for multiple case studies within the PARC project, which is why it includes another substance (mercury, Hg).</w:t>
+        <w:t xml:space="preserve">The systematic review was conducted with a larger scope and was used as a basis for multiple case studies within the PARC project, which is why it includes another substance (mercury, Hg).</w:t>
       </w:r>
       <w:r>
         <w:t xml:space="preserve"> </w:t>
@@ -3182,13 +3269,13 @@
         <w:t xml:space="preserve"> </w:t>
       </w:r>
       <w:r>
-        <w:t xml:space="preserve">Furthermore, four studies were excluded because the cohorts overlapped with another study and would led to duplicates.</w:t>
-      </w:r>
-      <w:r>
-        <w:t xml:space="preserve"> </w:t>
-      </w:r>
-      <w:r>
-        <w:t xml:space="preserve">Four additional studies were excluded because they either solely reported effects of chemical mixtures, because they used non-linear models (including the use of splines) or because they failed to report essential statistics.</w:t>
+        <w:t xml:space="preserve">Furthermore, four studies were excluded because the cohorts overlapped with another study and would lead to duplicates.</w:t>
+      </w:r>
+      <w:r>
+        <w:t xml:space="preserve"> </w:t>
+      </w:r>
+      <w:r>
+        <w:t xml:space="preserve">Four additional studies were excluded because they either solely reported effects of chemical mixtures, used non-linear models (including the use of splines) or failed to report essential statistics.</w:t>
       </w:r>
       <w:r>
         <w:t xml:space="preserve"> </w:t>
@@ -3200,7 +3287,7 @@
         <w:t xml:space="preserve"> </w:t>
       </w:r>
       <w:r>
-        <w:t xml:space="preserve">Study characteristics and regression coefficients (effect estimates) are shown in Tab. 3.</w:t>
+        <w:t xml:space="preserve">Study characteristics and regression coefficients (effect estimates) are shown in Tab. 2.</w:t>
       </w:r>
     </w:p>
     <w:p>
@@ -3208,25 +3295,22 @@
         <w:pStyle w:val="BodyText"/>
       </w:pPr>
       <w:r>
-        <w:t xml:space="preserve">A PRISMA flow diagram</w:t>
-      </w:r>
-      <w:r>
-        <w:t xml:space="preserve"> </w:t>
-      </w:r>
-      <w:r>
-        <w:t xml:space="preserve">[29]</w:t>
-      </w:r>
-      <w:r>
-        <w:t xml:space="preserve"> </w:t>
-      </w:r>
-      <w:r>
-        <w:t xml:space="preserve">summarizing the review process is shown in Fig. 1.</w:t>
-      </w:r>
-      <w:r>
-        <w:t xml:space="preserve"> </w:t>
-      </w:r>
-      <w:r>
-        <w:t xml:space="preserve">Detailed information on the screening process and exclusion reasons can be found in supplementary file 2.</w:t>
+        <w:t xml:space="preserve">A PRISMA flow diagram summarizing the review process is shown in Fig. 1</w:t>
+      </w:r>
+      <w:r>
+        <w:t xml:space="preserve"> </w:t>
+      </w:r>
+      <w:r>
+        <w:t xml:space="preserve">(Page et al., 2021)</w:t>
+      </w:r>
+      <w:r>
+        <w:t xml:space="preserve">.</w:t>
+      </w:r>
+      <w:r>
+        <w:t xml:space="preserve"> </w:t>
+      </w:r>
+      <w:r>
+        <w:t xml:space="preserve">Detailed information on the screening process and exclusion reasons can be found in supplementary file 3.</w:t>
       </w:r>
     </w:p>
     <w:p>
@@ -3238,18 +3322,18 @@
           <wp:inline>
             <wp:extent cx="3566160" cy="4059018"/>
             <wp:effectExtent b="0" l="0" r="0" t="0"/>
-            <wp:docPr descr="Fig. 1: PRISMA flow diagram" title="" id="39" name="Picture"/>
+            <wp:docPr descr="Fig. 1: PRISMA flow diagram. BLL, blood lead level; Pb, lead; Hg, mercury" title="" id="40" name="Picture"/>
             <a:graphic>
               <a:graphicData uri="http://schemas.openxmlformats.org/drawingml/2006/picture">
                 <pic:pic>
                   <pic:nvPicPr>
-                    <pic:cNvPr descr="tables_figures/main/figure1.png" id="40" name="Picture"/>
+                    <pic:cNvPr descr="tables_figures/main/figure1.png" id="41" name="Picture"/>
                     <pic:cNvPicPr>
                       <a:picLocks noChangeArrowheads="1" noChangeAspect="1"/>
                     </pic:cNvPicPr>
                   </pic:nvPicPr>
                   <pic:blipFill>
-                    <a:blip r:embed="rId38"/>
+                    <a:blip r:embed="rId39"/>
                     <a:stretch>
                       <a:fillRect/>
                     </a:stretch>
@@ -3281,7 +3365,7 @@
         <w:pStyle w:val="ImageCaption"/>
       </w:pPr>
       <w:r>
-        <w:t xml:space="preserve">Fig. 1: PRISMA flow diagram</w:t>
+        <w:t xml:space="preserve">Fig. 1: PRISMA flow diagram. BLL, blood lead level; Pb, lead; Hg, mercury</w:t>
       </w:r>
     </w:p>
     <w:p>
@@ -3289,13 +3373,13 @@
         <w:pStyle w:val="BodyText"/>
       </w:pPr>
       <w:r>
-        <w:t xml:space="preserve">The size of the study population in included studies ranges from 127</w:t>
-      </w:r>
-      <w:r>
-        <w:t xml:space="preserve"> </w:t>
-      </w:r>
-      <w:r>
-        <w:t xml:space="preserve">[41]</w:t>
+        <w:t xml:space="preserve">The size of the study population in included studies ranged from 127</w:t>
+      </w:r>
+      <w:r>
+        <w:t xml:space="preserve"> </w:t>
+      </w:r>
+      <w:r>
+        <w:t xml:space="preserve">(Earl et al., 2016)</w:t>
       </w:r>
       <w:r>
         <w:t xml:space="preserve"> </w:t>
@@ -3307,7 +3391,7 @@
         <w:t xml:space="preserve"> </w:t>
       </w:r>
       <w:r>
-        <w:t xml:space="preserve">[25]</w:t>
+        <w:t xml:space="preserve">(Crump et al., 2013)</w:t>
       </w:r>
       <w:r>
         <w:t xml:space="preserve">.</w:t>
@@ -3316,13 +3400,13 @@
         <w:t xml:space="preserve"> </w:t>
       </w:r>
       <w:r>
-        <w:t xml:space="preserve">Study designs are cross-sectional</w:t>
-      </w:r>
-      <w:r>
-        <w:t xml:space="preserve"> </w:t>
-      </w:r>
-      <w:r>
-        <w:t xml:space="preserve">[35,42–46]</w:t>
+        <w:t xml:space="preserve">Study designs included cross-sectional</w:t>
+      </w:r>
+      <w:r>
+        <w:t xml:space="preserve"> </w:t>
+      </w:r>
+      <w:r>
+        <w:t xml:space="preserve">(Bauer et al., 2020; Hong et al., 2015; Lucchini et al., 2019, 2012; Roy et al., 2013; Schnaas et al., 2006)</w:t>
       </w:r>
       <w:r>
         <w:t xml:space="preserve"> </w:t>
@@ -3334,7 +3418,7 @@
         <w:t xml:space="preserve"> </w:t>
       </w:r>
       <w:r>
-        <w:t xml:space="preserve">[25,41,47–49]</w:t>
+        <w:t xml:space="preserve">(Crump et al., 2013; Dantzer et al., 2020; Desrochers-Couture et al., 2018; Earl et al., 2016; Lee et al., 2021)</w:t>
       </w:r>
       <w:r>
         <w:t xml:space="preserve">.</w:t>
@@ -3343,13 +3427,13 @@
         <w:t xml:space="preserve"> </w:t>
       </w:r>
       <w:r>
-        <w:t xml:space="preserve">The included studies have been conducted in multiple different regions of the world (North America: 4, South America: 1, Europe: 3, Asia: 3, Australia: 1) and some populations have been sampled in hotspot regions with presumably higher lead concentrations</w:t>
-      </w:r>
-      <w:r>
-        <w:t xml:space="preserve"> </w:t>
-      </w:r>
-      <w:r>
-        <w:t xml:space="preserve">[41,42,50]</w:t>
+        <w:t xml:space="preserve">The included studies were conducted in multiple different regions of the world (North America: 4, South America: 1, Europe: 3, Asia: 3, Australia: 1) and some populations were sampled in hotspot regions with presumably higher lead concentrations</w:t>
+      </w:r>
+      <w:r>
+        <w:t xml:space="preserve"> </w:t>
+      </w:r>
+      <w:r>
+        <w:t xml:space="preserve">(Bauer et al., 2020; Earl et al., 2016; Menezes-Filho et al., 2018)</w:t>
       </w:r>
       <w:r>
         <w:t xml:space="preserve">.</w:t>
@@ -3358,13 +3442,13 @@
         <w:t xml:space="preserve"> </w:t>
       </w:r>
       <w:r>
-        <w:t xml:space="preserve">The study by Roy et al.</w:t>
-      </w:r>
-      <w:r>
-        <w:t xml:space="preserve"> </w:t>
-      </w:r>
-      <w:r>
-        <w:t xml:space="preserve">[46]</w:t>
+        <w:t xml:space="preserve">The study by</w:t>
+      </w:r>
+      <w:r>
+        <w:t xml:space="preserve"> </w:t>
+      </w:r>
+      <w:r>
+        <w:t xml:space="preserve">Roy et al. (2013)</w:t>
       </w:r>
       <w:r>
         <w:t xml:space="preserve"> </w:t>
@@ -3379,8 +3463,8 @@
         <w:t xml:space="preserve">We contacted the corresponding author, who confirmed that decimal points were missing in the publication.</w:t>
       </w:r>
     </w:p>
-    <w:bookmarkEnd w:id="41"/>
-    <w:bookmarkStart w:id="42" w:name="risk-of-bias"/>
+    <w:bookmarkEnd w:id="42"/>
+    <w:bookmarkStart w:id="43" w:name="risk-of-bias"/>
     <w:p>
       <w:pPr>
         <w:pStyle w:val="Heading2"/>
@@ -3400,7 +3484,7 @@
         <w:t xml:space="preserve"> </w:t>
       </w:r>
       <w:r>
-        <w:t xml:space="preserve">[35,42,43,46–50]</w:t>
+        <w:t xml:space="preserve">(Bauer et al., 2020; Dantzer et al., 2020; Desrochers-Couture et al., 2018; Hong et al., 2015; Lee et al., 2021; Menezes-Filho et al., 2018; Roy et al., 2013; Schnaas et al., 2006)</w:t>
       </w:r>
       <w:r>
         <w:t xml:space="preserve">,</w:t>
@@ -3415,7 +3499,7 @@
         <w:t xml:space="preserve"> </w:t>
       </w:r>
       <w:r>
-        <w:t xml:space="preserve">[44,45]</w:t>
+        <w:t xml:space="preserve">(Lucchini et al., 2019, 2012)</w:t>
       </w:r>
       <w:r>
         <w:t xml:space="preserve"> </w:t>
@@ -3427,7 +3511,7 @@
         <w:t xml:space="preserve"> </w:t>
       </w:r>
       <w:r>
-        <w:t xml:space="preserve">[25,41]</w:t>
+        <w:t xml:space="preserve">(Crump et al., 2013; Earl et al., 2016)</w:t>
       </w:r>
       <w:r>
         <w:t xml:space="preserve">.</w:t>
@@ -3480,7 +3564,7 @@
         <w:t xml:space="preserve"> </w:t>
       </w:r>
       <w:r>
-        <w:t xml:space="preserve">[51]</w:t>
+        <w:t xml:space="preserve">(Smith, 2018)</w:t>
       </w:r>
       <w:r>
         <w:t xml:space="preserve">.</w:t>
@@ -3508,17 +3592,17 @@
         <w:t xml:space="preserve"> </w:t>
       </w:r>
       <w:r>
-        <w:t xml:space="preserve">Results from the RoB assessment are presented in Tab. 4.</w:t>
-      </w:r>
-    </w:p>
-    <w:bookmarkEnd w:id="42"/>
-    <w:bookmarkStart w:id="46" w:name="meta-analysis-results"/>
+        <w:t xml:space="preserve">Results from the RoB assessment are presented in Tab. 3.</w:t>
+      </w:r>
+    </w:p>
+    <w:bookmarkEnd w:id="43"/>
+    <w:bookmarkStart w:id="47" w:name="meta-analysis-1"/>
     <w:p>
       <w:pPr>
         <w:pStyle w:val="Heading2"/>
       </w:pPr>
       <w:r>
-        <w:t xml:space="preserve">3.3 Meta Analysis Results</w:t>
+        <w:t xml:space="preserve">3.3 Meta Analysis</w:t>
       </w:r>
     </w:p>
     <w:p>
@@ -3526,13 +3610,13 @@
         <w:pStyle w:val="FirstParagraph"/>
       </w:pPr>
       <w:r>
-        <w:t xml:space="preserve">The prior predictive check indicates that the specified priors are appropriate (supplementary file 3).</w:t>
-      </w:r>
-      <w:r>
-        <w:t xml:space="preserve"> </w:t>
-      </w:r>
-      <w:r>
-        <w:t xml:space="preserve">The posterior predictive check suggested appropriate model specification (supplementary file 4).</w:t>
+        <w:t xml:space="preserve">The prior predictive check indicates that the specified priors are appropriate (supplementary file 4).</w:t>
+      </w:r>
+      <w:r>
+        <w:t xml:space="preserve"> </w:t>
+      </w:r>
+      <w:r>
+        <w:t xml:space="preserve">The posterior predictive check showed that the model correctly captures important patterns in the data (supplementary file 5).</w:t>
       </w:r>
       <w:r>
         <w:t xml:space="preserve"> </w:t>
@@ -3553,7 +3637,7 @@
         <w:t xml:space="preserve"> </w:t>
       </w:r>
       <w:r>
-        <w:t xml:space="preserve">values indicate well converged MCMC chains (1.00 for both</w:t>
+        <w:t xml:space="preserve">values indicate that all MCMC chains coverged (1.00 for both</w:t>
       </w:r>
       <w:r>
         <w:t xml:space="preserve"> </w:t>
@@ -3584,13 +3668,13 @@
         <w:t xml:space="preserve"> </w:t>
       </w:r>
       <w:r>
-        <w:t xml:space="preserve">MCMC trace plots suggest well-mixed chains and good convergence (supplementary file 5).</w:t>
-      </w:r>
-      <w:r>
-        <w:t xml:space="preserve"> </w:t>
-      </w:r>
-      <w:r>
-        <w:t xml:space="preserve">ESS for the central part of the posterior distribution for</w:t>
+        <w:t xml:space="preserve">MCMC trace plots showed well-mixed chains and convergence (supplementary file 6).</w:t>
+      </w:r>
+      <w:r>
+        <w:t xml:space="preserve"> </w:t>
+      </w:r>
+      <w:r>
+        <w:t xml:space="preserve">ESS indicate that sampling was efficient and central point estimates and credible intervals can be interpreted with confidence (ESS bulk for</w:t>
       </w:r>
       <w:r>
         <w:t xml:space="preserve"> </w:t>
@@ -3601,30 +3685,7 @@
         </m:r>
       </m:oMath>
       <w:r>
-        <w:t xml:space="preserve"> </w:t>
-      </w:r>
-      <w:r>
-        <w:t xml:space="preserve">is 1,796 and 2,504 for the tails of the distribution.</w:t>
-      </w:r>
-      <w:r>
-        <w:t xml:space="preserve"> </w:t>
-      </w:r>
-      <w:r>
-        <w:t xml:space="preserve">This corresponds to 22.5% and 31.3% of total samples respectively, indicating efficiently sampled posterior distribution of</w:t>
-      </w:r>
-      <w:r>
-        <w:t xml:space="preserve"> </w:t>
-      </w:r>
-      <m:oMath>
-        <m:r>
-          <m:t>μ</m:t>
-        </m:r>
-      </m:oMath>
-      <w:r>
-        <w:t xml:space="preserve"> </w:t>
-      </w:r>
-      <w:r>
-        <w:t xml:space="preserve">across both its central tendency and tail regions, and that central point estimates and credible intervals can be interpreted with confidence.</w:t>
+        <w:t xml:space="preserve">: 1,796; ESS tail: 2,504, corresponding to 22.5% and 31.3% of total samples respectively).</w:t>
       </w:r>
     </w:p>
     <w:p>
@@ -3632,13 +3693,13 @@
         <w:pStyle w:val="BodyText"/>
       </w:pPr>
       <w:r>
-        <w:t xml:space="preserve">The Bayesian random-effects meta-analysis yielded a posterior mean pooled estimate of -2.28 (95% credible interval (CrI): -3.56; -1.06) IQ points per log-unit increase in BLL (µg/dL).</w:t>
-      </w:r>
-      <w:r>
-        <w:t xml:space="preserve"> </w:t>
-      </w:r>
-      <w:r>
-        <w:t xml:space="preserve">The frequentist approach produced a comparable pooled estimate of -2.45 (95% confidence interval (CI): -3.7; -1.2).</w:t>
+        <w:t xml:space="preserve">The Bayesian random-effects meta-analysis yielded a posterior mean pooled estimate of -2.28 (95% credible interval (CrI): -3.56 to -1.06) IQ points per log-unit increase in BLL (µg/dL) (see Fig. 2).</w:t>
+      </w:r>
+      <w:r>
+        <w:t xml:space="preserve"> </w:t>
+      </w:r>
+      <w:r>
+        <w:t xml:space="preserve">The frequentist approach produced a comparable pooled estimate of -2.45 (95% confidence interval (CI): -3.7 to -1.2).</w:t>
       </w:r>
       <w:r>
         <w:br/>
@@ -3650,7 +3711,7 @@
         <w:t xml:space="preserve"> </w:t>
       </w:r>
       <w:r>
-        <w:t xml:space="preserve">In the Bayesian model, between-study heterogeneity was estimated as</w:t>
+        <w:t xml:space="preserve">In the Bayesian framework, between-study heterogeneity was estimated as</w:t>
       </w:r>
       <w:r>
         <w:t xml:space="preserve"> </w:t>
@@ -3673,7 +3734,7 @@
         <w:t xml:space="preserve"> </w:t>
       </w:r>
       <w:r>
-        <w:t xml:space="preserve">= 3.8 (95% CrI: 1; 9.5), corresponding to an</w:t>
+        <w:t xml:space="preserve">= 3.8 (95% CrI: 1 to 9.5), corresponding to an</w:t>
       </w:r>
       <w:r>
         <w:t xml:space="preserve"> </w:t>
@@ -3700,7 +3761,7 @@
         <w:t xml:space="preserve"> </w:t>
       </w:r>
       <w:r>
-        <w:t xml:space="preserve">of 83.3% (95% CrI: 63.9%; 94.2%).</w:t>
+        <w:t xml:space="preserve">of 83.3% (95% CrI: 63.9% to 94.2%).</w:t>
       </w:r>
       <w:r>
         <w:t xml:space="preserve"> </w:t>
@@ -3729,7 +3790,7 @@
         <w:t xml:space="preserve"> </w:t>
       </w:r>
       <w:r>
-        <w:t xml:space="preserve">= 3.3 (95% CI: 1; 3.3), with</w:t>
+        <w:t xml:space="preserve">= 3.3 (95% CI: 1 to 3.3), with</w:t>
       </w:r>
       <w:r>
         <w:t xml:space="preserve"> </w:t>
@@ -3756,15 +3817,7 @@
         <w:t xml:space="preserve"> </w:t>
       </w:r>
       <w:r>
-        <w:t xml:space="preserve">= 85% (95% CI: 62.7; 95.2%).</w:t>
-      </w:r>
-    </w:p>
-    <w:p>
-      <w:pPr>
-        <w:pStyle w:val="BodyText"/>
-      </w:pPr>
-      <w:r>
-        <w:t xml:space="preserve">Forest plots of both approaches are shown in Fig. 2:</w:t>
+        <w:t xml:space="preserve">= 85% (95% CI: 62.7 to 95.2%).</w:t>
       </w:r>
     </w:p>
     <w:p>
@@ -3776,18 +3829,18 @@
           <wp:inline>
             <wp:extent cx="5943600" cy="2228220"/>
             <wp:effectExtent b="0" l="0" r="0" t="0"/>
-            <wp:docPr descr="Fig. 2: Forest plots for Bayesian (left) and frequentist (right) meta-analyses. BLL, blood lead level; CI, confidence interval; CrI, credible interval" title="" id="44" name="Picture"/>
+            <wp:docPr descr="Fig. 2: Forest plots for Bayesian (left) and frequentist (right) meta-analyses. BLL, blood lead level; CI, confidence interval; CrI, credible interval" title="" id="45" name="Picture"/>
             <a:graphic>
               <a:graphicData uri="http://schemas.openxmlformats.org/drawingml/2006/picture">
                 <pic:pic>
                   <pic:nvPicPr>
-                    <pic:cNvPr descr="./tables_figures/main/combined_forest_plots.png" id="45" name="Picture"/>
+                    <pic:cNvPr descr="./tables_figures/main/figure2.png" id="46" name="Picture"/>
                     <pic:cNvPicPr>
                       <a:picLocks noChangeArrowheads="1" noChangeAspect="1"/>
                     </pic:cNvPicPr>
                   </pic:nvPicPr>
                   <pic:blipFill>
-                    <a:blip r:embed="rId43"/>
+                    <a:blip r:embed="rId44"/>
                     <a:stretch>
                       <a:fillRect/>
                     </a:stretch>
@@ -3827,7 +3880,7 @@
         <w:pStyle w:val="BodyText"/>
       </w:pPr>
       <w:r>
-        <w:t xml:space="preserve">The single study estimates depicted in Fig. 2 are not the same in both approaches because the Bayesian model estimates a posterior distribution for every individual study, which is displayed in the forest plot.</w:t>
+        <w:t xml:space="preserve">The single study estimates depicted in Fig. 2 differ in both approaches because the Bayesian model estimates a posterior distribution for every individual study, which is displayed in the forest plot.</w:t>
       </w:r>
       <w:r>
         <w:t xml:space="preserve"> </w:t>
@@ -3842,14 +3895,14 @@
         <w:t xml:space="preserve">This leads to a shrinkage of the posterior means towards the pooled effect and is comparable to the inverse-variance weighting in frequentist meta-analyses.</w:t>
       </w:r>
     </w:p>
-    <w:bookmarkEnd w:id="46"/>
-    <w:bookmarkStart w:id="47" w:name="sensitivity-analysis-results"/>
+    <w:bookmarkEnd w:id="47"/>
+    <w:bookmarkStart w:id="48" w:name="sensitivity-analysis-1"/>
     <w:p>
       <w:pPr>
         <w:pStyle w:val="Heading2"/>
       </w:pPr>
       <w:r>
-        <w:t xml:space="preserve">3.4 Sensitivity Analysis Results</w:t>
+        <w:t xml:space="preserve">3.4 Sensitivity Analysis</w:t>
       </w:r>
     </w:p>
     <w:p>
@@ -3857,7 +3910,7 @@
         <w:pStyle w:val="FirstParagraph"/>
       </w:pPr>
       <w:r>
-        <w:t xml:space="preserve">We conducted two sets of sensitivity analyses, results are shown in Tab. 5.</w:t>
+        <w:t xml:space="preserve">We conducted two sets of sensitivity analyses, results are shown in Tab. 4.</w:t>
       </w:r>
       <w:r>
         <w:t xml:space="preserve"> </w:t>
@@ -3869,13 +3922,13 @@
         <w:t xml:space="preserve"> </w:t>
       </w:r>
       <w:r>
-        <w:t xml:space="preserve">For both the frequentist and Bayesian models, the strength of the mean pooled effect decreased after removing studies with high risk of bias and slightly increased again after removing high and moderate RoB studies.</w:t>
-      </w:r>
-      <w:r>
-        <w:t xml:space="preserve"> </w:t>
-      </w:r>
-      <w:r>
-        <w:t xml:space="preserve">Because the margins of shifts in effects are small and the effects shifted in both directions, the results can be considered generally robust to possible individual-study bias.</w:t>
+        <w:t xml:space="preserve">For both the frequentist and Bayesian frameworks, the strength of the mean pooled effect decreased after removing studies with high risk of bias and slightly increased again after removing high and moderate RoB studies.</w:t>
+      </w:r>
+      <w:r>
+        <w:t xml:space="preserve"> </w:t>
+      </w:r>
+      <w:r>
+        <w:t xml:space="preserve">The results can be considered robust to possible individual-study bias, because the margins of shifts in effects are small and the effects shifted in both directions.</w:t>
       </w:r>
     </w:p>
     <w:p>
@@ -4155,12 +4208,12 @@
         <w:t xml:space="preserve"> </w:t>
       </w:r>
       <w:r>
-        <w:t xml:space="preserve">Supplementary file 6 shows prior, observed data and posterior distributions of all three prior specifications.</w:t>
-      </w:r>
-    </w:p>
-    <w:bookmarkEnd w:id="47"/>
+        <w:t xml:space="preserve">Supplementary file 7 shows prior, observed data and posterior distributions of all three prior specifications.</w:t>
+      </w:r>
+    </w:p>
     <w:bookmarkEnd w:id="48"/>
-    <w:bookmarkStart w:id="49" w:name="discussion"/>
+    <w:bookmarkEnd w:id="49"/>
+    <w:bookmarkStart w:id="50" w:name="discussion"/>
     <w:p>
       <w:pPr>
         <w:pStyle w:val="Heading1"/>
@@ -4174,7 +4227,7 @@
         <w:pStyle w:val="FirstParagraph"/>
       </w:pPr>
       <w:r>
-        <w:t xml:space="preserve">In this study, we provide an updated pooled effect estimate for the association between children’s lead exposure and IQ, and compare a conventional, frequentist approach to meta-analysis to a Bayesian approach that is less used in the field of environmental epidemiology to date.</w:t>
+        <w:t xml:space="preserve">In this study, we provide an updated pooled effect estimate for the association between children’s lead exposure and IQ, and compare a conventional, frequentist meta-analysis to a Bayesian meta-analysis – a framework that is less used in the field of environmental epidemiology to date.</w:t>
       </w:r>
       <w:r>
         <w:t xml:space="preserve"> </w:t>
@@ -4191,7 +4244,7 @@
         <w:t xml:space="preserve"> </w:t>
       </w:r>
       <w:r>
-        <w:t xml:space="preserve">[52–55]</w:t>
+        <w:t xml:space="preserve">(C Iyer et al., 2025; Hong et al., 2013; Kazi, 2026; Yao et al., 2025)</w:t>
       </w:r>
       <w:r>
         <w:t xml:space="preserve"> </w:t>
@@ -4203,7 +4256,7 @@
         <w:t xml:space="preserve"> </w:t>
       </w:r>
       <w:r>
-        <w:t xml:space="preserve">[56,57]</w:t>
+        <w:t xml:space="preserve">(Sadeghirad et al., 2023; Seide et al., 2020)</w:t>
       </w:r>
       <w:r>
         <w:t xml:space="preserve"> </w:t>
@@ -4221,12 +4274,12 @@
         <w:t xml:space="preserve"> </w:t>
       </w:r>
       <w:r>
-        <w:t xml:space="preserve">All data and computational code are publicly available on</w:t>
-      </w:r>
-      <w:r>
-        <w:t xml:space="preserve"> </w:t>
-      </w:r>
-      <w:hyperlink r:id="rId30">
+        <w:t xml:space="preserve">All data and code are publicly available on</w:t>
+      </w:r>
+      <w:r>
+        <w:t xml:space="preserve"> </w:t>
+      </w:r>
+      <w:hyperlink r:id="rId31">
         <w:r>
           <w:rPr>
             <w:rStyle w:val="Hyperlink"/>
@@ -4235,7 +4288,7 @@
         </w:r>
       </w:hyperlink>
       <w:r>
-        <w:t xml:space="preserve">, making the analysis fully reproducible.</w:t>
+        <w:t xml:space="preserve">.</w:t>
       </w:r>
     </w:p>
     <w:p>
@@ -4243,7 +4296,10 @@
         <w:pStyle w:val="BodyText"/>
       </w:pPr>
       <w:r>
-        <w:t xml:space="preserve">Pooled effect estimates and measures of heterogeneity were largely consistent across both approaches, though the Bayesian model yielded slightly lower mean pooled effects.</w:t>
+        <w:t xml:space="preserve">Pooled effect estimates and measures of heterogeneity were largely consistent across both frameworks, though the Bayesian model yielded slightly lower mean pooled effects.</w:t>
+      </w:r>
+      <w:r>
+        <w:t xml:space="preserve"> </w:t>
       </w:r>
       <w:r>
         <w:t xml:space="preserve"> </w:t>
@@ -4255,13 +4311,24 @@
         <w:t xml:space="preserve"> </w:t>
       </w:r>
       <w:r>
-        <w:t xml:space="preserve">Importantly, this difference does not materially affect the overall interpretation of the association between lead exposure and IQ.</w:t>
-      </w:r>
-      <w:r>
-        <w:t xml:space="preserve"> </w:t>
-      </w:r>
-      <w:r>
-        <w:t xml:space="preserve">However, it illustrates that Bayesian meta-analysis can be less sensitive to outlier studies reporting large effects with substantial uncertainty, provided that priors (more specifically the prior for heterogeneity) reflecting plausible domain knowledge are specified.</w:t>
+        <w:t xml:space="preserve">Importantly, this difference does not relevantly affect the overall interpretation of the association between lead exposure and IQ.</w:t>
+      </w:r>
+    </w:p>
+    <w:p>
+      <w:pPr>
+        <w:pStyle w:val="BodyText"/>
+      </w:pPr>
+      <w:r>
+        <w:t xml:space="preserve">The two frameworks differ in how they treat outier studies reporting extreme effects with with substantial uncertainty.</w:t>
+      </w:r>
+      <w:r>
+        <w:t xml:space="preserve"> </w:t>
+      </w:r>
+      <w:r>
+        <w:t xml:space="preserve">Bayesian meta analysis can be less sensitive to these outliers, due to the shrinkage exerted by the prior specified for heterogeneity, provided that priors reflecting plausible domain knowledge are specified carefully.</w:t>
+      </w:r>
+      <w:r>
+        <w:t xml:space="preserve"> </w:t>
       </w:r>
       <w:r>
         <w:t xml:space="preserve"> </w:t>
@@ -4273,7 +4340,7 @@
         <w:t xml:space="preserve"> </w:t>
       </w:r>
       <w:r>
-        <w:t xml:space="preserve">[58]</w:t>
+        <w:t xml:space="preserve">(Gelman et al., 2013)</w:t>
       </w:r>
       <w:r>
         <w:t xml:space="preserve">.</w:t>
@@ -4284,13 +4351,105 @@
         <w:pStyle w:val="BodyText"/>
       </w:pPr>
       <w:r>
-        <w:t xml:space="preserve">Conducting a Bayesian meta-analysis can be demanding than frequentist approaches, requiring greater statistical knowledge, explicit consideration of modelling assumptions, and in practice often more programming effort</w:t>
-      </w:r>
-      <w:r>
-        <w:t xml:space="preserve"> </w:t>
-      </w:r>
-      <w:r>
-        <w:t xml:space="preserve">[59]</w:t>
+        <w:t xml:space="preserve">Conducting a Bayesian meta-analysis can be more demanding than frequentist approaches, requiring greater statistical knowledge, explicit consideration of modelling assumptions, and typically more programming effort</w:t>
+      </w:r>
+      <w:r>
+        <w:t xml:space="preserve"> </w:t>
+      </w:r>
+      <w:r>
+        <w:t xml:space="preserve">(Gelman et al., 2020.)</w:t>
+      </w:r>
+      <w:r>
+        <w:t xml:space="preserve"> </w:t>
+      </w:r>
+      <w:r>
+        <w:t xml:space="preserve">While these demands may initially appear as disadvantages, they can equally be understood as methodological safeguards:</w:t>
+      </w:r>
+      <w:r>
+        <w:t xml:space="preserve"> </w:t>
+      </w:r>
+      <w:r>
+        <w:t xml:space="preserve">by requiring researchers to state assumptions explicitly rather than accepting software defaults, the Bayesian approach encourages deeper engagement with the data and statistical model.</w:t>
+      </w:r>
+    </w:p>
+    <w:p>
+      <w:pPr>
+        <w:pStyle w:val="BodyText"/>
+      </w:pPr>
+      <w:r>
+        <w:t xml:space="preserve">A key distinction between the two frameworks is in how they handle parameter uncertainty.</w:t>
+      </w:r>
+      <w:r>
+        <w:t xml:space="preserve"> </w:t>
+      </w:r>
+      <w:r>
+        <w:t xml:space="preserve">Frequentist models yield point estimates with confidence intervals, whereas Bayesian models produce full posterior distributions.</w:t>
+      </w:r>
+      <w:r>
+        <w:t xml:space="preserve"> </w:t>
+      </w:r>
+      <w:r>
+        <w:t xml:space="preserve">This offers distinct practical advantages, particularly for risk assessment and policy-making.</w:t>
+      </w:r>
+      <w:r>
+        <w:br/>
+      </w:r>
+      <w:r>
+        <w:t xml:space="preserve">First, any credible interval can be derived from the posterior distribution to meet the needs of researchers, decision-makers, or other stakeholders.</w:t>
+      </w:r>
+      <w:r>
+        <w:t xml:space="preserve"> </w:t>
+      </w:r>
+      <w:r>
+        <w:t xml:space="preserve">These allow direct probability statements about parameter values, unlike confidence intervals which are often incorrectly interpreted as probability statements about parameters.</w:t>
+      </w:r>
+      <w:r>
+        <w:t xml:space="preserve"> </w:t>
+      </w:r>
+      <w:r>
+        <w:t xml:space="preserve">Second, posterior distributions enable probabilistic comparisons across multiple health risks, such as calculating the probability that one risk exceeds another.</w:t>
+      </w:r>
+      <w:r>
+        <w:t xml:space="preserve"> </w:t>
+      </w:r>
+      <w:r>
+        <w:t xml:space="preserve">When meaningful effect size or risk thresholds are defined, exceedance probabilities can be directly obtained from the posterior, providing an intuitive and policy-relevant summary of uncertainty.</w:t>
+      </w:r>
+      <w:r>
+        <w:br/>
+      </w:r>
+      <w:r>
+        <w:t xml:space="preserve">Posterior distributions together with the specified statistical model can be used to generate predictions for theoretical future studies, offering an additional way to characterize between-study heterogeneity.</w:t>
+      </w:r>
+      <w:r>
+        <w:t xml:space="preserve"> </w:t>
+      </w:r>
+      <w:r>
+        <w:t xml:space="preserve">They also enable researchers to estimate the population-level health impact of an exposure under specified conditions.</w:t>
+      </w:r>
+      <w:r>
+        <w:t xml:space="preserve"> </w:t>
+      </w:r>
+      <w:r>
+        <w:t xml:space="preserve">This is known as Environmental Burden of Disease (EBD).</w:t>
+      </w:r>
+      <w:r>
+        <w:t xml:space="preserve"> </w:t>
+      </w:r>
+      <w:r>
+        <w:t xml:space="preserve">In EBD studies, health impacts are quantified using metrics such as disability-adjusted life years (DALYs), allowing comparisons across health determinants within and across populations, countries, and time periods.</w:t>
+      </w:r>
+      <w:r>
+        <w:t xml:space="preserve"> </w:t>
+      </w:r>
+      <w:r>
+        <w:t xml:space="preserve">Such assessments integrate both population exposure and the exposure–response relationship</w:t>
+      </w:r>
+      <w:r>
+        <w:t xml:space="preserve"> </w:t>
+      </w:r>
+      <w:r>
+        <w:t xml:space="preserve">(Prüss-Üstün et al., 2003)</w:t>
       </w:r>
       <w:r>
         <w:t xml:space="preserve">.</w:t>
@@ -4299,13 +4458,7 @@
         <w:t xml:space="preserve"> </w:t>
       </w:r>
       <w:r>
-        <w:t xml:space="preserve">While these demands may initially appear as disadvantages, they can equally be understood as methodological safeguards:</w:t>
-      </w:r>
-      <w:r>
-        <w:t xml:space="preserve"> </w:t>
-      </w:r>
-      <w:r>
-        <w:t xml:space="preserve">by requiring researchers to state assumptions explicitly rather than accepting software defaults, the Bayesian approach encourages deeper engagement with the data and statistical model.</w:t>
+        <w:t xml:space="preserve">The distributional results of the present study enable probabilistic EBD assessments via Monte Carlo simulations without requiring additional assumptions about the uncertainty distribution of the exposure–response function.</w:t>
       </w:r>
     </w:p>
     <w:p>
@@ -4313,102 +4466,13 @@
         <w:pStyle w:val="BodyText"/>
       </w:pPr>
       <w:r>
-        <w:t xml:space="preserve">A key distinction between the two frameworks lies in the nature of their results.</w:t>
-      </w:r>
-      <w:r>
-        <w:t xml:space="preserve"> </w:t>
-      </w:r>
-      <w:r>
-        <w:t xml:space="preserve">Frequentist models yield point estimates with confidence intervals, whereas Bayesian models produce full posterior distributions.</w:t>
-      </w:r>
-      <w:r>
-        <w:t xml:space="preserve"> </w:t>
-      </w:r>
-      <w:r>
-        <w:t xml:space="preserve">This offers distinct practical advantages, particularly for risk assessment and policy-making.</w:t>
-      </w:r>
-      <w:r>
-        <w:br/>
-      </w:r>
-      <w:r>
-        <w:t xml:space="preserve">First, any credible interval can be derived from the posterior distribution to meet the needs of researchers, decision-makers, or other stakeholders.</w:t>
-      </w:r>
-      <w:r>
-        <w:t xml:space="preserve"> </w:t>
-      </w:r>
-      <w:r>
-        <w:t xml:space="preserve">These allow direct probability statements about parameter values, unlike confidence intervals which are often incorrectly interpreted probabilistically.</w:t>
-      </w:r>
-      <w:r>
-        <w:t xml:space="preserve"> </w:t>
-      </w:r>
-      <w:r>
-        <w:t xml:space="preserve">Second, posterior distributions enable probabilistic comparisons across multiple health risks, such as calculating the probability that one risk exceeds another.</w:t>
-      </w:r>
-      <w:r>
-        <w:t xml:space="preserve"> </w:t>
-      </w:r>
-      <w:r>
-        <w:t xml:space="preserve">When meaningful effect size or risk thresholds are defined, exceedance probabilities can be directly obtained from the posterior, providing an intuitive and policy-relevant summary of uncertainty.</w:t>
-      </w:r>
-      <w:r>
-        <w:br/>
-      </w:r>
-      <w:r>
-        <w:t xml:space="preserve">Posterior distributions together with the specified statistical model can be used to generate predictions for theoretical future studies, offering an additional way of characterizing between-study heterogeneity.</w:t>
-      </w:r>
-      <w:r>
-        <w:t xml:space="preserve"> </w:t>
-      </w:r>
-      <w:r>
-        <w:t xml:space="preserve">They also enable estimation of the population-level health impact of an exposure under specified conditions.</w:t>
-      </w:r>
-      <w:r>
-        <w:t xml:space="preserve"> </w:t>
-      </w:r>
-      <w:r>
-        <w:t xml:space="preserve">This is known as Environmental Burden of Disease (EBD).</w:t>
-      </w:r>
-      <w:r>
-        <w:t xml:space="preserve"> </w:t>
-      </w:r>
-      <w:r>
-        <w:t xml:space="preserve">In EBD studies, health impacts are quantified using metrics such as disability-adjusted life years (DALYs), allowing comparisons across health determinants within and across populations, countries, and time periods.</w:t>
-      </w:r>
-      <w:r>
-        <w:t xml:space="preserve"> </w:t>
-      </w:r>
-      <w:r>
-        <w:t xml:space="preserve">Such assessments integrate both population exposure and the exposure–response relationship</w:t>
-      </w:r>
-      <w:r>
-        <w:t xml:space="preserve"> </w:t>
-      </w:r>
-      <w:r>
-        <w:t xml:space="preserve">[60]</w:t>
-      </w:r>
-      <w:r>
-        <w:t xml:space="preserve">.</w:t>
-      </w:r>
-      <w:r>
-        <w:t xml:space="preserve"> </w:t>
-      </w:r>
-      <w:r>
-        <w:t xml:space="preserve">The distributional results of the present study enable probabilistic EBD assessments via Monte Carlo simulations without requiring additional assumptions about the uncertainty distribution of the exposure–response function.</w:t>
-      </w:r>
-    </w:p>
-    <w:p>
-      <w:pPr>
-        <w:pStyle w:val="BodyText"/>
-      </w:pPr>
-      <w:r>
         <w:t xml:space="preserve">Our results are consistent with previous toxicological and epidemiological evidence</w:t>
       </w:r>
       <w:r>
         <w:t xml:space="preserve"> </w:t>
       </w:r>
       <w:r>
-        <w:t xml:space="preserve">[13,15,16,19]</w:t>
+        <w:t xml:space="preserve">(Baghurst et al., 1992; Bellinger et al., 1992; EFSA Panel on Contaminants in the Food Chain (CONTAM), 2010; Lanphear et al., 2005)</w:t>
       </w:r>
       <w:r>
         <w:t xml:space="preserve"> </w:t>
@@ -4426,7 +4490,7 @@
         <w:t xml:space="preserve"> </w:t>
       </w:r>
       <w:r>
-        <w:t xml:space="preserve">[20,61,62]</w:t>
+        <w:t xml:space="preserve">(Goodman et al., 2023; Pocock et al., 1994; Schwartz, 1994)</w:t>
       </w:r>
       <w:r>
         <w:t xml:space="preserve">, while others reported partial</w:t>
@@ -4447,7 +4511,7 @@
         <w:t xml:space="preserve"> </w:t>
       </w:r>
       <w:r>
-        <w:t xml:space="preserve">[14]</w:t>
+        <w:t xml:space="preserve">(Needleman, 1990)</w:t>
       </w:r>
       <w:r>
         <w:t xml:space="preserve"> </w:t>
@@ -4459,7 +4523,7 @@
         <w:t xml:space="preserve"> </w:t>
       </w:r>
       <w:r>
-        <w:t xml:space="preserve">[63]</w:t>
+        <w:t xml:space="preserve">(Heidari et al., 2022)</w:t>
       </w:r>
       <w:r>
         <w:t xml:space="preserve">.</w:t>
@@ -4476,22 +4540,22 @@
         <w:t xml:space="preserve"> </w:t>
       </w:r>
       <w:r>
-        <w:t xml:space="preserve">Notably, the study published by Crump et al. (2013)</w:t>
-      </w:r>
-      <w:r>
-        <w:t xml:space="preserve"> </w:t>
-      </w:r>
-      <w:r>
-        <w:t xml:space="preserve">[25]</w:t>
-      </w:r>
-      <w:r>
-        <w:t xml:space="preserve">, which is a re-analysis of the landmark study by Lanphear et al. (2005)</w:t>
-      </w:r>
-      <w:r>
-        <w:t xml:space="preserve"> </w:t>
-      </w:r>
-      <w:r>
-        <w:t xml:space="preserve">[16]</w:t>
+        <w:t xml:space="preserve">Notably, the study published by</w:t>
+      </w:r>
+      <w:r>
+        <w:t xml:space="preserve"> </w:t>
+      </w:r>
+      <w:r>
+        <w:t xml:space="preserve">Crump et al. (2013)</w:t>
+      </w:r>
+      <w:r>
+        <w:t xml:space="preserve">, which is a re-analysis of the landmark study by</w:t>
+      </w:r>
+      <w:r>
+        <w:t xml:space="preserve"> </w:t>
+      </w:r>
+      <w:r>
+        <w:t xml:space="preserve">Lanphear et al. (2005)</w:t>
       </w:r>
       <w:r>
         <w:t xml:space="preserve"> </w:t>
@@ -4515,7 +4579,7 @@
         <w:t xml:space="preserve"> </w:t>
       </w:r>
       <w:r>
-        <w:t xml:space="preserve">[51,64,65]</w:t>
+        <w:t xml:space="preserve">(Harrell, 2015; Smith, 2018; Thompson, 1995)</w:t>
       </w:r>
       <w:r>
         <w:t xml:space="preserve"> </w:t>
@@ -4547,7 +4611,7 @@
         <w:t xml:space="preserve"> </w:t>
       </w:r>
       <w:r>
-        <w:t xml:space="preserve">[42,48]</w:t>
+        <w:t xml:space="preserve">(Bauer et al., 2020; Desrochers-Couture et al., 2018)</w:t>
       </w:r>
       <w:r>
         <w:t xml:space="preserve">, where limited exposure variation reduces the detectability of an effect.</w:t>
@@ -4562,7 +4626,7 @@
         <w:t xml:space="preserve"> </w:t>
       </w:r>
       <w:r>
-        <w:t xml:space="preserve">[50]</w:t>
+        <w:t xml:space="preserve">(Menezes-Filho et al., 2018)</w:t>
       </w:r>
       <w:r>
         <w:t xml:space="preserve">.</w:t>
@@ -4571,13 +4635,13 @@
         <w:t xml:space="preserve"> </w:t>
       </w:r>
       <w:r>
-        <w:t xml:space="preserve">Additionally, studies with larger standard errors tended to report larger effects, suggesting a possible presence of publication bias.</w:t>
-      </w:r>
-      <w:r>
-        <w:t xml:space="preserve"> </w:t>
-      </w:r>
-      <w:r>
-        <w:t xml:space="preserve">The Bayesian approach was less sensitive to such outliers, as conservative priors downweight extreme estimates, which is a particular advantage when pooling a small number of studies.</w:t>
+        <w:t xml:space="preserve">Additionally, studies reporting larger uncertainty tended to report larger effects, suggesting a possible presence of publication bias.</w:t>
+      </w:r>
+      <w:r>
+        <w:t xml:space="preserve"> </w:t>
+      </w:r>
+      <w:r>
+        <w:t xml:space="preserve">The Bayesian approach was less sensitive to such outliers, as regularizing priors downweigh extreme estimates, which is a particular advantage when pooling a small number of studies.</w:t>
       </w:r>
     </w:p>
     <w:p>
@@ -4585,7 +4649,7 @@
         <w:pStyle w:val="BodyText"/>
       </w:pPr>
       <w:r>
-        <w:t xml:space="preserve">This study has several limitations.</w:t>
+        <w:t xml:space="preserve">This study has several limitations and strengths.</w:t>
       </w:r>
       <w:r>
         <w:t xml:space="preserve"> </w:t>
@@ -4609,17 +4673,71 @@
         <w:t xml:space="preserve"> </w:t>
       </w:r>
       <w:r>
-        <w:t xml:space="preserve">Furthermore, effect estimates from studies that did not transform BLL to the logarithmic scale were excluded, as the transformation could not be justified.</w:t>
-      </w:r>
-      <w:r>
-        <w:t xml:space="preserve"> </w:t>
-      </w:r>
-      <w:r>
-        <w:t xml:space="preserve">This reduced the number of studies included in the meta-analysis and is an additional limitation.</w:t>
-      </w:r>
-    </w:p>
-    <w:bookmarkEnd w:id="49"/>
-    <w:bookmarkStart w:id="50" w:name="conclusions"/>
+        <w:t xml:space="preserve">Furthermore, effect estimates from studies that did not transform BLL to the logarithmic scale were excluded, reducing the number of studies available for pooling.</w:t>
+      </w:r>
+      <w:r>
+        <w:t xml:space="preserve"> </w:t>
+      </w:r>
+      <w:r>
+        <w:t xml:space="preserve">Although this represents an additional limitation, the exclusion is necessary, since pooling effect estimates expressed on different scales would make the combined estimate uninterpretable.</w:t>
+      </w:r>
+      <w:r>
+        <w:br/>
+      </w:r>
+      <w:r>
+        <w:t xml:space="preserve">Strengths:</w:t>
+      </w:r>
+    </w:p>
+    <w:p>
+      <w:pPr>
+        <w:pStyle w:val="Compact"/>
+        <w:numPr>
+          <w:ilvl w:val="0"/>
+          <w:numId w:val="1002"/>
+        </w:numPr>
+      </w:pPr>
+      <w:r>
+        <w:t xml:space="preserve">Parallel approach allows for direct comparison of results from both frameworks</w:t>
+      </w:r>
+    </w:p>
+    <w:p>
+      <w:pPr>
+        <w:pStyle w:val="Compact"/>
+        <w:numPr>
+          <w:ilvl w:val="0"/>
+          <w:numId w:val="1002"/>
+        </w:numPr>
+      </w:pPr>
+      <w:r>
+        <w:t xml:space="preserve">Rigorous literature review provides updated evidence synthesis on effects of lead exposure on children’s IQ</w:t>
+      </w:r>
+    </w:p>
+    <w:p>
+      <w:pPr>
+        <w:pStyle w:val="Compact"/>
+        <w:numPr>
+          <w:ilvl w:val="0"/>
+          <w:numId w:val="1002"/>
+        </w:numPr>
+      </w:pPr>
+      <w:r>
+        <w:t xml:space="preserve">First study of this kind within field of environmental epidemiology</w:t>
+      </w:r>
+    </w:p>
+    <w:p>
+      <w:pPr>
+        <w:pStyle w:val="Compact"/>
+        <w:numPr>
+          <w:ilvl w:val="0"/>
+          <w:numId w:val="1002"/>
+        </w:numPr>
+      </w:pPr>
+      <w:r>
+        <w:t xml:space="preserve">Publicly available data &amp; code (including manuscript) -&gt; transparency, reproducibility, researchers can adjust code an use for their own analyses</w:t>
+      </w:r>
+    </w:p>
+    <w:bookmarkEnd w:id="50"/>
+    <w:bookmarkStart w:id="51" w:name="conclusions"/>
     <w:p>
       <w:pPr>
         <w:pStyle w:val="Heading1"/>
@@ -4633,13 +4751,13 @@
         <w:pStyle w:val="FirstParagraph"/>
       </w:pPr>
       <w:r>
-        <w:t xml:space="preserve">This study provides both an updated evidence synthesis of epidemiological studies examining the association between lead exposure and children’s IQ, and a methodological comparison of the Bayesian and more conventional frequentist frameworks for meta-analysis.</w:t>
-      </w:r>
-      <w:r>
-        <w:t xml:space="preserve"> </w:t>
-      </w:r>
-      <w:r>
-        <w:t xml:space="preserve">The resulting pooled effect estimates are consistent with previous evidence and once again emphasize the importance of reducing environmental lead contamination to reduce the public health burden this substance continues to impose.</w:t>
+        <w:t xml:space="preserve">This study provides both an updated evidence synthesis of epidemiological studies examining the association between lead exposure and children’s IQ, and a methodological comparison of the Bayesian and conventional frequentist frameworks for meta-analysis.</w:t>
+      </w:r>
+      <w:r>
+        <w:t xml:space="preserve"> </w:t>
+      </w:r>
+      <w:r>
+        <w:t xml:space="preserve">The resulting pooled effect estimates are consistent with previous evidence and once again underscore the importance of reducing environmental lead contamination to reduce the public health burden this substance continues to impose.</w:t>
       </w:r>
       <w:r>
         <w:br/>
@@ -4663,11 +4781,11 @@
         <w:t xml:space="preserve"> </w:t>
       </w:r>
       <w:r>
-        <w:t xml:space="preserve">We therefore want to encourage researchers to consider Bayesian methods where capacity allows.</w:t>
-      </w:r>
-    </w:p>
-    <w:bookmarkEnd w:id="50"/>
-    <w:bookmarkStart w:id="51" w:name="list-of-abbreviations"/>
+        <w:t xml:space="preserve">We believe that the benefits gained outweigh the investments made and therefore want to encourage researchers to consider Bayesian methods.</w:t>
+      </w:r>
+    </w:p>
+    <w:bookmarkEnd w:id="51"/>
+    <w:bookmarkStart w:id="52" w:name="list-of-abbreviations"/>
     <w:p>
       <w:pPr>
         <w:pStyle w:val="Heading1"/>
@@ -4736,7 +4854,7 @@
               <w:jc w:val="left"/>
             </w:pPr>
             <w:r>
-              <w:t xml:space="preserve">Blood lead levels</w:t>
+              <w:t xml:space="preserve">Blood lead level</w:t>
             </w:r>
           </w:p>
         </w:tc>
@@ -5080,13 +5198,90 @@
         </w:tc>
       </w:tr>
     </w:tbl>
-    <w:bookmarkEnd w:id="51"/>
-    <w:bookmarkStart w:id="52" w:name="acknowledgements"/>
+    <w:bookmarkEnd w:id="52"/>
+    <w:bookmarkStart w:id="53" w:name="credit-authorship-contribution-statement"/>
     <w:p>
       <w:pPr>
         <w:pStyle w:val="Heading1"/>
       </w:pPr>
       <w:r>
+        <w:t xml:space="preserve">CRediT authorship contribution statement</w:t>
+      </w:r>
+    </w:p>
+    <w:p>
+      <w:pPr>
+        <w:pStyle w:val="FirstParagraph"/>
+      </w:pPr>
+      <w:r>
+        <w:rPr>
+          <w:b/>
+          <w:bCs/>
+        </w:rPr>
+        <w:t xml:space="preserve">Paulina Sell</w:t>
+      </w:r>
+      <w:r>
+        <w:t xml:space="preserve">: Conceptualization, Data curation, Formal analysis, Methodology, Writing - original draft.</w:t>
+      </w:r>
+      <w:r>
+        <w:t xml:space="preserve"> </w:t>
+      </w:r>
+      <w:r>
+        <w:rPr>
+          <w:b/>
+          <w:bCs/>
+        </w:rPr>
+        <w:t xml:space="preserve">Margaux Sanchez</w:t>
+      </w:r>
+      <w:r>
+        <w:t xml:space="preserve">: Data curation, Writing - review and editing.</w:t>
+      </w:r>
+      <w:r>
+        <w:t xml:space="preserve"> </w:t>
+      </w:r>
+      <w:r>
+        <w:rPr>
+          <w:b/>
+          <w:bCs/>
+        </w:rPr>
+        <w:t xml:space="preserve">Philippe Palmont</w:t>
+      </w:r>
+      <w:r>
+        <w:t xml:space="preserve">: Data curation, Writing - review and editing.</w:t>
+      </w:r>
+      <w:r>
+        <w:t xml:space="preserve"> </w:t>
+      </w:r>
+      <w:r>
+        <w:rPr>
+          <w:b/>
+          <w:bCs/>
+        </w:rPr>
+        <w:t xml:space="preserve">Simon Steiger</w:t>
+      </w:r>
+      <w:r>
+        <w:t xml:space="preserve">: Methodology, Writing – review and editing.</w:t>
+      </w:r>
+      <w:r>
+        <w:t xml:space="preserve"> </w:t>
+      </w:r>
+      <w:r>
+        <w:rPr>
+          <w:b/>
+          <w:bCs/>
+        </w:rPr>
+        <w:t xml:space="preserve">Dietrich Plass</w:t>
+      </w:r>
+      <w:r>
+        <w:t xml:space="preserve">: Supervision, Writing – review and editing.</w:t>
+      </w:r>
+    </w:p>
+    <w:bookmarkEnd w:id="53"/>
+    <w:bookmarkStart w:id="54" w:name="acknowledgements"/>
+    <w:p>
+      <w:pPr>
+        <w:pStyle w:val="Heading1"/>
+      </w:pPr>
+      <w:r>
         <w:t xml:space="preserve">Acknowledgements</w:t>
       </w:r>
     </w:p>
@@ -5140,8 +5335,8 @@
         <w:t xml:space="preserve">for their help in the literature screening process.</w:t>
       </w:r>
     </w:p>
-    <w:bookmarkEnd w:id="52"/>
-    <w:bookmarkStart w:id="53" w:name="funding"/>
+    <w:bookmarkEnd w:id="54"/>
+    <w:bookmarkStart w:id="55" w:name="funding"/>
     <w:p>
       <w:pPr>
         <w:pStyle w:val="Heading1"/>
@@ -5170,7 +5365,7 @@
         <w:t xml:space="preserve">Neither the European Union nor the granting authority can be held responsible for them.</w:t>
       </w:r>
     </w:p>
-    <w:bookmarkEnd w:id="53"/>
+    <w:bookmarkEnd w:id="55"/>
     <w:bookmarkStart w:id="179" w:name="bibliography"/>
     <w:p>
       <w:pPr>
@@ -5181,67 +5376,88 @@
       </w:r>
     </w:p>
     <w:bookmarkStart w:id="178" w:name="refs"/>
-    <w:bookmarkStart w:id="55" w:name="Xe38019c88c6d2792bb296bad7dc0a4dd55f1319"/>
+    <w:bookmarkStart w:id="57" w:name="X06097e4c5e52362623b7f1c040457eb7d553acc"/>
     <w:p>
       <w:pPr>
         <w:pStyle w:val="Bibliography"/>
       </w:pPr>
       <w:r>
-        <w:t xml:space="preserve">[1]</w:t>
-      </w:r>
-      <w:r>
-        <w:t xml:space="preserve"> </w:t>
-      </w:r>
-      <w:r>
-        <w:t xml:space="preserve">	</w:t>
-      </w:r>
-      <w:r>
-        <w:t xml:space="preserve">Salamanca-Fernández E, Peinado FM, Esteban-López M, Puklova V, Poyatos RM, Govarts E, Laeremans M, Leermakers M, Den Hond E, Schoeters G, Murawski A, Pedraza-Díaz S, Szigeti T, Verheyen V, Vogel N, Weber T, Hahn D, Zimmermann P, Kolossa-Gehring M, Fernandez MF, Arrebola JP. Sociodemographic determinants and temporal variability of blood lead levels (2003–2019) in a pooled analysis of nine studies in four</w:t>
-      </w:r>
-      <w:r>
-        <w:t xml:space="preserve"> </w:t>
-      </w:r>
-      <w:r>
-        <w:t xml:space="preserve">European</w:t>
-      </w:r>
-      <w:r>
-        <w:t xml:space="preserve"> </w:t>
-      </w:r>
-      <w:r>
-        <w:t xml:space="preserve">countries. Sci Rep 2025;15:34562.</w:t>
-      </w:r>
-      <w:r>
-        <w:t xml:space="preserve"> </w:t>
-      </w:r>
-      <w:hyperlink r:id="rId54">
-        <w:r>
-          <w:rPr>
-            <w:rStyle w:val="Hyperlink"/>
-          </w:rPr>
-          <w:t xml:space="preserve">https://doi.org/10.1038/s41598-025-17943-w</w:t>
-        </w:r>
-      </w:hyperlink>
-      <w:r>
-        <w:t xml:space="preserve">.</w:t>
-      </w:r>
-    </w:p>
-    <w:bookmarkEnd w:id="55"/>
-    <w:bookmarkStart w:id="57" w:name="ref-lacerda2023GlobalDecreaseBlood"/>
-    <w:p>
-      <w:pPr>
-        <w:pStyle w:val="Bibliography"/>
-      </w:pPr>
-      <w:r>
-        <w:t xml:space="preserve">[2]</w:t>
-      </w:r>
-      <w:r>
-        <w:t xml:space="preserve"> </w:t>
-      </w:r>
-      <w:r>
-        <w:t xml:space="preserve">	</w:t>
-      </w:r>
-      <w:r>
-        <w:t xml:space="preserve">Lacerda D, Pestana IA, Santos Vergilio CD, de Rezende CE. Global decrease in blood lead concentrations due to the removal of leaded gasoline. Chemosphere 2023;324:138207.</w:t>
+        <w:t xml:space="preserve">Baghurst, P.A., McMichael, A.J., Wigg, N.R., Vimpani, G.V., Robertson, E.F., Roberts, R.J., Tong, S.-L., 1992. Environmental</w:t>
+      </w:r>
+      <w:r>
+        <w:t xml:space="preserve"> </w:t>
+      </w:r>
+      <w:r>
+        <w:t xml:space="preserve">Exposure</w:t>
+      </w:r>
+      <w:r>
+        <w:t xml:space="preserve"> </w:t>
+      </w:r>
+      <w:r>
+        <w:t xml:space="preserve">to</w:t>
+      </w:r>
+      <w:r>
+        <w:t xml:space="preserve"> </w:t>
+      </w:r>
+      <w:r>
+        <w:t xml:space="preserve">Lead</w:t>
+      </w:r>
+      <w:r>
+        <w:t xml:space="preserve"> </w:t>
+      </w:r>
+      <w:r>
+        <w:t xml:space="preserve">and</w:t>
+      </w:r>
+      <w:r>
+        <w:t xml:space="preserve"> </w:t>
+      </w:r>
+      <w:r>
+        <w:t xml:space="preserve">Children</w:t>
+      </w:r>
+      <w:r>
+        <w:t xml:space="preserve">’s</w:t>
+      </w:r>
+      <w:r>
+        <w:t xml:space="preserve"> </w:t>
+      </w:r>
+      <w:r>
+        <w:t xml:space="preserve">Intelligence</w:t>
+      </w:r>
+      <w:r>
+        <w:t xml:space="preserve"> </w:t>
+      </w:r>
+      <w:r>
+        <w:t xml:space="preserve">at the</w:t>
+      </w:r>
+      <w:r>
+        <w:t xml:space="preserve"> </w:t>
+      </w:r>
+      <w:r>
+        <w:t xml:space="preserve">Age</w:t>
+      </w:r>
+      <w:r>
+        <w:t xml:space="preserve"> </w:t>
+      </w:r>
+      <w:r>
+        <w:t xml:space="preserve">of</w:t>
+      </w:r>
+      <w:r>
+        <w:t xml:space="preserve"> </w:t>
+      </w:r>
+      <w:r>
+        <w:t xml:space="preserve">Seven Years</w:t>
+      </w:r>
+      <w:r>
+        <w:t xml:space="preserve">:</w:t>
+      </w:r>
+      <w:r>
+        <w:t xml:space="preserve"> </w:t>
+      </w:r>
+      <w:r>
+        <w:t xml:space="preserve">The Port Pirie Cohort Study</w:t>
+      </w:r>
+      <w:r>
+        <w:t xml:space="preserve">. N Engl J Med 327, 1279–1284.</w:t>
       </w:r>
       <w:r>
         <w:t xml:space="preserve"> </w:t>
@@ -5251,42 +5467,84 @@
           <w:rPr>
             <w:rStyle w:val="Hyperlink"/>
           </w:rPr>
-          <w:t xml:space="preserve">https://doi.org/10.1016/j.chemosphere.2023.138207</w:t>
+          <w:t xml:space="preserve">https://doi.org/10.1056/NEJM199210293271805</w:t>
         </w:r>
       </w:hyperlink>
-      <w:r>
-        <w:t xml:space="preserve">.</w:t>
-      </w:r>
     </w:p>
     <w:bookmarkEnd w:id="57"/>
-    <w:bookmarkStart w:id="59" w:name="X4707f3a4b72a0982487545f9dc3d674642af108"/>
+    <w:bookmarkStart w:id="59" w:name="ref-bauer2020AssociationsMetalMixture"/>
     <w:p>
       <w:pPr>
         <w:pStyle w:val="Bibliography"/>
       </w:pPr>
       <w:r>
-        <w:t xml:space="preserve">[3]</w:t>
-      </w:r>
-      <w:r>
-        <w:t xml:space="preserve"> </w:t>
-      </w:r>
-      <w:r>
-        <w:t xml:space="preserve">	</w:t>
-      </w:r>
-      <w:r>
-        <w:t xml:space="preserve">European Food Safety Authority. Lead dietary exposure in the</w:t>
-      </w:r>
-      <w:r>
-        <w:t xml:space="preserve"> </w:t>
-      </w:r>
-      <w:r>
-        <w:t xml:space="preserve">European</w:t>
-      </w:r>
-      <w:r>
-        <w:t xml:space="preserve"> </w:t>
-      </w:r>
-      <w:r>
-        <w:t xml:space="preserve">population. EFS2 2012;10.</w:t>
+        <w:t xml:space="preserve">Bauer, J.A., Devick, K.L., Bobb, J.F., Coull, B.A., Bellinger, D., Benedetti, C., Cagna, G., Fedrighi, C., Guazzetti, S., Oppini, M., Placidi, D., Webster, T.F., White, R.F., Yang, Q., Zoni, S., Wright, R.O., Smith, D.R., Lucchini, R.G., Henn, B.C., 2020. Associations of a</w:t>
+      </w:r>
+      <w:r>
+        <w:t xml:space="preserve"> </w:t>
+      </w:r>
+      <w:r>
+        <w:t xml:space="preserve">Metal Mixture Measured</w:t>
+      </w:r>
+      <w:r>
+        <w:t xml:space="preserve"> </w:t>
+      </w:r>
+      <w:r>
+        <w:t xml:space="preserve">in</w:t>
+      </w:r>
+      <w:r>
+        <w:t xml:space="preserve"> </w:t>
+      </w:r>
+      <w:r>
+        <w:t xml:space="preserve">Multiple Biomarkers</w:t>
+      </w:r>
+      <w:r>
+        <w:t xml:space="preserve"> </w:t>
+      </w:r>
+      <w:r>
+        <w:t xml:space="preserve">with</w:t>
+      </w:r>
+      <w:r>
+        <w:t xml:space="preserve"> </w:t>
+      </w:r>
+      <w:r>
+        <w:t xml:space="preserve">IQ</w:t>
+      </w:r>
+      <w:r>
+        <w:t xml:space="preserve">:</w:t>
+      </w:r>
+      <w:r>
+        <w:t xml:space="preserve"> </w:t>
+      </w:r>
+      <w:r>
+        <w:t xml:space="preserve">Evidence</w:t>
+      </w:r>
+      <w:r>
+        <w:t xml:space="preserve"> </w:t>
+      </w:r>
+      <w:r>
+        <w:t xml:space="preserve">from</w:t>
+      </w:r>
+      <w:r>
+        <w:t xml:space="preserve"> </w:t>
+      </w:r>
+      <w:r>
+        <w:t xml:space="preserve">Italian Adolescents Living</w:t>
+      </w:r>
+      <w:r>
+        <w:t xml:space="preserve"> </w:t>
+      </w:r>
+      <w:r>
+        <w:t xml:space="preserve">near</w:t>
+      </w:r>
+      <w:r>
+        <w:t xml:space="preserve"> </w:t>
+      </w:r>
+      <w:r>
+        <w:t xml:space="preserve">Ferroalloy Industry</w:t>
+      </w:r>
+      <w:r>
+        <w:t xml:space="preserve">. Environmental Health Perspectives 128, 097002.</w:t>
       </w:r>
       <w:r>
         <w:t xml:space="preserve"> </w:t>
@@ -5296,63 +5554,54 @@
           <w:rPr>
             <w:rStyle w:val="Hyperlink"/>
           </w:rPr>
-          <w:t xml:space="preserve">https://doi.org/10.2903/j.efsa.2012.2831</w:t>
+          <w:t xml:space="preserve">https://doi.org/doi:10.1289/EHP6803</w:t>
         </w:r>
       </w:hyperlink>
-      <w:r>
-        <w:t xml:space="preserve">.</w:t>
-      </w:r>
     </w:p>
     <w:bookmarkEnd w:id="59"/>
-    <w:bookmarkStart w:id="61" w:name="ref-sy2024AssessmentLongTermExposure"/>
+    <w:bookmarkStart w:id="61" w:name="ref-bellinger1992LowLevelLeadExposure"/>
     <w:p>
       <w:pPr>
         <w:pStyle w:val="Bibliography"/>
       </w:pPr>
       <w:r>
-        <w:t xml:space="preserve">[4]</w:t>
-      </w:r>
-      <w:r>
-        <w:t xml:space="preserve"> </w:t>
-      </w:r>
-      <w:r>
-        <w:t xml:space="preserve">	</w:t>
-      </w:r>
-      <w:r>
-        <w:t xml:space="preserve">Sy M, Eleftheriadou D, Jung C, Lindtner O, Karakitsios S, Sarigiannis D, Weber T, Kolossa-Gehring M, Greiner M. Assessment of the</w:t>
-      </w:r>
-      <w:r>
-        <w:t xml:space="preserve"> </w:t>
-      </w:r>
-      <w:r>
-        <w:t xml:space="preserve">Long-Term Exposure</w:t>
-      </w:r>
-      <w:r>
-        <w:t xml:space="preserve"> </w:t>
-      </w:r>
-      <w:r>
-        <w:t xml:space="preserve">to</w:t>
-      </w:r>
-      <w:r>
-        <w:t xml:space="preserve"> </w:t>
-      </w:r>
-      <w:r>
-        <w:t xml:space="preserve">Lead</w:t>
-      </w:r>
-      <w:r>
-        <w:t xml:space="preserve"> </w:t>
-      </w:r>
-      <w:r>
-        <w:t xml:space="preserve">in</w:t>
-      </w:r>
-      <w:r>
-        <w:t xml:space="preserve"> </w:t>
-      </w:r>
-      <w:r>
-        <w:t xml:space="preserve">Four European Countries Using PBPK Modeling</w:t>
-      </w:r>
-      <w:r>
-        <w:t xml:space="preserve">. Expo Health 2024;16:21–39.</w:t>
+        <w:t xml:space="preserve">Bellinger, D.C., Stiles, K.M., Needleman, H.L., 1992. Low-</w:t>
+      </w:r>
+      <w:r>
+        <w:t xml:space="preserve">Level Lead Exposure</w:t>
+      </w:r>
+      <w:r>
+        <w:t xml:space="preserve">,</w:t>
+      </w:r>
+      <w:r>
+        <w:t xml:space="preserve"> </w:t>
+      </w:r>
+      <w:r>
+        <w:t xml:space="preserve">Intelligence</w:t>
+      </w:r>
+      <w:r>
+        <w:t xml:space="preserve"> </w:t>
+      </w:r>
+      <w:r>
+        <w:t xml:space="preserve">and</w:t>
+      </w:r>
+      <w:r>
+        <w:t xml:space="preserve"> </w:t>
+      </w:r>
+      <w:r>
+        <w:t xml:space="preserve">Academic Achievement</w:t>
+      </w:r>
+      <w:r>
+        <w:t xml:space="preserve">:</w:t>
+      </w:r>
+      <w:r>
+        <w:t xml:space="preserve"> </w:t>
+      </w:r>
+      <w:r>
+        <w:t xml:space="preserve">A Long-term Follow-up Study</w:t>
+      </w:r>
+      <w:r>
+        <w:t xml:space="preserve">. Pediatrics 90, 855–861.</w:t>
       </w:r>
       <w:r>
         <w:t xml:space="preserve"> </w:t>
@@ -5362,12 +5611,9 @@
           <w:rPr>
             <w:rStyle w:val="Hyperlink"/>
           </w:rPr>
-          <w:t xml:space="preserve">https://doi.org/10.1007/s12403-023-00535-2</w:t>
+          <w:t xml:space="preserve">https://doi.org/10.1542/peds.90.6.855</w:t>
         </w:r>
       </w:hyperlink>
-      <w:r>
-        <w:t xml:space="preserve">.</w:t>
-      </w:r>
     </w:p>
     <w:bookmarkEnd w:id="61"/>
     <w:bookmarkStart w:id="63" w:name="ref-brauer2024GlobalBurdenStrength"/>
@@ -5376,16 +5622,7 @@
         <w:pStyle w:val="Bibliography"/>
       </w:pPr>
       <w:r>
-        <w:t xml:space="preserve">[5]</w:t>
-      </w:r>
-      <w:r>
-        <w:t xml:space="preserve"> </w:t>
-      </w:r>
-      <w:r>
-        <w:t xml:space="preserve">	</w:t>
-      </w:r>
-      <w:r>
-        <w:t xml:space="preserve">Brauer M, Roth GA, Aravkin AY, Zheng P, Abate KH, Abate YH, Abbafati C, Abbasgholizadeh R, Abbasi MA, Abbasian M, Abbasifard M, Abbasi-Kangevari M, Abd ElHafeez S, Abd-Elsalam S, Abdi P, Abdollahi M, Abdoun M, Abdulah DM, Abdullahi A, Abebe M, Abedi A, Abedi A, Abegaz TM, Abeldaño Zuñiga RA, Abiodun O, Abiso TL, Aboagye RG, Abolhassani H, Abouzid M, Aboye GB, Abreu LG, Abualruz H, Abubakar B, Abu-Gharbieh E, Abukhadijah HJJ, Aburuz S, Abu-Zaid A, Adane MM, Addo IY, Addolorato G, Adedoyin RA, Adekanmbi V, Aden B, Adetunji JB, Adeyeoluwa TE, Adha R, Adibi A, Adnani QES, Adzigbli LA, Afolabi AA, Afolabi RF, Afshin A, Afyouni S, Afzal MS, Afzal S, Agampodi SB, Agbozo F, Aghamiri S, Agodi A, Agrawal A, Agyemang-Duah W, Ahinkorah BO, Ahmad A, Ahmad D, Ahmad F, Ahmad N, Ahmad S, Ahmad T, Ahmed A, Ahmed A, Ahmed A, Ahmed LA, Ahmed MB, Ahmed S, Ahmed SA, Ajami M, Akalu GT, Akara EM, Akbarialiabad H, Akhlaghi S, Akinosoglou K, Akinyemiju T, Akkaif MA, Akkala S, Akombi-Inyang B, Al Awaidy S, Al Hasan SM, Alahdab F, Al-Ahdal TMA, Alalalmeh SO, Alalwan TA, Al-Aly Z, Alam K, Alam N, Alanezi FM, Alanzi TM, Albakri A, AlBataineh MT, Aldhaleei WA, Aldridge RW, others. Global burden and strength of evidence for 88 risk factors in 204 countries and 811 subnational locations, 1990&amp;#x2013;2021: A systematic analysis for the</w:t>
+        <w:t xml:space="preserve">Brauer, M., Roth, G.A., Aravkin, A.Y., Zheng, P., Abate, K.H., Abate, Y.H., Abbafati, C., Abbasgholizadeh, R., Abbasi, M.A., Abbasian, M., Abbasifard, M., Abbasi-Kangevari, M., Abd ElHafeez, S., Abd-Elsalam, S., Abdi, P., Abdollahi, M., Abdoun, M., Abdulah, D.M., Abdullahi, A., Abebe, M., Abedi, A., Abedi, A., Abegaz, T.M., Abeldaño Zuñiga, R.A., Abiodun, O., Abiso, T.L., Aboagye, R.G., Abolhassani, H., Abouzid, M., Aboye, G.B., Abreu, L.G., Abualruz, H., Abubakar, B., Abu-Gharbieh, E., Abukhadijah, H.J.J., Aburuz, S., Abu-Zaid, A., Adane, M.M., Addo, I.Y., Addolorato, G., Adedoyin, R.A., Adekanmbi, V., Aden, B., Adetunji, J.B., Adeyeoluwa, T.E., Adha, R., Adibi, A., Adnani, Q.E.S., Adzigbli, L.A., Afolabi, A.A., Afolabi, R.F., Afshin, A., Afyouni, S., Afzal, M.S., Afzal, S., Agampodi, S.B., Agbozo, F., Aghamiri, S., Agodi, A., Agrawal, A., Agyemang-Duah, W., Ahinkorah, B.O., Ahmad, A., Ahmad, D., Ahmad, F., Ahmad, N., Ahmad, S., Ahmad, T., Ahmed, A., Ahmed, A., Ahmed, A., Ahmed, L.A., Ahmed, M.B., Ahmed, S., Ahmed, S.A., Ajami, M., Akalu, G.T., Akara, E.M., Akbarialiabad, H., Akhlaghi, S., Akinosoglou, K., Akinyemiju, T., Akkaif, M.A., Akkala, S., Akombi-Inyang, B., Al Awaidy, S., Al Hasan, S.M., Alahdab, F., Al-Ahdal, T.M.A., Alalalmeh, S.O., Alalwan, T.A., Al-Aly, Z., Alam, K., Alam, N., Alanezi, F.M., Alanzi, T.M., Albakri, A., AlBataineh, M.T., Aldhaleei, W.A., Aldridge, R.W., others, 2024. Global burden and strength of evidence for 88 risk factors in 204 countries and 811 subnational locations, 1990&amp;#x2013;2021: A systematic analysis for the</w:t>
       </w:r>
       <w:r>
         <w:t xml:space="preserve"> </w:t>
@@ -5409,7 +5646,7 @@
         <w:t xml:space="preserve"> </w:t>
       </w:r>
       <w:r>
-        <w:t xml:space="preserve">2021. The Lancet 2024;403:2162–203.</w:t>
+        <w:t xml:space="preserve">2021. The Lancet 403, 2162–2203.</w:t>
       </w:r>
       <w:r>
         <w:t xml:space="preserve"> </w:t>
@@ -5422,60 +5659,78 @@
           <w:t xml:space="preserve">https://doi.org/10.1016/S0140-6736(24)00933-4</w:t>
         </w:r>
       </w:hyperlink>
-      <w:r>
-        <w:t xml:space="preserve">.</w:t>
-      </w:r>
     </w:p>
     <w:bookmarkEnd w:id="63"/>
-    <w:bookmarkStart w:id="65" w:name="ref-harari2018BloodLeadLevels"/>
+    <w:bookmarkStart w:id="65" w:name="ref-burkner2017BrmsPackageBayesian"/>
     <w:p>
       <w:pPr>
         <w:pStyle w:val="Bibliography"/>
       </w:pPr>
       <w:r>
-        <w:t xml:space="preserve">[6]</w:t>
-      </w:r>
-      <w:r>
-        <w:t xml:space="preserve"> </w:t>
-      </w:r>
-      <w:r>
-        <w:t xml:space="preserve">	</w:t>
-      </w:r>
-      <w:r>
-        <w:t xml:space="preserve">Harari F, Sallsten G, Christensson A, Petkovic M, Hedblad B, Forsgard N, Melander O, Nilsson PM, Borné Y, Engström G, Barregard L. Blood</w:t>
-      </w:r>
-      <w:r>
-        <w:t xml:space="preserve"> </w:t>
-      </w:r>
-      <w:r>
-        <w:t xml:space="preserve">Lead Levels</w:t>
-      </w:r>
-      <w:r>
-        <w:t xml:space="preserve"> </w:t>
-      </w:r>
-      <w:r>
-        <w:t xml:space="preserve">and</w:t>
-      </w:r>
-      <w:r>
-        <w:t xml:space="preserve"> </w:t>
-      </w:r>
-      <w:r>
-        <w:t xml:space="preserve">Decreased Kidney Function</w:t>
-      </w:r>
-      <w:r>
-        <w:t xml:space="preserve"> </w:t>
-      </w:r>
-      <w:r>
-        <w:t xml:space="preserve">in a</w:t>
-      </w:r>
-      <w:r>
-        <w:t xml:space="preserve"> </w:t>
-      </w:r>
-      <w:r>
-        <w:t xml:space="preserve">Population-Based Cohort</w:t>
-      </w:r>
-      <w:r>
-        <w:t xml:space="preserve">. American Journal of Kidney Diseases 2018;72:381–9.</w:t>
+        <w:t xml:space="preserve">Bürkner, P.-C., 2017.</w:t>
+      </w:r>
+      <w:r>
+        <w:t xml:space="preserve"> </w:t>
+      </w:r>
+      <w:r>
+        <w:rPr>
+          <w:b/>
+          <w:bCs/>
+        </w:rPr>
+        <w:t xml:space="preserve">Brms</w:t>
+      </w:r>
+      <w:r>
+        <w:t xml:space="preserve"> </w:t>
+      </w:r>
+      <w:r>
+        <w:t xml:space="preserve">:</w:t>
+      </w:r>
+      <w:r>
+        <w:t xml:space="preserve"> </w:t>
+      </w:r>
+      <w:r>
+        <w:t xml:space="preserve">An</w:t>
+      </w:r>
+      <w:r>
+        <w:t xml:space="preserve"> </w:t>
+      </w:r>
+      <w:r>
+        <w:rPr>
+          <w:i/>
+          <w:iCs/>
+        </w:rPr>
+        <w:t xml:space="preserve">R</w:t>
+      </w:r>
+      <w:r>
+        <w:t xml:space="preserve"> </w:t>
+      </w:r>
+      <w:r>
+        <w:t xml:space="preserve">Package</w:t>
+      </w:r>
+      <w:r>
+        <w:t xml:space="preserve"> </w:t>
+      </w:r>
+      <w:r>
+        <w:t xml:space="preserve">for</w:t>
+      </w:r>
+      <w:r>
+        <w:t xml:space="preserve"> </w:t>
+      </w:r>
+      <w:r>
+        <w:t xml:space="preserve">Bayesian Multilevel Models Using</w:t>
+      </w:r>
+      <w:r>
+        <w:t xml:space="preserve"> </w:t>
+      </w:r>
+      <w:r>
+        <w:rPr>
+          <w:i/>
+          <w:iCs/>
+        </w:rPr>
+        <w:t xml:space="preserve">Stan</w:t>
+      </w:r>
+      <w:r>
+        <w:t xml:space="preserve">. J. Stat. Soft. 80.</w:t>
       </w:r>
       <w:r>
         <w:t xml:space="preserve"> </w:t>
@@ -5485,30 +5740,30 @@
           <w:rPr>
             <w:rStyle w:val="Hyperlink"/>
           </w:rPr>
-          <w:t xml:space="preserve">https://doi.org/10.1053/j.ajkd.2018.02.358</w:t>
+          <w:t xml:space="preserve">https://doi.org/10.18637/jss.v080.i01</w:t>
         </w:r>
       </w:hyperlink>
-      <w:r>
-        <w:t xml:space="preserve">.</w:t>
-      </w:r>
     </w:p>
     <w:bookmarkEnd w:id="65"/>
-    <w:bookmarkStart w:id="67" w:name="ref-wan2022ChronicLeadExposure"/>
+    <w:bookmarkStart w:id="67" w:name="ref-ciyer2025BayesianMetaanalysis21st"/>
     <w:p>
       <w:pPr>
         <w:pStyle w:val="Bibliography"/>
       </w:pPr>
       <w:r>
-        <w:t xml:space="preserve">[7]</w:t>
-      </w:r>
-      <w:r>
-        <w:t xml:space="preserve"> </w:t>
-      </w:r>
-      <w:r>
-        <w:t xml:space="preserve">	</w:t>
-      </w:r>
-      <w:r>
-        <w:t xml:space="preserve">Wan H, Wang Y, Zhang H, Zhang K, Chen Y, Chen C, Zhang W, Xia F, Wang N, Lu Y. Chronic lead exposure induces fatty liver disease associated with the variations of gut microbiota. Ecotoxicology and Environmental Safety 2022;232:113257.</w:t>
+        <w:t xml:space="preserve">C Iyer, S., Yap, Q.V., Soong, J., Cove, M., 2025. Bayesian meta-analysis in the 21st century:</w:t>
+      </w:r>
+      <w:r>
+        <w:t xml:space="preserve"> </w:t>
+      </w:r>
+      <w:r>
+        <w:t xml:space="preserve">Fad</w:t>
+      </w:r>
+      <w:r>
+        <w:t xml:space="preserve"> </w:t>
+      </w:r>
+      <w:r>
+        <w:t xml:space="preserve">or future of evidence synthesis? Ann Acad Med Singap 54, 437.</w:t>
       </w:r>
       <w:r>
         <w:t xml:space="preserve"> </w:t>
@@ -5518,72 +5773,74 @@
           <w:rPr>
             <w:rStyle w:val="Hyperlink"/>
           </w:rPr>
-          <w:t xml:space="preserve">https://doi.org/10.1016/j.ecoenv.2022.113257</w:t>
+          <w:t xml:space="preserve">https://doi.org/10.47102/annals-acadmedsg.2025104</w:t>
         </w:r>
       </w:hyperlink>
-      <w:r>
-        <w:t xml:space="preserve">.</w:t>
-      </w:r>
     </w:p>
     <w:bookmarkEnd w:id="67"/>
-    <w:bookmarkStart w:id="69" w:name="ref-rosengren2025ExposureLeadCoronary"/>
+    <w:bookmarkStart w:id="69" w:name="Xa2086c2c3f6a9ac4b676f66b1cdbbd5efdb3b23"/>
     <w:p>
       <w:pPr>
         <w:pStyle w:val="Bibliography"/>
       </w:pPr>
       <w:r>
-        <w:t xml:space="preserve">[8]</w:t>
-      </w:r>
-      <w:r>
-        <w:t xml:space="preserve"> </w:t>
-      </w:r>
-      <w:r>
-        <w:t xml:space="preserve">	</w:t>
-      </w:r>
-      <w:r>
-        <w:t xml:space="preserve">Rosengren E, Barregard L, Sallsten G, Fagerberg B, Engström G, Fagman E, Forsgard N, Lundh T, Bergström G, Harari F. Exposure to</w:t>
-      </w:r>
-      <w:r>
-        <w:t xml:space="preserve"> </w:t>
-      </w:r>
-      <w:r>
-        <w:t xml:space="preserve">Lead</w:t>
-      </w:r>
-      <w:r>
-        <w:t xml:space="preserve"> </w:t>
-      </w:r>
-      <w:r>
-        <w:t xml:space="preserve">and</w:t>
-      </w:r>
-      <w:r>
-        <w:t xml:space="preserve"> </w:t>
-      </w:r>
-      <w:r>
-        <w:t xml:space="preserve">Coronary Artery Atherosclerosis</w:t>
-      </w:r>
-      <w:r>
-        <w:t xml:space="preserve">:</w:t>
-      </w:r>
-      <w:r>
-        <w:t xml:space="preserve"> </w:t>
-      </w:r>
-      <w:r>
-        <w:t xml:space="preserve">A Swedish Cross</w:t>
-      </w:r>
-      <w:r>
-        <w:t xml:space="preserve">-</w:t>
-      </w:r>
-      <w:r>
-        <w:t xml:space="preserve">Sectional Population</w:t>
-      </w:r>
-      <w:r>
-        <w:t xml:space="preserve">-</w:t>
-      </w:r>
-      <w:r>
-        <w:t xml:space="preserve">Based Study</w:t>
-      </w:r>
-      <w:r>
-        <w:t xml:space="preserve">. JAHA 2025;14:e037633.</w:t>
+        <w:t xml:space="preserve">Canfield, R.L., Henderson, C.R., Cory-Slechta, D.A., Cox, C., Jusko, T.A., Lanphear, B.P., 2003. Intellectual</w:t>
+      </w:r>
+      <w:r>
+        <w:t xml:space="preserve"> </w:t>
+      </w:r>
+      <w:r>
+        <w:t xml:space="preserve">Impairment</w:t>
+      </w:r>
+      <w:r>
+        <w:t xml:space="preserve"> </w:t>
+      </w:r>
+      <w:r>
+        <w:t xml:space="preserve">in</w:t>
+      </w:r>
+      <w:r>
+        <w:t xml:space="preserve"> </w:t>
+      </w:r>
+      <w:r>
+        <w:t xml:space="preserve">Children</w:t>
+      </w:r>
+      <w:r>
+        <w:t xml:space="preserve"> </w:t>
+      </w:r>
+      <w:r>
+        <w:t xml:space="preserve">with</w:t>
+      </w:r>
+      <w:r>
+        <w:t xml:space="preserve"> </w:t>
+      </w:r>
+      <w:r>
+        <w:t xml:space="preserve">Blood Lead Concentrations</w:t>
+      </w:r>
+      <w:r>
+        <w:t xml:space="preserve"> </w:t>
+      </w:r>
+      <w:r>
+        <w:t xml:space="preserve">below 10</w:t>
+      </w:r>
+      <w:r>
+        <w:t xml:space="preserve"> </w:t>
+      </w:r>
+      <m:oMath>
+        <m:r>
+          <m:t>μ</m:t>
+        </m:r>
+      </m:oMath>
+      <w:r>
+        <w:t xml:space="preserve">g per</w:t>
+      </w:r>
+      <w:r>
+        <w:t xml:space="preserve"> </w:t>
+      </w:r>
+      <w:r>
+        <w:t xml:space="preserve">Deciliter</w:t>
+      </w:r>
+      <w:r>
+        <w:t xml:space="preserve">. N Engl J Med 348, 1517–1526.</w:t>
       </w:r>
       <w:r>
         <w:t xml:space="preserve"> </w:t>
@@ -5593,42 +5850,18 @@
           <w:rPr>
             <w:rStyle w:val="Hyperlink"/>
           </w:rPr>
-          <w:t xml:space="preserve">https://doi.org/10.1161/JAHA.124.037633</w:t>
+          <w:t xml:space="preserve">https://doi.org/10.1056/NEJMoa022848</w:t>
         </w:r>
       </w:hyperlink>
-      <w:r>
-        <w:t xml:space="preserve">.</w:t>
-      </w:r>
     </w:p>
     <w:bookmarkEnd w:id="69"/>
-    <w:bookmarkStart w:id="71" w:name="ref-lanphear2018LowlevelLeadExposure"/>
+    <w:bookmarkStart w:id="71" w:name="X93c1fc7f8e1220d02cbab90c02ac44248f2b23e"/>
     <w:p>
       <w:pPr>
         <w:pStyle w:val="Bibliography"/>
       </w:pPr>
       <w:r>
-        <w:t xml:space="preserve">[9]</w:t>
-      </w:r>
-      <w:r>
-        <w:t xml:space="preserve"> </w:t>
-      </w:r>
-      <w:r>
-        <w:t xml:space="preserve">	</w:t>
-      </w:r>
-      <w:r>
-        <w:t xml:space="preserve">Lanphear BP, Rauch S, Auinger P, Allen RW, Hornung RW. Low-level lead exposure and mortality in</w:t>
-      </w:r>
-      <w:r>
-        <w:t xml:space="preserve"> </w:t>
-      </w:r>
-      <w:r>
-        <w:t xml:space="preserve">US</w:t>
-      </w:r>
-      <w:r>
-        <w:t xml:space="preserve"> </w:t>
-      </w:r>
-      <w:r>
-        <w:t xml:space="preserve">adults: A population-based cohort study. The Lancet Public Health 2018;3:e177–84.</w:t>
+        <w:t xml:space="preserve">Carrington, C., Devleesschauwer, B., Gibb, H.J., Bolger, P.M., 2019. Global burden of intellectual disability resulting from dietary exposure to lead, 2015. Environmental Research 172, 420–429.</w:t>
       </w:r>
       <w:r>
         <w:t xml:space="preserve"> </w:t>
@@ -5638,12 +5871,9 @@
           <w:rPr>
             <w:rStyle w:val="Hyperlink"/>
           </w:rPr>
-          <w:t xml:space="preserve">https://doi.org/10.1016/S2468-2667(18)30025-2</w:t>
+          <w:t xml:space="preserve">https://doi.org/10.1016/j.envres.2019.02.023</w:t>
         </w:r>
       </w:hyperlink>
-      <w:r>
-        <w:t xml:space="preserve">.</w:t>
-      </w:r>
     </w:p>
     <w:bookmarkEnd w:id="71"/>
     <w:bookmarkStart w:id="73" w:name="ref-chang2006LowBloodLead"/>
@@ -5652,16 +5882,7 @@
         <w:pStyle w:val="Bibliography"/>
       </w:pPr>
       <w:r>
-        <w:t xml:space="preserve">[10]</w:t>
-      </w:r>
-      <w:r>
-        <w:t xml:space="preserve"> </w:t>
-      </w:r>
-      <w:r>
-        <w:t xml:space="preserve">	</w:t>
-      </w:r>
-      <w:r>
-        <w:t xml:space="preserve">Chang S-H, Cheng B-H, Lee S-L, Chuang H-Y, Yang C-Y, Sung F-C, Wu T-N. Low blood lead concentration in association with infertility in women. Environmental Research 2006;101:380–6.</w:t>
+        <w:t xml:space="preserve">Chang, S.-H., Cheng, B.-H., Lee, S.-L., Chuang, H.-Y., Yang, C.-Y., Sung, F.-C., Wu, T.-N., 2006. Low blood lead concentration in association with infertility in women. Environmental Research 101, 380–386.</w:t>
       </w:r>
       <w:r>
         <w:t xml:space="preserve"> </w:t>
@@ -5674,27 +5895,246 @@
           <w:t xml:space="preserve">https://doi.org/10.1016/j.envres.2005.10.004</w:t>
         </w:r>
       </w:hyperlink>
-      <w:r>
-        <w:t xml:space="preserve">.</w:t>
-      </w:r>
     </w:p>
     <w:bookmarkEnd w:id="73"/>
-    <w:bookmarkStart w:id="75" w:name="Xadfdab0209e4a364d9fdcffecfddb00700d2db9"/>
+    <w:bookmarkStart w:id="75" w:name="ref-chen2005IQBloodLead"/>
     <w:p>
       <w:pPr>
         <w:pStyle w:val="Bibliography"/>
       </w:pPr>
       <w:r>
-        <w:t xml:space="preserve">[11]</w:t>
-      </w:r>
-      <w:r>
-        <w:t xml:space="preserve"> </w:t>
-      </w:r>
-      <w:r>
-        <w:t xml:space="preserve">	</w:t>
-      </w:r>
-      <w:r>
-        <w:t xml:space="preserve">Dimitrov LV, Kaminski JW, Holbrook JR, Bitsko RH, Yeh M, Courtney JG, O’Masta B, Maher B, Cerles A, McGowan K, Rush M. A</w:t>
+        <w:t xml:space="preserve">Chen, A., Dietrich, K.N., Ware, J.H., Radcliffe, J., Rogan, W.J., 2005.</w:t>
+      </w:r>
+      <w:r>
+        <w:t xml:space="preserve"> </w:t>
+      </w:r>
+      <w:r>
+        <w:t xml:space="preserve">IQ</w:t>
+      </w:r>
+      <w:r>
+        <w:t xml:space="preserve"> </w:t>
+      </w:r>
+      <w:r>
+        <w:t xml:space="preserve">and</w:t>
+      </w:r>
+      <w:r>
+        <w:t xml:space="preserve"> </w:t>
+      </w:r>
+      <w:r>
+        <w:t xml:space="preserve">Blood Lead</w:t>
+      </w:r>
+      <w:r>
+        <w:t xml:space="preserve"> </w:t>
+      </w:r>
+      <w:r>
+        <w:t xml:space="preserve">from 2 to 7</w:t>
+      </w:r>
+      <w:r>
+        <w:t xml:space="preserve"> </w:t>
+      </w:r>
+      <w:r>
+        <w:t xml:space="preserve">Years</w:t>
+      </w:r>
+      <w:r>
+        <w:t xml:space="preserve"> </w:t>
+      </w:r>
+      <w:r>
+        <w:t xml:space="preserve">of</w:t>
+      </w:r>
+      <w:r>
+        <w:t xml:space="preserve"> </w:t>
+      </w:r>
+      <w:r>
+        <w:t xml:space="preserve">Age</w:t>
+      </w:r>
+      <w:r>
+        <w:t xml:space="preserve">:</w:t>
+      </w:r>
+      <w:r>
+        <w:t xml:space="preserve"> </w:t>
+      </w:r>
+      <w:r>
+        <w:t xml:space="preserve">Are</w:t>
+      </w:r>
+      <w:r>
+        <w:t xml:space="preserve"> </w:t>
+      </w:r>
+      <w:r>
+        <w:t xml:space="preserve">the</w:t>
+      </w:r>
+      <w:r>
+        <w:t xml:space="preserve"> </w:t>
+      </w:r>
+      <w:r>
+        <w:t xml:space="preserve">Effects</w:t>
+      </w:r>
+      <w:r>
+        <w:t xml:space="preserve"> </w:t>
+      </w:r>
+      <w:r>
+        <w:t xml:space="preserve">in</w:t>
+      </w:r>
+      <w:r>
+        <w:t xml:space="preserve"> </w:t>
+      </w:r>
+      <w:r>
+        <w:t xml:space="preserve">Older Children</w:t>
+      </w:r>
+      <w:r>
+        <w:t xml:space="preserve"> </w:t>
+      </w:r>
+      <w:r>
+        <w:t xml:space="preserve">the</w:t>
+      </w:r>
+      <w:r>
+        <w:t xml:space="preserve"> </w:t>
+      </w:r>
+      <w:r>
+        <w:t xml:space="preserve">Residual</w:t>
+      </w:r>
+      <w:r>
+        <w:t xml:space="preserve"> </w:t>
+      </w:r>
+      <w:r>
+        <w:t xml:space="preserve">of</w:t>
+      </w:r>
+      <w:r>
+        <w:t xml:space="preserve"> </w:t>
+      </w:r>
+      <w:r>
+        <w:t xml:space="preserve">High Blood Lead Concentrations</w:t>
+      </w:r>
+      <w:r>
+        <w:t xml:space="preserve"> </w:t>
+      </w:r>
+      <w:r>
+        <w:t xml:space="preserve">in 2-</w:t>
+      </w:r>
+      <w:r>
+        <w:t xml:space="preserve">Year-Olds</w:t>
+      </w:r>
+      <w:r>
+        <w:t xml:space="preserve">? Environmental Health Perspectives 113, 597–601.</w:t>
+      </w:r>
+      <w:r>
+        <w:t xml:space="preserve"> </w:t>
+      </w:r>
+      <w:hyperlink r:id="rId74">
+        <w:r>
+          <w:rPr>
+            <w:rStyle w:val="Hyperlink"/>
+          </w:rPr>
+          <w:t xml:space="preserve">https://doi.org/doi:10.1289/ehp.7625</w:t>
+        </w:r>
+      </w:hyperlink>
+    </w:p>
+    <w:bookmarkEnd w:id="75"/>
+    <w:bookmarkStart w:id="77" w:name="ref-crump2013StatisticalReevaluationData"/>
+    <w:p>
+      <w:pPr>
+        <w:pStyle w:val="Bibliography"/>
+      </w:pPr>
+      <w:r>
+        <w:t xml:space="preserve">Crump, K.S., Van Landingham, C., Bowers, T.S., Cahoy, D., Chandalia, J.K., 2013. A statistical reevaluation of the data used in the</w:t>
+      </w:r>
+      <w:r>
+        <w:t xml:space="preserve"> </w:t>
+      </w:r>
+      <w:r>
+        <w:t xml:space="preserve">Lanphear</w:t>
+      </w:r>
+      <w:r>
+        <w:t xml:space="preserve"> </w:t>
+      </w:r>
+      <w:r>
+        <w:t xml:space="preserve">et al. ( 2005 ) pooled-analysis that related low levels of blood lead to intellectual deficits in children. Crit Rev Toxicol 43, 785–99.</w:t>
+      </w:r>
+      <w:r>
+        <w:t xml:space="preserve"> </w:t>
+      </w:r>
+      <w:hyperlink r:id="rId76">
+        <w:r>
+          <w:rPr>
+            <w:rStyle w:val="Hyperlink"/>
+          </w:rPr>
+          <w:t xml:space="preserve">https://doi.org/10.3109/10408444.2013.832726</w:t>
+        </w:r>
+      </w:hyperlink>
+    </w:p>
+    <w:bookmarkEnd w:id="77"/>
+    <w:bookmarkStart w:id="79" w:name="ref-dantzer2020ComparisonBloodToenails"/>
+    <w:p>
+      <w:pPr>
+        <w:pStyle w:val="Bibliography"/>
+      </w:pPr>
+      <w:r>
+        <w:t xml:space="preserve">Dantzer, J., Ryan, P., Yolton, K., Parsons, P.J., Palmer, C.D., Cecil, K., Unrine, J.M., 2020. A comparison of blood and toenails as biomarkers of children’s exposure to lead and their correlation with cognitive function. Science of The Total Environment 700, 134519.</w:t>
+      </w:r>
+      <w:r>
+        <w:t xml:space="preserve"> </w:t>
+      </w:r>
+      <w:hyperlink r:id="rId78">
+        <w:r>
+          <w:rPr>
+            <w:rStyle w:val="Hyperlink"/>
+          </w:rPr>
+          <w:t xml:space="preserve">https://doi.org/10.1016/j.scitotenv.2019.134519</w:t>
+        </w:r>
+      </w:hyperlink>
+    </w:p>
+    <w:bookmarkEnd w:id="79"/>
+    <w:bookmarkStart w:id="81" w:name="X6bc65313eadd1b86059eb4ba10c8cf9d91be17d"/>
+    <w:p>
+      <w:pPr>
+        <w:pStyle w:val="Bibliography"/>
+      </w:pPr>
+      <w:r>
+        <w:t xml:space="preserve">Desrochers-Couture, M., Oulhote, Y., Arbuckle, T.E., Fraser, W.D., Séguin, J.R., Ouellet, E., Forget-Dubois, N., Ayotte, P., Boivin, M., Lanphear, B.P., Muckle, G., 2018. Prenatal, concurrent, and sex-specific associations between blood lead concentrations and</w:t>
+      </w:r>
+      <w:r>
+        <w:t xml:space="preserve"> </w:t>
+      </w:r>
+      <w:r>
+        <w:t xml:space="preserve">IQ</w:t>
+      </w:r>
+      <w:r>
+        <w:t xml:space="preserve"> </w:t>
+      </w:r>
+      <w:r>
+        <w:t xml:space="preserve">in preschool</w:t>
+      </w:r>
+      <w:r>
+        <w:t xml:space="preserve"> </w:t>
+      </w:r>
+      <w:r>
+        <w:t xml:space="preserve">Canadian</w:t>
+      </w:r>
+      <w:r>
+        <w:t xml:space="preserve"> </w:t>
+      </w:r>
+      <w:r>
+        <w:t xml:space="preserve">children. Environment International 121, 1235–1242.</w:t>
+      </w:r>
+      <w:r>
+        <w:t xml:space="preserve"> </w:t>
+      </w:r>
+      <w:hyperlink r:id="rId80">
+        <w:r>
+          <w:rPr>
+            <w:rStyle w:val="Hyperlink"/>
+          </w:rPr>
+          <w:t xml:space="preserve">https://doi.org/10.1016/j.envint.2018.10.043</w:t>
+        </w:r>
+      </w:hyperlink>
+    </w:p>
+    <w:bookmarkEnd w:id="81"/>
+    <w:bookmarkStart w:id="83" w:name="Xadfdab0209e4a364d9fdcffecfddb00700d2db9"/>
+    <w:p>
+      <w:pPr>
+        <w:pStyle w:val="Bibliography"/>
+      </w:pPr>
+      <w:r>
+        <w:t xml:space="preserve">Dimitrov, L.V., Kaminski, J.W., Holbrook, J.R., Bitsko, R.H., Yeh, M., Courtney, J.G., O’Masta, B., Maher, B., Cerles, A., McGowan, K., Rush, M., 2024. A</w:t>
       </w:r>
       <w:r>
         <w:t xml:space="preserve"> </w:t>
@@ -5757,12 +6197,12 @@
         <w:t xml:space="preserve">Children</w:t>
       </w:r>
       <w:r>
-        <w:t xml:space="preserve">. Prev Sci 2024;25:225–48.</w:t>
-      </w:r>
-      <w:r>
-        <w:t xml:space="preserve"> </w:t>
-      </w:r>
-      <w:hyperlink r:id="rId74">
+        <w:t xml:space="preserve">. Prev Sci 25, 225–248.</w:t>
+      </w:r>
+      <w:r>
+        <w:t xml:space="preserve"> </w:t>
+      </w:r>
+      <w:hyperlink r:id="rId82">
         <w:r>
           <w:rPr>
             <w:rStyle w:val="Hyperlink"/>
@@ -5770,180 +6210,1223 @@
           <w:t xml:space="preserve">https://doi.org/10.1007/s11121-023-01601-6</w:t>
         </w:r>
       </w:hyperlink>
-      <w:r>
-        <w:t xml:space="preserve">.</w:t>
-      </w:r>
-    </w:p>
-    <w:bookmarkEnd w:id="75"/>
-    <w:bookmarkStart w:id="77" w:name="ref-shaffer2025LeadExposureAntisocial"/>
+    </w:p>
+    <w:bookmarkEnd w:id="83"/>
+    <w:bookmarkStart w:id="85" w:name="ref-earl2016LowlevelEnvironmentalLead"/>
     <w:p>
       <w:pPr>
         <w:pStyle w:val="Bibliography"/>
       </w:pPr>
       <w:r>
-        <w:t xml:space="preserve">[12]</w:t>
-      </w:r>
-      <w:r>
-        <w:t xml:space="preserve"> </w:t>
-      </w:r>
-      <w:r>
-        <w:t xml:space="preserve">	</w:t>
-      </w:r>
-      <w:r>
-        <w:t xml:space="preserve">Shaffer RM, Carlson LM, Hester K, Kim H, Duffney P, Forsyth JE, Ferraro G, Till C, Haddock A, Strawbridge J, Lanfear CC, Gohari Z, Lee AL, Hu H, Kirrane E. Lead exposure and antisocial behavior:</w:t>
-      </w:r>
-      <w:r>
-        <w:t xml:space="preserve"> </w:t>
-      </w:r>
-      <w:r>
-        <w:t xml:space="preserve">A</w:t>
-      </w:r>
-      <w:r>
-        <w:t xml:space="preserve"> </w:t>
-      </w:r>
-      <w:r>
-        <w:t xml:space="preserve">systematic review of human and animal evidence. Environment International 2025:109786.</w:t>
-      </w:r>
-      <w:r>
-        <w:t xml:space="preserve"> </w:t>
-      </w:r>
-      <w:hyperlink r:id="rId76">
+        <w:t xml:space="preserve">Earl, R., Burns, N., Nettelbeck, T., Baghurst, P., 2016. Low-level environmental lead exposure still negatively associated with children’s cognitive abilities. Australian Journal of Psychology 68, 98–106.</w:t>
+      </w:r>
+      <w:r>
+        <w:t xml:space="preserve"> </w:t>
+      </w:r>
+      <w:hyperlink r:id="rId84">
         <w:r>
           <w:rPr>
             <w:rStyle w:val="Hyperlink"/>
           </w:rPr>
-          <w:t xml:space="preserve">https://doi.org/10.1016/j.envint.2025.109786</w:t>
+          <w:t xml:space="preserve">https://doi.org/10.1111/ajpy.12096</w:t>
         </w:r>
       </w:hyperlink>
-      <w:r>
-        <w:t xml:space="preserve">.</w:t>
-      </w:r>
-    </w:p>
-    <w:bookmarkEnd w:id="77"/>
-    <w:bookmarkStart w:id="79" w:name="X06097e4c5e52362623b7f1c040457eb7d553acc"/>
+    </w:p>
+    <w:bookmarkEnd w:id="85"/>
+    <w:bookmarkStart w:id="87" w:name="X4707f3a4b72a0982487545f9dc3d674642af108"/>
     <w:p>
       <w:pPr>
         <w:pStyle w:val="Bibliography"/>
       </w:pPr>
       <w:r>
-        <w:t xml:space="preserve">[13]</w:t>
-      </w:r>
-      <w:r>
-        <w:t xml:space="preserve"> </w:t>
-      </w:r>
-      <w:r>
-        <w:t xml:space="preserve">	</w:t>
-      </w:r>
-      <w:r>
-        <w:t xml:space="preserve">Baghurst PA, McMichael AJ, Wigg NR, Vimpani GV, Robertson EF, Roberts RJ, Tong S-L. Environmental</w:t>
-      </w:r>
-      <w:r>
-        <w:t xml:space="preserve"> </w:t>
-      </w:r>
-      <w:r>
-        <w:t xml:space="preserve">Exposure</w:t>
-      </w:r>
-      <w:r>
-        <w:t xml:space="preserve"> </w:t>
-      </w:r>
-      <w:r>
-        <w:t xml:space="preserve">to</w:t>
-      </w:r>
-      <w:r>
-        <w:t xml:space="preserve"> </w:t>
-      </w:r>
-      <w:r>
-        <w:t xml:space="preserve">Lead</w:t>
-      </w:r>
-      <w:r>
-        <w:t xml:space="preserve"> </w:t>
-      </w:r>
-      <w:r>
-        <w:t xml:space="preserve">and</w:t>
-      </w:r>
-      <w:r>
-        <w:t xml:space="preserve"> </w:t>
-      </w:r>
-      <w:r>
-        <w:t xml:space="preserve">Children</w:t>
-      </w:r>
-      <w:r>
-        <w:t xml:space="preserve">’s</w:t>
-      </w:r>
-      <w:r>
-        <w:t xml:space="preserve"> </w:t>
-      </w:r>
-      <w:r>
-        <w:t xml:space="preserve">Intelligence</w:t>
-      </w:r>
-      <w:r>
-        <w:t xml:space="preserve"> </w:t>
-      </w:r>
-      <w:r>
-        <w:t xml:space="preserve">at the</w:t>
-      </w:r>
-      <w:r>
-        <w:t xml:space="preserve"> </w:t>
-      </w:r>
-      <w:r>
-        <w:t xml:space="preserve">Age</w:t>
-      </w:r>
-      <w:r>
-        <w:t xml:space="preserve"> </w:t>
-      </w:r>
-      <w:r>
-        <w:t xml:space="preserve">of</w:t>
-      </w:r>
-      <w:r>
-        <w:t xml:space="preserve"> </w:t>
-      </w:r>
-      <w:r>
-        <w:t xml:space="preserve">Seven Years</w:t>
-      </w:r>
-      <w:r>
-        <w:t xml:space="preserve">:</w:t>
-      </w:r>
-      <w:r>
-        <w:t xml:space="preserve"> </w:t>
-      </w:r>
-      <w:r>
-        <w:t xml:space="preserve">The Port Pirie Cohort Study</w:t>
-      </w:r>
-      <w:r>
-        <w:t xml:space="preserve">. N Engl J Med 1992;327:1279–84.</w:t>
-      </w:r>
-      <w:r>
-        <w:t xml:space="preserve"> </w:t>
-      </w:r>
-      <w:hyperlink r:id="rId78">
+        <w:t xml:space="preserve">EFSA, 2012. Lead dietary exposure in the</w:t>
+      </w:r>
+      <w:r>
+        <w:t xml:space="preserve"> </w:t>
+      </w:r>
+      <w:r>
+        <w:t xml:space="preserve">European</w:t>
+      </w:r>
+      <w:r>
+        <w:t xml:space="preserve"> </w:t>
+      </w:r>
+      <w:r>
+        <w:t xml:space="preserve">population. EFS2 10.</w:t>
+      </w:r>
+      <w:r>
+        <w:t xml:space="preserve"> </w:t>
+      </w:r>
+      <w:hyperlink r:id="rId86">
         <w:r>
           <w:rPr>
             <w:rStyle w:val="Hyperlink"/>
           </w:rPr>
-          <w:t xml:space="preserve">https://doi.org/10.1056/NEJM199210293271805</w:t>
+          <w:t xml:space="preserve">https://doi.org/10.2903/j.efsa.2012.2831</w:t>
         </w:r>
       </w:hyperlink>
+    </w:p>
+    <w:bookmarkEnd w:id="87"/>
+    <w:bookmarkStart w:id="89" w:name="X5615fc1cb9c455a90da75660348bda09fd0f967"/>
+    <w:p>
+      <w:pPr>
+        <w:pStyle w:val="Bibliography"/>
+      </w:pPr>
+      <w:r>
+        <w:t xml:space="preserve">EFSA Panel on Contaminants in the Food Chain (CONTAM), 2010. Scientific</w:t>
+      </w:r>
+      <w:r>
+        <w:t xml:space="preserve"> </w:t>
+      </w:r>
+      <w:r>
+        <w:t xml:space="preserve">Opinion</w:t>
+      </w:r>
+      <w:r>
+        <w:t xml:space="preserve"> </w:t>
+      </w:r>
+      <w:r>
+        <w:t xml:space="preserve">on</w:t>
+      </w:r>
+      <w:r>
+        <w:t xml:space="preserve"> </w:t>
+      </w:r>
+      <w:r>
+        <w:t xml:space="preserve">Lead</w:t>
+      </w:r>
+      <w:r>
+        <w:t xml:space="preserve"> </w:t>
+      </w:r>
+      <w:r>
+        <w:t xml:space="preserve">in</w:t>
+      </w:r>
+      <w:r>
+        <w:t xml:space="preserve"> </w:t>
+      </w:r>
+      <w:r>
+        <w:t xml:space="preserve">Food</w:t>
+      </w:r>
+      <w:r>
+        <w:t xml:space="preserve">. EFSA Journal 8, 1570.</w:t>
+      </w:r>
+      <w:r>
+        <w:t xml:space="preserve"> </w:t>
+      </w:r>
+      <w:hyperlink r:id="rId88">
+        <w:r>
+          <w:rPr>
+            <w:rStyle w:val="Hyperlink"/>
+          </w:rPr>
+          <w:t xml:space="preserve">https://doi.org/10.2903/j.efsa.2010.1570</w:t>
+        </w:r>
+      </w:hyperlink>
+    </w:p>
+    <w:bookmarkEnd w:id="89"/>
+    <w:bookmarkStart w:id="91" w:name="ref-figueroa2024LossCognitiveFunction"/>
+    <w:p>
+      <w:pPr>
+        <w:pStyle w:val="Bibliography"/>
+      </w:pPr>
+      <w:r>
+        <w:t xml:space="preserve">Figueroa, J.L., Rodríguez-Atristain, A., Bautista-Arredondo, L.F., Treviño, C.L., Martínez, M.R., Valdivia, B.T., Avalos-Alvarez, S.V., Sánchez-Morales, J.E., Fuller, R., Bautista-Arredondo, S., Téllez-Rojo, M.M., 2024. Loss of cognitive function in</w:t>
+      </w:r>
+      <w:r>
+        <w:t xml:space="preserve"> </w:t>
+      </w:r>
+      <w:r>
+        <w:t xml:space="preserve">Mexican</w:t>
+      </w:r>
+      <w:r>
+        <w:t xml:space="preserve"> </w:t>
+      </w:r>
+      <w:r>
+        <w:t xml:space="preserve">children due to lead exposure and the associated economic costs. Environmental Research 263, 120013.</w:t>
+      </w:r>
+      <w:r>
+        <w:t xml:space="preserve"> </w:t>
+      </w:r>
+      <w:hyperlink r:id="rId90">
+        <w:r>
+          <w:rPr>
+            <w:rStyle w:val="Hyperlink"/>
+          </w:rPr>
+          <w:t xml:space="preserve">https://doi.org/10.1016/j.envres.2024.120013</w:t>
+        </w:r>
+      </w:hyperlink>
+    </w:p>
+    <w:bookmarkEnd w:id="91"/>
+    <w:bookmarkStart w:id="92" w:name="X21bf392f662dc1b38e9a7fa4b314fc7a471696b"/>
+    <w:p>
+      <w:pPr>
+        <w:pStyle w:val="Bibliography"/>
+      </w:pPr>
+      <w:r>
+        <w:t xml:space="preserve">Gabry J, Mahr T, 2025. Bayesplot:</w:t>
+      </w:r>
+      <w:r>
+        <w:t xml:space="preserve"> </w:t>
+      </w:r>
+      <w:r>
+        <w:t xml:space="preserve">Plotting</w:t>
+      </w:r>
+      <w:r>
+        <w:t xml:space="preserve"> </w:t>
+      </w:r>
+      <w:r>
+        <w:t xml:space="preserve">for</w:t>
+      </w:r>
+      <w:r>
+        <w:t xml:space="preserve"> </w:t>
+      </w:r>
+      <w:r>
+        <w:t xml:space="preserve">Bayesian Models</w:t>
+      </w:r>
       <w:r>
         <w:t xml:space="preserve">.</w:t>
       </w:r>
     </w:p>
-    <w:bookmarkEnd w:id="79"/>
-    <w:bookmarkStart w:id="81" w:name="ref-needleman1990LowLevelLeadExposure"/>
+    <w:bookmarkEnd w:id="92"/>
+    <w:bookmarkStart w:id="94" w:name="ref-gelman2013Chapter4Asymptotics"/>
     <w:p>
       <w:pPr>
         <w:pStyle w:val="Bibliography"/>
       </w:pPr>
       <w:r>
-        <w:t xml:space="preserve">[14]</w:t>
-      </w:r>
-      <w:r>
-        <w:t xml:space="preserve"> </w:t>
-      </w:r>
-      <w:r>
-        <w:t xml:space="preserve">	</w:t>
-      </w:r>
-      <w:r>
-        <w:t xml:space="preserve">Needleman HL. Low-</w:t>
+        <w:t xml:space="preserve">Gelman, A., Carlin, J.B., Stern, H.S., David B. Dunson, Vehtari, A., Rubin, D.B., 2013. Chapter 4 -</w:t>
+      </w:r>
+      <w:r>
+        <w:t xml:space="preserve"> </w:t>
+      </w:r>
+      <w:r>
+        <w:t xml:space="preserve">Asymptotics</w:t>
+      </w:r>
+      <w:r>
+        <w:t xml:space="preserve"> </w:t>
+      </w:r>
+      <w:r>
+        <w:t xml:space="preserve">and connections to non-</w:t>
+      </w:r>
+      <w:r>
+        <w:t xml:space="preserve">Bayesian</w:t>
+      </w:r>
+      <w:r>
+        <w:t xml:space="preserve"> </w:t>
+      </w:r>
+      <w:r>
+        <w:t xml:space="preserve">approaches, in: Bayesian</w:t>
+      </w:r>
+      <w:r>
+        <w:t xml:space="preserve"> </w:t>
+      </w:r>
+      <w:r>
+        <w:t xml:space="preserve">Data Analysis</w:t>
+      </w:r>
+      <w:r>
+        <w:t xml:space="preserve">.</w:t>
+      </w:r>
+      <w:r>
+        <w:t xml:space="preserve"> </w:t>
+      </w:r>
+      <w:r>
+        <w:t xml:space="preserve">Chapman and Hall/CRC</w:t>
+      </w:r>
+      <w:r>
+        <w:t xml:space="preserve">.</w:t>
+      </w:r>
+      <w:r>
+        <w:t xml:space="preserve"> </w:t>
+      </w:r>
+      <w:hyperlink r:id="rId93">
+        <w:r>
+          <w:rPr>
+            <w:rStyle w:val="Hyperlink"/>
+          </w:rPr>
+          <w:t xml:space="preserve">https://doi.org/10.1201/b16018</w:t>
+        </w:r>
+      </w:hyperlink>
+    </w:p>
+    <w:bookmarkEnd w:id="94"/>
+    <w:bookmarkStart w:id="96" w:name="ref-gelman2020BayesianWorkflow"/>
+    <w:p>
+      <w:pPr>
+        <w:pStyle w:val="Bibliography"/>
+      </w:pPr>
+      <w:r>
+        <w:t xml:space="preserve">Gelman, A., Vehtari, A., Simpson, D., Margossian, C.C., Carpenter, B., Yao, Y., Kennedy, L., Gabry, J., Bürkner, P.-C., Modrák, M., 2020. Bayesian</w:t>
+      </w:r>
+      <w:r>
+        <w:t xml:space="preserve"> </w:t>
+      </w:r>
+      <w:r>
+        <w:t xml:space="preserve">Workflow</w:t>
+      </w:r>
+      <w:r>
+        <w:t xml:space="preserve">.</w:t>
+      </w:r>
+      <w:r>
+        <w:t xml:space="preserve"> </w:t>
+      </w:r>
+      <w:hyperlink r:id="rId95">
+        <w:r>
+          <w:rPr>
+            <w:rStyle w:val="Hyperlink"/>
+          </w:rPr>
+          <w:t xml:space="preserve">https://doi.org/10.48550/ARXIV.2011.01808</w:t>
+        </w:r>
+      </w:hyperlink>
+    </w:p>
+    <w:bookmarkEnd w:id="96"/>
+    <w:bookmarkStart w:id="98" w:name="ref-goodman2023SexDifferencePre"/>
+    <w:p>
+      <w:pPr>
+        <w:pStyle w:val="Bibliography"/>
+      </w:pPr>
+      <w:r>
+        <w:t xml:space="preserve">Goodman, C.V., Green, R., DaCosta, A., Flora, D., Lanphear, B., Till, C., 2023. Sex difference of pre- and post-natal exposure to six developmental neurotoxicants on intellectual abilities: A systematic review and meta-analysis of human studies. Environ Health 22, 80.</w:t>
+      </w:r>
+      <w:r>
+        <w:t xml:space="preserve"> </w:t>
+      </w:r>
+      <w:hyperlink r:id="rId97">
+        <w:r>
+          <w:rPr>
+            <w:rStyle w:val="Hyperlink"/>
+          </w:rPr>
+          <w:t xml:space="preserve">https://doi.org/10.1186/s12940-023-01029-z</w:t>
+        </w:r>
+      </w:hyperlink>
+    </w:p>
+    <w:bookmarkEnd w:id="98"/>
+    <w:bookmarkStart w:id="100" w:name="X035620408d1fb22c7ed381e74f0468c30df4612"/>
+    <w:p>
+      <w:pPr>
+        <w:pStyle w:val="Bibliography"/>
+      </w:pPr>
+      <w:r>
+        <w:t xml:space="preserve">Grant, R., Di Tanna, G.L., 2025. Bayesian</w:t>
+      </w:r>
+      <w:r>
+        <w:t xml:space="preserve"> </w:t>
+      </w:r>
+      <w:r>
+        <w:t xml:space="preserve">Meta-Analysis</w:t>
+      </w:r>
+      <w:r>
+        <w:t xml:space="preserve">:</w:t>
+      </w:r>
+      <w:r>
+        <w:t xml:space="preserve"> </w:t>
+      </w:r>
+      <w:r>
+        <w:t xml:space="preserve">A Practical Introduction</w:t>
+      </w:r>
+      <w:r>
+        <w:t xml:space="preserve">, 1st ed.</w:t>
+      </w:r>
+      <w:r>
+        <w:t xml:space="preserve"> </w:t>
+      </w:r>
+      <w:r>
+        <w:t xml:space="preserve">Chapman and Hall/CRC</w:t>
+      </w:r>
+      <w:r>
+        <w:t xml:space="preserve">, Boca Raton.</w:t>
+      </w:r>
+      <w:r>
+        <w:t xml:space="preserve"> </w:t>
+      </w:r>
+      <w:hyperlink r:id="rId99">
+        <w:r>
+          <w:rPr>
+            <w:rStyle w:val="Hyperlink"/>
+          </w:rPr>
+          <w:t xml:space="preserve">https://doi.org/10.1201/9781003375821</w:t>
+        </w:r>
+      </w:hyperlink>
+    </w:p>
+    <w:bookmarkEnd w:id="100"/>
+    <w:bookmarkStart w:id="102" w:name="ref-halabicky2023LowLevelLead"/>
+    <w:p>
+      <w:pPr>
+        <w:pStyle w:val="Bibliography"/>
+      </w:pPr>
+      <w:r>
+        <w:t xml:space="preserve">Halabicky, O.M., Pinto-Martin, J.A., Compton, P., Liu, J., 2023. Low level lead exposure in early childhood and parental education on adolescent</w:t>
+      </w:r>
+      <w:r>
+        <w:t xml:space="preserve"> </w:t>
+      </w:r>
+      <w:r>
+        <w:t xml:space="preserve">IQ</w:t>
+      </w:r>
+      <w:r>
+        <w:t xml:space="preserve"> </w:t>
+      </w:r>
+      <w:r>
+        <w:t xml:space="preserve">and working memory: A cohort study. Journal of Exposure Science &amp; Environmental Epidemiology 33, 168–176.</w:t>
+      </w:r>
+      <w:r>
+        <w:t xml:space="preserve"> </w:t>
+      </w:r>
+      <w:hyperlink r:id="rId101">
+        <w:r>
+          <w:rPr>
+            <w:rStyle w:val="Hyperlink"/>
+          </w:rPr>
+          <w:t xml:space="preserve">https://doi.org/10.1038/s41370-022-00450-9</w:t>
+        </w:r>
+      </w:hyperlink>
+    </w:p>
+    <w:bookmarkEnd w:id="102"/>
+    <w:bookmarkStart w:id="104" w:name="ref-harari2018BloodLeadLevels"/>
+    <w:p>
+      <w:pPr>
+        <w:pStyle w:val="Bibliography"/>
+      </w:pPr>
+      <w:r>
+        <w:t xml:space="preserve">Harari, F., Sallsten, G., Christensson, A., Petkovic, M., Hedblad, B., Forsgard, N., Melander, O., Nilsson, P.M., Borné, Y., Engström, G., Barregard, L., 2018. Blood</w:t>
+      </w:r>
+      <w:r>
+        <w:t xml:space="preserve"> </w:t>
+      </w:r>
+      <w:r>
+        <w:t xml:space="preserve">Lead Levels</w:t>
+      </w:r>
+      <w:r>
+        <w:t xml:space="preserve"> </w:t>
+      </w:r>
+      <w:r>
+        <w:t xml:space="preserve">and</w:t>
+      </w:r>
+      <w:r>
+        <w:t xml:space="preserve"> </w:t>
+      </w:r>
+      <w:r>
+        <w:t xml:space="preserve">Decreased Kidney Function</w:t>
+      </w:r>
+      <w:r>
+        <w:t xml:space="preserve"> </w:t>
+      </w:r>
+      <w:r>
+        <w:t xml:space="preserve">in a</w:t>
+      </w:r>
+      <w:r>
+        <w:t xml:space="preserve"> </w:t>
+      </w:r>
+      <w:r>
+        <w:t xml:space="preserve">Population-Based Cohort</w:t>
+      </w:r>
+      <w:r>
+        <w:t xml:space="preserve">. American Journal of Kidney Diseases 72, 381–389.</w:t>
+      </w:r>
+      <w:r>
+        <w:t xml:space="preserve"> </w:t>
+      </w:r>
+      <w:hyperlink r:id="rId103">
+        <w:r>
+          <w:rPr>
+            <w:rStyle w:val="Hyperlink"/>
+          </w:rPr>
+          <w:t xml:space="preserve">https://doi.org/10.1053/j.ajkd.2018.02.358</w:t>
+        </w:r>
+      </w:hyperlink>
+    </w:p>
+    <w:bookmarkEnd w:id="104"/>
+    <w:bookmarkStart w:id="106" w:name="Xec30ec7c912152a14c0f622040312567154bf15"/>
+    <w:p>
+      <w:pPr>
+        <w:pStyle w:val="Bibliography"/>
+      </w:pPr>
+      <w:r>
+        <w:t xml:space="preserve">Harrell, F.E., 2015. Regression</w:t>
+      </w:r>
+      <w:r>
+        <w:t xml:space="preserve"> </w:t>
+      </w:r>
+      <w:r>
+        <w:t xml:space="preserve">Modeling Strategies</w:t>
+      </w:r>
+      <w:r>
+        <w:t xml:space="preserve">:</w:t>
+      </w:r>
+      <w:r>
+        <w:t xml:space="preserve"> </w:t>
+      </w:r>
+      <w:r>
+        <w:t xml:space="preserve">With Applications</w:t>
+      </w:r>
+      <w:r>
+        <w:t xml:space="preserve"> </w:t>
+      </w:r>
+      <w:r>
+        <w:t xml:space="preserve">to</w:t>
+      </w:r>
+      <w:r>
+        <w:t xml:space="preserve"> </w:t>
+      </w:r>
+      <w:r>
+        <w:t xml:space="preserve">Linear Models</w:t>
+      </w:r>
+      <w:r>
+        <w:t xml:space="preserve">,</w:t>
+      </w:r>
+      <w:r>
+        <w:t xml:space="preserve"> </w:t>
+      </w:r>
+      <w:r>
+        <w:t xml:space="preserve">Logistic</w:t>
+      </w:r>
+      <w:r>
+        <w:t xml:space="preserve"> </w:t>
+      </w:r>
+      <w:r>
+        <w:t xml:space="preserve">and</w:t>
+      </w:r>
+      <w:r>
+        <w:t xml:space="preserve"> </w:t>
+      </w:r>
+      <w:r>
+        <w:t xml:space="preserve">Ordinal Regression</w:t>
+      </w:r>
+      <w:r>
+        <w:t xml:space="preserve">, and</w:t>
+      </w:r>
+      <w:r>
+        <w:t xml:space="preserve"> </w:t>
+      </w:r>
+      <w:r>
+        <w:t xml:space="preserve">Survival Analysis</w:t>
+      </w:r>
+      <w:r>
+        <w:t xml:space="preserve">, Springer</w:t>
+      </w:r>
+      <w:r>
+        <w:t xml:space="preserve"> </w:t>
+      </w:r>
+      <w:r>
+        <w:t xml:space="preserve">Series</w:t>
+      </w:r>
+      <w:r>
+        <w:t xml:space="preserve"> </w:t>
+      </w:r>
+      <w:r>
+        <w:t xml:space="preserve">in</w:t>
+      </w:r>
+      <w:r>
+        <w:t xml:space="preserve"> </w:t>
+      </w:r>
+      <w:r>
+        <w:t xml:space="preserve">Statistics</w:t>
+      </w:r>
+      <w:r>
+        <w:t xml:space="preserve">. Springer International Publishing, Cham.</w:t>
+      </w:r>
+      <w:r>
+        <w:t xml:space="preserve"> </w:t>
+      </w:r>
+      <w:hyperlink r:id="rId105">
+        <w:r>
+          <w:rPr>
+            <w:rStyle w:val="Hyperlink"/>
+          </w:rPr>
+          <w:t xml:space="preserve">https://doi.org/10.1007/978-3-319-19425-7</w:t>
+        </w:r>
+      </w:hyperlink>
+    </w:p>
+    <w:bookmarkEnd w:id="106"/>
+    <w:bookmarkStart w:id="108" w:name="ref-heidari2022EffectLeadExposurea"/>
+    <w:p>
+      <w:pPr>
+        <w:pStyle w:val="Bibliography"/>
+      </w:pPr>
+      <w:r>
+        <w:t xml:space="preserve">Heidari, S., Mostafaei, S., Razazian, N., Rajati, M., Saeedi, A., Rajati, F., 2022. The effect of lead exposure on</w:t>
+      </w:r>
+      <w:r>
+        <w:t xml:space="preserve"> </w:t>
+      </w:r>
+      <w:r>
+        <w:t xml:space="preserve">IQ</w:t>
+      </w:r>
+      <w:r>
+        <w:t xml:space="preserve"> </w:t>
+      </w:r>
+      <w:r>
+        <w:t xml:space="preserve">test scores in children under 12 years: A systematic review and meta-analysis of case-control studies. Syst Rev 11, 106.</w:t>
+      </w:r>
+      <w:r>
+        <w:t xml:space="preserve"> </w:t>
+      </w:r>
+      <w:hyperlink r:id="rId107">
+        <w:r>
+          <w:rPr>
+            <w:rStyle w:val="Hyperlink"/>
+          </w:rPr>
+          <w:t xml:space="preserve">https://doi.org/10.1186/s13643-022-01963-y</w:t>
+        </w:r>
+      </w:hyperlink>
+    </w:p>
+    <w:bookmarkEnd w:id="108"/>
+    <w:bookmarkStart w:id="110" w:name="X837f91f784566061977da85c17a5755a81dedde"/>
+    <w:p>
+      <w:pPr>
+        <w:pStyle w:val="Bibliography"/>
+      </w:pPr>
+      <w:r>
+        <w:t xml:space="preserve">Hoekstra, R., Morey, R.D., Rouder, J.N., Wagenmakers, E.-J., 2014. Robust misinterpretation of confidence intervals. Psychon Bull Rev 21, 1157–1164.</w:t>
+      </w:r>
+      <w:r>
+        <w:t xml:space="preserve"> </w:t>
+      </w:r>
+      <w:hyperlink r:id="rId109">
+        <w:r>
+          <w:rPr>
+            <w:rStyle w:val="Hyperlink"/>
+          </w:rPr>
+          <w:t xml:space="preserve">https://doi.org/10.3758/s13423-013-0572-3</w:t>
+        </w:r>
+      </w:hyperlink>
+    </w:p>
+    <w:bookmarkEnd w:id="110"/>
+    <w:bookmarkStart w:id="112" w:name="ref-hong2013ComparingBayesianFrequentist"/>
+    <w:p>
+      <w:pPr>
+        <w:pStyle w:val="Bibliography"/>
+      </w:pPr>
+      <w:r>
+        <w:t xml:space="preserve">Hong, H., Carlin, B.P., Shamliyan, T.A., Wyman, J.F., Ramakrishnan, R., Sainfort, F., Kane, R.L., 2013. Comparing</w:t>
+      </w:r>
+      <w:r>
+        <w:t xml:space="preserve"> </w:t>
+      </w:r>
+      <w:r>
+        <w:t xml:space="preserve">Bayesian</w:t>
+      </w:r>
+      <w:r>
+        <w:t xml:space="preserve"> </w:t>
+      </w:r>
+      <w:r>
+        <w:t xml:space="preserve">and</w:t>
+      </w:r>
+      <w:r>
+        <w:t xml:space="preserve"> </w:t>
+      </w:r>
+      <w:r>
+        <w:t xml:space="preserve">Frequentist Approaches</w:t>
+      </w:r>
+      <w:r>
+        <w:t xml:space="preserve"> </w:t>
+      </w:r>
+      <w:r>
+        <w:t xml:space="preserve">for</w:t>
+      </w:r>
+      <w:r>
+        <w:t xml:space="preserve"> </w:t>
+      </w:r>
+      <w:r>
+        <w:t xml:space="preserve">Multiple Outcome Mixed Treatment Comparisons</w:t>
+      </w:r>
+      <w:r>
+        <w:t xml:space="preserve">. Med Decis Making 33, 702–714.</w:t>
+      </w:r>
+      <w:r>
+        <w:t xml:space="preserve"> </w:t>
+      </w:r>
+      <w:hyperlink r:id="rId111">
+        <w:r>
+          <w:rPr>
+            <w:rStyle w:val="Hyperlink"/>
+          </w:rPr>
+          <w:t xml:space="preserve">https://doi.org/10.1177/0272989X13481110</w:t>
+        </w:r>
+      </w:hyperlink>
+    </w:p>
+    <w:bookmarkEnd w:id="112"/>
+    <w:bookmarkStart w:id="114" w:name="ref-hong2015EnvironmentalLeadExposure"/>
+    <w:p>
+      <w:pPr>
+        <w:pStyle w:val="Bibliography"/>
+      </w:pPr>
+      <w:r>
+        <w:t xml:space="preserve">Hong, S.-B., Im, M.-H., Kim, J.-W., Park, E.-J., Shin, M.-S., Kim, B.-N., Yoo, H.-J., Cho, I.-H., Bhang, S.-Y., Hong, Y.-C., Cho, S.-C., 2015. Environmental</w:t>
+      </w:r>
+      <w:r>
+        <w:t xml:space="preserve"> </w:t>
+      </w:r>
+      <w:r>
+        <w:t xml:space="preserve">Lead Exposure</w:t>
+      </w:r>
+      <w:r>
+        <w:t xml:space="preserve"> </w:t>
+      </w:r>
+      <w:r>
+        <w:t xml:space="preserve">and</w:t>
+      </w:r>
+      <w:r>
+        <w:t xml:space="preserve"> </w:t>
+      </w:r>
+      <w:r>
+        <w:t xml:space="preserve">Attention Deficit</w:t>
+      </w:r>
+      <w:r>
+        <w:t xml:space="preserve">/</w:t>
+      </w:r>
+      <w:r>
+        <w:t xml:space="preserve">Hyperactivity Disorder Symptom Domains</w:t>
+      </w:r>
+      <w:r>
+        <w:t xml:space="preserve"> </w:t>
+      </w:r>
+      <w:r>
+        <w:t xml:space="preserve">in a</w:t>
+      </w:r>
+      <w:r>
+        <w:t xml:space="preserve"> </w:t>
+      </w:r>
+      <w:r>
+        <w:t xml:space="preserve">Community Sample</w:t>
+      </w:r>
+      <w:r>
+        <w:t xml:space="preserve"> </w:t>
+      </w:r>
+      <w:r>
+        <w:t xml:space="preserve">of</w:t>
+      </w:r>
+      <w:r>
+        <w:t xml:space="preserve"> </w:t>
+      </w:r>
+      <w:r>
+        <w:t xml:space="preserve">South Korean School-Age Children</w:t>
+      </w:r>
+      <w:r>
+        <w:t xml:space="preserve">. Environmental Health Perspectives 123, 271–276.</w:t>
+      </w:r>
+      <w:r>
+        <w:t xml:space="preserve"> </w:t>
+      </w:r>
+      <w:hyperlink r:id="rId113">
+        <w:r>
+          <w:rPr>
+            <w:rStyle w:val="Hyperlink"/>
+          </w:rPr>
+          <w:t xml:space="preserve">https://doi.org/doi:10.1289/ehp.1307420</w:t>
+        </w:r>
+      </w:hyperlink>
+    </w:p>
+    <w:bookmarkEnd w:id="114"/>
+    <w:bookmarkStart w:id="116" w:name="ref-kazi2026PvaluesBayesFactor"/>
+    <w:p>
+      <w:pPr>
+        <w:pStyle w:val="Bibliography"/>
+      </w:pPr>
+      <w:r>
+        <w:t xml:space="preserve">Kazi, M., 2026. From p-values to</w:t>
+      </w:r>
+      <w:r>
+        <w:t xml:space="preserve"> </w:t>
+      </w:r>
+      <w:r>
+        <w:t xml:space="preserve">Bayes Factor</w:t>
+      </w:r>
+      <w:r>
+        <w:t xml:space="preserve">:</w:t>
+      </w:r>
+      <w:r>
+        <w:t xml:space="preserve"> </w:t>
+      </w:r>
+      <w:r>
+        <w:t xml:space="preserve">A Meta-Analytic Comparison</w:t>
+      </w:r>
+      <w:r>
+        <w:t xml:space="preserve"> </w:t>
+      </w:r>
+      <w:r>
+        <w:t xml:space="preserve">in</w:t>
+      </w:r>
+      <w:r>
+        <w:t xml:space="preserve"> </w:t>
+      </w:r>
+      <w:r>
+        <w:t xml:space="preserve">Colorectal Research</w:t>
+      </w:r>
+      <w:r>
+        <w:t xml:space="preserve">. Indian J Surg Oncol 17, 241–248.</w:t>
+      </w:r>
+      <w:r>
+        <w:t xml:space="preserve"> </w:t>
+      </w:r>
+      <w:hyperlink r:id="rId115">
+        <w:r>
+          <w:rPr>
+            <w:rStyle w:val="Hyperlink"/>
+          </w:rPr>
+          <w:t xml:space="preserve">https://doi.org/10.1007/s13193-025-02314-8</w:t>
+        </w:r>
+      </w:hyperlink>
+    </w:p>
+    <w:bookmarkEnd w:id="116"/>
+    <w:bookmarkStart w:id="118" w:name="X5cae6442bbe0e1f5d8df6cd5008aab2dbfb65a6"/>
+    <w:p>
+      <w:pPr>
+        <w:pStyle w:val="Bibliography"/>
+      </w:pPr>
+      <w:r>
+        <w:t xml:space="preserve">Kruschke, J.K., 2021. Bayesian</w:t>
+      </w:r>
+      <w:r>
+        <w:t xml:space="preserve"> </w:t>
+      </w:r>
+      <w:r>
+        <w:t xml:space="preserve">Analysis Reporting Guidelines</w:t>
+      </w:r>
+      <w:r>
+        <w:t xml:space="preserve">. Nat Hum Behav 5, 1282–1291.</w:t>
+      </w:r>
+      <w:r>
+        <w:t xml:space="preserve"> </w:t>
+      </w:r>
+      <w:hyperlink r:id="rId117">
+        <w:r>
+          <w:rPr>
+            <w:rStyle w:val="Hyperlink"/>
+          </w:rPr>
+          <w:t xml:space="preserve">https://doi.org/10.1038/s41562-021-01177-7</w:t>
+        </w:r>
+      </w:hyperlink>
+    </w:p>
+    <w:bookmarkEnd w:id="118"/>
+    <w:bookmarkStart w:id="120" w:name="ref-lacerda2023GlobalDecreaseBlood"/>
+    <w:p>
+      <w:pPr>
+        <w:pStyle w:val="Bibliography"/>
+      </w:pPr>
+      <w:r>
+        <w:t xml:space="preserve">Lacerda, D., Pestana, I.A., Santos Vergilio, C.D., de Rezende, C.E., 2023. Global decrease in blood lead concentrations due to the removal of leaded gasoline. Chemosphere 324, 138207.</w:t>
+      </w:r>
+      <w:r>
+        <w:t xml:space="preserve"> </w:t>
+      </w:r>
+      <w:hyperlink r:id="rId119">
+        <w:r>
+          <w:rPr>
+            <w:rStyle w:val="Hyperlink"/>
+          </w:rPr>
+          <w:t xml:space="preserve">https://doi.org/10.1016/j.chemosphere.2023.138207</w:t>
+        </w:r>
+      </w:hyperlink>
+    </w:p>
+    <w:bookmarkEnd w:id="120"/>
+    <w:bookmarkStart w:id="122" w:name="X33f03e29791f20cdbbbbf0729c723b16e55ed16"/>
+    <w:p>
+      <w:pPr>
+        <w:pStyle w:val="Bibliography"/>
+      </w:pPr>
+      <w:r>
+        <w:t xml:space="preserve">Lanphear, B.P., Hornung, R., Khoury, J., Yolton, K., Baghurst, P., Bellinger, D.C., Canfield, R.L., Dietrich, K.N., Bornschein, R., Greene, T., Rothenberg, S.J., Needleman, H.L., Schnaas, L., Wasserman, G., Graziano, J., Roberts, R., 2019. Erratum:</w:t>
+      </w:r>
+      <w:r>
+        <w:t xml:space="preserve"> </w:t>
+      </w:r>
+      <w:r>
+        <w:t xml:space="preserve">“</w:t>
+      </w:r>
+      <w:r>
+        <w:t xml:space="preserve">Low-Level Environmental Lead Exposure</w:t>
+      </w:r>
+      <w:r>
+        <w:t xml:space="preserve"> </w:t>
+      </w:r>
+      <w:r>
+        <w:t xml:space="preserve">and</w:t>
+      </w:r>
+      <w:r>
+        <w:t xml:space="preserve"> </w:t>
+      </w:r>
+      <w:r>
+        <w:t xml:space="preserve">Children</w:t>
+      </w:r>
+      <w:r>
+        <w:t xml:space="preserve">’s</w:t>
+      </w:r>
+      <w:r>
+        <w:t xml:space="preserve"> </w:t>
+      </w:r>
+      <w:r>
+        <w:t xml:space="preserve">Intellectual Function</w:t>
+      </w:r>
+      <w:r>
+        <w:t xml:space="preserve">:</w:t>
+      </w:r>
+      <w:r>
+        <w:t xml:space="preserve"> </w:t>
+      </w:r>
+      <w:r>
+        <w:t xml:space="preserve">An International Pooled Analysis</w:t>
+      </w:r>
+      <w:r>
+        <w:t xml:space="preserve">.”</w:t>
+      </w:r>
+      <w:r>
+        <w:t xml:space="preserve"> </w:t>
+      </w:r>
+      <w:r>
+        <w:t xml:space="preserve">Environ Health Perspect 127, 099001.</w:t>
+      </w:r>
+      <w:r>
+        <w:t xml:space="preserve"> </w:t>
+      </w:r>
+      <w:hyperlink r:id="rId121">
+        <w:r>
+          <w:rPr>
+            <w:rStyle w:val="Hyperlink"/>
+          </w:rPr>
+          <w:t xml:space="preserve">https://doi.org/10.1289/EHP5685</w:t>
+        </w:r>
+      </w:hyperlink>
+    </w:p>
+    <w:bookmarkEnd w:id="122"/>
+    <w:bookmarkStart w:id="124" w:name="X9a8bad0b78f43066cb333fdedcdcad5d7017900"/>
+    <w:p>
+      <w:pPr>
+        <w:pStyle w:val="Bibliography"/>
+      </w:pPr>
+      <w:r>
+        <w:t xml:space="preserve">Lanphear, B.P., Hornung, R., Khoury, J., Yolton, K., Baghurst, P., Bellinger, D.C., Canfield, R.L., Dietrich, K.N., Bornschein, R., Greene, T., Rothenberg, S.J., Needleman, H.L., Schnaas, L., Wasserman, G., Graziano, J., Roberts, R., 2005. Low-</w:t>
+      </w:r>
+      <w:r>
+        <w:t xml:space="preserve">Level Environmental Lead Exposure</w:t>
+      </w:r>
+      <w:r>
+        <w:t xml:space="preserve"> </w:t>
+      </w:r>
+      <w:r>
+        <w:t xml:space="preserve">and</w:t>
+      </w:r>
+      <w:r>
+        <w:t xml:space="preserve"> </w:t>
+      </w:r>
+      <w:r>
+        <w:t xml:space="preserve">Children</w:t>
+      </w:r>
+      <w:r>
+        <w:t xml:space="preserve">’s</w:t>
+      </w:r>
+      <w:r>
+        <w:t xml:space="preserve"> </w:t>
+      </w:r>
+      <w:r>
+        <w:t xml:space="preserve">Intellectual Function</w:t>
+      </w:r>
+      <w:r>
+        <w:t xml:space="preserve">:</w:t>
+      </w:r>
+      <w:r>
+        <w:t xml:space="preserve"> </w:t>
+      </w:r>
+      <w:r>
+        <w:t xml:space="preserve">An International Pooled Analysis</w:t>
+      </w:r>
+      <w:r>
+        <w:t xml:space="preserve">. Environmental Health Perspectives 113, 894–899.</w:t>
+      </w:r>
+      <w:r>
+        <w:t xml:space="preserve"> </w:t>
+      </w:r>
+      <w:hyperlink r:id="rId123">
+        <w:r>
+          <w:rPr>
+            <w:rStyle w:val="Hyperlink"/>
+          </w:rPr>
+          <w:t xml:space="preserve">https://doi.org/doi:10.1289/ehp.7688</w:t>
+        </w:r>
+      </w:hyperlink>
+    </w:p>
+    <w:bookmarkEnd w:id="124"/>
+    <w:bookmarkStart w:id="126" w:name="ref-lanphear2018LowlevelLeadExposure"/>
+    <w:p>
+      <w:pPr>
+        <w:pStyle w:val="Bibliography"/>
+      </w:pPr>
+      <w:r>
+        <w:t xml:space="preserve">Lanphear, B.P., Rauch, S., Auinger, P., Allen, R.W., Hornung, R.W., 2018. Low-level lead exposure and mortality in</w:t>
+      </w:r>
+      <w:r>
+        <w:t xml:space="preserve"> </w:t>
+      </w:r>
+      <w:r>
+        <w:t xml:space="preserve">US</w:t>
+      </w:r>
+      <w:r>
+        <w:t xml:space="preserve"> </w:t>
+      </w:r>
+      <w:r>
+        <w:t xml:space="preserve">adults: A population-based cohort study. The Lancet Public Health 3, e177–e184.</w:t>
+      </w:r>
+      <w:r>
+        <w:t xml:space="preserve"> </w:t>
+      </w:r>
+      <w:hyperlink r:id="rId125">
+        <w:r>
+          <w:rPr>
+            <w:rStyle w:val="Hyperlink"/>
+          </w:rPr>
+          <w:t xml:space="preserve">https://doi.org/10.1016/S2468-2667(18)30025-2</w:t>
+        </w:r>
+      </w:hyperlink>
+    </w:p>
+    <w:bookmarkEnd w:id="126"/>
+    <w:bookmarkStart w:id="128" w:name="ref-larsen2023GlobalHealthBurden"/>
+    <w:p>
+      <w:pPr>
+        <w:pStyle w:val="Bibliography"/>
+      </w:pPr>
+      <w:r>
+        <w:t xml:space="preserve">Larsen, B., Sánchez-Triana, E., 2023. Global health burden and cost of lead exposure in children and adults: A health impact and economic modelling analysis. The Lancet Planetary Health 7, e831–e840.</w:t>
+      </w:r>
+      <w:r>
+        <w:t xml:space="preserve"> </w:t>
+      </w:r>
+      <w:hyperlink r:id="rId127">
+        <w:r>
+          <w:rPr>
+            <w:rStyle w:val="Hyperlink"/>
+          </w:rPr>
+          <w:t xml:space="preserve">https://doi.org/10.1016/S2542-5196(23)00166-3</w:t>
+        </w:r>
+      </w:hyperlink>
+    </w:p>
+    <w:bookmarkEnd w:id="128"/>
+    <w:bookmarkStart w:id="130" w:name="ref-lee2021PrenatalPostnatalExposures"/>
+    <w:p>
+      <w:pPr>
+        <w:pStyle w:val="Bibliography"/>
+      </w:pPr>
+      <w:r>
+        <w:t xml:space="preserve">Lee, K.-S., Kim, K.-N., Ahn, Y.D., Choi, Y.-J., Cho, J., Jang, Y., Lim, Y.-H., Kim, J.I., Shin, C.H., Lee, Y.A., Kim, B.-N., Hong, Y.-C., 2021. Prenatal and postnatal exposures to four metals mixture and</w:t>
+      </w:r>
+      <w:r>
+        <w:t xml:space="preserve"> </w:t>
+      </w:r>
+      <w:r>
+        <w:t xml:space="preserve">IQ</w:t>
+      </w:r>
+      <w:r>
+        <w:t xml:space="preserve"> </w:t>
+      </w:r>
+      <w:r>
+        <w:t xml:space="preserve">in 6-year-old children:</w:t>
+      </w:r>
+      <w:r>
+        <w:t xml:space="preserve"> </w:t>
+      </w:r>
+      <w:r>
+        <w:t xml:space="preserve">A</w:t>
+      </w:r>
+      <w:r>
+        <w:t xml:space="preserve"> </w:t>
+      </w:r>
+      <w:r>
+        <w:t xml:space="preserve">prospective cohort study in</w:t>
+      </w:r>
+      <w:r>
+        <w:t xml:space="preserve"> </w:t>
+      </w:r>
+      <w:r>
+        <w:t xml:space="preserve">South Korea</w:t>
+      </w:r>
+      <w:r>
+        <w:t xml:space="preserve">. Environment International 157, 106798.</w:t>
+      </w:r>
+      <w:r>
+        <w:t xml:space="preserve"> </w:t>
+      </w:r>
+      <w:hyperlink r:id="rId129">
+        <w:r>
+          <w:rPr>
+            <w:rStyle w:val="Hyperlink"/>
+          </w:rPr>
+          <w:t xml:space="preserve">https://doi.org/10.1016/j.envint.2021.106798</w:t>
+        </w:r>
+      </w:hyperlink>
+    </w:p>
+    <w:bookmarkEnd w:id="130"/>
+    <w:bookmarkStart w:id="132" w:name="X716dc31ca13dac7355fea3a0f7dea95779ecabb"/>
+    <w:p>
+      <w:pPr>
+        <w:pStyle w:val="Bibliography"/>
+      </w:pPr>
+      <w:r>
+        <w:t xml:space="preserve">Lucchini, R.G., Guazzetti, S., Renzetti, S., Conversano, M., Cagna, G., Fedrighi, C., Giorgino, A., Peli, M., Placidi, D., Zoni, S., Forte, G., Majorani, C., Pino, A., Senofonte, O., Petrucci, F., Alimonti, A., 2019. Neurocognitive impact of metal exposure and social stressors among schoolchildren in</w:t>
+      </w:r>
+      <w:r>
+        <w:t xml:space="preserve"> </w:t>
+      </w:r>
+      <w:r>
+        <w:t xml:space="preserve">Taranto</w:t>
+      </w:r>
+      <w:r>
+        <w:t xml:space="preserve">,</w:t>
+      </w:r>
+      <w:r>
+        <w:t xml:space="preserve"> </w:t>
+      </w:r>
+      <w:r>
+        <w:t xml:space="preserve">Italy</w:t>
+      </w:r>
+      <w:r>
+        <w:t xml:space="preserve">. Environmental Health 18, 67.</w:t>
+      </w:r>
+      <w:r>
+        <w:t xml:space="preserve"> </w:t>
+      </w:r>
+      <w:hyperlink r:id="rId131">
+        <w:r>
+          <w:rPr>
+            <w:rStyle w:val="Hyperlink"/>
+          </w:rPr>
+          <w:t xml:space="preserve">https://doi.org/10.1186/s12940-019-0505-3</w:t>
+        </w:r>
+      </w:hyperlink>
+    </w:p>
+    <w:bookmarkEnd w:id="132"/>
+    <w:bookmarkStart w:id="134" w:name="Xb0421be95a139ca5af39ce6040517bf1be79427"/>
+    <w:p>
+      <w:pPr>
+        <w:pStyle w:val="Bibliography"/>
+      </w:pPr>
+      <w:r>
+        <w:t xml:space="preserve">Lucchini, R.G., Zoni, S., Guazzetti, S., Bontempi, E., Micheletti, S., Broberg, K., Parrinello, G., Smith, D.R., 2012. Inverse association of intellectual function with very low blood lead but not with manganese exposure in</w:t>
+      </w:r>
+      <w:r>
+        <w:t xml:space="preserve"> </w:t>
+      </w:r>
+      <w:r>
+        <w:t xml:space="preserve">Italian</w:t>
+      </w:r>
+      <w:r>
+        <w:t xml:space="preserve"> </w:t>
+      </w:r>
+      <w:r>
+        <w:t xml:space="preserve">adolescents. Environmental Research 118, 65–71.</w:t>
+      </w:r>
+      <w:r>
+        <w:t xml:space="preserve"> </w:t>
+      </w:r>
+      <w:hyperlink r:id="rId133">
+        <w:r>
+          <w:rPr>
+            <w:rStyle w:val="Hyperlink"/>
+          </w:rPr>
+          <w:t xml:space="preserve">https://doi.org/10.1016/j.envres.2012.08.003</w:t>
+        </w:r>
+      </w:hyperlink>
+    </w:p>
+    <w:bookmarkEnd w:id="134"/>
+    <w:bookmarkStart w:id="136" w:name="ref-mcfarland2022HalfUSPopulation"/>
+    <w:p>
+      <w:pPr>
+        <w:pStyle w:val="Bibliography"/>
+      </w:pPr>
+      <w:r>
+        <w:t xml:space="preserve">McFarland, M.J., Hauer, M.E., Reuben, A., 2022. Half of</w:t>
+      </w:r>
+      <w:r>
+        <w:t xml:space="preserve"> </w:t>
+      </w:r>
+      <w:r>
+        <w:t xml:space="preserve">US</w:t>
+      </w:r>
+      <w:r>
+        <w:t xml:space="preserve"> </w:t>
+      </w:r>
+      <w:r>
+        <w:t xml:space="preserve">population exposed to adverse lead levels in early childhood. Proc. Natl. Acad. Sci. U.S.A. 119, e2118631119.</w:t>
+      </w:r>
+      <w:r>
+        <w:t xml:space="preserve"> </w:t>
+      </w:r>
+      <w:hyperlink r:id="rId135">
+        <w:r>
+          <w:rPr>
+            <w:rStyle w:val="Hyperlink"/>
+          </w:rPr>
+          <w:t xml:space="preserve">https://doi.org/10.1073/pnas.2118631119</w:t>
+        </w:r>
+      </w:hyperlink>
+    </w:p>
+    <w:bookmarkEnd w:id="136"/>
+    <w:bookmarkStart w:id="137" w:name="X33fe7de6e8b65c86af337dbdb8d7cc8651c48a8"/>
+    <w:p>
+      <w:pPr>
+        <w:pStyle w:val="Bibliography"/>
+      </w:pPr>
+      <w:r>
+        <w:t xml:space="preserve">Menezes-Filho, J.A., Carvalho, C.F., Rodrigues, J.L.G., Araújo, C.F.S., Dos Santos, N.R., Lima, C.S., Bandeira, M.J., Marques, B.L. de S., Anjos, A.L.S., Bah, H.A.F., Abreu, N., Philibert, A., Mergler, D., 2018. Environmental</w:t>
+      </w:r>
+      <w:r>
+        <w:t xml:space="preserve"> </w:t>
+      </w:r>
+      <w:r>
+        <w:t xml:space="preserve">Co-Exposure</w:t>
+      </w:r>
+      <w:r>
+        <w:t xml:space="preserve"> </w:t>
+      </w:r>
+      <w:r>
+        <w:t xml:space="preserve">to</w:t>
+      </w:r>
+      <w:r>
+        <w:t xml:space="preserve"> </w:t>
+      </w:r>
+      <w:r>
+        <w:t xml:space="preserve">Lead</w:t>
+      </w:r>
+      <w:r>
+        <w:t xml:space="preserve"> </w:t>
+      </w:r>
+      <w:r>
+        <w:t xml:space="preserve">and</w:t>
+      </w:r>
+      <w:r>
+        <w:t xml:space="preserve"> </w:t>
+      </w:r>
+      <w:r>
+        <w:t xml:space="preserve">Manganese</w:t>
+      </w:r>
+      <w:r>
+        <w:t xml:space="preserve"> </w:t>
+      </w:r>
+      <w:r>
+        <w:t xml:space="preserve">and</w:t>
+      </w:r>
+      <w:r>
+        <w:t xml:space="preserve"> </w:t>
+      </w:r>
+      <w:r>
+        <w:t xml:space="preserve">Intellectual Deficit</w:t>
+      </w:r>
+      <w:r>
+        <w:t xml:space="preserve"> </w:t>
+      </w:r>
+      <w:r>
+        <w:t xml:space="preserve">in</w:t>
+      </w:r>
+      <w:r>
+        <w:t xml:space="preserve"> </w:t>
+      </w:r>
+      <w:r>
+        <w:t xml:space="preserve">School-Aged Children</w:t>
+      </w:r>
+      <w:r>
+        <w:t xml:space="preserve">. International Journal of Environmental Research and Public Health 15, 2418.</w:t>
+      </w:r>
+    </w:p>
+    <w:bookmarkEnd w:id="137"/>
+    <w:bookmarkStart w:id="139" w:name="ref-needleman1990LowLevelLeadExposure"/>
+    <w:p>
+      <w:pPr>
+        <w:pStyle w:val="Bibliography"/>
+      </w:pPr>
+      <w:r>
+        <w:t xml:space="preserve">Needleman, H.L., 1990. Low-</w:t>
       </w:r>
       <w:r>
         <w:t xml:space="preserve">Level Lead Exposure</w:t>
@@ -5994,12 +7477,12 @@
         <w:t xml:space="preserve">Modern Studies</w:t>
       </w:r>
       <w:r>
-        <w:t xml:space="preserve">. JAMA 1990;263:673.</w:t>
-      </w:r>
-      <w:r>
-        <w:t xml:space="preserve"> </w:t>
-      </w:r>
-      <w:hyperlink r:id="rId80">
+        <w:t xml:space="preserve">. JAMA 263, 673.</w:t>
+      </w:r>
+      <w:r>
+        <w:t xml:space="preserve"> </w:t>
+      </w:r>
+      <w:hyperlink r:id="rId138">
         <w:r>
           <w:rPr>
             <w:rStyle w:val="Hyperlink"/>
@@ -6007,229 +7490,198 @@
           <w:t xml:space="preserve">https://doi.org/10.1001/jama.1990.03440050067035</w:t>
         </w:r>
       </w:hyperlink>
+    </w:p>
+    <w:bookmarkEnd w:id="139"/>
+    <w:bookmarkStart w:id="140" w:name="Xf5486a80753c915bf34b5d8f3ad5e46aac479a7"/>
+    <w:p>
+      <w:pPr>
+        <w:pStyle w:val="Bibliography"/>
+      </w:pPr>
+      <w:r>
+        <w:t xml:space="preserve">NTP OHAT, 2019. Handbook for</w:t>
+      </w:r>
+      <w:r>
+        <w:t xml:space="preserve"> </w:t>
+      </w:r>
+      <w:r>
+        <w:t xml:space="preserve">Conducting</w:t>
+      </w:r>
+      <w:r>
+        <w:t xml:space="preserve"> </w:t>
+      </w:r>
+      <w:r>
+        <w:t xml:space="preserve">a</w:t>
+      </w:r>
+      <w:r>
+        <w:t xml:space="preserve"> </w:t>
+      </w:r>
+      <w:r>
+        <w:t xml:space="preserve">Literature-Based Health Assessment Using OHAT Approach</w:t>
+      </w:r>
+      <w:r>
+        <w:t xml:space="preserve"> </w:t>
+      </w:r>
+      <w:r>
+        <w:t xml:space="preserve">for</w:t>
+      </w:r>
+      <w:r>
+        <w:t xml:space="preserve"> </w:t>
+      </w:r>
+      <w:r>
+        <w:t xml:space="preserve">Systematic Review</w:t>
+      </w:r>
+      <w:r>
+        <w:t xml:space="preserve"> </w:t>
+      </w:r>
+      <w:r>
+        <w:t xml:space="preserve">and</w:t>
+      </w:r>
+      <w:r>
+        <w:t xml:space="preserve"> </w:t>
+      </w:r>
+      <w:r>
+        <w:t xml:space="preserve">Evidence Integration</w:t>
+      </w:r>
       <w:r>
         <w:t xml:space="preserve">.</w:t>
       </w:r>
     </w:p>
-    <w:bookmarkEnd w:id="81"/>
-    <w:bookmarkStart w:id="83" w:name="ref-bellinger1992LowLevelLeadExposure"/>
+    <w:bookmarkEnd w:id="140"/>
+    <w:bookmarkStart w:id="142" w:name="ref-page2021PRISMA2020Statement"/>
     <w:p>
       <w:pPr>
         <w:pStyle w:val="Bibliography"/>
       </w:pPr>
       <w:r>
-        <w:t xml:space="preserve">[15]</w:t>
-      </w:r>
-      <w:r>
-        <w:t xml:space="preserve"> </w:t>
-      </w:r>
-      <w:r>
-        <w:t xml:space="preserve">	</w:t>
-      </w:r>
-      <w:r>
-        <w:t xml:space="preserve">Bellinger DC, Stiles KM, Needleman HL. Low-</w:t>
-      </w:r>
-      <w:r>
-        <w:t xml:space="preserve">Level Lead Exposure</w:t>
-      </w:r>
-      <w:r>
-        <w:t xml:space="preserve">,</w:t>
-      </w:r>
-      <w:r>
-        <w:t xml:space="preserve"> </w:t>
-      </w:r>
-      <w:r>
-        <w:t xml:space="preserve">Intelligence</w:t>
-      </w:r>
-      <w:r>
-        <w:t xml:space="preserve"> </w:t>
-      </w:r>
-      <w:r>
-        <w:t xml:space="preserve">and</w:t>
-      </w:r>
-      <w:r>
-        <w:t xml:space="preserve"> </w:t>
-      </w:r>
-      <w:r>
-        <w:t xml:space="preserve">Academic Achievement</w:t>
-      </w:r>
-      <w:r>
-        <w:t xml:space="preserve">:</w:t>
-      </w:r>
-      <w:r>
-        <w:t xml:space="preserve"> </w:t>
-      </w:r>
-      <w:r>
-        <w:t xml:space="preserve">A Long-term Follow-up Study</w:t>
-      </w:r>
-      <w:r>
-        <w:t xml:space="preserve">. Pediatrics 1992;90:855–61.</w:t>
-      </w:r>
-      <w:r>
-        <w:t xml:space="preserve"> </w:t>
-      </w:r>
-      <w:hyperlink r:id="rId82">
+        <w:t xml:space="preserve">Page, M.J., McKenzie, J.E., Bossuyt, P.M., Boutron, I., Hoffmann, T.C., Mulrow, C.D., Shamseer, L., Tetzlaff, J.M., Akl, E.A., Brennan, S.E., Chou, R., Glanville, J., Grimshaw, J.M., Hróbjartsson, A., Lalu, M.M., Li, T., Loder, E.W., Mayo-Wilson, E., McDonald, S., McGuinness, L.A., Stewart, L.A., Thomas, J., Tricco, A.C., Welch, V.A., Whiting, P., Moher, D., 2021. The</w:t>
+      </w:r>
+      <w:r>
+        <w:t xml:space="preserve"> </w:t>
+      </w:r>
+      <w:r>
+        <w:t xml:space="preserve">PRISMA</w:t>
+      </w:r>
+      <w:r>
+        <w:t xml:space="preserve"> </w:t>
+      </w:r>
+      <w:r>
+        <w:t xml:space="preserve">2020 statement: An updated guideline for reporting systematic reviews. BMJ n71.</w:t>
+      </w:r>
+      <w:r>
+        <w:t xml:space="preserve"> </w:t>
+      </w:r>
+      <w:hyperlink r:id="rId141">
         <w:r>
           <w:rPr>
             <w:rStyle w:val="Hyperlink"/>
           </w:rPr>
-          <w:t xml:space="preserve">https://doi.org/10.1542/peds.90.6.855</w:t>
+          <w:t xml:space="preserve">https://doi.org/10.1136/bmj.n71</w:t>
         </w:r>
       </w:hyperlink>
-      <w:r>
-        <w:t xml:space="preserve">.</w:t>
-      </w:r>
-    </w:p>
-    <w:bookmarkEnd w:id="83"/>
-    <w:bookmarkStart w:id="85" w:name="X9a8bad0b78f43066cb333fdedcdcad5d7017900"/>
+    </w:p>
+    <w:bookmarkEnd w:id="142"/>
+    <w:bookmarkStart w:id="144" w:name="ref-plate2024DevelopmentToolRapid"/>
     <w:p>
       <w:pPr>
         <w:pStyle w:val="Bibliography"/>
       </w:pPr>
       <w:r>
-        <w:t xml:space="preserve">[16]</w:t>
-      </w:r>
-      <w:r>
-        <w:t xml:space="preserve"> </w:t>
-      </w:r>
-      <w:r>
-        <w:t xml:space="preserve">	</w:t>
-      </w:r>
-      <w:r>
-        <w:t xml:space="preserve">Lanphear BP, Hornung R, Khoury J, Yolton K, Baghurst P, Bellinger DC, Canfield RL, Dietrich KN, Bornschein R, Greene T, Rothenberg SJ, Needleman HL, Schnaas L, Wasserman G, Graziano J, Roberts R. Low-</w:t>
-      </w:r>
-      <w:r>
-        <w:t xml:space="preserve">Level Environmental Lead Exposure</w:t>
-      </w:r>
-      <w:r>
-        <w:t xml:space="preserve"> </w:t>
-      </w:r>
-      <w:r>
-        <w:t xml:space="preserve">and</w:t>
-      </w:r>
-      <w:r>
-        <w:t xml:space="preserve"> </w:t>
-      </w:r>
-      <w:r>
-        <w:t xml:space="preserve">Children</w:t>
-      </w:r>
-      <w:r>
-        <w:t xml:space="preserve">’s</w:t>
-      </w:r>
-      <w:r>
-        <w:t xml:space="preserve"> </w:t>
-      </w:r>
-      <w:r>
-        <w:t xml:space="preserve">Intellectual Function</w:t>
-      </w:r>
-      <w:r>
-        <w:t xml:space="preserve">:</w:t>
-      </w:r>
-      <w:r>
-        <w:t xml:space="preserve"> </w:t>
-      </w:r>
-      <w:r>
-        <w:t xml:space="preserve">An International Pooled Analysis</w:t>
-      </w:r>
-      <w:r>
-        <w:t xml:space="preserve">. Environmental Health Perspectives 2005;113:894–9.</w:t>
-      </w:r>
-      <w:r>
-        <w:t xml:space="preserve"> </w:t>
-      </w:r>
-      <w:hyperlink r:id="rId84">
+        <w:t xml:space="preserve">Plate, K., Knüppel, S., Hornbacher, A., Greiner, M., Müller-Graf, C., 2024. Development of a tool for rapid assessment of the evidence of human observational epidemiological studies with focus on risk of bias in the context of public health and risk assessment. EFS3 21.</w:t>
+      </w:r>
+      <w:r>
+        <w:t xml:space="preserve"> </w:t>
+      </w:r>
+      <w:hyperlink r:id="rId143">
         <w:r>
           <w:rPr>
             <w:rStyle w:val="Hyperlink"/>
           </w:rPr>
-          <w:t xml:space="preserve">https://doi.org/doi:10.1289/ehp.7688</w:t>
+          <w:t xml:space="preserve">https://doi.org/10.2903/sp.efsa.2024.EN-8925</w:t>
         </w:r>
       </w:hyperlink>
-      <w:r>
-        <w:t xml:space="preserve">.</w:t>
-      </w:r>
-    </w:p>
-    <w:bookmarkEnd w:id="85"/>
-    <w:bookmarkStart w:id="87" w:name="ref-larsen2023GlobalHealthBurden"/>
+    </w:p>
+    <w:bookmarkEnd w:id="144"/>
+    <w:bookmarkStart w:id="146" w:name="ref-pocock1994EnvironmentalLeadChildrens"/>
     <w:p>
       <w:pPr>
         <w:pStyle w:val="Bibliography"/>
       </w:pPr>
       <w:r>
-        <w:t xml:space="preserve">[17]</w:t>
-      </w:r>
-      <w:r>
-        <w:t xml:space="preserve"> </w:t>
-      </w:r>
-      <w:r>
-        <w:t xml:space="preserve">	</w:t>
-      </w:r>
-      <w:r>
-        <w:t xml:space="preserve">Larsen B, Sánchez-Triana E. Global health burden and cost of lead exposure in children and adults: A health impact and economic modelling analysis. The Lancet Planetary Health 2023;7:e831–40.</w:t>
-      </w:r>
-      <w:r>
-        <w:t xml:space="preserve"> </w:t>
-      </w:r>
-      <w:hyperlink r:id="rId86">
+        <w:t xml:space="preserve">Pocock, S.J., Smith, M., Baghurst, P., 1994. Environmental lead and children’s intelligence: A systematic review of the epidemiological evidence. BMJ 309, 1189–1197.</w:t>
+      </w:r>
+      <w:r>
+        <w:t xml:space="preserve"> </w:t>
+      </w:r>
+      <w:hyperlink r:id="rId145">
         <w:r>
           <w:rPr>
             <w:rStyle w:val="Hyperlink"/>
           </w:rPr>
-          <w:t xml:space="preserve">https://doi.org/10.1016/S2542-5196(23)00166-3</w:t>
+          <w:t xml:space="preserve">https://doi.org/10.1136/bmj.309.6963.1189</w:t>
         </w:r>
       </w:hyperlink>
+    </w:p>
+    <w:bookmarkEnd w:id="146"/>
+    <w:bookmarkStart w:id="147" w:name="Xd915bcb040430c17655975a5ceb4d7b4bdd04ac"/>
+    <w:p>
+      <w:pPr>
+        <w:pStyle w:val="Bibliography"/>
+      </w:pPr>
+      <w:r>
+        <w:t xml:space="preserve">Prüss-Üstün, A., Mathers, C., Corvalán, C., Woodward, A., 2003. Assessing the environmental burden of disease at national and local levels: Introduction and methods. Environmental burden of disease series.</w:t>
+      </w:r>
+    </w:p>
+    <w:bookmarkEnd w:id="147"/>
+    <w:bookmarkStart w:id="148" w:name="X4bd034c52731e178b4de125c2c778bdc533803c"/>
+    <w:p>
+      <w:pPr>
+        <w:pStyle w:val="Bibliography"/>
+      </w:pPr>
+      <w:r>
+        <w:t xml:space="preserve">R Core Team, 2024. R:</w:t>
+      </w:r>
+      <w:r>
+        <w:t xml:space="preserve"> </w:t>
+      </w:r>
+      <w:r>
+        <w:t xml:space="preserve">A Language</w:t>
+      </w:r>
+      <w:r>
+        <w:t xml:space="preserve"> </w:t>
+      </w:r>
+      <w:r>
+        <w:t xml:space="preserve">and</w:t>
+      </w:r>
+      <w:r>
+        <w:t xml:space="preserve"> </w:t>
+      </w:r>
+      <w:r>
+        <w:t xml:space="preserve">Environment</w:t>
+      </w:r>
+      <w:r>
+        <w:t xml:space="preserve"> </w:t>
+      </w:r>
+      <w:r>
+        <w:t xml:space="preserve">for</w:t>
+      </w:r>
+      <w:r>
+        <w:t xml:space="preserve"> </w:t>
+      </w:r>
+      <w:r>
+        <w:t xml:space="preserve">Statistical Computing</w:t>
+      </w:r>
       <w:r>
         <w:t xml:space="preserve">.</w:t>
       </w:r>
     </w:p>
-    <w:bookmarkEnd w:id="87"/>
-    <w:bookmarkStart w:id="88" w:name="Xccae642063400a60b450e4ce6d84827fa125294"/>
+    <w:bookmarkEnd w:id="148"/>
+    <w:bookmarkStart w:id="150" w:name="ref-rosengren2025ExposureLeadCoronary"/>
     <w:p>
       <w:pPr>
         <w:pStyle w:val="Bibliography"/>
       </w:pPr>
       <w:r>
-        <w:t xml:space="preserve">[18]</w:t>
-      </w:r>
-      <w:r>
-        <w:t xml:space="preserve"> </w:t>
-      </w:r>
-      <w:r>
-        <w:t xml:space="preserve">	</w:t>
-      </w:r>
-      <w:r>
-        <w:t xml:space="preserve">European Human Biomonitoring Initiative. Lead. 2026 n.d.</w:t>
-      </w:r>
-    </w:p>
-    <w:bookmarkEnd w:id="88"/>
-    <w:bookmarkStart w:id="90" w:name="X5615fc1cb9c455a90da75660348bda09fd0f967"/>
-    <w:p>
-      <w:pPr>
-        <w:pStyle w:val="Bibliography"/>
-      </w:pPr>
-      <w:r>
-        <w:t xml:space="preserve">[19]</w:t>
-      </w:r>
-      <w:r>
-        <w:t xml:space="preserve"> </w:t>
-      </w:r>
-      <w:r>
-        <w:t xml:space="preserve">	</w:t>
-      </w:r>
-      <w:r>
-        <w:t xml:space="preserve">EFSA Panel on Contaminants in the Food Chain (CONTAM). Scientific</w:t>
-      </w:r>
-      <w:r>
-        <w:t xml:space="preserve"> </w:t>
-      </w:r>
-      <w:r>
-        <w:t xml:space="preserve">Opinion</w:t>
-      </w:r>
-      <w:r>
-        <w:t xml:space="preserve"> </w:t>
-      </w:r>
-      <w:r>
-        <w:t xml:space="preserve">on</w:t>
+        <w:t xml:space="preserve">Rosengren, E., Barregard, L., Sallsten, G., Fagerberg, B., Engström, G., Fagman, E., Forsgard, N., Lundh, T., Bergström, G., Harari, F., 2025. Exposure to</w:t>
       </w:r>
       <w:r>
         <w:t xml:space="preserve"> </w:t>
@@ -6241,49 +7693,220 @@
         <w:t xml:space="preserve"> </w:t>
       </w:r>
       <w:r>
-        <w:t xml:space="preserve">in</w:t>
-      </w:r>
-      <w:r>
-        <w:t xml:space="preserve"> </w:t>
-      </w:r>
-      <w:r>
-        <w:t xml:space="preserve">Food</w:t>
-      </w:r>
-      <w:r>
-        <w:t xml:space="preserve">. EFSA Journal 2010;8:1570.</w:t>
-      </w:r>
-      <w:r>
-        <w:t xml:space="preserve"> </w:t>
-      </w:r>
-      <w:hyperlink r:id="rId89">
+        <w:t xml:space="preserve">and</w:t>
+      </w:r>
+      <w:r>
+        <w:t xml:space="preserve"> </w:t>
+      </w:r>
+      <w:r>
+        <w:t xml:space="preserve">Coronary Artery Atherosclerosis</w:t>
+      </w:r>
+      <w:r>
+        <w:t xml:space="preserve">:</w:t>
+      </w:r>
+      <w:r>
+        <w:t xml:space="preserve"> </w:t>
+      </w:r>
+      <w:r>
+        <w:t xml:space="preserve">A Swedish Cross</w:t>
+      </w:r>
+      <w:r>
+        <w:t xml:space="preserve">-</w:t>
+      </w:r>
+      <w:r>
+        <w:t xml:space="preserve">Sectional Population</w:t>
+      </w:r>
+      <w:r>
+        <w:t xml:space="preserve">-</w:t>
+      </w:r>
+      <w:r>
+        <w:t xml:space="preserve">Based Study</w:t>
+      </w:r>
+      <w:r>
+        <w:t xml:space="preserve">. JAHA 14, e037633.</w:t>
+      </w:r>
+      <w:r>
+        <w:t xml:space="preserve"> </w:t>
+      </w:r>
+      <w:hyperlink r:id="rId149">
         <w:r>
           <w:rPr>
             <w:rStyle w:val="Hyperlink"/>
           </w:rPr>
-          <w:t xml:space="preserve">https://doi.org/10.2903/j.efsa.2010.1570</w:t>
+          <w:t xml:space="preserve">https://doi.org/10.1161/JAHA.124.037633</w:t>
         </w:r>
       </w:hyperlink>
-      <w:r>
-        <w:t xml:space="preserve">.</w:t>
-      </w:r>
-    </w:p>
-    <w:bookmarkEnd w:id="90"/>
-    <w:bookmarkStart w:id="92" w:name="ref-schwartz1994LowLevelLeadExposure"/>
+    </w:p>
+    <w:bookmarkEnd w:id="150"/>
+    <w:bookmarkStart w:id="152" w:name="ref-roy2013EffectModificationTransferrin"/>
     <w:p>
       <w:pPr>
         <w:pStyle w:val="Bibliography"/>
       </w:pPr>
       <w:r>
-        <w:t xml:space="preserve">[20]</w:t>
-      </w:r>
-      <w:r>
-        <w:t xml:space="preserve"> </w:t>
-      </w:r>
-      <w:r>
-        <w:t xml:space="preserve">	</w:t>
-      </w:r>
-      <w:r>
-        <w:t xml:space="preserve">Schwartz J. Low-</w:t>
+        <w:t xml:space="preserve">Roy, A., Ettinger, A.S., Hu, H., Bellinger, D., Schwartz, J., Modali, R., Wright, R.O., Palaniappan, K., Balakrishnan, K., 2013. Effect modification by transferrin</w:t>
+      </w:r>
+      <w:r>
+        <w:t xml:space="preserve"> </w:t>
+      </w:r>
+      <w:r>
+        <w:t xml:space="preserve">C2</w:t>
+      </w:r>
+      <w:r>
+        <w:t xml:space="preserve"> </w:t>
+      </w:r>
+      <w:r>
+        <w:t xml:space="preserve">polymorphism on lead exposure, hemoglobin levels, and</w:t>
+      </w:r>
+      <w:r>
+        <w:t xml:space="preserve"> </w:t>
+      </w:r>
+      <w:r>
+        <w:t xml:space="preserve">IQ</w:t>
+      </w:r>
+      <w:r>
+        <w:t xml:space="preserve">. NeuroToxicology 38, 17–22.</w:t>
+      </w:r>
+      <w:r>
+        <w:t xml:space="preserve"> </w:t>
+      </w:r>
+      <w:hyperlink r:id="rId151">
+        <w:r>
+          <w:rPr>
+            <w:rStyle w:val="Hyperlink"/>
+          </w:rPr>
+          <w:t xml:space="preserve">https://doi.org/10.1016/j.neuro.2013.05.005</w:t>
+        </w:r>
+      </w:hyperlink>
+    </w:p>
+    <w:bookmarkEnd w:id="152"/>
+    <w:bookmarkStart w:id="154" w:name="ref-sadeghirad2023TheoryPracticeBayesian"/>
+    <w:p>
+      <w:pPr>
+        <w:pStyle w:val="Bibliography"/>
+      </w:pPr>
+      <w:r>
+        <w:t xml:space="preserve">Sadeghirad, B., Foroutan, F., Zoratti, M.J., Busse, J.W., Brignardello-Petersen, R., Guyatt, G., Thabane, L., 2023. Theory and practice of</w:t>
+      </w:r>
+      <w:r>
+        <w:t xml:space="preserve"> </w:t>
+      </w:r>
+      <w:r>
+        <w:t xml:space="preserve">Bayesian</w:t>
+      </w:r>
+      <w:r>
+        <w:t xml:space="preserve"> </w:t>
+      </w:r>
+      <w:r>
+        <w:t xml:space="preserve">and frequentist frameworks for network meta-analysis. BMJ EBM 28, 204–209.</w:t>
+      </w:r>
+      <w:r>
+        <w:t xml:space="preserve"> </w:t>
+      </w:r>
+      <w:hyperlink r:id="rId153">
+        <w:r>
+          <w:rPr>
+            <w:rStyle w:val="Hyperlink"/>
+          </w:rPr>
+          <w:t xml:space="preserve">https://doi.org/10.1136/bmjebm-2022-111928</w:t>
+        </w:r>
+      </w:hyperlink>
+    </w:p>
+    <w:bookmarkEnd w:id="154"/>
+    <w:bookmarkStart w:id="156" w:name="Xe38019c88c6d2792bb296bad7dc0a4dd55f1319"/>
+    <w:p>
+      <w:pPr>
+        <w:pStyle w:val="Bibliography"/>
+      </w:pPr>
+      <w:r>
+        <w:t xml:space="preserve">Salamanca-Fernández, E., Peinado, F.M., Esteban-López, M., Puklova, V., Poyatos, R.M., Govarts, E., Laeremans, M., Leermakers, M., Den Hond, E., Schoeters, G., Murawski, A., Pedraza-Díaz, S., Szigeti, T., Verheyen, V., Vogel, N., Weber, T., Hahn, D., Zimmermann, P., Kolossa-Gehring, M., Fernandez, M.F., Arrebola, J.P., 2025. Sociodemographic determinants and temporal variability of blood lead levels (2003–2019) in a pooled analysis of nine studies in four</w:t>
+      </w:r>
+      <w:r>
+        <w:t xml:space="preserve"> </w:t>
+      </w:r>
+      <w:r>
+        <w:t xml:space="preserve">European</w:t>
+      </w:r>
+      <w:r>
+        <w:t xml:space="preserve"> </w:t>
+      </w:r>
+      <w:r>
+        <w:t xml:space="preserve">countries. Sci Rep 15, 34562.</w:t>
+      </w:r>
+      <w:r>
+        <w:t xml:space="preserve"> </w:t>
+      </w:r>
+      <w:hyperlink r:id="rId155">
+        <w:r>
+          <w:rPr>
+            <w:rStyle w:val="Hyperlink"/>
+          </w:rPr>
+          <w:t xml:space="preserve">https://doi.org/10.1038/s41598-025-17943-w</w:t>
+        </w:r>
+      </w:hyperlink>
+    </w:p>
+    <w:bookmarkEnd w:id="156"/>
+    <w:bookmarkStart w:id="158" w:name="Xcf7993c3f58afaabaf73be6238c67f4f63053d9"/>
+    <w:p>
+      <w:pPr>
+        <w:pStyle w:val="Bibliography"/>
+      </w:pPr>
+      <w:r>
+        <w:t xml:space="preserve">Schnaas, L., Rothenberg Stephen, J., Flores, M.-F., Martinez, S., Hernandez, C., Osorio, E., Velasco Silvia, R., Perroni, E., 2006. Reduced</w:t>
+      </w:r>
+      <w:r>
+        <w:t xml:space="preserve"> </w:t>
+      </w:r>
+      <w:r>
+        <w:t xml:space="preserve">Intellectual Development</w:t>
+      </w:r>
+      <w:r>
+        <w:t xml:space="preserve"> </w:t>
+      </w:r>
+      <w:r>
+        <w:t xml:space="preserve">in</w:t>
+      </w:r>
+      <w:r>
+        <w:t xml:space="preserve"> </w:t>
+      </w:r>
+      <w:r>
+        <w:t xml:space="preserve">Children</w:t>
+      </w:r>
+      <w:r>
+        <w:t xml:space="preserve"> </w:t>
+      </w:r>
+      <w:r>
+        <w:t xml:space="preserve">with</w:t>
+      </w:r>
+      <w:r>
+        <w:t xml:space="preserve"> </w:t>
+      </w:r>
+      <w:r>
+        <w:t xml:space="preserve">Prenatal Lead Exposure</w:t>
+      </w:r>
+      <w:r>
+        <w:t xml:space="preserve">. Environmental Health Perspectives 114, 791–797.</w:t>
+      </w:r>
+      <w:r>
+        <w:t xml:space="preserve"> </w:t>
+      </w:r>
+      <w:hyperlink r:id="rId157">
+        <w:r>
+          <w:rPr>
+            <w:rStyle w:val="Hyperlink"/>
+          </w:rPr>
+          <w:t xml:space="preserve">https://doi.org/10.1289/ehp.8552</w:t>
+        </w:r>
+      </w:hyperlink>
+    </w:p>
+    <w:bookmarkEnd w:id="158"/>
+    <w:bookmarkStart w:id="160" w:name="ref-schwartz1994LowLevelLeadExposure"/>
+    <w:p>
+      <w:pPr>
+        <w:pStyle w:val="Bibliography"/>
+      </w:pPr>
+      <w:r>
+        <w:t xml:space="preserve">Schwartz, J., 1994. Low-</w:t>
       </w:r>
       <w:r>
         <w:t xml:space="preserve">Level Lead Exposure</w:t>
@@ -6351,12 +7974,12 @@
         <w:t xml:space="preserve">Threshold</w:t>
       </w:r>
       <w:r>
-        <w:t xml:space="preserve">. Environmental Research 1994;65:42–55.</w:t>
-      </w:r>
-      <w:r>
-        <w:t xml:space="preserve"> </w:t>
-      </w:r>
-      <w:hyperlink r:id="rId91">
+        <w:t xml:space="preserve">. Environmental Research 65, 42–55.</w:t>
+      </w:r>
+      <w:r>
+        <w:t xml:space="preserve"> </w:t>
+      </w:r>
+      <w:hyperlink r:id="rId159">
         <w:r>
           <w:rPr>
             <w:rStyle w:val="Hyperlink"/>
@@ -6364,2079 +7987,6 @@
           <w:t xml:space="preserve">https://doi.org/10.1006/enrs.1994.1020</w:t>
         </w:r>
       </w:hyperlink>
-      <w:r>
-        <w:t xml:space="preserve">.</w:t>
-      </w:r>
-    </w:p>
-    <w:bookmarkEnd w:id="92"/>
-    <w:bookmarkStart w:id="94" w:name="Xa2086c2c3f6a9ac4b676f66b1cdbbd5efdb3b23"/>
-    <w:p>
-      <w:pPr>
-        <w:pStyle w:val="Bibliography"/>
-      </w:pPr>
-      <w:r>
-        <w:t xml:space="preserve">[21]</w:t>
-      </w:r>
-      <w:r>
-        <w:t xml:space="preserve"> </w:t>
-      </w:r>
-      <w:r>
-        <w:t xml:space="preserve">	</w:t>
-      </w:r>
-      <w:r>
-        <w:t xml:space="preserve">Canfield RL, Henderson CR, Cory-Slechta DA, Cox C, Jusko TA, Lanphear BP. Intellectual</w:t>
-      </w:r>
-      <w:r>
-        <w:t xml:space="preserve"> </w:t>
-      </w:r>
-      <w:r>
-        <w:t xml:space="preserve">Impairment</w:t>
-      </w:r>
-      <w:r>
-        <w:t xml:space="preserve"> </w:t>
-      </w:r>
-      <w:r>
-        <w:t xml:space="preserve">in</w:t>
-      </w:r>
-      <w:r>
-        <w:t xml:space="preserve"> </w:t>
-      </w:r>
-      <w:r>
-        <w:t xml:space="preserve">Children</w:t>
-      </w:r>
-      <w:r>
-        <w:t xml:space="preserve"> </w:t>
-      </w:r>
-      <w:r>
-        <w:t xml:space="preserve">with</w:t>
-      </w:r>
-      <w:r>
-        <w:t xml:space="preserve"> </w:t>
-      </w:r>
-      <w:r>
-        <w:t xml:space="preserve">Blood Lead Concentrations</w:t>
-      </w:r>
-      <w:r>
-        <w:t xml:space="preserve"> </w:t>
-      </w:r>
-      <w:r>
-        <w:t xml:space="preserve">below 10</w:t>
-      </w:r>
-      <w:r>
-        <w:t xml:space="preserve"> </w:t>
-      </w:r>
-      <m:oMath>
-        <m:r>
-          <m:t>μ</m:t>
-        </m:r>
-      </m:oMath>
-      <w:r>
-        <w:t xml:space="preserve">g per</w:t>
-      </w:r>
-      <w:r>
-        <w:t xml:space="preserve"> </w:t>
-      </w:r>
-      <w:r>
-        <w:t xml:space="preserve">Deciliter</w:t>
-      </w:r>
-      <w:r>
-        <w:t xml:space="preserve">. N Engl J Med 2003;348:1517–26.</w:t>
-      </w:r>
-      <w:r>
-        <w:t xml:space="preserve"> </w:t>
-      </w:r>
-      <w:hyperlink r:id="rId93">
-        <w:r>
-          <w:rPr>
-            <w:rStyle w:val="Hyperlink"/>
-          </w:rPr>
-          <w:t xml:space="preserve">https://doi.org/10.1056/NEJMoa022848</w:t>
-        </w:r>
-      </w:hyperlink>
-      <w:r>
-        <w:t xml:space="preserve">.</w:t>
-      </w:r>
-    </w:p>
-    <w:bookmarkEnd w:id="94"/>
-    <w:bookmarkStart w:id="96" w:name="X93c1fc7f8e1220d02cbab90c02ac44248f2b23e"/>
-    <w:p>
-      <w:pPr>
-        <w:pStyle w:val="Bibliography"/>
-      </w:pPr>
-      <w:r>
-        <w:t xml:space="preserve">[22]</w:t>
-      </w:r>
-      <w:r>
-        <w:t xml:space="preserve"> </w:t>
-      </w:r>
-      <w:r>
-        <w:t xml:space="preserve">	</w:t>
-      </w:r>
-      <w:r>
-        <w:t xml:space="preserve">Carrington C, Devleesschauwer B, Gibb HJ, Bolger PM. Global burden of intellectual disability resulting from dietary exposure to lead, 2015. Environmental Research 2019;172:420–9.</w:t>
-      </w:r>
-      <w:r>
-        <w:t xml:space="preserve"> </w:t>
-      </w:r>
-      <w:hyperlink r:id="rId95">
-        <w:r>
-          <w:rPr>
-            <w:rStyle w:val="Hyperlink"/>
-          </w:rPr>
-          <w:t xml:space="preserve">https://doi.org/10.1016/j.envres.2019.02.023</w:t>
-        </w:r>
-      </w:hyperlink>
-      <w:r>
-        <w:t xml:space="preserve">.</w:t>
-      </w:r>
-    </w:p>
-    <w:bookmarkEnd w:id="96"/>
-    <w:bookmarkStart w:id="98" w:name="ref-figueroa2024LossCognitiveFunction"/>
-    <w:p>
-      <w:pPr>
-        <w:pStyle w:val="Bibliography"/>
-      </w:pPr>
-      <w:r>
-        <w:t xml:space="preserve">[23]</w:t>
-      </w:r>
-      <w:r>
-        <w:t xml:space="preserve"> </w:t>
-      </w:r>
-      <w:r>
-        <w:t xml:space="preserve">	</w:t>
-      </w:r>
-      <w:r>
-        <w:t xml:space="preserve">Figueroa JL, Rodríguez-Atristain A, Bautista-Arredondo LF, Treviño CL, Martínez MR, Valdivia BT, Avalos-Alvarez SV, Sánchez-Morales JE, Fuller R, Bautista-Arredondo S, Téllez-Rojo MM. Loss of cognitive function in</w:t>
-      </w:r>
-      <w:r>
-        <w:t xml:space="preserve"> </w:t>
-      </w:r>
-      <w:r>
-        <w:t xml:space="preserve">Mexican</w:t>
-      </w:r>
-      <w:r>
-        <w:t xml:space="preserve"> </w:t>
-      </w:r>
-      <w:r>
-        <w:t xml:space="preserve">children due to lead exposure and the associated economic costs. Environmental Research 2024;263:120013.</w:t>
-      </w:r>
-      <w:r>
-        <w:t xml:space="preserve"> </w:t>
-      </w:r>
-      <w:hyperlink r:id="rId97">
-        <w:r>
-          <w:rPr>
-            <w:rStyle w:val="Hyperlink"/>
-          </w:rPr>
-          <w:t xml:space="preserve">https://doi.org/10.1016/j.envres.2024.120013</w:t>
-        </w:r>
-      </w:hyperlink>
-      <w:r>
-        <w:t xml:space="preserve">.</w:t>
-      </w:r>
-    </w:p>
-    <w:bookmarkEnd w:id="98"/>
-    <w:bookmarkStart w:id="100" w:name="ref-mcfarland2022HalfUSPopulation"/>
-    <w:p>
-      <w:pPr>
-        <w:pStyle w:val="Bibliography"/>
-      </w:pPr>
-      <w:r>
-        <w:t xml:space="preserve">[24]</w:t>
-      </w:r>
-      <w:r>
-        <w:t xml:space="preserve"> </w:t>
-      </w:r>
-      <w:r>
-        <w:t xml:space="preserve">	</w:t>
-      </w:r>
-      <w:r>
-        <w:t xml:space="preserve">McFarland MJ, Hauer ME, Reuben A. Half of</w:t>
-      </w:r>
-      <w:r>
-        <w:t xml:space="preserve"> </w:t>
-      </w:r>
-      <w:r>
-        <w:t xml:space="preserve">US</w:t>
-      </w:r>
-      <w:r>
-        <w:t xml:space="preserve"> </w:t>
-      </w:r>
-      <w:r>
-        <w:t xml:space="preserve">population exposed to adverse lead levels in early childhood. Proc Natl Acad Sci USA 2022;119:e2118631119.</w:t>
-      </w:r>
-      <w:r>
-        <w:t xml:space="preserve"> </w:t>
-      </w:r>
-      <w:hyperlink r:id="rId99">
-        <w:r>
-          <w:rPr>
-            <w:rStyle w:val="Hyperlink"/>
-          </w:rPr>
-          <w:t xml:space="preserve">https://doi.org/10.1073/pnas.2118631119</w:t>
-        </w:r>
-      </w:hyperlink>
-      <w:r>
-        <w:t xml:space="preserve">.</w:t>
-      </w:r>
-    </w:p>
-    <w:bookmarkEnd w:id="100"/>
-    <w:bookmarkStart w:id="102" w:name="ref-crump2013StatisticalReevaluationData"/>
-    <w:p>
-      <w:pPr>
-        <w:pStyle w:val="Bibliography"/>
-      </w:pPr>
-      <w:r>
-        <w:t xml:space="preserve">[25]</w:t>
-      </w:r>
-      <w:r>
-        <w:t xml:space="preserve"> </w:t>
-      </w:r>
-      <w:r>
-        <w:t xml:space="preserve">	</w:t>
-      </w:r>
-      <w:r>
-        <w:t xml:space="preserve">Crump KS, Van Landingham C, Bowers TS, Cahoy D, Chandalia JK. A statistical reevaluation of the data used in the</w:t>
-      </w:r>
-      <w:r>
-        <w:t xml:space="preserve"> </w:t>
-      </w:r>
-      <w:r>
-        <w:t xml:space="preserve">Lanphear</w:t>
-      </w:r>
-      <w:r>
-        <w:t xml:space="preserve"> </w:t>
-      </w:r>
-      <w:r>
-        <w:t xml:space="preserve">et al. ( 2005 ) pooled-analysis that related low levels of blood lead to intellectual deficits in children. Crit Rev Toxicol 2013;43:785–99.</w:t>
-      </w:r>
-      <w:r>
-        <w:t xml:space="preserve"> </w:t>
-      </w:r>
-      <w:hyperlink r:id="rId101">
-        <w:r>
-          <w:rPr>
-            <w:rStyle w:val="Hyperlink"/>
-          </w:rPr>
-          <w:t xml:space="preserve">https://doi.org/10.3109/10408444.2013.832726</w:t>
-        </w:r>
-      </w:hyperlink>
-      <w:r>
-        <w:t xml:space="preserve">.</w:t>
-      </w:r>
-    </w:p>
-    <w:bookmarkEnd w:id="102"/>
-    <w:bookmarkStart w:id="104" w:name="X33f03e29791f20cdbbbbf0729c723b16e55ed16"/>
-    <w:p>
-      <w:pPr>
-        <w:pStyle w:val="Bibliography"/>
-      </w:pPr>
-      <w:r>
-        <w:t xml:space="preserve">[26]</w:t>
-      </w:r>
-      <w:r>
-        <w:t xml:space="preserve"> </w:t>
-      </w:r>
-      <w:r>
-        <w:t xml:space="preserve">	</w:t>
-      </w:r>
-      <w:r>
-        <w:t xml:space="preserve">Lanphear BP, Hornung R, Khoury J, Yolton K, Baghurst P, Bellinger DC, Canfield RL, Dietrich KN, Bornschein R, Greene T, Rothenberg SJ, Needleman HL, Schnaas L, Wasserman G, Graziano J, Roberts R. Erratum:</w:t>
-      </w:r>
-      <w:r>
-        <w:t xml:space="preserve"> </w:t>
-      </w:r>
-      <w:r>
-        <w:t xml:space="preserve">“</w:t>
-      </w:r>
-      <w:r>
-        <w:t xml:space="preserve">Low-Level Environmental Lead Exposure</w:t>
-      </w:r>
-      <w:r>
-        <w:t xml:space="preserve"> </w:t>
-      </w:r>
-      <w:r>
-        <w:t xml:space="preserve">and</w:t>
-      </w:r>
-      <w:r>
-        <w:t xml:space="preserve"> </w:t>
-      </w:r>
-      <w:r>
-        <w:t xml:space="preserve">Children</w:t>
-      </w:r>
-      <w:r>
-        <w:t xml:space="preserve">’s</w:t>
-      </w:r>
-      <w:r>
-        <w:t xml:space="preserve"> </w:t>
-      </w:r>
-      <w:r>
-        <w:t xml:space="preserve">Intellectual Function</w:t>
-      </w:r>
-      <w:r>
-        <w:t xml:space="preserve">:</w:t>
-      </w:r>
-      <w:r>
-        <w:t xml:space="preserve"> </w:t>
-      </w:r>
-      <w:r>
-        <w:t xml:space="preserve">An International Pooled Analysis</w:t>
-      </w:r>
-      <w:r>
-        <w:t xml:space="preserve">.”</w:t>
-      </w:r>
-      <w:r>
-        <w:t xml:space="preserve"> </w:t>
-      </w:r>
-      <w:r>
-        <w:t xml:space="preserve">Environ Health Perspect 2019;127:099001.</w:t>
-      </w:r>
-      <w:r>
-        <w:t xml:space="preserve"> </w:t>
-      </w:r>
-      <w:hyperlink r:id="rId103">
-        <w:r>
-          <w:rPr>
-            <w:rStyle w:val="Hyperlink"/>
-          </w:rPr>
-          <w:t xml:space="preserve">https://doi.org/10.1289/EHP5685</w:t>
-        </w:r>
-      </w:hyperlink>
-      <w:r>
-        <w:t xml:space="preserve">.</w:t>
-      </w:r>
-    </w:p>
-    <w:bookmarkEnd w:id="104"/>
-    <w:bookmarkStart w:id="106" w:name="X035620408d1fb22c7ed381e74f0468c30df4612"/>
-    <w:p>
-      <w:pPr>
-        <w:pStyle w:val="Bibliography"/>
-      </w:pPr>
-      <w:r>
-        <w:t xml:space="preserve">[27]</w:t>
-      </w:r>
-      <w:r>
-        <w:t xml:space="preserve"> </w:t>
-      </w:r>
-      <w:r>
-        <w:t xml:space="preserve">	</w:t>
-      </w:r>
-      <w:r>
-        <w:t xml:space="preserve">Grant R, Di Tanna GL. Bayesian</w:t>
-      </w:r>
-      <w:r>
-        <w:t xml:space="preserve"> </w:t>
-      </w:r>
-      <w:r>
-        <w:t xml:space="preserve">Meta-Analysis</w:t>
-      </w:r>
-      <w:r>
-        <w:t xml:space="preserve">:</w:t>
-      </w:r>
-      <w:r>
-        <w:t xml:space="preserve"> </w:t>
-      </w:r>
-      <w:r>
-        <w:t xml:space="preserve">A Practical Introduction</w:t>
-      </w:r>
-      <w:r>
-        <w:t xml:space="preserve">. 1st ed. Boca Raton:</w:t>
-      </w:r>
-      <w:r>
-        <w:t xml:space="preserve"> </w:t>
-      </w:r>
-      <w:r>
-        <w:t xml:space="preserve">Chapman and Hall/CRC</w:t>
-      </w:r>
-      <w:r>
-        <w:t xml:space="preserve">; 2025.</w:t>
-      </w:r>
-      <w:r>
-        <w:t xml:space="preserve"> </w:t>
-      </w:r>
-      <w:hyperlink r:id="rId105">
-        <w:r>
-          <w:rPr>
-            <w:rStyle w:val="Hyperlink"/>
-          </w:rPr>
-          <w:t xml:space="preserve">https://doi.org/10.1201/9781003375821</w:t>
-        </w:r>
-      </w:hyperlink>
-      <w:r>
-        <w:t xml:space="preserve">.</w:t>
-      </w:r>
-    </w:p>
-    <w:bookmarkEnd w:id="106"/>
-    <w:bookmarkStart w:id="108" w:name="X837f91f784566061977da85c17a5755a81dedde"/>
-    <w:p>
-      <w:pPr>
-        <w:pStyle w:val="Bibliography"/>
-      </w:pPr>
-      <w:r>
-        <w:t xml:space="preserve">[28]</w:t>
-      </w:r>
-      <w:r>
-        <w:t xml:space="preserve"> </w:t>
-      </w:r>
-      <w:r>
-        <w:t xml:space="preserve">	</w:t>
-      </w:r>
-      <w:r>
-        <w:t xml:space="preserve">Hoekstra R, Morey RD, Rouder JN, Wagenmakers E-J. Robust misinterpretation of confidence intervals. Psychon Bull Rev 2014;21:1157–64.</w:t>
-      </w:r>
-      <w:r>
-        <w:t xml:space="preserve"> </w:t>
-      </w:r>
-      <w:hyperlink r:id="rId107">
-        <w:r>
-          <w:rPr>
-            <w:rStyle w:val="Hyperlink"/>
-          </w:rPr>
-          <w:t xml:space="preserve">https://doi.org/10.3758/s13423-013-0572-3</w:t>
-        </w:r>
-      </w:hyperlink>
-      <w:r>
-        <w:t xml:space="preserve">.</w:t>
-      </w:r>
-    </w:p>
-    <w:bookmarkEnd w:id="108"/>
-    <w:bookmarkStart w:id="110" w:name="ref-page2021PRISMA2020Statement"/>
-    <w:p>
-      <w:pPr>
-        <w:pStyle w:val="Bibliography"/>
-      </w:pPr>
-      <w:r>
-        <w:t xml:space="preserve">[29]</w:t>
-      </w:r>
-      <w:r>
-        <w:t xml:space="preserve"> </w:t>
-      </w:r>
-      <w:r>
-        <w:t xml:space="preserve">	</w:t>
-      </w:r>
-      <w:r>
-        <w:t xml:space="preserve">Page MJ, McKenzie JE, Bossuyt PM, Boutron I, Hoffmann TC, Mulrow CD, Shamseer L, Tetzlaff JM, Akl EA, Brennan SE, Chou R, Glanville J, Grimshaw JM, Hróbjartsson A, Lalu MM, Li T, Loder EW, Mayo-Wilson E, McDonald S, McGuinness LA, Stewart LA, Thomas J, Tricco AC, Welch VA, Whiting P, Moher D. The</w:t>
-      </w:r>
-      <w:r>
-        <w:t xml:space="preserve"> </w:t>
-      </w:r>
-      <w:r>
-        <w:t xml:space="preserve">PRISMA</w:t>
-      </w:r>
-      <w:r>
-        <w:t xml:space="preserve"> </w:t>
-      </w:r>
-      <w:r>
-        <w:t xml:space="preserve">2020 statement: An updated guideline for reporting systematic reviews. BMJ 2021:n71.</w:t>
-      </w:r>
-      <w:r>
-        <w:t xml:space="preserve"> </w:t>
-      </w:r>
-      <w:hyperlink r:id="rId109">
-        <w:r>
-          <w:rPr>
-            <w:rStyle w:val="Hyperlink"/>
-          </w:rPr>
-          <w:t xml:space="preserve">https://doi.org/10.1136/bmj.n71</w:t>
-        </w:r>
-      </w:hyperlink>
-      <w:r>
-        <w:t xml:space="preserve">.</w:t>
-      </w:r>
-    </w:p>
-    <w:bookmarkEnd w:id="110"/>
-    <w:bookmarkStart w:id="112" w:name="X5cae6442bbe0e1f5d8df6cd5008aab2dbfb65a6"/>
-    <w:p>
-      <w:pPr>
-        <w:pStyle w:val="Bibliography"/>
-      </w:pPr>
-      <w:r>
-        <w:t xml:space="preserve">[30]</w:t>
-      </w:r>
-      <w:r>
-        <w:t xml:space="preserve"> </w:t>
-      </w:r>
-      <w:r>
-        <w:t xml:space="preserve">	</w:t>
-      </w:r>
-      <w:r>
-        <w:t xml:space="preserve">Kruschke JK. Bayesian</w:t>
-      </w:r>
-      <w:r>
-        <w:t xml:space="preserve"> </w:t>
-      </w:r>
-      <w:r>
-        <w:t xml:space="preserve">Analysis Reporting Guidelines</w:t>
-      </w:r>
-      <w:r>
-        <w:t xml:space="preserve">. Nat Hum Behav 2021;5:1282–91.</w:t>
-      </w:r>
-      <w:r>
-        <w:t xml:space="preserve"> </w:t>
-      </w:r>
-      <w:hyperlink r:id="rId111">
-        <w:r>
-          <w:rPr>
-            <w:rStyle w:val="Hyperlink"/>
-          </w:rPr>
-          <w:t xml:space="preserve">https://doi.org/10.1038/s41562-021-01177-7</w:t>
-        </w:r>
-      </w:hyperlink>
-      <w:r>
-        <w:t xml:space="preserve">.</w:t>
-      </w:r>
-    </w:p>
-    <w:bookmarkEnd w:id="112"/>
-    <w:bookmarkStart w:id="113" w:name="Xf5486a80753c915bf34b5d8f3ad5e46aac479a7"/>
-    <w:p>
-      <w:pPr>
-        <w:pStyle w:val="Bibliography"/>
-      </w:pPr>
-      <w:r>
-        <w:t xml:space="preserve">[31]</w:t>
-      </w:r>
-      <w:r>
-        <w:t xml:space="preserve"> </w:t>
-      </w:r>
-      <w:r>
-        <w:t xml:space="preserve">	</w:t>
-      </w:r>
-      <w:r>
-        <w:t xml:space="preserve">NTP OHAT. Handbook for</w:t>
-      </w:r>
-      <w:r>
-        <w:t xml:space="preserve"> </w:t>
-      </w:r>
-      <w:r>
-        <w:t xml:space="preserve">Conducting</w:t>
-      </w:r>
-      <w:r>
-        <w:t xml:space="preserve"> </w:t>
-      </w:r>
-      <w:r>
-        <w:t xml:space="preserve">a</w:t>
-      </w:r>
-      <w:r>
-        <w:t xml:space="preserve"> </w:t>
-      </w:r>
-      <w:r>
-        <w:t xml:space="preserve">Literature-Based Health Assessment Using OHAT Approach</w:t>
-      </w:r>
-      <w:r>
-        <w:t xml:space="preserve"> </w:t>
-      </w:r>
-      <w:r>
-        <w:t xml:space="preserve">for</w:t>
-      </w:r>
-      <w:r>
-        <w:t xml:space="preserve"> </w:t>
-      </w:r>
-      <w:r>
-        <w:t xml:space="preserve">Systematic Review</w:t>
-      </w:r>
-      <w:r>
-        <w:t xml:space="preserve"> </w:t>
-      </w:r>
-      <w:r>
-        <w:t xml:space="preserve">and</w:t>
-      </w:r>
-      <w:r>
-        <w:t xml:space="preserve"> </w:t>
-      </w:r>
-      <w:r>
-        <w:t xml:space="preserve">Evidence Integration</w:t>
-      </w:r>
-      <w:r>
-        <w:t xml:space="preserve"> </w:t>
-      </w:r>
-      <w:r>
-        <w:t xml:space="preserve">2019.</w:t>
-      </w:r>
-    </w:p>
-    <w:bookmarkEnd w:id="113"/>
-    <w:bookmarkStart w:id="115" w:name="ref-plate2024DevelopmentToolRapid"/>
-    <w:p>
-      <w:pPr>
-        <w:pStyle w:val="Bibliography"/>
-      </w:pPr>
-      <w:r>
-        <w:t xml:space="preserve">[32]</w:t>
-      </w:r>
-      <w:r>
-        <w:t xml:space="preserve"> </w:t>
-      </w:r>
-      <w:r>
-        <w:t xml:space="preserve">	</w:t>
-      </w:r>
-      <w:r>
-        <w:t xml:space="preserve">Plate K, Knüppel S, Hornbacher A, Greiner M, Müller-Graf C. Development of a tool for rapid assessment of the evidence of human observational epidemiological studies with focus on risk of bias in the context of public health and risk assessment. EFS3 2024;21.</w:t>
-      </w:r>
-      <w:r>
-        <w:t xml:space="preserve"> </w:t>
-      </w:r>
-      <w:hyperlink r:id="rId114">
-        <w:r>
-          <w:rPr>
-            <w:rStyle w:val="Hyperlink"/>
-          </w:rPr>
-          <w:t xml:space="preserve">https://doi.org/10.2903/sp.efsa.2024.EN-8925</w:t>
-        </w:r>
-      </w:hyperlink>
-      <w:r>
-        <w:t xml:space="preserve">.</w:t>
-      </w:r>
-    </w:p>
-    <w:bookmarkEnd w:id="115"/>
-    <w:bookmarkStart w:id="117" w:name="ref-halabicky2023LowLevelLead"/>
-    <w:p>
-      <w:pPr>
-        <w:pStyle w:val="Bibliography"/>
-      </w:pPr>
-      <w:r>
-        <w:t xml:space="preserve">[33]</w:t>
-      </w:r>
-      <w:r>
-        <w:t xml:space="preserve"> </w:t>
-      </w:r>
-      <w:r>
-        <w:t xml:space="preserve">	</w:t>
-      </w:r>
-      <w:r>
-        <w:t xml:space="preserve">Halabicky OM, Pinto-Martin JA, Compton P, Liu J. Low level lead exposure in early childhood and parental education on adolescent</w:t>
-      </w:r>
-      <w:r>
-        <w:t xml:space="preserve"> </w:t>
-      </w:r>
-      <w:r>
-        <w:t xml:space="preserve">IQ</w:t>
-      </w:r>
-      <w:r>
-        <w:t xml:space="preserve"> </w:t>
-      </w:r>
-      <w:r>
-        <w:t xml:space="preserve">and working memory: A cohort study. Journal of Exposure Science &amp; Environmental Epidemiology 2023;33:168–76.</w:t>
-      </w:r>
-      <w:r>
-        <w:t xml:space="preserve"> </w:t>
-      </w:r>
-      <w:hyperlink r:id="rId116">
-        <w:r>
-          <w:rPr>
-            <w:rStyle w:val="Hyperlink"/>
-          </w:rPr>
-          <w:t xml:space="preserve">https://doi.org/10.1038/s41370-022-00450-9</w:t>
-        </w:r>
-      </w:hyperlink>
-      <w:r>
-        <w:t xml:space="preserve">.</w:t>
-      </w:r>
-    </w:p>
-    <w:bookmarkEnd w:id="117"/>
-    <w:bookmarkStart w:id="119" w:name="ref-chen2005IQBloodLead"/>
-    <w:p>
-      <w:pPr>
-        <w:pStyle w:val="Bibliography"/>
-      </w:pPr>
-      <w:r>
-        <w:t xml:space="preserve">[34]</w:t>
-      </w:r>
-      <w:r>
-        <w:t xml:space="preserve"> </w:t>
-      </w:r>
-      <w:r>
-        <w:t xml:space="preserve">	</w:t>
-      </w:r>
-      <w:r>
-        <w:t xml:space="preserve">Chen A, Dietrich KN, Ware JH, Radcliffe J, Rogan WJ.</w:t>
-      </w:r>
-      <w:r>
-        <w:t xml:space="preserve"> </w:t>
-      </w:r>
-      <w:r>
-        <w:t xml:space="preserve">IQ</w:t>
-      </w:r>
-      <w:r>
-        <w:t xml:space="preserve"> </w:t>
-      </w:r>
-      <w:r>
-        <w:t xml:space="preserve">and</w:t>
-      </w:r>
-      <w:r>
-        <w:t xml:space="preserve"> </w:t>
-      </w:r>
-      <w:r>
-        <w:t xml:space="preserve">Blood Lead</w:t>
-      </w:r>
-      <w:r>
-        <w:t xml:space="preserve"> </w:t>
-      </w:r>
-      <w:r>
-        <w:t xml:space="preserve">from 2 to 7</w:t>
-      </w:r>
-      <w:r>
-        <w:t xml:space="preserve"> </w:t>
-      </w:r>
-      <w:r>
-        <w:t xml:space="preserve">Years</w:t>
-      </w:r>
-      <w:r>
-        <w:t xml:space="preserve"> </w:t>
-      </w:r>
-      <w:r>
-        <w:t xml:space="preserve">of</w:t>
-      </w:r>
-      <w:r>
-        <w:t xml:space="preserve"> </w:t>
-      </w:r>
-      <w:r>
-        <w:t xml:space="preserve">Age</w:t>
-      </w:r>
-      <w:r>
-        <w:t xml:space="preserve">:</w:t>
-      </w:r>
-      <w:r>
-        <w:t xml:space="preserve"> </w:t>
-      </w:r>
-      <w:r>
-        <w:t xml:space="preserve">Are</w:t>
-      </w:r>
-      <w:r>
-        <w:t xml:space="preserve"> </w:t>
-      </w:r>
-      <w:r>
-        <w:t xml:space="preserve">the</w:t>
-      </w:r>
-      <w:r>
-        <w:t xml:space="preserve"> </w:t>
-      </w:r>
-      <w:r>
-        <w:t xml:space="preserve">Effects</w:t>
-      </w:r>
-      <w:r>
-        <w:t xml:space="preserve"> </w:t>
-      </w:r>
-      <w:r>
-        <w:t xml:space="preserve">in</w:t>
-      </w:r>
-      <w:r>
-        <w:t xml:space="preserve"> </w:t>
-      </w:r>
-      <w:r>
-        <w:t xml:space="preserve">Older Children</w:t>
-      </w:r>
-      <w:r>
-        <w:t xml:space="preserve"> </w:t>
-      </w:r>
-      <w:r>
-        <w:t xml:space="preserve">the</w:t>
-      </w:r>
-      <w:r>
-        <w:t xml:space="preserve"> </w:t>
-      </w:r>
-      <w:r>
-        <w:t xml:space="preserve">Residual</w:t>
-      </w:r>
-      <w:r>
-        <w:t xml:space="preserve"> </w:t>
-      </w:r>
-      <w:r>
-        <w:t xml:space="preserve">of</w:t>
-      </w:r>
-      <w:r>
-        <w:t xml:space="preserve"> </w:t>
-      </w:r>
-      <w:r>
-        <w:t xml:space="preserve">High Blood Lead Concentrations</w:t>
-      </w:r>
-      <w:r>
-        <w:t xml:space="preserve"> </w:t>
-      </w:r>
-      <w:r>
-        <w:t xml:space="preserve">in 2-</w:t>
-      </w:r>
-      <w:r>
-        <w:t xml:space="preserve">Year-Olds</w:t>
-      </w:r>
-      <w:r>
-        <w:t xml:space="preserve">? Environmental Health Perspectives 2005;113:597–601.</w:t>
-      </w:r>
-      <w:r>
-        <w:t xml:space="preserve"> </w:t>
-      </w:r>
-      <w:hyperlink r:id="rId118">
-        <w:r>
-          <w:rPr>
-            <w:rStyle w:val="Hyperlink"/>
-          </w:rPr>
-          <w:t xml:space="preserve">https://doi.org/doi:10.1289/ehp.7625</w:t>
-        </w:r>
-      </w:hyperlink>
-      <w:r>
-        <w:t xml:space="preserve">.</w:t>
-      </w:r>
-    </w:p>
-    <w:bookmarkEnd w:id="119"/>
-    <w:bookmarkStart w:id="121" w:name="Xcf7993c3f58afaabaf73be6238c67f4f63053d9"/>
-    <w:p>
-      <w:pPr>
-        <w:pStyle w:val="Bibliography"/>
-      </w:pPr>
-      <w:r>
-        <w:t xml:space="preserve">[35]</w:t>
-      </w:r>
-      <w:r>
-        <w:t xml:space="preserve"> </w:t>
-      </w:r>
-      <w:r>
-        <w:t xml:space="preserve">	</w:t>
-      </w:r>
-      <w:r>
-        <w:t xml:space="preserve">Schnaas L, Rothenberg Stephen J, Flores M-F, Martinez S, Hernandez C, Osorio E, Velasco Silvia R, Perroni E. Reduced</w:t>
-      </w:r>
-      <w:r>
-        <w:t xml:space="preserve"> </w:t>
-      </w:r>
-      <w:r>
-        <w:t xml:space="preserve">Intellectual Development</w:t>
-      </w:r>
-      <w:r>
-        <w:t xml:space="preserve"> </w:t>
-      </w:r>
-      <w:r>
-        <w:t xml:space="preserve">in</w:t>
-      </w:r>
-      <w:r>
-        <w:t xml:space="preserve"> </w:t>
-      </w:r>
-      <w:r>
-        <w:t xml:space="preserve">Children</w:t>
-      </w:r>
-      <w:r>
-        <w:t xml:space="preserve"> </w:t>
-      </w:r>
-      <w:r>
-        <w:t xml:space="preserve">with</w:t>
-      </w:r>
-      <w:r>
-        <w:t xml:space="preserve"> </w:t>
-      </w:r>
-      <w:r>
-        <w:t xml:space="preserve">Prenatal Lead Exposure</w:t>
-      </w:r>
-      <w:r>
-        <w:t xml:space="preserve">. Environmental Health Perspectives 2006;114:791–7.</w:t>
-      </w:r>
-      <w:r>
-        <w:t xml:space="preserve"> </w:t>
-      </w:r>
-      <w:hyperlink r:id="rId120">
-        <w:r>
-          <w:rPr>
-            <w:rStyle w:val="Hyperlink"/>
-          </w:rPr>
-          <w:t xml:space="preserve">https://doi.org/10.1289/ehp.8552</w:t>
-        </w:r>
-      </w:hyperlink>
-      <w:r>
-        <w:t xml:space="preserve">.</w:t>
-      </w:r>
-    </w:p>
-    <w:bookmarkEnd w:id="121"/>
-    <w:bookmarkStart w:id="122" w:name="X4bd034c52731e178b4de125c2c778bdc533803c"/>
-    <w:p>
-      <w:pPr>
-        <w:pStyle w:val="Bibliography"/>
-      </w:pPr>
-      <w:r>
-        <w:t xml:space="preserve">[36]</w:t>
-      </w:r>
-      <w:r>
-        <w:t xml:space="preserve"> </w:t>
-      </w:r>
-      <w:r>
-        <w:t xml:space="preserve">	</w:t>
-      </w:r>
-      <w:r>
-        <w:t xml:space="preserve">R Core Team. R:</w:t>
-      </w:r>
-      <w:r>
-        <w:t xml:space="preserve"> </w:t>
-      </w:r>
-      <w:r>
-        <w:t xml:space="preserve">A Language</w:t>
-      </w:r>
-      <w:r>
-        <w:t xml:space="preserve"> </w:t>
-      </w:r>
-      <w:r>
-        <w:t xml:space="preserve">and</w:t>
-      </w:r>
-      <w:r>
-        <w:t xml:space="preserve"> </w:t>
-      </w:r>
-      <w:r>
-        <w:t xml:space="preserve">Environment</w:t>
-      </w:r>
-      <w:r>
-        <w:t xml:space="preserve"> </w:t>
-      </w:r>
-      <w:r>
-        <w:t xml:space="preserve">for</w:t>
-      </w:r>
-      <w:r>
-        <w:t xml:space="preserve"> </w:t>
-      </w:r>
-      <w:r>
-        <w:t xml:space="preserve">Statistical Computing</w:t>
-      </w:r>
-      <w:r>
-        <w:t xml:space="preserve"> </w:t>
-      </w:r>
-      <w:r>
-        <w:t xml:space="preserve">2024.</w:t>
-      </w:r>
-    </w:p>
-    <w:bookmarkEnd w:id="122"/>
-    <w:bookmarkStart w:id="124" w:name="ref-burkner2017BrmsPackageBayesian"/>
-    <w:p>
-      <w:pPr>
-        <w:pStyle w:val="Bibliography"/>
-      </w:pPr>
-      <w:r>
-        <w:t xml:space="preserve">[37]</w:t>
-      </w:r>
-      <w:r>
-        <w:t xml:space="preserve"> </w:t>
-      </w:r>
-      <w:r>
-        <w:t xml:space="preserve">	</w:t>
-      </w:r>
-      <w:r>
-        <w:t xml:space="preserve">Bürkner P-C.</w:t>
-      </w:r>
-      <w:r>
-        <w:t xml:space="preserve"> </w:t>
-      </w:r>
-      <w:r>
-        <w:rPr>
-          <w:b/>
-          <w:bCs/>
-        </w:rPr>
-        <w:t xml:space="preserve">Brms</w:t>
-      </w:r>
-      <w:r>
-        <w:t xml:space="preserve"> </w:t>
-      </w:r>
-      <w:r>
-        <w:t xml:space="preserve">:</w:t>
-      </w:r>
-      <w:r>
-        <w:t xml:space="preserve"> </w:t>
-      </w:r>
-      <w:r>
-        <w:t xml:space="preserve">An</w:t>
-      </w:r>
-      <w:r>
-        <w:t xml:space="preserve"> </w:t>
-      </w:r>
-      <w:r>
-        <w:rPr>
-          <w:i/>
-          <w:iCs/>
-        </w:rPr>
-        <w:t xml:space="preserve">R</w:t>
-      </w:r>
-      <w:r>
-        <w:t xml:space="preserve"> </w:t>
-      </w:r>
-      <w:r>
-        <w:t xml:space="preserve">Package</w:t>
-      </w:r>
-      <w:r>
-        <w:t xml:space="preserve"> </w:t>
-      </w:r>
-      <w:r>
-        <w:t xml:space="preserve">for</w:t>
-      </w:r>
-      <w:r>
-        <w:t xml:space="preserve"> </w:t>
-      </w:r>
-      <w:r>
-        <w:t xml:space="preserve">Bayesian Multilevel Models Using</w:t>
-      </w:r>
-      <w:r>
-        <w:t xml:space="preserve"> </w:t>
-      </w:r>
-      <w:r>
-        <w:rPr>
-          <w:i/>
-          <w:iCs/>
-        </w:rPr>
-        <w:t xml:space="preserve">Stan</w:t>
-      </w:r>
-      <w:r>
-        <w:t xml:space="preserve">. J Stat Soft 2017;80.</w:t>
-      </w:r>
-      <w:r>
-        <w:t xml:space="preserve"> </w:t>
-      </w:r>
-      <w:hyperlink r:id="rId123">
-        <w:r>
-          <w:rPr>
-            <w:rStyle w:val="Hyperlink"/>
-          </w:rPr>
-          <w:t xml:space="preserve">https://doi.org/10.18637/jss.v080.i01</w:t>
-        </w:r>
-      </w:hyperlink>
-      <w:r>
-        <w:t xml:space="preserve">.</w:t>
-      </w:r>
-    </w:p>
-    <w:bookmarkEnd w:id="124"/>
-    <w:bookmarkStart w:id="126" w:name="ref-hoffman2011NoUTurnSamplerAdaptively"/>
-    <w:p>
-      <w:pPr>
-        <w:pStyle w:val="Bibliography"/>
-      </w:pPr>
-      <w:r>
-        <w:t xml:space="preserve">[38]</w:t>
-      </w:r>
-      <w:r>
-        <w:t xml:space="preserve"> </w:t>
-      </w:r>
-      <w:r>
-        <w:t xml:space="preserve">	</w:t>
-      </w:r>
-      <w:r>
-        <w:t xml:space="preserve">Hoffman MD, Gelman A. The</w:t>
-      </w:r>
-      <w:r>
-        <w:t xml:space="preserve"> </w:t>
-      </w:r>
-      <w:r>
-        <w:t xml:space="preserve">No-U-Turn Sampler</w:t>
-      </w:r>
-      <w:r>
-        <w:t xml:space="preserve">:</w:t>
-      </w:r>
-      <w:r>
-        <w:t xml:space="preserve"> </w:t>
-      </w:r>
-      <w:r>
-        <w:t xml:space="preserve">Adaptively Setting Path Lengths</w:t>
-      </w:r>
-      <w:r>
-        <w:t xml:space="preserve"> </w:t>
-      </w:r>
-      <w:r>
-        <w:t xml:space="preserve">in</w:t>
-      </w:r>
-      <w:r>
-        <w:t xml:space="preserve"> </w:t>
-      </w:r>
-      <w:r>
-        <w:t xml:space="preserve">Hamiltonian Monte Carlo</w:t>
-      </w:r>
-      <w:r>
-        <w:t xml:space="preserve"> </w:t>
-      </w:r>
-      <w:r>
-        <w:t xml:space="preserve">2011.</w:t>
-      </w:r>
-      <w:r>
-        <w:t xml:space="preserve"> </w:t>
-      </w:r>
-      <w:hyperlink r:id="rId125">
-        <w:r>
-          <w:rPr>
-            <w:rStyle w:val="Hyperlink"/>
-          </w:rPr>
-          <w:t xml:space="preserve">https://doi.org/10.48550/ARXIV.1111.4246</w:t>
-        </w:r>
-      </w:hyperlink>
-      <w:r>
-        <w:t xml:space="preserve">.</w:t>
-      </w:r>
-    </w:p>
-    <w:bookmarkEnd w:id="126"/>
-    <w:bookmarkStart w:id="127" w:name="X21bf392f662dc1b38e9a7fa4b314fc7a471696b"/>
-    <w:p>
-      <w:pPr>
-        <w:pStyle w:val="Bibliography"/>
-      </w:pPr>
-      <w:r>
-        <w:t xml:space="preserve">[39]</w:t>
-      </w:r>
-      <w:r>
-        <w:t xml:space="preserve"> </w:t>
-      </w:r>
-      <w:r>
-        <w:t xml:space="preserve">	</w:t>
-      </w:r>
-      <w:r>
-        <w:t xml:space="preserve">Gabry J, Mahr T. Bayesplot:</w:t>
-      </w:r>
-      <w:r>
-        <w:t xml:space="preserve"> </w:t>
-      </w:r>
-      <w:r>
-        <w:t xml:space="preserve">Plotting</w:t>
-      </w:r>
-      <w:r>
-        <w:t xml:space="preserve"> </w:t>
-      </w:r>
-      <w:r>
-        <w:t xml:space="preserve">for</w:t>
-      </w:r>
-      <w:r>
-        <w:t xml:space="preserve"> </w:t>
-      </w:r>
-      <w:r>
-        <w:t xml:space="preserve">Bayesian Models</w:t>
-      </w:r>
-      <w:r>
-        <w:t xml:space="preserve"> </w:t>
-      </w:r>
-      <w:r>
-        <w:t xml:space="preserve">2025.</w:t>
-      </w:r>
-    </w:p>
-    <w:bookmarkEnd w:id="127"/>
-    <w:bookmarkStart w:id="129" w:name="X111bb06244f8f2a1a6d0d2f1f41c24b71f248e6"/>
-    <w:p>
-      <w:pPr>
-        <w:pStyle w:val="Bibliography"/>
-      </w:pPr>
-      <w:r>
-        <w:t xml:space="preserve">[40]</w:t>
-      </w:r>
-      <w:r>
-        <w:t xml:space="preserve"> </w:t>
-      </w:r>
-      <w:r>
-        <w:t xml:space="preserve">	</w:t>
-      </w:r>
-      <w:r>
-        <w:t xml:space="preserve">Wolfgang Viechtbauer. Conducting meta-analyses in</w:t>
-      </w:r>
-      <w:r>
-        <w:t xml:space="preserve"> </w:t>
-      </w:r>
-      <w:r>
-        <w:t xml:space="preserve"> </w:t>
-      </w:r>
-      <w:r>
-        <w:t xml:space="preserve">with the</w:t>
-      </w:r>
-      <w:r>
-        <w:t xml:space="preserve"> </w:t>
-      </w:r>
-      <w:r>
-        <w:t xml:space="preserve">metafor</w:t>
-      </w:r>
-      <w:r>
-        <w:t xml:space="preserve"> </w:t>
-      </w:r>
-      <w:r>
-        <w:t xml:space="preserve">package. Journal of Statistical Software 2010;36:1–48.</w:t>
-      </w:r>
-      <w:r>
-        <w:t xml:space="preserve"> </w:t>
-      </w:r>
-      <w:hyperlink r:id="rId128">
-        <w:r>
-          <w:rPr>
-            <w:rStyle w:val="Hyperlink"/>
-          </w:rPr>
-          <w:t xml:space="preserve">https://doi.org/10.18637/jss.v036.i03</w:t>
-        </w:r>
-      </w:hyperlink>
-      <w:r>
-        <w:t xml:space="preserve">.</w:t>
-      </w:r>
-    </w:p>
-    <w:bookmarkEnd w:id="129"/>
-    <w:bookmarkStart w:id="131" w:name="ref-earl2016LowlevelEnvironmentalLead"/>
-    <w:p>
-      <w:pPr>
-        <w:pStyle w:val="Bibliography"/>
-      </w:pPr>
-      <w:r>
-        <w:t xml:space="preserve">[41]</w:t>
-      </w:r>
-      <w:r>
-        <w:t xml:space="preserve"> </w:t>
-      </w:r>
-      <w:r>
-        <w:t xml:space="preserve">	</w:t>
-      </w:r>
-      <w:r>
-        <w:t xml:space="preserve">Earl R, Burns N, Nettelbeck T, Baghurst P. Low-level environmental lead exposure still negatively associated with children’s cognitive abilities. Australian Journal of Psychology 2016;68:98–106.</w:t>
-      </w:r>
-      <w:r>
-        <w:t xml:space="preserve"> </w:t>
-      </w:r>
-      <w:hyperlink r:id="rId130">
-        <w:r>
-          <w:rPr>
-            <w:rStyle w:val="Hyperlink"/>
-          </w:rPr>
-          <w:t xml:space="preserve">https://doi.org/10.1111/ajpy.12096</w:t>
-        </w:r>
-      </w:hyperlink>
-      <w:r>
-        <w:t xml:space="preserve">.</w:t>
-      </w:r>
-    </w:p>
-    <w:bookmarkEnd w:id="131"/>
-    <w:bookmarkStart w:id="133" w:name="ref-bauer2020AssociationsMetalMixture"/>
-    <w:p>
-      <w:pPr>
-        <w:pStyle w:val="Bibliography"/>
-      </w:pPr>
-      <w:r>
-        <w:t xml:space="preserve">[42]</w:t>
-      </w:r>
-      <w:r>
-        <w:t xml:space="preserve"> </w:t>
-      </w:r>
-      <w:r>
-        <w:t xml:space="preserve">	</w:t>
-      </w:r>
-      <w:r>
-        <w:t xml:space="preserve">Bauer JA, Devick KL, Bobb JF, Coull BA, Bellinger D, Benedetti C, Cagna G, Fedrighi C, Guazzetti S, Oppini M, Placidi D, Webster TF, White RF, Yang Q, Zoni S, Wright RO, Smith DR, Lucchini RG, Henn BC. Associations of a</w:t>
-      </w:r>
-      <w:r>
-        <w:t xml:space="preserve"> </w:t>
-      </w:r>
-      <w:r>
-        <w:t xml:space="preserve">Metal Mixture Measured</w:t>
-      </w:r>
-      <w:r>
-        <w:t xml:space="preserve"> </w:t>
-      </w:r>
-      <w:r>
-        <w:t xml:space="preserve">in</w:t>
-      </w:r>
-      <w:r>
-        <w:t xml:space="preserve"> </w:t>
-      </w:r>
-      <w:r>
-        <w:t xml:space="preserve">Multiple Biomarkers</w:t>
-      </w:r>
-      <w:r>
-        <w:t xml:space="preserve"> </w:t>
-      </w:r>
-      <w:r>
-        <w:t xml:space="preserve">with</w:t>
-      </w:r>
-      <w:r>
-        <w:t xml:space="preserve"> </w:t>
-      </w:r>
-      <w:r>
-        <w:t xml:space="preserve">IQ</w:t>
-      </w:r>
-      <w:r>
-        <w:t xml:space="preserve">:</w:t>
-      </w:r>
-      <w:r>
-        <w:t xml:space="preserve"> </w:t>
-      </w:r>
-      <w:r>
-        <w:t xml:space="preserve">Evidence</w:t>
-      </w:r>
-      <w:r>
-        <w:t xml:space="preserve"> </w:t>
-      </w:r>
-      <w:r>
-        <w:t xml:space="preserve">from</w:t>
-      </w:r>
-      <w:r>
-        <w:t xml:space="preserve"> </w:t>
-      </w:r>
-      <w:r>
-        <w:t xml:space="preserve">Italian Adolescents Living</w:t>
-      </w:r>
-      <w:r>
-        <w:t xml:space="preserve"> </w:t>
-      </w:r>
-      <w:r>
-        <w:t xml:space="preserve">near</w:t>
-      </w:r>
-      <w:r>
-        <w:t xml:space="preserve"> </w:t>
-      </w:r>
-      <w:r>
-        <w:t xml:space="preserve">Ferroalloy Industry</w:t>
-      </w:r>
-      <w:r>
-        <w:t xml:space="preserve">. Environmental Health Perspectives 2020;128:097002.</w:t>
-      </w:r>
-      <w:r>
-        <w:t xml:space="preserve"> </w:t>
-      </w:r>
-      <w:hyperlink r:id="rId132">
-        <w:r>
-          <w:rPr>
-            <w:rStyle w:val="Hyperlink"/>
-          </w:rPr>
-          <w:t xml:space="preserve">https://doi.org/doi:10.1289/EHP6803</w:t>
-        </w:r>
-      </w:hyperlink>
-      <w:r>
-        <w:t xml:space="preserve">.</w:t>
-      </w:r>
-    </w:p>
-    <w:bookmarkEnd w:id="133"/>
-    <w:bookmarkStart w:id="135" w:name="ref-hong2015EnvironmentalLeadExposure"/>
-    <w:p>
-      <w:pPr>
-        <w:pStyle w:val="Bibliography"/>
-      </w:pPr>
-      <w:r>
-        <w:t xml:space="preserve">[43]</w:t>
-      </w:r>
-      <w:r>
-        <w:t xml:space="preserve"> </w:t>
-      </w:r>
-      <w:r>
-        <w:t xml:space="preserve">	</w:t>
-      </w:r>
-      <w:r>
-        <w:t xml:space="preserve">Hong S-B, Im M-H, Kim J-W, Park E-J, Shin M-S, Kim B-N, Yoo H-J, Cho I-H, Bhang S-Y, Hong Y-C, Cho S-C. Environmental</w:t>
-      </w:r>
-      <w:r>
-        <w:t xml:space="preserve"> </w:t>
-      </w:r>
-      <w:r>
-        <w:t xml:space="preserve">Lead Exposure</w:t>
-      </w:r>
-      <w:r>
-        <w:t xml:space="preserve"> </w:t>
-      </w:r>
-      <w:r>
-        <w:t xml:space="preserve">and</w:t>
-      </w:r>
-      <w:r>
-        <w:t xml:space="preserve"> </w:t>
-      </w:r>
-      <w:r>
-        <w:t xml:space="preserve">Attention Deficit</w:t>
-      </w:r>
-      <w:r>
-        <w:t xml:space="preserve">/</w:t>
-      </w:r>
-      <w:r>
-        <w:t xml:space="preserve">Hyperactivity Disorder Symptom Domains</w:t>
-      </w:r>
-      <w:r>
-        <w:t xml:space="preserve"> </w:t>
-      </w:r>
-      <w:r>
-        <w:t xml:space="preserve">in a</w:t>
-      </w:r>
-      <w:r>
-        <w:t xml:space="preserve"> </w:t>
-      </w:r>
-      <w:r>
-        <w:t xml:space="preserve">Community Sample</w:t>
-      </w:r>
-      <w:r>
-        <w:t xml:space="preserve"> </w:t>
-      </w:r>
-      <w:r>
-        <w:t xml:space="preserve">of</w:t>
-      </w:r>
-      <w:r>
-        <w:t xml:space="preserve"> </w:t>
-      </w:r>
-      <w:r>
-        <w:t xml:space="preserve">South Korean School-Age Children</w:t>
-      </w:r>
-      <w:r>
-        <w:t xml:space="preserve">. Environmental Health Perspectives 2015;123:271–6.</w:t>
-      </w:r>
-      <w:r>
-        <w:t xml:space="preserve"> </w:t>
-      </w:r>
-      <w:hyperlink r:id="rId134">
-        <w:r>
-          <w:rPr>
-            <w:rStyle w:val="Hyperlink"/>
-          </w:rPr>
-          <w:t xml:space="preserve">https://doi.org/doi:10.1289/ehp.1307420</w:t>
-        </w:r>
-      </w:hyperlink>
-      <w:r>
-        <w:t xml:space="preserve">.</w:t>
-      </w:r>
-    </w:p>
-    <w:bookmarkEnd w:id="135"/>
-    <w:bookmarkStart w:id="137" w:name="Xb0421be95a139ca5af39ce6040517bf1be79427"/>
-    <w:p>
-      <w:pPr>
-        <w:pStyle w:val="Bibliography"/>
-      </w:pPr>
-      <w:r>
-        <w:t xml:space="preserve">[44]</w:t>
-      </w:r>
-      <w:r>
-        <w:t xml:space="preserve"> </w:t>
-      </w:r>
-      <w:r>
-        <w:t xml:space="preserve">	</w:t>
-      </w:r>
-      <w:r>
-        <w:t xml:space="preserve">Lucchini RG, Zoni S, Guazzetti S, Bontempi E, Micheletti S, Broberg K, Parrinello G, Smith DR. Inverse association of intellectual function with very low blood lead but not with manganese exposure in</w:t>
-      </w:r>
-      <w:r>
-        <w:t xml:space="preserve"> </w:t>
-      </w:r>
-      <w:r>
-        <w:t xml:space="preserve">Italian</w:t>
-      </w:r>
-      <w:r>
-        <w:t xml:space="preserve"> </w:t>
-      </w:r>
-      <w:r>
-        <w:t xml:space="preserve">adolescents. Environmental Research 2012;118:65–71.</w:t>
-      </w:r>
-      <w:r>
-        <w:t xml:space="preserve"> </w:t>
-      </w:r>
-      <w:hyperlink r:id="rId136">
-        <w:r>
-          <w:rPr>
-            <w:rStyle w:val="Hyperlink"/>
-          </w:rPr>
-          <w:t xml:space="preserve">https://doi.org/10.1016/j.envres.2012.08.003</w:t>
-        </w:r>
-      </w:hyperlink>
-      <w:r>
-        <w:t xml:space="preserve">.</w:t>
-      </w:r>
-    </w:p>
-    <w:bookmarkEnd w:id="137"/>
-    <w:bookmarkStart w:id="139" w:name="X716dc31ca13dac7355fea3a0f7dea95779ecabb"/>
-    <w:p>
-      <w:pPr>
-        <w:pStyle w:val="Bibliography"/>
-      </w:pPr>
-      <w:r>
-        <w:t xml:space="preserve">[45]</w:t>
-      </w:r>
-      <w:r>
-        <w:t xml:space="preserve"> </w:t>
-      </w:r>
-      <w:r>
-        <w:t xml:space="preserve">	</w:t>
-      </w:r>
-      <w:r>
-        <w:t xml:space="preserve">Lucchini RG, Guazzetti S, Renzetti S, Conversano M, Cagna G, Fedrighi C, Giorgino A, Peli M, Placidi D, Zoni S, Forte G, Majorani C, Pino A, Senofonte O, Petrucci F, Alimonti A. Neurocognitive impact of metal exposure and social stressors among schoolchildren in</w:t>
-      </w:r>
-      <w:r>
-        <w:t xml:space="preserve"> </w:t>
-      </w:r>
-      <w:r>
-        <w:t xml:space="preserve">Taranto</w:t>
-      </w:r>
-      <w:r>
-        <w:t xml:space="preserve">,</w:t>
-      </w:r>
-      <w:r>
-        <w:t xml:space="preserve"> </w:t>
-      </w:r>
-      <w:r>
-        <w:t xml:space="preserve">Italy</w:t>
-      </w:r>
-      <w:r>
-        <w:t xml:space="preserve">. Environmental Health 2019;18:67.</w:t>
-      </w:r>
-      <w:r>
-        <w:t xml:space="preserve"> </w:t>
-      </w:r>
-      <w:hyperlink r:id="rId138">
-        <w:r>
-          <w:rPr>
-            <w:rStyle w:val="Hyperlink"/>
-          </w:rPr>
-          <w:t xml:space="preserve">https://doi.org/10.1186/s12940-019-0505-3</w:t>
-        </w:r>
-      </w:hyperlink>
-      <w:r>
-        <w:t xml:space="preserve">.</w:t>
-      </w:r>
-    </w:p>
-    <w:bookmarkEnd w:id="139"/>
-    <w:bookmarkStart w:id="141" w:name="ref-roy2013EffectModificationTransferrin"/>
-    <w:p>
-      <w:pPr>
-        <w:pStyle w:val="Bibliography"/>
-      </w:pPr>
-      <w:r>
-        <w:t xml:space="preserve">[46]</w:t>
-      </w:r>
-      <w:r>
-        <w:t xml:space="preserve"> </w:t>
-      </w:r>
-      <w:r>
-        <w:t xml:space="preserve">	</w:t>
-      </w:r>
-      <w:r>
-        <w:t xml:space="preserve">Roy A, Ettinger AS, Hu H, Bellinger D, Schwartz J, Modali R, Wright RO, Palaniappan K, Balakrishnan K. Effect modification by transferrin</w:t>
-      </w:r>
-      <w:r>
-        <w:t xml:space="preserve"> </w:t>
-      </w:r>
-      <w:r>
-        <w:t xml:space="preserve">C2</w:t>
-      </w:r>
-      <w:r>
-        <w:t xml:space="preserve"> </w:t>
-      </w:r>
-      <w:r>
-        <w:t xml:space="preserve">polymorphism on lead exposure, hemoglobin levels, and</w:t>
-      </w:r>
-      <w:r>
-        <w:t xml:space="preserve"> </w:t>
-      </w:r>
-      <w:r>
-        <w:t xml:space="preserve">IQ</w:t>
-      </w:r>
-      <w:r>
-        <w:t xml:space="preserve">. NeuroToxicology 2013;38:17–22.</w:t>
-      </w:r>
-      <w:r>
-        <w:t xml:space="preserve"> </w:t>
-      </w:r>
-      <w:hyperlink r:id="rId140">
-        <w:r>
-          <w:rPr>
-            <w:rStyle w:val="Hyperlink"/>
-          </w:rPr>
-          <w:t xml:space="preserve">https://doi.org/10.1016/j.neuro.2013.05.005</w:t>
-        </w:r>
-      </w:hyperlink>
-      <w:r>
-        <w:t xml:space="preserve">.</w:t>
-      </w:r>
-    </w:p>
-    <w:bookmarkEnd w:id="141"/>
-    <w:bookmarkStart w:id="143" w:name="ref-dantzer2020ComparisonBloodToenails"/>
-    <w:p>
-      <w:pPr>
-        <w:pStyle w:val="Bibliography"/>
-      </w:pPr>
-      <w:r>
-        <w:t xml:space="preserve">[47]</w:t>
-      </w:r>
-      <w:r>
-        <w:t xml:space="preserve"> </w:t>
-      </w:r>
-      <w:r>
-        <w:t xml:space="preserve">	</w:t>
-      </w:r>
-      <w:r>
-        <w:t xml:space="preserve">Dantzer J, Ryan P, Yolton K, Parsons PJ, Palmer CD, Cecil K, Unrine JM. A comparison of blood and toenails as biomarkers of children’s exposure to lead and their correlation with cognitive function. Science of The Total Environment 2020;700:134519.</w:t>
-      </w:r>
-      <w:r>
-        <w:t xml:space="preserve"> </w:t>
-      </w:r>
-      <w:hyperlink r:id="rId142">
-        <w:r>
-          <w:rPr>
-            <w:rStyle w:val="Hyperlink"/>
-          </w:rPr>
-          <w:t xml:space="preserve">https://doi.org/10.1016/j.scitotenv.2019.134519</w:t>
-        </w:r>
-      </w:hyperlink>
-      <w:r>
-        <w:t xml:space="preserve">.</w:t>
-      </w:r>
-    </w:p>
-    <w:bookmarkEnd w:id="143"/>
-    <w:bookmarkStart w:id="145" w:name="X6bc65313eadd1b86059eb4ba10c8cf9d91be17d"/>
-    <w:p>
-      <w:pPr>
-        <w:pStyle w:val="Bibliography"/>
-      </w:pPr>
-      <w:r>
-        <w:t xml:space="preserve">[48]</w:t>
-      </w:r>
-      <w:r>
-        <w:t xml:space="preserve"> </w:t>
-      </w:r>
-      <w:r>
-        <w:t xml:space="preserve">	</w:t>
-      </w:r>
-      <w:r>
-        <w:t xml:space="preserve">Desrochers-Couture M, Oulhote Y, Arbuckle TE, Fraser WD, Séguin JR, Ouellet E, Forget-Dubois N, Ayotte P, Boivin M, Lanphear BP, Muckle G. Prenatal, concurrent, and sex-specific associations between blood lead concentrations and</w:t>
-      </w:r>
-      <w:r>
-        <w:t xml:space="preserve"> </w:t>
-      </w:r>
-      <w:r>
-        <w:t xml:space="preserve">IQ</w:t>
-      </w:r>
-      <w:r>
-        <w:t xml:space="preserve"> </w:t>
-      </w:r>
-      <w:r>
-        <w:t xml:space="preserve">in preschool</w:t>
-      </w:r>
-      <w:r>
-        <w:t xml:space="preserve"> </w:t>
-      </w:r>
-      <w:r>
-        <w:t xml:space="preserve">Canadian</w:t>
-      </w:r>
-      <w:r>
-        <w:t xml:space="preserve"> </w:t>
-      </w:r>
-      <w:r>
-        <w:t xml:space="preserve">children. Environment International 2018;121:1235–42.</w:t>
-      </w:r>
-      <w:r>
-        <w:t xml:space="preserve"> </w:t>
-      </w:r>
-      <w:hyperlink r:id="rId144">
-        <w:r>
-          <w:rPr>
-            <w:rStyle w:val="Hyperlink"/>
-          </w:rPr>
-          <w:t xml:space="preserve">https://doi.org/10.1016/j.envint.2018.10.043</w:t>
-        </w:r>
-      </w:hyperlink>
-      <w:r>
-        <w:t xml:space="preserve">.</w:t>
-      </w:r>
-    </w:p>
-    <w:bookmarkEnd w:id="145"/>
-    <w:bookmarkStart w:id="147" w:name="ref-lee2021PrenatalPostnatalExposures"/>
-    <w:p>
-      <w:pPr>
-        <w:pStyle w:val="Bibliography"/>
-      </w:pPr>
-      <w:r>
-        <w:t xml:space="preserve">[49]</w:t>
-      </w:r>
-      <w:r>
-        <w:t xml:space="preserve"> </w:t>
-      </w:r>
-      <w:r>
-        <w:t xml:space="preserve">	</w:t>
-      </w:r>
-      <w:r>
-        <w:t xml:space="preserve">Lee K-S, Kim K-N, Ahn YD, Choi Y-J, Cho J, Jang Y, Lim Y-H, Kim JI, Shin CH, Lee YA, Kim B-N, Hong Y-C. Prenatal and postnatal exposures to four metals mixture and</w:t>
-      </w:r>
-      <w:r>
-        <w:t xml:space="preserve"> </w:t>
-      </w:r>
-      <w:r>
-        <w:t xml:space="preserve">IQ</w:t>
-      </w:r>
-      <w:r>
-        <w:t xml:space="preserve"> </w:t>
-      </w:r>
-      <w:r>
-        <w:t xml:space="preserve">in 6-year-old children:</w:t>
-      </w:r>
-      <w:r>
-        <w:t xml:space="preserve"> </w:t>
-      </w:r>
-      <w:r>
-        <w:t xml:space="preserve">A</w:t>
-      </w:r>
-      <w:r>
-        <w:t xml:space="preserve"> </w:t>
-      </w:r>
-      <w:r>
-        <w:t xml:space="preserve">prospective cohort study in</w:t>
-      </w:r>
-      <w:r>
-        <w:t xml:space="preserve"> </w:t>
-      </w:r>
-      <w:r>
-        <w:t xml:space="preserve">South Korea</w:t>
-      </w:r>
-      <w:r>
-        <w:t xml:space="preserve">. Environment International 2021;157:106798.</w:t>
-      </w:r>
-      <w:r>
-        <w:t xml:space="preserve"> </w:t>
-      </w:r>
-      <w:hyperlink r:id="rId146">
-        <w:r>
-          <w:rPr>
-            <w:rStyle w:val="Hyperlink"/>
-          </w:rPr>
-          <w:t xml:space="preserve">https://doi.org/10.1016/j.envint.2021.106798</w:t>
-        </w:r>
-      </w:hyperlink>
-      <w:r>
-        <w:t xml:space="preserve">.</w:t>
-      </w:r>
-    </w:p>
-    <w:bookmarkEnd w:id="147"/>
-    <w:bookmarkStart w:id="148" w:name="X33fe7de6e8b65c86af337dbdb8d7cc8651c48a8"/>
-    <w:p>
-      <w:pPr>
-        <w:pStyle w:val="Bibliography"/>
-      </w:pPr>
-      <w:r>
-        <w:t xml:space="preserve">[50]</w:t>
-      </w:r>
-      <w:r>
-        <w:t xml:space="preserve"> </w:t>
-      </w:r>
-      <w:r>
-        <w:t xml:space="preserve">	</w:t>
-      </w:r>
-      <w:r>
-        <w:t xml:space="preserve">Menezes-Filho JA, Carvalho CF, Rodrigues JLG, Araújo CFS, Dos Santos NR, Lima CS, Bandeira MJ, Marques BL de S, Anjos ALS, Bah HAF, Abreu N, Philibert A, Mergler D. Environmental</w:t>
-      </w:r>
-      <w:r>
-        <w:t xml:space="preserve"> </w:t>
-      </w:r>
-      <w:r>
-        <w:t xml:space="preserve">Co-Exposure</w:t>
-      </w:r>
-      <w:r>
-        <w:t xml:space="preserve"> </w:t>
-      </w:r>
-      <w:r>
-        <w:t xml:space="preserve">to</w:t>
-      </w:r>
-      <w:r>
-        <w:t xml:space="preserve"> </w:t>
-      </w:r>
-      <w:r>
-        <w:t xml:space="preserve">Lead</w:t>
-      </w:r>
-      <w:r>
-        <w:t xml:space="preserve"> </w:t>
-      </w:r>
-      <w:r>
-        <w:t xml:space="preserve">and</w:t>
-      </w:r>
-      <w:r>
-        <w:t xml:space="preserve"> </w:t>
-      </w:r>
-      <w:r>
-        <w:t xml:space="preserve">Manganese</w:t>
-      </w:r>
-      <w:r>
-        <w:t xml:space="preserve"> </w:t>
-      </w:r>
-      <w:r>
-        <w:t xml:space="preserve">and</w:t>
-      </w:r>
-      <w:r>
-        <w:t xml:space="preserve"> </w:t>
-      </w:r>
-      <w:r>
-        <w:t xml:space="preserve">Intellectual Deficit</w:t>
-      </w:r>
-      <w:r>
-        <w:t xml:space="preserve"> </w:t>
-      </w:r>
-      <w:r>
-        <w:t xml:space="preserve">in</w:t>
-      </w:r>
-      <w:r>
-        <w:t xml:space="preserve"> </w:t>
-      </w:r>
-      <w:r>
-        <w:t xml:space="preserve">School-Aged Children</w:t>
-      </w:r>
-      <w:r>
-        <w:t xml:space="preserve">. International Journal of Environmental Research and Public Health 2018;15:2418.</w:t>
-      </w:r>
-    </w:p>
-    <w:bookmarkEnd w:id="148"/>
-    <w:bookmarkStart w:id="150" w:name="ref-smith2018StepAwayStepwise"/>
-    <w:p>
-      <w:pPr>
-        <w:pStyle w:val="Bibliography"/>
-      </w:pPr>
-      <w:r>
-        <w:t xml:space="preserve">[51]</w:t>
-      </w:r>
-      <w:r>
-        <w:t xml:space="preserve"> </w:t>
-      </w:r>
-      <w:r>
-        <w:t xml:space="preserve">	</w:t>
-      </w:r>
-      <w:r>
-        <w:t xml:space="preserve">Smith G. Step away from stepwise. J Big Data 2018;5:32.</w:t>
-      </w:r>
-      <w:r>
-        <w:t xml:space="preserve"> </w:t>
-      </w:r>
-      <w:hyperlink r:id="rId149">
-        <w:r>
-          <w:rPr>
-            <w:rStyle w:val="Hyperlink"/>
-          </w:rPr>
-          <w:t xml:space="preserve">https://doi.org/10.1186/s40537-018-0143-6</w:t>
-        </w:r>
-      </w:hyperlink>
-      <w:r>
-        <w:t xml:space="preserve">.</w:t>
-      </w:r>
-    </w:p>
-    <w:bookmarkEnd w:id="150"/>
-    <w:bookmarkStart w:id="152" w:name="ref-kazi2026PvaluesBayesFactor"/>
-    <w:p>
-      <w:pPr>
-        <w:pStyle w:val="Bibliography"/>
-      </w:pPr>
-      <w:r>
-        <w:t xml:space="preserve">[52]</w:t>
-      </w:r>
-      <w:r>
-        <w:t xml:space="preserve"> </w:t>
-      </w:r>
-      <w:r>
-        <w:t xml:space="preserve">	</w:t>
-      </w:r>
-      <w:r>
-        <w:t xml:space="preserve">Kazi M. From p-values to</w:t>
-      </w:r>
-      <w:r>
-        <w:t xml:space="preserve"> </w:t>
-      </w:r>
-      <w:r>
-        <w:t xml:space="preserve">Bayes Factor</w:t>
-      </w:r>
-      <w:r>
-        <w:t xml:space="preserve">:</w:t>
-      </w:r>
-      <w:r>
-        <w:t xml:space="preserve"> </w:t>
-      </w:r>
-      <w:r>
-        <w:t xml:space="preserve">A Meta-Analytic Comparison</w:t>
-      </w:r>
-      <w:r>
-        <w:t xml:space="preserve"> </w:t>
-      </w:r>
-      <w:r>
-        <w:t xml:space="preserve">in</w:t>
-      </w:r>
-      <w:r>
-        <w:t xml:space="preserve"> </w:t>
-      </w:r>
-      <w:r>
-        <w:t xml:space="preserve">Colorectal Research</w:t>
-      </w:r>
-      <w:r>
-        <w:t xml:space="preserve">. Indian J Surg Oncol 2026;17:241–8.</w:t>
-      </w:r>
-      <w:r>
-        <w:t xml:space="preserve"> </w:t>
-      </w:r>
-      <w:hyperlink r:id="rId151">
-        <w:r>
-          <w:rPr>
-            <w:rStyle w:val="Hyperlink"/>
-          </w:rPr>
-          <w:t xml:space="preserve">https://doi.org/10.1007/s13193-025-02314-8</w:t>
-        </w:r>
-      </w:hyperlink>
-      <w:r>
-        <w:t xml:space="preserve">.</w:t>
-      </w:r>
-    </w:p>
-    <w:bookmarkEnd w:id="152"/>
-    <w:bookmarkStart w:id="154" w:name="X946754e67e3c74fad7a8806aa9d2819ed4ec186"/>
-    <w:p>
-      <w:pPr>
-        <w:pStyle w:val="Bibliography"/>
-      </w:pPr>
-      <w:r>
-        <w:t xml:space="preserve">[53]</w:t>
-      </w:r>
-      <w:r>
-        <w:t xml:space="preserve"> </w:t>
-      </w:r>
-      <w:r>
-        <w:t xml:space="preserve">	</w:t>
-      </w:r>
-      <w:r>
-        <w:t xml:space="preserve">Yao M, Deng K, Wang Y, Mei F, Zou K, Li L, Sun X. Random-effects meta-analysis models for pooling rare events data: A comparison between frequentist and bayesian methods. BMC Med Res Methodol 2025;25:228.</w:t>
-      </w:r>
-      <w:r>
-        <w:t xml:space="preserve"> </w:t>
-      </w:r>
-      <w:hyperlink r:id="rId153">
-        <w:r>
-          <w:rPr>
-            <w:rStyle w:val="Hyperlink"/>
-          </w:rPr>
-          <w:t xml:space="preserve">https://doi.org/10.1186/s12874-025-02664-5</w:t>
-        </w:r>
-      </w:hyperlink>
-      <w:r>
-        <w:t xml:space="preserve">.</w:t>
-      </w:r>
-    </w:p>
-    <w:bookmarkEnd w:id="154"/>
-    <w:bookmarkStart w:id="156" w:name="ref-ciyer2025BayesianMetaanalysis21st"/>
-    <w:p>
-      <w:pPr>
-        <w:pStyle w:val="Bibliography"/>
-      </w:pPr>
-      <w:r>
-        <w:t xml:space="preserve">[54]</w:t>
-      </w:r>
-      <w:r>
-        <w:t xml:space="preserve"> </w:t>
-      </w:r>
-      <w:r>
-        <w:t xml:space="preserve">	</w:t>
-      </w:r>
-      <w:r>
-        <w:t xml:space="preserve">C Iyer S, Yap QV, Soong J, Cove M. Bayesian meta-analysis in the 21st century:</w:t>
-      </w:r>
-      <w:r>
-        <w:t xml:space="preserve"> </w:t>
-      </w:r>
-      <w:r>
-        <w:t xml:space="preserve">Fad</w:t>
-      </w:r>
-      <w:r>
-        <w:t xml:space="preserve"> </w:t>
-      </w:r>
-      <w:r>
-        <w:t xml:space="preserve">or future of evidence synthesis? Ann Acad Med Singap 2025;54:437.</w:t>
-      </w:r>
-      <w:r>
-        <w:t xml:space="preserve"> </w:t>
-      </w:r>
-      <w:hyperlink r:id="rId155">
-        <w:r>
-          <w:rPr>
-            <w:rStyle w:val="Hyperlink"/>
-          </w:rPr>
-          <w:t xml:space="preserve">https://doi.org/10.47102/annals-acadmedsg.2025104</w:t>
-        </w:r>
-      </w:hyperlink>
-      <w:r>
-        <w:t xml:space="preserve">.</w:t>
-      </w:r>
-    </w:p>
-    <w:bookmarkEnd w:id="156"/>
-    <w:bookmarkStart w:id="158" w:name="ref-hong2013ComparingBayesianFrequentist"/>
-    <w:p>
-      <w:pPr>
-        <w:pStyle w:val="Bibliography"/>
-      </w:pPr>
-      <w:r>
-        <w:t xml:space="preserve">[55]</w:t>
-      </w:r>
-      <w:r>
-        <w:t xml:space="preserve"> </w:t>
-      </w:r>
-      <w:r>
-        <w:t xml:space="preserve">	</w:t>
-      </w:r>
-      <w:r>
-        <w:t xml:space="preserve">Hong H, Carlin BP, Shamliyan TA, Wyman JF, Ramakrishnan R, Sainfort F, Kane RL. Comparing</w:t>
-      </w:r>
-      <w:r>
-        <w:t xml:space="preserve"> </w:t>
-      </w:r>
-      <w:r>
-        <w:t xml:space="preserve">Bayesian</w:t>
-      </w:r>
-      <w:r>
-        <w:t xml:space="preserve"> </w:t>
-      </w:r>
-      <w:r>
-        <w:t xml:space="preserve">and</w:t>
-      </w:r>
-      <w:r>
-        <w:t xml:space="preserve"> </w:t>
-      </w:r>
-      <w:r>
-        <w:t xml:space="preserve">Frequentist Approaches</w:t>
-      </w:r>
-      <w:r>
-        <w:t xml:space="preserve"> </w:t>
-      </w:r>
-      <w:r>
-        <w:t xml:space="preserve">for</w:t>
-      </w:r>
-      <w:r>
-        <w:t xml:space="preserve"> </w:t>
-      </w:r>
-      <w:r>
-        <w:t xml:space="preserve">Multiple Outcome Mixed Treatment Comparisons</w:t>
-      </w:r>
-      <w:r>
-        <w:t xml:space="preserve">. Med Decis Making 2013;33:702–14.</w:t>
-      </w:r>
-      <w:r>
-        <w:t xml:space="preserve"> </w:t>
-      </w:r>
-      <w:hyperlink r:id="rId157">
-        <w:r>
-          <w:rPr>
-            <w:rStyle w:val="Hyperlink"/>
-          </w:rPr>
-          <w:t xml:space="preserve">https://doi.org/10.1177/0272989X13481110</w:t>
-        </w:r>
-      </w:hyperlink>
-      <w:r>
-        <w:t xml:space="preserve">.</w:t>
-      </w:r>
-    </w:p>
-    <w:bookmarkEnd w:id="158"/>
-    <w:bookmarkStart w:id="160" w:name="ref-sadeghirad2023TheoryPracticeBayesian"/>
-    <w:p>
-      <w:pPr>
-        <w:pStyle w:val="Bibliography"/>
-      </w:pPr>
-      <w:r>
-        <w:t xml:space="preserve">[56]</w:t>
-      </w:r>
-      <w:r>
-        <w:t xml:space="preserve"> </w:t>
-      </w:r>
-      <w:r>
-        <w:t xml:space="preserve">	</w:t>
-      </w:r>
-      <w:r>
-        <w:t xml:space="preserve">Sadeghirad B, Foroutan F, Zoratti MJ, Busse JW, Brignardello-Petersen R, Guyatt G, Thabane L. Theory and practice of</w:t>
-      </w:r>
-      <w:r>
-        <w:t xml:space="preserve"> </w:t>
-      </w:r>
-      <w:r>
-        <w:t xml:space="preserve">Bayesian</w:t>
-      </w:r>
-      <w:r>
-        <w:t xml:space="preserve"> </w:t>
-      </w:r>
-      <w:r>
-        <w:t xml:space="preserve">and frequentist frameworks for network meta-analysis. BMJ EBM 2023;28:204–9.</w:t>
-      </w:r>
-      <w:r>
-        <w:t xml:space="preserve"> </w:t>
-      </w:r>
-      <w:hyperlink r:id="rId159">
-        <w:r>
-          <w:rPr>
-            <w:rStyle w:val="Hyperlink"/>
-          </w:rPr>
-          <w:t xml:space="preserve">https://doi.org/10.1136/bmjebm-2022-111928</w:t>
-        </w:r>
-      </w:hyperlink>
-      <w:r>
-        <w:t xml:space="preserve">.</w:t>
-      </w:r>
     </w:p>
     <w:bookmarkEnd w:id="160"/>
     <w:bookmarkStart w:id="162" w:name="X55ae1a8b757df519e0a47e2002b3acc0b2e73ec"/>
@@ -8445,16 +7995,7 @@
         <w:pStyle w:val="Bibliography"/>
       </w:pPr>
       <w:r>
-        <w:t xml:space="preserve">[57]</w:t>
-      </w:r>
-      <w:r>
-        <w:t xml:space="preserve"> </w:t>
-      </w:r>
-      <w:r>
-        <w:t xml:space="preserve">	</w:t>
-      </w:r>
-      <w:r>
-        <w:t xml:space="preserve">Seide SE, Jensen K, Kieser M. A comparison of</w:t>
+        <w:t xml:space="preserve">Seide, S.E., Jensen, K., Kieser, M., 2020. A comparison of</w:t>
       </w:r>
       <w:r>
         <w:t xml:space="preserve"> </w:t>
@@ -8466,7 +8007,7 @@
         <w:t xml:space="preserve"> </w:t>
       </w:r>
       <w:r>
-        <w:t xml:space="preserve">and frequentist methods in random-effects network meta-analysis of binary data. Research Synthesis Methods 2020;11:363–78.</w:t>
+        <w:t xml:space="preserve">and frequentist methods in random-effects network meta-analysis of binary data. Research Synthesis Methods 11, 363–378.</w:t>
       </w:r>
       <w:r>
         <w:t xml:space="preserve"> </w:t>
@@ -8479,66 +8020,27 @@
           <w:t xml:space="preserve">https://doi.org/10.1002/jrsm.1397</w:t>
         </w:r>
       </w:hyperlink>
-      <w:r>
-        <w:t xml:space="preserve">.</w:t>
-      </w:r>
     </w:p>
     <w:bookmarkEnd w:id="162"/>
-    <w:bookmarkStart w:id="164" w:name="ref-gelman2013Chapter4Asymptotics"/>
+    <w:bookmarkStart w:id="164" w:name="ref-shaffer2025LeadExposureAntisocial"/>
     <w:p>
       <w:pPr>
         <w:pStyle w:val="Bibliography"/>
       </w:pPr>
       <w:r>
-        <w:t xml:space="preserve">[58]</w:t>
-      </w:r>
-      <w:r>
-        <w:t xml:space="preserve"> </w:t>
-      </w:r>
-      <w:r>
-        <w:t xml:space="preserve">	</w:t>
-      </w:r>
-      <w:r>
-        <w:t xml:space="preserve">Gelman A, Carlin JB, Stern HS, David B. Dunson, Vehtari A, Rubin DB. Chapter 4 -</w:t>
-      </w:r>
-      <w:r>
-        <w:t xml:space="preserve"> </w:t>
-      </w:r>
-      <w:r>
-        <w:t xml:space="preserve">Asymptotics</w:t>
-      </w:r>
-      <w:r>
-        <w:t xml:space="preserve"> </w:t>
-      </w:r>
-      <w:r>
-        <w:t xml:space="preserve">and connections to non-</w:t>
-      </w:r>
-      <w:r>
-        <w:t xml:space="preserve">Bayesian</w:t>
-      </w:r>
-      <w:r>
-        <w:t xml:space="preserve"> </w:t>
-      </w:r>
-      <w:r>
-        <w:t xml:space="preserve">approaches. Bayesian</w:t>
-      </w:r>
-      <w:r>
-        <w:t xml:space="preserve"> </w:t>
-      </w:r>
-      <w:r>
-        <w:t xml:space="preserve">Data Analysis</w:t>
-      </w:r>
-      <w:r>
-        <w:t xml:space="preserve">. 3rd ed.,</w:t>
-      </w:r>
-      <w:r>
-        <w:t xml:space="preserve"> </w:t>
-      </w:r>
-      <w:r>
-        <w:t xml:space="preserve">Chapman and Hall/CRC</w:t>
-      </w:r>
-      <w:r>
-        <w:t xml:space="preserve">; 2013.</w:t>
+        <w:t xml:space="preserve">Shaffer, R.M., Carlson, L.M., Hester, K., Kim, H., Duffney, P., Forsyth, J.E., Ferraro, G., Till, C., Haddock, A., Strawbridge, J., Lanfear, C.C., Gohari, Z., Lee, A.L., Hu, H., Kirrane, E., 2025. Lead exposure and antisocial behavior:</w:t>
+      </w:r>
+      <w:r>
+        <w:t xml:space="preserve"> </w:t>
+      </w:r>
+      <w:r>
+        <w:t xml:space="preserve">A</w:t>
+      </w:r>
+      <w:r>
+        <w:t xml:space="preserve"> </w:t>
+      </w:r>
+      <w:r>
+        <w:t xml:space="preserve">systematic review of human and animal evidence. Environment International 109786.</w:t>
       </w:r>
       <w:r>
         <w:t xml:space="preserve"> </w:t>
@@ -8548,42 +8050,18 @@
           <w:rPr>
             <w:rStyle w:val="Hyperlink"/>
           </w:rPr>
-          <w:t xml:space="preserve">https://doi.org/10.1201/b16018</w:t>
+          <w:t xml:space="preserve">https://doi.org/10.1016/j.envint.2025.109786</w:t>
         </w:r>
       </w:hyperlink>
-      <w:r>
-        <w:t xml:space="preserve">.</w:t>
-      </w:r>
     </w:p>
     <w:bookmarkEnd w:id="164"/>
-    <w:bookmarkStart w:id="166" w:name="ref-gelman2020BayesianWorkflow"/>
+    <w:bookmarkStart w:id="166" w:name="ref-smith2018StepAwayStepwise"/>
     <w:p>
       <w:pPr>
         <w:pStyle w:val="Bibliography"/>
       </w:pPr>
       <w:r>
-        <w:t xml:space="preserve">[59]</w:t>
-      </w:r>
-      <w:r>
-        <w:t xml:space="preserve"> </w:t>
-      </w:r>
-      <w:r>
-        <w:t xml:space="preserve">	</w:t>
-      </w:r>
-      <w:r>
-        <w:t xml:space="preserve">Gelman A, Vehtari A, Simpson D, Margossian CC, Carpenter B, Yao Y, Kennedy L, Gabry J, Bürkner P-C, Modrák M. Bayesian</w:t>
-      </w:r>
-      <w:r>
-        <w:t xml:space="preserve"> </w:t>
-      </w:r>
-      <w:r>
-        <w:t xml:space="preserve">Workflow</w:t>
-      </w:r>
-      <w:r>
-        <w:t xml:space="preserve"> </w:t>
-      </w:r>
-      <w:r>
-        <w:t xml:space="preserve">2020.</w:t>
+        <w:t xml:space="preserve">Smith, G., 2018. Step away from stepwise. J Big Data 5, 32.</w:t>
       </w:r>
       <w:r>
         <w:t xml:space="preserve"> </w:t>
@@ -8593,198 +8071,129 @@
           <w:rPr>
             <w:rStyle w:val="Hyperlink"/>
           </w:rPr>
-          <w:t xml:space="preserve">https://doi.org/10.48550/ARXIV.2011.01808</w:t>
+          <w:t xml:space="preserve">https://doi.org/10.1186/s40537-018-0143-6</w:t>
         </w:r>
       </w:hyperlink>
-      <w:r>
-        <w:t xml:space="preserve">.</w:t>
-      </w:r>
     </w:p>
     <w:bookmarkEnd w:id="166"/>
-    <w:bookmarkStart w:id="167" w:name="Xd915bcb040430c17655975a5ceb4d7b4bdd04ac"/>
+    <w:bookmarkStart w:id="168" w:name="ref-sy2024AssessmentLongTermExposure"/>
     <w:p>
       <w:pPr>
         <w:pStyle w:val="Bibliography"/>
       </w:pPr>
       <w:r>
-        <w:t xml:space="preserve">[60]</w:t>
-      </w:r>
-      <w:r>
-        <w:t xml:space="preserve"> </w:t>
-      </w:r>
-      <w:r>
-        <w:t xml:space="preserve">	</w:t>
-      </w:r>
-      <w:r>
-        <w:t xml:space="preserve">Prüss-Üstün A, Mathers C, Corvalán C, Woodward A. Assessing the environmental burden of disease at national and local levels: Introduction and methods. Environmental Burden of Disease Series 2003.</w:t>
-      </w:r>
-    </w:p>
-    <w:bookmarkEnd w:id="167"/>
-    <w:bookmarkStart w:id="169" w:name="ref-goodman2023SexDifferencePre"/>
-    <w:p>
-      <w:pPr>
-        <w:pStyle w:val="Bibliography"/>
-      </w:pPr>
-      <w:r>
-        <w:t xml:space="preserve">[61]</w:t>
-      </w:r>
-      <w:r>
-        <w:t xml:space="preserve"> </w:t>
-      </w:r>
-      <w:r>
-        <w:t xml:space="preserve">	</w:t>
-      </w:r>
-      <w:r>
-        <w:t xml:space="preserve">Goodman CV, Green R, DaCosta A, Flora D, Lanphear B, Till C. Sex difference of pre- and post-natal exposure to six developmental neurotoxicants on intellectual abilities: A systematic review and meta-analysis of human studies. Environ Health 2023;22:80.</w:t>
-      </w:r>
-      <w:r>
-        <w:t xml:space="preserve"> </w:t>
-      </w:r>
-      <w:hyperlink r:id="rId168">
+        <w:t xml:space="preserve">Sy, M., Eleftheriadou, D., Jung, C., Lindtner, O., Karakitsios, S., Sarigiannis, D., Weber, T., Kolossa-Gehring, M., Greiner, M., 2024. Assessment of the</w:t>
+      </w:r>
+      <w:r>
+        <w:t xml:space="preserve"> </w:t>
+      </w:r>
+      <w:r>
+        <w:t xml:space="preserve">Long-Term Exposure</w:t>
+      </w:r>
+      <w:r>
+        <w:t xml:space="preserve"> </w:t>
+      </w:r>
+      <w:r>
+        <w:t xml:space="preserve">to</w:t>
+      </w:r>
+      <w:r>
+        <w:t xml:space="preserve"> </w:t>
+      </w:r>
+      <w:r>
+        <w:t xml:space="preserve">Lead</w:t>
+      </w:r>
+      <w:r>
+        <w:t xml:space="preserve"> </w:t>
+      </w:r>
+      <w:r>
+        <w:t xml:space="preserve">in</w:t>
+      </w:r>
+      <w:r>
+        <w:t xml:space="preserve"> </w:t>
+      </w:r>
+      <w:r>
+        <w:t xml:space="preserve">Four European Countries Using PBPK Modeling</w:t>
+      </w:r>
+      <w:r>
+        <w:t xml:space="preserve">. Expo Health 16, 21–39.</w:t>
+      </w:r>
+      <w:r>
+        <w:t xml:space="preserve"> </w:t>
+      </w:r>
+      <w:hyperlink r:id="rId167">
         <w:r>
           <w:rPr>
             <w:rStyle w:val="Hyperlink"/>
           </w:rPr>
-          <w:t xml:space="preserve">https://doi.org/10.1186/s12940-023-01029-z</w:t>
+          <w:t xml:space="preserve">https://doi.org/10.1007/s12403-023-00535-2</w:t>
         </w:r>
       </w:hyperlink>
-      <w:r>
-        <w:t xml:space="preserve">.</w:t>
+    </w:p>
+    <w:bookmarkEnd w:id="168"/>
+    <w:bookmarkStart w:id="169" w:name="ref-tamasszigeti2022SubstanceReportLead"/>
+    <w:p>
+      <w:pPr>
+        <w:pStyle w:val="Bibliography"/>
+      </w:pPr>
+      <w:r>
+        <w:t xml:space="preserve">Szigeti, T., Kakucs, R., Vicente, J.L., Beatrice Grosu, 2022. Substance report -</w:t>
+      </w:r>
+      <w:r>
+        <w:t xml:space="preserve"> </w:t>
+      </w:r>
+      <w:r>
+        <w:t xml:space="preserve">Lead</w:t>
+      </w:r>
+      <w:r>
+        <w:t xml:space="preserve">. HBM4EU.</w:t>
       </w:r>
     </w:p>
     <w:bookmarkEnd w:id="169"/>
-    <w:bookmarkStart w:id="171" w:name="ref-pocock1994EnvironmentalLeadChildrens"/>
+    <w:bookmarkStart w:id="171" w:name="X99fa6bd9cd2521340285769f289a6c9d4bfe17b"/>
     <w:p>
       <w:pPr>
         <w:pStyle w:val="Bibliography"/>
       </w:pPr>
       <w:r>
-        <w:t xml:space="preserve">[62]</w:t>
-      </w:r>
-      <w:r>
-        <w:t xml:space="preserve"> </w:t>
-      </w:r>
-      <w:r>
-        <w:t xml:space="preserve">	</w:t>
-      </w:r>
-      <w:r>
-        <w:t xml:space="preserve">Pocock SJ, Smith M, Baghurst P. Environmental lead and children’s intelligence: A systematic review of the epidemiological evidence. BMJ 1994;309:1189–97.</w:t>
+        <w:t xml:space="preserve">Thompson, B., 1995. Stepwise</w:t>
+      </w:r>
+      <w:r>
+        <w:t xml:space="preserve"> </w:t>
+      </w:r>
+      <w:r>
+        <w:t xml:space="preserve">Regression</w:t>
+      </w:r>
+      <w:r>
+        <w:t xml:space="preserve"> </w:t>
+      </w:r>
+      <w:r>
+        <w:t xml:space="preserve">and</w:t>
+      </w:r>
+      <w:r>
+        <w:t xml:space="preserve"> </w:t>
+      </w:r>
+      <w:r>
+        <w:t xml:space="preserve">Stepwise Discriminant Analysis Need Not Apply</w:t>
+      </w:r>
+      <w:r>
+        <w:t xml:space="preserve"> </w:t>
+      </w:r>
+      <w:r>
+        <w:t xml:space="preserve">here:</w:t>
+      </w:r>
+      <w:r>
+        <w:t xml:space="preserve"> </w:t>
+      </w:r>
+      <w:r>
+        <w:t xml:space="preserve">A Guidelines Editorial</w:t>
+      </w:r>
+      <w:r>
+        <w:t xml:space="preserve">. Educational and Psychological Measurement 55, 525–534.</w:t>
       </w:r>
       <w:r>
         <w:t xml:space="preserve"> </w:t>
       </w:r>
       <w:hyperlink r:id="rId170">
-        <w:r>
-          <w:rPr>
-            <w:rStyle w:val="Hyperlink"/>
-          </w:rPr>
-          <w:t xml:space="preserve">https://doi.org/10.1136/bmj.309.6963.1189</w:t>
-        </w:r>
-      </w:hyperlink>
-      <w:r>
-        <w:t xml:space="preserve">.</w:t>
-      </w:r>
-    </w:p>
-    <w:bookmarkEnd w:id="171"/>
-    <w:bookmarkStart w:id="173" w:name="ref-heidari2022EffectLeadExposurea"/>
-    <w:p>
-      <w:pPr>
-        <w:pStyle w:val="Bibliography"/>
-      </w:pPr>
-      <w:r>
-        <w:t xml:space="preserve">[63]</w:t>
-      </w:r>
-      <w:r>
-        <w:t xml:space="preserve"> </w:t>
-      </w:r>
-      <w:r>
-        <w:t xml:space="preserve">	</w:t>
-      </w:r>
-      <w:r>
-        <w:t xml:space="preserve">Heidari S, Mostafaei S, Razazian N, Rajati M, Saeedi A, Rajati F. The effect of lead exposure on</w:t>
-      </w:r>
-      <w:r>
-        <w:t xml:space="preserve"> </w:t>
-      </w:r>
-      <w:r>
-        <w:t xml:space="preserve">IQ</w:t>
-      </w:r>
-      <w:r>
-        <w:t xml:space="preserve"> </w:t>
-      </w:r>
-      <w:r>
-        <w:t xml:space="preserve">test scores in children under 12 years: A systematic review and meta-analysis of case-control studies. Syst Rev 2022;11:106.</w:t>
-      </w:r>
-      <w:r>
-        <w:t xml:space="preserve"> </w:t>
-      </w:r>
-      <w:hyperlink r:id="rId172">
-        <w:r>
-          <w:rPr>
-            <w:rStyle w:val="Hyperlink"/>
-          </w:rPr>
-          <w:t xml:space="preserve">https://doi.org/10.1186/s13643-022-01963-y</w:t>
-        </w:r>
-      </w:hyperlink>
-      <w:r>
-        <w:t xml:space="preserve">.</w:t>
-      </w:r>
-    </w:p>
-    <w:bookmarkEnd w:id="173"/>
-    <w:bookmarkStart w:id="175" w:name="X99fa6bd9cd2521340285769f289a6c9d4bfe17b"/>
-    <w:p>
-      <w:pPr>
-        <w:pStyle w:val="Bibliography"/>
-      </w:pPr>
-      <w:r>
-        <w:t xml:space="preserve">[64]</w:t>
-      </w:r>
-      <w:r>
-        <w:t xml:space="preserve"> </w:t>
-      </w:r>
-      <w:r>
-        <w:t xml:space="preserve">	</w:t>
-      </w:r>
-      <w:r>
-        <w:t xml:space="preserve">Thompson B. Stepwise</w:t>
-      </w:r>
-      <w:r>
-        <w:t xml:space="preserve"> </w:t>
-      </w:r>
-      <w:r>
-        <w:t xml:space="preserve">Regression</w:t>
-      </w:r>
-      <w:r>
-        <w:t xml:space="preserve"> </w:t>
-      </w:r>
-      <w:r>
-        <w:t xml:space="preserve">and</w:t>
-      </w:r>
-      <w:r>
-        <w:t xml:space="preserve"> </w:t>
-      </w:r>
-      <w:r>
-        <w:t xml:space="preserve">Stepwise Discriminant Analysis Need Not Apply</w:t>
-      </w:r>
-      <w:r>
-        <w:t xml:space="preserve"> </w:t>
-      </w:r>
-      <w:r>
-        <w:t xml:space="preserve">here:</w:t>
-      </w:r>
-      <w:r>
-        <w:t xml:space="preserve"> </w:t>
-      </w:r>
-      <w:r>
-        <w:t xml:space="preserve">A Guidelines Editorial</w:t>
-      </w:r>
-      <w:r>
-        <w:t xml:space="preserve">. Educational and Psychological Measurement 1995;55:525–34.</w:t>
-      </w:r>
-      <w:r>
-        <w:t xml:space="preserve"> </w:t>
-      </w:r>
-      <w:hyperlink r:id="rId174">
         <w:r>
           <w:rPr>
             <w:rStyle w:val="Hyperlink"/>
@@ -8792,87 +8201,78 @@
           <w:t xml:space="preserve">https://doi.org/10.1177/0013164495055004001</w:t>
         </w:r>
       </w:hyperlink>
-      <w:r>
-        <w:t xml:space="preserve">.</w:t>
-      </w:r>
+    </w:p>
+    <w:bookmarkEnd w:id="171"/>
+    <w:bookmarkStart w:id="173" w:name="ref-wan2022ChronicLeadExposure"/>
+    <w:p>
+      <w:pPr>
+        <w:pStyle w:val="Bibliography"/>
+      </w:pPr>
+      <w:r>
+        <w:t xml:space="preserve">Wan, H., Wang, Y., Zhang, H., Zhang, K., Chen, Y., Chen, C., Zhang, W., Xia, F., Wang, N., Lu, Y., 2022. Chronic lead exposure induces fatty liver disease associated with the variations of gut microbiota. Ecotoxicology and Environmental Safety 232, 113257.</w:t>
+      </w:r>
+      <w:r>
+        <w:t xml:space="preserve"> </w:t>
+      </w:r>
+      <w:hyperlink r:id="rId172">
+        <w:r>
+          <w:rPr>
+            <w:rStyle w:val="Hyperlink"/>
+          </w:rPr>
+          <w:t xml:space="preserve">https://doi.org/10.1016/j.ecoenv.2022.113257</w:t>
+        </w:r>
+      </w:hyperlink>
+    </w:p>
+    <w:bookmarkEnd w:id="173"/>
+    <w:bookmarkStart w:id="175" w:name="X111bb06244f8f2a1a6d0d2f1f41c24b71f248e6"/>
+    <w:p>
+      <w:pPr>
+        <w:pStyle w:val="Bibliography"/>
+      </w:pPr>
+      <w:r>
+        <w:t xml:space="preserve">Wolfgang Viechtbauer, 2010. Conducting meta-analyses in</w:t>
+      </w:r>
+      <w:r>
+        <w:t xml:space="preserve"> </w:t>
+      </w:r>
+      <w:r>
+        <w:t xml:space="preserve"> </w:t>
+      </w:r>
+      <w:r>
+        <w:t xml:space="preserve">with the</w:t>
+      </w:r>
+      <w:r>
+        <w:t xml:space="preserve"> </w:t>
+      </w:r>
+      <w:r>
+        <w:t xml:space="preserve">metafor</w:t>
+      </w:r>
+      <w:r>
+        <w:t xml:space="preserve"> </w:t>
+      </w:r>
+      <w:r>
+        <w:t xml:space="preserve">package. Journal of Statistical Software 36, 1–48.</w:t>
+      </w:r>
+      <w:r>
+        <w:t xml:space="preserve"> </w:t>
+      </w:r>
+      <w:hyperlink r:id="rId174">
+        <w:r>
+          <w:rPr>
+            <w:rStyle w:val="Hyperlink"/>
+          </w:rPr>
+          <w:t xml:space="preserve">https://doi.org/10.18637/jss.v036.i03</w:t>
+        </w:r>
+      </w:hyperlink>
     </w:p>
     <w:bookmarkEnd w:id="175"/>
-    <w:bookmarkStart w:id="177" w:name="Xec30ec7c912152a14c0f622040312567154bf15"/>
+    <w:bookmarkStart w:id="177" w:name="X946754e67e3c74fad7a8806aa9d2819ed4ec186"/>
     <w:p>
       <w:pPr>
         <w:pStyle w:val="Bibliography"/>
       </w:pPr>
       <w:r>
-        <w:t xml:space="preserve">[65]</w:t>
-      </w:r>
-      <w:r>
-        <w:t xml:space="preserve"> </w:t>
-      </w:r>
-      <w:r>
-        <w:t xml:space="preserve">	</w:t>
-      </w:r>
-      <w:r>
-        <w:t xml:space="preserve">Harrell FE. Regression</w:t>
-      </w:r>
-      <w:r>
-        <w:t xml:space="preserve"> </w:t>
-      </w:r>
-      <w:r>
-        <w:t xml:space="preserve">Modeling Strategies</w:t>
-      </w:r>
-      <w:r>
-        <w:t xml:space="preserve">:</w:t>
-      </w:r>
-      <w:r>
-        <w:t xml:space="preserve"> </w:t>
-      </w:r>
-      <w:r>
-        <w:t xml:space="preserve">With Applications</w:t>
-      </w:r>
-      <w:r>
-        <w:t xml:space="preserve"> </w:t>
-      </w:r>
-      <w:r>
-        <w:t xml:space="preserve">to</w:t>
-      </w:r>
-      <w:r>
-        <w:t xml:space="preserve"> </w:t>
-      </w:r>
-      <w:r>
-        <w:t xml:space="preserve">Linear Models</w:t>
-      </w:r>
-      <w:r>
-        <w:t xml:space="preserve">,</w:t>
-      </w:r>
-      <w:r>
-        <w:t xml:space="preserve"> </w:t>
-      </w:r>
-      <w:r>
-        <w:t xml:space="preserve">Logistic</w:t>
-      </w:r>
-      <w:r>
-        <w:t xml:space="preserve"> </w:t>
-      </w:r>
-      <w:r>
-        <w:t xml:space="preserve">and</w:t>
-      </w:r>
-      <w:r>
-        <w:t xml:space="preserve"> </w:t>
-      </w:r>
-      <w:r>
-        <w:t xml:space="preserve">Ordinal Regression</w:t>
-      </w:r>
-      <w:r>
-        <w:t xml:space="preserve">, and</w:t>
-      </w:r>
-      <w:r>
-        <w:t xml:space="preserve"> </w:t>
-      </w:r>
-      <w:r>
-        <w:t xml:space="preserve">Survival Analysis</w:t>
-      </w:r>
-      <w:r>
-        <w:t xml:space="preserve">. Cham: Springer International Publishing; 2015.</w:t>
+        <w:t xml:space="preserve">Yao, M., Deng, K., Wang, Y., Mei, F., Zou, K., Li, L., Sun, X., 2025. Random-effects meta-analysis models for pooling rare events data: A comparison between frequentist and bayesian methods. BMC Med Res Methodol 25, 228.</w:t>
       </w:r>
       <w:r>
         <w:t xml:space="preserve"> </w:t>
@@ -8882,12 +8282,9 @@
           <w:rPr>
             <w:rStyle w:val="Hyperlink"/>
           </w:rPr>
-          <w:t xml:space="preserve">https://doi.org/10.1007/978-3-319-19425-7</w:t>
+          <w:t xml:space="preserve">https://doi.org/10.1186/s12874-025-02664-5</w:t>
         </w:r>
       </w:hyperlink>
-      <w:r>
-        <w:t xml:space="preserve">.</w:t>
-      </w:r>
     </w:p>
     <w:bookmarkEnd w:id="177"/>
     <w:bookmarkEnd w:id="178"/>
@@ -9044,8 +8441,117 @@
       </w:pPr>
     </w:lvl>
   </w:abstractNum>
+  <w:abstractNum w:abstractNumId="991">
+    <w:nsid w:val="0000A991"/>
+    <w:multiLevelType w:val="multilevel"/>
+    <w:lvl w:ilvl="0">
+      <w:numFmt w:val="bullet"/>
+      <w:lvlText w:val=""/>
+      <w:lvlJc w:val="left"/>
+      <w:pPr>
+        <w:ind w:left="720" w:hanging="360"/>
+      </w:pPr>
+      <w:rPr>
+        <w:rFonts w:ascii="Symbol" w:hAnsi="Symbol" w:cs="Symbol" w:hint="default"/>
+      </w:rPr>
+    </w:lvl>
+    <w:lvl w:ilvl="1">
+      <w:numFmt w:val="bullet"/>
+      <w:lvlText w:val="o"/>
+      <w:lvlJc w:val="left"/>
+      <w:pPr>
+        <w:ind w:left="1440" w:hanging="360"/>
+      </w:pPr>
+      <w:rPr>
+        <w:rFonts w:ascii="Courier New" w:hAnsi="Courier New" w:cs="Courier New" w:hint="default"/>
+      </w:rPr>
+    </w:lvl>
+    <w:lvl w:ilvl="2">
+      <w:numFmt w:val="bullet"/>
+      <w:lvlText w:val=""/>
+      <w:lvlJc w:val="left"/>
+      <w:pPr>
+        <w:ind w:left="2160" w:hanging="360"/>
+      </w:pPr>
+      <w:rPr>
+        <w:rFonts w:ascii="Wingdings" w:hAnsi="Wingdings" w:cs="Wingdings" w:hint="default"/>
+      </w:rPr>
+    </w:lvl>
+    <w:lvl w:ilvl="3">
+      <w:numFmt w:val="bullet"/>
+      <w:lvlText w:val=""/>
+      <w:lvlJc w:val="left"/>
+      <w:pPr>
+        <w:ind w:left="2880" w:hanging="360"/>
+      </w:pPr>
+      <w:rPr>
+        <w:rFonts w:ascii="Symbol" w:hAnsi="Symbol" w:cs="Symbol" w:hint="default"/>
+      </w:rPr>
+    </w:lvl>
+    <w:lvl w:ilvl="4">
+      <w:numFmt w:val="bullet"/>
+      <w:lvlText w:val="o"/>
+      <w:lvlJc w:val="left"/>
+      <w:pPr>
+        <w:ind w:left="3600" w:hanging="360"/>
+      </w:pPr>
+      <w:rPr>
+        <w:rFonts w:ascii="Courier New" w:hAnsi="Courier New" w:cs="Courier New" w:hint="default"/>
+      </w:rPr>
+    </w:lvl>
+    <w:lvl w:ilvl="5">
+      <w:numFmt w:val="bullet"/>
+      <w:lvlText w:val=""/>
+      <w:lvlJc w:val="left"/>
+      <w:pPr>
+        <w:ind w:left="4320" w:hanging="360"/>
+      </w:pPr>
+      <w:rPr>
+        <w:rFonts w:ascii="Wingdings" w:hAnsi="Wingdings" w:cs="Wingdings" w:hint="default"/>
+      </w:rPr>
+    </w:lvl>
+    <w:lvl w:ilvl="6">
+      <w:numFmt w:val="bullet"/>
+      <w:lvlText w:val=""/>
+      <w:lvlJc w:val="left"/>
+      <w:pPr>
+        <w:ind w:left="5040" w:hanging="360"/>
+      </w:pPr>
+      <w:rPr>
+        <w:rFonts w:ascii="Symbol" w:hAnsi="Symbol" w:cs="Symbol" w:hint="default"/>
+      </w:rPr>
+    </w:lvl>
+    <w:lvl w:ilvl="7">
+      <w:numFmt w:val="bullet"/>
+      <w:lvlText w:val="o"/>
+      <w:lvlJc w:val="left"/>
+      <w:pPr>
+        <w:ind w:left="5760" w:hanging="360"/>
+      </w:pPr>
+      <w:rPr>
+        <w:rFonts w:ascii="Courier New" w:hAnsi="Courier New" w:cs="Courier New" w:hint="default"/>
+      </w:rPr>
+    </w:lvl>
+    <w:lvl w:ilvl="8">
+      <w:numFmt w:val="bullet"/>
+      <w:lvlText w:val=""/>
+      <w:lvlJc w:val="left"/>
+      <w:pPr>
+        <w:ind w:left="6480" w:hanging="360"/>
+      </w:pPr>
+      <w:rPr>
+        <w:rFonts w:ascii="Wingdings" w:hAnsi="Wingdings" w:cs="Wingdings" w:hint="default"/>
+      </w:rPr>
+    </w:lvl>
+  </w:abstractNum>
   <w:num w:numId="1000">
     <w:abstractNumId w:val="990"/>
+  </w:num>
+  <w:num w:numId="1001">
+    <w:abstractNumId w:val="991"/>
+  </w:num>
+  <w:num w:numId="1002">
+    <w:abstractNumId w:val="991"/>
   </w:num>
 </w:numbering>
 </file>

--- a/manuscript/manuscript.docx
+++ b/manuscript/manuscript.docx
@@ -161,7 +161,7 @@
         <w:br/>
       </w:r>
       <w:r>
-        <w:t xml:space="preserve">Methods</w:t>
+        <w:t xml:space="preserve">Evidence synthesis</w:t>
       </w:r>
       <w:r>
         <w:br/>
@@ -278,14 +278,6 @@
     <w:p>
       <w:pPr>
         <w:pStyle w:val="FirstParagraph"/>
-      </w:pPr>
-      <w:r>
-        <w:t xml:space="preserve">(250 words limit in Environment International)</w:t>
-      </w:r>
-    </w:p>
-    <w:p>
-      <w:pPr>
-        <w:pStyle w:val="BodyText"/>
       </w:pPr>
       <w:r>
         <w:rPr>
@@ -614,7 +606,7 @@
         <w:t xml:space="preserve"> </w:t>
       </w:r>
       <w:r>
-        <w:t xml:space="preserve">These features are particularly valueable regarding risk assessment and policy-making.</w:t>
+        <w:t xml:space="preserve">These features are particularly valuable regarding risk assessment and policy-making.</w:t>
       </w:r>
     </w:p>
     <w:p>

--- a/manuscript/manuscript.docx
+++ b/manuscript/manuscript.docx
@@ -149,19 +149,25 @@
         <w:pStyle w:val="FirstParagraph"/>
       </w:pPr>
       <w:r>
+        <w:t xml:space="preserve">Meta-analysis</w:t>
+      </w:r>
+      <w:r>
+        <w:br/>
+      </w:r>
+      <w:r>
+        <w:t xml:space="preserve">Evidence synthesis</w:t>
+      </w:r>
+      <w:r>
+        <w:br/>
+      </w:r>
+      <w:r>
+        <w:t xml:space="preserve">Bayesian modeling</w:t>
+      </w:r>
+      <w:r>
+        <w:br/>
+      </w:r>
+      <w:r>
         <w:t xml:space="preserve">Uncertainty quantification</w:t>
-      </w:r>
-      <w:r>
-        <w:br/>
-      </w:r>
-      <w:r>
-        <w:t xml:space="preserve">Bayesian meta-analysis</w:t>
-      </w:r>
-      <w:r>
-        <w:br/>
-      </w:r>
-      <w:r>
-        <w:t xml:space="preserve">Evidence synthesis</w:t>
       </w:r>
       <w:r>
         <w:br/>
@@ -206,6 +212,9 @@
       <w:r>
         <w:t xml:space="preserve">Bayesian and frequentist meta-analyses yield similar estimates for lead’s effect on IQ</w:t>
       </w:r>
+      <w:r>
+        <w:t xml:space="preserve"> </w:t>
+      </w:r>
     </w:p>
     <w:p>
       <w:pPr>
@@ -216,7 +225,10 @@
         </w:numPr>
       </w:pPr>
       <w:r>
-        <w:t xml:space="preserve">Parallel approach allows for direct comparison of both frameworks</w:t>
+        <w:t xml:space="preserve">Bayesian model yields full probability distributions, not just point estimates</w:t>
+      </w:r>
+      <w:r>
+        <w:t xml:space="preserve"> </w:t>
       </w:r>
     </w:p>
     <w:p>
@@ -228,35 +240,11 @@
         </w:numPr>
       </w:pPr>
       <w:r>
-        <w:t xml:space="preserve">Bayesian model yields full probability distributions, not just point estimates</w:t>
-      </w:r>
-    </w:p>
-    <w:p>
-      <w:pPr>
-        <w:pStyle w:val="Compact"/>
-        <w:numPr>
-          <w:ilvl w:val="0"/>
-          <w:numId w:val="1001"/>
-        </w:numPr>
-      </w:pPr>
-      <w:r>
-        <w:t xml:space="preserve">Bayesian results support direct probability statements for risk assessment</w:t>
-      </w:r>
-    </w:p>
-    <w:p>
-      <w:pPr>
-        <w:pStyle w:val="Compact"/>
-        <w:numPr>
-          <w:ilvl w:val="0"/>
-          <w:numId w:val="1001"/>
-        </w:numPr>
-      </w:pPr>
-      <w:r>
         <w:t xml:space="preserve">Results underscore health risk of lead exposure, even in low concentration</w:t>
       </w:r>
     </w:p>
     <w:bookmarkEnd w:id="22"/>
-    <w:bookmarkStart w:id="23" w:name="graphical-abstract"/>
+    <w:bookmarkStart w:id="26" w:name="graphical-abstract"/>
     <w:p>
       <w:pPr>
         <w:pStyle w:val="Heading1"/>
@@ -265,8 +253,55 @@
         <w:t xml:space="preserve">Graphical abstract</w:t>
       </w:r>
     </w:p>
-    <w:bookmarkEnd w:id="23"/>
-    <w:bookmarkStart w:id="24" w:name="abstract"/>
+    <w:p>
+      <w:pPr>
+        <w:pStyle w:val="FirstParagraph"/>
+      </w:pPr>
+      <w:r>
+        <w:drawing>
+          <wp:inline>
+            <wp:extent cx="5943600" cy="3530498"/>
+            <wp:effectExtent b="0" l="0" r="0" t="0"/>
+            <wp:docPr descr="" title="" id="24" name="Picture"/>
+            <a:graphic>
+              <a:graphicData uri="http://schemas.openxmlformats.org/drawingml/2006/picture">
+                <pic:pic>
+                  <pic:nvPicPr>
+                    <pic:cNvPr descr="tables_figures/main/graphical_abstract.png" id="25" name="Picture"/>
+                    <pic:cNvPicPr>
+                      <a:picLocks noChangeArrowheads="1" noChangeAspect="1"/>
+                    </pic:cNvPicPr>
+                  </pic:nvPicPr>
+                  <pic:blipFill>
+                    <a:blip r:embed="rId23"/>
+                    <a:stretch>
+                      <a:fillRect/>
+                    </a:stretch>
+                  </pic:blipFill>
+                  <pic:spPr bwMode="auto">
+                    <a:xfrm>
+                      <a:off x="0" y="0"/>
+                      <a:ext cx="5943600" cy="3530498"/>
+                    </a:xfrm>
+                    <a:prstGeom prst="rect">
+                      <a:avLst/>
+                    </a:prstGeom>
+                    <a:noFill/>
+                    <a:ln w="9525">
+                      <a:noFill/>
+                      <a:headEnd/>
+                      <a:tailEnd/>
+                    </a:ln>
+                  </pic:spPr>
+                </pic:pic>
+              </a:graphicData>
+            </a:graphic>
+          </wp:inline>
+        </w:drawing>
+      </w:r>
+    </w:p>
+    <w:bookmarkEnd w:id="26"/>
+    <w:bookmarkStart w:id="27" w:name="abstract"/>
     <w:p>
       <w:pPr>
         <w:pStyle w:val="Heading1"/>
@@ -426,7 +461,7 @@
         <w:t xml:space="preserve"> </w:t>
       </w:r>
       <w:r>
-        <w:t xml:space="preserve">The frequentist approach yielded a pooled estimate of -2.45 (95% confidence interval: -3.7 to -1.2) IQ points per unit increase in</w:t>
+        <w:t xml:space="preserve">The frequentist framework yielded a pooled estimate of -2.45 (95% confidence interval: -3.7 to -1.2) IQ points per unit increase in</w:t>
       </w:r>
       <w:r>
         <w:t xml:space="preserve"> </w:t>
@@ -567,7 +602,7 @@
         <w:t xml:space="preserve"> </w:t>
       </w:r>
       <w:r>
-        <w:t xml:space="preserve">The Bayesian approach provided a posterior distribution for heterogeneity, quantifying uncertainty from between-study variation.</w:t>
+        <w:t xml:space="preserve">The Bayesian framework provided a posterior distribution for heterogeneity, quantifying uncertainty from between-study variation.</w:t>
       </w:r>
       <w:r>
         <w:t xml:space="preserve"> </w:t>
@@ -579,7 +614,7 @@
         <w:t xml:space="preserve"> </w:t>
       </w:r>
       <w:r>
-        <w:t xml:space="preserve">The Bayesian approach was less sensitive to outlier studies, resulting in a lower pooled effect.</w:t>
+        <w:t xml:space="preserve">The Bayesian framework was less sensitive to outlier studies, resulting in a lower pooled effect.</w:t>
       </w:r>
     </w:p>
     <w:p>
@@ -600,7 +635,7 @@
         <w:t xml:space="preserve"> </w:t>
       </w:r>
       <w:r>
-        <w:t xml:space="preserve">The Bayesian approach provides posterior distributions, enabling direct probability statements, e.g. about exceeding risk thresholds, and comparative assessments across pollutants.</w:t>
+        <w:t xml:space="preserve">The Bayesian framework provides posterior distributions, enabling direct probability statements, e.g. about exceeding risk thresholds, and comparative assessments across pollutants.</w:t>
       </w:r>
       <w:r>
         <w:t xml:space="preserve"> </w:t>
@@ -614,8 +649,8 @@
         <w:br w:type="page"/>
       </w:r>
     </w:p>
-    <w:bookmarkEnd w:id="24"/>
-    <w:bookmarkStart w:id="25" w:name="background"/>
+    <w:bookmarkEnd w:id="27"/>
+    <w:bookmarkStart w:id="28" w:name="background"/>
     <w:p>
       <w:pPr>
         <w:pStyle w:val="Heading1"/>
@@ -799,7 +834,7 @@
         <w:t xml:space="preserve"> </w:t>
       </w:r>
       <w:r>
-        <w:t xml:space="preserve">Among these endpoints, impaired cognitive development in children — observable as reduced IQ scores — represents a particularly critical endpoint with high public health relevance</w:t>
+        <w:t xml:space="preserve">Among these endpoints, impaired cognitive development in children — observable as reduced intelligence quotient (IQ) scores — represents a particularly critical endpoint with high public health relevance</w:t>
       </w:r>
       <w:r>
         <w:t xml:space="preserve"> </w:t>
@@ -999,8 +1034,8 @@
         <w:t xml:space="preserve">The aim of this study is twofold: first, to synthesize and quantitatively pool available epidemiological findings on the association between BLL and IQ scores in children; and second, to conduct both frequentist and Bayesian meta-analyses, comparing how these analytical frameworks impact exposure-response estimates and uncertainty quantification.</w:t>
       </w:r>
     </w:p>
-    <w:bookmarkEnd w:id="25"/>
-    <w:bookmarkStart w:id="38" w:name="methods"/>
+    <w:bookmarkEnd w:id="28"/>
+    <w:bookmarkStart w:id="41" w:name="methods"/>
     <w:p>
       <w:pPr>
         <w:pStyle w:val="Heading1"/>
@@ -1009,7 +1044,7 @@
         <w:t xml:space="preserve">2. Methods</w:t>
       </w:r>
     </w:p>
-    <w:bookmarkStart w:id="27" w:name="literature-review"/>
+    <w:bookmarkStart w:id="30" w:name="literature-review"/>
     <w:p>
       <w:pPr>
         <w:pStyle w:val="Heading2"/>
@@ -1093,7 +1128,7 @@
         </w:rPr>
         <w:t xml:space="preserve">(</w:t>
       </w:r>
-      <w:hyperlink r:id="rId26">
+      <w:hyperlink r:id="rId29">
         <w:r>
           <w:rPr>
             <w:rStyle w:val="Hyperlink"/>
@@ -1155,13 +1190,13 @@
         <w:pStyle w:val="BodyText"/>
       </w:pPr>
       <w:r>
-        <w:t xml:space="preserve">Search queries in PubMed and Scopus included the following terms:</w:t>
-      </w:r>
-      <w:r>
-        <w:t xml:space="preserve"> </w:t>
-      </w:r>
-      <w:r>
-        <w:t xml:space="preserve">substance (Pb - including Mesh terms), outcome (IQ and neurodevelopment), population (children) and results (association, exposure-response function) (supplementary file 2).</w:t>
+        <w:t xml:space="preserve">Search queries in PubMed (MEDLINE) and Scopus included the following terms:</w:t>
+      </w:r>
+      <w:r>
+        <w:t xml:space="preserve"> </w:t>
+      </w:r>
+      <w:r>
+        <w:t xml:space="preserve">substance (Pb - including Medical Subject Headings [MeSH] terms), outcome (IQ and neurodevelopment), population (children) and results (association, exposure-response function [ERF]) (supplementary file 2).</w:t>
       </w:r>
     </w:p>
     <w:p>
@@ -1234,8 +1269,8 @@
         <w:t xml:space="preserve">For all included studies, effect estimates from the most-adjusted model were extracted and the adjustment set was recorded.</w:t>
       </w:r>
     </w:p>
-    <w:bookmarkEnd w:id="27"/>
-    <w:bookmarkStart w:id="28" w:name="risk-of-bias-assessment"/>
+    <w:bookmarkEnd w:id="30"/>
+    <w:bookmarkStart w:id="31" w:name="risk-of-bias-assessment"/>
     <w:p>
       <w:pPr>
         <w:pStyle w:val="Heading2"/>
@@ -1333,8 +1368,8 @@
         <w:t xml:space="preserve">If there were any deviations in the judgement of the researcher and the LLM, the respective item was revisited by the researcher who made the final decision.</w:t>
       </w:r>
     </w:p>
-    <w:bookmarkEnd w:id="28"/>
-    <w:bookmarkStart w:id="30" w:name="harmonization-of-effect-estimates"/>
+    <w:bookmarkEnd w:id="31"/>
+    <w:bookmarkStart w:id="33" w:name="harmonization-of-effect-estimates"/>
     <w:p>
       <w:pPr>
         <w:pStyle w:val="Heading2"/>
@@ -1348,7 +1383,7 @@
         <w:pStyle w:val="FirstParagraph"/>
       </w:pPr>
       <w:r>
-        <w:t xml:space="preserve">Studies investigating the association between lead exposure and IQ in children have made different assumptions regarding the shape of the exposure-response relationship.</w:t>
+        <w:t xml:space="preserve">Studies investigating the association between lead exposure and IQ in children have made different assumptions regarding the shape of the ERF.</w:t>
       </w:r>
       <w:r>
         <w:t xml:space="preserve"> </w:t>
@@ -1378,7 +1413,7 @@
         <w:t xml:space="preserve"> </w:t>
       </w:r>
       <w:r>
-        <w:t xml:space="preserve">Studies that tested multiple shapes of the exposure-response function have concluded that a log-linear relationship, where BLL are logarithmically transformed, represents a more appropriate statistical model</w:t>
+        <w:t xml:space="preserve">Studies that tested multiple shapes of the ERF have concluded that a log-linear relationship, where BLL are logarithmically transformed, represents a more appropriate statistical model</w:t>
       </w:r>
       <w:r>
         <w:t xml:space="preserve"> </w:t>
@@ -1402,7 +1437,7 @@
       <w:pPr>
         <w:pStyle w:val="BodyText"/>
       </w:pPr>
-      <w:bookmarkStart w:id="29" w:name="eq-regression-model"/>
+      <w:bookmarkStart w:id="32" w:name="eq-regression-model"/>
       <m:oMathPara>
         <m:oMathParaPr>
           <m:jc m:val="center"/>
@@ -1515,7 +1550,7 @@
           </m:d>
         </m:oMath>
       </m:oMathPara>
-      <w:bookmarkEnd w:id="29"/>
+      <w:bookmarkEnd w:id="32"/>
     </w:p>
     <w:p>
       <w:pPr>
@@ -1720,11 +1755,11 @@
         <w:t xml:space="preserve"> </w:t>
       </w:r>
       <w:r>
-        <w:t xml:space="preserve">These were excluded from the meta-analysis, as transformation of effect estimates for linear BLL to log-linear could not be justified based on visual inspection (include plots in supplement?).</w:t>
-      </w:r>
-    </w:p>
-    <w:bookmarkEnd w:id="30"/>
-    <w:bookmarkStart w:id="36" w:name="meta-analysis"/>
+        <w:t xml:space="preserve">These were excluded from the meta-analysis, as transformation of effect estimates for linear BLL to log-linear could not be justified.</w:t>
+      </w:r>
+    </w:p>
+    <w:bookmarkEnd w:id="33"/>
+    <w:bookmarkStart w:id="39" w:name="meta-analysis"/>
     <w:p>
       <w:pPr>
         <w:pStyle w:val="Heading2"/>
@@ -1799,7 +1834,7 @@
       <w:r>
         <w:t xml:space="preserve"> </w:t>
       </w:r>
-      <w:hyperlink r:id="rId31">
+      <w:hyperlink r:id="rId34">
         <w:r>
           <w:rPr>
             <w:rStyle w:val="Hyperlink"/>
@@ -1811,7 +1846,7 @@
         <w:t xml:space="preserve">.</w:t>
       </w:r>
     </w:p>
-    <w:bookmarkStart w:id="34" w:name="bayesian-meta-analysis"/>
+    <w:bookmarkStart w:id="37" w:name="bayesian-meta-analysis"/>
     <w:p>
       <w:pPr>
         <w:pStyle w:val="Heading3"/>
@@ -1948,7 +1983,7 @@
       <w:pPr>
         <w:pStyle w:val="BodyText"/>
       </w:pPr>
-      <w:bookmarkStart w:id="32" w:name="eq-model"/>
+      <w:bookmarkStart w:id="35" w:name="eq-model"/>
       <m:oMathPara>
         <m:oMathParaPr>
           <m:jc m:val="center"/>
@@ -2126,7 +2161,7 @@
           </m:d>
         </m:oMath>
       </m:oMathPara>
-      <w:bookmarkEnd w:id="32"/>
+      <w:bookmarkEnd w:id="35"/>
     </w:p>
     <w:p>
       <w:pPr>
@@ -2431,7 +2466,7 @@
         <w:t xml:space="preserve"> </w:t>
       </w:r>
       <w:r>
-        <w:t xml:space="preserve">results are comparable (supplementary file x).</w:t>
+        <w:t xml:space="preserve">results are comparable (supplementary file 4).</w:t>
       </w:r>
     </w:p>
     <w:p>
@@ -2612,7 +2647,7 @@
       <w:pPr>
         <w:pStyle w:val="BodyText"/>
       </w:pPr>
-      <w:bookmarkStart w:id="33" w:name="eq-priors"/>
+      <w:bookmarkStart w:id="36" w:name="eq-priors"/>
       <m:oMathPara>
         <m:oMathParaPr>
           <m:jc m:val="center"/>
@@ -2763,7 +2798,7 @@
           </m:d>
         </m:oMath>
       </m:oMathPara>
-      <w:bookmarkEnd w:id="33"/>
+      <w:bookmarkEnd w:id="36"/>
     </w:p>
     <w:p>
       <w:pPr>
@@ -2815,8 +2850,8 @@
         <w:t xml:space="preserve">Additionally, a sensitivity analysis with alternative priors was conducted, as described below.</w:t>
       </w:r>
     </w:p>
-    <w:bookmarkEnd w:id="34"/>
-    <w:bookmarkStart w:id="35" w:name="frequentist-meta-analysis"/>
+    <w:bookmarkEnd w:id="37"/>
+    <w:bookmarkStart w:id="38" w:name="frequentist-meta-analysis"/>
     <w:p>
       <w:pPr>
         <w:pStyle w:val="Heading3"/>
@@ -2847,7 +2882,7 @@
         <w:t xml:space="preserve"> </w:t>
       </w:r>
       <w:r>
-        <w:t xml:space="preserve">Parameters were estimated via the restricted maximum-likelihood (REML) estimation from the R package</w:t>
+        <w:t xml:space="preserve">Parameters were estimated via the restricted maximum-likelihood estimation from the R package</w:t>
       </w:r>
       <w:r>
         <w:t xml:space="preserve"> </w:t>
@@ -2923,9 +2958,9 @@
         <w:t xml:space="preserve">.</w:t>
       </w:r>
     </w:p>
-    <w:bookmarkEnd w:id="35"/>
-    <w:bookmarkEnd w:id="36"/>
-    <w:bookmarkStart w:id="37" w:name="sensitivity-analysis"/>
+    <w:bookmarkEnd w:id="38"/>
+    <w:bookmarkEnd w:id="39"/>
+    <w:bookmarkStart w:id="40" w:name="sensitivity-analysis"/>
     <w:p>
       <w:pPr>
         <w:pStyle w:val="Heading2"/>
@@ -3194,9 +3229,9 @@
         <w:t xml:space="preserve">Note that for the main effect, the broader prior is centered around 0, giving equal weight to the probability of a protective and detrimental effect of lead.</w:t>
       </w:r>
     </w:p>
-    <w:bookmarkEnd w:id="37"/>
-    <w:bookmarkEnd w:id="38"/>
-    <w:bookmarkStart w:id="49" w:name="results"/>
+    <w:bookmarkEnd w:id="40"/>
+    <w:bookmarkEnd w:id="41"/>
+    <w:bookmarkStart w:id="52" w:name="results"/>
     <w:p>
       <w:pPr>
         <w:pStyle w:val="Heading1"/>
@@ -3205,7 +3240,7 @@
         <w:t xml:space="preserve">3. Results</w:t>
       </w:r>
     </w:p>
-    <w:bookmarkStart w:id="42" w:name="literature-review-1"/>
+    <w:bookmarkStart w:id="45" w:name="literature-review-1"/>
     <w:p>
       <w:pPr>
         <w:pStyle w:val="Heading2"/>
@@ -3314,18 +3349,18 @@
           <wp:inline>
             <wp:extent cx="3566160" cy="4059018"/>
             <wp:effectExtent b="0" l="0" r="0" t="0"/>
-            <wp:docPr descr="Fig. 1: PRISMA flow diagram. BLL, blood lead level; Pb, lead; Hg, mercury" title="" id="40" name="Picture"/>
+            <wp:docPr descr="Fig. 1: PRISMA flow diagram. BLL, blood lead level; Pb, lead; Hg, mercury" title="" id="43" name="Picture"/>
             <a:graphic>
               <a:graphicData uri="http://schemas.openxmlformats.org/drawingml/2006/picture">
                 <pic:pic>
                   <pic:nvPicPr>
-                    <pic:cNvPr descr="tables_figures/main/figure1.png" id="41" name="Picture"/>
+                    <pic:cNvPr descr="tables_figures/main/figure1.png" id="44" name="Picture"/>
                     <pic:cNvPicPr>
                       <a:picLocks noChangeArrowheads="1" noChangeAspect="1"/>
                     </pic:cNvPicPr>
                   </pic:nvPicPr>
                   <pic:blipFill>
-                    <a:blip r:embed="rId39"/>
+                    <a:blip r:embed="rId42"/>
                     <a:stretch>
                       <a:fillRect/>
                     </a:stretch>
@@ -3455,8 +3490,8 @@
         <w:t xml:space="preserve">We contacted the corresponding author, who confirmed that decimal points were missing in the publication.</w:t>
       </w:r>
     </w:p>
-    <w:bookmarkEnd w:id="42"/>
-    <w:bookmarkStart w:id="43" w:name="risk-of-bias"/>
+    <w:bookmarkEnd w:id="45"/>
+    <w:bookmarkStart w:id="46" w:name="risk-of-bias"/>
     <w:p>
       <w:pPr>
         <w:pStyle w:val="Heading2"/>
@@ -3587,8 +3622,8 @@
         <w:t xml:space="preserve">Results from the RoB assessment are presented in Tab. 3.</w:t>
       </w:r>
     </w:p>
-    <w:bookmarkEnd w:id="43"/>
-    <w:bookmarkStart w:id="47" w:name="meta-analysis-1"/>
+    <w:bookmarkEnd w:id="46"/>
+    <w:bookmarkStart w:id="50" w:name="meta-analysis-1"/>
     <w:p>
       <w:pPr>
         <w:pStyle w:val="Heading2"/>
@@ -3602,13 +3637,13 @@
         <w:pStyle w:val="FirstParagraph"/>
       </w:pPr>
       <w:r>
-        <w:t xml:space="preserve">The prior predictive check indicates that the specified priors are appropriate (supplementary file 4).</w:t>
-      </w:r>
-      <w:r>
-        <w:t xml:space="preserve"> </w:t>
-      </w:r>
-      <w:r>
-        <w:t xml:space="preserve">The posterior predictive check showed that the model correctly captures important patterns in the data (supplementary file 5).</w:t>
+        <w:t xml:space="preserve">The prior predictive check indicates that the specified priors are appropriate (supplementary file 5a).</w:t>
+      </w:r>
+      <w:r>
+        <w:t xml:space="preserve"> </w:t>
+      </w:r>
+      <w:r>
+        <w:t xml:space="preserve">The posterior predictive check showed that the model correctly captures important patterns in the data (supplementary file 5b).</w:t>
       </w:r>
       <w:r>
         <w:t xml:space="preserve"> </w:t>
@@ -3660,7 +3695,7 @@
         <w:t xml:space="preserve"> </w:t>
       </w:r>
       <w:r>
-        <w:t xml:space="preserve">MCMC trace plots showed well-mixed chains and convergence (supplementary file 6).</w:t>
+        <w:t xml:space="preserve">MCMC trace plots showed well-mixed chains and convergence (supplementary file 5c).</w:t>
       </w:r>
       <w:r>
         <w:t xml:space="preserve"> </w:t>
@@ -3821,18 +3856,18 @@
           <wp:inline>
             <wp:extent cx="5943600" cy="2228220"/>
             <wp:effectExtent b="0" l="0" r="0" t="0"/>
-            <wp:docPr descr="Fig. 2: Forest plots for Bayesian (left) and frequentist (right) meta-analyses. BLL, blood lead level; CI, confidence interval; CrI, credible interval" title="" id="45" name="Picture"/>
+            <wp:docPr descr="Fig. 2: Forest plots for Bayesian (left) and frequentist (right) meta-analyses. BLL, blood lead level; CI, confidence interval; CrI, credible interval" title="" id="48" name="Picture"/>
             <a:graphic>
               <a:graphicData uri="http://schemas.openxmlformats.org/drawingml/2006/picture">
                 <pic:pic>
                   <pic:nvPicPr>
-                    <pic:cNvPr descr="./tables_figures/main/figure2.png" id="46" name="Picture"/>
+                    <pic:cNvPr descr="./tables_figures/main/figure2.png" id="49" name="Picture"/>
                     <pic:cNvPicPr>
                       <a:picLocks noChangeArrowheads="1" noChangeAspect="1"/>
                     </pic:cNvPicPr>
                   </pic:nvPicPr>
                   <pic:blipFill>
-                    <a:blip r:embed="rId44"/>
+                    <a:blip r:embed="rId47"/>
                     <a:stretch>
                       <a:fillRect/>
                     </a:stretch>
@@ -3872,23 +3907,17 @@
         <w:pStyle w:val="BodyText"/>
       </w:pPr>
       <w:r>
-        <w:t xml:space="preserve">The single study estimates depicted in Fig. 2 differ in both approaches because the Bayesian model estimates a posterior distribution for every individual study, which is displayed in the forest plot.</w:t>
-      </w:r>
-      <w:r>
-        <w:t xml:space="preserve"> </w:t>
-      </w:r>
-      <w:r>
-        <w:t xml:space="preserve">The posterior distributions are influenced by all other included studies as well as the specified priors.</w:t>
-      </w:r>
-      <w:r>
-        <w:t xml:space="preserve"> </w:t>
-      </w:r>
-      <w:r>
-        <w:t xml:space="preserve">This leads to a shrinkage of the posterior means towards the pooled effect and is comparable to the inverse-variance weighting in frequentist meta-analyses.</w:t>
-      </w:r>
-    </w:p>
-    <w:bookmarkEnd w:id="47"/>
-    <w:bookmarkStart w:id="48" w:name="sensitivity-analysis-1"/>
+        <w:t xml:space="preserve">The single study estimates depicted in Fig. 2 differ in both approaches because individual study estimates are shrunk towards the pooled estimate.</w:t>
+      </w:r>
+      <w:r>
+        <w:t xml:space="preserve"> </w:t>
+      </w:r>
+      <w:r>
+        <w:t xml:space="preserve">In the context of meta-analysis, shrinkage is comparable to the inverse-variance weighting in the frequentist framework.</w:t>
+      </w:r>
+    </w:p>
+    <w:bookmarkEnd w:id="50"/>
+    <w:bookmarkStart w:id="51" w:name="sensitivity-analysis-1"/>
     <w:p>
       <w:pPr>
         <w:pStyle w:val="Heading2"/>
@@ -3920,7 +3949,7 @@
         <w:t xml:space="preserve"> </w:t>
       </w:r>
       <w:r>
-        <w:t xml:space="preserve">The results can be considered robust to possible individual-study bias, because the margins of shifts in effects are small and the effects shifted in both directions.</w:t>
+        <w:t xml:space="preserve">These shifts in both directions and their small size show that the results are robust to possible individual-study bias.</w:t>
       </w:r>
     </w:p>
     <w:p>
@@ -4188,24 +4217,24 @@
         <w:t xml:space="preserve"> </w:t>
       </w:r>
       <w:r>
-        <w:t xml:space="preserve">Using this set of priors, more weight is given to studies reporting high effects with large uncertainty ranges.</w:t>
-      </w:r>
-      <w:r>
-        <w:t xml:space="preserve"> </w:t>
-      </w:r>
-      <w:r>
-        <w:t xml:space="preserve">The results of the prior sensitivity analysis support the specified set of priors in the main analysis.</w:t>
-      </w:r>
-      <w:r>
-        <w:t xml:space="preserve"> </w:t>
-      </w:r>
-      <w:r>
-        <w:t xml:space="preserve">Supplementary file 7 shows prior, observed data and posterior distributions of all three prior specifications.</w:t>
-      </w:r>
-    </w:p>
-    <w:bookmarkEnd w:id="48"/>
-    <w:bookmarkEnd w:id="49"/>
-    <w:bookmarkStart w:id="50" w:name="discussion"/>
+        <w:t xml:space="preserve">This set of priors gives more weight to studies reporting high effects with large uncertainty ranges.</w:t>
+      </w:r>
+      <w:r>
+        <w:t xml:space="preserve"> </w:t>
+      </w:r>
+      <w:r>
+        <w:t xml:space="preserve">Supplementary file 5d shows prior, observed data and posterior distributions of all three prior specifications.</w:t>
+      </w:r>
+      <w:r>
+        <w:t xml:space="preserve"> </w:t>
+      </w:r>
+      <w:r>
+        <w:t xml:space="preserve">This shows that the results are robust to prior specification, because the shifts in the pooled estimate are not substantial and do not change the conclusion.</w:t>
+      </w:r>
+    </w:p>
+    <w:bookmarkEnd w:id="51"/>
+    <w:bookmarkEnd w:id="52"/>
+    <w:bookmarkStart w:id="53" w:name="discussion"/>
     <w:p>
       <w:pPr>
         <w:pStyle w:val="Heading1"/>
@@ -4262,23 +4291,50 @@
       <w:r>
         <w:t xml:space="preserve">To our knowledge, this is the first study to compare Bayesian and frequentist meta-analytic approaches in this field.</w:t>
       </w:r>
-      <w:r>
-        <w:t xml:space="preserve"> </w:t>
-      </w:r>
-      <w:r>
-        <w:t xml:space="preserve">All data and code are publicly available on</w:t>
-      </w:r>
-      <w:r>
-        <w:t xml:space="preserve"> </w:t>
-      </w:r>
-      <w:hyperlink r:id="rId31">
-        <w:r>
-          <w:rPr>
-            <w:rStyle w:val="Hyperlink"/>
-          </w:rPr>
-          <w:t xml:space="preserve">GitHub</w:t>
-        </w:r>
-      </w:hyperlink>
+    </w:p>
+    <w:p>
+      <w:pPr>
+        <w:pStyle w:val="BodyText"/>
+      </w:pPr>
+      <w:r>
+        <w:t xml:space="preserve">Pooled effect estimates and measures of heterogeneity were largely consistent across both frameworks, though the Bayesian model yielded slightly lower mean pooled effects.</w:t>
+      </w:r>
+      <w:r>
+        <w:t xml:space="preserve"> </w:t>
+      </w:r>
+      <w:r>
+        <w:t xml:space="preserve">This is attributable to posterior shrinkage, comparable to inverse-variance weighting in the frequentist framework, as illustrated by the sensitivity analyses using wide priors.</w:t>
+      </w:r>
+      <w:r>
+        <w:t xml:space="preserve"> </w:t>
+      </w:r>
+      <w:r>
+        <w:t xml:space="preserve">Importantly, this difference does not relevantly affect the overall interpretation of the association between lead exposure and IQ.</w:t>
+      </w:r>
+      <w:r>
+        <w:t xml:space="preserve"> </w:t>
+      </w:r>
+      <w:r>
+        <w:t xml:space="preserve">The two frameworks differ in how they treat outier studies reporting substantial uncertainty.</w:t>
+      </w:r>
+      <w:r>
+        <w:t xml:space="preserve"> </w:t>
+      </w:r>
+      <w:r>
+        <w:t xml:space="preserve">Bayesian meta analysis can be less sensitive to these outliers, due to the shrinkage exerted by the prior specified for heterogeneity, provided that priors reflecting plausible domain knowledge are specified carefully.</w:t>
+      </w:r>
+      <w:r>
+        <w:t xml:space="preserve"> </w:t>
+      </w:r>
+      <w:r>
+        <w:t xml:space="preserve">In contrast, frequentist models implicitly rely on flat or non-informative priors, which result in greater sensitivity to studies reporting large uncertainty</w:t>
+      </w:r>
+      <w:r>
+        <w:t xml:space="preserve"> </w:t>
+      </w:r>
+      <w:r>
+        <w:t xml:space="preserve">(Gelman et al., 2013)</w:t>
+      </w:r>
       <w:r>
         <w:t xml:space="preserve">.</w:t>
       </w:r>
@@ -4288,22 +4344,28 @@
         <w:pStyle w:val="BodyText"/>
       </w:pPr>
       <w:r>
-        <w:t xml:space="preserve">Pooled effect estimates and measures of heterogeneity were largely consistent across both frameworks, though the Bayesian model yielded slightly lower mean pooled effects.</w:t>
-      </w:r>
-      <w:r>
-        <w:t xml:space="preserve"> </w:t>
-      </w:r>
-      <w:r>
-        <w:t xml:space="preserve"> </w:t>
-      </w:r>
-      <w:r>
-        <w:t xml:space="preserve">Prior sensitivity analyses indicate that this is attributable to posterior shrinkage of study-level estimates, comparable to inverse-variance weighting in frequentist meta-analysis, combined with the regularizing effect of the specified priors.</w:t>
-      </w:r>
-      <w:r>
-        <w:t xml:space="preserve"> </w:t>
-      </w:r>
-      <w:r>
-        <w:t xml:space="preserve">Importantly, this difference does not relevantly affect the overall interpretation of the association between lead exposure and IQ.</w:t>
+        <w:t xml:space="preserve">Conducting a Bayesian meta-analysis can be more demanding than frequentist approaches, requiring greater statistical knowledge, explicit consideration of modelling assumptions, and typically more programming effort</w:t>
+      </w:r>
+      <w:r>
+        <w:t xml:space="preserve"> </w:t>
+      </w:r>
+      <w:r>
+        <w:t xml:space="preserve">(Gelman et al., 2020)</w:t>
+      </w:r>
+      <w:r>
+        <w:t xml:space="preserve">.</w:t>
+      </w:r>
+      <w:r>
+        <w:t xml:space="preserve"> </w:t>
+      </w:r>
+      <w:r>
+        <w:t xml:space="preserve">While these demands may initially appear as disadvantages, they can equally be understood as methodological safeguards:</w:t>
+      </w:r>
+      <w:r>
+        <w:t xml:space="preserve"> </w:t>
+      </w:r>
+      <w:r>
+        <w:t xml:space="preserve">by requiring researchers to state assumptions explicitly rather than accepting software defaults, the Bayesian approach encourages deeper engagement with the data and statistical model.</w:t>
       </w:r>
     </w:p>
     <w:p>
@@ -4311,64 +4373,6 @@
         <w:pStyle w:val="BodyText"/>
       </w:pPr>
       <w:r>
-        <w:t xml:space="preserve">The two frameworks differ in how they treat outier studies reporting extreme effects with with substantial uncertainty.</w:t>
-      </w:r>
-      <w:r>
-        <w:t xml:space="preserve"> </w:t>
-      </w:r>
-      <w:r>
-        <w:t xml:space="preserve">Bayesian meta analysis can be less sensitive to these outliers, due to the shrinkage exerted by the prior specified for heterogeneity, provided that priors reflecting plausible domain knowledge are specified carefully.</w:t>
-      </w:r>
-      <w:r>
-        <w:t xml:space="preserve"> </w:t>
-      </w:r>
-      <w:r>
-        <w:t xml:space="preserve"> </w:t>
-      </w:r>
-      <w:r>
-        <w:t xml:space="preserve">In contrast, frequentist models implicitly rely on flat or non-informative priors, which result in greater sensitivity to outliers</w:t>
-      </w:r>
-      <w:r>
-        <w:t xml:space="preserve"> </w:t>
-      </w:r>
-      <w:r>
-        <w:t xml:space="preserve">(Gelman et al., 2013)</w:t>
-      </w:r>
-      <w:r>
-        <w:t xml:space="preserve">.</w:t>
-      </w:r>
-    </w:p>
-    <w:p>
-      <w:pPr>
-        <w:pStyle w:val="BodyText"/>
-      </w:pPr>
-      <w:r>
-        <w:t xml:space="preserve">Conducting a Bayesian meta-analysis can be more demanding than frequentist approaches, requiring greater statistical knowledge, explicit consideration of modelling assumptions, and typically more programming effort</w:t>
-      </w:r>
-      <w:r>
-        <w:t xml:space="preserve"> </w:t>
-      </w:r>
-      <w:r>
-        <w:t xml:space="preserve">(Gelman et al., 2020.)</w:t>
-      </w:r>
-      <w:r>
-        <w:t xml:space="preserve"> </w:t>
-      </w:r>
-      <w:r>
-        <w:t xml:space="preserve">While these demands may initially appear as disadvantages, they can equally be understood as methodological safeguards:</w:t>
-      </w:r>
-      <w:r>
-        <w:t xml:space="preserve"> </w:t>
-      </w:r>
-      <w:r>
-        <w:t xml:space="preserve">by requiring researchers to state assumptions explicitly rather than accepting software defaults, the Bayesian approach encourages deeper engagement with the data and statistical model.</w:t>
-      </w:r>
-    </w:p>
-    <w:p>
-      <w:pPr>
-        <w:pStyle w:val="BodyText"/>
-      </w:pPr>
-      <w:r>
         <w:t xml:space="preserve">A key distinction between the two frameworks is in how they handle parameter uncertainty.</w:t>
       </w:r>
       <w:r>
@@ -4429,7 +4433,7 @@
         <w:t xml:space="preserve"> </w:t>
       </w:r>
       <w:r>
-        <w:t xml:space="preserve">In EBD studies, health impacts are quantified using metrics such as disability-adjusted life years (DALYs), allowing comparisons across health determinants within and across populations, countries, and time periods.</w:t>
+        <w:t xml:space="preserve">In EBD studies, health impacts are quantified using metrics such as DALYs, allowing comparisons across health determinants within and across populations, countries, and time periods.</w:t>
       </w:r>
       <w:r>
         <w:t xml:space="preserve"> </w:t>
@@ -4627,13 +4631,13 @@
         <w:t xml:space="preserve"> </w:t>
       </w:r>
       <w:r>
-        <w:t xml:space="preserve">Additionally, studies reporting larger uncertainty tended to report larger effects, suggesting a possible presence of publication bias.</w:t>
-      </w:r>
-      <w:r>
-        <w:t xml:space="preserve"> </w:t>
-      </w:r>
-      <w:r>
-        <w:t xml:space="preserve">The Bayesian approach was less sensitive to such outliers, as regularizing priors downweigh extreme estimates, which is a particular advantage when pooling a small number of studies.</w:t>
+        <w:t xml:space="preserve">Additionally, studies reporting larger uncertainty tended to report larger effects, suggesting a possible presence of publication bias (supplementary file 5e).</w:t>
+      </w:r>
+      <w:r>
+        <w:t xml:space="preserve"> </w:t>
+      </w:r>
+      <w:r>
+        <w:t xml:space="preserve">The Bayesian approach was less sensitive to estimates from such studies, as the results of individual studies with large uncertainty are shrunk towards the pooled estimate, which is a particular advantage when pooling a small number of studies.</w:t>
       </w:r>
     </w:p>
     <w:p>
@@ -4641,120 +4645,127 @@
         <w:pStyle w:val="BodyText"/>
       </w:pPr>
       <w:r>
-        <w:t xml:space="preserve">This study has several limitations and strengths.</w:t>
-      </w:r>
-      <w:r>
-        <w:t xml:space="preserve"> </w:t>
-      </w:r>
-      <w:r>
-        <w:t xml:space="preserve">The included studies are heterogeneous in terms of covariate adjustment and cohort location, which limits the generalizability of the pooled estimate to any specific population.</w:t>
-      </w:r>
-      <w:r>
-        <w:t xml:space="preserve"> </w:t>
-      </w:r>
-      <w:r>
-        <w:t xml:space="preserve">Publication bias was assessed only through visual inspection; formal statistical testing, such as Egger’s test, would provide a more rigorous evaluation.</w:t>
-      </w:r>
-      <w:r>
-        <w:t xml:space="preserve"> </w:t>
-      </w:r>
-      <w:r>
-        <w:t xml:space="preserve">The visual assessment suggested the presence of publication bias, which may lead to overestimation of the pooled effect.</w:t>
-      </w:r>
-      <w:r>
-        <w:t xml:space="preserve"> </w:t>
-      </w:r>
-      <w:r>
-        <w:t xml:space="preserve">Furthermore, effect estimates from studies that did not transform BLL to the logarithmic scale were excluded, reducing the number of studies available for pooling.</w:t>
-      </w:r>
-      <w:r>
-        <w:t xml:space="preserve"> </w:t>
-      </w:r>
-      <w:r>
-        <w:t xml:space="preserve">Although this represents an additional limitation, the exclusion is necessary, since pooling effect estimates expressed on different scales would make the combined estimate uninterpretable.</w:t>
+        <w:t xml:space="preserve">This study has several limitations that should be considered when interpreting the results.</w:t>
+      </w:r>
+      <w:r>
+        <w:t xml:space="preserve"> </w:t>
+      </w:r>
+      <w:r>
+        <w:t xml:space="preserve">First, the included studies were heterogeneous with respect to covariate adjustment and cohort characteristics, which limits the generalizability of the pooled estimate and complicates its interpretation for specific populations.</w:t>
+      </w:r>
+      <w:r>
+        <w:t xml:space="preserve"> </w:t>
+      </w:r>
+      <w:r>
+        <w:t xml:space="preserve">Publication bias was assessed through visual inspection only; formal statistical testing, such as Egger’s test, would provide a more rigorous evaluation.</w:t>
+      </w:r>
+      <w:r>
+        <w:t xml:space="preserve"> </w:t>
+      </w:r>
+      <w:r>
+        <w:t xml:space="preserve">The visual assessment suggested the presence of publication bias, which may have led to overestimation of the pooled effect.</w:t>
+      </w:r>
+      <w:r>
+        <w:t xml:space="preserve"> </w:t>
+      </w:r>
+      <w:r>
+        <w:t xml:space="preserve">Third, we excluded studies that did not report effect estimates on the logarithmic scale of blood lead levels.</w:t>
+      </w:r>
+      <w:r>
+        <w:t xml:space="preserve"> </w:t>
+      </w:r>
+      <w:r>
+        <w:t xml:space="preserve">While this reduced the number of studies available for pooling, exclusion was necessary to ensure interpretability, as combining effect estimates expressed on different scales would render the pooled estimate uninterpretable.</w:t>
+      </w:r>
+    </w:p>
+    <w:p>
+      <w:pPr>
+        <w:pStyle w:val="BodyText"/>
+      </w:pPr>
+      <w:r>
+        <w:t xml:space="preserve">Despite these limitations, this study also has several important strengths.</w:t>
+      </w:r>
+      <w:r>
+        <w:t xml:space="preserve"> </w:t>
+      </w:r>
+      <w:r>
+        <w:t xml:space="preserve">By applying a parallel approach to both meta-analytic models — including the use of identical effect estimates, a multilevel random-effects model, and</w:t>
+      </w:r>
+      <w:r>
+        <w:t xml:space="preserve"> </w:t>
+      </w:r>
+      <m:oMath>
+        <m:sSup>
+          <m:e>
+            <m:r>
+              <m:t>I</m:t>
+            </m:r>
+          </m:e>
+          <m:sup>
+            <m:r>
+              <m:t>2</m:t>
+            </m:r>
+          </m:sup>
+        </m:sSup>
+      </m:oMath>
+      <w:r>
+        <w:t xml:space="preserve"> </w:t>
+      </w:r>
+      <w:r>
+        <w:t xml:space="preserve">as a common measure of heterogeneity — we enable a direct comparison of the frequentist and Bayesian frameworks.</w:t>
+      </w:r>
+      <w:r>
+        <w:t xml:space="preserve"> </w:t>
+      </w:r>
+      <w:r>
+        <w:t xml:space="preserve">To our knowledge, this is the first study to formally conduct such a comparison in the field of environmental epidemiology.</w:t>
+      </w:r>
+      <w:r>
+        <w:t xml:space="preserve"> </w:t>
+      </w:r>
+      <w:r>
+        <w:t xml:space="preserve">Beyond this methodological contribution, we provide an updated evidence synthesis on the association between lead exposure and children’s IQ based on a systematic literature review.</w:t>
+      </w:r>
+      <w:r>
+        <w:t xml:space="preserve"> </w:t>
+      </w:r>
+      <w:r>
+        <w:t xml:space="preserve">All data and code, including the code used to produce this manuscript, are publicly available, enabling other researchers to verify and build on our analyses.</w:t>
+      </w:r>
+      <w:r>
+        <w:t xml:space="preserve"> </w:t>
+      </w:r>
+      <w:r>
+        <w:t xml:space="preserve">Finally, we adhered to PRISMA and BARG reporting guidelines, along with the use of the raRoB tool for risk of bias assessment, ensuring consistency and rigor in study selection, data extraction, study quality appraisal, and statistical analysis.</w:t>
+      </w:r>
+    </w:p>
+    <w:bookmarkEnd w:id="53"/>
+    <w:bookmarkStart w:id="54" w:name="conclusions"/>
+    <w:p>
+      <w:pPr>
+        <w:pStyle w:val="Heading1"/>
+      </w:pPr>
+      <w:r>
+        <w:t xml:space="preserve">5. Conclusions</w:t>
+      </w:r>
+    </w:p>
+    <w:p>
+      <w:pPr>
+        <w:pStyle w:val="FirstParagraph"/>
+      </w:pPr>
+      <w:r>
+        <w:t xml:space="preserve">This study provides both an updated evidence synthesis of epidemiological studies examining the association between lead exposure and children’s IQ, and a methodological comparison of the Bayesian and conventional frequentist frameworks for meta-analysis.</w:t>
+      </w:r>
+      <w:r>
+        <w:t xml:space="preserve"> </w:t>
+      </w:r>
+      <w:r>
+        <w:t xml:space="preserve">The resulting pooled effect estimates are consistent with previous evidence and once again underscore the importance of reducing environmental lead contamination to reduce the public health burden this substance continues to impose.</w:t>
       </w:r>
       <w:r>
         <w:br/>
       </w:r>
       <w:r>
-        <w:t xml:space="preserve">Strengths:</w:t>
-      </w:r>
-    </w:p>
-    <w:p>
-      <w:pPr>
-        <w:pStyle w:val="Compact"/>
-        <w:numPr>
-          <w:ilvl w:val="0"/>
-          <w:numId w:val="1002"/>
-        </w:numPr>
-      </w:pPr>
-      <w:r>
-        <w:t xml:space="preserve">Parallel approach allows for direct comparison of results from both frameworks</w:t>
-      </w:r>
-    </w:p>
-    <w:p>
-      <w:pPr>
-        <w:pStyle w:val="Compact"/>
-        <w:numPr>
-          <w:ilvl w:val="0"/>
-          <w:numId w:val="1002"/>
-        </w:numPr>
-      </w:pPr>
-      <w:r>
-        <w:t xml:space="preserve">Rigorous literature review provides updated evidence synthesis on effects of lead exposure on children’s IQ</w:t>
-      </w:r>
-    </w:p>
-    <w:p>
-      <w:pPr>
-        <w:pStyle w:val="Compact"/>
-        <w:numPr>
-          <w:ilvl w:val="0"/>
-          <w:numId w:val="1002"/>
-        </w:numPr>
-      </w:pPr>
-      <w:r>
-        <w:t xml:space="preserve">First study of this kind within field of environmental epidemiology</w:t>
-      </w:r>
-    </w:p>
-    <w:p>
-      <w:pPr>
-        <w:pStyle w:val="Compact"/>
-        <w:numPr>
-          <w:ilvl w:val="0"/>
-          <w:numId w:val="1002"/>
-        </w:numPr>
-      </w:pPr>
-      <w:r>
-        <w:t xml:space="preserve">Publicly available data &amp; code (including manuscript) -&gt; transparency, reproducibility, researchers can adjust code an use for their own analyses</w:t>
-      </w:r>
-    </w:p>
-    <w:bookmarkEnd w:id="50"/>
-    <w:bookmarkStart w:id="51" w:name="conclusions"/>
-    <w:p>
-      <w:pPr>
-        <w:pStyle w:val="Heading1"/>
-      </w:pPr>
-      <w:r>
-        <w:t xml:space="preserve">5. Conclusions</w:t>
-      </w:r>
-    </w:p>
-    <w:p>
-      <w:pPr>
-        <w:pStyle w:val="FirstParagraph"/>
-      </w:pPr>
-      <w:r>
-        <w:t xml:space="preserve">This study provides both an updated evidence synthesis of epidemiological studies examining the association between lead exposure and children’s IQ, and a methodological comparison of the Bayesian and conventional frequentist frameworks for meta-analysis.</w:t>
-      </w:r>
-      <w:r>
-        <w:t xml:space="preserve"> </w:t>
-      </w:r>
-      <w:r>
-        <w:t xml:space="preserve">The resulting pooled effect estimates are consistent with previous evidence and once again underscore the importance of reducing environmental lead contamination to reduce the public health burden this substance continues to impose.</w:t>
-      </w:r>
-      <w:r>
-        <w:br/>
-      </w:r>
-      <w:r>
         <w:t xml:space="preserve">Comparing both frameworks showed that the Bayesian approach offers distinct advantages for risk assessment and policy-making.</w:t>
       </w:r>
       <w:r>
@@ -4776,8 +4787,8 @@
         <w:t xml:space="preserve">We believe that the benefits gained outweigh the investments made and therefore want to encourage researchers to consider Bayesian methods.</w:t>
       </w:r>
     </w:p>
-    <w:bookmarkEnd w:id="51"/>
-    <w:bookmarkStart w:id="52" w:name="list-of-abbreviations"/>
+    <w:bookmarkEnd w:id="54"/>
+    <w:bookmarkStart w:id="55" w:name="list-of-abbreviations"/>
     <w:p>
       <w:pPr>
         <w:pStyle w:val="Heading1"/>
@@ -4789,12 +4800,13 @@
     <w:tbl>
       <w:tblPr>
         <w:tblStyle w:val="Table"/>
-        <w:tblW w:type="auto" w:w="0"/>
+        <w:tblW w:type="pct" w:w="5000"/>
+        <w:tblLayout w:type="fixed"/>
         <w:tblLook w:firstRow="1" w:lastRow="0" w:firstColumn="0" w:lastColumn="0" w:noHBand="0" w:noVBand="0" w:val="0020"/>
       </w:tblPr>
       <w:tblGrid>
-        <w:gridCol w:w="3960"/>
-        <w:gridCol w:w="3960"/>
+        <w:gridCol w:w="1287"/>
+        <w:gridCol w:w="6633"/>
       </w:tblGrid>
       <w:tr>
         <w:trPr>
@@ -4821,6 +4833,32 @@
             </w:pPr>
             <w:r>
               <w:t xml:space="preserve">Meaning</w:t>
+            </w:r>
+          </w:p>
+        </w:tc>
+      </w:tr>
+      <w:tr>
+        <w:tc>
+          <w:tcPr/>
+          <w:p>
+            <w:pPr>
+              <w:pStyle w:val="Compact"/>
+              <w:jc w:val="left"/>
+            </w:pPr>
+            <w:r>
+              <w:t xml:space="preserve">BARG</w:t>
+            </w:r>
+          </w:p>
+        </w:tc>
+        <w:tc>
+          <w:tcPr/>
+          <w:p>
+            <w:pPr>
+              <w:pStyle w:val="Compact"/>
+              <w:jc w:val="left"/>
+            </w:pPr>
+            <w:r>
+              <w:t xml:space="preserve">Bayesian Analysis Reporting Guidelines</w:t>
             </w:r>
           </w:p>
         </w:tc>
@@ -4964,6 +5002,32 @@
               <w:jc w:val="left"/>
             </w:pPr>
             <w:r>
+              <w:t xml:space="preserve">ERF</w:t>
+            </w:r>
+          </w:p>
+        </w:tc>
+        <w:tc>
+          <w:tcPr/>
+          <w:p>
+            <w:pPr>
+              <w:pStyle w:val="Compact"/>
+              <w:jc w:val="left"/>
+            </w:pPr>
+            <w:r>
+              <w:t xml:space="preserve">Exposure-response function</w:t>
+            </w:r>
+          </w:p>
+        </w:tc>
+      </w:tr>
+      <w:tr>
+        <w:tc>
+          <w:tcPr/>
+          <w:p>
+            <w:pPr>
+              <w:pStyle w:val="Compact"/>
+              <w:jc w:val="left"/>
+            </w:pPr>
+            <w:r>
               <w:t xml:space="preserve">EU</w:t>
             </w:r>
           </w:p>
@@ -5042,7 +5106,7 @@
               <w:jc w:val="left"/>
             </w:pPr>
             <w:r>
-              <w:t xml:space="preserve">REML</w:t>
+              <w:t xml:space="preserve">PRISMA</w:t>
             </w:r>
           </w:p>
         </w:tc>
@@ -5054,7 +5118,7 @@
               <w:jc w:val="left"/>
             </w:pPr>
             <w:r>
-              <w:t xml:space="preserve">Restricted maximum-likelihood</w:t>
+              <w:t xml:space="preserve">Preferred Reporting Items for Systematic reviews and Meta-Analyses</w:t>
             </w:r>
           </w:p>
         </w:tc>
@@ -5163,35 +5227,9 @@
           </w:p>
         </w:tc>
       </w:tr>
-      <w:tr>
-        <w:tc>
-          <w:tcPr/>
-          <w:p>
-            <w:pPr>
-              <w:pStyle w:val="Compact"/>
-              <w:jc w:val="left"/>
-            </w:pPr>
-            <w:r>
-              <w:t xml:space="preserve">DALY</w:t>
-            </w:r>
-          </w:p>
-        </w:tc>
-        <w:tc>
-          <w:tcPr/>
-          <w:p>
-            <w:pPr>
-              <w:pStyle w:val="Compact"/>
-              <w:jc w:val="left"/>
-            </w:pPr>
-            <w:r>
-              <w:t xml:space="preserve">Disability-adjusted Life Year</w:t>
-            </w:r>
-          </w:p>
-        </w:tc>
-      </w:tr>
     </w:tbl>
-    <w:bookmarkEnd w:id="52"/>
-    <w:bookmarkStart w:id="53" w:name="credit-authorship-contribution-statement"/>
+    <w:bookmarkEnd w:id="55"/>
+    <w:bookmarkStart w:id="56" w:name="credit-authorship-contribution-statement"/>
     <w:p>
       <w:pPr>
         <w:pStyle w:val="Heading1"/>
@@ -5212,7 +5250,7 @@
         <w:t xml:space="preserve">Paulina Sell</w:t>
       </w:r>
       <w:r>
-        <w:t xml:space="preserve">: Conceptualization, Data curation, Formal analysis, Methodology, Writing - original draft.</w:t>
+        <w:t xml:space="preserve">: Conceptualization, Data curation, Formal analysis, Methodology, Writing - original draft, Writing – review and editing.</w:t>
       </w:r>
       <w:r>
         <w:t xml:space="preserve"> </w:t>
@@ -5267,8 +5305,8 @@
         <w:t xml:space="preserve">: Supervision, Writing – review and editing.</w:t>
       </w:r>
     </w:p>
-    <w:bookmarkEnd w:id="53"/>
-    <w:bookmarkStart w:id="54" w:name="acknowledgements"/>
+    <w:bookmarkEnd w:id="56"/>
+    <w:bookmarkStart w:id="57" w:name="acknowledgements"/>
     <w:p>
       <w:pPr>
         <w:pStyle w:val="Heading1"/>
@@ -5327,8 +5365,8 @@
         <w:t xml:space="preserve">for their help in the literature screening process.</w:t>
       </w:r>
     </w:p>
-    <w:bookmarkEnd w:id="54"/>
-    <w:bookmarkStart w:id="55" w:name="funding"/>
+    <w:bookmarkEnd w:id="57"/>
+    <w:bookmarkStart w:id="58" w:name="funding"/>
     <w:p>
       <w:pPr>
         <w:pStyle w:val="Heading1"/>
@@ -5357,8 +5395,8 @@
         <w:t xml:space="preserve">Neither the European Union nor the granting authority can be held responsible for them.</w:t>
       </w:r>
     </w:p>
-    <w:bookmarkEnd w:id="55"/>
-    <w:bookmarkStart w:id="179" w:name="bibliography"/>
+    <w:bookmarkEnd w:id="58"/>
+    <w:bookmarkStart w:id="182" w:name="bibliography"/>
     <w:p>
       <w:pPr>
         <w:pStyle w:val="Heading1"/>
@@ -5367,8 +5405,8 @@
         <w:t xml:space="preserve">References</w:t>
       </w:r>
     </w:p>
-    <w:bookmarkStart w:id="178" w:name="refs"/>
-    <w:bookmarkStart w:id="57" w:name="X06097e4c5e52362623b7f1c040457eb7d553acc"/>
+    <w:bookmarkStart w:id="181" w:name="refs"/>
+    <w:bookmarkStart w:id="60" w:name="X06097e4c5e52362623b7f1c040457eb7d553acc"/>
     <w:p>
       <w:pPr>
         <w:pStyle w:val="Bibliography"/>
@@ -5454,7 +5492,7 @@
       <w:r>
         <w:t xml:space="preserve"> </w:t>
       </w:r>
-      <w:hyperlink r:id="rId56">
+      <w:hyperlink r:id="rId59">
         <w:r>
           <w:rPr>
             <w:rStyle w:val="Hyperlink"/>
@@ -5463,8 +5501,8 @@
         </w:r>
       </w:hyperlink>
     </w:p>
-    <w:bookmarkEnd w:id="57"/>
-    <w:bookmarkStart w:id="59" w:name="ref-bauer2020AssociationsMetalMixture"/>
+    <w:bookmarkEnd w:id="60"/>
+    <w:bookmarkStart w:id="62" w:name="ref-bauer2020AssociationsMetalMixture"/>
     <w:p>
       <w:pPr>
         <w:pStyle w:val="Bibliography"/>
@@ -5541,7 +5579,7 @@
       <w:r>
         <w:t xml:space="preserve"> </w:t>
       </w:r>
-      <w:hyperlink r:id="rId58">
+      <w:hyperlink r:id="rId61">
         <w:r>
           <w:rPr>
             <w:rStyle w:val="Hyperlink"/>
@@ -5550,8 +5588,8 @@
         </w:r>
       </w:hyperlink>
     </w:p>
-    <w:bookmarkEnd w:id="59"/>
-    <w:bookmarkStart w:id="61" w:name="ref-bellinger1992LowLevelLeadExposure"/>
+    <w:bookmarkEnd w:id="62"/>
+    <w:bookmarkStart w:id="64" w:name="ref-bellinger1992LowLevelLeadExposure"/>
     <w:p>
       <w:pPr>
         <w:pStyle w:val="Bibliography"/>
@@ -5598,7 +5636,7 @@
       <w:r>
         <w:t xml:space="preserve"> </w:t>
       </w:r>
-      <w:hyperlink r:id="rId60">
+      <w:hyperlink r:id="rId63">
         <w:r>
           <w:rPr>
             <w:rStyle w:val="Hyperlink"/>
@@ -5607,8 +5645,8 @@
         </w:r>
       </w:hyperlink>
     </w:p>
-    <w:bookmarkEnd w:id="61"/>
-    <w:bookmarkStart w:id="63" w:name="ref-brauer2024GlobalBurdenStrength"/>
+    <w:bookmarkEnd w:id="64"/>
+    <w:bookmarkStart w:id="66" w:name="ref-brauer2024GlobalBurdenStrength"/>
     <w:p>
       <w:pPr>
         <w:pStyle w:val="Bibliography"/>
@@ -5643,7 +5681,7 @@
       <w:r>
         <w:t xml:space="preserve"> </w:t>
       </w:r>
-      <w:hyperlink r:id="rId62">
+      <w:hyperlink r:id="rId65">
         <w:r>
           <w:rPr>
             <w:rStyle w:val="Hyperlink"/>
@@ -5652,8 +5690,8 @@
         </w:r>
       </w:hyperlink>
     </w:p>
-    <w:bookmarkEnd w:id="63"/>
-    <w:bookmarkStart w:id="65" w:name="ref-burkner2017BrmsPackageBayesian"/>
+    <w:bookmarkEnd w:id="66"/>
+    <w:bookmarkStart w:id="68" w:name="ref-burkner2017BrmsPackageBayesian"/>
     <w:p>
       <w:pPr>
         <w:pStyle w:val="Bibliography"/>
@@ -5727,7 +5765,7 @@
       <w:r>
         <w:t xml:space="preserve"> </w:t>
       </w:r>
-      <w:hyperlink r:id="rId64">
+      <w:hyperlink r:id="rId67">
         <w:r>
           <w:rPr>
             <w:rStyle w:val="Hyperlink"/>
@@ -5736,8 +5774,8 @@
         </w:r>
       </w:hyperlink>
     </w:p>
-    <w:bookmarkEnd w:id="65"/>
-    <w:bookmarkStart w:id="67" w:name="ref-ciyer2025BayesianMetaanalysis21st"/>
+    <w:bookmarkEnd w:id="68"/>
+    <w:bookmarkStart w:id="70" w:name="ref-ciyer2025BayesianMetaanalysis21st"/>
     <w:p>
       <w:pPr>
         <w:pStyle w:val="Bibliography"/>
@@ -5760,7 +5798,7 @@
       <w:r>
         <w:t xml:space="preserve"> </w:t>
       </w:r>
-      <w:hyperlink r:id="rId66">
+      <w:hyperlink r:id="rId69">
         <w:r>
           <w:rPr>
             <w:rStyle w:val="Hyperlink"/>
@@ -5769,8 +5807,8 @@
         </w:r>
       </w:hyperlink>
     </w:p>
-    <w:bookmarkEnd w:id="67"/>
-    <w:bookmarkStart w:id="69" w:name="Xa2086c2c3f6a9ac4b676f66b1cdbbd5efdb3b23"/>
+    <w:bookmarkEnd w:id="70"/>
+    <w:bookmarkStart w:id="72" w:name="Xa2086c2c3f6a9ac4b676f66b1cdbbd5efdb3b23"/>
     <w:p>
       <w:pPr>
         <w:pStyle w:val="Bibliography"/>
@@ -5837,7 +5875,7 @@
       <w:r>
         <w:t xml:space="preserve"> </w:t>
       </w:r>
-      <w:hyperlink r:id="rId68">
+      <w:hyperlink r:id="rId71">
         <w:r>
           <w:rPr>
             <w:rStyle w:val="Hyperlink"/>
@@ -5846,8 +5884,8 @@
         </w:r>
       </w:hyperlink>
     </w:p>
-    <w:bookmarkEnd w:id="69"/>
-    <w:bookmarkStart w:id="71" w:name="X93c1fc7f8e1220d02cbab90c02ac44248f2b23e"/>
+    <w:bookmarkEnd w:id="72"/>
+    <w:bookmarkStart w:id="74" w:name="X93c1fc7f8e1220d02cbab90c02ac44248f2b23e"/>
     <w:p>
       <w:pPr>
         <w:pStyle w:val="Bibliography"/>
@@ -5858,7 +5896,7 @@
       <w:r>
         <w:t xml:space="preserve"> </w:t>
       </w:r>
-      <w:hyperlink r:id="rId70">
+      <w:hyperlink r:id="rId73">
         <w:r>
           <w:rPr>
             <w:rStyle w:val="Hyperlink"/>
@@ -5867,8 +5905,8 @@
         </w:r>
       </w:hyperlink>
     </w:p>
-    <w:bookmarkEnd w:id="71"/>
-    <w:bookmarkStart w:id="73" w:name="ref-chang2006LowBloodLead"/>
+    <w:bookmarkEnd w:id="74"/>
+    <w:bookmarkStart w:id="76" w:name="ref-chang2006LowBloodLead"/>
     <w:p>
       <w:pPr>
         <w:pStyle w:val="Bibliography"/>
@@ -5879,7 +5917,7 @@
       <w:r>
         <w:t xml:space="preserve"> </w:t>
       </w:r>
-      <w:hyperlink r:id="rId72">
+      <w:hyperlink r:id="rId75">
         <w:r>
           <w:rPr>
             <w:rStyle w:val="Hyperlink"/>
@@ -5888,8 +5926,8 @@
         </w:r>
       </w:hyperlink>
     </w:p>
-    <w:bookmarkEnd w:id="73"/>
-    <w:bookmarkStart w:id="75" w:name="ref-chen2005IQBloodLead"/>
+    <w:bookmarkEnd w:id="76"/>
+    <w:bookmarkStart w:id="78" w:name="ref-chen2005IQBloodLead"/>
     <w:p>
       <w:pPr>
         <w:pStyle w:val="Bibliography"/>
@@ -6011,7 +6049,7 @@
       <w:r>
         <w:t xml:space="preserve"> </w:t>
       </w:r>
-      <w:hyperlink r:id="rId74">
+      <w:hyperlink r:id="rId77">
         <w:r>
           <w:rPr>
             <w:rStyle w:val="Hyperlink"/>
@@ -6020,8 +6058,8 @@
         </w:r>
       </w:hyperlink>
     </w:p>
-    <w:bookmarkEnd w:id="75"/>
-    <w:bookmarkStart w:id="77" w:name="ref-crump2013StatisticalReevaluationData"/>
+    <w:bookmarkEnd w:id="78"/>
+    <w:bookmarkStart w:id="80" w:name="ref-crump2013StatisticalReevaluationData"/>
     <w:p>
       <w:pPr>
         <w:pStyle w:val="Bibliography"/>
@@ -6044,7 +6082,7 @@
       <w:r>
         <w:t xml:space="preserve"> </w:t>
       </w:r>
-      <w:hyperlink r:id="rId76">
+      <w:hyperlink r:id="rId79">
         <w:r>
           <w:rPr>
             <w:rStyle w:val="Hyperlink"/>
@@ -6053,8 +6091,8 @@
         </w:r>
       </w:hyperlink>
     </w:p>
-    <w:bookmarkEnd w:id="77"/>
-    <w:bookmarkStart w:id="79" w:name="ref-dantzer2020ComparisonBloodToenails"/>
+    <w:bookmarkEnd w:id="80"/>
+    <w:bookmarkStart w:id="82" w:name="ref-dantzer2020ComparisonBloodToenails"/>
     <w:p>
       <w:pPr>
         <w:pStyle w:val="Bibliography"/>
@@ -6065,7 +6103,7 @@
       <w:r>
         <w:t xml:space="preserve"> </w:t>
       </w:r>
-      <w:hyperlink r:id="rId78">
+      <w:hyperlink r:id="rId81">
         <w:r>
           <w:rPr>
             <w:rStyle w:val="Hyperlink"/>
@@ -6074,8 +6112,8 @@
         </w:r>
       </w:hyperlink>
     </w:p>
-    <w:bookmarkEnd w:id="79"/>
-    <w:bookmarkStart w:id="81" w:name="X6bc65313eadd1b86059eb4ba10c8cf9d91be17d"/>
+    <w:bookmarkEnd w:id="82"/>
+    <w:bookmarkStart w:id="84" w:name="X6bc65313eadd1b86059eb4ba10c8cf9d91be17d"/>
     <w:p>
       <w:pPr>
         <w:pStyle w:val="Bibliography"/>
@@ -6110,7 +6148,7 @@
       <w:r>
         <w:t xml:space="preserve"> </w:t>
       </w:r>
-      <w:hyperlink r:id="rId80">
+      <w:hyperlink r:id="rId83">
         <w:r>
           <w:rPr>
             <w:rStyle w:val="Hyperlink"/>
@@ -6119,8 +6157,8 @@
         </w:r>
       </w:hyperlink>
     </w:p>
-    <w:bookmarkEnd w:id="81"/>
-    <w:bookmarkStart w:id="83" w:name="Xadfdab0209e4a364d9fdcffecfddb00700d2db9"/>
+    <w:bookmarkEnd w:id="84"/>
+    <w:bookmarkStart w:id="86" w:name="Xadfdab0209e4a364d9fdcffecfddb00700d2db9"/>
     <w:p>
       <w:pPr>
         <w:pStyle w:val="Bibliography"/>
@@ -6194,7 +6232,7 @@
       <w:r>
         <w:t xml:space="preserve"> </w:t>
       </w:r>
-      <w:hyperlink r:id="rId82">
+      <w:hyperlink r:id="rId85">
         <w:r>
           <w:rPr>
             <w:rStyle w:val="Hyperlink"/>
@@ -6203,8 +6241,8 @@
         </w:r>
       </w:hyperlink>
     </w:p>
-    <w:bookmarkEnd w:id="83"/>
-    <w:bookmarkStart w:id="85" w:name="ref-earl2016LowlevelEnvironmentalLead"/>
+    <w:bookmarkEnd w:id="86"/>
+    <w:bookmarkStart w:id="88" w:name="ref-earl2016LowlevelEnvironmentalLead"/>
     <w:p>
       <w:pPr>
         <w:pStyle w:val="Bibliography"/>
@@ -6215,7 +6253,7 @@
       <w:r>
         <w:t xml:space="preserve"> </w:t>
       </w:r>
-      <w:hyperlink r:id="rId84">
+      <w:hyperlink r:id="rId87">
         <w:r>
           <w:rPr>
             <w:rStyle w:val="Hyperlink"/>
@@ -6224,8 +6262,8 @@
         </w:r>
       </w:hyperlink>
     </w:p>
-    <w:bookmarkEnd w:id="85"/>
-    <w:bookmarkStart w:id="87" w:name="X4707f3a4b72a0982487545f9dc3d674642af108"/>
+    <w:bookmarkEnd w:id="88"/>
+    <w:bookmarkStart w:id="90" w:name="X4707f3a4b72a0982487545f9dc3d674642af108"/>
     <w:p>
       <w:pPr>
         <w:pStyle w:val="Bibliography"/>
@@ -6248,7 +6286,7 @@
       <w:r>
         <w:t xml:space="preserve"> </w:t>
       </w:r>
-      <w:hyperlink r:id="rId86">
+      <w:hyperlink r:id="rId89">
         <w:r>
           <w:rPr>
             <w:rStyle w:val="Hyperlink"/>
@@ -6257,8 +6295,8 @@
         </w:r>
       </w:hyperlink>
     </w:p>
-    <w:bookmarkEnd w:id="87"/>
-    <w:bookmarkStart w:id="89" w:name="X5615fc1cb9c455a90da75660348bda09fd0f967"/>
+    <w:bookmarkEnd w:id="90"/>
+    <w:bookmarkStart w:id="92" w:name="X5615fc1cb9c455a90da75660348bda09fd0f967"/>
     <w:p>
       <w:pPr>
         <w:pStyle w:val="Bibliography"/>
@@ -6302,7 +6340,7 @@
       <w:r>
         <w:t xml:space="preserve"> </w:t>
       </w:r>
-      <w:hyperlink r:id="rId88">
+      <w:hyperlink r:id="rId91">
         <w:r>
           <w:rPr>
             <w:rStyle w:val="Hyperlink"/>
@@ -6311,8 +6349,8 @@
         </w:r>
       </w:hyperlink>
     </w:p>
-    <w:bookmarkEnd w:id="89"/>
-    <w:bookmarkStart w:id="91" w:name="ref-figueroa2024LossCognitiveFunction"/>
+    <w:bookmarkEnd w:id="92"/>
+    <w:bookmarkStart w:id="94" w:name="ref-figueroa2024LossCognitiveFunction"/>
     <w:p>
       <w:pPr>
         <w:pStyle w:val="Bibliography"/>
@@ -6335,7 +6373,7 @@
       <w:r>
         <w:t xml:space="preserve"> </w:t>
       </w:r>
-      <w:hyperlink r:id="rId90">
+      <w:hyperlink r:id="rId93">
         <w:r>
           <w:rPr>
             <w:rStyle w:val="Hyperlink"/>
@@ -6344,8 +6382,8 @@
         </w:r>
       </w:hyperlink>
     </w:p>
-    <w:bookmarkEnd w:id="91"/>
-    <w:bookmarkStart w:id="92" w:name="X21bf392f662dc1b38e9a7fa4b314fc7a471696b"/>
+    <w:bookmarkEnd w:id="94"/>
+    <w:bookmarkStart w:id="95" w:name="X21bf392f662dc1b38e9a7fa4b314fc7a471696b"/>
     <w:p>
       <w:pPr>
         <w:pStyle w:val="Bibliography"/>
@@ -6375,8 +6413,8 @@
         <w:t xml:space="preserve">.</w:t>
       </w:r>
     </w:p>
-    <w:bookmarkEnd w:id="92"/>
-    <w:bookmarkStart w:id="94" w:name="ref-gelman2013Chapter4Asymptotics"/>
+    <w:bookmarkEnd w:id="95"/>
+    <w:bookmarkStart w:id="97" w:name="ref-gelman2013Chapter4Asymptotics"/>
     <w:p>
       <w:pPr>
         <w:pStyle w:val="Bibliography"/>
@@ -6426,7 +6464,7 @@
       <w:r>
         <w:t xml:space="preserve"> </w:t>
       </w:r>
-      <w:hyperlink r:id="rId93">
+      <w:hyperlink r:id="rId96">
         <w:r>
           <w:rPr>
             <w:rStyle w:val="Hyperlink"/>
@@ -6435,8 +6473,8 @@
         </w:r>
       </w:hyperlink>
     </w:p>
-    <w:bookmarkEnd w:id="94"/>
-    <w:bookmarkStart w:id="96" w:name="ref-gelman2020BayesianWorkflow"/>
+    <w:bookmarkEnd w:id="97"/>
+    <w:bookmarkStart w:id="99" w:name="ref-gelman2020BayesianWorkflow"/>
     <w:p>
       <w:pPr>
         <w:pStyle w:val="Bibliography"/>
@@ -6456,7 +6494,7 @@
       <w:r>
         <w:t xml:space="preserve"> </w:t>
       </w:r>
-      <w:hyperlink r:id="rId95">
+      <w:hyperlink r:id="rId98">
         <w:r>
           <w:rPr>
             <w:rStyle w:val="Hyperlink"/>
@@ -6465,8 +6503,8 @@
         </w:r>
       </w:hyperlink>
     </w:p>
-    <w:bookmarkEnd w:id="96"/>
-    <w:bookmarkStart w:id="98" w:name="ref-goodman2023SexDifferencePre"/>
+    <w:bookmarkEnd w:id="99"/>
+    <w:bookmarkStart w:id="101" w:name="ref-goodman2023SexDifferencePre"/>
     <w:p>
       <w:pPr>
         <w:pStyle w:val="Bibliography"/>
@@ -6477,7 +6515,7 @@
       <w:r>
         <w:t xml:space="preserve"> </w:t>
       </w:r>
-      <w:hyperlink r:id="rId97">
+      <w:hyperlink r:id="rId100">
         <w:r>
           <w:rPr>
             <w:rStyle w:val="Hyperlink"/>
@@ -6486,8 +6524,8 @@
         </w:r>
       </w:hyperlink>
     </w:p>
-    <w:bookmarkEnd w:id="98"/>
-    <w:bookmarkStart w:id="100" w:name="X035620408d1fb22c7ed381e74f0468c30df4612"/>
+    <w:bookmarkEnd w:id="101"/>
+    <w:bookmarkStart w:id="103" w:name="X035620408d1fb22c7ed381e74f0468c30df4612"/>
     <w:p>
       <w:pPr>
         <w:pStyle w:val="Bibliography"/>
@@ -6525,7 +6563,7 @@
       <w:r>
         <w:t xml:space="preserve"> </w:t>
       </w:r>
-      <w:hyperlink r:id="rId99">
+      <w:hyperlink r:id="rId102">
         <w:r>
           <w:rPr>
             <w:rStyle w:val="Hyperlink"/>
@@ -6534,8 +6572,8 @@
         </w:r>
       </w:hyperlink>
     </w:p>
-    <w:bookmarkEnd w:id="100"/>
-    <w:bookmarkStart w:id="102" w:name="ref-halabicky2023LowLevelLead"/>
+    <w:bookmarkEnd w:id="103"/>
+    <w:bookmarkStart w:id="105" w:name="ref-halabicky2023LowLevelLead"/>
     <w:p>
       <w:pPr>
         <w:pStyle w:val="Bibliography"/>
@@ -6558,7 +6596,7 @@
       <w:r>
         <w:t xml:space="preserve"> </w:t>
       </w:r>
-      <w:hyperlink r:id="rId101">
+      <w:hyperlink r:id="rId104">
         <w:r>
           <w:rPr>
             <w:rStyle w:val="Hyperlink"/>
@@ -6567,8 +6605,8 @@
         </w:r>
       </w:hyperlink>
     </w:p>
-    <w:bookmarkEnd w:id="102"/>
-    <w:bookmarkStart w:id="104" w:name="ref-harari2018BloodLeadLevels"/>
+    <w:bookmarkEnd w:id="105"/>
+    <w:bookmarkStart w:id="107" w:name="ref-harari2018BloodLeadLevels"/>
     <w:p>
       <w:pPr>
         <w:pStyle w:val="Bibliography"/>
@@ -6612,7 +6650,7 @@
       <w:r>
         <w:t xml:space="preserve"> </w:t>
       </w:r>
-      <w:hyperlink r:id="rId103">
+      <w:hyperlink r:id="rId106">
         <w:r>
           <w:rPr>
             <w:rStyle w:val="Hyperlink"/>
@@ -6621,8 +6659,8 @@
         </w:r>
       </w:hyperlink>
     </w:p>
-    <w:bookmarkEnd w:id="104"/>
-    <w:bookmarkStart w:id="106" w:name="Xec30ec7c912152a14c0f622040312567154bf15"/>
+    <w:bookmarkEnd w:id="107"/>
+    <w:bookmarkStart w:id="109" w:name="Xec30ec7c912152a14c0f622040312567154bf15"/>
     <w:p>
       <w:pPr>
         <w:pStyle w:val="Bibliography"/>
@@ -6714,7 +6752,7 @@
       <w:r>
         <w:t xml:space="preserve"> </w:t>
       </w:r>
-      <w:hyperlink r:id="rId105">
+      <w:hyperlink r:id="rId108">
         <w:r>
           <w:rPr>
             <w:rStyle w:val="Hyperlink"/>
@@ -6723,8 +6761,8 @@
         </w:r>
       </w:hyperlink>
     </w:p>
-    <w:bookmarkEnd w:id="106"/>
-    <w:bookmarkStart w:id="108" w:name="ref-heidari2022EffectLeadExposurea"/>
+    <w:bookmarkEnd w:id="109"/>
+    <w:bookmarkStart w:id="111" w:name="ref-heidari2022EffectLeadExposurea"/>
     <w:p>
       <w:pPr>
         <w:pStyle w:val="Bibliography"/>
@@ -6747,7 +6785,7 @@
       <w:r>
         <w:t xml:space="preserve"> </w:t>
       </w:r>
-      <w:hyperlink r:id="rId107">
+      <w:hyperlink r:id="rId110">
         <w:r>
           <w:rPr>
             <w:rStyle w:val="Hyperlink"/>
@@ -6756,8 +6794,8 @@
         </w:r>
       </w:hyperlink>
     </w:p>
-    <w:bookmarkEnd w:id="108"/>
-    <w:bookmarkStart w:id="110" w:name="X837f91f784566061977da85c17a5755a81dedde"/>
+    <w:bookmarkEnd w:id="111"/>
+    <w:bookmarkStart w:id="113" w:name="X837f91f784566061977da85c17a5755a81dedde"/>
     <w:p>
       <w:pPr>
         <w:pStyle w:val="Bibliography"/>
@@ -6768,7 +6806,7 @@
       <w:r>
         <w:t xml:space="preserve"> </w:t>
       </w:r>
-      <w:hyperlink r:id="rId109">
+      <w:hyperlink r:id="rId112">
         <w:r>
           <w:rPr>
             <w:rStyle w:val="Hyperlink"/>
@@ -6777,8 +6815,8 @@
         </w:r>
       </w:hyperlink>
     </w:p>
-    <w:bookmarkEnd w:id="110"/>
-    <w:bookmarkStart w:id="112" w:name="ref-hong2013ComparingBayesianFrequentist"/>
+    <w:bookmarkEnd w:id="113"/>
+    <w:bookmarkStart w:id="115" w:name="ref-hong2013ComparingBayesianFrequentist"/>
     <w:p>
       <w:pPr>
         <w:pStyle w:val="Bibliography"/>
@@ -6822,7 +6860,7 @@
       <w:r>
         <w:t xml:space="preserve"> </w:t>
       </w:r>
-      <w:hyperlink r:id="rId111">
+      <w:hyperlink r:id="rId114">
         <w:r>
           <w:rPr>
             <w:rStyle w:val="Hyperlink"/>
@@ -6831,8 +6869,8 @@
         </w:r>
       </w:hyperlink>
     </w:p>
-    <w:bookmarkEnd w:id="112"/>
-    <w:bookmarkStart w:id="114" w:name="ref-hong2015EnvironmentalLeadExposure"/>
+    <w:bookmarkEnd w:id="115"/>
+    <w:bookmarkStart w:id="117" w:name="ref-hong2015EnvironmentalLeadExposure"/>
     <w:p>
       <w:pPr>
         <w:pStyle w:val="Bibliography"/>
@@ -6894,7 +6932,7 @@
       <w:r>
         <w:t xml:space="preserve"> </w:t>
       </w:r>
-      <w:hyperlink r:id="rId113">
+      <w:hyperlink r:id="rId116">
         <w:r>
           <w:rPr>
             <w:rStyle w:val="Hyperlink"/>
@@ -6903,8 +6941,8 @@
         </w:r>
       </w:hyperlink>
     </w:p>
-    <w:bookmarkEnd w:id="114"/>
-    <w:bookmarkStart w:id="116" w:name="ref-kazi2026PvaluesBayesFactor"/>
+    <w:bookmarkEnd w:id="117"/>
+    <w:bookmarkStart w:id="119" w:name="ref-kazi2026PvaluesBayesFactor"/>
     <w:p>
       <w:pPr>
         <w:pStyle w:val="Bibliography"/>
@@ -6945,7 +6983,7 @@
       <w:r>
         <w:t xml:space="preserve"> </w:t>
       </w:r>
-      <w:hyperlink r:id="rId115">
+      <w:hyperlink r:id="rId118">
         <w:r>
           <w:rPr>
             <w:rStyle w:val="Hyperlink"/>
@@ -6954,8 +6992,8 @@
         </w:r>
       </w:hyperlink>
     </w:p>
-    <w:bookmarkEnd w:id="116"/>
-    <w:bookmarkStart w:id="118" w:name="X5cae6442bbe0e1f5d8df6cd5008aab2dbfb65a6"/>
+    <w:bookmarkEnd w:id="119"/>
+    <w:bookmarkStart w:id="121" w:name="X5cae6442bbe0e1f5d8df6cd5008aab2dbfb65a6"/>
     <w:p>
       <w:pPr>
         <w:pStyle w:val="Bibliography"/>
@@ -6975,7 +7013,7 @@
       <w:r>
         <w:t xml:space="preserve"> </w:t>
       </w:r>
-      <w:hyperlink r:id="rId117">
+      <w:hyperlink r:id="rId120">
         <w:r>
           <w:rPr>
             <w:rStyle w:val="Hyperlink"/>
@@ -6984,8 +7022,8 @@
         </w:r>
       </w:hyperlink>
     </w:p>
-    <w:bookmarkEnd w:id="118"/>
-    <w:bookmarkStart w:id="120" w:name="ref-lacerda2023GlobalDecreaseBlood"/>
+    <w:bookmarkEnd w:id="121"/>
+    <w:bookmarkStart w:id="123" w:name="ref-lacerda2023GlobalDecreaseBlood"/>
     <w:p>
       <w:pPr>
         <w:pStyle w:val="Bibliography"/>
@@ -6996,7 +7034,7 @@
       <w:r>
         <w:t xml:space="preserve"> </w:t>
       </w:r>
-      <w:hyperlink r:id="rId119">
+      <w:hyperlink r:id="rId122">
         <w:r>
           <w:rPr>
             <w:rStyle w:val="Hyperlink"/>
@@ -7005,8 +7043,8 @@
         </w:r>
       </w:hyperlink>
     </w:p>
-    <w:bookmarkEnd w:id="120"/>
-    <w:bookmarkStart w:id="122" w:name="X33f03e29791f20cdbbbbf0729c723b16e55ed16"/>
+    <w:bookmarkEnd w:id="123"/>
+    <w:bookmarkStart w:id="125" w:name="X33f03e29791f20cdbbbbf0729c723b16e55ed16"/>
     <w:p>
       <w:pPr>
         <w:pStyle w:val="Bibliography"/>
@@ -7065,7 +7103,7 @@
       <w:r>
         <w:t xml:space="preserve"> </w:t>
       </w:r>
-      <w:hyperlink r:id="rId121">
+      <w:hyperlink r:id="rId124">
         <w:r>
           <w:rPr>
             <w:rStyle w:val="Hyperlink"/>
@@ -7074,8 +7112,8 @@
         </w:r>
       </w:hyperlink>
     </w:p>
-    <w:bookmarkEnd w:id="122"/>
-    <w:bookmarkStart w:id="124" w:name="X9a8bad0b78f43066cb333fdedcdcad5d7017900"/>
+    <w:bookmarkEnd w:id="125"/>
+    <w:bookmarkStart w:id="127" w:name="X9a8bad0b78f43066cb333fdedcdcad5d7017900"/>
     <w:p>
       <w:pPr>
         <w:pStyle w:val="Bibliography"/>
@@ -7122,7 +7160,7 @@
       <w:r>
         <w:t xml:space="preserve"> </w:t>
       </w:r>
-      <w:hyperlink r:id="rId123">
+      <w:hyperlink r:id="rId126">
         <w:r>
           <w:rPr>
             <w:rStyle w:val="Hyperlink"/>
@@ -7131,8 +7169,8 @@
         </w:r>
       </w:hyperlink>
     </w:p>
-    <w:bookmarkEnd w:id="124"/>
-    <w:bookmarkStart w:id="126" w:name="ref-lanphear2018LowlevelLeadExposure"/>
+    <w:bookmarkEnd w:id="127"/>
+    <w:bookmarkStart w:id="129" w:name="ref-lanphear2018LowlevelLeadExposure"/>
     <w:p>
       <w:pPr>
         <w:pStyle w:val="Bibliography"/>
@@ -7155,7 +7193,7 @@
       <w:r>
         <w:t xml:space="preserve"> </w:t>
       </w:r>
-      <w:hyperlink r:id="rId125">
+      <w:hyperlink r:id="rId128">
         <w:r>
           <w:rPr>
             <w:rStyle w:val="Hyperlink"/>
@@ -7164,8 +7202,8 @@
         </w:r>
       </w:hyperlink>
     </w:p>
-    <w:bookmarkEnd w:id="126"/>
-    <w:bookmarkStart w:id="128" w:name="ref-larsen2023GlobalHealthBurden"/>
+    <w:bookmarkEnd w:id="129"/>
+    <w:bookmarkStart w:id="131" w:name="ref-larsen2023GlobalHealthBurden"/>
     <w:p>
       <w:pPr>
         <w:pStyle w:val="Bibliography"/>
@@ -7176,7 +7214,7 @@
       <w:r>
         <w:t xml:space="preserve"> </w:t>
       </w:r>
-      <w:hyperlink r:id="rId127">
+      <w:hyperlink r:id="rId130">
         <w:r>
           <w:rPr>
             <w:rStyle w:val="Hyperlink"/>
@@ -7185,8 +7223,8 @@
         </w:r>
       </w:hyperlink>
     </w:p>
-    <w:bookmarkEnd w:id="128"/>
-    <w:bookmarkStart w:id="130" w:name="ref-lee2021PrenatalPostnatalExposures"/>
+    <w:bookmarkEnd w:id="131"/>
+    <w:bookmarkStart w:id="133" w:name="ref-lee2021PrenatalPostnatalExposures"/>
     <w:p>
       <w:pPr>
         <w:pStyle w:val="Bibliography"/>
@@ -7230,7 +7268,7 @@
       <w:r>
         <w:t xml:space="preserve"> </w:t>
       </w:r>
-      <w:hyperlink r:id="rId129">
+      <w:hyperlink r:id="rId132">
         <w:r>
           <w:rPr>
             <w:rStyle w:val="Hyperlink"/>
@@ -7239,8 +7277,8 @@
         </w:r>
       </w:hyperlink>
     </w:p>
-    <w:bookmarkEnd w:id="130"/>
-    <w:bookmarkStart w:id="132" w:name="X716dc31ca13dac7355fea3a0f7dea95779ecabb"/>
+    <w:bookmarkEnd w:id="133"/>
+    <w:bookmarkStart w:id="135" w:name="X716dc31ca13dac7355fea3a0f7dea95779ecabb"/>
     <w:p>
       <w:pPr>
         <w:pStyle w:val="Bibliography"/>
@@ -7269,7 +7307,7 @@
       <w:r>
         <w:t xml:space="preserve"> </w:t>
       </w:r>
-      <w:hyperlink r:id="rId131">
+      <w:hyperlink r:id="rId134">
         <w:r>
           <w:rPr>
             <w:rStyle w:val="Hyperlink"/>
@@ -7278,8 +7316,8 @@
         </w:r>
       </w:hyperlink>
     </w:p>
-    <w:bookmarkEnd w:id="132"/>
-    <w:bookmarkStart w:id="134" w:name="Xb0421be95a139ca5af39ce6040517bf1be79427"/>
+    <w:bookmarkEnd w:id="135"/>
+    <w:bookmarkStart w:id="137" w:name="Xb0421be95a139ca5af39ce6040517bf1be79427"/>
     <w:p>
       <w:pPr>
         <w:pStyle w:val="Bibliography"/>
@@ -7302,7 +7340,7 @@
       <w:r>
         <w:t xml:space="preserve"> </w:t>
       </w:r>
-      <w:hyperlink r:id="rId133">
+      <w:hyperlink r:id="rId136">
         <w:r>
           <w:rPr>
             <w:rStyle w:val="Hyperlink"/>
@@ -7311,8 +7349,8 @@
         </w:r>
       </w:hyperlink>
     </w:p>
-    <w:bookmarkEnd w:id="134"/>
-    <w:bookmarkStart w:id="136" w:name="ref-mcfarland2022HalfUSPopulation"/>
+    <w:bookmarkEnd w:id="137"/>
+    <w:bookmarkStart w:id="139" w:name="ref-mcfarland2022HalfUSPopulation"/>
     <w:p>
       <w:pPr>
         <w:pStyle w:val="Bibliography"/>
@@ -7335,7 +7373,7 @@
       <w:r>
         <w:t xml:space="preserve"> </w:t>
       </w:r>
-      <w:hyperlink r:id="rId135">
+      <w:hyperlink r:id="rId138">
         <w:r>
           <w:rPr>
             <w:rStyle w:val="Hyperlink"/>
@@ -7344,8 +7382,8 @@
         </w:r>
       </w:hyperlink>
     </w:p>
-    <w:bookmarkEnd w:id="136"/>
-    <w:bookmarkStart w:id="137" w:name="X33fe7de6e8b65c86af337dbdb8d7cc8651c48a8"/>
+    <w:bookmarkEnd w:id="139"/>
+    <w:bookmarkStart w:id="140" w:name="X33fe7de6e8b65c86af337dbdb8d7cc8651c48a8"/>
     <w:p>
       <w:pPr>
         <w:pStyle w:val="Bibliography"/>
@@ -7411,8 +7449,8 @@
         <w:t xml:space="preserve">. International Journal of Environmental Research and Public Health 15, 2418.</w:t>
       </w:r>
     </w:p>
-    <w:bookmarkEnd w:id="137"/>
-    <w:bookmarkStart w:id="139" w:name="ref-needleman1990LowLevelLeadExposure"/>
+    <w:bookmarkEnd w:id="140"/>
+    <w:bookmarkStart w:id="142" w:name="ref-needleman1990LowLevelLeadExposure"/>
     <w:p>
       <w:pPr>
         <w:pStyle w:val="Bibliography"/>
@@ -7474,7 +7512,7 @@
       <w:r>
         <w:t xml:space="preserve"> </w:t>
       </w:r>
-      <w:hyperlink r:id="rId138">
+      <w:hyperlink r:id="rId141">
         <w:r>
           <w:rPr>
             <w:rStyle w:val="Hyperlink"/>
@@ -7483,8 +7521,8 @@
         </w:r>
       </w:hyperlink>
     </w:p>
-    <w:bookmarkEnd w:id="139"/>
-    <w:bookmarkStart w:id="140" w:name="Xf5486a80753c915bf34b5d8f3ad5e46aac479a7"/>
+    <w:bookmarkEnd w:id="142"/>
+    <w:bookmarkStart w:id="143" w:name="Xf5486a80753c915bf34b5d8f3ad5e46aac479a7"/>
     <w:p>
       <w:pPr>
         <w:pStyle w:val="Bibliography"/>
@@ -7538,8 +7576,8 @@
         <w:t xml:space="preserve">.</w:t>
       </w:r>
     </w:p>
-    <w:bookmarkEnd w:id="140"/>
-    <w:bookmarkStart w:id="142" w:name="ref-page2021PRISMA2020Statement"/>
+    <w:bookmarkEnd w:id="143"/>
+    <w:bookmarkStart w:id="145" w:name="ref-page2021PRISMA2020Statement"/>
     <w:p>
       <w:pPr>
         <w:pStyle w:val="Bibliography"/>
@@ -7562,7 +7600,7 @@
       <w:r>
         <w:t xml:space="preserve"> </w:t>
       </w:r>
-      <w:hyperlink r:id="rId141">
+      <w:hyperlink r:id="rId144">
         <w:r>
           <w:rPr>
             <w:rStyle w:val="Hyperlink"/>
@@ -7571,8 +7609,8 @@
         </w:r>
       </w:hyperlink>
     </w:p>
-    <w:bookmarkEnd w:id="142"/>
-    <w:bookmarkStart w:id="144" w:name="ref-plate2024DevelopmentToolRapid"/>
+    <w:bookmarkEnd w:id="145"/>
+    <w:bookmarkStart w:id="147" w:name="ref-plate2024DevelopmentToolRapid"/>
     <w:p>
       <w:pPr>
         <w:pStyle w:val="Bibliography"/>
@@ -7583,7 +7621,7 @@
       <w:r>
         <w:t xml:space="preserve"> </w:t>
       </w:r>
-      <w:hyperlink r:id="rId143">
+      <w:hyperlink r:id="rId146">
         <w:r>
           <w:rPr>
             <w:rStyle w:val="Hyperlink"/>
@@ -7592,8 +7630,8 @@
         </w:r>
       </w:hyperlink>
     </w:p>
-    <w:bookmarkEnd w:id="144"/>
-    <w:bookmarkStart w:id="146" w:name="ref-pocock1994EnvironmentalLeadChildrens"/>
+    <w:bookmarkEnd w:id="147"/>
+    <w:bookmarkStart w:id="149" w:name="ref-pocock1994EnvironmentalLeadChildrens"/>
     <w:p>
       <w:pPr>
         <w:pStyle w:val="Bibliography"/>
@@ -7604,7 +7642,7 @@
       <w:r>
         <w:t xml:space="preserve"> </w:t>
       </w:r>
-      <w:hyperlink r:id="rId145">
+      <w:hyperlink r:id="rId148">
         <w:r>
           <w:rPr>
             <w:rStyle w:val="Hyperlink"/>
@@ -7613,8 +7651,8 @@
         </w:r>
       </w:hyperlink>
     </w:p>
-    <w:bookmarkEnd w:id="146"/>
-    <w:bookmarkStart w:id="147" w:name="Xd915bcb040430c17655975a5ceb4d7b4bdd04ac"/>
+    <w:bookmarkEnd w:id="149"/>
+    <w:bookmarkStart w:id="150" w:name="Xd915bcb040430c17655975a5ceb4d7b4bdd04ac"/>
     <w:p>
       <w:pPr>
         <w:pStyle w:val="Bibliography"/>
@@ -7623,8 +7661,8 @@
         <w:t xml:space="preserve">Prüss-Üstün, A., Mathers, C., Corvalán, C., Woodward, A., 2003. Assessing the environmental burden of disease at national and local levels: Introduction and methods. Environmental burden of disease series.</w:t>
       </w:r>
     </w:p>
-    <w:bookmarkEnd w:id="147"/>
-    <w:bookmarkStart w:id="148" w:name="X4bd034c52731e178b4de125c2c778bdc533803c"/>
+    <w:bookmarkEnd w:id="150"/>
+    <w:bookmarkStart w:id="151" w:name="X4bd034c52731e178b4de125c2c778bdc533803c"/>
     <w:p>
       <w:pPr>
         <w:pStyle w:val="Bibliography"/>
@@ -7666,8 +7704,8 @@
         <w:t xml:space="preserve">.</w:t>
       </w:r>
     </w:p>
-    <w:bookmarkEnd w:id="148"/>
-    <w:bookmarkStart w:id="150" w:name="ref-rosengren2025ExposureLeadCoronary"/>
+    <w:bookmarkEnd w:id="151"/>
+    <w:bookmarkStart w:id="153" w:name="ref-rosengren2025ExposureLeadCoronary"/>
     <w:p>
       <w:pPr>
         <w:pStyle w:val="Bibliography"/>
@@ -7720,7 +7758,7 @@
       <w:r>
         <w:t xml:space="preserve"> </w:t>
       </w:r>
-      <w:hyperlink r:id="rId149">
+      <w:hyperlink r:id="rId152">
         <w:r>
           <w:rPr>
             <w:rStyle w:val="Hyperlink"/>
@@ -7729,8 +7767,8 @@
         </w:r>
       </w:hyperlink>
     </w:p>
-    <w:bookmarkEnd w:id="150"/>
-    <w:bookmarkStart w:id="152" w:name="ref-roy2013EffectModificationTransferrin"/>
+    <w:bookmarkEnd w:id="153"/>
+    <w:bookmarkStart w:id="155" w:name="ref-roy2013EffectModificationTransferrin"/>
     <w:p>
       <w:pPr>
         <w:pStyle w:val="Bibliography"/>
@@ -7762,7 +7800,7 @@
       <w:r>
         <w:t xml:space="preserve"> </w:t>
       </w:r>
-      <w:hyperlink r:id="rId151">
+      <w:hyperlink r:id="rId154">
         <w:r>
           <w:rPr>
             <w:rStyle w:val="Hyperlink"/>
@@ -7771,8 +7809,8 @@
         </w:r>
       </w:hyperlink>
     </w:p>
-    <w:bookmarkEnd w:id="152"/>
-    <w:bookmarkStart w:id="154" w:name="ref-sadeghirad2023TheoryPracticeBayesian"/>
+    <w:bookmarkEnd w:id="155"/>
+    <w:bookmarkStart w:id="157" w:name="ref-sadeghirad2023TheoryPracticeBayesian"/>
     <w:p>
       <w:pPr>
         <w:pStyle w:val="Bibliography"/>
@@ -7795,7 +7833,7 @@
       <w:r>
         <w:t xml:space="preserve"> </w:t>
       </w:r>
-      <w:hyperlink r:id="rId153">
+      <w:hyperlink r:id="rId156">
         <w:r>
           <w:rPr>
             <w:rStyle w:val="Hyperlink"/>
@@ -7804,8 +7842,8 @@
         </w:r>
       </w:hyperlink>
     </w:p>
-    <w:bookmarkEnd w:id="154"/>
-    <w:bookmarkStart w:id="156" w:name="Xe38019c88c6d2792bb296bad7dc0a4dd55f1319"/>
+    <w:bookmarkEnd w:id="157"/>
+    <w:bookmarkStart w:id="159" w:name="Xe38019c88c6d2792bb296bad7dc0a4dd55f1319"/>
     <w:p>
       <w:pPr>
         <w:pStyle w:val="Bibliography"/>
@@ -7828,7 +7866,7 @@
       <w:r>
         <w:t xml:space="preserve"> </w:t>
       </w:r>
-      <w:hyperlink r:id="rId155">
+      <w:hyperlink r:id="rId158">
         <w:r>
           <w:rPr>
             <w:rStyle w:val="Hyperlink"/>
@@ -7837,8 +7875,8 @@
         </w:r>
       </w:hyperlink>
     </w:p>
-    <w:bookmarkEnd w:id="156"/>
-    <w:bookmarkStart w:id="158" w:name="Xcf7993c3f58afaabaf73be6238c67f4f63053d9"/>
+    <w:bookmarkEnd w:id="159"/>
+    <w:bookmarkStart w:id="161" w:name="Xcf7993c3f58afaabaf73be6238c67f4f63053d9"/>
     <w:p>
       <w:pPr>
         <w:pStyle w:val="Bibliography"/>
@@ -7882,7 +7920,7 @@
       <w:r>
         <w:t xml:space="preserve"> </w:t>
       </w:r>
-      <w:hyperlink r:id="rId157">
+      <w:hyperlink r:id="rId160">
         <w:r>
           <w:rPr>
             <w:rStyle w:val="Hyperlink"/>
@@ -7891,8 +7929,8 @@
         </w:r>
       </w:hyperlink>
     </w:p>
-    <w:bookmarkEnd w:id="158"/>
-    <w:bookmarkStart w:id="160" w:name="ref-schwartz1994LowLevelLeadExposure"/>
+    <w:bookmarkEnd w:id="161"/>
+    <w:bookmarkStart w:id="163" w:name="ref-schwartz1994LowLevelLeadExposure"/>
     <w:p>
       <w:pPr>
         <w:pStyle w:val="Bibliography"/>
@@ -7971,7 +8009,7 @@
       <w:r>
         <w:t xml:space="preserve"> </w:t>
       </w:r>
-      <w:hyperlink r:id="rId159">
+      <w:hyperlink r:id="rId162">
         <w:r>
           <w:rPr>
             <w:rStyle w:val="Hyperlink"/>
@@ -7980,8 +8018,8 @@
         </w:r>
       </w:hyperlink>
     </w:p>
-    <w:bookmarkEnd w:id="160"/>
-    <w:bookmarkStart w:id="162" w:name="X55ae1a8b757df519e0a47e2002b3acc0b2e73ec"/>
+    <w:bookmarkEnd w:id="163"/>
+    <w:bookmarkStart w:id="165" w:name="X55ae1a8b757df519e0a47e2002b3acc0b2e73ec"/>
     <w:p>
       <w:pPr>
         <w:pStyle w:val="Bibliography"/>
@@ -8004,7 +8042,7 @@
       <w:r>
         <w:t xml:space="preserve"> </w:t>
       </w:r>
-      <w:hyperlink r:id="rId161">
+      <w:hyperlink r:id="rId164">
         <w:r>
           <w:rPr>
             <w:rStyle w:val="Hyperlink"/>
@@ -8013,8 +8051,8 @@
         </w:r>
       </w:hyperlink>
     </w:p>
-    <w:bookmarkEnd w:id="162"/>
-    <w:bookmarkStart w:id="164" w:name="ref-shaffer2025LeadExposureAntisocial"/>
+    <w:bookmarkEnd w:id="165"/>
+    <w:bookmarkStart w:id="167" w:name="ref-shaffer2025LeadExposureAntisocial"/>
     <w:p>
       <w:pPr>
         <w:pStyle w:val="Bibliography"/>
@@ -8037,7 +8075,7 @@
       <w:r>
         <w:t xml:space="preserve"> </w:t>
       </w:r>
-      <w:hyperlink r:id="rId163">
+      <w:hyperlink r:id="rId166">
         <w:r>
           <w:rPr>
             <w:rStyle w:val="Hyperlink"/>
@@ -8046,8 +8084,8 @@
         </w:r>
       </w:hyperlink>
     </w:p>
-    <w:bookmarkEnd w:id="164"/>
-    <w:bookmarkStart w:id="166" w:name="ref-smith2018StepAwayStepwise"/>
+    <w:bookmarkEnd w:id="167"/>
+    <w:bookmarkStart w:id="169" w:name="ref-smith2018StepAwayStepwise"/>
     <w:p>
       <w:pPr>
         <w:pStyle w:val="Bibliography"/>
@@ -8058,7 +8096,7 @@
       <w:r>
         <w:t xml:space="preserve"> </w:t>
       </w:r>
-      <w:hyperlink r:id="rId165">
+      <w:hyperlink r:id="rId168">
         <w:r>
           <w:rPr>
             <w:rStyle w:val="Hyperlink"/>
@@ -8067,8 +8105,8 @@
         </w:r>
       </w:hyperlink>
     </w:p>
-    <w:bookmarkEnd w:id="166"/>
-    <w:bookmarkStart w:id="168" w:name="ref-sy2024AssessmentLongTermExposure"/>
+    <w:bookmarkEnd w:id="169"/>
+    <w:bookmarkStart w:id="171" w:name="ref-sy2024AssessmentLongTermExposure"/>
     <w:p>
       <w:pPr>
         <w:pStyle w:val="Bibliography"/>
@@ -8112,7 +8150,7 @@
       <w:r>
         <w:t xml:space="preserve"> </w:t>
       </w:r>
-      <w:hyperlink r:id="rId167">
+      <w:hyperlink r:id="rId170">
         <w:r>
           <w:rPr>
             <w:rStyle w:val="Hyperlink"/>
@@ -8121,8 +8159,8 @@
         </w:r>
       </w:hyperlink>
     </w:p>
-    <w:bookmarkEnd w:id="168"/>
-    <w:bookmarkStart w:id="169" w:name="ref-tamasszigeti2022SubstanceReportLead"/>
+    <w:bookmarkEnd w:id="171"/>
+    <w:bookmarkStart w:id="172" w:name="ref-tamasszigeti2022SubstanceReportLead"/>
     <w:p>
       <w:pPr>
         <w:pStyle w:val="Bibliography"/>
@@ -8140,8 +8178,8 @@
         <w:t xml:space="preserve">. HBM4EU.</w:t>
       </w:r>
     </w:p>
-    <w:bookmarkEnd w:id="169"/>
-    <w:bookmarkStart w:id="171" w:name="X99fa6bd9cd2521340285769f289a6c9d4bfe17b"/>
+    <w:bookmarkEnd w:id="172"/>
+    <w:bookmarkStart w:id="174" w:name="X99fa6bd9cd2521340285769f289a6c9d4bfe17b"/>
     <w:p>
       <w:pPr>
         <w:pStyle w:val="Bibliography"/>
@@ -8185,7 +8223,7 @@
       <w:r>
         <w:t xml:space="preserve"> </w:t>
       </w:r>
-      <w:hyperlink r:id="rId170">
+      <w:hyperlink r:id="rId173">
         <w:r>
           <w:rPr>
             <w:rStyle w:val="Hyperlink"/>
@@ -8194,8 +8232,8 @@
         </w:r>
       </w:hyperlink>
     </w:p>
-    <w:bookmarkEnd w:id="171"/>
-    <w:bookmarkStart w:id="173" w:name="ref-wan2022ChronicLeadExposure"/>
+    <w:bookmarkEnd w:id="174"/>
+    <w:bookmarkStart w:id="176" w:name="ref-wan2022ChronicLeadExposure"/>
     <w:p>
       <w:pPr>
         <w:pStyle w:val="Bibliography"/>
@@ -8206,7 +8244,7 @@
       <w:r>
         <w:t xml:space="preserve"> </w:t>
       </w:r>
-      <w:hyperlink r:id="rId172">
+      <w:hyperlink r:id="rId175">
         <w:r>
           <w:rPr>
             <w:rStyle w:val="Hyperlink"/>
@@ -8215,8 +8253,8 @@
         </w:r>
       </w:hyperlink>
     </w:p>
-    <w:bookmarkEnd w:id="173"/>
-    <w:bookmarkStart w:id="175" w:name="X111bb06244f8f2a1a6d0d2f1f41c24b71f248e6"/>
+    <w:bookmarkEnd w:id="176"/>
+    <w:bookmarkStart w:id="178" w:name="X111bb06244f8f2a1a6d0d2f1f41c24b71f248e6"/>
     <w:p>
       <w:pPr>
         <w:pStyle w:val="Bibliography"/>
@@ -8248,7 +8286,7 @@
       <w:r>
         <w:t xml:space="preserve"> </w:t>
       </w:r>
-      <w:hyperlink r:id="rId174">
+      <w:hyperlink r:id="rId177">
         <w:r>
           <w:rPr>
             <w:rStyle w:val="Hyperlink"/>
@@ -8257,8 +8295,8 @@
         </w:r>
       </w:hyperlink>
     </w:p>
-    <w:bookmarkEnd w:id="175"/>
-    <w:bookmarkStart w:id="177" w:name="X946754e67e3c74fad7a8806aa9d2819ed4ec186"/>
+    <w:bookmarkEnd w:id="178"/>
+    <w:bookmarkStart w:id="180" w:name="X946754e67e3c74fad7a8806aa9d2819ed4ec186"/>
     <w:p>
       <w:pPr>
         <w:pStyle w:val="Bibliography"/>
@@ -8269,7 +8307,7 @@
       <w:r>
         <w:t xml:space="preserve"> </w:t>
       </w:r>
-      <w:hyperlink r:id="rId176">
+      <w:hyperlink r:id="rId179">
         <w:r>
           <w:rPr>
             <w:rStyle w:val="Hyperlink"/>
@@ -8278,9 +8316,9 @@
         </w:r>
       </w:hyperlink>
     </w:p>
-    <w:bookmarkEnd w:id="177"/>
-    <w:bookmarkEnd w:id="178"/>
-    <w:bookmarkEnd w:id="179"/>
+    <w:bookmarkEnd w:id="180"/>
+    <w:bookmarkEnd w:id="181"/>
+    <w:bookmarkEnd w:id="182"/>
     <w:sectPr>
       <w:footerReference r:id="rId9" w:type="default"/>
       <w:footnotePr>
@@ -8540,9 +8578,6 @@
     <w:abstractNumId w:val="990"/>
   </w:num>
   <w:num w:numId="1001">
-    <w:abstractNumId w:val="991"/>
-  </w:num>
-  <w:num w:numId="1002">
     <w:abstractNumId w:val="991"/>
   </w:num>
 </w:numbering>

--- a/manuscript/manuscript.docx
+++ b/manuscript/manuscript.docx
@@ -3845,6 +3845,18 @@
       </w:r>
       <w:r>
         <w:t xml:space="preserve">= 85% (95% CI: 62.7 to 95.2%).</w:t>
+      </w:r>
+      <w:r>
+        <w:t xml:space="preserve"> </w:t>
+      </w:r>
+      <w:r>
+        <w:t xml:space="preserve">Supplementary file 6 contains the full model code and output for both frameworks.</w:t>
+      </w:r>
+      <w:r>
+        <w:t xml:space="preserve"> </w:t>
+      </w:r>
+      <w:r>
+        <w:t xml:space="preserve">The results of both frameworks are shown as forest plots in Figure 2.</w:t>
       </w:r>
     </w:p>
     <w:p>

--- a/manuscript/manuscript.docx
+++ b/manuscript/manuscript.docx
@@ -706,7 +706,7 @@
         <w:t xml:space="preserve"> </w:t>
       </w:r>
       <w:r>
-        <w:t xml:space="preserve">(Brauer et al., 2024)</w:t>
+        <w:t xml:space="preserve">(Hay et al., 2025)</w:t>
       </w:r>
       <w:r>
         <w:t xml:space="preserve">.</w:t>
@@ -931,7 +931,7 @@
         <w:t xml:space="preserve"> </w:t>
       </w:r>
       <w:r>
-        <w:t xml:space="preserve">(Brauer et al., 2024; Carrington et al., 2019; Figueroa et al., 2024; Larsen and Sánchez-Triana, 2023; McFarland et al., 2022)</w:t>
+        <w:t xml:space="preserve">(Carrington et al., 2019; Figueroa et al., 2024; Hay et al., 2025; Larsen and Sánchez-Triana, 2023; McFarland et al., 2022)</w:t>
       </w:r>
       <w:r>
         <w:t xml:space="preserve"> </w:t>
@@ -5658,52 +5658,7 @@
       </w:hyperlink>
     </w:p>
     <w:bookmarkEnd w:id="64"/>
-    <w:bookmarkStart w:id="66" w:name="ref-brauer2024GlobalBurdenStrength"/>
-    <w:p>
-      <w:pPr>
-        <w:pStyle w:val="Bibliography"/>
-      </w:pPr>
-      <w:r>
-        <w:t xml:space="preserve">Brauer, M., Roth, G.A., Aravkin, A.Y., Zheng, P., Abate, K.H., Abate, Y.H., Abbafati, C., Abbasgholizadeh, R., Abbasi, M.A., Abbasian, M., Abbasifard, M., Abbasi-Kangevari, M., Abd ElHafeez, S., Abd-Elsalam, S., Abdi, P., Abdollahi, M., Abdoun, M., Abdulah, D.M., Abdullahi, A., Abebe, M., Abedi, A., Abedi, A., Abegaz, T.M., Abeldaño Zuñiga, R.A., Abiodun, O., Abiso, T.L., Aboagye, R.G., Abolhassani, H., Abouzid, M., Aboye, G.B., Abreu, L.G., Abualruz, H., Abubakar, B., Abu-Gharbieh, E., Abukhadijah, H.J.J., Aburuz, S., Abu-Zaid, A., Adane, M.M., Addo, I.Y., Addolorato, G., Adedoyin, R.A., Adekanmbi, V., Aden, B., Adetunji, J.B., Adeyeoluwa, T.E., Adha, R., Adibi, A., Adnani, Q.E.S., Adzigbli, L.A., Afolabi, A.A., Afolabi, R.F., Afshin, A., Afyouni, S., Afzal, M.S., Afzal, S., Agampodi, S.B., Agbozo, F., Aghamiri, S., Agodi, A., Agrawal, A., Agyemang-Duah, W., Ahinkorah, B.O., Ahmad, A., Ahmad, D., Ahmad, F., Ahmad, N., Ahmad, S., Ahmad, T., Ahmed, A., Ahmed, A., Ahmed, A., Ahmed, L.A., Ahmed, M.B., Ahmed, S., Ahmed, S.A., Ajami, M., Akalu, G.T., Akara, E.M., Akbarialiabad, H., Akhlaghi, S., Akinosoglou, K., Akinyemiju, T., Akkaif, M.A., Akkala, S., Akombi-Inyang, B., Al Awaidy, S., Al Hasan, S.M., Alahdab, F., Al-Ahdal, T.M.A., Alalalmeh, S.O., Alalwan, T.A., Al-Aly, Z., Alam, K., Alam, N., Alanezi, F.M., Alanzi, T.M., Albakri, A., AlBataineh, M.T., Aldhaleei, W.A., Aldridge, R.W., others, 2024. Global burden and strength of evidence for 88 risk factors in 204 countries and 811 subnational locations, 1990&amp;#x2013;2021: A systematic analysis for the</w:t>
-      </w:r>
-      <w:r>
-        <w:t xml:space="preserve"> </w:t>
-      </w:r>
-      <w:r>
-        <w:t xml:space="preserve">Global Burden</w:t>
-      </w:r>
-      <w:r>
-        <w:t xml:space="preserve"> </w:t>
-      </w:r>
-      <w:r>
-        <w:t xml:space="preserve">of</w:t>
-      </w:r>
-      <w:r>
-        <w:t xml:space="preserve"> </w:t>
-      </w:r>
-      <w:r>
-        <w:t xml:space="preserve">Disease Study</w:t>
-      </w:r>
-      <w:r>
-        <w:t xml:space="preserve"> </w:t>
-      </w:r>
-      <w:r>
-        <w:t xml:space="preserve">2021. The Lancet 403, 2162–2203.</w:t>
-      </w:r>
-      <w:r>
-        <w:t xml:space="preserve"> </w:t>
-      </w:r>
-      <w:hyperlink r:id="rId65">
-        <w:r>
-          <w:rPr>
-            <w:rStyle w:val="Hyperlink"/>
-          </w:rPr>
-          <w:t xml:space="preserve">https://doi.org/10.1016/S0140-6736(24)00933-4</w:t>
-        </w:r>
-      </w:hyperlink>
-    </w:p>
-    <w:bookmarkEnd w:id="66"/>
-    <w:bookmarkStart w:id="68" w:name="ref-burkner2017BrmsPackageBayesian"/>
+    <w:bookmarkStart w:id="66" w:name="ref-burkner2017BrmsPackageBayesian"/>
     <w:p>
       <w:pPr>
         <w:pStyle w:val="Bibliography"/>
@@ -5777,7 +5732,7 @@
       <w:r>
         <w:t xml:space="preserve"> </w:t>
       </w:r>
-      <w:hyperlink r:id="rId67">
+      <w:hyperlink r:id="rId65">
         <w:r>
           <w:rPr>
             <w:rStyle w:val="Hyperlink"/>
@@ -5786,8 +5741,8 @@
         </w:r>
       </w:hyperlink>
     </w:p>
-    <w:bookmarkEnd w:id="68"/>
-    <w:bookmarkStart w:id="70" w:name="ref-ciyer2025BayesianMetaanalysis21st"/>
+    <w:bookmarkEnd w:id="66"/>
+    <w:bookmarkStart w:id="68" w:name="ref-ciyer2025BayesianMetaanalysis21st"/>
     <w:p>
       <w:pPr>
         <w:pStyle w:val="Bibliography"/>
@@ -5810,7 +5765,7 @@
       <w:r>
         <w:t xml:space="preserve"> </w:t>
       </w:r>
-      <w:hyperlink r:id="rId69">
+      <w:hyperlink r:id="rId67">
         <w:r>
           <w:rPr>
             <w:rStyle w:val="Hyperlink"/>
@@ -5819,8 +5774,8 @@
         </w:r>
       </w:hyperlink>
     </w:p>
-    <w:bookmarkEnd w:id="70"/>
-    <w:bookmarkStart w:id="72" w:name="Xa2086c2c3f6a9ac4b676f66b1cdbbd5efdb3b23"/>
+    <w:bookmarkEnd w:id="68"/>
+    <w:bookmarkStart w:id="70" w:name="Xa2086c2c3f6a9ac4b676f66b1cdbbd5efdb3b23"/>
     <w:p>
       <w:pPr>
         <w:pStyle w:val="Bibliography"/>
@@ -5887,7 +5842,7 @@
       <w:r>
         <w:t xml:space="preserve"> </w:t>
       </w:r>
-      <w:hyperlink r:id="rId71">
+      <w:hyperlink r:id="rId69">
         <w:r>
           <w:rPr>
             <w:rStyle w:val="Hyperlink"/>
@@ -5896,8 +5851,8 @@
         </w:r>
       </w:hyperlink>
     </w:p>
-    <w:bookmarkEnd w:id="72"/>
-    <w:bookmarkStart w:id="74" w:name="X93c1fc7f8e1220d02cbab90c02ac44248f2b23e"/>
+    <w:bookmarkEnd w:id="70"/>
+    <w:bookmarkStart w:id="72" w:name="X93c1fc7f8e1220d02cbab90c02ac44248f2b23e"/>
     <w:p>
       <w:pPr>
         <w:pStyle w:val="Bibliography"/>
@@ -5908,7 +5863,7 @@
       <w:r>
         <w:t xml:space="preserve"> </w:t>
       </w:r>
-      <w:hyperlink r:id="rId73">
+      <w:hyperlink r:id="rId71">
         <w:r>
           <w:rPr>
             <w:rStyle w:val="Hyperlink"/>
@@ -5917,8 +5872,8 @@
         </w:r>
       </w:hyperlink>
     </w:p>
-    <w:bookmarkEnd w:id="74"/>
-    <w:bookmarkStart w:id="76" w:name="ref-chang2006LowBloodLead"/>
+    <w:bookmarkEnd w:id="72"/>
+    <w:bookmarkStart w:id="74" w:name="ref-chang2006LowBloodLead"/>
     <w:p>
       <w:pPr>
         <w:pStyle w:val="Bibliography"/>
@@ -5929,7 +5884,7 @@
       <w:r>
         <w:t xml:space="preserve"> </w:t>
       </w:r>
-      <w:hyperlink r:id="rId75">
+      <w:hyperlink r:id="rId73">
         <w:r>
           <w:rPr>
             <w:rStyle w:val="Hyperlink"/>
@@ -5938,8 +5893,8 @@
         </w:r>
       </w:hyperlink>
     </w:p>
-    <w:bookmarkEnd w:id="76"/>
-    <w:bookmarkStart w:id="78" w:name="ref-chen2005IQBloodLead"/>
+    <w:bookmarkEnd w:id="74"/>
+    <w:bookmarkStart w:id="76" w:name="ref-chen2005IQBloodLead"/>
     <w:p>
       <w:pPr>
         <w:pStyle w:val="Bibliography"/>
@@ -6061,7 +6016,7 @@
       <w:r>
         <w:t xml:space="preserve"> </w:t>
       </w:r>
-      <w:hyperlink r:id="rId77">
+      <w:hyperlink r:id="rId75">
         <w:r>
           <w:rPr>
             <w:rStyle w:val="Hyperlink"/>
@@ -6070,8 +6025,8 @@
         </w:r>
       </w:hyperlink>
     </w:p>
-    <w:bookmarkEnd w:id="78"/>
-    <w:bookmarkStart w:id="80" w:name="ref-crump2013StatisticalReevaluationData"/>
+    <w:bookmarkEnd w:id="76"/>
+    <w:bookmarkStart w:id="78" w:name="ref-crump2013StatisticalReevaluationData"/>
     <w:p>
       <w:pPr>
         <w:pStyle w:val="Bibliography"/>
@@ -6094,7 +6049,7 @@
       <w:r>
         <w:t xml:space="preserve"> </w:t>
       </w:r>
-      <w:hyperlink r:id="rId79">
+      <w:hyperlink r:id="rId77">
         <w:r>
           <w:rPr>
             <w:rStyle w:val="Hyperlink"/>
@@ -6103,8 +6058,8 @@
         </w:r>
       </w:hyperlink>
     </w:p>
-    <w:bookmarkEnd w:id="80"/>
-    <w:bookmarkStart w:id="82" w:name="ref-dantzer2020ComparisonBloodToenails"/>
+    <w:bookmarkEnd w:id="78"/>
+    <w:bookmarkStart w:id="80" w:name="ref-dantzer2020ComparisonBloodToenails"/>
     <w:p>
       <w:pPr>
         <w:pStyle w:val="Bibliography"/>
@@ -6115,7 +6070,7 @@
       <w:r>
         <w:t xml:space="preserve"> </w:t>
       </w:r>
-      <w:hyperlink r:id="rId81">
+      <w:hyperlink r:id="rId79">
         <w:r>
           <w:rPr>
             <w:rStyle w:val="Hyperlink"/>
@@ -6124,8 +6079,8 @@
         </w:r>
       </w:hyperlink>
     </w:p>
-    <w:bookmarkEnd w:id="82"/>
-    <w:bookmarkStart w:id="84" w:name="X6bc65313eadd1b86059eb4ba10c8cf9d91be17d"/>
+    <w:bookmarkEnd w:id="80"/>
+    <w:bookmarkStart w:id="82" w:name="X6bc65313eadd1b86059eb4ba10c8cf9d91be17d"/>
     <w:p>
       <w:pPr>
         <w:pStyle w:val="Bibliography"/>
@@ -6160,7 +6115,7 @@
       <w:r>
         <w:t xml:space="preserve"> </w:t>
       </w:r>
-      <w:hyperlink r:id="rId83">
+      <w:hyperlink r:id="rId81">
         <w:r>
           <w:rPr>
             <w:rStyle w:val="Hyperlink"/>
@@ -6169,8 +6124,8 @@
         </w:r>
       </w:hyperlink>
     </w:p>
-    <w:bookmarkEnd w:id="84"/>
-    <w:bookmarkStart w:id="86" w:name="Xadfdab0209e4a364d9fdcffecfddb00700d2db9"/>
+    <w:bookmarkEnd w:id="82"/>
+    <w:bookmarkStart w:id="84" w:name="Xadfdab0209e4a364d9fdcffecfddb00700d2db9"/>
     <w:p>
       <w:pPr>
         <w:pStyle w:val="Bibliography"/>
@@ -6244,7 +6199,7 @@
       <w:r>
         <w:t xml:space="preserve"> </w:t>
       </w:r>
-      <w:hyperlink r:id="rId85">
+      <w:hyperlink r:id="rId83">
         <w:r>
           <w:rPr>
             <w:rStyle w:val="Hyperlink"/>
@@ -6253,8 +6208,8 @@
         </w:r>
       </w:hyperlink>
     </w:p>
-    <w:bookmarkEnd w:id="86"/>
-    <w:bookmarkStart w:id="88" w:name="ref-earl2016LowlevelEnvironmentalLead"/>
+    <w:bookmarkEnd w:id="84"/>
+    <w:bookmarkStart w:id="86" w:name="ref-earl2016LowlevelEnvironmentalLead"/>
     <w:p>
       <w:pPr>
         <w:pStyle w:val="Bibliography"/>
@@ -6265,7 +6220,7 @@
       <w:r>
         <w:t xml:space="preserve"> </w:t>
       </w:r>
-      <w:hyperlink r:id="rId87">
+      <w:hyperlink r:id="rId85">
         <w:r>
           <w:rPr>
             <w:rStyle w:val="Hyperlink"/>
@@ -6274,8 +6229,8 @@
         </w:r>
       </w:hyperlink>
     </w:p>
-    <w:bookmarkEnd w:id="88"/>
-    <w:bookmarkStart w:id="90" w:name="X4707f3a4b72a0982487545f9dc3d674642af108"/>
+    <w:bookmarkEnd w:id="86"/>
+    <w:bookmarkStart w:id="88" w:name="X4707f3a4b72a0982487545f9dc3d674642af108"/>
     <w:p>
       <w:pPr>
         <w:pStyle w:val="Bibliography"/>
@@ -6298,7 +6253,7 @@
       <w:r>
         <w:t xml:space="preserve"> </w:t>
       </w:r>
-      <w:hyperlink r:id="rId89">
+      <w:hyperlink r:id="rId87">
         <w:r>
           <w:rPr>
             <w:rStyle w:val="Hyperlink"/>
@@ -6307,8 +6262,8 @@
         </w:r>
       </w:hyperlink>
     </w:p>
-    <w:bookmarkEnd w:id="90"/>
-    <w:bookmarkStart w:id="92" w:name="X5615fc1cb9c455a90da75660348bda09fd0f967"/>
+    <w:bookmarkEnd w:id="88"/>
+    <w:bookmarkStart w:id="90" w:name="X5615fc1cb9c455a90da75660348bda09fd0f967"/>
     <w:p>
       <w:pPr>
         <w:pStyle w:val="Bibliography"/>
@@ -6352,7 +6307,7 @@
       <w:r>
         <w:t xml:space="preserve"> </w:t>
       </w:r>
-      <w:hyperlink r:id="rId91">
+      <w:hyperlink r:id="rId89">
         <w:r>
           <w:rPr>
             <w:rStyle w:val="Hyperlink"/>
@@ -6361,8 +6316,8 @@
         </w:r>
       </w:hyperlink>
     </w:p>
-    <w:bookmarkEnd w:id="92"/>
-    <w:bookmarkStart w:id="94" w:name="ref-figueroa2024LossCognitiveFunction"/>
+    <w:bookmarkEnd w:id="90"/>
+    <w:bookmarkStart w:id="92" w:name="ref-figueroa2024LossCognitiveFunction"/>
     <w:p>
       <w:pPr>
         <w:pStyle w:val="Bibliography"/>
@@ -6385,7 +6340,7 @@
       <w:r>
         <w:t xml:space="preserve"> </w:t>
       </w:r>
-      <w:hyperlink r:id="rId93">
+      <w:hyperlink r:id="rId91">
         <w:r>
           <w:rPr>
             <w:rStyle w:val="Hyperlink"/>
@@ -6394,8 +6349,8 @@
         </w:r>
       </w:hyperlink>
     </w:p>
-    <w:bookmarkEnd w:id="94"/>
-    <w:bookmarkStart w:id="95" w:name="X21bf392f662dc1b38e9a7fa4b314fc7a471696b"/>
+    <w:bookmarkEnd w:id="92"/>
+    <w:bookmarkStart w:id="93" w:name="X21bf392f662dc1b38e9a7fa4b314fc7a471696b"/>
     <w:p>
       <w:pPr>
         <w:pStyle w:val="Bibliography"/>
@@ -6425,8 +6380,8 @@
         <w:t xml:space="preserve">.</w:t>
       </w:r>
     </w:p>
-    <w:bookmarkEnd w:id="95"/>
-    <w:bookmarkStart w:id="97" w:name="ref-gelman2013Chapter4Asymptotics"/>
+    <w:bookmarkEnd w:id="93"/>
+    <w:bookmarkStart w:id="95" w:name="ref-gelman2013Chapter4Asymptotics"/>
     <w:p>
       <w:pPr>
         <w:pStyle w:val="Bibliography"/>
@@ -6476,7 +6431,7 @@
       <w:r>
         <w:t xml:space="preserve"> </w:t>
       </w:r>
-      <w:hyperlink r:id="rId96">
+      <w:hyperlink r:id="rId94">
         <w:r>
           <w:rPr>
             <w:rStyle w:val="Hyperlink"/>
@@ -6485,8 +6440,8 @@
         </w:r>
       </w:hyperlink>
     </w:p>
-    <w:bookmarkEnd w:id="97"/>
-    <w:bookmarkStart w:id="99" w:name="ref-gelman2020BayesianWorkflow"/>
+    <w:bookmarkEnd w:id="95"/>
+    <w:bookmarkStart w:id="97" w:name="ref-gelman2020BayesianWorkflow"/>
     <w:p>
       <w:pPr>
         <w:pStyle w:val="Bibliography"/>
@@ -6506,7 +6461,7 @@
       <w:r>
         <w:t xml:space="preserve"> </w:t>
       </w:r>
-      <w:hyperlink r:id="rId98">
+      <w:hyperlink r:id="rId96">
         <w:r>
           <w:rPr>
             <w:rStyle w:val="Hyperlink"/>
@@ -6515,8 +6470,8 @@
         </w:r>
       </w:hyperlink>
     </w:p>
-    <w:bookmarkEnd w:id="99"/>
-    <w:bookmarkStart w:id="101" w:name="ref-goodman2023SexDifferencePre"/>
+    <w:bookmarkEnd w:id="97"/>
+    <w:bookmarkStart w:id="99" w:name="ref-goodman2023SexDifferencePre"/>
     <w:p>
       <w:pPr>
         <w:pStyle w:val="Bibliography"/>
@@ -6527,7 +6482,7 @@
       <w:r>
         <w:t xml:space="preserve"> </w:t>
       </w:r>
-      <w:hyperlink r:id="rId100">
+      <w:hyperlink r:id="rId98">
         <w:r>
           <w:rPr>
             <w:rStyle w:val="Hyperlink"/>
@@ -6536,8 +6491,8 @@
         </w:r>
       </w:hyperlink>
     </w:p>
-    <w:bookmarkEnd w:id="101"/>
-    <w:bookmarkStart w:id="103" w:name="X035620408d1fb22c7ed381e74f0468c30df4612"/>
+    <w:bookmarkEnd w:id="99"/>
+    <w:bookmarkStart w:id="101" w:name="X035620408d1fb22c7ed381e74f0468c30df4612"/>
     <w:p>
       <w:pPr>
         <w:pStyle w:val="Bibliography"/>
@@ -6575,7 +6530,7 @@
       <w:r>
         <w:t xml:space="preserve"> </w:t>
       </w:r>
-      <w:hyperlink r:id="rId102">
+      <w:hyperlink r:id="rId100">
         <w:r>
           <w:rPr>
             <w:rStyle w:val="Hyperlink"/>
@@ -6584,8 +6539,8 @@
         </w:r>
       </w:hyperlink>
     </w:p>
-    <w:bookmarkEnd w:id="103"/>
-    <w:bookmarkStart w:id="105" w:name="ref-halabicky2023LowLevelLead"/>
+    <w:bookmarkEnd w:id="101"/>
+    <w:bookmarkStart w:id="103" w:name="ref-halabicky2023LowLevelLead"/>
     <w:p>
       <w:pPr>
         <w:pStyle w:val="Bibliography"/>
@@ -6608,7 +6563,7 @@
       <w:r>
         <w:t xml:space="preserve"> </w:t>
       </w:r>
-      <w:hyperlink r:id="rId104">
+      <w:hyperlink r:id="rId102">
         <w:r>
           <w:rPr>
             <w:rStyle w:val="Hyperlink"/>
@@ -6617,8 +6572,8 @@
         </w:r>
       </w:hyperlink>
     </w:p>
-    <w:bookmarkEnd w:id="105"/>
-    <w:bookmarkStart w:id="107" w:name="ref-harari2018BloodLeadLevels"/>
+    <w:bookmarkEnd w:id="103"/>
+    <w:bookmarkStart w:id="105" w:name="ref-harari2018BloodLeadLevels"/>
     <w:p>
       <w:pPr>
         <w:pStyle w:val="Bibliography"/>
@@ -6662,7 +6617,7 @@
       <w:r>
         <w:t xml:space="preserve"> </w:t>
       </w:r>
-      <w:hyperlink r:id="rId106">
+      <w:hyperlink r:id="rId104">
         <w:r>
           <w:rPr>
             <w:rStyle w:val="Hyperlink"/>
@@ -6671,95 +6626,140 @@
         </w:r>
       </w:hyperlink>
     </w:p>
+    <w:bookmarkEnd w:id="105"/>
+    <w:bookmarkStart w:id="107" w:name="Xec30ec7c912152a14c0f622040312567154bf15"/>
+    <w:p>
+      <w:pPr>
+        <w:pStyle w:val="Bibliography"/>
+      </w:pPr>
+      <w:r>
+        <w:t xml:space="preserve">Harrell, F.E., 2015. Regression</w:t>
+      </w:r>
+      <w:r>
+        <w:t xml:space="preserve"> </w:t>
+      </w:r>
+      <w:r>
+        <w:t xml:space="preserve">Modeling Strategies</w:t>
+      </w:r>
+      <w:r>
+        <w:t xml:space="preserve">:</w:t>
+      </w:r>
+      <w:r>
+        <w:t xml:space="preserve"> </w:t>
+      </w:r>
+      <w:r>
+        <w:t xml:space="preserve">With Applications</w:t>
+      </w:r>
+      <w:r>
+        <w:t xml:space="preserve"> </w:t>
+      </w:r>
+      <w:r>
+        <w:t xml:space="preserve">to</w:t>
+      </w:r>
+      <w:r>
+        <w:t xml:space="preserve"> </w:t>
+      </w:r>
+      <w:r>
+        <w:t xml:space="preserve">Linear Models</w:t>
+      </w:r>
+      <w:r>
+        <w:t xml:space="preserve">,</w:t>
+      </w:r>
+      <w:r>
+        <w:t xml:space="preserve"> </w:t>
+      </w:r>
+      <w:r>
+        <w:t xml:space="preserve">Logistic</w:t>
+      </w:r>
+      <w:r>
+        <w:t xml:space="preserve"> </w:t>
+      </w:r>
+      <w:r>
+        <w:t xml:space="preserve">and</w:t>
+      </w:r>
+      <w:r>
+        <w:t xml:space="preserve"> </w:t>
+      </w:r>
+      <w:r>
+        <w:t xml:space="preserve">Ordinal Regression</w:t>
+      </w:r>
+      <w:r>
+        <w:t xml:space="preserve">, and</w:t>
+      </w:r>
+      <w:r>
+        <w:t xml:space="preserve"> </w:t>
+      </w:r>
+      <w:r>
+        <w:t xml:space="preserve">Survival Analysis</w:t>
+      </w:r>
+      <w:r>
+        <w:t xml:space="preserve">, Springer</w:t>
+      </w:r>
+      <w:r>
+        <w:t xml:space="preserve"> </w:t>
+      </w:r>
+      <w:r>
+        <w:t xml:space="preserve">Series</w:t>
+      </w:r>
+      <w:r>
+        <w:t xml:space="preserve"> </w:t>
+      </w:r>
+      <w:r>
+        <w:t xml:space="preserve">in</w:t>
+      </w:r>
+      <w:r>
+        <w:t xml:space="preserve"> </w:t>
+      </w:r>
+      <w:r>
+        <w:t xml:space="preserve">Statistics</w:t>
+      </w:r>
+      <w:r>
+        <w:t xml:space="preserve">. Springer International Publishing, Cham.</w:t>
+      </w:r>
+      <w:r>
+        <w:t xml:space="preserve"> </w:t>
+      </w:r>
+      <w:hyperlink r:id="rId106">
+        <w:r>
+          <w:rPr>
+            <w:rStyle w:val="Hyperlink"/>
+          </w:rPr>
+          <w:t xml:space="preserve">https://doi.org/10.1007/978-3-319-19425-7</w:t>
+        </w:r>
+      </w:hyperlink>
+    </w:p>
     <w:bookmarkEnd w:id="107"/>
-    <w:bookmarkStart w:id="109" w:name="Xec30ec7c912152a14c0f622040312567154bf15"/>
+    <w:bookmarkStart w:id="109" w:name="ref-hay2025Burden375Diseases"/>
     <w:p>
       <w:pPr>
         <w:pStyle w:val="Bibliography"/>
       </w:pPr>
       <w:r>
-        <w:t xml:space="preserve">Harrell, F.E., 2015. Regression</w:t>
-      </w:r>
-      <w:r>
-        <w:t xml:space="preserve"> </w:t>
-      </w:r>
-      <w:r>
-        <w:t xml:space="preserve">Modeling Strategies</w:t>
-      </w:r>
-      <w:r>
-        <w:t xml:space="preserve">:</w:t>
-      </w:r>
-      <w:r>
-        <w:t xml:space="preserve"> </w:t>
-      </w:r>
-      <w:r>
-        <w:t xml:space="preserve">With Applications</w:t>
-      </w:r>
-      <w:r>
-        <w:t xml:space="preserve"> </w:t>
-      </w:r>
-      <w:r>
-        <w:t xml:space="preserve">to</w:t>
-      </w:r>
-      <w:r>
-        <w:t xml:space="preserve"> </w:t>
-      </w:r>
-      <w:r>
-        <w:t xml:space="preserve">Linear Models</w:t>
-      </w:r>
-      <w:r>
-        <w:t xml:space="preserve">,</w:t>
-      </w:r>
-      <w:r>
-        <w:t xml:space="preserve"> </w:t>
-      </w:r>
-      <w:r>
-        <w:t xml:space="preserve">Logistic</w:t>
-      </w:r>
-      <w:r>
-        <w:t xml:space="preserve"> </w:t>
-      </w:r>
-      <w:r>
-        <w:t xml:space="preserve">and</w:t>
-      </w:r>
-      <w:r>
-        <w:t xml:space="preserve"> </w:t>
-      </w:r>
-      <w:r>
-        <w:t xml:space="preserve">Ordinal Regression</w:t>
-      </w:r>
-      <w:r>
-        <w:t xml:space="preserve">, and</w:t>
-      </w:r>
-      <w:r>
-        <w:t xml:space="preserve"> </w:t>
-      </w:r>
-      <w:r>
-        <w:t xml:space="preserve">Survival Analysis</w:t>
-      </w:r>
-      <w:r>
-        <w:t xml:space="preserve">, Springer</w:t>
-      </w:r>
-      <w:r>
-        <w:t xml:space="preserve"> </w:t>
-      </w:r>
-      <w:r>
-        <w:t xml:space="preserve">Series</w:t>
-      </w:r>
-      <w:r>
-        <w:t xml:space="preserve"> </w:t>
-      </w:r>
-      <w:r>
-        <w:t xml:space="preserve">in</w:t>
-      </w:r>
-      <w:r>
-        <w:t xml:space="preserve"> </w:t>
-      </w:r>
-      <w:r>
-        <w:t xml:space="preserve">Statistics</w:t>
-      </w:r>
-      <w:r>
-        <w:t xml:space="preserve">. Springer International Publishing, Cham.</w:t>
+        <w:t xml:space="preserve">Hay, S.I., Ong, K.L., Santomauro, D.F., A, B., Aalipour, M.A., Aalruz, H., Ababneh, H.S., Abaraogu, U.O., Abate, B.B., Abbafati, C., Abbas, N., Abbasifard, M., Abbasi-Kangevari, M., Abd ElHafeez, S., Abdalla, A.N., Abdalla, M.A., Abdallah, E.M., Abdeeq, B.A., Abdel Razeq, N.M.I., Abdelgalil, A.A., Abdel-Hameed, R., Abdelmasseh, M., Abdelnabi, M., Abdel-Rahman, W.M., Abd-Elsalam, S., Abdi, S., Abdollahi, M., Abdoun, M., Abdous, A., Abdul Aziz, J.M., Abdulah, D.M., Abdulkader, R.S., Abdullahi, A., Abdullahi, A., Abdul-Rahman, T., Abdykerimova, K., Abebe Getahun, H., Abedi, A., Abedi, A., Abejew, A.A., Abeldaño Zuñiga, R.A., Abhilash, E.S., Abid, S.U.A., Abidi, S.H., Abie, A., Abiodun, O.O., Abiodun, O., Aboagye, R.G., Abohashem, S., Abolhassani, H., Abonie, U.S., Abourashed, N.M., Abouzid, M., Abramov, D., Abreu, L.G., Abtahi, D., Abu Farha, R.K., Abuadas, F.H.A., Abubakar, A.K., Abubakar, B., Abu-Gharbieh, E., Abuhammad, S., Abuhelwa, A.Y., Abukhadijah, H.J., Abu-Rmeileh, N.M., Aburuz, S., Abushanab, D., Achar, R.R., Acharya, A.B., Acharya, A., Ackerman, I.N., Acuna, J.M., Adal, O., Adams, L.C., Adamu, L.H., Adane, M.M., Addisu, Z.D., Addo, I.Y., Adeagbo, O.A., Adebisi, T.A., Adedeji, I.A., Adedia, D., Adedokun, K.A., Adedoyin, R.A., Adegbile, O.E., Adegboye, O.A., Adegoke, N.A., Adeleke, O.T., Adesina, I.A., Adesina, M.A., Adewuyi, H.O., Adeyeoluwa, T.E., Adeyomoye, O.I., Adhikari, K., Adhikary, R.K., Adiga, U., Adnan, M., Adnani, Q.E.S., Adoma, P.O., Adzigbli, L.A., Adzrago, D., Affinito, G., Afifi, A.M., Afolabi, A.A., Afolabi, R.F., Afzal, S., Agafari, G.B., Agampodi, S.B., Ageru, T.A., Aggarwal, N., Aghaalikhani, M., Aghajanian, S., Aghamir, S.M.K., Agostinis Sobrinho, C., Agrawal, A., Agyemang-Duah, W., Ahadi, M., Ahinkorah, B.O., Ahmad, A., Ahmad, D., Ahmad, F., Ahmad, K., Ahmad, K., Ahmad, M.M., Ahmad, N., Ahmad, R., Ahmad, S., Ahmad, T., Ahmad, W., Ahmadi, N.S., Ahmadzade, A.M., Ahmadzade, M., Ahmed, A.O., Ahmed, A., Ahmed, A., Ahmed, G.S., Ahmed, H., Ahmed, J., Ahmed, L.A., Ahmed, M.S., Ahmed, M.S., Ahmed, M.B., Ahmed, M., Ahmed, O., Ahmed, S., Ahmed, S.M., Aimagambetova, G., Aj Jabbar, A., Ajala, D.E., Ajami, M., Ajose, A.O., Akbarialiabad, H., Akbarifard, S., Akeju, O., Akhigbe, R.E., Akinkuotu, O.A., Akinosoglou, K., Akkaif, M.A., Akkala, S., Akosile, W., Akram, H., Akrami, A.E., Akyea, R.K., Al Amiry, A., Al Awaidy, S., Al Hasan, S.M., Al Omari, O., Al Qadire, M., Al Ta’ani, O., Al Taie, W.A.M., Al Thaher, Y., Al Zaabi, O.A.M., Al Zoubi, M.A.M., Al-Abbadi, M.A., Al-Ajlouni, Y., Alalwan, T.A., Al-Aly, Z., Alam, K., Alam, M., Alam, M.K., Alam, M., Al-Amer, R.M., Alamrew, A., Alansari, A., Alanzi, T.M., Al-Ashwal, F.Y., Al-Asmar, R., Alavi, S.M.A., Albashtawy, M., Al-Dalakta, A., Aldawsari, K.A., Aldhaleei, W.A., Aldossary, M.S., Aldridge, R.W., Alebshehy, R., Aleidi, S.M., Alemayehu, B.A., Alemayehu, T.T., Alemnew, F., Alemu, M.B., Al-Eyadhy, A., Alfalki, A.M., Algahtani, F.D., Algammal, A.M., Algethami, M.R., Al-Gheethi, A.A.S., Al-Habbal, K., Alhabib, K.F., Alhaji, N.B., Al-Hajj, S., Alhalaiqa, F.N., Al-Hanawi, M.K., Alhassan Ibrahim, A., Alhumaidi, A., Alhumaydhi, F.A., Alhuwail, D., Ali, A., Ali, H.M., Ali, I., Ali, M., Ali, M.D., Ali, M.U., Ali, R., Ali, S., Ali, S.S., Ali, S.Y., Ali, W., Al-Ibraheem, A., Alicandro, G., Al-Iede, M., Alif, S.M., Alipour, M., Al-Jabi, S.W., Aljasir, M.A., Aljofan, M., Al-Jumaily, A., Aljunid, S.M., Alkhatib, A., Alkhatib, M.H., Alkhawam, M., Allahbakhshian, A., Allemailem, K.S., Allouh, M.Z., Almagharbeh, W.T., Almahmeed, W., Al-Marwani, S., Almasri, N.A., Almazan, J.U., Al-Mekhlafi, H.M., Almidani, O., Almobayed, A., Alnawafleh, K.A., Alniss, H.Y., Alocious Sukumar, M.B., Alomari, M.A., Alosta, M.R., Alqahtani, J.S., Alqahtani, S.A., Alqudimat, M.R., Al-Qudimat, A.R., Alrawashdeh, A., Alrimawi, I., Alrousan, S.M., Al-Sabah, S.K., Alsabri, M.A., Alshahrani, N.Z., Alshehri, M.A., Altaany, Z., Altaf, A., Al-Tammemi, A.B., Al-Tawfiq, J.A., Althobiani, M.A., Altirkawi, K.A., Alvarez-Galvez, J., Alves Carneiro, V.L., Alvis-Guzman, N., Alvis-Zakzuk, N.J., Alwafi, H., Al-Wardat, M., Al-Worafi, Y.M., Aly, H., Alyahya, M.S.I., AlZahmi, A., Alzahrani, H., Alzoubi, K.H., Al-Zubayer, M.A., Amaechi, U.A., Amafah, E.J., Amafah, J., Aman Mohammadi, M., Amani-Beni, R., Amegah, A.K., Amer, F., Amidi, B., Amin, A., Amin, T.T., Amindarolzarbi, A., Amini, S., Amini-Salehi, E., Aminu, N., Aminzare, M., Amiri, S., Amlag, J.O., Amugsi, D.A., Amzat, J., Anagnostakis, F., Ananda, R.A., Ancuceanu, R., Anderlini, D., Anderson, D.B., Anderson, J.A., Androudi, S., Anenberg, S.C., Ang, S.P., Angus, C., Anh, N.H., Ankomah, S.E., Annadurai, K., Anoushiravani, A., Ansari, I., Ansari, S., Ansari, U., Anteneh, R.M., Antó, J.M., Antony, C.M., Antriyandarti, E., Anuoluwa, B.S., Anwar, S., Anwar, S.L., Anwer, R., Anwer, S., Anyasodor, A.E., Apostol, G.L.C., Arab, J.P., Arabi, H., Arabloo, J., Arafat, M., Aravkin, A.Y., Areda, D., Arias De La Torre, J., Ariffin, H., Armocida, B., Ärnlöv, J., Arockiaraj, J., Arooj, M., Artamonov, A.A., Artanti, K.D., Aruleba, R.T., Arumuganainar, D., Aryntayeva, N., Asadi Anar, M., Asaduzzaman, M., Asdaq, S.M.B., Asefa, S.M., Asemu, M.T., Asgary, S., Asghari-Jafarabadi, M., Ashbaugh, C., Ashraf, S.A., Ashraf, T., Ashrafi, M., Ashrafizadeh, M., Asiamah-Asare, B.K.Y., Aslam, M.S., Aslani, S., Asri, Y., Assembekov, B., Astell-Burt, T., Ataei, M., Athari, M., Athari, S.S., Atout, M.M.W., Atre, S.R., Atreya, A., Atta, J.A., Atwan, Z.A., Aumoldaeva, Z.M., Ausloos, M., Avan, A., Avelar, N.C.P., Awan, S.J., Awosile, B.B., Awotidebe, A.W., Ayana, L.A.A., Ayatizadeh, S.H., Ayinde, O.O., Ayipo, Y.O., Ayyoubzadeh, S.M., Azadi, D., Azadnajafabad, S., Azarboo, A., Azargoonjahromi, A., Azhar, M., Azimi, F., Aziz, M.Y., Aziz, S.A., Azizan, A., Azzam, A.Y., Azzolino, D., Babandi, Z.S., Babiker, R., Babu, G.R., Bacha, I.T., Badar, M., Badiye, A.D., Badran, A.A., Bae, Y., Bagga, A., Baghdadi, S., Bagheri, N., Bagheri, S., Baghizadeh, E., Baghizadeh, F., Baghizadeh, S., Baghlaf, K.K., Bahmanziari, N., Bahrami, M.A., Bahreini, R., Bai, R., Baig, A.A., Baigi, V., Bakkannavar, S.M., Bako, A.T., Balakrishnan, S., Balcha, W.F., Balkis, M., Balmori-de-la-Miyar, J., Balooch Hasankhani, M., Baltatu, O.C., Bamashmous, S., Banach, M., Banakar, M., Banik, P.C., Banik, R., Barati, S., Barengo, N.C., Barker-Collo, S.L., Barqawi, H.J., Barreras Beltran, I.A., Barrow, A., Barteit, S., Barua, L., Bashar, M.A., Basharat, Z., Bashir, S., Basile, G., Baskaran, P., Basri, R., Bassat, Q., Bastan, M.-M., Basu, S., Basu, S., Batra, K., Baune, B.T., Bayat, M., Bayat Tork, M.A., Bayih, M.T., Bayisa, F.S., Bayleyegn, N.S., Beaney, T., Bedi, N., Beeraka, N.M., Behera, P., Behjati, J., Behnam, B., Behnoush, A.H., Bekele, B.K., Belayneh, A.G., Belayneh, M., Belete, A.C., Belge Bilgin, G., Belingheri, M., Bello, M.B., Bello, O.O., Belo, L., Beloukas, A., Bendak, S., Bendardaf, R., Benjet, C., Bennett, D.A., Bensenor, I.M., Bente Kamal Tune, S.N., Benzian, H., Berezvai, Z., Bergami, M., Berhie, A.Y., Berihun, A.A., Bermudez, A.N.C., Bernabe, E., Bernstein, R.S., Bettencourt, P.J.G., Bhadoria, A.S., Bhagavathula, A.S., Bhala, N., Bhandari, J., Bhangdia, K., Bharadwaj, R., Bhaskar, S., Bhat, A.N., Bhat, A., Bhat, V., Bhattacharjee, P., Bhattacharjee, S., Bhatti, G.K., Bhatti, J.S., Bhatti, M.S., Bhatti, R., Bhuyan, S.S., Biadgilign, S.K., Bievel-Radulescu, R., Bilgin, C., Bilgin, C., Biroudian, S., Bisignano, C., Biswas, A., Biswas, B., Biswas, R.K., Bitar, A.N., Bitew, M., Bizzozero-Peroni, B., Bjertness, E., Blyth, F.M., Bodhare, T., Bodolica, V., Bodur, M., Bohn, L., Bokota, R., Bolarinwa, O.A., Bolla, S.R., Bolourinejad, P., Bonny, A., Boppana, S.H., Bora Basara, B., Bordbar, S., Borhany, H., Botero Carvajal, A., Bouaoud, S., Boufous, S., Bourne, R.R.A., Boxe, C., Bozic, M.M., Brahmaiah, J., Braithwaite, D., Breitborde, N.J.K., Brenner, H., Brewer, E.D., Britton, G., Brown, J., Browne, A.J., Brugha, T., Buchweitz, C., Bugiardini, R., Bui, L.P., Bulamu, N.B., Bunare, T.S., Buonsenso, D., Burhan, A., Burkart, K., Burns, R.A., Busch, F., Busse, R., Bustanji, Y., Butt, Z.A., Buxbaum, C., C J, S., Cagney, J., Cai, T., Cairns, R., Barsbay, M. Çakmak, Calina, D., Cámera, L.A., Campos, L.A., Campos-Nonato, I., Cao, F., Cao, Y., Capodici, A., Cárdenas, R., Carr, S., Carreras, G., Carrero, J.J., Carter, A., Carugno, A., Carvalho, A.F., Carvalho-e-Silva, A.P., Castaldelli-Maia, J.M., Castañeda-Orjuela, C.A., Castelpietra, G., Catapano, A.L., Cattaruzza, M.S., Caye, A., Cederroth, C.R., Cegolon, L., Cembranel, F., Cenderadewi, M., Cercy, K.M., Cerin, E., Cerrai, S., Cevik, M., Chakkere Shivamadhu, M., Chakraborty, C., Chakraborty, P.A., Chakraborty, S., Chandan, J.S., Chandika, R.M., Chandradasa, M., Chandrasekar, E.K., Chang, J.-C., Chattu, V.K., Chatzimavridou-Grigoriadou, V., Chau, L.D., Chaudhuri, S., Chaurasia, A., Chemeda, G.B., Chen, A.-T., Chen, C.S., Chen, G., Chen, H., Chen, H., Chen, H., Chen, J., Chen, M.X., Chen, S., Chen, S., Chen, X., Chen, Y., Cheng, H., Cheung, K.C., Chew, N.W., Chi, G., Chien, J.-H., Chimed-Ochir, O., Ching, P.R., Chirinos-Caceres, J.L., Chisari, C.G., Cho, W.C.S., Chong, B., Chong, Y.Y., Chou, H.I., Chowdhury, E.K., Chowdhury, M.A.K., Christensen, H., Christensen, S.W.M., Chu, D.-T., Chukwu, I.S., Chung, E., Chung, E., Chung, S.-C., Chung, S., Chutiyami, M., Cicero, A.F.G., Ciobanu, L.G., Cogen, R.M., Cohen, A.J., Columbus, A., Conde, J., Congly, S.E., Conrad, N., Conti, S., Corda, M.O., Corlateanu, A., Cortese, S., Cortesi, P.A., Cosma, C., Cousin, E., Cowart, E.J., Criqui, M.H., Crist, A., Cruz, J.A., Cruz-Martins, N., Cui, X., Culbreth, G.T., Dababo, N., Dabbagh, A., Dadras, O., Dahiru, T., Dai, X., Dai, Z., Dalakoti, M., Dalal, K., Dalla Costa, G., Damiani, G., D’Amico, E., Damtew, Y.T., Daniel, R.A.A., D’Anna, L., Danpanichkul, P., Darcho, S.D., Dardas, L.A., Darouei, B., Darvishi Cheshmeh Soltani, R., Dastiridou, A., Davey, G., Dávila-Cervantes, C.A., Davis Weaver, N., Davletov, D., Davletov, K., Davoudi, E., De La Hoz, F.P., De Luca, K., DeCleene, N.K., Dee, E.C., Deegan, O., Deekonda, S., Deen, A., Degenhardt, L., Dehesh, P., Deitesfeld, L., Dejenie, T.A., Delbari, P., Delsoz, M., Demeke, D., Demetriades, A.K., Demsie, D.G., Denova-Gutiérrez, E., Derese, T.N., Dergaa, I., Derseh, H.A., Dervišević, E., Desta, A.A., Devanbu, V.G.C., Devarakonda, P.K., Dewan, S.M.R., Dhali, A., Dhama, K., Dhamija, R.K., Dhane, A.S., Dhania, N.K., Dhimal, M.L., Dhimal, M., Dhingra, S., Dhungel, B., Di Pumpo, M., Dias Da Silva, D., Diaz, D., Diaz, L.A., Didehvar, K., Dillard, L.K., Dima, A., Ding, X., Dinkayehu, T.E., Do, H.P., Do, T.H.P., Dokova, K.G., Dolecek, C., Dominguez, R.-M.V., Dondi, F., D’Oria, M., Dorostkar, F., Doshi, O.P., Dourado, P.M.M., Dowou, R.K., Dresse, M.T., Driscoll, T.R., Dsouza, A.C., Dsouza, V.S., Du, J., Dube, J., Dumbili, E.W., Dumith, S.C., Dunne, J., Duraes, A.R., Duraisamy, S., Durojaiye, O.C., Dutta, A.K., Dziedzic, A.M., E’mar, A.R., Ebohon, O., Eboreime, E., Ebraheim, L.L.M., Ebrahimi, A., Ebrahimi, M.H., Ebrahimi, S., Ed-Dra, A., Edelduok, E.G., Edvardsson, K., Efendi, F., Eftekhari, B., Eghbali, F., Ehsani, F., Eighaei Sedeh, A., Eikemo, T.A., Eini, E., Ekholuenetale, M., Ekundayo, T.C., El Arab, R.A., El Omri, A., El Sayed Zaki, M., Eladl, M.A., Elahi, R., El-Ashker, S., Elbeshbeishy, R., Elemam, N.M., ElGohary, G.M.T., Elhadi, M., Elhoumed, M., El-Huneidi, W., Elkannishy, S., Elmeligy, O.A.A., Elmorsi, R., Elmoselhi, A.B., Elnaem, M.H., ELNahas, G., Elshaer, M., Elsohaby, I., Eltahawy, A.S.A., Emagneneh, T., Emeto, T.I., Emojevwe, V.O., Endeshaw, D., Endriyas, M., Erskine, H.E., Esezobor, C.I., Eshetu, D., Eshetu, H.B., Eshun, G., Eskandarieh, S., Eslami, M., Espírito Santo, R.C.D., Esposito, F., Estep, K., Estrada, C.A.M., Eva, F.N., Ezenwankwo, E., Fadaka, A.O., Fadavian, H., Fagbamigbe, A.F., Fahim, A., Fakhradiyev, I.R., Fakhri-Demeshghieh, A., Fan, Q., Farahmand, M., Faraon, E.J.A., Fareed, M., Farhana, Z., Farinha, C.S.E.S., Faris, M.E.M., Faro, A., Farooq, S.M.Y., Farooque, U., Farrokhpour, H., Farshad, F., Farsi, F., Faruk, M.O., Fasina, F.O., Fasina, M.M., Fasusi, E.T., Fatehizadeh, A., Fathi, D., Fatima, Z., Fazlzadeh, M., Fei, L., Feigin, V.L., Feizkhah, A., Fekadu, G., Feleke, B.E., Feng, D., Feng, K., Feng, X., Ferdous, T.R., Fereshtehnejad, S.-M., Fernandez-Jimenez, R., Ferrara, P., Ferrari, A.J., Ferreira, A., Ferreira, N., Feter, N., Finnemore, A., Fiorilla, C., Fischer, F., Fitriana, I., Flor, L.S., Fogacci, F., Folayan, M.O., Fonzo, M., Force, L.M., Fornari, A., Fornari, C., Forthun, I., Fortuna, D., Foschi, M., Fotouhi, M., Fowobaje, K.R., Foyet F, J.V., Franklin, R.C., Freitas, A., Fu, J., Fullman, N., Fux, B., G, S., Gaal, P.A., Gadeka, D.D., Gajdács, M., Galali, Y., Gallus, S., Ganapathy, D., Gangachannaiah, S., Ganie, M.A., Gao, D., Gao, X., Garba, B., Garcia, F.B., Garcia, V., Garcia-Argibay, M., Garcia-Azorin, D., Gardner, W.M., Garlasco, J., Gatzioufas, Z., Gautam, P., Gautam, R.K., Gazzelloni, F., Gebre, F.S., Gebregergis, M.W., Gebreslassie, H.G., Gelibter, S., George, N.S., Gerami Matin, A., Getahun, G.K., Gete, K.Y., Ghadimi, D.J., Ghadiri, K., Ghadirian, F., Ghaffari Jolfayi, A., Ghamari, S.-H., Ghamkhar, A., Ghandili, A., Ghasemi, M., Ghasemi, M.-R., Ghasemi Assl, S., Ghasrsaz, H., Ghazy, R.M., Ghimire, S., Ghith, N., Gholizadeh, N., Ghotbi, E., Gialluisi, A., Giannakis, K., Gibson, R.M., Gil, A.U., Gil, G.F., Gilani, S.A., Gilbertson, N.M., Gill, T.K., Ginindza, T.G., Giri, B.R., Girmay, A.A., Girombelli, A., Gnedovskaya, E.V., Göbölös, L., Gohari, K., Golechha, M., Goleij, P., Golestani, A., Golinelli, D., Golmohammadi, M., Gong, W., Gopalani, S.V., Goshu, Y.A., Goulart, A.C., Goyal, A., Grada, A., Graham, S.M., Grieco, V., Grivna, M., Grover, A., Guadie, H.A., Guan, S.-Y., Guan, Z., Guarducci, G., Gubari, M.I.M., Guha, A., Gunawardane, D.A., Guo, X., Guo, Z., Guo, Z., Guo, Z., Gupta, A.K., Gupta, H., Gupta, I., Gupta, L., Gupta, R.D., Gupta, R., Gupta, S., Gupta, V.B., Gupta, V.K., Gupta, V., Gupta, V.K., Guracho, Y.D., Gurmessa, L., Gutiérrez, R.A., Gutiérrez-Murillo, R.S., Guttoo, P., Guzman-Esquivel, J., Habibzadeh, A., Habteyes, A.T., Habteyohannes, A.D., Hadaro, T.S., Hadi, N.R., Hadian, Z., Hafiz, A., Haghdoost, F., Haghtalab, A., Hagins, H., Haile, D., Hailu, H.E., Halder, P., Halimi, A., Haller, S., Hama Aziz, K.H., Hamad, I.M., Hamadeh, R.R., Hamdy, N.M., Hameed, S., Hamilton, E.B., Hammoud, A., Hamza, M., Hamza, U.S., Han, H., Han Yekdeş, D., Hanif, A., Hanifi, N., Hankey, G.J., Hanna, F., Haque, A., Haque, M.A., Haque, M.N., Harapan, H., Harb, H.L., Harding, K.L., Hargono, A., Hariandja, A.M.A., Haro, J.M., Harris, A.A., Has, E.M.M., Hasaballah, A.I., Hasan, F., Hasan, M.K., Hasani, H., Hasanpour- Dehkordi, A., Hashem Zadeh, A., Hashempur, M.H., Hashim, N.T., Hasnain, A., Hassan, A., Hassan, I.N., Hassan, I., Hassan, N., Hassan Zadeh Tabatabaei, M.S., Hassani, S., Hassen, M.B., Hathagoda, L.W., Havmoeller, R.J., Hawat, A., Hayat, K., Hbid, Y., He, J., He, J., Hebert, J.J., Heidari, M., Hemmati, M., Henson, C.A., Herbert, M.E., Herteliu, C., Heuer, A., Hewage, S.A., Heydari, M., Heydarifard, Z., Hezam, K., Hiraike, Y., Holla, R., Hon, J., Hossain, A., Hossain, L., Hossain, M.B., Hossain, M.M., Hossain, M.S., Hossain, M.B., Hosseinzadeh, H., Hosseinzadeh, M., Hostiuc, M., Hostiuc, S., Houser, J.A., Htay, M.N.N., Hu, C., Hu, Y., Huang, J., Huang, W., Huang, Y., Huda, M.H., Human, A.I., Humphrey, K.M., Hushmandi, K., Husøy, A.K., Hussain, J., Hussain, M.A., Hussain, S., Hussein, D., Hussein, N.R., Husseiny, M.I., Huynh, H.-H., Hwang, B.-F., Iannone, L.F., Ibrahim, A., Ibrahim, K.S., Ibrahim, R., Ibrahim, R., Ibrayeva, A., Idalsoaga, F.J., Iftikhar, P.M., Ihler, A.L., Ikeda, N., Ikiroma, A., Ikram, J., Ilesanmi, O.S., Ilic, I.M., Ilic, M.D., Ilyas, M.H., Imam, M.T., Imani, M., Immurana, M., Imoh, L.C., Inbaraj, L.R., Inok, A., Iqbal, M., Irham, L.M., Isa, M.A., Islam, D.M.S., Islam, M.R., Islam, M.S., Islami, F., Ismail, F., Ismail, N.E., Ismoldayev, Y., Iso, H., Isola, G., Ituka, M.C., Iwagami, M., Iwu-Jaja, C.J., Iyamu, I.O., Iyer, M., Iyer, V.J., J, V., Jaafari, J., Jacob, L., Jacobsen, K.H., Jadidi, A., Jadidi-Niaragh, F., Jafarinia, M., Jaffar, S., Jahrami, H., Jairoun, A.A., Jaiswal, V., Jakovljevic, M., Jaliliyan, A., Jalilzadeh Yengejeh, R., Jalloh, M., Jamal, A., Jamal, Q.M.S., Jamaluddin, J., James, J., James, T.G., Jamil, H., Jamil, S., Jamora, R.D.G., Jamshidi, M., JamshidiRastabi, S., Janardhanan, R., Jarrahi, E., Javaid, S.S., Javanmardi, A., Javidnia, J., Jawaid, T., Jawell Odah Abed, Q., Jayasinghe, R.D., Jayasinghe, Y.A., Jayatilleke, A.U., Jazi, K., Jebasingh, F.K., Jee, S.H., Jeganathan, J., Jember, T.H., Jena, B.H., Jena, D., Jeong, S., Jessri, M., Jeswani, B.M., Jha, V., Ji, Z., Jiang, M., Jin, W., Jin, W., Johnson, C.O., Johnson, E.K., Jokar, M., Jonas, J.B., Joo, T., Jor, A., Joseph, A., Joseph, A., Joseph, N., Joshua, C.E., Joukar, F., Joy, G., Jozwiak, J.J., Jürisson, M., Juweid, M.E., K, M., Kaambwa, B., Kabir, Z., Kadir, D.H.H., Kahn, E.M., Kakkar, A.K., Kalankesh, L.R., Kalavani, K., Kaliyadan, F., Kaliyakparova, A., Kalra, S., Kamal, M.M., Kamal, M., Kamarajah, S.K., Kamath, R., Kamenova, S., Kamireddy, A., Kamorudeen, R.T., Kamyshnyi, O., Kan, H., Kanaan, M., Kanaan, S.F., Kang, J., Kankam, S.B., Kanmodi, K.K., Kannan, S., Kannan S, S., Kantar, R.S., Kapoor, N., Kar, S.K., Karakasis, P., Karasneh, R.A., Karimi, H., Karimi Behnagh, A., Karkhah, S., Karobari, M.I., Karpiński, T.M., Kashyap, M.K., Kaso, A.W., Kasraei, H., Kassaw, N.A., Katamreddy, A., Katoto, P.D., Kauppila, J.H., Kayode, G.A., Kazemi Rad, N., Keivanlou, M.-H., Keiyoro, P.N., Keke, C., Kempen, J.H., Kerai, S., Keshri, V.R., Keshtkar, K., Kesse-Guyot, E., Khademi, R., Khader, Y.S., Khaing, I.K., Khajuria, H., Khalid, S., Khalid-Ariturk, S., Khalifa, H.O., Khalifeh, A.H., Khalil, A.A., Khalil, M., Khalili, A., Khalili, P., Khalili-Tanha, G., Khalis, M., Khamesipour, F., Khan, A.A., Khan, A., Khan, A., Khan, F.U., Khan, M., Khan, M.A.S., Khan, M.I., Khan, M.J., Khan, M.H., Khan, M.M., Khan, M.U., Khan, M.U., Khan, N., Khan, R., Khan, S.A., Khan, S., Khan, S., Khan, Y.S., Khan, Z., Khanal, S., Khanal, V., Khanmohammadi, S., Khasbage, S.U., Khashim, Z., Khatab, K., Khatatbeh, H., Khatatbeh, M.M., Khatri, K., Khayat Kashani, H.R., Khazaei, A., Kheirandish Zarandi, P., Khokhar, S.K., Khonji, M.S., Khoshnaw, N.S.H., Khosla, A.A., Khosravi, F., Khosrowjerdi, M., Khuman, P.R., Khusun, H., Kifle, Z.D., Kim, H.J., Kim, J., Kim, M.S., Kim, S., Kimokoti, R.W., Kinfu, Y., Kirk, M., Kisa, A., Kisa, S., Kissimova-Skarbek, K., Kivimäki, M., Klusty, J., Km, A.B., Km, S., Knudsen, A.K.S., Kobyliak, N., Kocarnik, J.M., Kochhar, S., Kokkorakis, M., Kolahi, A.-A., Kolieghu Tcheumeni, D.G., Kompani, F., Kondybayeva, A., Konstas, A.G.P., Koomson, I., Koren, G., Kormoker, T., Korzh, O., Kostev, K., Kotsis, K., Koul, A., Koul, P.A., Koulmane Laxminarayana, S.L., Kretchy, I.A., Kretchy, J.-P., Krishan, K., Kua, C.-H., Kuanar, A., Kuate Defo, B., Kuchay, R.A.H., Kucuk Bicer, B., Kuddus, M., Kuitunen, I., Kujan, O., Kujur, A., Kulimbet, M., Kulkarni, V., Kulshreshtha, S., Kumar, D., Kumar, D., Kumar, J., Kumar, M., Kumar, N., Kumar, N., Kumar, R., Kumar, S.K., Kumar, T., Kumar, V., Kumaran, S., Kunjavara, J., Kunutsor, S.K., Kurmanova, A., Kurmi, O.P., Kurniasari, M.D., Kurpad, K.P., Kushawaha, P.K., Kusnali, A., Kustanti, C.Y., Kusuma, D., Kutluk, T., Kuttybayev, A., Kwarteng, M.A., Kwong, W.H.P., Kyei, E.F., Kyei, G.K., Kytö, V., Kyu, H.H., L C, P., La Vecchia, A., La Vecchia, C., Ladan, M.A., Laflamme, L., Lahariya, C., Lai, D.T.C., Lakhani, A., Lal, D.K., Lalloo, R., Lallukka, T., Lám, J., Landires, I., Langguth, B., Laplante-Lévesque, A., Lasrado, S., Latief, K., Lau, K.K.L., Lawal, B.K., Lawal, B.K., Lawal, S.A., Lawan, A., Lawford, H.L.S., Lawlor, H.R., Le, D.Q., Le, D.H., Le, H.-H., Le, L.K.D., Le, M.H.N., Le, N.H.H., Le, T.T.T., Le, T.D.T., Ledda, C., Lee, H.A., Lee, S.W., Lee, W.-C., Lee, Y.H., Leigh, J., Leivaditis, V., Lennon, M.J., Leonardi, M., Leong, E., Leung, J., Li, C., Li, H., Li, H., Li, J., Li, J., Li, J., Li, J., Li, M.-C., Li, P., Li, S., Li, W.-Z., Li, W., Li, W., Li, W., Li, W., Li, X., Li, Y., Li, Y., Li, Z., Li, Z., Lian, Y., Liang, X.-Z., Lim, S.S., Lin, J., Lin, Q., Lin, R.-T., Lin, Y., Lindholm, D., Linehan, C., Ling, Y., Liu, G., Liu, H., Liu, J., Liu, X., Liu, X., Liu, X., Liu, Y., Liu, Y., Llanaj, E., Loftus, M.J., Lohner, V., López-Gil, J.F., Lopukhov, P.D., Lorkowski, S., Lotfizadeh, M., Luan, S., Lubinda, J., Lucas, T., Lucchetti, G., Lugo, A., Lunevicius, R., Luo, P., Lusk, J.B., Lutambi, A.M., Lutzky Saute, R., Lytras, M.D., Lytvyak, E., M Amin, H.I., Ma, K.S.-K., Ma, Z.F., Mabrok, M., Machado, I.E., Madadi, F., Madinezad, S.A., Madsen, C., Madureira-Carvalho, A.M., Magdy Abd El Razek, M., Maghazachi, A.A., Mahadeshwara Prasad, D.R., Mahalingam, S., Mahalleh, M., Mahmood, N.H., Mahmoudi, A., Mahmoudi, F., Mai, M.T., Maiti, R., Majeed, A., Makris, K.C.C., Malekpour, M.-R., Malekzadeh, R., Malhotra, H.S., Malik, A.A., Malik, F., Malik, T., Malta, D.C., Mamun, A.A., Mangdow, M., Manjani, L., Manla, Y., Mannethodi, K., Mansoor, F., Mansourian, M., Mansournia, M.A., Mantilla Herrera, A.M., Mantovani, L.G., Mao, C., Maqbool, T., Maqsood, S., Marateb, H.R., Maravilla, J.C., Margetis, K., Marino, M., Marques, A., Martin, R.V., Martinez, G., Martinez-Guerra, B.A., Martinez-Piedra, R., Martini, D., Martins-Melo, F.R., Martorell, M., März, W., Marzo, R.R., Marzouk, S., Masi, S., Matei, C.N., Mathangasinghe, Y., Mathieson, S., Mathioudakis, A.G., Mathur, M.R., Mathur, M., Matozinhos, F.P., Mattiello, R., Mattoo, K.A., Maude, R.J., Maulik, P.K., May, M.L., Mayeli, M., Mazaheri, M., Mazzotti, A., Mbachu, C.N.P., Mbachu, I.I., McKee, M., McLaughlin, S.A., McPhail, S.M., Mechili, E.A., Mediratta, R.P., Meena, J., Meftah, E., Mehari, M., Mehmood, A., Mehndiratta, M.M., Mehrabi Nasab, E., Mehta, K.M., Mehta, V., Mehto, S., Meier, T., Mekene Meto, T., Meles, H.N., Melese, E.B., Melwani, S., Memetova, A., Mendoza, W., Menezes, G.A., Menezes, R.G., Mengistie, B.A., Mengistie, E.A., Meo, S.A., Mercogliano, M., Meretoja, A., Meretoja, T.J., Mestrovic, T., Mettananda, C.D.K., Mettananda, S., Metwally, M.M.M., Mewton, L., Mhlanga, A., Michelerio, A., Micheletti Gomide Nogueira De Sá, A.C., Mideksa, H.S., Miller, P.A., Miller, T.R., Minervini, G., Ming, W., Mini, G., Mirghafourvand, M., Mirrakhimov, E.M., Mirshahvalad, S.A., Mirutse, M.K., Mirzaei, Y., Mishra, A., Mishra, K.G., Mishra, V., Misra, A.K., Mitchell, P.B., Mithra, P., Mitra, S., Mittinty, M.M.M., Moazeni, M., Mobayen, M., Moberg, M.E., Modi, S., Mohamadkhani, A., Mohamed, J., Mohamed, M.G., Mohamed, N.S., Mohamed Ahmed, K.A.H., Mohammad, T., Mohammad-Alizadeh-Charandabi, S., Mohammadi, A., Mohammadi, M.R., Mohammadi, S.O., Mohammadian-Hafshejani, A., Mohammadzadeh, I., Mohammadzadeh, R., Mohammed, A.S., Mohammed, H., Mohammed, O., Mohammed, S., Mohammed, S., Mohammed, Y., Mohan, S., Mohanta, Y.K., Mohseni, M., Mokari-Yamchi, A., Mokdad, A.H., Mokhirev, A., Mokhtarzadehazar, P., Molinaro, S., Mollaei, A., Momani, S., Monasta, L., Monazzami, A., Mondal, H., Mondello, S., Montasir, A.A., Moore, C.E., Moradi, Y., Moradi-Lakeh, M., Moraga, P., Morawska, L., Moreira, R.S., Morgan, B.W., Morovatdar, N., Morovvati, M., Morsy, M.M., Morze, J., Mosaddeghi Heris, R., Mosser, J.F., Motamedgorji, N., Mougin, V., Mouodi, S., Mousavi, A., Mousavi, S.Z., Mousavi Khaneghah, A., Mousavi Kiasary, S.M.S., Mousnad, M.A.A., Movo, A., Mowafy, H.L., Mozahheb Yousefi, K., Mrejen, M., Msherghi, A., Mubarak, R., Mubarik, S., Mudgal, S.K., Muhammad, S.A., Muhtar, M.S., Mukherjee, S., Mukherjee, S., Mukhopadhyay, A., Mukhopadhyay, S., Muktadir, M.A., Mulatu, S., Mulita, F., Mulu, G.B., Mulugeta, C., Mulyadi, M., Muneer, M.A., Muniyandi, M., Munjal, K., Munkhsaikhan, Y., Muñoz Laguna, J., Munshi, A., Muragundi, P.M., Murakami, M., Muse, Y.H., Mushtaq, A., Mustafa, G., Mustafa, S.I., Mustapha, M.T., Muthu, S., Muthupandian, S., Muvunyi, C.M., Muzaffar, M., Myung, W., Nabavi, A., Naddafi, F., Nagarajan, A.J., Nagaraju, S.P., Naghavi, M., Naghavi, P., Naik, G.R., Naik, G., Naik, H., Nainu, F., Nair, S., Najdaghi, S., Nakhostin Ansari, N., Nam, P., Nangia, V., Nansseu, J.R., Naqid, I.A., Nargus, S., Narimani Davani, D., Nartey, Y., Nascimento, B.R., Nascimento, G.G., Naser, A.Y., Naser, M., Nashwan, A.J., Nasiri, H., Nassar, M., Natto, Z.S., Nauman, J., Naureen, Z., Navaratna, S.N.K., Nawaz, A., Nawaz, M.O., Nayak, B.P., Nayak, S.G., Nazari, J., Nchanji, G.T., Ndejjo, R., Ndungu, A.W., Nega, A.T., Negash, A.A., Negoi, I., Negoi, R.I., Negru, A.G., Nejati, J., Nejjari, C., Nepal, S., Nesbit, O.D., Netsere, H.B., Newton, C.R.J., Ng, M., Nguefack-Tsague, G., Ngunjiri, J.W., Nguyen, A.T.H., Nguyen, C.T., Nguyen, H.L.T., Nguyen, H.-D.T., Nguyen, N.P., Nguyen, P.T., Nguyen, T.P., Nguyen, T., Nguyen, T.A., Nguyen, V.T., Ngwa, A.M., Niazi, R.K., Nie, J., Nieddu, L., Nigatu, Y.T., Nikoobar, A., Ningrum, D.N.A., Niranjan, V., Nisro, A.M., Nkeck, J.R., Nkrumah-Boateng, P.A., Nnaji, C.A., Noman, E.A., Nomura, S., Noor, S.T.A., Noorafrooz, M., Noormohammadpour, P., Noreen, M., Noroozi, M., Noubiap, J.J., Noyes, T., Nriagu, V.C., Nri-Ezedi, C.A., Nshimiyimana, J.C., Nugen, F., Nugusa, A.N., Nunemo, M.H., Nur, A., Nurrika, D., Nyadanu, S.D., Nyande, F.K., Nzoputam, C.I., Nzoputam, O.J., Oancea, B., Obaido, G., O’Connell, E.M., Odama, A.M., Odat, R.M., Oddi, F.M., Odetokun, I.A., Odukoya, O.O., Oduro, J.K., Oduro, M.S., Oghenetega, O.B., Ogundijo, O.A., Ogunkoya, A., Oguta, J.O., Oh, D., Oh, S., O’Hagan, E.T., Okati-Aliabad, H., Okeke, S.R., Okeke-Obayemi, D.O., Okekunle, A.P., Okesanya, O.J., Okoli, O.A., Okonji, O.C., Okunlola, J.O., Okunlola, O.A., Olabisi, O.I., Olagunju, A.T., Olalusi, O.V., Olatubi, M.I., Oliveira, A.B., Oliveira, G.M.M., Olorukooba, A.A., Olson, E.J., Oludoye, O.O., Olum, R., Olusanya, B.O., Olusanya, J.O., Oluwole, O.G., Omage, F.B., Omar, H.A., Omer, G.L., Ong, Q.C., Onie, S., Onwujekwe, O.E., Opara, F., Opitz, M., Ordak, M., Orish, V.N., Ornello, R., Orscelik, A., Ortiz, A., Ortiz-Prado, E., Osborne, A., Osei, E., Ostroff, S.M., Ostrominski, J.W., Osuagwu, U.L., Osuolale, O., Otchere, G., Othman, E.H., Othman, M.M., Otoiu, A., Otorkpa, O.J., Oumer, A., Ouner, J.J., Ouyahia, A., Ouyang, G., Owolabi, M.O., Owusu, I.A., Oyebola, K., Oyelade, T., Oyeyemi, O.T., Ozsahin, I., P A, M., Pacheco-Barrios, K., Padda, I., Padron-Monedero, A., Padubidri, J.R., Pak, A., Pal, P.K., Palicz, T., Palladino, R., Palma-Alvarez, R.F., Paluvai, T., Pan, F., Pan, H.-F., Panahi, P., Panda, S.K., Panda-Jonas, S., Pande Katare, D., Pang, K., Pangaribuan, H.U., Panos, G.D., Panos, L.D., Pantazopoulos, I., Paolino, G., Papa, M.V., Papadimopoulos, I., Papadopoulou, P., Parekh, U., Parhizkar Roudsari, P., Parida, A., Park, C., Park, E.-K., Park, S., Parmar, A., Parve, S., Pashaei, A., Passera, R., Patel, B.H., Patel, H.M., Patel, M., Patel, N.N., Patel, S., Patil, A., Patil, S., Patoulias, D., Patra, A., Patwary, M.H., Paul, H., Pawar, S., Pawar, S., Pazoki Toroudi, H., Peden, A.E., Pedersini, P., Pekarcikova, J., Pepito, V.C.F., Peprah, P., Perdigão, J., Pereira, G., Pereira, M.O., Perez-Lopez, P., Perico, N., Perna, S., Pesudovs, K., Petakh, P., Peter, O.J., Petermann-Rocha, F.E., Pham, H.N., Pham, N.T., Pham, T.T., Philip, A.K., Phillips, M.R., Phyo, Z., Pickering, B.V., Pigott, D.M., Pillay, J.D., Pinheiro Rocha, L.P., Piracha, Z.Z., Piradov, M.A., Pirera, E., Pisoni, E., Plass, D., Plotnikov, E., Podder, I., Poddighe, D., Polibin, R.V., Pollner, P., Poluru, R., Pon Avudaiappan, A., Pond, C.D., Ponkilainen, V.T., Popa, I., Popova, S., Popovic, D.S., Postma, M.J., Pourasghary, S., Pourbabaki, R., Pourghazi, F., Poursadeqiyan, M., Pourtaheri, N., Prabhu, A.R., Prada, S.I., Pradhan, J., Pradhan, P.M.S., Pradipta, R.O., Prakash, P.Y., Prasad, C.P., Prashant, A., Prates, E.J.S., Priscilla, T., Pritchett, N., Priya, H., Purnobasuki, H., Purohit, B.M., Puvvula, J., Qasim, N.H., Qi, X., Qi, Z., Qiu, J.-Y., Quazi, Z.S., Qurashi, S.N., R, D., Rabiee, N., Rachmat, B., Radhakrishnan, R.A., Radhakrishnan, V., Radojčić, M.R., Raeisi Shahraki, H., Rafique, I., Raghav, P., Raghuveer, P., Rahbarnia, L., Rahim, F., Rahim, H.M.-A., Rahimi, S., Rahimi-Movaghar, A., Rahimi-Movaghar, V., Rahman, F.M., Rahman, M., Rahman, M., Rahman, M.M., Rahman, M.H.U., Rahman, M.M., Rahman, M., Rahmani, S., Rahmati, M., Rahmatpour Rokni, G., Rahmoune, H., Rai, P., Raimondo, D., Raimondo, I., Raina, S.K., Raj, J.P., Raja, A., Raja, S., Rajaa, S., Rajabi, E., Rajai Firouzabadi, S., Rajendran, G., Rajendran, J., Rajendran, V., Rajindrajith, S., Rajizadeh, M.A., Rajput, P., Ramadan, M.M., Ramadan, M., Ramadhan, K., Ramasamy, C., Ramasamy, S.K., Ramazanu, S., Ramezani, Z., Ramezani Farani, M., Ramteke, P.W., Rana, J., Rana, S.S., Ranabhat, C.L., Rancic, N., Rani, S., Ranjbar Noei, F., Rao, C.R., Rao, K., Rao, M., Rao, S.J., Rasella, D., Rashedi, V., Rashidi, M.-M., Rasouli, M.A., Rasouli-Saravani, A., Rastogi, P., Rasul, A., Rathish, D., Rauf, A., Rauniyar, S.K., Rautalin, I., Ravangard, R., Ravi, D., Rawaf, D.L., Rawaf, S., Rawassizadeh, R., Rawat, R., Ray, A., Rayati, M., Razeghian, I., Razi, B., Razo, C., Recenti, F., Reddy, M.M.R.K., Redwan, E., Rege, S., Rehman, W., Reifels, L., Remuzzi, G., Ren, L., Renzaho, A.M.N., Resnikoff, S., Reyes, L.F., Rezaei, M., Rezaei, N., Rezaei, N., Rezaei, N., Rezaeian, M., Rhee, T.G., Riaz, M.A., Ribeiro, A.L.P., Rickard, J., Rizvi, M.R., Robinson-Oden, H.E., Rocha, H.A.L., Rocha-Gomes, J.R., Rodrigues, M., Roever, L., Rohloff, P., Rohmah, I., Röhr, S., Rojas-Rueda, D., Rolfzen, M.L., Romadlon, D.S., Romoli, M., Romozzi, M., Ronfani, L., Rosauer, J.J., Roshanshad, A., Rostamian, M., Roth, G.A., Rotimi, K., Rout, H.S., Rouzbahani, H., Rouzbahani, R., Rouzbahani, S., Roy, B., Roy, N., Roy, P., Roy, P., Roy, P., Roy, S., Roy, S., Roy Chowdhury, S., Royapuram Parthasarathy, P., Rubagotti, E., Ruela, G.D.A., Rumisha, S.F., Russo, M., Rwegerera, G.M., S, M., S N, C., Saad, A.M.A., Saad Eddin, A., Saadatian, Z., Saber-Ayad, M.M., Sabet, C.J., Sabour, S., Sadarangani, K.P., Sadat Rafiei, S.K., Saddik, B.A., Sadee, B.A., Sadegh, T., Sadeghi, E., Sadeghi, E., Sadeghi-Ghyassi, F., Saeed, M., Saeed, U., Saeedi, M., Safari, M., Safi, S., Safi, S.Z., Sagar, R., Sagharichi, M., Sagoe, D., Saha, N., Saheb Sharif-Askari, F., Saheb Sharif-Askari, N., Sahebkar, A., Sahoo, P.M., Sahu, K.S., Said, M.S., Saif, Z., Sajadi, S.M., Sajib, M.R.U.Z., Sajid, M.R., Saki, M., Salam, N., Salamati, P., Salaroli, L.B., Saleh, M.A., Salehi, L., Salehi, M., Salem, M.R., Salem, M.Z.Y., Salihu, D., Salimi, S., Sallam, M., Salum, G.A., Salvi, S.S., Samadi Kafil, H., Samaranayake, J.E., Sami, W., Samodra, Y.L., Samuel, V.P., Samy, A.M., Sangle, S.G., Sanjari, E., Sankar, S., Sanmarchi, F., Sanna, F., Santos, L.H.C.C., Santric-Milicevic, M.M., Sao Jose, B.P., Sapkota, K.P., Saraswathy, S.Y.I., Sarfo, J.O., Sarikhani, Y., Sarma, H., Sarmadi, M., Sarode, G.S., Sarode, S.C., Saroshe, S., Sassano, M., Sathian, B., Sathya Narayanan, M.K., Saunders, P.A., Savabi Far, M., Sawhney, M., Saxena, S.G., Saya, G.K., Sayeed, A., Saylan, M., Schinckus, C., Schneider, I.J.C., Schneider, R.D., Schuermans, A., Schumacher, A.E., Schwarz, G., Schwebel, D.C., Schwendicke, F., Schwinger, C., Sedigh, A., Sekaran, S., Šekerija, M., Selvamani, M., Selvaraj, V., Semenova, Y., Semreen, M.H., Sendeku, F.W., Senol, Y.C., Senthilkumaran, S., Sepanlou, S.G., Serban, A.C., Serván-Mori, E., Sethi, Y., Sewor, C., Seyed Alshohadaei, S.M., Seylani, A., Seymour, M., Shadid, J., Shah, N.S., Shah, S., Shaharudin, S., Shahbaz, M., Shahid, S., Shahid, S.A., Shahid, W., Shahini, E., Shahrahmani, F., Shahsavari, H.R., Shahwan, M.J., Shaikh, M.A., Shakeri, A., Shakerimoghaddam, A., Shalash, A.S., Sham, S., Shamim, M.A., Shams, F., Shams-Beyranvand, M., Shamshirgaran, M.A., Shamsi, A., Shamsutdinova, A., Shan, D., Shankar, A., Shannawaz, M., Shao, X., Sharifan, A., Sharifi Rad, J., Sharma, A., Sharma, B.K., Sharma, B., Sharma, K., Sharma, M., Sharma, S., Sharma, U., Sharma, V., Shastry, R.P., Shastry, S., Shavandi, A., Shawahna, R., Shayan, M., Shehu Bappah, B., Sheidaei, A., Shenoy, S.M., Sherchan, S.P., Shetty, S.S., Shi, F., Shi, L.-H., Shibani, M., Shibesh, B.F., Shibuya, K., Shiferaw, D., Shimul, M.M.H., Shin, J.I., Shin, M.-J., Shiri, R., Shirkoohi, R., Shittu, A., Shitu, A.O., Shiue, I., Shivarov, V., Shlobin, N.A., Shojaei, S., Shokati Eshkiki, Z., Shokri, A., Shongwe, S.N., Shool, S., Shorofi, S.A., Shrestha, G., Shrestha, S., Shuval, K., Sibuyi, N.R.S., Siddig, E.E., Sidiq, M., Siegel, M., Silva, D.A.S., Silva, G.C.B.D., Silva, J.P., Silva, J.C., Silva, L.M.L.R., Silva De Leonardi, N.J.B., Simkhada, P.P., Singh, A., Singh, A., Singh, A., Singh, B., Singh, B.P., Singh, H., Singh, H., Singh, J., Singh, J.A., Singh, K., Singh, L., Singh, N.P., Singh, P., Singh, P.S., Singh, P.K., Singh, P., Singh, R.K., Singh, S., Singh, S., Singh, S., Sinha, M.K., Sinha, R., Sinto, R., Sirota, S.B., Skou, S.T., Sleet, D.A., Slepak, E.L.N., Sobia, F., Sohel, M., Sohrabi, S., Sokhal, B.S., Solanki, R., Solikhah, S., Soliman, S.S.M., Song, W., Song, Y., Sood, A., Sood, P., Soraneh, S., Sorensen, R.J.D., Soriano, J.B., Sorrentino, M., Sousa, F., Sousa, M.A., Soylu, C., Spartalis, M., Spearman, S., Sra, M.S., Sreeramareddy, C.T., Srichawla, B.S., Srinivasamurthy, S.K., Sriram, S., Stafford, L.K., Stanaway, J.D., Starodubova, A.V., Ştefan, S.C., Stein, C., Stein, D.J., Steiner, C., Steiner, T.J., Steinmetz, J.D., Steiropoulos, P., Stevanović, A., Stockfelt, L., Stovner, L.J., Straif, K., Stubbs, P., Su, Y., Subasi, O., Subedi, N., Suemoto, C.K., Suhag, A., Sui, L., Sukaew, T., Sulaiman, S.K., Suleiman, A.G., Suleiman Odidi, M., Suleman, M., Sulistiyorini, D., Sullman, M.J.M., Sultan Meo, A., Sun, H.Z., Sun, J., Sun, M., Sun, X., Sun, Z., Sun, Z., Sundaragiri, S., Sundaram, T., Sundström, J., Sunkersing, D., Sunny, S., Suresh, V., Swain, C.K., Swart, V.M., Syaiful, D.A., Szarpak, L., Szeto, M.D., T Y, S.S., Tabaee Damavandi, P., Tabarés-Seisdedos, R., Tabatabaeizadeh, S.-A., Tabatabai, S., Tabche, C., Tabibi, R., Tabish, M., Tadakamadla, J., Tadakamadla, S.K., Tafida, B.A., Taghizadeh-Hesary, F., Taheri Abkenar, Y., Taheri Soodejani, M., Taherkhani, A., Taiba, J., Tajabadi, S., Talaat, I.M., Talic, S., Talukder, B., Tampa, M., Tamuzi, J.L., Tan, J., Tan, K.-K., Tanabayeva, S., Tang, H., Tantisattamo, E., Tarigan, I.U., Tariku, M.K., Tariq, S., Tariqujjaman, M., Tat, N.Y., Tavakoli Oliaee, R., Tavakoly, R., Tavangar, S.M., Tedla, M.G., Tefera, A.T., Teimoori, M., Temsah, M.-H., Teply, C., Teramoto, M., Tesfaye, A.H., Tesfu, A.A., Tewari, J., Teymouri, A., Thaher, O., Thangaraju, P., Thankappan, K.R., Thapar, R., Tharwat, I., Tharwat, S., Theyra-Enias, H., Thind, M.K., Thirunavukarasu, A.J., Thiruvengadam, M., Thiruvengadam, R., Thiyagarajan, A., Thomas, N., Thota, G.P., Tian, W., Ticoalu, J.H.V., Tiruye, T.Y., Tleshev, M., Tolani, M.A., Tomo, S., Tonelli, M., Topor-Madry, R., Torkashvand, A., Touvier, M., Tovani-Palone, M.R., Trabelsi, K., Traini, E., Tran, M.T.N., Tran, N.M., Tran, N.H., Tran, Q.T.H., Tran, T.Q.M., Tran, T.H., Tran Minh Duc, N., Trico, D., Trihandini, I., Tromans, S.J., Truong, Q.X.N., Truyen, T.T.T.T., Tsatsakis, A., Tse, G., Tsermpini, E.E., Tudor Car, L., Tuffour Amirikah, M., Tumurkhuu, M., Tuo, Z., Tye, S.C., Udoakang, A.J., Ullah, A., Ullah, H., Ullah, I., Ullah, S., Umair, M., Umapathi, K.K., Umar, L., Umar, M., Umar, M., Umar, S.S., Underwood-Nakamura, A., Upadhya, D., Upadhyay, E., Uppal, D., Urso, D., Usman, J.S., Uzor, K.J., Uzun Ozsahin, D., Uzunçıbuk, H., Vadagam, P., Vahdati, S., Vaithinathan, A.G., Vakili, O., Vakilian, A., Valdez, P.R., Valenti, M., Valizadeh, G., Van Den Eynde, J., Van Der Walt, G., Van Donkelaar, A., Varasteh, J., Varma, R.P., Vart, P., Vasankari, T.J., Vasishta, S., Vasudevan, S.S., Veginadu, P., Vella, A.S., Vellingiri, B., Venketasubramanian, N., Venkidasamy, B., Verma, M., Verma, P., Veroux, M., Verras, G.-I., Vervoort, D., Vidale, S., Villa, S., Villafañe, J.H., Villarreal-Zegarra, D., Violante, F.S., Vipparthy, S.C., Visontay, R., Vitorino, L.M., Vlassov, V., Vojtek, M., Vollset, S.E., Vongpradith, A., Vosoughi, M., Vounzoulaki, E., Vu, H.N., Vu, L., Waheed, Y., Wahidin, M., Walia, M., Wamai, A.W., Wan, J.-Y., Wang, C., Wang, F., Wang, L., Wang, L., Wang, R., Wang, S., Wang, S., Wang, W., Wang, X., Wang, X., Wang, Y., Wang, Y., Wang, Y.-P., Wang, Z., Wani, T.A., Wanjau, M.N., Waqar, A.B., Waqas, M., Ward, P., Wassie, T.H., Weerakoon, K.G., Weerasekara, I., Wei, F.-L., Wei, X., Weintraub, R.G., Weiss, D.J., Weiss, E.J., Wen, Y.F., Werdecker, A., Westerman, R., Whisnant, J.L., Whiteford, H.A., Wiangkham, T., Wibowo, Y.C., Wicaksana, A.L., Wickramasinghe, D.P., Wickramasinghe, N.D., Wiebe, S., Wilandika, A., Willeit, P., Wilson, S., Wireko, A.A., Wirtu, G.K., Wiysonge, C.S., Woday, A.T., Wojewodzic, M.W., Wolf, A.W., Wonde, T.E., Wondmeneh, Y.C., Worede, D.T., Worku, M.C., Worku, N.K., Wu, A.-M., Wu, C., Wu, F., Wu, J.F., Wu, J., Wu, J., Wu, S.-N., Wu, Z., Wubie, Y.M., Xia, Y., Xia, Z., Xiao, G., Xiao, H., Xiao, N., Xie, W., Xing, H., Xu, S., Xu, S., Xu, W., Xu, X., Xu, X., Yadav, M.K., Yadav, V., Yadollahi, M., Yaghoubi, S., Yahoo (Syed), S., Yahya, G., Yamagishi, K., Yan, G., Yang, H., Yang, W., Yang, X., Yano, Y., Yao, H., Yao, L., Yarahmadi, A., Yasin, H., Yassin, M.A., Yasufuku, Y., Yaya, S., Ye, P., Yeganeh, M., Yekdeş, A.C., YektaKooshali, M.H., Yergaliyev, K.A., Yesodharan, R., Yesuf, S.A., Yezli, S., Yi, S., Yigezu, M., Yigzaw, Z.A., Yin, D., Yin, Y., Yip, P., Yismaw, M.B., Yismaw, Y.E., Yon, D.K., Yonemoto, N., Younis, M.Z., Yousuf, A., Yu, C., Yu, J., Yu, Y., Yuh, F.H., Yunus, G., Yunusa, U., Yusuf, A.A., Yuwanati, M., Zadey, S., Zadnik, V., Zafar, M., Zaghampour, M., Zainal Abidin, E., Zakham, F., Zaki, N., Zamagni, G., Zaman, B.A., Zaman, S.B., Zamani, A.S., Zamora, N., Zanghì, A., Zar, H.J., Zarea, K., Zawiah, M., Zeariya, M.G.M., Zenebe, A.M., Zensen, S., Zeru, E.M., Zhan, T., Zhan, Y., Zhang, B., Zhang, C.J.P., Zhang, H., Zhang, J., Zhang, L., Zhang, M., Zhang, X., Zhang, Y., Zhang, Z., Zhao, J., Zhao, S., Zhao, Z., Zheng, J., Zheng, M.-H., Zheng, P., Zhong, C.C., Zhou, J., Zhou, J., Zhou, M., Zhu, B., Zhu, Z., Zhumagaliuly, A., Zielińska, M., Zihao, L., Zoghi, G., Zoromba, M.A., Zou, Z., Zrieq, R.M., Zuhlke, L.J., Zuhriyah, L., Zumla, A., Zyoud, A.H., Zyoud, S.H., Zyoud, S.H., Brauer, M., Vos, T., Murray, C.J.L., Gakidou, E., 2025. Burden of 375 diseases and injuries, risk-attributable burden of 88 risk factors, and healthy life expectancy in 204 countries and territories, including 660 subnational locations, 1990–2023: A systematic analysis for the</w:t>
+      </w:r>
+      <w:r>
+        <w:t xml:space="preserve"> </w:t>
+      </w:r>
+      <w:r>
+        <w:t xml:space="preserve">Global Burden</w:t>
+      </w:r>
+      <w:r>
+        <w:t xml:space="preserve"> </w:t>
+      </w:r>
+      <w:r>
+        <w:t xml:space="preserve">of</w:t>
+      </w:r>
+      <w:r>
+        <w:t xml:space="preserve"> </w:t>
+      </w:r>
+      <w:r>
+        <w:t xml:space="preserve">Disease Study</w:t>
+      </w:r>
+      <w:r>
+        <w:t xml:space="preserve"> </w:t>
+      </w:r>
+      <w:r>
+        <w:t xml:space="preserve">2023. The Lancet 406, 1873–1922.</w:t>
       </w:r>
       <w:r>
         <w:t xml:space="preserve"> </w:t>
@@ -6769,7 +6769,7 @@
           <w:rPr>
             <w:rStyle w:val="Hyperlink"/>
           </w:rPr>
-          <w:t xml:space="preserve">https://doi.org/10.1007/978-3-319-19425-7</w:t>
+          <w:t xml:space="preserve">https://doi.org/10.1016/S0140-6736(25)01637-X</w:t>
         </w:r>
       </w:hyperlink>
     </w:p>

--- a/manuscript/manuscript.docx
+++ b/manuscript/manuscript.docx
@@ -5275,7 +5275,7 @@
         <w:t xml:space="preserve">Margaux Sanchez</w:t>
       </w:r>
       <w:r>
-        <w:t xml:space="preserve">: Data curation, Writing - review and editing.</w:t>
+        <w:t xml:space="preserve">: Data curation, Writing – review and editing.</w:t>
       </w:r>
       <w:r>
         <w:t xml:space="preserve"> </w:t>
@@ -5288,7 +5288,7 @@
         <w:t xml:space="preserve">Philippe Palmont</w:t>
       </w:r>
       <w:r>
-        <w:t xml:space="preserve">: Data curation, Writing - review and editing.</w:t>
+        <w:t xml:space="preserve">: Data curation, Writing – review and editing.</w:t>
       </w:r>
       <w:r>
         <w:t xml:space="preserve"> </w:t>
@@ -5408,17 +5408,41 @@
       </w:r>
     </w:p>
     <w:bookmarkEnd w:id="58"/>
-    <w:bookmarkStart w:id="182" w:name="bibliography"/>
+    <w:bookmarkStart w:id="59" w:name="X1f74eb43af444059c7518034463b6c89b1cacf4"/>
     <w:p>
       <w:pPr>
         <w:pStyle w:val="Heading1"/>
       </w:pPr>
       <w:r>
+        <w:t xml:space="preserve">Declaration of generative AI and AI-assisted technologies in the manuscript preparation process</w:t>
+      </w:r>
+    </w:p>
+    <w:p>
+      <w:pPr>
+        <w:pStyle w:val="FirstParagraph"/>
+      </w:pPr>
+      <w:r>
+        <w:t xml:space="preserve">During the preparation of this work the authors used the large language model Claude Sonnet 4.6 (Anthropic) in order to to assist in the risk of bias assessment of the studies included in the literature review and assess language and grammar throughout the manuscript.</w:t>
+      </w:r>
+      <w:r>
+        <w:t xml:space="preserve"> </w:t>
+      </w:r>
+      <w:r>
+        <w:t xml:space="preserve">After using this tool, the authors reviewed and edited the content as needed and take full responsibility for the content of the published article.</w:t>
+      </w:r>
+    </w:p>
+    <w:bookmarkEnd w:id="59"/>
+    <w:bookmarkStart w:id="183" w:name="bibliography"/>
+    <w:p>
+      <w:pPr>
+        <w:pStyle w:val="Heading1"/>
+      </w:pPr>
+      <w:r>
         <w:t xml:space="preserve">References</w:t>
       </w:r>
     </w:p>
-    <w:bookmarkStart w:id="181" w:name="refs"/>
-    <w:bookmarkStart w:id="60" w:name="X06097e4c5e52362623b7f1c040457eb7d553acc"/>
+    <w:bookmarkStart w:id="182" w:name="refs"/>
+    <w:bookmarkStart w:id="61" w:name="X06097e4c5e52362623b7f1c040457eb7d553acc"/>
     <w:p>
       <w:pPr>
         <w:pStyle w:val="Bibliography"/>
@@ -5504,7 +5528,7 @@
       <w:r>
         <w:t xml:space="preserve"> </w:t>
       </w:r>
-      <w:hyperlink r:id="rId59">
+      <w:hyperlink r:id="rId60">
         <w:r>
           <w:rPr>
             <w:rStyle w:val="Hyperlink"/>
@@ -5513,8 +5537,8 @@
         </w:r>
       </w:hyperlink>
     </w:p>
-    <w:bookmarkEnd w:id="60"/>
-    <w:bookmarkStart w:id="62" w:name="ref-bauer2020AssociationsMetalMixture"/>
+    <w:bookmarkEnd w:id="61"/>
+    <w:bookmarkStart w:id="63" w:name="ref-bauer2020AssociationsMetalMixture"/>
     <w:p>
       <w:pPr>
         <w:pStyle w:val="Bibliography"/>
@@ -5591,7 +5615,7 @@
       <w:r>
         <w:t xml:space="preserve"> </w:t>
       </w:r>
-      <w:hyperlink r:id="rId61">
+      <w:hyperlink r:id="rId62">
         <w:r>
           <w:rPr>
             <w:rStyle w:val="Hyperlink"/>
@@ -5600,8 +5624,8 @@
         </w:r>
       </w:hyperlink>
     </w:p>
-    <w:bookmarkEnd w:id="62"/>
-    <w:bookmarkStart w:id="64" w:name="ref-bellinger1992LowLevelLeadExposure"/>
+    <w:bookmarkEnd w:id="63"/>
+    <w:bookmarkStart w:id="65" w:name="ref-bellinger1992LowLevelLeadExposure"/>
     <w:p>
       <w:pPr>
         <w:pStyle w:val="Bibliography"/>
@@ -5648,7 +5672,7 @@
       <w:r>
         <w:t xml:space="preserve"> </w:t>
       </w:r>
-      <w:hyperlink r:id="rId63">
+      <w:hyperlink r:id="rId64">
         <w:r>
           <w:rPr>
             <w:rStyle w:val="Hyperlink"/>
@@ -5657,8 +5681,8 @@
         </w:r>
       </w:hyperlink>
     </w:p>
-    <w:bookmarkEnd w:id="64"/>
-    <w:bookmarkStart w:id="66" w:name="ref-burkner2017BrmsPackageBayesian"/>
+    <w:bookmarkEnd w:id="65"/>
+    <w:bookmarkStart w:id="67" w:name="ref-burkner2017BrmsPackageBayesian"/>
     <w:p>
       <w:pPr>
         <w:pStyle w:val="Bibliography"/>
@@ -5732,7 +5756,7 @@
       <w:r>
         <w:t xml:space="preserve"> </w:t>
       </w:r>
-      <w:hyperlink r:id="rId65">
+      <w:hyperlink r:id="rId66">
         <w:r>
           <w:rPr>
             <w:rStyle w:val="Hyperlink"/>
@@ -5741,8 +5765,8 @@
         </w:r>
       </w:hyperlink>
     </w:p>
-    <w:bookmarkEnd w:id="66"/>
-    <w:bookmarkStart w:id="68" w:name="ref-ciyer2025BayesianMetaanalysis21st"/>
+    <w:bookmarkEnd w:id="67"/>
+    <w:bookmarkStart w:id="69" w:name="ref-ciyer2025BayesianMetaanalysis21st"/>
     <w:p>
       <w:pPr>
         <w:pStyle w:val="Bibliography"/>
@@ -5765,7 +5789,7 @@
       <w:r>
         <w:t xml:space="preserve"> </w:t>
       </w:r>
-      <w:hyperlink r:id="rId67">
+      <w:hyperlink r:id="rId68">
         <w:r>
           <w:rPr>
             <w:rStyle w:val="Hyperlink"/>
@@ -5774,8 +5798,8 @@
         </w:r>
       </w:hyperlink>
     </w:p>
-    <w:bookmarkEnd w:id="68"/>
-    <w:bookmarkStart w:id="70" w:name="Xa2086c2c3f6a9ac4b676f66b1cdbbd5efdb3b23"/>
+    <w:bookmarkEnd w:id="69"/>
+    <w:bookmarkStart w:id="71" w:name="Xa2086c2c3f6a9ac4b676f66b1cdbbd5efdb3b23"/>
     <w:p>
       <w:pPr>
         <w:pStyle w:val="Bibliography"/>
@@ -5842,7 +5866,7 @@
       <w:r>
         <w:t xml:space="preserve"> </w:t>
       </w:r>
-      <w:hyperlink r:id="rId69">
+      <w:hyperlink r:id="rId70">
         <w:r>
           <w:rPr>
             <w:rStyle w:val="Hyperlink"/>
@@ -5851,8 +5875,8 @@
         </w:r>
       </w:hyperlink>
     </w:p>
-    <w:bookmarkEnd w:id="70"/>
-    <w:bookmarkStart w:id="72" w:name="X93c1fc7f8e1220d02cbab90c02ac44248f2b23e"/>
+    <w:bookmarkEnd w:id="71"/>
+    <w:bookmarkStart w:id="73" w:name="X93c1fc7f8e1220d02cbab90c02ac44248f2b23e"/>
     <w:p>
       <w:pPr>
         <w:pStyle w:val="Bibliography"/>
@@ -5863,7 +5887,7 @@
       <w:r>
         <w:t xml:space="preserve"> </w:t>
       </w:r>
-      <w:hyperlink r:id="rId71">
+      <w:hyperlink r:id="rId72">
         <w:r>
           <w:rPr>
             <w:rStyle w:val="Hyperlink"/>
@@ -5872,8 +5896,8 @@
         </w:r>
       </w:hyperlink>
     </w:p>
-    <w:bookmarkEnd w:id="72"/>
-    <w:bookmarkStart w:id="74" w:name="ref-chang2006LowBloodLead"/>
+    <w:bookmarkEnd w:id="73"/>
+    <w:bookmarkStart w:id="75" w:name="ref-chang2006LowBloodLead"/>
     <w:p>
       <w:pPr>
         <w:pStyle w:val="Bibliography"/>
@@ -5884,7 +5908,7 @@
       <w:r>
         <w:t xml:space="preserve"> </w:t>
       </w:r>
-      <w:hyperlink r:id="rId73">
+      <w:hyperlink r:id="rId74">
         <w:r>
           <w:rPr>
             <w:rStyle w:val="Hyperlink"/>
@@ -5893,8 +5917,8 @@
         </w:r>
       </w:hyperlink>
     </w:p>
-    <w:bookmarkEnd w:id="74"/>
-    <w:bookmarkStart w:id="76" w:name="ref-chen2005IQBloodLead"/>
+    <w:bookmarkEnd w:id="75"/>
+    <w:bookmarkStart w:id="77" w:name="ref-chen2005IQBloodLead"/>
     <w:p>
       <w:pPr>
         <w:pStyle w:val="Bibliography"/>
@@ -6016,7 +6040,7 @@
       <w:r>
         <w:t xml:space="preserve"> </w:t>
       </w:r>
-      <w:hyperlink r:id="rId75">
+      <w:hyperlink r:id="rId76">
         <w:r>
           <w:rPr>
             <w:rStyle w:val="Hyperlink"/>
@@ -6025,8 +6049,8 @@
         </w:r>
       </w:hyperlink>
     </w:p>
-    <w:bookmarkEnd w:id="76"/>
-    <w:bookmarkStart w:id="78" w:name="ref-crump2013StatisticalReevaluationData"/>
+    <w:bookmarkEnd w:id="77"/>
+    <w:bookmarkStart w:id="79" w:name="ref-crump2013StatisticalReevaluationData"/>
     <w:p>
       <w:pPr>
         <w:pStyle w:val="Bibliography"/>
@@ -6049,7 +6073,7 @@
       <w:r>
         <w:t xml:space="preserve"> </w:t>
       </w:r>
-      <w:hyperlink r:id="rId77">
+      <w:hyperlink r:id="rId78">
         <w:r>
           <w:rPr>
             <w:rStyle w:val="Hyperlink"/>
@@ -6058,8 +6082,8 @@
         </w:r>
       </w:hyperlink>
     </w:p>
-    <w:bookmarkEnd w:id="78"/>
-    <w:bookmarkStart w:id="80" w:name="ref-dantzer2020ComparisonBloodToenails"/>
+    <w:bookmarkEnd w:id="79"/>
+    <w:bookmarkStart w:id="81" w:name="ref-dantzer2020ComparisonBloodToenails"/>
     <w:p>
       <w:pPr>
         <w:pStyle w:val="Bibliography"/>
@@ -6070,7 +6094,7 @@
       <w:r>
         <w:t xml:space="preserve"> </w:t>
       </w:r>
-      <w:hyperlink r:id="rId79">
+      <w:hyperlink r:id="rId80">
         <w:r>
           <w:rPr>
             <w:rStyle w:val="Hyperlink"/>
@@ -6079,8 +6103,8 @@
         </w:r>
       </w:hyperlink>
     </w:p>
-    <w:bookmarkEnd w:id="80"/>
-    <w:bookmarkStart w:id="82" w:name="X6bc65313eadd1b86059eb4ba10c8cf9d91be17d"/>
+    <w:bookmarkEnd w:id="81"/>
+    <w:bookmarkStart w:id="83" w:name="X6bc65313eadd1b86059eb4ba10c8cf9d91be17d"/>
     <w:p>
       <w:pPr>
         <w:pStyle w:val="Bibliography"/>
@@ -6115,7 +6139,7 @@
       <w:r>
         <w:t xml:space="preserve"> </w:t>
       </w:r>
-      <w:hyperlink r:id="rId81">
+      <w:hyperlink r:id="rId82">
         <w:r>
           <w:rPr>
             <w:rStyle w:val="Hyperlink"/>
@@ -6124,8 +6148,8 @@
         </w:r>
       </w:hyperlink>
     </w:p>
-    <w:bookmarkEnd w:id="82"/>
-    <w:bookmarkStart w:id="84" w:name="Xadfdab0209e4a364d9fdcffecfddb00700d2db9"/>
+    <w:bookmarkEnd w:id="83"/>
+    <w:bookmarkStart w:id="85" w:name="Xadfdab0209e4a364d9fdcffecfddb00700d2db9"/>
     <w:p>
       <w:pPr>
         <w:pStyle w:val="Bibliography"/>
@@ -6199,7 +6223,7 @@
       <w:r>
         <w:t xml:space="preserve"> </w:t>
       </w:r>
-      <w:hyperlink r:id="rId83">
+      <w:hyperlink r:id="rId84">
         <w:r>
           <w:rPr>
             <w:rStyle w:val="Hyperlink"/>
@@ -6208,8 +6232,8 @@
         </w:r>
       </w:hyperlink>
     </w:p>
-    <w:bookmarkEnd w:id="84"/>
-    <w:bookmarkStart w:id="86" w:name="ref-earl2016LowlevelEnvironmentalLead"/>
+    <w:bookmarkEnd w:id="85"/>
+    <w:bookmarkStart w:id="87" w:name="ref-earl2016LowlevelEnvironmentalLead"/>
     <w:p>
       <w:pPr>
         <w:pStyle w:val="Bibliography"/>
@@ -6220,7 +6244,7 @@
       <w:r>
         <w:t xml:space="preserve"> </w:t>
       </w:r>
-      <w:hyperlink r:id="rId85">
+      <w:hyperlink r:id="rId86">
         <w:r>
           <w:rPr>
             <w:rStyle w:val="Hyperlink"/>
@@ -6229,8 +6253,8 @@
         </w:r>
       </w:hyperlink>
     </w:p>
-    <w:bookmarkEnd w:id="86"/>
-    <w:bookmarkStart w:id="88" w:name="X4707f3a4b72a0982487545f9dc3d674642af108"/>
+    <w:bookmarkEnd w:id="87"/>
+    <w:bookmarkStart w:id="89" w:name="X4707f3a4b72a0982487545f9dc3d674642af108"/>
     <w:p>
       <w:pPr>
         <w:pStyle w:val="Bibliography"/>
@@ -6253,7 +6277,7 @@
       <w:r>
         <w:t xml:space="preserve"> </w:t>
       </w:r>
-      <w:hyperlink r:id="rId87">
+      <w:hyperlink r:id="rId88">
         <w:r>
           <w:rPr>
             <w:rStyle w:val="Hyperlink"/>
@@ -6262,8 +6286,8 @@
         </w:r>
       </w:hyperlink>
     </w:p>
-    <w:bookmarkEnd w:id="88"/>
-    <w:bookmarkStart w:id="90" w:name="X5615fc1cb9c455a90da75660348bda09fd0f967"/>
+    <w:bookmarkEnd w:id="89"/>
+    <w:bookmarkStart w:id="91" w:name="X5615fc1cb9c455a90da75660348bda09fd0f967"/>
     <w:p>
       <w:pPr>
         <w:pStyle w:val="Bibliography"/>
@@ -6307,7 +6331,7 @@
       <w:r>
         <w:t xml:space="preserve"> </w:t>
       </w:r>
-      <w:hyperlink r:id="rId89">
+      <w:hyperlink r:id="rId90">
         <w:r>
           <w:rPr>
             <w:rStyle w:val="Hyperlink"/>
@@ -6316,8 +6340,8 @@
         </w:r>
       </w:hyperlink>
     </w:p>
-    <w:bookmarkEnd w:id="90"/>
-    <w:bookmarkStart w:id="92" w:name="ref-figueroa2024LossCognitiveFunction"/>
+    <w:bookmarkEnd w:id="91"/>
+    <w:bookmarkStart w:id="93" w:name="ref-figueroa2024LossCognitiveFunction"/>
     <w:p>
       <w:pPr>
         <w:pStyle w:val="Bibliography"/>
@@ -6340,7 +6364,7 @@
       <w:r>
         <w:t xml:space="preserve"> </w:t>
       </w:r>
-      <w:hyperlink r:id="rId91">
+      <w:hyperlink r:id="rId92">
         <w:r>
           <w:rPr>
             <w:rStyle w:val="Hyperlink"/>
@@ -6349,8 +6373,8 @@
         </w:r>
       </w:hyperlink>
     </w:p>
-    <w:bookmarkEnd w:id="92"/>
-    <w:bookmarkStart w:id="93" w:name="X21bf392f662dc1b38e9a7fa4b314fc7a471696b"/>
+    <w:bookmarkEnd w:id="93"/>
+    <w:bookmarkStart w:id="94" w:name="X21bf392f662dc1b38e9a7fa4b314fc7a471696b"/>
     <w:p>
       <w:pPr>
         <w:pStyle w:val="Bibliography"/>
@@ -6380,8 +6404,8 @@
         <w:t xml:space="preserve">.</w:t>
       </w:r>
     </w:p>
-    <w:bookmarkEnd w:id="93"/>
-    <w:bookmarkStart w:id="95" w:name="ref-gelman2013Chapter4Asymptotics"/>
+    <w:bookmarkEnd w:id="94"/>
+    <w:bookmarkStart w:id="96" w:name="ref-gelman2013Chapter4Asymptotics"/>
     <w:p>
       <w:pPr>
         <w:pStyle w:val="Bibliography"/>
@@ -6431,7 +6455,7 @@
       <w:r>
         <w:t xml:space="preserve"> </w:t>
       </w:r>
-      <w:hyperlink r:id="rId94">
+      <w:hyperlink r:id="rId95">
         <w:r>
           <w:rPr>
             <w:rStyle w:val="Hyperlink"/>
@@ -6440,8 +6464,8 @@
         </w:r>
       </w:hyperlink>
     </w:p>
-    <w:bookmarkEnd w:id="95"/>
-    <w:bookmarkStart w:id="97" w:name="ref-gelman2020BayesianWorkflow"/>
+    <w:bookmarkEnd w:id="96"/>
+    <w:bookmarkStart w:id="98" w:name="ref-gelman2020BayesianWorkflow"/>
     <w:p>
       <w:pPr>
         <w:pStyle w:val="Bibliography"/>
@@ -6461,7 +6485,7 @@
       <w:r>
         <w:t xml:space="preserve"> </w:t>
       </w:r>
-      <w:hyperlink r:id="rId96">
+      <w:hyperlink r:id="rId97">
         <w:r>
           <w:rPr>
             <w:rStyle w:val="Hyperlink"/>
@@ -6470,8 +6494,8 @@
         </w:r>
       </w:hyperlink>
     </w:p>
-    <w:bookmarkEnd w:id="97"/>
-    <w:bookmarkStart w:id="99" w:name="ref-goodman2023SexDifferencePre"/>
+    <w:bookmarkEnd w:id="98"/>
+    <w:bookmarkStart w:id="100" w:name="ref-goodman2023SexDifferencePre"/>
     <w:p>
       <w:pPr>
         <w:pStyle w:val="Bibliography"/>
@@ -6482,7 +6506,7 @@
       <w:r>
         <w:t xml:space="preserve"> </w:t>
       </w:r>
-      <w:hyperlink r:id="rId98">
+      <w:hyperlink r:id="rId99">
         <w:r>
           <w:rPr>
             <w:rStyle w:val="Hyperlink"/>
@@ -6491,8 +6515,8 @@
         </w:r>
       </w:hyperlink>
     </w:p>
-    <w:bookmarkEnd w:id="99"/>
-    <w:bookmarkStart w:id="101" w:name="X035620408d1fb22c7ed381e74f0468c30df4612"/>
+    <w:bookmarkEnd w:id="100"/>
+    <w:bookmarkStart w:id="102" w:name="X035620408d1fb22c7ed381e74f0468c30df4612"/>
     <w:p>
       <w:pPr>
         <w:pStyle w:val="Bibliography"/>
@@ -6530,7 +6554,7 @@
       <w:r>
         <w:t xml:space="preserve"> </w:t>
       </w:r>
-      <w:hyperlink r:id="rId100">
+      <w:hyperlink r:id="rId101">
         <w:r>
           <w:rPr>
             <w:rStyle w:val="Hyperlink"/>
@@ -6539,8 +6563,8 @@
         </w:r>
       </w:hyperlink>
     </w:p>
-    <w:bookmarkEnd w:id="101"/>
-    <w:bookmarkStart w:id="103" w:name="ref-halabicky2023LowLevelLead"/>
+    <w:bookmarkEnd w:id="102"/>
+    <w:bookmarkStart w:id="104" w:name="ref-halabicky2023LowLevelLead"/>
     <w:p>
       <w:pPr>
         <w:pStyle w:val="Bibliography"/>
@@ -6563,7 +6587,7 @@
       <w:r>
         <w:t xml:space="preserve"> </w:t>
       </w:r>
-      <w:hyperlink r:id="rId102">
+      <w:hyperlink r:id="rId103">
         <w:r>
           <w:rPr>
             <w:rStyle w:val="Hyperlink"/>
@@ -6572,8 +6596,8 @@
         </w:r>
       </w:hyperlink>
     </w:p>
-    <w:bookmarkEnd w:id="103"/>
-    <w:bookmarkStart w:id="105" w:name="ref-harari2018BloodLeadLevels"/>
+    <w:bookmarkEnd w:id="104"/>
+    <w:bookmarkStart w:id="106" w:name="ref-harari2018BloodLeadLevels"/>
     <w:p>
       <w:pPr>
         <w:pStyle w:val="Bibliography"/>
@@ -6617,7 +6641,7 @@
       <w:r>
         <w:t xml:space="preserve"> </w:t>
       </w:r>
-      <w:hyperlink r:id="rId104">
+      <w:hyperlink r:id="rId105">
         <w:r>
           <w:rPr>
             <w:rStyle w:val="Hyperlink"/>
@@ -6626,8 +6650,8 @@
         </w:r>
       </w:hyperlink>
     </w:p>
-    <w:bookmarkEnd w:id="105"/>
-    <w:bookmarkStart w:id="107" w:name="Xec30ec7c912152a14c0f622040312567154bf15"/>
+    <w:bookmarkEnd w:id="106"/>
+    <w:bookmarkStart w:id="108" w:name="Xec30ec7c912152a14c0f622040312567154bf15"/>
     <w:p>
       <w:pPr>
         <w:pStyle w:val="Bibliography"/>
@@ -6719,7 +6743,7 @@
       <w:r>
         <w:t xml:space="preserve"> </w:t>
       </w:r>
-      <w:hyperlink r:id="rId106">
+      <w:hyperlink r:id="rId107">
         <w:r>
           <w:rPr>
             <w:rStyle w:val="Hyperlink"/>
@@ -6728,8 +6752,8 @@
         </w:r>
       </w:hyperlink>
     </w:p>
-    <w:bookmarkEnd w:id="107"/>
-    <w:bookmarkStart w:id="109" w:name="ref-hay2025Burden375Diseases"/>
+    <w:bookmarkEnd w:id="108"/>
+    <w:bookmarkStart w:id="110" w:name="ref-hay2025Burden375Diseases"/>
     <w:p>
       <w:pPr>
         <w:pStyle w:val="Bibliography"/>
@@ -6764,7 +6788,7 @@
       <w:r>
         <w:t xml:space="preserve"> </w:t>
       </w:r>
-      <w:hyperlink r:id="rId108">
+      <w:hyperlink r:id="rId109">
         <w:r>
           <w:rPr>
             <w:rStyle w:val="Hyperlink"/>
@@ -6773,8 +6797,8 @@
         </w:r>
       </w:hyperlink>
     </w:p>
-    <w:bookmarkEnd w:id="109"/>
-    <w:bookmarkStart w:id="111" w:name="ref-heidari2022EffectLeadExposurea"/>
+    <w:bookmarkEnd w:id="110"/>
+    <w:bookmarkStart w:id="112" w:name="ref-heidari2022EffectLeadExposurea"/>
     <w:p>
       <w:pPr>
         <w:pStyle w:val="Bibliography"/>
@@ -6797,7 +6821,7 @@
       <w:r>
         <w:t xml:space="preserve"> </w:t>
       </w:r>
-      <w:hyperlink r:id="rId110">
+      <w:hyperlink r:id="rId111">
         <w:r>
           <w:rPr>
             <w:rStyle w:val="Hyperlink"/>
@@ -6806,8 +6830,8 @@
         </w:r>
       </w:hyperlink>
     </w:p>
-    <w:bookmarkEnd w:id="111"/>
-    <w:bookmarkStart w:id="113" w:name="X837f91f784566061977da85c17a5755a81dedde"/>
+    <w:bookmarkEnd w:id="112"/>
+    <w:bookmarkStart w:id="114" w:name="X837f91f784566061977da85c17a5755a81dedde"/>
     <w:p>
       <w:pPr>
         <w:pStyle w:val="Bibliography"/>
@@ -6818,7 +6842,7 @@
       <w:r>
         <w:t xml:space="preserve"> </w:t>
       </w:r>
-      <w:hyperlink r:id="rId112">
+      <w:hyperlink r:id="rId113">
         <w:r>
           <w:rPr>
             <w:rStyle w:val="Hyperlink"/>
@@ -6827,8 +6851,8 @@
         </w:r>
       </w:hyperlink>
     </w:p>
-    <w:bookmarkEnd w:id="113"/>
-    <w:bookmarkStart w:id="115" w:name="ref-hong2013ComparingBayesianFrequentist"/>
+    <w:bookmarkEnd w:id="114"/>
+    <w:bookmarkStart w:id="116" w:name="ref-hong2013ComparingBayesianFrequentist"/>
     <w:p>
       <w:pPr>
         <w:pStyle w:val="Bibliography"/>
@@ -6872,7 +6896,7 @@
       <w:r>
         <w:t xml:space="preserve"> </w:t>
       </w:r>
-      <w:hyperlink r:id="rId114">
+      <w:hyperlink r:id="rId115">
         <w:r>
           <w:rPr>
             <w:rStyle w:val="Hyperlink"/>
@@ -6881,8 +6905,8 @@
         </w:r>
       </w:hyperlink>
     </w:p>
-    <w:bookmarkEnd w:id="115"/>
-    <w:bookmarkStart w:id="117" w:name="ref-hong2015EnvironmentalLeadExposure"/>
+    <w:bookmarkEnd w:id="116"/>
+    <w:bookmarkStart w:id="118" w:name="ref-hong2015EnvironmentalLeadExposure"/>
     <w:p>
       <w:pPr>
         <w:pStyle w:val="Bibliography"/>
@@ -6944,7 +6968,7 @@
       <w:r>
         <w:t xml:space="preserve"> </w:t>
       </w:r>
-      <w:hyperlink r:id="rId116">
+      <w:hyperlink r:id="rId117">
         <w:r>
           <w:rPr>
             <w:rStyle w:val="Hyperlink"/>
@@ -6953,8 +6977,8 @@
         </w:r>
       </w:hyperlink>
     </w:p>
-    <w:bookmarkEnd w:id="117"/>
-    <w:bookmarkStart w:id="119" w:name="ref-kazi2026PvaluesBayesFactor"/>
+    <w:bookmarkEnd w:id="118"/>
+    <w:bookmarkStart w:id="120" w:name="ref-kazi2026PvaluesBayesFactor"/>
     <w:p>
       <w:pPr>
         <w:pStyle w:val="Bibliography"/>
@@ -6995,7 +7019,7 @@
       <w:r>
         <w:t xml:space="preserve"> </w:t>
       </w:r>
-      <w:hyperlink r:id="rId118">
+      <w:hyperlink r:id="rId119">
         <w:r>
           <w:rPr>
             <w:rStyle w:val="Hyperlink"/>
@@ -7004,8 +7028,8 @@
         </w:r>
       </w:hyperlink>
     </w:p>
-    <w:bookmarkEnd w:id="119"/>
-    <w:bookmarkStart w:id="121" w:name="X5cae6442bbe0e1f5d8df6cd5008aab2dbfb65a6"/>
+    <w:bookmarkEnd w:id="120"/>
+    <w:bookmarkStart w:id="122" w:name="X5cae6442bbe0e1f5d8df6cd5008aab2dbfb65a6"/>
     <w:p>
       <w:pPr>
         <w:pStyle w:val="Bibliography"/>
@@ -7025,7 +7049,7 @@
       <w:r>
         <w:t xml:space="preserve"> </w:t>
       </w:r>
-      <w:hyperlink r:id="rId120">
+      <w:hyperlink r:id="rId121">
         <w:r>
           <w:rPr>
             <w:rStyle w:val="Hyperlink"/>
@@ -7034,8 +7058,8 @@
         </w:r>
       </w:hyperlink>
     </w:p>
-    <w:bookmarkEnd w:id="121"/>
-    <w:bookmarkStart w:id="123" w:name="ref-lacerda2023GlobalDecreaseBlood"/>
+    <w:bookmarkEnd w:id="122"/>
+    <w:bookmarkStart w:id="124" w:name="ref-lacerda2023GlobalDecreaseBlood"/>
     <w:p>
       <w:pPr>
         <w:pStyle w:val="Bibliography"/>
@@ -7046,7 +7070,7 @@
       <w:r>
         <w:t xml:space="preserve"> </w:t>
       </w:r>
-      <w:hyperlink r:id="rId122">
+      <w:hyperlink r:id="rId123">
         <w:r>
           <w:rPr>
             <w:rStyle w:val="Hyperlink"/>
@@ -7055,8 +7079,8 @@
         </w:r>
       </w:hyperlink>
     </w:p>
-    <w:bookmarkEnd w:id="123"/>
-    <w:bookmarkStart w:id="125" w:name="X33f03e29791f20cdbbbbf0729c723b16e55ed16"/>
+    <w:bookmarkEnd w:id="124"/>
+    <w:bookmarkStart w:id="126" w:name="X33f03e29791f20cdbbbbf0729c723b16e55ed16"/>
     <w:p>
       <w:pPr>
         <w:pStyle w:val="Bibliography"/>
@@ -7115,7 +7139,7 @@
       <w:r>
         <w:t xml:space="preserve"> </w:t>
       </w:r>
-      <w:hyperlink r:id="rId124">
+      <w:hyperlink r:id="rId125">
         <w:r>
           <w:rPr>
             <w:rStyle w:val="Hyperlink"/>
@@ -7124,8 +7148,8 @@
         </w:r>
       </w:hyperlink>
     </w:p>
-    <w:bookmarkEnd w:id="125"/>
-    <w:bookmarkStart w:id="127" w:name="X9a8bad0b78f43066cb333fdedcdcad5d7017900"/>
+    <w:bookmarkEnd w:id="126"/>
+    <w:bookmarkStart w:id="128" w:name="X9a8bad0b78f43066cb333fdedcdcad5d7017900"/>
     <w:p>
       <w:pPr>
         <w:pStyle w:val="Bibliography"/>
@@ -7172,7 +7196,7 @@
       <w:r>
         <w:t xml:space="preserve"> </w:t>
       </w:r>
-      <w:hyperlink r:id="rId126">
+      <w:hyperlink r:id="rId127">
         <w:r>
           <w:rPr>
             <w:rStyle w:val="Hyperlink"/>
@@ -7181,8 +7205,8 @@
         </w:r>
       </w:hyperlink>
     </w:p>
-    <w:bookmarkEnd w:id="127"/>
-    <w:bookmarkStart w:id="129" w:name="ref-lanphear2018LowlevelLeadExposure"/>
+    <w:bookmarkEnd w:id="128"/>
+    <w:bookmarkStart w:id="130" w:name="ref-lanphear2018LowlevelLeadExposure"/>
     <w:p>
       <w:pPr>
         <w:pStyle w:val="Bibliography"/>
@@ -7205,7 +7229,7 @@
       <w:r>
         <w:t xml:space="preserve"> </w:t>
       </w:r>
-      <w:hyperlink r:id="rId128">
+      <w:hyperlink r:id="rId129">
         <w:r>
           <w:rPr>
             <w:rStyle w:val="Hyperlink"/>
@@ -7214,8 +7238,8 @@
         </w:r>
       </w:hyperlink>
     </w:p>
-    <w:bookmarkEnd w:id="129"/>
-    <w:bookmarkStart w:id="131" w:name="ref-larsen2023GlobalHealthBurden"/>
+    <w:bookmarkEnd w:id="130"/>
+    <w:bookmarkStart w:id="132" w:name="ref-larsen2023GlobalHealthBurden"/>
     <w:p>
       <w:pPr>
         <w:pStyle w:val="Bibliography"/>
@@ -7226,7 +7250,7 @@
       <w:r>
         <w:t xml:space="preserve"> </w:t>
       </w:r>
-      <w:hyperlink r:id="rId130">
+      <w:hyperlink r:id="rId131">
         <w:r>
           <w:rPr>
             <w:rStyle w:val="Hyperlink"/>
@@ -7235,8 +7259,8 @@
         </w:r>
       </w:hyperlink>
     </w:p>
-    <w:bookmarkEnd w:id="131"/>
-    <w:bookmarkStart w:id="133" w:name="ref-lee2021PrenatalPostnatalExposures"/>
+    <w:bookmarkEnd w:id="132"/>
+    <w:bookmarkStart w:id="134" w:name="ref-lee2021PrenatalPostnatalExposures"/>
     <w:p>
       <w:pPr>
         <w:pStyle w:val="Bibliography"/>
@@ -7280,7 +7304,7 @@
       <w:r>
         <w:t xml:space="preserve"> </w:t>
       </w:r>
-      <w:hyperlink r:id="rId132">
+      <w:hyperlink r:id="rId133">
         <w:r>
           <w:rPr>
             <w:rStyle w:val="Hyperlink"/>
@@ -7289,8 +7313,8 @@
         </w:r>
       </w:hyperlink>
     </w:p>
-    <w:bookmarkEnd w:id="133"/>
-    <w:bookmarkStart w:id="135" w:name="X716dc31ca13dac7355fea3a0f7dea95779ecabb"/>
+    <w:bookmarkEnd w:id="134"/>
+    <w:bookmarkStart w:id="136" w:name="X716dc31ca13dac7355fea3a0f7dea95779ecabb"/>
     <w:p>
       <w:pPr>
         <w:pStyle w:val="Bibliography"/>
@@ -7319,7 +7343,7 @@
       <w:r>
         <w:t xml:space="preserve"> </w:t>
       </w:r>
-      <w:hyperlink r:id="rId134">
+      <w:hyperlink r:id="rId135">
         <w:r>
           <w:rPr>
             <w:rStyle w:val="Hyperlink"/>
@@ -7328,8 +7352,8 @@
         </w:r>
       </w:hyperlink>
     </w:p>
-    <w:bookmarkEnd w:id="135"/>
-    <w:bookmarkStart w:id="137" w:name="Xb0421be95a139ca5af39ce6040517bf1be79427"/>
+    <w:bookmarkEnd w:id="136"/>
+    <w:bookmarkStart w:id="138" w:name="Xb0421be95a139ca5af39ce6040517bf1be79427"/>
     <w:p>
       <w:pPr>
         <w:pStyle w:val="Bibliography"/>
@@ -7352,7 +7376,7 @@
       <w:r>
         <w:t xml:space="preserve"> </w:t>
       </w:r>
-      <w:hyperlink r:id="rId136">
+      <w:hyperlink r:id="rId137">
         <w:r>
           <w:rPr>
             <w:rStyle w:val="Hyperlink"/>
@@ -7361,8 +7385,8 @@
         </w:r>
       </w:hyperlink>
     </w:p>
-    <w:bookmarkEnd w:id="137"/>
-    <w:bookmarkStart w:id="139" w:name="ref-mcfarland2022HalfUSPopulation"/>
+    <w:bookmarkEnd w:id="138"/>
+    <w:bookmarkStart w:id="140" w:name="ref-mcfarland2022HalfUSPopulation"/>
     <w:p>
       <w:pPr>
         <w:pStyle w:val="Bibliography"/>
@@ -7385,7 +7409,7 @@
       <w:r>
         <w:t xml:space="preserve"> </w:t>
       </w:r>
-      <w:hyperlink r:id="rId138">
+      <w:hyperlink r:id="rId139">
         <w:r>
           <w:rPr>
             <w:rStyle w:val="Hyperlink"/>
@@ -7394,8 +7418,8 @@
         </w:r>
       </w:hyperlink>
     </w:p>
-    <w:bookmarkEnd w:id="139"/>
-    <w:bookmarkStart w:id="140" w:name="X33fe7de6e8b65c86af337dbdb8d7cc8651c48a8"/>
+    <w:bookmarkEnd w:id="140"/>
+    <w:bookmarkStart w:id="141" w:name="X33fe7de6e8b65c86af337dbdb8d7cc8651c48a8"/>
     <w:p>
       <w:pPr>
         <w:pStyle w:val="Bibliography"/>
@@ -7461,8 +7485,8 @@
         <w:t xml:space="preserve">. International Journal of Environmental Research and Public Health 15, 2418.</w:t>
       </w:r>
     </w:p>
-    <w:bookmarkEnd w:id="140"/>
-    <w:bookmarkStart w:id="142" w:name="ref-needleman1990LowLevelLeadExposure"/>
+    <w:bookmarkEnd w:id="141"/>
+    <w:bookmarkStart w:id="143" w:name="ref-needleman1990LowLevelLeadExposure"/>
     <w:p>
       <w:pPr>
         <w:pStyle w:val="Bibliography"/>
@@ -7524,7 +7548,7 @@
       <w:r>
         <w:t xml:space="preserve"> </w:t>
       </w:r>
-      <w:hyperlink r:id="rId141">
+      <w:hyperlink r:id="rId142">
         <w:r>
           <w:rPr>
             <w:rStyle w:val="Hyperlink"/>
@@ -7533,8 +7557,8 @@
         </w:r>
       </w:hyperlink>
     </w:p>
-    <w:bookmarkEnd w:id="142"/>
-    <w:bookmarkStart w:id="143" w:name="Xf5486a80753c915bf34b5d8f3ad5e46aac479a7"/>
+    <w:bookmarkEnd w:id="143"/>
+    <w:bookmarkStart w:id="144" w:name="Xf5486a80753c915bf34b5d8f3ad5e46aac479a7"/>
     <w:p>
       <w:pPr>
         <w:pStyle w:val="Bibliography"/>
@@ -7588,8 +7612,8 @@
         <w:t xml:space="preserve">.</w:t>
       </w:r>
     </w:p>
-    <w:bookmarkEnd w:id="143"/>
-    <w:bookmarkStart w:id="145" w:name="ref-page2021PRISMA2020Statement"/>
+    <w:bookmarkEnd w:id="144"/>
+    <w:bookmarkStart w:id="146" w:name="ref-page2021PRISMA2020Statement"/>
     <w:p>
       <w:pPr>
         <w:pStyle w:val="Bibliography"/>
@@ -7612,7 +7636,7 @@
       <w:r>
         <w:t xml:space="preserve"> </w:t>
       </w:r>
-      <w:hyperlink r:id="rId144">
+      <w:hyperlink r:id="rId145">
         <w:r>
           <w:rPr>
             <w:rStyle w:val="Hyperlink"/>
@@ -7621,8 +7645,8 @@
         </w:r>
       </w:hyperlink>
     </w:p>
-    <w:bookmarkEnd w:id="145"/>
-    <w:bookmarkStart w:id="147" w:name="ref-plate2024DevelopmentToolRapid"/>
+    <w:bookmarkEnd w:id="146"/>
+    <w:bookmarkStart w:id="148" w:name="ref-plate2024DevelopmentToolRapid"/>
     <w:p>
       <w:pPr>
         <w:pStyle w:val="Bibliography"/>
@@ -7633,7 +7657,7 @@
       <w:r>
         <w:t xml:space="preserve"> </w:t>
       </w:r>
-      <w:hyperlink r:id="rId146">
+      <w:hyperlink r:id="rId147">
         <w:r>
           <w:rPr>
             <w:rStyle w:val="Hyperlink"/>
@@ -7642,8 +7666,8 @@
         </w:r>
       </w:hyperlink>
     </w:p>
-    <w:bookmarkEnd w:id="147"/>
-    <w:bookmarkStart w:id="149" w:name="ref-pocock1994EnvironmentalLeadChildrens"/>
+    <w:bookmarkEnd w:id="148"/>
+    <w:bookmarkStart w:id="150" w:name="ref-pocock1994EnvironmentalLeadChildrens"/>
     <w:p>
       <w:pPr>
         <w:pStyle w:val="Bibliography"/>
@@ -7654,7 +7678,7 @@
       <w:r>
         <w:t xml:space="preserve"> </w:t>
       </w:r>
-      <w:hyperlink r:id="rId148">
+      <w:hyperlink r:id="rId149">
         <w:r>
           <w:rPr>
             <w:rStyle w:val="Hyperlink"/>
@@ -7663,8 +7687,8 @@
         </w:r>
       </w:hyperlink>
     </w:p>
-    <w:bookmarkEnd w:id="149"/>
-    <w:bookmarkStart w:id="150" w:name="Xd915bcb040430c17655975a5ceb4d7b4bdd04ac"/>
+    <w:bookmarkEnd w:id="150"/>
+    <w:bookmarkStart w:id="151" w:name="Xd915bcb040430c17655975a5ceb4d7b4bdd04ac"/>
     <w:p>
       <w:pPr>
         <w:pStyle w:val="Bibliography"/>
@@ -7673,8 +7697,8 @@
         <w:t xml:space="preserve">Prüss-Üstün, A., Mathers, C., Corvalán, C., Woodward, A., 2003. Assessing the environmental burden of disease at national and local levels: Introduction and methods. Environmental burden of disease series.</w:t>
       </w:r>
     </w:p>
-    <w:bookmarkEnd w:id="150"/>
-    <w:bookmarkStart w:id="151" w:name="X4bd034c52731e178b4de125c2c778bdc533803c"/>
+    <w:bookmarkEnd w:id="151"/>
+    <w:bookmarkStart w:id="152" w:name="X4bd034c52731e178b4de125c2c778bdc533803c"/>
     <w:p>
       <w:pPr>
         <w:pStyle w:val="Bibliography"/>
@@ -7716,8 +7740,8 @@
         <w:t xml:space="preserve">.</w:t>
       </w:r>
     </w:p>
-    <w:bookmarkEnd w:id="151"/>
-    <w:bookmarkStart w:id="153" w:name="ref-rosengren2025ExposureLeadCoronary"/>
+    <w:bookmarkEnd w:id="152"/>
+    <w:bookmarkStart w:id="154" w:name="ref-rosengren2025ExposureLeadCoronary"/>
     <w:p>
       <w:pPr>
         <w:pStyle w:val="Bibliography"/>
@@ -7770,7 +7794,7 @@
       <w:r>
         <w:t xml:space="preserve"> </w:t>
       </w:r>
-      <w:hyperlink r:id="rId152">
+      <w:hyperlink r:id="rId153">
         <w:r>
           <w:rPr>
             <w:rStyle w:val="Hyperlink"/>
@@ -7779,8 +7803,8 @@
         </w:r>
       </w:hyperlink>
     </w:p>
-    <w:bookmarkEnd w:id="153"/>
-    <w:bookmarkStart w:id="155" w:name="ref-roy2013EffectModificationTransferrin"/>
+    <w:bookmarkEnd w:id="154"/>
+    <w:bookmarkStart w:id="156" w:name="ref-roy2013EffectModificationTransferrin"/>
     <w:p>
       <w:pPr>
         <w:pStyle w:val="Bibliography"/>
@@ -7812,7 +7836,7 @@
       <w:r>
         <w:t xml:space="preserve"> </w:t>
       </w:r>
-      <w:hyperlink r:id="rId154">
+      <w:hyperlink r:id="rId155">
         <w:r>
           <w:rPr>
             <w:rStyle w:val="Hyperlink"/>
@@ -7821,8 +7845,8 @@
         </w:r>
       </w:hyperlink>
     </w:p>
-    <w:bookmarkEnd w:id="155"/>
-    <w:bookmarkStart w:id="157" w:name="ref-sadeghirad2023TheoryPracticeBayesian"/>
+    <w:bookmarkEnd w:id="156"/>
+    <w:bookmarkStart w:id="158" w:name="ref-sadeghirad2023TheoryPracticeBayesian"/>
     <w:p>
       <w:pPr>
         <w:pStyle w:val="Bibliography"/>
@@ -7845,7 +7869,7 @@
       <w:r>
         <w:t xml:space="preserve"> </w:t>
       </w:r>
-      <w:hyperlink r:id="rId156">
+      <w:hyperlink r:id="rId157">
         <w:r>
           <w:rPr>
             <w:rStyle w:val="Hyperlink"/>
@@ -7854,8 +7878,8 @@
         </w:r>
       </w:hyperlink>
     </w:p>
-    <w:bookmarkEnd w:id="157"/>
-    <w:bookmarkStart w:id="159" w:name="Xe38019c88c6d2792bb296bad7dc0a4dd55f1319"/>
+    <w:bookmarkEnd w:id="158"/>
+    <w:bookmarkStart w:id="160" w:name="Xe38019c88c6d2792bb296bad7dc0a4dd55f1319"/>
     <w:p>
       <w:pPr>
         <w:pStyle w:val="Bibliography"/>
@@ -7878,7 +7902,7 @@
       <w:r>
         <w:t xml:space="preserve"> </w:t>
       </w:r>
-      <w:hyperlink r:id="rId158">
+      <w:hyperlink r:id="rId159">
         <w:r>
           <w:rPr>
             <w:rStyle w:val="Hyperlink"/>
@@ -7887,8 +7911,8 @@
         </w:r>
       </w:hyperlink>
     </w:p>
-    <w:bookmarkEnd w:id="159"/>
-    <w:bookmarkStart w:id="161" w:name="Xcf7993c3f58afaabaf73be6238c67f4f63053d9"/>
+    <w:bookmarkEnd w:id="160"/>
+    <w:bookmarkStart w:id="162" w:name="Xcf7993c3f58afaabaf73be6238c67f4f63053d9"/>
     <w:p>
       <w:pPr>
         <w:pStyle w:val="Bibliography"/>
@@ -7932,7 +7956,7 @@
       <w:r>
         <w:t xml:space="preserve"> </w:t>
       </w:r>
-      <w:hyperlink r:id="rId160">
+      <w:hyperlink r:id="rId161">
         <w:r>
           <w:rPr>
             <w:rStyle w:val="Hyperlink"/>
@@ -7941,8 +7965,8 @@
         </w:r>
       </w:hyperlink>
     </w:p>
-    <w:bookmarkEnd w:id="161"/>
-    <w:bookmarkStart w:id="163" w:name="ref-schwartz1994LowLevelLeadExposure"/>
+    <w:bookmarkEnd w:id="162"/>
+    <w:bookmarkStart w:id="164" w:name="ref-schwartz1994LowLevelLeadExposure"/>
     <w:p>
       <w:pPr>
         <w:pStyle w:val="Bibliography"/>
@@ -8021,7 +8045,7 @@
       <w:r>
         <w:t xml:space="preserve"> </w:t>
       </w:r>
-      <w:hyperlink r:id="rId162">
+      <w:hyperlink r:id="rId163">
         <w:r>
           <w:rPr>
             <w:rStyle w:val="Hyperlink"/>
@@ -8030,8 +8054,8 @@
         </w:r>
       </w:hyperlink>
     </w:p>
-    <w:bookmarkEnd w:id="163"/>
-    <w:bookmarkStart w:id="165" w:name="X55ae1a8b757df519e0a47e2002b3acc0b2e73ec"/>
+    <w:bookmarkEnd w:id="164"/>
+    <w:bookmarkStart w:id="166" w:name="X55ae1a8b757df519e0a47e2002b3acc0b2e73ec"/>
     <w:p>
       <w:pPr>
         <w:pStyle w:val="Bibliography"/>
@@ -8054,7 +8078,7 @@
       <w:r>
         <w:t xml:space="preserve"> </w:t>
       </w:r>
-      <w:hyperlink r:id="rId164">
+      <w:hyperlink r:id="rId165">
         <w:r>
           <w:rPr>
             <w:rStyle w:val="Hyperlink"/>
@@ -8063,8 +8087,8 @@
         </w:r>
       </w:hyperlink>
     </w:p>
-    <w:bookmarkEnd w:id="165"/>
-    <w:bookmarkStart w:id="167" w:name="ref-shaffer2025LeadExposureAntisocial"/>
+    <w:bookmarkEnd w:id="166"/>
+    <w:bookmarkStart w:id="168" w:name="ref-shaffer2025LeadExposureAntisocial"/>
     <w:p>
       <w:pPr>
         <w:pStyle w:val="Bibliography"/>
@@ -8087,7 +8111,7 @@
       <w:r>
         <w:t xml:space="preserve"> </w:t>
       </w:r>
-      <w:hyperlink r:id="rId166">
+      <w:hyperlink r:id="rId167">
         <w:r>
           <w:rPr>
             <w:rStyle w:val="Hyperlink"/>
@@ -8096,8 +8120,8 @@
         </w:r>
       </w:hyperlink>
     </w:p>
-    <w:bookmarkEnd w:id="167"/>
-    <w:bookmarkStart w:id="169" w:name="ref-smith2018StepAwayStepwise"/>
+    <w:bookmarkEnd w:id="168"/>
+    <w:bookmarkStart w:id="170" w:name="ref-smith2018StepAwayStepwise"/>
     <w:p>
       <w:pPr>
         <w:pStyle w:val="Bibliography"/>
@@ -8108,7 +8132,7 @@
       <w:r>
         <w:t xml:space="preserve"> </w:t>
       </w:r>
-      <w:hyperlink r:id="rId168">
+      <w:hyperlink r:id="rId169">
         <w:r>
           <w:rPr>
             <w:rStyle w:val="Hyperlink"/>
@@ -8117,8 +8141,8 @@
         </w:r>
       </w:hyperlink>
     </w:p>
-    <w:bookmarkEnd w:id="169"/>
-    <w:bookmarkStart w:id="171" w:name="ref-sy2024AssessmentLongTermExposure"/>
+    <w:bookmarkEnd w:id="170"/>
+    <w:bookmarkStart w:id="172" w:name="ref-sy2024AssessmentLongTermExposure"/>
     <w:p>
       <w:pPr>
         <w:pStyle w:val="Bibliography"/>
@@ -8162,7 +8186,7 @@
       <w:r>
         <w:t xml:space="preserve"> </w:t>
       </w:r>
-      <w:hyperlink r:id="rId170">
+      <w:hyperlink r:id="rId171">
         <w:r>
           <w:rPr>
             <w:rStyle w:val="Hyperlink"/>
@@ -8171,8 +8195,8 @@
         </w:r>
       </w:hyperlink>
     </w:p>
-    <w:bookmarkEnd w:id="171"/>
-    <w:bookmarkStart w:id="172" w:name="ref-tamasszigeti2022SubstanceReportLead"/>
+    <w:bookmarkEnd w:id="172"/>
+    <w:bookmarkStart w:id="173" w:name="ref-tamasszigeti2022SubstanceReportLead"/>
     <w:p>
       <w:pPr>
         <w:pStyle w:val="Bibliography"/>
@@ -8190,8 +8214,8 @@
         <w:t xml:space="preserve">. HBM4EU.</w:t>
       </w:r>
     </w:p>
-    <w:bookmarkEnd w:id="172"/>
-    <w:bookmarkStart w:id="174" w:name="X99fa6bd9cd2521340285769f289a6c9d4bfe17b"/>
+    <w:bookmarkEnd w:id="173"/>
+    <w:bookmarkStart w:id="175" w:name="X99fa6bd9cd2521340285769f289a6c9d4bfe17b"/>
     <w:p>
       <w:pPr>
         <w:pStyle w:val="Bibliography"/>
@@ -8235,7 +8259,7 @@
       <w:r>
         <w:t xml:space="preserve"> </w:t>
       </w:r>
-      <w:hyperlink r:id="rId173">
+      <w:hyperlink r:id="rId174">
         <w:r>
           <w:rPr>
             <w:rStyle w:val="Hyperlink"/>
@@ -8244,8 +8268,8 @@
         </w:r>
       </w:hyperlink>
     </w:p>
-    <w:bookmarkEnd w:id="174"/>
-    <w:bookmarkStart w:id="176" w:name="ref-wan2022ChronicLeadExposure"/>
+    <w:bookmarkEnd w:id="175"/>
+    <w:bookmarkStart w:id="177" w:name="ref-wan2022ChronicLeadExposure"/>
     <w:p>
       <w:pPr>
         <w:pStyle w:val="Bibliography"/>
@@ -8256,7 +8280,7 @@
       <w:r>
         <w:t xml:space="preserve"> </w:t>
       </w:r>
-      <w:hyperlink r:id="rId175">
+      <w:hyperlink r:id="rId176">
         <w:r>
           <w:rPr>
             <w:rStyle w:val="Hyperlink"/>
@@ -8265,8 +8289,8 @@
         </w:r>
       </w:hyperlink>
     </w:p>
-    <w:bookmarkEnd w:id="176"/>
-    <w:bookmarkStart w:id="178" w:name="X111bb06244f8f2a1a6d0d2f1f41c24b71f248e6"/>
+    <w:bookmarkEnd w:id="177"/>
+    <w:bookmarkStart w:id="179" w:name="X111bb06244f8f2a1a6d0d2f1f41c24b71f248e6"/>
     <w:p>
       <w:pPr>
         <w:pStyle w:val="Bibliography"/>
@@ -8298,7 +8322,7 @@
       <w:r>
         <w:t xml:space="preserve"> </w:t>
       </w:r>
-      <w:hyperlink r:id="rId177">
+      <w:hyperlink r:id="rId178">
         <w:r>
           <w:rPr>
             <w:rStyle w:val="Hyperlink"/>
@@ -8307,8 +8331,8 @@
         </w:r>
       </w:hyperlink>
     </w:p>
-    <w:bookmarkEnd w:id="178"/>
-    <w:bookmarkStart w:id="180" w:name="X946754e67e3c74fad7a8806aa9d2819ed4ec186"/>
+    <w:bookmarkEnd w:id="179"/>
+    <w:bookmarkStart w:id="181" w:name="X946754e67e3c74fad7a8806aa9d2819ed4ec186"/>
     <w:p>
       <w:pPr>
         <w:pStyle w:val="Bibliography"/>
@@ -8319,7 +8343,7 @@
       <w:r>
         <w:t xml:space="preserve"> </w:t>
       </w:r>
-      <w:hyperlink r:id="rId179">
+      <w:hyperlink r:id="rId180">
         <w:r>
           <w:rPr>
             <w:rStyle w:val="Hyperlink"/>
@@ -8328,9 +8352,9 @@
         </w:r>
       </w:hyperlink>
     </w:p>
-    <w:bookmarkEnd w:id="180"/>
     <w:bookmarkEnd w:id="181"/>
     <w:bookmarkEnd w:id="182"/>
+    <w:bookmarkEnd w:id="183"/>
     <w:sectPr>
       <w:footerReference r:id="rId9" w:type="default"/>
       <w:footnotePr>

--- a/manuscript/manuscript.docx
+++ b/manuscript/manuscript.docx
@@ -126,7 +126,7 @@
       <w:r>
         <w:t xml:space="preserve"> </w:t>
       </w:r>
-      <w:hyperlink r:id="rId20">
+      <w:hyperlink r:id="rId12">
         <w:r>
           <w:rPr>
             <w:rStyle w:val="Hyperlink"/>
@@ -135,7 +135,12 @@
         </w:r>
       </w:hyperlink>
     </w:p>
-    <w:bookmarkStart w:id="21" w:name="keywords"/>
+    <w:p>
+      <w:r>
+        <w:br w:type="page"/>
+      </w:r>
+    </w:p>
+    <w:bookmarkStart w:id="13" w:name="keywords"/>
     <w:p>
       <w:pPr>
         <w:pStyle w:val="Heading1"/>
@@ -191,8 +196,8 @@
         <w:br/>
       </w:r>
     </w:p>
-    <w:bookmarkEnd w:id="21"/>
-    <w:bookmarkStart w:id="22" w:name="highlights"/>
+    <w:bookmarkEnd w:id="13"/>
+    <w:bookmarkStart w:id="14" w:name="highlights"/>
     <w:p>
       <w:pPr>
         <w:pStyle w:val="Heading1"/>
@@ -243,8 +248,8 @@
         <w:t xml:space="preserve">Results underscore health risk of lead exposure, even in low concentration</w:t>
       </w:r>
     </w:p>
-    <w:bookmarkEnd w:id="22"/>
-    <w:bookmarkStart w:id="26" w:name="graphical-abstract"/>
+    <w:bookmarkEnd w:id="14"/>
+    <w:bookmarkStart w:id="18" w:name="graphical-abstract"/>
     <w:p>
       <w:pPr>
         <w:pStyle w:val="Heading1"/>
@@ -262,18 +267,18 @@
           <wp:inline>
             <wp:extent cx="5943600" cy="3530498"/>
             <wp:effectExtent b="0" l="0" r="0" t="0"/>
-            <wp:docPr descr="" title="" id="24" name="Picture"/>
+            <wp:docPr descr="" title="" id="16" name="Picture"/>
             <a:graphic>
               <a:graphicData uri="http://schemas.openxmlformats.org/drawingml/2006/picture">
                 <pic:pic>
                   <pic:nvPicPr>
-                    <pic:cNvPr descr="tables_figures/main/graphical_abstract.png" id="25" name="Picture"/>
+                    <pic:cNvPr descr="tables_figures/main/graphical_abstract.png" id="17" name="Picture"/>
                     <pic:cNvPicPr>
                       <a:picLocks noChangeArrowheads="1" noChangeAspect="1"/>
                     </pic:cNvPicPr>
                   </pic:nvPicPr>
                   <pic:blipFill>
-                    <a:blip r:embed="rId23"/>
+                    <a:blip r:embed="rId15"/>
                     <a:stretch>
                       <a:fillRect/>
                     </a:stretch>
@@ -300,8 +305,8 @@
         </w:drawing>
       </w:r>
     </w:p>
-    <w:bookmarkEnd w:id="26"/>
-    <w:bookmarkStart w:id="27" w:name="abstract"/>
+    <w:bookmarkEnd w:id="18"/>
+    <w:bookmarkStart w:id="19" w:name="abstract"/>
     <w:p>
       <w:pPr>
         <w:pStyle w:val="Heading1"/>
@@ -649,8 +654,8 @@
         <w:br w:type="page"/>
       </w:r>
     </w:p>
-    <w:bookmarkEnd w:id="27"/>
-    <w:bookmarkStart w:id="28" w:name="background"/>
+    <w:bookmarkEnd w:id="19"/>
+    <w:bookmarkStart w:id="20" w:name="background"/>
     <w:p>
       <w:pPr>
         <w:pStyle w:val="Heading1"/>
@@ -676,7 +681,13 @@
         <w:t xml:space="preserve"> </w:t>
       </w:r>
       <w:r>
-        <w:t xml:space="preserve">(Lacerda et al., 2023; Salamanca-Fernández et al., 2025)</w:t>
+        <w:t xml:space="preserve">(</w:t>
+      </w:r>
+      <w:r>
+        <w:t xml:space="preserve">Lacerda et al.</w:t>
+      </w:r>
+      <w:r>
+        <w:t xml:space="preserve">, 2023; Salamanca-Fernández et al., 2025)</w:t>
       </w:r>
       <w:r>
         <w:t xml:space="preserve">.</w:t>
@@ -1034,8 +1045,8 @@
         <w:t xml:space="preserve">The aim of this study is twofold: first, to synthesize and quantitatively pool available epidemiological findings on the association between BLL and IQ scores in children; and second, to conduct both frequentist and Bayesian meta-analyses, comparing how these analytical frameworks impact exposure-response estimates and uncertainty quantification.</w:t>
       </w:r>
     </w:p>
-    <w:bookmarkEnd w:id="28"/>
-    <w:bookmarkStart w:id="41" w:name="methods"/>
+    <w:bookmarkEnd w:id="20"/>
+    <w:bookmarkStart w:id="33" w:name="methods"/>
     <w:p>
       <w:pPr>
         <w:pStyle w:val="Heading1"/>
@@ -1044,7 +1055,7 @@
         <w:t xml:space="preserve">2. Methods</w:t>
       </w:r>
     </w:p>
-    <w:bookmarkStart w:id="30" w:name="literature-review"/>
+    <w:bookmarkStart w:id="22" w:name="literature-review"/>
     <w:p>
       <w:pPr>
         <w:pStyle w:val="Heading2"/>
@@ -1128,7 +1139,7 @@
         </w:rPr>
         <w:t xml:space="preserve">(</w:t>
       </w:r>
-      <w:hyperlink r:id="rId29">
+      <w:hyperlink r:id="rId21">
         <w:r>
           <w:rPr>
             <w:rStyle w:val="Hyperlink"/>
@@ -1242,7 +1253,7 @@
         <w:br/>
       </w:r>
       <w:r>
-        <w:t xml:space="preserve">For this present study, only studies that used a continuous, log-transformed BLL scale were included, so that effect estimates could be harmonized</w:t>
+        <w:t xml:space="preserve">For this present study, only studies that used a continuous, log-transformed BLL scale were included, so that effect estimates could be harmonized.</w:t>
       </w:r>
       <w:r>
         <w:t xml:space="preserve"> </w:t>
@@ -1254,13 +1265,16 @@
         <w:t xml:space="preserve"> </w:t>
       </w:r>
       <w:r>
-        <w:t xml:space="preserve">Descriptive study data was extracted using a grid based on the one proposed by the Office of Health Assessment and Translation within the US National Toxicology Program (NTP OHAT)</w:t>
-      </w:r>
-      <w:r>
-        <w:t xml:space="preserve"> </w:t>
-      </w:r>
-      <w:r>
-        <w:t xml:space="preserve">(NTP OHAT, 2019.)</w:t>
+        <w:t xml:space="preserve">Descriptive study data was extracted using a grid based on the one proposed by the Office of Health Assessment and Translation within the US National Toxicology Program</w:t>
+      </w:r>
+      <w:r>
+        <w:t xml:space="preserve"> </w:t>
+      </w:r>
+      <w:r>
+        <w:t xml:space="preserve">(NTP OHAT, 2019)</w:t>
+      </w:r>
+      <w:r>
+        <w:t xml:space="preserve">.</w:t>
       </w:r>
       <w:r>
         <w:t xml:space="preserve"> </w:t>
@@ -1269,8 +1283,8 @@
         <w:t xml:space="preserve">For all included studies, effect estimates from the most-adjusted model were extracted and the adjustment set was recorded.</w:t>
       </w:r>
     </w:p>
-    <w:bookmarkEnd w:id="30"/>
-    <w:bookmarkStart w:id="31" w:name="risk-of-bias-assessment"/>
+    <w:bookmarkEnd w:id="22"/>
+    <w:bookmarkStart w:id="23" w:name="risk-of-bias-assessment"/>
     <w:p>
       <w:pPr>
         <w:pStyle w:val="Heading2"/>
@@ -1368,8 +1382,8 @@
         <w:t xml:space="preserve">If there were any deviations in the judgement of the researcher and the LLM, the respective item was revisited by the researcher who made the final decision.</w:t>
       </w:r>
     </w:p>
-    <w:bookmarkEnd w:id="31"/>
-    <w:bookmarkStart w:id="33" w:name="harmonization-of-effect-estimates"/>
+    <w:bookmarkEnd w:id="23"/>
+    <w:bookmarkStart w:id="25" w:name="harmonization-of-effect-estimates"/>
     <w:p>
       <w:pPr>
         <w:pStyle w:val="Heading2"/>
@@ -1437,7 +1451,7 @@
       <w:pPr>
         <w:pStyle w:val="BodyText"/>
       </w:pPr>
-      <w:bookmarkStart w:id="32" w:name="eq-regression-model"/>
+      <w:bookmarkStart w:id="24" w:name="eq-regression-model"/>
       <m:oMathPara>
         <m:oMathParaPr>
           <m:jc m:val="center"/>
@@ -1510,19 +1524,21 @@
               </m:r>
             </m:sub>
           </m:sSub>
-          <m:d>
-            <m:dPr>
-              <m:begChr m:val="("/>
-              <m:sepChr m:val=""/>
-              <m:endChr m:val=")"/>
-              <m:grow/>
-            </m:dPr>
-            <m:e>
-              <m:r>
-                <m:t>X</m:t>
-              </m:r>
-            </m:e>
-          </m:d>
+          <m:r>
+            <m:rPr>
+              <m:sty m:val="p"/>
+            </m:rPr>
+            <m:t>(</m:t>
+          </m:r>
+          <m:r>
+            <m:t>X</m:t>
+          </m:r>
+          <m:r>
+            <m:rPr>
+              <m:sty m:val="p"/>
+            </m:rPr>
+            <m:t>)</m:t>
+          </m:r>
           <m:r>
             <m:rPr>
               <m:sty m:val="p"/>
@@ -1535,22 +1551,24 @@
           <m:r>
             <m:t>  </m:t>
           </m:r>
-          <m:d>
-            <m:dPr>
-              <m:begChr m:val="("/>
-              <m:sepChr m:val=""/>
-              <m:endChr m:val=")"/>
-              <m:grow/>
-            </m:dPr>
-            <m:e>
-              <m:r>
-                <m:t>1</m:t>
-              </m:r>
-            </m:e>
-          </m:d>
+          <m:r>
+            <m:rPr>
+              <m:sty m:val="p"/>
+            </m:rPr>
+            <m:t>(</m:t>
+          </m:r>
+          <m:r>
+            <m:t>1</m:t>
+          </m:r>
+          <m:r>
+            <m:rPr>
+              <m:sty m:val="p"/>
+            </m:rPr>
+            <m:t>)</m:t>
+          </m:r>
         </m:oMath>
       </m:oMathPara>
-      <w:bookmarkEnd w:id="32"/>
+      <w:bookmarkEnd w:id="24"/>
     </w:p>
     <w:p>
       <w:pPr>
@@ -1758,8 +1776,8 @@
         <w:t xml:space="preserve">These were excluded from the meta-analysis, as transformation of effect estimates for linear BLL to log-linear could not be justified.</w:t>
       </w:r>
     </w:p>
-    <w:bookmarkEnd w:id="33"/>
-    <w:bookmarkStart w:id="39" w:name="meta-analysis"/>
+    <w:bookmarkEnd w:id="25"/>
+    <w:bookmarkStart w:id="31" w:name="meta-analysis"/>
     <w:p>
       <w:pPr>
         <w:pStyle w:val="Heading2"/>
@@ -1834,7 +1852,7 @@
       <w:r>
         <w:t xml:space="preserve"> </w:t>
       </w:r>
-      <w:hyperlink r:id="rId34">
+      <w:hyperlink r:id="rId26">
         <w:r>
           <w:rPr>
             <w:rStyle w:val="Hyperlink"/>
@@ -1846,7 +1864,7 @@
         <w:t xml:space="preserve">.</w:t>
       </w:r>
     </w:p>
-    <w:bookmarkStart w:id="37" w:name="bayesian-meta-analysis"/>
+    <w:bookmarkStart w:id="29" w:name="bayesian-meta-analysis"/>
     <w:p>
       <w:pPr>
         <w:pStyle w:val="Heading3"/>
@@ -1983,185 +2001,169 @@
       <w:pPr>
         <w:pStyle w:val="BodyText"/>
       </w:pPr>
-      <w:bookmarkStart w:id="35" w:name="eq-model"/>
+      <w:bookmarkStart w:id="27" w:name="eq-model"/>
       <m:oMathPara>
         <m:oMathParaPr>
           <m:jc m:val="center"/>
         </m:oMathParaPr>
         <m:oMath>
-          <m:m>
-            <m:mPr>
-              <m:baseJc m:val="center"/>
-              <m:plcHide m:val="on"/>
-              <m:mcs>
-                <m:mc>
-                  <m:mcPr>
-                    <m:mcJc m:val="right"/>
-                    <m:count m:val="1"/>
-                  </m:mcPr>
-                </m:mc>
-                <m:mc>
-                  <m:mcPr>
-                    <m:mcJc m:val="left"/>
-                    <m:count m:val="1"/>
-                  </m:mcPr>
-                </m:mc>
-              </m:mcs>
-            </m:mPr>
-            <m:mr>
-              <m:e>
-                <m:sSub>
-                  <m:e>
-                    <m:acc>
-                      <m:accPr>
-                        <m:chr m:val="̂"/>
-                      </m:accPr>
-                      <m:e>
-                        <m:r>
-                          <m:t>θ</m:t>
-                        </m:r>
-                      </m:e>
-                    </m:acc>
-                  </m:e>
-                  <m:sub>
-                    <m:r>
-                      <m:t>k</m:t>
-                    </m:r>
-                  </m:sub>
-                </m:sSub>
-              </m:e>
-              <m:e>
-                <m:r>
-                  <m:rPr>
-                    <m:sty m:val="p"/>
-                  </m:rPr>
-                  <m:t>∼</m:t>
-                </m:r>
-                <m:r>
-                  <m:rPr>
-                    <m:sty m:val="p"/>
-                    <m:scr m:val="script"/>
-                  </m:rPr>
-                  <m:t>N</m:t>
-                </m:r>
-                <m:d>
-                  <m:dPr>
-                    <m:begChr m:val="("/>
-                    <m:sepChr m:val=""/>
-                    <m:endChr m:val=")"/>
-                    <m:grow/>
-                  </m:dPr>
-                  <m:e>
-                    <m:sSub>
-                      <m:e>
-                        <m:r>
-                          <m:t>θ</m:t>
-                        </m:r>
-                      </m:e>
-                      <m:sub>
-                        <m:r>
-                          <m:t>k</m:t>
-                        </m:r>
-                      </m:sub>
-                    </m:sSub>
-                    <m:r>
-                      <m:rPr>
-                        <m:sty m:val="p"/>
-                      </m:rPr>
-                      <m:t>,</m:t>
-                    </m:r>
-                    <m:sSub>
-                      <m:e>
-                        <m:r>
-                          <m:t>σ</m:t>
-                        </m:r>
-                      </m:e>
-                      <m:sub>
-                        <m:r>
-                          <m:t>k</m:t>
-                        </m:r>
-                      </m:sub>
-                    </m:sSub>
-                  </m:e>
-                </m:d>
-              </m:e>
-            </m:mr>
-            <m:mr>
-              <m:e>
-                <m:sSub>
-                  <m:e>
-                    <m:r>
-                      <m:t>θ</m:t>
-                    </m:r>
-                  </m:e>
-                  <m:sub>
-                    <m:r>
-                      <m:t>k</m:t>
-                    </m:r>
-                  </m:sub>
-                </m:sSub>
-              </m:e>
-              <m:e>
-                <m:r>
-                  <m:rPr>
-                    <m:sty m:val="p"/>
-                  </m:rPr>
-                  <m:t>∼</m:t>
-                </m:r>
-                <m:r>
-                  <m:rPr>
-                    <m:sty m:val="p"/>
-                    <m:scr m:val="script"/>
-                  </m:rPr>
-                  <m:t>N</m:t>
-                </m:r>
-                <m:d>
-                  <m:dPr>
-                    <m:begChr m:val="("/>
-                    <m:sepChr m:val=""/>
-                    <m:endChr m:val=")"/>
-                    <m:grow/>
-                  </m:dPr>
-                  <m:e>
-                    <m:r>
-                      <m:t>μ</m:t>
-                    </m:r>
-                    <m:r>
-                      <m:rPr>
-                        <m:sty m:val="p"/>
-                      </m:rPr>
-                      <m:t>,</m:t>
-                    </m:r>
-                    <m:r>
-                      <m:t>τ</m:t>
-                    </m:r>
-                  </m:e>
-                </m:d>
-              </m:e>
-            </m:mr>
-            <m:mr>
-              <m:e/>
-            </m:mr>
-          </m:m>
+          <m:eqArr>
+            <m:e>
+              <m:sSub>
+                <m:e>
+                  <m:acc>
+                    <m:accPr>
+                      <m:chr m:val="̂"/>
+                    </m:accPr>
+                    <m:e>
+                      <m:r>
+                        <m:t>θ</m:t>
+                      </m:r>
+                    </m:e>
+                  </m:acc>
+                </m:e>
+                <m:sub>
+                  <m:r>
+                    <m:t>k</m:t>
+                  </m:r>
+                </m:sub>
+              </m:sSub>
+              <m:r>
+                <m:t>&amp;</m:t>
+              </m:r>
+              <m:r>
+                <m:rPr>
+                  <m:sty m:val="p"/>
+                </m:rPr>
+                <m:t>∼</m:t>
+              </m:r>
+              <m:r>
+                <m:rPr>
+                  <m:scr m:val="script"/>
+                  <m:sty m:val="p"/>
+                </m:rPr>
+                <m:t>N</m:t>
+              </m:r>
+              <m:r>
+                <m:rPr>
+                  <m:sty m:val="p"/>
+                </m:rPr>
+                <m:t>(</m:t>
+              </m:r>
+              <m:sSub>
+                <m:e>
+                  <m:r>
+                    <m:t>θ</m:t>
+                  </m:r>
+                </m:e>
+                <m:sub>
+                  <m:r>
+                    <m:t>k</m:t>
+                  </m:r>
+                </m:sub>
+              </m:sSub>
+              <m:r>
+                <m:rPr>
+                  <m:sty m:val="p"/>
+                </m:rPr>
+                <m:t>,</m:t>
+              </m:r>
+              <m:sSub>
+                <m:e>
+                  <m:r>
+                    <m:t>σ</m:t>
+                  </m:r>
+                </m:e>
+                <m:sub>
+                  <m:r>
+                    <m:t>k</m:t>
+                  </m:r>
+                </m:sub>
+              </m:sSub>
+              <m:r>
+                <m:rPr>
+                  <m:sty m:val="p"/>
+                </m:rPr>
+                <m:t>)</m:t>
+              </m:r>
+            </m:e>
+            <m:e>
+              <m:sSub>
+                <m:e>
+                  <m:r>
+                    <m:t>θ</m:t>
+                  </m:r>
+                </m:e>
+                <m:sub>
+                  <m:r>
+                    <m:t>k</m:t>
+                  </m:r>
+                </m:sub>
+              </m:sSub>
+              <m:r>
+                <m:t>&amp;</m:t>
+              </m:r>
+              <m:r>
+                <m:rPr>
+                  <m:sty m:val="p"/>
+                </m:rPr>
+                <m:t>∼</m:t>
+              </m:r>
+              <m:r>
+                <m:rPr>
+                  <m:scr m:val="script"/>
+                  <m:sty m:val="p"/>
+                </m:rPr>
+                <m:t>N</m:t>
+              </m:r>
+              <m:r>
+                <m:rPr>
+                  <m:sty m:val="p"/>
+                </m:rPr>
+                <m:t>(</m:t>
+              </m:r>
+              <m:r>
+                <m:t>μ</m:t>
+              </m:r>
+              <m:r>
+                <m:rPr>
+                  <m:sty m:val="p"/>
+                </m:rPr>
+                <m:t>,</m:t>
+              </m:r>
+              <m:r>
+                <m:t>τ</m:t>
+              </m:r>
+              <m:r>
+                <m:rPr>
+                  <m:sty m:val="p"/>
+                </m:rPr>
+                <m:t>)</m:t>
+              </m:r>
+            </m:e>
+            <m:e/>
+          </m:eqArr>
           <m:r>
             <m:t>  </m:t>
           </m:r>
-          <m:d>
-            <m:dPr>
-              <m:begChr m:val="("/>
-              <m:sepChr m:val=""/>
-              <m:endChr m:val=")"/>
-              <m:grow/>
-            </m:dPr>
-            <m:e>
-              <m:r>
-                <m:t>2</m:t>
-              </m:r>
-            </m:e>
-          </m:d>
+          <m:r>
+            <m:rPr>
+              <m:sty m:val="p"/>
+            </m:rPr>
+            <m:t>(</m:t>
+          </m:r>
+          <m:r>
+            <m:t>2</m:t>
+          </m:r>
+          <m:r>
+            <m:rPr>
+              <m:sty m:val="p"/>
+            </m:rPr>
+            <m:t>)</m:t>
+          </m:r>
         </m:oMath>
       </m:oMathPara>
-      <w:bookmarkEnd w:id="35"/>
+      <w:bookmarkEnd w:id="27"/>
     </w:p>
     <w:p>
       <w:pPr>
@@ -2647,158 +2649,144 @@
       <w:pPr>
         <w:pStyle w:val="BodyText"/>
       </w:pPr>
-      <w:bookmarkStart w:id="36" w:name="eq-priors"/>
+      <w:bookmarkStart w:id="28" w:name="eq-priors"/>
       <m:oMathPara>
         <m:oMathParaPr>
           <m:jc m:val="center"/>
         </m:oMathParaPr>
         <m:oMath>
-          <m:m>
-            <m:mPr>
-              <m:baseJc m:val="center"/>
-              <m:plcHide m:val="on"/>
-              <m:mcs>
-                <m:mc>
-                  <m:mcPr>
-                    <m:mcJc m:val="right"/>
-                    <m:count m:val="1"/>
-                  </m:mcPr>
-                </m:mc>
-                <m:mc>
-                  <m:mcPr>
-                    <m:mcJc m:val="left"/>
-                    <m:count m:val="1"/>
-                  </m:mcPr>
-                </m:mc>
-              </m:mcs>
-            </m:mPr>
-            <m:mr>
-              <m:e>
-                <m:r>
-                  <m:t>μ</m:t>
-                </m:r>
-              </m:e>
-              <m:e>
-                <m:r>
-                  <m:rPr>
-                    <m:sty m:val="p"/>
-                  </m:rPr>
-                  <m:t>∼</m:t>
-                </m:r>
-                <m:r>
-                  <m:rPr>
-                    <m:sty m:val="p"/>
-                    <m:scr m:val="script"/>
-                  </m:rPr>
-                  <m:t>N</m:t>
-                </m:r>
-                <m:d>
-                  <m:dPr>
-                    <m:begChr m:val="("/>
-                    <m:sepChr m:val=""/>
-                    <m:endChr m:val=")"/>
-                    <m:grow/>
-                  </m:dPr>
-                  <m:e>
-                    <m:r>
-                      <m:rPr>
-                        <m:sty m:val="p"/>
-                      </m:rPr>
-                      <m:t>−</m:t>
-                    </m:r>
-                    <m:r>
-                      <m:t>1</m:t>
-                    </m:r>
-                    <m:r>
-                      <m:rPr>
-                        <m:sty m:val="p"/>
-                      </m:rPr>
-                      <m:t>,</m:t>
-                    </m:r>
-                    <m:r>
-                      <m:t>2</m:t>
-                    </m:r>
-                  </m:e>
-                </m:d>
-              </m:e>
-            </m:mr>
-            <m:mr>
-              <m:e>
-                <m:r>
-                  <m:t>τ</m:t>
-                </m:r>
-              </m:e>
-              <m:e>
-                <m:r>
-                  <m:rPr>
-                    <m:sty m:val="p"/>
-                  </m:rPr>
-                  <m:t>∼</m:t>
-                </m:r>
-                <m:sSup>
-                  <m:e>
-                    <m:r>
-                      <m:rPr>
-                        <m:sty m:val="p"/>
-                        <m:scr m:val="script"/>
-                      </m:rPr>
-                      <m:t>N</m:t>
-                    </m:r>
-                  </m:e>
-                  <m:sup>
-                    <m:r>
-                      <m:rPr>
-                        <m:sty m:val="p"/>
-                        <m:scr m:val="script"/>
-                      </m:rPr>
-                      <m:t>+</m:t>
-                    </m:r>
-                  </m:sup>
-                </m:sSup>
-                <m:d>
-                  <m:dPr>
-                    <m:begChr m:val="("/>
-                    <m:sepChr m:val=""/>
-                    <m:endChr m:val=")"/>
-                    <m:grow/>
-                  </m:dPr>
-                  <m:e>
-                    <m:r>
-                      <m:t>0</m:t>
-                    </m:r>
-                    <m:r>
-                      <m:rPr>
-                        <m:sty m:val="p"/>
-                      </m:rPr>
-                      <m:t>,</m:t>
-                    </m:r>
-                    <m:r>
-                      <m:t>2</m:t>
-                    </m:r>
-                  </m:e>
-                </m:d>
-              </m:e>
-            </m:mr>
-          </m:m>
+          <m:eqArr>
+            <m:e>
+              <m:r>
+                <m:t>μ</m:t>
+              </m:r>
+              <m:r>
+                <m:t>&amp;</m:t>
+              </m:r>
+              <m:r>
+                <m:rPr>
+                  <m:sty m:val="p"/>
+                </m:rPr>
+                <m:t>∼</m:t>
+              </m:r>
+              <m:r>
+                <m:rPr>
+                  <m:scr m:val="script"/>
+                  <m:sty m:val="p"/>
+                </m:rPr>
+                <m:t>N</m:t>
+              </m:r>
+              <m:r>
+                <m:rPr>
+                  <m:sty m:val="p"/>
+                </m:rPr>
+                <m:t>(</m:t>
+              </m:r>
+              <m:r>
+                <m:rPr>
+                  <m:sty m:val="p"/>
+                </m:rPr>
+                <m:t>−</m:t>
+              </m:r>
+              <m:r>
+                <m:t>1</m:t>
+              </m:r>
+              <m:r>
+                <m:rPr>
+                  <m:sty m:val="p"/>
+                </m:rPr>
+                <m:t>,</m:t>
+              </m:r>
+              <m:r>
+                <m:t>2</m:t>
+              </m:r>
+              <m:r>
+                <m:rPr>
+                  <m:sty m:val="p"/>
+                </m:rPr>
+                <m:t>)</m:t>
+              </m:r>
+            </m:e>
+            <m:e>
+              <m:r>
+                <m:t>τ</m:t>
+              </m:r>
+              <m:r>
+                <m:t>&amp;</m:t>
+              </m:r>
+              <m:r>
+                <m:rPr>
+                  <m:sty m:val="p"/>
+                </m:rPr>
+                <m:t>∼</m:t>
+              </m:r>
+              <m:sSup>
+                <m:e>
+                  <m:r>
+                    <m:rPr>
+                      <m:scr m:val="script"/>
+                      <m:sty m:val="p"/>
+                    </m:rPr>
+                    <m:t>N</m:t>
+                  </m:r>
+                </m:e>
+                <m:sup>
+                  <m:r>
+                    <m:rPr>
+                      <m:scr m:val="script"/>
+                      <m:sty m:val="p"/>
+                    </m:rPr>
+                    <m:t>+</m:t>
+                  </m:r>
+                </m:sup>
+              </m:sSup>
+              <m:r>
+                <m:rPr>
+                  <m:sty m:val="p"/>
+                </m:rPr>
+                <m:t>(</m:t>
+              </m:r>
+              <m:r>
+                <m:t>0</m:t>
+              </m:r>
+              <m:r>
+                <m:rPr>
+                  <m:sty m:val="p"/>
+                </m:rPr>
+                <m:t>,</m:t>
+              </m:r>
+              <m:r>
+                <m:t>2</m:t>
+              </m:r>
+              <m:r>
+                <m:rPr>
+                  <m:sty m:val="p"/>
+                </m:rPr>
+                <m:t>)</m:t>
+              </m:r>
+            </m:e>
+          </m:eqArr>
           <m:r>
             <m:t>  </m:t>
           </m:r>
-          <m:d>
-            <m:dPr>
-              <m:begChr m:val="("/>
-              <m:sepChr m:val=""/>
-              <m:endChr m:val=")"/>
-              <m:grow/>
-            </m:dPr>
-            <m:e>
-              <m:r>
-                <m:t>3</m:t>
-              </m:r>
-            </m:e>
-          </m:d>
+          <m:r>
+            <m:rPr>
+              <m:sty m:val="p"/>
+            </m:rPr>
+            <m:t>(</m:t>
+          </m:r>
+          <m:r>
+            <m:t>3</m:t>
+          </m:r>
+          <m:r>
+            <m:rPr>
+              <m:sty m:val="p"/>
+            </m:rPr>
+            <m:t>)</m:t>
+          </m:r>
         </m:oMath>
       </m:oMathPara>
-      <w:bookmarkEnd w:id="36"/>
+      <w:bookmarkEnd w:id="28"/>
     </w:p>
     <w:p>
       <w:pPr>
@@ -2850,8 +2838,8 @@
         <w:t xml:space="preserve">Additionally, a sensitivity analysis with alternative priors was conducted, as described below.</w:t>
       </w:r>
     </w:p>
-    <w:bookmarkEnd w:id="37"/>
-    <w:bookmarkStart w:id="38" w:name="frequentist-meta-analysis"/>
+    <w:bookmarkEnd w:id="29"/>
+    <w:bookmarkStart w:id="30" w:name="frequentist-meta-analysis"/>
     <w:p>
       <w:pPr>
         <w:pStyle w:val="Heading3"/>
@@ -2958,9 +2946,9 @@
         <w:t xml:space="preserve">.</w:t>
       </w:r>
     </w:p>
-    <w:bookmarkEnd w:id="38"/>
-    <w:bookmarkEnd w:id="39"/>
-    <w:bookmarkStart w:id="40" w:name="sensitivity-analysis"/>
+    <w:bookmarkEnd w:id="30"/>
+    <w:bookmarkEnd w:id="31"/>
+    <w:bookmarkStart w:id="32" w:name="sensitivity-analysis"/>
     <w:p>
       <w:pPr>
         <w:pStyle w:val="Heading2"/>
@@ -3011,39 +2999,41 @@
         </m:r>
         <m:r>
           <m:rPr>
+            <m:scr m:val="script"/>
             <m:sty m:val="p"/>
-            <m:scr m:val="script"/>
           </m:rPr>
           <m:t>N</m:t>
         </m:r>
-        <m:d>
-          <m:dPr>
-            <m:begChr m:val="("/>
-            <m:sepChr m:val=""/>
-            <m:endChr m:val=")"/>
-            <m:grow/>
-          </m:dPr>
-          <m:e>
-            <m:r>
-              <m:rPr>
-                <m:sty m:val="p"/>
-              </m:rPr>
-              <m:t>−</m:t>
-            </m:r>
-            <m:r>
-              <m:t>1</m:t>
-            </m:r>
-            <m:r>
-              <m:rPr>
-                <m:sty m:val="p"/>
-              </m:rPr>
-              <m:t>,</m:t>
-            </m:r>
-            <m:r>
-              <m:t>1</m:t>
-            </m:r>
-          </m:e>
-        </m:d>
+        <m:r>
+          <m:rPr>
+            <m:sty m:val="p"/>
+          </m:rPr>
+          <m:t>(</m:t>
+        </m:r>
+        <m:r>
+          <m:rPr>
+            <m:sty m:val="p"/>
+          </m:rPr>
+          <m:t>−</m:t>
+        </m:r>
+        <m:r>
+          <m:t>1</m:t>
+        </m:r>
+        <m:r>
+          <m:rPr>
+            <m:sty m:val="p"/>
+          </m:rPr>
+          <m:t>,</m:t>
+        </m:r>
+        <m:r>
+          <m:t>1</m:t>
+        </m:r>
+        <m:r>
+          <m:rPr>
+            <m:sty m:val="p"/>
+          </m:rPr>
+          <m:t>)</m:t>
+        </m:r>
       </m:oMath>
       <w:r>
         <w:t xml:space="preserve"> </w:t>
@@ -3068,8 +3058,8 @@
           <m:e>
             <m:r>
               <m:rPr>
+                <m:scr m:val="script"/>
                 <m:sty m:val="p"/>
-                <m:scr m:val="script"/>
               </m:rPr>
               <m:t>N</m:t>
             </m:r>
@@ -3083,28 +3073,30 @@
             </m:r>
           </m:sup>
         </m:sSup>
-        <m:d>
-          <m:dPr>
-            <m:begChr m:val="("/>
-            <m:sepChr m:val=""/>
-            <m:endChr m:val=")"/>
-            <m:grow/>
-          </m:dPr>
-          <m:e>
-            <m:r>
-              <m:t>0</m:t>
-            </m:r>
-            <m:r>
-              <m:rPr>
-                <m:sty m:val="p"/>
-              </m:rPr>
-              <m:t>,</m:t>
-            </m:r>
-            <m:r>
-              <m:t>1</m:t>
-            </m:r>
-          </m:e>
-        </m:d>
+        <m:r>
+          <m:rPr>
+            <m:sty m:val="p"/>
+          </m:rPr>
+          <m:t>(</m:t>
+        </m:r>
+        <m:r>
+          <m:t>0</m:t>
+        </m:r>
+        <m:r>
+          <m:rPr>
+            <m:sty m:val="p"/>
+          </m:rPr>
+          <m:t>,</m:t>
+        </m:r>
+        <m:r>
+          <m:t>1</m:t>
+        </m:r>
+        <m:r>
+          <m:rPr>
+            <m:sty m:val="p"/>
+          </m:rPr>
+          <m:t>)</m:t>
+        </m:r>
       </m:oMath>
       <w:r>
         <w:t xml:space="preserve">.</w:t>
@@ -3130,33 +3122,35 @@
         </m:r>
         <m:r>
           <m:rPr>
+            <m:scr m:val="script"/>
             <m:sty m:val="p"/>
-            <m:scr m:val="script"/>
           </m:rPr>
           <m:t>N</m:t>
         </m:r>
-        <m:d>
-          <m:dPr>
-            <m:begChr m:val="("/>
-            <m:sepChr m:val=""/>
-            <m:endChr m:val=")"/>
-            <m:grow/>
-          </m:dPr>
-          <m:e>
-            <m:r>
-              <m:t>0</m:t>
-            </m:r>
-            <m:r>
-              <m:rPr>
-                <m:sty m:val="p"/>
-              </m:rPr>
-              <m:t>,</m:t>
-            </m:r>
-            <m:r>
-              <m:t>6</m:t>
-            </m:r>
-          </m:e>
-        </m:d>
+        <m:r>
+          <m:rPr>
+            <m:sty m:val="p"/>
+          </m:rPr>
+          <m:t>(</m:t>
+        </m:r>
+        <m:r>
+          <m:t>0</m:t>
+        </m:r>
+        <m:r>
+          <m:rPr>
+            <m:sty m:val="p"/>
+          </m:rPr>
+          <m:t>,</m:t>
+        </m:r>
+        <m:r>
+          <m:t>6</m:t>
+        </m:r>
+        <m:r>
+          <m:rPr>
+            <m:sty m:val="p"/>
+          </m:rPr>
+          <m:t>)</m:t>
+        </m:r>
       </m:oMath>
       <w:r>
         <w:t xml:space="preserve"> </w:t>
@@ -3181,8 +3175,8 @@
           <m:e>
             <m:r>
               <m:rPr>
+                <m:scr m:val="script"/>
                 <m:sty m:val="p"/>
-                <m:scr m:val="script"/>
               </m:rPr>
               <m:t>N</m:t>
             </m:r>
@@ -3196,28 +3190,30 @@
             </m:r>
           </m:sup>
         </m:sSup>
-        <m:d>
-          <m:dPr>
-            <m:begChr m:val="("/>
-            <m:sepChr m:val=""/>
-            <m:endChr m:val=")"/>
-            <m:grow/>
-          </m:dPr>
-          <m:e>
-            <m:r>
-              <m:t>0</m:t>
-            </m:r>
-            <m:r>
-              <m:rPr>
-                <m:sty m:val="p"/>
-              </m:rPr>
-              <m:t>,</m:t>
-            </m:r>
-            <m:r>
-              <m:t>6</m:t>
-            </m:r>
-          </m:e>
-        </m:d>
+        <m:r>
+          <m:rPr>
+            <m:sty m:val="p"/>
+          </m:rPr>
+          <m:t>(</m:t>
+        </m:r>
+        <m:r>
+          <m:t>0</m:t>
+        </m:r>
+        <m:r>
+          <m:rPr>
+            <m:sty m:val="p"/>
+          </m:rPr>
+          <m:t>,</m:t>
+        </m:r>
+        <m:r>
+          <m:t>6</m:t>
+        </m:r>
+        <m:r>
+          <m:rPr>
+            <m:sty m:val="p"/>
+          </m:rPr>
+          <m:t>)</m:t>
+        </m:r>
       </m:oMath>
       <w:r>
         <w:t xml:space="preserve">.</w:t>
@@ -3229,9 +3225,9 @@
         <w:t xml:space="preserve">Note that for the main effect, the broader prior is centered around 0, giving equal weight to the probability of a protective and detrimental effect of lead.</w:t>
       </w:r>
     </w:p>
-    <w:bookmarkEnd w:id="40"/>
-    <w:bookmarkEnd w:id="41"/>
-    <w:bookmarkStart w:id="52" w:name="results"/>
+    <w:bookmarkEnd w:id="32"/>
+    <w:bookmarkEnd w:id="33"/>
+    <w:bookmarkStart w:id="44" w:name="results"/>
     <w:p>
       <w:pPr>
         <w:pStyle w:val="Heading1"/>
@@ -3240,7 +3236,7 @@
         <w:t xml:space="preserve">3. Results</w:t>
       </w:r>
     </w:p>
-    <w:bookmarkStart w:id="45" w:name="literature-review-1"/>
+    <w:bookmarkStart w:id="37" w:name="literature-review-1"/>
     <w:p>
       <w:pPr>
         <w:pStyle w:val="Heading2"/>
@@ -3347,20 +3343,20 @@
       <w:r>
         <w:drawing>
           <wp:inline>
-            <wp:extent cx="3566160" cy="4059018"/>
+            <wp:extent cx="3566160" cy="4257586"/>
             <wp:effectExtent b="0" l="0" r="0" t="0"/>
-            <wp:docPr descr="Fig. 1: PRISMA flow diagram. BLL, blood lead level; Pb, lead; Hg, mercury" title="" id="43" name="Picture"/>
+            <wp:docPr descr="Fig. 1: PRISMA flow diagram. BLL, blood lead level; Pb, lead; Hg, mercury" title="" id="35" name="Picture"/>
             <a:graphic>
               <a:graphicData uri="http://schemas.openxmlformats.org/drawingml/2006/picture">
                 <pic:pic>
                   <pic:nvPicPr>
-                    <pic:cNvPr descr="tables_figures/main/figure1.png" id="44" name="Picture"/>
+                    <pic:cNvPr descr="tables_figures/main/figure1.png" id="36" name="Picture"/>
                     <pic:cNvPicPr>
                       <a:picLocks noChangeArrowheads="1" noChangeAspect="1"/>
                     </pic:cNvPicPr>
                   </pic:nvPicPr>
                   <pic:blipFill>
-                    <a:blip r:embed="rId42"/>
+                    <a:blip r:embed="rId34"/>
                     <a:stretch>
                       <a:fillRect/>
                     </a:stretch>
@@ -3368,7 +3364,7 @@
                   <pic:spPr bwMode="auto">
                     <a:xfrm>
                       <a:off x="0" y="0"/>
-                      <a:ext cx="3566160" cy="4059018"/>
+                      <a:ext cx="3566160" cy="4257586"/>
                     </a:xfrm>
                     <a:prstGeom prst="rect">
                       <a:avLst/>
@@ -3490,8 +3486,8 @@
         <w:t xml:space="preserve">We contacted the corresponding author, who confirmed that decimal points were missing in the publication.</w:t>
       </w:r>
     </w:p>
-    <w:bookmarkEnd w:id="45"/>
-    <w:bookmarkStart w:id="46" w:name="risk-of-bias"/>
+    <w:bookmarkEnd w:id="37"/>
+    <w:bookmarkStart w:id="38" w:name="risk-of-bias"/>
     <w:p>
       <w:pPr>
         <w:pStyle w:val="Heading2"/>
@@ -3622,8 +3618,8 @@
         <w:t xml:space="preserve">Results from the RoB assessment are presented in Tab. 3.</w:t>
       </w:r>
     </w:p>
-    <w:bookmarkEnd w:id="46"/>
-    <w:bookmarkStart w:id="50" w:name="meta-analysis-1"/>
+    <w:bookmarkEnd w:id="38"/>
+    <w:bookmarkStart w:id="42" w:name="meta-analysis-1"/>
     <w:p>
       <w:pPr>
         <w:pStyle w:val="Heading2"/>
@@ -3868,18 +3864,18 @@
           <wp:inline>
             <wp:extent cx="5943600" cy="2228220"/>
             <wp:effectExtent b="0" l="0" r="0" t="0"/>
-            <wp:docPr descr="Fig. 2: Forest plots for Bayesian (left) and frequentist (right) meta-analyses. BLL, blood lead level; CI, confidence interval; CrI, credible interval" title="" id="48" name="Picture"/>
+            <wp:docPr descr="Fig. 2: Forest plots for Bayesian (left) and frequentist (right) meta-analyses. BLL, blood lead level; CI, confidence interval; CrI, credible interval" title="" id="40" name="Picture"/>
             <a:graphic>
               <a:graphicData uri="http://schemas.openxmlformats.org/drawingml/2006/picture">
                 <pic:pic>
                   <pic:nvPicPr>
-                    <pic:cNvPr descr="./tables_figures/main/figure2.png" id="49" name="Picture"/>
+                    <pic:cNvPr descr="./tables_figures/main/figure2.png" id="41" name="Picture"/>
                     <pic:cNvPicPr>
                       <a:picLocks noChangeArrowheads="1" noChangeAspect="1"/>
                     </pic:cNvPicPr>
                   </pic:nvPicPr>
                   <pic:blipFill>
-                    <a:blip r:embed="rId47"/>
+                    <a:blip r:embed="rId39"/>
                     <a:stretch>
                       <a:fillRect/>
                     </a:stretch>
@@ -3928,8 +3924,8 @@
         <w:t xml:space="preserve">In the context of meta-analysis, shrinkage is comparable to the inverse-variance weighting in the frequentist framework.</w:t>
       </w:r>
     </w:p>
-    <w:bookmarkEnd w:id="50"/>
-    <w:bookmarkStart w:id="51" w:name="sensitivity-analysis-1"/>
+    <w:bookmarkEnd w:id="42"/>
+    <w:bookmarkStart w:id="43" w:name="sensitivity-analysis-1"/>
     <w:p>
       <w:pPr>
         <w:pStyle w:val="Heading2"/>
@@ -3943,7 +3939,7 @@
         <w:pStyle w:val="FirstParagraph"/>
       </w:pPr>
       <w:r>
-        <w:t xml:space="preserve">We conducted two sets of sensitivity analyses, results are shown in Tab. 4.</w:t>
+        <w:t xml:space="preserve">We conducted two sets of sensitivity analyses; results are shown in Tab. 4.</w:t>
       </w:r>
       <w:r>
         <w:t xml:space="preserve"> </w:t>
@@ -3989,39 +3985,41 @@
         </m:r>
         <m:r>
           <m:rPr>
+            <m:scr m:val="script"/>
             <m:sty m:val="p"/>
-            <m:scr m:val="script"/>
           </m:rPr>
           <m:t>N</m:t>
         </m:r>
-        <m:d>
-          <m:dPr>
-            <m:begChr m:val="("/>
-            <m:sepChr m:val=""/>
-            <m:endChr m:val=")"/>
-            <m:grow/>
-          </m:dPr>
-          <m:e>
-            <m:r>
-              <m:rPr>
-                <m:sty m:val="p"/>
-              </m:rPr>
-              <m:t>−</m:t>
-            </m:r>
-            <m:r>
-              <m:t>1</m:t>
-            </m:r>
-            <m:r>
-              <m:rPr>
-                <m:sty m:val="p"/>
-              </m:rPr>
-              <m:t>,</m:t>
-            </m:r>
-            <m:r>
-              <m:t>1</m:t>
-            </m:r>
-          </m:e>
-        </m:d>
+        <m:r>
+          <m:rPr>
+            <m:sty m:val="p"/>
+          </m:rPr>
+          <m:t>(</m:t>
+        </m:r>
+        <m:r>
+          <m:rPr>
+            <m:sty m:val="p"/>
+          </m:rPr>
+          <m:t>−</m:t>
+        </m:r>
+        <m:r>
+          <m:t>1</m:t>
+        </m:r>
+        <m:r>
+          <m:rPr>
+            <m:sty m:val="p"/>
+          </m:rPr>
+          <m:t>,</m:t>
+        </m:r>
+        <m:r>
+          <m:t>1</m:t>
+        </m:r>
+        <m:r>
+          <m:rPr>
+            <m:sty m:val="p"/>
+          </m:rPr>
+          <m:t>)</m:t>
+        </m:r>
       </m:oMath>
       <w:r>
         <w:t xml:space="preserve">,</w:t>
@@ -4043,8 +4041,8 @@
           <m:e>
             <m:r>
               <m:rPr>
+                <m:scr m:val="script"/>
                 <m:sty m:val="p"/>
-                <m:scr m:val="script"/>
               </m:rPr>
               <m:t>N</m:t>
             </m:r>
@@ -4058,28 +4056,30 @@
             </m:r>
           </m:sup>
         </m:sSup>
-        <m:d>
-          <m:dPr>
-            <m:begChr m:val="("/>
-            <m:sepChr m:val=""/>
-            <m:endChr m:val=")"/>
-            <m:grow/>
-          </m:dPr>
-          <m:e>
-            <m:r>
-              <m:t>0</m:t>
-            </m:r>
-            <m:r>
-              <m:rPr>
-                <m:sty m:val="p"/>
-              </m:rPr>
-              <m:t>,</m:t>
-            </m:r>
-            <m:r>
-              <m:t>1</m:t>
-            </m:r>
-          </m:e>
-        </m:d>
+        <m:r>
+          <m:rPr>
+            <m:sty m:val="p"/>
+          </m:rPr>
+          <m:t>(</m:t>
+        </m:r>
+        <m:r>
+          <m:t>0</m:t>
+        </m:r>
+        <m:r>
+          <m:rPr>
+            <m:sty m:val="p"/>
+          </m:rPr>
+          <m:t>,</m:t>
+        </m:r>
+        <m:r>
+          <m:t>1</m:t>
+        </m:r>
+        <m:r>
+          <m:rPr>
+            <m:sty m:val="p"/>
+          </m:rPr>
+          <m:t>)</m:t>
+        </m:r>
       </m:oMath>
       <w:r>
         <w:t xml:space="preserve">), the posterior mean of</w:t>
@@ -4122,33 +4122,35 @@
         </m:r>
         <m:r>
           <m:rPr>
+            <m:scr m:val="script"/>
             <m:sty m:val="p"/>
-            <m:scr m:val="script"/>
           </m:rPr>
           <m:t>N</m:t>
         </m:r>
-        <m:d>
-          <m:dPr>
-            <m:begChr m:val="("/>
-            <m:sepChr m:val=""/>
-            <m:endChr m:val=")"/>
-            <m:grow/>
-          </m:dPr>
-          <m:e>
-            <m:r>
-              <m:t>0</m:t>
-            </m:r>
-            <m:r>
-              <m:rPr>
-                <m:sty m:val="p"/>
-              </m:rPr>
-              <m:t>,</m:t>
-            </m:r>
-            <m:r>
-              <m:t>6</m:t>
-            </m:r>
-          </m:e>
-        </m:d>
+        <m:r>
+          <m:rPr>
+            <m:sty m:val="p"/>
+          </m:rPr>
+          <m:t>(</m:t>
+        </m:r>
+        <m:r>
+          <m:t>0</m:t>
+        </m:r>
+        <m:r>
+          <m:rPr>
+            <m:sty m:val="p"/>
+          </m:rPr>
+          <m:t>,</m:t>
+        </m:r>
+        <m:r>
+          <m:t>6</m:t>
+        </m:r>
+        <m:r>
+          <m:rPr>
+            <m:sty m:val="p"/>
+          </m:rPr>
+          <m:t>)</m:t>
+        </m:r>
       </m:oMath>
       <w:r>
         <w:t xml:space="preserve">,</w:t>
@@ -4170,8 +4172,8 @@
           <m:e>
             <m:r>
               <m:rPr>
+                <m:scr m:val="script"/>
                 <m:sty m:val="p"/>
-                <m:scr m:val="script"/>
               </m:rPr>
               <m:t>N</m:t>
             </m:r>
@@ -4185,28 +4187,30 @@
             </m:r>
           </m:sup>
         </m:sSup>
-        <m:d>
-          <m:dPr>
-            <m:begChr m:val="("/>
-            <m:sepChr m:val=""/>
-            <m:endChr m:val=")"/>
-            <m:grow/>
-          </m:dPr>
-          <m:e>
-            <m:r>
-              <m:t>0</m:t>
-            </m:r>
-            <m:r>
-              <m:rPr>
-                <m:sty m:val="p"/>
-              </m:rPr>
-              <m:t>,</m:t>
-            </m:r>
-            <m:r>
-              <m:t>6</m:t>
-            </m:r>
-          </m:e>
-        </m:d>
+        <m:r>
+          <m:rPr>
+            <m:sty m:val="p"/>
+          </m:rPr>
+          <m:t>(</m:t>
+        </m:r>
+        <m:r>
+          <m:t>0</m:t>
+        </m:r>
+        <m:r>
+          <m:rPr>
+            <m:sty m:val="p"/>
+          </m:rPr>
+          <m:t>,</m:t>
+        </m:r>
+        <m:r>
+          <m:t>6</m:t>
+        </m:r>
+        <m:r>
+          <m:rPr>
+            <m:sty m:val="p"/>
+          </m:rPr>
+          <m:t>)</m:t>
+        </m:r>
       </m:oMath>
       <w:r>
         <w:t xml:space="preserve">), the posterior mean of</w:t>
@@ -4244,9 +4248,9 @@
         <w:t xml:space="preserve">This shows that the results are robust to prior specification, because the shifts in the pooled estimate are not substantial and do not change the conclusion.</w:t>
       </w:r>
     </w:p>
-    <w:bookmarkEnd w:id="51"/>
-    <w:bookmarkEnd w:id="52"/>
-    <w:bookmarkStart w:id="53" w:name="discussion"/>
+    <w:bookmarkEnd w:id="43"/>
+    <w:bookmarkEnd w:id="44"/>
+    <w:bookmarkStart w:id="45" w:name="discussion"/>
     <w:p>
       <w:pPr>
         <w:pStyle w:val="Heading1"/>
@@ -4327,13 +4331,13 @@
         <w:t xml:space="preserve"> </w:t>
       </w:r>
       <w:r>
-        <w:t xml:space="preserve">The two frameworks differ in how they treat outier studies reporting substantial uncertainty.</w:t>
-      </w:r>
-      <w:r>
-        <w:t xml:space="preserve"> </w:t>
-      </w:r>
-      <w:r>
-        <w:t xml:space="preserve">Bayesian meta analysis can be less sensitive to these outliers, due to the shrinkage exerted by the prior specified for heterogeneity, provided that priors reflecting plausible domain knowledge are specified carefully.</w:t>
+        <w:t xml:space="preserve">The two frameworks differ in how they treat outlier studies reporting substantial uncertainty.</w:t>
+      </w:r>
+      <w:r>
+        <w:t xml:space="preserve"> </w:t>
+      </w:r>
+      <w:r>
+        <w:t xml:space="preserve">Bayesian meta-analysis can be less sensitive to these outliers, due to the shrinkage exerted by the prior specified for heterogeneity, provided that priors reflecting plausible domain knowledge are specified carefully.</w:t>
       </w:r>
       <w:r>
         <w:t xml:space="preserve"> </w:t>
@@ -4751,8 +4755,8 @@
         <w:t xml:space="preserve">Finally, we adhered to PRISMA and BARG reporting guidelines, along with the use of the raRoB tool for risk of bias assessment, ensuring consistency and rigor in study selection, data extraction, study quality appraisal, and statistical analysis.</w:t>
       </w:r>
     </w:p>
-    <w:bookmarkEnd w:id="53"/>
-    <w:bookmarkStart w:id="54" w:name="conclusions"/>
+    <w:bookmarkEnd w:id="45"/>
+    <w:bookmarkStart w:id="46" w:name="conclusions"/>
     <w:p>
       <w:pPr>
         <w:pStyle w:val="Heading1"/>
@@ -4799,8 +4803,8 @@
         <w:t xml:space="preserve">We believe that the benefits gained outweigh the investments made and therefore want to encourage researchers to consider Bayesian methods.</w:t>
       </w:r>
     </w:p>
-    <w:bookmarkEnd w:id="54"/>
-    <w:bookmarkStart w:id="55" w:name="list-of-abbreviations"/>
+    <w:bookmarkEnd w:id="46"/>
+    <w:bookmarkStart w:id="47" w:name="list-of-abbreviations"/>
     <w:p>
       <w:pPr>
         <w:pStyle w:val="Heading1"/>
@@ -5240,8 +5244,8 @@
         </w:tc>
       </w:tr>
     </w:tbl>
-    <w:bookmarkEnd w:id="55"/>
-    <w:bookmarkStart w:id="56" w:name="credit-authorship-contribution-statement"/>
+    <w:bookmarkEnd w:id="47"/>
+    <w:bookmarkStart w:id="48" w:name="credit-authorship-contribution-statement"/>
     <w:p>
       <w:pPr>
         <w:pStyle w:val="Heading1"/>
@@ -5317,8 +5321,8 @@
         <w:t xml:space="preserve">: Supervision, Writing – review and editing.</w:t>
       </w:r>
     </w:p>
-    <w:bookmarkEnd w:id="56"/>
-    <w:bookmarkStart w:id="57" w:name="acknowledgements"/>
+    <w:bookmarkEnd w:id="48"/>
+    <w:bookmarkStart w:id="49" w:name="acknowledgements"/>
     <w:p>
       <w:pPr>
         <w:pStyle w:val="Heading1"/>
@@ -5377,8 +5381,8 @@
         <w:t xml:space="preserve">for their help in the literature screening process.</w:t>
       </w:r>
     </w:p>
-    <w:bookmarkEnd w:id="57"/>
-    <w:bookmarkStart w:id="58" w:name="funding"/>
+    <w:bookmarkEnd w:id="49"/>
+    <w:bookmarkStart w:id="50" w:name="funding"/>
     <w:p>
       <w:pPr>
         <w:pStyle w:val="Heading1"/>
@@ -5407,8 +5411,8 @@
         <w:t xml:space="preserve">Neither the European Union nor the granting authority can be held responsible for them.</w:t>
       </w:r>
     </w:p>
-    <w:bookmarkEnd w:id="58"/>
-    <w:bookmarkStart w:id="59" w:name="X1f74eb43af444059c7518034463b6c89b1cacf4"/>
+    <w:bookmarkEnd w:id="50"/>
+    <w:bookmarkStart w:id="51" w:name="X1f74eb43af444059c7518034463b6c89b1cacf4"/>
     <w:p>
       <w:pPr>
         <w:pStyle w:val="Heading1"/>
@@ -5422,7 +5426,7 @@
         <w:pStyle w:val="FirstParagraph"/>
       </w:pPr>
       <w:r>
-        <w:t xml:space="preserve">During the preparation of this work the authors used the large language model Claude Sonnet 4.6 (Anthropic) in order to to assist in the risk of bias assessment of the studies included in the literature review and assess language and grammar throughout the manuscript.</w:t>
+        <w:t xml:space="preserve">During the preparation of this work the authors used the large language model Claude Sonnet 4.6 (Anthropic) in order to assist in the risk of bias assessment of the studies included in the literature review and assess language and grammar throughout the manuscript.</w:t>
       </w:r>
       <w:r>
         <w:t xml:space="preserve"> </w:t>
@@ -5431,8 +5435,8 @@
         <w:t xml:space="preserve">After using this tool, the authors reviewed and edited the content as needed and take full responsibility for the content of the published article.</w:t>
       </w:r>
     </w:p>
-    <w:bookmarkEnd w:id="59"/>
-    <w:bookmarkStart w:id="183" w:name="bibliography"/>
+    <w:bookmarkEnd w:id="51"/>
+    <w:bookmarkStart w:id="175" w:name="bibliography"/>
     <w:p>
       <w:pPr>
         <w:pStyle w:val="Heading1"/>
@@ -5441,8 +5445,8 @@
         <w:t xml:space="preserve">References</w:t>
       </w:r>
     </w:p>
-    <w:bookmarkStart w:id="182" w:name="refs"/>
-    <w:bookmarkStart w:id="61" w:name="X06097e4c5e52362623b7f1c040457eb7d553acc"/>
+    <w:bookmarkStart w:id="174" w:name="refs"/>
+    <w:bookmarkStart w:id="53" w:name="X06097e4c5e52362623b7f1c040457eb7d553acc"/>
     <w:p>
       <w:pPr>
         <w:pStyle w:val="Bibliography"/>
@@ -5528,7 +5532,7 @@
       <w:r>
         <w:t xml:space="preserve"> </w:t>
       </w:r>
-      <w:hyperlink r:id="rId60">
+      <w:hyperlink r:id="rId52">
         <w:r>
           <w:rPr>
             <w:rStyle w:val="Hyperlink"/>
@@ -5537,14 +5541,14 @@
         </w:r>
       </w:hyperlink>
     </w:p>
-    <w:bookmarkEnd w:id="61"/>
-    <w:bookmarkStart w:id="63" w:name="ref-bauer2020AssociationsMetalMixture"/>
+    <w:bookmarkEnd w:id="53"/>
+    <w:bookmarkStart w:id="55" w:name="ref-bauer2020AssociationsMetalMixture"/>
     <w:p>
       <w:pPr>
         <w:pStyle w:val="Bibliography"/>
       </w:pPr>
       <w:r>
-        <w:t xml:space="preserve">Bauer, J.A., Devick, K.L., Bobb, J.F., Coull, B.A., Bellinger, D., Benedetti, C., Cagna, G., Fedrighi, C., Guazzetti, S., Oppini, M., Placidi, D., Webster, T.F., White, R.F., Yang, Q., Zoni, S., Wright, R.O., Smith, D.R., Lucchini, R.G., Henn, B.C., 2020. Associations of a</w:t>
+        <w:t xml:space="preserve">Bauer, J.A., Devick, K.L., Bobb, J.F., Coull, B.A., Bellinger, D., Benedetti, C., Cagna, G., Fedrighi, C., Guazzetti, S., Oppini, M., et al., 2020. Associations of a</w:t>
       </w:r>
       <w:r>
         <w:t xml:space="preserve"> </w:t>
@@ -5615,7 +5619,7 @@
       <w:r>
         <w:t xml:space="preserve"> </w:t>
       </w:r>
-      <w:hyperlink r:id="rId62">
+      <w:hyperlink r:id="rId54">
         <w:r>
           <w:rPr>
             <w:rStyle w:val="Hyperlink"/>
@@ -5624,8 +5628,8 @@
         </w:r>
       </w:hyperlink>
     </w:p>
-    <w:bookmarkEnd w:id="63"/>
-    <w:bookmarkStart w:id="65" w:name="ref-bellinger1992LowLevelLeadExposure"/>
+    <w:bookmarkEnd w:id="55"/>
+    <w:bookmarkStart w:id="57" w:name="ref-bellinger1992LowLevelLeadExposure"/>
     <w:p>
       <w:pPr>
         <w:pStyle w:val="Bibliography"/>
@@ -5672,7 +5676,7 @@
       <w:r>
         <w:t xml:space="preserve"> </w:t>
       </w:r>
-      <w:hyperlink r:id="rId64">
+      <w:hyperlink r:id="rId56">
         <w:r>
           <w:rPr>
             <w:rStyle w:val="Hyperlink"/>
@@ -5681,8 +5685,8 @@
         </w:r>
       </w:hyperlink>
     </w:p>
-    <w:bookmarkEnd w:id="65"/>
-    <w:bookmarkStart w:id="67" w:name="ref-burkner2017BrmsPackageBayesian"/>
+    <w:bookmarkEnd w:id="57"/>
+    <w:bookmarkStart w:id="59" w:name="ref-burkner2017BrmsPackageBayesian"/>
     <w:p>
       <w:pPr>
         <w:pStyle w:val="Bibliography"/>
@@ -5756,7 +5760,7 @@
       <w:r>
         <w:t xml:space="preserve"> </w:t>
       </w:r>
-      <w:hyperlink r:id="rId66">
+      <w:hyperlink r:id="rId58">
         <w:r>
           <w:rPr>
             <w:rStyle w:val="Hyperlink"/>
@@ -5765,8 +5769,8 @@
         </w:r>
       </w:hyperlink>
     </w:p>
-    <w:bookmarkEnd w:id="67"/>
-    <w:bookmarkStart w:id="69" w:name="ref-ciyer2025BayesianMetaanalysis21st"/>
+    <w:bookmarkEnd w:id="59"/>
+    <w:bookmarkStart w:id="61" w:name="ref-ciyer2025BayesianMetaanalysis21st"/>
     <w:p>
       <w:pPr>
         <w:pStyle w:val="Bibliography"/>
@@ -5789,7 +5793,7 @@
       <w:r>
         <w:t xml:space="preserve"> </w:t>
       </w:r>
-      <w:hyperlink r:id="rId68">
+      <w:hyperlink r:id="rId60">
         <w:r>
           <w:rPr>
             <w:rStyle w:val="Hyperlink"/>
@@ -5798,8 +5802,8 @@
         </w:r>
       </w:hyperlink>
     </w:p>
-    <w:bookmarkEnd w:id="69"/>
-    <w:bookmarkStart w:id="71" w:name="Xa2086c2c3f6a9ac4b676f66b1cdbbd5efdb3b23"/>
+    <w:bookmarkEnd w:id="61"/>
+    <w:bookmarkStart w:id="63" w:name="Xa2086c2c3f6a9ac4b676f66b1cdbbd5efdb3b23"/>
     <w:p>
       <w:pPr>
         <w:pStyle w:val="Bibliography"/>
@@ -5866,7 +5870,7 @@
       <w:r>
         <w:t xml:space="preserve"> </w:t>
       </w:r>
-      <w:hyperlink r:id="rId70">
+      <w:hyperlink r:id="rId62">
         <w:r>
           <w:rPr>
             <w:rStyle w:val="Hyperlink"/>
@@ -5875,8 +5879,8 @@
         </w:r>
       </w:hyperlink>
     </w:p>
-    <w:bookmarkEnd w:id="71"/>
-    <w:bookmarkStart w:id="73" w:name="X93c1fc7f8e1220d02cbab90c02ac44248f2b23e"/>
+    <w:bookmarkEnd w:id="63"/>
+    <w:bookmarkStart w:id="65" w:name="X93c1fc7f8e1220d02cbab90c02ac44248f2b23e"/>
     <w:p>
       <w:pPr>
         <w:pStyle w:val="Bibliography"/>
@@ -5887,7 +5891,7 @@
       <w:r>
         <w:t xml:space="preserve"> </w:t>
       </w:r>
-      <w:hyperlink r:id="rId72">
+      <w:hyperlink r:id="rId64">
         <w:r>
           <w:rPr>
             <w:rStyle w:val="Hyperlink"/>
@@ -5896,8 +5900,8 @@
         </w:r>
       </w:hyperlink>
     </w:p>
-    <w:bookmarkEnd w:id="73"/>
-    <w:bookmarkStart w:id="75" w:name="ref-chang2006LowBloodLead"/>
+    <w:bookmarkEnd w:id="65"/>
+    <w:bookmarkStart w:id="67" w:name="ref-chang2006LowBloodLead"/>
     <w:p>
       <w:pPr>
         <w:pStyle w:val="Bibliography"/>
@@ -5908,7 +5912,7 @@
       <w:r>
         <w:t xml:space="preserve"> </w:t>
       </w:r>
-      <w:hyperlink r:id="rId74">
+      <w:hyperlink r:id="rId66">
         <w:r>
           <w:rPr>
             <w:rStyle w:val="Hyperlink"/>
@@ -5917,8 +5921,8 @@
         </w:r>
       </w:hyperlink>
     </w:p>
-    <w:bookmarkEnd w:id="75"/>
-    <w:bookmarkStart w:id="77" w:name="ref-chen2005IQBloodLead"/>
+    <w:bookmarkEnd w:id="67"/>
+    <w:bookmarkStart w:id="69" w:name="ref-chen2005IQBloodLead"/>
     <w:p>
       <w:pPr>
         <w:pStyle w:val="Bibliography"/>
@@ -6040,7 +6044,7 @@
       <w:r>
         <w:t xml:space="preserve"> </w:t>
       </w:r>
-      <w:hyperlink r:id="rId76">
+      <w:hyperlink r:id="rId68">
         <w:r>
           <w:rPr>
             <w:rStyle w:val="Hyperlink"/>
@@ -6049,8 +6053,8 @@
         </w:r>
       </w:hyperlink>
     </w:p>
-    <w:bookmarkEnd w:id="77"/>
-    <w:bookmarkStart w:id="79" w:name="ref-crump2013StatisticalReevaluationData"/>
+    <w:bookmarkEnd w:id="69"/>
+    <w:bookmarkStart w:id="71" w:name="ref-crump2013StatisticalReevaluationData"/>
     <w:p>
       <w:pPr>
         <w:pStyle w:val="Bibliography"/>
@@ -6073,7 +6077,7 @@
       <w:r>
         <w:t xml:space="preserve"> </w:t>
       </w:r>
-      <w:hyperlink r:id="rId78">
+      <w:hyperlink r:id="rId70">
         <w:r>
           <w:rPr>
             <w:rStyle w:val="Hyperlink"/>
@@ -6082,8 +6086,8 @@
         </w:r>
       </w:hyperlink>
     </w:p>
-    <w:bookmarkEnd w:id="79"/>
-    <w:bookmarkStart w:id="81" w:name="ref-dantzer2020ComparisonBloodToenails"/>
+    <w:bookmarkEnd w:id="71"/>
+    <w:bookmarkStart w:id="73" w:name="ref-dantzer2020ComparisonBloodToenails"/>
     <w:p>
       <w:pPr>
         <w:pStyle w:val="Bibliography"/>
@@ -6094,7 +6098,7 @@
       <w:r>
         <w:t xml:space="preserve"> </w:t>
       </w:r>
-      <w:hyperlink r:id="rId80">
+      <w:hyperlink r:id="rId72">
         <w:r>
           <w:rPr>
             <w:rStyle w:val="Hyperlink"/>
@@ -6103,14 +6107,14 @@
         </w:r>
       </w:hyperlink>
     </w:p>
-    <w:bookmarkEnd w:id="81"/>
-    <w:bookmarkStart w:id="83" w:name="X6bc65313eadd1b86059eb4ba10c8cf9d91be17d"/>
+    <w:bookmarkEnd w:id="73"/>
+    <w:bookmarkStart w:id="75" w:name="X6bc65313eadd1b86059eb4ba10c8cf9d91be17d"/>
     <w:p>
       <w:pPr>
         <w:pStyle w:val="Bibliography"/>
       </w:pPr>
       <w:r>
-        <w:t xml:space="preserve">Desrochers-Couture, M., Oulhote, Y., Arbuckle, T.E., Fraser, W.D., Séguin, J.R., Ouellet, E., Forget-Dubois, N., Ayotte, P., Boivin, M., Lanphear, B.P., Muckle, G., 2018. Prenatal, concurrent, and sex-specific associations between blood lead concentrations and</w:t>
+        <w:t xml:space="preserve">Desrochers-Couture, M., Oulhote, Y., Arbuckle, T.E., Fraser, W.D., Séguin, J.R., Ouellet, E., Forget-Dubois, N., Ayotte, P., Boivin, M., Lanphear, B.P., et al., 2018. Prenatal, concurrent, and sex-specific associations between blood lead concentrations and</w:t>
       </w:r>
       <w:r>
         <w:t xml:space="preserve"> </w:t>
@@ -6139,7 +6143,7 @@
       <w:r>
         <w:t xml:space="preserve"> </w:t>
       </w:r>
-      <w:hyperlink r:id="rId82">
+      <w:hyperlink r:id="rId74">
         <w:r>
           <w:rPr>
             <w:rStyle w:val="Hyperlink"/>
@@ -6148,14 +6152,14 @@
         </w:r>
       </w:hyperlink>
     </w:p>
-    <w:bookmarkEnd w:id="83"/>
-    <w:bookmarkStart w:id="85" w:name="Xadfdab0209e4a364d9fdcffecfddb00700d2db9"/>
+    <w:bookmarkEnd w:id="75"/>
+    <w:bookmarkStart w:id="77" w:name="Xadfdab0209e4a364d9fdcffecfddb00700d2db9"/>
     <w:p>
       <w:pPr>
         <w:pStyle w:val="Bibliography"/>
       </w:pPr>
       <w:r>
-        <w:t xml:space="preserve">Dimitrov, L.V., Kaminski, J.W., Holbrook, J.R., Bitsko, R.H., Yeh, M., Courtney, J.G., O’Masta, B., Maher, B., Cerles, A., McGowan, K., Rush, M., 2024. A</w:t>
+        <w:t xml:space="preserve">Dimitrov, L.V., Kaminski, J.W., Holbrook, J.R., Bitsko, R.H., Yeh, M., Courtney, J.G., O’Masta, B., Maher, B., Cerles, A., McGowan, K., et al., 2024. A</w:t>
       </w:r>
       <w:r>
         <w:t xml:space="preserve"> </w:t>
@@ -6223,7 +6227,7 @@
       <w:r>
         <w:t xml:space="preserve"> </w:t>
       </w:r>
-      <w:hyperlink r:id="rId84">
+      <w:hyperlink r:id="rId76">
         <w:r>
           <w:rPr>
             <w:rStyle w:val="Hyperlink"/>
@@ -6232,8 +6236,8 @@
         </w:r>
       </w:hyperlink>
     </w:p>
-    <w:bookmarkEnd w:id="85"/>
-    <w:bookmarkStart w:id="87" w:name="ref-earl2016LowlevelEnvironmentalLead"/>
+    <w:bookmarkEnd w:id="77"/>
+    <w:bookmarkStart w:id="79" w:name="ref-earl2016LowlevelEnvironmentalLead"/>
     <w:p>
       <w:pPr>
         <w:pStyle w:val="Bibliography"/>
@@ -6244,7 +6248,7 @@
       <w:r>
         <w:t xml:space="preserve"> </w:t>
       </w:r>
-      <w:hyperlink r:id="rId86">
+      <w:hyperlink r:id="rId78">
         <w:r>
           <w:rPr>
             <w:rStyle w:val="Hyperlink"/>
@@ -6253,8 +6257,8 @@
         </w:r>
       </w:hyperlink>
     </w:p>
-    <w:bookmarkEnd w:id="87"/>
-    <w:bookmarkStart w:id="89" w:name="X4707f3a4b72a0982487545f9dc3d674642af108"/>
+    <w:bookmarkEnd w:id="79"/>
+    <w:bookmarkStart w:id="81" w:name="X4707f3a4b72a0982487545f9dc3d674642af108"/>
     <w:p>
       <w:pPr>
         <w:pStyle w:val="Bibliography"/>
@@ -6277,7 +6281,7 @@
       <w:r>
         <w:t xml:space="preserve"> </w:t>
       </w:r>
-      <w:hyperlink r:id="rId88">
+      <w:hyperlink r:id="rId80">
         <w:r>
           <w:rPr>
             <w:rStyle w:val="Hyperlink"/>
@@ -6286,8 +6290,8 @@
         </w:r>
       </w:hyperlink>
     </w:p>
-    <w:bookmarkEnd w:id="89"/>
-    <w:bookmarkStart w:id="91" w:name="X5615fc1cb9c455a90da75660348bda09fd0f967"/>
+    <w:bookmarkEnd w:id="81"/>
+    <w:bookmarkStart w:id="83" w:name="X5615fc1cb9c455a90da75660348bda09fd0f967"/>
     <w:p>
       <w:pPr>
         <w:pStyle w:val="Bibliography"/>
@@ -6331,7 +6335,7 @@
       <w:r>
         <w:t xml:space="preserve"> </w:t>
       </w:r>
-      <w:hyperlink r:id="rId90">
+      <w:hyperlink r:id="rId82">
         <w:r>
           <w:rPr>
             <w:rStyle w:val="Hyperlink"/>
@@ -6340,14 +6344,14 @@
         </w:r>
       </w:hyperlink>
     </w:p>
-    <w:bookmarkEnd w:id="91"/>
-    <w:bookmarkStart w:id="93" w:name="ref-figueroa2024LossCognitiveFunction"/>
+    <w:bookmarkEnd w:id="83"/>
+    <w:bookmarkStart w:id="85" w:name="ref-figueroa2024LossCognitiveFunction"/>
     <w:p>
       <w:pPr>
         <w:pStyle w:val="Bibliography"/>
       </w:pPr>
       <w:r>
-        <w:t xml:space="preserve">Figueroa, J.L., Rodríguez-Atristain, A., Bautista-Arredondo, L.F., Treviño, C.L., Martínez, M.R., Valdivia, B.T., Avalos-Alvarez, S.V., Sánchez-Morales, J.E., Fuller, R., Bautista-Arredondo, S., Téllez-Rojo, M.M., 2024. Loss of cognitive function in</w:t>
+        <w:t xml:space="preserve">Figueroa, J.L., Rodríguez-Atristain, A., Bautista-Arredondo, L.F., Treviño, C.L., Martínez, M.R., Valdivia, B.T., Avalos-Alvarez, S.V., Sánchez-Morales, J.E., Fuller, R., Bautista-Arredondo, S., et al., 2024. Loss of cognitive function in</w:t>
       </w:r>
       <w:r>
         <w:t xml:space="preserve"> </w:t>
@@ -6364,7 +6368,7 @@
       <w:r>
         <w:t xml:space="preserve"> </w:t>
       </w:r>
-      <w:hyperlink r:id="rId92">
+      <w:hyperlink r:id="rId84">
         <w:r>
           <w:rPr>
             <w:rStyle w:val="Hyperlink"/>
@@ -6373,8 +6377,8 @@
         </w:r>
       </w:hyperlink>
     </w:p>
-    <w:bookmarkEnd w:id="93"/>
-    <w:bookmarkStart w:id="94" w:name="X21bf392f662dc1b38e9a7fa4b314fc7a471696b"/>
+    <w:bookmarkEnd w:id="85"/>
+    <w:bookmarkStart w:id="86" w:name="X21bf392f662dc1b38e9a7fa4b314fc7a471696b"/>
     <w:p>
       <w:pPr>
         <w:pStyle w:val="Bibliography"/>
@@ -6404,8 +6408,8 @@
         <w:t xml:space="preserve">.</w:t>
       </w:r>
     </w:p>
-    <w:bookmarkEnd w:id="94"/>
-    <w:bookmarkStart w:id="96" w:name="ref-gelman2013Chapter4Asymptotics"/>
+    <w:bookmarkEnd w:id="86"/>
+    <w:bookmarkStart w:id="88" w:name="ref-gelman2013Chapter4Asymptotics"/>
     <w:p>
       <w:pPr>
         <w:pStyle w:val="Bibliography"/>
@@ -6455,7 +6459,7 @@
       <w:r>
         <w:t xml:space="preserve"> </w:t>
       </w:r>
-      <w:hyperlink r:id="rId95">
+      <w:hyperlink r:id="rId87">
         <w:r>
           <w:rPr>
             <w:rStyle w:val="Hyperlink"/>
@@ -6464,8 +6468,8 @@
         </w:r>
       </w:hyperlink>
     </w:p>
-    <w:bookmarkEnd w:id="96"/>
-    <w:bookmarkStart w:id="98" w:name="ref-gelman2020BayesianWorkflow"/>
+    <w:bookmarkEnd w:id="88"/>
+    <w:bookmarkStart w:id="90" w:name="ref-gelman2020BayesianWorkflow"/>
     <w:p>
       <w:pPr>
         <w:pStyle w:val="Bibliography"/>
@@ -6485,7 +6489,7 @@
       <w:r>
         <w:t xml:space="preserve"> </w:t>
       </w:r>
-      <w:hyperlink r:id="rId97">
+      <w:hyperlink r:id="rId89">
         <w:r>
           <w:rPr>
             <w:rStyle w:val="Hyperlink"/>
@@ -6494,8 +6498,8 @@
         </w:r>
       </w:hyperlink>
     </w:p>
-    <w:bookmarkEnd w:id="98"/>
-    <w:bookmarkStart w:id="100" w:name="ref-goodman2023SexDifferencePre"/>
+    <w:bookmarkEnd w:id="90"/>
+    <w:bookmarkStart w:id="92" w:name="ref-goodman2023SexDifferencePre"/>
     <w:p>
       <w:pPr>
         <w:pStyle w:val="Bibliography"/>
@@ -6506,7 +6510,7 @@
       <w:r>
         <w:t xml:space="preserve"> </w:t>
       </w:r>
-      <w:hyperlink r:id="rId99">
+      <w:hyperlink r:id="rId91">
         <w:r>
           <w:rPr>
             <w:rStyle w:val="Hyperlink"/>
@@ -6515,8 +6519,8 @@
         </w:r>
       </w:hyperlink>
     </w:p>
-    <w:bookmarkEnd w:id="100"/>
-    <w:bookmarkStart w:id="102" w:name="X035620408d1fb22c7ed381e74f0468c30df4612"/>
+    <w:bookmarkEnd w:id="92"/>
+    <w:bookmarkStart w:id="94" w:name="X035620408d1fb22c7ed381e74f0468c30df4612"/>
     <w:p>
       <w:pPr>
         <w:pStyle w:val="Bibliography"/>
@@ -6554,7 +6558,7 @@
       <w:r>
         <w:t xml:space="preserve"> </w:t>
       </w:r>
-      <w:hyperlink r:id="rId101">
+      <w:hyperlink r:id="rId93">
         <w:r>
           <w:rPr>
             <w:rStyle w:val="Hyperlink"/>
@@ -6563,8 +6567,8 @@
         </w:r>
       </w:hyperlink>
     </w:p>
-    <w:bookmarkEnd w:id="102"/>
-    <w:bookmarkStart w:id="104" w:name="ref-halabicky2023LowLevelLead"/>
+    <w:bookmarkEnd w:id="94"/>
+    <w:bookmarkStart w:id="96" w:name="ref-halabicky2023LowLevelLead"/>
     <w:p>
       <w:pPr>
         <w:pStyle w:val="Bibliography"/>
@@ -6587,7 +6591,7 @@
       <w:r>
         <w:t xml:space="preserve"> </w:t>
       </w:r>
-      <w:hyperlink r:id="rId103">
+      <w:hyperlink r:id="rId95">
         <w:r>
           <w:rPr>
             <w:rStyle w:val="Hyperlink"/>
@@ -6596,14 +6600,14 @@
         </w:r>
       </w:hyperlink>
     </w:p>
-    <w:bookmarkEnd w:id="104"/>
-    <w:bookmarkStart w:id="106" w:name="ref-harari2018BloodLeadLevels"/>
+    <w:bookmarkEnd w:id="96"/>
+    <w:bookmarkStart w:id="98" w:name="ref-harari2018BloodLeadLevels"/>
     <w:p>
       <w:pPr>
         <w:pStyle w:val="Bibliography"/>
       </w:pPr>
       <w:r>
-        <w:t xml:space="preserve">Harari, F., Sallsten, G., Christensson, A., Petkovic, M., Hedblad, B., Forsgard, N., Melander, O., Nilsson, P.M., Borné, Y., Engström, G., Barregard, L., 2018. Blood</w:t>
+        <w:t xml:space="preserve">Harari, F., Sallsten, G., Christensson, A., Petkovic, M., Hedblad, B., Forsgard, N., Melander, O., Nilsson, P.M., Borné, Y., Engström, G., et al., 2018. Blood</w:t>
       </w:r>
       <w:r>
         <w:t xml:space="preserve"> </w:t>
@@ -6641,7 +6645,7 @@
       <w:r>
         <w:t xml:space="preserve"> </w:t>
       </w:r>
-      <w:hyperlink r:id="rId105">
+      <w:hyperlink r:id="rId97">
         <w:r>
           <w:rPr>
             <w:rStyle w:val="Hyperlink"/>
@@ -6650,8 +6654,8 @@
         </w:r>
       </w:hyperlink>
     </w:p>
-    <w:bookmarkEnd w:id="106"/>
-    <w:bookmarkStart w:id="108" w:name="Xec30ec7c912152a14c0f622040312567154bf15"/>
+    <w:bookmarkEnd w:id="98"/>
+    <w:bookmarkStart w:id="100" w:name="Xec30ec7c912152a14c0f622040312567154bf15"/>
     <w:p>
       <w:pPr>
         <w:pStyle w:val="Bibliography"/>
@@ -6743,7 +6747,7 @@
       <w:r>
         <w:t xml:space="preserve"> </w:t>
       </w:r>
-      <w:hyperlink r:id="rId107">
+      <w:hyperlink r:id="rId99">
         <w:r>
           <w:rPr>
             <w:rStyle w:val="Hyperlink"/>
@@ -6752,14 +6756,14 @@
         </w:r>
       </w:hyperlink>
     </w:p>
-    <w:bookmarkEnd w:id="108"/>
-    <w:bookmarkStart w:id="110" w:name="ref-hay2025Burden375Diseases"/>
+    <w:bookmarkEnd w:id="100"/>
+    <w:bookmarkStart w:id="102" w:name="ref-hay2025Burden375Diseases"/>
     <w:p>
       <w:pPr>
         <w:pStyle w:val="Bibliography"/>
       </w:pPr>
       <w:r>
-        <w:t xml:space="preserve">Hay, S.I., Ong, K.L., Santomauro, D.F., A, B., Aalipour, M.A., Aalruz, H., Ababneh, H.S., Abaraogu, U.O., Abate, B.B., Abbafati, C., Abbas, N., Abbasifard, M., Abbasi-Kangevari, M., Abd ElHafeez, S., Abdalla, A.N., Abdalla, M.A., Abdallah, E.M., Abdeeq, B.A., Abdel Razeq, N.M.I., Abdelgalil, A.A., Abdel-Hameed, R., Abdelmasseh, M., Abdelnabi, M., Abdel-Rahman, W.M., Abd-Elsalam, S., Abdi, S., Abdollahi, M., Abdoun, M., Abdous, A., Abdul Aziz, J.M., Abdulah, D.M., Abdulkader, R.S., Abdullahi, A., Abdullahi, A., Abdul-Rahman, T., Abdykerimova, K., Abebe Getahun, H., Abedi, A., Abedi, A., Abejew, A.A., Abeldaño Zuñiga, R.A., Abhilash, E.S., Abid, S.U.A., Abidi, S.H., Abie, A., Abiodun, O.O., Abiodun, O., Aboagye, R.G., Abohashem, S., Abolhassani, H., Abonie, U.S., Abourashed, N.M., Abouzid, M., Abramov, D., Abreu, L.G., Abtahi, D., Abu Farha, R.K., Abuadas, F.H.A., Abubakar, A.K., Abubakar, B., Abu-Gharbieh, E., Abuhammad, S., Abuhelwa, A.Y., Abukhadijah, H.J., Abu-Rmeileh, N.M., Aburuz, S., Abushanab, D., Achar, R.R., Acharya, A.B., Acharya, A., Ackerman, I.N., Acuna, J.M., Adal, O., Adams, L.C., Adamu, L.H., Adane, M.M., Addisu, Z.D., Addo, I.Y., Adeagbo, O.A., Adebisi, T.A., Adedeji, I.A., Adedia, D., Adedokun, K.A., Adedoyin, R.A., Adegbile, O.E., Adegboye, O.A., Adegoke, N.A., Adeleke, O.T., Adesina, I.A., Adesina, M.A., Adewuyi, H.O., Adeyeoluwa, T.E., Adeyomoye, O.I., Adhikari, K., Adhikary, R.K., Adiga, U., Adnan, M., Adnani, Q.E.S., Adoma, P.O., Adzigbli, L.A., Adzrago, D., Affinito, G., Afifi, A.M., Afolabi, A.A., Afolabi, R.F., Afzal, S., Agafari, G.B., Agampodi, S.B., Ageru, T.A., Aggarwal, N., Aghaalikhani, M., Aghajanian, S., Aghamir, S.M.K., Agostinis Sobrinho, C., Agrawal, A., Agyemang-Duah, W., Ahadi, M., Ahinkorah, B.O., Ahmad, A., Ahmad, D., Ahmad, F., Ahmad, K., Ahmad, K., Ahmad, M.M., Ahmad, N., Ahmad, R., Ahmad, S., Ahmad, T., Ahmad, W., Ahmadi, N.S., Ahmadzade, A.M., Ahmadzade, M., Ahmed, A.O., Ahmed, A., Ahmed, A., Ahmed, G.S., Ahmed, H., Ahmed, J., Ahmed, L.A., Ahmed, M.S., Ahmed, M.S., Ahmed, M.B., Ahmed, M., Ahmed, O., Ahmed, S., Ahmed, S.M., Aimagambetova, G., Aj Jabbar, A., Ajala, D.E., Ajami, M., Ajose, A.O., Akbarialiabad, H., Akbarifard, S., Akeju, O., Akhigbe, R.E., Akinkuotu, O.A., Akinosoglou, K., Akkaif, M.A., Akkala, S., Akosile, W., Akram, H., Akrami, A.E., Akyea, R.K., Al Amiry, A., Al Awaidy, S., Al Hasan, S.M., Al Omari, O., Al Qadire, M., Al Ta’ani, O., Al Taie, W.A.M., Al Thaher, Y., Al Zaabi, O.A.M., Al Zoubi, M.A.M., Al-Abbadi, M.A., Al-Ajlouni, Y., Alalwan, T.A., Al-Aly, Z., Alam, K., Alam, M., Alam, M.K., Alam, M., Al-Amer, R.M., Alamrew, A., Alansari, A., Alanzi, T.M., Al-Ashwal, F.Y., Al-Asmar, R., Alavi, S.M.A., Albashtawy, M., Al-Dalakta, A., Aldawsari, K.A., Aldhaleei, W.A., Aldossary, M.S., Aldridge, R.W., Alebshehy, R., Aleidi, S.M., Alemayehu, B.A., Alemayehu, T.T., Alemnew, F., Alemu, M.B., Al-Eyadhy, A., Alfalki, A.M., Algahtani, F.D., Algammal, A.M., Algethami, M.R., Al-Gheethi, A.A.S., Al-Habbal, K., Alhabib, K.F., Alhaji, N.B., Al-Hajj, S., Alhalaiqa, F.N., Al-Hanawi, M.K., Alhassan Ibrahim, A., Alhumaidi, A., Alhumaydhi, F.A., Alhuwail, D., Ali, A., Ali, H.M., Ali, I., Ali, M., Ali, M.D., Ali, M.U., Ali, R., Ali, S., Ali, S.S., Ali, S.Y., Ali, W., Al-Ibraheem, A., Alicandro, G., Al-Iede, M., Alif, S.M., Alipour, M., Al-Jabi, S.W., Aljasir, M.A., Aljofan, M., Al-Jumaily, A., Aljunid, S.M., Alkhatib, A., Alkhatib, M.H., Alkhawam, M., Allahbakhshian, A., Allemailem, K.S., Allouh, M.Z., Almagharbeh, W.T., Almahmeed, W., Al-Marwani, S., Almasri, N.A., Almazan, J.U., Al-Mekhlafi, H.M., Almidani, O., Almobayed, A., Alnawafleh, K.A., Alniss, H.Y., Alocious Sukumar, M.B., Alomari, M.A., Alosta, M.R., Alqahtani, J.S., Alqahtani, S.A., Alqudimat, M.R., Al-Qudimat, A.R., Alrawashdeh, A., Alrimawi, I., Alrousan, S.M., Al-Sabah, S.K., Alsabri, M.A., Alshahrani, N.Z., Alshehri, M.A., Altaany, Z., Altaf, A., Al-Tammemi, A.B., Al-Tawfiq, J.A., Althobiani, M.A., Altirkawi, K.A., Alvarez-Galvez, J., Alves Carneiro, V.L., Alvis-Guzman, N., Alvis-Zakzuk, N.J., Alwafi, H., Al-Wardat, M., Al-Worafi, Y.M., Aly, H., Alyahya, M.S.I., AlZahmi, A., Alzahrani, H., Alzoubi, K.H., Al-Zubayer, M.A., Amaechi, U.A., Amafah, E.J., Amafah, J., Aman Mohammadi, M., Amani-Beni, R., Amegah, A.K., Amer, F., Amidi, B., Amin, A., Amin, T.T., Amindarolzarbi, A., Amini, S., Amini-Salehi, E., Aminu, N., Aminzare, M., Amiri, S., Amlag, J.O., Amugsi, D.A., Amzat, J., Anagnostakis, F., Ananda, R.A., Ancuceanu, R., Anderlini, D., Anderson, D.B., Anderson, J.A., Androudi, S., Anenberg, S.C., Ang, S.P., Angus, C., Anh, N.H., Ankomah, S.E., Annadurai, K., Anoushiravani, A., Ansari, I., Ansari, S., Ansari, U., Anteneh, R.M., Antó, J.M., Antony, C.M., Antriyandarti, E., Anuoluwa, B.S., Anwar, S., Anwar, S.L., Anwer, R., Anwer, S., Anyasodor, A.E., Apostol, G.L.C., Arab, J.P., Arabi, H., Arabloo, J., Arafat, M., Aravkin, A.Y., Areda, D., Arias De La Torre, J., Ariffin, H., Armocida, B., Ärnlöv, J., Arockiaraj, J., Arooj, M., Artamonov, A.A., Artanti, K.D., Aruleba, R.T., Arumuganainar, D., Aryntayeva, N., Asadi Anar, M., Asaduzzaman, M., Asdaq, S.M.B., Asefa, S.M., Asemu, M.T., Asgary, S., Asghari-Jafarabadi, M., Ashbaugh, C., Ashraf, S.A., Ashraf, T., Ashrafi, M., Ashrafizadeh, M., Asiamah-Asare, B.K.Y., Aslam, M.S., Aslani, S., Asri, Y., Assembekov, B., Astell-Burt, T., Ataei, M., Athari, M., Athari, S.S., Atout, M.M.W., Atre, S.R., Atreya, A., Atta, J.A., Atwan, Z.A., Aumoldaeva, Z.M., Ausloos, M., Avan, A., Avelar, N.C.P., Awan, S.J., Awosile, B.B., Awotidebe, A.W., Ayana, L.A.A., Ayatizadeh, S.H., Ayinde, O.O., Ayipo, Y.O., Ayyoubzadeh, S.M., Azadi, D., Azadnajafabad, S., Azarboo, A., Azargoonjahromi, A., Azhar, M., Azimi, F., Aziz, M.Y., Aziz, S.A., Azizan, A., Azzam, A.Y., Azzolino, D., Babandi, Z.S., Babiker, R., Babu, G.R., Bacha, I.T., Badar, M., Badiye, A.D., Badran, A.A., Bae, Y., Bagga, A., Baghdadi, S., Bagheri, N., Bagheri, S., Baghizadeh, E., Baghizadeh, F., Baghizadeh, S., Baghlaf, K.K., Bahmanziari, N., Bahrami, M.A., Bahreini, R., Bai, R., Baig, A.A., Baigi, V., Bakkannavar, S.M., Bako, A.T., Balakrishnan, S., Balcha, W.F., Balkis, M., Balmori-de-la-Miyar, J., Balooch Hasankhani, M., Baltatu, O.C., Bamashmous, S., Banach, M., Banakar, M., Banik, P.C., Banik, R., Barati, S., Barengo, N.C., Barker-Collo, S.L., Barqawi, H.J., Barreras Beltran, I.A., Barrow, A., Barteit, S., Barua, L., Bashar, M.A., Basharat, Z., Bashir, S., Basile, G., Baskaran, P., Basri, R., Bassat, Q., Bastan, M.-M., Basu, S., Basu, S., Batra, K., Baune, B.T., Bayat, M., Bayat Tork, M.A., Bayih, M.T., Bayisa, F.S., Bayleyegn, N.S., Beaney, T., Bedi, N., Beeraka, N.M., Behera, P., Behjati, J., Behnam, B., Behnoush, A.H., Bekele, B.K., Belayneh, A.G., Belayneh, M., Belete, A.C., Belge Bilgin, G., Belingheri, M., Bello, M.B., Bello, O.O., Belo, L., Beloukas, A., Bendak, S., Bendardaf, R., Benjet, C., Bennett, D.A., Bensenor, I.M., Bente Kamal Tune, S.N., Benzian, H., Berezvai, Z., Bergami, M., Berhie, A.Y., Berihun, A.A., Bermudez, A.N.C., Bernabe, E., Bernstein, R.S., Bettencourt, P.J.G., Bhadoria, A.S., Bhagavathula, A.S., Bhala, N., Bhandari, J., Bhangdia, K., Bharadwaj, R., Bhaskar, S., Bhat, A.N., Bhat, A., Bhat, V., Bhattacharjee, P., Bhattacharjee, S., Bhatti, G.K., Bhatti, J.S., Bhatti, M.S., Bhatti, R., Bhuyan, S.S., Biadgilign, S.K., Bievel-Radulescu, R., Bilgin, C., Bilgin, C., Biroudian, S., Bisignano, C., Biswas, A., Biswas, B., Biswas, R.K., Bitar, A.N., Bitew, M., Bizzozero-Peroni, B., Bjertness, E., Blyth, F.M., Bodhare, T., Bodolica, V., Bodur, M., Bohn, L., Bokota, R., Bolarinwa, O.A., Bolla, S.R., Bolourinejad, P., Bonny, A., Boppana, S.H., Bora Basara, B., Bordbar, S., Borhany, H., Botero Carvajal, A., Bouaoud, S., Boufous, S., Bourne, R.R.A., Boxe, C., Bozic, M.M., Brahmaiah, J., Braithwaite, D., Breitborde, N.J.K., Brenner, H., Brewer, E.D., Britton, G., Brown, J., Browne, A.J., Brugha, T., Buchweitz, C., Bugiardini, R., Bui, L.P., Bulamu, N.B., Bunare, T.S., Buonsenso, D., Burhan, A., Burkart, K., Burns, R.A., Busch, F., Busse, R., Bustanji, Y., Butt, Z.A., Buxbaum, C., C J, S., Cagney, J., Cai, T., Cairns, R., Barsbay, M. Çakmak, Calina, D., Cámera, L.A., Campos, L.A., Campos-Nonato, I., Cao, F., Cao, Y., Capodici, A., Cárdenas, R., Carr, S., Carreras, G., Carrero, J.J., Carter, A., Carugno, A., Carvalho, A.F., Carvalho-e-Silva, A.P., Castaldelli-Maia, J.M., Castañeda-Orjuela, C.A., Castelpietra, G., Catapano, A.L., Cattaruzza, M.S., Caye, A., Cederroth, C.R., Cegolon, L., Cembranel, F., Cenderadewi, M., Cercy, K.M., Cerin, E., Cerrai, S., Cevik, M., Chakkere Shivamadhu, M., Chakraborty, C., Chakraborty, P.A., Chakraborty, S., Chandan, J.S., Chandika, R.M., Chandradasa, M., Chandrasekar, E.K., Chang, J.-C., Chattu, V.K., Chatzimavridou-Grigoriadou, V., Chau, L.D., Chaudhuri, S., Chaurasia, A., Chemeda, G.B., Chen, A.-T., Chen, C.S., Chen, G., Chen, H., Chen, H., Chen, H., Chen, J., Chen, M.X., Chen, S., Chen, S., Chen, X., Chen, Y., Cheng, H., Cheung, K.C., Chew, N.W., Chi, G., Chien, J.-H., Chimed-Ochir, O., Ching, P.R., Chirinos-Caceres, J.L., Chisari, C.G., Cho, W.C.S., Chong, B., Chong, Y.Y., Chou, H.I., Chowdhury, E.K., Chowdhury, M.A.K., Christensen, H., Christensen, S.W.M., Chu, D.-T., Chukwu, I.S., Chung, E., Chung, E., Chung, S.-C., Chung, S., Chutiyami, M., Cicero, A.F.G., Ciobanu, L.G., Cogen, R.M., Cohen, A.J., Columbus, A., Conde, J., Congly, S.E., Conrad, N., Conti, S., Corda, M.O., Corlateanu, A., Cortese, S., Cortesi, P.A., Cosma, C., Cousin, E., Cowart, E.J., Criqui, M.H., Crist, A., Cruz, J.A., Cruz-Martins, N., Cui, X., Culbreth, G.T., Dababo, N., Dabbagh, A., Dadras, O., Dahiru, T., Dai, X., Dai, Z., Dalakoti, M., Dalal, K., Dalla Costa, G., Damiani, G., D’Amico, E., Damtew, Y.T., Daniel, R.A.A., D’Anna, L., Danpanichkul, P., Darcho, S.D., Dardas, L.A., Darouei, B., Darvishi Cheshmeh Soltani, R., Dastiridou, A., Davey, G., Dávila-Cervantes, C.A., Davis Weaver, N., Davletov, D., Davletov, K., Davoudi, E., De La Hoz, F.P., De Luca, K., DeCleene, N.K., Dee, E.C., Deegan, O., Deekonda, S., Deen, A., Degenhardt, L., Dehesh, P., Deitesfeld, L., Dejenie, T.A., Delbari, P., Delsoz, M., Demeke, D., Demetriades, A.K., Demsie, D.G., Denova-Gutiérrez, E., Derese, T.N., Dergaa, I., Derseh, H.A., Dervišević, E., Desta, A.A., Devanbu, V.G.C., Devarakonda, P.K., Dewan, S.M.R., Dhali, A., Dhama, K., Dhamija, R.K., Dhane, A.S., Dhania, N.K., Dhimal, M.L., Dhimal, M., Dhingra, S., Dhungel, B., Di Pumpo, M., Dias Da Silva, D., Diaz, D., Diaz, L.A., Didehvar, K., Dillard, L.K., Dima, A., Ding, X., Dinkayehu, T.E., Do, H.P., Do, T.H.P., Dokova, K.G., Dolecek, C., Dominguez, R.-M.V., Dondi, F., D’Oria, M., Dorostkar, F., Doshi, O.P., Dourado, P.M.M., Dowou, R.K., Dresse, M.T., Driscoll, T.R., Dsouza, A.C., Dsouza, V.S., Du, J., Dube, J., Dumbili, E.W., Dumith, S.C., Dunne, J., Duraes, A.R., Duraisamy, S., Durojaiye, O.C., Dutta, A.K., Dziedzic, A.M., E’mar, A.R., Ebohon, O., Eboreime, E., Ebraheim, L.L.M., Ebrahimi, A., Ebrahimi, M.H., Ebrahimi, S., Ed-Dra, A., Edelduok, E.G., Edvardsson, K., Efendi, F., Eftekhari, B., Eghbali, F., Ehsani, F., Eighaei Sedeh, A., Eikemo, T.A., Eini, E., Ekholuenetale, M., Ekundayo, T.C., El Arab, R.A., El Omri, A., El Sayed Zaki, M., Eladl, M.A., Elahi, R., El-Ashker, S., Elbeshbeishy, R., Elemam, N.M., ElGohary, G.M.T., Elhadi, M., Elhoumed, M., El-Huneidi, W., Elkannishy, S., Elmeligy, O.A.A., Elmorsi, R., Elmoselhi, A.B., Elnaem, M.H., ELNahas, G., Elshaer, M., Elsohaby, I., Eltahawy, A.S.A., Emagneneh, T., Emeto, T.I., Emojevwe, V.O., Endeshaw, D., Endriyas, M., Erskine, H.E., Esezobor, C.I., Eshetu, D., Eshetu, H.B., Eshun, G., Eskandarieh, S., Eslami, M., Espírito Santo, R.C.D., Esposito, F., Estep, K., Estrada, C.A.M., Eva, F.N., Ezenwankwo, E., Fadaka, A.O., Fadavian, H., Fagbamigbe, A.F., Fahim, A., Fakhradiyev, I.R., Fakhri-Demeshghieh, A., Fan, Q., Farahmand, M., Faraon, E.J.A., Fareed, M., Farhana, Z., Farinha, C.S.E.S., Faris, M.E.M., Faro, A., Farooq, S.M.Y., Farooque, U., Farrokhpour, H., Farshad, F., Farsi, F., Faruk, M.O., Fasina, F.O., Fasina, M.M., Fasusi, E.T., Fatehizadeh, A., Fathi, D., Fatima, Z., Fazlzadeh, M., Fei, L., Feigin, V.L., Feizkhah, A., Fekadu, G., Feleke, B.E., Feng, D., Feng, K., Feng, X., Ferdous, T.R., Fereshtehnejad, S.-M., Fernandez-Jimenez, R., Ferrara, P., Ferrari, A.J., Ferreira, A., Ferreira, N., Feter, N., Finnemore, A., Fiorilla, C., Fischer, F., Fitriana, I., Flor, L.S., Fogacci, F., Folayan, M.O., Fonzo, M., Force, L.M., Fornari, A., Fornari, C., Forthun, I., Fortuna, D., Foschi, M., Fotouhi, M., Fowobaje, K.R., Foyet F, J.V., Franklin, R.C., Freitas, A., Fu, J., Fullman, N., Fux, B., G, S., Gaal, P.A., Gadeka, D.D., Gajdács, M., Galali, Y., Gallus, S., Ganapathy, D., Gangachannaiah, S., Ganie, M.A., Gao, D., Gao, X., Garba, B., Garcia, F.B., Garcia, V., Garcia-Argibay, M., Garcia-Azorin, D., Gardner, W.M., Garlasco, J., Gatzioufas, Z., Gautam, P., Gautam, R.K., Gazzelloni, F., Gebre, F.S., Gebregergis, M.W., Gebreslassie, H.G., Gelibter, S., George, N.S., Gerami Matin, A., Getahun, G.K., Gete, K.Y., Ghadimi, D.J., Ghadiri, K., Ghadirian, F., Ghaffari Jolfayi, A., Ghamari, S.-H., Ghamkhar, A., Ghandili, A., Ghasemi, M., Ghasemi, M.-R., Ghasemi Assl, S., Ghasrsaz, H., Ghazy, R.M., Ghimire, S., Ghith, N., Gholizadeh, N., Ghotbi, E., Gialluisi, A., Giannakis, K., Gibson, R.M., Gil, A.U., Gil, G.F., Gilani, S.A., Gilbertson, N.M., Gill, T.K., Ginindza, T.G., Giri, B.R., Girmay, A.A., Girombelli, A., Gnedovskaya, E.V., Göbölös, L., Gohari, K., Golechha, M., Goleij, P., Golestani, A., Golinelli, D., Golmohammadi, M., Gong, W., Gopalani, S.V., Goshu, Y.A., Goulart, A.C., Goyal, A., Grada, A., Graham, S.M., Grieco, V., Grivna, M., Grover, A., Guadie, H.A., Guan, S.-Y., Guan, Z., Guarducci, G., Gubari, M.I.M., Guha, A., Gunawardane, D.A., Guo, X., Guo, Z., Guo, Z., Guo, Z., Gupta, A.K., Gupta, H., Gupta, I., Gupta, L., Gupta, R.D., Gupta, R., Gupta, S., Gupta, V.B., Gupta, V.K., Gupta, V., Gupta, V.K., Guracho, Y.D., Gurmessa, L., Gutiérrez, R.A., Gutiérrez-Murillo, R.S., Guttoo, P., Guzman-Esquivel, J., Habibzadeh, A., Habteyes, A.T., Habteyohannes, A.D., Hadaro, T.S., Hadi, N.R., Hadian, Z., Hafiz, A., Haghdoost, F., Haghtalab, A., Hagins, H., Haile, D., Hailu, H.E., Halder, P., Halimi, A., Haller, S., Hama Aziz, K.H., Hamad, I.M., Hamadeh, R.R., Hamdy, N.M., Hameed, S., Hamilton, E.B., Hammoud, A., Hamza, M., Hamza, U.S., Han, H., Han Yekdeş, D., Hanif, A., Hanifi, N., Hankey, G.J., Hanna, F., Haque, A., Haque, M.A., Haque, M.N., Harapan, H., Harb, H.L., Harding, K.L., Hargono, A., Hariandja, A.M.A., Haro, J.M., Harris, A.A., Has, E.M.M., Hasaballah, A.I., Hasan, F., Hasan, M.K., Hasani, H., Hasanpour- Dehkordi, A., Hashem Zadeh, A., Hashempur, M.H., Hashim, N.T., Hasnain, A., Hassan, A., Hassan, I.N., Hassan, I., Hassan, N., Hassan Zadeh Tabatabaei, M.S., Hassani, S., Hassen, M.B., Hathagoda, L.W., Havmoeller, R.J., Hawat, A., Hayat, K., Hbid, Y., He, J., He, J., Hebert, J.J., Heidari, M., Hemmati, M., Henson, C.A., Herbert, M.E., Herteliu, C., Heuer, A., Hewage, S.A., Heydari, M., Heydarifard, Z., Hezam, K., Hiraike, Y., Holla, R., Hon, J., Hossain, A., Hossain, L., Hossain, M.B., Hossain, M.M., Hossain, M.S., Hossain, M.B., Hosseinzadeh, H., Hosseinzadeh, M., Hostiuc, M., Hostiuc, S., Houser, J.A., Htay, M.N.N., Hu, C., Hu, Y., Huang, J., Huang, W., Huang, Y., Huda, M.H., Human, A.I., Humphrey, K.M., Hushmandi, K., Husøy, A.K., Hussain, J., Hussain, M.A., Hussain, S., Hussein, D., Hussein, N.R., Husseiny, M.I., Huynh, H.-H., Hwang, B.-F., Iannone, L.F., Ibrahim, A., Ibrahim, K.S., Ibrahim, R., Ibrahim, R., Ibrayeva, A., Idalsoaga, F.J., Iftikhar, P.M., Ihler, A.L., Ikeda, N., Ikiroma, A., Ikram, J., Ilesanmi, O.S., Ilic, I.M., Ilic, M.D., Ilyas, M.H., Imam, M.T., Imani, M., Immurana, M., Imoh, L.C., Inbaraj, L.R., Inok, A., Iqbal, M., Irham, L.M., Isa, M.A., Islam, D.M.S., Islam, M.R., Islam, M.S., Islami, F., Ismail, F., Ismail, N.E., Ismoldayev, Y., Iso, H., Isola, G., Ituka, M.C., Iwagami, M., Iwu-Jaja, C.J., Iyamu, I.O., Iyer, M., Iyer, V.J., J, V., Jaafari, J., Jacob, L., Jacobsen, K.H., Jadidi, A., Jadidi-Niaragh, F., Jafarinia, M., Jaffar, S., Jahrami, H., Jairoun, A.A., Jaiswal, V., Jakovljevic, M., Jaliliyan, A., Jalilzadeh Yengejeh, R., Jalloh, M., Jamal, A., Jamal, Q.M.S., Jamaluddin, J., James, J., James, T.G., Jamil, H., Jamil, S., Jamora, R.D.G., Jamshidi, M., JamshidiRastabi, S., Janardhanan, R., Jarrahi, E., Javaid, S.S., Javanmardi, A., Javidnia, J., Jawaid, T., Jawell Odah Abed, Q., Jayasinghe, R.D., Jayasinghe, Y.A., Jayatilleke, A.U., Jazi, K., Jebasingh, F.K., Jee, S.H., Jeganathan, J., Jember, T.H., Jena, B.H., Jena, D., Jeong, S., Jessri, M., Jeswani, B.M., Jha, V., Ji, Z., Jiang, M., Jin, W., Jin, W., Johnson, C.O., Johnson, E.K., Jokar, M., Jonas, J.B., Joo, T., Jor, A., Joseph, A., Joseph, A., Joseph, N., Joshua, C.E., Joukar, F., Joy, G., Jozwiak, J.J., Jürisson, M., Juweid, M.E., K, M., Kaambwa, B., Kabir, Z., Kadir, D.H.H., Kahn, E.M., Kakkar, A.K., Kalankesh, L.R., Kalavani, K., Kaliyadan, F., Kaliyakparova, A., Kalra, S., Kamal, M.M., Kamal, M., Kamarajah, S.K., Kamath, R., Kamenova, S., Kamireddy, A., Kamorudeen, R.T., Kamyshnyi, O., Kan, H., Kanaan, M., Kanaan, S.F., Kang, J., Kankam, S.B., Kanmodi, K.K., Kannan, S., Kannan S, S., Kantar, R.S., Kapoor, N., Kar, S.K., Karakasis, P., Karasneh, R.A., Karimi, H., Karimi Behnagh, A., Karkhah, S., Karobari, M.I., Karpiński, T.M., Kashyap, M.K., Kaso, A.W., Kasraei, H., Kassaw, N.A., Katamreddy, A., Katoto, P.D., Kauppila, J.H., Kayode, G.A., Kazemi Rad, N., Keivanlou, M.-H., Keiyoro, P.N., Keke, C., Kempen, J.H., Kerai, S., Keshri, V.R., Keshtkar, K., Kesse-Guyot, E., Khademi, R., Khader, Y.S., Khaing, I.K., Khajuria, H., Khalid, S., Khalid-Ariturk, S., Khalifa, H.O., Khalifeh, A.H., Khalil, A.A., Khalil, M., Khalili, A., Khalili, P., Khalili-Tanha, G., Khalis, M., Khamesipour, F., Khan, A.A., Khan, A., Khan, A., Khan, F.U., Khan, M., Khan, M.A.S., Khan, M.I., Khan, M.J., Khan, M.H., Khan, M.M., Khan, M.U., Khan, M.U., Khan, N., Khan, R., Khan, S.A., Khan, S., Khan, S., Khan, Y.S., Khan, Z., Khanal, S., Khanal, V., Khanmohammadi, S., Khasbage, S.U., Khashim, Z., Khatab, K., Khatatbeh, H., Khatatbeh, M.M., Khatri, K., Khayat Kashani, H.R., Khazaei, A., Kheirandish Zarandi, P., Khokhar, S.K., Khonji, M.S., Khoshnaw, N.S.H., Khosla, A.A., Khosravi, F., Khosrowjerdi, M., Khuman, P.R., Khusun, H., Kifle, Z.D., Kim, H.J., Kim, J., Kim, M.S., Kim, S., Kimokoti, R.W., Kinfu, Y., Kirk, M., Kisa, A., Kisa, S., Kissimova-Skarbek, K., Kivimäki, M., Klusty, J., Km, A.B., Km, S., Knudsen, A.K.S., Kobyliak, N., Kocarnik, J.M., Kochhar, S., Kokkorakis, M., Kolahi, A.-A., Kolieghu Tcheumeni, D.G., Kompani, F., Kondybayeva, A., Konstas, A.G.P., Koomson, I., Koren, G., Kormoker, T., Korzh, O., Kostev, K., Kotsis, K., Koul, A., Koul, P.A., Koulmane Laxminarayana, S.L., Kretchy, I.A., Kretchy, J.-P., Krishan, K., Kua, C.-H., Kuanar, A., Kuate Defo, B., Kuchay, R.A.H., Kucuk Bicer, B., Kuddus, M., Kuitunen, I., Kujan, O., Kujur, A., Kulimbet, M., Kulkarni, V., Kulshreshtha, S., Kumar, D., Kumar, D., Kumar, J., Kumar, M., Kumar, N., Kumar, N., Kumar, R., Kumar, S.K., Kumar, T., Kumar, V., Kumaran, S., Kunjavara, J., Kunutsor, S.K., Kurmanova, A., Kurmi, O.P., Kurniasari, M.D., Kurpad, K.P., Kushawaha, P.K., Kusnali, A., Kustanti, C.Y., Kusuma, D., Kutluk, T., Kuttybayev, A., Kwarteng, M.A., Kwong, W.H.P., Kyei, E.F., Kyei, G.K., Kytö, V., Kyu, H.H., L C, P., La Vecchia, A., La Vecchia, C., Ladan, M.A., Laflamme, L., Lahariya, C., Lai, D.T.C., Lakhani, A., Lal, D.K., Lalloo, R., Lallukka, T., Lám, J., Landires, I., Langguth, B., Laplante-Lévesque, A., Lasrado, S., Latief, K., Lau, K.K.L., Lawal, B.K., Lawal, B.K., Lawal, S.A., Lawan, A., Lawford, H.L.S., Lawlor, H.R., Le, D.Q., Le, D.H., Le, H.-H., Le, L.K.D., Le, M.H.N., Le, N.H.H., Le, T.T.T., Le, T.D.T., Ledda, C., Lee, H.A., Lee, S.W., Lee, W.-C., Lee, Y.H., Leigh, J., Leivaditis, V., Lennon, M.J., Leonardi, M., Leong, E., Leung, J., Li, C., Li, H., Li, H., Li, J., Li, J., Li, J., Li, J., Li, M.-C., Li, P., Li, S., Li, W.-Z., Li, W., Li, W., Li, W., Li, W., Li, X., Li, Y., Li, Y., Li, Z., Li, Z., Lian, Y., Liang, X.-Z., Lim, S.S., Lin, J., Lin, Q., Lin, R.-T., Lin, Y., Lindholm, D., Linehan, C., Ling, Y., Liu, G., Liu, H., Liu, J., Liu, X., Liu, X., Liu, X., Liu, Y., Liu, Y., Llanaj, E., Loftus, M.J., Lohner, V., López-Gil, J.F., Lopukhov, P.D., Lorkowski, S., Lotfizadeh, M., Luan, S., Lubinda, J., Lucas, T., Lucchetti, G., Lugo, A., Lunevicius, R., Luo, P., Lusk, J.B., Lutambi, A.M., Lutzky Saute, R., Lytras, M.D., Lytvyak, E., M Amin, H.I., Ma, K.S.-K., Ma, Z.F., Mabrok, M., Machado, I.E., Madadi, F., Madinezad, S.A., Madsen, C., Madureira-Carvalho, A.M., Magdy Abd El Razek, M., Maghazachi, A.A., Mahadeshwara Prasad, D.R., Mahalingam, S., Mahalleh, M., Mahmood, N.H., Mahmoudi, A., Mahmoudi, F., Mai, M.T., Maiti, R., Majeed, A., Makris, K.C.C., Malekpour, M.-R., Malekzadeh, R., Malhotra, H.S., Malik, A.A., Malik, F., Malik, T., Malta, D.C., Mamun, A.A., Mangdow, M., Manjani, L., Manla, Y., Mannethodi, K., Mansoor, F., Mansourian, M., Mansournia, M.A., Mantilla Herrera, A.M., Mantovani, L.G., Mao, C., Maqbool, T., Maqsood, S., Marateb, H.R., Maravilla, J.C., Margetis, K., Marino, M., Marques, A., Martin, R.V., Martinez, G., Martinez-Guerra, B.A., Martinez-Piedra, R., Martini, D., Martins-Melo, F.R., Martorell, M., März, W., Marzo, R.R., Marzouk, S., Masi, S., Matei, C.N., Mathangasinghe, Y., Mathieson, S., Mathioudakis, A.G., Mathur, M.R., Mathur, M., Matozinhos, F.P., Mattiello, R., Mattoo, K.A., Maude, R.J., Maulik, P.K., May, M.L., Mayeli, M., Mazaheri, M., Mazzotti, A., Mbachu, C.N.P., Mbachu, I.I., McKee, M., McLaughlin, S.A., McPhail, S.M., Mechili, E.A., Mediratta, R.P., Meena, J., Meftah, E., Mehari, M., Mehmood, A., Mehndiratta, M.M., Mehrabi Nasab, E., Mehta, K.M., Mehta, V., Mehto, S., Meier, T., Mekene Meto, T., Meles, H.N., Melese, E.B., Melwani, S., Memetova, A., Mendoza, W., Menezes, G.A., Menezes, R.G., Mengistie, B.A., Mengistie, E.A., Meo, S.A., Mercogliano, M., Meretoja, A., Meretoja, T.J., Mestrovic, T., Mettananda, C.D.K., Mettananda, S., Metwally, M.M.M., Mewton, L., Mhlanga, A., Michelerio, A., Micheletti Gomide Nogueira De Sá, A.C., Mideksa, H.S., Miller, P.A., Miller, T.R., Minervini, G., Ming, W., Mini, G., Mirghafourvand, M., Mirrakhimov, E.M., Mirshahvalad, S.A., Mirutse, M.K., Mirzaei, Y., Mishra, A., Mishra, K.G., Mishra, V., Misra, A.K., Mitchell, P.B., Mithra, P., Mitra, S., Mittinty, M.M.M., Moazeni, M., Mobayen, M., Moberg, M.E., Modi, S., Mohamadkhani, A., Mohamed, J., Mohamed, M.G., Mohamed, N.S., Mohamed Ahmed, K.A.H., Mohammad, T., Mohammad-Alizadeh-Charandabi, S., Mohammadi, A., Mohammadi, M.R., Mohammadi, S.O., Mohammadian-Hafshejani, A., Mohammadzadeh, I., Mohammadzadeh, R., Mohammed, A.S., Mohammed, H., Mohammed, O., Mohammed, S., Mohammed, S., Mohammed, Y., Mohan, S., Mohanta, Y.K., Mohseni, M., Mokari-Yamchi, A., Mokdad, A.H., Mokhirev, A., Mokhtarzadehazar, P., Molinaro, S., Mollaei, A., Momani, S., Monasta, L., Monazzami, A., Mondal, H., Mondello, S., Montasir, A.A., Moore, C.E., Moradi, Y., Moradi-Lakeh, M., Moraga, P., Morawska, L., Moreira, R.S., Morgan, B.W., Morovatdar, N., Morovvati, M., Morsy, M.M., Morze, J., Mosaddeghi Heris, R., Mosser, J.F., Motamedgorji, N., Mougin, V., Mouodi, S., Mousavi, A., Mousavi, S.Z., Mousavi Khaneghah, A., Mousavi Kiasary, S.M.S., Mousnad, M.A.A., Movo, A., Mowafy, H.L., Mozahheb Yousefi, K., Mrejen, M., Msherghi, A., Mubarak, R., Mubarik, S., Mudgal, S.K., Muhammad, S.A., Muhtar, M.S., Mukherjee, S., Mukherjee, S., Mukhopadhyay, A., Mukhopadhyay, S., Muktadir, M.A., Mulatu, S., Mulita, F., Mulu, G.B., Mulugeta, C., Mulyadi, M., Muneer, M.A., Muniyandi, M., Munjal, K., Munkhsaikhan, Y., Muñoz Laguna, J., Munshi, A., Muragundi, P.M., Murakami, M., Muse, Y.H., Mushtaq, A., Mustafa, G., Mustafa, S.I., Mustapha, M.T., Muthu, S., Muthupandian, S., Muvunyi, C.M., Muzaffar, M., Myung, W., Nabavi, A., Naddafi, F., Nagarajan, A.J., Nagaraju, S.P., Naghavi, M., Naghavi, P., Naik, G.R., Naik, G., Naik, H., Nainu, F., Nair, S., Najdaghi, S., Nakhostin Ansari, N., Nam, P., Nangia, V., Nansseu, J.R., Naqid, I.A., Nargus, S., Narimani Davani, D., Nartey, Y., Nascimento, B.R., Nascimento, G.G., Naser, A.Y., Naser, M., Nashwan, A.J., Nasiri, H., Nassar, M., Natto, Z.S., Nauman, J., Naureen, Z., Navaratna, S.N.K., Nawaz, A., Nawaz, M.O., Nayak, B.P., Nayak, S.G., Nazari, J., Nchanji, G.T., Ndejjo, R., Ndungu, A.W., Nega, A.T., Negash, A.A., Negoi, I., Negoi, R.I., Negru, A.G., Nejati, J., Nejjari, C., Nepal, S., Nesbit, O.D., Netsere, H.B., Newton, C.R.J., Ng, M., Nguefack-Tsague, G., Ngunjiri, J.W., Nguyen, A.T.H., Nguyen, C.T., Nguyen, H.L.T., Nguyen, H.-D.T., Nguyen, N.P., Nguyen, P.T., Nguyen, T.P., Nguyen, T., Nguyen, T.A., Nguyen, V.T., Ngwa, A.M., Niazi, R.K., Nie, J., Nieddu, L., Nigatu, Y.T., Nikoobar, A., Ningrum, D.N.A., Niranjan, V., Nisro, A.M., Nkeck, J.R., Nkrumah-Boateng, P.A., Nnaji, C.A., Noman, E.A., Nomura, S., Noor, S.T.A., Noorafrooz, M., Noormohammadpour, P., Noreen, M., Noroozi, M., Noubiap, J.J., Noyes, T., Nriagu, V.C., Nri-Ezedi, C.A., Nshimiyimana, J.C., Nugen, F., Nugusa, A.N., Nunemo, M.H., Nur, A., Nurrika, D., Nyadanu, S.D., Nyande, F.K., Nzoputam, C.I., Nzoputam, O.J., Oancea, B., Obaido, G., O’Connell, E.M., Odama, A.M., Odat, R.M., Oddi, F.M., Odetokun, I.A., Odukoya, O.O., Oduro, J.K., Oduro, M.S., Oghenetega, O.B., Ogundijo, O.A., Ogunkoya, A., Oguta, J.O., Oh, D., Oh, S., O’Hagan, E.T., Okati-Aliabad, H., Okeke, S.R., Okeke-Obayemi, D.O., Okekunle, A.P., Okesanya, O.J., Okoli, O.A., Okonji, O.C., Okunlola, J.O., Okunlola, O.A., Olabisi, O.I., Olagunju, A.T., Olalusi, O.V., Olatubi, M.I., Oliveira, A.B., Oliveira, G.M.M., Olorukooba, A.A., Olson, E.J., Oludoye, O.O., Olum, R., Olusanya, B.O., Olusanya, J.O., Oluwole, O.G., Omage, F.B., Omar, H.A., Omer, G.L., Ong, Q.C., Onie, S., Onwujekwe, O.E., Opara, F., Opitz, M., Ordak, M., Orish, V.N., Ornello, R., Orscelik, A., Ortiz, A., Ortiz-Prado, E., Osborne, A., Osei, E., Ostroff, S.M., Ostrominski, J.W., Osuagwu, U.L., Osuolale, O., Otchere, G., Othman, E.H., Othman, M.M., Otoiu, A., Otorkpa, O.J., Oumer, A., Ouner, J.J., Ouyahia, A., Ouyang, G., Owolabi, M.O., Owusu, I.A., Oyebola, K., Oyelade, T., Oyeyemi, O.T., Ozsahin, I., P A, M., Pacheco-Barrios, K., Padda, I., Padron-Monedero, A., Padubidri, J.R., Pak, A., Pal, P.K., Palicz, T., Palladino, R., Palma-Alvarez, R.F., Paluvai, T., Pan, F., Pan, H.-F., Panahi, P., Panda, S.K., Panda-Jonas, S., Pande Katare, D., Pang, K., Pangaribuan, H.U., Panos, G.D., Panos, L.D., Pantazopoulos, I., Paolino, G., Papa, M.V., Papadimopoulos, I., Papadopoulou, P., Parekh, U., Parhizkar Roudsari, P., Parida, A., Park, C., Park, E.-K., Park, S., Parmar, A., Parve, S., Pashaei, A., Passera, R., Patel, B.H., Patel, H.M., Patel, M., Patel, N.N., Patel, S., Patil, A., Patil, S., Patoulias, D., Patra, A., Patwary, M.H., Paul, H., Pawar, S., Pawar, S., Pazoki Toroudi, H., Peden, A.E., Pedersini, P., Pekarcikova, J., Pepito, V.C.F., Peprah, P., Perdigão, J., Pereira, G., Pereira, M.O., Perez-Lopez, P., Perico, N., Perna, S., Pesudovs, K., Petakh, P., Peter, O.J., Petermann-Rocha, F.E., Pham, H.N., Pham, N.T., Pham, T.T., Philip, A.K., Phillips, M.R., Phyo, Z., Pickering, B.V., Pigott, D.M., Pillay, J.D., Pinheiro Rocha, L.P., Piracha, Z.Z., Piradov, M.A., Pirera, E., Pisoni, E., Plass, D., Plotnikov, E., Podder, I., Poddighe, D., Polibin, R.V., Pollner, P., Poluru, R., Pon Avudaiappan, A., Pond, C.D., Ponkilainen, V.T., Popa, I., Popova, S., Popovic, D.S., Postma, M.J., Pourasghary, S., Pourbabaki, R., Pourghazi, F., Poursadeqiyan, M., Pourtaheri, N., Prabhu, A.R., Prada, S.I., Pradhan, J., Pradhan, P.M.S., Pradipta, R.O., Prakash, P.Y., Prasad, C.P., Prashant, A., Prates, E.J.S., Priscilla, T., Pritchett, N., Priya, H., Purnobasuki, H., Purohit, B.M., Puvvula, J., Qasim, N.H., Qi, X., Qi, Z., Qiu, J.-Y., Quazi, Z.S., Qurashi, S.N., R, D., Rabiee, N., Rachmat, B., Radhakrishnan, R.A., Radhakrishnan, V., Radojčić, M.R., Raeisi Shahraki, H., Rafique, I., Raghav, P., Raghuveer, P., Rahbarnia, L., Rahim, F., Rahim, H.M.-A., Rahimi, S., Rahimi-Movaghar, A., Rahimi-Movaghar, V., Rahman, F.M., Rahman, M., Rahman, M., Rahman, M.M., Rahman, M.H.U., Rahman, M.M., Rahman, M., Rahmani, S., Rahmati, M., Rahmatpour Rokni, G., Rahmoune, H., Rai, P., Raimondo, D., Raimondo, I., Raina, S.K., Raj, J.P., Raja, A., Raja, S., Rajaa, S., Rajabi, E., Rajai Firouzabadi, S., Rajendran, G., Rajendran, J., Rajendran, V., Rajindrajith, S., Rajizadeh, M.A., Rajput, P., Ramadan, M.M., Ramadan, M., Ramadhan, K., Ramasamy, C., Ramasamy, S.K., Ramazanu, S., Ramezani, Z., Ramezani Farani, M., Ramteke, P.W., Rana, J., Rana, S.S., Ranabhat, C.L., Rancic, N., Rani, S., Ranjbar Noei, F., Rao, C.R., Rao, K., Rao, M., Rao, S.J., Rasella, D., Rashedi, V., Rashidi, M.-M., Rasouli, M.A., Rasouli-Saravani, A., Rastogi, P., Rasul, A., Rathish, D., Rauf, A., Rauniyar, S.K., Rautalin, I., Ravangard, R., Ravi, D., Rawaf, D.L., Rawaf, S., Rawassizadeh, R., Rawat, R., Ray, A., Rayati, M., Razeghian, I., Razi, B., Razo, C., Recenti, F., Reddy, M.M.R.K., Redwan, E., Rege, S., Rehman, W., Reifels, L., Remuzzi, G., Ren, L., Renzaho, A.M.N., Resnikoff, S., Reyes, L.F., Rezaei, M., Rezaei, N., Rezaei, N., Rezaei, N., Rezaeian, M., Rhee, T.G., Riaz, M.A., Ribeiro, A.L.P., Rickard, J., Rizvi, M.R., Robinson-Oden, H.E., Rocha, H.A.L., Rocha-Gomes, J.R., Rodrigues, M., Roever, L., Rohloff, P., Rohmah, I., Röhr, S., Rojas-Rueda, D., Rolfzen, M.L., Romadlon, D.S., Romoli, M., Romozzi, M., Ronfani, L., Rosauer, J.J., Roshanshad, A., Rostamian, M., Roth, G.A., Rotimi, K., Rout, H.S., Rouzbahani, H., Rouzbahani, R., Rouzbahani, S., Roy, B., Roy, N., Roy, P., Roy, P., Roy, P., Roy, S., Roy, S., Roy Chowdhury, S., Royapuram Parthasarathy, P., Rubagotti, E., Ruela, G.D.A., Rumisha, S.F., Russo, M., Rwegerera, G.M., S, M., S N, C., Saad, A.M.A., Saad Eddin, A., Saadatian, Z., Saber-Ayad, M.M., Sabet, C.J., Sabour, S., Sadarangani, K.P., Sadat Rafiei, S.K., Saddik, B.A., Sadee, B.A., Sadegh, T., Sadeghi, E., Sadeghi, E., Sadeghi-Ghyassi, F., Saeed, M., Saeed, U., Saeedi, M., Safari, M., Safi, S., Safi, S.Z., Sagar, R., Sagharichi, M., Sagoe, D., Saha, N., Saheb Sharif-Askari, F., Saheb Sharif-Askari, N., Sahebkar, A., Sahoo, P.M., Sahu, K.S., Said, M.S., Saif, Z., Sajadi, S.M., Sajib, M.R.U.Z., Sajid, M.R., Saki, M., Salam, N., Salamati, P., Salaroli, L.B., Saleh, M.A., Salehi, L., Salehi, M., Salem, M.R., Salem, M.Z.Y., Salihu, D., Salimi, S., Sallam, M., Salum, G.A., Salvi, S.S., Samadi Kafil, H., Samaranayake, J.E., Sami, W., Samodra, Y.L., Samuel, V.P., Samy, A.M., Sangle, S.G., Sanjari, E., Sankar, S., Sanmarchi, F., Sanna, F., Santos, L.H.C.C., Santric-Milicevic, M.M., Sao Jose, B.P., Sapkota, K.P., Saraswathy, S.Y.I., Sarfo, J.O., Sarikhani, Y., Sarma, H., Sarmadi, M., Sarode, G.S., Sarode, S.C., Saroshe, S., Sassano, M., Sathian, B., Sathya Narayanan, M.K., Saunders, P.A., Savabi Far, M., Sawhney, M., Saxena, S.G., Saya, G.K., Sayeed, A., Saylan, M., Schinckus, C., Schneider, I.J.C., Schneider, R.D., Schuermans, A., Schumacher, A.E., Schwarz, G., Schwebel, D.C., Schwendicke, F., Schwinger, C., Sedigh, A., Sekaran, S., Šekerija, M., Selvamani, M., Selvaraj, V., Semenova, Y., Semreen, M.H., Sendeku, F.W., Senol, Y.C., Senthilkumaran, S., Sepanlou, S.G., Serban, A.C., Serván-Mori, E., Sethi, Y., Sewor, C., Seyed Alshohadaei, S.M., Seylani, A., Seymour, M., Shadid, J., Shah, N.S., Shah, S., Shaharudin, S., Shahbaz, M., Shahid, S., Shahid, S.A., Shahid, W., Shahini, E., Shahrahmani, F., Shahsavari, H.R., Shahwan, M.J., Shaikh, M.A., Shakeri, A., Shakerimoghaddam, A., Shalash, A.S., Sham, S., Shamim, M.A., Shams, F., Shams-Beyranvand, M., Shamshirgaran, M.A., Shamsi, A., Shamsutdinova, A., Shan, D., Shankar, A., Shannawaz, M., Shao, X., Sharifan, A., Sharifi Rad, J., Sharma, A., Sharma, B.K., Sharma, B., Sharma, K., Sharma, M., Sharma, S., Sharma, U., Sharma, V., Shastry, R.P., Shastry, S., Shavandi, A., Shawahna, R., Shayan, M., Shehu Bappah, B., Sheidaei, A., Shenoy, S.M., Sherchan, S.P., Shetty, S.S., Shi, F., Shi, L.-H., Shibani, M., Shibesh, B.F., Shibuya, K., Shiferaw, D., Shimul, M.M.H., Shin, J.I., Shin, M.-J., Shiri, R., Shirkoohi, R., Shittu, A., Shitu, A.O., Shiue, I., Shivarov, V., Shlobin, N.A., Shojaei, S., Shokati Eshkiki, Z., Shokri, A., Shongwe, S.N., Shool, S., Shorofi, S.A., Shrestha, G., Shrestha, S., Shuval, K., Sibuyi, N.R.S., Siddig, E.E., Sidiq, M., Siegel, M., Silva, D.A.S., Silva, G.C.B.D., Silva, J.P., Silva, J.C., Silva, L.M.L.R., Silva De Leonardi, N.J.B., Simkhada, P.P., Singh, A., Singh, A., Singh, A., Singh, B., Singh, B.P., Singh, H., Singh, H., Singh, J., Singh, J.A., Singh, K., Singh, L., Singh, N.P., Singh, P., Singh, P.S., Singh, P.K., Singh, P., Singh, R.K., Singh, S., Singh, S., Singh, S., Sinha, M.K., Sinha, R., Sinto, R., Sirota, S.B., Skou, S.T., Sleet, D.A., Slepak, E.L.N., Sobia, F., Sohel, M., Sohrabi, S., Sokhal, B.S., Solanki, R., Solikhah, S., Soliman, S.S.M., Song, W., Song, Y., Sood, A., Sood, P., Soraneh, S., Sorensen, R.J.D., Soriano, J.B., Sorrentino, M., Sousa, F., Sousa, M.A., Soylu, C., Spartalis, M., Spearman, S., Sra, M.S., Sreeramareddy, C.T., Srichawla, B.S., Srinivasamurthy, S.K., Sriram, S., Stafford, L.K., Stanaway, J.D., Starodubova, A.V., Ştefan, S.C., Stein, C., Stein, D.J., Steiner, C., Steiner, T.J., Steinmetz, J.D., Steiropoulos, P., Stevanović, A., Stockfelt, L., Stovner, L.J., Straif, K., Stubbs, P., Su, Y., Subasi, O., Subedi, N., Suemoto, C.K., Suhag, A., Sui, L., Sukaew, T., Sulaiman, S.K., Suleiman, A.G., Suleiman Odidi, M., Suleman, M., Sulistiyorini, D., Sullman, M.J.M., Sultan Meo, A., Sun, H.Z., Sun, J., Sun, M., Sun, X., Sun, Z., Sun, Z., Sundaragiri, S., Sundaram, T., Sundström, J., Sunkersing, D., Sunny, S., Suresh, V., Swain, C.K., Swart, V.M., Syaiful, D.A., Szarpak, L., Szeto, M.D., T Y, S.S., Tabaee Damavandi, P., Tabarés-Seisdedos, R., Tabatabaeizadeh, S.-A., Tabatabai, S., Tabche, C., Tabibi, R., Tabish, M., Tadakamadla, J., Tadakamadla, S.K., Tafida, B.A., Taghizadeh-Hesary, F., Taheri Abkenar, Y., Taheri Soodejani, M., Taherkhani, A., Taiba, J., Tajabadi, S., Talaat, I.M., Talic, S., Talukder, B., Tampa, M., Tamuzi, J.L., Tan, J., Tan, K.-K., Tanabayeva, S., Tang, H., Tantisattamo, E., Tarigan, I.U., Tariku, M.K., Tariq, S., Tariqujjaman, M., Tat, N.Y., Tavakoli Oliaee, R., Tavakoly, R., Tavangar, S.M., Tedla, M.G., Tefera, A.T., Teimoori, M., Temsah, M.-H., Teply, C., Teramoto, M., Tesfaye, A.H., Tesfu, A.A., Tewari, J., Teymouri, A., Thaher, O., Thangaraju, P., Thankappan, K.R., Thapar, R., Tharwat, I., Tharwat, S., Theyra-Enias, H., Thind, M.K., Thirunavukarasu, A.J., Thiruvengadam, M., Thiruvengadam, R., Thiyagarajan, A., Thomas, N., Thota, G.P., Tian, W., Ticoalu, J.H.V., Tiruye, T.Y., Tleshev, M., Tolani, M.A., Tomo, S., Tonelli, M., Topor-Madry, R., Torkashvand, A., Touvier, M., Tovani-Palone, M.R., Trabelsi, K., Traini, E., Tran, M.T.N., Tran, N.M., Tran, N.H., Tran, Q.T.H., Tran, T.Q.M., Tran, T.H., Tran Minh Duc, N., Trico, D., Trihandini, I., Tromans, S.J., Truong, Q.X.N., Truyen, T.T.T.T., Tsatsakis, A., Tse, G., Tsermpini, E.E., Tudor Car, L., Tuffour Amirikah, M., Tumurkhuu, M., Tuo, Z., Tye, S.C., Udoakang, A.J., Ullah, A., Ullah, H., Ullah, I., Ullah, S., Umair, M., Umapathi, K.K., Umar, L., Umar, M., Umar, M., Umar, S.S., Underwood-Nakamura, A., Upadhya, D., Upadhyay, E., Uppal, D., Urso, D., Usman, J.S., Uzor, K.J., Uzun Ozsahin, D., Uzunçıbuk, H., Vadagam, P., Vahdati, S., Vaithinathan, A.G., Vakili, O., Vakilian, A., Valdez, P.R., Valenti, M., Valizadeh, G., Van Den Eynde, J., Van Der Walt, G., Van Donkelaar, A., Varasteh, J., Varma, R.P., Vart, P., Vasankari, T.J., Vasishta, S., Vasudevan, S.S., Veginadu, P., Vella, A.S., Vellingiri, B., Venketasubramanian, N., Venkidasamy, B., Verma, M., Verma, P., Veroux, M., Verras, G.-I., Vervoort, D., Vidale, S., Villa, S., Villafañe, J.H., Villarreal-Zegarra, D., Violante, F.S., Vipparthy, S.C., Visontay, R., Vitorino, L.M., Vlassov, V., Vojtek, M., Vollset, S.E., Vongpradith, A., Vosoughi, M., Vounzoulaki, E., Vu, H.N., Vu, L., Waheed, Y., Wahidin, M., Walia, M., Wamai, A.W., Wan, J.-Y., Wang, C., Wang, F., Wang, L., Wang, L., Wang, R., Wang, S., Wang, S., Wang, W., Wang, X., Wang, X., Wang, Y., Wang, Y., Wang, Y.-P., Wang, Z., Wani, T.A., Wanjau, M.N., Waqar, A.B., Waqas, M., Ward, P., Wassie, T.H., Weerakoon, K.G., Weerasekara, I., Wei, F.-L., Wei, X., Weintraub, R.G., Weiss, D.J., Weiss, E.J., Wen, Y.F., Werdecker, A., Westerman, R., Whisnant, J.L., Whiteford, H.A., Wiangkham, T., Wibowo, Y.C., Wicaksana, A.L., Wickramasinghe, D.P., Wickramasinghe, N.D., Wiebe, S., Wilandika, A., Willeit, P., Wilson, S., Wireko, A.A., Wirtu, G.K., Wiysonge, C.S., Woday, A.T., Wojewodzic, M.W., Wolf, A.W., Wonde, T.E., Wondmeneh, Y.C., Worede, D.T., Worku, M.C., Worku, N.K., Wu, A.-M., Wu, C., Wu, F., Wu, J.F., Wu, J., Wu, J., Wu, S.-N., Wu, Z., Wubie, Y.M., Xia, Y., Xia, Z., Xiao, G., Xiao, H., Xiao, N., Xie, W., Xing, H., Xu, S., Xu, S., Xu, W., Xu, X., Xu, X., Yadav, M.K., Yadav, V., Yadollahi, M., Yaghoubi, S., Yahoo (Syed), S., Yahya, G., Yamagishi, K., Yan, G., Yang, H., Yang, W., Yang, X., Yano, Y., Yao, H., Yao, L., Yarahmadi, A., Yasin, H., Yassin, M.A., Yasufuku, Y., Yaya, S., Ye, P., Yeganeh, M., Yekdeş, A.C., YektaKooshali, M.H., Yergaliyev, K.A., Yesodharan, R., Yesuf, S.A., Yezli, S., Yi, S., Yigezu, M., Yigzaw, Z.A., Yin, D., Yin, Y., Yip, P., Yismaw, M.B., Yismaw, Y.E., Yon, D.K., Yonemoto, N., Younis, M.Z., Yousuf, A., Yu, C., Yu, J., Yu, Y., Yuh, F.H., Yunus, G., Yunusa, U., Yusuf, A.A., Yuwanati, M., Zadey, S., Zadnik, V., Zafar, M., Zaghampour, M., Zainal Abidin, E., Zakham, F., Zaki, N., Zamagni, G., Zaman, B.A., Zaman, S.B., Zamani, A.S., Zamora, N., Zanghì, A., Zar, H.J., Zarea, K., Zawiah, M., Zeariya, M.G.M., Zenebe, A.M., Zensen, S., Zeru, E.M., Zhan, T., Zhan, Y., Zhang, B., Zhang, C.J.P., Zhang, H., Zhang, J., Zhang, L., Zhang, M., Zhang, X., Zhang, Y., Zhang, Z., Zhao, J., Zhao, S., Zhao, Z., Zheng, J., Zheng, M.-H., Zheng, P., Zhong, C.C., Zhou, J., Zhou, J., Zhou, M., Zhu, B., Zhu, Z., Zhumagaliuly, A., Zielińska, M., Zihao, L., Zoghi, G., Zoromba, M.A., Zou, Z., Zrieq, R.M., Zuhlke, L.J., Zuhriyah, L., Zumla, A., Zyoud, A.H., Zyoud, S.H., Zyoud, S.H., Brauer, M., Vos, T., Murray, C.J.L., Gakidou, E., 2025. Burden of 375 diseases and injuries, risk-attributable burden of 88 risk factors, and healthy life expectancy in 204 countries and territories, including 660 subnational locations, 1990–2023: A systematic analysis for the</w:t>
+        <w:t xml:space="preserve">Hay, S.I., Ong, K.L., Santomauro, D.F., A, B., Aalipour, M.A., Aalruz, H., Ababneh, H.S., Abaraogu, U.O., Abate, B.B., Abbafati, C., et al., 2025. Burden of 375 diseases and injuries, risk-attributable burden of 88 risk factors, and healthy life expectancy in 204 countries and territories, including 660 subnational locations, 1990–2023: A systematic analysis for the</w:t>
       </w:r>
       <w:r>
         <w:t xml:space="preserve"> </w:t>
@@ -6788,7 +6792,7 @@
       <w:r>
         <w:t xml:space="preserve"> </w:t>
       </w:r>
-      <w:hyperlink r:id="rId109">
+      <w:hyperlink r:id="rId101">
         <w:r>
           <w:rPr>
             <w:rStyle w:val="Hyperlink"/>
@@ -6797,8 +6801,8 @@
         </w:r>
       </w:hyperlink>
     </w:p>
-    <w:bookmarkEnd w:id="110"/>
-    <w:bookmarkStart w:id="112" w:name="ref-heidari2022EffectLeadExposurea"/>
+    <w:bookmarkEnd w:id="102"/>
+    <w:bookmarkStart w:id="104" w:name="ref-heidari2022EffectLeadExposurea"/>
     <w:p>
       <w:pPr>
         <w:pStyle w:val="Bibliography"/>
@@ -6821,7 +6825,7 @@
       <w:r>
         <w:t xml:space="preserve"> </w:t>
       </w:r>
-      <w:hyperlink r:id="rId111">
+      <w:hyperlink r:id="rId103">
         <w:r>
           <w:rPr>
             <w:rStyle w:val="Hyperlink"/>
@@ -6830,8 +6834,8 @@
         </w:r>
       </w:hyperlink>
     </w:p>
-    <w:bookmarkEnd w:id="112"/>
-    <w:bookmarkStart w:id="114" w:name="X837f91f784566061977da85c17a5755a81dedde"/>
+    <w:bookmarkEnd w:id="104"/>
+    <w:bookmarkStart w:id="106" w:name="X837f91f784566061977da85c17a5755a81dedde"/>
     <w:p>
       <w:pPr>
         <w:pStyle w:val="Bibliography"/>
@@ -6842,7 +6846,7 @@
       <w:r>
         <w:t xml:space="preserve"> </w:t>
       </w:r>
-      <w:hyperlink r:id="rId113">
+      <w:hyperlink r:id="rId105">
         <w:r>
           <w:rPr>
             <w:rStyle w:val="Hyperlink"/>
@@ -6851,8 +6855,8 @@
         </w:r>
       </w:hyperlink>
     </w:p>
-    <w:bookmarkEnd w:id="114"/>
-    <w:bookmarkStart w:id="116" w:name="ref-hong2013ComparingBayesianFrequentist"/>
+    <w:bookmarkEnd w:id="106"/>
+    <w:bookmarkStart w:id="108" w:name="ref-hong2013ComparingBayesianFrequentist"/>
     <w:p>
       <w:pPr>
         <w:pStyle w:val="Bibliography"/>
@@ -6896,7 +6900,7 @@
       <w:r>
         <w:t xml:space="preserve"> </w:t>
       </w:r>
-      <w:hyperlink r:id="rId115">
+      <w:hyperlink r:id="rId107">
         <w:r>
           <w:rPr>
             <w:rStyle w:val="Hyperlink"/>
@@ -6905,14 +6909,14 @@
         </w:r>
       </w:hyperlink>
     </w:p>
-    <w:bookmarkEnd w:id="116"/>
-    <w:bookmarkStart w:id="118" w:name="ref-hong2015EnvironmentalLeadExposure"/>
+    <w:bookmarkEnd w:id="108"/>
+    <w:bookmarkStart w:id="110" w:name="ref-hong2015EnvironmentalLeadExposure"/>
     <w:p>
       <w:pPr>
         <w:pStyle w:val="Bibliography"/>
       </w:pPr>
       <w:r>
-        <w:t xml:space="preserve">Hong, S.-B., Im, M.-H., Kim, J.-W., Park, E.-J., Shin, M.-S., Kim, B.-N., Yoo, H.-J., Cho, I.-H., Bhang, S.-Y., Hong, Y.-C., Cho, S.-C., 2015. Environmental</w:t>
+        <w:t xml:space="preserve">Hong, S.-B., Im, M.-H., Kim, J.-W., Park, E.-J., Shin, M.-S., Kim, B.-N., Yoo, H.-J., Cho, I.-H., Bhang, S.-Y., Hong, Y.-C., et al., 2015. Environmental</w:t>
       </w:r>
       <w:r>
         <w:t xml:space="preserve"> </w:t>
@@ -6968,7 +6972,7 @@
       <w:r>
         <w:t xml:space="preserve"> </w:t>
       </w:r>
-      <w:hyperlink r:id="rId117">
+      <w:hyperlink r:id="rId109">
         <w:r>
           <w:rPr>
             <w:rStyle w:val="Hyperlink"/>
@@ -6977,8 +6981,8 @@
         </w:r>
       </w:hyperlink>
     </w:p>
-    <w:bookmarkEnd w:id="118"/>
-    <w:bookmarkStart w:id="120" w:name="ref-kazi2026PvaluesBayesFactor"/>
+    <w:bookmarkEnd w:id="110"/>
+    <w:bookmarkStart w:id="112" w:name="ref-kazi2026PvaluesBayesFactor"/>
     <w:p>
       <w:pPr>
         <w:pStyle w:val="Bibliography"/>
@@ -7019,7 +7023,7 @@
       <w:r>
         <w:t xml:space="preserve"> </w:t>
       </w:r>
-      <w:hyperlink r:id="rId119">
+      <w:hyperlink r:id="rId111">
         <w:r>
           <w:rPr>
             <w:rStyle w:val="Hyperlink"/>
@@ -7028,8 +7032,8 @@
         </w:r>
       </w:hyperlink>
     </w:p>
-    <w:bookmarkEnd w:id="120"/>
-    <w:bookmarkStart w:id="122" w:name="X5cae6442bbe0e1f5d8df6cd5008aab2dbfb65a6"/>
+    <w:bookmarkEnd w:id="112"/>
+    <w:bookmarkStart w:id="114" w:name="X5cae6442bbe0e1f5d8df6cd5008aab2dbfb65a6"/>
     <w:p>
       <w:pPr>
         <w:pStyle w:val="Bibliography"/>
@@ -7049,7 +7053,7 @@
       <w:r>
         <w:t xml:space="preserve"> </w:t>
       </w:r>
-      <w:hyperlink r:id="rId121">
+      <w:hyperlink r:id="rId113">
         <w:r>
           <w:rPr>
             <w:rStyle w:val="Hyperlink"/>
@@ -7058,19 +7062,22 @@
         </w:r>
       </w:hyperlink>
     </w:p>
-    <w:bookmarkEnd w:id="122"/>
-    <w:bookmarkStart w:id="124" w:name="ref-lacerda2023GlobalDecreaseBlood"/>
+    <w:bookmarkEnd w:id="114"/>
+    <w:bookmarkStart w:id="116" w:name="ref-lacerda2023GlobalDecreaseBlood"/>
     <w:p>
       <w:pPr>
         <w:pStyle w:val="Bibliography"/>
       </w:pPr>
       <w:r>
-        <w:t xml:space="preserve">Lacerda, D., Pestana, I.A., Santos Vergilio, C.D., de Rezende, C.E., 2023. Global decrease in blood lead concentrations due to the removal of leaded gasoline. Chemosphere 324, 138207.</w:t>
-      </w:r>
-      <w:r>
-        <w:t xml:space="preserve"> </w:t>
-      </w:r>
-      <w:hyperlink r:id="rId123">
+        <w:t xml:space="preserve">Lacerda, D., Pestana, I.A., Santos Vergilio, C.D., de Rezende, C.E.</w:t>
+      </w:r>
+      <w:r>
+        <w:t xml:space="preserve">, 2023. Global decrease in blood lead concentrations due to the removal of leaded gasoline. Chemosphere 324, 138207.</w:t>
+      </w:r>
+      <w:r>
+        <w:t xml:space="preserve"> </w:t>
+      </w:r>
+      <w:hyperlink r:id="rId115">
         <w:r>
           <w:rPr>
             <w:rStyle w:val="Hyperlink"/>
@@ -7079,14 +7086,14 @@
         </w:r>
       </w:hyperlink>
     </w:p>
-    <w:bookmarkEnd w:id="124"/>
-    <w:bookmarkStart w:id="126" w:name="X33f03e29791f20cdbbbbf0729c723b16e55ed16"/>
+    <w:bookmarkEnd w:id="116"/>
+    <w:bookmarkStart w:id="118" w:name="X33f03e29791f20cdbbbbf0729c723b16e55ed16"/>
     <w:p>
       <w:pPr>
         <w:pStyle w:val="Bibliography"/>
       </w:pPr>
       <w:r>
-        <w:t xml:space="preserve">Lanphear, B.P., Hornung, R., Khoury, J., Yolton, K., Baghurst, P., Bellinger, D.C., Canfield, R.L., Dietrich, K.N., Bornschein, R., Greene, T., Rothenberg, S.J., Needleman, H.L., Schnaas, L., Wasserman, G., Graziano, J., Roberts, R., 2019. Erratum:</w:t>
+        <w:t xml:space="preserve">Lanphear, B.P., Hornung, R., Khoury, J., Yolton, K., Baghurst, P., Bellinger, D.C., Canfield, R.L., Dietrich, K.N., Bornschein, R., Greene, T., et al., 2019. Erratum:</w:t>
       </w:r>
       <w:r>
         <w:t xml:space="preserve"> </w:t>
@@ -7139,7 +7146,7 @@
       <w:r>
         <w:t xml:space="preserve"> </w:t>
       </w:r>
-      <w:hyperlink r:id="rId125">
+      <w:hyperlink r:id="rId117">
         <w:r>
           <w:rPr>
             <w:rStyle w:val="Hyperlink"/>
@@ -7148,14 +7155,14 @@
         </w:r>
       </w:hyperlink>
     </w:p>
-    <w:bookmarkEnd w:id="126"/>
-    <w:bookmarkStart w:id="128" w:name="X9a8bad0b78f43066cb333fdedcdcad5d7017900"/>
+    <w:bookmarkEnd w:id="118"/>
+    <w:bookmarkStart w:id="120" w:name="X9a8bad0b78f43066cb333fdedcdcad5d7017900"/>
     <w:p>
       <w:pPr>
         <w:pStyle w:val="Bibliography"/>
       </w:pPr>
       <w:r>
-        <w:t xml:space="preserve">Lanphear, B.P., Hornung, R., Khoury, J., Yolton, K., Baghurst, P., Bellinger, D.C., Canfield, R.L., Dietrich, K.N., Bornschein, R., Greene, T., Rothenberg, S.J., Needleman, H.L., Schnaas, L., Wasserman, G., Graziano, J., Roberts, R., 2005. Low-</w:t>
+        <w:t xml:space="preserve">Lanphear, B.P., Hornung, R., Khoury, J., Yolton, K., Baghurst, P., Bellinger, D.C., Canfield, R.L., Dietrich, K.N., Bornschein, R., Greene, T., et al., 2005. Low-</w:t>
       </w:r>
       <w:r>
         <w:t xml:space="preserve">Level Environmental Lead Exposure</w:t>
@@ -7196,7 +7203,7 @@
       <w:r>
         <w:t xml:space="preserve"> </w:t>
       </w:r>
-      <w:hyperlink r:id="rId127">
+      <w:hyperlink r:id="rId119">
         <w:r>
           <w:rPr>
             <w:rStyle w:val="Hyperlink"/>
@@ -7205,8 +7212,8 @@
         </w:r>
       </w:hyperlink>
     </w:p>
-    <w:bookmarkEnd w:id="128"/>
-    <w:bookmarkStart w:id="130" w:name="ref-lanphear2018LowlevelLeadExposure"/>
+    <w:bookmarkEnd w:id="120"/>
+    <w:bookmarkStart w:id="122" w:name="ref-lanphear2018LowlevelLeadExposure"/>
     <w:p>
       <w:pPr>
         <w:pStyle w:val="Bibliography"/>
@@ -7229,7 +7236,7 @@
       <w:r>
         <w:t xml:space="preserve"> </w:t>
       </w:r>
-      <w:hyperlink r:id="rId129">
+      <w:hyperlink r:id="rId121">
         <w:r>
           <w:rPr>
             <w:rStyle w:val="Hyperlink"/>
@@ -7238,8 +7245,8 @@
         </w:r>
       </w:hyperlink>
     </w:p>
-    <w:bookmarkEnd w:id="130"/>
-    <w:bookmarkStart w:id="132" w:name="ref-larsen2023GlobalHealthBurden"/>
+    <w:bookmarkEnd w:id="122"/>
+    <w:bookmarkStart w:id="124" w:name="ref-larsen2023GlobalHealthBurden"/>
     <w:p>
       <w:pPr>
         <w:pStyle w:val="Bibliography"/>
@@ -7250,7 +7257,7 @@
       <w:r>
         <w:t xml:space="preserve"> </w:t>
       </w:r>
-      <w:hyperlink r:id="rId131">
+      <w:hyperlink r:id="rId123">
         <w:r>
           <w:rPr>
             <w:rStyle w:val="Hyperlink"/>
@@ -7259,14 +7266,14 @@
         </w:r>
       </w:hyperlink>
     </w:p>
-    <w:bookmarkEnd w:id="132"/>
-    <w:bookmarkStart w:id="134" w:name="ref-lee2021PrenatalPostnatalExposures"/>
+    <w:bookmarkEnd w:id="124"/>
+    <w:bookmarkStart w:id="126" w:name="ref-lee2021PrenatalPostnatalExposures"/>
     <w:p>
       <w:pPr>
         <w:pStyle w:val="Bibliography"/>
       </w:pPr>
       <w:r>
-        <w:t xml:space="preserve">Lee, K.-S., Kim, K.-N., Ahn, Y.D., Choi, Y.-J., Cho, J., Jang, Y., Lim, Y.-H., Kim, J.I., Shin, C.H., Lee, Y.A., Kim, B.-N., Hong, Y.-C., 2021. Prenatal and postnatal exposures to four metals mixture and</w:t>
+        <w:t xml:space="preserve">Lee, K.-S., Kim, K.-N., Ahn, Y.D., Choi, Y.-J., Cho, J., Jang, Y., Lim, Y.-H., Kim, J.I., Shin, C.H., Lee, Y.A., et al., 2021. Prenatal and postnatal exposures to four metals mixture and</w:t>
       </w:r>
       <w:r>
         <w:t xml:space="preserve"> </w:t>
@@ -7304,7 +7311,7 @@
       <w:r>
         <w:t xml:space="preserve"> </w:t>
       </w:r>
-      <w:hyperlink r:id="rId133">
+      <w:hyperlink r:id="rId125">
         <w:r>
           <w:rPr>
             <w:rStyle w:val="Hyperlink"/>
@@ -7313,14 +7320,14 @@
         </w:r>
       </w:hyperlink>
     </w:p>
-    <w:bookmarkEnd w:id="134"/>
-    <w:bookmarkStart w:id="136" w:name="X716dc31ca13dac7355fea3a0f7dea95779ecabb"/>
+    <w:bookmarkEnd w:id="126"/>
+    <w:bookmarkStart w:id="128" w:name="X716dc31ca13dac7355fea3a0f7dea95779ecabb"/>
     <w:p>
       <w:pPr>
         <w:pStyle w:val="Bibliography"/>
       </w:pPr>
       <w:r>
-        <w:t xml:space="preserve">Lucchini, R.G., Guazzetti, S., Renzetti, S., Conversano, M., Cagna, G., Fedrighi, C., Giorgino, A., Peli, M., Placidi, D., Zoni, S., Forte, G., Majorani, C., Pino, A., Senofonte, O., Petrucci, F., Alimonti, A., 2019. Neurocognitive impact of metal exposure and social stressors among schoolchildren in</w:t>
+        <w:t xml:space="preserve">Lucchini, R.G., Guazzetti, S., Renzetti, S., Conversano, M., Cagna, G., Fedrighi, C., Giorgino, A., Peli, M., Placidi, D., Zoni, S., et al., 2019. Neurocognitive impact of metal exposure and social stressors among schoolchildren in</w:t>
       </w:r>
       <w:r>
         <w:t xml:space="preserve"> </w:t>
@@ -7343,7 +7350,7 @@
       <w:r>
         <w:t xml:space="preserve"> </w:t>
       </w:r>
-      <w:hyperlink r:id="rId135">
+      <w:hyperlink r:id="rId127">
         <w:r>
           <w:rPr>
             <w:rStyle w:val="Hyperlink"/>
@@ -7352,8 +7359,8 @@
         </w:r>
       </w:hyperlink>
     </w:p>
-    <w:bookmarkEnd w:id="136"/>
-    <w:bookmarkStart w:id="138" w:name="Xb0421be95a139ca5af39ce6040517bf1be79427"/>
+    <w:bookmarkEnd w:id="128"/>
+    <w:bookmarkStart w:id="130" w:name="Xb0421be95a139ca5af39ce6040517bf1be79427"/>
     <w:p>
       <w:pPr>
         <w:pStyle w:val="Bibliography"/>
@@ -7376,7 +7383,7 @@
       <w:r>
         <w:t xml:space="preserve"> </w:t>
       </w:r>
-      <w:hyperlink r:id="rId137">
+      <w:hyperlink r:id="rId129">
         <w:r>
           <w:rPr>
             <w:rStyle w:val="Hyperlink"/>
@@ -7385,8 +7392,8 @@
         </w:r>
       </w:hyperlink>
     </w:p>
-    <w:bookmarkEnd w:id="138"/>
-    <w:bookmarkStart w:id="140" w:name="ref-mcfarland2022HalfUSPopulation"/>
+    <w:bookmarkEnd w:id="130"/>
+    <w:bookmarkStart w:id="132" w:name="ref-mcfarland2022HalfUSPopulation"/>
     <w:p>
       <w:pPr>
         <w:pStyle w:val="Bibliography"/>
@@ -7409,7 +7416,7 @@
       <w:r>
         <w:t xml:space="preserve"> </w:t>
       </w:r>
-      <w:hyperlink r:id="rId139">
+      <w:hyperlink r:id="rId131">
         <w:r>
           <w:rPr>
             <w:rStyle w:val="Hyperlink"/>
@@ -7418,14 +7425,14 @@
         </w:r>
       </w:hyperlink>
     </w:p>
-    <w:bookmarkEnd w:id="140"/>
-    <w:bookmarkStart w:id="141" w:name="X33fe7de6e8b65c86af337dbdb8d7cc8651c48a8"/>
+    <w:bookmarkEnd w:id="132"/>
+    <w:bookmarkStart w:id="133" w:name="X33fe7de6e8b65c86af337dbdb8d7cc8651c48a8"/>
     <w:p>
       <w:pPr>
         <w:pStyle w:val="Bibliography"/>
       </w:pPr>
       <w:r>
-        <w:t xml:space="preserve">Menezes-Filho, J.A., Carvalho, C.F., Rodrigues, J.L.G., Araújo, C.F.S., Dos Santos, N.R., Lima, C.S., Bandeira, M.J., Marques, B.L. de S., Anjos, A.L.S., Bah, H.A.F., Abreu, N., Philibert, A., Mergler, D., 2018. Environmental</w:t>
+        <w:t xml:space="preserve">Menezes-Filho, J.A., Carvalho, C.F., Rodrigues, J.L.G., Araújo, C.F.S., Dos Santos, N.R., Lima, C.S., Bandeira, M.J., Marques, B.L. de S., Anjos, A.L.S., Bah, H.A.F., et al., 2018. Environmental</w:t>
       </w:r>
       <w:r>
         <w:t xml:space="preserve"> </w:t>
@@ -7485,8 +7492,8 @@
         <w:t xml:space="preserve">. International Journal of Environmental Research and Public Health 15, 2418.</w:t>
       </w:r>
     </w:p>
-    <w:bookmarkEnd w:id="141"/>
-    <w:bookmarkStart w:id="143" w:name="ref-needleman1990LowLevelLeadExposure"/>
+    <w:bookmarkEnd w:id="133"/>
+    <w:bookmarkStart w:id="135" w:name="ref-needleman1990LowLevelLeadExposure"/>
     <w:p>
       <w:pPr>
         <w:pStyle w:val="Bibliography"/>
@@ -7548,7 +7555,7 @@
       <w:r>
         <w:t xml:space="preserve"> </w:t>
       </w:r>
-      <w:hyperlink r:id="rId142">
+      <w:hyperlink r:id="rId134">
         <w:r>
           <w:rPr>
             <w:rStyle w:val="Hyperlink"/>
@@ -7557,8 +7564,8 @@
         </w:r>
       </w:hyperlink>
     </w:p>
-    <w:bookmarkEnd w:id="143"/>
-    <w:bookmarkStart w:id="144" w:name="Xf5486a80753c915bf34b5d8f3ad5e46aac479a7"/>
+    <w:bookmarkEnd w:id="135"/>
+    <w:bookmarkStart w:id="136" w:name="Xf5486a80753c915bf34b5d8f3ad5e46aac479a7"/>
     <w:p>
       <w:pPr>
         <w:pStyle w:val="Bibliography"/>
@@ -7612,14 +7619,14 @@
         <w:t xml:space="preserve">.</w:t>
       </w:r>
     </w:p>
-    <w:bookmarkEnd w:id="144"/>
-    <w:bookmarkStart w:id="146" w:name="ref-page2021PRISMA2020Statement"/>
+    <w:bookmarkEnd w:id="136"/>
+    <w:bookmarkStart w:id="138" w:name="ref-page2021PRISMA2020Statement"/>
     <w:p>
       <w:pPr>
         <w:pStyle w:val="Bibliography"/>
       </w:pPr>
       <w:r>
-        <w:t xml:space="preserve">Page, M.J., McKenzie, J.E., Bossuyt, P.M., Boutron, I., Hoffmann, T.C., Mulrow, C.D., Shamseer, L., Tetzlaff, J.M., Akl, E.A., Brennan, S.E., Chou, R., Glanville, J., Grimshaw, J.M., Hróbjartsson, A., Lalu, M.M., Li, T., Loder, E.W., Mayo-Wilson, E., McDonald, S., McGuinness, L.A., Stewart, L.A., Thomas, J., Tricco, A.C., Welch, V.A., Whiting, P., Moher, D., 2021. The</w:t>
+        <w:t xml:space="preserve">Page, M.J., McKenzie, J.E., Bossuyt, P.M., Boutron, I., Hoffmann, T.C., Mulrow, C.D., Shamseer, L., Tetzlaff, J.M., Akl, E.A., Brennan, S.E., et al., 2021. The</w:t>
       </w:r>
       <w:r>
         <w:t xml:space="preserve"> </w:t>
@@ -7636,7 +7643,7 @@
       <w:r>
         <w:t xml:space="preserve"> </w:t>
       </w:r>
-      <w:hyperlink r:id="rId145">
+      <w:hyperlink r:id="rId137">
         <w:r>
           <w:rPr>
             <w:rStyle w:val="Hyperlink"/>
@@ -7645,8 +7652,8 @@
         </w:r>
       </w:hyperlink>
     </w:p>
-    <w:bookmarkEnd w:id="146"/>
-    <w:bookmarkStart w:id="148" w:name="ref-plate2024DevelopmentToolRapid"/>
+    <w:bookmarkEnd w:id="138"/>
+    <w:bookmarkStart w:id="140" w:name="ref-plate2024DevelopmentToolRapid"/>
     <w:p>
       <w:pPr>
         <w:pStyle w:val="Bibliography"/>
@@ -7657,7 +7664,7 @@
       <w:r>
         <w:t xml:space="preserve"> </w:t>
       </w:r>
-      <w:hyperlink r:id="rId147">
+      <w:hyperlink r:id="rId139">
         <w:r>
           <w:rPr>
             <w:rStyle w:val="Hyperlink"/>
@@ -7666,8 +7673,8 @@
         </w:r>
       </w:hyperlink>
     </w:p>
-    <w:bookmarkEnd w:id="148"/>
-    <w:bookmarkStart w:id="150" w:name="ref-pocock1994EnvironmentalLeadChildrens"/>
+    <w:bookmarkEnd w:id="140"/>
+    <w:bookmarkStart w:id="142" w:name="ref-pocock1994EnvironmentalLeadChildrens"/>
     <w:p>
       <w:pPr>
         <w:pStyle w:val="Bibliography"/>
@@ -7678,7 +7685,7 @@
       <w:r>
         <w:t xml:space="preserve"> </w:t>
       </w:r>
-      <w:hyperlink r:id="rId149">
+      <w:hyperlink r:id="rId141">
         <w:r>
           <w:rPr>
             <w:rStyle w:val="Hyperlink"/>
@@ -7687,8 +7694,8 @@
         </w:r>
       </w:hyperlink>
     </w:p>
-    <w:bookmarkEnd w:id="150"/>
-    <w:bookmarkStart w:id="151" w:name="Xd915bcb040430c17655975a5ceb4d7b4bdd04ac"/>
+    <w:bookmarkEnd w:id="142"/>
+    <w:bookmarkStart w:id="143" w:name="Xd915bcb040430c17655975a5ceb4d7b4bdd04ac"/>
     <w:p>
       <w:pPr>
         <w:pStyle w:val="Bibliography"/>
@@ -7697,8 +7704,8 @@
         <w:t xml:space="preserve">Prüss-Üstün, A., Mathers, C., Corvalán, C., Woodward, A., 2003. Assessing the environmental burden of disease at national and local levels: Introduction and methods. Environmental burden of disease series.</w:t>
       </w:r>
     </w:p>
-    <w:bookmarkEnd w:id="151"/>
-    <w:bookmarkStart w:id="152" w:name="X4bd034c52731e178b4de125c2c778bdc533803c"/>
+    <w:bookmarkEnd w:id="143"/>
+    <w:bookmarkStart w:id="144" w:name="X4bd034c52731e178b4de125c2c778bdc533803c"/>
     <w:p>
       <w:pPr>
         <w:pStyle w:val="Bibliography"/>
@@ -7740,8 +7747,8 @@
         <w:t xml:space="preserve">.</w:t>
       </w:r>
     </w:p>
-    <w:bookmarkEnd w:id="152"/>
-    <w:bookmarkStart w:id="154" w:name="ref-rosengren2025ExposureLeadCoronary"/>
+    <w:bookmarkEnd w:id="144"/>
+    <w:bookmarkStart w:id="146" w:name="ref-rosengren2025ExposureLeadCoronary"/>
     <w:p>
       <w:pPr>
         <w:pStyle w:val="Bibliography"/>
@@ -7794,7 +7801,7 @@
       <w:r>
         <w:t xml:space="preserve"> </w:t>
       </w:r>
-      <w:hyperlink r:id="rId153">
+      <w:hyperlink r:id="rId145">
         <w:r>
           <w:rPr>
             <w:rStyle w:val="Hyperlink"/>
@@ -7803,8 +7810,8 @@
         </w:r>
       </w:hyperlink>
     </w:p>
-    <w:bookmarkEnd w:id="154"/>
-    <w:bookmarkStart w:id="156" w:name="ref-roy2013EffectModificationTransferrin"/>
+    <w:bookmarkEnd w:id="146"/>
+    <w:bookmarkStart w:id="148" w:name="ref-roy2013EffectModificationTransferrin"/>
     <w:p>
       <w:pPr>
         <w:pStyle w:val="Bibliography"/>
@@ -7836,7 +7843,7 @@
       <w:r>
         <w:t xml:space="preserve"> </w:t>
       </w:r>
-      <w:hyperlink r:id="rId155">
+      <w:hyperlink r:id="rId147">
         <w:r>
           <w:rPr>
             <w:rStyle w:val="Hyperlink"/>
@@ -7845,8 +7852,8 @@
         </w:r>
       </w:hyperlink>
     </w:p>
-    <w:bookmarkEnd w:id="156"/>
-    <w:bookmarkStart w:id="158" w:name="ref-sadeghirad2023TheoryPracticeBayesian"/>
+    <w:bookmarkEnd w:id="148"/>
+    <w:bookmarkStart w:id="150" w:name="ref-sadeghirad2023TheoryPracticeBayesian"/>
     <w:p>
       <w:pPr>
         <w:pStyle w:val="Bibliography"/>
@@ -7869,7 +7876,7 @@
       <w:r>
         <w:t xml:space="preserve"> </w:t>
       </w:r>
-      <w:hyperlink r:id="rId157">
+      <w:hyperlink r:id="rId149">
         <w:r>
           <w:rPr>
             <w:rStyle w:val="Hyperlink"/>
@@ -7878,14 +7885,14 @@
         </w:r>
       </w:hyperlink>
     </w:p>
-    <w:bookmarkEnd w:id="158"/>
-    <w:bookmarkStart w:id="160" w:name="Xe38019c88c6d2792bb296bad7dc0a4dd55f1319"/>
+    <w:bookmarkEnd w:id="150"/>
+    <w:bookmarkStart w:id="152" w:name="Xe38019c88c6d2792bb296bad7dc0a4dd55f1319"/>
     <w:p>
       <w:pPr>
         <w:pStyle w:val="Bibliography"/>
       </w:pPr>
       <w:r>
-        <w:t xml:space="preserve">Salamanca-Fernández, E., Peinado, F.M., Esteban-López, M., Puklova, V., Poyatos, R.M., Govarts, E., Laeremans, M., Leermakers, M., Den Hond, E., Schoeters, G., Murawski, A., Pedraza-Díaz, S., Szigeti, T., Verheyen, V., Vogel, N., Weber, T., Hahn, D., Zimmermann, P., Kolossa-Gehring, M., Fernandez, M.F., Arrebola, J.P., 2025. Sociodemographic determinants and temporal variability of blood lead levels (2003–2019) in a pooled analysis of nine studies in four</w:t>
+        <w:t xml:space="preserve">Salamanca-Fernández, E., Peinado, F.M., Esteban-López, M., Puklova, V., Poyatos, R.M., Govarts, E., Laeremans, M., Leermakers, M., Den Hond, E., Schoeters, G., et al., 2025. Sociodemographic determinants and temporal variability of blood lead levels (2003–2019) in a pooled analysis of nine studies in four</w:t>
       </w:r>
       <w:r>
         <w:t xml:space="preserve"> </w:t>
@@ -7902,7 +7909,7 @@
       <w:r>
         <w:t xml:space="preserve"> </w:t>
       </w:r>
-      <w:hyperlink r:id="rId159">
+      <w:hyperlink r:id="rId151">
         <w:r>
           <w:rPr>
             <w:rStyle w:val="Hyperlink"/>
@@ -7911,8 +7918,8 @@
         </w:r>
       </w:hyperlink>
     </w:p>
-    <w:bookmarkEnd w:id="160"/>
-    <w:bookmarkStart w:id="162" w:name="Xcf7993c3f58afaabaf73be6238c67f4f63053d9"/>
+    <w:bookmarkEnd w:id="152"/>
+    <w:bookmarkStart w:id="154" w:name="Xcf7993c3f58afaabaf73be6238c67f4f63053d9"/>
     <w:p>
       <w:pPr>
         <w:pStyle w:val="Bibliography"/>
@@ -7956,7 +7963,7 @@
       <w:r>
         <w:t xml:space="preserve"> </w:t>
       </w:r>
-      <w:hyperlink r:id="rId161">
+      <w:hyperlink r:id="rId153">
         <w:r>
           <w:rPr>
             <w:rStyle w:val="Hyperlink"/>
@@ -7965,8 +7972,8 @@
         </w:r>
       </w:hyperlink>
     </w:p>
-    <w:bookmarkEnd w:id="162"/>
-    <w:bookmarkStart w:id="164" w:name="ref-schwartz1994LowLevelLeadExposure"/>
+    <w:bookmarkEnd w:id="154"/>
+    <w:bookmarkStart w:id="156" w:name="ref-schwartz1994LowLevelLeadExposure"/>
     <w:p>
       <w:pPr>
         <w:pStyle w:val="Bibliography"/>
@@ -8045,7 +8052,7 @@
       <w:r>
         <w:t xml:space="preserve"> </w:t>
       </w:r>
-      <w:hyperlink r:id="rId163">
+      <w:hyperlink r:id="rId155">
         <w:r>
           <w:rPr>
             <w:rStyle w:val="Hyperlink"/>
@@ -8054,8 +8061,8 @@
         </w:r>
       </w:hyperlink>
     </w:p>
-    <w:bookmarkEnd w:id="164"/>
-    <w:bookmarkStart w:id="166" w:name="X55ae1a8b757df519e0a47e2002b3acc0b2e73ec"/>
+    <w:bookmarkEnd w:id="156"/>
+    <w:bookmarkStart w:id="158" w:name="X55ae1a8b757df519e0a47e2002b3acc0b2e73ec"/>
     <w:p>
       <w:pPr>
         <w:pStyle w:val="Bibliography"/>
@@ -8078,7 +8085,7 @@
       <w:r>
         <w:t xml:space="preserve"> </w:t>
       </w:r>
-      <w:hyperlink r:id="rId165">
+      <w:hyperlink r:id="rId157">
         <w:r>
           <w:rPr>
             <w:rStyle w:val="Hyperlink"/>
@@ -8087,14 +8094,14 @@
         </w:r>
       </w:hyperlink>
     </w:p>
-    <w:bookmarkEnd w:id="166"/>
-    <w:bookmarkStart w:id="168" w:name="ref-shaffer2025LeadExposureAntisocial"/>
+    <w:bookmarkEnd w:id="158"/>
+    <w:bookmarkStart w:id="160" w:name="ref-shaffer2025LeadExposureAntisocial"/>
     <w:p>
       <w:pPr>
         <w:pStyle w:val="Bibliography"/>
       </w:pPr>
       <w:r>
-        <w:t xml:space="preserve">Shaffer, R.M., Carlson, L.M., Hester, K., Kim, H., Duffney, P., Forsyth, J.E., Ferraro, G., Till, C., Haddock, A., Strawbridge, J., Lanfear, C.C., Gohari, Z., Lee, A.L., Hu, H., Kirrane, E., 2025. Lead exposure and antisocial behavior:</w:t>
+        <w:t xml:space="preserve">Shaffer, R.M., Carlson, L.M., Hester, K., Kim, H., Duffney, P., Forsyth, J.E., Ferraro, G., Till, C., Haddock, A., Strawbridge, J., et al., 2025. Lead exposure and antisocial behavior:</w:t>
       </w:r>
       <w:r>
         <w:t xml:space="preserve"> </w:t>
@@ -8111,7 +8118,7 @@
       <w:r>
         <w:t xml:space="preserve"> </w:t>
       </w:r>
-      <w:hyperlink r:id="rId167">
+      <w:hyperlink r:id="rId159">
         <w:r>
           <w:rPr>
             <w:rStyle w:val="Hyperlink"/>
@@ -8120,8 +8127,8 @@
         </w:r>
       </w:hyperlink>
     </w:p>
-    <w:bookmarkEnd w:id="168"/>
-    <w:bookmarkStart w:id="170" w:name="ref-smith2018StepAwayStepwise"/>
+    <w:bookmarkEnd w:id="160"/>
+    <w:bookmarkStart w:id="162" w:name="ref-smith2018StepAwayStepwise"/>
     <w:p>
       <w:pPr>
         <w:pStyle w:val="Bibliography"/>
@@ -8132,7 +8139,7 @@
       <w:r>
         <w:t xml:space="preserve"> </w:t>
       </w:r>
-      <w:hyperlink r:id="rId169">
+      <w:hyperlink r:id="rId161">
         <w:r>
           <w:rPr>
             <w:rStyle w:val="Hyperlink"/>
@@ -8141,8 +8148,8 @@
         </w:r>
       </w:hyperlink>
     </w:p>
-    <w:bookmarkEnd w:id="170"/>
-    <w:bookmarkStart w:id="172" w:name="ref-sy2024AssessmentLongTermExposure"/>
+    <w:bookmarkEnd w:id="162"/>
+    <w:bookmarkStart w:id="164" w:name="ref-sy2024AssessmentLongTermExposure"/>
     <w:p>
       <w:pPr>
         <w:pStyle w:val="Bibliography"/>
@@ -8186,7 +8193,7 @@
       <w:r>
         <w:t xml:space="preserve"> </w:t>
       </w:r>
-      <w:hyperlink r:id="rId171">
+      <w:hyperlink r:id="rId163">
         <w:r>
           <w:rPr>
             <w:rStyle w:val="Hyperlink"/>
@@ -8195,8 +8202,8 @@
         </w:r>
       </w:hyperlink>
     </w:p>
-    <w:bookmarkEnd w:id="172"/>
-    <w:bookmarkStart w:id="173" w:name="ref-tamasszigeti2022SubstanceReportLead"/>
+    <w:bookmarkEnd w:id="164"/>
+    <w:bookmarkStart w:id="165" w:name="ref-tamasszigeti2022SubstanceReportLead"/>
     <w:p>
       <w:pPr>
         <w:pStyle w:val="Bibliography"/>
@@ -8214,8 +8221,8 @@
         <w:t xml:space="preserve">. HBM4EU.</w:t>
       </w:r>
     </w:p>
-    <w:bookmarkEnd w:id="173"/>
-    <w:bookmarkStart w:id="175" w:name="X99fa6bd9cd2521340285769f289a6c9d4bfe17b"/>
+    <w:bookmarkEnd w:id="165"/>
+    <w:bookmarkStart w:id="167" w:name="X99fa6bd9cd2521340285769f289a6c9d4bfe17b"/>
     <w:p>
       <w:pPr>
         <w:pStyle w:val="Bibliography"/>
@@ -8259,7 +8266,7 @@
       <w:r>
         <w:t xml:space="preserve"> </w:t>
       </w:r>
-      <w:hyperlink r:id="rId174">
+      <w:hyperlink r:id="rId166">
         <w:r>
           <w:rPr>
             <w:rStyle w:val="Hyperlink"/>
@@ -8268,8 +8275,8 @@
         </w:r>
       </w:hyperlink>
     </w:p>
-    <w:bookmarkEnd w:id="175"/>
-    <w:bookmarkStart w:id="177" w:name="ref-wan2022ChronicLeadExposure"/>
+    <w:bookmarkEnd w:id="167"/>
+    <w:bookmarkStart w:id="169" w:name="ref-wan2022ChronicLeadExposure"/>
     <w:p>
       <w:pPr>
         <w:pStyle w:val="Bibliography"/>
@@ -8280,7 +8287,7 @@
       <w:r>
         <w:t xml:space="preserve"> </w:t>
       </w:r>
-      <w:hyperlink r:id="rId176">
+      <w:hyperlink r:id="rId168">
         <w:r>
           <w:rPr>
             <w:rStyle w:val="Hyperlink"/>
@@ -8289,8 +8296,8 @@
         </w:r>
       </w:hyperlink>
     </w:p>
-    <w:bookmarkEnd w:id="177"/>
-    <w:bookmarkStart w:id="179" w:name="X111bb06244f8f2a1a6d0d2f1f41c24b71f248e6"/>
+    <w:bookmarkEnd w:id="169"/>
+    <w:bookmarkStart w:id="171" w:name="X111bb06244f8f2a1a6d0d2f1f41c24b71f248e6"/>
     <w:p>
       <w:pPr>
         <w:pStyle w:val="Bibliography"/>
@@ -8322,7 +8329,7 @@
       <w:r>
         <w:t xml:space="preserve"> </w:t>
       </w:r>
-      <w:hyperlink r:id="rId178">
+      <w:hyperlink r:id="rId170">
         <w:r>
           <w:rPr>
             <w:rStyle w:val="Hyperlink"/>
@@ -8331,8 +8338,8 @@
         </w:r>
       </w:hyperlink>
     </w:p>
-    <w:bookmarkEnd w:id="179"/>
-    <w:bookmarkStart w:id="181" w:name="X946754e67e3c74fad7a8806aa9d2819ed4ec186"/>
+    <w:bookmarkEnd w:id="171"/>
+    <w:bookmarkStart w:id="173" w:name="X946754e67e3c74fad7a8806aa9d2819ed4ec186"/>
     <w:p>
       <w:pPr>
         <w:pStyle w:val="Bibliography"/>
@@ -8343,7 +8350,7 @@
       <w:r>
         <w:t xml:space="preserve"> </w:t>
       </w:r>
-      <w:hyperlink r:id="rId180">
+      <w:hyperlink r:id="rId172">
         <w:r>
           <w:rPr>
             <w:rStyle w:val="Hyperlink"/>
@@ -8352,11 +8359,11 @@
         </w:r>
       </w:hyperlink>
     </w:p>
-    <w:bookmarkEnd w:id="181"/>
-    <w:bookmarkEnd w:id="182"/>
-    <w:bookmarkEnd w:id="183"/>
+    <w:bookmarkEnd w:id="173"/>
+    <w:bookmarkEnd w:id="174"/>
+    <w:bookmarkEnd w:id="175"/>
     <w:sectPr>
-      <w:footerReference r:id="rId9" w:type="default"/>
+      <w:footerReference r:id="rId3" w:type="default"/>
       <w:footnotePr>
         <w:numFmt w:val="decimal"/>
       </w:footnotePr>

--- a/manuscript/manuscript.docx
+++ b/manuscript/manuscript.docx
@@ -397,9 +397,6 @@
       </w:r>
       <w:r>
         <w:t xml:space="preserve">Sensitivity analyses examined robustness to RoB and priors.</w:t>
-      </w:r>
-      <w:r>
-        <w:t xml:space="preserve"> </w:t>
       </w:r>
       <w:r>
         <w:t xml:space="preserve"> </w:t>
@@ -1963,9 +1960,6 @@
         <w:t xml:space="preserve"> </w:t>
       </w:r>
       <w:r>
-        <w:t xml:space="preserve"> </w:t>
-      </w:r>
-      <w:r>
         <w:t xml:space="preserve">These study-specific true effects are themselves modelled as draws from an overarching normal distribution which describes the true average effect across studies</w:t>
       </w:r>
       <w:r>
@@ -1992,9 +1986,6 @@
       </m:oMath>
       <w:r>
         <w:t xml:space="preserve">.</w:t>
-      </w:r>
-      <w:r>
-        <w:t xml:space="preserve"> </w:t>
       </w:r>
     </w:p>
     <w:p>
@@ -2832,9 +2823,6 @@
         <w:t xml:space="preserve"> </w:t>
       </w:r>
       <w:r>
-        <w:t xml:space="preserve"> </w:t>
-      </w:r>
-      <w:r>
         <w:t xml:space="preserve">Additionally, a sensitivity analysis with alternative priors was conducted, as described below.</w:t>
       </w:r>
     </w:p>
@@ -4265,9 +4253,6 @@
       </w:pPr>
       <w:r>
         <w:t xml:space="preserve">In this study, we provide an updated pooled effect estimate for the association between children’s lead exposure and IQ, and compare a conventional, frequentist meta-analysis to a Bayesian meta-analysis – a framework that is less used in the field of environmental epidemiology to date.</w:t>
-      </w:r>
-      <w:r>
-        <w:t xml:space="preserve"> </w:t>
       </w:r>
     </w:p>
     <w:p>

--- a/manuscript/manuscript.docx
+++ b/manuscript/manuscript.docx
@@ -1169,7 +1169,7 @@
         <w:t xml:space="preserve">Here, we will only report results for concurrent lead exposure and IQ loss, but the figures and tables documenting the literature review contain parts of the search for other associations and exposure timeframes.</w:t>
       </w:r>
       <w:r>
-        <w:br/>
+        <w:t xml:space="preserve"> </w:t>
       </w:r>
       <w:r>
         <w:t xml:space="preserve">We searched for articles published between January 2005 and July 2023.</w:t>
@@ -1247,7 +1247,7 @@
         <w:t xml:space="preserve">We also excluded references written in languages other than English.</w:t>
       </w:r>
       <w:r>
-        <w:br/>
+        <w:t xml:space="preserve"> </w:t>
       </w:r>
       <w:r>
         <w:t xml:space="preserve">For this present study, only studies that used a continuous, log-transformed BLL scale were included, so that effect estimates could be harmonized.</w:t>
@@ -1761,7 +1761,7 @@
         <w:t xml:space="preserve">The calculations are documented in supplementary file 3.</w:t>
       </w:r>
       <w:r>
-        <w:br/>
+        <w:t xml:space="preserve"> </w:t>
       </w:r>
       <w:r>
         <w:t xml:space="preserve">In some publications, BLL was not on a logarithmic but on an untransformed, linear scale.</w:t>
@@ -1791,7 +1791,7 @@
         <w:t xml:space="preserve">In order to quantitatively synthesize the available epidemiological literature on the association of children’s blood lead levels and IQ, we conducted separate meta-analyses in the Bayesian and frequentist analytical framework, and compared their results.</w:t>
       </w:r>
       <w:r>
-        <w:br/>
+        <w:t xml:space="preserve"> </w:t>
       </w:r>
       <w:r>
         <w:t xml:space="preserve">To make the results of both approaches comparable, both included the same effect estimates from the identified publications, and featured analogous model structure.</w:t>
@@ -1826,7 +1826,7 @@
         <w:t xml:space="preserve">-transformed BLL (µg/dL).</w:t>
       </w:r>
       <w:r>
-        <w:br/>
+        <w:t xml:space="preserve"> </w:t>
       </w:r>
       <w:r>
         <w:t xml:space="preserve">R version 4.4.2 (2024-10-31) was used for all computations</w:t>
@@ -2132,7 +2132,6 @@
                 <m:t>)</m:t>
               </m:r>
             </m:e>
-            <m:e/>
           </m:eqArr>
           <m:r>
             <m:t>  </m:t>
@@ -2301,7 +2300,7 @@
         <w:t xml:space="preserve">is the between-study standard deviation (heterogeneity).</w:t>
       </w:r>
       <w:r>
-        <w:br/>
+        <w:t xml:space="preserve"> </w:t>
       </w:r>
       <w:r>
         <w:t xml:space="preserve">The Bayesian model was fit using the R package</w:t>
@@ -2370,7 +2369,7 @@
         <w:t xml:space="preserve">Chain resolution was assessed using the effective sample size (ESS).</w:t>
       </w:r>
       <w:r>
-        <w:br/>
+        <w:t xml:space="preserve"> </w:t>
       </w:r>
       <w:r>
         <w:t xml:space="preserve">Heterogeneity</w:t>
@@ -2593,7 +2592,7 @@
         <w:t xml:space="preserve">.</w:t>
       </w:r>
       <w:r>
-        <w:br/>
+        <w:t xml:space="preserve"> </w:t>
       </w:r>
       <w:r>
         <w:t xml:space="preserve">Since variance terms, such as the between study heterogeneity</w:t>
@@ -2953,7 +2952,7 @@
         <w:t xml:space="preserve">We conducted two sets of sensitivity analyses.</w:t>
       </w:r>
       <w:r>
-        <w:br/>
+        <w:t xml:space="preserve"> </w:t>
       </w:r>
       <w:r>
         <w:t xml:space="preserve">To examine the sensitivity of the results to possibly biased study estimates, we ran both the frequentist and Bayesian models again twice, excluding (1) studies with a high RoB rating and (2) with a high or moderate RoB.</w:t>
@@ -3259,7 +3258,7 @@
         <w:t xml:space="preserve">After this last screening, 36 records remained for Pb.</w:t>
       </w:r>
       <w:r>
-        <w:br/>
+        <w:t xml:space="preserve"> </w:t>
       </w:r>
       <w:r>
         <w:t xml:space="preserve">These were then assessed for their eligibility for the meta-analysis.</w:t>
@@ -3528,7 +3527,7 @@
         <w:t xml:space="preserve">.</w:t>
       </w:r>
       <w:r>
-        <w:br/>
+        <w:t xml:space="preserve"> </w:t>
       </w:r>
       <w:r>
         <w:t xml:space="preserve">Among the twelve included studies, items with a high overall RoB were</w:t>
@@ -3713,7 +3712,7 @@
         <w:t xml:space="preserve">The frequentist approach produced a comparable pooled estimate of -2.45 (95% confidence interval (CI): -3.7 to -1.2).</w:t>
       </w:r>
       <w:r>
-        <w:br/>
+        <w:t xml:space="preserve"> </w:t>
       </w:r>
       <w:r>
         <w:t xml:space="preserve">Substantial between-study heterogeneity was observed under both frameworks.</w:t>
@@ -3857,7 +3856,7 @@
               <a:graphicData uri="http://schemas.openxmlformats.org/drawingml/2006/picture">
                 <pic:pic>
                   <pic:nvPicPr>
-                    <pic:cNvPr descr="./tables_figures/main/figure2.png" id="41" name="Picture"/>
+                    <pic:cNvPr descr="tables_figures/main/figure2.png" id="41" name="Picture"/>
                     <pic:cNvPicPr>
                       <a:picLocks noChangeArrowheads="1" noChangeAspect="1"/>
                     </pic:cNvPicPr>
@@ -4389,7 +4388,7 @@
         <w:t xml:space="preserve">This offers distinct practical advantages, particularly for risk assessment and policy-making.</w:t>
       </w:r>
       <w:r>
-        <w:br/>
+        <w:t xml:space="preserve"> </w:t>
       </w:r>
       <w:r>
         <w:t xml:space="preserve">First, any credible interval can be derived from the posterior distribution to meet the needs of researchers, decision-makers, or other stakeholders.</w:t>
@@ -4413,7 +4412,7 @@
         <w:t xml:space="preserve">When meaningful effect size or risk thresholds are defined, exceedance probabilities can be directly obtained from the posterior, providing an intuitive and policy-relevant summary of uncertainty.</w:t>
       </w:r>
       <w:r>
-        <w:br/>
+        <w:t xml:space="preserve"> </w:t>
       </w:r>
       <w:r>
         <w:t xml:space="preserve">Posterior distributions together with the specified statistical model can be used to generate predictions for theoretical future studies, offering an additional way to characterize between-study heterogeneity.</w:t>
@@ -4763,9 +4762,11 @@
       <w:r>
         <w:t xml:space="preserve">The resulting pooled effect estimates are consistent with previous evidence and once again underscore the importance of reducing environmental lead contamination to reduce the public health burden this substance continues to impose.</w:t>
       </w:r>
-      <w:r>
-        <w:br/>
-      </w:r>
+    </w:p>
+    <w:p>
+      <w:pPr>
+        <w:pStyle w:val="BodyText"/>
+      </w:pPr>
       <w:r>
         <w:t xml:space="preserve">Comparing both frameworks showed that the Bayesian approach offers distinct advantages for risk assessment and policy-making.</w:t>
       </w:r>

--- a/manuscript/manuscript.docx
+++ b/manuscript/manuscript.docx
@@ -2878,7 +2878,7 @@
         <w:t xml:space="preserve"> </w:t>
       </w:r>
       <w:r>
-        <w:t xml:space="preserve">(Wolfgang Viechtbauer, 2010)</w:t>
+        <w:t xml:space="preserve">(Viechtbauer, 2010)</w:t>
       </w:r>
       <w:r>
         <w:t xml:space="preserve">.</w:t>
@@ -8262,13 +8262,34 @@
       </w:hyperlink>
     </w:p>
     <w:bookmarkEnd w:id="167"/>
-    <w:bookmarkStart w:id="169" w:name="ref-wan2022ChronicLeadExposure"/>
+    <w:bookmarkStart w:id="169" w:name="X111bb06244f8f2a1a6d0d2f1f41c24b71f248e6"/>
     <w:p>
       <w:pPr>
         <w:pStyle w:val="Bibliography"/>
       </w:pPr>
       <w:r>
-        <w:t xml:space="preserve">Wan, H., Wang, Y., Zhang, H., Zhang, K., Chen, Y., Chen, C., Zhang, W., Xia, F., Wang, N., Lu, Y., 2022. Chronic lead exposure induces fatty liver disease associated with the variations of gut microbiota. Ecotoxicology and Environmental Safety 232, 113257.</w:t>
+        <w:t xml:space="preserve">Viechtbauer, W., 2010. Conducting meta-analyses in</w:t>
+      </w:r>
+      <w:r>
+        <w:t xml:space="preserve"> </w:t>
+      </w:r>
+      <w:r>
+        <w:t xml:space="preserve"> </w:t>
+      </w:r>
+      <w:r>
+        <w:t xml:space="preserve">with the</w:t>
+      </w:r>
+      <w:r>
+        <w:t xml:space="preserve"> </w:t>
+      </w:r>
+      <w:r>
+        <w:t xml:space="preserve">metafor</w:t>
+      </w:r>
+      <w:r>
+        <w:t xml:space="preserve"> </w:t>
+      </w:r>
+      <w:r>
+        <w:t xml:space="preserve">package. Journal of Statistical Software 36, 1–48.</w:t>
       </w:r>
       <w:r>
         <w:t xml:space="preserve"> </w:t>
@@ -8278,39 +8299,18 @@
           <w:rPr>
             <w:rStyle w:val="Hyperlink"/>
           </w:rPr>
-          <w:t xml:space="preserve">https://doi.org/10.1016/j.ecoenv.2022.113257</w:t>
+          <w:t xml:space="preserve">https://doi.org/10.18637/jss.v036.i03</w:t>
         </w:r>
       </w:hyperlink>
     </w:p>
     <w:bookmarkEnd w:id="169"/>
-    <w:bookmarkStart w:id="171" w:name="X111bb06244f8f2a1a6d0d2f1f41c24b71f248e6"/>
+    <w:bookmarkStart w:id="171" w:name="ref-wan2022ChronicLeadExposure"/>
     <w:p>
       <w:pPr>
         <w:pStyle w:val="Bibliography"/>
       </w:pPr>
       <w:r>
-        <w:t xml:space="preserve">Wolfgang Viechtbauer, 2010. Conducting meta-analyses in</w:t>
-      </w:r>
-      <w:r>
-        <w:t xml:space="preserve"> </w:t>
-      </w:r>
-      <w:r>
-        <w:t xml:space="preserve"> </w:t>
-      </w:r>
-      <w:r>
-        <w:t xml:space="preserve">with the</w:t>
-      </w:r>
-      <w:r>
-        <w:t xml:space="preserve"> </w:t>
-      </w:r>
-      <w:r>
-        <w:t xml:space="preserve">metafor</w:t>
-      </w:r>
-      <w:r>
-        <w:t xml:space="preserve"> </w:t>
-      </w:r>
-      <w:r>
-        <w:t xml:space="preserve">package. Journal of Statistical Software 36, 1–48.</w:t>
+        <w:t xml:space="preserve">Wan, H., Wang, Y., Zhang, H., Zhang, K., Chen, Y., Chen, C., Zhang, W., Xia, F., Wang, N., Lu, Y., 2022. Chronic lead exposure induces fatty liver disease associated with the variations of gut microbiota. Ecotoxicology and Environmental Safety 232, 113257.</w:t>
       </w:r>
       <w:r>
         <w:t xml:space="preserve"> </w:t>
@@ -8320,7 +8320,7 @@
           <w:rPr>
             <w:rStyle w:val="Hyperlink"/>
           </w:rPr>
-          <w:t xml:space="preserve">https://doi.org/10.18637/jss.v036.i03</w:t>
+          <w:t xml:space="preserve">https://doi.org/10.1016/j.ecoenv.2022.113257</w:t>
         </w:r>
       </w:hyperlink>
     </w:p>

--- a/manuscript/manuscript.docx
+++ b/manuscript/manuscript.docx
@@ -126,7 +126,7 @@
       <w:r>
         <w:t xml:space="preserve"> </w:t>
       </w:r>
-      <w:hyperlink r:id="rId12">
+      <w:hyperlink r:id="rId9">
         <w:r>
           <w:rPr>
             <w:rStyle w:val="Hyperlink"/>
@@ -140,7 +140,7 @@
         <w:br w:type="page"/>
       </w:r>
     </w:p>
-    <w:bookmarkStart w:id="13" w:name="keywords"/>
+    <w:bookmarkStart w:id="10" w:name="keywords"/>
     <w:p>
       <w:pPr>
         <w:pStyle w:val="Heading1"/>
@@ -196,8 +196,8 @@
         <w:br/>
       </w:r>
     </w:p>
-    <w:bookmarkEnd w:id="13"/>
-    <w:bookmarkStart w:id="14" w:name="highlights"/>
+    <w:bookmarkEnd w:id="10"/>
+    <w:bookmarkStart w:id="11" w:name="highlights"/>
     <w:p>
       <w:pPr>
         <w:pStyle w:val="Heading1"/>
@@ -248,8 +248,8 @@
         <w:t xml:space="preserve">Results underscore health risk of lead exposure, even in low concentration</w:t>
       </w:r>
     </w:p>
-    <w:bookmarkEnd w:id="14"/>
-    <w:bookmarkStart w:id="18" w:name="graphical-abstract"/>
+    <w:bookmarkEnd w:id="11"/>
+    <w:bookmarkStart w:id="15" w:name="graphical-abstract"/>
     <w:p>
       <w:pPr>
         <w:pStyle w:val="Heading1"/>
@@ -265,20 +265,20 @@
       <w:r>
         <w:drawing>
           <wp:inline>
-            <wp:extent cx="5943600" cy="3530498"/>
+            <wp:extent cx="5334000" cy="3168396"/>
             <wp:effectExtent b="0" l="0" r="0" t="0"/>
-            <wp:docPr descr="" title="" id="16" name="Picture"/>
+            <wp:docPr descr="" title="" id="13" name="Picture"/>
             <a:graphic>
               <a:graphicData uri="http://schemas.openxmlformats.org/drawingml/2006/picture">
                 <pic:pic>
                   <pic:nvPicPr>
-                    <pic:cNvPr descr="tables_figures/main/graphical_abstract.png" id="17" name="Picture"/>
+                    <pic:cNvPr descr="tables_figures/main/graphical_abstract.png" id="14" name="Picture"/>
                     <pic:cNvPicPr>
                       <a:picLocks noChangeArrowheads="1" noChangeAspect="1"/>
                     </pic:cNvPicPr>
                   </pic:nvPicPr>
                   <pic:blipFill>
-                    <a:blip r:embed="rId15"/>
+                    <a:blip r:embed="rId12"/>
                     <a:stretch>
                       <a:fillRect/>
                     </a:stretch>
@@ -286,7 +286,7 @@
                   <pic:spPr bwMode="auto">
                     <a:xfrm>
                       <a:off x="0" y="0"/>
-                      <a:ext cx="5943600" cy="3530498"/>
+                      <a:ext cx="5334000" cy="3168396"/>
                     </a:xfrm>
                     <a:prstGeom prst="rect">
                       <a:avLst/>
@@ -305,8 +305,8 @@
         </w:drawing>
       </w:r>
     </w:p>
-    <w:bookmarkEnd w:id="18"/>
-    <w:bookmarkStart w:id="19" w:name="abstract"/>
+    <w:bookmarkEnd w:id="15"/>
+    <w:bookmarkStart w:id="16" w:name="abstract"/>
     <w:p>
       <w:pPr>
         <w:pStyle w:val="Heading1"/>
@@ -651,14 +651,14 @@
         <w:br w:type="page"/>
       </w:r>
     </w:p>
-    <w:bookmarkEnd w:id="19"/>
-    <w:bookmarkStart w:id="20" w:name="background"/>
+    <w:bookmarkEnd w:id="16"/>
+    <w:bookmarkStart w:id="17" w:name="background"/>
     <w:p>
       <w:pPr>
         <w:pStyle w:val="Heading1"/>
       </w:pPr>
       <w:r>
-        <w:t xml:space="preserve">1. Background</w:t>
+        <w:t xml:space="preserve">Background</w:t>
       </w:r>
     </w:p>
     <w:p>
@@ -1042,23 +1042,23 @@
         <w:t xml:space="preserve">The aim of this study is twofold: first, to synthesize and quantitatively pool available epidemiological findings on the association between BLL and IQ scores in children; and second, to conduct both frequentist and Bayesian meta-analyses, comparing how these analytical frameworks impact exposure-response estimates and uncertainty quantification.</w:t>
       </w:r>
     </w:p>
-    <w:bookmarkEnd w:id="20"/>
-    <w:bookmarkStart w:id="33" w:name="methods"/>
+    <w:bookmarkEnd w:id="17"/>
+    <w:bookmarkStart w:id="30" w:name="methods"/>
     <w:p>
       <w:pPr>
         <w:pStyle w:val="Heading1"/>
       </w:pPr>
       <w:r>
-        <w:t xml:space="preserve">2. Methods</w:t>
-      </w:r>
-    </w:p>
-    <w:bookmarkStart w:id="22" w:name="literature-review"/>
+        <w:t xml:space="preserve">Methods</w:t>
+      </w:r>
+    </w:p>
+    <w:bookmarkStart w:id="19" w:name="literature-review"/>
     <w:p>
       <w:pPr>
         <w:pStyle w:val="Heading2"/>
       </w:pPr>
       <w:r>
-        <w:t xml:space="preserve">2.1 Literature Review</w:t>
+        <w:t xml:space="preserve">Literature Review</w:t>
       </w:r>
     </w:p>
     <w:p>
@@ -1136,7 +1136,7 @@
         </w:rPr>
         <w:t xml:space="preserve">(</w:t>
       </w:r>
-      <w:hyperlink r:id="rId21">
+      <w:hyperlink r:id="rId18">
         <w:r>
           <w:rPr>
             <w:rStyle w:val="Hyperlink"/>
@@ -1280,14 +1280,14 @@
         <w:t xml:space="preserve">For all included studies, effect estimates from the most-adjusted model were extracted and the adjustment set was recorded.</w:t>
       </w:r>
     </w:p>
-    <w:bookmarkEnd w:id="22"/>
-    <w:bookmarkStart w:id="23" w:name="risk-of-bias-assessment"/>
+    <w:bookmarkEnd w:id="19"/>
+    <w:bookmarkStart w:id="20" w:name="risk-of-bias-assessment"/>
     <w:p>
       <w:pPr>
         <w:pStyle w:val="Heading2"/>
       </w:pPr>
       <w:r>
-        <w:t xml:space="preserve">2.2 Risk of Bias Assessment</w:t>
+        <w:t xml:space="preserve">Risk of Bias Assessment</w:t>
       </w:r>
     </w:p>
     <w:p>
@@ -1379,14 +1379,14 @@
         <w:t xml:space="preserve">If there were any deviations in the judgement of the researcher and the LLM, the respective item was revisited by the researcher who made the final decision.</w:t>
       </w:r>
     </w:p>
-    <w:bookmarkEnd w:id="23"/>
-    <w:bookmarkStart w:id="25" w:name="harmonization-of-effect-estimates"/>
+    <w:bookmarkEnd w:id="20"/>
+    <w:bookmarkStart w:id="22" w:name="harmonization-of-effect-estimates"/>
     <w:p>
       <w:pPr>
         <w:pStyle w:val="Heading2"/>
       </w:pPr>
       <w:r>
-        <w:t xml:space="preserve">2.3 Harmonization of Effect Estimates</w:t>
+        <w:t xml:space="preserve">Harmonization of Effect Estimates</w:t>
       </w:r>
     </w:p>
     <w:p>
@@ -1448,7 +1448,7 @@
       <w:pPr>
         <w:pStyle w:val="BodyText"/>
       </w:pPr>
-      <w:bookmarkStart w:id="24" w:name="eq-regression-model"/>
+      <w:bookmarkStart w:id="21" w:name="eq-regression-model"/>
       <m:oMathPara>
         <m:oMathParaPr>
           <m:jc m:val="center"/>
@@ -1565,7 +1565,7 @@
           </m:r>
         </m:oMath>
       </m:oMathPara>
-      <w:bookmarkEnd w:id="24"/>
+      <w:bookmarkEnd w:id="21"/>
     </w:p>
     <w:p>
       <w:pPr>
@@ -1773,14 +1773,14 @@
         <w:t xml:space="preserve">These were excluded from the meta-analysis, as transformation of effect estimates for linear BLL to log-linear could not be justified.</w:t>
       </w:r>
     </w:p>
-    <w:bookmarkEnd w:id="25"/>
-    <w:bookmarkStart w:id="31" w:name="meta-analysis"/>
+    <w:bookmarkEnd w:id="22"/>
+    <w:bookmarkStart w:id="28" w:name="meta-analysis"/>
     <w:p>
       <w:pPr>
         <w:pStyle w:val="Heading2"/>
       </w:pPr>
       <w:r>
-        <w:t xml:space="preserve">2.4 Meta-Analysis</w:t>
+        <w:t xml:space="preserve">Meta-Analysis</w:t>
       </w:r>
     </w:p>
     <w:p>
@@ -1849,7 +1849,7 @@
       <w:r>
         <w:t xml:space="preserve"> </w:t>
       </w:r>
-      <w:hyperlink r:id="rId26">
+      <w:hyperlink r:id="rId23">
         <w:r>
           <w:rPr>
             <w:rStyle w:val="Hyperlink"/>
@@ -1861,13 +1861,13 @@
         <w:t xml:space="preserve">.</w:t>
       </w:r>
     </w:p>
-    <w:bookmarkStart w:id="29" w:name="bayesian-meta-analysis"/>
+    <w:bookmarkStart w:id="26" w:name="bayesian-meta-analysis"/>
     <w:p>
       <w:pPr>
         <w:pStyle w:val="Heading3"/>
       </w:pPr>
       <w:r>
-        <w:t xml:space="preserve">2.4.1 Bayesian Meta-Analysis</w:t>
+        <w:t xml:space="preserve">Bayesian Meta-Analysis</w:t>
       </w:r>
     </w:p>
     <w:p>
@@ -1992,7 +1992,7 @@
       <w:pPr>
         <w:pStyle w:val="BodyText"/>
       </w:pPr>
-      <w:bookmarkStart w:id="27" w:name="eq-model"/>
+      <w:bookmarkStart w:id="24" w:name="eq-model"/>
       <m:oMathPara>
         <m:oMathParaPr>
           <m:jc m:val="center"/>
@@ -2153,7 +2153,7 @@
           </m:r>
         </m:oMath>
       </m:oMathPara>
-      <w:bookmarkEnd w:id="27"/>
+      <w:bookmarkEnd w:id="24"/>
     </w:p>
     <w:p>
       <w:pPr>
@@ -2639,7 +2639,7 @@
       <w:pPr>
         <w:pStyle w:val="BodyText"/>
       </w:pPr>
-      <w:bookmarkStart w:id="28" w:name="eq-priors"/>
+      <w:bookmarkStart w:id="25" w:name="eq-priors"/>
       <m:oMathPara>
         <m:oMathParaPr>
           <m:jc m:val="center"/>
@@ -2776,7 +2776,7 @@
           </m:r>
         </m:oMath>
       </m:oMathPara>
-      <w:bookmarkEnd w:id="28"/>
+      <w:bookmarkEnd w:id="25"/>
     </w:p>
     <w:p>
       <w:pPr>
@@ -2825,14 +2825,14 @@
         <w:t xml:space="preserve">Additionally, a sensitivity analysis with alternative priors was conducted, as described below.</w:t>
       </w:r>
     </w:p>
-    <w:bookmarkEnd w:id="29"/>
-    <w:bookmarkStart w:id="30" w:name="frequentist-meta-analysis"/>
+    <w:bookmarkEnd w:id="26"/>
+    <w:bookmarkStart w:id="27" w:name="frequentist-meta-analysis"/>
     <w:p>
       <w:pPr>
         <w:pStyle w:val="Heading3"/>
       </w:pPr>
       <w:r>
-        <w:t xml:space="preserve">2.4.2 Frequentist Meta-Analysis</w:t>
+        <w:t xml:space="preserve">Frequentist Meta-Analysis</w:t>
       </w:r>
     </w:p>
     <w:p>
@@ -2933,15 +2933,15 @@
         <w:t xml:space="preserve">.</w:t>
       </w:r>
     </w:p>
-    <w:bookmarkEnd w:id="30"/>
-    <w:bookmarkEnd w:id="31"/>
-    <w:bookmarkStart w:id="32" w:name="sensitivity-analysis"/>
+    <w:bookmarkEnd w:id="27"/>
+    <w:bookmarkEnd w:id="28"/>
+    <w:bookmarkStart w:id="29" w:name="sensitivity-analysis"/>
     <w:p>
       <w:pPr>
         <w:pStyle w:val="Heading2"/>
       </w:pPr>
       <w:r>
-        <w:t xml:space="preserve">2.5 Sensitivity Analysis</w:t>
+        <w:t xml:space="preserve">Sensitivity Analysis</w:t>
       </w:r>
     </w:p>
     <w:p>
@@ -3212,24 +3212,24 @@
         <w:t xml:space="preserve">Note that for the main effect, the broader prior is centered around 0, giving equal weight to the probability of a protective and detrimental effect of lead.</w:t>
       </w:r>
     </w:p>
-    <w:bookmarkEnd w:id="32"/>
-    <w:bookmarkEnd w:id="33"/>
-    <w:bookmarkStart w:id="44" w:name="results"/>
+    <w:bookmarkEnd w:id="29"/>
+    <w:bookmarkEnd w:id="30"/>
+    <w:bookmarkStart w:id="41" w:name="results"/>
     <w:p>
       <w:pPr>
         <w:pStyle w:val="Heading1"/>
       </w:pPr>
       <w:r>
-        <w:t xml:space="preserve">3. Results</w:t>
-      </w:r>
-    </w:p>
-    <w:bookmarkStart w:id="37" w:name="literature-review-1"/>
+        <w:t xml:space="preserve">Results</w:t>
+      </w:r>
+    </w:p>
+    <w:bookmarkStart w:id="34" w:name="literature-review-1"/>
     <w:p>
       <w:pPr>
         <w:pStyle w:val="Heading2"/>
       </w:pPr>
       <w:r>
-        <w:t xml:space="preserve">3.1 Literature Review</w:t>
+        <w:t xml:space="preserve">Literature Review</w:t>
       </w:r>
     </w:p>
     <w:p>
@@ -3330,20 +3330,20 @@
       <w:r>
         <w:drawing>
           <wp:inline>
-            <wp:extent cx="3566160" cy="4257586"/>
+            <wp:extent cx="3200400" cy="3820911"/>
             <wp:effectExtent b="0" l="0" r="0" t="0"/>
-            <wp:docPr descr="Fig. 1: PRISMA flow diagram. BLL, blood lead level; Pb, lead; Hg, mercury" title="" id="35" name="Picture"/>
+            <wp:docPr descr="Fig. 1: PRISMA flow diagram. BLL, blood lead level; Pb, lead; Hg, mercury" title="" id="32" name="Picture"/>
             <a:graphic>
               <a:graphicData uri="http://schemas.openxmlformats.org/drawingml/2006/picture">
                 <pic:pic>
                   <pic:nvPicPr>
-                    <pic:cNvPr descr="tables_figures/main/figure1.png" id="36" name="Picture"/>
+                    <pic:cNvPr descr="tables_figures/main/figure1.png" id="33" name="Picture"/>
                     <pic:cNvPicPr>
                       <a:picLocks noChangeArrowheads="1" noChangeAspect="1"/>
                     </pic:cNvPicPr>
                   </pic:nvPicPr>
                   <pic:blipFill>
-                    <a:blip r:embed="rId34"/>
+                    <a:blip r:embed="rId31"/>
                     <a:stretch>
                       <a:fillRect/>
                     </a:stretch>
@@ -3351,7 +3351,7 @@
                   <pic:spPr bwMode="auto">
                     <a:xfrm>
                       <a:off x="0" y="0"/>
-                      <a:ext cx="3566160" cy="4257586"/>
+                      <a:ext cx="3200400" cy="3820911"/>
                     </a:xfrm>
                     <a:prstGeom prst="rect">
                       <a:avLst/>
@@ -3473,14 +3473,14 @@
         <w:t xml:space="preserve">We contacted the corresponding author, who confirmed that decimal points were missing in the publication.</w:t>
       </w:r>
     </w:p>
-    <w:bookmarkEnd w:id="37"/>
-    <w:bookmarkStart w:id="38" w:name="risk-of-bias"/>
+    <w:bookmarkEnd w:id="34"/>
+    <w:bookmarkStart w:id="35" w:name="risk-of-bias"/>
     <w:p>
       <w:pPr>
         <w:pStyle w:val="Heading2"/>
       </w:pPr>
       <w:r>
-        <w:t xml:space="preserve">3.2 Risk of Bias</w:t>
+        <w:t xml:space="preserve">Risk of Bias</w:t>
       </w:r>
     </w:p>
     <w:p>
@@ -3605,14 +3605,14 @@
         <w:t xml:space="preserve">Results from the RoB assessment are presented in Tab. 3.</w:t>
       </w:r>
     </w:p>
-    <w:bookmarkEnd w:id="38"/>
-    <w:bookmarkStart w:id="42" w:name="meta-analysis-1"/>
+    <w:bookmarkEnd w:id="35"/>
+    <w:bookmarkStart w:id="39" w:name="meta-analysis-1"/>
     <w:p>
       <w:pPr>
         <w:pStyle w:val="Heading2"/>
       </w:pPr>
       <w:r>
-        <w:t xml:space="preserve">3.3 Meta Analysis</w:t>
+        <w:t xml:space="preserve">Meta Analysis</w:t>
       </w:r>
     </w:p>
     <w:p>
@@ -3849,20 +3849,20 @@
       <w:r>
         <w:drawing>
           <wp:inline>
-            <wp:extent cx="5943600" cy="2228220"/>
+            <wp:extent cx="5334000" cy="1999685"/>
             <wp:effectExtent b="0" l="0" r="0" t="0"/>
-            <wp:docPr descr="Fig. 2: Forest plots for Bayesian (left) and frequentist (right) meta-analyses. BLL, blood lead level; CI, confidence interval; CrI, credible interval" title="" id="40" name="Picture"/>
+            <wp:docPr descr="Fig. 2: Forest plots for Bayesian (left) and frequentist (right) meta-analyses. BLL, blood lead level; CI, confidence interval; CrI, credible interval" title="" id="37" name="Picture"/>
             <a:graphic>
               <a:graphicData uri="http://schemas.openxmlformats.org/drawingml/2006/picture">
                 <pic:pic>
                   <pic:nvPicPr>
-                    <pic:cNvPr descr="tables_figures/main/figure2.png" id="41" name="Picture"/>
+                    <pic:cNvPr descr="tables_figures/main/figure2.png" id="38" name="Picture"/>
                     <pic:cNvPicPr>
                       <a:picLocks noChangeArrowheads="1" noChangeAspect="1"/>
                     </pic:cNvPicPr>
                   </pic:nvPicPr>
                   <pic:blipFill>
-                    <a:blip r:embed="rId39"/>
+                    <a:blip r:embed="rId36"/>
                     <a:stretch>
                       <a:fillRect/>
                     </a:stretch>
@@ -3870,7 +3870,7 @@
                   <pic:spPr bwMode="auto">
                     <a:xfrm>
                       <a:off x="0" y="0"/>
-                      <a:ext cx="5943600" cy="2228220"/>
+                      <a:ext cx="5334000" cy="1999685"/>
                     </a:xfrm>
                     <a:prstGeom prst="rect">
                       <a:avLst/>
@@ -3911,14 +3911,14 @@
         <w:t xml:space="preserve">In the context of meta-analysis, shrinkage is comparable to the inverse-variance weighting in the frequentist framework.</w:t>
       </w:r>
     </w:p>
-    <w:bookmarkEnd w:id="42"/>
-    <w:bookmarkStart w:id="43" w:name="sensitivity-analysis-1"/>
+    <w:bookmarkEnd w:id="39"/>
+    <w:bookmarkStart w:id="40" w:name="sensitivity-analysis-1"/>
     <w:p>
       <w:pPr>
         <w:pStyle w:val="Heading2"/>
       </w:pPr>
       <w:r>
-        <w:t xml:space="preserve">3.4 Sensitivity Analysis</w:t>
+        <w:t xml:space="preserve">Sensitivity Analysis</w:t>
       </w:r>
     </w:p>
     <w:p>
@@ -4235,15 +4235,15 @@
         <w:t xml:space="preserve">This shows that the results are robust to prior specification, because the shifts in the pooled estimate are not substantial and do not change the conclusion.</w:t>
       </w:r>
     </w:p>
-    <w:bookmarkEnd w:id="43"/>
-    <w:bookmarkEnd w:id="44"/>
-    <w:bookmarkStart w:id="45" w:name="discussion"/>
+    <w:bookmarkEnd w:id="40"/>
+    <w:bookmarkEnd w:id="41"/>
+    <w:bookmarkStart w:id="42" w:name="discussion"/>
     <w:p>
       <w:pPr>
         <w:pStyle w:val="Heading1"/>
       </w:pPr>
       <w:r>
-        <w:t xml:space="preserve">4. Discussion</w:t>
+        <w:t xml:space="preserve">Discussion</w:t>
       </w:r>
     </w:p>
     <w:p>
@@ -4739,14 +4739,14 @@
         <w:t xml:space="preserve">Finally, we adhered to PRISMA and BARG reporting guidelines, along with the use of the raRoB tool for risk of bias assessment, ensuring consistency and rigor in study selection, data extraction, study quality appraisal, and statistical analysis.</w:t>
       </w:r>
     </w:p>
-    <w:bookmarkEnd w:id="45"/>
-    <w:bookmarkStart w:id="46" w:name="conclusions"/>
+    <w:bookmarkEnd w:id="42"/>
+    <w:bookmarkStart w:id="43" w:name="conclusions"/>
     <w:p>
       <w:pPr>
         <w:pStyle w:val="Heading1"/>
       </w:pPr>
       <w:r>
-        <w:t xml:space="preserve">5. Conclusions</w:t>
+        <w:t xml:space="preserve">Conclusions</w:t>
       </w:r>
     </w:p>
     <w:p>
@@ -4789,8 +4789,8 @@
         <w:t xml:space="preserve">We believe that the benefits gained outweigh the investments made and therefore want to encourage researchers to consider Bayesian methods.</w:t>
       </w:r>
     </w:p>
-    <w:bookmarkEnd w:id="46"/>
-    <w:bookmarkStart w:id="47" w:name="list-of-abbreviations"/>
+    <w:bookmarkEnd w:id="43"/>
+    <w:bookmarkStart w:id="44" w:name="list-of-abbreviations"/>
     <w:p>
       <w:pPr>
         <w:pStyle w:val="Heading1"/>
@@ -5230,8 +5230,8 @@
         </w:tc>
       </w:tr>
     </w:tbl>
-    <w:bookmarkEnd w:id="47"/>
-    <w:bookmarkStart w:id="48" w:name="credit-authorship-contribution-statement"/>
+    <w:bookmarkEnd w:id="44"/>
+    <w:bookmarkStart w:id="45" w:name="credit-authorship-contribution-statement"/>
     <w:p>
       <w:pPr>
         <w:pStyle w:val="Heading1"/>
@@ -5307,132 +5307,132 @@
         <w:t xml:space="preserve">: Supervision, Writing – review and editing.</w:t>
       </w:r>
     </w:p>
+    <w:bookmarkEnd w:id="45"/>
+    <w:bookmarkStart w:id="46" w:name="acknowledgements"/>
+    <w:p>
+      <w:pPr>
+        <w:pStyle w:val="Heading1"/>
+      </w:pPr>
+      <w:r>
+        <w:t xml:space="preserve">Acknowledgements</w:t>
+      </w:r>
+    </w:p>
+    <w:p>
+      <w:pPr>
+        <w:pStyle w:val="FirstParagraph"/>
+      </w:pPr>
+      <w:r>
+        <w:t xml:space="preserve">The authors thank</w:t>
+      </w:r>
+      <w:r>
+        <w:t xml:space="preserve"> </w:t>
+      </w:r>
+      <w:r>
+        <w:t xml:space="preserve">Rafiqa Benchrih (Department of Epidemiology and Public Health, Sciensano, Belgium),</w:t>
+      </w:r>
+      <w:r>
+        <w:t xml:space="preserve"> </w:t>
+      </w:r>
+      <w:r>
+        <w:t xml:space="preserve">Jurgen Buekers (Flemish Institute for Technological Research, VITO, Belgium),</w:t>
+      </w:r>
+      <w:r>
+        <w:t xml:space="preserve"> </w:t>
+      </w:r>
+      <w:r>
+        <w:t xml:space="preserve">Carla Martins (National School of Public Health, NOVA University of Lisbon, Portugal),</w:t>
+      </w:r>
+      <w:r>
+        <w:t xml:space="preserve"> </w:t>
+      </w:r>
+      <w:r>
+        <w:t xml:space="preserve">Emily Mc Vey (Institute for Public Health and the Environment, RIVM, The Netherlands),</w:t>
+      </w:r>
+      <w:r>
+        <w:t xml:space="preserve"> </w:t>
+      </w:r>
+      <w:r>
+        <w:t xml:space="preserve">Anthony Purece (Flemish Institute for Technological Research, VITO, Belgium) and</w:t>
+      </w:r>
+      <w:r>
+        <w:t xml:space="preserve"> </w:t>
+      </w:r>
+      <w:r>
+        <w:t xml:space="preserve">Sofie Thomsen (Technical University of Denmark, DTU, Denmark)</w:t>
+      </w:r>
+      <w:r>
+        <w:t xml:space="preserve"> </w:t>
+      </w:r>
+      <w:r>
+        <w:t xml:space="preserve">for their help in the literature screening process.</w:t>
+      </w:r>
+    </w:p>
+    <w:bookmarkEnd w:id="46"/>
+    <w:bookmarkStart w:id="47" w:name="funding"/>
+    <w:p>
+      <w:pPr>
+        <w:pStyle w:val="Heading1"/>
+      </w:pPr>
+      <w:r>
+        <w:t xml:space="preserve">Funding</w:t>
+      </w:r>
+    </w:p>
+    <w:p>
+      <w:pPr>
+        <w:pStyle w:val="FirstParagraph"/>
+      </w:pPr>
+      <w:r>
+        <w:t xml:space="preserve">This work was carried out in the framework of the European Partnership for the Assessment of Risks from Chemicals (PARC) and has received funding from the European Union’s Horizon Europe research and innovation programme under Grant Agreement No 101057014.</w:t>
+      </w:r>
+      <w:r>
+        <w:t xml:space="preserve"> </w:t>
+      </w:r>
+      <w:r>
+        <w:t xml:space="preserve">Views and opinions expressed are however those of the author(s) only and do not necessarily reflect those of the European Union or the Health and Digital Executive Agency.</w:t>
+      </w:r>
+      <w:r>
+        <w:t xml:space="preserve"> </w:t>
+      </w:r>
+      <w:r>
+        <w:t xml:space="preserve">Neither the European Union nor the granting authority can be held responsible for them.</w:t>
+      </w:r>
+    </w:p>
+    <w:bookmarkEnd w:id="47"/>
+    <w:bookmarkStart w:id="48" w:name="X1f74eb43af444059c7518034463b6c89b1cacf4"/>
+    <w:p>
+      <w:pPr>
+        <w:pStyle w:val="Heading1"/>
+      </w:pPr>
+      <w:r>
+        <w:t xml:space="preserve">Declaration of generative AI and AI-assisted technologies in the manuscript preparation process</w:t>
+      </w:r>
+    </w:p>
+    <w:p>
+      <w:pPr>
+        <w:pStyle w:val="FirstParagraph"/>
+      </w:pPr>
+      <w:r>
+        <w:t xml:space="preserve">During the preparation of this work the authors used the large language model Claude Sonnet 4.6 (Anthropic) in order to assist in the risk of bias assessment of the studies included in the literature review and assess language and grammar throughout the manuscript.</w:t>
+      </w:r>
+      <w:r>
+        <w:t xml:space="preserve"> </w:t>
+      </w:r>
+      <w:r>
+        <w:t xml:space="preserve">After using this tool, the authors reviewed and edited the content as needed and take full responsibility for the content of the published article.</w:t>
+      </w:r>
+    </w:p>
     <w:bookmarkEnd w:id="48"/>
-    <w:bookmarkStart w:id="49" w:name="acknowledgements"/>
+    <w:bookmarkStart w:id="172" w:name="bibliography"/>
     <w:p>
       <w:pPr>
         <w:pStyle w:val="Heading1"/>
       </w:pPr>
       <w:r>
-        <w:t xml:space="preserve">Acknowledgements</w:t>
-      </w:r>
-    </w:p>
-    <w:p>
-      <w:pPr>
-        <w:pStyle w:val="FirstParagraph"/>
-      </w:pPr>
-      <w:r>
-        <w:t xml:space="preserve">The authors thank</w:t>
-      </w:r>
-      <w:r>
-        <w:t xml:space="preserve"> </w:t>
-      </w:r>
-      <w:r>
-        <w:t xml:space="preserve">Rafiqa Benchrih (Department of Epidemiology and Public Health, Sciensano, Belgium),</w:t>
-      </w:r>
-      <w:r>
-        <w:t xml:space="preserve"> </w:t>
-      </w:r>
-      <w:r>
-        <w:t xml:space="preserve">Jurgen Buekers (Flemish Institute for Technological Research, VITO, Belgium),</w:t>
-      </w:r>
-      <w:r>
-        <w:t xml:space="preserve"> </w:t>
-      </w:r>
-      <w:r>
-        <w:t xml:space="preserve">Carla Martins (National School of Public Health, NOVA University of Lisbon, Portugal),</w:t>
-      </w:r>
-      <w:r>
-        <w:t xml:space="preserve"> </w:t>
-      </w:r>
-      <w:r>
-        <w:t xml:space="preserve">Emily Mc Vey (Institute for Public Health and the Environment, RIVM, The Netherlands),</w:t>
-      </w:r>
-      <w:r>
-        <w:t xml:space="preserve"> </w:t>
-      </w:r>
-      <w:r>
-        <w:t xml:space="preserve">Anthony Purece (Flemish Institute for Technological Research, VITO, Belgium) and</w:t>
-      </w:r>
-      <w:r>
-        <w:t xml:space="preserve"> </w:t>
-      </w:r>
-      <w:r>
-        <w:t xml:space="preserve">Sofie Thomsen (Technical University of Denmark, DTU, Denmark)</w:t>
-      </w:r>
-      <w:r>
-        <w:t xml:space="preserve"> </w:t>
-      </w:r>
-      <w:r>
-        <w:t xml:space="preserve">for their help in the literature screening process.</w:t>
-      </w:r>
-    </w:p>
-    <w:bookmarkEnd w:id="49"/>
-    <w:bookmarkStart w:id="50" w:name="funding"/>
-    <w:p>
-      <w:pPr>
-        <w:pStyle w:val="Heading1"/>
-      </w:pPr>
-      <w:r>
-        <w:t xml:space="preserve">Funding</w:t>
-      </w:r>
-    </w:p>
-    <w:p>
-      <w:pPr>
-        <w:pStyle w:val="FirstParagraph"/>
-      </w:pPr>
-      <w:r>
-        <w:t xml:space="preserve">This work was carried out in the framework of the European Partnership for the Assessment of Risks from Chemicals (PARC) and has received funding from the European Union’s Horizon Europe research and innovation programme under Grant Agreement No 101057014.</w:t>
-      </w:r>
-      <w:r>
-        <w:t xml:space="preserve"> </w:t>
-      </w:r>
-      <w:r>
-        <w:t xml:space="preserve">Views and opinions expressed are however those of the author(s) only and do not necessarily reflect those of the European Union or the Health and Digital Executive Agency.</w:t>
-      </w:r>
-      <w:r>
-        <w:t xml:space="preserve"> </w:t>
-      </w:r>
-      <w:r>
-        <w:t xml:space="preserve">Neither the European Union nor the granting authority can be held responsible for them.</w:t>
-      </w:r>
-    </w:p>
-    <w:bookmarkEnd w:id="50"/>
-    <w:bookmarkStart w:id="51" w:name="X1f74eb43af444059c7518034463b6c89b1cacf4"/>
-    <w:p>
-      <w:pPr>
-        <w:pStyle w:val="Heading1"/>
-      </w:pPr>
-      <w:r>
-        <w:t xml:space="preserve">Declaration of generative AI and AI-assisted technologies in the manuscript preparation process</w:t>
-      </w:r>
-    </w:p>
-    <w:p>
-      <w:pPr>
-        <w:pStyle w:val="FirstParagraph"/>
-      </w:pPr>
-      <w:r>
-        <w:t xml:space="preserve">During the preparation of this work the authors used the large language model Claude Sonnet 4.6 (Anthropic) in order to assist in the risk of bias assessment of the studies included in the literature review and assess language and grammar throughout the manuscript.</w:t>
-      </w:r>
-      <w:r>
-        <w:t xml:space="preserve"> </w:t>
-      </w:r>
-      <w:r>
-        <w:t xml:space="preserve">After using this tool, the authors reviewed and edited the content as needed and take full responsibility for the content of the published article.</w:t>
-      </w:r>
-    </w:p>
-    <w:bookmarkEnd w:id="51"/>
-    <w:bookmarkStart w:id="175" w:name="bibliography"/>
-    <w:p>
-      <w:pPr>
-        <w:pStyle w:val="Heading1"/>
-      </w:pPr>
-      <w:r>
         <w:t xml:space="preserve">References</w:t>
       </w:r>
     </w:p>
-    <w:bookmarkStart w:id="174" w:name="refs"/>
-    <w:bookmarkStart w:id="53" w:name="X06097e4c5e52362623b7f1c040457eb7d553acc"/>
+    <w:bookmarkStart w:id="171" w:name="refs"/>
+    <w:bookmarkStart w:id="50" w:name="X06097e4c5e52362623b7f1c040457eb7d553acc"/>
     <w:p>
       <w:pPr>
         <w:pStyle w:val="Bibliography"/>
@@ -5518,7 +5518,7 @@
       <w:r>
         <w:t xml:space="preserve"> </w:t>
       </w:r>
-      <w:hyperlink r:id="rId52">
+      <w:hyperlink r:id="rId49">
         <w:r>
           <w:rPr>
             <w:rStyle w:val="Hyperlink"/>
@@ -5527,8 +5527,8 @@
         </w:r>
       </w:hyperlink>
     </w:p>
-    <w:bookmarkEnd w:id="53"/>
-    <w:bookmarkStart w:id="55" w:name="ref-bauer2020AssociationsMetalMixture"/>
+    <w:bookmarkEnd w:id="50"/>
+    <w:bookmarkStart w:id="52" w:name="ref-bauer2020AssociationsMetalMixture"/>
     <w:p>
       <w:pPr>
         <w:pStyle w:val="Bibliography"/>
@@ -5605,7 +5605,7 @@
       <w:r>
         <w:t xml:space="preserve"> </w:t>
       </w:r>
-      <w:hyperlink r:id="rId54">
+      <w:hyperlink r:id="rId51">
         <w:r>
           <w:rPr>
             <w:rStyle w:val="Hyperlink"/>
@@ -5614,8 +5614,8 @@
         </w:r>
       </w:hyperlink>
     </w:p>
-    <w:bookmarkEnd w:id="55"/>
-    <w:bookmarkStart w:id="57" w:name="ref-bellinger1992LowLevelLeadExposure"/>
+    <w:bookmarkEnd w:id="52"/>
+    <w:bookmarkStart w:id="54" w:name="ref-bellinger1992LowLevelLeadExposure"/>
     <w:p>
       <w:pPr>
         <w:pStyle w:val="Bibliography"/>
@@ -5662,7 +5662,7 @@
       <w:r>
         <w:t xml:space="preserve"> </w:t>
       </w:r>
-      <w:hyperlink r:id="rId56">
+      <w:hyperlink r:id="rId53">
         <w:r>
           <w:rPr>
             <w:rStyle w:val="Hyperlink"/>
@@ -5671,8 +5671,8 @@
         </w:r>
       </w:hyperlink>
     </w:p>
-    <w:bookmarkEnd w:id="57"/>
-    <w:bookmarkStart w:id="59" w:name="ref-burkner2017BrmsPackageBayesian"/>
+    <w:bookmarkEnd w:id="54"/>
+    <w:bookmarkStart w:id="56" w:name="ref-burkner2017BrmsPackageBayesian"/>
     <w:p>
       <w:pPr>
         <w:pStyle w:val="Bibliography"/>
@@ -5746,7 +5746,7 @@
       <w:r>
         <w:t xml:space="preserve"> </w:t>
       </w:r>
-      <w:hyperlink r:id="rId58">
+      <w:hyperlink r:id="rId55">
         <w:r>
           <w:rPr>
             <w:rStyle w:val="Hyperlink"/>
@@ -5755,8 +5755,8 @@
         </w:r>
       </w:hyperlink>
     </w:p>
-    <w:bookmarkEnd w:id="59"/>
-    <w:bookmarkStart w:id="61" w:name="ref-ciyer2025BayesianMetaanalysis21st"/>
+    <w:bookmarkEnd w:id="56"/>
+    <w:bookmarkStart w:id="58" w:name="ref-ciyer2025BayesianMetaanalysis21st"/>
     <w:p>
       <w:pPr>
         <w:pStyle w:val="Bibliography"/>
@@ -5779,7 +5779,7 @@
       <w:r>
         <w:t xml:space="preserve"> </w:t>
       </w:r>
-      <w:hyperlink r:id="rId60">
+      <w:hyperlink r:id="rId57">
         <w:r>
           <w:rPr>
             <w:rStyle w:val="Hyperlink"/>
@@ -5788,8 +5788,8 @@
         </w:r>
       </w:hyperlink>
     </w:p>
-    <w:bookmarkEnd w:id="61"/>
-    <w:bookmarkStart w:id="63" w:name="Xa2086c2c3f6a9ac4b676f66b1cdbbd5efdb3b23"/>
+    <w:bookmarkEnd w:id="58"/>
+    <w:bookmarkStart w:id="60" w:name="Xa2086c2c3f6a9ac4b676f66b1cdbbd5efdb3b23"/>
     <w:p>
       <w:pPr>
         <w:pStyle w:val="Bibliography"/>
@@ -5856,7 +5856,7 @@
       <w:r>
         <w:t xml:space="preserve"> </w:t>
       </w:r>
-      <w:hyperlink r:id="rId62">
+      <w:hyperlink r:id="rId59">
         <w:r>
           <w:rPr>
             <w:rStyle w:val="Hyperlink"/>
@@ -5865,8 +5865,8 @@
         </w:r>
       </w:hyperlink>
     </w:p>
-    <w:bookmarkEnd w:id="63"/>
-    <w:bookmarkStart w:id="65" w:name="X93c1fc7f8e1220d02cbab90c02ac44248f2b23e"/>
+    <w:bookmarkEnd w:id="60"/>
+    <w:bookmarkStart w:id="62" w:name="X93c1fc7f8e1220d02cbab90c02ac44248f2b23e"/>
     <w:p>
       <w:pPr>
         <w:pStyle w:val="Bibliography"/>
@@ -5877,7 +5877,7 @@
       <w:r>
         <w:t xml:space="preserve"> </w:t>
       </w:r>
-      <w:hyperlink r:id="rId64">
+      <w:hyperlink r:id="rId61">
         <w:r>
           <w:rPr>
             <w:rStyle w:val="Hyperlink"/>
@@ -5886,8 +5886,8 @@
         </w:r>
       </w:hyperlink>
     </w:p>
-    <w:bookmarkEnd w:id="65"/>
-    <w:bookmarkStart w:id="67" w:name="ref-chang2006LowBloodLead"/>
+    <w:bookmarkEnd w:id="62"/>
+    <w:bookmarkStart w:id="64" w:name="ref-chang2006LowBloodLead"/>
     <w:p>
       <w:pPr>
         <w:pStyle w:val="Bibliography"/>
@@ -5898,7 +5898,7 @@
       <w:r>
         <w:t xml:space="preserve"> </w:t>
       </w:r>
-      <w:hyperlink r:id="rId66">
+      <w:hyperlink r:id="rId63">
         <w:r>
           <w:rPr>
             <w:rStyle w:val="Hyperlink"/>
@@ -5907,8 +5907,8 @@
         </w:r>
       </w:hyperlink>
     </w:p>
-    <w:bookmarkEnd w:id="67"/>
-    <w:bookmarkStart w:id="69" w:name="ref-chen2005IQBloodLead"/>
+    <w:bookmarkEnd w:id="64"/>
+    <w:bookmarkStart w:id="66" w:name="ref-chen2005IQBloodLead"/>
     <w:p>
       <w:pPr>
         <w:pStyle w:val="Bibliography"/>
@@ -6030,7 +6030,7 @@
       <w:r>
         <w:t xml:space="preserve"> </w:t>
       </w:r>
-      <w:hyperlink r:id="rId68">
+      <w:hyperlink r:id="rId65">
         <w:r>
           <w:rPr>
             <w:rStyle w:val="Hyperlink"/>
@@ -6039,8 +6039,8 @@
         </w:r>
       </w:hyperlink>
     </w:p>
-    <w:bookmarkEnd w:id="69"/>
-    <w:bookmarkStart w:id="71" w:name="ref-crump2013StatisticalReevaluationData"/>
+    <w:bookmarkEnd w:id="66"/>
+    <w:bookmarkStart w:id="68" w:name="ref-crump2013StatisticalReevaluationData"/>
     <w:p>
       <w:pPr>
         <w:pStyle w:val="Bibliography"/>
@@ -6063,7 +6063,7 @@
       <w:r>
         <w:t xml:space="preserve"> </w:t>
       </w:r>
-      <w:hyperlink r:id="rId70">
+      <w:hyperlink r:id="rId67">
         <w:r>
           <w:rPr>
             <w:rStyle w:val="Hyperlink"/>
@@ -6072,8 +6072,8 @@
         </w:r>
       </w:hyperlink>
     </w:p>
-    <w:bookmarkEnd w:id="71"/>
-    <w:bookmarkStart w:id="73" w:name="ref-dantzer2020ComparisonBloodToenails"/>
+    <w:bookmarkEnd w:id="68"/>
+    <w:bookmarkStart w:id="70" w:name="ref-dantzer2020ComparisonBloodToenails"/>
     <w:p>
       <w:pPr>
         <w:pStyle w:val="Bibliography"/>
@@ -6084,7 +6084,7 @@
       <w:r>
         <w:t xml:space="preserve"> </w:t>
       </w:r>
-      <w:hyperlink r:id="rId72">
+      <w:hyperlink r:id="rId69">
         <w:r>
           <w:rPr>
             <w:rStyle w:val="Hyperlink"/>
@@ -6093,8 +6093,8 @@
         </w:r>
       </w:hyperlink>
     </w:p>
-    <w:bookmarkEnd w:id="73"/>
-    <w:bookmarkStart w:id="75" w:name="X6bc65313eadd1b86059eb4ba10c8cf9d91be17d"/>
+    <w:bookmarkEnd w:id="70"/>
+    <w:bookmarkStart w:id="72" w:name="X6bc65313eadd1b86059eb4ba10c8cf9d91be17d"/>
     <w:p>
       <w:pPr>
         <w:pStyle w:val="Bibliography"/>
@@ -6129,7 +6129,7 @@
       <w:r>
         <w:t xml:space="preserve"> </w:t>
       </w:r>
-      <w:hyperlink r:id="rId74">
+      <w:hyperlink r:id="rId71">
         <w:r>
           <w:rPr>
             <w:rStyle w:val="Hyperlink"/>
@@ -6138,8 +6138,8 @@
         </w:r>
       </w:hyperlink>
     </w:p>
-    <w:bookmarkEnd w:id="75"/>
-    <w:bookmarkStart w:id="77" w:name="Xadfdab0209e4a364d9fdcffecfddb00700d2db9"/>
+    <w:bookmarkEnd w:id="72"/>
+    <w:bookmarkStart w:id="74" w:name="Xadfdab0209e4a364d9fdcffecfddb00700d2db9"/>
     <w:p>
       <w:pPr>
         <w:pStyle w:val="Bibliography"/>
@@ -6213,7 +6213,7 @@
       <w:r>
         <w:t xml:space="preserve"> </w:t>
       </w:r>
-      <w:hyperlink r:id="rId76">
+      <w:hyperlink r:id="rId73">
         <w:r>
           <w:rPr>
             <w:rStyle w:val="Hyperlink"/>
@@ -6222,8 +6222,8 @@
         </w:r>
       </w:hyperlink>
     </w:p>
-    <w:bookmarkEnd w:id="77"/>
-    <w:bookmarkStart w:id="79" w:name="ref-earl2016LowlevelEnvironmentalLead"/>
+    <w:bookmarkEnd w:id="74"/>
+    <w:bookmarkStart w:id="76" w:name="ref-earl2016LowlevelEnvironmentalLead"/>
     <w:p>
       <w:pPr>
         <w:pStyle w:val="Bibliography"/>
@@ -6234,7 +6234,7 @@
       <w:r>
         <w:t xml:space="preserve"> </w:t>
       </w:r>
-      <w:hyperlink r:id="rId78">
+      <w:hyperlink r:id="rId75">
         <w:r>
           <w:rPr>
             <w:rStyle w:val="Hyperlink"/>
@@ -6243,8 +6243,8 @@
         </w:r>
       </w:hyperlink>
     </w:p>
-    <w:bookmarkEnd w:id="79"/>
-    <w:bookmarkStart w:id="81" w:name="X4707f3a4b72a0982487545f9dc3d674642af108"/>
+    <w:bookmarkEnd w:id="76"/>
+    <w:bookmarkStart w:id="78" w:name="X4707f3a4b72a0982487545f9dc3d674642af108"/>
     <w:p>
       <w:pPr>
         <w:pStyle w:val="Bibliography"/>
@@ -6267,7 +6267,7 @@
       <w:r>
         <w:t xml:space="preserve"> </w:t>
       </w:r>
-      <w:hyperlink r:id="rId80">
+      <w:hyperlink r:id="rId77">
         <w:r>
           <w:rPr>
             <w:rStyle w:val="Hyperlink"/>
@@ -6276,8 +6276,8 @@
         </w:r>
       </w:hyperlink>
     </w:p>
-    <w:bookmarkEnd w:id="81"/>
-    <w:bookmarkStart w:id="83" w:name="X5615fc1cb9c455a90da75660348bda09fd0f967"/>
+    <w:bookmarkEnd w:id="78"/>
+    <w:bookmarkStart w:id="80" w:name="X5615fc1cb9c455a90da75660348bda09fd0f967"/>
     <w:p>
       <w:pPr>
         <w:pStyle w:val="Bibliography"/>
@@ -6321,7 +6321,7 @@
       <w:r>
         <w:t xml:space="preserve"> </w:t>
       </w:r>
-      <w:hyperlink r:id="rId82">
+      <w:hyperlink r:id="rId79">
         <w:r>
           <w:rPr>
             <w:rStyle w:val="Hyperlink"/>
@@ -6330,8 +6330,8 @@
         </w:r>
       </w:hyperlink>
     </w:p>
-    <w:bookmarkEnd w:id="83"/>
-    <w:bookmarkStart w:id="85" w:name="ref-figueroa2024LossCognitiveFunction"/>
+    <w:bookmarkEnd w:id="80"/>
+    <w:bookmarkStart w:id="82" w:name="ref-figueroa2024LossCognitiveFunction"/>
     <w:p>
       <w:pPr>
         <w:pStyle w:val="Bibliography"/>
@@ -6354,7 +6354,7 @@
       <w:r>
         <w:t xml:space="preserve"> </w:t>
       </w:r>
-      <w:hyperlink r:id="rId84">
+      <w:hyperlink r:id="rId81">
         <w:r>
           <w:rPr>
             <w:rStyle w:val="Hyperlink"/>
@@ -6363,8 +6363,8 @@
         </w:r>
       </w:hyperlink>
     </w:p>
-    <w:bookmarkEnd w:id="85"/>
-    <w:bookmarkStart w:id="86" w:name="X21bf392f662dc1b38e9a7fa4b314fc7a471696b"/>
+    <w:bookmarkEnd w:id="82"/>
+    <w:bookmarkStart w:id="83" w:name="X21bf392f662dc1b38e9a7fa4b314fc7a471696b"/>
     <w:p>
       <w:pPr>
         <w:pStyle w:val="Bibliography"/>
@@ -6394,8 +6394,8 @@
         <w:t xml:space="preserve">.</w:t>
       </w:r>
     </w:p>
-    <w:bookmarkEnd w:id="86"/>
-    <w:bookmarkStart w:id="88" w:name="ref-gelman2013Chapter4Asymptotics"/>
+    <w:bookmarkEnd w:id="83"/>
+    <w:bookmarkStart w:id="85" w:name="ref-gelman2013Chapter4Asymptotics"/>
     <w:p>
       <w:pPr>
         <w:pStyle w:val="Bibliography"/>
@@ -6445,7 +6445,7 @@
       <w:r>
         <w:t xml:space="preserve"> </w:t>
       </w:r>
-      <w:hyperlink r:id="rId87">
+      <w:hyperlink r:id="rId84">
         <w:r>
           <w:rPr>
             <w:rStyle w:val="Hyperlink"/>
@@ -6454,8 +6454,8 @@
         </w:r>
       </w:hyperlink>
     </w:p>
-    <w:bookmarkEnd w:id="88"/>
-    <w:bookmarkStart w:id="90" w:name="ref-gelman2020BayesianWorkflow"/>
+    <w:bookmarkEnd w:id="85"/>
+    <w:bookmarkStart w:id="87" w:name="ref-gelman2020BayesianWorkflow"/>
     <w:p>
       <w:pPr>
         <w:pStyle w:val="Bibliography"/>
@@ -6475,7 +6475,7 @@
       <w:r>
         <w:t xml:space="preserve"> </w:t>
       </w:r>
-      <w:hyperlink r:id="rId89">
+      <w:hyperlink r:id="rId86">
         <w:r>
           <w:rPr>
             <w:rStyle w:val="Hyperlink"/>
@@ -6484,8 +6484,8 @@
         </w:r>
       </w:hyperlink>
     </w:p>
-    <w:bookmarkEnd w:id="90"/>
-    <w:bookmarkStart w:id="92" w:name="ref-goodman2023SexDifferencePre"/>
+    <w:bookmarkEnd w:id="87"/>
+    <w:bookmarkStart w:id="89" w:name="ref-goodman2023SexDifferencePre"/>
     <w:p>
       <w:pPr>
         <w:pStyle w:val="Bibliography"/>
@@ -6496,7 +6496,7 @@
       <w:r>
         <w:t xml:space="preserve"> </w:t>
       </w:r>
-      <w:hyperlink r:id="rId91">
+      <w:hyperlink r:id="rId88">
         <w:r>
           <w:rPr>
             <w:rStyle w:val="Hyperlink"/>
@@ -6505,8 +6505,8 @@
         </w:r>
       </w:hyperlink>
     </w:p>
-    <w:bookmarkEnd w:id="92"/>
-    <w:bookmarkStart w:id="94" w:name="X035620408d1fb22c7ed381e74f0468c30df4612"/>
+    <w:bookmarkEnd w:id="89"/>
+    <w:bookmarkStart w:id="91" w:name="X035620408d1fb22c7ed381e74f0468c30df4612"/>
     <w:p>
       <w:pPr>
         <w:pStyle w:val="Bibliography"/>
@@ -6544,7 +6544,7 @@
       <w:r>
         <w:t xml:space="preserve"> </w:t>
       </w:r>
-      <w:hyperlink r:id="rId93">
+      <w:hyperlink r:id="rId90">
         <w:r>
           <w:rPr>
             <w:rStyle w:val="Hyperlink"/>
@@ -6553,8 +6553,8 @@
         </w:r>
       </w:hyperlink>
     </w:p>
-    <w:bookmarkEnd w:id="94"/>
-    <w:bookmarkStart w:id="96" w:name="ref-halabicky2023LowLevelLead"/>
+    <w:bookmarkEnd w:id="91"/>
+    <w:bookmarkStart w:id="93" w:name="ref-halabicky2023LowLevelLead"/>
     <w:p>
       <w:pPr>
         <w:pStyle w:val="Bibliography"/>
@@ -6577,7 +6577,7 @@
       <w:r>
         <w:t xml:space="preserve"> </w:t>
       </w:r>
-      <w:hyperlink r:id="rId95">
+      <w:hyperlink r:id="rId92">
         <w:r>
           <w:rPr>
             <w:rStyle w:val="Hyperlink"/>
@@ -6586,8 +6586,8 @@
         </w:r>
       </w:hyperlink>
     </w:p>
-    <w:bookmarkEnd w:id="96"/>
-    <w:bookmarkStart w:id="98" w:name="ref-harari2018BloodLeadLevels"/>
+    <w:bookmarkEnd w:id="93"/>
+    <w:bookmarkStart w:id="95" w:name="ref-harari2018BloodLeadLevels"/>
     <w:p>
       <w:pPr>
         <w:pStyle w:val="Bibliography"/>
@@ -6631,7 +6631,7 @@
       <w:r>
         <w:t xml:space="preserve"> </w:t>
       </w:r>
-      <w:hyperlink r:id="rId97">
+      <w:hyperlink r:id="rId94">
         <w:r>
           <w:rPr>
             <w:rStyle w:val="Hyperlink"/>
@@ -6640,8 +6640,8 @@
         </w:r>
       </w:hyperlink>
     </w:p>
-    <w:bookmarkEnd w:id="98"/>
-    <w:bookmarkStart w:id="100" w:name="Xec30ec7c912152a14c0f622040312567154bf15"/>
+    <w:bookmarkEnd w:id="95"/>
+    <w:bookmarkStart w:id="97" w:name="Xec30ec7c912152a14c0f622040312567154bf15"/>
     <w:p>
       <w:pPr>
         <w:pStyle w:val="Bibliography"/>
@@ -6733,7 +6733,7 @@
       <w:r>
         <w:t xml:space="preserve"> </w:t>
       </w:r>
-      <w:hyperlink r:id="rId99">
+      <w:hyperlink r:id="rId96">
         <w:r>
           <w:rPr>
             <w:rStyle w:val="Hyperlink"/>
@@ -6742,8 +6742,8 @@
         </w:r>
       </w:hyperlink>
     </w:p>
-    <w:bookmarkEnd w:id="100"/>
-    <w:bookmarkStart w:id="102" w:name="ref-hay2025Burden375Diseases"/>
+    <w:bookmarkEnd w:id="97"/>
+    <w:bookmarkStart w:id="99" w:name="ref-hay2025Burden375Diseases"/>
     <w:p>
       <w:pPr>
         <w:pStyle w:val="Bibliography"/>
@@ -6778,7 +6778,7 @@
       <w:r>
         <w:t xml:space="preserve"> </w:t>
       </w:r>
-      <w:hyperlink r:id="rId101">
+      <w:hyperlink r:id="rId98">
         <w:r>
           <w:rPr>
             <w:rStyle w:val="Hyperlink"/>
@@ -6787,8 +6787,8 @@
         </w:r>
       </w:hyperlink>
     </w:p>
-    <w:bookmarkEnd w:id="102"/>
-    <w:bookmarkStart w:id="104" w:name="ref-heidari2022EffectLeadExposurea"/>
+    <w:bookmarkEnd w:id="99"/>
+    <w:bookmarkStart w:id="101" w:name="ref-heidari2022EffectLeadExposurea"/>
     <w:p>
       <w:pPr>
         <w:pStyle w:val="Bibliography"/>
@@ -6811,7 +6811,7 @@
       <w:r>
         <w:t xml:space="preserve"> </w:t>
       </w:r>
-      <w:hyperlink r:id="rId103">
+      <w:hyperlink r:id="rId100">
         <w:r>
           <w:rPr>
             <w:rStyle w:val="Hyperlink"/>
@@ -6820,8 +6820,8 @@
         </w:r>
       </w:hyperlink>
     </w:p>
-    <w:bookmarkEnd w:id="104"/>
-    <w:bookmarkStart w:id="106" w:name="X837f91f784566061977da85c17a5755a81dedde"/>
+    <w:bookmarkEnd w:id="101"/>
+    <w:bookmarkStart w:id="103" w:name="X837f91f784566061977da85c17a5755a81dedde"/>
     <w:p>
       <w:pPr>
         <w:pStyle w:val="Bibliography"/>
@@ -6832,7 +6832,7 @@
       <w:r>
         <w:t xml:space="preserve"> </w:t>
       </w:r>
-      <w:hyperlink r:id="rId105">
+      <w:hyperlink r:id="rId102">
         <w:r>
           <w:rPr>
             <w:rStyle w:val="Hyperlink"/>
@@ -6841,8 +6841,8 @@
         </w:r>
       </w:hyperlink>
     </w:p>
-    <w:bookmarkEnd w:id="106"/>
-    <w:bookmarkStart w:id="108" w:name="ref-hong2013ComparingBayesianFrequentist"/>
+    <w:bookmarkEnd w:id="103"/>
+    <w:bookmarkStart w:id="105" w:name="ref-hong2013ComparingBayesianFrequentist"/>
     <w:p>
       <w:pPr>
         <w:pStyle w:val="Bibliography"/>
@@ -6886,7 +6886,7 @@
       <w:r>
         <w:t xml:space="preserve"> </w:t>
       </w:r>
-      <w:hyperlink r:id="rId107">
+      <w:hyperlink r:id="rId104">
         <w:r>
           <w:rPr>
             <w:rStyle w:val="Hyperlink"/>
@@ -6895,8 +6895,8 @@
         </w:r>
       </w:hyperlink>
     </w:p>
-    <w:bookmarkEnd w:id="108"/>
-    <w:bookmarkStart w:id="110" w:name="ref-hong2015EnvironmentalLeadExposure"/>
+    <w:bookmarkEnd w:id="105"/>
+    <w:bookmarkStart w:id="107" w:name="ref-hong2015EnvironmentalLeadExposure"/>
     <w:p>
       <w:pPr>
         <w:pStyle w:val="Bibliography"/>
@@ -6958,7 +6958,7 @@
       <w:r>
         <w:t xml:space="preserve"> </w:t>
       </w:r>
-      <w:hyperlink r:id="rId109">
+      <w:hyperlink r:id="rId106">
         <w:r>
           <w:rPr>
             <w:rStyle w:val="Hyperlink"/>
@@ -6967,8 +6967,8 @@
         </w:r>
       </w:hyperlink>
     </w:p>
-    <w:bookmarkEnd w:id="110"/>
-    <w:bookmarkStart w:id="112" w:name="ref-kazi2026PvaluesBayesFactor"/>
+    <w:bookmarkEnd w:id="107"/>
+    <w:bookmarkStart w:id="109" w:name="ref-kazi2026PvaluesBayesFactor"/>
     <w:p>
       <w:pPr>
         <w:pStyle w:val="Bibliography"/>
@@ -7009,7 +7009,7 @@
       <w:r>
         <w:t xml:space="preserve"> </w:t>
       </w:r>
-      <w:hyperlink r:id="rId111">
+      <w:hyperlink r:id="rId108">
         <w:r>
           <w:rPr>
             <w:rStyle w:val="Hyperlink"/>
@@ -7018,8 +7018,8 @@
         </w:r>
       </w:hyperlink>
     </w:p>
-    <w:bookmarkEnd w:id="112"/>
-    <w:bookmarkStart w:id="114" w:name="X5cae6442bbe0e1f5d8df6cd5008aab2dbfb65a6"/>
+    <w:bookmarkEnd w:id="109"/>
+    <w:bookmarkStart w:id="111" w:name="X5cae6442bbe0e1f5d8df6cd5008aab2dbfb65a6"/>
     <w:p>
       <w:pPr>
         <w:pStyle w:val="Bibliography"/>
@@ -7039,7 +7039,7 @@
       <w:r>
         <w:t xml:space="preserve"> </w:t>
       </w:r>
-      <w:hyperlink r:id="rId113">
+      <w:hyperlink r:id="rId110">
         <w:r>
           <w:rPr>
             <w:rStyle w:val="Hyperlink"/>
@@ -7048,8 +7048,8 @@
         </w:r>
       </w:hyperlink>
     </w:p>
-    <w:bookmarkEnd w:id="114"/>
-    <w:bookmarkStart w:id="116" w:name="ref-lacerda2023GlobalDecreaseBlood"/>
+    <w:bookmarkEnd w:id="111"/>
+    <w:bookmarkStart w:id="113" w:name="ref-lacerda2023GlobalDecreaseBlood"/>
     <w:p>
       <w:pPr>
         <w:pStyle w:val="Bibliography"/>
@@ -7063,7 +7063,7 @@
       <w:r>
         <w:t xml:space="preserve"> </w:t>
       </w:r>
-      <w:hyperlink r:id="rId115">
+      <w:hyperlink r:id="rId112">
         <w:r>
           <w:rPr>
             <w:rStyle w:val="Hyperlink"/>
@@ -7072,8 +7072,8 @@
         </w:r>
       </w:hyperlink>
     </w:p>
-    <w:bookmarkEnd w:id="116"/>
-    <w:bookmarkStart w:id="118" w:name="X33f03e29791f20cdbbbbf0729c723b16e55ed16"/>
+    <w:bookmarkEnd w:id="113"/>
+    <w:bookmarkStart w:id="115" w:name="X33f03e29791f20cdbbbbf0729c723b16e55ed16"/>
     <w:p>
       <w:pPr>
         <w:pStyle w:val="Bibliography"/>
@@ -7132,7 +7132,7 @@
       <w:r>
         <w:t xml:space="preserve"> </w:t>
       </w:r>
-      <w:hyperlink r:id="rId117">
+      <w:hyperlink r:id="rId114">
         <w:r>
           <w:rPr>
             <w:rStyle w:val="Hyperlink"/>
@@ -7141,8 +7141,8 @@
         </w:r>
       </w:hyperlink>
     </w:p>
-    <w:bookmarkEnd w:id="118"/>
-    <w:bookmarkStart w:id="120" w:name="X9a8bad0b78f43066cb333fdedcdcad5d7017900"/>
+    <w:bookmarkEnd w:id="115"/>
+    <w:bookmarkStart w:id="117" w:name="X9a8bad0b78f43066cb333fdedcdcad5d7017900"/>
     <w:p>
       <w:pPr>
         <w:pStyle w:val="Bibliography"/>
@@ -7189,7 +7189,7 @@
       <w:r>
         <w:t xml:space="preserve"> </w:t>
       </w:r>
-      <w:hyperlink r:id="rId119">
+      <w:hyperlink r:id="rId116">
         <w:r>
           <w:rPr>
             <w:rStyle w:val="Hyperlink"/>
@@ -7198,8 +7198,8 @@
         </w:r>
       </w:hyperlink>
     </w:p>
-    <w:bookmarkEnd w:id="120"/>
-    <w:bookmarkStart w:id="122" w:name="ref-lanphear2018LowlevelLeadExposure"/>
+    <w:bookmarkEnd w:id="117"/>
+    <w:bookmarkStart w:id="119" w:name="ref-lanphear2018LowlevelLeadExposure"/>
     <w:p>
       <w:pPr>
         <w:pStyle w:val="Bibliography"/>
@@ -7222,7 +7222,7 @@
       <w:r>
         <w:t xml:space="preserve"> </w:t>
       </w:r>
-      <w:hyperlink r:id="rId121">
+      <w:hyperlink r:id="rId118">
         <w:r>
           <w:rPr>
             <w:rStyle w:val="Hyperlink"/>
@@ -7231,8 +7231,8 @@
         </w:r>
       </w:hyperlink>
     </w:p>
-    <w:bookmarkEnd w:id="122"/>
-    <w:bookmarkStart w:id="124" w:name="ref-larsen2023GlobalHealthBurden"/>
+    <w:bookmarkEnd w:id="119"/>
+    <w:bookmarkStart w:id="121" w:name="ref-larsen2023GlobalHealthBurden"/>
     <w:p>
       <w:pPr>
         <w:pStyle w:val="Bibliography"/>
@@ -7243,7 +7243,7 @@
       <w:r>
         <w:t xml:space="preserve"> </w:t>
       </w:r>
-      <w:hyperlink r:id="rId123">
+      <w:hyperlink r:id="rId120">
         <w:r>
           <w:rPr>
             <w:rStyle w:val="Hyperlink"/>
@@ -7252,8 +7252,8 @@
         </w:r>
       </w:hyperlink>
     </w:p>
-    <w:bookmarkEnd w:id="124"/>
-    <w:bookmarkStart w:id="126" w:name="ref-lee2021PrenatalPostnatalExposures"/>
+    <w:bookmarkEnd w:id="121"/>
+    <w:bookmarkStart w:id="123" w:name="ref-lee2021PrenatalPostnatalExposures"/>
     <w:p>
       <w:pPr>
         <w:pStyle w:val="Bibliography"/>
@@ -7297,7 +7297,7 @@
       <w:r>
         <w:t xml:space="preserve"> </w:t>
       </w:r>
-      <w:hyperlink r:id="rId125">
+      <w:hyperlink r:id="rId122">
         <w:r>
           <w:rPr>
             <w:rStyle w:val="Hyperlink"/>
@@ -7306,8 +7306,8 @@
         </w:r>
       </w:hyperlink>
     </w:p>
-    <w:bookmarkEnd w:id="126"/>
-    <w:bookmarkStart w:id="128" w:name="X716dc31ca13dac7355fea3a0f7dea95779ecabb"/>
+    <w:bookmarkEnd w:id="123"/>
+    <w:bookmarkStart w:id="125" w:name="X716dc31ca13dac7355fea3a0f7dea95779ecabb"/>
     <w:p>
       <w:pPr>
         <w:pStyle w:val="Bibliography"/>
@@ -7336,7 +7336,7 @@
       <w:r>
         <w:t xml:space="preserve"> </w:t>
       </w:r>
-      <w:hyperlink r:id="rId127">
+      <w:hyperlink r:id="rId124">
         <w:r>
           <w:rPr>
             <w:rStyle w:val="Hyperlink"/>
@@ -7345,8 +7345,8 @@
         </w:r>
       </w:hyperlink>
     </w:p>
-    <w:bookmarkEnd w:id="128"/>
-    <w:bookmarkStart w:id="130" w:name="Xb0421be95a139ca5af39ce6040517bf1be79427"/>
+    <w:bookmarkEnd w:id="125"/>
+    <w:bookmarkStart w:id="127" w:name="Xb0421be95a139ca5af39ce6040517bf1be79427"/>
     <w:p>
       <w:pPr>
         <w:pStyle w:val="Bibliography"/>
@@ -7369,7 +7369,7 @@
       <w:r>
         <w:t xml:space="preserve"> </w:t>
       </w:r>
-      <w:hyperlink r:id="rId129">
+      <w:hyperlink r:id="rId126">
         <w:r>
           <w:rPr>
             <w:rStyle w:val="Hyperlink"/>
@@ -7378,8 +7378,8 @@
         </w:r>
       </w:hyperlink>
     </w:p>
-    <w:bookmarkEnd w:id="130"/>
-    <w:bookmarkStart w:id="132" w:name="ref-mcfarland2022HalfUSPopulation"/>
+    <w:bookmarkEnd w:id="127"/>
+    <w:bookmarkStart w:id="129" w:name="ref-mcfarland2022HalfUSPopulation"/>
     <w:p>
       <w:pPr>
         <w:pStyle w:val="Bibliography"/>
@@ -7402,7 +7402,7 @@
       <w:r>
         <w:t xml:space="preserve"> </w:t>
       </w:r>
-      <w:hyperlink r:id="rId131">
+      <w:hyperlink r:id="rId128">
         <w:r>
           <w:rPr>
             <w:rStyle w:val="Hyperlink"/>
@@ -7411,8 +7411,8 @@
         </w:r>
       </w:hyperlink>
     </w:p>
-    <w:bookmarkEnd w:id="132"/>
-    <w:bookmarkStart w:id="133" w:name="X33fe7de6e8b65c86af337dbdb8d7cc8651c48a8"/>
+    <w:bookmarkEnd w:id="129"/>
+    <w:bookmarkStart w:id="130" w:name="X33fe7de6e8b65c86af337dbdb8d7cc8651c48a8"/>
     <w:p>
       <w:pPr>
         <w:pStyle w:val="Bibliography"/>
@@ -7478,8 +7478,8 @@
         <w:t xml:space="preserve">. International Journal of Environmental Research and Public Health 15, 2418.</w:t>
       </w:r>
     </w:p>
-    <w:bookmarkEnd w:id="133"/>
-    <w:bookmarkStart w:id="135" w:name="ref-needleman1990LowLevelLeadExposure"/>
+    <w:bookmarkEnd w:id="130"/>
+    <w:bookmarkStart w:id="132" w:name="ref-needleman1990LowLevelLeadExposure"/>
     <w:p>
       <w:pPr>
         <w:pStyle w:val="Bibliography"/>
@@ -7541,7 +7541,7 @@
       <w:r>
         <w:t xml:space="preserve"> </w:t>
       </w:r>
-      <w:hyperlink r:id="rId134">
+      <w:hyperlink r:id="rId131">
         <w:r>
           <w:rPr>
             <w:rStyle w:val="Hyperlink"/>
@@ -7550,8 +7550,8 @@
         </w:r>
       </w:hyperlink>
     </w:p>
-    <w:bookmarkEnd w:id="135"/>
-    <w:bookmarkStart w:id="136" w:name="Xf5486a80753c915bf34b5d8f3ad5e46aac479a7"/>
+    <w:bookmarkEnd w:id="132"/>
+    <w:bookmarkStart w:id="133" w:name="Xf5486a80753c915bf34b5d8f3ad5e46aac479a7"/>
     <w:p>
       <w:pPr>
         <w:pStyle w:val="Bibliography"/>
@@ -7605,8 +7605,8 @@
         <w:t xml:space="preserve">.</w:t>
       </w:r>
     </w:p>
-    <w:bookmarkEnd w:id="136"/>
-    <w:bookmarkStart w:id="138" w:name="ref-page2021PRISMA2020Statement"/>
+    <w:bookmarkEnd w:id="133"/>
+    <w:bookmarkStart w:id="135" w:name="ref-page2021PRISMA2020Statement"/>
     <w:p>
       <w:pPr>
         <w:pStyle w:val="Bibliography"/>
@@ -7629,7 +7629,7 @@
       <w:r>
         <w:t xml:space="preserve"> </w:t>
       </w:r>
-      <w:hyperlink r:id="rId137">
+      <w:hyperlink r:id="rId134">
         <w:r>
           <w:rPr>
             <w:rStyle w:val="Hyperlink"/>
@@ -7638,8 +7638,8 @@
         </w:r>
       </w:hyperlink>
     </w:p>
-    <w:bookmarkEnd w:id="138"/>
-    <w:bookmarkStart w:id="140" w:name="ref-plate2024DevelopmentToolRapid"/>
+    <w:bookmarkEnd w:id="135"/>
+    <w:bookmarkStart w:id="137" w:name="ref-plate2024DevelopmentToolRapid"/>
     <w:p>
       <w:pPr>
         <w:pStyle w:val="Bibliography"/>
@@ -7650,7 +7650,7 @@
       <w:r>
         <w:t xml:space="preserve"> </w:t>
       </w:r>
-      <w:hyperlink r:id="rId139">
+      <w:hyperlink r:id="rId136">
         <w:r>
           <w:rPr>
             <w:rStyle w:val="Hyperlink"/>
@@ -7659,8 +7659,8 @@
         </w:r>
       </w:hyperlink>
     </w:p>
-    <w:bookmarkEnd w:id="140"/>
-    <w:bookmarkStart w:id="142" w:name="ref-pocock1994EnvironmentalLeadChildrens"/>
+    <w:bookmarkEnd w:id="137"/>
+    <w:bookmarkStart w:id="139" w:name="ref-pocock1994EnvironmentalLeadChildrens"/>
     <w:p>
       <w:pPr>
         <w:pStyle w:val="Bibliography"/>
@@ -7671,7 +7671,7 @@
       <w:r>
         <w:t xml:space="preserve"> </w:t>
       </w:r>
-      <w:hyperlink r:id="rId141">
+      <w:hyperlink r:id="rId138">
         <w:r>
           <w:rPr>
             <w:rStyle w:val="Hyperlink"/>
@@ -7680,8 +7680,8 @@
         </w:r>
       </w:hyperlink>
     </w:p>
-    <w:bookmarkEnd w:id="142"/>
-    <w:bookmarkStart w:id="143" w:name="Xd915bcb040430c17655975a5ceb4d7b4bdd04ac"/>
+    <w:bookmarkEnd w:id="139"/>
+    <w:bookmarkStart w:id="140" w:name="Xd915bcb040430c17655975a5ceb4d7b4bdd04ac"/>
     <w:p>
       <w:pPr>
         <w:pStyle w:val="Bibliography"/>
@@ -7690,8 +7690,8 @@
         <w:t xml:space="preserve">Prüss-Üstün, A., Mathers, C., Corvalán, C., Woodward, A., 2003. Assessing the environmental burden of disease at national and local levels: Introduction and methods. Environmental burden of disease series.</w:t>
       </w:r>
     </w:p>
-    <w:bookmarkEnd w:id="143"/>
-    <w:bookmarkStart w:id="144" w:name="X4bd034c52731e178b4de125c2c778bdc533803c"/>
+    <w:bookmarkEnd w:id="140"/>
+    <w:bookmarkStart w:id="141" w:name="X4bd034c52731e178b4de125c2c778bdc533803c"/>
     <w:p>
       <w:pPr>
         <w:pStyle w:val="Bibliography"/>
@@ -7733,8 +7733,8 @@
         <w:t xml:space="preserve">.</w:t>
       </w:r>
     </w:p>
-    <w:bookmarkEnd w:id="144"/>
-    <w:bookmarkStart w:id="146" w:name="ref-rosengren2025ExposureLeadCoronary"/>
+    <w:bookmarkEnd w:id="141"/>
+    <w:bookmarkStart w:id="143" w:name="ref-rosengren2025ExposureLeadCoronary"/>
     <w:p>
       <w:pPr>
         <w:pStyle w:val="Bibliography"/>
@@ -7787,7 +7787,7 @@
       <w:r>
         <w:t xml:space="preserve"> </w:t>
       </w:r>
-      <w:hyperlink r:id="rId145">
+      <w:hyperlink r:id="rId142">
         <w:r>
           <w:rPr>
             <w:rStyle w:val="Hyperlink"/>
@@ -7796,8 +7796,8 @@
         </w:r>
       </w:hyperlink>
     </w:p>
-    <w:bookmarkEnd w:id="146"/>
-    <w:bookmarkStart w:id="148" w:name="ref-roy2013EffectModificationTransferrin"/>
+    <w:bookmarkEnd w:id="143"/>
+    <w:bookmarkStart w:id="145" w:name="ref-roy2013EffectModificationTransferrin"/>
     <w:p>
       <w:pPr>
         <w:pStyle w:val="Bibliography"/>
@@ -7829,7 +7829,7 @@
       <w:r>
         <w:t xml:space="preserve"> </w:t>
       </w:r>
-      <w:hyperlink r:id="rId147">
+      <w:hyperlink r:id="rId144">
         <w:r>
           <w:rPr>
             <w:rStyle w:val="Hyperlink"/>
@@ -7838,8 +7838,8 @@
         </w:r>
       </w:hyperlink>
     </w:p>
-    <w:bookmarkEnd w:id="148"/>
-    <w:bookmarkStart w:id="150" w:name="ref-sadeghirad2023TheoryPracticeBayesian"/>
+    <w:bookmarkEnd w:id="145"/>
+    <w:bookmarkStart w:id="147" w:name="ref-sadeghirad2023TheoryPracticeBayesian"/>
     <w:p>
       <w:pPr>
         <w:pStyle w:val="Bibliography"/>
@@ -7862,7 +7862,7 @@
       <w:r>
         <w:t xml:space="preserve"> </w:t>
       </w:r>
-      <w:hyperlink r:id="rId149">
+      <w:hyperlink r:id="rId146">
         <w:r>
           <w:rPr>
             <w:rStyle w:val="Hyperlink"/>
@@ -7871,8 +7871,8 @@
         </w:r>
       </w:hyperlink>
     </w:p>
-    <w:bookmarkEnd w:id="150"/>
-    <w:bookmarkStart w:id="152" w:name="Xe38019c88c6d2792bb296bad7dc0a4dd55f1319"/>
+    <w:bookmarkEnd w:id="147"/>
+    <w:bookmarkStart w:id="149" w:name="Xe38019c88c6d2792bb296bad7dc0a4dd55f1319"/>
     <w:p>
       <w:pPr>
         <w:pStyle w:val="Bibliography"/>
@@ -7895,7 +7895,7 @@
       <w:r>
         <w:t xml:space="preserve"> </w:t>
       </w:r>
-      <w:hyperlink r:id="rId151">
+      <w:hyperlink r:id="rId148">
         <w:r>
           <w:rPr>
             <w:rStyle w:val="Hyperlink"/>
@@ -7904,8 +7904,8 @@
         </w:r>
       </w:hyperlink>
     </w:p>
-    <w:bookmarkEnd w:id="152"/>
-    <w:bookmarkStart w:id="154" w:name="Xcf7993c3f58afaabaf73be6238c67f4f63053d9"/>
+    <w:bookmarkEnd w:id="149"/>
+    <w:bookmarkStart w:id="151" w:name="Xcf7993c3f58afaabaf73be6238c67f4f63053d9"/>
     <w:p>
       <w:pPr>
         <w:pStyle w:val="Bibliography"/>
@@ -7949,7 +7949,7 @@
       <w:r>
         <w:t xml:space="preserve"> </w:t>
       </w:r>
-      <w:hyperlink r:id="rId153">
+      <w:hyperlink r:id="rId150">
         <w:r>
           <w:rPr>
             <w:rStyle w:val="Hyperlink"/>
@@ -7958,8 +7958,8 @@
         </w:r>
       </w:hyperlink>
     </w:p>
-    <w:bookmarkEnd w:id="154"/>
-    <w:bookmarkStart w:id="156" w:name="ref-schwartz1994LowLevelLeadExposure"/>
+    <w:bookmarkEnd w:id="151"/>
+    <w:bookmarkStart w:id="153" w:name="ref-schwartz1994LowLevelLeadExposure"/>
     <w:p>
       <w:pPr>
         <w:pStyle w:val="Bibliography"/>
@@ -8038,7 +8038,7 @@
       <w:r>
         <w:t xml:space="preserve"> </w:t>
       </w:r>
-      <w:hyperlink r:id="rId155">
+      <w:hyperlink r:id="rId152">
         <w:r>
           <w:rPr>
             <w:rStyle w:val="Hyperlink"/>
@@ -8047,8 +8047,8 @@
         </w:r>
       </w:hyperlink>
     </w:p>
-    <w:bookmarkEnd w:id="156"/>
-    <w:bookmarkStart w:id="158" w:name="X55ae1a8b757df519e0a47e2002b3acc0b2e73ec"/>
+    <w:bookmarkEnd w:id="153"/>
+    <w:bookmarkStart w:id="155" w:name="X55ae1a8b757df519e0a47e2002b3acc0b2e73ec"/>
     <w:p>
       <w:pPr>
         <w:pStyle w:val="Bibliography"/>
@@ -8071,7 +8071,7 @@
       <w:r>
         <w:t xml:space="preserve"> </w:t>
       </w:r>
-      <w:hyperlink r:id="rId157">
+      <w:hyperlink r:id="rId154">
         <w:r>
           <w:rPr>
             <w:rStyle w:val="Hyperlink"/>
@@ -8080,8 +8080,8 @@
         </w:r>
       </w:hyperlink>
     </w:p>
-    <w:bookmarkEnd w:id="158"/>
-    <w:bookmarkStart w:id="160" w:name="ref-shaffer2025LeadExposureAntisocial"/>
+    <w:bookmarkEnd w:id="155"/>
+    <w:bookmarkStart w:id="157" w:name="ref-shaffer2025LeadExposureAntisocial"/>
     <w:p>
       <w:pPr>
         <w:pStyle w:val="Bibliography"/>
@@ -8104,7 +8104,7 @@
       <w:r>
         <w:t xml:space="preserve"> </w:t>
       </w:r>
-      <w:hyperlink r:id="rId159">
+      <w:hyperlink r:id="rId156">
         <w:r>
           <w:rPr>
             <w:rStyle w:val="Hyperlink"/>
@@ -8113,8 +8113,8 @@
         </w:r>
       </w:hyperlink>
     </w:p>
-    <w:bookmarkEnd w:id="160"/>
-    <w:bookmarkStart w:id="162" w:name="ref-smith2018StepAwayStepwise"/>
+    <w:bookmarkEnd w:id="157"/>
+    <w:bookmarkStart w:id="159" w:name="ref-smith2018StepAwayStepwise"/>
     <w:p>
       <w:pPr>
         <w:pStyle w:val="Bibliography"/>
@@ -8125,7 +8125,7 @@
       <w:r>
         <w:t xml:space="preserve"> </w:t>
       </w:r>
-      <w:hyperlink r:id="rId161">
+      <w:hyperlink r:id="rId158">
         <w:r>
           <w:rPr>
             <w:rStyle w:val="Hyperlink"/>
@@ -8134,8 +8134,8 @@
         </w:r>
       </w:hyperlink>
     </w:p>
-    <w:bookmarkEnd w:id="162"/>
-    <w:bookmarkStart w:id="164" w:name="ref-sy2024AssessmentLongTermExposure"/>
+    <w:bookmarkEnd w:id="159"/>
+    <w:bookmarkStart w:id="161" w:name="ref-sy2024AssessmentLongTermExposure"/>
     <w:p>
       <w:pPr>
         <w:pStyle w:val="Bibliography"/>
@@ -8179,7 +8179,7 @@
       <w:r>
         <w:t xml:space="preserve"> </w:t>
       </w:r>
-      <w:hyperlink r:id="rId163">
+      <w:hyperlink r:id="rId160">
         <w:r>
           <w:rPr>
             <w:rStyle w:val="Hyperlink"/>
@@ -8188,8 +8188,8 @@
         </w:r>
       </w:hyperlink>
     </w:p>
-    <w:bookmarkEnd w:id="164"/>
-    <w:bookmarkStart w:id="165" w:name="ref-tamasszigeti2022SubstanceReportLead"/>
+    <w:bookmarkEnd w:id="161"/>
+    <w:bookmarkStart w:id="162" w:name="ref-tamasszigeti2022SubstanceReportLead"/>
     <w:p>
       <w:pPr>
         <w:pStyle w:val="Bibliography"/>
@@ -8207,8 +8207,8 @@
         <w:t xml:space="preserve">. HBM4EU.</w:t>
       </w:r>
     </w:p>
-    <w:bookmarkEnd w:id="165"/>
-    <w:bookmarkStart w:id="167" w:name="X99fa6bd9cd2521340285769f289a6c9d4bfe17b"/>
+    <w:bookmarkEnd w:id="162"/>
+    <w:bookmarkStart w:id="164" w:name="X99fa6bd9cd2521340285769f289a6c9d4bfe17b"/>
     <w:p>
       <w:pPr>
         <w:pStyle w:val="Bibliography"/>
@@ -8252,7 +8252,7 @@
       <w:r>
         <w:t xml:space="preserve"> </w:t>
       </w:r>
-      <w:hyperlink r:id="rId166">
+      <w:hyperlink r:id="rId163">
         <w:r>
           <w:rPr>
             <w:rStyle w:val="Hyperlink"/>
@@ -8261,8 +8261,8 @@
         </w:r>
       </w:hyperlink>
     </w:p>
-    <w:bookmarkEnd w:id="167"/>
-    <w:bookmarkStart w:id="169" w:name="X111bb06244f8f2a1a6d0d2f1f41c24b71f248e6"/>
+    <w:bookmarkEnd w:id="164"/>
+    <w:bookmarkStart w:id="166" w:name="X111bb06244f8f2a1a6d0d2f1f41c24b71f248e6"/>
     <w:p>
       <w:pPr>
         <w:pStyle w:val="Bibliography"/>
@@ -8294,7 +8294,7 @@
       <w:r>
         <w:t xml:space="preserve"> </w:t>
       </w:r>
-      <w:hyperlink r:id="rId168">
+      <w:hyperlink r:id="rId165">
         <w:r>
           <w:rPr>
             <w:rStyle w:val="Hyperlink"/>
@@ -8303,8 +8303,8 @@
         </w:r>
       </w:hyperlink>
     </w:p>
-    <w:bookmarkEnd w:id="169"/>
-    <w:bookmarkStart w:id="171" w:name="ref-wan2022ChronicLeadExposure"/>
+    <w:bookmarkEnd w:id="166"/>
+    <w:bookmarkStart w:id="168" w:name="ref-wan2022ChronicLeadExposure"/>
     <w:p>
       <w:pPr>
         <w:pStyle w:val="Bibliography"/>
@@ -8315,7 +8315,7 @@
       <w:r>
         <w:t xml:space="preserve"> </w:t>
       </w:r>
-      <w:hyperlink r:id="rId170">
+      <w:hyperlink r:id="rId167">
         <w:r>
           <w:rPr>
             <w:rStyle w:val="Hyperlink"/>
@@ -8324,8 +8324,8 @@
         </w:r>
       </w:hyperlink>
     </w:p>
-    <w:bookmarkEnd w:id="171"/>
-    <w:bookmarkStart w:id="173" w:name="X946754e67e3c74fad7a8806aa9d2819ed4ec186"/>
+    <w:bookmarkEnd w:id="168"/>
+    <w:bookmarkStart w:id="170" w:name="X946754e67e3c74fad7a8806aa9d2819ed4ec186"/>
     <w:p>
       <w:pPr>
         <w:pStyle w:val="Bibliography"/>
@@ -8336,7 +8336,7 @@
       <w:r>
         <w:t xml:space="preserve"> </w:t>
       </w:r>
-      <w:hyperlink r:id="rId172">
+      <w:hyperlink r:id="rId169">
         <w:r>
           <w:rPr>
             <w:rStyle w:val="Hyperlink"/>
@@ -8345,21 +8345,13 @@
         </w:r>
       </w:hyperlink>
     </w:p>
-    <w:bookmarkEnd w:id="173"/>
-    <w:bookmarkEnd w:id="174"/>
-    <w:bookmarkEnd w:id="175"/>
+    <w:bookmarkEnd w:id="170"/>
+    <w:bookmarkEnd w:id="171"/>
+    <w:bookmarkEnd w:id="172"/>
     <w:sectPr>
-      <w:footerReference r:id="rId3" w:type="default"/>
       <w:footnotePr>
-        <w:numFmt w:val="decimal"/>
+        <w:numRestart w:val="eachSect"/>
       </w:footnotePr>
-      <w:type w:val="nextPage"/>
-      <w:pgSz w:h="15840" w:w="12240"/>
-      <w:pgMar w:bottom="2199" w:footer="1440" w:gutter="0" w:header="0" w:left="1440" w:right="1440" w:top="1440"/>
-      <w:pgNumType w:fmt="decimal"/>
-      <w:formProt w:val="false"/>
-      <w:textDirection w:val="lrTb"/>
-      <w:docGrid w:charSpace="0" w:linePitch="100" w:type="default"/>
     </w:sectPr>
   </w:body>
 </w:document>
@@ -8367,40 +8359,6 @@
 
 <file path=word/comments.xml><?xml version="1.0" encoding="utf-8"?>
 <w:comments xmlns:w="http://schemas.openxmlformats.org/wordprocessingml/2006/main" xmlns:m="http://schemas.openxmlformats.org/officeDocument/2006/math" xmlns:r="http://schemas.openxmlformats.org/officeDocument/2006/relationships" xmlns:o="urn:schemas-microsoft-com:office:office" xmlns:v="urn:schemas-microsoft-com:vml" xmlns:w10="urn:schemas-microsoft-com:office:word" xmlns:a="http://schemas.openxmlformats.org/drawingml/2006/main" xmlns:pic="http://schemas.openxmlformats.org/drawingml/2006/picture" xmlns:wp="http://schemas.openxmlformats.org/drawingml/2006/wordprocessingDrawing"/>
-</file>
-
-<file path=word/footer1.xml><?xml version="1.0" encoding="utf-8"?>
-<w:ftr xmlns:o="urn:schemas-microsoft-com:office:office" xmlns:r="http://schemas.openxmlformats.org/officeDocument/2006/relationships" xmlns:v="urn:schemas-microsoft-com:vml" xmlns:w="http://schemas.openxmlformats.org/wordprocessingml/2006/main" xmlns:w10="urn:schemas-microsoft-com:office:word" xmlns:wp="http://schemas.openxmlformats.org/drawingml/2006/wordprocessingDrawing" xmlns:wps="http://schemas.microsoft.com/office/word/2010/wordprocessingShape" xmlns:wpg="http://schemas.microsoft.com/office/word/2010/wordprocessingGroup" xmlns:mc="http://schemas.openxmlformats.org/markup-compatibility/2006" xmlns:wp14="http://schemas.microsoft.com/office/word/2010/wordprocessingDrawing" xmlns:w14="http://schemas.microsoft.com/office/word/2010/wordml" xmlns:w15="http://schemas.microsoft.com/office/word/2012/wordml" mc:Ignorable="w14 wp14 w15">
-  <w:p>
-    <w:pPr>
-      <w:pStyle w:val="Footer"/>
-      <w:suppressLineNumbers/>
-      <w:spacing w:before="0" w:after="200"/>
-      <w:jc w:val="right"/>
-      <w:rPr/>
-    </w:pPr>
-    <w:r>
-      <w:rPr/>
-      <w:fldChar w:fldCharType="begin"/>
-    </w:r>
-    <w:r>
-      <w:rPr/>
-      <w:instrText xml:space="preserve"> PAGE </w:instrText>
-    </w:r>
-    <w:r>
-      <w:rPr/>
-      <w:fldChar w:fldCharType="separate"/>
-    </w:r>
-    <w:r>
-      <w:rPr/>
-      <w:t>1</w:t>
-    </w:r>
-    <w:r>
-      <w:rPr/>
-      <w:fldChar w:fldCharType="end"/>
-    </w:r>
-  </w:p>
-</w:ftr>
 </file>
 
 <file path=word/footnotes.xml><?xml version="1.0" encoding="utf-8"?>
@@ -8613,19 +8571,19 @@
 </file>
 
 <file path=word/styles.xml><?xml version="1.0" encoding="utf-8"?>
-<w:styles xmlns:mc="http://schemas.openxmlformats.org/markup-compatibility/2006" xmlns:w="http://schemas.openxmlformats.org/wordprocessingml/2006/main" xmlns:w14="http://schemas.microsoft.com/office/word/2010/wordml" mc:Ignorable="w14">
+<w:styles xmlns:r="http://schemas.openxmlformats.org/officeDocument/2006/relationships" xmlns:w="http://schemas.openxmlformats.org/wordprocessingml/2006/main">
   <w:docDefaults>
     <w:rPrDefault>
       <w:rPr>
-        <w:rFonts w:ascii="Aptos" w:asciiTheme="minorHAnsi" w:cs="" w:cstheme="minorBidi" w:eastAsia="Aptos" w:eastAsiaTheme="minorHAnsi" w:hAnsi="Aptos" w:hAnsiTheme="minorHAnsi"/>
+        <w:rFonts w:asciiTheme="minorHAnsi" w:cstheme="minorBidi" w:eastAsiaTheme="minorEastAsia" w:hAnsiTheme="minorHAnsi"/>
         <w:sz w:val="24"/>
         <w:szCs w:val="24"/>
-        <w:lang w:bidi="ar-SA" w:eastAsia="en-US" w:val="en-US"/>
+        <w:lang w:bidi="ar-SA" w:eastAsia="zh-CN" w:val="en-US"/>
       </w:rPr>
     </w:rPrDefault>
     <w:pPrDefault>
       <w:pPr>
-        <w:suppressAutoHyphens w:val="true"/>
+        <w:spacing w:after="200"/>
       </w:pPr>
     </w:pPrDefault>
   </w:docDefaults>
@@ -8633,45 +8591,186 @@
   <w:style w:default="1" w:styleId="Normal" w:type="paragraph">
     <w:name w:val="Normal"/>
     <w:qFormat/>
+  </w:style>
+  <w:style w:styleId="BodyText" w:type="paragraph">
+    <w:name w:val="Body Text"/>
+    <w:basedOn w:val="Normal"/>
+    <w:link w:val="BodyTextChar"/>
+    <w:qFormat/>
     <w:pPr>
-      <w:widowControl/>
-      <w:suppressAutoHyphens w:val="true"/>
-      <w:bidi w:val="0"/>
-      <w:spacing w:after="200" w:before="0"/>
-      <w:jc w:val="left"/>
+      <w:spacing w:after="180" w:before="180"/>
+    </w:pPr>
+  </w:style>
+  <w:style w:customStyle="1" w:styleId="FirstParagraph" w:type="paragraph">
+    <w:name w:val="First Paragraph"/>
+    <w:basedOn w:val="BodyText"/>
+    <w:next w:val="BodyText"/>
+    <w:qFormat/>
+  </w:style>
+  <w:style w:customStyle="1" w:styleId="Compact" w:type="paragraph">
+    <w:name w:val="Compact"/>
+    <w:basedOn w:val="BodyText"/>
+    <w:qFormat/>
+    <w:pPr>
+      <w:spacing w:after="36" w:before="36"/>
+    </w:pPr>
+  </w:style>
+  <w:style w:styleId="Title" w:type="paragraph">
+    <w:name w:val="Title"/>
+    <w:basedOn w:val="Normal"/>
+    <w:next w:val="BodyText"/>
+    <w:link w:val="TitleChar"/>
+    <w:uiPriority w:val="10"/>
+    <w:qFormat/>
+    <w:rsid w:val="00A10FD9"/>
+    <w:pPr>
+      <w:spacing w:after="80" w:line="240" w:lineRule="auto"/>
+      <w:contextualSpacing/>
+      <w:jc w:val="center"/>
     </w:pPr>
     <w:rPr>
-      <w:rFonts w:ascii="Aptos" w:asciiTheme="minorHAnsi" w:cs="" w:cstheme="minorBidi" w:eastAsia="Aptos" w:eastAsiaTheme="minorHAnsi" w:hAnsi="Aptos" w:hAnsiTheme="minorHAnsi"/>
-      <w:color w:val="auto"/>
-      <w:kern w:val="0"/>
+      <w:rFonts w:asciiTheme="majorHAnsi" w:cstheme="majorBidi" w:eastAsiaTheme="majorEastAsia" w:hAnsiTheme="majorHAnsi"/>
+      <w:sz w:val="56"/>
+      <w:szCs w:val="56"/>
+    </w:rPr>
+  </w:style>
+  <w:style w:customStyle="1" w:styleId="TitleChar" w:type="character">
+    <w:name w:val="Title Char"/>
+    <w:basedOn w:val="DefaultParagraphFont"/>
+    <w:link w:val="Title"/>
+    <w:uiPriority w:val="10"/>
+    <w:rsid w:val="00A10FD9"/>
+    <w:rPr>
+      <w:rFonts w:asciiTheme="majorHAnsi" w:cstheme="majorBidi" w:eastAsiaTheme="majorEastAsia" w:hAnsiTheme="majorHAnsi"/>
+      <w:sz w:val="56"/>
+      <w:szCs w:val="56"/>
+    </w:rPr>
+  </w:style>
+  <w:style w:styleId="Subtitle" w:type="paragraph">
+    <w:name w:val="Subtitle"/>
+    <w:basedOn w:val="Title"/>
+    <w:next w:val="BodyText"/>
+    <w:link w:val="SubtitleChar"/>
+    <w:uiPriority w:val="11"/>
+    <w:qFormat/>
+    <w:rsid w:val="00A10FD9"/>
+    <w:pPr>
+      <w:numPr>
+        <w:ilvl w:val="1"/>
+      </w:numPr>
+    </w:pPr>
+    <w:rPr>
+      <w:rFonts w:cstheme="majorBidi" w:eastAsiaTheme="majorEastAsia"/>
+      <w:spacing w:val="15"/>
+      <w:sz w:val="28"/>
+      <w:szCs w:val="28"/>
+    </w:rPr>
+  </w:style>
+  <w:style w:customStyle="1" w:styleId="SubtitleChar" w:type="character">
+    <w:name w:val="Subtitle Char"/>
+    <w:basedOn w:val="DefaultParagraphFont"/>
+    <w:link w:val="Subtitle"/>
+    <w:uiPriority w:val="11"/>
+    <w:rsid w:val="00A10FD9"/>
+    <w:rPr>
+      <w:rFonts w:cstheme="majorBidi" w:eastAsiaTheme="majorEastAsia"/>
+      <w:color w:themeColor="text1" w:themeTint="A6" w:val="595959"/>
+      <w:spacing w:val="15"/>
+      <w:sz w:val="28"/>
+      <w:szCs w:val="28"/>
+    </w:rPr>
+  </w:style>
+  <w:style w:customStyle="1" w:styleId="Author" w:type="paragraph">
+    <w:name w:val="Author"/>
+    <w:basedOn w:val="Title"/>
+    <w:next w:val="BodyText"/>
+    <w:qFormat/>
+    <w:pPr>
+      <w:keepNext/>
+      <w:keepLines/>
+    </w:pPr>
+    <w:rPr>
       <w:sz w:val="24"/>
       <w:szCs w:val="24"/>
-      <w:lang w:bidi="ar-SA" w:eastAsia="en-US" w:val="en-US"/>
     </w:rPr>
   </w:style>
+  <w:style w:styleId="Date" w:type="paragraph">
+    <w:name w:val="Date"/>
+    <w:basedOn w:val="Title"/>
+    <w:next w:val="BodyText"/>
+    <w:qFormat/>
+    <w:pPr>
+      <w:keepNext/>
+      <w:keepLines/>
+    </w:pPr>
+    <w:rPr>
+      <w:sz w:val="24"/>
+      <w:szCs w:val="24"/>
+    </w:rPr>
+  </w:style>
+  <w:style w:customStyle="1" w:styleId="AbstractTitle" w:type="paragraph">
+    <w:name w:val="Abstract Title"/>
+    <w:basedOn w:val="Normal"/>
+    <w:next w:val="Abstract"/>
+    <w:qFormat/>
+    <w:pPr>
+      <w:keepNext/>
+      <w:keepLines/>
+      <w:spacing w:after="0" w:before="300"/>
+      <w:jc w:val="center"/>
+    </w:pPr>
+    <w:rPr>
+      <w:b/>
+      <w:sz w:val="20"/>
+      <w:szCs w:val="20"/>
+    </w:rPr>
+  </w:style>
+  <w:style w:customStyle="1" w:styleId="Abstract" w:type="paragraph">
+    <w:name w:val="Abstract"/>
+    <w:basedOn w:val="Normal"/>
+    <w:next w:val="BodyText"/>
+    <w:qFormat/>
+    <w:pPr>
+      <w:keepNext/>
+      <w:keepLines/>
+      <w:spacing w:after="300" w:before="100"/>
+    </w:pPr>
+    <w:rPr>
+      <w:sz w:val="20"/>
+      <w:szCs w:val="20"/>
+    </w:rPr>
+  </w:style>
+  <w:style w:styleId="Bibliography" w:type="paragraph">
+    <w:name w:val="Bibliography"/>
+    <w:basedOn w:val="Normal"/>
+    <w:next w:val="Bibliography"/>
+    <w:qFormat/>
+    <w:pPr/>
+    <w:rPr/>
+  </w:style>
   <w:style w:styleId="Heading1" w:type="paragraph">
-    <w:name w:val="Heading 1"/>
+    <w:name w:val="heading 1"/>
     <w:basedOn w:val="Normal"/>
     <w:next w:val="BodyText"/>
     <w:link w:val="Heading1Char"/>
     <w:uiPriority w:val="9"/>
     <w:qFormat/>
-    <w:rsid w:val="00a10fd9"/>
+    <w:rsid w:val="00A10FD9"/>
     <w:pPr>
-      <w:keepNext w:val="true"/>
+      <w:keepNext/>
       <w:keepLines/>
       <w:spacing w:after="80" w:before="360"/>
       <w:outlineLvl w:val="0"/>
     </w:pPr>
     <w:rPr>
-      <w:rFonts w:ascii="Aptos Display" w:asciiTheme="majorHAnsi" w:cs="" w:cstheme="majorBidi" w:eastAsia="" w:eastAsiaTheme="majorEastAsia" w:hAnsi="Aptos Display" w:hAnsiTheme="majorHAnsi"/>
-      <w:color w:val="000000"/>
+      <w:rFonts w:asciiTheme="majorHAnsi" w:cstheme="majorBidi" w:eastAsiaTheme="majorEastAsia" w:hAnsiTheme="majorHAnsi"/>
+      <w:color w:themeColor="accent1" w:themeShade="BF" w:val="0F4761"/>
       <w:sz w:val="40"/>
       <w:szCs w:val="40"/>
     </w:rPr>
   </w:style>
   <w:style w:styleId="Heading2" w:type="paragraph">
-    <w:name w:val="Heading 2"/>
+    <w:name w:val="heading 2"/>
     <w:basedOn w:val="Normal"/>
     <w:next w:val="BodyText"/>
     <w:link w:val="Heading2Char"/>
@@ -8679,22 +8778,22 @@
     <w:semiHidden/>
     <w:unhideWhenUsed/>
     <w:qFormat/>
-    <w:rsid w:val="00a10fd9"/>
+    <w:rsid w:val="00A10FD9"/>
     <w:pPr>
-      <w:keepNext w:val="true"/>
+      <w:keepNext/>
       <w:keepLines/>
       <w:spacing w:after="80" w:before="160"/>
       <w:outlineLvl w:val="1"/>
     </w:pPr>
     <w:rPr>
-      <w:rFonts w:ascii="Aptos Display" w:asciiTheme="majorHAnsi" w:cs="" w:cstheme="majorBidi" w:eastAsia="" w:eastAsiaTheme="majorEastAsia" w:hAnsi="Aptos Display" w:hAnsiTheme="majorHAnsi"/>
-      <w:color w:val="000000"/>
+      <w:rFonts w:asciiTheme="majorHAnsi" w:cstheme="majorBidi" w:eastAsiaTheme="majorEastAsia" w:hAnsiTheme="majorHAnsi"/>
+      <w:color w:themeColor="accent1" w:themeShade="BF" w:val="0F4761"/>
       <w:sz w:val="32"/>
       <w:szCs w:val="32"/>
     </w:rPr>
   </w:style>
   <w:style w:styleId="Heading3" w:type="paragraph">
-    <w:name w:val="Heading 3"/>
+    <w:name w:val="heading 3"/>
     <w:basedOn w:val="Normal"/>
     <w:next w:val="BodyText"/>
     <w:link w:val="Heading3Char"/>
@@ -8702,22 +8801,22 @@
     <w:semiHidden/>
     <w:unhideWhenUsed/>
     <w:qFormat/>
-    <w:rsid w:val="00a10fd9"/>
+    <w:rsid w:val="00A10FD9"/>
     <w:pPr>
-      <w:keepNext w:val="true"/>
+      <w:keepNext/>
       <w:keepLines/>
       <w:spacing w:after="80" w:before="160"/>
       <w:outlineLvl w:val="2"/>
     </w:pPr>
     <w:rPr>
-      <w:rFonts w:cs="" w:cstheme="majorBidi" w:eastAsia="" w:eastAsiaTheme="majorEastAsia"/>
-      <w:color w:val="000000"/>
+      <w:rFonts w:cstheme="majorBidi" w:eastAsiaTheme="majorEastAsia"/>
+      <w:color w:themeColor="accent1" w:themeShade="BF" w:val="0F4761"/>
       <w:sz w:val="28"/>
       <w:szCs w:val="28"/>
     </w:rPr>
   </w:style>
   <w:style w:styleId="Heading4" w:type="paragraph">
-    <w:name w:val="Heading 4"/>
+    <w:name w:val="heading 4"/>
     <w:basedOn w:val="Normal"/>
     <w:next w:val="BodyText"/>
     <w:link w:val="Heading4Char"/>
@@ -8725,22 +8824,22 @@
     <w:semiHidden/>
     <w:unhideWhenUsed/>
     <w:qFormat/>
-    <w:rsid w:val="00a10fd9"/>
+    <w:rsid w:val="00A10FD9"/>
     <w:pPr>
-      <w:keepNext w:val="true"/>
+      <w:keepNext/>
       <w:keepLines/>
       <w:spacing w:after="40" w:before="80"/>
       <w:outlineLvl w:val="3"/>
     </w:pPr>
     <w:rPr>
-      <w:rFonts w:cs="" w:cstheme="majorBidi" w:eastAsia="" w:eastAsiaTheme="majorEastAsia"/>
+      <w:rFonts w:cstheme="majorBidi" w:eastAsiaTheme="majorEastAsia"/>
       <w:i/>
       <w:iCs/>
-      <w:color w:themeColor="accent1" w:themeShade="bf" w:val="0F4761"/>
+      <w:color w:themeColor="accent1" w:themeShade="BF" w:val="0F4761"/>
     </w:rPr>
   </w:style>
   <w:style w:styleId="Heading5" w:type="paragraph">
-    <w:name w:val="Heading 5"/>
+    <w:name w:val="heading 5"/>
     <w:basedOn w:val="Normal"/>
     <w:next w:val="BodyText"/>
     <w:link w:val="Heading5Char"/>
@@ -8748,20 +8847,20 @@
     <w:semiHidden/>
     <w:unhideWhenUsed/>
     <w:qFormat/>
-    <w:rsid w:val="00a10fd9"/>
+    <w:rsid w:val="00A10FD9"/>
     <w:pPr>
-      <w:keepNext w:val="true"/>
+      <w:keepNext/>
       <w:keepLines/>
       <w:spacing w:after="40" w:before="80"/>
       <w:outlineLvl w:val="4"/>
     </w:pPr>
     <w:rPr>
-      <w:rFonts w:cs="" w:cstheme="majorBidi" w:eastAsia="" w:eastAsiaTheme="majorEastAsia"/>
-      <w:color w:themeColor="accent1" w:themeShade="bf" w:val="0F4761"/>
+      <w:rFonts w:cstheme="majorBidi" w:eastAsiaTheme="majorEastAsia"/>
+      <w:color w:themeColor="accent1" w:themeShade="BF" w:val="0F4761"/>
     </w:rPr>
   </w:style>
   <w:style w:styleId="Heading6" w:type="paragraph">
-    <w:name w:val="Heading 6"/>
+    <w:name w:val="heading 6"/>
     <w:basedOn w:val="Normal"/>
     <w:next w:val="BodyText"/>
     <w:link w:val="Heading6Char"/>
@@ -8769,22 +8868,22 @@
     <w:semiHidden/>
     <w:unhideWhenUsed/>
     <w:qFormat/>
-    <w:rsid w:val="00a10fd9"/>
+    <w:rsid w:val="00A10FD9"/>
     <w:pPr>
-      <w:keepNext w:val="true"/>
+      <w:keepNext/>
       <w:keepLines/>
       <w:spacing w:after="0" w:before="40"/>
       <w:outlineLvl w:val="5"/>
     </w:pPr>
     <w:rPr>
-      <w:rFonts w:cs="" w:cstheme="majorBidi" w:eastAsia="" w:eastAsiaTheme="majorEastAsia"/>
+      <w:rFonts w:cstheme="majorBidi" w:eastAsiaTheme="majorEastAsia"/>
       <w:i/>
       <w:iCs/>
-      <w:color w:themeColor="text1" w:themeTint="a6" w:val="595959"/>
+      <w:color w:themeColor="text1" w:themeTint="A6" w:val="595959"/>
     </w:rPr>
   </w:style>
   <w:style w:styleId="Heading7" w:type="paragraph">
-    <w:name w:val="Heading 7"/>
+    <w:name w:val="heading 7"/>
     <w:basedOn w:val="Normal"/>
     <w:next w:val="BodyText"/>
     <w:link w:val="Heading7Char"/>
@@ -8792,20 +8891,20 @@
     <w:semiHidden/>
     <w:unhideWhenUsed/>
     <w:qFormat/>
-    <w:rsid w:val="00a10fd9"/>
+    <w:rsid w:val="00A10FD9"/>
     <w:pPr>
-      <w:keepNext w:val="true"/>
+      <w:keepNext/>
       <w:keepLines/>
       <w:spacing w:after="0" w:before="40"/>
       <w:outlineLvl w:val="6"/>
     </w:pPr>
     <w:rPr>
-      <w:rFonts w:cs="" w:cstheme="majorBidi" w:eastAsia="" w:eastAsiaTheme="majorEastAsia"/>
-      <w:color w:themeColor="text1" w:themeTint="a6" w:val="595959"/>
+      <w:rFonts w:cstheme="majorBidi" w:eastAsiaTheme="majorEastAsia"/>
+      <w:color w:themeColor="text1" w:themeTint="A6" w:val="595959"/>
     </w:rPr>
   </w:style>
   <w:style w:styleId="Heading8" w:type="paragraph">
-    <w:name w:val="Heading 8"/>
+    <w:name w:val="heading 8"/>
     <w:basedOn w:val="Normal"/>
     <w:next w:val="BodyText"/>
     <w:link w:val="Heading8Char"/>
@@ -8813,22 +8912,22 @@
     <w:semiHidden/>
     <w:unhideWhenUsed/>
     <w:qFormat/>
-    <w:rsid w:val="00a10fd9"/>
+    <w:rsid w:val="00A10FD9"/>
     <w:pPr>
-      <w:keepNext w:val="true"/>
+      <w:keepNext/>
       <w:keepLines/>
-      <w:spacing w:after="0" w:before="0"/>
+      <w:spacing w:after="0"/>
       <w:outlineLvl w:val="7"/>
     </w:pPr>
     <w:rPr>
-      <w:rFonts w:cs="" w:cstheme="majorBidi" w:eastAsia="" w:eastAsiaTheme="majorEastAsia"/>
+      <w:rFonts w:cstheme="majorBidi" w:eastAsiaTheme="majorEastAsia"/>
       <w:i/>
       <w:iCs/>
-      <w:color w:themeColor="text1" w:themeTint="d8" w:val="272727"/>
+      <w:color w:themeColor="text1" w:themeTint="D8" w:val="272727"/>
     </w:rPr>
   </w:style>
   <w:style w:styleId="Heading9" w:type="paragraph">
-    <w:name w:val="Heading 9"/>
+    <w:name w:val="heading 9"/>
     <w:basedOn w:val="Normal"/>
     <w:next w:val="BodyText"/>
     <w:link w:val="Heading9Char"/>
@@ -8836,46 +8935,16 @@
     <w:semiHidden/>
     <w:unhideWhenUsed/>
     <w:qFormat/>
-    <w:rsid w:val="00a10fd9"/>
+    <w:rsid w:val="00A10FD9"/>
     <w:pPr>
-      <w:keepNext w:val="true"/>
+      <w:keepNext/>
       <w:keepLines/>
-      <w:spacing w:after="0" w:before="0"/>
+      <w:spacing w:after="0"/>
       <w:outlineLvl w:val="8"/>
     </w:pPr>
     <w:rPr>
-      <w:rFonts w:cs="" w:cstheme="majorBidi" w:eastAsia="" w:eastAsiaTheme="majorEastAsia"/>
-      <w:color w:themeColor="text1" w:themeTint="d8" w:val="272727"/>
-    </w:rPr>
-  </w:style>
-  <w:style w:customStyle="1" w:styleId="TitleChar" w:type="character">
-    <w:name w:val="Title Char"/>
-    <w:basedOn w:val="DefaultParagraphFont"/>
-    <w:link w:val="Title"/>
-    <w:uiPriority w:val="10"/>
-    <w:qFormat/>
-    <w:rsid w:val="00a10fd9"/>
-    <w:rPr>
-      <w:rFonts w:ascii="Aptos Display" w:asciiTheme="majorHAnsi" w:cs="" w:cstheme="majorBidi" w:eastAsia="" w:eastAsiaTheme="majorEastAsia" w:hAnsi="Aptos Display" w:hAnsiTheme="majorHAnsi"/>
-      <w:spacing w:val="-10"/>
-      <w:kern w:val="2"/>
-      <w:sz w:val="56"/>
-      <w:szCs w:val="56"/>
-    </w:rPr>
-  </w:style>
-  <w:style w:customStyle="1" w:styleId="SubtitleChar" w:type="character">
-    <w:name w:val="Subtitle Char"/>
-    <w:basedOn w:val="DefaultParagraphFont"/>
-    <w:link w:val="Subtitle"/>
-    <w:uiPriority w:val="11"/>
-    <w:qFormat/>
-    <w:rsid w:val="00a10fd9"/>
-    <w:rPr>
-      <w:rFonts w:cs="" w:cstheme="majorBidi" w:eastAsia="" w:eastAsiaTheme="majorEastAsia"/>
-      <w:color w:themeColor="text1" w:themeTint="a6" w:val="595959"/>
-      <w:spacing w:val="15"/>
-      <w:sz w:val="28"/>
-      <w:szCs w:val="28"/>
+      <w:rFonts w:cstheme="majorBidi" w:eastAsiaTheme="majorEastAsia"/>
+      <w:color w:themeColor="text1" w:themeTint="D8" w:val="272727"/>
     </w:rPr>
   </w:style>
   <w:style w:customStyle="1" w:styleId="Heading1Char" w:type="character">
@@ -8883,11 +8952,10 @@
     <w:basedOn w:val="DefaultParagraphFont"/>
     <w:link w:val="Heading1"/>
     <w:uiPriority w:val="9"/>
-    <w:qFormat/>
-    <w:rsid w:val="00a10fd9"/>
+    <w:rsid w:val="00A10FD9"/>
     <w:rPr>
-      <w:rFonts w:ascii="Aptos Display" w:asciiTheme="majorHAnsi" w:cs="" w:cstheme="majorBidi" w:eastAsia="" w:eastAsiaTheme="majorEastAsia" w:hAnsi="Aptos Display" w:hAnsiTheme="majorHAnsi"/>
-      <w:color w:themeColor="accent1" w:themeShade="bf" w:val="0F4761"/>
+      <w:rFonts w:asciiTheme="majorHAnsi" w:cstheme="majorBidi" w:eastAsiaTheme="majorEastAsia" w:hAnsiTheme="majorHAnsi"/>
+      <w:color w:themeColor="accent1" w:themeShade="BF" w:val="0F4761"/>
       <w:sz w:val="40"/>
       <w:szCs w:val="40"/>
     </w:rPr>
@@ -8898,11 +8966,10 @@
     <w:link w:val="Heading2"/>
     <w:uiPriority w:val="9"/>
     <w:semiHidden/>
-    <w:qFormat/>
-    <w:rsid w:val="00a10fd9"/>
+    <w:rsid w:val="00A10FD9"/>
     <w:rPr>
-      <w:rFonts w:ascii="Aptos Display" w:asciiTheme="majorHAnsi" w:cs="" w:cstheme="majorBidi" w:eastAsia="" w:eastAsiaTheme="majorEastAsia" w:hAnsi="Aptos Display" w:hAnsiTheme="majorHAnsi"/>
-      <w:color w:themeColor="accent1" w:themeShade="bf" w:val="0F4761"/>
+      <w:rFonts w:asciiTheme="majorHAnsi" w:cstheme="majorBidi" w:eastAsiaTheme="majorEastAsia" w:hAnsiTheme="majorHAnsi"/>
+      <w:color w:themeColor="accent1" w:themeShade="BF" w:val="0F4761"/>
       <w:sz w:val="32"/>
       <w:szCs w:val="32"/>
     </w:rPr>
@@ -8913,11 +8980,10 @@
     <w:link w:val="Heading3"/>
     <w:uiPriority w:val="9"/>
     <w:semiHidden/>
-    <w:qFormat/>
-    <w:rsid w:val="00a10fd9"/>
+    <w:rsid w:val="00A10FD9"/>
     <w:rPr>
-      <w:rFonts w:cs="" w:cstheme="majorBidi" w:eastAsia="" w:eastAsiaTheme="majorEastAsia"/>
-      <w:color w:themeColor="accent1" w:themeShade="bf" w:val="0F4761"/>
+      <w:rFonts w:cstheme="majorBidi" w:eastAsiaTheme="majorEastAsia"/>
+      <w:color w:themeColor="accent1" w:themeShade="BF" w:val="0F4761"/>
       <w:sz w:val="28"/>
       <w:szCs w:val="28"/>
     </w:rPr>
@@ -8928,13 +8994,12 @@
     <w:link w:val="Heading4"/>
     <w:uiPriority w:val="9"/>
     <w:semiHidden/>
-    <w:qFormat/>
-    <w:rsid w:val="00a10fd9"/>
+    <w:rsid w:val="00A10FD9"/>
     <w:rPr>
-      <w:rFonts w:cs="" w:cstheme="majorBidi" w:eastAsia="" w:eastAsiaTheme="majorEastAsia"/>
+      <w:rFonts w:cstheme="majorBidi" w:eastAsiaTheme="majorEastAsia"/>
       <w:i/>
       <w:iCs/>
-      <w:color w:themeColor="accent1" w:themeShade="bf" w:val="0F4761"/>
+      <w:color w:themeColor="accent1" w:themeShade="BF" w:val="0F4761"/>
     </w:rPr>
   </w:style>
   <w:style w:customStyle="1" w:styleId="Heading5Char" w:type="character">
@@ -8943,11 +9008,10 @@
     <w:link w:val="Heading5"/>
     <w:uiPriority w:val="9"/>
     <w:semiHidden/>
-    <w:qFormat/>
-    <w:rsid w:val="00a10fd9"/>
+    <w:rsid w:val="00A10FD9"/>
     <w:rPr>
-      <w:rFonts w:cs="" w:cstheme="majorBidi" w:eastAsia="" w:eastAsiaTheme="majorEastAsia"/>
-      <w:color w:themeColor="accent1" w:themeShade="bf" w:val="0F4761"/>
+      <w:rFonts w:cstheme="majorBidi" w:eastAsiaTheme="majorEastAsia"/>
+      <w:color w:themeColor="accent1" w:themeShade="BF" w:val="0F4761"/>
     </w:rPr>
   </w:style>
   <w:style w:customStyle="1" w:styleId="Heading6Char" w:type="character">
@@ -8956,13 +9020,12 @@
     <w:link w:val="Heading6"/>
     <w:uiPriority w:val="9"/>
     <w:semiHidden/>
-    <w:qFormat/>
-    <w:rsid w:val="00a10fd9"/>
+    <w:rsid w:val="00A10FD9"/>
     <w:rPr>
-      <w:rFonts w:cs="" w:cstheme="majorBidi" w:eastAsia="" w:eastAsiaTheme="majorEastAsia"/>
+      <w:rFonts w:cstheme="majorBidi" w:eastAsiaTheme="majorEastAsia"/>
       <w:i/>
       <w:iCs/>
-      <w:color w:themeColor="text1" w:themeTint="a6" w:val="595959"/>
+      <w:color w:themeColor="text1" w:themeTint="A6" w:val="595959"/>
     </w:rPr>
   </w:style>
   <w:style w:customStyle="1" w:styleId="Heading7Char" w:type="character">
@@ -8971,11 +9034,10 @@
     <w:link w:val="Heading7"/>
     <w:uiPriority w:val="9"/>
     <w:semiHidden/>
-    <w:qFormat/>
-    <w:rsid w:val="00a10fd9"/>
+    <w:rsid w:val="00A10FD9"/>
     <w:rPr>
-      <w:rFonts w:cs="" w:cstheme="majorBidi" w:eastAsia="" w:eastAsiaTheme="majorEastAsia"/>
-      <w:color w:themeColor="text1" w:themeTint="a6" w:val="595959"/>
+      <w:rFonts w:cstheme="majorBidi" w:eastAsiaTheme="majorEastAsia"/>
+      <w:color w:themeColor="text1" w:themeTint="A6" w:val="595959"/>
     </w:rPr>
   </w:style>
   <w:style w:customStyle="1" w:styleId="Heading8Char" w:type="character">
@@ -8984,13 +9046,12 @@
     <w:link w:val="Heading8"/>
     <w:uiPriority w:val="9"/>
     <w:semiHidden/>
-    <w:qFormat/>
-    <w:rsid w:val="00a10fd9"/>
+    <w:rsid w:val="00A10FD9"/>
     <w:rPr>
-      <w:rFonts w:cs="" w:cstheme="majorBidi" w:eastAsia="" w:eastAsiaTheme="majorEastAsia"/>
+      <w:rFonts w:cstheme="majorBidi" w:eastAsiaTheme="majorEastAsia"/>
       <w:i/>
       <w:iCs/>
-      <w:color w:themeColor="text1" w:themeTint="d8" w:val="272727"/>
+      <w:color w:themeColor="text1" w:themeTint="D8" w:val="272727"/>
     </w:rPr>
   </w:style>
   <w:style w:customStyle="1" w:styleId="Heading9Char" w:type="character">
@@ -8999,30 +9060,131 @@
     <w:link w:val="Heading9"/>
     <w:uiPriority w:val="9"/>
     <w:semiHidden/>
+    <w:rsid w:val="00A10FD9"/>
+    <w:rPr>
+      <w:rFonts w:cstheme="majorBidi" w:eastAsiaTheme="majorEastAsia"/>
+      <w:color w:themeColor="text1" w:themeTint="D8" w:val="272727"/>
+    </w:rPr>
+  </w:style>
+  <w:style w:styleId="BlockText" w:type="paragraph">
+    <w:name w:val="Block Text"/>
+    <w:basedOn w:val="BodyText"/>
+    <w:next w:val="BodyText"/>
+    <w:uiPriority w:val="9"/>
+    <w:unhideWhenUsed/>
     <w:qFormat/>
-    <w:rsid w:val="00a10fd9"/>
-    <w:rPr>
-      <w:rFonts w:cs="" w:cstheme="majorBidi" w:eastAsia="" w:eastAsiaTheme="majorEastAsia"/>
-      <w:color w:themeColor="text1" w:themeTint="d8" w:val="272727"/>
-    </w:rPr>
+    <w:pPr>
+      <w:spacing w:after="100" w:before="100"/>
+      <w:ind w:firstLine="0" w:left="480" w:right="480"/>
+    </w:pPr>
+  </w:style>
+  <w:style w:styleId="FootnoteText" w:type="paragraph">
+    <w:name w:val="Footnote Text"/>
+    <w:basedOn w:val="Normal"/>
+    <w:next w:val="FootnoteText"/>
+    <w:uiPriority w:val="9"/>
+    <w:unhideWhenUsed/>
+    <w:qFormat/>
+  </w:style>
+  <w:style w:styleId="FootnoteBlockText" w:type="paragraph">
+    <w:name w:val="Footnote Block Text"/>
+    <w:basedOn w:val="FootnoteText"/>
+    <w:next w:val="FootnoteText"/>
+    <w:uiPriority w:val="9"/>
+    <w:unhideWhenUsed/>
+    <w:qFormat/>
+    <w:pPr>
+      <w:spacing w:after="100" w:before="100"/>
+      <w:ind w:firstLine="0" w:left="480" w:right="480"/>
+    </w:pPr>
   </w:style>
   <w:style w:default="1" w:styleId="DefaultParagraphFont" w:type="character">
     <w:name w:val="Default Paragraph Font"/>
     <w:semiHidden/>
     <w:unhideWhenUsed/>
+  </w:style>
+  <w:style w:default="1" w:styleId="Table" w:type="table">
+    <w:name w:val="Table"/>
+    <w:basedOn w:val="TableNormal"/>
+    <w:semiHidden/>
+    <w:unhideWhenUsed/>
     <w:qFormat/>
-    <w:rPr/>
+    <w:tblPr>
+      <w:tblInd w:type="dxa" w:w="0"/>
+      <w:tblCellMar>
+        <w:top w:type="dxa" w:w="0"/>
+        <w:left w:type="dxa" w:w="108"/>
+        <w:bottom w:type="dxa" w:w="0"/>
+        <w:right w:type="dxa" w:w="108"/>
+      </w:tblCellMar>
+    </w:tblPr>
+    <w:tblStylePr w:type="firstRow">
+      <w:tcPr>
+        <w:tcBorders>
+          <w:bottom w:val="single"/>
+        </w:tcBorders>
+        <w:vAlign w:val="bottom"/>
+      </w:tcPr>
+    </w:tblStylePr>
+  </w:style>
+  <w:style w:customStyle="1" w:styleId="DefinitionTerm" w:type="paragraph">
+    <w:name w:val="Definition Term"/>
+    <w:basedOn w:val="Normal"/>
+    <w:next w:val="Definition"/>
+    <w:pPr>
+      <w:keepNext/>
+      <w:keepLines/>
+      <w:spacing w:after="0"/>
+    </w:pPr>
+    <w:rPr>
+      <w:b/>
+    </w:rPr>
+  </w:style>
+  <w:style w:customStyle="1" w:styleId="Definition" w:type="paragraph">
+    <w:name w:val="Definition"/>
+    <w:basedOn w:val="Normal"/>
+  </w:style>
+  <w:style w:styleId="Caption" w:type="paragraph">
+    <w:name w:val="Caption"/>
+    <w:basedOn w:val="Normal"/>
+    <w:link w:val="BodyTextChar"/>
+    <w:pPr>
+      <w:spacing w:after="120" w:before="0"/>
+    </w:pPr>
+    <w:rPr>
+      <w:i/>
+    </w:rPr>
+  </w:style>
+  <w:style w:customStyle="1" w:styleId="TableCaption" w:type="paragraph">
+    <w:name w:val="Table Caption"/>
+    <w:basedOn w:val="Caption"/>
+    <w:pPr>
+      <w:keepNext/>
+    </w:pPr>
+  </w:style>
+  <w:style w:customStyle="1" w:styleId="ImageCaption" w:type="paragraph">
+    <w:name w:val="Image Caption"/>
+    <w:basedOn w:val="Caption"/>
+  </w:style>
+  <w:style w:customStyle="1" w:styleId="Figure" w:type="paragraph">
+    <w:name w:val="Figure"/>
+    <w:basedOn w:val="Normal"/>
+  </w:style>
+  <w:style w:customStyle="1" w:styleId="CaptionedFigure" w:type="paragraph">
+    <w:name w:val="Captioned Figure"/>
+    <w:basedOn w:val="Figure"/>
+    <w:pPr>
+      <w:keepNext/>
+    </w:pPr>
   </w:style>
   <w:style w:customStyle="1" w:styleId="BodyTextChar" w:type="character">
     <w:name w:val="Body Text Char"/>
     <w:basedOn w:val="DefaultParagraphFont"/>
-    <w:qFormat/>
-    <w:rPr/>
+    <w:link w:val="BodyText"/>
   </w:style>
   <w:style w:customStyle="1" w:styleId="VerbatimChar" w:type="character">
     <w:name w:val="Verbatim Char"/>
     <w:basedOn w:val="BodyTextChar"/>
-    <w:qFormat/>
     <w:rPr>
       <w:rFonts w:ascii="Consolas" w:hAnsi="Consolas"/>
       <w:sz w:val="22"/>
@@ -9031,18 +9193,10 @@
   <w:style w:customStyle="1" w:styleId="SectionNumber" w:type="character">
     <w:name w:val="Section Number"/>
     <w:basedOn w:val="BodyTextChar"/>
-    <w:qFormat/>
-    <w:rPr/>
-  </w:style>
-  <w:style w:styleId="FootnoteCharacters" w:type="character">
-    <w:name w:val="Footnote Characters"/>
-    <w:qFormat/>
-    <w:rPr>
-      <w:vertAlign w:val="superscript"/>
-    </w:rPr>
   </w:style>
   <w:style w:styleId="FootnoteReference" w:type="character">
     <w:name w:val="Footnote Reference"/>
+    <w:basedOn w:val="BodyTextChar"/>
     <w:rPr>
       <w:vertAlign w:val="superscript"/>
     </w:rPr>
@@ -9054,313 +9208,6 @@
       <w:color w:themeColor="accent1" w:val="4F81BD"/>
     </w:rPr>
   </w:style>
-  <w:style w:styleId="EndnoteCharacters" w:type="character">
-    <w:name w:val="Endnote Characters"/>
-    <w:qFormat/>
-    <w:rPr>
-      <w:vertAlign w:val="superscript"/>
-    </w:rPr>
-  </w:style>
-  <w:style w:styleId="EndnoteReference" w:type="character">
-    <w:name w:val="Endnote Reference"/>
-    <w:rPr>
-      <w:vertAlign w:val="superscript"/>
-    </w:rPr>
-  </w:style>
-  <w:style w:styleId="Heading" w:type="paragraph">
-    <w:name w:val="Heading"/>
-    <w:basedOn w:val="Normal"/>
-    <w:next w:val="BodyText"/>
-    <w:qFormat/>
-    <w:pPr>
-      <w:keepNext w:val="true"/>
-      <w:spacing w:after="120" w:before="240"/>
-    </w:pPr>
-    <w:rPr>
-      <w:rFonts w:ascii="Liberation Sans" w:cs="Arial Unicode MS" w:eastAsia="PingFang SC" w:hAnsi="Liberation Sans"/>
-      <w:sz w:val="28"/>
-      <w:szCs w:val="28"/>
-    </w:rPr>
-  </w:style>
-  <w:style w:styleId="BodyText" w:type="paragraph">
-    <w:name w:val="Body Text"/>
-    <w:basedOn w:val="Normal"/>
-    <w:link w:val="BodyTextChar"/>
-    <w:qFormat/>
-    <w:pPr>
-      <w:spacing w:after="180" w:before="180" w:line="276" w:lineRule="auto"/>
-      <w:jc w:val="both"/>
-    </w:pPr>
-    <w:rPr/>
-  </w:style>
-  <w:style w:styleId="List" w:type="paragraph">
-    <w:name w:val="List"/>
-    <w:basedOn w:val="BodyText"/>
-    <w:pPr/>
-    <w:rPr>
-      <w:rFonts w:ascii="Times New Roman" w:cs="Arial Unicode MS" w:hAnsi="Times New Roman"/>
-    </w:rPr>
-  </w:style>
-  <w:style w:styleId="Caption" w:type="paragraph">
-    <w:name w:val="Caption"/>
-    <w:basedOn w:val="Normal"/>
-    <w:link w:val="BodyTextChar"/>
-    <w:qFormat/>
-    <w:pPr>
-      <w:spacing w:after="120" w:before="0"/>
-    </w:pPr>
-    <w:rPr>
-      <w:i/>
-    </w:rPr>
-  </w:style>
-  <w:style w:styleId="Index" w:type="paragraph">
-    <w:name w:val="Index"/>
-    <w:basedOn w:val="Normal"/>
-    <w:qFormat/>
-    <w:pPr>
-      <w:suppressLineNumbers/>
-    </w:pPr>
-    <w:rPr>
-      <w:rFonts w:ascii="Times New Roman" w:cs="Arial Unicode MS" w:hAnsi="Times New Roman"/>
-    </w:rPr>
-  </w:style>
-  <w:style w:customStyle="1" w:styleId="FirstParagraph" w:type="paragraph">
-    <w:name w:val="First Paragraph"/>
-    <w:basedOn w:val="BodyText"/>
-    <w:next w:val="BodyText"/>
-    <w:qFormat/>
-    <w:pPr>
-      <w:spacing w:line="276" w:lineRule="auto"/>
-      <w:jc w:val="both"/>
-    </w:pPr>
-    <w:rPr/>
-  </w:style>
-  <w:style w:customStyle="1" w:styleId="Compact" w:type="paragraph">
-    <w:name w:val="Compact"/>
-    <w:basedOn w:val="BodyText"/>
-    <w:qFormat/>
-    <w:pPr>
-      <w:spacing w:after="36" w:before="36"/>
-    </w:pPr>
-    <w:rPr/>
-  </w:style>
-  <w:style w:styleId="Title" w:type="paragraph">
-    <w:name w:val="Title"/>
-    <w:basedOn w:val="Normal"/>
-    <w:next w:val="BodyText"/>
-    <w:link w:val="TitleChar"/>
-    <w:uiPriority w:val="10"/>
-    <w:qFormat/>
-    <w:rsid w:val="00a10fd9"/>
-    <w:pPr>
-      <w:spacing w:after="230" w:before="0" w:line="240" w:lineRule="auto"/>
-      <w:contextualSpacing/>
-      <w:jc w:val="center"/>
-    </w:pPr>
-    <w:rPr>
-      <w:rFonts w:ascii="Aptos Display" w:asciiTheme="majorHAnsi" w:cs="" w:cstheme="majorBidi" w:eastAsia="" w:eastAsiaTheme="majorEastAsia" w:hAnsi="Aptos Display" w:hAnsiTheme="majorHAnsi"/>
-      <w:spacing w:val="-10"/>
-      <w:kern w:val="2"/>
-      <w:sz w:val="52"/>
-      <w:szCs w:val="56"/>
-    </w:rPr>
-  </w:style>
-  <w:style w:styleId="Subtitle" w:type="paragraph">
-    <w:name w:val="Subtitle"/>
-    <w:basedOn w:val="Normal"/>
-    <w:next w:val="BodyText"/>
-    <w:link w:val="SubtitleChar"/>
-    <w:uiPriority w:val="11"/>
-    <w:qFormat/>
-    <w:rsid w:val="00a10fd9"/>
-    <w:pPr/>
-    <w:rPr>
-      <w:rFonts w:cs="" w:cstheme="majorBidi" w:eastAsia="" w:eastAsiaTheme="majorEastAsia"/>
-      <w:color w:themeColor="text1" w:themeTint="a6" w:val="595959"/>
-      <w:spacing w:val="15"/>
-      <w:sz w:val="28"/>
-      <w:szCs w:val="28"/>
-    </w:rPr>
-  </w:style>
-  <w:style w:customStyle="1" w:styleId="Author" w:type="paragraph">
-    <w:name w:val="Author"/>
-    <w:next w:val="BodyText"/>
-    <w:qFormat/>
-    <w:pPr>
-      <w:keepNext w:val="true"/>
-      <w:keepLines/>
-      <w:widowControl/>
-      <w:suppressAutoHyphens w:val="true"/>
-      <w:bidi w:val="0"/>
-      <w:spacing w:after="115" w:before="115"/>
-      <w:contextualSpacing/>
-      <w:jc w:val="center"/>
-    </w:pPr>
-    <w:rPr>
-      <w:rFonts w:ascii="Aptos" w:asciiTheme="minorHAnsi" w:cs="" w:cstheme="minorBidi" w:eastAsia="Aptos" w:eastAsiaTheme="minorHAnsi" w:hAnsi="Aptos" w:hAnsiTheme="minorHAnsi"/>
-      <w:color w:val="auto"/>
-      <w:kern w:val="0"/>
-      <w:sz w:val="24"/>
-      <w:szCs w:val="24"/>
-      <w:lang w:bidi="ar-SA" w:eastAsia="en-US" w:val="en-US"/>
-    </w:rPr>
-  </w:style>
-  <w:style w:styleId="Date" w:type="paragraph">
-    <w:name w:val="Date"/>
-    <w:next w:val="BodyText"/>
-    <w:qFormat/>
-    <w:pPr>
-      <w:keepNext w:val="true"/>
-      <w:keepLines/>
-      <w:widowControl/>
-      <w:suppressAutoHyphens w:val="true"/>
-      <w:bidi w:val="0"/>
-      <w:spacing w:after="115" w:before="0"/>
-      <w:jc w:val="center"/>
-    </w:pPr>
-    <w:rPr>
-      <w:rFonts w:ascii="Aptos" w:asciiTheme="minorHAnsi" w:cs="" w:cstheme="minorBidi" w:eastAsia="Aptos" w:eastAsiaTheme="minorHAnsi" w:hAnsi="Aptos" w:hAnsiTheme="minorHAnsi"/>
-      <w:color w:val="auto"/>
-      <w:kern w:val="0"/>
-      <w:sz w:val="24"/>
-      <w:szCs w:val="24"/>
-      <w:lang w:bidi="ar-SA" w:eastAsia="en-US" w:val="en-US"/>
-    </w:rPr>
-  </w:style>
-  <w:style w:customStyle="1" w:styleId="AbstractTitle" w:type="paragraph">
-    <w:name w:val="Abstract Title"/>
-    <w:basedOn w:val="Normal"/>
-    <w:next w:val="Abstract"/>
-    <w:qFormat/>
-    <w:pPr>
-      <w:keepNext w:val="true"/>
-      <w:keepLines/>
-      <w:spacing w:after="0" w:before="300"/>
-      <w:jc w:val="center"/>
-    </w:pPr>
-    <w:rPr>
-      <w:b/>
-      <w:color w:val="345A8A"/>
-      <w:sz w:val="20"/>
-      <w:szCs w:val="20"/>
-    </w:rPr>
-  </w:style>
-  <w:style w:customStyle="1" w:styleId="Abstract" w:type="paragraph">
-    <w:name w:val="Abstract"/>
-    <w:basedOn w:val="Normal"/>
-    <w:next w:val="BodyText"/>
-    <w:qFormat/>
-    <w:pPr>
-      <w:keepNext w:val="true"/>
-      <w:keepLines/>
-      <w:spacing w:after="300" w:before="100"/>
-    </w:pPr>
-    <w:rPr>
-      <w:sz w:val="20"/>
-      <w:szCs w:val="20"/>
-    </w:rPr>
-  </w:style>
-  <w:style w:styleId="Bibliography" w:type="paragraph">
-    <w:name w:val="Bibliography"/>
-    <w:basedOn w:val="Normal"/>
-    <w:qFormat/>
-    <w:pPr/>
-    <w:rPr/>
-  </w:style>
-  <w:style w:styleId="BlockText" w:type="paragraph">
-    <w:name w:val="Block Text"/>
-    <w:basedOn w:val="BodyText"/>
-    <w:next w:val="BodyText"/>
-    <w:uiPriority w:val="9"/>
-    <w:unhideWhenUsed/>
-    <w:qFormat/>
-    <w:pPr>
-      <w:spacing w:after="100" w:before="100"/>
-      <w:ind w:hanging="0" w:left="480" w:right="480"/>
-    </w:pPr>
-    <w:rPr/>
-  </w:style>
-  <w:style w:styleId="FootnoteText" w:type="paragraph">
-    <w:name w:val="Footnote Text"/>
-    <w:basedOn w:val="Normal"/>
-    <w:uiPriority w:val="9"/>
-    <w:unhideWhenUsed/>
-    <w:qFormat/>
-    <w:pPr/>
-    <w:rPr/>
-  </w:style>
-  <w:style w:styleId="FootnoteBlockText" w:type="paragraph">
-    <w:name w:val="Footnote Block Text"/>
-    <w:basedOn w:val="FootnoteText"/>
-    <w:next w:val="FootnoteText"/>
-    <w:uiPriority w:val="9"/>
-    <w:unhideWhenUsed/>
-    <w:qFormat/>
-    <w:pPr>
-      <w:spacing w:after="100" w:before="100"/>
-      <w:ind w:hanging="0" w:left="480" w:right="480"/>
-    </w:pPr>
-    <w:rPr/>
-  </w:style>
-  <w:style w:customStyle="1" w:styleId="DefinitionTerm" w:type="paragraph">
-    <w:name w:val="Definition Term"/>
-    <w:basedOn w:val="Normal"/>
-    <w:next w:val="Definition"/>
-    <w:qFormat/>
-    <w:pPr>
-      <w:keepNext w:val="true"/>
-      <w:keepLines/>
-      <w:spacing w:after="0" w:before="0"/>
-    </w:pPr>
-    <w:rPr>
-      <w:b/>
-    </w:rPr>
-  </w:style>
-  <w:style w:customStyle="1" w:styleId="Definition" w:type="paragraph">
-    <w:name w:val="Definition"/>
-    <w:basedOn w:val="Normal"/>
-    <w:qFormat/>
-    <w:pPr/>
-    <w:rPr/>
-  </w:style>
-  <w:style w:customStyle="1" w:styleId="TableCaption" w:type="paragraph">
-    <w:name w:val="Table Caption"/>
-    <w:basedOn w:val="Caption"/>
-    <w:qFormat/>
-    <w:pPr>
-      <w:keepNext w:val="true"/>
-    </w:pPr>
-    <w:rPr/>
-  </w:style>
-  <w:style w:customStyle="1" w:styleId="ImageCaption" w:type="paragraph">
-    <w:name w:val="Image Caption"/>
-    <w:basedOn w:val="Caption"/>
-    <w:qFormat/>
-    <w:pPr/>
-    <w:rPr/>
-  </w:style>
-  <w:style w:customStyle="1" w:styleId="Figure" w:type="paragraph">
-    <w:name w:val="Figure"/>
-    <w:basedOn w:val="Normal"/>
-    <w:qFormat/>
-    <w:pPr/>
-    <w:rPr/>
-  </w:style>
-  <w:style w:customStyle="1" w:styleId="CaptionedFigure" w:type="paragraph">
-    <w:name w:val="Captioned Figure"/>
-    <w:basedOn w:val="Figure"/>
-    <w:qFormat/>
-    <w:pPr>
-      <w:keepNext w:val="true"/>
-    </w:pPr>
-    <w:rPr/>
-  </w:style>
-  <w:style w:styleId="IndexHeading" w:type="paragraph">
-    <w:name w:val="Index Heading"/>
-    <w:basedOn w:val="Heading"/>
-    <w:pPr/>
-    <w:rPr/>
-  </w:style>
   <w:style w:styleId="TOCHeading" w:type="paragraph">
     <w:name w:val="TOC Heading"/>
     <w:basedOn w:val="Heading1"/>
@@ -9369,70 +9216,15 @@
     <w:unhideWhenUsed/>
     <w:qFormat/>
     <w:pPr>
-      <w:spacing w:after="80" w:before="240" w:line="259" w:lineRule="auto"/>
+      <w:spacing w:before="240" w:line="259" w:lineRule="auto"/>
       <w:outlineLvl w:val="9"/>
     </w:pPr>
     <w:rPr>
-      <w:rFonts w:ascii="Aptos Display" w:asciiTheme="majorHAnsi" w:cs="" w:cstheme="majorBidi" w:eastAsia="" w:eastAsiaTheme="majorEastAsia" w:hAnsi="Aptos Display" w:hAnsiTheme="majorHAnsi"/>
-      <w:b w:val="false"/>
-      <w:bCs w:val="false"/>
-      <w:color w:themeColor="accent1" w:themeShade="bf" w:val="365F91"/>
+      <w:rFonts w:asciiTheme="majorHAnsi" w:cstheme="majorBidi" w:eastAsiaTheme="majorEastAsia" w:hAnsiTheme="majorHAnsi"/>
+      <w:b w:val="0"/>
+      <w:bCs w:val="0"/>
+      <w:color w:themeColor="accent1" w:themeShade="BF" w:val="365F91"/>
     </w:rPr>
-  </w:style>
-  <w:style w:styleId="BodyTextIndent" w:type="paragraph">
-    <w:name w:val="Body Text Indent"/>
-    <w:basedOn w:val="BodyText"/>
-    <w:pPr>
-      <w:ind w:hanging="0" w:left="283"/>
-    </w:pPr>
-    <w:rPr/>
-  </w:style>
-  <w:style w:styleId="HeaderandFooter" w:type="paragraph">
-    <w:name w:val="Header and Footer"/>
-    <w:basedOn w:val="Normal"/>
-    <w:qFormat/>
-    <w:pPr>
-      <w:suppressLineNumbers/>
-      <w:tabs>
-        <w:tab w:pos="720" w:val="clear"/>
-        <w:tab w:leader="none" w:pos="4680" w:val="center"/>
-        <w:tab w:leader="none" w:pos="9360" w:val="right"/>
-      </w:tabs>
-    </w:pPr>
-    <w:rPr/>
-  </w:style>
-  <w:style w:styleId="Footer" w:type="paragraph">
-    <w:name w:val="Footer"/>
-    <w:basedOn w:val="HeaderandFooter"/>
-    <w:pPr>
-      <w:suppressLineNumbers/>
-      <w:jc w:val="right"/>
-    </w:pPr>
-    <w:rPr/>
-  </w:style>
-  <w:style w:default="1" w:styleId="Table" w:type="table">
-    <w:name w:val="Table"/>
-    <w:basedOn w:val="TableNormal"/>
-    <w:semiHidden/>
-    <w:unhideWhenUsed/>
-    <w:qFormat/>
-    <w:tblPr>
-      <w:tblCellMar>
-        <w:top w:type="dxa" w:w="0"/>
-        <w:left w:type="dxa" w:w="108"/>
-        <w:bottom w:type="dxa" w:w="0"/>
-        <w:right w:type="dxa" w:w="108"/>
-      </w:tblCellMar>
-    </w:tblPr>
-    <w:tblStylePr w:type="firstRow">
-      <w:tblPr/>
-      <w:tcPr>
-        <w:tcBorders>
-          <w:bottom w:val="single"/>
-        </w:tcBorders>
-        <w:vAlign w:val="bottom"/>
-      </w:tcPr>
-    </w:tblStylePr>
   </w:style>
   <w:style w:type="paragraph" w:customStyle="1" w:styleId="SourceCode">
     <w:name w:val="Source Code"/>
@@ -9700,97 +9492,195 @@
 </file>
 
 <file path=word/theme/theme1.xml><?xml version="1.0" encoding="utf-8"?>
-<a:theme xmlns:a="http://schemas.openxmlformats.org/drawingml/2006/main" xmlns:r="http://schemas.openxmlformats.org/officeDocument/2006/relationships" name="Office Theme">
+<a:theme xmlns:a="http://schemas.openxmlformats.org/drawingml/2006/main" name="Office Theme">
   <a:themeElements>
     <a:clrScheme name="Office">
       <a:dk1>
-        <a:srgbClr val="000000"/>
+        <a:sysClr val="windowText" lastClr="000000"/>
       </a:dk1>
       <a:lt1>
-        <a:srgbClr val="ffffff"/>
+        <a:sysClr val="window" lastClr="FFFFFF"/>
       </a:lt1>
       <a:dk2>
-        <a:srgbClr val="0e2841"/>
+        <a:srgbClr val="0E2841"/>
       </a:dk2>
       <a:lt2>
-        <a:srgbClr val="e8e8e8"/>
+        <a:srgbClr val="E8E8E8"/>
       </a:lt2>
       <a:accent1>
         <a:srgbClr val="156082"/>
       </a:accent1>
       <a:accent2>
-        <a:srgbClr val="e97132"/>
+        <a:srgbClr val="E97132"/>
       </a:accent2>
       <a:accent3>
-        <a:srgbClr val="196b24"/>
+        <a:srgbClr val="196B24"/>
       </a:accent3>
       <a:accent4>
-        <a:srgbClr val="0f9ed5"/>
+        <a:srgbClr val="0F9ED5"/>
       </a:accent4>
       <a:accent5>
-        <a:srgbClr val="a02b93"/>
+        <a:srgbClr val="A02B93"/>
       </a:accent5>
       <a:accent6>
-        <a:srgbClr val="4ea72e"/>
+        <a:srgbClr val="4EA72E"/>
       </a:accent6>
       <a:hlink>
         <a:srgbClr val="467886"/>
       </a:hlink>
       <a:folHlink>
-        <a:srgbClr val="96607d"/>
+        <a:srgbClr val="96607D"/>
       </a:folHlink>
     </a:clrScheme>
     <a:fontScheme name="Office">
       <a:majorFont>
-        <a:latin typeface="Aptos Display" panose="02110004020202020204" pitchFamily="0" charset="1"/>
+        <a:latin typeface="Aptos Display" panose="02110004020202020204"/>
         <a:ea typeface=""/>
         <a:cs typeface=""/>
+        <a:font script="Jpan" typeface="游ゴシック Light"/>
+        <a:font script="Hang" typeface="맑은 고딕"/>
+        <a:font script="Hans" typeface="等线 Light"/>
+        <a:font script="Hant" typeface="新細明體"/>
+        <a:font script="Arab" typeface="Times New Roman"/>
+        <a:font script="Hebr" typeface="Times New Roman"/>
+        <a:font script="Thai" typeface="Angsana New"/>
+        <a:font script="Ethi" typeface="Nyala"/>
+        <a:font script="Beng" typeface="Vrinda"/>
+        <a:font script="Gujr" typeface="Shruti"/>
+        <a:font script="Khmr" typeface="MoolBoran"/>
+        <a:font script="Knda" typeface="Tunga"/>
+        <a:font script="Guru" typeface="Raavi"/>
+        <a:font script="Cans" typeface="Euphemia"/>
+        <a:font script="Cher" typeface="Plantagenet Cherokee"/>
+        <a:font script="Yiii" typeface="Microsoft Yi Baiti"/>
+        <a:font script="Tibt" typeface="Microsoft Himalaya"/>
+        <a:font script="Thaa" typeface="MV Boli"/>
+        <a:font script="Deva" typeface="Mangal"/>
+        <a:font script="Telu" typeface="Gautami"/>
+        <a:font script="Taml" typeface="Latha"/>
+        <a:font script="Syrc" typeface="Estrangelo Edessa"/>
+        <a:font script="Orya" typeface="Kalinga"/>
+        <a:font script="Mlym" typeface="Kartika"/>
+        <a:font script="Laoo" typeface="DokChampa"/>
+        <a:font script="Sinh" typeface="Iskoola Pota"/>
+        <a:font script="Mong" typeface="Mongolian Baiti"/>
+        <a:font script="Viet" typeface="Times New Roman"/>
+        <a:font script="Uigh" typeface="Microsoft Uighur"/>
+        <a:font script="Geor" typeface="Sylfaen"/>
+        <a:font script="Armn" typeface="Arial"/>
+        <a:font script="Bugi" typeface="Leelawadee UI"/>
+        <a:font script="Bopo" typeface="Microsoft JhengHei"/>
+        <a:font script="Java" typeface="Javanese Text"/>
+        <a:font script="Lisu" typeface="Segoe UI"/>
+        <a:font script="Mymr" typeface="Myanmar Text"/>
+        <a:font script="Nkoo" typeface="Ebrima"/>
+        <a:font script="Olck" typeface="Nirmala UI"/>
+        <a:font script="Osma" typeface="Ebrima"/>
+        <a:font script="Phag" typeface="Phagspa"/>
+        <a:font script="Syrn" typeface="Estrangelo Edessa"/>
+        <a:font script="Syrj" typeface="Estrangelo Edessa"/>
+        <a:font script="Syre" typeface="Estrangelo Edessa"/>
+        <a:font script="Sora" typeface="Nirmala UI"/>
+        <a:font script="Tale" typeface="Microsoft Tai Le"/>
+        <a:font script="Talu" typeface="Microsoft New Tai Lue"/>
+        <a:font script="Tfng" typeface="Ebrima"/>
       </a:majorFont>
       <a:minorFont>
-        <a:latin typeface="Aptos" panose="02110004020202020204" pitchFamily="0" charset="1"/>
+        <a:latin typeface="Aptos" panose="02110004020202020204"/>
         <a:ea typeface=""/>
         <a:cs typeface=""/>
+        <a:font script="Jpan" typeface="游明朝"/>
+        <a:font script="Hang" typeface="맑은 고딕"/>
+        <a:font script="Hans" typeface="等线"/>
+        <a:font script="Hant" typeface="新細明體"/>
+        <a:font script="Arab" typeface="Arial"/>
+        <a:font script="Hebr" typeface="Arial"/>
+        <a:font script="Thai" typeface="Cordia New"/>
+        <a:font script="Ethi" typeface="Nyala"/>
+        <a:font script="Beng" typeface="Vrinda"/>
+        <a:font script="Gujr" typeface="Shruti"/>
+        <a:font script="Khmr" typeface="DaunPenh"/>
+        <a:font script="Knda" typeface="Tunga"/>
+        <a:font script="Guru" typeface="Raavi"/>
+        <a:font script="Cans" typeface="Euphemia"/>
+        <a:font script="Cher" typeface="Plantagenet Cherokee"/>
+        <a:font script="Yiii" typeface="Microsoft Yi Baiti"/>
+        <a:font script="Tibt" typeface="Microsoft Himalaya"/>
+        <a:font script="Thaa" typeface="MV Boli"/>
+        <a:font script="Deva" typeface="Mangal"/>
+        <a:font script="Telu" typeface="Gautami"/>
+        <a:font script="Taml" typeface="Latha"/>
+        <a:font script="Syrc" typeface="Estrangelo Edessa"/>
+        <a:font script="Orya" typeface="Kalinga"/>
+        <a:font script="Mlym" typeface="Kartika"/>
+        <a:font script="Laoo" typeface="DokChampa"/>
+        <a:font script="Sinh" typeface="Iskoola Pota"/>
+        <a:font script="Mong" typeface="Mongolian Baiti"/>
+        <a:font script="Viet" typeface="Arial"/>
+        <a:font script="Uigh" typeface="Microsoft Uighur"/>
+        <a:font script="Geor" typeface="Sylfaen"/>
+        <a:font script="Armn" typeface="Arial"/>
+        <a:font script="Bugi" typeface="Leelawadee UI"/>
+        <a:font script="Bopo" typeface="Microsoft JhengHei"/>
+        <a:font script="Java" typeface="Javanese Text"/>
+        <a:font script="Lisu" typeface="Segoe UI"/>
+        <a:font script="Mymr" typeface="Myanmar Text"/>
+        <a:font script="Nkoo" typeface="Ebrima"/>
+        <a:font script="Olck" typeface="Nirmala UI"/>
+        <a:font script="Osma" typeface="Ebrima"/>
+        <a:font script="Phag" typeface="Phagspa"/>
+        <a:font script="Syrn" typeface="Estrangelo Edessa"/>
+        <a:font script="Syrj" typeface="Estrangelo Edessa"/>
+        <a:font script="Syre" typeface="Estrangelo Edessa"/>
+        <a:font script="Sora" typeface="Nirmala UI"/>
+        <a:font script="Tale" typeface="Microsoft Tai Le"/>
+        <a:font script="Talu" typeface="Microsoft New Tai Lue"/>
+        <a:font script="Tfng" typeface="Ebrima"/>
       </a:minorFont>
     </a:fontScheme>
-    <a:fmtScheme>
+    <a:fmtScheme name="Office">
       <a:fillStyleLst>
         <a:solidFill>
           <a:schemeClr val="phClr"/>
         </a:solidFill>
-        <a:gradFill>
+        <a:gradFill rotWithShape="1">
           <a:gsLst>
             <a:gs pos="0">
               <a:schemeClr val="phClr">
                 <a:lumMod val="110000"/>
+                <a:satMod val="105000"/>
                 <a:tint val="67000"/>
               </a:schemeClr>
             </a:gs>
             <a:gs pos="50000">
               <a:schemeClr val="phClr">
                 <a:lumMod val="105000"/>
+                <a:satMod val="103000"/>
                 <a:tint val="73000"/>
               </a:schemeClr>
             </a:gs>
             <a:gs pos="100000">
               <a:schemeClr val="phClr">
                 <a:lumMod val="105000"/>
+                <a:satMod val="109000"/>
                 <a:tint val="81000"/>
               </a:schemeClr>
             </a:gs>
           </a:gsLst>
           <a:lin ang="5400000" scaled="0"/>
-          <a:tileRect l="0" t="0" r="0" b="0"/>
         </a:gradFill>
-        <a:gradFill>
+        <a:gradFill rotWithShape="1">
           <a:gsLst>
             <a:gs pos="0">
               <a:schemeClr val="phClr">
+                <a:satMod val="103000"/>
                 <a:lumMod val="102000"/>
                 <a:tint val="94000"/>
               </a:schemeClr>
             </a:gs>
             <a:gs pos="50000">
               <a:schemeClr val="phClr">
+                <a:satMod val="110000"/>
                 <a:lumMod val="100000"/>
                 <a:shade val="100000"/>
               </a:schemeClr>
@@ -9798,24 +9688,33 @@
             <a:gs pos="100000">
               <a:schemeClr val="phClr">
                 <a:lumMod val="99000"/>
+                <a:satMod val="120000"/>
                 <a:shade val="78000"/>
               </a:schemeClr>
             </a:gs>
           </a:gsLst>
           <a:lin ang="5400000" scaled="0"/>
-          <a:tileRect l="0" t="0" r="0" b="0"/>
         </a:gradFill>
       </a:fillStyleLst>
       <a:lnStyleLst>
         <a:ln w="6350" cap="flat" cmpd="sng" algn="ctr">
+          <a:solidFill>
+            <a:schemeClr val="phClr"/>
+          </a:solidFill>
           <a:prstDash val="solid"/>
           <a:miter lim="800000"/>
         </a:ln>
         <a:ln w="12700" cap="flat" cmpd="sng" algn="ctr">
+          <a:solidFill>
+            <a:schemeClr val="phClr"/>
+          </a:solidFill>
           <a:prstDash val="solid"/>
           <a:miter lim="800000"/>
         </a:ln>
         <a:ln w="19050" cap="flat" cmpd="sng" algn="ctr">
+          <a:solidFill>
+            <a:schemeClr val="phClr"/>
+          </a:solidFill>
           <a:prstDash val="solid"/>
           <a:miter lim="800000"/>
         </a:ln>
@@ -9828,7 +9727,13 @@
           <a:effectLst/>
         </a:effectStyle>
         <a:effectStyle>
-          <a:effectLst/>
+          <a:effectLst>
+            <a:outerShdw blurRad="57150" dist="19050" dir="5400000" algn="ctr" rotWithShape="0">
+              <a:srgbClr val="000000">
+                <a:alpha val="63000"/>
+              </a:srgbClr>
+            </a:outerShdw>
+          </a:effectLst>
         </a:effectStyle>
       </a:effectStyleLst>
       <a:bgFillStyleLst>
@@ -9838,13 +9743,15 @@
         <a:solidFill>
           <a:schemeClr val="phClr">
             <a:tint val="95000"/>
+            <a:satMod val="170000"/>
           </a:schemeClr>
         </a:solidFill>
-        <a:gradFill>
+        <a:gradFill rotWithShape="1">
           <a:gsLst>
             <a:gs pos="0">
               <a:schemeClr val="phClr">
                 <a:tint val="93000"/>
+                <a:satMod val="150000"/>
                 <a:shade val="98000"/>
                 <a:lumMod val="102000"/>
               </a:schemeClr>
@@ -9852,6 +9759,7 @@
             <a:gs pos="50000">
               <a:schemeClr val="phClr">
                 <a:tint val="98000"/>
+                <a:satMod val="130000"/>
                 <a:shade val="90000"/>
                 <a:lumMod val="103000"/>
               </a:schemeClr>
@@ -9859,14 +9767,21 @@
             <a:gs pos="100000">
               <a:schemeClr val="phClr">
                 <a:shade val="63000"/>
+                <a:satMod val="120000"/>
               </a:schemeClr>
             </a:gs>
           </a:gsLst>
           <a:lin ang="5400000" scaled="0"/>
-          <a:tileRect l="0" t="0" r="0" b="0"/>
         </a:gradFill>
       </a:bgFillStyleLst>
     </a:fmtScheme>
   </a:themeElements>
+  <a:objectDefaults/>
+  <a:extraClrSchemeLst/>
+  <a:extLst>
+    <a:ext uri="{05A4C25C-085E-4340-85A3-A5531E510DB2}">
+      <thm15:themeFamily xmlns:thm15="http://schemas.microsoft.com/office/thememl/2012/main" name="Office Theme" id="{2E142A2C-CD16-42D6-873A-C26D2A0506FA}" vid="{1BDDFF52-6CD6-40A5-AB3C-68EB2F1E4D0A}"/>
+    </a:ext>
+  </a:extLst>
 </a:theme>
 </file>
--- a/manuscript/manuscript.docx
+++ b/manuscript/manuscript.docx
@@ -126,7 +126,7 @@
       <w:r>
         <w:t xml:space="preserve"> </w:t>
       </w:r>
-      <w:hyperlink r:id="rId9">
+      <w:hyperlink r:id="rId12">
         <w:r>
           <w:rPr>
             <w:rStyle w:val="Hyperlink"/>
@@ -140,7 +140,7 @@
         <w:br w:type="page"/>
       </w:r>
     </w:p>
-    <w:bookmarkStart w:id="10" w:name="keywords"/>
+    <w:bookmarkStart w:id="13" w:name="keywords"/>
     <w:p>
       <w:pPr>
         <w:pStyle w:val="Heading1"/>
@@ -196,8 +196,8 @@
         <w:br/>
       </w:r>
     </w:p>
-    <w:bookmarkEnd w:id="10"/>
-    <w:bookmarkStart w:id="11" w:name="highlights"/>
+    <w:bookmarkEnd w:id="13"/>
+    <w:bookmarkStart w:id="14" w:name="highlights"/>
     <w:p>
       <w:pPr>
         <w:pStyle w:val="Heading1"/>
@@ -215,10 +215,7 @@
         </w:numPr>
       </w:pPr>
       <w:r>
-        <w:t xml:space="preserve">Bayesian and frequentist meta-analyses yield similar estimates for lead’s effect on IQ</w:t>
-      </w:r>
-      <w:r>
-        <w:t xml:space="preserve"> </w:t>
+        <w:t xml:space="preserve">Bayesian model yields full probability distributions, not just point estimates</w:t>
       </w:r>
     </w:p>
     <w:p>
@@ -230,7 +227,10 @@
         </w:numPr>
       </w:pPr>
       <w:r>
-        <w:t xml:space="preserve">Bayesian model yields full probability distributions, not just point estimates</w:t>
+        <w:t xml:space="preserve">Bayesian and frequentist meta-analyses yield similar estimates for lead’s effect on IQ</w:t>
+      </w:r>
+      <w:r>
+        <w:t xml:space="preserve"> </w:t>
       </w:r>
       <w:r>
         <w:t xml:space="preserve"> </w:t>
@@ -245,11 +245,11 @@
         </w:numPr>
       </w:pPr>
       <w:r>
-        <w:t xml:space="preserve">Results underscore health risk of lead exposure, even in low concentration</w:t>
-      </w:r>
-    </w:p>
-    <w:bookmarkEnd w:id="11"/>
-    <w:bookmarkStart w:id="15" w:name="graphical-abstract"/>
+        <w:t xml:space="preserve">Results underscore the health risk of lead exposure, even at low concentrations</w:t>
+      </w:r>
+    </w:p>
+    <w:bookmarkEnd w:id="14"/>
+    <w:bookmarkStart w:id="18" w:name="graphical-abstract"/>
     <w:p>
       <w:pPr>
         <w:pStyle w:val="Heading1"/>
@@ -265,20 +265,20 @@
       <w:r>
         <w:drawing>
           <wp:inline>
-            <wp:extent cx="5334000" cy="3168396"/>
+            <wp:extent cx="5943600" cy="3530498"/>
             <wp:effectExtent b="0" l="0" r="0" t="0"/>
-            <wp:docPr descr="" title="" id="13" name="Picture"/>
+            <wp:docPr descr="" title="" id="16" name="Picture"/>
             <a:graphic>
               <a:graphicData uri="http://schemas.openxmlformats.org/drawingml/2006/picture">
                 <pic:pic>
                   <pic:nvPicPr>
-                    <pic:cNvPr descr="tables_figures/main/graphical_abstract.png" id="14" name="Picture"/>
+                    <pic:cNvPr descr="tables_figures/main/graphical_abstract.png" id="17" name="Picture"/>
                     <pic:cNvPicPr>
                       <a:picLocks noChangeArrowheads="1" noChangeAspect="1"/>
                     </pic:cNvPicPr>
                   </pic:nvPicPr>
                   <pic:blipFill>
-                    <a:blip r:embed="rId12"/>
+                    <a:blip r:embed="rId15"/>
                     <a:stretch>
                       <a:fillRect/>
                     </a:stretch>
@@ -286,7 +286,7 @@
                   <pic:spPr bwMode="auto">
                     <a:xfrm>
                       <a:off x="0" y="0"/>
-                      <a:ext cx="5334000" cy="3168396"/>
+                      <a:ext cx="5943600" cy="3530498"/>
                     </a:xfrm>
                     <a:prstGeom prst="rect">
                       <a:avLst/>
@@ -305,8 +305,8 @@
         </w:drawing>
       </w:r>
     </w:p>
-    <w:bookmarkEnd w:id="15"/>
-    <w:bookmarkStart w:id="16" w:name="abstract"/>
+    <w:bookmarkEnd w:id="18"/>
+    <w:bookmarkStart w:id="19" w:name="abstract"/>
     <w:p>
       <w:pPr>
         <w:pStyle w:val="Heading1"/>
@@ -342,7 +342,7 @@
         <w:t xml:space="preserve"> </w:t>
       </w:r>
       <w:r>
-        <w:t xml:space="preserve">We compared frequentist and Bayesian frameworks, using lead exposure and IQ as a case study.</w:t>
+        <w:t xml:space="preserve">We compared frequentist and Bayesian frameworks, using lead exposure and IQ loss as a case study.</w:t>
       </w:r>
     </w:p>
     <w:p>
@@ -369,22 +369,7 @@
         <w:t xml:space="preserve"> </w:t>
       </w:r>
       <w:r>
-        <w:t xml:space="preserve"> </w:t>
-      </w:r>
-      <w:r>
-        <w:t xml:space="preserve">In both meta-analyses, we</w:t>
-      </w:r>
-      <w:r>
-        <w:t xml:space="preserve"> </w:t>
-      </w:r>
-      <w:r>
-        <w:t xml:space="preserve"> </w:t>
-      </w:r>
-      <w:r>
-        <w:t xml:space="preserve">used random-effects models and included the same effect estimates.</w:t>
-      </w:r>
-      <w:r>
-        <w:t xml:space="preserve"> </w:t>
+        <w:t xml:space="preserve">In both meta-analyses, we used random-effects models and included the same effect estimates.</w:t>
       </w:r>
       <w:r>
         <w:t xml:space="preserve"> </w:t>
@@ -637,13 +622,13 @@
         <w:t xml:space="preserve"> </w:t>
       </w:r>
       <w:r>
-        <w:t xml:space="preserve">The Bayesian framework provides posterior distributions, enabling direct probability statements, e.g. about exceeding risk thresholds, and comparative assessments across pollutants.</w:t>
-      </w:r>
-      <w:r>
-        <w:t xml:space="preserve"> </w:t>
-      </w:r>
-      <w:r>
-        <w:t xml:space="preserve">These features are particularly valuable regarding risk assessment and policy-making.</w:t>
+        <w:t xml:space="preserve">The Bayesian framework provides posterior distributions, enabling direct probability statements, e.g. about exceeding risk thresholds, and comparative assessments between pollutants.</w:t>
+      </w:r>
+      <w:r>
+        <w:t xml:space="preserve"> </w:t>
+      </w:r>
+      <w:r>
+        <w:t xml:space="preserve">These features are particularly valuable for risk assessment and policy-making.</w:t>
       </w:r>
     </w:p>
     <w:p>
@@ -651,14 +636,14 @@
         <w:br w:type="page"/>
       </w:r>
     </w:p>
-    <w:bookmarkEnd w:id="16"/>
-    <w:bookmarkStart w:id="17" w:name="background"/>
+    <w:bookmarkEnd w:id="19"/>
+    <w:bookmarkStart w:id="20" w:name="background"/>
     <w:p>
       <w:pPr>
         <w:pStyle w:val="Heading1"/>
       </w:pPr>
       <w:r>
-        <w:t xml:space="preserve">Background</w:t>
+        <w:t xml:space="preserve">1. Background</w:t>
       </w:r>
     </w:p>
     <w:p>
@@ -960,7 +945,7 @@
         <w:t xml:space="preserve"> </w:t>
       </w:r>
       <w:r>
-        <w:t xml:space="preserve">While these landmark studies have substantially shaped research and policy on childhood lead exposure, methodological issues and errors have been raised.</w:t>
+        <w:t xml:space="preserve">While these landmark studies have substantially shaped research and policy on childhood lead exposure, methodological issues and shortcomings have been raised.</w:t>
       </w:r>
       <w:r>
         <w:t xml:space="preserve"> </w:t>
@@ -981,7 +966,7 @@
         <w:t xml:space="preserve"> </w:t>
       </w:r>
       <w:r>
-        <w:t xml:space="preserve">These limitations, combined with the availability of more recent epidemiological data, underscore the need not only for an updated evidence synthesis, but also for methodologically robust approaches that can provide reliable exposure-response estimates for burden of disease and risk assessments.</w:t>
+        <w:t xml:space="preserve">These limitations, combined with the availability of more recent epidemiological data, underscore the need not only for an updated evidence synthesis, but also for methodologically robust approaches that can provide reliable exposure-response estimates to be used in burden of disease and risk assessments.</w:t>
       </w:r>
     </w:p>
     <w:p>
@@ -1042,23 +1027,23 @@
         <w:t xml:space="preserve">The aim of this study is twofold: first, to synthesize and quantitatively pool available epidemiological findings on the association between BLL and IQ scores in children; and second, to conduct both frequentist and Bayesian meta-analyses, comparing how these analytical frameworks impact exposure-response estimates and uncertainty quantification.</w:t>
       </w:r>
     </w:p>
-    <w:bookmarkEnd w:id="17"/>
-    <w:bookmarkStart w:id="30" w:name="methods"/>
+    <w:bookmarkEnd w:id="20"/>
+    <w:bookmarkStart w:id="33" w:name="methods"/>
     <w:p>
       <w:pPr>
         <w:pStyle w:val="Heading1"/>
       </w:pPr>
       <w:r>
-        <w:t xml:space="preserve">Methods</w:t>
-      </w:r>
-    </w:p>
-    <w:bookmarkStart w:id="19" w:name="literature-review"/>
+        <w:t xml:space="preserve">2. Methods</w:t>
+      </w:r>
+    </w:p>
+    <w:bookmarkStart w:id="22" w:name="literature-review"/>
     <w:p>
       <w:pPr>
         <w:pStyle w:val="Heading2"/>
       </w:pPr>
       <w:r>
-        <w:t xml:space="preserve">Literature Review</w:t>
+        <w:t xml:space="preserve">2.1 Literature Review</w:t>
       </w:r>
     </w:p>
     <w:p>
@@ -1136,7 +1121,7 @@
         </w:rPr>
         <w:t xml:space="preserve">(</w:t>
       </w:r>
-      <w:hyperlink r:id="rId18">
+      <w:hyperlink r:id="rId21">
         <w:r>
           <w:rPr>
             <w:rStyle w:val="Hyperlink"/>
@@ -1280,14 +1265,14 @@
         <w:t xml:space="preserve">For all included studies, effect estimates from the most-adjusted model were extracted and the adjustment set was recorded.</w:t>
       </w:r>
     </w:p>
-    <w:bookmarkEnd w:id="19"/>
-    <w:bookmarkStart w:id="20" w:name="risk-of-bias-assessment"/>
+    <w:bookmarkEnd w:id="22"/>
+    <w:bookmarkStart w:id="23" w:name="risk-of-bias-assessment"/>
     <w:p>
       <w:pPr>
         <w:pStyle w:val="Heading2"/>
       </w:pPr>
       <w:r>
-        <w:t xml:space="preserve">Risk of Bias Assessment</w:t>
+        <w:t xml:space="preserve">2.2 Risk of Bias Assessment</w:t>
       </w:r>
     </w:p>
     <w:p>
@@ -1379,14 +1364,14 @@
         <w:t xml:space="preserve">If there were any deviations in the judgement of the researcher and the LLM, the respective item was revisited by the researcher who made the final decision.</w:t>
       </w:r>
     </w:p>
-    <w:bookmarkEnd w:id="20"/>
-    <w:bookmarkStart w:id="22" w:name="harmonization-of-effect-estimates"/>
+    <w:bookmarkEnd w:id="23"/>
+    <w:bookmarkStart w:id="25" w:name="harmonization-of-effect-estimates"/>
     <w:p>
       <w:pPr>
         <w:pStyle w:val="Heading2"/>
       </w:pPr>
       <w:r>
-        <w:t xml:space="preserve">Harmonization of Effect Estimates</w:t>
+        <w:t xml:space="preserve">2.3 Harmonization of Effect Estimates</w:t>
       </w:r>
     </w:p>
     <w:p>
@@ -1448,7 +1433,7 @@
       <w:pPr>
         <w:pStyle w:val="BodyText"/>
       </w:pPr>
-      <w:bookmarkStart w:id="21" w:name="eq-regression-model"/>
+      <w:bookmarkStart w:id="24" w:name="eq-regression-model"/>
       <m:oMathPara>
         <m:oMathParaPr>
           <m:jc m:val="center"/>
@@ -1565,7 +1550,7 @@
           </m:r>
         </m:oMath>
       </m:oMathPara>
-      <w:bookmarkEnd w:id="21"/>
+      <w:bookmarkEnd w:id="24"/>
     </w:p>
     <w:p>
       <w:pPr>
@@ -1773,14 +1758,14 @@
         <w:t xml:space="preserve">These were excluded from the meta-analysis, as transformation of effect estimates for linear BLL to log-linear could not be justified.</w:t>
       </w:r>
     </w:p>
-    <w:bookmarkEnd w:id="22"/>
-    <w:bookmarkStart w:id="28" w:name="meta-analysis"/>
+    <w:bookmarkEnd w:id="25"/>
+    <w:bookmarkStart w:id="31" w:name="meta-analysis"/>
     <w:p>
       <w:pPr>
         <w:pStyle w:val="Heading2"/>
       </w:pPr>
       <w:r>
-        <w:t xml:space="preserve">Meta-Analysis</w:t>
+        <w:t xml:space="preserve">2.4 Meta-Analysis</w:t>
       </w:r>
     </w:p>
     <w:p>
@@ -1849,7 +1834,7 @@
       <w:r>
         <w:t xml:space="preserve"> </w:t>
       </w:r>
-      <w:hyperlink r:id="rId23">
+      <w:hyperlink r:id="rId26">
         <w:r>
           <w:rPr>
             <w:rStyle w:val="Hyperlink"/>
@@ -1861,13 +1846,13 @@
         <w:t xml:space="preserve">.</w:t>
       </w:r>
     </w:p>
-    <w:bookmarkStart w:id="26" w:name="bayesian-meta-analysis"/>
+    <w:bookmarkStart w:id="29" w:name="bayesian-meta-analysis"/>
     <w:p>
       <w:pPr>
         <w:pStyle w:val="Heading3"/>
       </w:pPr>
       <w:r>
-        <w:t xml:space="preserve">Bayesian Meta-Analysis</w:t>
+        <w:t xml:space="preserve">2.4.1 Bayesian Meta-Analysis</w:t>
       </w:r>
     </w:p>
     <w:p>
@@ -1992,7 +1977,7 @@
       <w:pPr>
         <w:pStyle w:val="BodyText"/>
       </w:pPr>
-      <w:bookmarkStart w:id="24" w:name="eq-model"/>
+      <w:bookmarkStart w:id="27" w:name="eq-model"/>
       <m:oMathPara>
         <m:oMathParaPr>
           <m:jc m:val="center"/>
@@ -2153,7 +2138,7 @@
           </m:r>
         </m:oMath>
       </m:oMathPara>
-      <w:bookmarkEnd w:id="24"/>
+      <w:bookmarkEnd w:id="27"/>
     </w:p>
     <w:p>
       <w:pPr>
@@ -2503,7 +2488,7 @@
         <w:t xml:space="preserve"> </w:t>
       </w:r>
       <w:r>
-        <w:t xml:space="preserve">For both parameters, weakly-informative priors were chosen so that the posterior distributions are softly being bounded to realistic ranges of results.</w:t>
+        <w:t xml:space="preserve">For both parameters, weakly-informative priors were chosen to softly constrain the posterior distributions to realistic ranges of results.</w:t>
       </w:r>
       <w:r>
         <w:t xml:space="preserve"> </w:t>
@@ -2639,7 +2624,7 @@
       <w:pPr>
         <w:pStyle w:val="BodyText"/>
       </w:pPr>
-      <w:bookmarkStart w:id="25" w:name="eq-priors"/>
+      <w:bookmarkStart w:id="28" w:name="eq-priors"/>
       <m:oMathPara>
         <m:oMathParaPr>
           <m:jc m:val="center"/>
@@ -2776,7 +2761,7 @@
           </m:r>
         </m:oMath>
       </m:oMathPara>
-      <w:bookmarkEnd w:id="25"/>
+      <w:bookmarkEnd w:id="28"/>
     </w:p>
     <w:p>
       <w:pPr>
@@ -2810,7 +2795,7 @@
         <w:t xml:space="preserve"> </w:t>
       </w:r>
       <w:r>
-        <w:t xml:space="preserve">to assess the appropriateness of the specified priors.</w:t>
+        <w:t xml:space="preserve">to verify that the specified priors were appropriate.</w:t>
       </w:r>
       <w:r>
         <w:t xml:space="preserve"> </w:t>
@@ -2825,14 +2810,14 @@
         <w:t xml:space="preserve">Additionally, a sensitivity analysis with alternative priors was conducted, as described below.</w:t>
       </w:r>
     </w:p>
-    <w:bookmarkEnd w:id="26"/>
-    <w:bookmarkStart w:id="27" w:name="frequentist-meta-analysis"/>
+    <w:bookmarkEnd w:id="29"/>
+    <w:bookmarkStart w:id="30" w:name="frequentist-meta-analysis"/>
     <w:p>
       <w:pPr>
         <w:pStyle w:val="Heading3"/>
       </w:pPr>
       <w:r>
-        <w:t xml:space="preserve">Frequentist Meta-Analysis</w:t>
+        <w:t xml:space="preserve">2.4.2 Frequentist Meta-Analysis</w:t>
       </w:r>
     </w:p>
     <w:p>
@@ -2933,15 +2918,15 @@
         <w:t xml:space="preserve">.</w:t>
       </w:r>
     </w:p>
-    <w:bookmarkEnd w:id="27"/>
-    <w:bookmarkEnd w:id="28"/>
-    <w:bookmarkStart w:id="29" w:name="sensitivity-analysis"/>
+    <w:bookmarkEnd w:id="30"/>
+    <w:bookmarkEnd w:id="31"/>
+    <w:bookmarkStart w:id="32" w:name="sensitivity-analysis"/>
     <w:p>
       <w:pPr>
         <w:pStyle w:val="Heading2"/>
       </w:pPr>
       <w:r>
-        <w:t xml:space="preserve">Sensitivity Analysis</w:t>
+        <w:t xml:space="preserve">2.5 Sensitivity Analysis</w:t>
       </w:r>
     </w:p>
     <w:p>
@@ -3212,24 +3197,24 @@
         <w:t xml:space="preserve">Note that for the main effect, the broader prior is centered around 0, giving equal weight to the probability of a protective and detrimental effect of lead.</w:t>
       </w:r>
     </w:p>
-    <w:bookmarkEnd w:id="29"/>
-    <w:bookmarkEnd w:id="30"/>
-    <w:bookmarkStart w:id="41" w:name="results"/>
+    <w:bookmarkEnd w:id="32"/>
+    <w:bookmarkEnd w:id="33"/>
+    <w:bookmarkStart w:id="44" w:name="results"/>
     <w:p>
       <w:pPr>
         <w:pStyle w:val="Heading1"/>
       </w:pPr>
       <w:r>
-        <w:t xml:space="preserve">Results</w:t>
-      </w:r>
-    </w:p>
-    <w:bookmarkStart w:id="34" w:name="literature-review-1"/>
+        <w:t xml:space="preserve">3. Results</w:t>
+      </w:r>
+    </w:p>
+    <w:bookmarkStart w:id="37" w:name="literature-review-1"/>
     <w:p>
       <w:pPr>
         <w:pStyle w:val="Heading2"/>
       </w:pPr>
       <w:r>
-        <w:t xml:space="preserve">Literature Review</w:t>
+        <w:t xml:space="preserve">3.1 Literature Review</w:t>
       </w:r>
     </w:p>
     <w:p>
@@ -3330,20 +3315,20 @@
       <w:r>
         <w:drawing>
           <wp:inline>
-            <wp:extent cx="3200400" cy="3820911"/>
+            <wp:extent cx="3566160" cy="4257586"/>
             <wp:effectExtent b="0" l="0" r="0" t="0"/>
-            <wp:docPr descr="Fig. 1: PRISMA flow diagram. BLL, blood lead level; Pb, lead; Hg, mercury" title="" id="32" name="Picture"/>
+            <wp:docPr descr="Fig. 1: PRISMA flow diagram. BLL, blood lead level; Pb, lead; Hg, mercury" title="" id="35" name="Picture"/>
             <a:graphic>
               <a:graphicData uri="http://schemas.openxmlformats.org/drawingml/2006/picture">
                 <pic:pic>
                   <pic:nvPicPr>
-                    <pic:cNvPr descr="tables_figures/main/figure1.png" id="33" name="Picture"/>
+                    <pic:cNvPr descr="tables_figures/main/figure1.png" id="36" name="Picture"/>
                     <pic:cNvPicPr>
                       <a:picLocks noChangeArrowheads="1" noChangeAspect="1"/>
                     </pic:cNvPicPr>
                   </pic:nvPicPr>
                   <pic:blipFill>
-                    <a:blip r:embed="rId31"/>
+                    <a:blip r:embed="rId34"/>
                     <a:stretch>
                       <a:fillRect/>
                     </a:stretch>
@@ -3351,7 +3336,7 @@
                   <pic:spPr bwMode="auto">
                     <a:xfrm>
                       <a:off x="0" y="0"/>
-                      <a:ext cx="3200400" cy="3820911"/>
+                      <a:ext cx="3566160" cy="4257586"/>
                     </a:xfrm>
                     <a:prstGeom prst="rect">
                       <a:avLst/>
@@ -3473,14 +3458,14 @@
         <w:t xml:space="preserve">We contacted the corresponding author, who confirmed that decimal points were missing in the publication.</w:t>
       </w:r>
     </w:p>
-    <w:bookmarkEnd w:id="34"/>
-    <w:bookmarkStart w:id="35" w:name="risk-of-bias"/>
+    <w:bookmarkEnd w:id="37"/>
+    <w:bookmarkStart w:id="38" w:name="risk-of-bias"/>
     <w:p>
       <w:pPr>
         <w:pStyle w:val="Heading2"/>
       </w:pPr>
       <w:r>
-        <w:t xml:space="preserve">Risk of Bias</w:t>
+        <w:t xml:space="preserve">3.2 Risk of Bias</w:t>
       </w:r>
     </w:p>
     <w:p>
@@ -3568,7 +3553,7 @@
         <w:t xml:space="preserve"> </w:t>
       </w:r>
       <w:r>
-        <w:t xml:space="preserve">(2x high RoB, 5x some concerns), where important confounders like maternal IQ were not included or the authors used a data-driven selection approach for covariate selection, when a theory-driven approach is preferable</w:t>
+        <w:t xml:space="preserve">(2x high RoB, 5x some concerns), where important confounders like maternal IQ were not included or the authors used a data-driven selection approach for covariate selection, when a theory-driven approach was preferable</w:t>
       </w:r>
       <w:r>
         <w:t xml:space="preserve"> </w:t>
@@ -3605,14 +3590,14 @@
         <w:t xml:space="preserve">Results from the RoB assessment are presented in Tab. 3.</w:t>
       </w:r>
     </w:p>
-    <w:bookmarkEnd w:id="35"/>
-    <w:bookmarkStart w:id="39" w:name="meta-analysis-1"/>
+    <w:bookmarkEnd w:id="38"/>
+    <w:bookmarkStart w:id="42" w:name="meta-analysis-1"/>
     <w:p>
       <w:pPr>
         <w:pStyle w:val="Heading2"/>
       </w:pPr>
       <w:r>
-        <w:t xml:space="preserve">Meta Analysis</w:t>
+        <w:t xml:space="preserve">3.3 Meta Analysis</w:t>
       </w:r>
     </w:p>
     <w:p>
@@ -3849,20 +3834,20 @@
       <w:r>
         <w:drawing>
           <wp:inline>
-            <wp:extent cx="5334000" cy="1999685"/>
+            <wp:extent cx="5943600" cy="2228220"/>
             <wp:effectExtent b="0" l="0" r="0" t="0"/>
-            <wp:docPr descr="Fig. 2: Forest plots for Bayesian (left) and frequentist (right) meta-analyses. BLL, blood lead level; CI, confidence interval; CrI, credible interval" title="" id="37" name="Picture"/>
+            <wp:docPr descr="Fig. 2: Forest plots for Bayesian (left) and frequentist (right) meta-analyses. BLL, blood lead level; CI, confidence interval; CrI, credible interval" title="" id="40" name="Picture"/>
             <a:graphic>
               <a:graphicData uri="http://schemas.openxmlformats.org/drawingml/2006/picture">
                 <pic:pic>
                   <pic:nvPicPr>
-                    <pic:cNvPr descr="tables_figures/main/figure2.png" id="38" name="Picture"/>
+                    <pic:cNvPr descr="tables_figures/main/figure2.png" id="41" name="Picture"/>
                     <pic:cNvPicPr>
                       <a:picLocks noChangeArrowheads="1" noChangeAspect="1"/>
                     </pic:cNvPicPr>
                   </pic:nvPicPr>
                   <pic:blipFill>
-                    <a:blip r:embed="rId36"/>
+                    <a:blip r:embed="rId39"/>
                     <a:stretch>
                       <a:fillRect/>
                     </a:stretch>
@@ -3870,7 +3855,7 @@
                   <pic:spPr bwMode="auto">
                     <a:xfrm>
                       <a:off x="0" y="0"/>
-                      <a:ext cx="5334000" cy="1999685"/>
+                      <a:ext cx="5943600" cy="2228220"/>
                     </a:xfrm>
                     <a:prstGeom prst="rect">
                       <a:avLst/>
@@ -3902,7 +3887,7 @@
         <w:pStyle w:val="BodyText"/>
       </w:pPr>
       <w:r>
-        <w:t xml:space="preserve">The single study estimates depicted in Fig. 2 differ in both approaches because individual study estimates are shrunk towards the pooled estimate.</w:t>
+        <w:t xml:space="preserve">The single study estimates shown in Fig. 2 differ in both approaches because individual study estimates are shrunk towards the pooled estimate.</w:t>
       </w:r>
       <w:r>
         <w:t xml:space="preserve"> </w:t>
@@ -3911,14 +3896,14 @@
         <w:t xml:space="preserve">In the context of meta-analysis, shrinkage is comparable to the inverse-variance weighting in the frequentist framework.</w:t>
       </w:r>
     </w:p>
-    <w:bookmarkEnd w:id="39"/>
-    <w:bookmarkStart w:id="40" w:name="sensitivity-analysis-1"/>
+    <w:bookmarkEnd w:id="42"/>
+    <w:bookmarkStart w:id="43" w:name="sensitivity-analysis-1"/>
     <w:p>
       <w:pPr>
         <w:pStyle w:val="Heading2"/>
       </w:pPr>
       <w:r>
-        <w:t xml:space="preserve">Sensitivity Analysis</w:t>
+        <w:t xml:space="preserve">3.4 Sensitivity Analysis</w:t>
       </w:r>
     </w:p>
     <w:p>
@@ -4232,18 +4217,18 @@
         <w:t xml:space="preserve"> </w:t>
       </w:r>
       <w:r>
-        <w:t xml:space="preserve">This shows that the results are robust to prior specification, because the shifts in the pooled estimate are not substantial and do not change the conclusion.</w:t>
-      </w:r>
-    </w:p>
-    <w:bookmarkEnd w:id="40"/>
-    <w:bookmarkEnd w:id="41"/>
-    <w:bookmarkStart w:id="42" w:name="discussion"/>
+        <w:t xml:space="preserve">This shows that the results are robust to prior specification, because the shifts in the pooled estimate are not substantial and do not change the conclusion of our analysis.</w:t>
+      </w:r>
+    </w:p>
+    <w:bookmarkEnd w:id="43"/>
+    <w:bookmarkEnd w:id="44"/>
+    <w:bookmarkStart w:id="45" w:name="discussion"/>
     <w:p>
       <w:pPr>
         <w:pStyle w:val="Heading1"/>
       </w:pPr>
       <w:r>
-        <w:t xml:space="preserve">Discussion</w:t>
+        <w:t xml:space="preserve">4. Discussion</w:t>
       </w:r>
     </w:p>
     <w:p>
@@ -4409,7 +4394,7 @@
         <w:t xml:space="preserve"> </w:t>
       </w:r>
       <w:r>
-        <w:t xml:space="preserve">When meaningful effect size or risk thresholds are defined, exceedance probabilities can be directly obtained from the posterior, providing an intuitive and policy-relevant summary of uncertainty.</w:t>
+        <w:t xml:space="preserve">When meaningful effect sizes or risk thresholds are defined, exceedance probabilities can be directly obtained from the posterior, providing an intuitive and policy-relevant summary of uncertainty.</w:t>
       </w:r>
       <w:r>
         <w:t xml:space="preserve"> </w:t>
@@ -4637,7 +4622,7 @@
         <w:t xml:space="preserve"> </w:t>
       </w:r>
       <w:r>
-        <w:t xml:space="preserve">The Bayesian approach was less sensitive to estimates from such studies, as the results of individual studies with large uncertainty are shrunk towards the pooled estimate, which is a particular advantage when pooling a small number of studies.</w:t>
+        <w:t xml:space="preserve">The Bayesian approach was less sensitive to estimates from such studies, because the results of individual studies with large uncertainty were shrunk towards the pooled estimate, which is a particular advantage when pooling a small number of studies.</w:t>
       </w:r>
     </w:p>
     <w:p>
@@ -4676,6 +4661,9 @@
       </w:r>
       <w:r>
         <w:t xml:space="preserve">While this reduced the number of studies available for pooling, exclusion was necessary to ensure interpretability, as combining effect estimates expressed on different scales would render the pooled estimate uninterpretable.</w:t>
+      </w:r>
+      <w:r>
+        <w:t xml:space="preserve"> </w:t>
       </w:r>
     </w:p>
     <w:p>
@@ -4739,14 +4727,14 @@
         <w:t xml:space="preserve">Finally, we adhered to PRISMA and BARG reporting guidelines, along with the use of the raRoB tool for risk of bias assessment, ensuring consistency and rigor in study selection, data extraction, study quality appraisal, and statistical analysis.</w:t>
       </w:r>
     </w:p>
-    <w:bookmarkEnd w:id="42"/>
-    <w:bookmarkStart w:id="43" w:name="conclusions"/>
+    <w:bookmarkEnd w:id="45"/>
+    <w:bookmarkStart w:id="46" w:name="conclusions"/>
     <w:p>
       <w:pPr>
         <w:pStyle w:val="Heading1"/>
       </w:pPr>
       <w:r>
-        <w:t xml:space="preserve">Conclusions</w:t>
+        <w:t xml:space="preserve">5. Conclusions</w:t>
       </w:r>
     </w:p>
     <w:p>
@@ -4789,8 +4777,8 @@
         <w:t xml:space="preserve">We believe that the benefits gained outweigh the investments made and therefore want to encourage researchers to consider Bayesian methods.</w:t>
       </w:r>
     </w:p>
-    <w:bookmarkEnd w:id="43"/>
-    <w:bookmarkStart w:id="44" w:name="list-of-abbreviations"/>
+    <w:bookmarkEnd w:id="46"/>
+    <w:bookmarkStart w:id="47" w:name="list-of-abbreviations"/>
     <w:p>
       <w:pPr>
         <w:pStyle w:val="Heading1"/>
@@ -5230,8 +5218,8 @@
         </w:tc>
       </w:tr>
     </w:tbl>
-    <w:bookmarkEnd w:id="44"/>
-    <w:bookmarkStart w:id="45" w:name="credit-authorship-contribution-statement"/>
+    <w:bookmarkEnd w:id="47"/>
+    <w:bookmarkStart w:id="48" w:name="credit-authorship-contribution-statement"/>
     <w:p>
       <w:pPr>
         <w:pStyle w:val="Heading1"/>
@@ -5307,8 +5295,8 @@
         <w:t xml:space="preserve">: Supervision, Writing – review and editing.</w:t>
       </w:r>
     </w:p>
-    <w:bookmarkEnd w:id="45"/>
-    <w:bookmarkStart w:id="46" w:name="acknowledgements"/>
+    <w:bookmarkEnd w:id="48"/>
+    <w:bookmarkStart w:id="49" w:name="acknowledgements"/>
     <w:p>
       <w:pPr>
         <w:pStyle w:val="Heading1"/>
@@ -5367,8 +5355,8 @@
         <w:t xml:space="preserve">for their help in the literature screening process.</w:t>
       </w:r>
     </w:p>
-    <w:bookmarkEnd w:id="46"/>
-    <w:bookmarkStart w:id="47" w:name="funding"/>
+    <w:bookmarkEnd w:id="49"/>
+    <w:bookmarkStart w:id="50" w:name="funding"/>
     <w:p>
       <w:pPr>
         <w:pStyle w:val="Heading1"/>
@@ -5397,8 +5385,8 @@
         <w:t xml:space="preserve">Neither the European Union nor the granting authority can be held responsible for them.</w:t>
       </w:r>
     </w:p>
-    <w:bookmarkEnd w:id="47"/>
-    <w:bookmarkStart w:id="48" w:name="X1f74eb43af444059c7518034463b6c89b1cacf4"/>
+    <w:bookmarkEnd w:id="50"/>
+    <w:bookmarkStart w:id="51" w:name="X1f74eb43af444059c7518034463b6c89b1cacf4"/>
     <w:p>
       <w:pPr>
         <w:pStyle w:val="Heading1"/>
@@ -5421,8 +5409,8 @@
         <w:t xml:space="preserve">After using this tool, the authors reviewed and edited the content as needed and take full responsibility for the content of the published article.</w:t>
       </w:r>
     </w:p>
-    <w:bookmarkEnd w:id="48"/>
-    <w:bookmarkStart w:id="172" w:name="bibliography"/>
+    <w:bookmarkEnd w:id="51"/>
+    <w:bookmarkStart w:id="175" w:name="bibliography"/>
     <w:p>
       <w:pPr>
         <w:pStyle w:val="Heading1"/>
@@ -5431,8 +5419,8 @@
         <w:t xml:space="preserve">References</w:t>
       </w:r>
     </w:p>
-    <w:bookmarkStart w:id="171" w:name="refs"/>
-    <w:bookmarkStart w:id="50" w:name="X06097e4c5e52362623b7f1c040457eb7d553acc"/>
+    <w:bookmarkStart w:id="174" w:name="refs"/>
+    <w:bookmarkStart w:id="53" w:name="X06097e4c5e52362623b7f1c040457eb7d553acc"/>
     <w:p>
       <w:pPr>
         <w:pStyle w:val="Bibliography"/>
@@ -5518,7 +5506,7 @@
       <w:r>
         <w:t xml:space="preserve"> </w:t>
       </w:r>
-      <w:hyperlink r:id="rId49">
+      <w:hyperlink r:id="rId52">
         <w:r>
           <w:rPr>
             <w:rStyle w:val="Hyperlink"/>
@@ -5527,8 +5515,8 @@
         </w:r>
       </w:hyperlink>
     </w:p>
-    <w:bookmarkEnd w:id="50"/>
-    <w:bookmarkStart w:id="52" w:name="ref-bauer2020AssociationsMetalMixture"/>
+    <w:bookmarkEnd w:id="53"/>
+    <w:bookmarkStart w:id="55" w:name="ref-bauer2020AssociationsMetalMixture"/>
     <w:p>
       <w:pPr>
         <w:pStyle w:val="Bibliography"/>
@@ -5605,7 +5593,7 @@
       <w:r>
         <w:t xml:space="preserve"> </w:t>
       </w:r>
-      <w:hyperlink r:id="rId51">
+      <w:hyperlink r:id="rId54">
         <w:r>
           <w:rPr>
             <w:rStyle w:val="Hyperlink"/>
@@ -5614,8 +5602,8 @@
         </w:r>
       </w:hyperlink>
     </w:p>
-    <w:bookmarkEnd w:id="52"/>
-    <w:bookmarkStart w:id="54" w:name="ref-bellinger1992LowLevelLeadExposure"/>
+    <w:bookmarkEnd w:id="55"/>
+    <w:bookmarkStart w:id="57" w:name="ref-bellinger1992LowLevelLeadExposure"/>
     <w:p>
       <w:pPr>
         <w:pStyle w:val="Bibliography"/>
@@ -5662,7 +5650,7 @@
       <w:r>
         <w:t xml:space="preserve"> </w:t>
       </w:r>
-      <w:hyperlink r:id="rId53">
+      <w:hyperlink r:id="rId56">
         <w:r>
           <w:rPr>
             <w:rStyle w:val="Hyperlink"/>
@@ -5671,8 +5659,8 @@
         </w:r>
       </w:hyperlink>
     </w:p>
-    <w:bookmarkEnd w:id="54"/>
-    <w:bookmarkStart w:id="56" w:name="ref-burkner2017BrmsPackageBayesian"/>
+    <w:bookmarkEnd w:id="57"/>
+    <w:bookmarkStart w:id="59" w:name="ref-burkner2017BrmsPackageBayesian"/>
     <w:p>
       <w:pPr>
         <w:pStyle w:val="Bibliography"/>
@@ -5746,7 +5734,7 @@
       <w:r>
         <w:t xml:space="preserve"> </w:t>
       </w:r>
-      <w:hyperlink r:id="rId55">
+      <w:hyperlink r:id="rId58">
         <w:r>
           <w:rPr>
             <w:rStyle w:val="Hyperlink"/>
@@ -5755,8 +5743,8 @@
         </w:r>
       </w:hyperlink>
     </w:p>
-    <w:bookmarkEnd w:id="56"/>
-    <w:bookmarkStart w:id="58" w:name="ref-ciyer2025BayesianMetaanalysis21st"/>
+    <w:bookmarkEnd w:id="59"/>
+    <w:bookmarkStart w:id="61" w:name="ref-ciyer2025BayesianMetaanalysis21st"/>
     <w:p>
       <w:pPr>
         <w:pStyle w:val="Bibliography"/>
@@ -5779,7 +5767,7 @@
       <w:r>
         <w:t xml:space="preserve"> </w:t>
       </w:r>
-      <w:hyperlink r:id="rId57">
+      <w:hyperlink r:id="rId60">
         <w:r>
           <w:rPr>
             <w:rStyle w:val="Hyperlink"/>
@@ -5788,8 +5776,8 @@
         </w:r>
       </w:hyperlink>
     </w:p>
-    <w:bookmarkEnd w:id="58"/>
-    <w:bookmarkStart w:id="60" w:name="Xa2086c2c3f6a9ac4b676f66b1cdbbd5efdb3b23"/>
+    <w:bookmarkEnd w:id="61"/>
+    <w:bookmarkStart w:id="63" w:name="Xa2086c2c3f6a9ac4b676f66b1cdbbd5efdb3b23"/>
     <w:p>
       <w:pPr>
         <w:pStyle w:val="Bibliography"/>
@@ -5856,7 +5844,7 @@
       <w:r>
         <w:t xml:space="preserve"> </w:t>
       </w:r>
-      <w:hyperlink r:id="rId59">
+      <w:hyperlink r:id="rId62">
         <w:r>
           <w:rPr>
             <w:rStyle w:val="Hyperlink"/>
@@ -5865,8 +5853,8 @@
         </w:r>
       </w:hyperlink>
     </w:p>
-    <w:bookmarkEnd w:id="60"/>
-    <w:bookmarkStart w:id="62" w:name="X93c1fc7f8e1220d02cbab90c02ac44248f2b23e"/>
+    <w:bookmarkEnd w:id="63"/>
+    <w:bookmarkStart w:id="65" w:name="X93c1fc7f8e1220d02cbab90c02ac44248f2b23e"/>
     <w:p>
       <w:pPr>
         <w:pStyle w:val="Bibliography"/>
@@ -5877,7 +5865,7 @@
       <w:r>
         <w:t xml:space="preserve"> </w:t>
       </w:r>
-      <w:hyperlink r:id="rId61">
+      <w:hyperlink r:id="rId64">
         <w:r>
           <w:rPr>
             <w:rStyle w:val="Hyperlink"/>
@@ -5886,8 +5874,8 @@
         </w:r>
       </w:hyperlink>
     </w:p>
-    <w:bookmarkEnd w:id="62"/>
-    <w:bookmarkStart w:id="64" w:name="ref-chang2006LowBloodLead"/>
+    <w:bookmarkEnd w:id="65"/>
+    <w:bookmarkStart w:id="67" w:name="ref-chang2006LowBloodLead"/>
     <w:p>
       <w:pPr>
         <w:pStyle w:val="Bibliography"/>
@@ -5898,7 +5886,7 @@
       <w:r>
         <w:t xml:space="preserve"> </w:t>
       </w:r>
-      <w:hyperlink r:id="rId63">
+      <w:hyperlink r:id="rId66">
         <w:r>
           <w:rPr>
             <w:rStyle w:val="Hyperlink"/>
@@ -5907,8 +5895,8 @@
         </w:r>
       </w:hyperlink>
     </w:p>
-    <w:bookmarkEnd w:id="64"/>
-    <w:bookmarkStart w:id="66" w:name="ref-chen2005IQBloodLead"/>
+    <w:bookmarkEnd w:id="67"/>
+    <w:bookmarkStart w:id="69" w:name="ref-chen2005IQBloodLead"/>
     <w:p>
       <w:pPr>
         <w:pStyle w:val="Bibliography"/>
@@ -6030,7 +6018,7 @@
       <w:r>
         <w:t xml:space="preserve"> </w:t>
       </w:r>
-      <w:hyperlink r:id="rId65">
+      <w:hyperlink r:id="rId68">
         <w:r>
           <w:rPr>
             <w:rStyle w:val="Hyperlink"/>
@@ -6039,8 +6027,8 @@
         </w:r>
       </w:hyperlink>
     </w:p>
-    <w:bookmarkEnd w:id="66"/>
-    <w:bookmarkStart w:id="68" w:name="ref-crump2013StatisticalReevaluationData"/>
+    <w:bookmarkEnd w:id="69"/>
+    <w:bookmarkStart w:id="71" w:name="ref-crump2013StatisticalReevaluationData"/>
     <w:p>
       <w:pPr>
         <w:pStyle w:val="Bibliography"/>
@@ -6063,7 +6051,7 @@
       <w:r>
         <w:t xml:space="preserve"> </w:t>
       </w:r>
-      <w:hyperlink r:id="rId67">
+      <w:hyperlink r:id="rId70">
         <w:r>
           <w:rPr>
             <w:rStyle w:val="Hyperlink"/>
@@ -6072,8 +6060,8 @@
         </w:r>
       </w:hyperlink>
     </w:p>
-    <w:bookmarkEnd w:id="68"/>
-    <w:bookmarkStart w:id="70" w:name="ref-dantzer2020ComparisonBloodToenails"/>
+    <w:bookmarkEnd w:id="71"/>
+    <w:bookmarkStart w:id="73" w:name="ref-dantzer2020ComparisonBloodToenails"/>
     <w:p>
       <w:pPr>
         <w:pStyle w:val="Bibliography"/>
@@ -6084,7 +6072,7 @@
       <w:r>
         <w:t xml:space="preserve"> </w:t>
       </w:r>
-      <w:hyperlink r:id="rId69">
+      <w:hyperlink r:id="rId72">
         <w:r>
           <w:rPr>
             <w:rStyle w:val="Hyperlink"/>
@@ -6093,8 +6081,8 @@
         </w:r>
       </w:hyperlink>
     </w:p>
-    <w:bookmarkEnd w:id="70"/>
-    <w:bookmarkStart w:id="72" w:name="X6bc65313eadd1b86059eb4ba10c8cf9d91be17d"/>
+    <w:bookmarkEnd w:id="73"/>
+    <w:bookmarkStart w:id="75" w:name="X6bc65313eadd1b86059eb4ba10c8cf9d91be17d"/>
     <w:p>
       <w:pPr>
         <w:pStyle w:val="Bibliography"/>
@@ -6129,7 +6117,7 @@
       <w:r>
         <w:t xml:space="preserve"> </w:t>
       </w:r>
-      <w:hyperlink r:id="rId71">
+      <w:hyperlink r:id="rId74">
         <w:r>
           <w:rPr>
             <w:rStyle w:val="Hyperlink"/>
@@ -6138,8 +6126,8 @@
         </w:r>
       </w:hyperlink>
     </w:p>
-    <w:bookmarkEnd w:id="72"/>
-    <w:bookmarkStart w:id="74" w:name="Xadfdab0209e4a364d9fdcffecfddb00700d2db9"/>
+    <w:bookmarkEnd w:id="75"/>
+    <w:bookmarkStart w:id="77" w:name="Xadfdab0209e4a364d9fdcffecfddb00700d2db9"/>
     <w:p>
       <w:pPr>
         <w:pStyle w:val="Bibliography"/>
@@ -6213,7 +6201,7 @@
       <w:r>
         <w:t xml:space="preserve"> </w:t>
       </w:r>
-      <w:hyperlink r:id="rId73">
+      <w:hyperlink r:id="rId76">
         <w:r>
           <w:rPr>
             <w:rStyle w:val="Hyperlink"/>
@@ -6222,8 +6210,8 @@
         </w:r>
       </w:hyperlink>
     </w:p>
-    <w:bookmarkEnd w:id="74"/>
-    <w:bookmarkStart w:id="76" w:name="ref-earl2016LowlevelEnvironmentalLead"/>
+    <w:bookmarkEnd w:id="77"/>
+    <w:bookmarkStart w:id="79" w:name="ref-earl2016LowlevelEnvironmentalLead"/>
     <w:p>
       <w:pPr>
         <w:pStyle w:val="Bibliography"/>
@@ -6234,7 +6222,7 @@
       <w:r>
         <w:t xml:space="preserve"> </w:t>
       </w:r>
-      <w:hyperlink r:id="rId75">
+      <w:hyperlink r:id="rId78">
         <w:r>
           <w:rPr>
             <w:rStyle w:val="Hyperlink"/>
@@ -6243,8 +6231,8 @@
         </w:r>
       </w:hyperlink>
     </w:p>
-    <w:bookmarkEnd w:id="76"/>
-    <w:bookmarkStart w:id="78" w:name="X4707f3a4b72a0982487545f9dc3d674642af108"/>
+    <w:bookmarkEnd w:id="79"/>
+    <w:bookmarkStart w:id="81" w:name="X4707f3a4b72a0982487545f9dc3d674642af108"/>
     <w:p>
       <w:pPr>
         <w:pStyle w:val="Bibliography"/>
@@ -6267,7 +6255,7 @@
       <w:r>
         <w:t xml:space="preserve"> </w:t>
       </w:r>
-      <w:hyperlink r:id="rId77">
+      <w:hyperlink r:id="rId80">
         <w:r>
           <w:rPr>
             <w:rStyle w:val="Hyperlink"/>
@@ -6276,8 +6264,8 @@
         </w:r>
       </w:hyperlink>
     </w:p>
-    <w:bookmarkEnd w:id="78"/>
-    <w:bookmarkStart w:id="80" w:name="X5615fc1cb9c455a90da75660348bda09fd0f967"/>
+    <w:bookmarkEnd w:id="81"/>
+    <w:bookmarkStart w:id="83" w:name="X5615fc1cb9c455a90da75660348bda09fd0f967"/>
     <w:p>
       <w:pPr>
         <w:pStyle w:val="Bibliography"/>
@@ -6321,7 +6309,7 @@
       <w:r>
         <w:t xml:space="preserve"> </w:t>
       </w:r>
-      <w:hyperlink r:id="rId79">
+      <w:hyperlink r:id="rId82">
         <w:r>
           <w:rPr>
             <w:rStyle w:val="Hyperlink"/>
@@ -6330,8 +6318,8 @@
         </w:r>
       </w:hyperlink>
     </w:p>
-    <w:bookmarkEnd w:id="80"/>
-    <w:bookmarkStart w:id="82" w:name="ref-figueroa2024LossCognitiveFunction"/>
+    <w:bookmarkEnd w:id="83"/>
+    <w:bookmarkStart w:id="85" w:name="ref-figueroa2024LossCognitiveFunction"/>
     <w:p>
       <w:pPr>
         <w:pStyle w:val="Bibliography"/>
@@ -6354,7 +6342,7 @@
       <w:r>
         <w:t xml:space="preserve"> </w:t>
       </w:r>
-      <w:hyperlink r:id="rId81">
+      <w:hyperlink r:id="rId84">
         <w:r>
           <w:rPr>
             <w:rStyle w:val="Hyperlink"/>
@@ -6363,8 +6351,8 @@
         </w:r>
       </w:hyperlink>
     </w:p>
-    <w:bookmarkEnd w:id="82"/>
-    <w:bookmarkStart w:id="83" w:name="X21bf392f662dc1b38e9a7fa4b314fc7a471696b"/>
+    <w:bookmarkEnd w:id="85"/>
+    <w:bookmarkStart w:id="86" w:name="X21bf392f662dc1b38e9a7fa4b314fc7a471696b"/>
     <w:p>
       <w:pPr>
         <w:pStyle w:val="Bibliography"/>
@@ -6394,8 +6382,8 @@
         <w:t xml:space="preserve">.</w:t>
       </w:r>
     </w:p>
-    <w:bookmarkEnd w:id="83"/>
-    <w:bookmarkStart w:id="85" w:name="ref-gelman2013Chapter4Asymptotics"/>
+    <w:bookmarkEnd w:id="86"/>
+    <w:bookmarkStart w:id="88" w:name="ref-gelman2013Chapter4Asymptotics"/>
     <w:p>
       <w:pPr>
         <w:pStyle w:val="Bibliography"/>
@@ -6445,7 +6433,7 @@
       <w:r>
         <w:t xml:space="preserve"> </w:t>
       </w:r>
-      <w:hyperlink r:id="rId84">
+      <w:hyperlink r:id="rId87">
         <w:r>
           <w:rPr>
             <w:rStyle w:val="Hyperlink"/>
@@ -6454,8 +6442,8 @@
         </w:r>
       </w:hyperlink>
     </w:p>
-    <w:bookmarkEnd w:id="85"/>
-    <w:bookmarkStart w:id="87" w:name="ref-gelman2020BayesianWorkflow"/>
+    <w:bookmarkEnd w:id="88"/>
+    <w:bookmarkStart w:id="90" w:name="ref-gelman2020BayesianWorkflow"/>
     <w:p>
       <w:pPr>
         <w:pStyle w:val="Bibliography"/>
@@ -6475,7 +6463,7 @@
       <w:r>
         <w:t xml:space="preserve"> </w:t>
       </w:r>
-      <w:hyperlink r:id="rId86">
+      <w:hyperlink r:id="rId89">
         <w:r>
           <w:rPr>
             <w:rStyle w:val="Hyperlink"/>
@@ -6484,8 +6472,8 @@
         </w:r>
       </w:hyperlink>
     </w:p>
-    <w:bookmarkEnd w:id="87"/>
-    <w:bookmarkStart w:id="89" w:name="ref-goodman2023SexDifferencePre"/>
+    <w:bookmarkEnd w:id="90"/>
+    <w:bookmarkStart w:id="92" w:name="ref-goodman2023SexDifferencePre"/>
     <w:p>
       <w:pPr>
         <w:pStyle w:val="Bibliography"/>
@@ -6496,7 +6484,7 @@
       <w:r>
         <w:t xml:space="preserve"> </w:t>
       </w:r>
-      <w:hyperlink r:id="rId88">
+      <w:hyperlink r:id="rId91">
         <w:r>
           <w:rPr>
             <w:rStyle w:val="Hyperlink"/>
@@ -6505,8 +6493,8 @@
         </w:r>
       </w:hyperlink>
     </w:p>
-    <w:bookmarkEnd w:id="89"/>
-    <w:bookmarkStart w:id="91" w:name="X035620408d1fb22c7ed381e74f0468c30df4612"/>
+    <w:bookmarkEnd w:id="92"/>
+    <w:bookmarkStart w:id="94" w:name="X035620408d1fb22c7ed381e74f0468c30df4612"/>
     <w:p>
       <w:pPr>
         <w:pStyle w:val="Bibliography"/>
@@ -6544,7 +6532,7 @@
       <w:r>
         <w:t xml:space="preserve"> </w:t>
       </w:r>
-      <w:hyperlink r:id="rId90">
+      <w:hyperlink r:id="rId93">
         <w:r>
           <w:rPr>
             <w:rStyle w:val="Hyperlink"/>
@@ -6553,8 +6541,8 @@
         </w:r>
       </w:hyperlink>
     </w:p>
-    <w:bookmarkEnd w:id="91"/>
-    <w:bookmarkStart w:id="93" w:name="ref-halabicky2023LowLevelLead"/>
+    <w:bookmarkEnd w:id="94"/>
+    <w:bookmarkStart w:id="96" w:name="ref-halabicky2023LowLevelLead"/>
     <w:p>
       <w:pPr>
         <w:pStyle w:val="Bibliography"/>
@@ -6577,7 +6565,7 @@
       <w:r>
         <w:t xml:space="preserve"> </w:t>
       </w:r>
-      <w:hyperlink r:id="rId92">
+      <w:hyperlink r:id="rId95">
         <w:r>
           <w:rPr>
             <w:rStyle w:val="Hyperlink"/>
@@ -6586,8 +6574,8 @@
         </w:r>
       </w:hyperlink>
     </w:p>
-    <w:bookmarkEnd w:id="93"/>
-    <w:bookmarkStart w:id="95" w:name="ref-harari2018BloodLeadLevels"/>
+    <w:bookmarkEnd w:id="96"/>
+    <w:bookmarkStart w:id="98" w:name="ref-harari2018BloodLeadLevels"/>
     <w:p>
       <w:pPr>
         <w:pStyle w:val="Bibliography"/>
@@ -6631,7 +6619,7 @@
       <w:r>
         <w:t xml:space="preserve"> </w:t>
       </w:r>
-      <w:hyperlink r:id="rId94">
+      <w:hyperlink r:id="rId97">
         <w:r>
           <w:rPr>
             <w:rStyle w:val="Hyperlink"/>
@@ -6640,8 +6628,8 @@
         </w:r>
       </w:hyperlink>
     </w:p>
-    <w:bookmarkEnd w:id="95"/>
-    <w:bookmarkStart w:id="97" w:name="Xec30ec7c912152a14c0f622040312567154bf15"/>
+    <w:bookmarkEnd w:id="98"/>
+    <w:bookmarkStart w:id="100" w:name="Xec30ec7c912152a14c0f622040312567154bf15"/>
     <w:p>
       <w:pPr>
         <w:pStyle w:val="Bibliography"/>
@@ -6733,7 +6721,7 @@
       <w:r>
         <w:t xml:space="preserve"> </w:t>
       </w:r>
-      <w:hyperlink r:id="rId96">
+      <w:hyperlink r:id="rId99">
         <w:r>
           <w:rPr>
             <w:rStyle w:val="Hyperlink"/>
@@ -6742,8 +6730,8 @@
         </w:r>
       </w:hyperlink>
     </w:p>
-    <w:bookmarkEnd w:id="97"/>
-    <w:bookmarkStart w:id="99" w:name="ref-hay2025Burden375Diseases"/>
+    <w:bookmarkEnd w:id="100"/>
+    <w:bookmarkStart w:id="102" w:name="ref-hay2025Burden375Diseases"/>
     <w:p>
       <w:pPr>
         <w:pStyle w:val="Bibliography"/>
@@ -6778,7 +6766,7 @@
       <w:r>
         <w:t xml:space="preserve"> </w:t>
       </w:r>
-      <w:hyperlink r:id="rId98">
+      <w:hyperlink r:id="rId101">
         <w:r>
           <w:rPr>
             <w:rStyle w:val="Hyperlink"/>
@@ -6787,8 +6775,8 @@
         </w:r>
       </w:hyperlink>
     </w:p>
-    <w:bookmarkEnd w:id="99"/>
-    <w:bookmarkStart w:id="101" w:name="ref-heidari2022EffectLeadExposurea"/>
+    <w:bookmarkEnd w:id="102"/>
+    <w:bookmarkStart w:id="104" w:name="ref-heidari2022EffectLeadExposurea"/>
     <w:p>
       <w:pPr>
         <w:pStyle w:val="Bibliography"/>
@@ -6811,7 +6799,7 @@
       <w:r>
         <w:t xml:space="preserve"> </w:t>
       </w:r>
-      <w:hyperlink r:id="rId100">
+      <w:hyperlink r:id="rId103">
         <w:r>
           <w:rPr>
             <w:rStyle w:val="Hyperlink"/>
@@ -6820,8 +6808,8 @@
         </w:r>
       </w:hyperlink>
     </w:p>
-    <w:bookmarkEnd w:id="101"/>
-    <w:bookmarkStart w:id="103" w:name="X837f91f784566061977da85c17a5755a81dedde"/>
+    <w:bookmarkEnd w:id="104"/>
+    <w:bookmarkStart w:id="106" w:name="X837f91f784566061977da85c17a5755a81dedde"/>
     <w:p>
       <w:pPr>
         <w:pStyle w:val="Bibliography"/>
@@ -6832,7 +6820,7 @@
       <w:r>
         <w:t xml:space="preserve"> </w:t>
       </w:r>
-      <w:hyperlink r:id="rId102">
+      <w:hyperlink r:id="rId105">
         <w:r>
           <w:rPr>
             <w:rStyle w:val="Hyperlink"/>
@@ -6841,8 +6829,8 @@
         </w:r>
       </w:hyperlink>
     </w:p>
-    <w:bookmarkEnd w:id="103"/>
-    <w:bookmarkStart w:id="105" w:name="ref-hong2013ComparingBayesianFrequentist"/>
+    <w:bookmarkEnd w:id="106"/>
+    <w:bookmarkStart w:id="108" w:name="ref-hong2013ComparingBayesianFrequentist"/>
     <w:p>
       <w:pPr>
         <w:pStyle w:val="Bibliography"/>
@@ -6886,7 +6874,7 @@
       <w:r>
         <w:t xml:space="preserve"> </w:t>
       </w:r>
-      <w:hyperlink r:id="rId104">
+      <w:hyperlink r:id="rId107">
         <w:r>
           <w:rPr>
             <w:rStyle w:val="Hyperlink"/>
@@ -6895,8 +6883,8 @@
         </w:r>
       </w:hyperlink>
     </w:p>
-    <w:bookmarkEnd w:id="105"/>
-    <w:bookmarkStart w:id="107" w:name="ref-hong2015EnvironmentalLeadExposure"/>
+    <w:bookmarkEnd w:id="108"/>
+    <w:bookmarkStart w:id="110" w:name="ref-hong2015EnvironmentalLeadExposure"/>
     <w:p>
       <w:pPr>
         <w:pStyle w:val="Bibliography"/>
@@ -6958,7 +6946,7 @@
       <w:r>
         <w:t xml:space="preserve"> </w:t>
       </w:r>
-      <w:hyperlink r:id="rId106">
+      <w:hyperlink r:id="rId109">
         <w:r>
           <w:rPr>
             <w:rStyle w:val="Hyperlink"/>
@@ -6967,8 +6955,8 @@
         </w:r>
       </w:hyperlink>
     </w:p>
-    <w:bookmarkEnd w:id="107"/>
-    <w:bookmarkStart w:id="109" w:name="ref-kazi2026PvaluesBayesFactor"/>
+    <w:bookmarkEnd w:id="110"/>
+    <w:bookmarkStart w:id="112" w:name="ref-kazi2026PvaluesBayesFactor"/>
     <w:p>
       <w:pPr>
         <w:pStyle w:val="Bibliography"/>
@@ -7009,7 +6997,7 @@
       <w:r>
         <w:t xml:space="preserve"> </w:t>
       </w:r>
-      <w:hyperlink r:id="rId108">
+      <w:hyperlink r:id="rId111">
         <w:r>
           <w:rPr>
             <w:rStyle w:val="Hyperlink"/>
@@ -7018,8 +7006,8 @@
         </w:r>
       </w:hyperlink>
     </w:p>
-    <w:bookmarkEnd w:id="109"/>
-    <w:bookmarkStart w:id="111" w:name="X5cae6442bbe0e1f5d8df6cd5008aab2dbfb65a6"/>
+    <w:bookmarkEnd w:id="112"/>
+    <w:bookmarkStart w:id="114" w:name="X5cae6442bbe0e1f5d8df6cd5008aab2dbfb65a6"/>
     <w:p>
       <w:pPr>
         <w:pStyle w:val="Bibliography"/>
@@ -7039,7 +7027,7 @@
       <w:r>
         <w:t xml:space="preserve"> </w:t>
       </w:r>
-      <w:hyperlink r:id="rId110">
+      <w:hyperlink r:id="rId113">
         <w:r>
           <w:rPr>
             <w:rStyle w:val="Hyperlink"/>
@@ -7048,8 +7036,8 @@
         </w:r>
       </w:hyperlink>
     </w:p>
-    <w:bookmarkEnd w:id="111"/>
-    <w:bookmarkStart w:id="113" w:name="ref-lacerda2023GlobalDecreaseBlood"/>
+    <w:bookmarkEnd w:id="114"/>
+    <w:bookmarkStart w:id="116" w:name="ref-lacerda2023GlobalDecreaseBlood"/>
     <w:p>
       <w:pPr>
         <w:pStyle w:val="Bibliography"/>
@@ -7063,7 +7051,7 @@
       <w:r>
         <w:t xml:space="preserve"> </w:t>
       </w:r>
-      <w:hyperlink r:id="rId112">
+      <w:hyperlink r:id="rId115">
         <w:r>
           <w:rPr>
             <w:rStyle w:val="Hyperlink"/>
@@ -7072,8 +7060,8 @@
         </w:r>
       </w:hyperlink>
     </w:p>
-    <w:bookmarkEnd w:id="113"/>
-    <w:bookmarkStart w:id="115" w:name="X33f03e29791f20cdbbbbf0729c723b16e55ed16"/>
+    <w:bookmarkEnd w:id="116"/>
+    <w:bookmarkStart w:id="118" w:name="X33f03e29791f20cdbbbbf0729c723b16e55ed16"/>
     <w:p>
       <w:pPr>
         <w:pStyle w:val="Bibliography"/>
@@ -7132,7 +7120,7 @@
       <w:r>
         <w:t xml:space="preserve"> </w:t>
       </w:r>
-      <w:hyperlink r:id="rId114">
+      <w:hyperlink r:id="rId117">
         <w:r>
           <w:rPr>
             <w:rStyle w:val="Hyperlink"/>
@@ -7141,8 +7129,8 @@
         </w:r>
       </w:hyperlink>
     </w:p>
-    <w:bookmarkEnd w:id="115"/>
-    <w:bookmarkStart w:id="117" w:name="X9a8bad0b78f43066cb333fdedcdcad5d7017900"/>
+    <w:bookmarkEnd w:id="118"/>
+    <w:bookmarkStart w:id="120" w:name="X9a8bad0b78f43066cb333fdedcdcad5d7017900"/>
     <w:p>
       <w:pPr>
         <w:pStyle w:val="Bibliography"/>
@@ -7189,7 +7177,7 @@
       <w:r>
         <w:t xml:space="preserve"> </w:t>
       </w:r>
-      <w:hyperlink r:id="rId116">
+      <w:hyperlink r:id="rId119">
         <w:r>
           <w:rPr>
             <w:rStyle w:val="Hyperlink"/>
@@ -7198,8 +7186,8 @@
         </w:r>
       </w:hyperlink>
     </w:p>
-    <w:bookmarkEnd w:id="117"/>
-    <w:bookmarkStart w:id="119" w:name="ref-lanphear2018LowlevelLeadExposure"/>
+    <w:bookmarkEnd w:id="120"/>
+    <w:bookmarkStart w:id="122" w:name="ref-lanphear2018LowlevelLeadExposure"/>
     <w:p>
       <w:pPr>
         <w:pStyle w:val="Bibliography"/>
@@ -7222,7 +7210,7 @@
       <w:r>
         <w:t xml:space="preserve"> </w:t>
       </w:r>
-      <w:hyperlink r:id="rId118">
+      <w:hyperlink r:id="rId121">
         <w:r>
           <w:rPr>
             <w:rStyle w:val="Hyperlink"/>
@@ -7231,8 +7219,8 @@
         </w:r>
       </w:hyperlink>
     </w:p>
-    <w:bookmarkEnd w:id="119"/>
-    <w:bookmarkStart w:id="121" w:name="ref-larsen2023GlobalHealthBurden"/>
+    <w:bookmarkEnd w:id="122"/>
+    <w:bookmarkStart w:id="124" w:name="ref-larsen2023GlobalHealthBurden"/>
     <w:p>
       <w:pPr>
         <w:pStyle w:val="Bibliography"/>
@@ -7243,7 +7231,7 @@
       <w:r>
         <w:t xml:space="preserve"> </w:t>
       </w:r>
-      <w:hyperlink r:id="rId120">
+      <w:hyperlink r:id="rId123">
         <w:r>
           <w:rPr>
             <w:rStyle w:val="Hyperlink"/>
@@ -7252,8 +7240,8 @@
         </w:r>
       </w:hyperlink>
     </w:p>
-    <w:bookmarkEnd w:id="121"/>
-    <w:bookmarkStart w:id="123" w:name="ref-lee2021PrenatalPostnatalExposures"/>
+    <w:bookmarkEnd w:id="124"/>
+    <w:bookmarkStart w:id="126" w:name="ref-lee2021PrenatalPostnatalExposures"/>
     <w:p>
       <w:pPr>
         <w:pStyle w:val="Bibliography"/>
@@ -7297,7 +7285,7 @@
       <w:r>
         <w:t xml:space="preserve"> </w:t>
       </w:r>
-      <w:hyperlink r:id="rId122">
+      <w:hyperlink r:id="rId125">
         <w:r>
           <w:rPr>
             <w:rStyle w:val="Hyperlink"/>
@@ -7306,8 +7294,8 @@
         </w:r>
       </w:hyperlink>
     </w:p>
-    <w:bookmarkEnd w:id="123"/>
-    <w:bookmarkStart w:id="125" w:name="X716dc31ca13dac7355fea3a0f7dea95779ecabb"/>
+    <w:bookmarkEnd w:id="126"/>
+    <w:bookmarkStart w:id="128" w:name="X716dc31ca13dac7355fea3a0f7dea95779ecabb"/>
     <w:p>
       <w:pPr>
         <w:pStyle w:val="Bibliography"/>
@@ -7336,7 +7324,7 @@
       <w:r>
         <w:t xml:space="preserve"> </w:t>
       </w:r>
-      <w:hyperlink r:id="rId124">
+      <w:hyperlink r:id="rId127">
         <w:r>
           <w:rPr>
             <w:rStyle w:val="Hyperlink"/>
@@ -7345,8 +7333,8 @@
         </w:r>
       </w:hyperlink>
     </w:p>
-    <w:bookmarkEnd w:id="125"/>
-    <w:bookmarkStart w:id="127" w:name="Xb0421be95a139ca5af39ce6040517bf1be79427"/>
+    <w:bookmarkEnd w:id="128"/>
+    <w:bookmarkStart w:id="130" w:name="Xb0421be95a139ca5af39ce6040517bf1be79427"/>
     <w:p>
       <w:pPr>
         <w:pStyle w:val="Bibliography"/>
@@ -7369,7 +7357,7 @@
       <w:r>
         <w:t xml:space="preserve"> </w:t>
       </w:r>
-      <w:hyperlink r:id="rId126">
+      <w:hyperlink r:id="rId129">
         <w:r>
           <w:rPr>
             <w:rStyle w:val="Hyperlink"/>
@@ -7378,8 +7366,8 @@
         </w:r>
       </w:hyperlink>
     </w:p>
-    <w:bookmarkEnd w:id="127"/>
-    <w:bookmarkStart w:id="129" w:name="ref-mcfarland2022HalfUSPopulation"/>
+    <w:bookmarkEnd w:id="130"/>
+    <w:bookmarkStart w:id="132" w:name="ref-mcfarland2022HalfUSPopulation"/>
     <w:p>
       <w:pPr>
         <w:pStyle w:val="Bibliography"/>
@@ -7402,7 +7390,7 @@
       <w:r>
         <w:t xml:space="preserve"> </w:t>
       </w:r>
-      <w:hyperlink r:id="rId128">
+      <w:hyperlink r:id="rId131">
         <w:r>
           <w:rPr>
             <w:rStyle w:val="Hyperlink"/>
@@ -7411,8 +7399,8 @@
         </w:r>
       </w:hyperlink>
     </w:p>
-    <w:bookmarkEnd w:id="129"/>
-    <w:bookmarkStart w:id="130" w:name="X33fe7de6e8b65c86af337dbdb8d7cc8651c48a8"/>
+    <w:bookmarkEnd w:id="132"/>
+    <w:bookmarkStart w:id="133" w:name="X33fe7de6e8b65c86af337dbdb8d7cc8651c48a8"/>
     <w:p>
       <w:pPr>
         <w:pStyle w:val="Bibliography"/>
@@ -7478,8 +7466,8 @@
         <w:t xml:space="preserve">. International Journal of Environmental Research and Public Health 15, 2418.</w:t>
       </w:r>
     </w:p>
-    <w:bookmarkEnd w:id="130"/>
-    <w:bookmarkStart w:id="132" w:name="ref-needleman1990LowLevelLeadExposure"/>
+    <w:bookmarkEnd w:id="133"/>
+    <w:bookmarkStart w:id="135" w:name="ref-needleman1990LowLevelLeadExposure"/>
     <w:p>
       <w:pPr>
         <w:pStyle w:val="Bibliography"/>
@@ -7541,7 +7529,7 @@
       <w:r>
         <w:t xml:space="preserve"> </w:t>
       </w:r>
-      <w:hyperlink r:id="rId131">
+      <w:hyperlink r:id="rId134">
         <w:r>
           <w:rPr>
             <w:rStyle w:val="Hyperlink"/>
@@ -7550,8 +7538,8 @@
         </w:r>
       </w:hyperlink>
     </w:p>
-    <w:bookmarkEnd w:id="132"/>
-    <w:bookmarkStart w:id="133" w:name="Xf5486a80753c915bf34b5d8f3ad5e46aac479a7"/>
+    <w:bookmarkEnd w:id="135"/>
+    <w:bookmarkStart w:id="136" w:name="Xf5486a80753c915bf34b5d8f3ad5e46aac479a7"/>
     <w:p>
       <w:pPr>
         <w:pStyle w:val="Bibliography"/>
@@ -7605,8 +7593,8 @@
         <w:t xml:space="preserve">.</w:t>
       </w:r>
     </w:p>
-    <w:bookmarkEnd w:id="133"/>
-    <w:bookmarkStart w:id="135" w:name="ref-page2021PRISMA2020Statement"/>
+    <w:bookmarkEnd w:id="136"/>
+    <w:bookmarkStart w:id="138" w:name="ref-page2021PRISMA2020Statement"/>
     <w:p>
       <w:pPr>
         <w:pStyle w:val="Bibliography"/>
@@ -7629,7 +7617,7 @@
       <w:r>
         <w:t xml:space="preserve"> </w:t>
       </w:r>
-      <w:hyperlink r:id="rId134">
+      <w:hyperlink r:id="rId137">
         <w:r>
           <w:rPr>
             <w:rStyle w:val="Hyperlink"/>
@@ -7638,8 +7626,8 @@
         </w:r>
       </w:hyperlink>
     </w:p>
-    <w:bookmarkEnd w:id="135"/>
-    <w:bookmarkStart w:id="137" w:name="ref-plate2024DevelopmentToolRapid"/>
+    <w:bookmarkEnd w:id="138"/>
+    <w:bookmarkStart w:id="140" w:name="ref-plate2024DevelopmentToolRapid"/>
     <w:p>
       <w:pPr>
         <w:pStyle w:val="Bibliography"/>
@@ -7650,7 +7638,7 @@
       <w:r>
         <w:t xml:space="preserve"> </w:t>
       </w:r>
-      <w:hyperlink r:id="rId136">
+      <w:hyperlink r:id="rId139">
         <w:r>
           <w:rPr>
             <w:rStyle w:val="Hyperlink"/>
@@ -7659,8 +7647,8 @@
         </w:r>
       </w:hyperlink>
     </w:p>
-    <w:bookmarkEnd w:id="137"/>
-    <w:bookmarkStart w:id="139" w:name="ref-pocock1994EnvironmentalLeadChildrens"/>
+    <w:bookmarkEnd w:id="140"/>
+    <w:bookmarkStart w:id="142" w:name="ref-pocock1994EnvironmentalLeadChildrens"/>
     <w:p>
       <w:pPr>
         <w:pStyle w:val="Bibliography"/>
@@ -7671,7 +7659,7 @@
       <w:r>
         <w:t xml:space="preserve"> </w:t>
       </w:r>
-      <w:hyperlink r:id="rId138">
+      <w:hyperlink r:id="rId141">
         <w:r>
           <w:rPr>
             <w:rStyle w:val="Hyperlink"/>
@@ -7680,8 +7668,8 @@
         </w:r>
       </w:hyperlink>
     </w:p>
-    <w:bookmarkEnd w:id="139"/>
-    <w:bookmarkStart w:id="140" w:name="Xd915bcb040430c17655975a5ceb4d7b4bdd04ac"/>
+    <w:bookmarkEnd w:id="142"/>
+    <w:bookmarkStart w:id="143" w:name="Xd915bcb040430c17655975a5ceb4d7b4bdd04ac"/>
     <w:p>
       <w:pPr>
         <w:pStyle w:val="Bibliography"/>
@@ -7690,8 +7678,8 @@
         <w:t xml:space="preserve">Prüss-Üstün, A., Mathers, C., Corvalán, C., Woodward, A., 2003. Assessing the environmental burden of disease at national and local levels: Introduction and methods. Environmental burden of disease series.</w:t>
       </w:r>
     </w:p>
-    <w:bookmarkEnd w:id="140"/>
-    <w:bookmarkStart w:id="141" w:name="X4bd034c52731e178b4de125c2c778bdc533803c"/>
+    <w:bookmarkEnd w:id="143"/>
+    <w:bookmarkStart w:id="144" w:name="X4bd034c52731e178b4de125c2c778bdc533803c"/>
     <w:p>
       <w:pPr>
         <w:pStyle w:val="Bibliography"/>
@@ -7733,8 +7721,8 @@
         <w:t xml:space="preserve">.</w:t>
       </w:r>
     </w:p>
-    <w:bookmarkEnd w:id="141"/>
-    <w:bookmarkStart w:id="143" w:name="ref-rosengren2025ExposureLeadCoronary"/>
+    <w:bookmarkEnd w:id="144"/>
+    <w:bookmarkStart w:id="146" w:name="ref-rosengren2025ExposureLeadCoronary"/>
     <w:p>
       <w:pPr>
         <w:pStyle w:val="Bibliography"/>
@@ -7787,7 +7775,7 @@
       <w:r>
         <w:t xml:space="preserve"> </w:t>
       </w:r>
-      <w:hyperlink r:id="rId142">
+      <w:hyperlink r:id="rId145">
         <w:r>
           <w:rPr>
             <w:rStyle w:val="Hyperlink"/>
@@ -7796,8 +7784,8 @@
         </w:r>
       </w:hyperlink>
     </w:p>
-    <w:bookmarkEnd w:id="143"/>
-    <w:bookmarkStart w:id="145" w:name="ref-roy2013EffectModificationTransferrin"/>
+    <w:bookmarkEnd w:id="146"/>
+    <w:bookmarkStart w:id="148" w:name="ref-roy2013EffectModificationTransferrin"/>
     <w:p>
       <w:pPr>
         <w:pStyle w:val="Bibliography"/>
@@ -7829,7 +7817,7 @@
       <w:r>
         <w:t xml:space="preserve"> </w:t>
       </w:r>
-      <w:hyperlink r:id="rId144">
+      <w:hyperlink r:id="rId147">
         <w:r>
           <w:rPr>
             <w:rStyle w:val="Hyperlink"/>
@@ -7838,8 +7826,8 @@
         </w:r>
       </w:hyperlink>
     </w:p>
-    <w:bookmarkEnd w:id="145"/>
-    <w:bookmarkStart w:id="147" w:name="ref-sadeghirad2023TheoryPracticeBayesian"/>
+    <w:bookmarkEnd w:id="148"/>
+    <w:bookmarkStart w:id="150" w:name="ref-sadeghirad2023TheoryPracticeBayesian"/>
     <w:p>
       <w:pPr>
         <w:pStyle w:val="Bibliography"/>
@@ -7862,7 +7850,7 @@
       <w:r>
         <w:t xml:space="preserve"> </w:t>
       </w:r>
-      <w:hyperlink r:id="rId146">
+      <w:hyperlink r:id="rId149">
         <w:r>
           <w:rPr>
             <w:rStyle w:val="Hyperlink"/>
@@ -7871,8 +7859,8 @@
         </w:r>
       </w:hyperlink>
     </w:p>
-    <w:bookmarkEnd w:id="147"/>
-    <w:bookmarkStart w:id="149" w:name="Xe38019c88c6d2792bb296bad7dc0a4dd55f1319"/>
+    <w:bookmarkEnd w:id="150"/>
+    <w:bookmarkStart w:id="152" w:name="Xe38019c88c6d2792bb296bad7dc0a4dd55f1319"/>
     <w:p>
       <w:pPr>
         <w:pStyle w:val="Bibliography"/>
@@ -7895,7 +7883,7 @@
       <w:r>
         <w:t xml:space="preserve"> </w:t>
       </w:r>
-      <w:hyperlink r:id="rId148">
+      <w:hyperlink r:id="rId151">
         <w:r>
           <w:rPr>
             <w:rStyle w:val="Hyperlink"/>
@@ -7904,8 +7892,8 @@
         </w:r>
       </w:hyperlink>
     </w:p>
-    <w:bookmarkEnd w:id="149"/>
-    <w:bookmarkStart w:id="151" w:name="Xcf7993c3f58afaabaf73be6238c67f4f63053d9"/>
+    <w:bookmarkEnd w:id="152"/>
+    <w:bookmarkStart w:id="154" w:name="Xcf7993c3f58afaabaf73be6238c67f4f63053d9"/>
     <w:p>
       <w:pPr>
         <w:pStyle w:val="Bibliography"/>
@@ -7949,7 +7937,7 @@
       <w:r>
         <w:t xml:space="preserve"> </w:t>
       </w:r>
-      <w:hyperlink r:id="rId150">
+      <w:hyperlink r:id="rId153">
         <w:r>
           <w:rPr>
             <w:rStyle w:val="Hyperlink"/>
@@ -7958,8 +7946,8 @@
         </w:r>
       </w:hyperlink>
     </w:p>
-    <w:bookmarkEnd w:id="151"/>
-    <w:bookmarkStart w:id="153" w:name="ref-schwartz1994LowLevelLeadExposure"/>
+    <w:bookmarkEnd w:id="154"/>
+    <w:bookmarkStart w:id="156" w:name="ref-schwartz1994LowLevelLeadExposure"/>
     <w:p>
       <w:pPr>
         <w:pStyle w:val="Bibliography"/>
@@ -8038,7 +8026,7 @@
       <w:r>
         <w:t xml:space="preserve"> </w:t>
       </w:r>
-      <w:hyperlink r:id="rId152">
+      <w:hyperlink r:id="rId155">
         <w:r>
           <w:rPr>
             <w:rStyle w:val="Hyperlink"/>
@@ -8047,8 +8035,8 @@
         </w:r>
       </w:hyperlink>
     </w:p>
-    <w:bookmarkEnd w:id="153"/>
-    <w:bookmarkStart w:id="155" w:name="X55ae1a8b757df519e0a47e2002b3acc0b2e73ec"/>
+    <w:bookmarkEnd w:id="156"/>
+    <w:bookmarkStart w:id="158" w:name="X55ae1a8b757df519e0a47e2002b3acc0b2e73ec"/>
     <w:p>
       <w:pPr>
         <w:pStyle w:val="Bibliography"/>
@@ -8071,7 +8059,7 @@
       <w:r>
         <w:t xml:space="preserve"> </w:t>
       </w:r>
-      <w:hyperlink r:id="rId154">
+      <w:hyperlink r:id="rId157">
         <w:r>
           <w:rPr>
             <w:rStyle w:val="Hyperlink"/>
@@ -8080,8 +8068,8 @@
         </w:r>
       </w:hyperlink>
     </w:p>
-    <w:bookmarkEnd w:id="155"/>
-    <w:bookmarkStart w:id="157" w:name="ref-shaffer2025LeadExposureAntisocial"/>
+    <w:bookmarkEnd w:id="158"/>
+    <w:bookmarkStart w:id="160" w:name="ref-shaffer2025LeadExposureAntisocial"/>
     <w:p>
       <w:pPr>
         <w:pStyle w:val="Bibliography"/>
@@ -8104,7 +8092,7 @@
       <w:r>
         <w:t xml:space="preserve"> </w:t>
       </w:r>
-      <w:hyperlink r:id="rId156">
+      <w:hyperlink r:id="rId159">
         <w:r>
           <w:rPr>
             <w:rStyle w:val="Hyperlink"/>
@@ -8113,8 +8101,8 @@
         </w:r>
       </w:hyperlink>
     </w:p>
-    <w:bookmarkEnd w:id="157"/>
-    <w:bookmarkStart w:id="159" w:name="ref-smith2018StepAwayStepwise"/>
+    <w:bookmarkEnd w:id="160"/>
+    <w:bookmarkStart w:id="162" w:name="ref-smith2018StepAwayStepwise"/>
     <w:p>
       <w:pPr>
         <w:pStyle w:val="Bibliography"/>
@@ -8125,7 +8113,7 @@
       <w:r>
         <w:t xml:space="preserve"> </w:t>
       </w:r>
-      <w:hyperlink r:id="rId158">
+      <w:hyperlink r:id="rId161">
         <w:r>
           <w:rPr>
             <w:rStyle w:val="Hyperlink"/>
@@ -8134,8 +8122,8 @@
         </w:r>
       </w:hyperlink>
     </w:p>
-    <w:bookmarkEnd w:id="159"/>
-    <w:bookmarkStart w:id="161" w:name="ref-sy2024AssessmentLongTermExposure"/>
+    <w:bookmarkEnd w:id="162"/>
+    <w:bookmarkStart w:id="164" w:name="ref-sy2024AssessmentLongTermExposure"/>
     <w:p>
       <w:pPr>
         <w:pStyle w:val="Bibliography"/>
@@ -8179,7 +8167,7 @@
       <w:r>
         <w:t xml:space="preserve"> </w:t>
       </w:r>
-      <w:hyperlink r:id="rId160">
+      <w:hyperlink r:id="rId163">
         <w:r>
           <w:rPr>
             <w:rStyle w:val="Hyperlink"/>
@@ -8188,8 +8176,8 @@
         </w:r>
       </w:hyperlink>
     </w:p>
-    <w:bookmarkEnd w:id="161"/>
-    <w:bookmarkStart w:id="162" w:name="ref-tamasszigeti2022SubstanceReportLead"/>
+    <w:bookmarkEnd w:id="164"/>
+    <w:bookmarkStart w:id="165" w:name="ref-tamasszigeti2022SubstanceReportLead"/>
     <w:p>
       <w:pPr>
         <w:pStyle w:val="Bibliography"/>
@@ -8207,8 +8195,8 @@
         <w:t xml:space="preserve">. HBM4EU.</w:t>
       </w:r>
     </w:p>
-    <w:bookmarkEnd w:id="162"/>
-    <w:bookmarkStart w:id="164" w:name="X99fa6bd9cd2521340285769f289a6c9d4bfe17b"/>
+    <w:bookmarkEnd w:id="165"/>
+    <w:bookmarkStart w:id="167" w:name="X99fa6bd9cd2521340285769f289a6c9d4bfe17b"/>
     <w:p>
       <w:pPr>
         <w:pStyle w:val="Bibliography"/>
@@ -8252,7 +8240,7 @@
       <w:r>
         <w:t xml:space="preserve"> </w:t>
       </w:r>
-      <w:hyperlink r:id="rId163">
+      <w:hyperlink r:id="rId166">
         <w:r>
           <w:rPr>
             <w:rStyle w:val="Hyperlink"/>
@@ -8261,8 +8249,8 @@
         </w:r>
       </w:hyperlink>
     </w:p>
-    <w:bookmarkEnd w:id="164"/>
-    <w:bookmarkStart w:id="166" w:name="X111bb06244f8f2a1a6d0d2f1f41c24b71f248e6"/>
+    <w:bookmarkEnd w:id="167"/>
+    <w:bookmarkStart w:id="169" w:name="X111bb06244f8f2a1a6d0d2f1f41c24b71f248e6"/>
     <w:p>
       <w:pPr>
         <w:pStyle w:val="Bibliography"/>
@@ -8294,7 +8282,7 @@
       <w:r>
         <w:t xml:space="preserve"> </w:t>
       </w:r>
-      <w:hyperlink r:id="rId165">
+      <w:hyperlink r:id="rId168">
         <w:r>
           <w:rPr>
             <w:rStyle w:val="Hyperlink"/>
@@ -8303,8 +8291,8 @@
         </w:r>
       </w:hyperlink>
     </w:p>
-    <w:bookmarkEnd w:id="166"/>
-    <w:bookmarkStart w:id="168" w:name="ref-wan2022ChronicLeadExposure"/>
+    <w:bookmarkEnd w:id="169"/>
+    <w:bookmarkStart w:id="171" w:name="ref-wan2022ChronicLeadExposure"/>
     <w:p>
       <w:pPr>
         <w:pStyle w:val="Bibliography"/>
@@ -8315,7 +8303,7 @@
       <w:r>
         <w:t xml:space="preserve"> </w:t>
       </w:r>
-      <w:hyperlink r:id="rId167">
+      <w:hyperlink r:id="rId170">
         <w:r>
           <w:rPr>
             <w:rStyle w:val="Hyperlink"/>
@@ -8324,8 +8312,8 @@
         </w:r>
       </w:hyperlink>
     </w:p>
-    <w:bookmarkEnd w:id="168"/>
-    <w:bookmarkStart w:id="170" w:name="X946754e67e3c74fad7a8806aa9d2819ed4ec186"/>
+    <w:bookmarkEnd w:id="171"/>
+    <w:bookmarkStart w:id="173" w:name="X946754e67e3c74fad7a8806aa9d2819ed4ec186"/>
     <w:p>
       <w:pPr>
         <w:pStyle w:val="Bibliography"/>
@@ -8336,7 +8324,7 @@
       <w:r>
         <w:t xml:space="preserve"> </w:t>
       </w:r>
-      <w:hyperlink r:id="rId169">
+      <w:hyperlink r:id="rId172">
         <w:r>
           <w:rPr>
             <w:rStyle w:val="Hyperlink"/>
@@ -8345,13 +8333,21 @@
         </w:r>
       </w:hyperlink>
     </w:p>
-    <w:bookmarkEnd w:id="170"/>
-    <w:bookmarkEnd w:id="171"/>
-    <w:bookmarkEnd w:id="172"/>
+    <w:bookmarkEnd w:id="173"/>
+    <w:bookmarkEnd w:id="174"/>
+    <w:bookmarkEnd w:id="175"/>
     <w:sectPr>
+      <w:footerReference r:id="rId3" w:type="default"/>
       <w:footnotePr>
-        <w:numRestart w:val="eachSect"/>
+        <w:numFmt w:val="decimal"/>
       </w:footnotePr>
+      <w:type w:val="nextPage"/>
+      <w:pgSz w:h="15840" w:w="12240"/>
+      <w:pgMar w:bottom="2199" w:footer="1440" w:gutter="0" w:header="0" w:left="1440" w:right="1440" w:top="1440"/>
+      <w:pgNumType w:fmt="decimal"/>
+      <w:formProt w:val="false"/>
+      <w:textDirection w:val="lrTb"/>
+      <w:docGrid w:charSpace="0" w:linePitch="100" w:type="default"/>
     </w:sectPr>
   </w:body>
 </w:document>
@@ -8359,6 +8355,40 @@
 
 <file path=word/comments.xml><?xml version="1.0" encoding="utf-8"?>
 <w:comments xmlns:w="http://schemas.openxmlformats.org/wordprocessingml/2006/main" xmlns:m="http://schemas.openxmlformats.org/officeDocument/2006/math" xmlns:r="http://schemas.openxmlformats.org/officeDocument/2006/relationships" xmlns:o="urn:schemas-microsoft-com:office:office" xmlns:v="urn:schemas-microsoft-com:vml" xmlns:w10="urn:schemas-microsoft-com:office:word" xmlns:a="http://schemas.openxmlformats.org/drawingml/2006/main" xmlns:pic="http://schemas.openxmlformats.org/drawingml/2006/picture" xmlns:wp="http://schemas.openxmlformats.org/drawingml/2006/wordprocessingDrawing"/>
+</file>
+
+<file path=word/footer1.xml><?xml version="1.0" encoding="utf-8"?>
+<w:ftr xmlns:o="urn:schemas-microsoft-com:office:office" xmlns:r="http://schemas.openxmlformats.org/officeDocument/2006/relationships" xmlns:v="urn:schemas-microsoft-com:vml" xmlns:w="http://schemas.openxmlformats.org/wordprocessingml/2006/main" xmlns:w10="urn:schemas-microsoft-com:office:word" xmlns:wp="http://schemas.openxmlformats.org/drawingml/2006/wordprocessingDrawing" xmlns:wps="http://schemas.microsoft.com/office/word/2010/wordprocessingShape" xmlns:wpg="http://schemas.microsoft.com/office/word/2010/wordprocessingGroup" xmlns:mc="http://schemas.openxmlformats.org/markup-compatibility/2006" xmlns:wp14="http://schemas.microsoft.com/office/word/2010/wordprocessingDrawing" xmlns:w14="http://schemas.microsoft.com/office/word/2010/wordml" xmlns:w15="http://schemas.microsoft.com/office/word/2012/wordml" mc:Ignorable="w14 wp14 w15">
+  <w:p>
+    <w:pPr>
+      <w:pStyle w:val="Footer"/>
+      <w:suppressLineNumbers/>
+      <w:spacing w:before="0" w:after="200"/>
+      <w:jc w:val="right"/>
+      <w:rPr/>
+    </w:pPr>
+    <w:r>
+      <w:rPr/>
+      <w:fldChar w:fldCharType="begin"/>
+    </w:r>
+    <w:r>
+      <w:rPr/>
+      <w:instrText xml:space="preserve"> PAGE </w:instrText>
+    </w:r>
+    <w:r>
+      <w:rPr/>
+      <w:fldChar w:fldCharType="separate"/>
+    </w:r>
+    <w:r>
+      <w:rPr/>
+      <w:t>1</w:t>
+    </w:r>
+    <w:r>
+      <w:rPr/>
+      <w:fldChar w:fldCharType="end"/>
+    </w:r>
+  </w:p>
+</w:ftr>
 </file>
 
 <file path=word/footnotes.xml><?xml version="1.0" encoding="utf-8"?>
@@ -8571,19 +8601,19 @@
 </file>
 
 <file path=word/styles.xml><?xml version="1.0" encoding="utf-8"?>
-<w:styles xmlns:r="http://schemas.openxmlformats.org/officeDocument/2006/relationships" xmlns:w="http://schemas.openxmlformats.org/wordprocessingml/2006/main">
+<w:styles xmlns:mc="http://schemas.openxmlformats.org/markup-compatibility/2006" xmlns:w="http://schemas.openxmlformats.org/wordprocessingml/2006/main" xmlns:w14="http://schemas.microsoft.com/office/word/2010/wordml" mc:Ignorable="w14">
   <w:docDefaults>
     <w:rPrDefault>
       <w:rPr>
-        <w:rFonts w:asciiTheme="minorHAnsi" w:cstheme="minorBidi" w:eastAsiaTheme="minorEastAsia" w:hAnsiTheme="minorHAnsi"/>
+        <w:rFonts w:ascii="Aptos" w:asciiTheme="minorHAnsi" w:cs="" w:cstheme="minorBidi" w:eastAsia="Aptos" w:eastAsiaTheme="minorHAnsi" w:hAnsi="Aptos" w:hAnsiTheme="minorHAnsi"/>
         <w:sz w:val="24"/>
         <w:szCs w:val="24"/>
-        <w:lang w:bidi="ar-SA" w:eastAsia="zh-CN" w:val="en-US"/>
+        <w:lang w:bidi="ar-SA" w:eastAsia="en-US" w:val="en-US"/>
       </w:rPr>
     </w:rPrDefault>
     <w:pPrDefault>
       <w:pPr>
-        <w:spacing w:after="200"/>
+        <w:suppressAutoHyphens w:val="true"/>
       </w:pPr>
     </w:pPrDefault>
   </w:docDefaults>
@@ -8591,6 +8621,454 @@
   <w:style w:default="1" w:styleId="Normal" w:type="paragraph">
     <w:name w:val="Normal"/>
     <w:qFormat/>
+    <w:pPr>
+      <w:widowControl/>
+      <w:suppressAutoHyphens w:val="true"/>
+      <w:bidi w:val="0"/>
+      <w:spacing w:after="200" w:before="0"/>
+      <w:jc w:val="left"/>
+    </w:pPr>
+    <w:rPr>
+      <w:rFonts w:ascii="Aptos" w:asciiTheme="minorHAnsi" w:cs="" w:cstheme="minorBidi" w:eastAsia="Aptos" w:eastAsiaTheme="minorHAnsi" w:hAnsi="Aptos" w:hAnsiTheme="minorHAnsi"/>
+      <w:color w:val="auto"/>
+      <w:kern w:val="0"/>
+      <w:sz w:val="24"/>
+      <w:szCs w:val="24"/>
+      <w:lang w:bidi="ar-SA" w:eastAsia="en-US" w:val="en-US"/>
+    </w:rPr>
+  </w:style>
+  <w:style w:styleId="Heading1" w:type="paragraph">
+    <w:name w:val="Heading 1"/>
+    <w:basedOn w:val="Normal"/>
+    <w:next w:val="BodyText"/>
+    <w:link w:val="Heading1Char"/>
+    <w:uiPriority w:val="9"/>
+    <w:qFormat/>
+    <w:rsid w:val="00a10fd9"/>
+    <w:pPr>
+      <w:keepNext w:val="true"/>
+      <w:keepLines/>
+      <w:spacing w:after="80" w:before="360"/>
+      <w:outlineLvl w:val="0"/>
+    </w:pPr>
+    <w:rPr>
+      <w:rFonts w:ascii="Aptos Display" w:asciiTheme="majorHAnsi" w:cs="" w:cstheme="majorBidi" w:eastAsia="" w:eastAsiaTheme="majorEastAsia" w:hAnsi="Aptos Display" w:hAnsiTheme="majorHAnsi"/>
+      <w:color w:val="000000"/>
+      <w:sz w:val="40"/>
+      <w:szCs w:val="40"/>
+    </w:rPr>
+  </w:style>
+  <w:style w:styleId="Heading2" w:type="paragraph">
+    <w:name w:val="Heading 2"/>
+    <w:basedOn w:val="Normal"/>
+    <w:next w:val="BodyText"/>
+    <w:link w:val="Heading2Char"/>
+    <w:uiPriority w:val="9"/>
+    <w:semiHidden/>
+    <w:unhideWhenUsed/>
+    <w:qFormat/>
+    <w:rsid w:val="00a10fd9"/>
+    <w:pPr>
+      <w:keepNext w:val="true"/>
+      <w:keepLines/>
+      <w:spacing w:after="80" w:before="160"/>
+      <w:outlineLvl w:val="1"/>
+    </w:pPr>
+    <w:rPr>
+      <w:rFonts w:ascii="Aptos Display" w:asciiTheme="majorHAnsi" w:cs="" w:cstheme="majorBidi" w:eastAsia="" w:eastAsiaTheme="majorEastAsia" w:hAnsi="Aptos Display" w:hAnsiTheme="majorHAnsi"/>
+      <w:color w:val="000000"/>
+      <w:sz w:val="32"/>
+      <w:szCs w:val="32"/>
+    </w:rPr>
+  </w:style>
+  <w:style w:styleId="Heading3" w:type="paragraph">
+    <w:name w:val="Heading 3"/>
+    <w:basedOn w:val="Normal"/>
+    <w:next w:val="BodyText"/>
+    <w:link w:val="Heading3Char"/>
+    <w:uiPriority w:val="9"/>
+    <w:semiHidden/>
+    <w:unhideWhenUsed/>
+    <w:qFormat/>
+    <w:rsid w:val="00a10fd9"/>
+    <w:pPr>
+      <w:keepNext w:val="true"/>
+      <w:keepLines/>
+      <w:spacing w:after="80" w:before="160"/>
+      <w:outlineLvl w:val="2"/>
+    </w:pPr>
+    <w:rPr>
+      <w:rFonts w:cs="" w:cstheme="majorBidi" w:eastAsia="" w:eastAsiaTheme="majorEastAsia"/>
+      <w:color w:val="000000"/>
+      <w:sz w:val="28"/>
+      <w:szCs w:val="28"/>
+    </w:rPr>
+  </w:style>
+  <w:style w:styleId="Heading4" w:type="paragraph">
+    <w:name w:val="Heading 4"/>
+    <w:basedOn w:val="Normal"/>
+    <w:next w:val="BodyText"/>
+    <w:link w:val="Heading4Char"/>
+    <w:uiPriority w:val="9"/>
+    <w:semiHidden/>
+    <w:unhideWhenUsed/>
+    <w:qFormat/>
+    <w:rsid w:val="00a10fd9"/>
+    <w:pPr>
+      <w:keepNext w:val="true"/>
+      <w:keepLines/>
+      <w:spacing w:after="40" w:before="80"/>
+      <w:outlineLvl w:val="3"/>
+    </w:pPr>
+    <w:rPr>
+      <w:rFonts w:cs="" w:cstheme="majorBidi" w:eastAsia="" w:eastAsiaTheme="majorEastAsia"/>
+      <w:i/>
+      <w:iCs/>
+      <w:color w:themeColor="accent1" w:themeShade="bf" w:val="0F4761"/>
+    </w:rPr>
+  </w:style>
+  <w:style w:styleId="Heading5" w:type="paragraph">
+    <w:name w:val="Heading 5"/>
+    <w:basedOn w:val="Normal"/>
+    <w:next w:val="BodyText"/>
+    <w:link w:val="Heading5Char"/>
+    <w:uiPriority w:val="9"/>
+    <w:semiHidden/>
+    <w:unhideWhenUsed/>
+    <w:qFormat/>
+    <w:rsid w:val="00a10fd9"/>
+    <w:pPr>
+      <w:keepNext w:val="true"/>
+      <w:keepLines/>
+      <w:spacing w:after="40" w:before="80"/>
+      <w:outlineLvl w:val="4"/>
+    </w:pPr>
+    <w:rPr>
+      <w:rFonts w:cs="" w:cstheme="majorBidi" w:eastAsia="" w:eastAsiaTheme="majorEastAsia"/>
+      <w:color w:themeColor="accent1" w:themeShade="bf" w:val="0F4761"/>
+    </w:rPr>
+  </w:style>
+  <w:style w:styleId="Heading6" w:type="paragraph">
+    <w:name w:val="Heading 6"/>
+    <w:basedOn w:val="Normal"/>
+    <w:next w:val="BodyText"/>
+    <w:link w:val="Heading6Char"/>
+    <w:uiPriority w:val="9"/>
+    <w:semiHidden/>
+    <w:unhideWhenUsed/>
+    <w:qFormat/>
+    <w:rsid w:val="00a10fd9"/>
+    <w:pPr>
+      <w:keepNext w:val="true"/>
+      <w:keepLines/>
+      <w:spacing w:after="0" w:before="40"/>
+      <w:outlineLvl w:val="5"/>
+    </w:pPr>
+    <w:rPr>
+      <w:rFonts w:cs="" w:cstheme="majorBidi" w:eastAsia="" w:eastAsiaTheme="majorEastAsia"/>
+      <w:i/>
+      <w:iCs/>
+      <w:color w:themeColor="text1" w:themeTint="a6" w:val="595959"/>
+    </w:rPr>
+  </w:style>
+  <w:style w:styleId="Heading7" w:type="paragraph">
+    <w:name w:val="Heading 7"/>
+    <w:basedOn w:val="Normal"/>
+    <w:next w:val="BodyText"/>
+    <w:link w:val="Heading7Char"/>
+    <w:uiPriority w:val="9"/>
+    <w:semiHidden/>
+    <w:unhideWhenUsed/>
+    <w:qFormat/>
+    <w:rsid w:val="00a10fd9"/>
+    <w:pPr>
+      <w:keepNext w:val="true"/>
+      <w:keepLines/>
+      <w:spacing w:after="0" w:before="40"/>
+      <w:outlineLvl w:val="6"/>
+    </w:pPr>
+    <w:rPr>
+      <w:rFonts w:cs="" w:cstheme="majorBidi" w:eastAsia="" w:eastAsiaTheme="majorEastAsia"/>
+      <w:color w:themeColor="text1" w:themeTint="a6" w:val="595959"/>
+    </w:rPr>
+  </w:style>
+  <w:style w:styleId="Heading8" w:type="paragraph">
+    <w:name w:val="Heading 8"/>
+    <w:basedOn w:val="Normal"/>
+    <w:next w:val="BodyText"/>
+    <w:link w:val="Heading8Char"/>
+    <w:uiPriority w:val="9"/>
+    <w:semiHidden/>
+    <w:unhideWhenUsed/>
+    <w:qFormat/>
+    <w:rsid w:val="00a10fd9"/>
+    <w:pPr>
+      <w:keepNext w:val="true"/>
+      <w:keepLines/>
+      <w:spacing w:after="0" w:before="0"/>
+      <w:outlineLvl w:val="7"/>
+    </w:pPr>
+    <w:rPr>
+      <w:rFonts w:cs="" w:cstheme="majorBidi" w:eastAsia="" w:eastAsiaTheme="majorEastAsia"/>
+      <w:i/>
+      <w:iCs/>
+      <w:color w:themeColor="text1" w:themeTint="d8" w:val="272727"/>
+    </w:rPr>
+  </w:style>
+  <w:style w:styleId="Heading9" w:type="paragraph">
+    <w:name w:val="Heading 9"/>
+    <w:basedOn w:val="Normal"/>
+    <w:next w:val="BodyText"/>
+    <w:link w:val="Heading9Char"/>
+    <w:uiPriority w:val="9"/>
+    <w:semiHidden/>
+    <w:unhideWhenUsed/>
+    <w:qFormat/>
+    <w:rsid w:val="00a10fd9"/>
+    <w:pPr>
+      <w:keepNext w:val="true"/>
+      <w:keepLines/>
+      <w:spacing w:after="0" w:before="0"/>
+      <w:outlineLvl w:val="8"/>
+    </w:pPr>
+    <w:rPr>
+      <w:rFonts w:cs="" w:cstheme="majorBidi" w:eastAsia="" w:eastAsiaTheme="majorEastAsia"/>
+      <w:color w:themeColor="text1" w:themeTint="d8" w:val="272727"/>
+    </w:rPr>
+  </w:style>
+  <w:style w:customStyle="1" w:styleId="TitleChar" w:type="character">
+    <w:name w:val="Title Char"/>
+    <w:basedOn w:val="DefaultParagraphFont"/>
+    <w:link w:val="Title"/>
+    <w:uiPriority w:val="10"/>
+    <w:qFormat/>
+    <w:rsid w:val="00a10fd9"/>
+    <w:rPr>
+      <w:rFonts w:ascii="Aptos Display" w:asciiTheme="majorHAnsi" w:cs="" w:cstheme="majorBidi" w:eastAsia="" w:eastAsiaTheme="majorEastAsia" w:hAnsi="Aptos Display" w:hAnsiTheme="majorHAnsi"/>
+      <w:spacing w:val="-10"/>
+      <w:kern w:val="2"/>
+      <w:sz w:val="56"/>
+      <w:szCs w:val="56"/>
+    </w:rPr>
+  </w:style>
+  <w:style w:customStyle="1" w:styleId="SubtitleChar" w:type="character">
+    <w:name w:val="Subtitle Char"/>
+    <w:basedOn w:val="DefaultParagraphFont"/>
+    <w:link w:val="Subtitle"/>
+    <w:uiPriority w:val="11"/>
+    <w:qFormat/>
+    <w:rsid w:val="00a10fd9"/>
+    <w:rPr>
+      <w:rFonts w:cs="" w:cstheme="majorBidi" w:eastAsia="" w:eastAsiaTheme="majorEastAsia"/>
+      <w:color w:themeColor="text1" w:themeTint="a6" w:val="595959"/>
+      <w:spacing w:val="15"/>
+      <w:sz w:val="28"/>
+      <w:szCs w:val="28"/>
+    </w:rPr>
+  </w:style>
+  <w:style w:customStyle="1" w:styleId="Heading1Char" w:type="character">
+    <w:name w:val="Heading 1 Char"/>
+    <w:basedOn w:val="DefaultParagraphFont"/>
+    <w:link w:val="Heading1"/>
+    <w:uiPriority w:val="9"/>
+    <w:qFormat/>
+    <w:rsid w:val="00a10fd9"/>
+    <w:rPr>
+      <w:rFonts w:ascii="Aptos Display" w:asciiTheme="majorHAnsi" w:cs="" w:cstheme="majorBidi" w:eastAsia="" w:eastAsiaTheme="majorEastAsia" w:hAnsi="Aptos Display" w:hAnsiTheme="majorHAnsi"/>
+      <w:color w:themeColor="accent1" w:themeShade="bf" w:val="0F4761"/>
+      <w:sz w:val="40"/>
+      <w:szCs w:val="40"/>
+    </w:rPr>
+  </w:style>
+  <w:style w:customStyle="1" w:styleId="Heading2Char" w:type="character">
+    <w:name w:val="Heading 2 Char"/>
+    <w:basedOn w:val="DefaultParagraphFont"/>
+    <w:link w:val="Heading2"/>
+    <w:uiPriority w:val="9"/>
+    <w:semiHidden/>
+    <w:qFormat/>
+    <w:rsid w:val="00a10fd9"/>
+    <w:rPr>
+      <w:rFonts w:ascii="Aptos Display" w:asciiTheme="majorHAnsi" w:cs="" w:cstheme="majorBidi" w:eastAsia="" w:eastAsiaTheme="majorEastAsia" w:hAnsi="Aptos Display" w:hAnsiTheme="majorHAnsi"/>
+      <w:color w:themeColor="accent1" w:themeShade="bf" w:val="0F4761"/>
+      <w:sz w:val="32"/>
+      <w:szCs w:val="32"/>
+    </w:rPr>
+  </w:style>
+  <w:style w:customStyle="1" w:styleId="Heading3Char" w:type="character">
+    <w:name w:val="Heading 3 Char"/>
+    <w:basedOn w:val="DefaultParagraphFont"/>
+    <w:link w:val="Heading3"/>
+    <w:uiPriority w:val="9"/>
+    <w:semiHidden/>
+    <w:qFormat/>
+    <w:rsid w:val="00a10fd9"/>
+    <w:rPr>
+      <w:rFonts w:cs="" w:cstheme="majorBidi" w:eastAsia="" w:eastAsiaTheme="majorEastAsia"/>
+      <w:color w:themeColor="accent1" w:themeShade="bf" w:val="0F4761"/>
+      <w:sz w:val="28"/>
+      <w:szCs w:val="28"/>
+    </w:rPr>
+  </w:style>
+  <w:style w:customStyle="1" w:styleId="Heading4Char" w:type="character">
+    <w:name w:val="Heading 4 Char"/>
+    <w:basedOn w:val="DefaultParagraphFont"/>
+    <w:link w:val="Heading4"/>
+    <w:uiPriority w:val="9"/>
+    <w:semiHidden/>
+    <w:qFormat/>
+    <w:rsid w:val="00a10fd9"/>
+    <w:rPr>
+      <w:rFonts w:cs="" w:cstheme="majorBidi" w:eastAsia="" w:eastAsiaTheme="majorEastAsia"/>
+      <w:i/>
+      <w:iCs/>
+      <w:color w:themeColor="accent1" w:themeShade="bf" w:val="0F4761"/>
+    </w:rPr>
+  </w:style>
+  <w:style w:customStyle="1" w:styleId="Heading5Char" w:type="character">
+    <w:name w:val="Heading 5 Char"/>
+    <w:basedOn w:val="DefaultParagraphFont"/>
+    <w:link w:val="Heading5"/>
+    <w:uiPriority w:val="9"/>
+    <w:semiHidden/>
+    <w:qFormat/>
+    <w:rsid w:val="00a10fd9"/>
+    <w:rPr>
+      <w:rFonts w:cs="" w:cstheme="majorBidi" w:eastAsia="" w:eastAsiaTheme="majorEastAsia"/>
+      <w:color w:themeColor="accent1" w:themeShade="bf" w:val="0F4761"/>
+    </w:rPr>
+  </w:style>
+  <w:style w:customStyle="1" w:styleId="Heading6Char" w:type="character">
+    <w:name w:val="Heading 6 Char"/>
+    <w:basedOn w:val="DefaultParagraphFont"/>
+    <w:link w:val="Heading6"/>
+    <w:uiPriority w:val="9"/>
+    <w:semiHidden/>
+    <w:qFormat/>
+    <w:rsid w:val="00a10fd9"/>
+    <w:rPr>
+      <w:rFonts w:cs="" w:cstheme="majorBidi" w:eastAsia="" w:eastAsiaTheme="majorEastAsia"/>
+      <w:i/>
+      <w:iCs/>
+      <w:color w:themeColor="text1" w:themeTint="a6" w:val="595959"/>
+    </w:rPr>
+  </w:style>
+  <w:style w:customStyle="1" w:styleId="Heading7Char" w:type="character">
+    <w:name w:val="Heading 7 Char"/>
+    <w:basedOn w:val="DefaultParagraphFont"/>
+    <w:link w:val="Heading7"/>
+    <w:uiPriority w:val="9"/>
+    <w:semiHidden/>
+    <w:qFormat/>
+    <w:rsid w:val="00a10fd9"/>
+    <w:rPr>
+      <w:rFonts w:cs="" w:cstheme="majorBidi" w:eastAsia="" w:eastAsiaTheme="majorEastAsia"/>
+      <w:color w:themeColor="text1" w:themeTint="a6" w:val="595959"/>
+    </w:rPr>
+  </w:style>
+  <w:style w:customStyle="1" w:styleId="Heading8Char" w:type="character">
+    <w:name w:val="Heading 8 Char"/>
+    <w:basedOn w:val="DefaultParagraphFont"/>
+    <w:link w:val="Heading8"/>
+    <w:uiPriority w:val="9"/>
+    <w:semiHidden/>
+    <w:qFormat/>
+    <w:rsid w:val="00a10fd9"/>
+    <w:rPr>
+      <w:rFonts w:cs="" w:cstheme="majorBidi" w:eastAsia="" w:eastAsiaTheme="majorEastAsia"/>
+      <w:i/>
+      <w:iCs/>
+      <w:color w:themeColor="text1" w:themeTint="d8" w:val="272727"/>
+    </w:rPr>
+  </w:style>
+  <w:style w:customStyle="1" w:styleId="Heading9Char" w:type="character">
+    <w:name w:val="Heading 9 Char"/>
+    <w:basedOn w:val="DefaultParagraphFont"/>
+    <w:link w:val="Heading9"/>
+    <w:uiPriority w:val="9"/>
+    <w:semiHidden/>
+    <w:qFormat/>
+    <w:rsid w:val="00a10fd9"/>
+    <w:rPr>
+      <w:rFonts w:cs="" w:cstheme="majorBidi" w:eastAsia="" w:eastAsiaTheme="majorEastAsia"/>
+      <w:color w:themeColor="text1" w:themeTint="d8" w:val="272727"/>
+    </w:rPr>
+  </w:style>
+  <w:style w:default="1" w:styleId="DefaultParagraphFont" w:type="character">
+    <w:name w:val="Default Paragraph Font"/>
+    <w:semiHidden/>
+    <w:unhideWhenUsed/>
+    <w:qFormat/>
+    <w:rPr/>
+  </w:style>
+  <w:style w:customStyle="1" w:styleId="BodyTextChar" w:type="character">
+    <w:name w:val="Body Text Char"/>
+    <w:basedOn w:val="DefaultParagraphFont"/>
+    <w:qFormat/>
+    <w:rPr/>
+  </w:style>
+  <w:style w:customStyle="1" w:styleId="VerbatimChar" w:type="character">
+    <w:name w:val="Verbatim Char"/>
+    <w:basedOn w:val="BodyTextChar"/>
+    <w:qFormat/>
+    <w:rPr>
+      <w:rFonts w:ascii="Consolas" w:hAnsi="Consolas"/>
+      <w:sz w:val="22"/>
+    </w:rPr>
+  </w:style>
+  <w:style w:customStyle="1" w:styleId="SectionNumber" w:type="character">
+    <w:name w:val="Section Number"/>
+    <w:basedOn w:val="BodyTextChar"/>
+    <w:qFormat/>
+    <w:rPr/>
+  </w:style>
+  <w:style w:styleId="FootnoteCharacters" w:type="character">
+    <w:name w:val="Footnote Characters"/>
+    <w:qFormat/>
+    <w:rPr>
+      <w:vertAlign w:val="superscript"/>
+    </w:rPr>
+  </w:style>
+  <w:style w:styleId="FootnoteReference" w:type="character">
+    <w:name w:val="Footnote Reference"/>
+    <w:rPr>
+      <w:vertAlign w:val="superscript"/>
+    </w:rPr>
+  </w:style>
+  <w:style w:styleId="Hyperlink" w:type="character">
+    <w:name w:val="Hyperlink"/>
+    <w:basedOn w:val="BodyTextChar"/>
+    <w:rPr>
+      <w:color w:themeColor="accent1" w:val="4F81BD"/>
+    </w:rPr>
+  </w:style>
+  <w:style w:styleId="EndnoteCharacters" w:type="character">
+    <w:name w:val="Endnote Characters"/>
+    <w:qFormat/>
+    <w:rPr>
+      <w:vertAlign w:val="superscript"/>
+    </w:rPr>
+  </w:style>
+  <w:style w:styleId="EndnoteReference" w:type="character">
+    <w:name w:val="Endnote Reference"/>
+    <w:rPr>
+      <w:vertAlign w:val="superscript"/>
+    </w:rPr>
+  </w:style>
+  <w:style w:styleId="Heading" w:type="paragraph">
+    <w:name w:val="Heading"/>
+    <w:basedOn w:val="Normal"/>
+    <w:next w:val="BodyText"/>
+    <w:qFormat/>
+    <w:pPr>
+      <w:keepNext w:val="true"/>
+      <w:spacing w:after="120" w:before="240"/>
+    </w:pPr>
+    <w:rPr>
+      <w:rFonts w:ascii="Liberation Sans" w:cs="Arial Unicode MS" w:eastAsia="PingFang SC" w:hAnsi="Liberation Sans"/>
+      <w:sz w:val="28"/>
+      <w:szCs w:val="28"/>
+    </w:rPr>
   </w:style>
   <w:style w:styleId="BodyText" w:type="paragraph">
     <w:name w:val="Body Text"/>
@@ -8598,14 +9076,52 @@
     <w:link w:val="BodyTextChar"/>
     <w:qFormat/>
     <w:pPr>
-      <w:spacing w:after="180" w:before="180"/>
+      <w:spacing w:after="180" w:before="180" w:line="276" w:lineRule="auto"/>
+      <w:jc w:val="both"/>
     </w:pPr>
+    <w:rPr/>
+  </w:style>
+  <w:style w:styleId="List" w:type="paragraph">
+    <w:name w:val="List"/>
+    <w:basedOn w:val="BodyText"/>
+    <w:pPr/>
+    <w:rPr>
+      <w:rFonts w:ascii="Times New Roman" w:cs="Arial Unicode MS" w:hAnsi="Times New Roman"/>
+    </w:rPr>
+  </w:style>
+  <w:style w:styleId="Caption" w:type="paragraph">
+    <w:name w:val="Caption"/>
+    <w:basedOn w:val="Normal"/>
+    <w:link w:val="BodyTextChar"/>
+    <w:qFormat/>
+    <w:pPr>
+      <w:spacing w:after="120" w:before="0"/>
+    </w:pPr>
+    <w:rPr>
+      <w:i/>
+    </w:rPr>
+  </w:style>
+  <w:style w:styleId="Index" w:type="paragraph">
+    <w:name w:val="Index"/>
+    <w:basedOn w:val="Normal"/>
+    <w:qFormat/>
+    <w:pPr>
+      <w:suppressLineNumbers/>
+    </w:pPr>
+    <w:rPr>
+      <w:rFonts w:ascii="Times New Roman" w:cs="Arial Unicode MS" w:hAnsi="Times New Roman"/>
+    </w:rPr>
   </w:style>
   <w:style w:customStyle="1" w:styleId="FirstParagraph" w:type="paragraph">
     <w:name w:val="First Paragraph"/>
     <w:basedOn w:val="BodyText"/>
     <w:next w:val="BodyText"/>
     <w:qFormat/>
+    <w:pPr>
+      <w:spacing w:line="276" w:lineRule="auto"/>
+      <w:jc w:val="both"/>
+    </w:pPr>
+    <w:rPr/>
   </w:style>
   <w:style w:customStyle="1" w:styleId="Compact" w:type="paragraph">
     <w:name w:val="Compact"/>
@@ -8614,6 +9130,7 @@
     <w:pPr>
       <w:spacing w:after="36" w:before="36"/>
     </w:pPr>
+    <w:rPr/>
   </w:style>
   <w:style w:styleId="Title" w:type="paragraph">
     <w:name w:val="Title"/>
@@ -8622,59 +9139,32 @@
     <w:link w:val="TitleChar"/>
     <w:uiPriority w:val="10"/>
     <w:qFormat/>
-    <w:rsid w:val="00A10FD9"/>
+    <w:rsid w:val="00a10fd9"/>
     <w:pPr>
-      <w:spacing w:after="80" w:line="240" w:lineRule="auto"/>
+      <w:spacing w:after="230" w:before="0" w:line="240" w:lineRule="auto"/>
       <w:contextualSpacing/>
       <w:jc w:val="center"/>
     </w:pPr>
     <w:rPr>
-      <w:rFonts w:asciiTheme="majorHAnsi" w:cstheme="majorBidi" w:eastAsiaTheme="majorEastAsia" w:hAnsiTheme="majorHAnsi"/>
-      <w:sz w:val="56"/>
-      <w:szCs w:val="56"/>
-    </w:rPr>
-  </w:style>
-  <w:style w:customStyle="1" w:styleId="TitleChar" w:type="character">
-    <w:name w:val="Title Char"/>
-    <w:basedOn w:val="DefaultParagraphFont"/>
-    <w:link w:val="Title"/>
-    <w:uiPriority w:val="10"/>
-    <w:rsid w:val="00A10FD9"/>
-    <w:rPr>
-      <w:rFonts w:asciiTheme="majorHAnsi" w:cstheme="majorBidi" w:eastAsiaTheme="majorEastAsia" w:hAnsiTheme="majorHAnsi"/>
-      <w:sz w:val="56"/>
+      <w:rFonts w:ascii="Aptos Display" w:asciiTheme="majorHAnsi" w:cs="" w:cstheme="majorBidi" w:eastAsia="" w:eastAsiaTheme="majorEastAsia" w:hAnsi="Aptos Display" w:hAnsiTheme="majorHAnsi"/>
+      <w:spacing w:val="-10"/>
+      <w:kern w:val="2"/>
+      <w:sz w:val="52"/>
       <w:szCs w:val="56"/>
     </w:rPr>
   </w:style>
   <w:style w:styleId="Subtitle" w:type="paragraph">
     <w:name w:val="Subtitle"/>
-    <w:basedOn w:val="Title"/>
+    <w:basedOn w:val="Normal"/>
     <w:next w:val="BodyText"/>
     <w:link w:val="SubtitleChar"/>
     <w:uiPriority w:val="11"/>
     <w:qFormat/>
-    <w:rsid w:val="00A10FD9"/>
-    <w:pPr>
-      <w:numPr>
-        <w:ilvl w:val="1"/>
-      </w:numPr>
-    </w:pPr>
+    <w:rsid w:val="00a10fd9"/>
+    <w:pPr/>
     <w:rPr>
-      <w:rFonts w:cstheme="majorBidi" w:eastAsiaTheme="majorEastAsia"/>
-      <w:spacing w:val="15"/>
-      <w:sz w:val="28"/>
-      <w:szCs w:val="28"/>
-    </w:rPr>
-  </w:style>
-  <w:style w:customStyle="1" w:styleId="SubtitleChar" w:type="character">
-    <w:name w:val="Subtitle Char"/>
-    <w:basedOn w:val="DefaultParagraphFont"/>
-    <w:link w:val="Subtitle"/>
-    <w:uiPriority w:val="11"/>
-    <w:rsid w:val="00A10FD9"/>
-    <w:rPr>
-      <w:rFonts w:cstheme="majorBidi" w:eastAsiaTheme="majorEastAsia"/>
-      <w:color w:themeColor="text1" w:themeTint="A6" w:val="595959"/>
+      <w:rFonts w:cs="" w:cstheme="majorBidi" w:eastAsia="" w:eastAsiaTheme="majorEastAsia"/>
+      <w:color w:themeColor="text1" w:themeTint="a6" w:val="595959"/>
       <w:spacing w:val="15"/>
       <w:sz w:val="28"/>
       <w:szCs w:val="28"/>
@@ -8682,30 +9172,47 @@
   </w:style>
   <w:style w:customStyle="1" w:styleId="Author" w:type="paragraph">
     <w:name w:val="Author"/>
-    <w:basedOn w:val="Title"/>
     <w:next w:val="BodyText"/>
     <w:qFormat/>
     <w:pPr>
-      <w:keepNext/>
+      <w:keepNext w:val="true"/>
       <w:keepLines/>
+      <w:widowControl/>
+      <w:suppressAutoHyphens w:val="true"/>
+      <w:bidi w:val="0"/>
+      <w:spacing w:after="115" w:before="115"/>
+      <w:contextualSpacing/>
+      <w:jc w:val="center"/>
     </w:pPr>
     <w:rPr>
+      <w:rFonts w:ascii="Aptos" w:asciiTheme="minorHAnsi" w:cs="" w:cstheme="minorBidi" w:eastAsia="Aptos" w:eastAsiaTheme="minorHAnsi" w:hAnsi="Aptos" w:hAnsiTheme="minorHAnsi"/>
+      <w:color w:val="auto"/>
+      <w:kern w:val="0"/>
       <w:sz w:val="24"/>
       <w:szCs w:val="24"/>
+      <w:lang w:bidi="ar-SA" w:eastAsia="en-US" w:val="en-US"/>
     </w:rPr>
   </w:style>
   <w:style w:styleId="Date" w:type="paragraph">
     <w:name w:val="Date"/>
-    <w:basedOn w:val="Title"/>
     <w:next w:val="BodyText"/>
     <w:qFormat/>
     <w:pPr>
-      <w:keepNext/>
+      <w:keepNext w:val="true"/>
       <w:keepLines/>
+      <w:widowControl/>
+      <w:suppressAutoHyphens w:val="true"/>
+      <w:bidi w:val="0"/>
+      <w:spacing w:after="115" w:before="0"/>
+      <w:jc w:val="center"/>
     </w:pPr>
     <w:rPr>
+      <w:rFonts w:ascii="Aptos" w:asciiTheme="minorHAnsi" w:cs="" w:cstheme="minorBidi" w:eastAsia="Aptos" w:eastAsiaTheme="minorHAnsi" w:hAnsi="Aptos" w:hAnsiTheme="minorHAnsi"/>
+      <w:color w:val="auto"/>
+      <w:kern w:val="0"/>
       <w:sz w:val="24"/>
       <w:szCs w:val="24"/>
+      <w:lang w:bidi="ar-SA" w:eastAsia="en-US" w:val="en-US"/>
     </w:rPr>
   </w:style>
   <w:style w:customStyle="1" w:styleId="AbstractTitle" w:type="paragraph">
@@ -8714,13 +9221,14 @@
     <w:next w:val="Abstract"/>
     <w:qFormat/>
     <w:pPr>
-      <w:keepNext/>
+      <w:keepNext w:val="true"/>
       <w:keepLines/>
       <w:spacing w:after="0" w:before="300"/>
       <w:jc w:val="center"/>
     </w:pPr>
     <w:rPr>
       <w:b/>
+      <w:color w:val="345A8A"/>
       <w:sz w:val="20"/>
       <w:szCs w:val="20"/>
     </w:rPr>
@@ -8731,7 +9239,7 @@
     <w:next w:val="BodyText"/>
     <w:qFormat/>
     <w:pPr>
-      <w:keepNext/>
+      <w:keepNext w:val="true"/>
       <w:keepLines/>
       <w:spacing w:after="300" w:before="100"/>
     </w:pPr>
@@ -8743,328 +9251,9 @@
   <w:style w:styleId="Bibliography" w:type="paragraph">
     <w:name w:val="Bibliography"/>
     <w:basedOn w:val="Normal"/>
-    <w:next w:val="Bibliography"/>
     <w:qFormat/>
     <w:pPr/>
     <w:rPr/>
-  </w:style>
-  <w:style w:styleId="Heading1" w:type="paragraph">
-    <w:name w:val="heading 1"/>
-    <w:basedOn w:val="Normal"/>
-    <w:next w:val="BodyText"/>
-    <w:link w:val="Heading1Char"/>
-    <w:uiPriority w:val="9"/>
-    <w:qFormat/>
-    <w:rsid w:val="00A10FD9"/>
-    <w:pPr>
-      <w:keepNext/>
-      <w:keepLines/>
-      <w:spacing w:after="80" w:before="360"/>
-      <w:outlineLvl w:val="0"/>
-    </w:pPr>
-    <w:rPr>
-      <w:rFonts w:asciiTheme="majorHAnsi" w:cstheme="majorBidi" w:eastAsiaTheme="majorEastAsia" w:hAnsiTheme="majorHAnsi"/>
-      <w:color w:themeColor="accent1" w:themeShade="BF" w:val="0F4761"/>
-      <w:sz w:val="40"/>
-      <w:szCs w:val="40"/>
-    </w:rPr>
-  </w:style>
-  <w:style w:styleId="Heading2" w:type="paragraph">
-    <w:name w:val="heading 2"/>
-    <w:basedOn w:val="Normal"/>
-    <w:next w:val="BodyText"/>
-    <w:link w:val="Heading2Char"/>
-    <w:uiPriority w:val="9"/>
-    <w:semiHidden/>
-    <w:unhideWhenUsed/>
-    <w:qFormat/>
-    <w:rsid w:val="00A10FD9"/>
-    <w:pPr>
-      <w:keepNext/>
-      <w:keepLines/>
-      <w:spacing w:after="80" w:before="160"/>
-      <w:outlineLvl w:val="1"/>
-    </w:pPr>
-    <w:rPr>
-      <w:rFonts w:asciiTheme="majorHAnsi" w:cstheme="majorBidi" w:eastAsiaTheme="majorEastAsia" w:hAnsiTheme="majorHAnsi"/>
-      <w:color w:themeColor="accent1" w:themeShade="BF" w:val="0F4761"/>
-      <w:sz w:val="32"/>
-      <w:szCs w:val="32"/>
-    </w:rPr>
-  </w:style>
-  <w:style w:styleId="Heading3" w:type="paragraph">
-    <w:name w:val="heading 3"/>
-    <w:basedOn w:val="Normal"/>
-    <w:next w:val="BodyText"/>
-    <w:link w:val="Heading3Char"/>
-    <w:uiPriority w:val="9"/>
-    <w:semiHidden/>
-    <w:unhideWhenUsed/>
-    <w:qFormat/>
-    <w:rsid w:val="00A10FD9"/>
-    <w:pPr>
-      <w:keepNext/>
-      <w:keepLines/>
-      <w:spacing w:after="80" w:before="160"/>
-      <w:outlineLvl w:val="2"/>
-    </w:pPr>
-    <w:rPr>
-      <w:rFonts w:cstheme="majorBidi" w:eastAsiaTheme="majorEastAsia"/>
-      <w:color w:themeColor="accent1" w:themeShade="BF" w:val="0F4761"/>
-      <w:sz w:val="28"/>
-      <w:szCs w:val="28"/>
-    </w:rPr>
-  </w:style>
-  <w:style w:styleId="Heading4" w:type="paragraph">
-    <w:name w:val="heading 4"/>
-    <w:basedOn w:val="Normal"/>
-    <w:next w:val="BodyText"/>
-    <w:link w:val="Heading4Char"/>
-    <w:uiPriority w:val="9"/>
-    <w:semiHidden/>
-    <w:unhideWhenUsed/>
-    <w:qFormat/>
-    <w:rsid w:val="00A10FD9"/>
-    <w:pPr>
-      <w:keepNext/>
-      <w:keepLines/>
-      <w:spacing w:after="40" w:before="80"/>
-      <w:outlineLvl w:val="3"/>
-    </w:pPr>
-    <w:rPr>
-      <w:rFonts w:cstheme="majorBidi" w:eastAsiaTheme="majorEastAsia"/>
-      <w:i/>
-      <w:iCs/>
-      <w:color w:themeColor="accent1" w:themeShade="BF" w:val="0F4761"/>
-    </w:rPr>
-  </w:style>
-  <w:style w:styleId="Heading5" w:type="paragraph">
-    <w:name w:val="heading 5"/>
-    <w:basedOn w:val="Normal"/>
-    <w:next w:val="BodyText"/>
-    <w:link w:val="Heading5Char"/>
-    <w:uiPriority w:val="9"/>
-    <w:semiHidden/>
-    <w:unhideWhenUsed/>
-    <w:qFormat/>
-    <w:rsid w:val="00A10FD9"/>
-    <w:pPr>
-      <w:keepNext/>
-      <w:keepLines/>
-      <w:spacing w:after="40" w:before="80"/>
-      <w:outlineLvl w:val="4"/>
-    </w:pPr>
-    <w:rPr>
-      <w:rFonts w:cstheme="majorBidi" w:eastAsiaTheme="majorEastAsia"/>
-      <w:color w:themeColor="accent1" w:themeShade="BF" w:val="0F4761"/>
-    </w:rPr>
-  </w:style>
-  <w:style w:styleId="Heading6" w:type="paragraph">
-    <w:name w:val="heading 6"/>
-    <w:basedOn w:val="Normal"/>
-    <w:next w:val="BodyText"/>
-    <w:link w:val="Heading6Char"/>
-    <w:uiPriority w:val="9"/>
-    <w:semiHidden/>
-    <w:unhideWhenUsed/>
-    <w:qFormat/>
-    <w:rsid w:val="00A10FD9"/>
-    <w:pPr>
-      <w:keepNext/>
-      <w:keepLines/>
-      <w:spacing w:after="0" w:before="40"/>
-      <w:outlineLvl w:val="5"/>
-    </w:pPr>
-    <w:rPr>
-      <w:rFonts w:cstheme="majorBidi" w:eastAsiaTheme="majorEastAsia"/>
-      <w:i/>
-      <w:iCs/>
-      <w:color w:themeColor="text1" w:themeTint="A6" w:val="595959"/>
-    </w:rPr>
-  </w:style>
-  <w:style w:styleId="Heading7" w:type="paragraph">
-    <w:name w:val="heading 7"/>
-    <w:basedOn w:val="Normal"/>
-    <w:next w:val="BodyText"/>
-    <w:link w:val="Heading7Char"/>
-    <w:uiPriority w:val="9"/>
-    <w:semiHidden/>
-    <w:unhideWhenUsed/>
-    <w:qFormat/>
-    <w:rsid w:val="00A10FD9"/>
-    <w:pPr>
-      <w:keepNext/>
-      <w:keepLines/>
-      <w:spacing w:after="0" w:before="40"/>
-      <w:outlineLvl w:val="6"/>
-    </w:pPr>
-    <w:rPr>
-      <w:rFonts w:cstheme="majorBidi" w:eastAsiaTheme="majorEastAsia"/>
-      <w:color w:themeColor="text1" w:themeTint="A6" w:val="595959"/>
-    </w:rPr>
-  </w:style>
-  <w:style w:styleId="Heading8" w:type="paragraph">
-    <w:name w:val="heading 8"/>
-    <w:basedOn w:val="Normal"/>
-    <w:next w:val="BodyText"/>
-    <w:link w:val="Heading8Char"/>
-    <w:uiPriority w:val="9"/>
-    <w:semiHidden/>
-    <w:unhideWhenUsed/>
-    <w:qFormat/>
-    <w:rsid w:val="00A10FD9"/>
-    <w:pPr>
-      <w:keepNext/>
-      <w:keepLines/>
-      <w:spacing w:after="0"/>
-      <w:outlineLvl w:val="7"/>
-    </w:pPr>
-    <w:rPr>
-      <w:rFonts w:cstheme="majorBidi" w:eastAsiaTheme="majorEastAsia"/>
-      <w:i/>
-      <w:iCs/>
-      <w:color w:themeColor="text1" w:themeTint="D8" w:val="272727"/>
-    </w:rPr>
-  </w:style>
-  <w:style w:styleId="Heading9" w:type="paragraph">
-    <w:name w:val="heading 9"/>
-    <w:basedOn w:val="Normal"/>
-    <w:next w:val="BodyText"/>
-    <w:link w:val="Heading9Char"/>
-    <w:uiPriority w:val="9"/>
-    <w:semiHidden/>
-    <w:unhideWhenUsed/>
-    <w:qFormat/>
-    <w:rsid w:val="00A10FD9"/>
-    <w:pPr>
-      <w:keepNext/>
-      <w:keepLines/>
-      <w:spacing w:after="0"/>
-      <w:outlineLvl w:val="8"/>
-    </w:pPr>
-    <w:rPr>
-      <w:rFonts w:cstheme="majorBidi" w:eastAsiaTheme="majorEastAsia"/>
-      <w:color w:themeColor="text1" w:themeTint="D8" w:val="272727"/>
-    </w:rPr>
-  </w:style>
-  <w:style w:customStyle="1" w:styleId="Heading1Char" w:type="character">
-    <w:name w:val="Heading 1 Char"/>
-    <w:basedOn w:val="DefaultParagraphFont"/>
-    <w:link w:val="Heading1"/>
-    <w:uiPriority w:val="9"/>
-    <w:rsid w:val="00A10FD9"/>
-    <w:rPr>
-      <w:rFonts w:asciiTheme="majorHAnsi" w:cstheme="majorBidi" w:eastAsiaTheme="majorEastAsia" w:hAnsiTheme="majorHAnsi"/>
-      <w:color w:themeColor="accent1" w:themeShade="BF" w:val="0F4761"/>
-      <w:sz w:val="40"/>
-      <w:szCs w:val="40"/>
-    </w:rPr>
-  </w:style>
-  <w:style w:customStyle="1" w:styleId="Heading2Char" w:type="character">
-    <w:name w:val="Heading 2 Char"/>
-    <w:basedOn w:val="DefaultParagraphFont"/>
-    <w:link w:val="Heading2"/>
-    <w:uiPriority w:val="9"/>
-    <w:semiHidden/>
-    <w:rsid w:val="00A10FD9"/>
-    <w:rPr>
-      <w:rFonts w:asciiTheme="majorHAnsi" w:cstheme="majorBidi" w:eastAsiaTheme="majorEastAsia" w:hAnsiTheme="majorHAnsi"/>
-      <w:color w:themeColor="accent1" w:themeShade="BF" w:val="0F4761"/>
-      <w:sz w:val="32"/>
-      <w:szCs w:val="32"/>
-    </w:rPr>
-  </w:style>
-  <w:style w:customStyle="1" w:styleId="Heading3Char" w:type="character">
-    <w:name w:val="Heading 3 Char"/>
-    <w:basedOn w:val="DefaultParagraphFont"/>
-    <w:link w:val="Heading3"/>
-    <w:uiPriority w:val="9"/>
-    <w:semiHidden/>
-    <w:rsid w:val="00A10FD9"/>
-    <w:rPr>
-      <w:rFonts w:cstheme="majorBidi" w:eastAsiaTheme="majorEastAsia"/>
-      <w:color w:themeColor="accent1" w:themeShade="BF" w:val="0F4761"/>
-      <w:sz w:val="28"/>
-      <w:szCs w:val="28"/>
-    </w:rPr>
-  </w:style>
-  <w:style w:customStyle="1" w:styleId="Heading4Char" w:type="character">
-    <w:name w:val="Heading 4 Char"/>
-    <w:basedOn w:val="DefaultParagraphFont"/>
-    <w:link w:val="Heading4"/>
-    <w:uiPriority w:val="9"/>
-    <w:semiHidden/>
-    <w:rsid w:val="00A10FD9"/>
-    <w:rPr>
-      <w:rFonts w:cstheme="majorBidi" w:eastAsiaTheme="majorEastAsia"/>
-      <w:i/>
-      <w:iCs/>
-      <w:color w:themeColor="accent1" w:themeShade="BF" w:val="0F4761"/>
-    </w:rPr>
-  </w:style>
-  <w:style w:customStyle="1" w:styleId="Heading5Char" w:type="character">
-    <w:name w:val="Heading 5 Char"/>
-    <w:basedOn w:val="DefaultParagraphFont"/>
-    <w:link w:val="Heading5"/>
-    <w:uiPriority w:val="9"/>
-    <w:semiHidden/>
-    <w:rsid w:val="00A10FD9"/>
-    <w:rPr>
-      <w:rFonts w:cstheme="majorBidi" w:eastAsiaTheme="majorEastAsia"/>
-      <w:color w:themeColor="accent1" w:themeShade="BF" w:val="0F4761"/>
-    </w:rPr>
-  </w:style>
-  <w:style w:customStyle="1" w:styleId="Heading6Char" w:type="character">
-    <w:name w:val="Heading 6 Char"/>
-    <w:basedOn w:val="DefaultParagraphFont"/>
-    <w:link w:val="Heading6"/>
-    <w:uiPriority w:val="9"/>
-    <w:semiHidden/>
-    <w:rsid w:val="00A10FD9"/>
-    <w:rPr>
-      <w:rFonts w:cstheme="majorBidi" w:eastAsiaTheme="majorEastAsia"/>
-      <w:i/>
-      <w:iCs/>
-      <w:color w:themeColor="text1" w:themeTint="A6" w:val="595959"/>
-    </w:rPr>
-  </w:style>
-  <w:style w:customStyle="1" w:styleId="Heading7Char" w:type="character">
-    <w:name w:val="Heading 7 Char"/>
-    <w:basedOn w:val="DefaultParagraphFont"/>
-    <w:link w:val="Heading7"/>
-    <w:uiPriority w:val="9"/>
-    <w:semiHidden/>
-    <w:rsid w:val="00A10FD9"/>
-    <w:rPr>
-      <w:rFonts w:cstheme="majorBidi" w:eastAsiaTheme="majorEastAsia"/>
-      <w:color w:themeColor="text1" w:themeTint="A6" w:val="595959"/>
-    </w:rPr>
-  </w:style>
-  <w:style w:customStyle="1" w:styleId="Heading8Char" w:type="character">
-    <w:name w:val="Heading 8 Char"/>
-    <w:basedOn w:val="DefaultParagraphFont"/>
-    <w:link w:val="Heading8"/>
-    <w:uiPriority w:val="9"/>
-    <w:semiHidden/>
-    <w:rsid w:val="00A10FD9"/>
-    <w:rPr>
-      <w:rFonts w:cstheme="majorBidi" w:eastAsiaTheme="majorEastAsia"/>
-      <w:i/>
-      <w:iCs/>
-      <w:color w:themeColor="text1" w:themeTint="D8" w:val="272727"/>
-    </w:rPr>
-  </w:style>
-  <w:style w:customStyle="1" w:styleId="Heading9Char" w:type="character">
-    <w:name w:val="Heading 9 Char"/>
-    <w:basedOn w:val="DefaultParagraphFont"/>
-    <w:link w:val="Heading9"/>
-    <w:uiPriority w:val="9"/>
-    <w:semiHidden/>
-    <w:rsid w:val="00A10FD9"/>
-    <w:rPr>
-      <w:rFonts w:cstheme="majorBidi" w:eastAsiaTheme="majorEastAsia"/>
-      <w:color w:themeColor="text1" w:themeTint="D8" w:val="272727"/>
-    </w:rPr>
   </w:style>
   <w:style w:styleId="BlockText" w:type="paragraph">
     <w:name w:val="Block Text"/>
@@ -9075,16 +9264,18 @@
     <w:qFormat/>
     <w:pPr>
       <w:spacing w:after="100" w:before="100"/>
-      <w:ind w:firstLine="0" w:left="480" w:right="480"/>
+      <w:ind w:hanging="0" w:left="480" w:right="480"/>
     </w:pPr>
+    <w:rPr/>
   </w:style>
   <w:style w:styleId="FootnoteText" w:type="paragraph">
     <w:name w:val="Footnote Text"/>
     <w:basedOn w:val="Normal"/>
-    <w:next w:val="FootnoteText"/>
     <w:uiPriority w:val="9"/>
     <w:unhideWhenUsed/>
     <w:qFormat/>
+    <w:pPr/>
+    <w:rPr/>
   </w:style>
   <w:style w:styleId="FootnoteBlockText" w:type="paragraph">
     <w:name w:val="Footnote Block Text"/>
@@ -9095,46 +9286,19 @@
     <w:qFormat/>
     <w:pPr>
       <w:spacing w:after="100" w:before="100"/>
-      <w:ind w:firstLine="0" w:left="480" w:right="480"/>
+      <w:ind w:hanging="0" w:left="480" w:right="480"/>
     </w:pPr>
-  </w:style>
-  <w:style w:default="1" w:styleId="DefaultParagraphFont" w:type="character">
-    <w:name w:val="Default Paragraph Font"/>
-    <w:semiHidden/>
-    <w:unhideWhenUsed/>
-  </w:style>
-  <w:style w:default="1" w:styleId="Table" w:type="table">
-    <w:name w:val="Table"/>
-    <w:basedOn w:val="TableNormal"/>
-    <w:semiHidden/>
-    <w:unhideWhenUsed/>
-    <w:qFormat/>
-    <w:tblPr>
-      <w:tblInd w:type="dxa" w:w="0"/>
-      <w:tblCellMar>
-        <w:top w:type="dxa" w:w="0"/>
-        <w:left w:type="dxa" w:w="108"/>
-        <w:bottom w:type="dxa" w:w="0"/>
-        <w:right w:type="dxa" w:w="108"/>
-      </w:tblCellMar>
-    </w:tblPr>
-    <w:tblStylePr w:type="firstRow">
-      <w:tcPr>
-        <w:tcBorders>
-          <w:bottom w:val="single"/>
-        </w:tcBorders>
-        <w:vAlign w:val="bottom"/>
-      </w:tcPr>
-    </w:tblStylePr>
+    <w:rPr/>
   </w:style>
   <w:style w:customStyle="1" w:styleId="DefinitionTerm" w:type="paragraph">
     <w:name w:val="Definition Term"/>
     <w:basedOn w:val="Normal"/>
     <w:next w:val="Definition"/>
+    <w:qFormat/>
     <w:pPr>
-      <w:keepNext/>
+      <w:keepNext w:val="true"/>
       <w:keepLines/>
-      <w:spacing w:after="0"/>
+      <w:spacing w:after="0" w:before="0"/>
     </w:pPr>
     <w:rPr>
       <w:b/>
@@ -9143,70 +9307,47 @@
   <w:style w:customStyle="1" w:styleId="Definition" w:type="paragraph">
     <w:name w:val="Definition"/>
     <w:basedOn w:val="Normal"/>
-  </w:style>
-  <w:style w:styleId="Caption" w:type="paragraph">
-    <w:name w:val="Caption"/>
-    <w:basedOn w:val="Normal"/>
-    <w:link w:val="BodyTextChar"/>
-    <w:pPr>
-      <w:spacing w:after="120" w:before="0"/>
-    </w:pPr>
-    <w:rPr>
-      <w:i/>
-    </w:rPr>
+    <w:qFormat/>
+    <w:pPr/>
+    <w:rPr/>
   </w:style>
   <w:style w:customStyle="1" w:styleId="TableCaption" w:type="paragraph">
     <w:name w:val="Table Caption"/>
     <w:basedOn w:val="Caption"/>
+    <w:qFormat/>
     <w:pPr>
-      <w:keepNext/>
+      <w:keepNext w:val="true"/>
     </w:pPr>
+    <w:rPr/>
   </w:style>
   <w:style w:customStyle="1" w:styleId="ImageCaption" w:type="paragraph">
     <w:name w:val="Image Caption"/>
     <w:basedOn w:val="Caption"/>
+    <w:qFormat/>
+    <w:pPr/>
+    <w:rPr/>
   </w:style>
   <w:style w:customStyle="1" w:styleId="Figure" w:type="paragraph">
     <w:name w:val="Figure"/>
     <w:basedOn w:val="Normal"/>
+    <w:qFormat/>
+    <w:pPr/>
+    <w:rPr/>
   </w:style>
   <w:style w:customStyle="1" w:styleId="CaptionedFigure" w:type="paragraph">
     <w:name w:val="Captioned Figure"/>
     <w:basedOn w:val="Figure"/>
+    <w:qFormat/>
     <w:pPr>
-      <w:keepNext/>
+      <w:keepNext w:val="true"/>
     </w:pPr>
+    <w:rPr/>
   </w:style>
-  <w:style w:customStyle="1" w:styleId="BodyTextChar" w:type="character">
-    <w:name w:val="Body Text Char"/>
-    <w:basedOn w:val="DefaultParagraphFont"/>
-    <w:link w:val="BodyText"/>
-  </w:style>
-  <w:style w:customStyle="1" w:styleId="VerbatimChar" w:type="character">
-    <w:name w:val="Verbatim Char"/>
-    <w:basedOn w:val="BodyTextChar"/>
-    <w:rPr>
-      <w:rFonts w:ascii="Consolas" w:hAnsi="Consolas"/>
-      <w:sz w:val="22"/>
-    </w:rPr>
-  </w:style>
-  <w:style w:customStyle="1" w:styleId="SectionNumber" w:type="character">
-    <w:name w:val="Section Number"/>
-    <w:basedOn w:val="BodyTextChar"/>
-  </w:style>
-  <w:style w:styleId="FootnoteReference" w:type="character">
-    <w:name w:val="Footnote Reference"/>
-    <w:basedOn w:val="BodyTextChar"/>
-    <w:rPr>
-      <w:vertAlign w:val="superscript"/>
-    </w:rPr>
-  </w:style>
-  <w:style w:styleId="Hyperlink" w:type="character">
-    <w:name w:val="Hyperlink"/>
-    <w:basedOn w:val="BodyTextChar"/>
-    <w:rPr>
-      <w:color w:themeColor="accent1" w:val="4F81BD"/>
-    </w:rPr>
+  <w:style w:styleId="IndexHeading" w:type="paragraph">
+    <w:name w:val="Index Heading"/>
+    <w:basedOn w:val="Heading"/>
+    <w:pPr/>
+    <w:rPr/>
   </w:style>
   <w:style w:styleId="TOCHeading" w:type="paragraph">
     <w:name w:val="TOC Heading"/>
@@ -9216,15 +9357,70 @@
     <w:unhideWhenUsed/>
     <w:qFormat/>
     <w:pPr>
-      <w:spacing w:before="240" w:line="259" w:lineRule="auto"/>
+      <w:spacing w:after="80" w:before="240" w:line="259" w:lineRule="auto"/>
       <w:outlineLvl w:val="9"/>
     </w:pPr>
     <w:rPr>
-      <w:rFonts w:asciiTheme="majorHAnsi" w:cstheme="majorBidi" w:eastAsiaTheme="majorEastAsia" w:hAnsiTheme="majorHAnsi"/>
-      <w:b w:val="0"/>
-      <w:bCs w:val="0"/>
-      <w:color w:themeColor="accent1" w:themeShade="BF" w:val="365F91"/>
+      <w:rFonts w:ascii="Aptos Display" w:asciiTheme="majorHAnsi" w:cs="" w:cstheme="majorBidi" w:eastAsia="" w:eastAsiaTheme="majorEastAsia" w:hAnsi="Aptos Display" w:hAnsiTheme="majorHAnsi"/>
+      <w:b w:val="false"/>
+      <w:bCs w:val="false"/>
+      <w:color w:themeColor="accent1" w:themeShade="bf" w:val="365F91"/>
     </w:rPr>
+  </w:style>
+  <w:style w:styleId="BodyTextIndent" w:type="paragraph">
+    <w:name w:val="Body Text Indent"/>
+    <w:basedOn w:val="BodyText"/>
+    <w:pPr>
+      <w:ind w:hanging="0" w:left="283"/>
+    </w:pPr>
+    <w:rPr/>
+  </w:style>
+  <w:style w:styleId="HeaderandFooter" w:type="paragraph">
+    <w:name w:val="Header and Footer"/>
+    <w:basedOn w:val="Normal"/>
+    <w:qFormat/>
+    <w:pPr>
+      <w:suppressLineNumbers/>
+      <w:tabs>
+        <w:tab w:pos="720" w:val="clear"/>
+        <w:tab w:leader="none" w:pos="4680" w:val="center"/>
+        <w:tab w:leader="none" w:pos="9360" w:val="right"/>
+      </w:tabs>
+    </w:pPr>
+    <w:rPr/>
+  </w:style>
+  <w:style w:styleId="Footer" w:type="paragraph">
+    <w:name w:val="Footer"/>
+    <w:basedOn w:val="HeaderandFooter"/>
+    <w:pPr>
+      <w:suppressLineNumbers/>
+      <w:jc w:val="right"/>
+    </w:pPr>
+    <w:rPr/>
+  </w:style>
+  <w:style w:default="1" w:styleId="Table" w:type="table">
+    <w:name w:val="Table"/>
+    <w:basedOn w:val="TableNormal"/>
+    <w:semiHidden/>
+    <w:unhideWhenUsed/>
+    <w:qFormat/>
+    <w:tblPr>
+      <w:tblCellMar>
+        <w:top w:type="dxa" w:w="0"/>
+        <w:left w:type="dxa" w:w="108"/>
+        <w:bottom w:type="dxa" w:w="0"/>
+        <w:right w:type="dxa" w:w="108"/>
+      </w:tblCellMar>
+    </w:tblPr>
+    <w:tblStylePr w:type="firstRow">
+      <w:tblPr/>
+      <w:tcPr>
+        <w:tcBorders>
+          <w:bottom w:val="single"/>
+        </w:tcBorders>
+        <w:vAlign w:val="bottom"/>
+      </w:tcPr>
+    </w:tblStylePr>
   </w:style>
   <w:style w:type="paragraph" w:customStyle="1" w:styleId="SourceCode">
     <w:name w:val="Source Code"/>
@@ -9492,195 +9688,97 @@
 </file>
 
 <file path=word/theme/theme1.xml><?xml version="1.0" encoding="utf-8"?>
-<a:theme xmlns:a="http://schemas.openxmlformats.org/drawingml/2006/main" name="Office Theme">
+<a:theme xmlns:a="http://schemas.openxmlformats.org/drawingml/2006/main" xmlns:r="http://schemas.openxmlformats.org/officeDocument/2006/relationships" name="Office Theme">
   <a:themeElements>
     <a:clrScheme name="Office">
       <a:dk1>
-        <a:sysClr val="windowText" lastClr="000000"/>
+        <a:srgbClr val="000000"/>
       </a:dk1>
       <a:lt1>
-        <a:sysClr val="window" lastClr="FFFFFF"/>
+        <a:srgbClr val="ffffff"/>
       </a:lt1>
       <a:dk2>
-        <a:srgbClr val="0E2841"/>
+        <a:srgbClr val="0e2841"/>
       </a:dk2>
       <a:lt2>
-        <a:srgbClr val="E8E8E8"/>
+        <a:srgbClr val="e8e8e8"/>
       </a:lt2>
       <a:accent1>
         <a:srgbClr val="156082"/>
       </a:accent1>
       <a:accent2>
-        <a:srgbClr val="E97132"/>
+        <a:srgbClr val="e97132"/>
       </a:accent2>
       <a:accent3>
-        <a:srgbClr val="196B24"/>
+        <a:srgbClr val="196b24"/>
       </a:accent3>
       <a:accent4>
-        <a:srgbClr val="0F9ED5"/>
+        <a:srgbClr val="0f9ed5"/>
       </a:accent4>
       <a:accent5>
-        <a:srgbClr val="A02B93"/>
+        <a:srgbClr val="a02b93"/>
       </a:accent5>
       <a:accent6>
-        <a:srgbClr val="4EA72E"/>
+        <a:srgbClr val="4ea72e"/>
       </a:accent6>
       <a:hlink>
         <a:srgbClr val="467886"/>
       </a:hlink>
       <a:folHlink>
-        <a:srgbClr val="96607D"/>
+        <a:srgbClr val="96607d"/>
       </a:folHlink>
     </a:clrScheme>
     <a:fontScheme name="Office">
       <a:majorFont>
-        <a:latin typeface="Aptos Display" panose="02110004020202020204"/>
+        <a:latin typeface="Aptos Display" panose="02110004020202020204" pitchFamily="0" charset="1"/>
         <a:ea typeface=""/>
         <a:cs typeface=""/>
-        <a:font script="Jpan" typeface="游ゴシック Light"/>
-        <a:font script="Hang" typeface="맑은 고딕"/>
-        <a:font script="Hans" typeface="等线 Light"/>
-        <a:font script="Hant" typeface="新細明體"/>
-        <a:font script="Arab" typeface="Times New Roman"/>
-        <a:font script="Hebr" typeface="Times New Roman"/>
-        <a:font script="Thai" typeface="Angsana New"/>
-        <a:font script="Ethi" typeface="Nyala"/>
-        <a:font script="Beng" typeface="Vrinda"/>
-        <a:font script="Gujr" typeface="Shruti"/>
-        <a:font script="Khmr" typeface="MoolBoran"/>
-        <a:font script="Knda" typeface="Tunga"/>
-        <a:font script="Guru" typeface="Raavi"/>
-        <a:font script="Cans" typeface="Euphemia"/>
-        <a:font script="Cher" typeface="Plantagenet Cherokee"/>
-        <a:font script="Yiii" typeface="Microsoft Yi Baiti"/>
-        <a:font script="Tibt" typeface="Microsoft Himalaya"/>
-        <a:font script="Thaa" typeface="MV Boli"/>
-        <a:font script="Deva" typeface="Mangal"/>
-        <a:font script="Telu" typeface="Gautami"/>
-        <a:font script="Taml" typeface="Latha"/>
-        <a:font script="Syrc" typeface="Estrangelo Edessa"/>
-        <a:font script="Orya" typeface="Kalinga"/>
-        <a:font script="Mlym" typeface="Kartika"/>
-        <a:font script="Laoo" typeface="DokChampa"/>
-        <a:font script="Sinh" typeface="Iskoola Pota"/>
-        <a:font script="Mong" typeface="Mongolian Baiti"/>
-        <a:font script="Viet" typeface="Times New Roman"/>
-        <a:font script="Uigh" typeface="Microsoft Uighur"/>
-        <a:font script="Geor" typeface="Sylfaen"/>
-        <a:font script="Armn" typeface="Arial"/>
-        <a:font script="Bugi" typeface="Leelawadee UI"/>
-        <a:font script="Bopo" typeface="Microsoft JhengHei"/>
-        <a:font script="Java" typeface="Javanese Text"/>
-        <a:font script="Lisu" typeface="Segoe UI"/>
-        <a:font script="Mymr" typeface="Myanmar Text"/>
-        <a:font script="Nkoo" typeface="Ebrima"/>
-        <a:font script="Olck" typeface="Nirmala UI"/>
-        <a:font script="Osma" typeface="Ebrima"/>
-        <a:font script="Phag" typeface="Phagspa"/>
-        <a:font script="Syrn" typeface="Estrangelo Edessa"/>
-        <a:font script="Syrj" typeface="Estrangelo Edessa"/>
-        <a:font script="Syre" typeface="Estrangelo Edessa"/>
-        <a:font script="Sora" typeface="Nirmala UI"/>
-        <a:font script="Tale" typeface="Microsoft Tai Le"/>
-        <a:font script="Talu" typeface="Microsoft New Tai Lue"/>
-        <a:font script="Tfng" typeface="Ebrima"/>
       </a:majorFont>
       <a:minorFont>
-        <a:latin typeface="Aptos" panose="02110004020202020204"/>
+        <a:latin typeface="Aptos" panose="02110004020202020204" pitchFamily="0" charset="1"/>
         <a:ea typeface=""/>
         <a:cs typeface=""/>
-        <a:font script="Jpan" typeface="游明朝"/>
-        <a:font script="Hang" typeface="맑은 고딕"/>
-        <a:font script="Hans" typeface="等线"/>
-        <a:font script="Hant" typeface="新細明體"/>
-        <a:font script="Arab" typeface="Arial"/>
-        <a:font script="Hebr" typeface="Arial"/>
-        <a:font script="Thai" typeface="Cordia New"/>
-        <a:font script="Ethi" typeface="Nyala"/>
-        <a:font script="Beng" typeface="Vrinda"/>
-        <a:font script="Gujr" typeface="Shruti"/>
-        <a:font script="Khmr" typeface="DaunPenh"/>
-        <a:font script="Knda" typeface="Tunga"/>
-        <a:font script="Guru" typeface="Raavi"/>
-        <a:font script="Cans" typeface="Euphemia"/>
-        <a:font script="Cher" typeface="Plantagenet Cherokee"/>
-        <a:font script="Yiii" typeface="Microsoft Yi Baiti"/>
-        <a:font script="Tibt" typeface="Microsoft Himalaya"/>
-        <a:font script="Thaa" typeface="MV Boli"/>
-        <a:font script="Deva" typeface="Mangal"/>
-        <a:font script="Telu" typeface="Gautami"/>
-        <a:font script="Taml" typeface="Latha"/>
-        <a:font script="Syrc" typeface="Estrangelo Edessa"/>
-        <a:font script="Orya" typeface="Kalinga"/>
-        <a:font script="Mlym" typeface="Kartika"/>
-        <a:font script="Laoo" typeface="DokChampa"/>
-        <a:font script="Sinh" typeface="Iskoola Pota"/>
-        <a:font script="Mong" typeface="Mongolian Baiti"/>
-        <a:font script="Viet" typeface="Arial"/>
-        <a:font script="Uigh" typeface="Microsoft Uighur"/>
-        <a:font script="Geor" typeface="Sylfaen"/>
-        <a:font script="Armn" typeface="Arial"/>
-        <a:font script="Bugi" typeface="Leelawadee UI"/>
-        <a:font script="Bopo" typeface="Microsoft JhengHei"/>
-        <a:font script="Java" typeface="Javanese Text"/>
-        <a:font script="Lisu" typeface="Segoe UI"/>
-        <a:font script="Mymr" typeface="Myanmar Text"/>
-        <a:font script="Nkoo" typeface="Ebrima"/>
-        <a:font script="Olck" typeface="Nirmala UI"/>
-        <a:font script="Osma" typeface="Ebrima"/>
-        <a:font script="Phag" typeface="Phagspa"/>
-        <a:font script="Syrn" typeface="Estrangelo Edessa"/>
-        <a:font script="Syrj" typeface="Estrangelo Edessa"/>
-        <a:font script="Syre" typeface="Estrangelo Edessa"/>
-        <a:font script="Sora" typeface="Nirmala UI"/>
-        <a:font script="Tale" typeface="Microsoft Tai Le"/>
-        <a:font script="Talu" typeface="Microsoft New Tai Lue"/>
-        <a:font script="Tfng" typeface="Ebrima"/>
       </a:minorFont>
     </a:fontScheme>
-    <a:fmtScheme name="Office">
+    <a:fmtScheme>
       <a:fillStyleLst>
         <a:solidFill>
           <a:schemeClr val="phClr"/>
         </a:solidFill>
-        <a:gradFill rotWithShape="1">
+        <a:gradFill>
           <a:gsLst>
             <a:gs pos="0">
               <a:schemeClr val="phClr">
                 <a:lumMod val="110000"/>
-                <a:satMod val="105000"/>
                 <a:tint val="67000"/>
               </a:schemeClr>
             </a:gs>
             <a:gs pos="50000">
               <a:schemeClr val="phClr">
                 <a:lumMod val="105000"/>
-                <a:satMod val="103000"/>
                 <a:tint val="73000"/>
               </a:schemeClr>
             </a:gs>
             <a:gs pos="100000">
               <a:schemeClr val="phClr">
                 <a:lumMod val="105000"/>
-                <a:satMod val="109000"/>
                 <a:tint val="81000"/>
               </a:schemeClr>
             </a:gs>
           </a:gsLst>
           <a:lin ang="5400000" scaled="0"/>
+          <a:tileRect l="0" t="0" r="0" b="0"/>
         </a:gradFill>
-        <a:gradFill rotWithShape="1">
+        <a:gradFill>
           <a:gsLst>
             <a:gs pos="0">
               <a:schemeClr val="phClr">
-                <a:satMod val="103000"/>
                 <a:lumMod val="102000"/>
                 <a:tint val="94000"/>
               </a:schemeClr>
             </a:gs>
             <a:gs pos="50000">
               <a:schemeClr val="phClr">
-                <a:satMod val="110000"/>
                 <a:lumMod val="100000"/>
                 <a:shade val="100000"/>
               </a:schemeClr>
@@ -9688,33 +9786,24 @@
             <a:gs pos="100000">
               <a:schemeClr val="phClr">
                 <a:lumMod val="99000"/>
-                <a:satMod val="120000"/>
                 <a:shade val="78000"/>
               </a:schemeClr>
             </a:gs>
           </a:gsLst>
           <a:lin ang="5400000" scaled="0"/>
+          <a:tileRect l="0" t="0" r="0" b="0"/>
         </a:gradFill>
       </a:fillStyleLst>
       <a:lnStyleLst>
         <a:ln w="6350" cap="flat" cmpd="sng" algn="ctr">
-          <a:solidFill>
-            <a:schemeClr val="phClr"/>
-          </a:solidFill>
           <a:prstDash val="solid"/>
           <a:miter lim="800000"/>
         </a:ln>
         <a:ln w="12700" cap="flat" cmpd="sng" algn="ctr">
-          <a:solidFill>
-            <a:schemeClr val="phClr"/>
-          </a:solidFill>
           <a:prstDash val="solid"/>
           <a:miter lim="800000"/>
         </a:ln>
         <a:ln w="19050" cap="flat" cmpd="sng" algn="ctr">
-          <a:solidFill>
-            <a:schemeClr val="phClr"/>
-          </a:solidFill>
           <a:prstDash val="solid"/>
           <a:miter lim="800000"/>
         </a:ln>
@@ -9727,13 +9816,7 @@
           <a:effectLst/>
         </a:effectStyle>
         <a:effectStyle>
-          <a:effectLst>
-            <a:outerShdw blurRad="57150" dist="19050" dir="5400000" algn="ctr" rotWithShape="0">
-              <a:srgbClr val="000000">
-                <a:alpha val="63000"/>
-              </a:srgbClr>
-            </a:outerShdw>
-          </a:effectLst>
+          <a:effectLst/>
         </a:effectStyle>
       </a:effectStyleLst>
       <a:bgFillStyleLst>
@@ -9743,15 +9826,13 @@
         <a:solidFill>
           <a:schemeClr val="phClr">
             <a:tint val="95000"/>
-            <a:satMod val="170000"/>
           </a:schemeClr>
         </a:solidFill>
-        <a:gradFill rotWithShape="1">
+        <a:gradFill>
           <a:gsLst>
             <a:gs pos="0">
               <a:schemeClr val="phClr">
                 <a:tint val="93000"/>
-                <a:satMod val="150000"/>
                 <a:shade val="98000"/>
                 <a:lumMod val="102000"/>
               </a:schemeClr>
@@ -9759,7 +9840,6 @@
             <a:gs pos="50000">
               <a:schemeClr val="phClr">
                 <a:tint val="98000"/>
-                <a:satMod val="130000"/>
                 <a:shade val="90000"/>
                 <a:lumMod val="103000"/>
               </a:schemeClr>
@@ -9767,21 +9847,14 @@
             <a:gs pos="100000">
               <a:schemeClr val="phClr">
                 <a:shade val="63000"/>
-                <a:satMod val="120000"/>
               </a:schemeClr>
             </a:gs>
           </a:gsLst>
           <a:lin ang="5400000" scaled="0"/>
+          <a:tileRect l="0" t="0" r="0" b="0"/>
         </a:gradFill>
       </a:bgFillStyleLst>
     </a:fmtScheme>
   </a:themeElements>
-  <a:objectDefaults/>
-  <a:extraClrSchemeLst/>
-  <a:extLst>
-    <a:ext uri="{05A4C25C-085E-4340-85A3-A5531E510DB2}">
-      <thm15:themeFamily xmlns:thm15="http://schemas.microsoft.com/office/thememl/2012/main" name="Office Theme" id="{2E142A2C-CD16-42D6-873A-C26D2A0506FA}" vid="{1BDDFF52-6CD6-40A5-AB3C-68EB2F1E4D0A}"/>
-    </a:ext>
-  </a:extLst>
 </a:theme>
 </file>
--- a/manuscript/manuscript.docx
+++ b/manuscript/manuscript.docx
@@ -249,64 +249,7 @@
       </w:r>
     </w:p>
     <w:bookmarkEnd w:id="14"/>
-    <w:bookmarkStart w:id="18" w:name="graphical-abstract"/>
-    <w:p>
-      <w:pPr>
-        <w:pStyle w:val="Heading1"/>
-      </w:pPr>
-      <w:r>
-        <w:t xml:space="preserve">Graphical abstract</w:t>
-      </w:r>
-    </w:p>
-    <w:p>
-      <w:pPr>
-        <w:pStyle w:val="FirstParagraph"/>
-      </w:pPr>
-      <w:r>
-        <w:drawing>
-          <wp:inline>
-            <wp:extent cx="5943600" cy="3530498"/>
-            <wp:effectExtent b="0" l="0" r="0" t="0"/>
-            <wp:docPr descr="" title="" id="16" name="Picture"/>
-            <a:graphic>
-              <a:graphicData uri="http://schemas.openxmlformats.org/drawingml/2006/picture">
-                <pic:pic>
-                  <pic:nvPicPr>
-                    <pic:cNvPr descr="tables_figures/main/graphical_abstract.png" id="17" name="Picture"/>
-                    <pic:cNvPicPr>
-                      <a:picLocks noChangeArrowheads="1" noChangeAspect="1"/>
-                    </pic:cNvPicPr>
-                  </pic:nvPicPr>
-                  <pic:blipFill>
-                    <a:blip r:embed="rId15"/>
-                    <a:stretch>
-                      <a:fillRect/>
-                    </a:stretch>
-                  </pic:blipFill>
-                  <pic:spPr bwMode="auto">
-                    <a:xfrm>
-                      <a:off x="0" y="0"/>
-                      <a:ext cx="5943600" cy="3530498"/>
-                    </a:xfrm>
-                    <a:prstGeom prst="rect">
-                      <a:avLst/>
-                    </a:prstGeom>
-                    <a:noFill/>
-                    <a:ln w="9525">
-                      <a:noFill/>
-                      <a:headEnd/>
-                      <a:tailEnd/>
-                    </a:ln>
-                  </pic:spPr>
-                </pic:pic>
-              </a:graphicData>
-            </a:graphic>
-          </wp:inline>
-        </w:drawing>
-      </w:r>
-    </w:p>
-    <w:bookmarkEnd w:id="18"/>
-    <w:bookmarkStart w:id="19" w:name="abstract"/>
+    <w:bookmarkStart w:id="15" w:name="abstract"/>
     <w:p>
       <w:pPr>
         <w:pStyle w:val="Heading1"/>
@@ -636,8 +579,8 @@
         <w:br w:type="page"/>
       </w:r>
     </w:p>
-    <w:bookmarkEnd w:id="19"/>
-    <w:bookmarkStart w:id="20" w:name="background"/>
+    <w:bookmarkEnd w:id="15"/>
+    <w:bookmarkStart w:id="16" w:name="background"/>
     <w:p>
       <w:pPr>
         <w:pStyle w:val="Heading1"/>
@@ -1027,8 +970,8 @@
         <w:t xml:space="preserve">The aim of this study is twofold: first, to synthesize and quantitatively pool available epidemiological findings on the association between BLL and IQ scores in children; and second, to conduct both frequentist and Bayesian meta-analyses, comparing how these analytical frameworks impact exposure-response estimates and uncertainty quantification.</w:t>
       </w:r>
     </w:p>
-    <w:bookmarkEnd w:id="20"/>
-    <w:bookmarkStart w:id="33" w:name="methods"/>
+    <w:bookmarkEnd w:id="16"/>
+    <w:bookmarkStart w:id="29" w:name="methods"/>
     <w:p>
       <w:pPr>
         <w:pStyle w:val="Heading1"/>
@@ -1037,7 +980,7 @@
         <w:t xml:space="preserve">2. Methods</w:t>
       </w:r>
     </w:p>
-    <w:bookmarkStart w:id="22" w:name="literature-review"/>
+    <w:bookmarkStart w:id="18" w:name="literature-review"/>
     <w:p>
       <w:pPr>
         <w:pStyle w:val="Heading2"/>
@@ -1121,7 +1064,7 @@
         </w:rPr>
         <w:t xml:space="preserve">(</w:t>
       </w:r>
-      <w:hyperlink r:id="rId21">
+      <w:hyperlink r:id="rId17">
         <w:r>
           <w:rPr>
             <w:rStyle w:val="Hyperlink"/>
@@ -1265,8 +1208,8 @@
         <w:t xml:space="preserve">For all included studies, effect estimates from the most-adjusted model were extracted and the adjustment set was recorded.</w:t>
       </w:r>
     </w:p>
-    <w:bookmarkEnd w:id="22"/>
-    <w:bookmarkStart w:id="23" w:name="risk-of-bias-assessment"/>
+    <w:bookmarkEnd w:id="18"/>
+    <w:bookmarkStart w:id="19" w:name="risk-of-bias-assessment"/>
     <w:p>
       <w:pPr>
         <w:pStyle w:val="Heading2"/>
@@ -1364,8 +1307,8 @@
         <w:t xml:space="preserve">If there were any deviations in the judgement of the researcher and the LLM, the respective item was revisited by the researcher who made the final decision.</w:t>
       </w:r>
     </w:p>
-    <w:bookmarkEnd w:id="23"/>
-    <w:bookmarkStart w:id="25" w:name="harmonization-of-effect-estimates"/>
+    <w:bookmarkEnd w:id="19"/>
+    <w:bookmarkStart w:id="21" w:name="harmonization-of-effect-estimates"/>
     <w:p>
       <w:pPr>
         <w:pStyle w:val="Heading2"/>
@@ -1433,7 +1376,7 @@
       <w:pPr>
         <w:pStyle w:val="BodyText"/>
       </w:pPr>
-      <w:bookmarkStart w:id="24" w:name="eq-regression-model"/>
+      <w:bookmarkStart w:id="20" w:name="eq-regression-model"/>
       <m:oMathPara>
         <m:oMathParaPr>
           <m:jc m:val="center"/>
@@ -1550,7 +1493,7 @@
           </m:r>
         </m:oMath>
       </m:oMathPara>
-      <w:bookmarkEnd w:id="24"/>
+      <w:bookmarkEnd w:id="20"/>
     </w:p>
     <w:p>
       <w:pPr>
@@ -1758,8 +1701,8 @@
         <w:t xml:space="preserve">These were excluded from the meta-analysis, as transformation of effect estimates for linear BLL to log-linear could not be justified.</w:t>
       </w:r>
     </w:p>
-    <w:bookmarkEnd w:id="25"/>
-    <w:bookmarkStart w:id="31" w:name="meta-analysis"/>
+    <w:bookmarkEnd w:id="21"/>
+    <w:bookmarkStart w:id="27" w:name="meta-analysis"/>
     <w:p>
       <w:pPr>
         <w:pStyle w:val="Heading2"/>
@@ -1834,7 +1777,7 @@
       <w:r>
         <w:t xml:space="preserve"> </w:t>
       </w:r>
-      <w:hyperlink r:id="rId26">
+      <w:hyperlink r:id="rId22">
         <w:r>
           <w:rPr>
             <w:rStyle w:val="Hyperlink"/>
@@ -1846,7 +1789,7 @@
         <w:t xml:space="preserve">.</w:t>
       </w:r>
     </w:p>
-    <w:bookmarkStart w:id="29" w:name="bayesian-meta-analysis"/>
+    <w:bookmarkStart w:id="25" w:name="bayesian-meta-analysis"/>
     <w:p>
       <w:pPr>
         <w:pStyle w:val="Heading3"/>
@@ -1977,7 +1920,7 @@
       <w:pPr>
         <w:pStyle w:val="BodyText"/>
       </w:pPr>
-      <w:bookmarkStart w:id="27" w:name="eq-model"/>
+      <w:bookmarkStart w:id="23" w:name="eq-model"/>
       <m:oMathPara>
         <m:oMathParaPr>
           <m:jc m:val="center"/>
@@ -2138,7 +2081,7 @@
           </m:r>
         </m:oMath>
       </m:oMathPara>
-      <w:bookmarkEnd w:id="27"/>
+      <w:bookmarkEnd w:id="23"/>
     </w:p>
     <w:p>
       <w:pPr>
@@ -2624,7 +2567,7 @@
       <w:pPr>
         <w:pStyle w:val="BodyText"/>
       </w:pPr>
-      <w:bookmarkStart w:id="28" w:name="eq-priors"/>
+      <w:bookmarkStart w:id="24" w:name="eq-priors"/>
       <m:oMathPara>
         <m:oMathParaPr>
           <m:jc m:val="center"/>
@@ -2761,7 +2704,7 @@
           </m:r>
         </m:oMath>
       </m:oMathPara>
-      <w:bookmarkEnd w:id="28"/>
+      <w:bookmarkEnd w:id="24"/>
     </w:p>
     <w:p>
       <w:pPr>
@@ -2810,8 +2753,8 @@
         <w:t xml:space="preserve">Additionally, a sensitivity analysis with alternative priors was conducted, as described below.</w:t>
       </w:r>
     </w:p>
-    <w:bookmarkEnd w:id="29"/>
-    <w:bookmarkStart w:id="30" w:name="frequentist-meta-analysis"/>
+    <w:bookmarkEnd w:id="25"/>
+    <w:bookmarkStart w:id="26" w:name="frequentist-meta-analysis"/>
     <w:p>
       <w:pPr>
         <w:pStyle w:val="Heading3"/>
@@ -2918,9 +2861,9 @@
         <w:t xml:space="preserve">.</w:t>
       </w:r>
     </w:p>
-    <w:bookmarkEnd w:id="30"/>
-    <w:bookmarkEnd w:id="31"/>
-    <w:bookmarkStart w:id="32" w:name="sensitivity-analysis"/>
+    <w:bookmarkEnd w:id="26"/>
+    <w:bookmarkEnd w:id="27"/>
+    <w:bookmarkStart w:id="28" w:name="sensitivity-analysis"/>
     <w:p>
       <w:pPr>
         <w:pStyle w:val="Heading2"/>
@@ -3197,9 +3140,9 @@
         <w:t xml:space="preserve">Note that for the main effect, the broader prior is centered around 0, giving equal weight to the probability of a protective and detrimental effect of lead.</w:t>
       </w:r>
     </w:p>
-    <w:bookmarkEnd w:id="32"/>
-    <w:bookmarkEnd w:id="33"/>
-    <w:bookmarkStart w:id="44" w:name="results"/>
+    <w:bookmarkEnd w:id="28"/>
+    <w:bookmarkEnd w:id="29"/>
+    <w:bookmarkStart w:id="40" w:name="results"/>
     <w:p>
       <w:pPr>
         <w:pStyle w:val="Heading1"/>
@@ -3208,7 +3151,7 @@
         <w:t xml:space="preserve">3. Results</w:t>
       </w:r>
     </w:p>
-    <w:bookmarkStart w:id="37" w:name="literature-review-1"/>
+    <w:bookmarkStart w:id="33" w:name="literature-review-1"/>
     <w:p>
       <w:pPr>
         <w:pStyle w:val="Heading2"/>
@@ -3317,18 +3260,18 @@
           <wp:inline>
             <wp:extent cx="3566160" cy="4257586"/>
             <wp:effectExtent b="0" l="0" r="0" t="0"/>
-            <wp:docPr descr="Fig. 1: PRISMA flow diagram. BLL, blood lead level; Pb, lead; Hg, mercury" title="" id="35" name="Picture"/>
+            <wp:docPr descr="Fig. 1: PRISMA flow diagram. BLL, blood lead level; Pb, lead; Hg, mercury" title="" id="31" name="Picture"/>
             <a:graphic>
               <a:graphicData uri="http://schemas.openxmlformats.org/drawingml/2006/picture">
                 <pic:pic>
                   <pic:nvPicPr>
-                    <pic:cNvPr descr="tables_figures/main/figure1.png" id="36" name="Picture"/>
+                    <pic:cNvPr descr="tables_figures/main/figure1.png" id="32" name="Picture"/>
                     <pic:cNvPicPr>
                       <a:picLocks noChangeArrowheads="1" noChangeAspect="1"/>
                     </pic:cNvPicPr>
                   </pic:nvPicPr>
                   <pic:blipFill>
-                    <a:blip r:embed="rId34"/>
+                    <a:blip r:embed="rId30"/>
                     <a:stretch>
                       <a:fillRect/>
                     </a:stretch>
@@ -3458,8 +3401,8 @@
         <w:t xml:space="preserve">We contacted the corresponding author, who confirmed that decimal points were missing in the publication.</w:t>
       </w:r>
     </w:p>
-    <w:bookmarkEnd w:id="37"/>
-    <w:bookmarkStart w:id="38" w:name="risk-of-bias"/>
+    <w:bookmarkEnd w:id="33"/>
+    <w:bookmarkStart w:id="34" w:name="risk-of-bias"/>
     <w:p>
       <w:pPr>
         <w:pStyle w:val="Heading2"/>
@@ -3590,8 +3533,8 @@
         <w:t xml:space="preserve">Results from the RoB assessment are presented in Tab. 3.</w:t>
       </w:r>
     </w:p>
-    <w:bookmarkEnd w:id="38"/>
-    <w:bookmarkStart w:id="42" w:name="meta-analysis-1"/>
+    <w:bookmarkEnd w:id="34"/>
+    <w:bookmarkStart w:id="38" w:name="meta-analysis-1"/>
     <w:p>
       <w:pPr>
         <w:pStyle w:val="Heading2"/>
@@ -3836,18 +3779,18 @@
           <wp:inline>
             <wp:extent cx="5943600" cy="2228220"/>
             <wp:effectExtent b="0" l="0" r="0" t="0"/>
-            <wp:docPr descr="Fig. 2: Forest plots for Bayesian (left) and frequentist (right) meta-analyses. BLL, blood lead level; CI, confidence interval; CrI, credible interval" title="" id="40" name="Picture"/>
+            <wp:docPr descr="Fig. 2: Forest plots for Bayesian (left) and frequentist (right) meta-analyses. BLL, blood lead level; CI, confidence interval; CrI, credible interval" title="" id="36" name="Picture"/>
             <a:graphic>
               <a:graphicData uri="http://schemas.openxmlformats.org/drawingml/2006/picture">
                 <pic:pic>
                   <pic:nvPicPr>
-                    <pic:cNvPr descr="tables_figures/main/figure2.png" id="41" name="Picture"/>
+                    <pic:cNvPr descr="tables_figures/main/figure2.png" id="37" name="Picture"/>
                     <pic:cNvPicPr>
                       <a:picLocks noChangeArrowheads="1" noChangeAspect="1"/>
                     </pic:cNvPicPr>
                   </pic:nvPicPr>
                   <pic:blipFill>
-                    <a:blip r:embed="rId39"/>
+                    <a:blip r:embed="rId35"/>
                     <a:stretch>
                       <a:fillRect/>
                     </a:stretch>
@@ -3896,8 +3839,8 @@
         <w:t xml:space="preserve">In the context of meta-analysis, shrinkage is comparable to the inverse-variance weighting in the frequentist framework.</w:t>
       </w:r>
     </w:p>
-    <w:bookmarkEnd w:id="42"/>
-    <w:bookmarkStart w:id="43" w:name="sensitivity-analysis-1"/>
+    <w:bookmarkEnd w:id="38"/>
+    <w:bookmarkStart w:id="39" w:name="sensitivity-analysis-1"/>
     <w:p>
       <w:pPr>
         <w:pStyle w:val="Heading2"/>
@@ -4220,9 +4163,9 @@
         <w:t xml:space="preserve">This shows that the results are robust to prior specification, because the shifts in the pooled estimate are not substantial and do not change the conclusion of our analysis.</w:t>
       </w:r>
     </w:p>
-    <w:bookmarkEnd w:id="43"/>
-    <w:bookmarkEnd w:id="44"/>
-    <w:bookmarkStart w:id="45" w:name="discussion"/>
+    <w:bookmarkEnd w:id="39"/>
+    <w:bookmarkEnd w:id="40"/>
+    <w:bookmarkStart w:id="41" w:name="discussion"/>
     <w:p>
       <w:pPr>
         <w:pStyle w:val="Heading1"/>
@@ -4727,8 +4670,8 @@
         <w:t xml:space="preserve">Finally, we adhered to PRISMA and BARG reporting guidelines, along with the use of the raRoB tool for risk of bias assessment, ensuring consistency and rigor in study selection, data extraction, study quality appraisal, and statistical analysis.</w:t>
       </w:r>
     </w:p>
-    <w:bookmarkEnd w:id="45"/>
-    <w:bookmarkStart w:id="46" w:name="conclusions"/>
+    <w:bookmarkEnd w:id="41"/>
+    <w:bookmarkStart w:id="42" w:name="conclusions"/>
     <w:p>
       <w:pPr>
         <w:pStyle w:val="Heading1"/>
@@ -4777,8 +4720,8 @@
         <w:t xml:space="preserve">We believe that the benefits gained outweigh the investments made and therefore want to encourage researchers to consider Bayesian methods.</w:t>
       </w:r>
     </w:p>
-    <w:bookmarkEnd w:id="46"/>
-    <w:bookmarkStart w:id="47" w:name="list-of-abbreviations"/>
+    <w:bookmarkEnd w:id="42"/>
+    <w:bookmarkStart w:id="43" w:name="list-of-abbreviations"/>
     <w:p>
       <w:pPr>
         <w:pStyle w:val="Heading1"/>
@@ -5218,8 +5161,8 @@
         </w:tc>
       </w:tr>
     </w:tbl>
-    <w:bookmarkEnd w:id="47"/>
-    <w:bookmarkStart w:id="48" w:name="credit-authorship-contribution-statement"/>
+    <w:bookmarkEnd w:id="43"/>
+    <w:bookmarkStart w:id="44" w:name="credit-authorship-contribution-statement"/>
     <w:p>
       <w:pPr>
         <w:pStyle w:val="Heading1"/>
@@ -5295,8 +5238,8 @@
         <w:t xml:space="preserve">: Supervision, Writing – review and editing.</w:t>
       </w:r>
     </w:p>
-    <w:bookmarkEnd w:id="48"/>
-    <w:bookmarkStart w:id="49" w:name="acknowledgements"/>
+    <w:bookmarkEnd w:id="44"/>
+    <w:bookmarkStart w:id="45" w:name="acknowledgements"/>
     <w:p>
       <w:pPr>
         <w:pStyle w:val="Heading1"/>
@@ -5355,8 +5298,8 @@
         <w:t xml:space="preserve">for their help in the literature screening process.</w:t>
       </w:r>
     </w:p>
-    <w:bookmarkEnd w:id="49"/>
-    <w:bookmarkStart w:id="50" w:name="funding"/>
+    <w:bookmarkEnd w:id="45"/>
+    <w:bookmarkStart w:id="46" w:name="funding"/>
     <w:p>
       <w:pPr>
         <w:pStyle w:val="Heading1"/>
@@ -5385,8 +5328,8 @@
         <w:t xml:space="preserve">Neither the European Union nor the granting authority can be held responsible for them.</w:t>
       </w:r>
     </w:p>
-    <w:bookmarkEnd w:id="50"/>
-    <w:bookmarkStart w:id="51" w:name="X1f74eb43af444059c7518034463b6c89b1cacf4"/>
+    <w:bookmarkEnd w:id="46"/>
+    <w:bookmarkStart w:id="47" w:name="X1f74eb43af444059c7518034463b6c89b1cacf4"/>
     <w:p>
       <w:pPr>
         <w:pStyle w:val="Heading1"/>
@@ -5409,8 +5352,8 @@
         <w:t xml:space="preserve">After using this tool, the authors reviewed and edited the content as needed and take full responsibility for the content of the published article.</w:t>
       </w:r>
     </w:p>
-    <w:bookmarkEnd w:id="51"/>
-    <w:bookmarkStart w:id="175" w:name="bibliography"/>
+    <w:bookmarkEnd w:id="47"/>
+    <w:bookmarkStart w:id="171" w:name="bibliography"/>
     <w:p>
       <w:pPr>
         <w:pStyle w:val="Heading1"/>
@@ -5419,8 +5362,8 @@
         <w:t xml:space="preserve">References</w:t>
       </w:r>
     </w:p>
-    <w:bookmarkStart w:id="174" w:name="refs"/>
-    <w:bookmarkStart w:id="53" w:name="X06097e4c5e52362623b7f1c040457eb7d553acc"/>
+    <w:bookmarkStart w:id="170" w:name="refs"/>
+    <w:bookmarkStart w:id="49" w:name="X06097e4c5e52362623b7f1c040457eb7d553acc"/>
     <w:p>
       <w:pPr>
         <w:pStyle w:val="Bibliography"/>
@@ -5501,12 +5444,12 @@
         <w:t xml:space="preserve">The Port Pirie Cohort Study</w:t>
       </w:r>
       <w:r>
-        <w:t xml:space="preserve">. N Engl J Med 327, 1279–1284.</w:t>
-      </w:r>
-      <w:r>
-        <w:t xml:space="preserve"> </w:t>
-      </w:r>
-      <w:hyperlink r:id="rId52">
+        <w:t xml:space="preserve">. N. Engl. J. Med. 327, 1279–1284.</w:t>
+      </w:r>
+      <w:r>
+        <w:t xml:space="preserve"> </w:t>
+      </w:r>
+      <w:hyperlink r:id="rId48">
         <w:r>
           <w:rPr>
             <w:rStyle w:val="Hyperlink"/>
@@ -5515,8 +5458,8 @@
         </w:r>
       </w:hyperlink>
     </w:p>
-    <w:bookmarkEnd w:id="53"/>
-    <w:bookmarkStart w:id="55" w:name="ref-bauer2020AssociationsMetalMixture"/>
+    <w:bookmarkEnd w:id="49"/>
+    <w:bookmarkStart w:id="51" w:name="ref-bauer2020AssociationsMetalMixture"/>
     <w:p>
       <w:pPr>
         <w:pStyle w:val="Bibliography"/>
@@ -5588,22 +5531,22 @@
         <w:t xml:space="preserve">Ferroalloy Industry</w:t>
       </w:r>
       <w:r>
-        <w:t xml:space="preserve">. Environmental Health Perspectives 128, 097002.</w:t>
-      </w:r>
-      <w:r>
-        <w:t xml:space="preserve"> </w:t>
-      </w:r>
-      <w:hyperlink r:id="rId54">
+        <w:t xml:space="preserve">. Environ. Health Perspect. 128, 097002.</w:t>
+      </w:r>
+      <w:r>
+        <w:t xml:space="preserve"> </w:t>
+      </w:r>
+      <w:hyperlink r:id="rId50">
         <w:r>
           <w:rPr>
             <w:rStyle w:val="Hyperlink"/>
           </w:rPr>
-          <w:t xml:space="preserve">https://doi.org/doi:10.1289/EHP6803</w:t>
+          <w:t xml:space="preserve">https://doi.org/10.1289/EHP6803</w:t>
         </w:r>
       </w:hyperlink>
     </w:p>
-    <w:bookmarkEnd w:id="55"/>
-    <w:bookmarkStart w:id="57" w:name="ref-bellinger1992LowLevelLeadExposure"/>
+    <w:bookmarkEnd w:id="51"/>
+    <w:bookmarkStart w:id="53" w:name="ref-bellinger1992LowLevelLeadExposure"/>
     <w:p>
       <w:pPr>
         <w:pStyle w:val="Bibliography"/>
@@ -5650,7 +5593,7 @@
       <w:r>
         <w:t xml:space="preserve"> </w:t>
       </w:r>
-      <w:hyperlink r:id="rId56">
+      <w:hyperlink r:id="rId52">
         <w:r>
           <w:rPr>
             <w:rStyle w:val="Hyperlink"/>
@@ -5659,8 +5602,8 @@
         </w:r>
       </w:hyperlink>
     </w:p>
-    <w:bookmarkEnd w:id="57"/>
-    <w:bookmarkStart w:id="59" w:name="ref-burkner2017BrmsPackageBayesian"/>
+    <w:bookmarkEnd w:id="53"/>
+    <w:bookmarkStart w:id="55" w:name="ref-burkner2017BrmsPackageBayesian"/>
     <w:p>
       <w:pPr>
         <w:pStyle w:val="Bibliography"/>
@@ -5729,12 +5672,12 @@
         <w:t xml:space="preserve">Stan</w:t>
       </w:r>
       <w:r>
-        <w:t xml:space="preserve">. J. Stat. Soft. 80.</w:t>
-      </w:r>
-      <w:r>
-        <w:t xml:space="preserve"> </w:t>
-      </w:r>
-      <w:hyperlink r:id="rId58">
+        <w:t xml:space="preserve">. J. Stat. Softw. 80.</w:t>
+      </w:r>
+      <w:r>
+        <w:t xml:space="preserve"> </w:t>
+      </w:r>
+      <w:hyperlink r:id="rId54">
         <w:r>
           <w:rPr>
             <w:rStyle w:val="Hyperlink"/>
@@ -5743,8 +5686,8 @@
         </w:r>
       </w:hyperlink>
     </w:p>
-    <w:bookmarkEnd w:id="59"/>
-    <w:bookmarkStart w:id="61" w:name="ref-ciyer2025BayesianMetaanalysis21st"/>
+    <w:bookmarkEnd w:id="55"/>
+    <w:bookmarkStart w:id="57" w:name="ref-ciyer2025BayesianMetaanalysis21st"/>
     <w:p>
       <w:pPr>
         <w:pStyle w:val="Bibliography"/>
@@ -5762,12 +5705,12 @@
         <w:t xml:space="preserve"> </w:t>
       </w:r>
       <w:r>
-        <w:t xml:space="preserve">or future of evidence synthesis? Ann Acad Med Singap 54, 437.</w:t>
-      </w:r>
-      <w:r>
-        <w:t xml:space="preserve"> </w:t>
-      </w:r>
-      <w:hyperlink r:id="rId60">
+        <w:t xml:space="preserve">or future of evidence synthesis? Ann. Acad. Med. Singapore 54, 437.</w:t>
+      </w:r>
+      <w:r>
+        <w:t xml:space="preserve"> </w:t>
+      </w:r>
+      <w:hyperlink r:id="rId56">
         <w:r>
           <w:rPr>
             <w:rStyle w:val="Hyperlink"/>
@@ -5776,8 +5719,8 @@
         </w:r>
       </w:hyperlink>
     </w:p>
-    <w:bookmarkEnd w:id="61"/>
-    <w:bookmarkStart w:id="63" w:name="Xa2086c2c3f6a9ac4b676f66b1cdbbd5efdb3b23"/>
+    <w:bookmarkEnd w:id="57"/>
+    <w:bookmarkStart w:id="59" w:name="Xa2086c2c3f6a9ac4b676f66b1cdbbd5efdb3b23"/>
     <w:p>
       <w:pPr>
         <w:pStyle w:val="Bibliography"/>
@@ -5839,12 +5782,12 @@
         <w:t xml:space="preserve">Deciliter</w:t>
       </w:r>
       <w:r>
-        <w:t xml:space="preserve">. N Engl J Med 348, 1517–1526.</w:t>
-      </w:r>
-      <w:r>
-        <w:t xml:space="preserve"> </w:t>
-      </w:r>
-      <w:hyperlink r:id="rId62">
+        <w:t xml:space="preserve">. N. Engl. J. Med. 348, 1517–1526.</w:t>
+      </w:r>
+      <w:r>
+        <w:t xml:space="preserve"> </w:t>
+      </w:r>
+      <w:hyperlink r:id="rId58">
         <w:r>
           <w:rPr>
             <w:rStyle w:val="Hyperlink"/>
@@ -5853,19 +5796,19 @@
         </w:r>
       </w:hyperlink>
     </w:p>
-    <w:bookmarkEnd w:id="63"/>
-    <w:bookmarkStart w:id="65" w:name="X93c1fc7f8e1220d02cbab90c02ac44248f2b23e"/>
+    <w:bookmarkEnd w:id="59"/>
+    <w:bookmarkStart w:id="61" w:name="X93c1fc7f8e1220d02cbab90c02ac44248f2b23e"/>
     <w:p>
       <w:pPr>
         <w:pStyle w:val="Bibliography"/>
       </w:pPr>
       <w:r>
-        <w:t xml:space="preserve">Carrington, C., Devleesschauwer, B., Gibb, H.J., Bolger, P.M., 2019. Global burden of intellectual disability resulting from dietary exposure to lead, 2015. Environmental Research 172, 420–429.</w:t>
-      </w:r>
-      <w:r>
-        <w:t xml:space="preserve"> </w:t>
-      </w:r>
-      <w:hyperlink r:id="rId64">
+        <w:t xml:space="preserve">Carrington, C., Devleesschauwer, B., Gibb, H.J., Bolger, P.M., 2019. Global burden of intellectual disability resulting from dietary exposure to lead, 2015. Environ. Res. 172, 420–429.</w:t>
+      </w:r>
+      <w:r>
+        <w:t xml:space="preserve"> </w:t>
+      </w:r>
+      <w:hyperlink r:id="rId60">
         <w:r>
           <w:rPr>
             <w:rStyle w:val="Hyperlink"/>
@@ -5874,19 +5817,19 @@
         </w:r>
       </w:hyperlink>
     </w:p>
-    <w:bookmarkEnd w:id="65"/>
-    <w:bookmarkStart w:id="67" w:name="ref-chang2006LowBloodLead"/>
+    <w:bookmarkEnd w:id="61"/>
+    <w:bookmarkStart w:id="63" w:name="ref-chang2006LowBloodLead"/>
     <w:p>
       <w:pPr>
         <w:pStyle w:val="Bibliography"/>
       </w:pPr>
       <w:r>
-        <w:t xml:space="preserve">Chang, S.-H., Cheng, B.-H., Lee, S.-L., Chuang, H.-Y., Yang, C.-Y., Sung, F.-C., Wu, T.-N., 2006. Low blood lead concentration in association with infertility in women. Environmental Research 101, 380–386.</w:t>
-      </w:r>
-      <w:r>
-        <w:t xml:space="preserve"> </w:t>
-      </w:r>
-      <w:hyperlink r:id="rId66">
+        <w:t xml:space="preserve">Chang, S.-H., Cheng, B.-H., Lee, S.-L., Chuang, H.-Y., Yang, C.-Y., Sung, F.-C., Wu, T.-N., 2006. Low blood lead concentration in association with infertility in women. Environ. Res. 101, 380–386.</w:t>
+      </w:r>
+      <w:r>
+        <w:t xml:space="preserve"> </w:t>
+      </w:r>
+      <w:hyperlink r:id="rId62">
         <w:r>
           <w:rPr>
             <w:rStyle w:val="Hyperlink"/>
@@ -5895,8 +5838,8 @@
         </w:r>
       </w:hyperlink>
     </w:p>
-    <w:bookmarkEnd w:id="67"/>
-    <w:bookmarkStart w:id="69" w:name="ref-chen2005IQBloodLead"/>
+    <w:bookmarkEnd w:id="63"/>
+    <w:bookmarkStart w:id="65" w:name="ref-chen2005IQBloodLead"/>
     <w:p>
       <w:pPr>
         <w:pStyle w:val="Bibliography"/>
@@ -6013,22 +5956,22 @@
         <w:t xml:space="preserve">Year-Olds</w:t>
       </w:r>
       <w:r>
-        <w:t xml:space="preserve">? Environmental Health Perspectives 113, 597–601.</w:t>
-      </w:r>
-      <w:r>
-        <w:t xml:space="preserve"> </w:t>
-      </w:r>
-      <w:hyperlink r:id="rId68">
+        <w:t xml:space="preserve">? Environ. Health Perspect. 113, 597–601.</w:t>
+      </w:r>
+      <w:r>
+        <w:t xml:space="preserve"> </w:t>
+      </w:r>
+      <w:hyperlink r:id="rId64">
         <w:r>
           <w:rPr>
             <w:rStyle w:val="Hyperlink"/>
           </w:rPr>
-          <w:t xml:space="preserve">https://doi.org/doi:10.1289/ehp.7625</w:t>
+          <w:t xml:space="preserve">https://doi.org/10.1289/ehp.7625</w:t>
         </w:r>
       </w:hyperlink>
     </w:p>
-    <w:bookmarkEnd w:id="69"/>
-    <w:bookmarkStart w:id="71" w:name="ref-crump2013StatisticalReevaluationData"/>
+    <w:bookmarkEnd w:id="65"/>
+    <w:bookmarkStart w:id="67" w:name="ref-crump2013StatisticalReevaluationData"/>
     <w:p>
       <w:pPr>
         <w:pStyle w:val="Bibliography"/>
@@ -6051,7 +5994,7 @@
       <w:r>
         <w:t xml:space="preserve"> </w:t>
       </w:r>
-      <w:hyperlink r:id="rId70">
+      <w:hyperlink r:id="rId66">
         <w:r>
           <w:rPr>
             <w:rStyle w:val="Hyperlink"/>
@@ -6060,19 +6003,19 @@
         </w:r>
       </w:hyperlink>
     </w:p>
-    <w:bookmarkEnd w:id="71"/>
-    <w:bookmarkStart w:id="73" w:name="ref-dantzer2020ComparisonBloodToenails"/>
+    <w:bookmarkEnd w:id="67"/>
+    <w:bookmarkStart w:id="69" w:name="ref-dantzer2020ComparisonBloodToenails"/>
     <w:p>
       <w:pPr>
         <w:pStyle w:val="Bibliography"/>
       </w:pPr>
       <w:r>
-        <w:t xml:space="preserve">Dantzer, J., Ryan, P., Yolton, K., Parsons, P.J., Palmer, C.D., Cecil, K., Unrine, J.M., 2020. A comparison of blood and toenails as biomarkers of children’s exposure to lead and their correlation with cognitive function. Science of The Total Environment 700, 134519.</w:t>
-      </w:r>
-      <w:r>
-        <w:t xml:space="preserve"> </w:t>
-      </w:r>
-      <w:hyperlink r:id="rId72">
+        <w:t xml:space="preserve">Dantzer, J., Ryan, P., Yolton, K., Parsons, P.J., Palmer, C.D., Cecil, K., Unrine, J.M., 2020. A comparison of blood and toenails as biomarkers of children’s exposure to lead and their correlation with cognitive function. Sci. Total Environ. 700, 134519.</w:t>
+      </w:r>
+      <w:r>
+        <w:t xml:space="preserve"> </w:t>
+      </w:r>
+      <w:hyperlink r:id="rId68">
         <w:r>
           <w:rPr>
             <w:rStyle w:val="Hyperlink"/>
@@ -6081,8 +6024,8 @@
         </w:r>
       </w:hyperlink>
     </w:p>
-    <w:bookmarkEnd w:id="73"/>
-    <w:bookmarkStart w:id="75" w:name="X6bc65313eadd1b86059eb4ba10c8cf9d91be17d"/>
+    <w:bookmarkEnd w:id="69"/>
+    <w:bookmarkStart w:id="71" w:name="X6bc65313eadd1b86059eb4ba10c8cf9d91be17d"/>
     <w:p>
       <w:pPr>
         <w:pStyle w:val="Bibliography"/>
@@ -6112,12 +6055,12 @@
         <w:t xml:space="preserve"> </w:t>
       </w:r>
       <w:r>
-        <w:t xml:space="preserve">children. Environment International 121, 1235–1242.</w:t>
-      </w:r>
-      <w:r>
-        <w:t xml:space="preserve"> </w:t>
-      </w:r>
-      <w:hyperlink r:id="rId74">
+        <w:t xml:space="preserve">children. Environ. Int. 121, 1235–1242.</w:t>
+      </w:r>
+      <w:r>
+        <w:t xml:space="preserve"> </w:t>
+      </w:r>
+      <w:hyperlink r:id="rId70">
         <w:r>
           <w:rPr>
             <w:rStyle w:val="Hyperlink"/>
@@ -6126,8 +6069,8 @@
         </w:r>
       </w:hyperlink>
     </w:p>
-    <w:bookmarkEnd w:id="75"/>
-    <w:bookmarkStart w:id="77" w:name="Xadfdab0209e4a364d9fdcffecfddb00700d2db9"/>
+    <w:bookmarkEnd w:id="71"/>
+    <w:bookmarkStart w:id="73" w:name="Xadfdab0209e4a364d9fdcffecfddb00700d2db9"/>
     <w:p>
       <w:pPr>
         <w:pStyle w:val="Bibliography"/>
@@ -6196,12 +6139,12 @@
         <w:t xml:space="preserve">Children</w:t>
       </w:r>
       <w:r>
-        <w:t xml:space="preserve">. Prev Sci 25, 225–248.</w:t>
-      </w:r>
-      <w:r>
-        <w:t xml:space="preserve"> </w:t>
-      </w:r>
-      <w:hyperlink r:id="rId76">
+        <w:t xml:space="preserve">. Prev. Sci. 25, 225–248.</w:t>
+      </w:r>
+      <w:r>
+        <w:t xml:space="preserve"> </w:t>
+      </w:r>
+      <w:hyperlink r:id="rId72">
         <w:r>
           <w:rPr>
             <w:rStyle w:val="Hyperlink"/>
@@ -6210,19 +6153,19 @@
         </w:r>
       </w:hyperlink>
     </w:p>
-    <w:bookmarkEnd w:id="77"/>
-    <w:bookmarkStart w:id="79" w:name="ref-earl2016LowlevelEnvironmentalLead"/>
+    <w:bookmarkEnd w:id="73"/>
+    <w:bookmarkStart w:id="75" w:name="ref-earl2016LowlevelEnvironmentalLead"/>
     <w:p>
       <w:pPr>
         <w:pStyle w:val="Bibliography"/>
       </w:pPr>
       <w:r>
-        <w:t xml:space="preserve">Earl, R., Burns, N., Nettelbeck, T., Baghurst, P., 2016. Low-level environmental lead exposure still negatively associated with children’s cognitive abilities. Australian Journal of Psychology 68, 98–106.</w:t>
-      </w:r>
-      <w:r>
-        <w:t xml:space="preserve"> </w:t>
-      </w:r>
-      <w:hyperlink r:id="rId78">
+        <w:t xml:space="preserve">Earl, R., Burns, N., Nettelbeck, T., Baghurst, P., 2016. Low-level environmental lead exposure still negatively associated with children’s cognitive abilities. Aust. J. Psychol. 68, 98–106.</w:t>
+      </w:r>
+      <w:r>
+        <w:t xml:space="preserve"> </w:t>
+      </w:r>
+      <w:hyperlink r:id="rId74">
         <w:r>
           <w:rPr>
             <w:rStyle w:val="Hyperlink"/>
@@ -6231,8 +6174,8 @@
         </w:r>
       </w:hyperlink>
     </w:p>
-    <w:bookmarkEnd w:id="79"/>
-    <w:bookmarkStart w:id="81" w:name="X4707f3a4b72a0982487545f9dc3d674642af108"/>
+    <w:bookmarkEnd w:id="75"/>
+    <w:bookmarkStart w:id="77" w:name="X4707f3a4b72a0982487545f9dc3d674642af108"/>
     <w:p>
       <w:pPr>
         <w:pStyle w:val="Bibliography"/>
@@ -6250,12 +6193,12 @@
         <w:t xml:space="preserve"> </w:t>
       </w:r>
       <w:r>
-        <w:t xml:space="preserve">population. EFS2 10.</w:t>
-      </w:r>
-      <w:r>
-        <w:t xml:space="preserve"> </w:t>
-      </w:r>
-      <w:hyperlink r:id="rId80">
+        <w:t xml:space="preserve">population. EFSA J. 10.</w:t>
+      </w:r>
+      <w:r>
+        <w:t xml:space="preserve"> </w:t>
+      </w:r>
+      <w:hyperlink r:id="rId76">
         <w:r>
           <w:rPr>
             <w:rStyle w:val="Hyperlink"/>
@@ -6264,8 +6207,8 @@
         </w:r>
       </w:hyperlink>
     </w:p>
-    <w:bookmarkEnd w:id="81"/>
-    <w:bookmarkStart w:id="83" w:name="X5615fc1cb9c455a90da75660348bda09fd0f967"/>
+    <w:bookmarkEnd w:id="77"/>
+    <w:bookmarkStart w:id="79" w:name="X5615fc1cb9c455a90da75660348bda09fd0f967"/>
     <w:p>
       <w:pPr>
         <w:pStyle w:val="Bibliography"/>
@@ -6304,12 +6247,12 @@
         <w:t xml:space="preserve">Food</w:t>
       </w:r>
       <w:r>
-        <w:t xml:space="preserve">. EFSA Journal 8, 1570.</w:t>
-      </w:r>
-      <w:r>
-        <w:t xml:space="preserve"> </w:t>
-      </w:r>
-      <w:hyperlink r:id="rId82">
+        <w:t xml:space="preserve">. EFSA J. 8, 1570.</w:t>
+      </w:r>
+      <w:r>
+        <w:t xml:space="preserve"> </w:t>
+      </w:r>
+      <w:hyperlink r:id="rId78">
         <w:r>
           <w:rPr>
             <w:rStyle w:val="Hyperlink"/>
@@ -6318,8 +6261,8 @@
         </w:r>
       </w:hyperlink>
     </w:p>
-    <w:bookmarkEnd w:id="83"/>
-    <w:bookmarkStart w:id="85" w:name="ref-figueroa2024LossCognitiveFunction"/>
+    <w:bookmarkEnd w:id="79"/>
+    <w:bookmarkStart w:id="81" w:name="ref-figueroa2024LossCognitiveFunction"/>
     <w:p>
       <w:pPr>
         <w:pStyle w:val="Bibliography"/>
@@ -6337,12 +6280,12 @@
         <w:t xml:space="preserve"> </w:t>
       </w:r>
       <w:r>
-        <w:t xml:space="preserve">children due to lead exposure and the associated economic costs. Environmental Research 263, 120013.</w:t>
-      </w:r>
-      <w:r>
-        <w:t xml:space="preserve"> </w:t>
-      </w:r>
-      <w:hyperlink r:id="rId84">
+        <w:t xml:space="preserve">children due to lead exposure and the associated economic costs. Environ. Res. 263, 120013.</w:t>
+      </w:r>
+      <w:r>
+        <w:t xml:space="preserve"> </w:t>
+      </w:r>
+      <w:hyperlink r:id="rId80">
         <w:r>
           <w:rPr>
             <w:rStyle w:val="Hyperlink"/>
@@ -6351,8 +6294,8 @@
         </w:r>
       </w:hyperlink>
     </w:p>
-    <w:bookmarkEnd w:id="85"/>
-    <w:bookmarkStart w:id="86" w:name="X21bf392f662dc1b38e9a7fa4b314fc7a471696b"/>
+    <w:bookmarkEnd w:id="81"/>
+    <w:bookmarkStart w:id="82" w:name="X21bf392f662dc1b38e9a7fa4b314fc7a471696b"/>
     <w:p>
       <w:pPr>
         <w:pStyle w:val="Bibliography"/>
@@ -6382,8 +6325,8 @@
         <w:t xml:space="preserve">.</w:t>
       </w:r>
     </w:p>
-    <w:bookmarkEnd w:id="86"/>
-    <w:bookmarkStart w:id="88" w:name="ref-gelman2013Chapter4Asymptotics"/>
+    <w:bookmarkEnd w:id="82"/>
+    <w:bookmarkStart w:id="84" w:name="ref-gelman2013Chapter4Asymptotics"/>
     <w:p>
       <w:pPr>
         <w:pStyle w:val="Bibliography"/>
@@ -6433,7 +6376,7 @@
       <w:r>
         <w:t xml:space="preserve"> </w:t>
       </w:r>
-      <w:hyperlink r:id="rId87">
+      <w:hyperlink r:id="rId83">
         <w:r>
           <w:rPr>
             <w:rStyle w:val="Hyperlink"/>
@@ -6442,8 +6385,8 @@
         </w:r>
       </w:hyperlink>
     </w:p>
-    <w:bookmarkEnd w:id="88"/>
-    <w:bookmarkStart w:id="90" w:name="ref-gelman2020BayesianWorkflow"/>
+    <w:bookmarkEnd w:id="84"/>
+    <w:bookmarkStart w:id="86" w:name="ref-gelman2020BayesianWorkflow"/>
     <w:p>
       <w:pPr>
         <w:pStyle w:val="Bibliography"/>
@@ -6463,7 +6406,7 @@
       <w:r>
         <w:t xml:space="preserve"> </w:t>
       </w:r>
-      <w:hyperlink r:id="rId89">
+      <w:hyperlink r:id="rId85">
         <w:r>
           <w:rPr>
             <w:rStyle w:val="Hyperlink"/>
@@ -6472,19 +6415,19 @@
         </w:r>
       </w:hyperlink>
     </w:p>
-    <w:bookmarkEnd w:id="90"/>
-    <w:bookmarkStart w:id="92" w:name="ref-goodman2023SexDifferencePre"/>
+    <w:bookmarkEnd w:id="86"/>
+    <w:bookmarkStart w:id="88" w:name="ref-goodman2023SexDifferencePre"/>
     <w:p>
       <w:pPr>
         <w:pStyle w:val="Bibliography"/>
       </w:pPr>
       <w:r>
-        <w:t xml:space="preserve">Goodman, C.V., Green, R., DaCosta, A., Flora, D., Lanphear, B., Till, C., 2023. Sex difference of pre- and post-natal exposure to six developmental neurotoxicants on intellectual abilities: A systematic review and meta-analysis of human studies. Environ Health 22, 80.</w:t>
-      </w:r>
-      <w:r>
-        <w:t xml:space="preserve"> </w:t>
-      </w:r>
-      <w:hyperlink r:id="rId91">
+        <w:t xml:space="preserve">Goodman, C.V., Green, R., DaCosta, A., Flora, D., Lanphear, B., Till, C., 2023. Sex difference of pre- and post-natal exposure to six developmental neurotoxicants on intellectual abilities: A systematic review and meta-analysis of human studies. Environ. Health 22, 80.</w:t>
+      </w:r>
+      <w:r>
+        <w:t xml:space="preserve"> </w:t>
+      </w:r>
+      <w:hyperlink r:id="rId87">
         <w:r>
           <w:rPr>
             <w:rStyle w:val="Hyperlink"/>
@@ -6493,8 +6436,8 @@
         </w:r>
       </w:hyperlink>
     </w:p>
-    <w:bookmarkEnd w:id="92"/>
-    <w:bookmarkStart w:id="94" w:name="X035620408d1fb22c7ed381e74f0468c30df4612"/>
+    <w:bookmarkEnd w:id="88"/>
+    <w:bookmarkStart w:id="90" w:name="X035620408d1fb22c7ed381e74f0468c30df4612"/>
     <w:p>
       <w:pPr>
         <w:pStyle w:val="Bibliography"/>
@@ -6532,7 +6475,7 @@
       <w:r>
         <w:t xml:space="preserve"> </w:t>
       </w:r>
-      <w:hyperlink r:id="rId93">
+      <w:hyperlink r:id="rId89">
         <w:r>
           <w:rPr>
             <w:rStyle w:val="Hyperlink"/>
@@ -6541,8 +6484,8 @@
         </w:r>
       </w:hyperlink>
     </w:p>
-    <w:bookmarkEnd w:id="94"/>
-    <w:bookmarkStart w:id="96" w:name="ref-halabicky2023LowLevelLead"/>
+    <w:bookmarkEnd w:id="90"/>
+    <w:bookmarkStart w:id="92" w:name="ref-halabicky2023LowLevelLead"/>
     <w:p>
       <w:pPr>
         <w:pStyle w:val="Bibliography"/>
@@ -6560,12 +6503,12 @@
         <w:t xml:space="preserve"> </w:t>
       </w:r>
       <w:r>
-        <w:t xml:space="preserve">and working memory: A cohort study. Journal of Exposure Science &amp; Environmental Epidemiology 33, 168–176.</w:t>
-      </w:r>
-      <w:r>
-        <w:t xml:space="preserve"> </w:t>
-      </w:r>
-      <w:hyperlink r:id="rId95">
+        <w:t xml:space="preserve">and working memory: A cohort study. J. Exposure Sci. Environ. Epidemiol. 33, 168–176.</w:t>
+      </w:r>
+      <w:r>
+        <w:t xml:space="preserve"> </w:t>
+      </w:r>
+      <w:hyperlink r:id="rId91">
         <w:r>
           <w:rPr>
             <w:rStyle w:val="Hyperlink"/>
@@ -6574,8 +6517,8 @@
         </w:r>
       </w:hyperlink>
     </w:p>
-    <w:bookmarkEnd w:id="96"/>
-    <w:bookmarkStart w:id="98" w:name="ref-harari2018BloodLeadLevels"/>
+    <w:bookmarkEnd w:id="92"/>
+    <w:bookmarkStart w:id="94" w:name="ref-harari2018BloodLeadLevels"/>
     <w:p>
       <w:pPr>
         <w:pStyle w:val="Bibliography"/>
@@ -6614,12 +6557,12 @@
         <w:t xml:space="preserve">Population-Based Cohort</w:t>
       </w:r>
       <w:r>
-        <w:t xml:space="preserve">. American Journal of Kidney Diseases 72, 381–389.</w:t>
-      </w:r>
-      <w:r>
-        <w:t xml:space="preserve"> </w:t>
-      </w:r>
-      <w:hyperlink r:id="rId97">
+        <w:t xml:space="preserve">. Am. J. Kidney Dis. 72, 381–389.</w:t>
+      </w:r>
+      <w:r>
+        <w:t xml:space="preserve"> </w:t>
+      </w:r>
+      <w:hyperlink r:id="rId93">
         <w:r>
           <w:rPr>
             <w:rStyle w:val="Hyperlink"/>
@@ -6628,8 +6571,8 @@
         </w:r>
       </w:hyperlink>
     </w:p>
-    <w:bookmarkEnd w:id="98"/>
-    <w:bookmarkStart w:id="100" w:name="Xec30ec7c912152a14c0f622040312567154bf15"/>
+    <w:bookmarkEnd w:id="94"/>
+    <w:bookmarkStart w:id="96" w:name="Xec30ec7c912152a14c0f622040312567154bf15"/>
     <w:p>
       <w:pPr>
         <w:pStyle w:val="Bibliography"/>
@@ -6721,7 +6664,7 @@
       <w:r>
         <w:t xml:space="preserve"> </w:t>
       </w:r>
-      <w:hyperlink r:id="rId99">
+      <w:hyperlink r:id="rId95">
         <w:r>
           <w:rPr>
             <w:rStyle w:val="Hyperlink"/>
@@ -6730,8 +6673,8 @@
         </w:r>
       </w:hyperlink>
     </w:p>
-    <w:bookmarkEnd w:id="100"/>
-    <w:bookmarkStart w:id="102" w:name="ref-hay2025Burden375Diseases"/>
+    <w:bookmarkEnd w:id="96"/>
+    <w:bookmarkStart w:id="98" w:name="ref-hay2025Burden375Diseases"/>
     <w:p>
       <w:pPr>
         <w:pStyle w:val="Bibliography"/>
@@ -6761,12 +6704,12 @@
         <w:t xml:space="preserve"> </w:t>
       </w:r>
       <w:r>
-        <w:t xml:space="preserve">2023. The Lancet 406, 1873–1922.</w:t>
-      </w:r>
-      <w:r>
-        <w:t xml:space="preserve"> </w:t>
-      </w:r>
-      <w:hyperlink r:id="rId101">
+        <w:t xml:space="preserve">2023. Lancet 406, 1873–1922.</w:t>
+      </w:r>
+      <w:r>
+        <w:t xml:space="preserve"> </w:t>
+      </w:r>
+      <w:hyperlink r:id="rId97">
         <w:r>
           <w:rPr>
             <w:rStyle w:val="Hyperlink"/>
@@ -6775,8 +6718,8 @@
         </w:r>
       </w:hyperlink>
     </w:p>
-    <w:bookmarkEnd w:id="102"/>
-    <w:bookmarkStart w:id="104" w:name="ref-heidari2022EffectLeadExposurea"/>
+    <w:bookmarkEnd w:id="98"/>
+    <w:bookmarkStart w:id="100" w:name="ref-heidari2022EffectLeadExposurea"/>
     <w:p>
       <w:pPr>
         <w:pStyle w:val="Bibliography"/>
@@ -6794,12 +6737,12 @@
         <w:t xml:space="preserve"> </w:t>
       </w:r>
       <w:r>
-        <w:t xml:space="preserve">test scores in children under 12 years: A systematic review and meta-analysis of case-control studies. Syst Rev 11, 106.</w:t>
-      </w:r>
-      <w:r>
-        <w:t xml:space="preserve"> </w:t>
-      </w:r>
-      <w:hyperlink r:id="rId103">
+        <w:t xml:space="preserve">test scores in children under 12 years: A systematic review and meta-analysis of case-control studies. Syst. Rev. 11, 106.</w:t>
+      </w:r>
+      <w:r>
+        <w:t xml:space="preserve"> </w:t>
+      </w:r>
+      <w:hyperlink r:id="rId99">
         <w:r>
           <w:rPr>
             <w:rStyle w:val="Hyperlink"/>
@@ -6808,19 +6751,19 @@
         </w:r>
       </w:hyperlink>
     </w:p>
-    <w:bookmarkEnd w:id="104"/>
-    <w:bookmarkStart w:id="106" w:name="X837f91f784566061977da85c17a5755a81dedde"/>
+    <w:bookmarkEnd w:id="100"/>
+    <w:bookmarkStart w:id="102" w:name="X837f91f784566061977da85c17a5755a81dedde"/>
     <w:p>
       <w:pPr>
         <w:pStyle w:val="Bibliography"/>
       </w:pPr>
       <w:r>
-        <w:t xml:space="preserve">Hoekstra, R., Morey, R.D., Rouder, J.N., Wagenmakers, E.-J., 2014. Robust misinterpretation of confidence intervals. Psychon Bull Rev 21, 1157–1164.</w:t>
-      </w:r>
-      <w:r>
-        <w:t xml:space="preserve"> </w:t>
-      </w:r>
-      <w:hyperlink r:id="rId105">
+        <w:t xml:space="preserve">Hoekstra, R., Morey, R.D., Rouder, J.N., Wagenmakers, E.-J., 2014. Robust misinterpretation of confidence intervals. Psychon. Bull. Rev. 21, 1157–1164.</w:t>
+      </w:r>
+      <w:r>
+        <w:t xml:space="preserve"> </w:t>
+      </w:r>
+      <w:hyperlink r:id="rId101">
         <w:r>
           <w:rPr>
             <w:rStyle w:val="Hyperlink"/>
@@ -6829,8 +6772,8 @@
         </w:r>
       </w:hyperlink>
     </w:p>
-    <w:bookmarkEnd w:id="106"/>
-    <w:bookmarkStart w:id="108" w:name="ref-hong2013ComparingBayesianFrequentist"/>
+    <w:bookmarkEnd w:id="102"/>
+    <w:bookmarkStart w:id="104" w:name="ref-hong2013ComparingBayesianFrequentist"/>
     <w:p>
       <w:pPr>
         <w:pStyle w:val="Bibliography"/>
@@ -6869,12 +6812,12 @@
         <w:t xml:space="preserve">Multiple Outcome Mixed Treatment Comparisons</w:t>
       </w:r>
       <w:r>
-        <w:t xml:space="preserve">. Med Decis Making 33, 702–714.</w:t>
-      </w:r>
-      <w:r>
-        <w:t xml:space="preserve"> </w:t>
-      </w:r>
-      <w:hyperlink r:id="rId107">
+        <w:t xml:space="preserve">. Med. Decis. Making 33, 702–714.</w:t>
+      </w:r>
+      <w:r>
+        <w:t xml:space="preserve"> </w:t>
+      </w:r>
+      <w:hyperlink r:id="rId103">
         <w:r>
           <w:rPr>
             <w:rStyle w:val="Hyperlink"/>
@@ -6883,8 +6826,8 @@
         </w:r>
       </w:hyperlink>
     </w:p>
-    <w:bookmarkEnd w:id="108"/>
-    <w:bookmarkStart w:id="110" w:name="ref-hong2015EnvironmentalLeadExposure"/>
+    <w:bookmarkEnd w:id="104"/>
+    <w:bookmarkStart w:id="106" w:name="ref-hong2015EnvironmentalLeadExposure"/>
     <w:p>
       <w:pPr>
         <w:pStyle w:val="Bibliography"/>
@@ -6941,22 +6884,22 @@
         <w:t xml:space="preserve">South Korean School-Age Children</w:t>
       </w:r>
       <w:r>
-        <w:t xml:space="preserve">. Environmental Health Perspectives 123, 271–276.</w:t>
-      </w:r>
-      <w:r>
-        <w:t xml:space="preserve"> </w:t>
-      </w:r>
-      <w:hyperlink r:id="rId109">
+        <w:t xml:space="preserve">. Environ. Health Perspect. 123, 271–276.</w:t>
+      </w:r>
+      <w:r>
+        <w:t xml:space="preserve"> </w:t>
+      </w:r>
+      <w:hyperlink r:id="rId105">
         <w:r>
           <w:rPr>
             <w:rStyle w:val="Hyperlink"/>
           </w:rPr>
-          <w:t xml:space="preserve">https://doi.org/doi:10.1289/ehp.1307420</w:t>
+          <w:t xml:space="preserve">https://doi.org/10.1289/ehp.1307420</w:t>
         </w:r>
       </w:hyperlink>
     </w:p>
-    <w:bookmarkEnd w:id="110"/>
-    <w:bookmarkStart w:id="112" w:name="ref-kazi2026PvaluesBayesFactor"/>
+    <w:bookmarkEnd w:id="106"/>
+    <w:bookmarkStart w:id="108" w:name="ref-kazi2026PvaluesBayesFactor"/>
     <w:p>
       <w:pPr>
         <w:pStyle w:val="Bibliography"/>
@@ -6992,12 +6935,12 @@
         <w:t xml:space="preserve">Colorectal Research</w:t>
       </w:r>
       <w:r>
-        <w:t xml:space="preserve">. Indian J Surg Oncol 17, 241–248.</w:t>
-      </w:r>
-      <w:r>
-        <w:t xml:space="preserve"> </w:t>
-      </w:r>
-      <w:hyperlink r:id="rId111">
+        <w:t xml:space="preserve">. Indian J. Surg. Oncol. 17, 241–248.</w:t>
+      </w:r>
+      <w:r>
+        <w:t xml:space="preserve"> </w:t>
+      </w:r>
+      <w:hyperlink r:id="rId107">
         <w:r>
           <w:rPr>
             <w:rStyle w:val="Hyperlink"/>
@@ -7006,8 +6949,8 @@
         </w:r>
       </w:hyperlink>
     </w:p>
-    <w:bookmarkEnd w:id="112"/>
-    <w:bookmarkStart w:id="114" w:name="X5cae6442bbe0e1f5d8df6cd5008aab2dbfb65a6"/>
+    <w:bookmarkEnd w:id="108"/>
+    <w:bookmarkStart w:id="110" w:name="X5cae6442bbe0e1f5d8df6cd5008aab2dbfb65a6"/>
     <w:p>
       <w:pPr>
         <w:pStyle w:val="Bibliography"/>
@@ -7022,12 +6965,12 @@
         <w:t xml:space="preserve">Analysis Reporting Guidelines</w:t>
       </w:r>
       <w:r>
-        <w:t xml:space="preserve">. Nat Hum Behav 5, 1282–1291.</w:t>
-      </w:r>
-      <w:r>
-        <w:t xml:space="preserve"> </w:t>
-      </w:r>
-      <w:hyperlink r:id="rId113">
+        <w:t xml:space="preserve">. Nat. Hum. Behav. 5, 1282–1291.</w:t>
+      </w:r>
+      <w:r>
+        <w:t xml:space="preserve"> </w:t>
+      </w:r>
+      <w:hyperlink r:id="rId109">
         <w:r>
           <w:rPr>
             <w:rStyle w:val="Hyperlink"/>
@@ -7036,8 +6979,8 @@
         </w:r>
       </w:hyperlink>
     </w:p>
-    <w:bookmarkEnd w:id="114"/>
-    <w:bookmarkStart w:id="116" w:name="ref-lacerda2023GlobalDecreaseBlood"/>
+    <w:bookmarkEnd w:id="110"/>
+    <w:bookmarkStart w:id="112" w:name="ref-lacerda2023GlobalDecreaseBlood"/>
     <w:p>
       <w:pPr>
         <w:pStyle w:val="Bibliography"/>
@@ -7051,7 +6994,7 @@
       <w:r>
         <w:t xml:space="preserve"> </w:t>
       </w:r>
-      <w:hyperlink r:id="rId115">
+      <w:hyperlink r:id="rId111">
         <w:r>
           <w:rPr>
             <w:rStyle w:val="Hyperlink"/>
@@ -7060,8 +7003,8 @@
         </w:r>
       </w:hyperlink>
     </w:p>
-    <w:bookmarkEnd w:id="116"/>
-    <w:bookmarkStart w:id="118" w:name="X33f03e29791f20cdbbbbf0729c723b16e55ed16"/>
+    <w:bookmarkEnd w:id="112"/>
+    <w:bookmarkStart w:id="114" w:name="X33f03e29791f20cdbbbbf0729c723b16e55ed16"/>
     <w:p>
       <w:pPr>
         <w:pStyle w:val="Bibliography"/>
@@ -7115,12 +7058,12 @@
         <w:t xml:space="preserve"> </w:t>
       </w:r>
       <w:r>
-        <w:t xml:space="preserve">Environ Health Perspect 127, 099001.</w:t>
-      </w:r>
-      <w:r>
-        <w:t xml:space="preserve"> </w:t>
-      </w:r>
-      <w:hyperlink r:id="rId117">
+        <w:t xml:space="preserve">Environ. Health Perspect. 127, 099001.</w:t>
+      </w:r>
+      <w:r>
+        <w:t xml:space="preserve"> </w:t>
+      </w:r>
+      <w:hyperlink r:id="rId113">
         <w:r>
           <w:rPr>
             <w:rStyle w:val="Hyperlink"/>
@@ -7129,8 +7072,8 @@
         </w:r>
       </w:hyperlink>
     </w:p>
-    <w:bookmarkEnd w:id="118"/>
-    <w:bookmarkStart w:id="120" w:name="X9a8bad0b78f43066cb333fdedcdcad5d7017900"/>
+    <w:bookmarkEnd w:id="114"/>
+    <w:bookmarkStart w:id="116" w:name="X9a8bad0b78f43066cb333fdedcdcad5d7017900"/>
     <w:p>
       <w:pPr>
         <w:pStyle w:val="Bibliography"/>
@@ -7172,22 +7115,22 @@
         <w:t xml:space="preserve">An International Pooled Analysis</w:t>
       </w:r>
       <w:r>
-        <w:t xml:space="preserve">. Environmental Health Perspectives 113, 894–899.</w:t>
-      </w:r>
-      <w:r>
-        <w:t xml:space="preserve"> </w:t>
-      </w:r>
-      <w:hyperlink r:id="rId119">
+        <w:t xml:space="preserve">. Environ. Health Perspect. 113, 894–899.</w:t>
+      </w:r>
+      <w:r>
+        <w:t xml:space="preserve"> </w:t>
+      </w:r>
+      <w:hyperlink r:id="rId115">
         <w:r>
           <w:rPr>
             <w:rStyle w:val="Hyperlink"/>
           </w:rPr>
-          <w:t xml:space="preserve">https://doi.org/doi:10.1289/ehp.7688</w:t>
+          <w:t xml:space="preserve">https://doi.org/10.1289/ehp.7688</w:t>
         </w:r>
       </w:hyperlink>
     </w:p>
-    <w:bookmarkEnd w:id="120"/>
-    <w:bookmarkStart w:id="122" w:name="ref-lanphear2018LowlevelLeadExposure"/>
+    <w:bookmarkEnd w:id="116"/>
+    <w:bookmarkStart w:id="118" w:name="ref-lanphear2018LowlevelLeadExposure"/>
     <w:p>
       <w:pPr>
         <w:pStyle w:val="Bibliography"/>
@@ -7205,12 +7148,12 @@
         <w:t xml:space="preserve"> </w:t>
       </w:r>
       <w:r>
-        <w:t xml:space="preserve">adults: A population-based cohort study. The Lancet Public Health 3, e177–e184.</w:t>
-      </w:r>
-      <w:r>
-        <w:t xml:space="preserve"> </w:t>
-      </w:r>
-      <w:hyperlink r:id="rId121">
+        <w:t xml:space="preserve">adults: A population-based cohort study. Lancet Public Health 3, e177–e184.</w:t>
+      </w:r>
+      <w:r>
+        <w:t xml:space="preserve"> </w:t>
+      </w:r>
+      <w:hyperlink r:id="rId117">
         <w:r>
           <w:rPr>
             <w:rStyle w:val="Hyperlink"/>
@@ -7219,19 +7162,19 @@
         </w:r>
       </w:hyperlink>
     </w:p>
-    <w:bookmarkEnd w:id="122"/>
-    <w:bookmarkStart w:id="124" w:name="ref-larsen2023GlobalHealthBurden"/>
+    <w:bookmarkEnd w:id="118"/>
+    <w:bookmarkStart w:id="120" w:name="ref-larsen2023GlobalHealthBurden"/>
     <w:p>
       <w:pPr>
         <w:pStyle w:val="Bibliography"/>
       </w:pPr>
       <w:r>
-        <w:t xml:space="preserve">Larsen, B., Sánchez-Triana, E., 2023. Global health burden and cost of lead exposure in children and adults: A health impact and economic modelling analysis. The Lancet Planetary Health 7, e831–e840.</w:t>
-      </w:r>
-      <w:r>
-        <w:t xml:space="preserve"> </w:t>
-      </w:r>
-      <w:hyperlink r:id="rId123">
+        <w:t xml:space="preserve">Larsen, B., Sánchez-Triana, E., 2023. Global health burden and cost of lead exposure in children and adults: A health impact and economic modelling analysis. Lancet Planet. Heath 7, e831–e840.</w:t>
+      </w:r>
+      <w:r>
+        <w:t xml:space="preserve"> </w:t>
+      </w:r>
+      <w:hyperlink r:id="rId119">
         <w:r>
           <w:rPr>
             <w:rStyle w:val="Hyperlink"/>
@@ -7240,8 +7183,8 @@
         </w:r>
       </w:hyperlink>
     </w:p>
-    <w:bookmarkEnd w:id="124"/>
-    <w:bookmarkStart w:id="126" w:name="ref-lee2021PrenatalPostnatalExposures"/>
+    <w:bookmarkEnd w:id="120"/>
+    <w:bookmarkStart w:id="122" w:name="ref-lee2021PrenatalPostnatalExposures"/>
     <w:p>
       <w:pPr>
         <w:pStyle w:val="Bibliography"/>
@@ -7280,12 +7223,12 @@
         <w:t xml:space="preserve">South Korea</w:t>
       </w:r>
       <w:r>
-        <w:t xml:space="preserve">. Environment International 157, 106798.</w:t>
-      </w:r>
-      <w:r>
-        <w:t xml:space="preserve"> </w:t>
-      </w:r>
-      <w:hyperlink r:id="rId125">
+        <w:t xml:space="preserve">. Environ. Int. 157, 106798.</w:t>
+      </w:r>
+      <w:r>
+        <w:t xml:space="preserve"> </w:t>
+      </w:r>
+      <w:hyperlink r:id="rId121">
         <w:r>
           <w:rPr>
             <w:rStyle w:val="Hyperlink"/>
@@ -7294,8 +7237,8 @@
         </w:r>
       </w:hyperlink>
     </w:p>
-    <w:bookmarkEnd w:id="126"/>
-    <w:bookmarkStart w:id="128" w:name="X716dc31ca13dac7355fea3a0f7dea95779ecabb"/>
+    <w:bookmarkEnd w:id="122"/>
+    <w:bookmarkStart w:id="124" w:name="X716dc31ca13dac7355fea3a0f7dea95779ecabb"/>
     <w:p>
       <w:pPr>
         <w:pStyle w:val="Bibliography"/>
@@ -7319,12 +7262,12 @@
         <w:t xml:space="preserve">Italy</w:t>
       </w:r>
       <w:r>
-        <w:t xml:space="preserve">. Environmental Health 18, 67.</w:t>
-      </w:r>
-      <w:r>
-        <w:t xml:space="preserve"> </w:t>
-      </w:r>
-      <w:hyperlink r:id="rId127">
+        <w:t xml:space="preserve">. Environ. Health 18, 67.</w:t>
+      </w:r>
+      <w:r>
+        <w:t xml:space="preserve"> </w:t>
+      </w:r>
+      <w:hyperlink r:id="rId123">
         <w:r>
           <w:rPr>
             <w:rStyle w:val="Hyperlink"/>
@@ -7333,8 +7276,8 @@
         </w:r>
       </w:hyperlink>
     </w:p>
-    <w:bookmarkEnd w:id="128"/>
-    <w:bookmarkStart w:id="130" w:name="Xb0421be95a139ca5af39ce6040517bf1be79427"/>
+    <w:bookmarkEnd w:id="124"/>
+    <w:bookmarkStart w:id="126" w:name="Xb0421be95a139ca5af39ce6040517bf1be79427"/>
     <w:p>
       <w:pPr>
         <w:pStyle w:val="Bibliography"/>
@@ -7352,12 +7295,12 @@
         <w:t xml:space="preserve"> </w:t>
       </w:r>
       <w:r>
-        <w:t xml:space="preserve">adolescents. Environmental Research 118, 65–71.</w:t>
-      </w:r>
-      <w:r>
-        <w:t xml:space="preserve"> </w:t>
-      </w:r>
-      <w:hyperlink r:id="rId129">
+        <w:t xml:space="preserve">adolescents. Environ. Res. 118, 65–71.</w:t>
+      </w:r>
+      <w:r>
+        <w:t xml:space="preserve"> </w:t>
+      </w:r>
+      <w:hyperlink r:id="rId125">
         <w:r>
           <w:rPr>
             <w:rStyle w:val="Hyperlink"/>
@@ -7366,8 +7309,8 @@
         </w:r>
       </w:hyperlink>
     </w:p>
-    <w:bookmarkEnd w:id="130"/>
-    <w:bookmarkStart w:id="132" w:name="ref-mcfarland2022HalfUSPopulation"/>
+    <w:bookmarkEnd w:id="126"/>
+    <w:bookmarkStart w:id="128" w:name="ref-mcfarland2022HalfUSPopulation"/>
     <w:p>
       <w:pPr>
         <w:pStyle w:val="Bibliography"/>
@@ -7385,12 +7328,12 @@
         <w:t xml:space="preserve"> </w:t>
       </w:r>
       <w:r>
-        <w:t xml:space="preserve">population exposed to adverse lead levels in early childhood. Proc. Natl. Acad. Sci. U.S.A. 119, e2118631119.</w:t>
-      </w:r>
-      <w:r>
-        <w:t xml:space="preserve"> </w:t>
-      </w:r>
-      <w:hyperlink r:id="rId131">
+        <w:t xml:space="preserve">population exposed to adverse lead levels in early childhood. Proc. Natl. Acad. Sci. 119, e2118631119.</w:t>
+      </w:r>
+      <w:r>
+        <w:t xml:space="preserve"> </w:t>
+      </w:r>
+      <w:hyperlink r:id="rId127">
         <w:r>
           <w:rPr>
             <w:rStyle w:val="Hyperlink"/>
@@ -7399,8 +7342,8 @@
         </w:r>
       </w:hyperlink>
     </w:p>
-    <w:bookmarkEnd w:id="132"/>
-    <w:bookmarkStart w:id="133" w:name="X33fe7de6e8b65c86af337dbdb8d7cc8651c48a8"/>
+    <w:bookmarkEnd w:id="128"/>
+    <w:bookmarkStart w:id="129" w:name="X33fe7de6e8b65c86af337dbdb8d7cc8651c48a8"/>
     <w:p>
       <w:pPr>
         <w:pStyle w:val="Bibliography"/>
@@ -7463,11 +7406,11 @@
         <w:t xml:space="preserve">School-Aged Children</w:t>
       </w:r>
       <w:r>
-        <w:t xml:space="preserve">. International Journal of Environmental Research and Public Health 15, 2418.</w:t>
-      </w:r>
-    </w:p>
-    <w:bookmarkEnd w:id="133"/>
-    <w:bookmarkStart w:id="135" w:name="ref-needleman1990LowLevelLeadExposure"/>
+        <w:t xml:space="preserve">. Int. J. Environ. Res. Public Health 15, 2418.</w:t>
+      </w:r>
+    </w:p>
+    <w:bookmarkEnd w:id="129"/>
+    <w:bookmarkStart w:id="131" w:name="ref-needleman1990LowLevelLeadExposure"/>
     <w:p>
       <w:pPr>
         <w:pStyle w:val="Bibliography"/>
@@ -7529,7 +7472,7 @@
       <w:r>
         <w:t xml:space="preserve"> </w:t>
       </w:r>
-      <w:hyperlink r:id="rId134">
+      <w:hyperlink r:id="rId130">
         <w:r>
           <w:rPr>
             <w:rStyle w:val="Hyperlink"/>
@@ -7538,8 +7481,8 @@
         </w:r>
       </w:hyperlink>
     </w:p>
-    <w:bookmarkEnd w:id="135"/>
-    <w:bookmarkStart w:id="136" w:name="Xf5486a80753c915bf34b5d8f3ad5e46aac479a7"/>
+    <w:bookmarkEnd w:id="131"/>
+    <w:bookmarkStart w:id="132" w:name="Xf5486a80753c915bf34b5d8f3ad5e46aac479a7"/>
     <w:p>
       <w:pPr>
         <w:pStyle w:val="Bibliography"/>
@@ -7593,8 +7536,8 @@
         <w:t xml:space="preserve">.</w:t>
       </w:r>
     </w:p>
-    <w:bookmarkEnd w:id="136"/>
-    <w:bookmarkStart w:id="138" w:name="ref-page2021PRISMA2020Statement"/>
+    <w:bookmarkEnd w:id="132"/>
+    <w:bookmarkStart w:id="134" w:name="ref-page2021PRISMA2020Statement"/>
     <w:p>
       <w:pPr>
         <w:pStyle w:val="Bibliography"/>
@@ -7617,7 +7560,7 @@
       <w:r>
         <w:t xml:space="preserve"> </w:t>
       </w:r>
-      <w:hyperlink r:id="rId137">
+      <w:hyperlink r:id="rId133">
         <w:r>
           <w:rPr>
             <w:rStyle w:val="Hyperlink"/>
@@ -7626,19 +7569,19 @@
         </w:r>
       </w:hyperlink>
     </w:p>
-    <w:bookmarkEnd w:id="138"/>
-    <w:bookmarkStart w:id="140" w:name="ref-plate2024DevelopmentToolRapid"/>
+    <w:bookmarkEnd w:id="134"/>
+    <w:bookmarkStart w:id="136" w:name="ref-plate2024DevelopmentToolRapid"/>
     <w:p>
       <w:pPr>
         <w:pStyle w:val="Bibliography"/>
       </w:pPr>
       <w:r>
-        <w:t xml:space="preserve">Plate, K., Knüppel, S., Hornbacher, A., Greiner, M., Müller-Graf, C., 2024. Development of a tool for rapid assessment of the evidence of human observational epidemiological studies with focus on risk of bias in the context of public health and risk assessment. EFS3 21.</w:t>
-      </w:r>
-      <w:r>
-        <w:t xml:space="preserve"> </w:t>
-      </w:r>
-      <w:hyperlink r:id="rId139">
+        <w:t xml:space="preserve">Plate, K., Knüppel, S., Hornbacher, A., Greiner, M., Müller-Graf, C., 2024. Development of a tool for rapid assessment of the evidence of human observational epidemiological studies with focus on risk of bias in the context of public health and risk assessment. EFSA Supporting Publ. 21.</w:t>
+      </w:r>
+      <w:r>
+        <w:t xml:space="preserve"> </w:t>
+      </w:r>
+      <w:hyperlink r:id="rId135">
         <w:r>
           <w:rPr>
             <w:rStyle w:val="Hyperlink"/>
@@ -7647,8 +7590,8 @@
         </w:r>
       </w:hyperlink>
     </w:p>
-    <w:bookmarkEnd w:id="140"/>
-    <w:bookmarkStart w:id="142" w:name="ref-pocock1994EnvironmentalLeadChildrens"/>
+    <w:bookmarkEnd w:id="136"/>
+    <w:bookmarkStart w:id="138" w:name="ref-pocock1994EnvironmentalLeadChildrens"/>
     <w:p>
       <w:pPr>
         <w:pStyle w:val="Bibliography"/>
@@ -7659,7 +7602,7 @@
       <w:r>
         <w:t xml:space="preserve"> </w:t>
       </w:r>
-      <w:hyperlink r:id="rId141">
+      <w:hyperlink r:id="rId137">
         <w:r>
           <w:rPr>
             <w:rStyle w:val="Hyperlink"/>
@@ -7668,18 +7611,18 @@
         </w:r>
       </w:hyperlink>
     </w:p>
-    <w:bookmarkEnd w:id="142"/>
-    <w:bookmarkStart w:id="143" w:name="Xd915bcb040430c17655975a5ceb4d7b4bdd04ac"/>
+    <w:bookmarkEnd w:id="138"/>
+    <w:bookmarkStart w:id="139" w:name="Xd915bcb040430c17655975a5ceb4d7b4bdd04ac"/>
     <w:p>
       <w:pPr>
         <w:pStyle w:val="Bibliography"/>
       </w:pPr>
       <w:r>
-        <w:t xml:space="preserve">Prüss-Üstün, A., Mathers, C., Corvalán, C., Woodward, A., 2003. Assessing the environmental burden of disease at national and local levels: Introduction and methods. Environmental burden of disease series.</w:t>
-      </w:r>
-    </w:p>
-    <w:bookmarkEnd w:id="143"/>
-    <w:bookmarkStart w:id="144" w:name="X4bd034c52731e178b4de125c2c778bdc533803c"/>
+        <w:t xml:space="preserve">Prüss-Üstün, A., Mathers, C., Corvalán, C., Woodward, A., 2003. Assessing the environmental burden of disease at national and local levels: Introduction and methods. Environ. burd. dis. ser.</w:t>
+      </w:r>
+    </w:p>
+    <w:bookmarkEnd w:id="139"/>
+    <w:bookmarkStart w:id="140" w:name="X4bd034c52731e178b4de125c2c778bdc533803c"/>
     <w:p>
       <w:pPr>
         <w:pStyle w:val="Bibliography"/>
@@ -7721,8 +7664,8 @@
         <w:t xml:space="preserve">.</w:t>
       </w:r>
     </w:p>
-    <w:bookmarkEnd w:id="144"/>
-    <w:bookmarkStart w:id="146" w:name="ref-rosengren2025ExposureLeadCoronary"/>
+    <w:bookmarkEnd w:id="140"/>
+    <w:bookmarkStart w:id="142" w:name="ref-rosengren2025ExposureLeadCoronary"/>
     <w:p>
       <w:pPr>
         <w:pStyle w:val="Bibliography"/>
@@ -7770,12 +7713,12 @@
         <w:t xml:space="preserve">Based Study</w:t>
       </w:r>
       <w:r>
-        <w:t xml:space="preserve">. JAHA 14, e037633.</w:t>
-      </w:r>
-      <w:r>
-        <w:t xml:space="preserve"> </w:t>
-      </w:r>
-      <w:hyperlink r:id="rId145">
+        <w:t xml:space="preserve">. J. Am. Heart Assoc. 14, e037633.</w:t>
+      </w:r>
+      <w:r>
+        <w:t xml:space="preserve"> </w:t>
+      </w:r>
+      <w:hyperlink r:id="rId141">
         <w:r>
           <w:rPr>
             <w:rStyle w:val="Hyperlink"/>
@@ -7784,8 +7727,8 @@
         </w:r>
       </w:hyperlink>
     </w:p>
-    <w:bookmarkEnd w:id="146"/>
-    <w:bookmarkStart w:id="148" w:name="ref-roy2013EffectModificationTransferrin"/>
+    <w:bookmarkEnd w:id="142"/>
+    <w:bookmarkStart w:id="144" w:name="ref-roy2013EffectModificationTransferrin"/>
     <w:p>
       <w:pPr>
         <w:pStyle w:val="Bibliography"/>
@@ -7812,12 +7755,12 @@
         <w:t xml:space="preserve">IQ</w:t>
       </w:r>
       <w:r>
-        <w:t xml:space="preserve">. NeuroToxicology 38, 17–22.</w:t>
-      </w:r>
-      <w:r>
-        <w:t xml:space="preserve"> </w:t>
-      </w:r>
-      <w:hyperlink r:id="rId147">
+        <w:t xml:space="preserve">. Neurotoxicology 38, 17–22.</w:t>
+      </w:r>
+      <w:r>
+        <w:t xml:space="preserve"> </w:t>
+      </w:r>
+      <w:hyperlink r:id="rId143">
         <w:r>
           <w:rPr>
             <w:rStyle w:val="Hyperlink"/>
@@ -7826,8 +7769,8 @@
         </w:r>
       </w:hyperlink>
     </w:p>
-    <w:bookmarkEnd w:id="148"/>
-    <w:bookmarkStart w:id="150" w:name="ref-sadeghirad2023TheoryPracticeBayesian"/>
+    <w:bookmarkEnd w:id="144"/>
+    <w:bookmarkStart w:id="146" w:name="ref-sadeghirad2023TheoryPracticeBayesian"/>
     <w:p>
       <w:pPr>
         <w:pStyle w:val="Bibliography"/>
@@ -7845,12 +7788,12 @@
         <w:t xml:space="preserve"> </w:t>
       </w:r>
       <w:r>
-        <w:t xml:space="preserve">and frequentist frameworks for network meta-analysis. BMJ EBM 28, 204–209.</w:t>
-      </w:r>
-      <w:r>
-        <w:t xml:space="preserve"> </w:t>
-      </w:r>
-      <w:hyperlink r:id="rId149">
+        <w:t xml:space="preserve">and frequentist frameworks for network meta-analysis. BMJ Evid.-Based Med. 28, 204–209.</w:t>
+      </w:r>
+      <w:r>
+        <w:t xml:space="preserve"> </w:t>
+      </w:r>
+      <w:hyperlink r:id="rId145">
         <w:r>
           <w:rPr>
             <w:rStyle w:val="Hyperlink"/>
@@ -7859,8 +7802,8 @@
         </w:r>
       </w:hyperlink>
     </w:p>
-    <w:bookmarkEnd w:id="150"/>
-    <w:bookmarkStart w:id="152" w:name="Xe38019c88c6d2792bb296bad7dc0a4dd55f1319"/>
+    <w:bookmarkEnd w:id="146"/>
+    <w:bookmarkStart w:id="148" w:name="Xe38019c88c6d2792bb296bad7dc0a4dd55f1319"/>
     <w:p>
       <w:pPr>
         <w:pStyle w:val="Bibliography"/>
@@ -7878,12 +7821,12 @@
         <w:t xml:space="preserve"> </w:t>
       </w:r>
       <w:r>
-        <w:t xml:space="preserve">countries. Sci Rep 15, 34562.</w:t>
-      </w:r>
-      <w:r>
-        <w:t xml:space="preserve"> </w:t>
-      </w:r>
-      <w:hyperlink r:id="rId151">
+        <w:t xml:space="preserve">countries. Sci. Rep. 15, 34562.</w:t>
+      </w:r>
+      <w:r>
+        <w:t xml:space="preserve"> </w:t>
+      </w:r>
+      <w:hyperlink r:id="rId147">
         <w:r>
           <w:rPr>
             <w:rStyle w:val="Hyperlink"/>
@@ -7892,8 +7835,8 @@
         </w:r>
       </w:hyperlink>
     </w:p>
-    <w:bookmarkEnd w:id="152"/>
-    <w:bookmarkStart w:id="154" w:name="Xcf7993c3f58afaabaf73be6238c67f4f63053d9"/>
+    <w:bookmarkEnd w:id="148"/>
+    <w:bookmarkStart w:id="150" w:name="Xcf7993c3f58afaabaf73be6238c67f4f63053d9"/>
     <w:p>
       <w:pPr>
         <w:pStyle w:val="Bibliography"/>
@@ -7932,12 +7875,12 @@
         <w:t xml:space="preserve">Prenatal Lead Exposure</w:t>
       </w:r>
       <w:r>
-        <w:t xml:space="preserve">. Environmental Health Perspectives 114, 791–797.</w:t>
-      </w:r>
-      <w:r>
-        <w:t xml:space="preserve"> </w:t>
-      </w:r>
-      <w:hyperlink r:id="rId153">
+        <w:t xml:space="preserve">. Environ. Health Perspect. 114, 791–797.</w:t>
+      </w:r>
+      <w:r>
+        <w:t xml:space="preserve"> </w:t>
+      </w:r>
+      <w:hyperlink r:id="rId149">
         <w:r>
           <w:rPr>
             <w:rStyle w:val="Hyperlink"/>
@@ -7946,8 +7889,8 @@
         </w:r>
       </w:hyperlink>
     </w:p>
-    <w:bookmarkEnd w:id="154"/>
-    <w:bookmarkStart w:id="156" w:name="ref-schwartz1994LowLevelLeadExposure"/>
+    <w:bookmarkEnd w:id="150"/>
+    <w:bookmarkStart w:id="152" w:name="ref-schwartz1994LowLevelLeadExposure"/>
     <w:p>
       <w:pPr>
         <w:pStyle w:val="Bibliography"/>
@@ -8021,12 +7964,12 @@
         <w:t xml:space="preserve">Threshold</w:t>
       </w:r>
       <w:r>
-        <w:t xml:space="preserve">. Environmental Research 65, 42–55.</w:t>
-      </w:r>
-      <w:r>
-        <w:t xml:space="preserve"> </w:t>
-      </w:r>
-      <w:hyperlink r:id="rId155">
+        <w:t xml:space="preserve">. Environ. Res. 65, 42–55.</w:t>
+      </w:r>
+      <w:r>
+        <w:t xml:space="preserve"> </w:t>
+      </w:r>
+      <w:hyperlink r:id="rId151">
         <w:r>
           <w:rPr>
             <w:rStyle w:val="Hyperlink"/>
@@ -8035,8 +7978,8 @@
         </w:r>
       </w:hyperlink>
     </w:p>
-    <w:bookmarkEnd w:id="156"/>
-    <w:bookmarkStart w:id="158" w:name="X55ae1a8b757df519e0a47e2002b3acc0b2e73ec"/>
+    <w:bookmarkEnd w:id="152"/>
+    <w:bookmarkStart w:id="154" w:name="X55ae1a8b757df519e0a47e2002b3acc0b2e73ec"/>
     <w:p>
       <w:pPr>
         <w:pStyle w:val="Bibliography"/>
@@ -8054,12 +7997,12 @@
         <w:t xml:space="preserve"> </w:t>
       </w:r>
       <w:r>
-        <w:t xml:space="preserve">and frequentist methods in random-effects network meta-analysis of binary data. Research Synthesis Methods 11, 363–378.</w:t>
-      </w:r>
-      <w:r>
-        <w:t xml:space="preserve"> </w:t>
-      </w:r>
-      <w:hyperlink r:id="rId157">
+        <w:t xml:space="preserve">and frequentist methods in random-effects network meta-analysis of binary data. Res. Synth. Methods 11, 363–378.</w:t>
+      </w:r>
+      <w:r>
+        <w:t xml:space="preserve"> </w:t>
+      </w:r>
+      <w:hyperlink r:id="rId153">
         <w:r>
           <w:rPr>
             <w:rStyle w:val="Hyperlink"/>
@@ -8068,8 +8011,8 @@
         </w:r>
       </w:hyperlink>
     </w:p>
-    <w:bookmarkEnd w:id="158"/>
-    <w:bookmarkStart w:id="160" w:name="ref-shaffer2025LeadExposureAntisocial"/>
+    <w:bookmarkEnd w:id="154"/>
+    <w:bookmarkStart w:id="156" w:name="ref-shaffer2025LeadExposureAntisocial"/>
     <w:p>
       <w:pPr>
         <w:pStyle w:val="Bibliography"/>
@@ -8087,12 +8030,12 @@
         <w:t xml:space="preserve"> </w:t>
       </w:r>
       <w:r>
-        <w:t xml:space="preserve">systematic review of human and animal evidence. Environment International 109786.</w:t>
-      </w:r>
-      <w:r>
-        <w:t xml:space="preserve"> </w:t>
-      </w:r>
-      <w:hyperlink r:id="rId159">
+        <w:t xml:space="preserve">systematic review of human and animal evidence. Environ. Int. 109786.</w:t>
+      </w:r>
+      <w:r>
+        <w:t xml:space="preserve"> </w:t>
+      </w:r>
+      <w:hyperlink r:id="rId155">
         <w:r>
           <w:rPr>
             <w:rStyle w:val="Hyperlink"/>
@@ -8101,19 +8044,19 @@
         </w:r>
       </w:hyperlink>
     </w:p>
-    <w:bookmarkEnd w:id="160"/>
-    <w:bookmarkStart w:id="162" w:name="ref-smith2018StepAwayStepwise"/>
+    <w:bookmarkEnd w:id="156"/>
+    <w:bookmarkStart w:id="158" w:name="ref-smith2018StepAwayStepwise"/>
     <w:p>
       <w:pPr>
         <w:pStyle w:val="Bibliography"/>
       </w:pPr>
       <w:r>
-        <w:t xml:space="preserve">Smith, G., 2018. Step away from stepwise. J Big Data 5, 32.</w:t>
-      </w:r>
-      <w:r>
-        <w:t xml:space="preserve"> </w:t>
-      </w:r>
-      <w:hyperlink r:id="rId161">
+        <w:t xml:space="preserve">Smith, G., 2018. Step away from stepwise. J. Big Data 5, 32.</w:t>
+      </w:r>
+      <w:r>
+        <w:t xml:space="preserve"> </w:t>
+      </w:r>
+      <w:hyperlink r:id="rId157">
         <w:r>
           <w:rPr>
             <w:rStyle w:val="Hyperlink"/>
@@ -8122,8 +8065,8 @@
         </w:r>
       </w:hyperlink>
     </w:p>
-    <w:bookmarkEnd w:id="162"/>
-    <w:bookmarkStart w:id="164" w:name="ref-sy2024AssessmentLongTermExposure"/>
+    <w:bookmarkEnd w:id="158"/>
+    <w:bookmarkStart w:id="160" w:name="ref-sy2024AssessmentLongTermExposure"/>
     <w:p>
       <w:pPr>
         <w:pStyle w:val="Bibliography"/>
@@ -8162,12 +8105,12 @@
         <w:t xml:space="preserve">Four European Countries Using PBPK Modeling</w:t>
       </w:r>
       <w:r>
-        <w:t xml:space="preserve">. Expo Health 16, 21–39.</w:t>
-      </w:r>
-      <w:r>
-        <w:t xml:space="preserve"> </w:t>
-      </w:r>
-      <w:hyperlink r:id="rId163">
+        <w:t xml:space="preserve">. Exposure Health 16, 21–39.</w:t>
+      </w:r>
+      <w:r>
+        <w:t xml:space="preserve"> </w:t>
+      </w:r>
+      <w:hyperlink r:id="rId159">
         <w:r>
           <w:rPr>
             <w:rStyle w:val="Hyperlink"/>
@@ -8176,8 +8119,8 @@
         </w:r>
       </w:hyperlink>
     </w:p>
-    <w:bookmarkEnd w:id="164"/>
-    <w:bookmarkStart w:id="165" w:name="ref-tamasszigeti2022SubstanceReportLead"/>
+    <w:bookmarkEnd w:id="160"/>
+    <w:bookmarkStart w:id="161" w:name="ref-tamasszigeti2022SubstanceReportLead"/>
     <w:p>
       <w:pPr>
         <w:pStyle w:val="Bibliography"/>
@@ -8195,8 +8138,8 @@
         <w:t xml:space="preserve">. HBM4EU.</w:t>
       </w:r>
     </w:p>
-    <w:bookmarkEnd w:id="165"/>
-    <w:bookmarkStart w:id="167" w:name="X99fa6bd9cd2521340285769f289a6c9d4bfe17b"/>
+    <w:bookmarkEnd w:id="161"/>
+    <w:bookmarkStart w:id="163" w:name="X99fa6bd9cd2521340285769f289a6c9d4bfe17b"/>
     <w:p>
       <w:pPr>
         <w:pStyle w:val="Bibliography"/>
@@ -8235,12 +8178,12 @@
         <w:t xml:space="preserve">A Guidelines Editorial</w:t>
       </w:r>
       <w:r>
-        <w:t xml:space="preserve">. Educational and Psychological Measurement 55, 525–534.</w:t>
-      </w:r>
-      <w:r>
-        <w:t xml:space="preserve"> </w:t>
-      </w:r>
-      <w:hyperlink r:id="rId166">
+        <w:t xml:space="preserve">. Educ. Psychol. Meas. 55, 525–534.</w:t>
+      </w:r>
+      <w:r>
+        <w:t xml:space="preserve"> </w:t>
+      </w:r>
+      <w:hyperlink r:id="rId162">
         <w:r>
           <w:rPr>
             <w:rStyle w:val="Hyperlink"/>
@@ -8249,8 +8192,8 @@
         </w:r>
       </w:hyperlink>
     </w:p>
-    <w:bookmarkEnd w:id="167"/>
-    <w:bookmarkStart w:id="169" w:name="X111bb06244f8f2a1a6d0d2f1f41c24b71f248e6"/>
+    <w:bookmarkEnd w:id="163"/>
+    <w:bookmarkStart w:id="165" w:name="X111bb06244f8f2a1a6d0d2f1f41c24b71f248e6"/>
     <w:p>
       <w:pPr>
         <w:pStyle w:val="Bibliography"/>
@@ -8282,7 +8225,7 @@
       <w:r>
         <w:t xml:space="preserve"> </w:t>
       </w:r>
-      <w:hyperlink r:id="rId168">
+      <w:hyperlink r:id="rId164">
         <w:r>
           <w:rPr>
             <w:rStyle w:val="Hyperlink"/>
@@ -8291,19 +8234,19 @@
         </w:r>
       </w:hyperlink>
     </w:p>
-    <w:bookmarkEnd w:id="169"/>
-    <w:bookmarkStart w:id="171" w:name="ref-wan2022ChronicLeadExposure"/>
+    <w:bookmarkEnd w:id="165"/>
+    <w:bookmarkStart w:id="167" w:name="ref-wan2022ChronicLeadExposure"/>
     <w:p>
       <w:pPr>
         <w:pStyle w:val="Bibliography"/>
       </w:pPr>
       <w:r>
-        <w:t xml:space="preserve">Wan, H., Wang, Y., Zhang, H., Zhang, K., Chen, Y., Chen, C., Zhang, W., Xia, F., Wang, N., Lu, Y., 2022. Chronic lead exposure induces fatty liver disease associated with the variations of gut microbiota. Ecotoxicology and Environmental Safety 232, 113257.</w:t>
-      </w:r>
-      <w:r>
-        <w:t xml:space="preserve"> </w:t>
-      </w:r>
-      <w:hyperlink r:id="rId170">
+        <w:t xml:space="preserve">Wan, H., Wang, Y., Zhang, H., Zhang, K., Chen, Y., Chen, C., Zhang, W., Xia, F., Wang, N., Lu, Y., 2022. Chronic lead exposure induces fatty liver disease associated with the variations of gut microbiota. Ecotoxicol. Environ. Saf. 232, 113257.</w:t>
+      </w:r>
+      <w:r>
+        <w:t xml:space="preserve"> </w:t>
+      </w:r>
+      <w:hyperlink r:id="rId166">
         <w:r>
           <w:rPr>
             <w:rStyle w:val="Hyperlink"/>
@@ -8312,19 +8255,19 @@
         </w:r>
       </w:hyperlink>
     </w:p>
-    <w:bookmarkEnd w:id="171"/>
-    <w:bookmarkStart w:id="173" w:name="X946754e67e3c74fad7a8806aa9d2819ed4ec186"/>
+    <w:bookmarkEnd w:id="167"/>
+    <w:bookmarkStart w:id="169" w:name="X946754e67e3c74fad7a8806aa9d2819ed4ec186"/>
     <w:p>
       <w:pPr>
         <w:pStyle w:val="Bibliography"/>
       </w:pPr>
       <w:r>
-        <w:t xml:space="preserve">Yao, M., Deng, K., Wang, Y., Mei, F., Zou, K., Li, L., Sun, X., 2025. Random-effects meta-analysis models for pooling rare events data: A comparison between frequentist and bayesian methods. BMC Med Res Methodol 25, 228.</w:t>
-      </w:r>
-      <w:r>
-        <w:t xml:space="preserve"> </w:t>
-      </w:r>
-      <w:hyperlink r:id="rId172">
+        <w:t xml:space="preserve">Yao, M., Deng, K., Wang, Y., Mei, F., Zou, K., Li, L., Sun, X., 2025. Random-effects meta-analysis models for pooling rare events data: A comparison between frequentist and bayesian methods. BMC Med. Res. Methodol. 25, 228.</w:t>
+      </w:r>
+      <w:r>
+        <w:t xml:space="preserve"> </w:t>
+      </w:r>
+      <w:hyperlink r:id="rId168">
         <w:r>
           <w:rPr>
             <w:rStyle w:val="Hyperlink"/>
@@ -8333,9 +8276,9 @@
         </w:r>
       </w:hyperlink>
     </w:p>
-    <w:bookmarkEnd w:id="173"/>
-    <w:bookmarkEnd w:id="174"/>
-    <w:bookmarkEnd w:id="175"/>
+    <w:bookmarkEnd w:id="169"/>
+    <w:bookmarkEnd w:id="170"/>
+    <w:bookmarkEnd w:id="171"/>
     <w:sectPr>
       <w:footerReference r:id="rId3" w:type="default"/>
       <w:footnotePr>

--- a/manuscript/manuscript.docx
+++ b/manuscript/manuscript.docx
@@ -126,7 +126,7 @@
       <w:r>
         <w:t xml:space="preserve"> </w:t>
       </w:r>
-      <w:hyperlink r:id="rId9">
+      <w:hyperlink r:id="rId12">
         <w:r>
           <w:rPr>
             <w:rStyle w:val="Hyperlink"/>
@@ -140,7 +140,7 @@
         <w:br w:type="page"/>
       </w:r>
     </w:p>
-    <w:bookmarkStart w:id="10" w:name="keywords"/>
+    <w:bookmarkStart w:id="13" w:name="keywords"/>
     <w:p>
       <w:pPr>
         <w:pStyle w:val="Heading1"/>
@@ -184,69 +184,71 @@
         <w:br/>
       </w:r>
       <w:r>
-        <w:t xml:space="preserve"> </w:t>
-      </w:r>
-      <w:r>
         <w:t xml:space="preserve">Environmental epidemiology</w:t>
       </w:r>
       <w:r>
         <w:br/>
       </w:r>
     </w:p>
-    <w:bookmarkEnd w:id="10"/>
-    <w:bookmarkStart w:id="11" w:name="highlights"/>
+    <w:bookmarkEnd w:id="13"/>
+    <w:bookmarkStart w:id="17" w:name="graphical-abstract"/>
     <w:p>
       <w:pPr>
         <w:pStyle w:val="Heading1"/>
       </w:pPr>
       <w:r>
-        <w:t xml:space="preserve">Highlights</w:t>
-      </w:r>
-    </w:p>
-    <w:p>
-      <w:pPr>
-        <w:pStyle w:val="Compact"/>
-        <w:numPr>
-          <w:ilvl w:val="0"/>
-          <w:numId w:val="1001"/>
-        </w:numPr>
-      </w:pPr>
-      <w:r>
-        <w:t xml:space="preserve">Bayesian model yields full probability distributions, not just point estimates</w:t>
-      </w:r>
-    </w:p>
-    <w:p>
-      <w:pPr>
-        <w:pStyle w:val="Compact"/>
-        <w:numPr>
-          <w:ilvl w:val="0"/>
-          <w:numId w:val="1001"/>
-        </w:numPr>
-      </w:pPr>
-      <w:r>
-        <w:t xml:space="preserve">Bayesian and frequentist meta-analyses yield similar estimates for lead’s effect on IQ</w:t>
-      </w:r>
-      <w:r>
-        <w:t xml:space="preserve"> </w:t>
-      </w:r>
-      <w:r>
-        <w:t xml:space="preserve"> </w:t>
-      </w:r>
-    </w:p>
-    <w:p>
-      <w:pPr>
-        <w:pStyle w:val="Compact"/>
-        <w:numPr>
-          <w:ilvl w:val="0"/>
-          <w:numId w:val="1001"/>
-        </w:numPr>
-      </w:pPr>
-      <w:r>
-        <w:t xml:space="preserve">Results underscore the health risk of lead exposure, even at low concentrations</w:t>
-      </w:r>
-    </w:p>
-    <w:bookmarkEnd w:id="11"/>
-    <w:bookmarkStart w:id="12" w:name="abstract"/>
+        <w:t xml:space="preserve">Graphical abstract</w:t>
+      </w:r>
+    </w:p>
+    <w:p>
+      <w:pPr>
+        <w:pStyle w:val="FirstParagraph"/>
+      </w:pPr>
+      <w:r>
+        <w:drawing>
+          <wp:inline>
+            <wp:extent cx="5943600" cy="3530498"/>
+            <wp:effectExtent b="0" l="0" r="0" t="0"/>
+            <wp:docPr descr="" title="" id="15" name="Picture"/>
+            <a:graphic>
+              <a:graphicData uri="http://schemas.openxmlformats.org/drawingml/2006/picture">
+                <pic:pic>
+                  <pic:nvPicPr>
+                    <pic:cNvPr descr="tables_figures/main/graphical_abstract.png" id="16" name="Picture"/>
+                    <pic:cNvPicPr>
+                      <a:picLocks noChangeArrowheads="1" noChangeAspect="1"/>
+                    </pic:cNvPicPr>
+                  </pic:nvPicPr>
+                  <pic:blipFill>
+                    <a:blip r:embed="rId14"/>
+                    <a:stretch>
+                      <a:fillRect/>
+                    </a:stretch>
+                  </pic:blipFill>
+                  <pic:spPr bwMode="auto">
+                    <a:xfrm>
+                      <a:off x="0" y="0"/>
+                      <a:ext cx="5943600" cy="3530498"/>
+                    </a:xfrm>
+                    <a:prstGeom prst="rect">
+                      <a:avLst/>
+                    </a:prstGeom>
+                    <a:noFill/>
+                    <a:ln w="9525">
+                      <a:noFill/>
+                      <a:headEnd/>
+                      <a:tailEnd/>
+                    </a:ln>
+                  </pic:spPr>
+                </pic:pic>
+              </a:graphicData>
+            </a:graphic>
+          </wp:inline>
+        </w:drawing>
+      </w:r>
+    </w:p>
+    <w:bookmarkEnd w:id="17"/>
+    <w:bookmarkStart w:id="18" w:name="abstract"/>
     <w:p>
       <w:pPr>
         <w:pStyle w:val="Heading1"/>
@@ -267,7 +269,7 @@
         <w:t xml:space="preserve">Objective</w:t>
       </w:r>
       <w:r>
-        <w:t xml:space="preserve">: Quantifying uncertainty is crucial for risk assessment and policy-making but current meta-analytic approaches fall short in this regard.</w:t>
+        <w:t xml:space="preserve">: Uncertainty quantification is central to evidence synthesis for risk assessment and policy-making, but frequentist meta-analytic approaches - currently predominant in epidemiology - often fall short in this regard.</w:t>
       </w:r>
       <w:r>
         <w:t xml:space="preserve"> </w:t>
@@ -279,10 +281,7 @@
         <w:t xml:space="preserve"> </w:t>
       </w:r>
       <w:r>
-        <w:t xml:space="preserve"> </w:t>
-      </w:r>
-      <w:r>
-        <w:t xml:space="preserve">We compared frequentist and Bayesian frameworks, using lead exposure and IQ as a case study.</w:t>
+        <w:t xml:space="preserve">To evaluate differences in uncertainty quantification and applicability for risk assessment, we compared frequentist and Bayesian frameworks, using lead exposure and children’s IQ as a case study.</w:t>
       </w:r>
     </w:p>
     <w:p>
@@ -297,19 +296,42 @@
         <w:t xml:space="preserve">Methods</w:t>
       </w:r>
       <w:r>
-        <w:t xml:space="preserve">: We systematically searched PubMed and Scopus for epidemiological studies on blood lead level (BLL) and children’s IQ score.</w:t>
-      </w:r>
-      <w:r>
-        <w:t xml:space="preserve"> </w:t>
-      </w:r>
-      <w:r>
-        <w:t xml:space="preserve">Risk of bias (RoB) was assessed and regression coefficients were harmonized.</w:t>
-      </w:r>
-      <w:r>
-        <w:t xml:space="preserve"> </w:t>
-      </w:r>
-      <w:r>
-        <w:t xml:space="preserve">In both meta-analyses, we used random-effects models and included the same effect estimates.</w:t>
+        <w:t xml:space="preserve">: We systematically searched PubMed and Scopus for epidemiological studies on blood lead level (BLL) and IQ score in children.</w:t>
+      </w:r>
+      <w:r>
+        <w:t xml:space="preserve"> </w:t>
+      </w:r>
+      <w:r>
+        <w:t xml:space="preserve">After screening, risk of bias (RoB) in the identified studies was assessed and regression coefficients were harmonized to the</w:t>
+      </w:r>
+      <w:r>
+        <w:t xml:space="preserve"> </w:t>
+      </w:r>
+      <m:oMath>
+        <m:sSub>
+          <m:e>
+            <m:r>
+              <m:rPr>
+                <m:sty m:val="p"/>
+              </m:rPr>
+              <m:t>log</m:t>
+            </m:r>
+          </m:e>
+          <m:sub>
+            <m:r>
+              <m:t>e</m:t>
+            </m:r>
+          </m:sub>
+        </m:sSub>
+      </m:oMath>
+      <w:r>
+        <w:t xml:space="preserve">​ scale.</w:t>
+      </w:r>
+      <w:r>
+        <w:t xml:space="preserve"> </w:t>
+      </w:r>
+      <w:r>
+        <w:t xml:space="preserve">In both meta-analyses, we included the same effect estimates, assumed a multilevel structure and used random-effects models.</w:t>
       </w:r>
       <w:r>
         <w:t xml:space="preserve"> </w:t>
@@ -321,7 +343,7 @@
         <w:t xml:space="preserve"> </w:t>
       </w:r>
       <w:r>
-        <w:t xml:space="preserve">Sensitivity analyses examined robustness to RoB and priors.</w:t>
+        <w:t xml:space="preserve">Sensitivity analyses examined robustness to RoB and to prior specification.</w:t>
       </w:r>
       <w:r>
         <w:t xml:space="preserve"> </w:t>
@@ -382,7 +404,7 @@
         <w:t xml:space="preserve">Results</w:t>
       </w:r>
       <w:r>
-        <w:t xml:space="preserve">: Twelve studies were included.</w:t>
+        <w:t xml:space="preserve">: Twelve studies were included in the meta-analysis.</w:t>
       </w:r>
       <w:r>
         <w:t xml:space="preserve"> </w:t>
@@ -529,7 +551,7 @@
         <w:t xml:space="preserve"> </w:t>
       </w:r>
       <w:r>
-        <w:t xml:space="preserve">The Bayesian framework provided a posterior distribution for heterogeneity, quantifying uncertainty from between-study variation.</w:t>
+        <w:t xml:space="preserve">The Bayesian approach provided a full posterior distribution for heterogeneity, directly quantifying uncertainty from between-study variation.</w:t>
       </w:r>
       <w:r>
         <w:t xml:space="preserve"> </w:t>
@@ -541,7 +563,13 @@
         <w:t xml:space="preserve"> </w:t>
       </w:r>
       <w:r>
-        <w:t xml:space="preserve">The Bayesian framework was less sensitive to outlier studies, resulting in a lower pooled effect.</w:t>
+        <w:t xml:space="preserve">The Bayesian approach was less sensitive to outlier studies reporting substantial uncertainty, resulting in a lower pooled effect compared to the frequentist approach.</w:t>
+      </w:r>
+      <w:r>
+        <w:t xml:space="preserve"> </w:t>
+      </w:r>
+      <w:r>
+        <w:t xml:space="preserve">This regularisation is particularly valuable in small meta-analyses, where frequentist heterogeneity estimates are unstable — though it relies on heterogeneity priors that are carefully grounded in domain knowledge.</w:t>
       </w:r>
     </w:p>
     <w:p>
@@ -576,14 +604,14 @@
         <w:br w:type="page"/>
       </w:r>
     </w:p>
-    <w:bookmarkEnd w:id="12"/>
-    <w:bookmarkStart w:id="13" w:name="background"/>
+    <w:bookmarkEnd w:id="18"/>
+    <w:bookmarkStart w:id="19" w:name="background"/>
     <w:p>
       <w:pPr>
         <w:pStyle w:val="Heading1"/>
       </w:pPr>
       <w:r>
-        <w:t xml:space="preserve">Background</w:t>
+        <w:t xml:space="preserve">1. Background</w:t>
       </w:r>
     </w:p>
     <w:p>
@@ -603,13 +631,7 @@
         <w:t xml:space="preserve"> </w:t>
       </w:r>
       <w:r>
-        <w:t xml:space="preserve">(</w:t>
-      </w:r>
-      <w:r>
-        <w:t xml:space="preserve">Lacerda et al.</w:t>
-      </w:r>
-      <w:r>
-        <w:t xml:space="preserve">, 2023; Salamanca-Fernández et al., 2025)</w:t>
+        <w:t xml:space="preserve">[1,2]</w:t>
       </w:r>
       <w:r>
         <w:t xml:space="preserve">.</w:t>
@@ -624,7 +646,7 @@
         <w:t xml:space="preserve"> </w:t>
       </w:r>
       <w:r>
-        <w:t xml:space="preserve">(EFSA, 2012; Sy et al., 2024)</w:t>
+        <w:t xml:space="preserve">[3,4]</w:t>
       </w:r>
       <w:r>
         <w:t xml:space="preserve">.</w:t>
@@ -639,7 +661,7 @@
         <w:t xml:space="preserve"> </w:t>
       </w:r>
       <w:r>
-        <w:t xml:space="preserve">(Hay et al., 2025)</w:t>
+        <w:t xml:space="preserve">[5]</w:t>
       </w:r>
       <w:r>
         <w:t xml:space="preserve">.</w:t>
@@ -668,7 +690,7 @@
         <w:t xml:space="preserve"> </w:t>
       </w:r>
       <w:r>
-        <w:t xml:space="preserve">(Harari et al., 2018)</w:t>
+        <w:t xml:space="preserve">[6]</w:t>
       </w:r>
       <w:r>
         <w:t xml:space="preserve">,</w:t>
@@ -683,7 +705,7 @@
         <w:t xml:space="preserve"> </w:t>
       </w:r>
       <w:r>
-        <w:t xml:space="preserve">(Wan et al., 2022)</w:t>
+        <w:t xml:space="preserve">[7]</w:t>
       </w:r>
       <w:r>
         <w:t xml:space="preserve">,</w:t>
@@ -698,7 +720,7 @@
         <w:t xml:space="preserve"> </w:t>
       </w:r>
       <w:r>
-        <w:t xml:space="preserve">(Rosengren et al., 2025)</w:t>
+        <w:t xml:space="preserve">[8]</w:t>
       </w:r>
       <w:r>
         <w:t xml:space="preserve">,</w:t>
@@ -713,7 +735,7 @@
         <w:t xml:space="preserve"> </w:t>
       </w:r>
       <w:r>
-        <w:t xml:space="preserve">(Lanphear et al., 2018)</w:t>
+        <w:t xml:space="preserve">[9]</w:t>
       </w:r>
       <w:r>
         <w:t xml:space="preserve">,</w:t>
@@ -728,7 +750,7 @@
         <w:t xml:space="preserve"> </w:t>
       </w:r>
       <w:r>
-        <w:t xml:space="preserve">(Chang et al., 2006)</w:t>
+        <w:t xml:space="preserve">[10]</w:t>
       </w:r>
       <w:r>
         <w:t xml:space="preserve">,</w:t>
@@ -743,7 +765,7 @@
         <w:t xml:space="preserve"> </w:t>
       </w:r>
       <w:r>
-        <w:t xml:space="preserve">(Dimitrov et al., 2024)</w:t>
+        <w:t xml:space="preserve">[11]</w:t>
       </w:r>
       <w:r>
         <w:t xml:space="preserve">, and</w:t>
@@ -758,7 +780,7 @@
         <w:t xml:space="preserve"> </w:t>
       </w:r>
       <w:r>
-        <w:t xml:space="preserve">(Shaffer et al., 2025)</w:t>
+        <w:t xml:space="preserve">[12]</w:t>
       </w:r>
       <w:r>
         <w:t xml:space="preserve">.</w:t>
@@ -773,7 +795,7 @@
         <w:t xml:space="preserve"> </w:t>
       </w:r>
       <w:r>
-        <w:t xml:space="preserve">(Baghurst et al., 1992; Bellinger et al., 1992; Lanphear et al., 2005; Needleman, 1990)</w:t>
+        <w:t xml:space="preserve">[13–16]</w:t>
       </w:r>
       <w:r>
         <w:t xml:space="preserve">.</w:t>
@@ -794,7 +816,7 @@
         <w:t xml:space="preserve"> </w:t>
       </w:r>
       <w:r>
-        <w:t xml:space="preserve">(Larsen and Sánchez-Triana, 2023)</w:t>
+        <w:t xml:space="preserve">[17]</w:t>
       </w:r>
       <w:r>
         <w:t xml:space="preserve">.</w:t>
@@ -811,7 +833,7 @@
         <w:t xml:space="preserve"> </w:t>
       </w:r>
       <w:r>
-        <w:t xml:space="preserve">(Szigeti et al., 2022)</w:t>
+        <w:t xml:space="preserve">[18]</w:t>
       </w:r>
       <w:r>
         <w:t xml:space="preserve">.</w:t>
@@ -826,7 +848,7 @@
         <w:t xml:space="preserve"> </w:t>
       </w:r>
       <w:r>
-        <w:t xml:space="preserve">(EFSA Panel on Contaminants in the Food Chain (CONTAM), 2010; Schwartz, 1994)</w:t>
+        <w:t xml:space="preserve">[19,20]</w:t>
       </w:r>
       <w:r>
         <w:t xml:space="preserve">.</w:t>
@@ -841,7 +863,7 @@
         <w:t xml:space="preserve"> </w:t>
       </w:r>
       <w:r>
-        <w:t xml:space="preserve">(Canfield et al., 2003; Lanphear et al., 2005)</w:t>
+        <w:t xml:space="preserve">[16,21]</w:t>
       </w:r>
       <w:r>
         <w:t xml:space="preserve">.</w:t>
@@ -864,7 +886,7 @@
         <w:t xml:space="preserve"> </w:t>
       </w:r>
       <w:r>
-        <w:t xml:space="preserve">(Carrington et al., 2019; Figueroa et al., 2024; Hay et al., 2025; Larsen and Sánchez-Triana, 2023; McFarland et al., 2022)</w:t>
+        <w:t xml:space="preserve">[5,17,22–24]</w:t>
       </w:r>
       <w:r>
         <w:t xml:space="preserve"> </w:t>
@@ -876,7 +898,7 @@
         <w:t xml:space="preserve"> </w:t>
       </w:r>
       <w:r>
-        <w:t xml:space="preserve">(Crump et al., 2013; Lanphear et al., 2005)</w:t>
+        <w:t xml:space="preserve">[16,25]</w:t>
       </w:r>
       <w:r>
         <w:t xml:space="preserve">.</w:t>
@@ -897,7 +919,7 @@
         <w:t xml:space="preserve"> </w:t>
       </w:r>
       <w:r>
-        <w:t xml:space="preserve">(Crump et al., 2013; Lanphear et al., 2019)</w:t>
+        <w:t xml:space="preserve">[25,26]</w:t>
       </w:r>
       <w:r>
         <w:t xml:space="preserve">.</w:t>
@@ -926,7 +948,7 @@
         <w:t xml:space="preserve"> </w:t>
       </w:r>
       <w:r>
-        <w:t xml:space="preserve">(Grant and Di Tanna, 2025)</w:t>
+        <w:t xml:space="preserve">[27]</w:t>
       </w:r>
       <w:r>
         <w:t xml:space="preserve">.</w:t>
@@ -941,7 +963,7 @@
         <w:t xml:space="preserve"> </w:t>
       </w:r>
       <w:r>
-        <w:t xml:space="preserve">(Hoekstra et al., 2014)</w:t>
+        <w:t xml:space="preserve">[28]</w:t>
       </w:r>
       <w:r>
         <w:t xml:space="preserve">, Bayesian credible intervals directly represent the probability distribution of the parameter of interest, facilitating transparent communication of uncertainty.</w:t>
@@ -967,23 +989,23 @@
         <w:t xml:space="preserve">The aim of this study is twofold: first, to synthesize and quantitatively pool available epidemiological findings on the association between BLL and IQ scores in children; and second, to conduct both frequentist and Bayesian meta-analyses, comparing how these analytical frameworks impact exposure-response estimates and uncertainty quantification.</w:t>
       </w:r>
     </w:p>
-    <w:bookmarkEnd w:id="13"/>
-    <w:bookmarkStart w:id="26" w:name="methods"/>
+    <w:bookmarkEnd w:id="19"/>
+    <w:bookmarkStart w:id="30" w:name="methods"/>
     <w:p>
       <w:pPr>
         <w:pStyle w:val="Heading1"/>
       </w:pPr>
       <w:r>
-        <w:t xml:space="preserve">Methods</w:t>
-      </w:r>
-    </w:p>
-    <w:bookmarkStart w:id="15" w:name="literature-review"/>
+        <w:t xml:space="preserve">2. Methods</w:t>
+      </w:r>
+    </w:p>
+    <w:bookmarkStart w:id="20" w:name="literature-review"/>
     <w:p>
       <w:pPr>
         <w:pStyle w:val="Heading2"/>
       </w:pPr>
       <w:r>
-        <w:t xml:space="preserve">Literature Review</w:t>
+        <w:t xml:space="preserve">2.1 Literature Review</w:t>
       </w:r>
     </w:p>
     <w:p>
@@ -997,7 +1019,7 @@
         <w:t xml:space="preserve"> </w:t>
       </w:r>
       <w:r>
-        <w:t xml:space="preserve">(Page et al., 2021)</w:t>
+        <w:t xml:space="preserve">[29]</w:t>
       </w:r>
       <w:r>
         <w:t xml:space="preserve">.</w:t>
@@ -1006,7 +1028,7 @@
         <w:t xml:space="preserve"> </w:t>
       </w:r>
       <w:r>
-        <w:t xml:space="preserve">The checklist can be found in the supplementary file 1.</w:t>
+        <w:t xml:space="preserve">The checklist can be found in additional file 1.</w:t>
       </w:r>
       <w:r>
         <w:t xml:space="preserve"> </w:t>
@@ -1018,7 +1040,7 @@
         <w:t xml:space="preserve"> </w:t>
       </w:r>
       <w:r>
-        <w:t xml:space="preserve">(Kruschke, 2021)</w:t>
+        <w:t xml:space="preserve">[30]</w:t>
       </w:r>
       <w:r>
         <w:t xml:space="preserve">.</w:t>
@@ -1059,24 +1081,13 @@
           <w:i/>
           <w:iCs/>
         </w:rPr>
-        <w:t xml:space="preserve">(</w:t>
-      </w:r>
-      <w:hyperlink r:id="rId14">
-        <w:r>
-          <w:rPr>
-            <w:rStyle w:val="Hyperlink"/>
-            <w:i/>
-            <w:iCs/>
-          </w:rPr>
-          <w:t xml:space="preserve">PARC</w:t>
-        </w:r>
-      </w:hyperlink>
-      <w:r>
-        <w:rPr>
-          <w:i/>
-          <w:iCs/>
-        </w:rPr>
-        <w:t xml:space="preserve">)</w:t>
+        <w:t xml:space="preserve">(PARC)</w:t>
+      </w:r>
+      <w:r>
+        <w:t xml:space="preserve"> </w:t>
+      </w:r>
+      <w:r>
+        <w:t xml:space="preserve">[31]</w:t>
       </w:r>
       <w:r>
         <w:t xml:space="preserve">.</w:t>
@@ -1109,7 +1120,7 @@
         <w:t xml:space="preserve"> </w:t>
       </w:r>
       <w:r>
-        <w:t xml:space="preserve">(Lanphear et al., 2005)</w:t>
+        <w:t xml:space="preserve">[16]</w:t>
       </w:r>
       <w:r>
         <w:t xml:space="preserve"> </w:t>
@@ -1129,7 +1140,7 @@
         <w:t xml:space="preserve"> </w:t>
       </w:r>
       <w:r>
-        <w:t xml:space="preserve">substance (Pb - including Medical Subject Headings [MeSH] terms), outcome (IQ and neurodevelopment), population (children) and results (association, exposure-response function [ERF]) (supplementary file 2).</w:t>
+        <w:t xml:space="preserve">substance (Pb - including Medical Subject Headings [MeSH] terms), outcome (IQ and neurodevelopment), population (children) and results (association, exposure-response function [ERF]) (additional file 2).</w:t>
       </w:r>
     </w:p>
     <w:p>
@@ -1155,7 +1166,7 @@
         <w:t xml:space="preserve"> </w:t>
       </w:r>
       <w:r>
-        <w:t xml:space="preserve">Publications were considered relevant according to predefined PECOTS – Population (children aged 0 to 11 years), Exposure (biological measures of Pb from all matrices), Comparator (no exposure or lower levels of exposure), Outcome (IQ shift), Timing of exposure (no restriction) and Setting (no restriction) (Tab. 1).</w:t>
+        <w:t xml:space="preserve">Publications were considered relevant according to predefined PECOTS – Population (children aged 0 to 11 years), Exposure (biological measures of Pb from all matrices), Comparator (no exposure or lower levels of exposure), Outcome (IQ shift), Timing of exposure (no restriction) and Setting (no restriction) (Table 1).</w:t>
       </w:r>
     </w:p>
     <w:p>
@@ -1193,7 +1204,7 @@
         <w:t xml:space="preserve"> </w:t>
       </w:r>
       <w:r>
-        <w:t xml:space="preserve">(NTP OHAT, 2019)</w:t>
+        <w:t xml:space="preserve">[32]</w:t>
       </w:r>
       <w:r>
         <w:t xml:space="preserve">.</w:t>
@@ -1205,14 +1216,14 @@
         <w:t xml:space="preserve">For all included studies, effect estimates from the most-adjusted model were extracted and the adjustment set was recorded.</w:t>
       </w:r>
     </w:p>
-    <w:bookmarkEnd w:id="15"/>
-    <w:bookmarkStart w:id="16" w:name="risk-of-bias-assessment"/>
+    <w:bookmarkEnd w:id="20"/>
+    <w:bookmarkStart w:id="21" w:name="risk-of-bias-assessment"/>
     <w:p>
       <w:pPr>
         <w:pStyle w:val="Heading2"/>
       </w:pPr>
       <w:r>
-        <w:t xml:space="preserve">Risk of Bias Assessment</w:t>
+        <w:t xml:space="preserve">2.2 Risk of Bias Assessment</w:t>
       </w:r>
     </w:p>
     <w:p>
@@ -1226,7 +1237,7 @@
         <w:t xml:space="preserve"> </w:t>
       </w:r>
       <w:r>
-        <w:t xml:space="preserve">(Plate et al., 2024)</w:t>
+        <w:t xml:space="preserve">[33]</w:t>
       </w:r>
       <w:r>
         <w:t xml:space="preserve">.</w:t>
@@ -1268,7 +1279,7 @@
         <w:t xml:space="preserve"> </w:t>
       </w:r>
       <w:r>
-        <w:t xml:space="preserve">Plate et al. (2024)</w:t>
+        <w:t xml:space="preserve">[33]</w:t>
       </w:r>
       <w:r>
         <w:t xml:space="preserve">).</w:t>
@@ -1304,14 +1315,14 @@
         <w:t xml:space="preserve">If there were any deviations in the judgement of the researcher and the LLM, the respective item was revisited by the researcher who made the final decision.</w:t>
       </w:r>
     </w:p>
-    <w:bookmarkEnd w:id="16"/>
-    <w:bookmarkStart w:id="18" w:name="harmonization-of-effect-estimates"/>
+    <w:bookmarkEnd w:id="21"/>
+    <w:bookmarkStart w:id="23" w:name="harmonization-of-effect-estimates"/>
     <w:p>
       <w:pPr>
         <w:pStyle w:val="Heading2"/>
       </w:pPr>
       <w:r>
-        <w:t xml:space="preserve">Harmonization of Effect Estimates</w:t>
+        <w:t xml:space="preserve">2.3 Harmonization of Effect Estimates</w:t>
       </w:r>
     </w:p>
     <w:p>
@@ -1331,7 +1342,7 @@
         <w:t xml:space="preserve"> </w:t>
       </w:r>
       <w:r>
-        <w:t xml:space="preserve">(Chen et al., 2005; Halabicky et al., 2023)</w:t>
+        <w:t xml:space="preserve">[34,35]</w:t>
       </w:r>
       <w:r>
         <w:t xml:space="preserve">, this assumption may only be valid within very narrow concentration ranges</w:t>
@@ -1340,7 +1351,7 @@
         <w:t xml:space="preserve"> </w:t>
       </w:r>
       <w:r>
-        <w:t xml:space="preserve">(Crump et al., 2013)</w:t>
+        <w:t xml:space="preserve">[25]</w:t>
       </w:r>
       <w:r>
         <w:t xml:space="preserve">.</w:t>
@@ -1355,7 +1366,7 @@
         <w:t xml:space="preserve"> </w:t>
       </w:r>
       <w:r>
-        <w:t xml:space="preserve">(Crump et al., 2013; Schnaas et al., 2006)</w:t>
+        <w:t xml:space="preserve">[25,36]</w:t>
       </w:r>
       <w:r>
         <w:t xml:space="preserve">.</w:t>
@@ -1373,7 +1384,7 @@
       <w:pPr>
         <w:pStyle w:val="BodyText"/>
       </w:pPr>
-      <w:bookmarkStart w:id="17" w:name="eq-regression-model"/>
+      <w:bookmarkStart w:id="22" w:name="eq-regression-model"/>
       <m:oMathPara>
         <m:oMathParaPr>
           <m:jc m:val="center"/>
@@ -1490,7 +1501,7 @@
           </m:r>
         </m:oMath>
       </m:oMathPara>
-      <w:bookmarkEnd w:id="17"/>
+      <w:bookmarkEnd w:id="22"/>
     </w:p>
     <w:p>
       <w:pPr>
@@ -1683,7 +1694,7 @@
         <w:t xml:space="preserve"> </w:t>
       </w:r>
       <w:r>
-        <w:t xml:space="preserve">The calculations are documented in supplementary file 3.</w:t>
+        <w:t xml:space="preserve">The calculations are documented in additional file 3.</w:t>
       </w:r>
       <w:r>
         <w:t xml:space="preserve"> </w:t>
@@ -1698,14 +1709,14 @@
         <w:t xml:space="preserve">These were excluded from the meta-analysis, as transformation of effect estimates for linear BLL to log-linear could not be justified.</w:t>
       </w:r>
     </w:p>
-    <w:bookmarkEnd w:id="18"/>
-    <w:bookmarkStart w:id="24" w:name="meta-analysis"/>
+    <w:bookmarkEnd w:id="23"/>
+    <w:bookmarkStart w:id="28" w:name="meta-analysis"/>
     <w:p>
       <w:pPr>
         <w:pStyle w:val="Heading2"/>
       </w:pPr>
       <w:r>
-        <w:t xml:space="preserve">Meta-Analysis</w:t>
+        <w:t xml:space="preserve">2.4 Meta-Analysis</w:t>
       </w:r>
     </w:p>
     <w:p>
@@ -1760,7 +1771,7 @@
         <w:t xml:space="preserve"> </w:t>
       </w:r>
       <w:r>
-        <w:t xml:space="preserve">(R Core Team, 2024)</w:t>
+        <w:t xml:space="preserve">[37]</w:t>
       </w:r>
       <w:r>
         <w:t xml:space="preserve">.</w:t>
@@ -1769,30 +1780,25 @@
         <w:t xml:space="preserve"> </w:t>
       </w:r>
       <w:r>
-        <w:t xml:space="preserve">All code for this study is publicly available on GitHub:</w:t>
-      </w:r>
-      <w:r>
-        <w:t xml:space="preserve"> </w:t>
-      </w:r>
-      <w:hyperlink r:id="rId19">
-        <w:r>
-          <w:rPr>
-            <w:rStyle w:val="Hyperlink"/>
-          </w:rPr>
-          <w:t xml:space="preserve">github.com/PaulinaSell/lead-IQ_meta-analysis</w:t>
-        </w:r>
-      </w:hyperlink>
+        <w:t xml:space="preserve">All code for this study is publicly available on GitHub</w:t>
+      </w:r>
+      <w:r>
+        <w:t xml:space="preserve"> </w:t>
+      </w:r>
+      <w:r>
+        <w:t xml:space="preserve">[38]</w:t>
+      </w:r>
       <w:r>
         <w:t xml:space="preserve">.</w:t>
       </w:r>
     </w:p>
-    <w:bookmarkStart w:id="22" w:name="bayesian-meta-analysis"/>
+    <w:bookmarkStart w:id="26" w:name="bayesian-meta-analysis"/>
     <w:p>
       <w:pPr>
         <w:pStyle w:val="Heading3"/>
       </w:pPr>
       <w:r>
-        <w:t xml:space="preserve">Bayesian Meta-Analysis</w:t>
+        <w:t xml:space="preserve">2.4.1 Bayesian Meta-Analysis</w:t>
       </w:r>
     </w:p>
     <w:p>
@@ -1917,7 +1923,7 @@
       <w:pPr>
         <w:pStyle w:val="BodyText"/>
       </w:pPr>
-      <w:bookmarkStart w:id="20" w:name="eq-model"/>
+      <w:bookmarkStart w:id="24" w:name="eq-model"/>
       <m:oMathPara>
         <m:oMathParaPr>
           <m:jc m:val="center"/>
@@ -2078,7 +2084,7 @@
           </m:r>
         </m:oMath>
       </m:oMathPara>
-      <w:bookmarkEnd w:id="20"/>
+      <w:bookmarkEnd w:id="24"/>
     </w:p>
     <w:p>
       <w:pPr>
@@ -2249,7 +2255,7 @@
         <w:t xml:space="preserve"> </w:t>
       </w:r>
       <w:r>
-        <w:t xml:space="preserve">(Bürkner, 2017)</w:t>
+        <w:t xml:space="preserve">[39]</w:t>
       </w:r>
       <w:r>
         <w:t xml:space="preserve">.</w:t>
@@ -2383,7 +2389,7 @@
         <w:t xml:space="preserve"> </w:t>
       </w:r>
       <w:r>
-        <w:t xml:space="preserve">results are comparable (supplementary file 4).</w:t>
+        <w:t xml:space="preserve">results are comparable (additional file 4).</w:t>
       </w:r>
     </w:p>
     <w:p>
@@ -2511,7 +2517,7 @@
         <w:t xml:space="preserve"> </w:t>
       </w:r>
       <w:r>
-        <w:t xml:space="preserve">(EFSA Panel on Contaminants in the Food Chain (CONTAM), 2010)</w:t>
+        <w:t xml:space="preserve">[19]</w:t>
       </w:r>
       <w:r>
         <w:t xml:space="preserve">.</w:t>
@@ -2564,7 +2570,7 @@
       <w:pPr>
         <w:pStyle w:val="BodyText"/>
       </w:pPr>
-      <w:bookmarkStart w:id="21" w:name="eq-priors"/>
+      <w:bookmarkStart w:id="25" w:name="eq-priors"/>
       <m:oMathPara>
         <m:oMathParaPr>
           <m:jc m:val="center"/>
@@ -2701,7 +2707,7 @@
           </m:r>
         </m:oMath>
       </m:oMathPara>
-      <w:bookmarkEnd w:id="21"/>
+      <w:bookmarkEnd w:id="25"/>
     </w:p>
     <w:p>
       <w:pPr>
@@ -2729,7 +2735,7 @@
         <w:t xml:space="preserve"> </w:t>
       </w:r>
       <w:r>
-        <w:t xml:space="preserve">(Gabry J, Mahr T, 2025)</w:t>
+        <w:t xml:space="preserve">[40]</w:t>
       </w:r>
       <w:r>
         <w:t xml:space="preserve"> </w:t>
@@ -2750,14 +2756,14 @@
         <w:t xml:space="preserve">Additionally, a sensitivity analysis with alternative priors was conducted, as described below.</w:t>
       </w:r>
     </w:p>
-    <w:bookmarkEnd w:id="22"/>
-    <w:bookmarkStart w:id="23" w:name="frequentist-meta-analysis"/>
+    <w:bookmarkEnd w:id="26"/>
+    <w:bookmarkStart w:id="27" w:name="frequentist-meta-analysis"/>
     <w:p>
       <w:pPr>
         <w:pStyle w:val="Heading3"/>
       </w:pPr>
       <w:r>
-        <w:t xml:space="preserve">Frequentist Meta-Analysis</w:t>
+        <w:t xml:space="preserve">2.4.2 Frequentist Meta-Analysis</w:t>
       </w:r>
     </w:p>
     <w:p>
@@ -2803,7 +2809,7 @@
         <w:t xml:space="preserve"> </w:t>
       </w:r>
       <w:r>
-        <w:t xml:space="preserve">(Viechtbauer, 2010)</w:t>
+        <w:t xml:space="preserve">[41]</w:t>
       </w:r>
       <w:r>
         <w:t xml:space="preserve">.</w:t>
@@ -2858,15 +2864,15 @@
         <w:t xml:space="preserve">.</w:t>
       </w:r>
     </w:p>
-    <w:bookmarkEnd w:id="23"/>
-    <w:bookmarkEnd w:id="24"/>
-    <w:bookmarkStart w:id="25" w:name="sensitivity-analysis"/>
+    <w:bookmarkEnd w:id="27"/>
+    <w:bookmarkEnd w:id="28"/>
+    <w:bookmarkStart w:id="29" w:name="sensitivity-analysis"/>
     <w:p>
       <w:pPr>
         <w:pStyle w:val="Heading2"/>
       </w:pPr>
       <w:r>
-        <w:t xml:space="preserve">Sensitivity Analysis</w:t>
+        <w:t xml:space="preserve">2.5 Sensitivity Analysis</w:t>
       </w:r>
     </w:p>
     <w:p>
@@ -3137,24 +3143,24 @@
         <w:t xml:space="preserve">Note that for the main effect, the broader prior is centered around 0, giving equal weight to the probability of a protective and detrimental effect of lead.</w:t>
       </w:r>
     </w:p>
-    <w:bookmarkEnd w:id="25"/>
-    <w:bookmarkEnd w:id="26"/>
-    <w:bookmarkStart w:id="37" w:name="results"/>
+    <w:bookmarkEnd w:id="29"/>
+    <w:bookmarkEnd w:id="30"/>
+    <w:bookmarkStart w:id="41" w:name="results"/>
     <w:p>
       <w:pPr>
         <w:pStyle w:val="Heading1"/>
       </w:pPr>
       <w:r>
-        <w:t xml:space="preserve">Results</w:t>
-      </w:r>
-    </w:p>
-    <w:bookmarkStart w:id="30" w:name="literature-review-1"/>
+        <w:t xml:space="preserve">3. Results</w:t>
+      </w:r>
+    </w:p>
+    <w:bookmarkStart w:id="34" w:name="literature-review-1"/>
     <w:p>
       <w:pPr>
         <w:pStyle w:val="Heading2"/>
       </w:pPr>
       <w:r>
-        <w:t xml:space="preserve">Literature Review</w:t>
+        <w:t xml:space="preserve">3.1 Literature Review</w:t>
       </w:r>
     </w:p>
     <w:p>
@@ -3222,7 +3228,7 @@
         <w:t xml:space="preserve"> </w:t>
       </w:r>
     